--- a/docs/manuals/Role_Guide_2_Field_Coordinator.docx
+++ b/docs/manuals/Role_Guide_2_Field_Coordinator.docx
@@ -538,7 +538,7 @@
     <w:sdt>
       <w:sdtPr>
         <w:alias w:val="Contents"/>
-        <w:id w:val="-2092682716"/>
+        <w:id w:val="978350998"/>
       </w:sdtPr>
       <w:sdtEndPr/>
       <w:sdtContent>
@@ -567,7 +567,7 @@
           <w:r>
             <w:fldChar w:fldCharType="separate"/>
           </w:r>
-          <w:hyperlink w:anchor="_Toc240395110" w:history="1">
+          <w:hyperlink w:anchor="_Toc240405883" w:history="1">
             <w:r>
               <w:rPr>
                 <w:rStyle w:val="Hyperlink"/>
@@ -591,7 +591,7 @@
               <w:rPr>
                 <w:noProof/>
               </w:rPr>
-              <w:instrText xml:space="preserve"> PAGEREF _Toc240395110 \h </w:instrText>
+              <w:instrText xml:space="preserve"> PAGEREF _Toc240405883 \h </w:instrText>
             </w:r>
             <w:r>
               <w:rPr>
@@ -634,7 +634,7 @@
               <w14:ligatures w14:val="standardContextual"/>
             </w:rPr>
           </w:pPr>
-          <w:hyperlink w:anchor="_Toc240395111" w:history="1">
+          <w:hyperlink w:anchor="_Toc240405884" w:history="1">
             <w:r>
               <w:rPr>
                 <w:rStyle w:val="Hyperlink"/>
@@ -658,7 +658,7 @@
               <w:rPr>
                 <w:noProof/>
               </w:rPr>
-              <w:instrText xml:space="preserve"> PAGEREF _Toc240395111 \h </w:instrText>
+              <w:instrText xml:space="preserve"> PAGEREF _Toc240405884 \h </w:instrText>
             </w:r>
             <w:r>
               <w:rPr>
@@ -701,7 +701,7 @@
               <w14:ligatures w14:val="standardContextual"/>
             </w:rPr>
           </w:pPr>
-          <w:hyperlink w:anchor="_Toc240395112" w:history="1">
+          <w:hyperlink w:anchor="_Toc240405885" w:history="1">
             <w:r>
               <w:rPr>
                 <w:rStyle w:val="Hyperlink"/>
@@ -725,7 +725,7 @@
               <w:rPr>
                 <w:noProof/>
               </w:rPr>
-              <w:instrText xml:space="preserve"> PAGEREF _Toc240395112 \h </w:instrText>
+              <w:instrText xml:space="preserve"> PAGEREF _Toc240405885 \h </w:instrText>
             </w:r>
             <w:r>
               <w:rPr>
@@ -768,7 +768,7 @@
               <w14:ligatures w14:val="standardContextual"/>
             </w:rPr>
           </w:pPr>
-          <w:hyperlink w:anchor="_Toc240395113" w:history="1">
+          <w:hyperlink w:anchor="_Toc240405886" w:history="1">
             <w:r>
               <w:rPr>
                 <w:rStyle w:val="Hyperlink"/>
@@ -792,7 +792,7 @@
               <w:rPr>
                 <w:noProof/>
               </w:rPr>
-              <w:instrText xml:space="preserve"> PAGEREF _Toc240395113 \h </w:instrText>
+              <w:instrText xml:space="preserve"> PAGEREF _Toc240405886 \h </w:instrText>
             </w:r>
             <w:r>
               <w:rPr>
@@ -835,7 +835,7 @@
               <w14:ligatures w14:val="standardContextual"/>
             </w:rPr>
           </w:pPr>
-          <w:hyperlink w:anchor="_Toc240395114" w:history="1">
+          <w:hyperlink w:anchor="_Toc240405887" w:history="1">
             <w:r>
               <w:rPr>
                 <w:rStyle w:val="Hyperlink"/>
@@ -859,7 +859,7 @@
               <w:rPr>
                 <w:noProof/>
               </w:rPr>
-              <w:instrText xml:space="preserve"> PAGEREF _Toc240395114 \h </w:instrText>
+              <w:instrText xml:space="preserve"> PAGEREF _Toc240405887 \h </w:instrText>
             </w:r>
             <w:r>
               <w:rPr>
@@ -902,7 +902,7 @@
               <w14:ligatures w14:val="standardContextual"/>
             </w:rPr>
           </w:pPr>
-          <w:hyperlink w:anchor="_Toc240395115" w:history="1">
+          <w:hyperlink w:anchor="_Toc240405888" w:history="1">
             <w:r>
               <w:rPr>
                 <w:rStyle w:val="Hyperlink"/>
@@ -926,7 +926,7 @@
               <w:rPr>
                 <w:noProof/>
               </w:rPr>
-              <w:instrText xml:space="preserve"> PAGEREF _Toc240395115 \h </w:instrText>
+              <w:instrText xml:space="preserve"> PAGEREF _Toc240405888 \h </w:instrText>
             </w:r>
             <w:r>
               <w:rPr>
@@ -969,7 +969,7 @@
               <w14:ligatures w14:val="standardContextual"/>
             </w:rPr>
           </w:pPr>
-          <w:hyperlink w:anchor="_Toc240395116" w:history="1">
+          <w:hyperlink w:anchor="_Toc240405889" w:history="1">
             <w:r>
               <w:rPr>
                 <w:rStyle w:val="Hyperlink"/>
@@ -993,7 +993,7 @@
               <w:rPr>
                 <w:noProof/>
               </w:rPr>
-              <w:instrText xml:space="preserve"> PAGEREF _Toc240395116 \h </w:instrText>
+              <w:instrText xml:space="preserve"> PAGEREF _Toc240405889 \h </w:instrText>
             </w:r>
             <w:r>
               <w:rPr>
@@ -1036,7 +1036,7 @@
               <w14:ligatures w14:val="standardContextual"/>
             </w:rPr>
           </w:pPr>
-          <w:hyperlink w:anchor="_Toc240395117" w:history="1">
+          <w:hyperlink w:anchor="_Toc240405890" w:history="1">
             <w:r>
               <w:rPr>
                 <w:rStyle w:val="Hyperlink"/>
@@ -1060,7 +1060,7 @@
               <w:rPr>
                 <w:noProof/>
               </w:rPr>
-              <w:instrText xml:space="preserve"> PAGEREF _Toc240395117 \h </w:instrText>
+              <w:instrText xml:space="preserve"> PAGEREF _Toc240405890 \h </w:instrText>
             </w:r>
             <w:r>
               <w:rPr>
@@ -1103,7 +1103,7 @@
               <w14:ligatures w14:val="standardContextual"/>
             </w:rPr>
           </w:pPr>
-          <w:hyperlink w:anchor="_Toc240395118" w:history="1">
+          <w:hyperlink w:anchor="_Toc240405891" w:history="1">
             <w:r>
               <w:rPr>
                 <w:rStyle w:val="Hyperlink"/>
@@ -1127,7 +1127,7 @@
               <w:rPr>
                 <w:noProof/>
               </w:rPr>
-              <w:instrText xml:space="preserve"> PAGEREF _Toc240395118 \h </w:instrText>
+              <w:instrText xml:space="preserve"> PAGEREF _Toc240405891 \h </w:instrText>
             </w:r>
             <w:r>
               <w:rPr>
@@ -1170,7 +1170,7 @@
               <w14:ligatures w14:val="standardContextual"/>
             </w:rPr>
           </w:pPr>
-          <w:hyperlink w:anchor="_Toc240395119" w:history="1">
+          <w:hyperlink w:anchor="_Toc240405892" w:history="1">
             <w:r>
               <w:rPr>
                 <w:rStyle w:val="Hyperlink"/>
@@ -1194,7 +1194,7 @@
               <w:rPr>
                 <w:noProof/>
               </w:rPr>
-              <w:instrText xml:space="preserve"> PAGEREF _Toc240395119 \h </w:instrText>
+              <w:instrText xml:space="preserve"> PAGEREF _Toc240405892 \h </w:instrText>
             </w:r>
             <w:r>
               <w:rPr>
@@ -1237,7 +1237,7 @@
               <w14:ligatures w14:val="standardContextual"/>
             </w:rPr>
           </w:pPr>
-          <w:hyperlink w:anchor="_Toc240395120" w:history="1">
+          <w:hyperlink w:anchor="_Toc240405893" w:history="1">
             <w:r>
               <w:rPr>
                 <w:rStyle w:val="Hyperlink"/>
@@ -1261,7 +1261,7 @@
               <w:rPr>
                 <w:noProof/>
               </w:rPr>
-              <w:instrText xml:space="preserve"> PAGEREF _Toc240395120 \h </w:instrText>
+              <w:instrText xml:space="preserve"> PAGEREF _Toc240405893 \h </w:instrText>
             </w:r>
             <w:r>
               <w:rPr>
@@ -1304,13 +1304,13 @@
               <w14:ligatures w14:val="standardContextual"/>
             </w:rPr>
           </w:pPr>
-          <w:hyperlink w:anchor="_Toc240395121" w:history="1">
+          <w:hyperlink w:anchor="_Toc240405894" w:history="1">
             <w:r>
               <w:rPr>
                 <w:rStyle w:val="Hyperlink"/>
                 <w:noProof/>
               </w:rPr>
-              <w:t>4.4 Pairing a Main case with its Reserve, and assigning a Contact RA</w:t>
+              <w:t>4.4 Reassigning cases between Contact RAs</w:t>
             </w:r>
             <w:r>
               <w:rPr>
@@ -1328,7 +1328,7 @@
               <w:rPr>
                 <w:noProof/>
               </w:rPr>
-              <w:instrText xml:space="preserve"> PAGEREF _Toc240395121 \h </w:instrText>
+              <w:instrText xml:space="preserve"> PAGEREF _Toc240405894 \h </w:instrText>
             </w:r>
             <w:r>
               <w:rPr>
@@ -1371,13 +1371,13 @@
               <w14:ligatures w14:val="standardContextual"/>
             </w:rPr>
           </w:pPr>
-          <w:hyperlink w:anchor="_Toc240395122" w:history="1">
+          <w:hyperlink w:anchor="_Toc240405895" w:history="1">
             <w:r>
               <w:rPr>
                 <w:rStyle w:val="Hyperlink"/>
                 <w:noProof/>
               </w:rPr>
-              <w:t>4.5 Recording the respondent and their contact details</w:t>
+              <w:t>4.5 Pairing a Main case with its Reserve, and assigning a Contact RA</w:t>
             </w:r>
             <w:r>
               <w:rPr>
@@ -1395,7 +1395,7 @@
               <w:rPr>
                 <w:noProof/>
               </w:rPr>
-              <w:instrText xml:space="preserve"> PAGEREF _Toc240395122 \h </w:instrText>
+              <w:instrText xml:space="preserve"> PAGEREF _Toc240405895 \h </w:instrText>
             </w:r>
             <w:r>
               <w:rPr>
@@ -1438,13 +1438,13 @@
               <w14:ligatures w14:val="standardContextual"/>
             </w:rPr>
           </w:pPr>
-          <w:hyperlink w:anchor="_Toc240395123" w:history="1">
+          <w:hyperlink w:anchor="_Toc240405896" w:history="1">
             <w:r>
               <w:rPr>
                 <w:rStyle w:val="Hyperlink"/>
                 <w:noProof/>
               </w:rPr>
-              <w:t>4.6 Sending an invitation</w:t>
+              <w:t>4.6 Recording the respondent and their contact details</w:t>
             </w:r>
             <w:r>
               <w:rPr>
@@ -1462,7 +1462,7 @@
               <w:rPr>
                 <w:noProof/>
               </w:rPr>
-              <w:instrText xml:space="preserve"> PAGEREF _Toc240395123 \h </w:instrText>
+              <w:instrText xml:space="preserve"> PAGEREF _Toc240405896 \h </w:instrText>
             </w:r>
             <w:r>
               <w:rPr>
@@ -1505,13 +1505,13 @@
               <w14:ligatures w14:val="standardContextual"/>
             </w:rPr>
           </w:pPr>
-          <w:hyperlink w:anchor="_Toc240395124" w:history="1">
+          <w:hyperlink w:anchor="_Toc240405897" w:history="1">
             <w:r>
               <w:rPr>
                 <w:rStyle w:val="Hyperlink"/>
                 <w:noProof/>
               </w:rPr>
-              <w:t>4.7 Sending follow-up reminders</w:t>
+              <w:t>4.7 Sending an invitation</w:t>
             </w:r>
             <w:r>
               <w:rPr>
@@ -1529,7 +1529,7 @@
               <w:rPr>
                 <w:noProof/>
               </w:rPr>
-              <w:instrText xml:space="preserve"> PAGEREF _Toc240395124 \h </w:instrText>
+              <w:instrText xml:space="preserve"> PAGEREF _Toc240405897 \h </w:instrText>
             </w:r>
             <w:r>
               <w:rPr>
@@ -1546,7 +1546,7 @@
               <w:rPr>
                 <w:noProof/>
               </w:rPr>
-              <w:t>14</w:t>
+              <w:t>13</w:t>
             </w:r>
             <w:r>
               <w:rPr>
@@ -1572,13 +1572,13 @@
               <w14:ligatures w14:val="standardContextual"/>
             </w:rPr>
           </w:pPr>
-          <w:hyperlink w:anchor="_Toc240395125" w:history="1">
+          <w:hyperlink w:anchor="_Toc240405898" w:history="1">
             <w:r>
               <w:rPr>
                 <w:rStyle w:val="Hyperlink"/>
                 <w:noProof/>
               </w:rPr>
-              <w:t>4.8 Managing appointments</w:t>
+              <w:t>4.8 Sending follow-up reminders</w:t>
             </w:r>
             <w:r>
               <w:rPr>
@@ -1596,7 +1596,7 @@
               <w:rPr>
                 <w:noProof/>
               </w:rPr>
-              <w:instrText xml:space="preserve"> PAGEREF _Toc240395125 \h </w:instrText>
+              <w:instrText xml:space="preserve"> PAGEREF _Toc240405898 \h </w:instrText>
             </w:r>
             <w:r>
               <w:rPr>
@@ -1613,7 +1613,7 @@
               <w:rPr>
                 <w:noProof/>
               </w:rPr>
-              <w:t>15</w:t>
+              <w:t>14</w:t>
             </w:r>
             <w:r>
               <w:rPr>
@@ -1639,13 +1639,13 @@
               <w14:ligatures w14:val="standardContextual"/>
             </w:rPr>
           </w:pPr>
-          <w:hyperlink w:anchor="_Toc240395126" w:history="1">
+          <w:hyperlink w:anchor="_Toc240405899" w:history="1">
             <w:r>
               <w:rPr>
                 <w:rStyle w:val="Hyperlink"/>
                 <w:noProof/>
               </w:rPr>
-              <w:t>4.9 Logging a contact attempt</w:t>
+              <w:t>4.9 Managing appointments</w:t>
             </w:r>
             <w:r>
               <w:rPr>
@@ -1663,7 +1663,7 @@
               <w:rPr>
                 <w:noProof/>
               </w:rPr>
-              <w:instrText xml:space="preserve"> PAGEREF _Toc240395126 \h </w:instrText>
+              <w:instrText xml:space="preserve"> PAGEREF _Toc240405899 \h </w:instrText>
             </w:r>
             <w:r>
               <w:rPr>
@@ -1680,7 +1680,7 @@
               <w:rPr>
                 <w:noProof/>
               </w:rPr>
-              <w:t>16</w:t>
+              <w:t>15</w:t>
             </w:r>
             <w:r>
               <w:rPr>
@@ -1706,13 +1706,13 @@
               <w14:ligatures w14:val="standardContextual"/>
             </w:rPr>
           </w:pPr>
-          <w:hyperlink w:anchor="_Toc240395127" w:history="1">
+          <w:hyperlink w:anchor="_Toc240405900" w:history="1">
             <w:r>
               <w:rPr>
                 <w:rStyle w:val="Hyperlink"/>
                 <w:noProof/>
               </w:rPr>
-              <w:t>4.10 Changing a case's status by hand</w:t>
+              <w:t>4.10 Logging a contact attempt</w:t>
             </w:r>
             <w:r>
               <w:rPr>
@@ -1730,7 +1730,7 @@
               <w:rPr>
                 <w:noProof/>
               </w:rPr>
-              <w:instrText xml:space="preserve"> PAGEREF _Toc240395127 \h </w:instrText>
+              <w:instrText xml:space="preserve"> PAGEREF _Toc240405900 \h </w:instrText>
             </w:r>
             <w:r>
               <w:rPr>
@@ -1773,13 +1773,13 @@
               <w14:ligatures w14:val="standardContextual"/>
             </w:rPr>
           </w:pPr>
-          <w:hyperlink w:anchor="_Toc240395128" w:history="1">
+          <w:hyperlink w:anchor="_Toc240405901" w:history="1">
             <w:r>
               <w:rPr>
                 <w:rStyle w:val="Hyperlink"/>
                 <w:noProof/>
               </w:rPr>
-              <w:t>4.11 When the person is not the right respondent</w:t>
+              <w:t>4.11 Changing a case's status by hand</w:t>
             </w:r>
             <w:r>
               <w:rPr>
@@ -1797,7 +1797,7 @@
               <w:rPr>
                 <w:noProof/>
               </w:rPr>
-              <w:instrText xml:space="preserve"> PAGEREF _Toc240395128 \h </w:instrText>
+              <w:instrText xml:space="preserve"> PAGEREF _Toc240405901 \h </w:instrText>
             </w:r>
             <w:r>
               <w:rPr>
@@ -1814,7 +1814,7 @@
               <w:rPr>
                 <w:noProof/>
               </w:rPr>
-              <w:t>17</w:t>
+              <w:t>16</w:t>
             </w:r>
             <w:r>
               <w:rPr>
@@ -1840,13 +1840,13 @@
               <w14:ligatures w14:val="standardContextual"/>
             </w:rPr>
           </w:pPr>
-          <w:hyperlink w:anchor="_Toc240395129" w:history="1">
+          <w:hyperlink w:anchor="_Toc240405902" w:history="1">
             <w:r>
               <w:rPr>
                 <w:rStyle w:val="Hyperlink"/>
                 <w:noProof/>
               </w:rPr>
-              <w:t>4.12 Recording a withdrawal</w:t>
+              <w:t>4.12 When the person is not the right respondent</w:t>
             </w:r>
             <w:r>
               <w:rPr>
@@ -1864,7 +1864,7 @@
               <w:rPr>
                 <w:noProof/>
               </w:rPr>
-              <w:instrText xml:space="preserve"> PAGEREF _Toc240395129 \h </w:instrText>
+              <w:instrText xml:space="preserve"> PAGEREF _Toc240405902 \h </w:instrText>
             </w:r>
             <w:r>
               <w:rPr>
@@ -1907,13 +1907,13 @@
               <w14:ligatures w14:val="standardContextual"/>
             </w:rPr>
           </w:pPr>
-          <w:hyperlink w:anchor="_Toc240395130" w:history="1">
+          <w:hyperlink w:anchor="_Toc240405903" w:history="1">
             <w:r>
               <w:rPr>
                 <w:rStyle w:val="Hyperlink"/>
                 <w:noProof/>
               </w:rPr>
-              <w:t>4.13 Activating a Reserve case</w:t>
+              <w:t>4.13 Recording a withdrawal</w:t>
             </w:r>
             <w:r>
               <w:rPr>
@@ -1931,7 +1931,7 @@
               <w:rPr>
                 <w:noProof/>
               </w:rPr>
-              <w:instrText xml:space="preserve"> PAGEREF _Toc240395130 \h </w:instrText>
+              <w:instrText xml:space="preserve"> PAGEREF _Toc240405903 \h </w:instrText>
             </w:r>
             <w:r>
               <w:rPr>
@@ -1948,7 +1948,7 @@
               <w:rPr>
                 <w:noProof/>
               </w:rPr>
-              <w:t>18</w:t>
+              <w:t>17</w:t>
             </w:r>
             <w:r>
               <w:rPr>
@@ -1974,13 +1974,13 @@
               <w14:ligatures w14:val="standardContextual"/>
             </w:rPr>
           </w:pPr>
-          <w:hyperlink w:anchor="_Toc240395131" w:history="1">
+          <w:hyperlink w:anchor="_Toc240405904" w:history="1">
             <w:r>
               <w:rPr>
                 <w:rStyle w:val="Hyperlink"/>
                 <w:noProof/>
               </w:rPr>
-              <w:t>4.14 Registering a new organisation and its sample case</w:t>
+              <w:t>4.14 Activating a Reserve case</w:t>
             </w:r>
             <w:r>
               <w:rPr>
@@ -1998,7 +1998,7 @@
               <w:rPr>
                 <w:noProof/>
               </w:rPr>
-              <w:instrText xml:space="preserve"> PAGEREF _Toc240395131 \h </w:instrText>
+              <w:instrText xml:space="preserve"> PAGEREF _Toc240405904 \h </w:instrText>
             </w:r>
             <w:r>
               <w:rPr>
@@ -2041,13 +2041,13 @@
               <w14:ligatures w14:val="standardContextual"/>
             </w:rPr>
           </w:pPr>
-          <w:hyperlink w:anchor="_Toc240395132" w:history="1">
+          <w:hyperlink w:anchor="_Toc240405905" w:history="1">
             <w:r>
               <w:rPr>
                 <w:rStyle w:val="Hyperlink"/>
                 <w:noProof/>
               </w:rPr>
-              <w:t>4.15 Building a pre-interview profile (PROIT)</w:t>
+              <w:t>4.15 Registering a new organisation and its sample case</w:t>
             </w:r>
             <w:r>
               <w:rPr>
@@ -2065,7 +2065,7 @@
               <w:rPr>
                 <w:noProof/>
               </w:rPr>
-              <w:instrText xml:space="preserve"> PAGEREF _Toc240395132 \h </w:instrText>
+              <w:instrText xml:space="preserve"> PAGEREF _Toc240405905 \h </w:instrText>
             </w:r>
             <w:r>
               <w:rPr>
@@ -2082,7 +2082,7 @@
               <w:rPr>
                 <w:noProof/>
               </w:rPr>
-              <w:t>19</w:t>
+              <w:t>18</w:t>
             </w:r>
             <w:r>
               <w:rPr>
@@ -2108,13 +2108,13 @@
               <w14:ligatures w14:val="standardContextual"/>
             </w:rPr>
           </w:pPr>
-          <w:hyperlink w:anchor="_Toc240395133" w:history="1">
+          <w:hyperlink w:anchor="_Toc240405906" w:history="1">
             <w:r>
               <w:rPr>
                 <w:rStyle w:val="Hyperlink"/>
                 <w:noProof/>
               </w:rPr>
-              <w:t>4.16 Reviewing questionnaires in the QA Queue</w:t>
+              <w:t>4.16 Building a pre-interview profile (PROIT)</w:t>
             </w:r>
             <w:r>
               <w:rPr>
@@ -2132,7 +2132,7 @@
               <w:rPr>
                 <w:noProof/>
               </w:rPr>
-              <w:instrText xml:space="preserve"> PAGEREF _Toc240395133 \h </w:instrText>
+              <w:instrText xml:space="preserve"> PAGEREF _Toc240405906 \h </w:instrText>
             </w:r>
             <w:r>
               <w:rPr>
@@ -2149,7 +2149,7 @@
               <w:rPr>
                 <w:noProof/>
               </w:rPr>
-              <w:t>20</w:t>
+              <w:t>19</w:t>
             </w:r>
             <w:r>
               <w:rPr>
@@ -2175,13 +2175,13 @@
               <w14:ligatures w14:val="standardContextual"/>
             </w:rPr>
           </w:pPr>
-          <w:hyperlink w:anchor="_Toc240395134" w:history="1">
+          <w:hyperlink w:anchor="_Toc240405907" w:history="1">
             <w:r>
               <w:rPr>
                 <w:rStyle w:val="Hyperlink"/>
                 <w:noProof/>
               </w:rPr>
-              <w:t>4.17 Working QA exceptions</w:t>
+              <w:t>4.17 Reviewing questionnaires in the QA Queue</w:t>
             </w:r>
             <w:r>
               <w:rPr>
@@ -2199,7 +2199,7 @@
               <w:rPr>
                 <w:noProof/>
               </w:rPr>
-              <w:instrText xml:space="preserve"> PAGEREF _Toc240395134 \h </w:instrText>
+              <w:instrText xml:space="preserve"> PAGEREF _Toc240405907 \h </w:instrText>
             </w:r>
             <w:r>
               <w:rPr>
@@ -2216,7 +2216,7 @@
               <w:rPr>
                 <w:noProof/>
               </w:rPr>
-              <w:t>21</w:t>
+              <w:t>20</w:t>
             </w:r>
             <w:r>
               <w:rPr>
@@ -2242,13 +2242,13 @@
               <w14:ligatures w14:val="standardContextual"/>
             </w:rPr>
           </w:pPr>
-          <w:hyperlink w:anchor="_Toc240395135" w:history="1">
+          <w:hyperlink w:anchor="_Toc240405908" w:history="1">
             <w:r>
               <w:rPr>
                 <w:rStyle w:val="Hyperlink"/>
                 <w:noProof/>
               </w:rPr>
-              <w:t>4.18 Downloading or emailing completed forms (Form PDFs)</w:t>
+              <w:t>4.18 Working QA exceptions</w:t>
             </w:r>
             <w:r>
               <w:rPr>
@@ -2266,7 +2266,7 @@
               <w:rPr>
                 <w:noProof/>
               </w:rPr>
-              <w:instrText xml:space="preserve"> PAGEREF _Toc240395135 \h </w:instrText>
+              <w:instrText xml:space="preserve"> PAGEREF _Toc240405908 \h </w:instrText>
             </w:r>
             <w:r>
               <w:rPr>
@@ -2283,7 +2283,7 @@
               <w:rPr>
                 <w:noProof/>
               </w:rPr>
-              <w:t>22</w:t>
+              <w:t>21</w:t>
             </w:r>
             <w:r>
               <w:rPr>
@@ -2309,13 +2309,13 @@
               <w14:ligatures w14:val="standardContextual"/>
             </w:rPr>
           </w:pPr>
-          <w:hyperlink w:anchor="_Toc240395136" w:history="1">
+          <w:hyperlink w:anchor="_Toc240405909" w:history="1">
             <w:r>
               <w:rPr>
                 <w:rStyle w:val="Hyperlink"/>
                 <w:noProof/>
               </w:rPr>
-              <w:t>4.19 Logging fieldwork costs</w:t>
+              <w:t>4.19 Downloading or emailing completed forms (Form PDFs)</w:t>
             </w:r>
             <w:r>
               <w:rPr>
@@ -2333,7 +2333,7 @@
               <w:rPr>
                 <w:noProof/>
               </w:rPr>
-              <w:instrText xml:space="preserve"> PAGEREF _Toc240395136 \h </w:instrText>
+              <w:instrText xml:space="preserve"> PAGEREF _Toc240405909 \h </w:instrText>
             </w:r>
             <w:r>
               <w:rPr>
@@ -2376,13 +2376,13 @@
               <w14:ligatures w14:val="standardContextual"/>
             </w:rPr>
           </w:pPr>
-          <w:hyperlink w:anchor="_Toc240395137" w:history="1">
+          <w:hyperlink w:anchor="_Toc240405910" w:history="1">
             <w:r>
               <w:rPr>
                 <w:rStyle w:val="Hyperlink"/>
                 <w:noProof/>
               </w:rPr>
-              <w:t>4.20 Downloading data</w:t>
+              <w:t>4.20 Logging fieldwork costs</w:t>
             </w:r>
             <w:r>
               <w:rPr>
@@ -2400,7 +2400,74 @@
               <w:rPr>
                 <w:noProof/>
               </w:rPr>
-              <w:instrText xml:space="preserve"> PAGEREF _Toc240395137 \h </w:instrText>
+              <w:instrText xml:space="preserve"> PAGEREF _Toc240405910 \h </w:instrText>
+            </w:r>
+            <w:r>
+              <w:rPr>
+                <w:noProof/>
+              </w:rPr>
+            </w:r>
+            <w:r>
+              <w:rPr>
+                <w:noProof/>
+              </w:rPr>
+              <w:fldChar w:fldCharType="separate"/>
+            </w:r>
+            <w:r>
+              <w:rPr>
+                <w:noProof/>
+              </w:rPr>
+              <w:t>22</w:t>
+            </w:r>
+            <w:r>
+              <w:rPr>
+                <w:noProof/>
+              </w:rPr>
+              <w:fldChar w:fldCharType="end"/>
+            </w:r>
+          </w:hyperlink>
+        </w:p>
+        <w:p>
+          <w:pPr>
+            <w:pStyle w:val="TOC2"/>
+            <w:tabs>
+              <w:tab w:val="right" w:leader="dot" w:pos="9402"/>
+            </w:tabs>
+            <w:rPr>
+              <w:rFonts w:asciiTheme="minorHAnsi" w:eastAsiaTheme="minorEastAsia" w:hAnsiTheme="minorHAnsi" w:cstheme="minorBidi"/>
+              <w:noProof/>
+              <w:color w:val="auto"/>
+              <w:kern w:val="2"/>
+              <w:sz w:val="24"/>
+              <w:szCs w:val="24"/>
+              <w14:ligatures w14:val="standardContextual"/>
+            </w:rPr>
+          </w:pPr>
+          <w:hyperlink w:anchor="_Toc240405911" w:history="1">
+            <w:r>
+              <w:rPr>
+                <w:rStyle w:val="Hyperlink"/>
+                <w:noProof/>
+              </w:rPr>
+              <w:t>4.21 Downloading data</w:t>
+            </w:r>
+            <w:r>
+              <w:rPr>
+                <w:noProof/>
+              </w:rPr>
+              <w:tab/>
+            </w:r>
+            <w:r>
+              <w:rPr>
+                <w:noProof/>
+              </w:rPr>
+              <w:fldChar w:fldCharType="begin"/>
+            </w:r>
+            <w:r>
+              <w:rPr>
+                <w:noProof/>
+              </w:rPr>
+              <w:instrText xml:space="preserve"> PAGEREF _Toc240405911 \h </w:instrText>
             </w:r>
             <w:r>
               <w:rPr>
@@ -2443,7 +2510,7 @@
               <w14:ligatures w14:val="standardContextual"/>
             </w:rPr>
           </w:pPr>
-          <w:hyperlink w:anchor="_Toc240395138" w:history="1">
+          <w:hyperlink w:anchor="_Toc240405912" w:history="1">
             <w:r>
               <w:rPr>
                 <w:rStyle w:val="Hyperlink"/>
@@ -2467,7 +2534,7 @@
               <w:rPr>
                 <w:noProof/>
               </w:rPr>
-              <w:instrText xml:space="preserve"> PAGEREF _Toc240395138 \h </w:instrText>
+              <w:instrText xml:space="preserve"> PAGEREF _Toc240405912 \h </w:instrText>
             </w:r>
             <w:r>
               <w:rPr>
@@ -2510,7 +2577,7 @@
               <w14:ligatures w14:val="standardContextual"/>
             </w:rPr>
           </w:pPr>
-          <w:hyperlink w:anchor="_Toc240395139" w:history="1">
+          <w:hyperlink w:anchor="_Toc240405913" w:history="1">
             <w:r>
               <w:rPr>
                 <w:rStyle w:val="Hyperlink"/>
@@ -2534,7 +2601,7 @@
               <w:rPr>
                 <w:noProof/>
               </w:rPr>
-              <w:instrText xml:space="preserve"> PAGEREF _Toc240395139 \h </w:instrText>
+              <w:instrText xml:space="preserve"> PAGEREF _Toc240405913 \h </w:instrText>
             </w:r>
             <w:r>
               <w:rPr>
@@ -2577,7 +2644,7 @@
               <w14:ligatures w14:val="standardContextual"/>
             </w:rPr>
           </w:pPr>
-          <w:hyperlink w:anchor="_Toc240395140" w:history="1">
+          <w:hyperlink w:anchor="_Toc240405914" w:history="1">
             <w:r>
               <w:rPr>
                 <w:rStyle w:val="Hyperlink"/>
@@ -2601,7 +2668,7 @@
               <w:rPr>
                 <w:noProof/>
               </w:rPr>
-              <w:instrText xml:space="preserve"> PAGEREF _Toc240395140 \h </w:instrText>
+              <w:instrText xml:space="preserve"> PAGEREF _Toc240405914 \h </w:instrText>
             </w:r>
             <w:r>
               <w:rPr>
@@ -2640,7 +2707,7 @@
         <w:pStyle w:val="Heading1"/>
         <w:pageBreakBefore/>
       </w:pPr>
-      <w:bookmarkStart w:id="0" w:name="_Toc240395110"/>
+      <w:bookmarkStart w:id="0" w:name="_Toc240405883"/>
       <w:r>
         <w:lastRenderedPageBreak/>
         <w:t>1. Your role at a glance</w:t>
@@ -2873,7 +2940,7 @@
         <w:pStyle w:val="Heading1"/>
         <w:pageBreakBefore/>
       </w:pPr>
-      <w:bookmarkStart w:id="1" w:name="_Toc240395111"/>
+      <w:bookmarkStart w:id="1" w:name="_Toc240405884"/>
       <w:r>
         <w:lastRenderedPageBreak/>
         <w:t>2. Signing in and your screens</w:t>
@@ -2884,7 +2951,7 @@
       <w:pPr>
         <w:pStyle w:val="Heading2"/>
       </w:pPr>
-      <w:bookmarkStart w:id="2" w:name="_Toc240395112"/>
+      <w:bookmarkStart w:id="2" w:name="_Toc240405885"/>
       <w:r>
         <w:t>Signing in</w:t>
       </w:r>
@@ -3134,7 +3201,7 @@
       <w:pPr>
         <w:pStyle w:val="Heading2"/>
       </w:pPr>
-      <w:bookmarkStart w:id="3" w:name="_Toc240395113"/>
+      <w:bookmarkStart w:id="3" w:name="_Toc240405886"/>
       <w:r>
         <w:t>Finding your way around</w:t>
       </w:r>
@@ -3378,7 +3445,7 @@
       <w:pPr>
         <w:pStyle w:val="Heading2"/>
       </w:pPr>
-      <w:bookmarkStart w:id="4" w:name="_Toc240395114"/>
+      <w:bookmarkStart w:id="4" w:name="_Toc240405887"/>
       <w:r>
         <w:t>Your screens</w:t>
       </w:r>
@@ -4060,7 +4127,7 @@
       <w:pPr>
         <w:pStyle w:val="Heading2"/>
       </w:pPr>
-      <w:bookmarkStart w:id="5" w:name="_Toc240395115"/>
+      <w:bookmarkStart w:id="5" w:name="_Toc240405888"/>
       <w:r>
         <w:t>Changing your password</w:t>
       </w:r>
@@ -4232,7 +4299,7 @@
         <w:pStyle w:val="Heading1"/>
         <w:pageBreakBefore/>
       </w:pPr>
-      <w:bookmarkStart w:id="6" w:name="_Toc240395116"/>
+      <w:bookmarkStart w:id="6" w:name="_Toc240405889"/>
       <w:r>
         <w:lastRenderedPageBreak/>
         <w:t>3. Your routine</w:t>
@@ -4576,7 +4643,7 @@
         <w:pStyle w:val="Heading1"/>
         <w:pageBreakBefore/>
       </w:pPr>
-      <w:bookmarkStart w:id="7" w:name="_Toc240395117"/>
+      <w:bookmarkStart w:id="7" w:name="_Toc240405890"/>
       <w:r>
         <w:lastRenderedPageBreak/>
         <w:t>4. Step-by-step tasks</w:t>
@@ -4587,7 +4654,7 @@
       <w:pPr>
         <w:pStyle w:val="Heading2"/>
       </w:pPr>
-      <w:bookmarkStart w:id="8" w:name="_Toc240395118"/>
+      <w:bookmarkStart w:id="8" w:name="_Toc240405891"/>
       <w:r>
         <w:t>4.1 Reading the dashboards</w:t>
       </w:r>
@@ -5277,7 +5344,7 @@
       <w:pPr>
         <w:pStyle w:val="Heading2"/>
       </w:pPr>
-      <w:bookmarkStart w:id="9" w:name="_Toc240395119"/>
+      <w:bookmarkStart w:id="9" w:name="_Toc240405892"/>
       <w:r>
         <w:lastRenderedPageBreak/>
         <w:t>4.2 Using Reports (analytics and charts)</w:t>
@@ -5950,7 +6017,7 @@
       <w:pPr>
         <w:pStyle w:val="Heading2"/>
       </w:pPr>
-      <w:bookmarkStart w:id="10" w:name="_Toc240395120"/>
+      <w:bookmarkStart w:id="10" w:name="_Toc240405893"/>
       <w:r>
         <w:t>4.3 Moving cases through verification (bulk)</w:t>
       </w:r>
@@ -6242,11 +6309,39 @@
       <w:pPr>
         <w:pStyle w:val="Heading2"/>
       </w:pPr>
-      <w:bookmarkStart w:id="11" w:name="_Toc240395121"/>
-      <w:r>
-        <w:t>4.4 Pairing a Main case with its Reserve, and assigning a Contact RA</w:t>
+      <w:bookmarkStart w:id="11" w:name="_Toc240405894"/>
+      <w:r>
+        <w:t>4.4 Reassigning cases between Contact RAs</w:t>
       </w:r>
       <w:bookmarkEnd w:id="11"/>
+    </w:p>
+    <w:p>
+      <w:pPr>
+        <w:spacing w:after="120" w:line="288" w:lineRule="auto"/>
+      </w:pPr>
+      <w:r>
+        <w:t xml:space="preserve">Use </w:t>
+      </w:r>
+      <w:r>
+        <w:rPr>
+          <w:b/>
+          <w:bCs/>
+        </w:rPr>
+        <w:t>Reassign cases</w:t>
+      </w:r>
+      <w:r>
+        <w:t xml:space="preserve"> on the Main-400 Register to hand many cases to a Contact RA at once — for example when new RAs start, or when an RA leaves. For a single case, use </w:t>
+      </w:r>
+      <w:r>
+        <w:rPr>
+          <w:b/>
+          <w:bCs/>
+        </w:rPr>
+        <w:t>Assigned Contact RA</w:t>
+      </w:r>
+      <w:r>
+        <w:t xml:space="preserve"> on the case page.</w:t>
+      </w:r>
     </w:p>
     <w:p>
       <w:pPr>
@@ -6258,17 +6353,27 @@
         <w:spacing w:after="80" w:line="276" w:lineRule="auto"/>
       </w:pPr>
       <w:r>
-        <w:t>Open the Main case (</w:t>
-      </w:r>
-      <w:r>
-        <w:rPr>
-          <w:b/>
-          <w:bCs/>
-        </w:rPr>
-        <w:t>Main-400 Register → View</w:t>
-      </w:r>
-      <w:r>
-        <w:t>).</w:t>
+        <w:t xml:space="preserve">Open </w:t>
+      </w:r>
+      <w:r>
+        <w:rPr>
+          <w:b/>
+          <w:bCs/>
+        </w:rPr>
+        <w:t>Main-400 Register</w:t>
+      </w:r>
+      <w:r>
+        <w:t xml:space="preserve"> and find </w:t>
+      </w:r>
+      <w:r>
+        <w:rPr>
+          <w:b/>
+          <w:bCs/>
+        </w:rPr>
+        <w:t>Reassign cases</w:t>
+      </w:r>
+      <w:r>
+        <w:t xml:space="preserve"> (below the verification tool).</w:t>
       </w:r>
     </w:p>
     <w:p>
@@ -6281,27 +6386,37 @@
         <w:spacing w:after="80" w:line="276" w:lineRule="auto"/>
       </w:pPr>
       <w:r>
-        <w:t xml:space="preserve">In </w:t>
-      </w:r>
-      <w:r>
-        <w:rPr>
-          <w:b/>
-          <w:bCs/>
-        </w:rPr>
-        <w:t>Assigned Contact RA</w:t>
-      </w:r>
-      <w:r>
-        <w:t xml:space="preserve">, choose the RA from the list. The change saves straight away and shows </w:t>
-      </w:r>
-      <w:r>
-        <w:rPr>
-          <w:b/>
-          <w:bCs/>
-        </w:rPr>
-        <w:t>Currently: &lt;name&gt;</w:t>
-      </w:r>
-      <w:r>
-        <w:t>. That RA now sees the case; other Contact RAs do not.</w:t>
+        <w:t xml:space="preserve">Choose </w:t>
+      </w:r>
+      <w:r>
+        <w:rPr>
+          <w:b/>
+          <w:bCs/>
+        </w:rPr>
+        <w:t>From</w:t>
+      </w:r>
+      <w:r>
+        <w:t xml:space="preserve"> (Anyone, Unassigned, or a Contact RA), a </w:t>
+      </w:r>
+      <w:r>
+        <w:rPr>
+          <w:b/>
+          <w:bCs/>
+        </w:rPr>
+        <w:t>Province</w:t>
+      </w:r>
+      <w:r>
+        <w:t xml:space="preserve"> or All provinces, and </w:t>
+      </w:r>
+      <w:r>
+        <w:rPr>
+          <w:b/>
+          <w:bCs/>
+        </w:rPr>
+        <w:t>To</w:t>
+      </w:r>
+      <w:r>
+        <w:t xml:space="preserve"> (the Contact RA receiving the cases, or Nobody to unassign).</w:t>
       </w:r>
     </w:p>
     <w:p>
@@ -6316,9 +6431,9 @@
         </w:rPr>
         <w:drawing>
           <wp:inline distT="0" distB="0" distL="0" distR="0">
-            <wp:extent cx="5334000" cy="581025"/>
+            <wp:extent cx="5334000" cy="771525"/>
             <wp:effectExtent l="0" t="0" r="0" b="0"/>
-            <wp:docPr id="12" name="adm_case_assign.jpg" descr="Assigned Contact RA." title="Assigned Contact RA."/>
+            <wp:docPr id="12" name="adm_reassign.jpg" descr="Reassign cases: the button shows how many cases will move." title="Reassign cases: the button shows how many cases will move."/>
             <wp:cNvGraphicFramePr>
               <a:graphicFrameLocks xmlns:a="http://schemas.openxmlformats.org/drawingml/2006/main" noChangeAspect="1"/>
             </wp:cNvGraphicFramePr>
@@ -6341,7 +6456,7 @@
                   <pic:spPr bwMode="auto">
                     <a:xfrm>
                       <a:off x="0" y="0"/>
-                      <a:ext cx="5334000" cy="581025"/>
+                      <a:ext cx="5334000" cy="771525"/>
                     </a:xfrm>
                     <a:prstGeom prst="rect">
                       <a:avLst/>
@@ -6377,7 +6492,7 @@
           <w:sz w:val="17"/>
           <w:szCs w:val="17"/>
         </w:rPr>
-        <w:t>Assigned Contact RA.</w:t>
+        <w:t>Reassign cases: the button shows how many cases will move.</w:t>
       </w:r>
     </w:p>
     <w:p>
@@ -6390,116 +6505,17 @@
         <w:spacing w:after="80" w:line="276" w:lineRule="auto"/>
       </w:pPr>
       <w:r>
-        <w:t xml:space="preserve">In </w:t>
-      </w:r>
-      <w:r>
-        <w:rPr>
-          <w:b/>
-          <w:bCs/>
-        </w:rPr>
-        <w:t>Matched Reserve case</w:t>
-      </w:r>
-      <w:r>
-        <w:t>, choose the Reserve. Only locked Reserves not already paired are offered, same-stratum ones first. A cross-stratum choice is allowed but flagged in the audit log.</w:t>
-      </w:r>
-    </w:p>
-    <w:p>
-      <w:pPr>
-        <w:keepNext/>
-        <w:spacing w:before="80" w:after="40"/>
-        <w:jc w:val="center"/>
-      </w:pPr>
-      <w:r>
-        <w:rPr>
-          <w:noProof/>
-        </w:rPr>
-        <w:drawing>
-          <wp:inline distT="0" distB="0" distL="0" distR="0">
-            <wp:extent cx="5334000" cy="685800"/>
-            <wp:effectExtent l="0" t="0" r="0" b="0"/>
-            <wp:docPr id="13" name="adm_case_reserve.jpg" descr="Matched Reserve case." title="Matched Reserve case."/>
-            <wp:cNvGraphicFramePr>
-              <a:graphicFrameLocks xmlns:a="http://schemas.openxmlformats.org/drawingml/2006/main" noChangeAspect="1"/>
-            </wp:cNvGraphicFramePr>
-            <a:graphic xmlns:a="http://schemas.openxmlformats.org/drawingml/2006/main">
-              <a:graphicData uri="http://schemas.openxmlformats.org/drawingml/2006/picture">
-                <pic:pic xmlns:pic="http://schemas.openxmlformats.org/drawingml/2006/picture">
-                  <pic:nvPicPr>
-                    <pic:cNvPr id="0" name=""/>
-                    <pic:cNvPicPr>
-                      <a:picLocks noChangeAspect="1" noChangeArrowheads="1"/>
-                    </pic:cNvPicPr>
-                  </pic:nvPicPr>
-                  <pic:blipFill>
-                    <a:blip r:embed="rId19"/>
-                    <a:srcRect/>
-                    <a:stretch>
-                      <a:fillRect/>
-                    </a:stretch>
-                  </pic:blipFill>
-                  <pic:spPr bwMode="auto">
-                    <a:xfrm>
-                      <a:off x="0" y="0"/>
-                      <a:ext cx="5334000" cy="685800"/>
-                    </a:xfrm>
-                    <a:prstGeom prst="rect">
-                      <a:avLst/>
-                    </a:prstGeom>
-                  </pic:spPr>
-                </pic:pic>
-              </a:graphicData>
-            </a:graphic>
-          </wp:inline>
-        </w:drawing>
-      </w:r>
-    </w:p>
-    <w:p>
-      <w:pPr>
-        <w:spacing w:after="180"/>
-        <w:jc w:val="center"/>
-      </w:pPr>
-      <w:r>
-        <w:rPr>
-          <w:b/>
-          <w:bCs/>
-          <w:color w:val="5B6670"/>
-          <w:sz w:val="17"/>
-          <w:szCs w:val="17"/>
-        </w:rPr>
-        <w:t xml:space="preserve">Figure 13. </w:t>
-      </w:r>
-      <w:r>
-        <w:rPr>
-          <w:i/>
-          <w:iCs/>
-          <w:color w:val="5B6670"/>
-          <w:sz w:val="17"/>
-          <w:szCs w:val="17"/>
-        </w:rPr>
-        <w:t>Matched Reserve case.</w:t>
-      </w:r>
-    </w:p>
-    <w:p>
-      <w:pPr>
-        <w:spacing w:after="80"/>
-      </w:pPr>
-    </w:p>
-    <w:p>
-      <w:pPr>
-        <w:pStyle w:val="Heading2"/>
-      </w:pPr>
-      <w:bookmarkStart w:id="12" w:name="_Toc240395122"/>
-      <w:r>
-        <w:t>4.5 Recording the respondent and their contact details</w:t>
-      </w:r>
-      <w:bookmarkEnd w:id="12"/>
-    </w:p>
-    <w:p>
-      <w:pPr>
-        <w:spacing w:after="120" w:line="288" w:lineRule="auto"/>
-      </w:pPr>
-      <w:r>
-        <w:t>Invitations and reminders need a phone or WhatsApp number. Record the eligible person as soon as they are identified.</w:t>
+        <w:t xml:space="preserve">To split a large province, type a number in </w:t>
+      </w:r>
+      <w:r>
+        <w:rPr>
+          <w:b/>
+          <w:bCs/>
+        </w:rPr>
+        <w:t>How many</w:t>
+      </w:r>
+      <w:r>
+        <w:t>. Cases move in Sample ID order, so move part of the province to one RA, then the rest to the next.</w:t>
       </w:r>
     </w:p>
     <w:p>
@@ -6507,44 +6523,11 @@
         <w:pStyle w:val="ListParagraph"/>
         <w:numPr>
           <w:ilvl w:val="0"/>
-          <w:numId w:val="8"/>
+          <w:numId w:val="7"/>
         </w:numPr>
         <w:spacing w:after="80" w:line="276" w:lineRule="auto"/>
       </w:pPr>
       <w:r>
-        <w:t>Open the case (</w:t>
-      </w:r>
-      <w:r>
-        <w:rPr>
-          <w:b/>
-          <w:bCs/>
-        </w:rPr>
-        <w:t>Main-400 Register → View</w:t>
-      </w:r>
-      <w:r>
-        <w:t xml:space="preserve">) and find </w:t>
-      </w:r>
-      <w:r>
-        <w:rPr>
-          <w:b/>
-          <w:bCs/>
-        </w:rPr>
-        <w:t>Respondents and contact details</w:t>
-      </w:r>
-      <w:r>
-        <w:t>.</w:t>
-      </w:r>
-    </w:p>
-    <w:p>
-      <w:pPr>
-        <w:pStyle w:val="ListParagraph"/>
-        <w:numPr>
-          <w:ilvl w:val="0"/>
-          <w:numId w:val="8"/>
-        </w:numPr>
-        <w:spacing w:after="80" w:line="276" w:lineRule="auto"/>
-      </w:pPr>
-      <w:r>
         <w:t xml:space="preserve">Select </w:t>
       </w:r>
       <w:r>
@@ -6552,266 +6535,10 @@
           <w:b/>
           <w:bCs/>
         </w:rPr>
-        <w:t>Add a person</w:t>
-      </w:r>
-      <w:r>
-        <w:t xml:space="preserve">. Enter </w:t>
-      </w:r>
-      <w:r>
-        <w:rPr>
-          <w:b/>
-          <w:bCs/>
-        </w:rPr>
-        <w:t>Full name</w:t>
-      </w:r>
-      <w:r>
-        <w:t xml:space="preserve">, </w:t>
-      </w:r>
-      <w:r>
-        <w:rPr>
-          <w:b/>
-          <w:bCs/>
-        </w:rPr>
-        <w:t>Phone</w:t>
-      </w:r>
-      <w:r>
-        <w:t xml:space="preserve">, </w:t>
-      </w:r>
-      <w:r>
-        <w:rPr>
-          <w:b/>
-          <w:bCs/>
-        </w:rPr>
-        <w:t>WhatsApp number</w:t>
-      </w:r>
-      <w:r>
-        <w:t xml:space="preserve">, </w:t>
-      </w:r>
-      <w:r>
-        <w:rPr>
-          <w:b/>
-          <w:bCs/>
-        </w:rPr>
-        <w:t>Email</w:t>
-      </w:r>
-      <w:r>
-        <w:t xml:space="preserve">, and a </w:t>
-      </w:r>
-      <w:r>
-        <w:rPr>
-          <w:b/>
-          <w:bCs/>
-        </w:rPr>
-        <w:t>Gatekeeper name</w:t>
-      </w:r>
-      <w:r>
-        <w:t xml:space="preserve"> and </w:t>
-      </w:r>
-      <w:r>
-        <w:rPr>
-          <w:b/>
-          <w:bCs/>
-        </w:rPr>
-        <w:t>Gatekeeper contact</w:t>
-      </w:r>
-      <w:r>
-        <w:t xml:space="preserve"> if you reach the person through a PA or receptionist.</w:t>
-      </w:r>
-    </w:p>
-    <w:p>
-      <w:pPr>
-        <w:keepNext/>
-        <w:spacing w:before="80" w:after="40"/>
-        <w:jc w:val="center"/>
-      </w:pPr>
-      <w:r>
-        <w:rPr>
-          <w:noProof/>
-        </w:rPr>
-        <w:lastRenderedPageBreak/>
-        <w:drawing>
-          <wp:inline distT="0" distB="0" distL="0" distR="0">
-            <wp:extent cx="5334000" cy="2114550"/>
-            <wp:effectExtent l="0" t="0" r="0" b="0"/>
-            <wp:docPr id="14" name="adm_case_add_person.jpg" descr="Adding a person to a case." title="Adding a person to a case."/>
-            <wp:cNvGraphicFramePr>
-              <a:graphicFrameLocks xmlns:a="http://schemas.openxmlformats.org/drawingml/2006/main" noChangeAspect="1"/>
-            </wp:cNvGraphicFramePr>
-            <a:graphic xmlns:a="http://schemas.openxmlformats.org/drawingml/2006/main">
-              <a:graphicData uri="http://schemas.openxmlformats.org/drawingml/2006/picture">
-                <pic:pic xmlns:pic="http://schemas.openxmlformats.org/drawingml/2006/picture">
-                  <pic:nvPicPr>
-                    <pic:cNvPr id="0" name=""/>
-                    <pic:cNvPicPr>
-                      <a:picLocks noChangeAspect="1" noChangeArrowheads="1"/>
-                    </pic:cNvPicPr>
-                  </pic:nvPicPr>
-                  <pic:blipFill>
-                    <a:blip r:embed="rId20"/>
-                    <a:srcRect/>
-                    <a:stretch>
-                      <a:fillRect/>
-                    </a:stretch>
-                  </pic:blipFill>
-                  <pic:spPr bwMode="auto">
-                    <a:xfrm>
-                      <a:off x="0" y="0"/>
-                      <a:ext cx="5334000" cy="2114550"/>
-                    </a:xfrm>
-                    <a:prstGeom prst="rect">
-                      <a:avLst/>
-                    </a:prstGeom>
-                  </pic:spPr>
-                </pic:pic>
-              </a:graphicData>
-            </a:graphic>
-          </wp:inline>
-        </w:drawing>
-      </w:r>
-    </w:p>
-    <w:p>
-      <w:pPr>
-        <w:spacing w:after="180"/>
-        <w:jc w:val="center"/>
-      </w:pPr>
-      <w:r>
-        <w:rPr>
-          <w:b/>
-          <w:bCs/>
-          <w:color w:val="5B6670"/>
-          <w:sz w:val="17"/>
-          <w:szCs w:val="17"/>
-        </w:rPr>
-        <w:t xml:space="preserve">Figure 14. </w:t>
-      </w:r>
-      <w:r>
-        <w:rPr>
-          <w:i/>
-          <w:iCs/>
-          <w:color w:val="5B6670"/>
-          <w:sz w:val="17"/>
-          <w:szCs w:val="17"/>
-        </w:rPr>
-        <w:t>Adding a person to a case.</w:t>
-      </w:r>
-    </w:p>
-    <w:p>
-      <w:pPr>
-        <w:pStyle w:val="ListParagraph"/>
-        <w:numPr>
-          <w:ilvl w:val="0"/>
-          <w:numId w:val="8"/>
-        </w:numPr>
-        <w:spacing w:after="80" w:line="276" w:lineRule="auto"/>
-      </w:pPr>
-      <w:r>
-        <w:t xml:space="preserve">Choose their </w:t>
-      </w:r>
-      <w:r>
-        <w:rPr>
-          <w:b/>
-          <w:bCs/>
-        </w:rPr>
-        <w:t>role</w:t>
-      </w:r>
-      <w:r>
-        <w:t xml:space="preserve"> and the eligibility decision: </w:t>
-      </w:r>
-      <w:r>
-        <w:rPr>
-          <w:b/>
-          <w:bCs/>
-        </w:rPr>
-        <w:t>Eligible (I screened them)</w:t>
-      </w:r>
-      <w:r>
-        <w:t xml:space="preserve">, </w:t>
-      </w:r>
-      <w:r>
-        <w:rPr>
-          <w:b/>
-          <w:bCs/>
-        </w:rPr>
-        <w:t>Not eligible</w:t>
-      </w:r>
-      <w:r>
-        <w:t xml:space="preserve">, or </w:t>
-      </w:r>
-      <w:r>
-        <w:rPr>
-          <w:b/>
-          <w:bCs/>
-        </w:rPr>
-        <w:t>Not yet screened</w:t>
-      </w:r>
-      <w:r>
-        <w:t>.</w:t>
-      </w:r>
-    </w:p>
-    <w:p>
-      <w:pPr>
-        <w:pStyle w:val="ListParagraph"/>
-        <w:numPr>
-          <w:ilvl w:val="0"/>
-          <w:numId w:val="8"/>
-        </w:numPr>
-        <w:spacing w:after="80" w:line="276" w:lineRule="auto"/>
-      </w:pPr>
-      <w:r>
-        <w:t xml:space="preserve">Select </w:t>
-      </w:r>
-      <w:r>
-        <w:rPr>
-          <w:b/>
-          <w:bCs/>
-        </w:rPr>
-        <w:t>Save person</w:t>
-      </w:r>
-      <w:r>
-        <w:t xml:space="preserve">. To correct details later, select </w:t>
-      </w:r>
-      <w:r>
-        <w:rPr>
-          <w:b/>
-          <w:bCs/>
-        </w:rPr>
-        <w:t>Edit</w:t>
-      </w:r>
-      <w:r>
-        <w:t xml:space="preserve"> beside the person, change the fields, then </w:t>
-      </w:r>
-      <w:r>
-        <w:rPr>
-          <w:b/>
-          <w:bCs/>
-        </w:rPr>
-        <w:t>Save changes</w:t>
-      </w:r>
-      <w:r>
-        <w:t>.</w:t>
-      </w:r>
-    </w:p>
-    <w:p>
-      <w:pPr>
-        <w:pStyle w:val="ListParagraph"/>
-        <w:numPr>
-          <w:ilvl w:val="0"/>
-          <w:numId w:val="8"/>
-        </w:numPr>
-        <w:spacing w:after="80" w:line="276" w:lineRule="auto"/>
-      </w:pPr>
-      <w:r>
-        <w:t xml:space="preserve">Write WhatsApp numbers in international form, e.g. </w:t>
-      </w:r>
-      <w:r>
-        <w:rPr>
-          <w:b/>
-          <w:bCs/>
-        </w:rPr>
-        <w:t>+263 77 123 4567</w:t>
-      </w:r>
-      <w:r>
-        <w:t>, so the WhatsApp buttons open the right chat.</w:t>
+        <w:t>Move N cases</w:t>
+      </w:r>
+      <w:r>
+        <w:t xml:space="preserve"> and confirm. The move is written to the audit log with every Sample ID.</w:t>
       </w:r>
     </w:p>
     <w:p>
@@ -6871,7 +6598,7 @@
                 <w:sz w:val="20"/>
                 <w:szCs w:val="20"/>
               </w:rPr>
-              <w:t>Who is eligible?</w:t>
+              <w:t>What the RA sees</w:t>
             </w:r>
           </w:p>
           <w:p>
@@ -6883,7 +6610,7 @@
                 <w:sz w:val="19"/>
                 <w:szCs w:val="19"/>
               </w:rPr>
-              <w:t>Owner or founder, CEO or managing director, finance/credit/risk, operations, strategy/business development, supply chain/commercial, or another senior manager who can answer for the organisation. Anyone else should nominate the right person.</w:t>
+              <w:t>A Contact RA sees only the cases assigned to them, including on Follow-ups. Reassigning a case moves its reminders with it.</w:t>
             </w:r>
           </w:p>
         </w:tc>
@@ -6893,11 +6620,266 @@
       <w:pPr>
         <w:pStyle w:val="Heading2"/>
       </w:pPr>
-      <w:bookmarkStart w:id="13" w:name="_Toc240395123"/>
-      <w:r>
-        <w:t>4.6 Sending an invitation</w:t>
+      <w:bookmarkStart w:id="12" w:name="_Toc240405895"/>
+      <w:r>
+        <w:t>4.5 Pairing a Main case with its Reserve, and assigning a Contact RA</w:t>
+      </w:r>
+      <w:bookmarkEnd w:id="12"/>
+    </w:p>
+    <w:p>
+      <w:pPr>
+        <w:pStyle w:val="ListParagraph"/>
+        <w:numPr>
+          <w:ilvl w:val="0"/>
+          <w:numId w:val="8"/>
+        </w:numPr>
+        <w:spacing w:after="80" w:line="276" w:lineRule="auto"/>
+      </w:pPr>
+      <w:r>
+        <w:t>Open the Main case (</w:t>
+      </w:r>
+      <w:r>
+        <w:rPr>
+          <w:b/>
+          <w:bCs/>
+        </w:rPr>
+        <w:t>Main-400 Register → View</w:t>
+      </w:r>
+      <w:r>
+        <w:t>).</w:t>
+      </w:r>
+    </w:p>
+    <w:p>
+      <w:pPr>
+        <w:pStyle w:val="ListParagraph"/>
+        <w:numPr>
+          <w:ilvl w:val="0"/>
+          <w:numId w:val="8"/>
+        </w:numPr>
+        <w:spacing w:after="80" w:line="276" w:lineRule="auto"/>
+      </w:pPr>
+      <w:r>
+        <w:t xml:space="preserve">In </w:t>
+      </w:r>
+      <w:r>
+        <w:rPr>
+          <w:b/>
+          <w:bCs/>
+        </w:rPr>
+        <w:t>Assigned Contact RA</w:t>
+      </w:r>
+      <w:r>
+        <w:t xml:space="preserve">, choose the RA from the list. The change saves straight away and shows </w:t>
+      </w:r>
+      <w:r>
+        <w:rPr>
+          <w:b/>
+          <w:bCs/>
+        </w:rPr>
+        <w:t>Currently: &lt;name&gt;</w:t>
+      </w:r>
+      <w:r>
+        <w:t>. That RA now sees the case; other Contact RAs do not.</w:t>
+      </w:r>
+    </w:p>
+    <w:p>
+      <w:pPr>
+        <w:keepNext/>
+        <w:spacing w:before="80" w:after="40"/>
+        <w:jc w:val="center"/>
+      </w:pPr>
+      <w:r>
+        <w:rPr>
+          <w:noProof/>
+        </w:rPr>
+        <w:drawing>
+          <wp:inline distT="0" distB="0" distL="0" distR="0">
+            <wp:extent cx="5334000" cy="581025"/>
+            <wp:effectExtent l="0" t="0" r="0" b="0"/>
+            <wp:docPr id="13" name="adm_case_assign.jpg" descr="Assigned Contact RA." title="Assigned Contact RA."/>
+            <wp:cNvGraphicFramePr>
+              <a:graphicFrameLocks xmlns:a="http://schemas.openxmlformats.org/drawingml/2006/main" noChangeAspect="1"/>
+            </wp:cNvGraphicFramePr>
+            <a:graphic xmlns:a="http://schemas.openxmlformats.org/drawingml/2006/main">
+              <a:graphicData uri="http://schemas.openxmlformats.org/drawingml/2006/picture">
+                <pic:pic xmlns:pic="http://schemas.openxmlformats.org/drawingml/2006/picture">
+                  <pic:nvPicPr>
+                    <pic:cNvPr id="0" name=""/>
+                    <pic:cNvPicPr>
+                      <a:picLocks noChangeAspect="1" noChangeArrowheads="1"/>
+                    </pic:cNvPicPr>
+                  </pic:nvPicPr>
+                  <pic:blipFill>
+                    <a:blip r:embed="rId19"/>
+                    <a:srcRect/>
+                    <a:stretch>
+                      <a:fillRect/>
+                    </a:stretch>
+                  </pic:blipFill>
+                  <pic:spPr bwMode="auto">
+                    <a:xfrm>
+                      <a:off x="0" y="0"/>
+                      <a:ext cx="5334000" cy="581025"/>
+                    </a:xfrm>
+                    <a:prstGeom prst="rect">
+                      <a:avLst/>
+                    </a:prstGeom>
+                  </pic:spPr>
+                </pic:pic>
+              </a:graphicData>
+            </a:graphic>
+          </wp:inline>
+        </w:drawing>
+      </w:r>
+    </w:p>
+    <w:p>
+      <w:pPr>
+        <w:spacing w:after="180"/>
+        <w:jc w:val="center"/>
+      </w:pPr>
+      <w:r>
+        <w:rPr>
+          <w:b/>
+          <w:bCs/>
+          <w:color w:val="5B6670"/>
+          <w:sz w:val="17"/>
+          <w:szCs w:val="17"/>
+        </w:rPr>
+        <w:t xml:space="preserve">Figure 13. </w:t>
+      </w:r>
+      <w:r>
+        <w:rPr>
+          <w:i/>
+          <w:iCs/>
+          <w:color w:val="5B6670"/>
+          <w:sz w:val="17"/>
+          <w:szCs w:val="17"/>
+        </w:rPr>
+        <w:t>Assigned Contact RA.</w:t>
+      </w:r>
+    </w:p>
+    <w:p>
+      <w:pPr>
+        <w:pStyle w:val="ListParagraph"/>
+        <w:numPr>
+          <w:ilvl w:val="0"/>
+          <w:numId w:val="8"/>
+        </w:numPr>
+        <w:spacing w:after="80" w:line="276" w:lineRule="auto"/>
+      </w:pPr>
+      <w:r>
+        <w:t xml:space="preserve">In </w:t>
+      </w:r>
+      <w:r>
+        <w:rPr>
+          <w:b/>
+          <w:bCs/>
+        </w:rPr>
+        <w:t>Matched Reserve case</w:t>
+      </w:r>
+      <w:r>
+        <w:t>, choose the Reserve. Only locked Reserves not already paired are offered, same-stratum ones first. A cross-stratum choice is allowed but flagged in the audit log.</w:t>
+      </w:r>
+    </w:p>
+    <w:p>
+      <w:pPr>
+        <w:keepNext/>
+        <w:spacing w:before="80" w:after="40"/>
+        <w:jc w:val="center"/>
+      </w:pPr>
+      <w:r>
+        <w:rPr>
+          <w:noProof/>
+        </w:rPr>
+        <w:lastRenderedPageBreak/>
+        <w:drawing>
+          <wp:inline distT="0" distB="0" distL="0" distR="0">
+            <wp:extent cx="5334000" cy="685800"/>
+            <wp:effectExtent l="0" t="0" r="0" b="0"/>
+            <wp:docPr id="14" name="adm_case_reserve.jpg" descr="Matched Reserve case." title="Matched Reserve case."/>
+            <wp:cNvGraphicFramePr>
+              <a:graphicFrameLocks xmlns:a="http://schemas.openxmlformats.org/drawingml/2006/main" noChangeAspect="1"/>
+            </wp:cNvGraphicFramePr>
+            <a:graphic xmlns:a="http://schemas.openxmlformats.org/drawingml/2006/main">
+              <a:graphicData uri="http://schemas.openxmlformats.org/drawingml/2006/picture">
+                <pic:pic xmlns:pic="http://schemas.openxmlformats.org/drawingml/2006/picture">
+                  <pic:nvPicPr>
+                    <pic:cNvPr id="0" name=""/>
+                    <pic:cNvPicPr>
+                      <a:picLocks noChangeAspect="1" noChangeArrowheads="1"/>
+                    </pic:cNvPicPr>
+                  </pic:nvPicPr>
+                  <pic:blipFill>
+                    <a:blip r:embed="rId20"/>
+                    <a:srcRect/>
+                    <a:stretch>
+                      <a:fillRect/>
+                    </a:stretch>
+                  </pic:blipFill>
+                  <pic:spPr bwMode="auto">
+                    <a:xfrm>
+                      <a:off x="0" y="0"/>
+                      <a:ext cx="5334000" cy="685800"/>
+                    </a:xfrm>
+                    <a:prstGeom prst="rect">
+                      <a:avLst/>
+                    </a:prstGeom>
+                  </pic:spPr>
+                </pic:pic>
+              </a:graphicData>
+            </a:graphic>
+          </wp:inline>
+        </w:drawing>
+      </w:r>
+    </w:p>
+    <w:p>
+      <w:pPr>
+        <w:spacing w:after="180"/>
+        <w:jc w:val="center"/>
+      </w:pPr>
+      <w:r>
+        <w:rPr>
+          <w:b/>
+          <w:bCs/>
+          <w:color w:val="5B6670"/>
+          <w:sz w:val="17"/>
+          <w:szCs w:val="17"/>
+        </w:rPr>
+        <w:t xml:space="preserve">Figure 14. </w:t>
+      </w:r>
+      <w:r>
+        <w:rPr>
+          <w:i/>
+          <w:iCs/>
+          <w:color w:val="5B6670"/>
+          <w:sz w:val="17"/>
+          <w:szCs w:val="17"/>
+        </w:rPr>
+        <w:t>Matched Reserve case.</w:t>
+      </w:r>
+    </w:p>
+    <w:p>
+      <w:pPr>
+        <w:spacing w:after="80"/>
+      </w:pPr>
+    </w:p>
+    <w:p>
+      <w:pPr>
+        <w:pStyle w:val="Heading2"/>
+      </w:pPr>
+      <w:bookmarkStart w:id="13" w:name="_Toc240405896"/>
+      <w:r>
+        <w:t>4.6 Recording the respondent and their contact details</w:t>
       </w:r>
       <w:bookmarkEnd w:id="13"/>
+    </w:p>
+    <w:p>
+      <w:pPr>
+        <w:spacing w:after="120" w:line="288" w:lineRule="auto"/>
+      </w:pPr>
+      <w:r>
+        <w:t>Invitations and reminders need a phone or WhatsApp number. Record the eligible person as soon as they are identified.</w:t>
+      </w:r>
     </w:p>
     <w:p>
       <w:pPr>
@@ -6909,17 +6891,27 @@
         <w:spacing w:after="80" w:line="276" w:lineRule="auto"/>
       </w:pPr>
       <w:r>
-        <w:t xml:space="preserve">Open the case. Check the status is </w:t>
-      </w:r>
-      <w:r>
-        <w:rPr>
-          <w:b/>
-          <w:bCs/>
-        </w:rPr>
-        <w:t>S03</w:t>
-      </w:r>
-      <w:r>
-        <w:t xml:space="preserve"> and a respondent with a number is recorded.</w:t>
+        <w:t>Open the case (</w:t>
+      </w:r>
+      <w:r>
+        <w:rPr>
+          <w:b/>
+          <w:bCs/>
+        </w:rPr>
+        <w:t>Main-400 Register → View</w:t>
+      </w:r>
+      <w:r>
+        <w:t xml:space="preserve">) and find </w:t>
+      </w:r>
+      <w:r>
+        <w:rPr>
+          <w:b/>
+          <w:bCs/>
+        </w:rPr>
+        <w:t>Respondents and contact details</w:t>
+      </w:r>
+      <w:r>
+        <w:t>.</w:t>
       </w:r>
     </w:p>
     <w:p>
@@ -6932,67 +6924,77 @@
         <w:spacing w:after="80" w:line="276" w:lineRule="auto"/>
       </w:pPr>
       <w:r>
-        <w:t xml:space="preserve">In </w:t>
-      </w:r>
-      <w:r>
-        <w:rPr>
-          <w:b/>
-          <w:bCs/>
-        </w:rPr>
-        <w:t>Invitations</w:t>
-      </w:r>
-      <w:r>
-        <w:t xml:space="preserve">, leave </w:t>
-      </w:r>
-      <w:r>
-        <w:rPr>
-          <w:b/>
-          <w:bCs/>
-        </w:rPr>
-        <w:t>Channel</w:t>
-      </w:r>
-      <w:r>
-        <w:t xml:space="preserve"> as </w:t>
-      </w:r>
-      <w:r>
-        <w:rPr>
-          <w:b/>
-          <w:bCs/>
-        </w:rPr>
-        <w:t>WHATSAPP</w:t>
-      </w:r>
-      <w:r>
-        <w:t xml:space="preserve"> (or choose EMAIL, SMS, PRINTED_CODE or QR to record how it was delivered) and </w:t>
-      </w:r>
-      <w:r>
-        <w:rPr>
-          <w:b/>
-          <w:bCs/>
-        </w:rPr>
-        <w:t>Wave</w:t>
-      </w:r>
-      <w:r>
-        <w:t xml:space="preserve"> as </w:t>
-      </w:r>
-      <w:r>
-        <w:rPr>
-          <w:b/>
-          <w:bCs/>
-        </w:rPr>
-        <w:t>1</w:t>
-      </w:r>
-      <w:r>
-        <w:t xml:space="preserve">. Select </w:t>
-      </w:r>
-      <w:r>
-        <w:rPr>
-          <w:b/>
-          <w:bCs/>
-        </w:rPr>
-        <w:t>Send invitation</w:t>
-      </w:r>
-      <w:r>
-        <w:t>.</w:t>
+        <w:t xml:space="preserve">Select </w:t>
+      </w:r>
+      <w:r>
+        <w:rPr>
+          <w:b/>
+          <w:bCs/>
+        </w:rPr>
+        <w:t>Add a person</w:t>
+      </w:r>
+      <w:r>
+        <w:t xml:space="preserve">. Enter </w:t>
+      </w:r>
+      <w:r>
+        <w:rPr>
+          <w:b/>
+          <w:bCs/>
+        </w:rPr>
+        <w:t>Full name</w:t>
+      </w:r>
+      <w:r>
+        <w:t xml:space="preserve">, </w:t>
+      </w:r>
+      <w:r>
+        <w:rPr>
+          <w:b/>
+          <w:bCs/>
+        </w:rPr>
+        <w:t>Phone</w:t>
+      </w:r>
+      <w:r>
+        <w:t xml:space="preserve">, </w:t>
+      </w:r>
+      <w:r>
+        <w:rPr>
+          <w:b/>
+          <w:bCs/>
+        </w:rPr>
+        <w:t>WhatsApp number</w:t>
+      </w:r>
+      <w:r>
+        <w:t xml:space="preserve">, </w:t>
+      </w:r>
+      <w:r>
+        <w:rPr>
+          <w:b/>
+          <w:bCs/>
+        </w:rPr>
+        <w:t>Email</w:t>
+      </w:r>
+      <w:r>
+        <w:t xml:space="preserve">, and a </w:t>
+      </w:r>
+      <w:r>
+        <w:rPr>
+          <w:b/>
+          <w:bCs/>
+        </w:rPr>
+        <w:t>Gatekeeper name</w:t>
+      </w:r>
+      <w:r>
+        <w:t xml:space="preserve"> and </w:t>
+      </w:r>
+      <w:r>
+        <w:rPr>
+          <w:b/>
+          <w:bCs/>
+        </w:rPr>
+        <w:t>Gatekeeper contact</w:t>
+      </w:r>
+      <w:r>
+        <w:t xml:space="preserve"> if you reach the person through a PA or receptionist.</w:t>
       </w:r>
     </w:p>
     <w:p>
@@ -7007,9 +7009,9 @@
         </w:rPr>
         <w:drawing>
           <wp:inline distT="0" distB="0" distL="0" distR="0">
-            <wp:extent cx="5334000" cy="1143000"/>
+            <wp:extent cx="5334000" cy="2114550"/>
             <wp:effectExtent l="0" t="0" r="0" b="0"/>
-            <wp:docPr id="15" name="cra_case_invitations_before.jpg" descr="Invitations panel before sending, with the history of earlier invitations." title="Invitations panel before sending, with the history of earlier invitations."/>
+            <wp:docPr id="15" name="adm_case_add_person.jpg" descr="Adding a person to a case." title="Adding a person to a case."/>
             <wp:cNvGraphicFramePr>
               <a:graphicFrameLocks xmlns:a="http://schemas.openxmlformats.org/drawingml/2006/main" noChangeAspect="1"/>
             </wp:cNvGraphicFramePr>
@@ -7032,7 +7034,7 @@
                   <pic:spPr bwMode="auto">
                     <a:xfrm>
                       <a:off x="0" y="0"/>
-                      <a:ext cx="5334000" cy="1143000"/>
+                      <a:ext cx="5334000" cy="2114550"/>
                     </a:xfrm>
                     <a:prstGeom prst="rect">
                       <a:avLst/>
@@ -7068,7 +7070,7 @@
           <w:sz w:val="17"/>
           <w:szCs w:val="17"/>
         </w:rPr>
-        <w:t>Invitations panel before sending, with the history of earlier invitations.</w:t>
+        <w:t>Adding a person to a case.</w:t>
       </w:r>
     </w:p>
     <w:p>
@@ -7081,14 +7083,281 @@
         <w:spacing w:after="80" w:line="276" w:lineRule="auto"/>
       </w:pPr>
       <w:r>
-        <w:t xml:space="preserve">The personal link and 8-character manual code appear </w:t>
-      </w:r>
-      <w:r>
-        <w:rPr>
-          <w:b/>
-          <w:bCs/>
-        </w:rPr>
-        <w:t>once</w:t>
+        <w:t xml:space="preserve">Choose their </w:t>
+      </w:r>
+      <w:r>
+        <w:rPr>
+          <w:b/>
+          <w:bCs/>
+        </w:rPr>
+        <w:t>role</w:t>
+      </w:r>
+      <w:r>
+        <w:t xml:space="preserve"> and the eligibility decision: </w:t>
+      </w:r>
+      <w:r>
+        <w:rPr>
+          <w:b/>
+          <w:bCs/>
+        </w:rPr>
+        <w:t>Eligible (I screened them)</w:t>
+      </w:r>
+      <w:r>
+        <w:t xml:space="preserve">, </w:t>
+      </w:r>
+      <w:r>
+        <w:rPr>
+          <w:b/>
+          <w:bCs/>
+        </w:rPr>
+        <w:t>Not eligible</w:t>
+      </w:r>
+      <w:r>
+        <w:t xml:space="preserve">, or </w:t>
+      </w:r>
+      <w:r>
+        <w:rPr>
+          <w:b/>
+          <w:bCs/>
+        </w:rPr>
+        <w:t>Not yet screened</w:t>
+      </w:r>
+      <w:r>
+        <w:t>.</w:t>
+      </w:r>
+    </w:p>
+    <w:p>
+      <w:pPr>
+        <w:pStyle w:val="ListParagraph"/>
+        <w:numPr>
+          <w:ilvl w:val="0"/>
+          <w:numId w:val="9"/>
+        </w:numPr>
+        <w:spacing w:after="80" w:line="276" w:lineRule="auto"/>
+      </w:pPr>
+      <w:r>
+        <w:t xml:space="preserve">Select </w:t>
+      </w:r>
+      <w:r>
+        <w:rPr>
+          <w:b/>
+          <w:bCs/>
+        </w:rPr>
+        <w:t>Save person</w:t>
+      </w:r>
+      <w:r>
+        <w:t xml:space="preserve">. To correct details later, select </w:t>
+      </w:r>
+      <w:r>
+        <w:rPr>
+          <w:b/>
+          <w:bCs/>
+        </w:rPr>
+        <w:t>Edit</w:t>
+      </w:r>
+      <w:r>
+        <w:t xml:space="preserve"> beside the person, change the fields, then </w:t>
+      </w:r>
+      <w:r>
+        <w:rPr>
+          <w:b/>
+          <w:bCs/>
+        </w:rPr>
+        <w:t>Save changes</w:t>
+      </w:r>
+      <w:r>
+        <w:t>.</w:t>
+      </w:r>
+    </w:p>
+    <w:p>
+      <w:pPr>
+        <w:pStyle w:val="ListParagraph"/>
+        <w:numPr>
+          <w:ilvl w:val="0"/>
+          <w:numId w:val="9"/>
+        </w:numPr>
+        <w:spacing w:after="80" w:line="276" w:lineRule="auto"/>
+      </w:pPr>
+      <w:r>
+        <w:t xml:space="preserve">Write WhatsApp numbers in international form, e.g. </w:t>
+      </w:r>
+      <w:r>
+        <w:rPr>
+          <w:b/>
+          <w:bCs/>
+        </w:rPr>
+        <w:t>+263 77 123 4567</w:t>
+      </w:r>
+      <w:r>
+        <w:t>, so the WhatsApp buttons open the right chat.</w:t>
+      </w:r>
+    </w:p>
+    <w:p>
+      <w:pPr>
+        <w:spacing w:after="80"/>
+      </w:pPr>
+    </w:p>
+    <w:tbl>
+      <w:tblPr>
+        <w:tblW w:w="9412" w:type="dxa"/>
+        <w:tblBorders>
+          <w:top w:val="single" w:sz="2" w:space="0" w:color="EAF2FA"/>
+          <w:left w:val="single" w:sz="24" w:space="0" w:color="2A6FB0"/>
+          <w:bottom w:val="single" w:sz="2" w:space="0" w:color="EAF2FA"/>
+          <w:right w:val="single" w:sz="2" w:space="0" w:color="EAF2FA"/>
+          <w:insideH w:val="single" w:sz="4" w:space="0" w:color="EAF2FA"/>
+          <w:insideV w:val="single" w:sz="4" w:space="0" w:color="EAF2FA"/>
+        </w:tblBorders>
+        <w:tblCellMar>
+          <w:left w:w="10" w:type="dxa"/>
+          <w:right w:w="10" w:type="dxa"/>
+        </w:tblCellMar>
+        <w:tblLook w:val="04A0" w:firstRow="1" w:lastRow="0" w:firstColumn="1" w:lastColumn="0" w:noHBand="0" w:noVBand="1"/>
+      </w:tblPr>
+      <w:tblGrid>
+        <w:gridCol w:w="9412"/>
+      </w:tblGrid>
+      <w:tr>
+        <w:tblPrEx>
+          <w:tblCellMar>
+            <w:top w:w="0" w:type="dxa"/>
+            <w:bottom w:w="0" w:type="dxa"/>
+          </w:tblCellMar>
+        </w:tblPrEx>
+        <w:trPr>
+          <w:cantSplit/>
+        </w:trPr>
+        <w:tc>
+          <w:tcPr>
+            <w:tcW w:w="9412" w:type="dxa"/>
+            <w:shd w:val="clear" w:color="auto" w:fill="EAF2FA"/>
+            <w:tcMar>
+              <w:top w:w="100" w:type="dxa"/>
+              <w:left w:w="180" w:type="dxa"/>
+              <w:bottom w:w="100" w:type="dxa"/>
+              <w:right w:w="160" w:type="dxa"/>
+            </w:tcMar>
+          </w:tcPr>
+          <w:p>
+            <w:pPr>
+              <w:spacing w:after="40"/>
+            </w:pPr>
+            <w:r>
+              <w:rPr>
+                <w:b/>
+                <w:bCs/>
+                <w:sz w:val="20"/>
+                <w:szCs w:val="20"/>
+              </w:rPr>
+              <w:t>Who is eligible?</w:t>
+            </w:r>
+          </w:p>
+          <w:p>
+            <w:pPr>
+              <w:spacing w:after="40" w:line="264" w:lineRule="auto"/>
+            </w:pPr>
+            <w:r>
+              <w:rPr>
+                <w:sz w:val="19"/>
+                <w:szCs w:val="19"/>
+              </w:rPr>
+              <w:t>Owner or founder, CEO or managing director, finance/credit/risk, operations, strategy/business development, supply chain/commercial, or another senior manager who can answer for the organisation. Anyone else should nominate the right person.</w:t>
+            </w:r>
+          </w:p>
+        </w:tc>
+      </w:tr>
+    </w:tbl>
+    <w:p>
+      <w:pPr>
+        <w:pStyle w:val="Heading2"/>
+      </w:pPr>
+      <w:bookmarkStart w:id="14" w:name="_Toc240405897"/>
+      <w:r>
+        <w:t>4.7 Sending an invitation</w:t>
+      </w:r>
+      <w:bookmarkEnd w:id="14"/>
+    </w:p>
+    <w:p>
+      <w:pPr>
+        <w:pStyle w:val="ListParagraph"/>
+        <w:numPr>
+          <w:ilvl w:val="0"/>
+          <w:numId w:val="10"/>
+        </w:numPr>
+        <w:spacing w:after="80" w:line="276" w:lineRule="auto"/>
+      </w:pPr>
+      <w:r>
+        <w:t xml:space="preserve">Open the case. Check the status is </w:t>
+      </w:r>
+      <w:r>
+        <w:rPr>
+          <w:b/>
+          <w:bCs/>
+        </w:rPr>
+        <w:t>S03</w:t>
+      </w:r>
+      <w:r>
+        <w:t xml:space="preserve"> and a respondent with a number is recorded.</w:t>
+      </w:r>
+    </w:p>
+    <w:p>
+      <w:pPr>
+        <w:pStyle w:val="ListParagraph"/>
+        <w:numPr>
+          <w:ilvl w:val="0"/>
+          <w:numId w:val="10"/>
+        </w:numPr>
+        <w:spacing w:after="80" w:line="276" w:lineRule="auto"/>
+      </w:pPr>
+      <w:r>
+        <w:t xml:space="preserve">In </w:t>
+      </w:r>
+      <w:r>
+        <w:rPr>
+          <w:b/>
+          <w:bCs/>
+        </w:rPr>
+        <w:t>Invitations</w:t>
+      </w:r>
+      <w:r>
+        <w:t xml:space="preserve">, leave </w:t>
+      </w:r>
+      <w:r>
+        <w:rPr>
+          <w:b/>
+          <w:bCs/>
+        </w:rPr>
+        <w:t>Channel</w:t>
+      </w:r>
+      <w:r>
+        <w:t xml:space="preserve"> as </w:t>
+      </w:r>
+      <w:r>
+        <w:rPr>
+          <w:b/>
+          <w:bCs/>
+        </w:rPr>
+        <w:t>WHATSAPP</w:t>
+      </w:r>
+      <w:r>
+        <w:t xml:space="preserve"> (or choose EMAIL, SMS, PRINTED_CODE or QR to record how it was delivered) and </w:t>
+      </w:r>
+      <w:r>
+        <w:rPr>
+          <w:b/>
+          <w:bCs/>
+        </w:rPr>
+        <w:t>Wave</w:t>
+      </w:r>
+      <w:r>
+        <w:t xml:space="preserve"> as </w:t>
+      </w:r>
+      <w:r>
+        <w:rPr>
+          <w:b/>
+          <w:bCs/>
+        </w:rPr>
+        <w:t>1</w:t>
       </w:r>
       <w:r>
         <w:t xml:space="preserve">. Select </w:t>
@@ -7098,20 +7367,10 @@
           <w:b/>
           <w:bCs/>
         </w:rPr>
-        <w:t>Send via WhatsApp</w:t>
-      </w:r>
-      <w:r>
-        <w:t xml:space="preserve"> to open WhatsApp with the approved message and link already written, choose the respondent's chat and send. Or select </w:t>
-      </w:r>
-      <w:r>
-        <w:rPr>
-          <w:b/>
-          <w:bCs/>
-        </w:rPr>
-        <w:t>Copy message</w:t>
-      </w:r>
-      <w:r>
-        <w:t xml:space="preserve"> and paste it into SMS or email.</w:t>
+        <w:t>Send invitation</w:t>
+      </w:r>
+      <w:r>
+        <w:t>.</w:t>
       </w:r>
     </w:p>
     <w:p>
@@ -7127,9 +7386,9 @@
         <w:lastRenderedPageBreak/>
         <w:drawing>
           <wp:inline distT="0" distB="0" distL="0" distR="0">
-            <wp:extent cx="5334000" cy="2019300"/>
+            <wp:extent cx="5334000" cy="1143000"/>
             <wp:effectExtent l="0" t="0" r="0" b="0"/>
-            <wp:docPr id="16" name="cra_case_invitation_sent.jpg" descr="The link, manual code and expiry date are shown once, with ready-to-send buttons." title="The link, manual code and expiry date are shown once, with ready-to-send buttons."/>
+            <wp:docPr id="16" name="cra_case_invitations_before.jpg" descr="Invitations panel before sending, with the history of earlier invitations." title="Invitations panel before sending, with the history of earlier invitations."/>
             <wp:cNvGraphicFramePr>
               <a:graphicFrameLocks xmlns:a="http://schemas.openxmlformats.org/drawingml/2006/main" noChangeAspect="1"/>
             </wp:cNvGraphicFramePr>
@@ -7152,6 +7411,125 @@
                   <pic:spPr bwMode="auto">
                     <a:xfrm>
                       <a:off x="0" y="0"/>
+                      <a:ext cx="5334000" cy="1143000"/>
+                    </a:xfrm>
+                    <a:prstGeom prst="rect">
+                      <a:avLst/>
+                    </a:prstGeom>
+                  </pic:spPr>
+                </pic:pic>
+              </a:graphicData>
+            </a:graphic>
+          </wp:inline>
+        </w:drawing>
+      </w:r>
+    </w:p>
+    <w:p>
+      <w:pPr>
+        <w:spacing w:after="180"/>
+        <w:jc w:val="center"/>
+      </w:pPr>
+      <w:r>
+        <w:rPr>
+          <w:b/>
+          <w:bCs/>
+          <w:color w:val="5B6670"/>
+          <w:sz w:val="17"/>
+          <w:szCs w:val="17"/>
+        </w:rPr>
+        <w:t xml:space="preserve">Figure 16. </w:t>
+      </w:r>
+      <w:r>
+        <w:rPr>
+          <w:i/>
+          <w:iCs/>
+          <w:color w:val="5B6670"/>
+          <w:sz w:val="17"/>
+          <w:szCs w:val="17"/>
+        </w:rPr>
+        <w:t>Invitations panel before sending, with the history of earlier invitations.</w:t>
+      </w:r>
+    </w:p>
+    <w:p>
+      <w:pPr>
+        <w:pStyle w:val="ListParagraph"/>
+        <w:numPr>
+          <w:ilvl w:val="0"/>
+          <w:numId w:val="10"/>
+        </w:numPr>
+        <w:spacing w:after="80" w:line="276" w:lineRule="auto"/>
+      </w:pPr>
+      <w:r>
+        <w:t xml:space="preserve">The personal link and 8-character manual code appear </w:t>
+      </w:r>
+      <w:r>
+        <w:rPr>
+          <w:b/>
+          <w:bCs/>
+        </w:rPr>
+        <w:t>once</w:t>
+      </w:r>
+      <w:r>
+        <w:t xml:space="preserve">. Select </w:t>
+      </w:r>
+      <w:r>
+        <w:rPr>
+          <w:b/>
+          <w:bCs/>
+        </w:rPr>
+        <w:t>Send via WhatsApp</w:t>
+      </w:r>
+      <w:r>
+        <w:t xml:space="preserve"> to open WhatsApp with the approved message and link already written, choose the respondent's chat and send. Or select </w:t>
+      </w:r>
+      <w:r>
+        <w:rPr>
+          <w:b/>
+          <w:bCs/>
+        </w:rPr>
+        <w:t>Copy message</w:t>
+      </w:r>
+      <w:r>
+        <w:t xml:space="preserve"> and paste it into SMS or email.</w:t>
+      </w:r>
+    </w:p>
+    <w:p>
+      <w:pPr>
+        <w:keepNext/>
+        <w:spacing w:before="80" w:after="40"/>
+        <w:jc w:val="center"/>
+      </w:pPr>
+      <w:r>
+        <w:rPr>
+          <w:noProof/>
+        </w:rPr>
+        <w:drawing>
+          <wp:inline distT="0" distB="0" distL="0" distR="0">
+            <wp:extent cx="5334000" cy="2019300"/>
+            <wp:effectExtent l="0" t="0" r="0" b="0"/>
+            <wp:docPr id="17" name="cra_case_invitation_sent.jpg" descr="The link, manual code and expiry date are shown once, with ready-to-send buttons." title="The link, manual code and expiry date are shown once, with ready-to-send buttons."/>
+            <wp:cNvGraphicFramePr>
+              <a:graphicFrameLocks xmlns:a="http://schemas.openxmlformats.org/drawingml/2006/main" noChangeAspect="1"/>
+            </wp:cNvGraphicFramePr>
+            <a:graphic xmlns:a="http://schemas.openxmlformats.org/drawingml/2006/main">
+              <a:graphicData uri="http://schemas.openxmlformats.org/drawingml/2006/picture">
+                <pic:pic xmlns:pic="http://schemas.openxmlformats.org/drawingml/2006/picture">
+                  <pic:nvPicPr>
+                    <pic:cNvPr id="0" name=""/>
+                    <pic:cNvPicPr>
+                      <a:picLocks noChangeAspect="1" noChangeArrowheads="1"/>
+                    </pic:cNvPicPr>
+                  </pic:nvPicPr>
+                  <pic:blipFill>
+                    <a:blip r:embed="rId23"/>
+                    <a:srcRect/>
+                    <a:stretch>
+                      <a:fillRect/>
+                    </a:stretch>
+                  </pic:blipFill>
+                  <pic:spPr bwMode="auto">
+                    <a:xfrm>
+                      <a:off x="0" y="0"/>
                       <a:ext cx="5334000" cy="2019300"/>
                     </a:xfrm>
                     <a:prstGeom prst="rect">
@@ -7178,7 +7556,7 @@
           <w:sz w:val="17"/>
           <w:szCs w:val="17"/>
         </w:rPr>
-        <w:t xml:space="preserve">Figure 16. </w:t>
+        <w:t xml:space="preserve">Figure 17. </w:t>
       </w:r>
       <w:r>
         <w:rPr>
@@ -7196,7 +7574,7 @@
         <w:pStyle w:val="ListParagraph"/>
         <w:numPr>
           <w:ilvl w:val="0"/>
-          <w:numId w:val="9"/>
+          <w:numId w:val="10"/>
         </w:numPr>
         <w:spacing w:after="80" w:line="276" w:lineRule="auto"/>
       </w:pPr>
@@ -7373,11 +7751,11 @@
       <w:pPr>
         <w:pStyle w:val="Heading2"/>
       </w:pPr>
-      <w:bookmarkStart w:id="14" w:name="_Toc240395124"/>
-      <w:r>
-        <w:t>4.7 Sending follow-up reminders</w:t>
-      </w:r>
-      <w:bookmarkEnd w:id="14"/>
+      <w:bookmarkStart w:id="15" w:name="_Toc240405898"/>
+      <w:r>
+        <w:t>4.8 Sending follow-up reminders</w:t>
+      </w:r>
+      <w:bookmarkEnd w:id="15"/>
     </w:p>
     <w:p>
       <w:pPr>
@@ -7412,7 +7790,7 @@
         <w:pStyle w:val="ListParagraph"/>
         <w:numPr>
           <w:ilvl w:val="0"/>
-          <w:numId w:val="10"/>
+          <w:numId w:val="11"/>
         </w:numPr>
         <w:spacing w:after="80" w:line="276" w:lineRule="auto"/>
       </w:pPr>
@@ -7445,7 +7823,7 @@
           <wp:inline distT="0" distB="0" distL="0" distR="0">
             <wp:extent cx="5334000" cy="3333750"/>
             <wp:effectExtent l="0" t="0" r="0" b="0"/>
-            <wp:docPr id="17" name="cra_follow_ups.jpg" descr="Follow-ups due. Contact RAs see only their own cases." title="Follow-ups due. Contact RAs see only their own cases."/>
+            <wp:docPr id="18" name="cra_follow_ups.jpg" descr="Follow-ups due. Contact RAs see only their own cases." title="Follow-ups due. Contact RAs see only their own cases."/>
             <wp:cNvGraphicFramePr>
               <a:graphicFrameLocks xmlns:a="http://schemas.openxmlformats.org/drawingml/2006/main" noChangeAspect="1"/>
             </wp:cNvGraphicFramePr>
@@ -7459,7 +7837,7 @@
                     </pic:cNvPicPr>
                   </pic:nvPicPr>
                   <pic:blipFill>
-                    <a:blip r:embed="rId23"/>
+                    <a:blip r:embed="rId24"/>
                     <a:srcRect/>
                     <a:stretch>
                       <a:fillRect/>
@@ -7494,7 +7872,7 @@
           <w:sz w:val="17"/>
           <w:szCs w:val="17"/>
         </w:rPr>
-        <w:t xml:space="preserve">Figure 17. </w:t>
+        <w:t xml:space="preserve">Figure 18. </w:t>
       </w:r>
       <w:r>
         <w:rPr>
@@ -7512,7 +7890,7 @@
         <w:pStyle w:val="ListParagraph"/>
         <w:numPr>
           <w:ilvl w:val="0"/>
-          <w:numId w:val="10"/>
+          <w:numId w:val="11"/>
         </w:numPr>
         <w:spacing w:after="80" w:line="276" w:lineRule="auto"/>
       </w:pPr>
@@ -7555,7 +7933,7 @@
         <w:pStyle w:val="ListParagraph"/>
         <w:numPr>
           <w:ilvl w:val="0"/>
-          <w:numId w:val="10"/>
+          <w:numId w:val="11"/>
         </w:numPr>
         <w:spacing w:after="80" w:line="276" w:lineRule="auto"/>
       </w:pPr>
@@ -7668,253 +8046,11 @@
       <w:pPr>
         <w:pStyle w:val="Heading2"/>
       </w:pPr>
-      <w:bookmarkStart w:id="15" w:name="_Toc240395125"/>
-      <w:r>
-        <w:t>4.8 Managing appointments</w:t>
-      </w:r>
-      <w:bookmarkEnd w:id="15"/>
-    </w:p>
-    <w:p>
-      <w:pPr>
-        <w:pStyle w:val="ListParagraph"/>
-        <w:numPr>
-          <w:ilvl w:val="0"/>
-          <w:numId w:val="11"/>
-        </w:numPr>
-        <w:spacing w:after="80" w:line="276" w:lineRule="auto"/>
-      </w:pPr>
-      <w:r>
-        <w:t xml:space="preserve">Select </w:t>
-      </w:r>
-      <w:r>
-        <w:rPr>
-          <w:b/>
-          <w:bCs/>
-        </w:rPr>
-        <w:t>Appointments</w:t>
-      </w:r>
-      <w:r>
-        <w:t>. Each row shows the case (Sample ID and organisation) or KII, the requested time, the mode (PHONE, WHATSAPP_VOICE, ZOOM, …) and the status.</w:t>
-      </w:r>
-    </w:p>
-    <w:p>
-      <w:pPr>
-        <w:keepNext/>
-        <w:spacing w:before="80" w:after="40"/>
-        <w:jc w:val="center"/>
-      </w:pPr>
-      <w:r>
-        <w:rPr>
-          <w:noProof/>
-        </w:rPr>
-        <w:drawing>
-          <wp:inline distT="0" distB="0" distL="0" distR="0">
-            <wp:extent cx="5334000" cy="2667000"/>
-            <wp:effectExtent l="0" t="0" r="0" b="0"/>
-            <wp:docPr id="18" name="cra_appointments.jpg" descr="Appointment Queue." title="Appointment Queue."/>
-            <wp:cNvGraphicFramePr>
-              <a:graphicFrameLocks xmlns:a="http://schemas.openxmlformats.org/drawingml/2006/main" noChangeAspect="1"/>
-            </wp:cNvGraphicFramePr>
-            <a:graphic xmlns:a="http://schemas.openxmlformats.org/drawingml/2006/main">
-              <a:graphicData uri="http://schemas.openxmlformats.org/drawingml/2006/picture">
-                <pic:pic xmlns:pic="http://schemas.openxmlformats.org/drawingml/2006/picture">
-                  <pic:nvPicPr>
-                    <pic:cNvPr id="0" name=""/>
-                    <pic:cNvPicPr>
-                      <a:picLocks noChangeAspect="1" noChangeArrowheads="1"/>
-                    </pic:cNvPicPr>
-                  </pic:nvPicPr>
-                  <pic:blipFill>
-                    <a:blip r:embed="rId24"/>
-                    <a:srcRect/>
-                    <a:stretch>
-                      <a:fillRect/>
-                    </a:stretch>
-                  </pic:blipFill>
-                  <pic:spPr bwMode="auto">
-                    <a:xfrm>
-                      <a:off x="0" y="0"/>
-                      <a:ext cx="5334000" cy="2667000"/>
-                    </a:xfrm>
-                    <a:prstGeom prst="rect">
-                      <a:avLst/>
-                    </a:prstGeom>
-                  </pic:spPr>
-                </pic:pic>
-              </a:graphicData>
-            </a:graphic>
-          </wp:inline>
-        </w:drawing>
-      </w:r>
-    </w:p>
-    <w:p>
-      <w:pPr>
-        <w:spacing w:after="180"/>
-        <w:jc w:val="center"/>
-      </w:pPr>
-      <w:r>
-        <w:rPr>
-          <w:b/>
-          <w:bCs/>
-          <w:color w:val="5B6670"/>
-          <w:sz w:val="17"/>
-          <w:szCs w:val="17"/>
-        </w:rPr>
-        <w:t xml:space="preserve">Figure 18. </w:t>
-      </w:r>
-      <w:r>
-        <w:rPr>
-          <w:i/>
-          <w:iCs/>
-          <w:color w:val="5B6670"/>
-          <w:sz w:val="17"/>
-          <w:szCs w:val="17"/>
-        </w:rPr>
-        <w:t>Appointment Queue.</w:t>
-      </w:r>
-    </w:p>
-    <w:p>
-      <w:pPr>
-        <w:pStyle w:val="ListParagraph"/>
-        <w:numPr>
-          <w:ilvl w:val="0"/>
-          <w:numId w:val="11"/>
-        </w:numPr>
-        <w:spacing w:after="80" w:line="276" w:lineRule="auto"/>
-      </w:pPr>
-      <w:r>
-        <w:lastRenderedPageBreak/>
-        <w:t xml:space="preserve">Use </w:t>
-      </w:r>
-      <w:r>
-        <w:rPr>
-          <w:b/>
-          <w:bCs/>
-        </w:rPr>
-        <w:t>Filter by status</w:t>
-      </w:r>
-      <w:r>
-        <w:t xml:space="preserve"> to show, for example, only </w:t>
-      </w:r>
-      <w:r>
-        <w:rPr>
-          <w:b/>
-          <w:bCs/>
-        </w:rPr>
-        <w:t>REQUESTED</w:t>
-      </w:r>
-      <w:r>
-        <w:t xml:space="preserve"> appointments.</w:t>
-      </w:r>
-    </w:p>
-    <w:p>
-      <w:pPr>
-        <w:pStyle w:val="ListParagraph"/>
-        <w:numPr>
-          <w:ilvl w:val="0"/>
-          <w:numId w:val="11"/>
-        </w:numPr>
-        <w:spacing w:after="80" w:line="276" w:lineRule="auto"/>
-      </w:pPr>
-      <w:r>
-        <w:t xml:space="preserve">Contact the respondent to confirm, then select </w:t>
-      </w:r>
-      <w:r>
-        <w:rPr>
-          <w:b/>
-          <w:bCs/>
-        </w:rPr>
-        <w:t>CONFIRMED</w:t>
-      </w:r>
-      <w:r>
-        <w:t>.</w:t>
-      </w:r>
-    </w:p>
-    <w:p>
-      <w:pPr>
-        <w:pStyle w:val="ListParagraph"/>
-        <w:numPr>
-          <w:ilvl w:val="0"/>
-          <w:numId w:val="11"/>
-        </w:numPr>
-        <w:spacing w:after="80" w:line="276" w:lineRule="auto"/>
-      </w:pPr>
-      <w:r>
-        <w:t xml:space="preserve">After the session select </w:t>
-      </w:r>
-      <w:r>
-        <w:rPr>
-          <w:b/>
-          <w:bCs/>
-        </w:rPr>
-        <w:t>COMPLETED</w:t>
-      </w:r>
-      <w:r>
-        <w:t xml:space="preserve">, or </w:t>
-      </w:r>
-      <w:r>
-        <w:rPr>
-          <w:b/>
-          <w:bCs/>
-        </w:rPr>
-        <w:t>MISSED</w:t>
-      </w:r>
-      <w:r>
-        <w:t xml:space="preserve"> if they did not attend, or </w:t>
-      </w:r>
-      <w:r>
-        <w:rPr>
-          <w:b/>
-          <w:bCs/>
-        </w:rPr>
-        <w:t>CANCELLED</w:t>
-      </w:r>
-      <w:r>
-        <w:t xml:space="preserve">. Only valid next steps are shown; a finished appointment shows </w:t>
-      </w:r>
-      <w:r>
-        <w:rPr>
-          <w:b/>
-          <w:bCs/>
-        </w:rPr>
-        <w:t>No further action</w:t>
-      </w:r>
-      <w:r>
-        <w:t>.</w:t>
-      </w:r>
-    </w:p>
-    <w:p>
-      <w:pPr>
-        <w:spacing w:after="80"/>
-      </w:pPr>
-    </w:p>
-    <w:p>
-      <w:pPr>
-        <w:pStyle w:val="Heading2"/>
-      </w:pPr>
-      <w:bookmarkStart w:id="16" w:name="_Toc240395126"/>
-      <w:r>
-        <w:t>4.9 Logging a contact attempt</w:t>
+      <w:bookmarkStart w:id="16" w:name="_Toc240405899"/>
+      <w:r>
+        <w:t>4.9 Managing appointments</w:t>
       </w:r>
       <w:bookmarkEnd w:id="16"/>
-    </w:p>
-    <w:p>
-      <w:pPr>
-        <w:spacing w:after="120" w:line="288" w:lineRule="auto"/>
-      </w:pPr>
-      <w:r>
-        <w:t xml:space="preserve">Record </w:t>
-      </w:r>
-      <w:r>
-        <w:rPr>
-          <w:b/>
-          <w:bCs/>
-        </w:rPr>
-        <w:t>every</w:t>
-      </w:r>
-      <w:r>
-        <w:t xml:space="preserve"> attempt, successful or not. The Contact Dashboard, Reports and any later replacement decision rely on it.</w:t>
-      </w:r>
     </w:p>
     <w:p>
       <w:pPr>
@@ -7926,17 +8062,17 @@
         <w:spacing w:after="80" w:line="276" w:lineRule="auto"/>
       </w:pPr>
       <w:r>
-        <w:t xml:space="preserve">On the case page, scroll to </w:t>
-      </w:r>
-      <w:r>
-        <w:rPr>
-          <w:b/>
-          <w:bCs/>
-        </w:rPr>
-        <w:t>Contact timeline → Log a contact attempt</w:t>
-      </w:r>
-      <w:r>
-        <w:t>.</w:t>
+        <w:t xml:space="preserve">Select </w:t>
+      </w:r>
+      <w:r>
+        <w:rPr>
+          <w:b/>
+          <w:bCs/>
+        </w:rPr>
+        <w:t>Appointments</w:t>
+      </w:r>
+      <w:r>
+        <w:t>. Each row shows the case (Sample ID and organisation) or KII, the requested time, the mode (PHONE, WHATSAPP_VOICE, ZOOM, …) and the status.</w:t>
       </w:r>
     </w:p>
     <w:p>
@@ -7951,9 +8087,9 @@
         </w:rPr>
         <w:drawing>
           <wp:inline distT="0" distB="0" distL="0" distR="0">
-            <wp:extent cx="5334000" cy="1343025"/>
+            <wp:extent cx="5334000" cy="2667000"/>
             <wp:effectExtent l="0" t="0" r="0" b="0"/>
-            <wp:docPr id="19" name="adm_case_timeline.jpg" descr="Contact timeline and the form for logging an attempt." title="Contact timeline and the form for logging an attempt."/>
+            <wp:docPr id="19" name="cra_appointments.jpg" descr="Appointment Queue." title="Appointment Queue."/>
             <wp:cNvGraphicFramePr>
               <a:graphicFrameLocks xmlns:a="http://schemas.openxmlformats.org/drawingml/2006/main" noChangeAspect="1"/>
             </wp:cNvGraphicFramePr>
@@ -7976,7 +8112,7 @@
                   <pic:spPr bwMode="auto">
                     <a:xfrm>
                       <a:off x="0" y="0"/>
-                      <a:ext cx="5334000" cy="1343025"/>
+                      <a:ext cx="5334000" cy="2667000"/>
                     </a:xfrm>
                     <a:prstGeom prst="rect">
                       <a:avLst/>
@@ -8012,7 +8148,7 @@
           <w:sz w:val="17"/>
           <w:szCs w:val="17"/>
         </w:rPr>
-        <w:t>Contact timeline and the form for logging an attempt.</w:t>
+        <w:t>Appointment Queue.</w:t>
       </w:r>
     </w:p>
     <w:p>
@@ -8025,47 +8161,28 @@
         <w:spacing w:after="80" w:line="276" w:lineRule="auto"/>
       </w:pPr>
       <w:r>
-        <w:t xml:space="preserve">Choose the </w:t>
-      </w:r>
-      <w:r>
-        <w:rPr>
-          <w:b/>
-          <w:bCs/>
-        </w:rPr>
-        <w:t>channel</w:t>
-      </w:r>
-      <w:r>
-        <w:t xml:space="preserve"> (WHATSAPP, EMAIL, PHONE, SMS, FACE</w:t>
-      </w:r>
-      <w:r>
-        <w:rPr>
-          <w:i/>
-          <w:iCs/>
-        </w:rPr>
-        <w:t>TO</w:t>
-      </w:r>
-      <w:r>
-        <w:t xml:space="preserve">FACE) and the </w:t>
-      </w:r>
-      <w:r>
-        <w:rPr>
-          <w:b/>
-          <w:bCs/>
-        </w:rPr>
-        <w:t>outcome</w:t>
-      </w:r>
-      <w:r>
-        <w:t xml:space="preserve"> (REACHED, NO</w:t>
-      </w:r>
-      <w:r>
-        <w:rPr>
-          <w:i/>
-          <w:iCs/>
-        </w:rPr>
-        <w:t>ANSWER, WRONG</w:t>
-      </w:r>
-      <w:r>
-        <w:t>NUMBER, REFUSED, RESCHEDULED, COMPLETED).</w:t>
+        <w:lastRenderedPageBreak/>
+        <w:t xml:space="preserve">Use </w:t>
+      </w:r>
+      <w:r>
+        <w:rPr>
+          <w:b/>
+          <w:bCs/>
+        </w:rPr>
+        <w:t>Filter by status</w:t>
+      </w:r>
+      <w:r>
+        <w:t xml:space="preserve"> to show, for example, only </w:t>
+      </w:r>
+      <w:r>
+        <w:rPr>
+          <w:b/>
+          <w:bCs/>
+        </w:rPr>
+        <w:t>REQUESTED</w:t>
+      </w:r>
+      <w:r>
+        <w:t xml:space="preserve"> appointments.</w:t>
       </w:r>
     </w:p>
     <w:p>
@@ -8078,7 +8195,17 @@
         <w:spacing w:after="80" w:line="276" w:lineRule="auto"/>
       </w:pPr>
       <w:r>
-        <w:t>Add a short, factual note (optional), e.g. "PA says MD travelling; call back Thursday". Do not record opinions about the person.</w:t>
+        <w:t xml:space="preserve">Contact the respondent to confirm, then select </w:t>
+      </w:r>
+      <w:r>
+        <w:rPr>
+          <w:b/>
+          <w:bCs/>
+        </w:rPr>
+        <w:t>CONFIRMED</w:t>
+      </w:r>
+      <w:r>
+        <w:t>.</w:t>
       </w:r>
     </w:p>
     <w:p>
@@ -8091,17 +8218,47 @@
         <w:spacing w:after="80" w:line="276" w:lineRule="auto"/>
       </w:pPr>
       <w:r>
-        <w:t xml:space="preserve">Select </w:t>
-      </w:r>
-      <w:r>
-        <w:rPr>
-          <w:b/>
-          <w:bCs/>
-        </w:rPr>
-        <w:t>Log contact attempt</w:t>
-      </w:r>
-      <w:r>
-        <w:t>. The entry appears at the top of the timeline with the date and time.</w:t>
+        <w:t xml:space="preserve">After the session select </w:t>
+      </w:r>
+      <w:r>
+        <w:rPr>
+          <w:b/>
+          <w:bCs/>
+        </w:rPr>
+        <w:t>COMPLETED</w:t>
+      </w:r>
+      <w:r>
+        <w:t xml:space="preserve">, or </w:t>
+      </w:r>
+      <w:r>
+        <w:rPr>
+          <w:b/>
+          <w:bCs/>
+        </w:rPr>
+        <w:t>MISSED</w:t>
+      </w:r>
+      <w:r>
+        <w:t xml:space="preserve"> if they did not attend, or </w:t>
+      </w:r>
+      <w:r>
+        <w:rPr>
+          <w:b/>
+          <w:bCs/>
+        </w:rPr>
+        <w:t>CANCELLED</w:t>
+      </w:r>
+      <w:r>
+        <w:t xml:space="preserve">. Only valid next steps are shown; a finished appointment shows </w:t>
+      </w:r>
+      <w:r>
+        <w:rPr>
+          <w:b/>
+          <w:bCs/>
+        </w:rPr>
+        <w:t>No further action</w:t>
+      </w:r>
+      <w:r>
+        <w:t>.</w:t>
       </w:r>
     </w:p>
     <w:p>
@@ -8113,9 +8270,9 @@
       <w:pPr>
         <w:pStyle w:val="Heading2"/>
       </w:pPr>
-      <w:bookmarkStart w:id="17" w:name="_Toc240395127"/>
-      <w:r>
-        <w:t>4.10 Changing a case's status by hand</w:t>
+      <w:bookmarkStart w:id="17" w:name="_Toc240405900"/>
+      <w:r>
+        <w:t>4.10 Logging a contact attempt</w:t>
       </w:r>
       <w:bookmarkEnd w:id="17"/>
     </w:p>
@@ -8124,17 +8281,17 @@
         <w:spacing w:after="120" w:line="288" w:lineRule="auto"/>
       </w:pPr>
       <w:r>
-        <w:t xml:space="preserve">Most statuses move automatically. Use </w:t>
-      </w:r>
-      <w:r>
-        <w:rPr>
-          <w:b/>
-          <w:bCs/>
-        </w:rPr>
-        <w:t>Advance workflow status</w:t>
-      </w:r>
-      <w:r>
-        <w:t xml:space="preserve"> on the case page only for decisions a person makes, such as recording that an organisation is ineligible or has refused.</w:t>
+        <w:t xml:space="preserve">Record </w:t>
+      </w:r>
+      <w:r>
+        <w:rPr>
+          <w:b/>
+          <w:bCs/>
+        </w:rPr>
+        <w:t>every</w:t>
+      </w:r>
+      <w:r>
+        <w:t xml:space="preserve"> attempt, successful or not. The Contact Dashboard, Reports and any later replacement decision rely on it.</w:t>
       </w:r>
     </w:p>
     <w:p>
@@ -8147,34 +8304,14 @@
         <w:spacing w:after="80" w:line="276" w:lineRule="auto"/>
       </w:pPr>
       <w:r>
-        <w:t xml:space="preserve">On the case page, find </w:t>
-      </w:r>
-      <w:r>
-        <w:rPr>
-          <w:b/>
-          <w:bCs/>
-        </w:rPr>
-        <w:t>Advance workflow status</w:t>
-      </w:r>
-      <w:r>
-        <w:t xml:space="preserve">. Only the transitions allowed from the current status are shown, e.g. </w:t>
-      </w:r>
-      <w:r>
-        <w:rPr>
-          <w:b/>
-          <w:bCs/>
-        </w:rPr>
-        <w:t>→ S04</w:t>
-      </w:r>
-      <w:r>
-        <w:t xml:space="preserve"> or </w:t>
-      </w:r>
-      <w:r>
-        <w:rPr>
-          <w:b/>
-          <w:bCs/>
-        </w:rPr>
-        <w:t>→ S14</w:t>
+        <w:t xml:space="preserve">On the case page, scroll to </w:t>
+      </w:r>
+      <w:r>
+        <w:rPr>
+          <w:b/>
+          <w:bCs/>
+        </w:rPr>
+        <w:t>Contact timeline → Log a contact attempt</w:t>
       </w:r>
       <w:r>
         <w:t>.</w:t>
@@ -8192,9 +8329,9 @@
         </w:rPr>
         <w:drawing>
           <wp:inline distT="0" distB="0" distL="0" distR="0">
-            <wp:extent cx="5334000" cy="638175"/>
+            <wp:extent cx="5334000" cy="1343025"/>
             <wp:effectExtent l="0" t="0" r="0" b="0"/>
-            <wp:docPr id="20" name="adm_case_workflow.jpg" descr="Only valid next statuses are offered." title="Only valid next statuses are offered."/>
+            <wp:docPr id="20" name="adm_case_timeline.jpg" descr="Contact timeline and the form for logging an attempt." title="Contact timeline and the form for logging an attempt."/>
             <wp:cNvGraphicFramePr>
               <a:graphicFrameLocks xmlns:a="http://schemas.openxmlformats.org/drawingml/2006/main" noChangeAspect="1"/>
             </wp:cNvGraphicFramePr>
@@ -8217,6 +8354,227 @@
                   <pic:spPr bwMode="auto">
                     <a:xfrm>
                       <a:off x="0" y="0"/>
+                      <a:ext cx="5334000" cy="1343025"/>
+                    </a:xfrm>
+                    <a:prstGeom prst="rect">
+                      <a:avLst/>
+                    </a:prstGeom>
+                  </pic:spPr>
+                </pic:pic>
+              </a:graphicData>
+            </a:graphic>
+          </wp:inline>
+        </w:drawing>
+      </w:r>
+    </w:p>
+    <w:p>
+      <w:pPr>
+        <w:spacing w:after="180"/>
+        <w:jc w:val="center"/>
+      </w:pPr>
+      <w:r>
+        <w:rPr>
+          <w:b/>
+          <w:bCs/>
+          <w:color w:val="5B6670"/>
+          <w:sz w:val="17"/>
+          <w:szCs w:val="17"/>
+        </w:rPr>
+        <w:t xml:space="preserve">Figure 20. </w:t>
+      </w:r>
+      <w:r>
+        <w:rPr>
+          <w:i/>
+          <w:iCs/>
+          <w:color w:val="5B6670"/>
+          <w:sz w:val="17"/>
+          <w:szCs w:val="17"/>
+        </w:rPr>
+        <w:t>Contact timeline and the form for logging an attempt.</w:t>
+      </w:r>
+    </w:p>
+    <w:p>
+      <w:pPr>
+        <w:pStyle w:val="ListParagraph"/>
+        <w:numPr>
+          <w:ilvl w:val="0"/>
+          <w:numId w:val="13"/>
+        </w:numPr>
+        <w:spacing w:after="80" w:line="276" w:lineRule="auto"/>
+      </w:pPr>
+      <w:r>
+        <w:t xml:space="preserve">Choose the </w:t>
+      </w:r>
+      <w:r>
+        <w:rPr>
+          <w:b/>
+          <w:bCs/>
+        </w:rPr>
+        <w:t>channel</w:t>
+      </w:r>
+      <w:r>
+        <w:t xml:space="preserve"> (WHATSAPP, EMAIL, PHONE, SMS, FACE_TO_FACE) and the </w:t>
+      </w:r>
+      <w:r>
+        <w:rPr>
+          <w:b/>
+          <w:bCs/>
+        </w:rPr>
+        <w:t>outcome</w:t>
+      </w:r>
+      <w:r>
+        <w:t xml:space="preserve"> (REACHED, NO_ANSWER, WRONG_NUMBER, REFUSED, RESCHEDULED, COMPLETED).</w:t>
+      </w:r>
+    </w:p>
+    <w:p>
+      <w:pPr>
+        <w:pStyle w:val="ListParagraph"/>
+        <w:numPr>
+          <w:ilvl w:val="0"/>
+          <w:numId w:val="13"/>
+        </w:numPr>
+        <w:spacing w:after="80" w:line="276" w:lineRule="auto"/>
+      </w:pPr>
+      <w:r>
+        <w:t>Add a short, factual note (optional), e.g. "PA says MD travelling; call back Thursday". Do not record opinions about the person.</w:t>
+      </w:r>
+    </w:p>
+    <w:p>
+      <w:pPr>
+        <w:pStyle w:val="ListParagraph"/>
+        <w:numPr>
+          <w:ilvl w:val="0"/>
+          <w:numId w:val="13"/>
+        </w:numPr>
+        <w:spacing w:after="80" w:line="276" w:lineRule="auto"/>
+      </w:pPr>
+      <w:r>
+        <w:t xml:space="preserve">Select </w:t>
+      </w:r>
+      <w:r>
+        <w:rPr>
+          <w:b/>
+          <w:bCs/>
+        </w:rPr>
+        <w:t>Log contact attempt</w:t>
+      </w:r>
+      <w:r>
+        <w:t>. The entry appears at the top of the timeline with the date and time.</w:t>
+      </w:r>
+    </w:p>
+    <w:p>
+      <w:pPr>
+        <w:spacing w:after="80"/>
+      </w:pPr>
+    </w:p>
+    <w:p>
+      <w:pPr>
+        <w:pStyle w:val="Heading2"/>
+      </w:pPr>
+      <w:bookmarkStart w:id="18" w:name="_Toc240405901"/>
+      <w:r>
+        <w:t>4.11 Changing a case's status by hand</w:t>
+      </w:r>
+      <w:bookmarkEnd w:id="18"/>
+    </w:p>
+    <w:p>
+      <w:pPr>
+        <w:spacing w:after="120" w:line="288" w:lineRule="auto"/>
+      </w:pPr>
+      <w:r>
+        <w:t xml:space="preserve">Most statuses move automatically. Use </w:t>
+      </w:r>
+      <w:r>
+        <w:rPr>
+          <w:b/>
+          <w:bCs/>
+        </w:rPr>
+        <w:t>Advance workflow status</w:t>
+      </w:r>
+      <w:r>
+        <w:t xml:space="preserve"> on the case page only for decisions a person makes, such as recording that an organisation is ineligible or has refused.</w:t>
+      </w:r>
+    </w:p>
+    <w:p>
+      <w:pPr>
+        <w:pStyle w:val="ListParagraph"/>
+        <w:numPr>
+          <w:ilvl w:val="0"/>
+          <w:numId w:val="14"/>
+        </w:numPr>
+        <w:spacing w:after="80" w:line="276" w:lineRule="auto"/>
+      </w:pPr>
+      <w:r>
+        <w:t xml:space="preserve">On the case page, find </w:t>
+      </w:r>
+      <w:r>
+        <w:rPr>
+          <w:b/>
+          <w:bCs/>
+        </w:rPr>
+        <w:t>Advance workflow status</w:t>
+      </w:r>
+      <w:r>
+        <w:t xml:space="preserve">. Only the transitions allowed from the current status are shown, e.g. </w:t>
+      </w:r>
+      <w:r>
+        <w:rPr>
+          <w:b/>
+          <w:bCs/>
+        </w:rPr>
+        <w:t>→ S04</w:t>
+      </w:r>
+      <w:r>
+        <w:t xml:space="preserve"> or </w:t>
+      </w:r>
+      <w:r>
+        <w:rPr>
+          <w:b/>
+          <w:bCs/>
+        </w:rPr>
+        <w:t>→ S14</w:t>
+      </w:r>
+      <w:r>
+        <w:t>.</w:t>
+      </w:r>
+    </w:p>
+    <w:p>
+      <w:pPr>
+        <w:keepNext/>
+        <w:spacing w:before="80" w:after="40"/>
+        <w:jc w:val="center"/>
+      </w:pPr>
+      <w:r>
+        <w:rPr>
+          <w:noProof/>
+        </w:rPr>
+        <w:drawing>
+          <wp:inline distT="0" distB="0" distL="0" distR="0">
+            <wp:extent cx="5334000" cy="638175"/>
+            <wp:effectExtent l="0" t="0" r="0" b="0"/>
+            <wp:docPr id="21" name="adm_case_workflow.jpg" descr="Only valid next statuses are offered." title="Only valid next statuses are offered."/>
+            <wp:cNvGraphicFramePr>
+              <a:graphicFrameLocks xmlns:a="http://schemas.openxmlformats.org/drawingml/2006/main" noChangeAspect="1"/>
+            </wp:cNvGraphicFramePr>
+            <a:graphic xmlns:a="http://schemas.openxmlformats.org/drawingml/2006/main">
+              <a:graphicData uri="http://schemas.openxmlformats.org/drawingml/2006/picture">
+                <pic:pic xmlns:pic="http://schemas.openxmlformats.org/drawingml/2006/picture">
+                  <pic:nvPicPr>
+                    <pic:cNvPr id="0" name=""/>
+                    <pic:cNvPicPr>
+                      <a:picLocks noChangeAspect="1" noChangeArrowheads="1"/>
+                    </pic:cNvPicPr>
+                  </pic:nvPicPr>
+                  <pic:blipFill>
+                    <a:blip r:embed="rId27"/>
+                    <a:srcRect/>
+                    <a:stretch>
+                      <a:fillRect/>
+                    </a:stretch>
+                  </pic:blipFill>
+                  <pic:spPr bwMode="auto">
+                    <a:xfrm>
+                      <a:off x="0" y="0"/>
                       <a:ext cx="5334000" cy="638175"/>
                     </a:xfrm>
                     <a:prstGeom prst="rect">
@@ -8243,7 +8601,7 @@
           <w:sz w:val="17"/>
           <w:szCs w:val="17"/>
         </w:rPr>
-        <w:t xml:space="preserve">Figure 20. </w:t>
+        <w:t xml:space="preserve">Figure 21. </w:t>
       </w:r>
       <w:r>
         <w:rPr>
@@ -8261,7 +8619,7 @@
         <w:pStyle w:val="ListParagraph"/>
         <w:numPr>
           <w:ilvl w:val="0"/>
-          <w:numId w:val="13"/>
+          <w:numId w:val="14"/>
         </w:numPr>
         <w:spacing w:after="80" w:line="276" w:lineRule="auto"/>
       </w:pPr>
@@ -8274,7 +8632,7 @@
         <w:pStyle w:val="ListParagraph"/>
         <w:numPr>
           <w:ilvl w:val="0"/>
-          <w:numId w:val="13"/>
+          <w:numId w:val="14"/>
         </w:numPr>
         <w:spacing w:after="80" w:line="276" w:lineRule="auto"/>
       </w:pPr>
@@ -8964,11 +9322,11 @@
       <w:pPr>
         <w:pStyle w:val="Heading2"/>
       </w:pPr>
-      <w:bookmarkStart w:id="18" w:name="_Toc240395128"/>
-      <w:r>
-        <w:t>4.11 When the person is not the right respondent</w:t>
-      </w:r>
-      <w:bookmarkEnd w:id="18"/>
+      <w:bookmarkStart w:id="19" w:name="_Toc240405902"/>
+      <w:r>
+        <w:t>4.12 When the person is not the right respondent</w:t>
+      </w:r>
+      <w:bookmarkEnd w:id="19"/>
     </w:p>
     <w:p>
       <w:pPr>
@@ -9048,11 +9406,11 @@
       <w:pPr>
         <w:pStyle w:val="Heading2"/>
       </w:pPr>
-      <w:bookmarkStart w:id="19" w:name="_Toc240395129"/>
-      <w:r>
-        <w:t>4.12 Recording a withdrawal</w:t>
-      </w:r>
-      <w:bookmarkEnd w:id="19"/>
+      <w:bookmarkStart w:id="20" w:name="_Toc240405903"/>
+      <w:r>
+        <w:t>4.13 Recording a withdrawal</w:t>
+      </w:r>
+      <w:bookmarkEnd w:id="20"/>
     </w:p>
     <w:p>
       <w:pPr>
@@ -9067,7 +9425,7 @@
         <w:pStyle w:val="ListParagraph"/>
         <w:numPr>
           <w:ilvl w:val="0"/>
-          <w:numId w:val="14"/>
+          <w:numId w:val="15"/>
         </w:numPr>
         <w:spacing w:after="80" w:line="276" w:lineRule="auto"/>
       </w:pPr>
@@ -9080,7 +9438,7 @@
         <w:pStyle w:val="ListParagraph"/>
         <w:numPr>
           <w:ilvl w:val="0"/>
-          <w:numId w:val="14"/>
+          <w:numId w:val="15"/>
         </w:numPr>
         <w:spacing w:after="80" w:line="276" w:lineRule="auto"/>
       </w:pPr>
@@ -9142,7 +9500,7 @@
           <wp:inline distT="0" distB="0" distL="0" distR="0">
             <wp:extent cx="5334000" cy="1409700"/>
             <wp:effectExtent l="0" t="0" r="0" b="0"/>
-            <wp:docPr id="21" name="adm_case_withdrawal.jpg" descr="Record a withdrawal." title="Record a withdrawal."/>
+            <wp:docPr id="22" name="adm_case_withdrawal.jpg" descr="Record a withdrawal." title="Record a withdrawal."/>
             <wp:cNvGraphicFramePr>
               <a:graphicFrameLocks xmlns:a="http://schemas.openxmlformats.org/drawingml/2006/main" noChangeAspect="1"/>
             </wp:cNvGraphicFramePr>
@@ -9156,7 +9514,7 @@
                     </pic:cNvPicPr>
                   </pic:nvPicPr>
                   <pic:blipFill>
-                    <a:blip r:embed="rId27"/>
+                    <a:blip r:embed="rId28"/>
                     <a:srcRect/>
                     <a:stretch>
                       <a:fillRect/>
@@ -9191,7 +9549,7 @@
           <w:sz w:val="17"/>
           <w:szCs w:val="17"/>
         </w:rPr>
-        <w:t xml:space="preserve">Figure 21. </w:t>
+        <w:t xml:space="preserve">Figure 22. </w:t>
       </w:r>
       <w:r>
         <w:rPr>
@@ -9209,7 +9567,7 @@
         <w:pStyle w:val="ListParagraph"/>
         <w:numPr>
           <w:ilvl w:val="0"/>
-          <w:numId w:val="14"/>
+          <w:numId w:val="15"/>
         </w:numPr>
         <w:spacing w:after="80" w:line="276" w:lineRule="auto"/>
       </w:pPr>
@@ -9327,7 +9685,71 @@
                 <w:sz w:val="19"/>
                 <w:szCs w:val="19"/>
               </w:rPr>
-              <w:t>Withdrawal does not delete a questionnaire already in KoboToolbox. The PI decides how submitted data from a withdrawn participant is handled in analysis; the export flag makes such cases easy to find.</w:t>
+              <w:t xml:space="preserve">PI decision (15 September 2026): a questionnaire submitted before the withdrawal is </w:t>
+            </w:r>
+            <w:r>
+              <w:rPr>
+                <w:b/>
+                <w:bCs/>
+                <w:sz w:val="19"/>
+                <w:szCs w:val="19"/>
+              </w:rPr>
+              <w:t>kept for the audit trail but never analysed</w:t>
+            </w:r>
+            <w:r>
+              <w:rPr>
+                <w:sz w:val="19"/>
+                <w:szCs w:val="19"/>
+              </w:rPr>
+              <w:t xml:space="preserve">. It is left out of the de-identified analysis export automatically, flagged </w:t>
+            </w:r>
+            <w:r>
+              <w:rPr>
+                <w:rFonts w:ascii="Consolas" w:eastAsia="Consolas" w:hAnsi="Consolas" w:cs="Consolas"/>
+                <w:color w:val="122238"/>
+                <w:sz w:val="19"/>
+                <w:szCs w:val="19"/>
+              </w:rPr>
+              <w:t>consent_withdrawn</w:t>
+            </w:r>
+            <w:r>
+              <w:rPr>
+                <w:sz w:val="19"/>
+                <w:szCs w:val="19"/>
+              </w:rPr>
+              <w:t xml:space="preserve"> in the operational export, and marked in the PI's KoboToolbox workbook (README count and </w:t>
+            </w:r>
+            <w:r>
+              <w:rPr>
+                <w:rFonts w:ascii="Consolas" w:eastAsia="Consolas" w:hAnsi="Consolas" w:cs="Consolas"/>
+                <w:color w:val="122238"/>
+                <w:sz w:val="19"/>
+                <w:szCs w:val="19"/>
+              </w:rPr>
+              <w:t>portal_consent_withdrawn</w:t>
+            </w:r>
+            <w:r>
+              <w:rPr>
+                <w:sz w:val="19"/>
+                <w:szCs w:val="19"/>
+              </w:rPr>
+              <w:t xml:space="preserve"> = TRUE) and PDF ZIP (file name starts </w:t>
+            </w:r>
+            <w:r>
+              <w:rPr>
+                <w:rFonts w:ascii="Consolas" w:eastAsia="Consolas" w:hAnsi="Consolas" w:cs="Consolas"/>
+                <w:color w:val="122238"/>
+                <w:sz w:val="19"/>
+                <w:szCs w:val="19"/>
+              </w:rPr>
+              <w:t>WITHDRAWN-</w:t>
+            </w:r>
+            <w:r>
+              <w:rPr>
+                <w:sz w:val="19"/>
+                <w:szCs w:val="19"/>
+              </w:rPr>
+              <w:t>).</w:t>
             </w:r>
           </w:p>
         </w:tc>
@@ -9337,11 +9759,11 @@
       <w:pPr>
         <w:pStyle w:val="Heading2"/>
       </w:pPr>
-      <w:bookmarkStart w:id="20" w:name="_Toc240395130"/>
-      <w:r>
-        <w:t>4.13 Activating a Reserve case</w:t>
-      </w:r>
-      <w:bookmarkEnd w:id="20"/>
+      <w:bookmarkStart w:id="21" w:name="_Toc240405904"/>
+      <w:r>
+        <w:t>4.14 Activating a Reserve case</w:t>
+      </w:r>
+      <w:bookmarkEnd w:id="21"/>
     </w:p>
     <w:p>
       <w:pPr>
@@ -9349,250 +9771,6 @@
       </w:pPr>
       <w:r>
         <w:t>A Reserve replaces its Main case only after the Main case reaches a drop state (S12 Refused, S13 Nonresponse, S14 Ineligible or S15 Duplicate/inactive) and there is evidence.</w:t>
-      </w:r>
-    </w:p>
-    <w:p>
-      <w:pPr>
-        <w:pStyle w:val="ListParagraph"/>
-        <w:numPr>
-          <w:ilvl w:val="0"/>
-          <w:numId w:val="15"/>
-        </w:numPr>
-        <w:spacing w:after="80" w:line="276" w:lineRule="auto"/>
-      </w:pPr>
-      <w:r>
-        <w:t xml:space="preserve">Select </w:t>
-      </w:r>
-      <w:r>
-        <w:rPr>
-          <w:b/>
-          <w:bCs/>
-        </w:rPr>
-        <w:t>Reserve Activation</w:t>
-      </w:r>
-      <w:r>
-        <w:t>. Every locked Reserve is listed with a search box.</w:t>
-      </w:r>
-    </w:p>
-    <w:p>
-      <w:pPr>
-        <w:keepNext/>
-        <w:spacing w:before="80" w:after="40"/>
-        <w:jc w:val="center"/>
-      </w:pPr>
-      <w:r>
-        <w:rPr>
-          <w:noProof/>
-        </w:rPr>
-        <w:drawing>
-          <wp:inline distT="0" distB="0" distL="0" distR="0">
-            <wp:extent cx="5334000" cy="2505075"/>
-            <wp:effectExtent l="0" t="0" r="0" b="0"/>
-            <wp:docPr id="22" name="adm_reserve.jpg" descr="Reserve Activation." title="Reserve Activation."/>
-            <wp:cNvGraphicFramePr>
-              <a:graphicFrameLocks xmlns:a="http://schemas.openxmlformats.org/drawingml/2006/main" noChangeAspect="1"/>
-            </wp:cNvGraphicFramePr>
-            <a:graphic xmlns:a="http://schemas.openxmlformats.org/drawingml/2006/main">
-              <a:graphicData uri="http://schemas.openxmlformats.org/drawingml/2006/picture">
-                <pic:pic xmlns:pic="http://schemas.openxmlformats.org/drawingml/2006/picture">
-                  <pic:nvPicPr>
-                    <pic:cNvPr id="0" name=""/>
-                    <pic:cNvPicPr>
-                      <a:picLocks noChangeAspect="1" noChangeArrowheads="1"/>
-                    </pic:cNvPicPr>
-                  </pic:nvPicPr>
-                  <pic:blipFill>
-                    <a:blip r:embed="rId28"/>
-                    <a:srcRect/>
-                    <a:stretch>
-                      <a:fillRect/>
-                    </a:stretch>
-                  </pic:blipFill>
-                  <pic:spPr bwMode="auto">
-                    <a:xfrm>
-                      <a:off x="0" y="0"/>
-                      <a:ext cx="5334000" cy="2505075"/>
-                    </a:xfrm>
-                    <a:prstGeom prst="rect">
-                      <a:avLst/>
-                    </a:prstGeom>
-                  </pic:spPr>
-                </pic:pic>
-              </a:graphicData>
-            </a:graphic>
-          </wp:inline>
-        </w:drawing>
-      </w:r>
-    </w:p>
-    <w:p>
-      <w:pPr>
-        <w:spacing w:after="180"/>
-        <w:jc w:val="center"/>
-      </w:pPr>
-      <w:r>
-        <w:rPr>
-          <w:b/>
-          <w:bCs/>
-          <w:color w:val="5B6670"/>
-          <w:sz w:val="17"/>
-          <w:szCs w:val="17"/>
-        </w:rPr>
-        <w:t xml:space="preserve">Figure 22. </w:t>
-      </w:r>
-      <w:r>
-        <w:rPr>
-          <w:i/>
-          <w:iCs/>
-          <w:color w:val="5B6670"/>
-          <w:sz w:val="17"/>
-          <w:szCs w:val="17"/>
-        </w:rPr>
-        <w:t>Reserve Activation.</w:t>
-      </w:r>
-    </w:p>
-    <w:p>
-      <w:pPr>
-        <w:pStyle w:val="ListParagraph"/>
-        <w:numPr>
-          <w:ilvl w:val="0"/>
-          <w:numId w:val="15"/>
-        </w:numPr>
-        <w:spacing w:after="80" w:line="276" w:lineRule="auto"/>
-      </w:pPr>
-      <w:r>
-        <w:t>Find the Reserve matched to the dropped Main case (the Main case page shows the pairing).</w:t>
-      </w:r>
-    </w:p>
-    <w:p>
-      <w:pPr>
-        <w:pStyle w:val="ListParagraph"/>
-        <w:numPr>
-          <w:ilvl w:val="0"/>
-          <w:numId w:val="15"/>
-        </w:numPr>
-        <w:spacing w:after="80" w:line="276" w:lineRule="auto"/>
-      </w:pPr>
-      <w:r>
-        <w:t xml:space="preserve">Choose the authorised reason: </w:t>
-      </w:r>
-      <w:r>
-        <w:rPr>
-          <w:b/>
-          <w:bCs/>
-        </w:rPr>
-        <w:t>Ineligible</w:t>
-      </w:r>
-      <w:r>
-        <w:t xml:space="preserve">, </w:t>
-      </w:r>
-      <w:r>
-        <w:rPr>
-          <w:b/>
-          <w:bCs/>
-        </w:rPr>
-        <w:t>Inactive</w:t>
-      </w:r>
-      <w:r>
-        <w:t xml:space="preserve">, </w:t>
-      </w:r>
-      <w:r>
-        <w:rPr>
-          <w:b/>
-          <w:bCs/>
-        </w:rPr>
-        <w:t>Duplicate</w:t>
-      </w:r>
-      <w:r>
-        <w:t xml:space="preserve">, </w:t>
-      </w:r>
-      <w:r>
-        <w:rPr>
-          <w:b/>
-          <w:bCs/>
-        </w:rPr>
-        <w:t>Refusal</w:t>
-      </w:r>
-      <w:r>
-        <w:t xml:space="preserve"> or </w:t>
-      </w:r>
-      <w:r>
-        <w:rPr>
-          <w:b/>
-          <w:bCs/>
-        </w:rPr>
-        <w:t>Nonresponse exhausted</w:t>
-      </w:r>
-      <w:r>
-        <w:t>. There is deliberately no "other".</w:t>
-      </w:r>
-    </w:p>
-    <w:p>
-      <w:pPr>
-        <w:pStyle w:val="ListParagraph"/>
-        <w:numPr>
-          <w:ilvl w:val="0"/>
-          <w:numId w:val="15"/>
-        </w:numPr>
-        <w:spacing w:after="80" w:line="276" w:lineRule="auto"/>
-      </w:pPr>
-      <w:r>
-        <w:t xml:space="preserve">Write the </w:t>
-      </w:r>
-      <w:r>
-        <w:rPr>
-          <w:b/>
-          <w:bCs/>
-        </w:rPr>
-        <w:t>Evidence note (required)</w:t>
-      </w:r>
-      <w:r>
-        <w:t>, e.g. "MD declined by phone 12 Sep, logged in contact timeline".</w:t>
-      </w:r>
-    </w:p>
-    <w:p>
-      <w:pPr>
-        <w:pStyle w:val="ListParagraph"/>
-        <w:numPr>
-          <w:ilvl w:val="0"/>
-          <w:numId w:val="15"/>
-        </w:numPr>
-        <w:spacing w:after="80" w:line="276" w:lineRule="auto"/>
-      </w:pPr>
-      <w:r>
-        <w:t xml:space="preserve">Select </w:t>
-      </w:r>
-      <w:r>
-        <w:rPr>
-          <w:b/>
-          <w:bCs/>
-        </w:rPr>
-        <w:t>Activate this reserve</w:t>
-      </w:r>
-      <w:r>
-        <w:t>. The Reserve becomes invitable and is worked like any Main case, starting with verification.</w:t>
-      </w:r>
-    </w:p>
-    <w:p>
-      <w:pPr>
-        <w:spacing w:after="80"/>
-      </w:pPr>
-    </w:p>
-    <w:p>
-      <w:pPr>
-        <w:pStyle w:val="Heading2"/>
-      </w:pPr>
-      <w:bookmarkStart w:id="21" w:name="_Toc240395131"/>
-      <w:r>
-        <w:t>4.14 Registering a new organisation and its sample case</w:t>
-      </w:r>
-      <w:bookmarkEnd w:id="21"/>
-    </w:p>
-    <w:p>
-      <w:pPr>
-        <w:spacing w:after="120" w:line="288" w:lineRule="auto"/>
-      </w:pPr>
-      <w:r>
-        <w:t>The approved registers are already loaded. Use this only for a late addition, replacement or correction.</w:t>
       </w:r>
     </w:p>
     <w:p>
@@ -9612,10 +9790,10 @@
           <w:b/>
           <w:bCs/>
         </w:rPr>
-        <w:t>Organisations</w:t>
-      </w:r>
-      <w:r>
-        <w:t xml:space="preserve"> in the top bar.</w:t>
+        <w:t>Reserve Activation</w:t>
+      </w:r>
+      <w:r>
+        <w:t>. Every locked Reserve is listed with a search box.</w:t>
       </w:r>
     </w:p>
     <w:p>
@@ -9628,12 +9806,11 @@
         <w:rPr>
           <w:noProof/>
         </w:rPr>
-        <w:lastRenderedPageBreak/>
         <w:drawing>
           <wp:inline distT="0" distB="0" distL="0" distR="0">
-            <wp:extent cx="5334000" cy="3333750"/>
+            <wp:extent cx="5334000" cy="2505075"/>
             <wp:effectExtent l="0" t="0" r="0" b="0"/>
-            <wp:docPr id="23" name="adm_organisations.jpg" descr="Register Organisation: the form (top) and the list of registered organisations (below)." title="Register Organisation: the form (top) and the list of registered organisations (below)."/>
+            <wp:docPr id="23" name="adm_reserve.jpg" descr="Reserve Activation." title="Reserve Activation."/>
             <wp:cNvGraphicFramePr>
               <a:graphicFrameLocks xmlns:a="http://schemas.openxmlformats.org/drawingml/2006/main" noChangeAspect="1"/>
             </wp:cNvGraphicFramePr>
@@ -9656,7 +9833,7 @@
                   <pic:spPr bwMode="auto">
                     <a:xfrm>
                       <a:off x="0" y="0"/>
-                      <a:ext cx="5334000" cy="3333750"/>
+                      <a:ext cx="5334000" cy="2505075"/>
                     </a:xfrm>
                     <a:prstGeom prst="rect">
                       <a:avLst/>
@@ -9692,7 +9869,7 @@
           <w:sz w:val="17"/>
           <w:szCs w:val="17"/>
         </w:rPr>
-        <w:t>Register Organisation: the form (top) and the list of registered organisations (below).</w:t>
+        <w:t>Reserve Activation.</w:t>
       </w:r>
     </w:p>
     <w:p>
@@ -9705,77 +9882,7 @@
         <w:spacing w:after="80" w:line="276" w:lineRule="auto"/>
       </w:pPr>
       <w:r>
-        <w:t xml:space="preserve">Complete </w:t>
-      </w:r>
-      <w:r>
-        <w:rPr>
-          <w:b/>
-          <w:bCs/>
-        </w:rPr>
-        <w:t>Name</w:t>
-      </w:r>
-      <w:r>
-        <w:t xml:space="preserve">, </w:t>
-      </w:r>
-      <w:r>
-        <w:rPr>
-          <w:b/>
-          <w:bCs/>
-        </w:rPr>
-        <w:t>District</w:t>
-      </w:r>
-      <w:r>
-        <w:t xml:space="preserve">, </w:t>
-      </w:r>
-      <w:r>
-        <w:rPr>
-          <w:b/>
-          <w:bCs/>
-        </w:rPr>
-        <w:t>Province</w:t>
-      </w:r>
-      <w:r>
-        <w:t xml:space="preserve">, </w:t>
-      </w:r>
-      <w:r>
-        <w:rPr>
-          <w:b/>
-          <w:bCs/>
-        </w:rPr>
-        <w:t>Entity type</w:t>
-      </w:r>
-      <w:r>
-        <w:t xml:space="preserve">, </w:t>
-      </w:r>
-      <w:r>
-        <w:rPr>
-          <w:b/>
-          <w:bCs/>
-        </w:rPr>
-        <w:t>Actor family</w:t>
-      </w:r>
-      <w:r>
-        <w:t xml:space="preserve">, </w:t>
-      </w:r>
-      <w:r>
-        <w:rPr>
-          <w:b/>
-          <w:bCs/>
-        </w:rPr>
-        <w:t>Value chain</w:t>
-      </w:r>
-      <w:r>
-        <w:t xml:space="preserve"> and </w:t>
-      </w:r>
-      <w:r>
-        <w:rPr>
-          <w:b/>
-          <w:bCs/>
-        </w:rPr>
-        <w:t>Size class</w:t>
-      </w:r>
-      <w:r>
-        <w:t>. Province, actor family and size class decide the stratum, so check them carefully.</w:t>
+        <w:t>Find the Reserve matched to the dropped Main case (the Main case page shows the pairing).</w:t>
       </w:r>
     </w:p>
     <w:p>
@@ -9788,17 +9895,57 @@
         <w:spacing w:after="80" w:line="276" w:lineRule="auto"/>
       </w:pPr>
       <w:r>
-        <w:t xml:space="preserve">Select </w:t>
-      </w:r>
-      <w:r>
-        <w:rPr>
-          <w:b/>
-          <w:bCs/>
-        </w:rPr>
-        <w:t>Register organisation</w:t>
-      </w:r>
-      <w:r>
-        <w:t>. The Master ID (e.g. MID-HA-000012) is generated automatically.</w:t>
+        <w:t xml:space="preserve">Choose the authorised reason: </w:t>
+      </w:r>
+      <w:r>
+        <w:rPr>
+          <w:b/>
+          <w:bCs/>
+        </w:rPr>
+        <w:t>Ineligible</w:t>
+      </w:r>
+      <w:r>
+        <w:t xml:space="preserve">, </w:t>
+      </w:r>
+      <w:r>
+        <w:rPr>
+          <w:b/>
+          <w:bCs/>
+        </w:rPr>
+        <w:t>Inactive</w:t>
+      </w:r>
+      <w:r>
+        <w:t xml:space="preserve">, </w:t>
+      </w:r>
+      <w:r>
+        <w:rPr>
+          <w:b/>
+          <w:bCs/>
+        </w:rPr>
+        <w:t>Duplicate</w:t>
+      </w:r>
+      <w:r>
+        <w:t xml:space="preserve">, </w:t>
+      </w:r>
+      <w:r>
+        <w:rPr>
+          <w:b/>
+          <w:bCs/>
+        </w:rPr>
+        <w:t>Refusal</w:t>
+      </w:r>
+      <w:r>
+        <w:t xml:space="preserve"> or </w:t>
+      </w:r>
+      <w:r>
+        <w:rPr>
+          <w:b/>
+          <w:bCs/>
+        </w:rPr>
+        <w:t>Nonresponse exhausted</w:t>
+      </w:r>
+      <w:r>
+        <w:t>. There is deliberately no "other".</w:t>
       </w:r>
     </w:p>
     <w:p>
@@ -9811,37 +9958,17 @@
         <w:spacing w:after="80" w:line="276" w:lineRule="auto"/>
       </w:pPr>
       <w:r>
-        <w:t xml:space="preserve">When offered, choose </w:t>
-      </w:r>
-      <w:r>
-        <w:rPr>
-          <w:b/>
-          <w:bCs/>
-        </w:rPr>
-        <w:t>Main</w:t>
-      </w:r>
-      <w:r>
-        <w:t xml:space="preserve"> or </w:t>
-      </w:r>
-      <w:r>
-        <w:rPr>
-          <w:b/>
-          <w:bCs/>
-        </w:rPr>
-        <w:t>Reserve</w:t>
-      </w:r>
-      <w:r>
-        <w:t xml:space="preserve"> and select </w:t>
-      </w:r>
-      <w:r>
-        <w:rPr>
-          <w:b/>
-          <w:bCs/>
-        </w:rPr>
-        <w:t>Create sample case</w:t>
-      </w:r>
-      <w:r>
-        <w:t>. The Sample ID is generated and the new case page opens. You can also create the case later from the organisation's row in the list.</w:t>
+        <w:t xml:space="preserve">Write the </w:t>
+      </w:r>
+      <w:r>
+        <w:rPr>
+          <w:b/>
+          <w:bCs/>
+        </w:rPr>
+        <w:t>Evidence note (required)</w:t>
+      </w:r>
+      <w:r>
+        <w:t>, e.g. "MD declined by phone 12 Sep, logged in contact timeline".</w:t>
       </w:r>
     </w:p>
     <w:p>
@@ -9854,17 +9981,17 @@
         <w:spacing w:after="80" w:line="276" w:lineRule="auto"/>
       </w:pPr>
       <w:r>
-        <w:t xml:space="preserve">For a Main case, register its Reserve counterpart in the </w:t>
-      </w:r>
-      <w:r>
-        <w:rPr>
-          <w:b/>
-          <w:bCs/>
-        </w:rPr>
-        <w:t>same province, actor family and size class</w:t>
-      </w:r>
-      <w:r>
-        <w:t>, then pair them (next procedure).</w:t>
+        <w:t xml:space="preserve">Select </w:t>
+      </w:r>
+      <w:r>
+        <w:rPr>
+          <w:b/>
+          <w:bCs/>
+        </w:rPr>
+        <w:t>Activate this reserve</w:t>
+      </w:r>
+      <w:r>
+        <w:t>. The Reserve becomes invitable and is worked like any Main case, starting with verification.</w:t>
       </w:r>
     </w:p>
     <w:p>
@@ -9876,9 +10003,9 @@
       <w:pPr>
         <w:pStyle w:val="Heading2"/>
       </w:pPr>
-      <w:bookmarkStart w:id="22" w:name="_Toc240395132"/>
-      <w:r>
-        <w:t>4.15 Building a pre-interview profile (PROIT)</w:t>
+      <w:bookmarkStart w:id="22" w:name="_Toc240405905"/>
+      <w:r>
+        <w:t>4.15 Registering a new organisation and its sample case</w:t>
       </w:r>
       <w:bookmarkEnd w:id="22"/>
     </w:p>
@@ -9887,7 +10014,7 @@
         <w:spacing w:after="120" w:line="288" w:lineRule="auto"/>
       </w:pPr>
       <w:r>
-        <w:t>PROIT lets the respondent confirm facts already on public record instead of answering them from scratch. It never pre-fills, skips or infers any scale item (ABI, NFM, Digital Readiness, FST) — only descriptive background.</w:t>
+        <w:t>The approved registers are already loaded. Use this only for a late addition, replacement or correction.</w:t>
       </w:r>
     </w:p>
     <w:p>
@@ -9900,80 +10027,17 @@
         <w:spacing w:after="80" w:line="276" w:lineRule="auto"/>
       </w:pPr>
       <w:r>
-        <w:t xml:space="preserve">On the case page (or KII page), in </w:t>
-      </w:r>
-      <w:r>
-        <w:rPr>
-          <w:b/>
-          <w:bCs/>
-        </w:rPr>
-        <w:t>Pre-Interview Profile (PROIT)</w:t>
-      </w:r>
-      <w:r>
-        <w:t xml:space="preserve">, select </w:t>
-      </w:r>
-      <w:r>
-        <w:rPr>
-          <w:b/>
-          <w:bCs/>
-        </w:rPr>
-        <w:t>Start background research</w:t>
-      </w:r>
-      <w:r>
-        <w:t>.</w:t>
-      </w:r>
-    </w:p>
-    <w:p>
-      <w:pPr>
-        <w:pStyle w:val="ListParagraph"/>
-        <w:numPr>
-          <w:ilvl w:val="0"/>
-          <w:numId w:val="17"/>
-        </w:numPr>
-        <w:spacing w:after="80" w:line="276" w:lineRule="auto"/>
-      </w:pPr>
-      <w:r>
-        <w:t xml:space="preserve">Under </w:t>
-      </w:r>
-      <w:r>
-        <w:rPr>
-          <w:b/>
-          <w:bCs/>
-        </w:rPr>
-        <w:t>Add a background field</w:t>
-      </w:r>
-      <w:r>
-        <w:t xml:space="preserve">, choose a field in </w:t>
-      </w:r>
-      <w:r>
-        <w:rPr>
-          <w:b/>
-          <w:bCs/>
-        </w:rPr>
-        <w:t>Select a field…</w:t>
-      </w:r>
-      <w:r>
-        <w:t xml:space="preserve">, type </w:t>
-      </w:r>
-      <w:r>
-        <w:rPr>
-          <w:b/>
-          <w:bCs/>
-        </w:rPr>
-        <w:t>What was found (documentary value)</w:t>
-      </w:r>
-      <w:r>
-        <w:t xml:space="preserve">, and select </w:t>
-      </w:r>
-      <w:r>
-        <w:rPr>
-          <w:b/>
-          <w:bCs/>
-        </w:rPr>
-        <w:t>Add field</w:t>
-      </w:r>
-      <w:r>
-        <w:t>.</w:t>
+        <w:t xml:space="preserve">Select </w:t>
+      </w:r>
+      <w:r>
+        <w:rPr>
+          <w:b/>
+          <w:bCs/>
+        </w:rPr>
+        <w:t>Organisations</w:t>
+      </w:r>
+      <w:r>
+        <w:t xml:space="preserve"> in the top bar.</w:t>
       </w:r>
     </w:p>
     <w:p>
@@ -9986,11 +10050,12 @@
         <w:rPr>
           <w:noProof/>
         </w:rPr>
+        <w:lastRenderedPageBreak/>
         <w:drawing>
           <wp:inline distT="0" distB="0" distL="0" distR="0">
-            <wp:extent cx="5334000" cy="1781175"/>
+            <wp:extent cx="5334000" cy="3333750"/>
             <wp:effectExtent l="0" t="0" r="0" b="0"/>
-            <wp:docPr id="24" name="adm_case_proit_draft.jpg" descr="A draft profile: each fact needs at least one source." title="A draft profile: each fact needs at least one source."/>
+            <wp:docPr id="24" name="adm_organisations.jpg" descr="Register Organisation: the form (top) and the list of registered organisations (below)." title="Register Organisation: the form (top) and the list of registered organisations (below)."/>
             <wp:cNvGraphicFramePr>
               <a:graphicFrameLocks xmlns:a="http://schemas.openxmlformats.org/drawingml/2006/main" noChangeAspect="1"/>
             </wp:cNvGraphicFramePr>
@@ -10013,7 +10078,7 @@
                   <pic:spPr bwMode="auto">
                     <a:xfrm>
                       <a:off x="0" y="0"/>
-                      <a:ext cx="5334000" cy="1781175"/>
+                      <a:ext cx="5334000" cy="3333750"/>
                     </a:xfrm>
                     <a:prstGeom prst="rect">
                       <a:avLst/>
@@ -10049,7 +10114,7 @@
           <w:sz w:val="17"/>
           <w:szCs w:val="17"/>
         </w:rPr>
-        <w:t>A draft profile: each fact needs at least one source.</w:t>
+        <w:t>Register Organisation: the form (top) and the list of registered organisations (below).</w:t>
       </w:r>
     </w:p>
     <w:p>
@@ -10062,28 +10127,77 @@
         <w:spacing w:after="80" w:line="276" w:lineRule="auto"/>
       </w:pPr>
       <w:r>
-        <w:lastRenderedPageBreak/>
-        <w:t xml:space="preserve">For each field, type the </w:t>
-      </w:r>
-      <w:r>
-        <w:rPr>
-          <w:b/>
-          <w:bCs/>
-        </w:rPr>
-        <w:t>Source title</w:t>
-      </w:r>
-      <w:r>
-        <w:t xml:space="preserve"> (e.g. companies registry entry), choose the confidence (HIGH, MODERATE, LOW) and the authority tier — Tier 1 statutory register or audited report, Tier 2 official website or association record, Tier 3 reputable media or professional profile, Tier 4 corroborated public platform content — then select </w:t>
-      </w:r>
-      <w:r>
-        <w:rPr>
-          <w:b/>
-          <w:bCs/>
-        </w:rPr>
-        <w:t>Add source</w:t>
-      </w:r>
-      <w:r>
-        <w:t>.</w:t>
+        <w:t xml:space="preserve">Complete </w:t>
+      </w:r>
+      <w:r>
+        <w:rPr>
+          <w:b/>
+          <w:bCs/>
+        </w:rPr>
+        <w:t>Name</w:t>
+      </w:r>
+      <w:r>
+        <w:t xml:space="preserve">, </w:t>
+      </w:r>
+      <w:r>
+        <w:rPr>
+          <w:b/>
+          <w:bCs/>
+        </w:rPr>
+        <w:t>District</w:t>
+      </w:r>
+      <w:r>
+        <w:t xml:space="preserve">, </w:t>
+      </w:r>
+      <w:r>
+        <w:rPr>
+          <w:b/>
+          <w:bCs/>
+        </w:rPr>
+        <w:t>Province</w:t>
+      </w:r>
+      <w:r>
+        <w:t xml:space="preserve">, </w:t>
+      </w:r>
+      <w:r>
+        <w:rPr>
+          <w:b/>
+          <w:bCs/>
+        </w:rPr>
+        <w:t>Entity type</w:t>
+      </w:r>
+      <w:r>
+        <w:t xml:space="preserve">, </w:t>
+      </w:r>
+      <w:r>
+        <w:rPr>
+          <w:b/>
+          <w:bCs/>
+        </w:rPr>
+        <w:t>Actor family</w:t>
+      </w:r>
+      <w:r>
+        <w:t xml:space="preserve">, </w:t>
+      </w:r>
+      <w:r>
+        <w:rPr>
+          <w:b/>
+          <w:bCs/>
+        </w:rPr>
+        <w:t>Value chain</w:t>
+      </w:r>
+      <w:r>
+        <w:t xml:space="preserve"> and </w:t>
+      </w:r>
+      <w:r>
+        <w:rPr>
+          <w:b/>
+          <w:bCs/>
+        </w:rPr>
+        <w:t>Size class</w:t>
+      </w:r>
+      <w:r>
+        <w:t>. Province, actor family and size class decide the stratum, so check them carefully.</w:t>
       </w:r>
     </w:p>
     <w:p>
@@ -10096,17 +10210,17 @@
         <w:spacing w:after="80" w:line="276" w:lineRule="auto"/>
       </w:pPr>
       <w:r>
-        <w:t xml:space="preserve">Use </w:t>
-      </w:r>
-      <w:r>
-        <w:rPr>
-          <w:b/>
-          <w:bCs/>
-        </w:rPr>
-        <w:t>Researcher review screen</w:t>
-      </w:r>
-      <w:r>
-        <w:t xml:space="preserve"> to check the whole profile, including gaps and contradictions.</w:t>
+        <w:t xml:space="preserve">Select </w:t>
+      </w:r>
+      <w:r>
+        <w:rPr>
+          <w:b/>
+          <w:bCs/>
+        </w:rPr>
+        <w:t>Register organisation</w:t>
+      </w:r>
+      <w:r>
+        <w:t>. The Master ID (e.g. MID-HA-000012) is generated automatically.</w:t>
       </w:r>
     </w:p>
     <w:p>
@@ -10119,17 +10233,60 @@
         <w:spacing w:after="80" w:line="276" w:lineRule="auto"/>
       </w:pPr>
       <w:r>
-        <w:t xml:space="preserve">A second researcher reviews it and selects </w:t>
-      </w:r>
-      <w:r>
-        <w:rPr>
-          <w:b/>
-          <w:bCs/>
-        </w:rPr>
-        <w:t>Lock pre-profile</w:t>
-      </w:r>
-      <w:r>
-        <w:t>. Only a locked profile is shown to the respondent, who confirms, corrects, or says they don't know, prefer not to say, or it is not applicable. The documentary value, the respondent's answer and the reconciled value are kept separately.</w:t>
+        <w:t xml:space="preserve">When offered, choose </w:t>
+      </w:r>
+      <w:r>
+        <w:rPr>
+          <w:b/>
+          <w:bCs/>
+        </w:rPr>
+        <w:t>Main</w:t>
+      </w:r>
+      <w:r>
+        <w:t xml:space="preserve"> or </w:t>
+      </w:r>
+      <w:r>
+        <w:rPr>
+          <w:b/>
+          <w:bCs/>
+        </w:rPr>
+        <w:t>Reserve</w:t>
+      </w:r>
+      <w:r>
+        <w:t xml:space="preserve"> and select </w:t>
+      </w:r>
+      <w:r>
+        <w:rPr>
+          <w:b/>
+          <w:bCs/>
+        </w:rPr>
+        <w:t>Create sample case</w:t>
+      </w:r>
+      <w:r>
+        <w:t>. The Sample ID is generated and the new case page opens. You can also create the case later from the organisation's row in the list.</w:t>
+      </w:r>
+    </w:p>
+    <w:p>
+      <w:pPr>
+        <w:pStyle w:val="ListParagraph"/>
+        <w:numPr>
+          <w:ilvl w:val="0"/>
+          <w:numId w:val="17"/>
+        </w:numPr>
+        <w:spacing w:after="80" w:line="276" w:lineRule="auto"/>
+      </w:pPr>
+      <w:r>
+        <w:t xml:space="preserve">For a Main case, register its Reserve counterpart in the </w:t>
+      </w:r>
+      <w:r>
+        <w:rPr>
+          <w:b/>
+          <w:bCs/>
+        </w:rPr>
+        <w:t>same province, actor family and size class</w:t>
+      </w:r>
+      <w:r>
+        <w:t>, then pair them (next procedure).</w:t>
       </w:r>
     </w:p>
     <w:p>
@@ -10141,11 +10298,19 @@
       <w:pPr>
         <w:pStyle w:val="Heading2"/>
       </w:pPr>
-      <w:bookmarkStart w:id="23" w:name="_Toc240395133"/>
-      <w:r>
-        <w:t>4.16 Reviewing questionnaires in the QA Queue</w:t>
+      <w:bookmarkStart w:id="23" w:name="_Toc240405906"/>
+      <w:r>
+        <w:t>4.16 Building a pre-interview profile (PROIT)</w:t>
       </w:r>
       <w:bookmarkEnd w:id="23"/>
+    </w:p>
+    <w:p>
+      <w:pPr>
+        <w:spacing w:after="120" w:line="288" w:lineRule="auto"/>
+      </w:pPr>
+      <w:r>
+        <w:t>PROIT lets the respondent confirm facts already on public record instead of answering them from scratch. It never pre-fills, skips or infers any scale item (ABI, NFM, Digital Readiness, FST) — only descriptive background.</w:t>
+      </w:r>
     </w:p>
     <w:p>
       <w:pPr>
@@ -10157,17 +10322,80 @@
         <w:spacing w:after="80" w:line="276" w:lineRule="auto"/>
       </w:pPr>
       <w:r>
-        <w:t xml:space="preserve">Select </w:t>
-      </w:r>
-      <w:r>
-        <w:rPr>
-          <w:b/>
-          <w:bCs/>
-        </w:rPr>
-        <w:t>QA Queue</w:t>
-      </w:r>
-      <w:r>
-        <w:t>. Each submission shows the Sample ID, when it was submitted, the administration mode, the completion time in minutes and its QA status (PENDING or QUERY).</w:t>
+        <w:t xml:space="preserve">On the case page (or KII page), in </w:t>
+      </w:r>
+      <w:r>
+        <w:rPr>
+          <w:b/>
+          <w:bCs/>
+        </w:rPr>
+        <w:t>Pre-Interview Profile (PROIT)</w:t>
+      </w:r>
+      <w:r>
+        <w:t xml:space="preserve">, select </w:t>
+      </w:r>
+      <w:r>
+        <w:rPr>
+          <w:b/>
+          <w:bCs/>
+        </w:rPr>
+        <w:t>Start background research</w:t>
+      </w:r>
+      <w:r>
+        <w:t>.</w:t>
+      </w:r>
+    </w:p>
+    <w:p>
+      <w:pPr>
+        <w:pStyle w:val="ListParagraph"/>
+        <w:numPr>
+          <w:ilvl w:val="0"/>
+          <w:numId w:val="18"/>
+        </w:numPr>
+        <w:spacing w:after="80" w:line="276" w:lineRule="auto"/>
+      </w:pPr>
+      <w:r>
+        <w:t xml:space="preserve">Under </w:t>
+      </w:r>
+      <w:r>
+        <w:rPr>
+          <w:b/>
+          <w:bCs/>
+        </w:rPr>
+        <w:t>Add a background field</w:t>
+      </w:r>
+      <w:r>
+        <w:t xml:space="preserve">, choose a field in </w:t>
+      </w:r>
+      <w:r>
+        <w:rPr>
+          <w:b/>
+          <w:bCs/>
+        </w:rPr>
+        <w:t>Select a field…</w:t>
+      </w:r>
+      <w:r>
+        <w:t xml:space="preserve">, type </w:t>
+      </w:r>
+      <w:r>
+        <w:rPr>
+          <w:b/>
+          <w:bCs/>
+        </w:rPr>
+        <w:t>What was found (documentary value)</w:t>
+      </w:r>
+      <w:r>
+        <w:t xml:space="preserve">, and select </w:t>
+      </w:r>
+      <w:r>
+        <w:rPr>
+          <w:b/>
+          <w:bCs/>
+        </w:rPr>
+        <w:t>Add field</w:t>
+      </w:r>
+      <w:r>
+        <w:t>.</w:t>
       </w:r>
     </w:p>
     <w:p>
@@ -10182,9 +10410,9 @@
         </w:rPr>
         <w:drawing>
           <wp:inline distT="0" distB="0" distL="0" distR="0">
-            <wp:extent cx="5334000" cy="3333750"/>
+            <wp:extent cx="5334000" cy="1781175"/>
             <wp:effectExtent l="0" t="0" r="0" b="0"/>
-            <wp:docPr id="25" name="qa_queue.jpg" descr="QUAN QA Queue with the KoboToolbox sync panel." title="QUAN QA Queue with the KoboToolbox sync panel."/>
+            <wp:docPr id="25" name="adm_case_proit_draft.jpg" descr="A draft profile: each fact needs at least one source." title="A draft profile: each fact needs at least one source."/>
             <wp:cNvGraphicFramePr>
               <a:graphicFrameLocks xmlns:a="http://schemas.openxmlformats.org/drawingml/2006/main" noChangeAspect="1"/>
             </wp:cNvGraphicFramePr>
@@ -10207,6 +10435,200 @@
                   <pic:spPr bwMode="auto">
                     <a:xfrm>
                       <a:off x="0" y="0"/>
+                      <a:ext cx="5334000" cy="1781175"/>
+                    </a:xfrm>
+                    <a:prstGeom prst="rect">
+                      <a:avLst/>
+                    </a:prstGeom>
+                  </pic:spPr>
+                </pic:pic>
+              </a:graphicData>
+            </a:graphic>
+          </wp:inline>
+        </w:drawing>
+      </w:r>
+    </w:p>
+    <w:p>
+      <w:pPr>
+        <w:spacing w:after="180"/>
+        <w:jc w:val="center"/>
+      </w:pPr>
+      <w:r>
+        <w:rPr>
+          <w:b/>
+          <w:bCs/>
+          <w:color w:val="5B6670"/>
+          <w:sz w:val="17"/>
+          <w:szCs w:val="17"/>
+        </w:rPr>
+        <w:t xml:space="preserve">Figure 25. </w:t>
+      </w:r>
+      <w:r>
+        <w:rPr>
+          <w:i/>
+          <w:iCs/>
+          <w:color w:val="5B6670"/>
+          <w:sz w:val="17"/>
+          <w:szCs w:val="17"/>
+        </w:rPr>
+        <w:t>A draft profile: each fact needs at least one source.</w:t>
+      </w:r>
+    </w:p>
+    <w:p>
+      <w:pPr>
+        <w:pStyle w:val="ListParagraph"/>
+        <w:numPr>
+          <w:ilvl w:val="0"/>
+          <w:numId w:val="18"/>
+        </w:numPr>
+        <w:spacing w:after="80" w:line="276" w:lineRule="auto"/>
+      </w:pPr>
+      <w:r>
+        <w:lastRenderedPageBreak/>
+        <w:t xml:space="preserve">For each field, type the </w:t>
+      </w:r>
+      <w:r>
+        <w:rPr>
+          <w:b/>
+          <w:bCs/>
+        </w:rPr>
+        <w:t>Source title</w:t>
+      </w:r>
+      <w:r>
+        <w:t xml:space="preserve"> (e.g. companies registry entry), choose the confidence (HIGH, MODERATE, LOW) and the authority tier — Tier 1 statutory register or audited report, Tier 2 official website or association record, Tier 3 reputable media or professional profile, Tier 4 corroborated public platform content — then select </w:t>
+      </w:r>
+      <w:r>
+        <w:rPr>
+          <w:b/>
+          <w:bCs/>
+        </w:rPr>
+        <w:t>Add source</w:t>
+      </w:r>
+      <w:r>
+        <w:t>.</w:t>
+      </w:r>
+    </w:p>
+    <w:p>
+      <w:pPr>
+        <w:pStyle w:val="ListParagraph"/>
+        <w:numPr>
+          <w:ilvl w:val="0"/>
+          <w:numId w:val="18"/>
+        </w:numPr>
+        <w:spacing w:after="80" w:line="276" w:lineRule="auto"/>
+      </w:pPr>
+      <w:r>
+        <w:t xml:space="preserve">Use </w:t>
+      </w:r>
+      <w:r>
+        <w:rPr>
+          <w:b/>
+          <w:bCs/>
+        </w:rPr>
+        <w:t>Researcher review screen</w:t>
+      </w:r>
+      <w:r>
+        <w:t xml:space="preserve"> to check the whole profile, including gaps and contradictions.</w:t>
+      </w:r>
+    </w:p>
+    <w:p>
+      <w:pPr>
+        <w:pStyle w:val="ListParagraph"/>
+        <w:numPr>
+          <w:ilvl w:val="0"/>
+          <w:numId w:val="18"/>
+        </w:numPr>
+        <w:spacing w:after="80" w:line="276" w:lineRule="auto"/>
+      </w:pPr>
+      <w:r>
+        <w:t xml:space="preserve">A second researcher reviews it and selects </w:t>
+      </w:r>
+      <w:r>
+        <w:rPr>
+          <w:b/>
+          <w:bCs/>
+        </w:rPr>
+        <w:t>Lock pre-profile</w:t>
+      </w:r>
+      <w:r>
+        <w:t>. Only a locked profile is shown to the respondent, who confirms, corrects, or says they don't know, prefer not to say, or it is not applicable. The documentary value, the respondent's answer and the reconciled value are kept separately.</w:t>
+      </w:r>
+    </w:p>
+    <w:p>
+      <w:pPr>
+        <w:spacing w:after="80"/>
+      </w:pPr>
+    </w:p>
+    <w:p>
+      <w:pPr>
+        <w:pStyle w:val="Heading2"/>
+      </w:pPr>
+      <w:bookmarkStart w:id="24" w:name="_Toc240405907"/>
+      <w:r>
+        <w:t>4.17 Reviewing questionnaires in the QA Queue</w:t>
+      </w:r>
+      <w:bookmarkEnd w:id="24"/>
+    </w:p>
+    <w:p>
+      <w:pPr>
+        <w:pStyle w:val="ListParagraph"/>
+        <w:numPr>
+          <w:ilvl w:val="0"/>
+          <w:numId w:val="19"/>
+        </w:numPr>
+        <w:spacing w:after="80" w:line="276" w:lineRule="auto"/>
+      </w:pPr>
+      <w:r>
+        <w:t xml:space="preserve">Select </w:t>
+      </w:r>
+      <w:r>
+        <w:rPr>
+          <w:b/>
+          <w:bCs/>
+        </w:rPr>
+        <w:t>QA Queue</w:t>
+      </w:r>
+      <w:r>
+        <w:t>. Each submission shows the Sample ID, when it was submitted, the administration mode, the completion time in minutes and its QA status (PENDING or QUERY).</w:t>
+      </w:r>
+    </w:p>
+    <w:p>
+      <w:pPr>
+        <w:keepNext/>
+        <w:spacing w:before="80" w:after="40"/>
+        <w:jc w:val="center"/>
+      </w:pPr>
+      <w:r>
+        <w:rPr>
+          <w:noProof/>
+        </w:rPr>
+        <w:drawing>
+          <wp:inline distT="0" distB="0" distL="0" distR="0">
+            <wp:extent cx="5334000" cy="3333750"/>
+            <wp:effectExtent l="0" t="0" r="0" b="0"/>
+            <wp:docPr id="26" name="qa_queue.jpg" descr="QUAN QA Queue with the KoboToolbox sync panel." title="QUAN QA Queue with the KoboToolbox sync panel."/>
+            <wp:cNvGraphicFramePr>
+              <a:graphicFrameLocks xmlns:a="http://schemas.openxmlformats.org/drawingml/2006/main" noChangeAspect="1"/>
+            </wp:cNvGraphicFramePr>
+            <a:graphic xmlns:a="http://schemas.openxmlformats.org/drawingml/2006/main">
+              <a:graphicData uri="http://schemas.openxmlformats.org/drawingml/2006/picture">
+                <pic:pic xmlns:pic="http://schemas.openxmlformats.org/drawingml/2006/picture">
+                  <pic:nvPicPr>
+                    <pic:cNvPr id="0" name=""/>
+                    <pic:cNvPicPr>
+                      <a:picLocks noChangeAspect="1" noChangeArrowheads="1"/>
+                    </pic:cNvPicPr>
+                  </pic:nvPicPr>
+                  <pic:blipFill>
+                    <a:blip r:embed="rId32"/>
+                    <a:srcRect/>
+                    <a:stretch>
+                      <a:fillRect/>
+                    </a:stretch>
+                  </pic:blipFill>
+                  <pic:spPr bwMode="auto">
+                    <a:xfrm>
+                      <a:off x="0" y="0"/>
                       <a:ext cx="5334000" cy="3333750"/>
                     </a:xfrm>
                     <a:prstGeom prst="rect">
@@ -10233,7 +10655,7 @@
           <w:sz w:val="17"/>
           <w:szCs w:val="17"/>
         </w:rPr>
-        <w:t xml:space="preserve">Figure 25. </w:t>
+        <w:t xml:space="preserve">Figure 26. </w:t>
       </w:r>
       <w:r>
         <w:rPr>
@@ -10251,7 +10673,7 @@
         <w:pStyle w:val="ListParagraph"/>
         <w:numPr>
           <w:ilvl w:val="0"/>
-          <w:numId w:val="18"/>
+          <w:numId w:val="19"/>
         </w:numPr>
         <w:spacing w:after="80" w:line="276" w:lineRule="auto"/>
       </w:pPr>
@@ -10284,7 +10706,7 @@
         <w:pStyle w:val="ListParagraph"/>
         <w:numPr>
           <w:ilvl w:val="0"/>
-          <w:numId w:val="18"/>
+          <w:numId w:val="19"/>
         </w:numPr>
         <w:spacing w:after="80" w:line="276" w:lineRule="auto"/>
       </w:pPr>
@@ -10297,7 +10719,7 @@
         <w:pStyle w:val="ListParagraph"/>
         <w:numPr>
           <w:ilvl w:val="0"/>
-          <w:numId w:val="18"/>
+          <w:numId w:val="19"/>
         </w:numPr>
         <w:spacing w:after="80" w:line="276" w:lineRule="auto"/>
       </w:pPr>
@@ -10320,7 +10742,7 @@
         <w:pStyle w:val="ListParagraph"/>
         <w:numPr>
           <w:ilvl w:val="0"/>
-          <w:numId w:val="18"/>
+          <w:numId w:val="19"/>
         </w:numPr>
         <w:spacing w:after="80" w:line="276" w:lineRule="auto"/>
       </w:pPr>
@@ -10920,270 +11342,9 @@
       <w:pPr>
         <w:pStyle w:val="Heading2"/>
       </w:pPr>
-      <w:bookmarkStart w:id="24" w:name="_Toc240395134"/>
-      <w:r>
-        <w:t>4.17 Working QA exceptions</w:t>
-      </w:r>
-      <w:bookmarkEnd w:id="24"/>
-    </w:p>
-    <w:p>
-      <w:pPr>
-        <w:pStyle w:val="ListParagraph"/>
-        <w:numPr>
-          <w:ilvl w:val="0"/>
-          <w:numId w:val="19"/>
-        </w:numPr>
-        <w:spacing w:after="80" w:line="276" w:lineRule="auto"/>
-      </w:pPr>
-      <w:r>
-        <w:t xml:space="preserve">Select </w:t>
-      </w:r>
-      <w:r>
-        <w:rPr>
-          <w:b/>
-          <w:bCs/>
-        </w:rPr>
-        <w:t>QA Exceptions</w:t>
-      </w:r>
-      <w:r>
-        <w:t xml:space="preserve">. Each card shows the rule that fired (for example </w:t>
-      </w:r>
-      <w:r>
-        <w:rPr>
-          <w:rFonts w:ascii="Consolas" w:eastAsia="Consolas" w:hAnsi="Consolas" w:cs="Consolas"/>
-          <w:color w:val="122238"/>
-          <w:sz w:val="19"/>
-          <w:szCs w:val="19"/>
-        </w:rPr>
-        <w:t>hard_stop_missing_required_fields</w:t>
-      </w:r>
-      <w:r>
-        <w:t xml:space="preserve"> or </w:t>
-      </w:r>
-      <w:r>
-        <w:rPr>
-          <w:rFonts w:ascii="Consolas" w:eastAsia="Consolas" w:hAnsi="Consolas" w:cs="Consolas"/>
-          <w:color w:val="122238"/>
-          <w:sz w:val="19"/>
-          <w:szCs w:val="19"/>
-        </w:rPr>
-        <w:t>min_plausible_duration_seconds</w:t>
-      </w:r>
-      <w:r>
-        <w:t>), the Sample ID, when it was raised and its status. Oldest first.</w:t>
-      </w:r>
-    </w:p>
-    <w:p>
-      <w:pPr>
-        <w:keepNext/>
-        <w:spacing w:before="80" w:after="40"/>
-        <w:jc w:val="center"/>
-      </w:pPr>
-      <w:r>
-        <w:rPr>
-          <w:noProof/>
-        </w:rPr>
-        <w:drawing>
-          <wp:inline distT="0" distB="0" distL="0" distR="0">
-            <wp:extent cx="5334000" cy="3333750"/>
-            <wp:effectExtent l="0" t="0" r="0" b="0"/>
-            <wp:docPr id="26" name="qa_exceptions.jpg" descr="QA Exception Queue." title="QA Exception Queue."/>
-            <wp:cNvGraphicFramePr>
-              <a:graphicFrameLocks xmlns:a="http://schemas.openxmlformats.org/drawingml/2006/main" noChangeAspect="1"/>
-            </wp:cNvGraphicFramePr>
-            <a:graphic xmlns:a="http://schemas.openxmlformats.org/drawingml/2006/main">
-              <a:graphicData uri="http://schemas.openxmlformats.org/drawingml/2006/picture">
-                <pic:pic xmlns:pic="http://schemas.openxmlformats.org/drawingml/2006/picture">
-                  <pic:nvPicPr>
-                    <pic:cNvPr id="0" name=""/>
-                    <pic:cNvPicPr>
-                      <a:picLocks noChangeAspect="1" noChangeArrowheads="1"/>
-                    </pic:cNvPicPr>
-                  </pic:nvPicPr>
-                  <pic:blipFill>
-                    <a:blip r:embed="rId32"/>
-                    <a:srcRect/>
-                    <a:stretch>
-                      <a:fillRect/>
-                    </a:stretch>
-                  </pic:blipFill>
-                  <pic:spPr bwMode="auto">
-                    <a:xfrm>
-                      <a:off x="0" y="0"/>
-                      <a:ext cx="5334000" cy="3333750"/>
-                    </a:xfrm>
-                    <a:prstGeom prst="rect">
-                      <a:avLst/>
-                    </a:prstGeom>
-                  </pic:spPr>
-                </pic:pic>
-              </a:graphicData>
-            </a:graphic>
-          </wp:inline>
-        </w:drawing>
-      </w:r>
-    </w:p>
-    <w:p>
-      <w:pPr>
-        <w:spacing w:after="180"/>
-        <w:jc w:val="center"/>
-      </w:pPr>
-      <w:r>
-        <w:rPr>
-          <w:b/>
-          <w:bCs/>
-          <w:color w:val="5B6670"/>
-          <w:sz w:val="17"/>
-          <w:szCs w:val="17"/>
-        </w:rPr>
-        <w:t xml:space="preserve">Figure 26. </w:t>
-      </w:r>
-      <w:r>
-        <w:rPr>
-          <w:i/>
-          <w:iCs/>
-          <w:color w:val="5B6670"/>
-          <w:sz w:val="17"/>
-          <w:szCs w:val="17"/>
-        </w:rPr>
-        <w:t>QA Exception Queue.</w:t>
-      </w:r>
-    </w:p>
-    <w:p>
-      <w:pPr>
-        <w:pStyle w:val="ListParagraph"/>
-        <w:numPr>
-          <w:ilvl w:val="0"/>
-          <w:numId w:val="19"/>
-        </w:numPr>
-        <w:spacing w:after="80" w:line="276" w:lineRule="auto"/>
-      </w:pPr>
-      <w:r>
-        <w:t xml:space="preserve">Tick </w:t>
-      </w:r>
-      <w:r>
-        <w:rPr>
-          <w:b/>
-          <w:bCs/>
-        </w:rPr>
-        <w:t>Only mine</w:t>
-      </w:r>
-      <w:r>
-        <w:t xml:space="preserve"> to see exceptions assigned to you; tick </w:t>
-      </w:r>
-      <w:r>
-        <w:rPr>
-          <w:b/>
-          <w:bCs/>
-        </w:rPr>
-        <w:t>Show closed</w:t>
-      </w:r>
-      <w:r>
-        <w:t xml:space="preserve"> to include resolved ones.</w:t>
-      </w:r>
-    </w:p>
-    <w:p>
-      <w:pPr>
-        <w:pStyle w:val="ListParagraph"/>
-        <w:numPr>
-          <w:ilvl w:val="0"/>
-          <w:numId w:val="19"/>
-        </w:numPr>
-        <w:spacing w:after="80" w:line="276" w:lineRule="auto"/>
-      </w:pPr>
-      <w:r>
-        <w:t xml:space="preserve">Use </w:t>
-      </w:r>
-      <w:r>
-        <w:rPr>
-          <w:b/>
-          <w:bCs/>
-        </w:rPr>
-        <w:t>Assign to</w:t>
-      </w:r>
-      <w:r>
-        <w:t xml:space="preserve"> to take ownership (or give it to a colleague). The status becomes </w:t>
-      </w:r>
-      <w:r>
-        <w:rPr>
-          <w:b/>
-          <w:bCs/>
-        </w:rPr>
-        <w:t>In progress</w:t>
-      </w:r>
-      <w:r>
-        <w:t>.</w:t>
-      </w:r>
-    </w:p>
-    <w:p>
-      <w:pPr>
-        <w:pStyle w:val="ListParagraph"/>
-        <w:numPr>
-          <w:ilvl w:val="0"/>
-          <w:numId w:val="19"/>
-        </w:numPr>
-        <w:spacing w:after="80" w:line="276" w:lineRule="auto"/>
-      </w:pPr>
-      <w:r>
-        <w:t>Investigate: open the form PDF, check the case timeline, contact the respondent if needed.</w:t>
-      </w:r>
-    </w:p>
-    <w:p>
-      <w:pPr>
-        <w:pStyle w:val="ListParagraph"/>
-        <w:numPr>
-          <w:ilvl w:val="0"/>
-          <w:numId w:val="19"/>
-        </w:numPr>
-        <w:spacing w:after="80" w:line="276" w:lineRule="auto"/>
-      </w:pPr>
-      <w:r>
-        <w:t xml:space="preserve">Type </w:t>
-      </w:r>
-      <w:r>
-        <w:rPr>
-          <w:b/>
-          <w:bCs/>
-        </w:rPr>
-        <w:t>What was done about it?</w:t>
-      </w:r>
-      <w:r>
-        <w:t xml:space="preserve"> and select </w:t>
-      </w:r>
-      <w:r>
-        <w:rPr>
-          <w:b/>
-          <w:bCs/>
-        </w:rPr>
-        <w:t>Resolved</w:t>
-      </w:r>
-      <w:r>
-        <w:t xml:space="preserve">, or </w:t>
-      </w:r>
-      <w:r>
-        <w:rPr>
-          <w:b/>
-          <w:bCs/>
-        </w:rPr>
-        <w:t>Not a real problem</w:t>
-      </w:r>
-      <w:r>
-        <w:t xml:space="preserve"> if the flag was a false alarm. A note is always required.</w:t>
-      </w:r>
-    </w:p>
-    <w:p>
-      <w:pPr>
-        <w:spacing w:after="80"/>
-      </w:pPr>
-    </w:p>
-    <w:p>
-      <w:pPr>
-        <w:pStyle w:val="Heading2"/>
-      </w:pPr>
-      <w:bookmarkStart w:id="25" w:name="_Toc240395135"/>
-      <w:r>
-        <w:lastRenderedPageBreak/>
-        <w:t>4.18 Downloading or emailing completed forms (Form PDFs)</w:t>
+      <w:bookmarkStart w:id="25" w:name="_Toc240405908"/>
+      <w:r>
+        <w:t>4.18 Working QA exceptions</w:t>
       </w:r>
       <w:bookmarkEnd w:id="25"/>
     </w:p>
@@ -11204,10 +11365,34 @@
           <w:b/>
           <w:bCs/>
         </w:rPr>
-        <w:t>Form PDFs</w:t>
-      </w:r>
-      <w:r>
-        <w:t>. You see the completed questionnaire, KII Guide and document forms from KoboToolbox, newest first, 20 per page.</w:t>
+        <w:t>QA Exceptions</w:t>
+      </w:r>
+      <w:r>
+        <w:t xml:space="preserve">. Each card shows the rule that fired (for example </w:t>
+      </w:r>
+      <w:r>
+        <w:rPr>
+          <w:rFonts w:ascii="Consolas" w:eastAsia="Consolas" w:hAnsi="Consolas" w:cs="Consolas"/>
+          <w:color w:val="122238"/>
+          <w:sz w:val="19"/>
+          <w:szCs w:val="19"/>
+        </w:rPr>
+        <w:t>hard_stop_missing_required_fields</w:t>
+      </w:r>
+      <w:r>
+        <w:t xml:space="preserve"> or </w:t>
+      </w:r>
+      <w:r>
+        <w:rPr>
+          <w:rFonts w:ascii="Consolas" w:eastAsia="Consolas" w:hAnsi="Consolas" w:cs="Consolas"/>
+          <w:color w:val="122238"/>
+          <w:sz w:val="19"/>
+          <w:szCs w:val="19"/>
+        </w:rPr>
+        <w:t>min_plausible_duration_seconds</w:t>
+      </w:r>
+      <w:r>
+        <w:t>), the Sample ID, when it was raised and its status. Oldest first.</w:t>
       </w:r>
     </w:p>
     <w:p>
@@ -11222,9 +11407,9 @@
         </w:rPr>
         <w:drawing>
           <wp:inline distT="0" distB="0" distL="0" distR="0">
-            <wp:extent cx="5334000" cy="2581275"/>
+            <wp:extent cx="5334000" cy="3333750"/>
             <wp:effectExtent l="0" t="0" r="0" b="0"/>
-            <wp:docPr id="27" name="adm_form_pdfs.jpg" descr="Completed form PDFs." title="Completed form PDFs."/>
+            <wp:docPr id="27" name="qa_exceptions.jpg" descr="QA Exception Queue." title="QA Exception Queue."/>
             <wp:cNvGraphicFramePr>
               <a:graphicFrameLocks xmlns:a="http://schemas.openxmlformats.org/drawingml/2006/main" noChangeAspect="1"/>
             </wp:cNvGraphicFramePr>
@@ -11247,7 +11432,7 @@
                   <pic:spPr bwMode="auto">
                     <a:xfrm>
                       <a:off x="0" y="0"/>
-                      <a:ext cx="5334000" cy="2581275"/>
+                      <a:ext cx="5334000" cy="3333750"/>
                     </a:xfrm>
                     <a:prstGeom prst="rect">
                       <a:avLst/>
@@ -11283,7 +11468,7 @@
           <w:sz w:val="17"/>
           <w:szCs w:val="17"/>
         </w:rPr>
-        <w:t>Completed form PDFs.</w:t>
+        <w:t>QA Exception Queue.</w:t>
       </w:r>
     </w:p>
     <w:p>
@@ -11296,17 +11481,27 @@
         <w:spacing w:after="80" w:line="276" w:lineRule="auto"/>
       </w:pPr>
       <w:r>
-        <w:t xml:space="preserve">Select </w:t>
-      </w:r>
-      <w:r>
-        <w:rPr>
-          <w:b/>
-          <w:bCs/>
-        </w:rPr>
-        <w:t>Download PDF</w:t>
-      </w:r>
-      <w:r>
-        <w:t xml:space="preserve"> to save a readable copy: sections, questions, the chosen answers as words (not codes) and repeated groups.</w:t>
+        <w:t xml:space="preserve">Tick </w:t>
+      </w:r>
+      <w:r>
+        <w:rPr>
+          <w:b/>
+          <w:bCs/>
+        </w:rPr>
+        <w:t>Only mine</w:t>
+      </w:r>
+      <w:r>
+        <w:t xml:space="preserve"> to see exceptions assigned to you; tick </w:t>
+      </w:r>
+      <w:r>
+        <w:rPr>
+          <w:b/>
+          <w:bCs/>
+        </w:rPr>
+        <w:t>Show closed</w:t>
+      </w:r>
+      <w:r>
+        <w:t xml:space="preserve"> to include resolved ones.</w:t>
       </w:r>
     </w:p>
     <w:p>
@@ -11319,17 +11514,27 @@
         <w:spacing w:after="80" w:line="276" w:lineRule="auto"/>
       </w:pPr>
       <w:r>
-        <w:t xml:space="preserve">Select </w:t>
-      </w:r>
-      <w:r>
-        <w:rPr>
-          <w:b/>
-          <w:bCs/>
-        </w:rPr>
-        <w:t>Email to me</w:t>
-      </w:r>
-      <w:r>
-        <w:t xml:space="preserve"> to send the PDF to the email address on your account.</w:t>
+        <w:t xml:space="preserve">Use </w:t>
+      </w:r>
+      <w:r>
+        <w:rPr>
+          <w:b/>
+          <w:bCs/>
+        </w:rPr>
+        <w:t>Assign to</w:t>
+      </w:r>
+      <w:r>
+        <w:t xml:space="preserve"> to take ownership (or give it to a colleague). The status becomes </w:t>
+      </w:r>
+      <w:r>
+        <w:rPr>
+          <w:b/>
+          <w:bCs/>
+        </w:rPr>
+        <w:t>In progress</w:t>
+      </w:r>
+      <w:r>
+        <w:t>.</w:t>
       </w:r>
     </w:p>
     <w:p>
@@ -11342,17 +11547,50 @@
         <w:spacing w:after="80" w:line="276" w:lineRule="auto"/>
       </w:pPr>
       <w:r>
-        <w:t xml:space="preserve">For the questionnaire only, select </w:t>
-      </w:r>
-      <w:r>
-        <w:rPr>
-          <w:b/>
-          <w:bCs/>
-        </w:rPr>
-        <w:t>Email to respondent</w:t>
-      </w:r>
-      <w:r>
-        <w:t xml:space="preserve"> to send the respondent a copy of their own answers at the email address recorded on the case (only while their consent stands). You are asked to confirm first. Every email is audited with the address masked.</w:t>
+        <w:t>Investigate: open the form PDF, check the case timeline, contact the respondent if needed.</w:t>
+      </w:r>
+    </w:p>
+    <w:p>
+      <w:pPr>
+        <w:pStyle w:val="ListParagraph"/>
+        <w:numPr>
+          <w:ilvl w:val="0"/>
+          <w:numId w:val="20"/>
+        </w:numPr>
+        <w:spacing w:after="80" w:line="276" w:lineRule="auto"/>
+      </w:pPr>
+      <w:r>
+        <w:t xml:space="preserve">Type </w:t>
+      </w:r>
+      <w:r>
+        <w:rPr>
+          <w:b/>
+          <w:bCs/>
+        </w:rPr>
+        <w:t>What was done about it?</w:t>
+      </w:r>
+      <w:r>
+        <w:t xml:space="preserve"> and select </w:t>
+      </w:r>
+      <w:r>
+        <w:rPr>
+          <w:b/>
+          <w:bCs/>
+        </w:rPr>
+        <w:t>Resolved</w:t>
+      </w:r>
+      <w:r>
+        <w:t xml:space="preserve">, or </w:t>
+      </w:r>
+      <w:r>
+        <w:rPr>
+          <w:b/>
+          <w:bCs/>
+        </w:rPr>
+        <w:t>Not a real problem</w:t>
+      </w:r>
+      <w:r>
+        <w:t xml:space="preserve"> if the flag was a false alarm. A note is always required.</w:t>
       </w:r>
     </w:p>
     <w:p>
@@ -11362,19 +11600,12 @@
     </w:p>
     <w:p>
       <w:pPr>
-        <w:spacing w:after="120" w:line="288" w:lineRule="auto"/>
-      </w:pPr>
-      <w:r>
-        <w:t>The same PDF is available from the record itself: the case page (questionnaire), the KII page (KII Guide) or the document page (coding form).</w:t>
-      </w:r>
-    </w:p>
-    <w:p>
-      <w:pPr>
         <w:pStyle w:val="Heading2"/>
       </w:pPr>
-      <w:bookmarkStart w:id="26" w:name="_Toc240395136"/>
-      <w:r>
-        <w:t>4.19 Logging fieldwork costs</w:t>
+      <w:bookmarkStart w:id="26" w:name="_Toc240405909"/>
+      <w:r>
+        <w:lastRenderedPageBreak/>
+        <w:t>4.19 Downloading or emailing completed forms (Form PDFs)</w:t>
       </w:r>
       <w:bookmarkEnd w:id="26"/>
     </w:p>
@@ -11395,10 +11626,10 @@
           <w:b/>
           <w:bCs/>
         </w:rPr>
-        <w:t>Cost</w:t>
-      </w:r>
-      <w:r>
-        <w:t>. The top shows total spend, cost per QA-passed questionnaire and cost per completed KII, with spend by category.</w:t>
+        <w:t>Form PDFs</w:t>
+      </w:r>
+      <w:r>
+        <w:t>. You see the completed questionnaire, KII Guide and document forms from KoboToolbox, newest first, 20 per page.</w:t>
       </w:r>
     </w:p>
     <w:p>
@@ -11411,12 +11642,11 @@
         <w:rPr>
           <w:noProof/>
         </w:rPr>
-        <w:lastRenderedPageBreak/>
         <w:drawing>
           <wp:inline distT="0" distB="0" distL="0" distR="0">
-            <wp:extent cx="5334000" cy="3752850"/>
+            <wp:extent cx="5334000" cy="2581275"/>
             <wp:effectExtent l="0" t="0" r="0" b="0"/>
-            <wp:docPr id="28" name="adm_cost.jpg" descr="Cost Dashboard and the Log a cost event form." title="Cost Dashboard and the Log a cost event form."/>
+            <wp:docPr id="28" name="adm_form_pdfs.jpg" descr="Completed form PDFs." title="Completed form PDFs."/>
             <wp:cNvGraphicFramePr>
               <a:graphicFrameLocks xmlns:a="http://schemas.openxmlformats.org/drawingml/2006/main" noChangeAspect="1"/>
             </wp:cNvGraphicFramePr>
@@ -11439,7 +11669,7 @@
                   <pic:spPr bwMode="auto">
                     <a:xfrm>
                       <a:off x="0" y="0"/>
-                      <a:ext cx="5334000" cy="3752850"/>
+                      <a:ext cx="5334000" cy="2581275"/>
                     </a:xfrm>
                     <a:prstGeom prst="rect">
                       <a:avLst/>
@@ -11475,7 +11705,7 @@
           <w:sz w:val="17"/>
           <w:szCs w:val="17"/>
         </w:rPr>
-        <w:t>Cost Dashboard and the Log a cost event form.</w:t>
+        <w:t>Completed form PDFs.</w:t>
       </w:r>
     </w:p>
     <w:p>
@@ -11488,27 +11718,17 @@
         <w:spacing w:after="80" w:line="276" w:lineRule="auto"/>
       </w:pPr>
       <w:r>
-        <w:t xml:space="preserve">In </w:t>
-      </w:r>
-      <w:r>
-        <w:rPr>
-          <w:b/>
-          <w:bCs/>
-        </w:rPr>
-        <w:t>Log a cost event</w:t>
-      </w:r>
-      <w:r>
-        <w:t>, enter the date, choose the category (RA</w:t>
-      </w:r>
-      <w:r>
-        <w:rPr>
-          <w:i/>
-          <w:iCs/>
-        </w:rPr>
-        <w:t>ALLOWANCE, AIRTIME</w:t>
-      </w:r>
-      <w:r>
-        <w:t>DATA, TRANSPORT, ACCOMMODATION, HOSTING, MESSAGING, OTHER) and the amount in USD.</w:t>
+        <w:t xml:space="preserve">Select </w:t>
+      </w:r>
+      <w:r>
+        <w:rPr>
+          <w:b/>
+          <w:bCs/>
+        </w:rPr>
+        <w:t>Download PDF</w:t>
+      </w:r>
+      <w:r>
+        <w:t xml:space="preserve"> to save a readable copy: sections, questions, the chosen answers as words (not codes) and repeated groups.</w:t>
       </w:r>
     </w:p>
     <w:p>
@@ -11528,10 +11748,33 @@
           <w:b/>
           <w:bCs/>
         </w:rPr>
-        <w:t>Log cost</w:t>
-      </w:r>
-      <w:r>
-        <w:t>. Keep the receipt as the study's finance rules require.</w:t>
+        <w:t>Email to me</w:t>
+      </w:r>
+      <w:r>
+        <w:t xml:space="preserve"> to send the PDF to the email address on your account.</w:t>
+      </w:r>
+    </w:p>
+    <w:p>
+      <w:pPr>
+        <w:pStyle w:val="ListParagraph"/>
+        <w:numPr>
+          <w:ilvl w:val="0"/>
+          <w:numId w:val="21"/>
+        </w:numPr>
+        <w:spacing w:after="80" w:line="276" w:lineRule="auto"/>
+      </w:pPr>
+      <w:r>
+        <w:t xml:space="preserve">For the questionnaire only, select </w:t>
+      </w:r>
+      <w:r>
+        <w:rPr>
+          <w:b/>
+          <w:bCs/>
+        </w:rPr>
+        <w:t>Email to respondent</w:t>
+      </w:r>
+      <w:r>
+        <w:t xml:space="preserve"> to send the respondent a copy of their own answers at the email address recorded on the case (only while their consent stands). You are asked to confirm first. Every email is audited with the address masked.</w:t>
       </w:r>
     </w:p>
     <w:p>
@@ -11541,14 +11784,44 @@
     </w:p>
     <w:p>
       <w:pPr>
+        <w:spacing w:after="120" w:line="288" w:lineRule="auto"/>
+      </w:pPr>
+      <w:r>
+        <w:t>The same PDF is available from the record itself: the case page (questionnaire), the KII page (KII Guide) or the document page (coding form).</w:t>
+      </w:r>
+    </w:p>
+    <w:p>
+      <w:pPr>
         <w:pStyle w:val="Heading2"/>
       </w:pPr>
-      <w:bookmarkStart w:id="27" w:name="_Toc240395137"/>
-      <w:r>
-        <w:lastRenderedPageBreak/>
-        <w:t>4.20 Downloading data</w:t>
+      <w:bookmarkStart w:id="27" w:name="_Toc240405910"/>
+      <w:r>
+        <w:t>4.20 Logging fieldwork costs</w:t>
       </w:r>
       <w:bookmarkEnd w:id="27"/>
+    </w:p>
+    <w:p>
+      <w:pPr>
+        <w:pStyle w:val="ListParagraph"/>
+        <w:numPr>
+          <w:ilvl w:val="0"/>
+          <w:numId w:val="22"/>
+        </w:numPr>
+        <w:spacing w:after="80" w:line="276" w:lineRule="auto"/>
+      </w:pPr>
+      <w:r>
+        <w:t xml:space="preserve">Select </w:t>
+      </w:r>
+      <w:r>
+        <w:rPr>
+          <w:b/>
+          <w:bCs/>
+        </w:rPr>
+        <w:t>Cost</w:t>
+      </w:r>
+      <w:r>
+        <w:t>. The top shows total spend, cost per QA-passed questionnaire and cost per completed KII, with spend by category.</w:t>
+      </w:r>
     </w:p>
     <w:p>
       <w:pPr>
@@ -11560,11 +11833,12 @@
         <w:rPr>
           <w:noProof/>
         </w:rPr>
+        <w:lastRenderedPageBreak/>
         <w:drawing>
           <wp:inline distT="0" distB="0" distL="0" distR="0">
-            <wp:extent cx="5715000" cy="3657600"/>
+            <wp:extent cx="5334000" cy="3752850"/>
             <wp:effectExtent l="0" t="0" r="0" b="0"/>
-            <wp:docPr id="29" name="adm_export.jpg" descr="Data Export." title="Data Export."/>
+            <wp:docPr id="29" name="adm_cost.jpg" descr="Cost Dashboard and the Log a cost event form." title="Cost Dashboard and the Log a cost event form."/>
             <wp:cNvGraphicFramePr>
               <a:graphicFrameLocks xmlns:a="http://schemas.openxmlformats.org/drawingml/2006/main" noChangeAspect="1"/>
             </wp:cNvGraphicFramePr>
@@ -11587,6 +11861,144 @@
                   <pic:spPr bwMode="auto">
                     <a:xfrm>
                       <a:off x="0" y="0"/>
+                      <a:ext cx="5334000" cy="3752850"/>
+                    </a:xfrm>
+                    <a:prstGeom prst="rect">
+                      <a:avLst/>
+                    </a:prstGeom>
+                  </pic:spPr>
+                </pic:pic>
+              </a:graphicData>
+            </a:graphic>
+          </wp:inline>
+        </w:drawing>
+      </w:r>
+    </w:p>
+    <w:p>
+      <w:pPr>
+        <w:spacing w:after="180"/>
+        <w:jc w:val="center"/>
+      </w:pPr>
+      <w:r>
+        <w:rPr>
+          <w:b/>
+          <w:bCs/>
+          <w:color w:val="5B6670"/>
+          <w:sz w:val="17"/>
+          <w:szCs w:val="17"/>
+        </w:rPr>
+        <w:t xml:space="preserve">Figure 29. </w:t>
+      </w:r>
+      <w:r>
+        <w:rPr>
+          <w:i/>
+          <w:iCs/>
+          <w:color w:val="5B6670"/>
+          <w:sz w:val="17"/>
+          <w:szCs w:val="17"/>
+        </w:rPr>
+        <w:t>Cost Dashboard and the Log a cost event form.</w:t>
+      </w:r>
+    </w:p>
+    <w:p>
+      <w:pPr>
+        <w:pStyle w:val="ListParagraph"/>
+        <w:numPr>
+          <w:ilvl w:val="0"/>
+          <w:numId w:val="22"/>
+        </w:numPr>
+        <w:spacing w:after="80" w:line="276" w:lineRule="auto"/>
+      </w:pPr>
+      <w:r>
+        <w:t xml:space="preserve">In </w:t>
+      </w:r>
+      <w:r>
+        <w:rPr>
+          <w:b/>
+          <w:bCs/>
+        </w:rPr>
+        <w:t>Log a cost event</w:t>
+      </w:r>
+      <w:r>
+        <w:t>, enter the date, choose the category (RA_ALLOWANCE, AIRTIME_DATA, TRANSPORT, ACCOMMODATION, HOSTING, MESSAGING, OTHER) and the amount in USD.</w:t>
+      </w:r>
+    </w:p>
+    <w:p>
+      <w:pPr>
+        <w:pStyle w:val="ListParagraph"/>
+        <w:numPr>
+          <w:ilvl w:val="0"/>
+          <w:numId w:val="22"/>
+        </w:numPr>
+        <w:spacing w:after="80" w:line="276" w:lineRule="auto"/>
+      </w:pPr>
+      <w:r>
+        <w:t xml:space="preserve">Select </w:t>
+      </w:r>
+      <w:r>
+        <w:rPr>
+          <w:b/>
+          <w:bCs/>
+        </w:rPr>
+        <w:t>Log cost</w:t>
+      </w:r>
+      <w:r>
+        <w:t>. Keep the receipt as the study's finance rules require.</w:t>
+      </w:r>
+    </w:p>
+    <w:p>
+      <w:pPr>
+        <w:spacing w:after="80"/>
+      </w:pPr>
+    </w:p>
+    <w:p>
+      <w:pPr>
+        <w:pStyle w:val="Heading2"/>
+      </w:pPr>
+      <w:bookmarkStart w:id="28" w:name="_Toc240405911"/>
+      <w:r>
+        <w:lastRenderedPageBreak/>
+        <w:t>4.21 Downloading data</w:t>
+      </w:r>
+      <w:bookmarkEnd w:id="28"/>
+    </w:p>
+    <w:p>
+      <w:pPr>
+        <w:keepNext/>
+        <w:spacing w:before="80" w:after="40"/>
+        <w:jc w:val="center"/>
+      </w:pPr>
+      <w:r>
+        <w:rPr>
+          <w:noProof/>
+        </w:rPr>
+        <w:drawing>
+          <wp:inline distT="0" distB="0" distL="0" distR="0">
+            <wp:extent cx="5715000" cy="3657600"/>
+            <wp:effectExtent l="0" t="0" r="0" b="0"/>
+            <wp:docPr id="30" name="adm_export.jpg" descr="Data Export." title="Data Export."/>
+            <wp:cNvGraphicFramePr>
+              <a:graphicFrameLocks xmlns:a="http://schemas.openxmlformats.org/drawingml/2006/main" noChangeAspect="1"/>
+            </wp:cNvGraphicFramePr>
+            <a:graphic xmlns:a="http://schemas.openxmlformats.org/drawingml/2006/main">
+              <a:graphicData uri="http://schemas.openxmlformats.org/drawingml/2006/picture">
+                <pic:pic xmlns:pic="http://schemas.openxmlformats.org/drawingml/2006/picture">
+                  <pic:nvPicPr>
+                    <pic:cNvPr id="0" name=""/>
+                    <pic:cNvPicPr>
+                      <a:picLocks noChangeAspect="1" noChangeArrowheads="1"/>
+                    </pic:cNvPicPr>
+                  </pic:nvPicPr>
+                  <pic:blipFill>
+                    <a:blip r:embed="rId36"/>
+                    <a:srcRect/>
+                    <a:stretch>
+                      <a:fillRect/>
+                    </a:stretch>
+                  </pic:blipFill>
+                  <pic:spPr bwMode="auto">
+                    <a:xfrm>
+                      <a:off x="0" y="0"/>
                       <a:ext cx="5715000" cy="3657600"/>
                     </a:xfrm>
                     <a:prstGeom prst="rect">
@@ -11613,7 +12025,7 @@
           <w:sz w:val="17"/>
           <w:szCs w:val="17"/>
         </w:rPr>
-        <w:t xml:space="preserve">Figure 29. </w:t>
+        <w:t xml:space="preserve">Figure 30. </w:t>
       </w:r>
       <w:r>
         <w:rPr>
@@ -11792,87 +12204,7 @@
                 <w:sz w:val="19"/>
                 <w:szCs w:val="19"/>
               </w:rPr>
-              <w:t>One row per questionnaire: sample</w:t>
-            </w:r>
-            <w:r>
-              <w:rPr>
-                <w:i/>
-                <w:iCs/>
-                <w:sz w:val="19"/>
-                <w:szCs w:val="19"/>
-              </w:rPr>
-              <w:t>id, master</w:t>
-            </w:r>
-            <w:r>
-              <w:rPr>
-                <w:sz w:val="19"/>
-                <w:szCs w:val="19"/>
-              </w:rPr>
-              <w:t>id, province, actor</w:t>
-            </w:r>
-            <w:r>
-              <w:rPr>
-                <w:i/>
-                <w:iCs/>
-                <w:sz w:val="19"/>
-                <w:szCs w:val="19"/>
-              </w:rPr>
-              <w:t>family, value</w:t>
-            </w:r>
-            <w:r>
-              <w:rPr>
-                <w:sz w:val="19"/>
-                <w:szCs w:val="19"/>
-              </w:rPr>
-              <w:t>chain, size</w:t>
-            </w:r>
-            <w:r>
-              <w:rPr>
-                <w:i/>
-                <w:iCs/>
-                <w:sz w:val="19"/>
-                <w:szCs w:val="19"/>
-              </w:rPr>
-              <w:t>class, administration</w:t>
-            </w:r>
-            <w:r>
-              <w:rPr>
-                <w:sz w:val="19"/>
-                <w:szCs w:val="19"/>
-              </w:rPr>
-              <w:t>mode, qa</w:t>
-            </w:r>
-            <w:r>
-              <w:rPr>
-                <w:i/>
-                <w:iCs/>
-                <w:sz w:val="19"/>
-                <w:szCs w:val="19"/>
-              </w:rPr>
-              <w:t>status, submitted</w:t>
-            </w:r>
-            <w:r>
-              <w:rPr>
-                <w:sz w:val="19"/>
-                <w:szCs w:val="19"/>
-              </w:rPr>
-              <w:t>at, completion</w:t>
-            </w:r>
-            <w:r>
-              <w:rPr>
-                <w:i/>
-                <w:iCs/>
-                <w:sz w:val="19"/>
-                <w:szCs w:val="19"/>
-              </w:rPr>
-              <w:t>seconds, consent</w:t>
-            </w:r>
-            <w:r>
-              <w:rPr>
-                <w:sz w:val="19"/>
-                <w:szCs w:val="19"/>
-              </w:rPr>
-              <w:t>withdrawn. No names or contact details.</w:t>
+              <w:t>One row per questionnaire: sample_id, master_id, province, actor_family, value_chain, size_class, administration_mode, qa_status, submitted_at, completion_seconds. No names or contact details. Participants who withdrew are left out.</w:t>
             </w:r>
           </w:p>
         </w:tc>
@@ -11954,7 +12286,7 @@
                 <w:sz w:val="19"/>
                 <w:szCs w:val="19"/>
               </w:rPr>
-              <w:t>The same plus organisation name, respondent name, phone, email and gatekeeper details. Internal operations only.</w:t>
+              <w:t>Every questionnaire, including withdrawn ones (consent_withdrawn), plus organisation name, respondent name, phone, email and gatekeeper details. Internal operations only.</w:t>
             </w:r>
           </w:p>
         </w:tc>
@@ -12035,23 +12367,7 @@
                 <w:sz w:val="19"/>
                 <w:szCs w:val="19"/>
               </w:rPr>
-              <w:t>Every submission's answers for one form: data</w:t>
-            </w:r>
-            <w:r>
-              <w:rPr>
-                <w:i/>
-                <w:iCs/>
-                <w:sz w:val="19"/>
-                <w:szCs w:val="19"/>
-              </w:rPr>
-              <w:t>codes (codes for SPSS/Stata/R), data</w:t>
-            </w:r>
-            <w:r>
-              <w:rPr>
-                <w:sz w:val="19"/>
-                <w:szCs w:val="19"/>
-              </w:rPr>
-              <w:t>labels, a sheet per repeat group, the questions dictionary, the choices lists, and for the questionnaire the matched case, QA status, withdrawal flag and workflow status.</w:t>
+              <w:t>Every submission's answers for one form: data_codes (codes for SPSS/Stata/R), data_labels, a sheet per repeat group, the questions dictionary, the choices lists, and for the questionnaire the matched case, QA status, withdrawal flag and workflow status.</w:t>
             </w:r>
           </w:p>
         </w:tc>
@@ -12173,12 +12489,12 @@
         <w:pStyle w:val="Heading1"/>
         <w:pageBreakBefore/>
       </w:pPr>
-      <w:bookmarkStart w:id="28" w:name="_Toc240395138"/>
+      <w:bookmarkStart w:id="29" w:name="_Toc240405912"/>
       <w:r>
         <w:lastRenderedPageBreak/>
         <w:t>5. Rules you must follow</w:t>
       </w:r>
-      <w:bookmarkEnd w:id="28"/>
+      <w:bookmarkEnd w:id="29"/>
     </w:p>
     <w:p>
       <w:pPr>
@@ -12324,12 +12640,12 @@
         <w:pStyle w:val="Heading1"/>
         <w:pageBreakBefore/>
       </w:pPr>
-      <w:bookmarkStart w:id="29" w:name="_Toc240395139"/>
+      <w:bookmarkStart w:id="30" w:name="_Toc240405913"/>
       <w:r>
         <w:lastRenderedPageBreak/>
         <w:t>6. Troubleshooting</w:t>
       </w:r>
-      <w:bookmarkEnd w:id="29"/>
+      <w:bookmarkEnd w:id="30"/>
     </w:p>
     <w:tbl>
       <w:tblPr>
@@ -13108,12 +13424,12 @@
         <w:pStyle w:val="Heading1"/>
         <w:pageBreakBefore/>
       </w:pPr>
-      <w:bookmarkStart w:id="30" w:name="_Toc240395140"/>
+      <w:bookmarkStart w:id="31" w:name="_Toc240405914"/>
       <w:r>
         <w:lastRenderedPageBreak/>
         <w:t>7. Quick reference</w:t>
       </w:r>
-      <w:bookmarkEnd w:id="30"/>
+      <w:bookmarkEnd w:id="31"/>
     </w:p>
     <w:tbl>
       <w:tblPr>
@@ -13443,10 +13759,10 @@
       </w:pPr>
     </w:p>
     <w:sectPr>
-      <w:headerReference w:type="default" r:id="rId36"/>
-      <w:footerReference w:type="default" r:id="rId37"/>
-      <w:headerReference w:type="first" r:id="rId38"/>
-      <w:footerReference w:type="first" r:id="rId39"/>
+      <w:headerReference w:type="default" r:id="rId37"/>
+      <w:footerReference w:type="default" r:id="rId38"/>
+      <w:headerReference w:type="first" r:id="rId39"/>
+      <w:footerReference w:type="first" r:id="rId40"/>
       <w:pgSz w:w="11906" w:h="16838"/>
       <w:pgMar w:top="1300" w:right="1247" w:bottom="1200" w:left="1247" w:header="708" w:footer="708" w:gutter="0"/>
       <w:cols w:space="720"/>
@@ -13663,10 +13979,10 @@
 <file path=word/numbering.xml><?xml version="1.0" encoding="utf-8"?>
 <w:numbering xmlns:wpc="http://schemas.microsoft.com/office/word/2010/wordprocessingCanvas" xmlns:cx="http://schemas.microsoft.com/office/drawing/2014/chartex" xmlns:cx1="http://schemas.microsoft.com/office/drawing/2015/9/8/chartex" xmlns:cx2="http://schemas.microsoft.com/office/drawing/2015/10/21/chartex" xmlns:cx3="http://schemas.microsoft.com/office/drawing/2016/5/9/chartex" xmlns:cx4="http://schemas.microsoft.com/office/drawing/2016/5/10/chartex" xmlns:cx5="http://schemas.microsoft.com/office/drawing/2016/5/11/chartex" xmlns:cx6="http://schemas.microsoft.com/office/drawing/2016/5/12/chartex" xmlns:cx7="http://schemas.microsoft.com/office/drawing/2016/5/13/chartex" xmlns:cx8="http://schemas.microsoft.com/office/drawing/2016/5/14/chartex" xmlns:mc="http://schemas.openxmlformats.org/markup-compatibility/2006" xmlns:aink="http://schemas.microsoft.com/office/drawing/2016/ink" xmlns:am3d="http://schemas.microsoft.com/office/drawing/2017/model3d" xmlns:o="urn:schemas-microsoft-com:office:office" xmlns:oel="http://schemas.microsoft.com/office/2019/extlst" xmlns:r="http://schemas.openxmlformats.org/officeDocument/2006/relationships" xmlns:m="http://schemas.openxmlformats.org/officeDocument/2006/math" xmlns:v="urn:schemas-microsoft-com:vml" xmlns:wp14="http://schemas.microsoft.com/office/word/2010/wordprocessingDrawing" xmlns:wp="http://schemas.openxmlformats.org/drawingml/2006/wordprocessingDrawing" xmlns:w10="urn:schemas-microsoft-com:office:word" xmlns:w="http://schemas.openxmlformats.org/wordprocessingml/2006/main" xmlns:w14="http://schemas.microsoft.com/office/word/2010/wordml" xmlns:w15="http://schemas.microsoft.com/office/word/2012/wordml" xmlns:w16cex="http://schemas.microsoft.com/office/word/2018/wordml/cex" xmlns:w16cid="http://schemas.microsoft.com/office/word/2016/wordml/cid" xmlns:w16="http://schemas.microsoft.com/office/word/2018/wordml" xmlns:w16sdtdh="http://schemas.microsoft.com/office/word/2020/wordml/sdtdatahash" xmlns:w16se="http://schemas.microsoft.com/office/word/2015/wordml/symex" xmlns:wpg="http://schemas.microsoft.com/office/word/2010/wordprocessingGroup" xmlns:wpi="http://schemas.microsoft.com/office/word/2010/wordprocessingInk" xmlns:wne="http://schemas.microsoft.com/office/word/2006/wordml" xmlns:wps="http://schemas.microsoft.com/office/word/2010/wordprocessingShape" mc:Ignorable="w14 w15 w16se w16cid w16 w16cex w16sdtdh wp14">
   <w:abstractNum w:abstractNumId="0" w15:restartNumberingAfterBreak="0">
-    <w:nsid w:val="08AC6AE8"/>
+    <w:nsid w:val="06727EFE"/>
     <w:multiLevelType w:val="hybridMultilevel"/>
-    <w:tmpl w:val="48C416EC"/>
-    <w:lvl w:ilvl="0" w:tplc="A5F4F2A8">
+    <w:tmpl w:val="5FA00E66"/>
+    <w:lvl w:ilvl="0" w:tplc="A3B62028">
       <w:start w:val="1"/>
       <w:numFmt w:val="decimal"/>
       <w:lvlText w:val="%1."/>
@@ -13680,52 +13996,52 @@
         <w:color w:val="A67C27"/>
       </w:rPr>
     </w:lvl>
-    <w:lvl w:ilvl="1" w:tplc="97E4AB32">
-      <w:numFmt w:val="decimal"/>
-      <w:lvlText w:val=""/>
-      <w:lvlJc w:val="left"/>
-    </w:lvl>
-    <w:lvl w:ilvl="2" w:tplc="1B0CEE0E">
-      <w:numFmt w:val="decimal"/>
-      <w:lvlText w:val=""/>
-      <w:lvlJc w:val="left"/>
-    </w:lvl>
-    <w:lvl w:ilvl="3" w:tplc="1D6280CE">
-      <w:numFmt w:val="decimal"/>
-      <w:lvlText w:val=""/>
-      <w:lvlJc w:val="left"/>
-    </w:lvl>
-    <w:lvl w:ilvl="4" w:tplc="D3CCE776">
-      <w:numFmt w:val="decimal"/>
-      <w:lvlText w:val=""/>
-      <w:lvlJc w:val="left"/>
-    </w:lvl>
-    <w:lvl w:ilvl="5" w:tplc="506C981C">
-      <w:numFmt w:val="decimal"/>
-      <w:lvlText w:val=""/>
-      <w:lvlJc w:val="left"/>
-    </w:lvl>
-    <w:lvl w:ilvl="6" w:tplc="E49604C8">
-      <w:numFmt w:val="decimal"/>
-      <w:lvlText w:val=""/>
-      <w:lvlJc w:val="left"/>
-    </w:lvl>
-    <w:lvl w:ilvl="7" w:tplc="B606778A">
-      <w:numFmt w:val="decimal"/>
-      <w:lvlText w:val=""/>
-      <w:lvlJc w:val="left"/>
-    </w:lvl>
-    <w:lvl w:ilvl="8" w:tplc="79C8715A">
+    <w:lvl w:ilvl="1" w:tplc="0EC859F0">
+      <w:numFmt w:val="decimal"/>
+      <w:lvlText w:val=""/>
+      <w:lvlJc w:val="left"/>
+    </w:lvl>
+    <w:lvl w:ilvl="2" w:tplc="A32407EC">
+      <w:numFmt w:val="decimal"/>
+      <w:lvlText w:val=""/>
+      <w:lvlJc w:val="left"/>
+    </w:lvl>
+    <w:lvl w:ilvl="3" w:tplc="2F9A9F50">
+      <w:numFmt w:val="decimal"/>
+      <w:lvlText w:val=""/>
+      <w:lvlJc w:val="left"/>
+    </w:lvl>
+    <w:lvl w:ilvl="4" w:tplc="6A187FD2">
+      <w:numFmt w:val="decimal"/>
+      <w:lvlText w:val=""/>
+      <w:lvlJc w:val="left"/>
+    </w:lvl>
+    <w:lvl w:ilvl="5" w:tplc="02302F24">
+      <w:numFmt w:val="decimal"/>
+      <w:lvlText w:val=""/>
+      <w:lvlJc w:val="left"/>
+    </w:lvl>
+    <w:lvl w:ilvl="6" w:tplc="DD5CC2C6">
+      <w:numFmt w:val="decimal"/>
+      <w:lvlText w:val=""/>
+      <w:lvlJc w:val="left"/>
+    </w:lvl>
+    <w:lvl w:ilvl="7" w:tplc="BBB0DD32">
+      <w:numFmt w:val="decimal"/>
+      <w:lvlText w:val=""/>
+      <w:lvlJc w:val="left"/>
+    </w:lvl>
+    <w:lvl w:ilvl="8" w:tplc="6076F4EE">
       <w:numFmt w:val="decimal"/>
       <w:lvlText w:val=""/>
       <w:lvlJc w:val="left"/>
     </w:lvl>
   </w:abstractNum>
   <w:abstractNum w:abstractNumId="1" w15:restartNumberingAfterBreak="0">
-    <w:nsid w:val="09E301E7"/>
+    <w:nsid w:val="07F02BBE"/>
     <w:multiLevelType w:val="hybridMultilevel"/>
-    <w:tmpl w:val="735AA754"/>
-    <w:lvl w:ilvl="0" w:tplc="CF187F2E">
+    <w:tmpl w:val="8660BB5E"/>
+    <w:lvl w:ilvl="0" w:tplc="929E2882">
       <w:start w:val="1"/>
       <w:numFmt w:val="decimal"/>
       <w:lvlText w:val="%1."/>
@@ -13739,52 +14055,52 @@
         <w:color w:val="A67C27"/>
       </w:rPr>
     </w:lvl>
-    <w:lvl w:ilvl="1" w:tplc="9024500E">
-      <w:numFmt w:val="decimal"/>
-      <w:lvlText w:val=""/>
-      <w:lvlJc w:val="left"/>
-    </w:lvl>
-    <w:lvl w:ilvl="2" w:tplc="9CF01672">
-      <w:numFmt w:val="decimal"/>
-      <w:lvlText w:val=""/>
-      <w:lvlJc w:val="left"/>
-    </w:lvl>
-    <w:lvl w:ilvl="3" w:tplc="80C2FABA">
-      <w:numFmt w:val="decimal"/>
-      <w:lvlText w:val=""/>
-      <w:lvlJc w:val="left"/>
-    </w:lvl>
-    <w:lvl w:ilvl="4" w:tplc="5894AB30">
-      <w:numFmt w:val="decimal"/>
-      <w:lvlText w:val=""/>
-      <w:lvlJc w:val="left"/>
-    </w:lvl>
-    <w:lvl w:ilvl="5" w:tplc="D2D27464">
-      <w:numFmt w:val="decimal"/>
-      <w:lvlText w:val=""/>
-      <w:lvlJc w:val="left"/>
-    </w:lvl>
-    <w:lvl w:ilvl="6" w:tplc="82EE7008">
-      <w:numFmt w:val="decimal"/>
-      <w:lvlText w:val=""/>
-      <w:lvlJc w:val="left"/>
-    </w:lvl>
-    <w:lvl w:ilvl="7" w:tplc="42E23706">
-      <w:numFmt w:val="decimal"/>
-      <w:lvlText w:val=""/>
-      <w:lvlJc w:val="left"/>
-    </w:lvl>
-    <w:lvl w:ilvl="8" w:tplc="294828F2">
+    <w:lvl w:ilvl="1" w:tplc="8E141922">
+      <w:numFmt w:val="decimal"/>
+      <w:lvlText w:val=""/>
+      <w:lvlJc w:val="left"/>
+    </w:lvl>
+    <w:lvl w:ilvl="2" w:tplc="94A4FCD4">
+      <w:numFmt w:val="decimal"/>
+      <w:lvlText w:val=""/>
+      <w:lvlJc w:val="left"/>
+    </w:lvl>
+    <w:lvl w:ilvl="3" w:tplc="F048B768">
+      <w:numFmt w:val="decimal"/>
+      <w:lvlText w:val=""/>
+      <w:lvlJc w:val="left"/>
+    </w:lvl>
+    <w:lvl w:ilvl="4" w:tplc="8624A504">
+      <w:numFmt w:val="decimal"/>
+      <w:lvlText w:val=""/>
+      <w:lvlJc w:val="left"/>
+    </w:lvl>
+    <w:lvl w:ilvl="5" w:tplc="F3663AB2">
+      <w:numFmt w:val="decimal"/>
+      <w:lvlText w:val=""/>
+      <w:lvlJc w:val="left"/>
+    </w:lvl>
+    <w:lvl w:ilvl="6" w:tplc="18561F40">
+      <w:numFmt w:val="decimal"/>
+      <w:lvlText w:val=""/>
+      <w:lvlJc w:val="left"/>
+    </w:lvl>
+    <w:lvl w:ilvl="7" w:tplc="2F508C70">
+      <w:numFmt w:val="decimal"/>
+      <w:lvlText w:val=""/>
+      <w:lvlJc w:val="left"/>
+    </w:lvl>
+    <w:lvl w:ilvl="8" w:tplc="0D9EC420">
       <w:numFmt w:val="decimal"/>
       <w:lvlText w:val=""/>
       <w:lvlJc w:val="left"/>
     </w:lvl>
   </w:abstractNum>
   <w:abstractNum w:abstractNumId="2" w15:restartNumberingAfterBreak="0">
-    <w:nsid w:val="0A495317"/>
+    <w:nsid w:val="083F13DE"/>
     <w:multiLevelType w:val="hybridMultilevel"/>
-    <w:tmpl w:val="D5E8B940"/>
-    <w:lvl w:ilvl="0" w:tplc="7B60990E">
+    <w:tmpl w:val="DC10FF64"/>
+    <w:lvl w:ilvl="0" w:tplc="48C079F8">
       <w:start w:val="1"/>
       <w:numFmt w:val="decimal"/>
       <w:lvlText w:val="%1."/>
@@ -13798,52 +14114,52 @@
         <w:color w:val="A67C27"/>
       </w:rPr>
     </w:lvl>
-    <w:lvl w:ilvl="1" w:tplc="28E2DA92">
-      <w:numFmt w:val="decimal"/>
-      <w:lvlText w:val=""/>
-      <w:lvlJc w:val="left"/>
-    </w:lvl>
-    <w:lvl w:ilvl="2" w:tplc="D1EABD74">
-      <w:numFmt w:val="decimal"/>
-      <w:lvlText w:val=""/>
-      <w:lvlJc w:val="left"/>
-    </w:lvl>
-    <w:lvl w:ilvl="3" w:tplc="B61CF848">
-      <w:numFmt w:val="decimal"/>
-      <w:lvlText w:val=""/>
-      <w:lvlJc w:val="left"/>
-    </w:lvl>
-    <w:lvl w:ilvl="4" w:tplc="65AE2DD4">
-      <w:numFmt w:val="decimal"/>
-      <w:lvlText w:val=""/>
-      <w:lvlJc w:val="left"/>
-    </w:lvl>
-    <w:lvl w:ilvl="5" w:tplc="8AFEC1C4">
-      <w:numFmt w:val="decimal"/>
-      <w:lvlText w:val=""/>
-      <w:lvlJc w:val="left"/>
-    </w:lvl>
-    <w:lvl w:ilvl="6" w:tplc="F26CA258">
-      <w:numFmt w:val="decimal"/>
-      <w:lvlText w:val=""/>
-      <w:lvlJc w:val="left"/>
-    </w:lvl>
-    <w:lvl w:ilvl="7" w:tplc="83584214">
-      <w:numFmt w:val="decimal"/>
-      <w:lvlText w:val=""/>
-      <w:lvlJc w:val="left"/>
-    </w:lvl>
-    <w:lvl w:ilvl="8" w:tplc="56DC9C90">
+    <w:lvl w:ilvl="1" w:tplc="7C3ECCEA">
+      <w:numFmt w:val="decimal"/>
+      <w:lvlText w:val=""/>
+      <w:lvlJc w:val="left"/>
+    </w:lvl>
+    <w:lvl w:ilvl="2" w:tplc="B120A65C">
+      <w:numFmt w:val="decimal"/>
+      <w:lvlText w:val=""/>
+      <w:lvlJc w:val="left"/>
+    </w:lvl>
+    <w:lvl w:ilvl="3" w:tplc="987E8492">
+      <w:numFmt w:val="decimal"/>
+      <w:lvlText w:val=""/>
+      <w:lvlJc w:val="left"/>
+    </w:lvl>
+    <w:lvl w:ilvl="4" w:tplc="3D1CC328">
+      <w:numFmt w:val="decimal"/>
+      <w:lvlText w:val=""/>
+      <w:lvlJc w:val="left"/>
+    </w:lvl>
+    <w:lvl w:ilvl="5" w:tplc="8A2E8C48">
+      <w:numFmt w:val="decimal"/>
+      <w:lvlText w:val=""/>
+      <w:lvlJc w:val="left"/>
+    </w:lvl>
+    <w:lvl w:ilvl="6" w:tplc="517A1D68">
+      <w:numFmt w:val="decimal"/>
+      <w:lvlText w:val=""/>
+      <w:lvlJc w:val="left"/>
+    </w:lvl>
+    <w:lvl w:ilvl="7" w:tplc="90B260BC">
+      <w:numFmt w:val="decimal"/>
+      <w:lvlText w:val=""/>
+      <w:lvlJc w:val="left"/>
+    </w:lvl>
+    <w:lvl w:ilvl="8" w:tplc="A1081DD2">
       <w:numFmt w:val="decimal"/>
       <w:lvlText w:val=""/>
       <w:lvlJc w:val="left"/>
     </w:lvl>
   </w:abstractNum>
   <w:abstractNum w:abstractNumId="3" w15:restartNumberingAfterBreak="0">
-    <w:nsid w:val="0D2868E8"/>
+    <w:nsid w:val="0A6B4A65"/>
     <w:multiLevelType w:val="hybridMultilevel"/>
-    <w:tmpl w:val="BCD83C52"/>
-    <w:lvl w:ilvl="0" w:tplc="9F449EA8">
+    <w:tmpl w:val="98243172"/>
+    <w:lvl w:ilvl="0" w:tplc="5D5C082C">
       <w:start w:val="1"/>
       <w:numFmt w:val="decimal"/>
       <w:lvlText w:val="%1."/>
@@ -13857,52 +14173,52 @@
         <w:color w:val="A67C27"/>
       </w:rPr>
     </w:lvl>
-    <w:lvl w:ilvl="1" w:tplc="224ACEE4">
-      <w:numFmt w:val="decimal"/>
-      <w:lvlText w:val=""/>
-      <w:lvlJc w:val="left"/>
-    </w:lvl>
-    <w:lvl w:ilvl="2" w:tplc="A2D42F60">
-      <w:numFmt w:val="decimal"/>
-      <w:lvlText w:val=""/>
-      <w:lvlJc w:val="left"/>
-    </w:lvl>
-    <w:lvl w:ilvl="3" w:tplc="C7ACC94C">
-      <w:numFmt w:val="decimal"/>
-      <w:lvlText w:val=""/>
-      <w:lvlJc w:val="left"/>
-    </w:lvl>
-    <w:lvl w:ilvl="4" w:tplc="01CA035A">
-      <w:numFmt w:val="decimal"/>
-      <w:lvlText w:val=""/>
-      <w:lvlJc w:val="left"/>
-    </w:lvl>
-    <w:lvl w:ilvl="5" w:tplc="F5F8E434">
-      <w:numFmt w:val="decimal"/>
-      <w:lvlText w:val=""/>
-      <w:lvlJc w:val="left"/>
-    </w:lvl>
-    <w:lvl w:ilvl="6" w:tplc="561CF9F4">
-      <w:numFmt w:val="decimal"/>
-      <w:lvlText w:val=""/>
-      <w:lvlJc w:val="left"/>
-    </w:lvl>
-    <w:lvl w:ilvl="7" w:tplc="AB72A14C">
-      <w:numFmt w:val="decimal"/>
-      <w:lvlText w:val=""/>
-      <w:lvlJc w:val="left"/>
-    </w:lvl>
-    <w:lvl w:ilvl="8" w:tplc="87D2FD9A">
+    <w:lvl w:ilvl="1" w:tplc="D9647B40">
+      <w:numFmt w:val="decimal"/>
+      <w:lvlText w:val=""/>
+      <w:lvlJc w:val="left"/>
+    </w:lvl>
+    <w:lvl w:ilvl="2" w:tplc="B4B2C0C4">
+      <w:numFmt w:val="decimal"/>
+      <w:lvlText w:val=""/>
+      <w:lvlJc w:val="left"/>
+    </w:lvl>
+    <w:lvl w:ilvl="3" w:tplc="A142016E">
+      <w:numFmt w:val="decimal"/>
+      <w:lvlText w:val=""/>
+      <w:lvlJc w:val="left"/>
+    </w:lvl>
+    <w:lvl w:ilvl="4" w:tplc="4FCEF2AC">
+      <w:numFmt w:val="decimal"/>
+      <w:lvlText w:val=""/>
+      <w:lvlJc w:val="left"/>
+    </w:lvl>
+    <w:lvl w:ilvl="5" w:tplc="72D61FCE">
+      <w:numFmt w:val="decimal"/>
+      <w:lvlText w:val=""/>
+      <w:lvlJc w:val="left"/>
+    </w:lvl>
+    <w:lvl w:ilvl="6" w:tplc="889682CA">
+      <w:numFmt w:val="decimal"/>
+      <w:lvlText w:val=""/>
+      <w:lvlJc w:val="left"/>
+    </w:lvl>
+    <w:lvl w:ilvl="7" w:tplc="1B365F78">
+      <w:numFmt w:val="decimal"/>
+      <w:lvlText w:val=""/>
+      <w:lvlJc w:val="left"/>
+    </w:lvl>
+    <w:lvl w:ilvl="8" w:tplc="DEFAC694">
       <w:numFmt w:val="decimal"/>
       <w:lvlText w:val=""/>
       <w:lvlJc w:val="left"/>
     </w:lvl>
   </w:abstractNum>
   <w:abstractNum w:abstractNumId="4" w15:restartNumberingAfterBreak="0">
-    <w:nsid w:val="0F3F0CE3"/>
+    <w:nsid w:val="0DD97B10"/>
     <w:multiLevelType w:val="hybridMultilevel"/>
-    <w:tmpl w:val="1AB4F096"/>
-    <w:lvl w:ilvl="0" w:tplc="45648612">
+    <w:tmpl w:val="D8D2774E"/>
+    <w:lvl w:ilvl="0" w:tplc="50A8A654">
       <w:start w:val="1"/>
       <w:numFmt w:val="decimal"/>
       <w:lvlText w:val="%1."/>
@@ -13916,52 +14232,52 @@
         <w:color w:val="A67C27"/>
       </w:rPr>
     </w:lvl>
-    <w:lvl w:ilvl="1" w:tplc="05B41D36">
-      <w:numFmt w:val="decimal"/>
-      <w:lvlText w:val=""/>
-      <w:lvlJc w:val="left"/>
-    </w:lvl>
-    <w:lvl w:ilvl="2" w:tplc="1758CC98">
-      <w:numFmt w:val="decimal"/>
-      <w:lvlText w:val=""/>
-      <w:lvlJc w:val="left"/>
-    </w:lvl>
-    <w:lvl w:ilvl="3" w:tplc="83946E46">
-      <w:numFmt w:val="decimal"/>
-      <w:lvlText w:val=""/>
-      <w:lvlJc w:val="left"/>
-    </w:lvl>
-    <w:lvl w:ilvl="4" w:tplc="F6942992">
-      <w:numFmt w:val="decimal"/>
-      <w:lvlText w:val=""/>
-      <w:lvlJc w:val="left"/>
-    </w:lvl>
-    <w:lvl w:ilvl="5" w:tplc="23968D20">
-      <w:numFmt w:val="decimal"/>
-      <w:lvlText w:val=""/>
-      <w:lvlJc w:val="left"/>
-    </w:lvl>
-    <w:lvl w:ilvl="6" w:tplc="71D2FA0E">
-      <w:numFmt w:val="decimal"/>
-      <w:lvlText w:val=""/>
-      <w:lvlJc w:val="left"/>
-    </w:lvl>
-    <w:lvl w:ilvl="7" w:tplc="A6384B28">
-      <w:numFmt w:val="decimal"/>
-      <w:lvlText w:val=""/>
-      <w:lvlJc w:val="left"/>
-    </w:lvl>
-    <w:lvl w:ilvl="8" w:tplc="CB6A32B2">
+    <w:lvl w:ilvl="1" w:tplc="7DFE137E">
+      <w:numFmt w:val="decimal"/>
+      <w:lvlText w:val=""/>
+      <w:lvlJc w:val="left"/>
+    </w:lvl>
+    <w:lvl w:ilvl="2" w:tplc="0E3C8460">
+      <w:numFmt w:val="decimal"/>
+      <w:lvlText w:val=""/>
+      <w:lvlJc w:val="left"/>
+    </w:lvl>
+    <w:lvl w:ilvl="3" w:tplc="EC24B8C4">
+      <w:numFmt w:val="decimal"/>
+      <w:lvlText w:val=""/>
+      <w:lvlJc w:val="left"/>
+    </w:lvl>
+    <w:lvl w:ilvl="4" w:tplc="BF48AEF4">
+      <w:numFmt w:val="decimal"/>
+      <w:lvlText w:val=""/>
+      <w:lvlJc w:val="left"/>
+    </w:lvl>
+    <w:lvl w:ilvl="5" w:tplc="72F80FFA">
+      <w:numFmt w:val="decimal"/>
+      <w:lvlText w:val=""/>
+      <w:lvlJc w:val="left"/>
+    </w:lvl>
+    <w:lvl w:ilvl="6" w:tplc="5DC0EBBA">
+      <w:numFmt w:val="decimal"/>
+      <w:lvlText w:val=""/>
+      <w:lvlJc w:val="left"/>
+    </w:lvl>
+    <w:lvl w:ilvl="7" w:tplc="D19864AA">
+      <w:numFmt w:val="decimal"/>
+      <w:lvlText w:val=""/>
+      <w:lvlJc w:val="left"/>
+    </w:lvl>
+    <w:lvl w:ilvl="8" w:tplc="33A0ED0C">
       <w:numFmt w:val="decimal"/>
       <w:lvlText w:val=""/>
       <w:lvlJc w:val="left"/>
     </w:lvl>
   </w:abstractNum>
   <w:abstractNum w:abstractNumId="5" w15:restartNumberingAfterBreak="0">
-    <w:nsid w:val="1001260C"/>
+    <w:nsid w:val="0F321A50"/>
     <w:multiLevelType w:val="hybridMultilevel"/>
-    <w:tmpl w:val="C304ED3E"/>
-    <w:lvl w:ilvl="0" w:tplc="2A5A0BEE">
+    <w:tmpl w:val="3E826AB2"/>
+    <w:lvl w:ilvl="0" w:tplc="9460A982">
       <w:start w:val="1"/>
       <w:numFmt w:val="decimal"/>
       <w:lvlText w:val="%1."/>
@@ -13975,52 +14291,110 @@
         <w:color w:val="A67C27"/>
       </w:rPr>
     </w:lvl>
-    <w:lvl w:ilvl="1" w:tplc="FE909626">
-      <w:numFmt w:val="decimal"/>
-      <w:lvlText w:val=""/>
-      <w:lvlJc w:val="left"/>
-    </w:lvl>
-    <w:lvl w:ilvl="2" w:tplc="B114FBE6">
-      <w:numFmt w:val="decimal"/>
-      <w:lvlText w:val=""/>
-      <w:lvlJc w:val="left"/>
-    </w:lvl>
-    <w:lvl w:ilvl="3" w:tplc="3132A7D8">
-      <w:numFmt w:val="decimal"/>
-      <w:lvlText w:val=""/>
-      <w:lvlJc w:val="left"/>
-    </w:lvl>
-    <w:lvl w:ilvl="4" w:tplc="9F74CD9E">
-      <w:numFmt w:val="decimal"/>
-      <w:lvlText w:val=""/>
-      <w:lvlJc w:val="left"/>
-    </w:lvl>
-    <w:lvl w:ilvl="5" w:tplc="D17044D8">
-      <w:numFmt w:val="decimal"/>
-      <w:lvlText w:val=""/>
-      <w:lvlJc w:val="left"/>
-    </w:lvl>
-    <w:lvl w:ilvl="6" w:tplc="5E8EF038">
-      <w:numFmt w:val="decimal"/>
-      <w:lvlText w:val=""/>
-      <w:lvlJc w:val="left"/>
-    </w:lvl>
-    <w:lvl w:ilvl="7" w:tplc="1C2E542A">
-      <w:numFmt w:val="decimal"/>
-      <w:lvlText w:val=""/>
-      <w:lvlJc w:val="left"/>
-    </w:lvl>
-    <w:lvl w:ilvl="8" w:tplc="449C6E5E">
+    <w:lvl w:ilvl="1" w:tplc="4A2AC112">
+      <w:numFmt w:val="decimal"/>
+      <w:lvlText w:val=""/>
+      <w:lvlJc w:val="left"/>
+    </w:lvl>
+    <w:lvl w:ilvl="2" w:tplc="67848D48">
+      <w:numFmt w:val="decimal"/>
+      <w:lvlText w:val=""/>
+      <w:lvlJc w:val="left"/>
+    </w:lvl>
+    <w:lvl w:ilvl="3" w:tplc="88281172">
+      <w:numFmt w:val="decimal"/>
+      <w:lvlText w:val=""/>
+      <w:lvlJc w:val="left"/>
+    </w:lvl>
+    <w:lvl w:ilvl="4" w:tplc="97D8A55A">
+      <w:numFmt w:val="decimal"/>
+      <w:lvlText w:val=""/>
+      <w:lvlJc w:val="left"/>
+    </w:lvl>
+    <w:lvl w:ilvl="5" w:tplc="FCEA44C0">
+      <w:numFmt w:val="decimal"/>
+      <w:lvlText w:val=""/>
+      <w:lvlJc w:val="left"/>
+    </w:lvl>
+    <w:lvl w:ilvl="6" w:tplc="CCD6B12A">
+      <w:numFmt w:val="decimal"/>
+      <w:lvlText w:val=""/>
+      <w:lvlJc w:val="left"/>
+    </w:lvl>
+    <w:lvl w:ilvl="7" w:tplc="15C47FA2">
+      <w:numFmt w:val="decimal"/>
+      <w:lvlText w:val=""/>
+      <w:lvlJc w:val="left"/>
+    </w:lvl>
+    <w:lvl w:ilvl="8" w:tplc="CF36DF48">
       <w:numFmt w:val="decimal"/>
       <w:lvlText w:val=""/>
       <w:lvlJc w:val="left"/>
     </w:lvl>
   </w:abstractNum>
   <w:abstractNum w:abstractNumId="6" w15:restartNumberingAfterBreak="0">
-    <w:nsid w:val="139B4A68"/>
+    <w:nsid w:val="142A350A"/>
     <w:multiLevelType w:val="hybridMultilevel"/>
-    <w:tmpl w:val="9634EA8A"/>
-    <w:lvl w:ilvl="0" w:tplc="749C0FD0">
+    <w:tmpl w:val="186AD9DA"/>
+    <w:lvl w:ilvl="0" w:tplc="39F2591E">
+      <w:start w:val="1"/>
+      <w:numFmt w:val="bullet"/>
+      <w:lvlText w:val="•"/>
+      <w:lvlJc w:val="left"/>
+      <w:pPr>
+        <w:ind w:left="460" w:hanging="280"/>
+      </w:pPr>
+    </w:lvl>
+    <w:lvl w:ilvl="1" w:tplc="6D3E3F56">
+      <w:start w:val="1"/>
+      <w:numFmt w:val="bullet"/>
+      <w:lvlText w:val="–"/>
+      <w:lvlJc w:val="left"/>
+      <w:pPr>
+        <w:ind w:left="900" w:hanging="280"/>
+      </w:pPr>
+    </w:lvl>
+    <w:lvl w:ilvl="2" w:tplc="2826961C">
+      <w:numFmt w:val="decimal"/>
+      <w:lvlText w:val=""/>
+      <w:lvlJc w:val="left"/>
+    </w:lvl>
+    <w:lvl w:ilvl="3" w:tplc="30E40F9E">
+      <w:numFmt w:val="decimal"/>
+      <w:lvlText w:val=""/>
+      <w:lvlJc w:val="left"/>
+    </w:lvl>
+    <w:lvl w:ilvl="4" w:tplc="976CB4A0">
+      <w:numFmt w:val="decimal"/>
+      <w:lvlText w:val=""/>
+      <w:lvlJc w:val="left"/>
+    </w:lvl>
+    <w:lvl w:ilvl="5" w:tplc="FBD82A7E">
+      <w:numFmt w:val="decimal"/>
+      <w:lvlText w:val=""/>
+      <w:lvlJc w:val="left"/>
+    </w:lvl>
+    <w:lvl w:ilvl="6" w:tplc="83D02B18">
+      <w:numFmt w:val="decimal"/>
+      <w:lvlText w:val=""/>
+      <w:lvlJc w:val="left"/>
+    </w:lvl>
+    <w:lvl w:ilvl="7" w:tplc="C1182A54">
+      <w:numFmt w:val="decimal"/>
+      <w:lvlText w:val=""/>
+      <w:lvlJc w:val="left"/>
+    </w:lvl>
+    <w:lvl w:ilvl="8" w:tplc="275E9D08">
+      <w:numFmt w:val="decimal"/>
+      <w:lvlText w:val=""/>
+      <w:lvlJc w:val="left"/>
+    </w:lvl>
+  </w:abstractNum>
+  <w:abstractNum w:abstractNumId="7" w15:restartNumberingAfterBreak="0">
+    <w:nsid w:val="14D0246B"/>
+    <w:multiLevelType w:val="hybridMultilevel"/>
+    <w:tmpl w:val="C5E8EB68"/>
+    <w:lvl w:ilvl="0" w:tplc="789EC0FA">
       <w:start w:val="1"/>
       <w:numFmt w:val="decimal"/>
       <w:lvlText w:val="%1."/>
@@ -14034,52 +14408,52 @@
         <w:color w:val="A67C27"/>
       </w:rPr>
     </w:lvl>
-    <w:lvl w:ilvl="1" w:tplc="FDCAE918">
-      <w:numFmt w:val="decimal"/>
-      <w:lvlText w:val=""/>
-      <w:lvlJc w:val="left"/>
-    </w:lvl>
-    <w:lvl w:ilvl="2" w:tplc="C9622F46">
-      <w:numFmt w:val="decimal"/>
-      <w:lvlText w:val=""/>
-      <w:lvlJc w:val="left"/>
-    </w:lvl>
-    <w:lvl w:ilvl="3" w:tplc="FDC05C82">
-      <w:numFmt w:val="decimal"/>
-      <w:lvlText w:val=""/>
-      <w:lvlJc w:val="left"/>
-    </w:lvl>
-    <w:lvl w:ilvl="4" w:tplc="40B6E07E">
-      <w:numFmt w:val="decimal"/>
-      <w:lvlText w:val=""/>
-      <w:lvlJc w:val="left"/>
-    </w:lvl>
-    <w:lvl w:ilvl="5" w:tplc="D8D646E4">
-      <w:numFmt w:val="decimal"/>
-      <w:lvlText w:val=""/>
-      <w:lvlJc w:val="left"/>
-    </w:lvl>
-    <w:lvl w:ilvl="6" w:tplc="F5127F3C">
-      <w:numFmt w:val="decimal"/>
-      <w:lvlText w:val=""/>
-      <w:lvlJc w:val="left"/>
-    </w:lvl>
-    <w:lvl w:ilvl="7" w:tplc="B212E560">
-      <w:numFmt w:val="decimal"/>
-      <w:lvlText w:val=""/>
-      <w:lvlJc w:val="left"/>
-    </w:lvl>
-    <w:lvl w:ilvl="8" w:tplc="3454DB30">
+    <w:lvl w:ilvl="1" w:tplc="CE76129A">
+      <w:numFmt w:val="decimal"/>
+      <w:lvlText w:val=""/>
+      <w:lvlJc w:val="left"/>
+    </w:lvl>
+    <w:lvl w:ilvl="2" w:tplc="E488DEC4">
+      <w:numFmt w:val="decimal"/>
+      <w:lvlText w:val=""/>
+      <w:lvlJc w:val="left"/>
+    </w:lvl>
+    <w:lvl w:ilvl="3" w:tplc="B1D23BB0">
+      <w:numFmt w:val="decimal"/>
+      <w:lvlText w:val=""/>
+      <w:lvlJc w:val="left"/>
+    </w:lvl>
+    <w:lvl w:ilvl="4" w:tplc="43C67358">
+      <w:numFmt w:val="decimal"/>
+      <w:lvlText w:val=""/>
+      <w:lvlJc w:val="left"/>
+    </w:lvl>
+    <w:lvl w:ilvl="5" w:tplc="61847C90">
+      <w:numFmt w:val="decimal"/>
+      <w:lvlText w:val=""/>
+      <w:lvlJc w:val="left"/>
+    </w:lvl>
+    <w:lvl w:ilvl="6" w:tplc="4266AFD8">
+      <w:numFmt w:val="decimal"/>
+      <w:lvlText w:val=""/>
+      <w:lvlJc w:val="left"/>
+    </w:lvl>
+    <w:lvl w:ilvl="7" w:tplc="8B52573E">
+      <w:numFmt w:val="decimal"/>
+      <w:lvlText w:val=""/>
+      <w:lvlJc w:val="left"/>
+    </w:lvl>
+    <w:lvl w:ilvl="8" w:tplc="4160815A">
       <w:numFmt w:val="decimal"/>
       <w:lvlText w:val=""/>
       <w:lvlJc w:val="left"/>
     </w:lvl>
   </w:abstractNum>
-  <w:abstractNum w:abstractNumId="7" w15:restartNumberingAfterBreak="0">
-    <w:nsid w:val="26902C63"/>
+  <w:abstractNum w:abstractNumId="8" w15:restartNumberingAfterBreak="0">
+    <w:nsid w:val="15CA0F1E"/>
     <w:multiLevelType w:val="hybridMultilevel"/>
-    <w:tmpl w:val="3A68FD94"/>
-    <w:lvl w:ilvl="0" w:tplc="A4D2B716">
+    <w:tmpl w:val="6F72DA1A"/>
+    <w:lvl w:ilvl="0" w:tplc="C084000E">
       <w:start w:val="1"/>
       <w:numFmt w:val="decimal"/>
       <w:lvlText w:val="%1."/>
@@ -14093,52 +14467,52 @@
         <w:color w:val="A67C27"/>
       </w:rPr>
     </w:lvl>
-    <w:lvl w:ilvl="1" w:tplc="78689580">
-      <w:numFmt w:val="decimal"/>
-      <w:lvlText w:val=""/>
-      <w:lvlJc w:val="left"/>
-    </w:lvl>
-    <w:lvl w:ilvl="2" w:tplc="D332E6F6">
-      <w:numFmt w:val="decimal"/>
-      <w:lvlText w:val=""/>
-      <w:lvlJc w:val="left"/>
-    </w:lvl>
-    <w:lvl w:ilvl="3" w:tplc="021E8EF2">
-      <w:numFmt w:val="decimal"/>
-      <w:lvlText w:val=""/>
-      <w:lvlJc w:val="left"/>
-    </w:lvl>
-    <w:lvl w:ilvl="4" w:tplc="482649D8">
-      <w:numFmt w:val="decimal"/>
-      <w:lvlText w:val=""/>
-      <w:lvlJc w:val="left"/>
-    </w:lvl>
-    <w:lvl w:ilvl="5" w:tplc="4F7E1AEE">
-      <w:numFmt w:val="decimal"/>
-      <w:lvlText w:val=""/>
-      <w:lvlJc w:val="left"/>
-    </w:lvl>
-    <w:lvl w:ilvl="6" w:tplc="8B805188">
-      <w:numFmt w:val="decimal"/>
-      <w:lvlText w:val=""/>
-      <w:lvlJc w:val="left"/>
-    </w:lvl>
-    <w:lvl w:ilvl="7" w:tplc="31781198">
-      <w:numFmt w:val="decimal"/>
-      <w:lvlText w:val=""/>
-      <w:lvlJc w:val="left"/>
-    </w:lvl>
-    <w:lvl w:ilvl="8" w:tplc="43FED530">
+    <w:lvl w:ilvl="1" w:tplc="4FB2DA44">
+      <w:numFmt w:val="decimal"/>
+      <w:lvlText w:val=""/>
+      <w:lvlJc w:val="left"/>
+    </w:lvl>
+    <w:lvl w:ilvl="2" w:tplc="E610A894">
+      <w:numFmt w:val="decimal"/>
+      <w:lvlText w:val=""/>
+      <w:lvlJc w:val="left"/>
+    </w:lvl>
+    <w:lvl w:ilvl="3" w:tplc="E092E482">
+      <w:numFmt w:val="decimal"/>
+      <w:lvlText w:val=""/>
+      <w:lvlJc w:val="left"/>
+    </w:lvl>
+    <w:lvl w:ilvl="4" w:tplc="0A64FD98">
+      <w:numFmt w:val="decimal"/>
+      <w:lvlText w:val=""/>
+      <w:lvlJc w:val="left"/>
+    </w:lvl>
+    <w:lvl w:ilvl="5" w:tplc="5C106392">
+      <w:numFmt w:val="decimal"/>
+      <w:lvlText w:val=""/>
+      <w:lvlJc w:val="left"/>
+    </w:lvl>
+    <w:lvl w:ilvl="6" w:tplc="6A48DB78">
+      <w:numFmt w:val="decimal"/>
+      <w:lvlText w:val=""/>
+      <w:lvlJc w:val="left"/>
+    </w:lvl>
+    <w:lvl w:ilvl="7" w:tplc="4E047596">
+      <w:numFmt w:val="decimal"/>
+      <w:lvlText w:val=""/>
+      <w:lvlJc w:val="left"/>
+    </w:lvl>
+    <w:lvl w:ilvl="8" w:tplc="641619AE">
       <w:numFmt w:val="decimal"/>
       <w:lvlText w:val=""/>
       <w:lvlJc w:val="left"/>
     </w:lvl>
   </w:abstractNum>
-  <w:abstractNum w:abstractNumId="8" w15:restartNumberingAfterBreak="0">
-    <w:nsid w:val="27AD4279"/>
+  <w:abstractNum w:abstractNumId="9" w15:restartNumberingAfterBreak="0">
+    <w:nsid w:val="1B0245D8"/>
     <w:multiLevelType w:val="hybridMultilevel"/>
-    <w:tmpl w:val="B0BA6AD8"/>
-    <w:lvl w:ilvl="0" w:tplc="382A106C">
+    <w:tmpl w:val="666C992A"/>
+    <w:lvl w:ilvl="0" w:tplc="6856379A">
       <w:start w:val="1"/>
       <w:numFmt w:val="decimal"/>
       <w:lvlText w:val="%1."/>
@@ -14152,110 +14526,52 @@
         <w:color w:val="A67C27"/>
       </w:rPr>
     </w:lvl>
-    <w:lvl w:ilvl="1" w:tplc="6C8477EC">
-      <w:numFmt w:val="decimal"/>
-      <w:lvlText w:val=""/>
-      <w:lvlJc w:val="left"/>
-    </w:lvl>
-    <w:lvl w:ilvl="2" w:tplc="398E83A2">
-      <w:numFmt w:val="decimal"/>
-      <w:lvlText w:val=""/>
-      <w:lvlJc w:val="left"/>
-    </w:lvl>
-    <w:lvl w:ilvl="3" w:tplc="7948457E">
-      <w:numFmt w:val="decimal"/>
-      <w:lvlText w:val=""/>
-      <w:lvlJc w:val="left"/>
-    </w:lvl>
-    <w:lvl w:ilvl="4" w:tplc="7766239A">
-      <w:numFmt w:val="decimal"/>
-      <w:lvlText w:val=""/>
-      <w:lvlJc w:val="left"/>
-    </w:lvl>
-    <w:lvl w:ilvl="5" w:tplc="1EBA1D26">
-      <w:numFmt w:val="decimal"/>
-      <w:lvlText w:val=""/>
-      <w:lvlJc w:val="left"/>
-    </w:lvl>
-    <w:lvl w:ilvl="6" w:tplc="A4F4D1CE">
-      <w:numFmt w:val="decimal"/>
-      <w:lvlText w:val=""/>
-      <w:lvlJc w:val="left"/>
-    </w:lvl>
-    <w:lvl w:ilvl="7" w:tplc="4D04EF50">
-      <w:numFmt w:val="decimal"/>
-      <w:lvlText w:val=""/>
-      <w:lvlJc w:val="left"/>
-    </w:lvl>
-    <w:lvl w:ilvl="8" w:tplc="69F694EA">
-      <w:numFmt w:val="decimal"/>
-      <w:lvlText w:val=""/>
-      <w:lvlJc w:val="left"/>
-    </w:lvl>
-  </w:abstractNum>
-  <w:abstractNum w:abstractNumId="9" w15:restartNumberingAfterBreak="0">
-    <w:nsid w:val="36021B0B"/>
-    <w:multiLevelType w:val="hybridMultilevel"/>
-    <w:tmpl w:val="41888E0A"/>
-    <w:lvl w:ilvl="0" w:tplc="9F423956">
-      <w:start w:val="1"/>
-      <w:numFmt w:val="bullet"/>
-      <w:lvlText w:val="•"/>
-      <w:lvlJc w:val="left"/>
-      <w:pPr>
-        <w:ind w:left="460" w:hanging="280"/>
-      </w:pPr>
-    </w:lvl>
-    <w:lvl w:ilvl="1" w:tplc="EEACF770">
-      <w:start w:val="1"/>
-      <w:numFmt w:val="bullet"/>
-      <w:lvlText w:val="–"/>
-      <w:lvlJc w:val="left"/>
-      <w:pPr>
-        <w:ind w:left="900" w:hanging="280"/>
-      </w:pPr>
-    </w:lvl>
-    <w:lvl w:ilvl="2" w:tplc="3CA29536">
-      <w:numFmt w:val="decimal"/>
-      <w:lvlText w:val=""/>
-      <w:lvlJc w:val="left"/>
-    </w:lvl>
-    <w:lvl w:ilvl="3" w:tplc="B5EA5A44">
-      <w:numFmt w:val="decimal"/>
-      <w:lvlText w:val=""/>
-      <w:lvlJc w:val="left"/>
-    </w:lvl>
-    <w:lvl w:ilvl="4" w:tplc="5D6A1B5A">
-      <w:numFmt w:val="decimal"/>
-      <w:lvlText w:val=""/>
-      <w:lvlJc w:val="left"/>
-    </w:lvl>
-    <w:lvl w:ilvl="5" w:tplc="A80084D6">
-      <w:numFmt w:val="decimal"/>
-      <w:lvlText w:val=""/>
-      <w:lvlJc w:val="left"/>
-    </w:lvl>
-    <w:lvl w:ilvl="6" w:tplc="64769BBC">
-      <w:numFmt w:val="decimal"/>
-      <w:lvlText w:val=""/>
-      <w:lvlJc w:val="left"/>
-    </w:lvl>
-    <w:lvl w:ilvl="7" w:tplc="166221B6">
-      <w:numFmt w:val="decimal"/>
-      <w:lvlText w:val=""/>
-      <w:lvlJc w:val="left"/>
-    </w:lvl>
-    <w:lvl w:ilvl="8" w:tplc="CFB4E452">
+    <w:lvl w:ilvl="1" w:tplc="6F826976">
+      <w:numFmt w:val="decimal"/>
+      <w:lvlText w:val=""/>
+      <w:lvlJc w:val="left"/>
+    </w:lvl>
+    <w:lvl w:ilvl="2" w:tplc="5AC48D2E">
+      <w:numFmt w:val="decimal"/>
+      <w:lvlText w:val=""/>
+      <w:lvlJc w:val="left"/>
+    </w:lvl>
+    <w:lvl w:ilvl="3" w:tplc="A428325E">
+      <w:numFmt w:val="decimal"/>
+      <w:lvlText w:val=""/>
+      <w:lvlJc w:val="left"/>
+    </w:lvl>
+    <w:lvl w:ilvl="4" w:tplc="CA829768">
+      <w:numFmt w:val="decimal"/>
+      <w:lvlText w:val=""/>
+      <w:lvlJc w:val="left"/>
+    </w:lvl>
+    <w:lvl w:ilvl="5" w:tplc="1C6CC47E">
+      <w:numFmt w:val="decimal"/>
+      <w:lvlText w:val=""/>
+      <w:lvlJc w:val="left"/>
+    </w:lvl>
+    <w:lvl w:ilvl="6" w:tplc="B4640ED2">
+      <w:numFmt w:val="decimal"/>
+      <w:lvlText w:val=""/>
+      <w:lvlJc w:val="left"/>
+    </w:lvl>
+    <w:lvl w:ilvl="7" w:tplc="00F0568E">
+      <w:numFmt w:val="decimal"/>
+      <w:lvlText w:val=""/>
+      <w:lvlJc w:val="left"/>
+    </w:lvl>
+    <w:lvl w:ilvl="8" w:tplc="19589B92">
       <w:numFmt w:val="decimal"/>
       <w:lvlText w:val=""/>
       <w:lvlJc w:val="left"/>
     </w:lvl>
   </w:abstractNum>
   <w:abstractNum w:abstractNumId="10" w15:restartNumberingAfterBreak="0">
-    <w:nsid w:val="4DCE15EC"/>
+    <w:nsid w:val="1DFF781D"/>
     <w:multiLevelType w:val="hybridMultilevel"/>
-    <w:tmpl w:val="58204D3A"/>
-    <w:lvl w:ilvl="0" w:tplc="3A7E5B36">
+    <w:tmpl w:val="753E4A6C"/>
+    <w:lvl w:ilvl="0" w:tplc="82162CA0">
       <w:start w:val="1"/>
       <w:numFmt w:val="decimal"/>
       <w:lvlText w:val="%1."/>
@@ -14269,52 +14585,52 @@
         <w:color w:val="A67C27"/>
       </w:rPr>
     </w:lvl>
-    <w:lvl w:ilvl="1" w:tplc="7B1C3F12">
-      <w:numFmt w:val="decimal"/>
-      <w:lvlText w:val=""/>
-      <w:lvlJc w:val="left"/>
-    </w:lvl>
-    <w:lvl w:ilvl="2" w:tplc="EFC04816">
-      <w:numFmt w:val="decimal"/>
-      <w:lvlText w:val=""/>
-      <w:lvlJc w:val="left"/>
-    </w:lvl>
-    <w:lvl w:ilvl="3" w:tplc="F3C0C618">
-      <w:numFmt w:val="decimal"/>
-      <w:lvlText w:val=""/>
-      <w:lvlJc w:val="left"/>
-    </w:lvl>
-    <w:lvl w:ilvl="4" w:tplc="1AEC22A8">
-      <w:numFmt w:val="decimal"/>
-      <w:lvlText w:val=""/>
-      <w:lvlJc w:val="left"/>
-    </w:lvl>
-    <w:lvl w:ilvl="5" w:tplc="D80CE896">
-      <w:numFmt w:val="decimal"/>
-      <w:lvlText w:val=""/>
-      <w:lvlJc w:val="left"/>
-    </w:lvl>
-    <w:lvl w:ilvl="6" w:tplc="851AC860">
-      <w:numFmt w:val="decimal"/>
-      <w:lvlText w:val=""/>
-      <w:lvlJc w:val="left"/>
-    </w:lvl>
-    <w:lvl w:ilvl="7" w:tplc="8F58CC36">
-      <w:numFmt w:val="decimal"/>
-      <w:lvlText w:val=""/>
-      <w:lvlJc w:val="left"/>
-    </w:lvl>
-    <w:lvl w:ilvl="8" w:tplc="C4E65BD6">
+    <w:lvl w:ilvl="1" w:tplc="3D3A493C">
+      <w:numFmt w:val="decimal"/>
+      <w:lvlText w:val=""/>
+      <w:lvlJc w:val="left"/>
+    </w:lvl>
+    <w:lvl w:ilvl="2" w:tplc="00E25364">
+      <w:numFmt w:val="decimal"/>
+      <w:lvlText w:val=""/>
+      <w:lvlJc w:val="left"/>
+    </w:lvl>
+    <w:lvl w:ilvl="3" w:tplc="A5CC1C8A">
+      <w:numFmt w:val="decimal"/>
+      <w:lvlText w:val=""/>
+      <w:lvlJc w:val="left"/>
+    </w:lvl>
+    <w:lvl w:ilvl="4" w:tplc="457CFC9A">
+      <w:numFmt w:val="decimal"/>
+      <w:lvlText w:val=""/>
+      <w:lvlJc w:val="left"/>
+    </w:lvl>
+    <w:lvl w:ilvl="5" w:tplc="529A75F6">
+      <w:numFmt w:val="decimal"/>
+      <w:lvlText w:val=""/>
+      <w:lvlJc w:val="left"/>
+    </w:lvl>
+    <w:lvl w:ilvl="6" w:tplc="CD607FF0">
+      <w:numFmt w:val="decimal"/>
+      <w:lvlText w:val=""/>
+      <w:lvlJc w:val="left"/>
+    </w:lvl>
+    <w:lvl w:ilvl="7" w:tplc="7F6A8214">
+      <w:numFmt w:val="decimal"/>
+      <w:lvlText w:val=""/>
+      <w:lvlJc w:val="left"/>
+    </w:lvl>
+    <w:lvl w:ilvl="8" w:tplc="CB5403C8">
       <w:numFmt w:val="decimal"/>
       <w:lvlText w:val=""/>
       <w:lvlJc w:val="left"/>
     </w:lvl>
   </w:abstractNum>
   <w:abstractNum w:abstractNumId="11" w15:restartNumberingAfterBreak="0">
-    <w:nsid w:val="534830C4"/>
+    <w:nsid w:val="1E3D431D"/>
     <w:multiLevelType w:val="hybridMultilevel"/>
-    <w:tmpl w:val="2ED8A024"/>
-    <w:lvl w:ilvl="0" w:tplc="1B62DAD2">
+    <w:tmpl w:val="CC7ADD82"/>
+    <w:lvl w:ilvl="0" w:tplc="665418E0">
       <w:start w:val="1"/>
       <w:numFmt w:val="decimal"/>
       <w:lvlText w:val="%1."/>
@@ -14328,138 +14644,52 @@
         <w:color w:val="A67C27"/>
       </w:rPr>
     </w:lvl>
-    <w:lvl w:ilvl="1" w:tplc="6E3C7028">
-      <w:numFmt w:val="decimal"/>
-      <w:lvlText w:val=""/>
-      <w:lvlJc w:val="left"/>
-    </w:lvl>
-    <w:lvl w:ilvl="2" w:tplc="138EAC22">
-      <w:numFmt w:val="decimal"/>
-      <w:lvlText w:val=""/>
-      <w:lvlJc w:val="left"/>
-    </w:lvl>
-    <w:lvl w:ilvl="3" w:tplc="4192EA4C">
-      <w:numFmt w:val="decimal"/>
-      <w:lvlText w:val=""/>
-      <w:lvlJc w:val="left"/>
-    </w:lvl>
-    <w:lvl w:ilvl="4" w:tplc="236A0620">
-      <w:numFmt w:val="decimal"/>
-      <w:lvlText w:val=""/>
-      <w:lvlJc w:val="left"/>
-    </w:lvl>
-    <w:lvl w:ilvl="5" w:tplc="40D2269E">
-      <w:numFmt w:val="decimal"/>
-      <w:lvlText w:val=""/>
-      <w:lvlJc w:val="left"/>
-    </w:lvl>
-    <w:lvl w:ilvl="6" w:tplc="FDD8DD3A">
-      <w:numFmt w:val="decimal"/>
-      <w:lvlText w:val=""/>
-      <w:lvlJc w:val="left"/>
-    </w:lvl>
-    <w:lvl w:ilvl="7" w:tplc="A5E83858">
-      <w:numFmt w:val="decimal"/>
-      <w:lvlText w:val=""/>
-      <w:lvlJc w:val="left"/>
-    </w:lvl>
-    <w:lvl w:ilvl="8" w:tplc="14F2DB10">
+    <w:lvl w:ilvl="1" w:tplc="A050998C">
+      <w:numFmt w:val="decimal"/>
+      <w:lvlText w:val=""/>
+      <w:lvlJc w:val="left"/>
+    </w:lvl>
+    <w:lvl w:ilvl="2" w:tplc="030A1938">
+      <w:numFmt w:val="decimal"/>
+      <w:lvlText w:val=""/>
+      <w:lvlJc w:val="left"/>
+    </w:lvl>
+    <w:lvl w:ilvl="3" w:tplc="F73C6242">
+      <w:numFmt w:val="decimal"/>
+      <w:lvlText w:val=""/>
+      <w:lvlJc w:val="left"/>
+    </w:lvl>
+    <w:lvl w:ilvl="4" w:tplc="DBB6907E">
+      <w:numFmt w:val="decimal"/>
+      <w:lvlText w:val=""/>
+      <w:lvlJc w:val="left"/>
+    </w:lvl>
+    <w:lvl w:ilvl="5" w:tplc="D28CBAF2">
+      <w:numFmt w:val="decimal"/>
+      <w:lvlText w:val=""/>
+      <w:lvlJc w:val="left"/>
+    </w:lvl>
+    <w:lvl w:ilvl="6" w:tplc="539E6882">
+      <w:numFmt w:val="decimal"/>
+      <w:lvlText w:val=""/>
+      <w:lvlJc w:val="left"/>
+    </w:lvl>
+    <w:lvl w:ilvl="7" w:tplc="C61EE4E0">
+      <w:numFmt w:val="decimal"/>
+      <w:lvlText w:val=""/>
+      <w:lvlJc w:val="left"/>
+    </w:lvl>
+    <w:lvl w:ilvl="8" w:tplc="00F87BFA">
       <w:numFmt w:val="decimal"/>
       <w:lvlText w:val=""/>
       <w:lvlJc w:val="left"/>
     </w:lvl>
   </w:abstractNum>
   <w:abstractNum w:abstractNumId="12" w15:restartNumberingAfterBreak="0">
-    <w:nsid w:val="57BF70A3"/>
+    <w:nsid w:val="20970676"/>
     <w:multiLevelType w:val="hybridMultilevel"/>
-    <w:tmpl w:val="D3DC2D18"/>
-    <w:lvl w:ilvl="0" w:tplc="40F2D8E2">
-      <w:start w:val="1"/>
-      <w:numFmt w:val="bullet"/>
-      <w:lvlText w:val="●"/>
-      <w:lvlJc w:val="left"/>
-      <w:pPr>
-        <w:ind w:left="720" w:hanging="360"/>
-      </w:pPr>
-    </w:lvl>
-    <w:lvl w:ilvl="1" w:tplc="EB84C1A4">
-      <w:start w:val="1"/>
-      <w:numFmt w:val="bullet"/>
-      <w:lvlText w:val="○"/>
-      <w:lvlJc w:val="left"/>
-      <w:pPr>
-        <w:ind w:left="1440" w:hanging="360"/>
-      </w:pPr>
-    </w:lvl>
-    <w:lvl w:ilvl="2" w:tplc="39B40F20">
-      <w:start w:val="1"/>
-      <w:numFmt w:val="bullet"/>
-      <w:lvlText w:val="■"/>
-      <w:lvlJc w:val="left"/>
-      <w:pPr>
-        <w:ind w:left="2160" w:hanging="360"/>
-      </w:pPr>
-    </w:lvl>
-    <w:lvl w:ilvl="3" w:tplc="C18EFAD0">
-      <w:start w:val="1"/>
-      <w:numFmt w:val="bullet"/>
-      <w:lvlText w:val="●"/>
-      <w:lvlJc w:val="left"/>
-      <w:pPr>
-        <w:ind w:left="2880" w:hanging="360"/>
-      </w:pPr>
-    </w:lvl>
-    <w:lvl w:ilvl="4" w:tplc="9484F4E4">
-      <w:start w:val="1"/>
-      <w:numFmt w:val="bullet"/>
-      <w:lvlText w:val="○"/>
-      <w:lvlJc w:val="left"/>
-      <w:pPr>
-        <w:ind w:left="3600" w:hanging="360"/>
-      </w:pPr>
-    </w:lvl>
-    <w:lvl w:ilvl="5" w:tplc="6916E518">
-      <w:start w:val="1"/>
-      <w:numFmt w:val="bullet"/>
-      <w:lvlText w:val="■"/>
-      <w:lvlJc w:val="left"/>
-      <w:pPr>
-        <w:ind w:left="4320" w:hanging="360"/>
-      </w:pPr>
-    </w:lvl>
-    <w:lvl w:ilvl="6" w:tplc="52F4F028">
-      <w:start w:val="1"/>
-      <w:numFmt w:val="bullet"/>
-      <w:lvlText w:val="●"/>
-      <w:lvlJc w:val="left"/>
-      <w:pPr>
-        <w:ind w:left="5040" w:hanging="360"/>
-      </w:pPr>
-    </w:lvl>
-    <w:lvl w:ilvl="7" w:tplc="ECDC5A9A">
-      <w:start w:val="1"/>
-      <w:numFmt w:val="bullet"/>
-      <w:lvlText w:val="●"/>
-      <w:lvlJc w:val="left"/>
-      <w:pPr>
-        <w:ind w:left="5760" w:hanging="360"/>
-      </w:pPr>
-    </w:lvl>
-    <w:lvl w:ilvl="8" w:tplc="4AB80AE8">
-      <w:start w:val="1"/>
-      <w:numFmt w:val="bullet"/>
-      <w:lvlText w:val="●"/>
-      <w:lvlJc w:val="left"/>
-      <w:pPr>
-        <w:ind w:left="6480" w:hanging="360"/>
-      </w:pPr>
-    </w:lvl>
-  </w:abstractNum>
-  <w:abstractNum w:abstractNumId="13" w15:restartNumberingAfterBreak="0">
-    <w:nsid w:val="5F045895"/>
-    <w:multiLevelType w:val="hybridMultilevel"/>
-    <w:tmpl w:val="03F05BA0"/>
-    <w:lvl w:ilvl="0" w:tplc="89061D18">
+    <w:tmpl w:val="2E3AD41E"/>
+    <w:lvl w:ilvl="0" w:tplc="3BA81EBE">
       <w:start w:val="1"/>
       <w:numFmt w:val="decimal"/>
       <w:lvlText w:val="%1."/>
@@ -14473,52 +14703,52 @@
         <w:color w:val="A67C27"/>
       </w:rPr>
     </w:lvl>
-    <w:lvl w:ilvl="1" w:tplc="AC9EBE40">
-      <w:numFmt w:val="decimal"/>
-      <w:lvlText w:val=""/>
-      <w:lvlJc w:val="left"/>
-    </w:lvl>
-    <w:lvl w:ilvl="2" w:tplc="18A4B610">
-      <w:numFmt w:val="decimal"/>
-      <w:lvlText w:val=""/>
-      <w:lvlJc w:val="left"/>
-    </w:lvl>
-    <w:lvl w:ilvl="3" w:tplc="3CDC4FD4">
-      <w:numFmt w:val="decimal"/>
-      <w:lvlText w:val=""/>
-      <w:lvlJc w:val="left"/>
-    </w:lvl>
-    <w:lvl w:ilvl="4" w:tplc="0658E26E">
-      <w:numFmt w:val="decimal"/>
-      <w:lvlText w:val=""/>
-      <w:lvlJc w:val="left"/>
-    </w:lvl>
-    <w:lvl w:ilvl="5" w:tplc="56EAABF2">
-      <w:numFmt w:val="decimal"/>
-      <w:lvlText w:val=""/>
-      <w:lvlJc w:val="left"/>
-    </w:lvl>
-    <w:lvl w:ilvl="6" w:tplc="EC98442C">
-      <w:numFmt w:val="decimal"/>
-      <w:lvlText w:val=""/>
-      <w:lvlJc w:val="left"/>
-    </w:lvl>
-    <w:lvl w:ilvl="7" w:tplc="A2066BA4">
-      <w:numFmt w:val="decimal"/>
-      <w:lvlText w:val=""/>
-      <w:lvlJc w:val="left"/>
-    </w:lvl>
-    <w:lvl w:ilvl="8" w:tplc="108C141C">
+    <w:lvl w:ilvl="1" w:tplc="A5E841B4">
+      <w:numFmt w:val="decimal"/>
+      <w:lvlText w:val=""/>
+      <w:lvlJc w:val="left"/>
+    </w:lvl>
+    <w:lvl w:ilvl="2" w:tplc="0E52B17C">
+      <w:numFmt w:val="decimal"/>
+      <w:lvlText w:val=""/>
+      <w:lvlJc w:val="left"/>
+    </w:lvl>
+    <w:lvl w:ilvl="3" w:tplc="6EE00614">
+      <w:numFmt w:val="decimal"/>
+      <w:lvlText w:val=""/>
+      <w:lvlJc w:val="left"/>
+    </w:lvl>
+    <w:lvl w:ilvl="4" w:tplc="A316F302">
+      <w:numFmt w:val="decimal"/>
+      <w:lvlText w:val=""/>
+      <w:lvlJc w:val="left"/>
+    </w:lvl>
+    <w:lvl w:ilvl="5" w:tplc="1408BEAA">
+      <w:numFmt w:val="decimal"/>
+      <w:lvlText w:val=""/>
+      <w:lvlJc w:val="left"/>
+    </w:lvl>
+    <w:lvl w:ilvl="6" w:tplc="FFAE821E">
+      <w:numFmt w:val="decimal"/>
+      <w:lvlText w:val=""/>
+      <w:lvlJc w:val="left"/>
+    </w:lvl>
+    <w:lvl w:ilvl="7" w:tplc="23CA7C8A">
+      <w:numFmt w:val="decimal"/>
+      <w:lvlText w:val=""/>
+      <w:lvlJc w:val="left"/>
+    </w:lvl>
+    <w:lvl w:ilvl="8" w:tplc="5B5EB108">
       <w:numFmt w:val="decimal"/>
       <w:lvlText w:val=""/>
       <w:lvlJc w:val="left"/>
     </w:lvl>
   </w:abstractNum>
-  <w:abstractNum w:abstractNumId="14" w15:restartNumberingAfterBreak="0">
-    <w:nsid w:val="655F4C35"/>
+  <w:abstractNum w:abstractNumId="13" w15:restartNumberingAfterBreak="0">
+    <w:nsid w:val="24481FA1"/>
     <w:multiLevelType w:val="hybridMultilevel"/>
-    <w:tmpl w:val="B1AC8C34"/>
-    <w:lvl w:ilvl="0" w:tplc="4E06AC6E">
+    <w:tmpl w:val="50621078"/>
+    <w:lvl w:ilvl="0" w:tplc="42B81A68">
       <w:start w:val="1"/>
       <w:numFmt w:val="decimal"/>
       <w:lvlText w:val="%1."/>
@@ -14532,52 +14762,52 @@
         <w:color w:val="A67C27"/>
       </w:rPr>
     </w:lvl>
-    <w:lvl w:ilvl="1" w:tplc="9F8EB1F6">
-      <w:numFmt w:val="decimal"/>
-      <w:lvlText w:val=""/>
-      <w:lvlJc w:val="left"/>
-    </w:lvl>
-    <w:lvl w:ilvl="2" w:tplc="B9208FE4">
-      <w:numFmt w:val="decimal"/>
-      <w:lvlText w:val=""/>
-      <w:lvlJc w:val="left"/>
-    </w:lvl>
-    <w:lvl w:ilvl="3" w:tplc="BE58B3C0">
-      <w:numFmt w:val="decimal"/>
-      <w:lvlText w:val=""/>
-      <w:lvlJc w:val="left"/>
-    </w:lvl>
-    <w:lvl w:ilvl="4" w:tplc="69E4AF30">
-      <w:numFmt w:val="decimal"/>
-      <w:lvlText w:val=""/>
-      <w:lvlJc w:val="left"/>
-    </w:lvl>
-    <w:lvl w:ilvl="5" w:tplc="66821B98">
-      <w:numFmt w:val="decimal"/>
-      <w:lvlText w:val=""/>
-      <w:lvlJc w:val="left"/>
-    </w:lvl>
-    <w:lvl w:ilvl="6" w:tplc="11E6177C">
-      <w:numFmt w:val="decimal"/>
-      <w:lvlText w:val=""/>
-      <w:lvlJc w:val="left"/>
-    </w:lvl>
-    <w:lvl w:ilvl="7" w:tplc="6B96D890">
-      <w:numFmt w:val="decimal"/>
-      <w:lvlText w:val=""/>
-      <w:lvlJc w:val="left"/>
-    </w:lvl>
-    <w:lvl w:ilvl="8" w:tplc="B1A48EB2">
+    <w:lvl w:ilvl="1" w:tplc="8F4CEDA8">
+      <w:numFmt w:val="decimal"/>
+      <w:lvlText w:val=""/>
+      <w:lvlJc w:val="left"/>
+    </w:lvl>
+    <w:lvl w:ilvl="2" w:tplc="EC1EBB3E">
+      <w:numFmt w:val="decimal"/>
+      <w:lvlText w:val=""/>
+      <w:lvlJc w:val="left"/>
+    </w:lvl>
+    <w:lvl w:ilvl="3" w:tplc="B4BAE6FE">
+      <w:numFmt w:val="decimal"/>
+      <w:lvlText w:val=""/>
+      <w:lvlJc w:val="left"/>
+    </w:lvl>
+    <w:lvl w:ilvl="4" w:tplc="58B6938C">
+      <w:numFmt w:val="decimal"/>
+      <w:lvlText w:val=""/>
+      <w:lvlJc w:val="left"/>
+    </w:lvl>
+    <w:lvl w:ilvl="5" w:tplc="E67CE776">
+      <w:numFmt w:val="decimal"/>
+      <w:lvlText w:val=""/>
+      <w:lvlJc w:val="left"/>
+    </w:lvl>
+    <w:lvl w:ilvl="6" w:tplc="3446C78E">
+      <w:numFmt w:val="decimal"/>
+      <w:lvlText w:val=""/>
+      <w:lvlJc w:val="left"/>
+    </w:lvl>
+    <w:lvl w:ilvl="7" w:tplc="13CA7424">
+      <w:numFmt w:val="decimal"/>
+      <w:lvlText w:val=""/>
+      <w:lvlJc w:val="left"/>
+    </w:lvl>
+    <w:lvl w:ilvl="8" w:tplc="00365944">
       <w:numFmt w:val="decimal"/>
       <w:lvlText w:val=""/>
       <w:lvlJc w:val="left"/>
     </w:lvl>
   </w:abstractNum>
-  <w:abstractNum w:abstractNumId="15" w15:restartNumberingAfterBreak="0">
-    <w:nsid w:val="6827669B"/>
+  <w:abstractNum w:abstractNumId="14" w15:restartNumberingAfterBreak="0">
+    <w:nsid w:val="2B935208"/>
     <w:multiLevelType w:val="hybridMultilevel"/>
-    <w:tmpl w:val="1EDADA7E"/>
-    <w:lvl w:ilvl="0" w:tplc="9E7A2C78">
+    <w:tmpl w:val="A0A8DF60"/>
+    <w:lvl w:ilvl="0" w:tplc="14C091E0">
       <w:start w:val="1"/>
       <w:numFmt w:val="decimal"/>
       <w:lvlText w:val="%1."/>
@@ -14591,52 +14821,52 @@
         <w:color w:val="A67C27"/>
       </w:rPr>
     </w:lvl>
-    <w:lvl w:ilvl="1" w:tplc="6C2C3678">
-      <w:numFmt w:val="decimal"/>
-      <w:lvlText w:val=""/>
-      <w:lvlJc w:val="left"/>
-    </w:lvl>
-    <w:lvl w:ilvl="2" w:tplc="18F2721E">
-      <w:numFmt w:val="decimal"/>
-      <w:lvlText w:val=""/>
-      <w:lvlJc w:val="left"/>
-    </w:lvl>
-    <w:lvl w:ilvl="3" w:tplc="747067C6">
-      <w:numFmt w:val="decimal"/>
-      <w:lvlText w:val=""/>
-      <w:lvlJc w:val="left"/>
-    </w:lvl>
-    <w:lvl w:ilvl="4" w:tplc="A92EB970">
-      <w:numFmt w:val="decimal"/>
-      <w:lvlText w:val=""/>
-      <w:lvlJc w:val="left"/>
-    </w:lvl>
-    <w:lvl w:ilvl="5" w:tplc="ACBE9A64">
-      <w:numFmt w:val="decimal"/>
-      <w:lvlText w:val=""/>
-      <w:lvlJc w:val="left"/>
-    </w:lvl>
-    <w:lvl w:ilvl="6" w:tplc="8DF0A892">
-      <w:numFmt w:val="decimal"/>
-      <w:lvlText w:val=""/>
-      <w:lvlJc w:val="left"/>
-    </w:lvl>
-    <w:lvl w:ilvl="7" w:tplc="8CD8ADFE">
-      <w:numFmt w:val="decimal"/>
-      <w:lvlText w:val=""/>
-      <w:lvlJc w:val="left"/>
-    </w:lvl>
-    <w:lvl w:ilvl="8" w:tplc="8D102AD8">
+    <w:lvl w:ilvl="1" w:tplc="D2F497F6">
+      <w:numFmt w:val="decimal"/>
+      <w:lvlText w:val=""/>
+      <w:lvlJc w:val="left"/>
+    </w:lvl>
+    <w:lvl w:ilvl="2" w:tplc="4D2E7046">
+      <w:numFmt w:val="decimal"/>
+      <w:lvlText w:val=""/>
+      <w:lvlJc w:val="left"/>
+    </w:lvl>
+    <w:lvl w:ilvl="3" w:tplc="BD063424">
+      <w:numFmt w:val="decimal"/>
+      <w:lvlText w:val=""/>
+      <w:lvlJc w:val="left"/>
+    </w:lvl>
+    <w:lvl w:ilvl="4" w:tplc="A30EBA86">
+      <w:numFmt w:val="decimal"/>
+      <w:lvlText w:val=""/>
+      <w:lvlJc w:val="left"/>
+    </w:lvl>
+    <w:lvl w:ilvl="5" w:tplc="2C900994">
+      <w:numFmt w:val="decimal"/>
+      <w:lvlText w:val=""/>
+      <w:lvlJc w:val="left"/>
+    </w:lvl>
+    <w:lvl w:ilvl="6" w:tplc="C4B2585C">
+      <w:numFmt w:val="decimal"/>
+      <w:lvlText w:val=""/>
+      <w:lvlJc w:val="left"/>
+    </w:lvl>
+    <w:lvl w:ilvl="7" w:tplc="458A1402">
+      <w:numFmt w:val="decimal"/>
+      <w:lvlText w:val=""/>
+      <w:lvlJc w:val="left"/>
+    </w:lvl>
+    <w:lvl w:ilvl="8" w:tplc="00DAFD10">
       <w:numFmt w:val="decimal"/>
       <w:lvlText w:val=""/>
       <w:lvlJc w:val="left"/>
     </w:lvl>
   </w:abstractNum>
-  <w:abstractNum w:abstractNumId="16" w15:restartNumberingAfterBreak="0">
-    <w:nsid w:val="6BC70DD8"/>
+  <w:abstractNum w:abstractNumId="15" w15:restartNumberingAfterBreak="0">
+    <w:nsid w:val="31F37EB8"/>
     <w:multiLevelType w:val="hybridMultilevel"/>
-    <w:tmpl w:val="AFEC9ED8"/>
-    <w:lvl w:ilvl="0" w:tplc="5A503740">
+    <w:tmpl w:val="62B2CA6A"/>
+    <w:lvl w:ilvl="0" w:tplc="C7F0D4CA">
       <w:start w:val="1"/>
       <w:numFmt w:val="decimal"/>
       <w:lvlText w:val="%1."/>
@@ -14650,52 +14880,138 @@
         <w:color w:val="A67C27"/>
       </w:rPr>
     </w:lvl>
-    <w:lvl w:ilvl="1" w:tplc="EA6242F4">
-      <w:numFmt w:val="decimal"/>
-      <w:lvlText w:val=""/>
-      <w:lvlJc w:val="left"/>
-    </w:lvl>
-    <w:lvl w:ilvl="2" w:tplc="F0A695D6">
-      <w:numFmt w:val="decimal"/>
-      <w:lvlText w:val=""/>
-      <w:lvlJc w:val="left"/>
-    </w:lvl>
-    <w:lvl w:ilvl="3" w:tplc="B74C76D6">
-      <w:numFmt w:val="decimal"/>
-      <w:lvlText w:val=""/>
-      <w:lvlJc w:val="left"/>
-    </w:lvl>
-    <w:lvl w:ilvl="4" w:tplc="95E26C26">
-      <w:numFmt w:val="decimal"/>
-      <w:lvlText w:val=""/>
-      <w:lvlJc w:val="left"/>
-    </w:lvl>
-    <w:lvl w:ilvl="5" w:tplc="7A70800E">
-      <w:numFmt w:val="decimal"/>
-      <w:lvlText w:val=""/>
-      <w:lvlJc w:val="left"/>
-    </w:lvl>
-    <w:lvl w:ilvl="6" w:tplc="3C8AD710">
-      <w:numFmt w:val="decimal"/>
-      <w:lvlText w:val=""/>
-      <w:lvlJc w:val="left"/>
-    </w:lvl>
-    <w:lvl w:ilvl="7" w:tplc="3BDA8DB6">
-      <w:numFmt w:val="decimal"/>
-      <w:lvlText w:val=""/>
-      <w:lvlJc w:val="left"/>
-    </w:lvl>
-    <w:lvl w:ilvl="8" w:tplc="10EA3D8A">
-      <w:numFmt w:val="decimal"/>
-      <w:lvlText w:val=""/>
-      <w:lvlJc w:val="left"/>
+    <w:lvl w:ilvl="1" w:tplc="DFC89E14">
+      <w:numFmt w:val="decimal"/>
+      <w:lvlText w:val=""/>
+      <w:lvlJc w:val="left"/>
+    </w:lvl>
+    <w:lvl w:ilvl="2" w:tplc="E2EC26EC">
+      <w:numFmt w:val="decimal"/>
+      <w:lvlText w:val=""/>
+      <w:lvlJc w:val="left"/>
+    </w:lvl>
+    <w:lvl w:ilvl="3" w:tplc="8806DEA4">
+      <w:numFmt w:val="decimal"/>
+      <w:lvlText w:val=""/>
+      <w:lvlJc w:val="left"/>
+    </w:lvl>
+    <w:lvl w:ilvl="4" w:tplc="DC3A4132">
+      <w:numFmt w:val="decimal"/>
+      <w:lvlText w:val=""/>
+      <w:lvlJc w:val="left"/>
+    </w:lvl>
+    <w:lvl w:ilvl="5" w:tplc="70A836CC">
+      <w:numFmt w:val="decimal"/>
+      <w:lvlText w:val=""/>
+      <w:lvlJc w:val="left"/>
+    </w:lvl>
+    <w:lvl w:ilvl="6" w:tplc="B3CAFB3A">
+      <w:numFmt w:val="decimal"/>
+      <w:lvlText w:val=""/>
+      <w:lvlJc w:val="left"/>
+    </w:lvl>
+    <w:lvl w:ilvl="7" w:tplc="9D6E02FC">
+      <w:numFmt w:val="decimal"/>
+      <w:lvlText w:val=""/>
+      <w:lvlJc w:val="left"/>
+    </w:lvl>
+    <w:lvl w:ilvl="8" w:tplc="E0C6A86E">
+      <w:numFmt w:val="decimal"/>
+      <w:lvlText w:val=""/>
+      <w:lvlJc w:val="left"/>
+    </w:lvl>
+  </w:abstractNum>
+  <w:abstractNum w:abstractNumId="16" w15:restartNumberingAfterBreak="0">
+    <w:nsid w:val="37A918A8"/>
+    <w:multiLevelType w:val="hybridMultilevel"/>
+    <w:tmpl w:val="28828BDC"/>
+    <w:lvl w:ilvl="0" w:tplc="00C03A5C">
+      <w:start w:val="1"/>
+      <w:numFmt w:val="bullet"/>
+      <w:lvlText w:val="●"/>
+      <w:lvlJc w:val="left"/>
+      <w:pPr>
+        <w:ind w:left="720" w:hanging="360"/>
+      </w:pPr>
+    </w:lvl>
+    <w:lvl w:ilvl="1" w:tplc="51F46B5A">
+      <w:start w:val="1"/>
+      <w:numFmt w:val="bullet"/>
+      <w:lvlText w:val="○"/>
+      <w:lvlJc w:val="left"/>
+      <w:pPr>
+        <w:ind w:left="1440" w:hanging="360"/>
+      </w:pPr>
+    </w:lvl>
+    <w:lvl w:ilvl="2" w:tplc="DF402F28">
+      <w:start w:val="1"/>
+      <w:numFmt w:val="bullet"/>
+      <w:lvlText w:val="■"/>
+      <w:lvlJc w:val="left"/>
+      <w:pPr>
+        <w:ind w:left="2160" w:hanging="360"/>
+      </w:pPr>
+    </w:lvl>
+    <w:lvl w:ilvl="3" w:tplc="74B4BE96">
+      <w:start w:val="1"/>
+      <w:numFmt w:val="bullet"/>
+      <w:lvlText w:val="●"/>
+      <w:lvlJc w:val="left"/>
+      <w:pPr>
+        <w:ind w:left="2880" w:hanging="360"/>
+      </w:pPr>
+    </w:lvl>
+    <w:lvl w:ilvl="4" w:tplc="11A2D000">
+      <w:start w:val="1"/>
+      <w:numFmt w:val="bullet"/>
+      <w:lvlText w:val="○"/>
+      <w:lvlJc w:val="left"/>
+      <w:pPr>
+        <w:ind w:left="3600" w:hanging="360"/>
+      </w:pPr>
+    </w:lvl>
+    <w:lvl w:ilvl="5" w:tplc="4B16F2E2">
+      <w:start w:val="1"/>
+      <w:numFmt w:val="bullet"/>
+      <w:lvlText w:val="■"/>
+      <w:lvlJc w:val="left"/>
+      <w:pPr>
+        <w:ind w:left="4320" w:hanging="360"/>
+      </w:pPr>
+    </w:lvl>
+    <w:lvl w:ilvl="6" w:tplc="65CE0A26">
+      <w:start w:val="1"/>
+      <w:numFmt w:val="bullet"/>
+      <w:lvlText w:val="●"/>
+      <w:lvlJc w:val="left"/>
+      <w:pPr>
+        <w:ind w:left="5040" w:hanging="360"/>
+      </w:pPr>
+    </w:lvl>
+    <w:lvl w:ilvl="7" w:tplc="95C883F8">
+      <w:start w:val="1"/>
+      <w:numFmt w:val="bullet"/>
+      <w:lvlText w:val="●"/>
+      <w:lvlJc w:val="left"/>
+      <w:pPr>
+        <w:ind w:left="5760" w:hanging="360"/>
+      </w:pPr>
+    </w:lvl>
+    <w:lvl w:ilvl="8" w:tplc="216C8F4E">
+      <w:start w:val="1"/>
+      <w:numFmt w:val="bullet"/>
+      <w:lvlText w:val="●"/>
+      <w:lvlJc w:val="left"/>
+      <w:pPr>
+        <w:ind w:left="6480" w:hanging="360"/>
+      </w:pPr>
     </w:lvl>
   </w:abstractNum>
   <w:abstractNum w:abstractNumId="17" w15:restartNumberingAfterBreak="0">
-    <w:nsid w:val="72295AAC"/>
+    <w:nsid w:val="3CC226D2"/>
     <w:multiLevelType w:val="hybridMultilevel"/>
-    <w:tmpl w:val="990E1C74"/>
-    <w:lvl w:ilvl="0" w:tplc="DD34AE56">
+    <w:tmpl w:val="FEE40DEE"/>
+    <w:lvl w:ilvl="0" w:tplc="CD54C636">
       <w:start w:val="1"/>
       <w:numFmt w:val="decimal"/>
       <w:lvlText w:val="%1."/>
@@ -14709,52 +15025,52 @@
         <w:color w:val="A67C27"/>
       </w:rPr>
     </w:lvl>
-    <w:lvl w:ilvl="1" w:tplc="8CC031DA">
-      <w:numFmt w:val="decimal"/>
-      <w:lvlText w:val=""/>
-      <w:lvlJc w:val="left"/>
-    </w:lvl>
-    <w:lvl w:ilvl="2" w:tplc="E8FC8AA6">
-      <w:numFmt w:val="decimal"/>
-      <w:lvlText w:val=""/>
-      <w:lvlJc w:val="left"/>
-    </w:lvl>
-    <w:lvl w:ilvl="3" w:tplc="6220DCDC">
-      <w:numFmt w:val="decimal"/>
-      <w:lvlText w:val=""/>
-      <w:lvlJc w:val="left"/>
-    </w:lvl>
-    <w:lvl w:ilvl="4" w:tplc="8040B23E">
-      <w:numFmt w:val="decimal"/>
-      <w:lvlText w:val=""/>
-      <w:lvlJc w:val="left"/>
-    </w:lvl>
-    <w:lvl w:ilvl="5" w:tplc="9976BC66">
-      <w:numFmt w:val="decimal"/>
-      <w:lvlText w:val=""/>
-      <w:lvlJc w:val="left"/>
-    </w:lvl>
-    <w:lvl w:ilvl="6" w:tplc="2EBADDAE">
-      <w:numFmt w:val="decimal"/>
-      <w:lvlText w:val=""/>
-      <w:lvlJc w:val="left"/>
-    </w:lvl>
-    <w:lvl w:ilvl="7" w:tplc="E0BE6998">
-      <w:numFmt w:val="decimal"/>
-      <w:lvlText w:val=""/>
-      <w:lvlJc w:val="left"/>
-    </w:lvl>
-    <w:lvl w:ilvl="8" w:tplc="56EC1730">
+    <w:lvl w:ilvl="1" w:tplc="B0B6B6DE">
+      <w:numFmt w:val="decimal"/>
+      <w:lvlText w:val=""/>
+      <w:lvlJc w:val="left"/>
+    </w:lvl>
+    <w:lvl w:ilvl="2" w:tplc="F140C2D0">
+      <w:numFmt w:val="decimal"/>
+      <w:lvlText w:val=""/>
+      <w:lvlJc w:val="left"/>
+    </w:lvl>
+    <w:lvl w:ilvl="3" w:tplc="239EEDCA">
+      <w:numFmt w:val="decimal"/>
+      <w:lvlText w:val=""/>
+      <w:lvlJc w:val="left"/>
+    </w:lvl>
+    <w:lvl w:ilvl="4" w:tplc="2048DA52">
+      <w:numFmt w:val="decimal"/>
+      <w:lvlText w:val=""/>
+      <w:lvlJc w:val="left"/>
+    </w:lvl>
+    <w:lvl w:ilvl="5" w:tplc="2C622F32">
+      <w:numFmt w:val="decimal"/>
+      <w:lvlText w:val=""/>
+      <w:lvlJc w:val="left"/>
+    </w:lvl>
+    <w:lvl w:ilvl="6" w:tplc="E330451E">
+      <w:numFmt w:val="decimal"/>
+      <w:lvlText w:val=""/>
+      <w:lvlJc w:val="left"/>
+    </w:lvl>
+    <w:lvl w:ilvl="7" w:tplc="FD763178">
+      <w:numFmt w:val="decimal"/>
+      <w:lvlText w:val=""/>
+      <w:lvlJc w:val="left"/>
+    </w:lvl>
+    <w:lvl w:ilvl="8" w:tplc="147886B2">
       <w:numFmt w:val="decimal"/>
       <w:lvlText w:val=""/>
       <w:lvlJc w:val="left"/>
     </w:lvl>
   </w:abstractNum>
   <w:abstractNum w:abstractNumId="18" w15:restartNumberingAfterBreak="0">
-    <w:nsid w:val="757148DC"/>
+    <w:nsid w:val="47DE63E6"/>
     <w:multiLevelType w:val="hybridMultilevel"/>
-    <w:tmpl w:val="CE32EB7A"/>
-    <w:lvl w:ilvl="0" w:tplc="3080EC52">
+    <w:tmpl w:val="682E057E"/>
+    <w:lvl w:ilvl="0" w:tplc="EB604D62">
       <w:start w:val="1"/>
       <w:numFmt w:val="decimal"/>
       <w:lvlText w:val="%1."/>
@@ -14768,52 +15084,52 @@
         <w:color w:val="A67C27"/>
       </w:rPr>
     </w:lvl>
-    <w:lvl w:ilvl="1" w:tplc="8FEAA1BC">
-      <w:numFmt w:val="decimal"/>
-      <w:lvlText w:val=""/>
-      <w:lvlJc w:val="left"/>
-    </w:lvl>
-    <w:lvl w:ilvl="2" w:tplc="58621A42">
-      <w:numFmt w:val="decimal"/>
-      <w:lvlText w:val=""/>
-      <w:lvlJc w:val="left"/>
-    </w:lvl>
-    <w:lvl w:ilvl="3" w:tplc="BB08D40A">
-      <w:numFmt w:val="decimal"/>
-      <w:lvlText w:val=""/>
-      <w:lvlJc w:val="left"/>
-    </w:lvl>
-    <w:lvl w:ilvl="4" w:tplc="2A30B776">
-      <w:numFmt w:val="decimal"/>
-      <w:lvlText w:val=""/>
-      <w:lvlJc w:val="left"/>
-    </w:lvl>
-    <w:lvl w:ilvl="5" w:tplc="A8B237B8">
-      <w:numFmt w:val="decimal"/>
-      <w:lvlText w:val=""/>
-      <w:lvlJc w:val="left"/>
-    </w:lvl>
-    <w:lvl w:ilvl="6" w:tplc="0E146962">
-      <w:numFmt w:val="decimal"/>
-      <w:lvlText w:val=""/>
-      <w:lvlJc w:val="left"/>
-    </w:lvl>
-    <w:lvl w:ilvl="7" w:tplc="5E8ED994">
-      <w:numFmt w:val="decimal"/>
-      <w:lvlText w:val=""/>
-      <w:lvlJc w:val="left"/>
-    </w:lvl>
-    <w:lvl w:ilvl="8" w:tplc="9274D68C">
+    <w:lvl w:ilvl="1" w:tplc="3E721BCA">
+      <w:numFmt w:val="decimal"/>
+      <w:lvlText w:val=""/>
+      <w:lvlJc w:val="left"/>
+    </w:lvl>
+    <w:lvl w:ilvl="2" w:tplc="53A45024">
+      <w:numFmt w:val="decimal"/>
+      <w:lvlText w:val=""/>
+      <w:lvlJc w:val="left"/>
+    </w:lvl>
+    <w:lvl w:ilvl="3" w:tplc="D91EEB3E">
+      <w:numFmt w:val="decimal"/>
+      <w:lvlText w:val=""/>
+      <w:lvlJc w:val="left"/>
+    </w:lvl>
+    <w:lvl w:ilvl="4" w:tplc="451A8BC6">
+      <w:numFmt w:val="decimal"/>
+      <w:lvlText w:val=""/>
+      <w:lvlJc w:val="left"/>
+    </w:lvl>
+    <w:lvl w:ilvl="5" w:tplc="AF1C30F0">
+      <w:numFmt w:val="decimal"/>
+      <w:lvlText w:val=""/>
+      <w:lvlJc w:val="left"/>
+    </w:lvl>
+    <w:lvl w:ilvl="6" w:tplc="BE8A2400">
+      <w:numFmt w:val="decimal"/>
+      <w:lvlText w:val=""/>
+      <w:lvlJc w:val="left"/>
+    </w:lvl>
+    <w:lvl w:ilvl="7" w:tplc="8B7C7AAE">
+      <w:numFmt w:val="decimal"/>
+      <w:lvlText w:val=""/>
+      <w:lvlJc w:val="left"/>
+    </w:lvl>
+    <w:lvl w:ilvl="8" w:tplc="D80276AE">
       <w:numFmt w:val="decimal"/>
       <w:lvlText w:val=""/>
       <w:lvlJc w:val="left"/>
     </w:lvl>
   </w:abstractNum>
   <w:abstractNum w:abstractNumId="19" w15:restartNumberingAfterBreak="0">
-    <w:nsid w:val="785362DF"/>
+    <w:nsid w:val="50A058CA"/>
     <w:multiLevelType w:val="hybridMultilevel"/>
-    <w:tmpl w:val="A1248FB8"/>
-    <w:lvl w:ilvl="0" w:tplc="3014FF32">
+    <w:tmpl w:val="2CAC3BD6"/>
+    <w:lvl w:ilvl="0" w:tplc="03BA70FE">
       <w:start w:val="1"/>
       <w:numFmt w:val="decimal"/>
       <w:lvlText w:val="%1."/>
@@ -14827,52 +15143,52 @@
         <w:color w:val="A67C27"/>
       </w:rPr>
     </w:lvl>
-    <w:lvl w:ilvl="1" w:tplc="C454506C">
-      <w:numFmt w:val="decimal"/>
-      <w:lvlText w:val=""/>
-      <w:lvlJc w:val="left"/>
-    </w:lvl>
-    <w:lvl w:ilvl="2" w:tplc="95CE7666">
-      <w:numFmt w:val="decimal"/>
-      <w:lvlText w:val=""/>
-      <w:lvlJc w:val="left"/>
-    </w:lvl>
-    <w:lvl w:ilvl="3" w:tplc="877067B6">
-      <w:numFmt w:val="decimal"/>
-      <w:lvlText w:val=""/>
-      <w:lvlJc w:val="left"/>
-    </w:lvl>
-    <w:lvl w:ilvl="4" w:tplc="23B2D9F2">
-      <w:numFmt w:val="decimal"/>
-      <w:lvlText w:val=""/>
-      <w:lvlJc w:val="left"/>
-    </w:lvl>
-    <w:lvl w:ilvl="5" w:tplc="B7ACE75A">
-      <w:numFmt w:val="decimal"/>
-      <w:lvlText w:val=""/>
-      <w:lvlJc w:val="left"/>
-    </w:lvl>
-    <w:lvl w:ilvl="6" w:tplc="13F63CE0">
-      <w:numFmt w:val="decimal"/>
-      <w:lvlText w:val=""/>
-      <w:lvlJc w:val="left"/>
-    </w:lvl>
-    <w:lvl w:ilvl="7" w:tplc="E53496CE">
-      <w:numFmt w:val="decimal"/>
-      <w:lvlText w:val=""/>
-      <w:lvlJc w:val="left"/>
-    </w:lvl>
-    <w:lvl w:ilvl="8" w:tplc="D2D6EC86">
+    <w:lvl w:ilvl="1" w:tplc="4762040E">
+      <w:numFmt w:val="decimal"/>
+      <w:lvlText w:val=""/>
+      <w:lvlJc w:val="left"/>
+    </w:lvl>
+    <w:lvl w:ilvl="2" w:tplc="D500E908">
+      <w:numFmt w:val="decimal"/>
+      <w:lvlText w:val=""/>
+      <w:lvlJc w:val="left"/>
+    </w:lvl>
+    <w:lvl w:ilvl="3" w:tplc="8AB4822E">
+      <w:numFmt w:val="decimal"/>
+      <w:lvlText w:val=""/>
+      <w:lvlJc w:val="left"/>
+    </w:lvl>
+    <w:lvl w:ilvl="4" w:tplc="C0B8C4FA">
+      <w:numFmt w:val="decimal"/>
+      <w:lvlText w:val=""/>
+      <w:lvlJc w:val="left"/>
+    </w:lvl>
+    <w:lvl w:ilvl="5" w:tplc="4F664B70">
+      <w:numFmt w:val="decimal"/>
+      <w:lvlText w:val=""/>
+      <w:lvlJc w:val="left"/>
+    </w:lvl>
+    <w:lvl w:ilvl="6" w:tplc="93A80C22">
+      <w:numFmt w:val="decimal"/>
+      <w:lvlText w:val=""/>
+      <w:lvlJc w:val="left"/>
+    </w:lvl>
+    <w:lvl w:ilvl="7" w:tplc="EAC88D60">
+      <w:numFmt w:val="decimal"/>
+      <w:lvlText w:val=""/>
+      <w:lvlJc w:val="left"/>
+    </w:lvl>
+    <w:lvl w:ilvl="8" w:tplc="FCD8B806">
       <w:numFmt w:val="decimal"/>
       <w:lvlText w:val=""/>
       <w:lvlJc w:val="left"/>
     </w:lvl>
   </w:abstractNum>
   <w:abstractNum w:abstractNumId="20" w15:restartNumberingAfterBreak="0">
-    <w:nsid w:val="78983C22"/>
+    <w:nsid w:val="59206B08"/>
     <w:multiLevelType w:val="hybridMultilevel"/>
-    <w:tmpl w:val="6CFA2C42"/>
-    <w:lvl w:ilvl="0" w:tplc="31DC2216">
+    <w:tmpl w:val="9A9E388A"/>
+    <w:lvl w:ilvl="0" w:tplc="97AC2CFE">
       <w:start w:val="1"/>
       <w:numFmt w:val="decimal"/>
       <w:lvlText w:val="%1."/>
@@ -14886,168 +15202,233 @@
         <w:color w:val="A67C27"/>
       </w:rPr>
     </w:lvl>
-    <w:lvl w:ilvl="1" w:tplc="3014C1E6">
-      <w:numFmt w:val="decimal"/>
-      <w:lvlText w:val=""/>
-      <w:lvlJc w:val="left"/>
-    </w:lvl>
-    <w:lvl w:ilvl="2" w:tplc="2C3086BE">
-      <w:numFmt w:val="decimal"/>
-      <w:lvlText w:val=""/>
-      <w:lvlJc w:val="left"/>
-    </w:lvl>
-    <w:lvl w:ilvl="3" w:tplc="A97C64B6">
-      <w:numFmt w:val="decimal"/>
-      <w:lvlText w:val=""/>
-      <w:lvlJc w:val="left"/>
-    </w:lvl>
-    <w:lvl w:ilvl="4" w:tplc="0DC23024">
-      <w:numFmt w:val="decimal"/>
-      <w:lvlText w:val=""/>
-      <w:lvlJc w:val="left"/>
-    </w:lvl>
-    <w:lvl w:ilvl="5" w:tplc="503ECA52">
-      <w:numFmt w:val="decimal"/>
-      <w:lvlText w:val=""/>
-      <w:lvlJc w:val="left"/>
-    </w:lvl>
-    <w:lvl w:ilvl="6" w:tplc="430A25D2">
-      <w:numFmt w:val="decimal"/>
-      <w:lvlText w:val=""/>
-      <w:lvlJc w:val="left"/>
-    </w:lvl>
-    <w:lvl w:ilvl="7" w:tplc="5C8278C4">
-      <w:numFmt w:val="decimal"/>
-      <w:lvlText w:val=""/>
-      <w:lvlJc w:val="left"/>
-    </w:lvl>
-    <w:lvl w:ilvl="8" w:tplc="94726550">
+    <w:lvl w:ilvl="1" w:tplc="56E2B784">
+      <w:numFmt w:val="decimal"/>
+      <w:lvlText w:val=""/>
+      <w:lvlJc w:val="left"/>
+    </w:lvl>
+    <w:lvl w:ilvl="2" w:tplc="C38A3FF2">
+      <w:numFmt w:val="decimal"/>
+      <w:lvlText w:val=""/>
+      <w:lvlJc w:val="left"/>
+    </w:lvl>
+    <w:lvl w:ilvl="3" w:tplc="B2669920">
+      <w:numFmt w:val="decimal"/>
+      <w:lvlText w:val=""/>
+      <w:lvlJc w:val="left"/>
+    </w:lvl>
+    <w:lvl w:ilvl="4" w:tplc="0EE025FC">
+      <w:numFmt w:val="decimal"/>
+      <w:lvlText w:val=""/>
+      <w:lvlJc w:val="left"/>
+    </w:lvl>
+    <w:lvl w:ilvl="5" w:tplc="92E62A54">
+      <w:numFmt w:val="decimal"/>
+      <w:lvlText w:val=""/>
+      <w:lvlJc w:val="left"/>
+    </w:lvl>
+    <w:lvl w:ilvl="6" w:tplc="617EA86E">
+      <w:numFmt w:val="decimal"/>
+      <w:lvlText w:val=""/>
+      <w:lvlJc w:val="left"/>
+    </w:lvl>
+    <w:lvl w:ilvl="7" w:tplc="2D20949C">
+      <w:numFmt w:val="decimal"/>
+      <w:lvlText w:val=""/>
+      <w:lvlJc w:val="left"/>
+    </w:lvl>
+    <w:lvl w:ilvl="8" w:tplc="92847806">
       <w:numFmt w:val="decimal"/>
       <w:lvlText w:val=""/>
       <w:lvlJc w:val="left"/>
     </w:lvl>
   </w:abstractNum>
-  <w:num w:numId="1" w16cid:durableId="1905676887">
+  <w:abstractNum w:abstractNumId="21" w15:restartNumberingAfterBreak="0">
+    <w:nsid w:val="6DFF1759"/>
+    <w:multiLevelType w:val="hybridMultilevel"/>
+    <w:tmpl w:val="F3468284"/>
+    <w:lvl w:ilvl="0" w:tplc="7CF2D3D0">
+      <w:start w:val="1"/>
+      <w:numFmt w:val="decimal"/>
+      <w:lvlText w:val="%1."/>
+      <w:lvlJc w:val="left"/>
+      <w:pPr>
+        <w:ind w:left="460" w:hanging="360"/>
+      </w:pPr>
+      <w:rPr>
+        <w:b/>
+        <w:bCs/>
+        <w:color w:val="A67C27"/>
+      </w:rPr>
+    </w:lvl>
+    <w:lvl w:ilvl="1" w:tplc="7E805A9A">
+      <w:numFmt w:val="decimal"/>
+      <w:lvlText w:val=""/>
+      <w:lvlJc w:val="left"/>
+    </w:lvl>
+    <w:lvl w:ilvl="2" w:tplc="29BEDC96">
+      <w:numFmt w:val="decimal"/>
+      <w:lvlText w:val=""/>
+      <w:lvlJc w:val="left"/>
+    </w:lvl>
+    <w:lvl w:ilvl="3" w:tplc="1A1C183E">
+      <w:numFmt w:val="decimal"/>
+      <w:lvlText w:val=""/>
+      <w:lvlJc w:val="left"/>
+    </w:lvl>
+    <w:lvl w:ilvl="4" w:tplc="42787BFA">
+      <w:numFmt w:val="decimal"/>
+      <w:lvlText w:val=""/>
+      <w:lvlJc w:val="left"/>
+    </w:lvl>
+    <w:lvl w:ilvl="5" w:tplc="A3183A4A">
+      <w:numFmt w:val="decimal"/>
+      <w:lvlText w:val=""/>
+      <w:lvlJc w:val="left"/>
+    </w:lvl>
+    <w:lvl w:ilvl="6" w:tplc="7168322A">
+      <w:numFmt w:val="decimal"/>
+      <w:lvlText w:val=""/>
+      <w:lvlJc w:val="left"/>
+    </w:lvl>
+    <w:lvl w:ilvl="7" w:tplc="FE64F0E8">
+      <w:numFmt w:val="decimal"/>
+      <w:lvlText w:val=""/>
+      <w:lvlJc w:val="left"/>
+    </w:lvl>
+    <w:lvl w:ilvl="8" w:tplc="828E1BDE">
+      <w:numFmt w:val="decimal"/>
+      <w:lvlText w:val=""/>
+      <w:lvlJc w:val="left"/>
+    </w:lvl>
+  </w:abstractNum>
+  <w:num w:numId="1" w16cid:durableId="1177575768">
+    <w:abstractNumId w:val="16"/>
+    <w:lvlOverride w:ilvl="0">
+      <w:startOverride w:val="1"/>
+    </w:lvlOverride>
+  </w:num>
+  <w:num w:numId="2" w16cid:durableId="313029518">
+    <w:abstractNumId w:val="6"/>
+    <w:lvlOverride w:ilvl="0">
+      <w:startOverride w:val="1"/>
+    </w:lvlOverride>
+  </w:num>
+  <w:num w:numId="3" w16cid:durableId="1473250657">
+    <w:abstractNumId w:val="14"/>
+    <w:lvlOverride w:ilvl="0">
+      <w:startOverride w:val="1"/>
+    </w:lvlOverride>
+  </w:num>
+  <w:num w:numId="4" w16cid:durableId="1227836460">
+    <w:abstractNumId w:val="17"/>
+    <w:lvlOverride w:ilvl="0">
+      <w:startOverride w:val="1"/>
+    </w:lvlOverride>
+  </w:num>
+  <w:num w:numId="5" w16cid:durableId="310983729">
+    <w:abstractNumId w:val="19"/>
+    <w:lvlOverride w:ilvl="0">
+      <w:startOverride w:val="1"/>
+    </w:lvlOverride>
+  </w:num>
+  <w:num w:numId="6" w16cid:durableId="124393196">
+    <w:abstractNumId w:val="10"/>
+    <w:lvlOverride w:ilvl="0">
+      <w:startOverride w:val="1"/>
+    </w:lvlOverride>
+  </w:num>
+  <w:num w:numId="7" w16cid:durableId="844131754">
+    <w:abstractNumId w:val="9"/>
+    <w:lvlOverride w:ilvl="0">
+      <w:startOverride w:val="1"/>
+    </w:lvlOverride>
+  </w:num>
+  <w:num w:numId="8" w16cid:durableId="1492867143">
+    <w:abstractNumId w:val="11"/>
+    <w:lvlOverride w:ilvl="0">
+      <w:startOverride w:val="1"/>
+    </w:lvlOverride>
+  </w:num>
+  <w:num w:numId="9" w16cid:durableId="1395080959">
+    <w:abstractNumId w:val="7"/>
+    <w:lvlOverride w:ilvl="0">
+      <w:startOverride w:val="1"/>
+    </w:lvlOverride>
+  </w:num>
+  <w:num w:numId="10" w16cid:durableId="239289111">
+    <w:abstractNumId w:val="5"/>
+    <w:lvlOverride w:ilvl="0">
+      <w:startOverride w:val="1"/>
+    </w:lvlOverride>
+  </w:num>
+  <w:num w:numId="11" w16cid:durableId="1650131999">
+    <w:abstractNumId w:val="2"/>
+    <w:lvlOverride w:ilvl="0">
+      <w:startOverride w:val="1"/>
+    </w:lvlOverride>
+  </w:num>
+  <w:num w:numId="12" w16cid:durableId="840656478">
+    <w:abstractNumId w:val="8"/>
+    <w:lvlOverride w:ilvl="0">
+      <w:startOverride w:val="1"/>
+    </w:lvlOverride>
+  </w:num>
+  <w:num w:numId="13" w16cid:durableId="234121672">
+    <w:abstractNumId w:val="0"/>
+    <w:lvlOverride w:ilvl="0">
+      <w:startOverride w:val="1"/>
+    </w:lvlOverride>
+  </w:num>
+  <w:num w:numId="14" w16cid:durableId="1952396162">
+    <w:abstractNumId w:val="13"/>
+    <w:lvlOverride w:ilvl="0">
+      <w:startOverride w:val="1"/>
+    </w:lvlOverride>
+  </w:num>
+  <w:num w:numId="15" w16cid:durableId="1971860932">
+    <w:abstractNumId w:val="15"/>
+    <w:lvlOverride w:ilvl="0">
+      <w:startOverride w:val="1"/>
+    </w:lvlOverride>
+  </w:num>
+  <w:num w:numId="16" w16cid:durableId="1430469594">
     <w:abstractNumId w:val="12"/>
     <w:lvlOverride w:ilvl="0">
       <w:startOverride w:val="1"/>
     </w:lvlOverride>
   </w:num>
-  <w:num w:numId="2" w16cid:durableId="484053136">
-    <w:abstractNumId w:val="9"/>
+  <w:num w:numId="17" w16cid:durableId="1220363906">
+    <w:abstractNumId w:val="21"/>
     <w:lvlOverride w:ilvl="0">
       <w:startOverride w:val="1"/>
     </w:lvlOverride>
   </w:num>
-  <w:num w:numId="3" w16cid:durableId="655454252">
+  <w:num w:numId="18" w16cid:durableId="2113166613">
     <w:abstractNumId w:val="18"/>
     <w:lvlOverride w:ilvl="0">
       <w:startOverride w:val="1"/>
     </w:lvlOverride>
   </w:num>
-  <w:num w:numId="4" w16cid:durableId="1383016954">
-    <w:abstractNumId w:val="0"/>
+  <w:num w:numId="19" w16cid:durableId="991569480">
+    <w:abstractNumId w:val="3"/>
     <w:lvlOverride w:ilvl="0">
       <w:startOverride w:val="1"/>
     </w:lvlOverride>
   </w:num>
-  <w:num w:numId="5" w16cid:durableId="1799104034">
-    <w:abstractNumId w:val="15"/>
+  <w:num w:numId="20" w16cid:durableId="1517689006">
+    <w:abstractNumId w:val="20"/>
     <w:lvlOverride w:ilvl="0">
       <w:startOverride w:val="1"/>
     </w:lvlOverride>
   </w:num>
-  <w:num w:numId="6" w16cid:durableId="1564365996">
-    <w:abstractNumId w:val="6"/>
-    <w:lvlOverride w:ilvl="0">
-      <w:startOverride w:val="1"/>
-    </w:lvlOverride>
-  </w:num>
-  <w:num w:numId="7" w16cid:durableId="1632781725">
+  <w:num w:numId="21" w16cid:durableId="314575205">
     <w:abstractNumId w:val="4"/>
     <w:lvlOverride w:ilvl="0">
       <w:startOverride w:val="1"/>
     </w:lvlOverride>
   </w:num>
-  <w:num w:numId="8" w16cid:durableId="1177774179">
-    <w:abstractNumId w:val="20"/>
-    <w:lvlOverride w:ilvl="0">
-      <w:startOverride w:val="1"/>
-    </w:lvlOverride>
-  </w:num>
-  <w:num w:numId="9" w16cid:durableId="930503981">
-    <w:abstractNumId w:val="3"/>
-    <w:lvlOverride w:ilvl="0">
-      <w:startOverride w:val="1"/>
-    </w:lvlOverride>
-  </w:num>
-  <w:num w:numId="10" w16cid:durableId="1311059148">
-    <w:abstractNumId w:val="8"/>
-    <w:lvlOverride w:ilvl="0">
-      <w:startOverride w:val="1"/>
-    </w:lvlOverride>
-  </w:num>
-  <w:num w:numId="11" w16cid:durableId="2132239723">
-    <w:abstractNumId w:val="14"/>
-    <w:lvlOverride w:ilvl="0">
-      <w:startOverride w:val="1"/>
-    </w:lvlOverride>
-  </w:num>
-  <w:num w:numId="12" w16cid:durableId="1903366681">
-    <w:abstractNumId w:val="7"/>
-    <w:lvlOverride w:ilvl="0">
-      <w:startOverride w:val="1"/>
-    </w:lvlOverride>
-  </w:num>
-  <w:num w:numId="13" w16cid:durableId="1804536180">
-    <w:abstractNumId w:val="19"/>
-    <w:lvlOverride w:ilvl="0">
-      <w:startOverride w:val="1"/>
-    </w:lvlOverride>
-  </w:num>
-  <w:num w:numId="14" w16cid:durableId="1283809772">
-    <w:abstractNumId w:val="17"/>
-    <w:lvlOverride w:ilvl="0">
-      <w:startOverride w:val="1"/>
-    </w:lvlOverride>
-  </w:num>
-  <w:num w:numId="15" w16cid:durableId="1945458142">
-    <w:abstractNumId w:val="16"/>
-    <w:lvlOverride w:ilvl="0">
-      <w:startOverride w:val="1"/>
-    </w:lvlOverride>
-  </w:num>
-  <w:num w:numId="16" w16cid:durableId="1252003356">
-    <w:abstractNumId w:val="2"/>
-    <w:lvlOverride w:ilvl="0">
-      <w:startOverride w:val="1"/>
-    </w:lvlOverride>
-  </w:num>
-  <w:num w:numId="17" w16cid:durableId="750812432">
-    <w:abstractNumId w:val="13"/>
-    <w:lvlOverride w:ilvl="0">
-      <w:startOverride w:val="1"/>
-    </w:lvlOverride>
-  </w:num>
-  <w:num w:numId="18" w16cid:durableId="190192684">
-    <w:abstractNumId w:val="11"/>
-    <w:lvlOverride w:ilvl="0">
-      <w:startOverride w:val="1"/>
-    </w:lvlOverride>
-  </w:num>
-  <w:num w:numId="19" w16cid:durableId="833492651">
-    <w:abstractNumId w:val="10"/>
-    <w:lvlOverride w:ilvl="0">
-      <w:startOverride w:val="1"/>
-    </w:lvlOverride>
-  </w:num>
-  <w:num w:numId="20" w16cid:durableId="2112965243">
-    <w:abstractNumId w:val="5"/>
-    <w:lvlOverride w:ilvl="0">
-      <w:startOverride w:val="1"/>
-    </w:lvlOverride>
-  </w:num>
-  <w:num w:numId="21" w16cid:durableId="2035224124">
+  <w:num w:numId="22" w16cid:durableId="259067194">
     <w:abstractNumId w:val="1"/>
     <w:lvlOverride w:ilvl="0">
       <w:startOverride w:val="1"/>
@@ -15673,7 +16054,7 @@
     <w:autoRedefine/>
     <w:uiPriority w:val="39"/>
     <w:unhideWhenUsed/>
-    <w:rsid w:val="00F0714B"/>
+    <w:rsid w:val="003A53FF"/>
     <w:pPr>
       <w:spacing w:after="100"/>
     </w:pPr>
@@ -15685,7 +16066,7 @@
     <w:autoRedefine/>
     <w:uiPriority w:val="39"/>
     <w:unhideWhenUsed/>
-    <w:rsid w:val="00F0714B"/>
+    <w:rsid w:val="003A53FF"/>
     <w:pPr>
       <w:spacing w:after="100"/>
       <w:ind w:left="210"/>

--- a/docs/manuals/Role_Guide_2_Field_Coordinator.docx
+++ b/docs/manuals/Role_Guide_2_Field_Coordinator.docx
@@ -538,7 +538,7 @@
     <w:sdt>
       <w:sdtPr>
         <w:alias w:val="Contents"/>
-        <w:id w:val="978350998"/>
+        <w:id w:val="-1239944848"/>
       </w:sdtPr>
       <w:sdtEndPr/>
       <w:sdtContent>
@@ -567,7 +567,7 @@
           <w:r>
             <w:fldChar w:fldCharType="separate"/>
           </w:r>
-          <w:hyperlink w:anchor="_Toc240405883" w:history="1">
+          <w:hyperlink w:anchor="_Toc240453516" w:history="1">
             <w:r>
               <w:rPr>
                 <w:rStyle w:val="Hyperlink"/>
@@ -591,7 +591,7 @@
               <w:rPr>
                 <w:noProof/>
               </w:rPr>
-              <w:instrText xml:space="preserve"> PAGEREF _Toc240405883 \h </w:instrText>
+              <w:instrText xml:space="preserve"> PAGEREF _Toc240453516 \h </w:instrText>
             </w:r>
             <w:r>
               <w:rPr>
@@ -634,7 +634,7 @@
               <w14:ligatures w14:val="standardContextual"/>
             </w:rPr>
           </w:pPr>
-          <w:hyperlink w:anchor="_Toc240405884" w:history="1">
+          <w:hyperlink w:anchor="_Toc240453517" w:history="1">
             <w:r>
               <w:rPr>
                 <w:rStyle w:val="Hyperlink"/>
@@ -658,7 +658,7 @@
               <w:rPr>
                 <w:noProof/>
               </w:rPr>
-              <w:instrText xml:space="preserve"> PAGEREF _Toc240405884 \h </w:instrText>
+              <w:instrText xml:space="preserve"> PAGEREF _Toc240453517 \h </w:instrText>
             </w:r>
             <w:r>
               <w:rPr>
@@ -701,7 +701,7 @@
               <w14:ligatures w14:val="standardContextual"/>
             </w:rPr>
           </w:pPr>
-          <w:hyperlink w:anchor="_Toc240405885" w:history="1">
+          <w:hyperlink w:anchor="_Toc240453518" w:history="1">
             <w:r>
               <w:rPr>
                 <w:rStyle w:val="Hyperlink"/>
@@ -725,7 +725,7 @@
               <w:rPr>
                 <w:noProof/>
               </w:rPr>
-              <w:instrText xml:space="preserve"> PAGEREF _Toc240405885 \h </w:instrText>
+              <w:instrText xml:space="preserve"> PAGEREF _Toc240453518 \h </w:instrText>
             </w:r>
             <w:r>
               <w:rPr>
@@ -768,7 +768,7 @@
               <w14:ligatures w14:val="standardContextual"/>
             </w:rPr>
           </w:pPr>
-          <w:hyperlink w:anchor="_Toc240405886" w:history="1">
+          <w:hyperlink w:anchor="_Toc240453519" w:history="1">
             <w:r>
               <w:rPr>
                 <w:rStyle w:val="Hyperlink"/>
@@ -792,7 +792,7 @@
               <w:rPr>
                 <w:noProof/>
               </w:rPr>
-              <w:instrText xml:space="preserve"> PAGEREF _Toc240405886 \h </w:instrText>
+              <w:instrText xml:space="preserve"> PAGEREF _Toc240453519 \h </w:instrText>
             </w:r>
             <w:r>
               <w:rPr>
@@ -835,7 +835,7 @@
               <w14:ligatures w14:val="standardContextual"/>
             </w:rPr>
           </w:pPr>
-          <w:hyperlink w:anchor="_Toc240405887" w:history="1">
+          <w:hyperlink w:anchor="_Toc240453520" w:history="1">
             <w:r>
               <w:rPr>
                 <w:rStyle w:val="Hyperlink"/>
@@ -859,7 +859,7 @@
               <w:rPr>
                 <w:noProof/>
               </w:rPr>
-              <w:instrText xml:space="preserve"> PAGEREF _Toc240405887 \h </w:instrText>
+              <w:instrText xml:space="preserve"> PAGEREF _Toc240453520 \h </w:instrText>
             </w:r>
             <w:r>
               <w:rPr>
@@ -902,7 +902,7 @@
               <w14:ligatures w14:val="standardContextual"/>
             </w:rPr>
           </w:pPr>
-          <w:hyperlink w:anchor="_Toc240405888" w:history="1">
+          <w:hyperlink w:anchor="_Toc240453521" w:history="1">
             <w:r>
               <w:rPr>
                 <w:rStyle w:val="Hyperlink"/>
@@ -926,7 +926,7 @@
               <w:rPr>
                 <w:noProof/>
               </w:rPr>
-              <w:instrText xml:space="preserve"> PAGEREF _Toc240405888 \h </w:instrText>
+              <w:instrText xml:space="preserve"> PAGEREF _Toc240453521 \h </w:instrText>
             </w:r>
             <w:r>
               <w:rPr>
@@ -969,7 +969,7 @@
               <w14:ligatures w14:val="standardContextual"/>
             </w:rPr>
           </w:pPr>
-          <w:hyperlink w:anchor="_Toc240405889" w:history="1">
+          <w:hyperlink w:anchor="_Toc240453522" w:history="1">
             <w:r>
               <w:rPr>
                 <w:rStyle w:val="Hyperlink"/>
@@ -993,7 +993,7 @@
               <w:rPr>
                 <w:noProof/>
               </w:rPr>
-              <w:instrText xml:space="preserve"> PAGEREF _Toc240405889 \h </w:instrText>
+              <w:instrText xml:space="preserve"> PAGEREF _Toc240453522 \h </w:instrText>
             </w:r>
             <w:r>
               <w:rPr>
@@ -1036,7 +1036,7 @@
               <w14:ligatures w14:val="standardContextual"/>
             </w:rPr>
           </w:pPr>
-          <w:hyperlink w:anchor="_Toc240405890" w:history="1">
+          <w:hyperlink w:anchor="_Toc240453523" w:history="1">
             <w:r>
               <w:rPr>
                 <w:rStyle w:val="Hyperlink"/>
@@ -1060,7 +1060,7 @@
               <w:rPr>
                 <w:noProof/>
               </w:rPr>
-              <w:instrText xml:space="preserve"> PAGEREF _Toc240405890 \h </w:instrText>
+              <w:instrText xml:space="preserve"> PAGEREF _Toc240453523 \h </w:instrText>
             </w:r>
             <w:r>
               <w:rPr>
@@ -1103,7 +1103,7 @@
               <w14:ligatures w14:val="standardContextual"/>
             </w:rPr>
           </w:pPr>
-          <w:hyperlink w:anchor="_Toc240405891" w:history="1">
+          <w:hyperlink w:anchor="_Toc240453524" w:history="1">
             <w:r>
               <w:rPr>
                 <w:rStyle w:val="Hyperlink"/>
@@ -1127,7 +1127,7 @@
               <w:rPr>
                 <w:noProof/>
               </w:rPr>
-              <w:instrText xml:space="preserve"> PAGEREF _Toc240405891 \h </w:instrText>
+              <w:instrText xml:space="preserve"> PAGEREF _Toc240453524 \h </w:instrText>
             </w:r>
             <w:r>
               <w:rPr>
@@ -1170,7 +1170,7 @@
               <w14:ligatures w14:val="standardContextual"/>
             </w:rPr>
           </w:pPr>
-          <w:hyperlink w:anchor="_Toc240405892" w:history="1">
+          <w:hyperlink w:anchor="_Toc240453525" w:history="1">
             <w:r>
               <w:rPr>
                 <w:rStyle w:val="Hyperlink"/>
@@ -1194,7 +1194,7 @@
               <w:rPr>
                 <w:noProof/>
               </w:rPr>
-              <w:instrText xml:space="preserve"> PAGEREF _Toc240405892 \h </w:instrText>
+              <w:instrText xml:space="preserve"> PAGEREF _Toc240453525 \h </w:instrText>
             </w:r>
             <w:r>
               <w:rPr>
@@ -1237,7 +1237,7 @@
               <w14:ligatures w14:val="standardContextual"/>
             </w:rPr>
           </w:pPr>
-          <w:hyperlink w:anchor="_Toc240405893" w:history="1">
+          <w:hyperlink w:anchor="_Toc240453526" w:history="1">
             <w:r>
               <w:rPr>
                 <w:rStyle w:val="Hyperlink"/>
@@ -1261,7 +1261,7 @@
               <w:rPr>
                 <w:noProof/>
               </w:rPr>
-              <w:instrText xml:space="preserve"> PAGEREF _Toc240405893 \h </w:instrText>
+              <w:instrText xml:space="preserve"> PAGEREF _Toc240453526 \h </w:instrText>
             </w:r>
             <w:r>
               <w:rPr>
@@ -1304,7 +1304,7 @@
               <w14:ligatures w14:val="standardContextual"/>
             </w:rPr>
           </w:pPr>
-          <w:hyperlink w:anchor="_Toc240405894" w:history="1">
+          <w:hyperlink w:anchor="_Toc240453527" w:history="1">
             <w:r>
               <w:rPr>
                 <w:rStyle w:val="Hyperlink"/>
@@ -1328,7 +1328,7 @@
               <w:rPr>
                 <w:noProof/>
               </w:rPr>
-              <w:instrText xml:space="preserve"> PAGEREF _Toc240405894 \h </w:instrText>
+              <w:instrText xml:space="preserve"> PAGEREF _Toc240453527 \h </w:instrText>
             </w:r>
             <w:r>
               <w:rPr>
@@ -1371,7 +1371,7 @@
               <w14:ligatures w14:val="standardContextual"/>
             </w:rPr>
           </w:pPr>
-          <w:hyperlink w:anchor="_Toc240405895" w:history="1">
+          <w:hyperlink w:anchor="_Toc240453528" w:history="1">
             <w:r>
               <w:rPr>
                 <w:rStyle w:val="Hyperlink"/>
@@ -1395,7 +1395,7 @@
               <w:rPr>
                 <w:noProof/>
               </w:rPr>
-              <w:instrText xml:space="preserve"> PAGEREF _Toc240405895 \h </w:instrText>
+              <w:instrText xml:space="preserve"> PAGEREF _Toc240453528 \h </w:instrText>
             </w:r>
             <w:r>
               <w:rPr>
@@ -1438,7 +1438,7 @@
               <w14:ligatures w14:val="standardContextual"/>
             </w:rPr>
           </w:pPr>
-          <w:hyperlink w:anchor="_Toc240405896" w:history="1">
+          <w:hyperlink w:anchor="_Toc240453529" w:history="1">
             <w:r>
               <w:rPr>
                 <w:rStyle w:val="Hyperlink"/>
@@ -1462,7 +1462,7 @@
               <w:rPr>
                 <w:noProof/>
               </w:rPr>
-              <w:instrText xml:space="preserve"> PAGEREF _Toc240405896 \h </w:instrText>
+              <w:instrText xml:space="preserve"> PAGEREF _Toc240453529 \h </w:instrText>
             </w:r>
             <w:r>
               <w:rPr>
@@ -1505,7 +1505,7 @@
               <w14:ligatures w14:val="standardContextual"/>
             </w:rPr>
           </w:pPr>
-          <w:hyperlink w:anchor="_Toc240405897" w:history="1">
+          <w:hyperlink w:anchor="_Toc240453530" w:history="1">
             <w:r>
               <w:rPr>
                 <w:rStyle w:val="Hyperlink"/>
@@ -1529,7 +1529,7 @@
               <w:rPr>
                 <w:noProof/>
               </w:rPr>
-              <w:instrText xml:space="preserve"> PAGEREF _Toc240405897 \h </w:instrText>
+              <w:instrText xml:space="preserve"> PAGEREF _Toc240453530 \h </w:instrText>
             </w:r>
             <w:r>
               <w:rPr>
@@ -1572,7 +1572,7 @@
               <w14:ligatures w14:val="standardContextual"/>
             </w:rPr>
           </w:pPr>
-          <w:hyperlink w:anchor="_Toc240405898" w:history="1">
+          <w:hyperlink w:anchor="_Toc240453531" w:history="1">
             <w:r>
               <w:rPr>
                 <w:rStyle w:val="Hyperlink"/>
@@ -1596,7 +1596,7 @@
               <w:rPr>
                 <w:noProof/>
               </w:rPr>
-              <w:instrText xml:space="preserve"> PAGEREF _Toc240405898 \h </w:instrText>
+              <w:instrText xml:space="preserve"> PAGEREF _Toc240453531 \h </w:instrText>
             </w:r>
             <w:r>
               <w:rPr>
@@ -1639,7 +1639,7 @@
               <w14:ligatures w14:val="standardContextual"/>
             </w:rPr>
           </w:pPr>
-          <w:hyperlink w:anchor="_Toc240405899" w:history="1">
+          <w:hyperlink w:anchor="_Toc240453532" w:history="1">
             <w:r>
               <w:rPr>
                 <w:rStyle w:val="Hyperlink"/>
@@ -1663,7 +1663,7 @@
               <w:rPr>
                 <w:noProof/>
               </w:rPr>
-              <w:instrText xml:space="preserve"> PAGEREF _Toc240405899 \h </w:instrText>
+              <w:instrText xml:space="preserve"> PAGEREF _Toc240453532 \h </w:instrText>
             </w:r>
             <w:r>
               <w:rPr>
@@ -1706,7 +1706,7 @@
               <w14:ligatures w14:val="standardContextual"/>
             </w:rPr>
           </w:pPr>
-          <w:hyperlink w:anchor="_Toc240405900" w:history="1">
+          <w:hyperlink w:anchor="_Toc240453533" w:history="1">
             <w:r>
               <w:rPr>
                 <w:rStyle w:val="Hyperlink"/>
@@ -1730,7 +1730,7 @@
               <w:rPr>
                 <w:noProof/>
               </w:rPr>
-              <w:instrText xml:space="preserve"> PAGEREF _Toc240405900 \h </w:instrText>
+              <w:instrText xml:space="preserve"> PAGEREF _Toc240453533 \h </w:instrText>
             </w:r>
             <w:r>
               <w:rPr>
@@ -1773,7 +1773,7 @@
               <w14:ligatures w14:val="standardContextual"/>
             </w:rPr>
           </w:pPr>
-          <w:hyperlink w:anchor="_Toc240405901" w:history="1">
+          <w:hyperlink w:anchor="_Toc240453534" w:history="1">
             <w:r>
               <w:rPr>
                 <w:rStyle w:val="Hyperlink"/>
@@ -1797,7 +1797,7 @@
               <w:rPr>
                 <w:noProof/>
               </w:rPr>
-              <w:instrText xml:space="preserve"> PAGEREF _Toc240405901 \h </w:instrText>
+              <w:instrText xml:space="preserve"> PAGEREF _Toc240453534 \h </w:instrText>
             </w:r>
             <w:r>
               <w:rPr>
@@ -1840,7 +1840,7 @@
               <w14:ligatures w14:val="standardContextual"/>
             </w:rPr>
           </w:pPr>
-          <w:hyperlink w:anchor="_Toc240405902" w:history="1">
+          <w:hyperlink w:anchor="_Toc240453535" w:history="1">
             <w:r>
               <w:rPr>
                 <w:rStyle w:val="Hyperlink"/>
@@ -1864,7 +1864,7 @@
               <w:rPr>
                 <w:noProof/>
               </w:rPr>
-              <w:instrText xml:space="preserve"> PAGEREF _Toc240405902 \h </w:instrText>
+              <w:instrText xml:space="preserve"> PAGEREF _Toc240453535 \h </w:instrText>
             </w:r>
             <w:r>
               <w:rPr>
@@ -1907,7 +1907,7 @@
               <w14:ligatures w14:val="standardContextual"/>
             </w:rPr>
           </w:pPr>
-          <w:hyperlink w:anchor="_Toc240405903" w:history="1">
+          <w:hyperlink w:anchor="_Toc240453536" w:history="1">
             <w:r>
               <w:rPr>
                 <w:rStyle w:val="Hyperlink"/>
@@ -1931,7 +1931,7 @@
               <w:rPr>
                 <w:noProof/>
               </w:rPr>
-              <w:instrText xml:space="preserve"> PAGEREF _Toc240405903 \h </w:instrText>
+              <w:instrText xml:space="preserve"> PAGEREF _Toc240453536 \h </w:instrText>
             </w:r>
             <w:r>
               <w:rPr>
@@ -1974,7 +1974,7 @@
               <w14:ligatures w14:val="standardContextual"/>
             </w:rPr>
           </w:pPr>
-          <w:hyperlink w:anchor="_Toc240405904" w:history="1">
+          <w:hyperlink w:anchor="_Toc240453537" w:history="1">
             <w:r>
               <w:rPr>
                 <w:rStyle w:val="Hyperlink"/>
@@ -1998,7 +1998,7 @@
               <w:rPr>
                 <w:noProof/>
               </w:rPr>
-              <w:instrText xml:space="preserve"> PAGEREF _Toc240405904 \h </w:instrText>
+              <w:instrText xml:space="preserve"> PAGEREF _Toc240453537 \h </w:instrText>
             </w:r>
             <w:r>
               <w:rPr>
@@ -2041,7 +2041,7 @@
               <w14:ligatures w14:val="standardContextual"/>
             </w:rPr>
           </w:pPr>
-          <w:hyperlink w:anchor="_Toc240405905" w:history="1">
+          <w:hyperlink w:anchor="_Toc240453538" w:history="1">
             <w:r>
               <w:rPr>
                 <w:rStyle w:val="Hyperlink"/>
@@ -2065,7 +2065,7 @@
               <w:rPr>
                 <w:noProof/>
               </w:rPr>
-              <w:instrText xml:space="preserve"> PAGEREF _Toc240405905 \h </w:instrText>
+              <w:instrText xml:space="preserve"> PAGEREF _Toc240453538 \h </w:instrText>
             </w:r>
             <w:r>
               <w:rPr>
@@ -2108,7 +2108,7 @@
               <w14:ligatures w14:val="standardContextual"/>
             </w:rPr>
           </w:pPr>
-          <w:hyperlink w:anchor="_Toc240405906" w:history="1">
+          <w:hyperlink w:anchor="_Toc240453539" w:history="1">
             <w:r>
               <w:rPr>
                 <w:rStyle w:val="Hyperlink"/>
@@ -2132,7 +2132,7 @@
               <w:rPr>
                 <w:noProof/>
               </w:rPr>
-              <w:instrText xml:space="preserve"> PAGEREF _Toc240405906 \h </w:instrText>
+              <w:instrText xml:space="preserve"> PAGEREF _Toc240453539 \h </w:instrText>
             </w:r>
             <w:r>
               <w:rPr>
@@ -2175,7 +2175,7 @@
               <w14:ligatures w14:val="standardContextual"/>
             </w:rPr>
           </w:pPr>
-          <w:hyperlink w:anchor="_Toc240405907" w:history="1">
+          <w:hyperlink w:anchor="_Toc240453540" w:history="1">
             <w:r>
               <w:rPr>
                 <w:rStyle w:val="Hyperlink"/>
@@ -2199,7 +2199,7 @@
               <w:rPr>
                 <w:noProof/>
               </w:rPr>
-              <w:instrText xml:space="preserve"> PAGEREF _Toc240405907 \h </w:instrText>
+              <w:instrText xml:space="preserve"> PAGEREF _Toc240453540 \h </w:instrText>
             </w:r>
             <w:r>
               <w:rPr>
@@ -2242,7 +2242,7 @@
               <w14:ligatures w14:val="standardContextual"/>
             </w:rPr>
           </w:pPr>
-          <w:hyperlink w:anchor="_Toc240405908" w:history="1">
+          <w:hyperlink w:anchor="_Toc240453541" w:history="1">
             <w:r>
               <w:rPr>
                 <w:rStyle w:val="Hyperlink"/>
@@ -2266,7 +2266,7 @@
               <w:rPr>
                 <w:noProof/>
               </w:rPr>
-              <w:instrText xml:space="preserve"> PAGEREF _Toc240405908 \h </w:instrText>
+              <w:instrText xml:space="preserve"> PAGEREF _Toc240453541 \h </w:instrText>
             </w:r>
             <w:r>
               <w:rPr>
@@ -2309,7 +2309,7 @@
               <w14:ligatures w14:val="standardContextual"/>
             </w:rPr>
           </w:pPr>
-          <w:hyperlink w:anchor="_Toc240405909" w:history="1">
+          <w:hyperlink w:anchor="_Toc240453542" w:history="1">
             <w:r>
               <w:rPr>
                 <w:rStyle w:val="Hyperlink"/>
@@ -2333,7 +2333,7 @@
               <w:rPr>
                 <w:noProof/>
               </w:rPr>
-              <w:instrText xml:space="preserve"> PAGEREF _Toc240405909 \h </w:instrText>
+              <w:instrText xml:space="preserve"> PAGEREF _Toc240453542 \h </w:instrText>
             </w:r>
             <w:r>
               <w:rPr>
@@ -2376,7 +2376,7 @@
               <w14:ligatures w14:val="standardContextual"/>
             </w:rPr>
           </w:pPr>
-          <w:hyperlink w:anchor="_Toc240405910" w:history="1">
+          <w:hyperlink w:anchor="_Toc240453543" w:history="1">
             <w:r>
               <w:rPr>
                 <w:rStyle w:val="Hyperlink"/>
@@ -2400,7 +2400,7 @@
               <w:rPr>
                 <w:noProof/>
               </w:rPr>
-              <w:instrText xml:space="preserve"> PAGEREF _Toc240405910 \h </w:instrText>
+              <w:instrText xml:space="preserve"> PAGEREF _Toc240453543 \h </w:instrText>
             </w:r>
             <w:r>
               <w:rPr>
@@ -2443,7 +2443,7 @@
               <w14:ligatures w14:val="standardContextual"/>
             </w:rPr>
           </w:pPr>
-          <w:hyperlink w:anchor="_Toc240405911" w:history="1">
+          <w:hyperlink w:anchor="_Toc240453544" w:history="1">
             <w:r>
               <w:rPr>
                 <w:rStyle w:val="Hyperlink"/>
@@ -2467,7 +2467,7 @@
               <w:rPr>
                 <w:noProof/>
               </w:rPr>
-              <w:instrText xml:space="preserve"> PAGEREF _Toc240405911 \h </w:instrText>
+              <w:instrText xml:space="preserve"> PAGEREF _Toc240453544 \h </w:instrText>
             </w:r>
             <w:r>
               <w:rPr>
@@ -2510,7 +2510,7 @@
               <w14:ligatures w14:val="standardContextual"/>
             </w:rPr>
           </w:pPr>
-          <w:hyperlink w:anchor="_Toc240405912" w:history="1">
+          <w:hyperlink w:anchor="_Toc240453545" w:history="1">
             <w:r>
               <w:rPr>
                 <w:rStyle w:val="Hyperlink"/>
@@ -2534,7 +2534,7 @@
               <w:rPr>
                 <w:noProof/>
               </w:rPr>
-              <w:instrText xml:space="preserve"> PAGEREF _Toc240405912 \h </w:instrText>
+              <w:instrText xml:space="preserve"> PAGEREF _Toc240453545 \h </w:instrText>
             </w:r>
             <w:r>
               <w:rPr>
@@ -2577,7 +2577,7 @@
               <w14:ligatures w14:val="standardContextual"/>
             </w:rPr>
           </w:pPr>
-          <w:hyperlink w:anchor="_Toc240405913" w:history="1">
+          <w:hyperlink w:anchor="_Toc240453546" w:history="1">
             <w:r>
               <w:rPr>
                 <w:rStyle w:val="Hyperlink"/>
@@ -2601,7 +2601,7 @@
               <w:rPr>
                 <w:noProof/>
               </w:rPr>
-              <w:instrText xml:space="preserve"> PAGEREF _Toc240405913 \h </w:instrText>
+              <w:instrText xml:space="preserve"> PAGEREF _Toc240453546 \h </w:instrText>
             </w:r>
             <w:r>
               <w:rPr>
@@ -2644,7 +2644,7 @@
               <w14:ligatures w14:val="standardContextual"/>
             </w:rPr>
           </w:pPr>
-          <w:hyperlink w:anchor="_Toc240405914" w:history="1">
+          <w:hyperlink w:anchor="_Toc240453547" w:history="1">
             <w:r>
               <w:rPr>
                 <w:rStyle w:val="Hyperlink"/>
@@ -2668,7 +2668,7 @@
               <w:rPr>
                 <w:noProof/>
               </w:rPr>
-              <w:instrText xml:space="preserve"> PAGEREF _Toc240405914 \h </w:instrText>
+              <w:instrText xml:space="preserve"> PAGEREF _Toc240453547 \h </w:instrText>
             </w:r>
             <w:r>
               <w:rPr>
@@ -2707,7 +2707,7 @@
         <w:pStyle w:val="Heading1"/>
         <w:pageBreakBefore/>
       </w:pPr>
-      <w:bookmarkStart w:id="0" w:name="_Toc240405883"/>
+      <w:bookmarkStart w:id="0" w:name="_Toc240453516"/>
       <w:r>
         <w:lastRenderedPageBreak/>
         <w:t>1. Your role at a glance</w:t>
@@ -2940,7 +2940,7 @@
         <w:pStyle w:val="Heading1"/>
         <w:pageBreakBefore/>
       </w:pPr>
-      <w:bookmarkStart w:id="1" w:name="_Toc240405884"/>
+      <w:bookmarkStart w:id="1" w:name="_Toc240453517"/>
       <w:r>
         <w:lastRenderedPageBreak/>
         <w:t>2. Signing in and your screens</w:t>
@@ -2951,7 +2951,7 @@
       <w:pPr>
         <w:pStyle w:val="Heading2"/>
       </w:pPr>
-      <w:bookmarkStart w:id="2" w:name="_Toc240405885"/>
+      <w:bookmarkStart w:id="2" w:name="_Toc240453518"/>
       <w:r>
         <w:t>Signing in</w:t>
       </w:r>
@@ -3034,7 +3034,7 @@
           <w:noProof/>
         </w:rPr>
         <w:drawing>
-          <wp:inline distT="0" distB="0" distL="0" distR="0">
+          <wp:inline distT="0" distB="0" distL="0" distR="0" wp14:anchorId="591265D3" wp14:editId="31D94691">
             <wp:extent cx="5334000" cy="2333625"/>
             <wp:effectExtent l="0" t="0" r="0" b="0"/>
             <wp:docPr id="1" name="adm_login.jpg" descr="The sign-in screen for all internal staff." title="The sign-in screen for all internal staff."/>
@@ -3201,7 +3201,7 @@
       <w:pPr>
         <w:pStyle w:val="Heading2"/>
       </w:pPr>
-      <w:bookmarkStart w:id="3" w:name="_Toc240405886"/>
+      <w:bookmarkStart w:id="3" w:name="_Toc240453519"/>
       <w:r>
         <w:t>Finding your way around</w:t>
       </w:r>
@@ -3376,7 +3376,7 @@
         </w:rPr>
         <w:lastRenderedPageBreak/>
         <w:drawing>
-          <wp:inline distT="0" distB="0" distL="0" distR="0">
+          <wp:inline distT="0" distB="0" distL="0" distR="0" wp14:anchorId="7774E644" wp14:editId="5AB2A461">
             <wp:extent cx="5715000" cy="1876425"/>
             <wp:effectExtent l="0" t="0" r="0" b="0"/>
             <wp:docPr id="2" name="adm_not_your_role.jpg" descr="Opening a screen outside your role (for example from an old bookmark) shows this card instead of the screen." title="Opening a screen outside your role (for example from an old bookmark) shows this card instead of the screen."/>
@@ -3445,7 +3445,7 @@
       <w:pPr>
         <w:pStyle w:val="Heading2"/>
       </w:pPr>
-      <w:bookmarkStart w:id="4" w:name="_Toc240405887"/>
+      <w:bookmarkStart w:id="4" w:name="_Toc240453520"/>
       <w:r>
         <w:t>Your screens</w:t>
       </w:r>
@@ -4127,7 +4127,7 @@
       <w:pPr>
         <w:pStyle w:val="Heading2"/>
       </w:pPr>
-      <w:bookmarkStart w:id="5" w:name="_Toc240405888"/>
+      <w:bookmarkStart w:id="5" w:name="_Toc240453521"/>
       <w:r>
         <w:t>Changing your password</w:t>
       </w:r>
@@ -4210,7 +4210,7 @@
           <w:noProof/>
         </w:rPr>
         <w:drawing>
-          <wp:inline distT="0" distB="0" distL="0" distR="0">
+          <wp:inline distT="0" distB="0" distL="0" distR="0" wp14:anchorId="125909D0" wp14:editId="7CDA2B9A">
             <wp:extent cx="5334000" cy="2171700"/>
             <wp:effectExtent l="0" t="0" r="0" b="0"/>
             <wp:docPr id="3" name="adm_account.jpg" descr="Change Password screen." title="Change Password screen."/>
@@ -4299,7 +4299,7 @@
         <w:pStyle w:val="Heading1"/>
         <w:pageBreakBefore/>
       </w:pPr>
-      <w:bookmarkStart w:id="6" w:name="_Toc240405889"/>
+      <w:bookmarkStart w:id="6" w:name="_Toc240453522"/>
       <w:r>
         <w:lastRenderedPageBreak/>
         <w:t>3. Your routine</w:t>
@@ -4643,7 +4643,7 @@
         <w:pStyle w:val="Heading1"/>
         <w:pageBreakBefore/>
       </w:pPr>
-      <w:bookmarkStart w:id="7" w:name="_Toc240405890"/>
+      <w:bookmarkStart w:id="7" w:name="_Toc240453523"/>
       <w:r>
         <w:lastRenderedPageBreak/>
         <w:t>4. Step-by-step tasks</w:t>
@@ -4654,7 +4654,7 @@
       <w:pPr>
         <w:pStyle w:val="Heading2"/>
       </w:pPr>
-      <w:bookmarkStart w:id="8" w:name="_Toc240405891"/>
+      <w:bookmarkStart w:id="8" w:name="_Toc240453524"/>
       <w:r>
         <w:t>4.1 Reading the dashboards</w:t>
       </w:r>
@@ -4679,7 +4679,7 @@
           <w:noProof/>
         </w:rPr>
         <w:drawing>
-          <wp:inline distT="0" distB="0" distL="0" distR="0">
+          <wp:inline distT="0" distB="0" distL="0" distR="0" wp14:anchorId="58C7B83E" wp14:editId="00F401C3">
             <wp:extent cx="5715000" cy="3571875"/>
             <wp:effectExtent l="0" t="0" r="0" b="0"/>
             <wp:docPr id="4" name="adm_exec_dashboard.jpg" descr="Executive Dashboard: completions against the 400 / 60 / 50–75 targets, days to data lock, spend, and the lowest-filled strata." title="Executive Dashboard: completions against the 400 / 60 / 50–75 targets, days to data lock, spend, and the lowest-filled strata."/>
@@ -5344,7 +5344,7 @@
       <w:pPr>
         <w:pStyle w:val="Heading2"/>
       </w:pPr>
-      <w:bookmarkStart w:id="9" w:name="_Toc240405892"/>
+      <w:bookmarkStart w:id="9" w:name="_Toc240453525"/>
       <w:r>
         <w:lastRenderedPageBreak/>
         <w:t>4.2 Using Reports (analytics and charts)</w:t>
@@ -5385,7 +5385,7 @@
           <w:noProof/>
         </w:rPr>
         <w:drawing>
-          <wp:inline distT="0" distB="0" distL="0" distR="0">
+          <wp:inline distT="0" distB="0" distL="0" distR="0" wp14:anchorId="2BF44426" wp14:editId="54E72305">
             <wp:extent cx="5334000" cy="3333750"/>
             <wp:effectExtent l="0" t="0" r="0" b="0"/>
             <wp:docPr id="5" name="adm_reports_top.jpg" descr="Reports: headline figures for the chosen period." title="Reports: headline figures for the chosen period."/>
@@ -5527,7 +5527,7 @@
           <w:noProof/>
         </w:rPr>
         <w:drawing>
-          <wp:inline distT="0" distB="0" distL="0" distR="0">
+          <wp:inline distT="0" distB="0" distL="0" distR="0" wp14:anchorId="42376B84" wp14:editId="6324904D">
             <wp:extent cx="5334000" cy="3409950"/>
             <wp:effectExtent l="0" t="0" r="0" b="0"/>
             <wp:docPr id="6" name="adm_reports_funnel.jpg" descr="Case funnel: each case counted once at every stage it has reached." title="Case funnel: each case counted once at every stage it has reached."/>
@@ -5627,7 +5627,7 @@
           <w:noProof/>
         </w:rPr>
         <w:drawing>
-          <wp:inline distT="0" distB="0" distL="0" distR="0">
+          <wp:inline distT="0" distB="0" distL="0" distR="0" wp14:anchorId="0CC0C2A7" wp14:editId="59F82AA0">
             <wp:extent cx="5334000" cy="3248025"/>
             <wp:effectExtent l="0" t="0" r="0" b="0"/>
             <wp:docPr id="7" name="adm_reports_funnel_table.jpg" descr="The same chart as a table." title="The same chart as a table."/>
@@ -5726,7 +5726,7 @@
           <w:noProof/>
         </w:rPr>
         <w:drawing>
-          <wp:inline distT="0" distB="0" distL="0" distR="0">
+          <wp:inline distT="0" distB="0" distL="0" distR="0" wp14:anchorId="2088318A" wp14:editId="23E146D0">
             <wp:extent cx="5334000" cy="2628900"/>
             <wp:effectExtent l="0" t="0" r="0" b="0"/>
             <wp:docPr id="8" name="adm_reports_coverage.jpg" descr="Coverage by group." title="Coverage by group."/>
@@ -5826,7 +5826,7 @@
         </w:rPr>
         <w:lastRenderedPageBreak/>
         <w:drawing>
-          <wp:inline distT="0" distB="0" distL="0" distR="0">
+          <wp:inline distT="0" distB="0" distL="0" distR="0" wp14:anchorId="14665E93" wp14:editId="3646EC0B">
             <wp:extent cx="5334000" cy="2600325"/>
             <wp:effectExtent l="0" t="0" r="0" b="0"/>
             <wp:docPr id="9" name="adm_reports_modes.jpg" descr="Administration modes." title="Administration modes."/>
@@ -5935,7 +5935,7 @@
           <w:noProof/>
         </w:rPr>
         <w:drawing>
-          <wp:inline distT="0" distB="0" distL="0" distR="0">
+          <wp:inline distT="0" distB="0" distL="0" distR="0" wp14:anchorId="59DA3624" wp14:editId="235BDC3F">
             <wp:extent cx="5334000" cy="2905125"/>
             <wp:effectExtent l="0" t="0" r="0" b="0"/>
             <wp:docPr id="10" name="adm_reports_duration.jpg" descr="Completion-time distribution." title="Completion-time distribution."/>
@@ -6017,7 +6017,7 @@
       <w:pPr>
         <w:pStyle w:val="Heading2"/>
       </w:pPr>
-      <w:bookmarkStart w:id="10" w:name="_Toc240405893"/>
+      <w:bookmarkStart w:id="10" w:name="_Toc240453526"/>
       <w:r>
         <w:t>4.3 Moving cases through verification (bulk)</w:t>
       </w:r>
@@ -6119,7 +6119,7 @@
         </w:rPr>
         <w:lastRenderedPageBreak/>
         <w:drawing>
-          <wp:inline distT="0" distB="0" distL="0" distR="0">
+          <wp:inline distT="0" distB="0" distL="0" distR="0" wp14:anchorId="161D1636" wp14:editId="74E9C75E">
             <wp:extent cx="5334000" cy="609600"/>
             <wp:effectExtent l="0" t="0" r="0" b="0"/>
             <wp:docPr id="11" name="adm_bulk_verification.jpg" descr="The bulk verification tool on the register." title="The bulk verification tool on the register."/>
@@ -6309,7 +6309,7 @@
       <w:pPr>
         <w:pStyle w:val="Heading2"/>
       </w:pPr>
-      <w:bookmarkStart w:id="11" w:name="_Toc240405894"/>
+      <w:bookmarkStart w:id="11" w:name="_Toc240453527"/>
       <w:r>
         <w:t>4.4 Reassigning cases between Contact RAs</w:t>
       </w:r>
@@ -6430,7 +6430,7 @@
           <w:noProof/>
         </w:rPr>
         <w:drawing>
-          <wp:inline distT="0" distB="0" distL="0" distR="0">
+          <wp:inline distT="0" distB="0" distL="0" distR="0" wp14:anchorId="4792525D" wp14:editId="536EA54E">
             <wp:extent cx="5334000" cy="771525"/>
             <wp:effectExtent l="0" t="0" r="0" b="0"/>
             <wp:docPr id="12" name="adm_reassign.jpg" descr="Reassign cases: the button shows how many cases will move." title="Reassign cases: the button shows how many cases will move."/>
@@ -6620,7 +6620,7 @@
       <w:pPr>
         <w:pStyle w:val="Heading2"/>
       </w:pPr>
-      <w:bookmarkStart w:id="12" w:name="_Toc240405895"/>
+      <w:bookmarkStart w:id="12" w:name="_Toc240453528"/>
       <w:r>
         <w:t>4.5 Pairing a Main case with its Reserve, and assigning a Contact RA</w:t>
       </w:r>
@@ -6693,7 +6693,7 @@
           <w:noProof/>
         </w:rPr>
         <w:drawing>
-          <wp:inline distT="0" distB="0" distL="0" distR="0">
+          <wp:inline distT="0" distB="0" distL="0" distR="0" wp14:anchorId="56C89446" wp14:editId="67ED33B1">
             <wp:extent cx="5334000" cy="581025"/>
             <wp:effectExtent l="0" t="0" r="0" b="0"/>
             <wp:docPr id="13" name="adm_case_assign.jpg" descr="Assigned Contact RA." title="Assigned Contact RA."/>
@@ -6793,7 +6793,7 @@
         </w:rPr>
         <w:lastRenderedPageBreak/>
         <w:drawing>
-          <wp:inline distT="0" distB="0" distL="0" distR="0">
+          <wp:inline distT="0" distB="0" distL="0" distR="0" wp14:anchorId="11E50D95" wp14:editId="1B46BF69">
             <wp:extent cx="5334000" cy="685800"/>
             <wp:effectExtent l="0" t="0" r="0" b="0"/>
             <wp:docPr id="14" name="adm_case_reserve.jpg" descr="Matched Reserve case." title="Matched Reserve case."/>
@@ -6867,7 +6867,7 @@
       <w:pPr>
         <w:pStyle w:val="Heading2"/>
       </w:pPr>
-      <w:bookmarkStart w:id="13" w:name="_Toc240405896"/>
+      <w:bookmarkStart w:id="13" w:name="_Toc240453529"/>
       <w:r>
         <w:t>4.6 Recording the respondent and their contact details</w:t>
       </w:r>
@@ -7008,7 +7008,7 @@
           <w:noProof/>
         </w:rPr>
         <w:drawing>
-          <wp:inline distT="0" distB="0" distL="0" distR="0">
+          <wp:inline distT="0" distB="0" distL="0" distR="0" wp14:anchorId="0429CE0E" wp14:editId="52D29752">
             <wp:extent cx="5334000" cy="2114550"/>
             <wp:effectExtent l="0" t="0" r="0" b="0"/>
             <wp:docPr id="15" name="adm_case_add_person.jpg" descr="Adding a person to a case." title="Adding a person to a case."/>
@@ -7271,7 +7271,7 @@
       <w:pPr>
         <w:pStyle w:val="Heading2"/>
       </w:pPr>
-      <w:bookmarkStart w:id="14" w:name="_Toc240405897"/>
+      <w:bookmarkStart w:id="14" w:name="_Toc240453530"/>
       <w:r>
         <w:t>4.7 Sending an invitation</w:t>
       </w:r>
@@ -7385,7 +7385,7 @@
         </w:rPr>
         <w:lastRenderedPageBreak/>
         <w:drawing>
-          <wp:inline distT="0" distB="0" distL="0" distR="0">
+          <wp:inline distT="0" distB="0" distL="0" distR="0" wp14:anchorId="74041361" wp14:editId="5B687456">
             <wp:extent cx="5334000" cy="1143000"/>
             <wp:effectExtent l="0" t="0" r="0" b="0"/>
             <wp:docPr id="16" name="cra_case_invitations_before.jpg" descr="Invitations panel before sending, with the history of earlier invitations." title="Invitations panel before sending, with the history of earlier invitations."/>
@@ -7480,7 +7480,17 @@
         <w:t>Send via WhatsApp</w:t>
       </w:r>
       <w:r>
-        <w:t xml:space="preserve"> to open WhatsApp with the approved message and link already written, choose the respondent's chat and send. Or select </w:t>
+        <w:t xml:space="preserve">. WhatsApp opens </w:t>
+      </w:r>
+      <w:r>
+        <w:rPr>
+          <w:b/>
+          <w:bCs/>
+        </w:rPr>
+        <w:t>that respondent's chat</w:t>
+      </w:r>
+      <w:r>
+        <w:t xml:space="preserve"> (their WhatsApp number, or their phone number if none) with the approved message, personal link and study contact details already written: check you are on the study WhatsApp number, then press Send. If the case has no number on file, the panel says so and WhatsApp asks you to choose the chat. Or select </w:t>
       </w:r>
       <w:r>
         <w:rPr>
@@ -7504,7 +7514,7 @@
           <w:noProof/>
         </w:rPr>
         <w:drawing>
-          <wp:inline distT="0" distB="0" distL="0" distR="0">
+          <wp:inline distT="0" distB="0" distL="0" distR="0" wp14:anchorId="5143EA12" wp14:editId="3577A4C8">
             <wp:extent cx="5334000" cy="2019300"/>
             <wp:effectExtent l="0" t="0" r="0" b="0"/>
             <wp:docPr id="17" name="cra_case_invitation_sent.jpg" descr="The link, manual code and expiry date are shown once, with ready-to-send buttons." title="The link, manual code and expiry date are shown once, with ready-to-send buttons."/>
@@ -7751,7 +7761,7 @@
       <w:pPr>
         <w:pStyle w:val="Heading2"/>
       </w:pPr>
-      <w:bookmarkStart w:id="15" w:name="_Toc240405898"/>
+      <w:bookmarkStart w:id="15" w:name="_Toc240453531"/>
       <w:r>
         <w:t>4.8 Sending follow-up reminders</w:t>
       </w:r>
@@ -7820,7 +7830,7 @@
         </w:rPr>
         <w:lastRenderedPageBreak/>
         <w:drawing>
-          <wp:inline distT="0" distB="0" distL="0" distR="0">
+          <wp:inline distT="0" distB="0" distL="0" distR="0" wp14:anchorId="49F96A3E" wp14:editId="006DA159">
             <wp:extent cx="5334000" cy="3333750"/>
             <wp:effectExtent l="0" t="0" r="0" b="0"/>
             <wp:docPr id="18" name="cra_follow_ups.jpg" descr="Follow-ups due. Contact RAs see only their own cases." title="Follow-ups due. Contact RAs see only their own cases."/>
@@ -8046,7 +8056,7 @@
       <w:pPr>
         <w:pStyle w:val="Heading2"/>
       </w:pPr>
-      <w:bookmarkStart w:id="16" w:name="_Toc240405899"/>
+      <w:bookmarkStart w:id="16" w:name="_Toc240453532"/>
       <w:r>
         <w:t>4.9 Managing appointments</w:t>
       </w:r>
@@ -8086,7 +8096,7 @@
           <w:noProof/>
         </w:rPr>
         <w:drawing>
-          <wp:inline distT="0" distB="0" distL="0" distR="0">
+          <wp:inline distT="0" distB="0" distL="0" distR="0" wp14:anchorId="08D37820" wp14:editId="33B41E39">
             <wp:extent cx="5334000" cy="2667000"/>
             <wp:effectExtent l="0" t="0" r="0" b="0"/>
             <wp:docPr id="19" name="cra_appointments.jpg" descr="Appointment Queue." title="Appointment Queue."/>
@@ -8270,7 +8280,7 @@
       <w:pPr>
         <w:pStyle w:val="Heading2"/>
       </w:pPr>
-      <w:bookmarkStart w:id="17" w:name="_Toc240405900"/>
+      <w:bookmarkStart w:id="17" w:name="_Toc240453533"/>
       <w:r>
         <w:t>4.10 Logging a contact attempt</w:t>
       </w:r>
@@ -8328,7 +8338,7 @@
           <w:noProof/>
         </w:rPr>
         <w:drawing>
-          <wp:inline distT="0" distB="0" distL="0" distR="0">
+          <wp:inline distT="0" distB="0" distL="0" distR="0" wp14:anchorId="1FF83156" wp14:editId="0F896A0D">
             <wp:extent cx="5334000" cy="1343025"/>
             <wp:effectExtent l="0" t="0" r="0" b="0"/>
             <wp:docPr id="20" name="adm_case_timeline.jpg" descr="Contact timeline and the form for logging an attempt." title="Contact timeline and the form for logging an attempt."/>
@@ -8471,7 +8481,7 @@
       <w:pPr>
         <w:pStyle w:val="Heading2"/>
       </w:pPr>
-      <w:bookmarkStart w:id="18" w:name="_Toc240405901"/>
+      <w:bookmarkStart w:id="18" w:name="_Toc240453534"/>
       <w:r>
         <w:t>4.11 Changing a case's status by hand</w:t>
       </w:r>
@@ -8549,7 +8559,7 @@
           <w:noProof/>
         </w:rPr>
         <w:drawing>
-          <wp:inline distT="0" distB="0" distL="0" distR="0">
+          <wp:inline distT="0" distB="0" distL="0" distR="0" wp14:anchorId="25B64097" wp14:editId="5BD8A41A">
             <wp:extent cx="5334000" cy="638175"/>
             <wp:effectExtent l="0" t="0" r="0" b="0"/>
             <wp:docPr id="21" name="adm_case_workflow.jpg" descr="Only valid next statuses are offered." title="Only valid next statuses are offered."/>
@@ -9322,7 +9332,7 @@
       <w:pPr>
         <w:pStyle w:val="Heading2"/>
       </w:pPr>
-      <w:bookmarkStart w:id="19" w:name="_Toc240405902"/>
+      <w:bookmarkStart w:id="19" w:name="_Toc240453535"/>
       <w:r>
         <w:t>4.12 When the person is not the right respondent</w:t>
       </w:r>
@@ -9406,7 +9416,7 @@
       <w:pPr>
         <w:pStyle w:val="Heading2"/>
       </w:pPr>
-      <w:bookmarkStart w:id="20" w:name="_Toc240405903"/>
+      <w:bookmarkStart w:id="20" w:name="_Toc240453536"/>
       <w:r>
         <w:t>4.13 Recording a withdrawal</w:t>
       </w:r>
@@ -9497,7 +9507,7 @@
           <w:noProof/>
         </w:rPr>
         <w:drawing>
-          <wp:inline distT="0" distB="0" distL="0" distR="0">
+          <wp:inline distT="0" distB="0" distL="0" distR="0" wp14:anchorId="211C6754" wp14:editId="59B4D6A2">
             <wp:extent cx="5334000" cy="1409700"/>
             <wp:effectExtent l="0" t="0" r="0" b="0"/>
             <wp:docPr id="22" name="adm_case_withdrawal.jpg" descr="Record a withdrawal." title="Record a withdrawal."/>
@@ -9759,7 +9769,7 @@
       <w:pPr>
         <w:pStyle w:val="Heading2"/>
       </w:pPr>
-      <w:bookmarkStart w:id="21" w:name="_Toc240405904"/>
+      <w:bookmarkStart w:id="21" w:name="_Toc240453537"/>
       <w:r>
         <w:t>4.14 Activating a Reserve case</w:t>
       </w:r>
@@ -9807,7 +9817,7 @@
           <w:noProof/>
         </w:rPr>
         <w:drawing>
-          <wp:inline distT="0" distB="0" distL="0" distR="0">
+          <wp:inline distT="0" distB="0" distL="0" distR="0" wp14:anchorId="099AEBE2" wp14:editId="1757E737">
             <wp:extent cx="5334000" cy="2505075"/>
             <wp:effectExtent l="0" t="0" r="0" b="0"/>
             <wp:docPr id="23" name="adm_reserve.jpg" descr="Reserve Activation." title="Reserve Activation."/>
@@ -10003,7 +10013,7 @@
       <w:pPr>
         <w:pStyle w:val="Heading2"/>
       </w:pPr>
-      <w:bookmarkStart w:id="22" w:name="_Toc240405905"/>
+      <w:bookmarkStart w:id="22" w:name="_Toc240453538"/>
       <w:r>
         <w:t>4.15 Registering a new organisation and its sample case</w:t>
       </w:r>
@@ -10052,7 +10062,7 @@
         </w:rPr>
         <w:lastRenderedPageBreak/>
         <w:drawing>
-          <wp:inline distT="0" distB="0" distL="0" distR="0">
+          <wp:inline distT="0" distB="0" distL="0" distR="0" wp14:anchorId="224DDF9B" wp14:editId="208800BF">
             <wp:extent cx="5334000" cy="3333750"/>
             <wp:effectExtent l="0" t="0" r="0" b="0"/>
             <wp:docPr id="24" name="adm_organisations.jpg" descr="Register Organisation: the form (top) and the list of registered organisations (below)." title="Register Organisation: the form (top) and the list of registered organisations (below)."/>
@@ -10298,7 +10308,7 @@
       <w:pPr>
         <w:pStyle w:val="Heading2"/>
       </w:pPr>
-      <w:bookmarkStart w:id="23" w:name="_Toc240405906"/>
+      <w:bookmarkStart w:id="23" w:name="_Toc240453539"/>
       <w:r>
         <w:t>4.16 Building a pre-interview profile (PROIT)</w:t>
       </w:r>
@@ -10409,7 +10419,7 @@
           <w:noProof/>
         </w:rPr>
         <w:drawing>
-          <wp:inline distT="0" distB="0" distL="0" distR="0">
+          <wp:inline distT="0" distB="0" distL="0" distR="0" wp14:anchorId="1C916526" wp14:editId="10E21A68">
             <wp:extent cx="5334000" cy="1781175"/>
             <wp:effectExtent l="0" t="0" r="0" b="0"/>
             <wp:docPr id="25" name="adm_case_proit_draft.jpg" descr="A draft profile: each fact needs at least one source." title="A draft profile: each fact needs at least one source."/>
@@ -10563,7 +10573,7 @@
       <w:pPr>
         <w:pStyle w:val="Heading2"/>
       </w:pPr>
-      <w:bookmarkStart w:id="24" w:name="_Toc240405907"/>
+      <w:bookmarkStart w:id="24" w:name="_Toc240453540"/>
       <w:r>
         <w:t>4.17 Reviewing questionnaires in the QA Queue</w:t>
       </w:r>
@@ -10603,7 +10613,7 @@
           <w:noProof/>
         </w:rPr>
         <w:drawing>
-          <wp:inline distT="0" distB="0" distL="0" distR="0">
+          <wp:inline distT="0" distB="0" distL="0" distR="0" wp14:anchorId="4D1BB2B7" wp14:editId="3AA3F364">
             <wp:extent cx="5334000" cy="3333750"/>
             <wp:effectExtent l="0" t="0" r="0" b="0"/>
             <wp:docPr id="26" name="qa_queue.jpg" descr="QUAN QA Queue with the KoboToolbox sync panel." title="QUAN QA Queue with the KoboToolbox sync panel."/>
@@ -11342,7 +11352,7 @@
       <w:pPr>
         <w:pStyle w:val="Heading2"/>
       </w:pPr>
-      <w:bookmarkStart w:id="25" w:name="_Toc240405908"/>
+      <w:bookmarkStart w:id="25" w:name="_Toc240453541"/>
       <w:r>
         <w:t>4.18 Working QA exceptions</w:t>
       </w:r>
@@ -11406,7 +11416,7 @@
           <w:noProof/>
         </w:rPr>
         <w:drawing>
-          <wp:inline distT="0" distB="0" distL="0" distR="0">
+          <wp:inline distT="0" distB="0" distL="0" distR="0" wp14:anchorId="3EBD2629" wp14:editId="796DBCC5">
             <wp:extent cx="5334000" cy="3333750"/>
             <wp:effectExtent l="0" t="0" r="0" b="0"/>
             <wp:docPr id="27" name="qa_exceptions.jpg" descr="QA Exception Queue." title="QA Exception Queue."/>
@@ -11602,7 +11612,7 @@
       <w:pPr>
         <w:pStyle w:val="Heading2"/>
       </w:pPr>
-      <w:bookmarkStart w:id="26" w:name="_Toc240405909"/>
+      <w:bookmarkStart w:id="26" w:name="_Toc240453542"/>
       <w:r>
         <w:lastRenderedPageBreak/>
         <w:t>4.19 Downloading or emailing completed forms (Form PDFs)</w:t>
@@ -11643,7 +11653,7 @@
           <w:noProof/>
         </w:rPr>
         <w:drawing>
-          <wp:inline distT="0" distB="0" distL="0" distR="0">
+          <wp:inline distT="0" distB="0" distL="0" distR="0" wp14:anchorId="01EFD585" wp14:editId="68DEFDD8">
             <wp:extent cx="5334000" cy="2581275"/>
             <wp:effectExtent l="0" t="0" r="0" b="0"/>
             <wp:docPr id="28" name="adm_form_pdfs.jpg" descr="Completed form PDFs." title="Completed form PDFs."/>
@@ -11794,7 +11804,7 @@
       <w:pPr>
         <w:pStyle w:val="Heading2"/>
       </w:pPr>
-      <w:bookmarkStart w:id="27" w:name="_Toc240405910"/>
+      <w:bookmarkStart w:id="27" w:name="_Toc240453543"/>
       <w:r>
         <w:t>4.20 Logging fieldwork costs</w:t>
       </w:r>
@@ -11835,7 +11845,7 @@
         </w:rPr>
         <w:lastRenderedPageBreak/>
         <w:drawing>
-          <wp:inline distT="0" distB="0" distL="0" distR="0">
+          <wp:inline distT="0" distB="0" distL="0" distR="0" wp14:anchorId="4DBD3FF5" wp14:editId="704B677A">
             <wp:extent cx="5334000" cy="3752850"/>
             <wp:effectExtent l="0" t="0" r="0" b="0"/>
             <wp:docPr id="29" name="adm_cost.jpg" descr="Cost Dashboard and the Log a cost event form." title="Cost Dashboard and the Log a cost event form."/>
@@ -11955,7 +11965,7 @@
       <w:pPr>
         <w:pStyle w:val="Heading2"/>
       </w:pPr>
-      <w:bookmarkStart w:id="28" w:name="_Toc240405911"/>
+      <w:bookmarkStart w:id="28" w:name="_Toc240453544"/>
       <w:r>
         <w:lastRenderedPageBreak/>
         <w:t>4.21 Downloading data</w:t>
@@ -11973,7 +11983,7 @@
           <w:noProof/>
         </w:rPr>
         <w:drawing>
-          <wp:inline distT="0" distB="0" distL="0" distR="0">
+          <wp:inline distT="0" distB="0" distL="0" distR="0" wp14:anchorId="17CDAC7B" wp14:editId="485EB995">
             <wp:extent cx="5715000" cy="3657600"/>
             <wp:effectExtent l="0" t="0" r="0" b="0"/>
             <wp:docPr id="30" name="adm_export.jpg" descr="Data Export." title="Data Export."/>
@@ -12489,7 +12499,7 @@
         <w:pStyle w:val="Heading1"/>
         <w:pageBreakBefore/>
       </w:pPr>
-      <w:bookmarkStart w:id="29" w:name="_Toc240405912"/>
+      <w:bookmarkStart w:id="29" w:name="_Toc240453545"/>
       <w:r>
         <w:lastRenderedPageBreak/>
         <w:t>5. Rules you must follow</w:t>
@@ -12640,7 +12650,7 @@
         <w:pStyle w:val="Heading1"/>
         <w:pageBreakBefore/>
       </w:pPr>
-      <w:bookmarkStart w:id="30" w:name="_Toc240405913"/>
+      <w:bookmarkStart w:id="30" w:name="_Toc240453546"/>
       <w:r>
         <w:lastRenderedPageBreak/>
         <w:t>6. Troubleshooting</w:t>
@@ -13424,7 +13434,7 @@
         <w:pStyle w:val="Heading1"/>
         <w:pageBreakBefore/>
       </w:pPr>
-      <w:bookmarkStart w:id="31" w:name="_Toc240405914"/>
+      <w:bookmarkStart w:id="31" w:name="_Toc240453547"/>
       <w:r>
         <w:lastRenderedPageBreak/>
         <w:t>7. Quick reference</w:t>
@@ -13979,10 +13989,96 @@
 <file path=word/numbering.xml><?xml version="1.0" encoding="utf-8"?>
 <w:numbering xmlns:wpc="http://schemas.microsoft.com/office/word/2010/wordprocessingCanvas" xmlns:cx="http://schemas.microsoft.com/office/drawing/2014/chartex" xmlns:cx1="http://schemas.microsoft.com/office/drawing/2015/9/8/chartex" xmlns:cx2="http://schemas.microsoft.com/office/drawing/2015/10/21/chartex" xmlns:cx3="http://schemas.microsoft.com/office/drawing/2016/5/9/chartex" xmlns:cx4="http://schemas.microsoft.com/office/drawing/2016/5/10/chartex" xmlns:cx5="http://schemas.microsoft.com/office/drawing/2016/5/11/chartex" xmlns:cx6="http://schemas.microsoft.com/office/drawing/2016/5/12/chartex" xmlns:cx7="http://schemas.microsoft.com/office/drawing/2016/5/13/chartex" xmlns:cx8="http://schemas.microsoft.com/office/drawing/2016/5/14/chartex" xmlns:mc="http://schemas.openxmlformats.org/markup-compatibility/2006" xmlns:aink="http://schemas.microsoft.com/office/drawing/2016/ink" xmlns:am3d="http://schemas.microsoft.com/office/drawing/2017/model3d" xmlns:o="urn:schemas-microsoft-com:office:office" xmlns:oel="http://schemas.microsoft.com/office/2019/extlst" xmlns:r="http://schemas.openxmlformats.org/officeDocument/2006/relationships" xmlns:m="http://schemas.openxmlformats.org/officeDocument/2006/math" xmlns:v="urn:schemas-microsoft-com:vml" xmlns:wp14="http://schemas.microsoft.com/office/word/2010/wordprocessingDrawing" xmlns:wp="http://schemas.openxmlformats.org/drawingml/2006/wordprocessingDrawing" xmlns:w10="urn:schemas-microsoft-com:office:word" xmlns:w="http://schemas.openxmlformats.org/wordprocessingml/2006/main" xmlns:w14="http://schemas.microsoft.com/office/word/2010/wordml" xmlns:w15="http://schemas.microsoft.com/office/word/2012/wordml" xmlns:w16cex="http://schemas.microsoft.com/office/word/2018/wordml/cex" xmlns:w16cid="http://schemas.microsoft.com/office/word/2016/wordml/cid" xmlns:w16="http://schemas.microsoft.com/office/word/2018/wordml" xmlns:w16sdtdh="http://schemas.microsoft.com/office/word/2020/wordml/sdtdatahash" xmlns:w16se="http://schemas.microsoft.com/office/word/2015/wordml/symex" xmlns:wpg="http://schemas.microsoft.com/office/word/2010/wordprocessingGroup" xmlns:wpi="http://schemas.microsoft.com/office/word/2010/wordprocessingInk" xmlns:wne="http://schemas.microsoft.com/office/word/2006/wordml" xmlns:wps="http://schemas.microsoft.com/office/word/2010/wordprocessingShape" mc:Ignorable="w14 w15 w16se w16cid w16 w16cex w16sdtdh wp14">
   <w:abstractNum w:abstractNumId="0" w15:restartNumberingAfterBreak="0">
-    <w:nsid w:val="06727EFE"/>
+    <w:nsid w:val="0946762D"/>
     <w:multiLevelType w:val="hybridMultilevel"/>
-    <w:tmpl w:val="5FA00E66"/>
-    <w:lvl w:ilvl="0" w:tplc="A3B62028">
+    <w:tmpl w:val="F378D96C"/>
+    <w:lvl w:ilvl="0" w:tplc="8D8CC57E">
+      <w:start w:val="1"/>
+      <w:numFmt w:val="bullet"/>
+      <w:lvlText w:val="●"/>
+      <w:lvlJc w:val="left"/>
+      <w:pPr>
+        <w:ind w:left="720" w:hanging="360"/>
+      </w:pPr>
+    </w:lvl>
+    <w:lvl w:ilvl="1" w:tplc="1A42A32C">
+      <w:start w:val="1"/>
+      <w:numFmt w:val="bullet"/>
+      <w:lvlText w:val="○"/>
+      <w:lvlJc w:val="left"/>
+      <w:pPr>
+        <w:ind w:left="1440" w:hanging="360"/>
+      </w:pPr>
+    </w:lvl>
+    <w:lvl w:ilvl="2" w:tplc="6C84864E">
+      <w:start w:val="1"/>
+      <w:numFmt w:val="bullet"/>
+      <w:lvlText w:val="■"/>
+      <w:lvlJc w:val="left"/>
+      <w:pPr>
+        <w:ind w:left="2160" w:hanging="360"/>
+      </w:pPr>
+    </w:lvl>
+    <w:lvl w:ilvl="3" w:tplc="D362D812">
+      <w:start w:val="1"/>
+      <w:numFmt w:val="bullet"/>
+      <w:lvlText w:val="●"/>
+      <w:lvlJc w:val="left"/>
+      <w:pPr>
+        <w:ind w:left="2880" w:hanging="360"/>
+      </w:pPr>
+    </w:lvl>
+    <w:lvl w:ilvl="4" w:tplc="E2E874B4">
+      <w:start w:val="1"/>
+      <w:numFmt w:val="bullet"/>
+      <w:lvlText w:val="○"/>
+      <w:lvlJc w:val="left"/>
+      <w:pPr>
+        <w:ind w:left="3600" w:hanging="360"/>
+      </w:pPr>
+    </w:lvl>
+    <w:lvl w:ilvl="5" w:tplc="A5F89AF4">
+      <w:start w:val="1"/>
+      <w:numFmt w:val="bullet"/>
+      <w:lvlText w:val="■"/>
+      <w:lvlJc w:val="left"/>
+      <w:pPr>
+        <w:ind w:left="4320" w:hanging="360"/>
+      </w:pPr>
+    </w:lvl>
+    <w:lvl w:ilvl="6" w:tplc="0EBEF964">
+      <w:start w:val="1"/>
+      <w:numFmt w:val="bullet"/>
+      <w:lvlText w:val="●"/>
+      <w:lvlJc w:val="left"/>
+      <w:pPr>
+        <w:ind w:left="5040" w:hanging="360"/>
+      </w:pPr>
+    </w:lvl>
+    <w:lvl w:ilvl="7" w:tplc="3B8A6636">
+      <w:start w:val="1"/>
+      <w:numFmt w:val="bullet"/>
+      <w:lvlText w:val="●"/>
+      <w:lvlJc w:val="left"/>
+      <w:pPr>
+        <w:ind w:left="5760" w:hanging="360"/>
+      </w:pPr>
+    </w:lvl>
+    <w:lvl w:ilvl="8" w:tplc="968E62FE">
+      <w:start w:val="1"/>
+      <w:numFmt w:val="bullet"/>
+      <w:lvlText w:val="●"/>
+      <w:lvlJc w:val="left"/>
+      <w:pPr>
+        <w:ind w:left="6480" w:hanging="360"/>
+      </w:pPr>
+    </w:lvl>
+  </w:abstractNum>
+  <w:abstractNum w:abstractNumId="1" w15:restartNumberingAfterBreak="0">
+    <w:nsid w:val="0C2E7BDB"/>
+    <w:multiLevelType w:val="hybridMultilevel"/>
+    <w:tmpl w:val="98FED582"/>
+    <w:lvl w:ilvl="0" w:tplc="5AF85B4C">
       <w:start w:val="1"/>
       <w:numFmt w:val="decimal"/>
       <w:lvlText w:val="%1."/>
@@ -13996,52 +14092,52 @@
         <w:color w:val="A67C27"/>
       </w:rPr>
     </w:lvl>
-    <w:lvl w:ilvl="1" w:tplc="0EC859F0">
-      <w:numFmt w:val="decimal"/>
-      <w:lvlText w:val=""/>
-      <w:lvlJc w:val="left"/>
-    </w:lvl>
-    <w:lvl w:ilvl="2" w:tplc="A32407EC">
-      <w:numFmt w:val="decimal"/>
-      <w:lvlText w:val=""/>
-      <w:lvlJc w:val="left"/>
-    </w:lvl>
-    <w:lvl w:ilvl="3" w:tplc="2F9A9F50">
-      <w:numFmt w:val="decimal"/>
-      <w:lvlText w:val=""/>
-      <w:lvlJc w:val="left"/>
-    </w:lvl>
-    <w:lvl w:ilvl="4" w:tplc="6A187FD2">
-      <w:numFmt w:val="decimal"/>
-      <w:lvlText w:val=""/>
-      <w:lvlJc w:val="left"/>
-    </w:lvl>
-    <w:lvl w:ilvl="5" w:tplc="02302F24">
-      <w:numFmt w:val="decimal"/>
-      <w:lvlText w:val=""/>
-      <w:lvlJc w:val="left"/>
-    </w:lvl>
-    <w:lvl w:ilvl="6" w:tplc="DD5CC2C6">
-      <w:numFmt w:val="decimal"/>
-      <w:lvlText w:val=""/>
-      <w:lvlJc w:val="left"/>
-    </w:lvl>
-    <w:lvl w:ilvl="7" w:tplc="BBB0DD32">
-      <w:numFmt w:val="decimal"/>
-      <w:lvlText w:val=""/>
-      <w:lvlJc w:val="left"/>
-    </w:lvl>
-    <w:lvl w:ilvl="8" w:tplc="6076F4EE">
+    <w:lvl w:ilvl="1" w:tplc="0B96FC56">
+      <w:numFmt w:val="decimal"/>
+      <w:lvlText w:val=""/>
+      <w:lvlJc w:val="left"/>
+    </w:lvl>
+    <w:lvl w:ilvl="2" w:tplc="F7041672">
+      <w:numFmt w:val="decimal"/>
+      <w:lvlText w:val=""/>
+      <w:lvlJc w:val="left"/>
+    </w:lvl>
+    <w:lvl w:ilvl="3" w:tplc="990609B0">
+      <w:numFmt w:val="decimal"/>
+      <w:lvlText w:val=""/>
+      <w:lvlJc w:val="left"/>
+    </w:lvl>
+    <w:lvl w:ilvl="4" w:tplc="0E6C8C22">
+      <w:numFmt w:val="decimal"/>
+      <w:lvlText w:val=""/>
+      <w:lvlJc w:val="left"/>
+    </w:lvl>
+    <w:lvl w:ilvl="5" w:tplc="598A628E">
+      <w:numFmt w:val="decimal"/>
+      <w:lvlText w:val=""/>
+      <w:lvlJc w:val="left"/>
+    </w:lvl>
+    <w:lvl w:ilvl="6" w:tplc="6CCE79E4">
+      <w:numFmt w:val="decimal"/>
+      <w:lvlText w:val=""/>
+      <w:lvlJc w:val="left"/>
+    </w:lvl>
+    <w:lvl w:ilvl="7" w:tplc="8D5C8ADE">
+      <w:numFmt w:val="decimal"/>
+      <w:lvlText w:val=""/>
+      <w:lvlJc w:val="left"/>
+    </w:lvl>
+    <w:lvl w:ilvl="8" w:tplc="024C7738">
       <w:numFmt w:val="decimal"/>
       <w:lvlText w:val=""/>
       <w:lvlJc w:val="left"/>
     </w:lvl>
   </w:abstractNum>
-  <w:abstractNum w:abstractNumId="1" w15:restartNumberingAfterBreak="0">
-    <w:nsid w:val="07F02BBE"/>
+  <w:abstractNum w:abstractNumId="2" w15:restartNumberingAfterBreak="0">
+    <w:nsid w:val="0D97057C"/>
     <w:multiLevelType w:val="hybridMultilevel"/>
-    <w:tmpl w:val="8660BB5E"/>
-    <w:lvl w:ilvl="0" w:tplc="929E2882">
+    <w:tmpl w:val="217E344E"/>
+    <w:lvl w:ilvl="0" w:tplc="E2DE1BB2">
       <w:start w:val="1"/>
       <w:numFmt w:val="decimal"/>
       <w:lvlText w:val="%1."/>
@@ -14055,52 +14151,52 @@
         <w:color w:val="A67C27"/>
       </w:rPr>
     </w:lvl>
-    <w:lvl w:ilvl="1" w:tplc="8E141922">
-      <w:numFmt w:val="decimal"/>
-      <w:lvlText w:val=""/>
-      <w:lvlJc w:val="left"/>
-    </w:lvl>
-    <w:lvl w:ilvl="2" w:tplc="94A4FCD4">
-      <w:numFmt w:val="decimal"/>
-      <w:lvlText w:val=""/>
-      <w:lvlJc w:val="left"/>
-    </w:lvl>
-    <w:lvl w:ilvl="3" w:tplc="F048B768">
-      <w:numFmt w:val="decimal"/>
-      <w:lvlText w:val=""/>
-      <w:lvlJc w:val="left"/>
-    </w:lvl>
-    <w:lvl w:ilvl="4" w:tplc="8624A504">
-      <w:numFmt w:val="decimal"/>
-      <w:lvlText w:val=""/>
-      <w:lvlJc w:val="left"/>
-    </w:lvl>
-    <w:lvl w:ilvl="5" w:tplc="F3663AB2">
-      <w:numFmt w:val="decimal"/>
-      <w:lvlText w:val=""/>
-      <w:lvlJc w:val="left"/>
-    </w:lvl>
-    <w:lvl w:ilvl="6" w:tplc="18561F40">
-      <w:numFmt w:val="decimal"/>
-      <w:lvlText w:val=""/>
-      <w:lvlJc w:val="left"/>
-    </w:lvl>
-    <w:lvl w:ilvl="7" w:tplc="2F508C70">
-      <w:numFmt w:val="decimal"/>
-      <w:lvlText w:val=""/>
-      <w:lvlJc w:val="left"/>
-    </w:lvl>
-    <w:lvl w:ilvl="8" w:tplc="0D9EC420">
+    <w:lvl w:ilvl="1" w:tplc="F606CD92">
+      <w:numFmt w:val="decimal"/>
+      <w:lvlText w:val=""/>
+      <w:lvlJc w:val="left"/>
+    </w:lvl>
+    <w:lvl w:ilvl="2" w:tplc="13F28290">
+      <w:numFmt w:val="decimal"/>
+      <w:lvlText w:val=""/>
+      <w:lvlJc w:val="left"/>
+    </w:lvl>
+    <w:lvl w:ilvl="3" w:tplc="58201AC6">
+      <w:numFmt w:val="decimal"/>
+      <w:lvlText w:val=""/>
+      <w:lvlJc w:val="left"/>
+    </w:lvl>
+    <w:lvl w:ilvl="4" w:tplc="A6DA6246">
+      <w:numFmt w:val="decimal"/>
+      <w:lvlText w:val=""/>
+      <w:lvlJc w:val="left"/>
+    </w:lvl>
+    <w:lvl w:ilvl="5" w:tplc="A8CC21F0">
+      <w:numFmt w:val="decimal"/>
+      <w:lvlText w:val=""/>
+      <w:lvlJc w:val="left"/>
+    </w:lvl>
+    <w:lvl w:ilvl="6" w:tplc="4C967908">
+      <w:numFmt w:val="decimal"/>
+      <w:lvlText w:val=""/>
+      <w:lvlJc w:val="left"/>
+    </w:lvl>
+    <w:lvl w:ilvl="7" w:tplc="AA3C6DB4">
+      <w:numFmt w:val="decimal"/>
+      <w:lvlText w:val=""/>
+      <w:lvlJc w:val="left"/>
+    </w:lvl>
+    <w:lvl w:ilvl="8" w:tplc="F8EE5938">
       <w:numFmt w:val="decimal"/>
       <w:lvlText w:val=""/>
       <w:lvlJc w:val="left"/>
     </w:lvl>
   </w:abstractNum>
-  <w:abstractNum w:abstractNumId="2" w15:restartNumberingAfterBreak="0">
-    <w:nsid w:val="083F13DE"/>
+  <w:abstractNum w:abstractNumId="3" w15:restartNumberingAfterBreak="0">
+    <w:nsid w:val="10885F77"/>
     <w:multiLevelType w:val="hybridMultilevel"/>
-    <w:tmpl w:val="DC10FF64"/>
-    <w:lvl w:ilvl="0" w:tplc="48C079F8">
+    <w:tmpl w:val="3C66670E"/>
+    <w:lvl w:ilvl="0" w:tplc="04F6AFDA">
       <w:start w:val="1"/>
       <w:numFmt w:val="decimal"/>
       <w:lvlText w:val="%1."/>
@@ -14114,52 +14210,52 @@
         <w:color w:val="A67C27"/>
       </w:rPr>
     </w:lvl>
-    <w:lvl w:ilvl="1" w:tplc="7C3ECCEA">
-      <w:numFmt w:val="decimal"/>
-      <w:lvlText w:val=""/>
-      <w:lvlJc w:val="left"/>
-    </w:lvl>
-    <w:lvl w:ilvl="2" w:tplc="B120A65C">
-      <w:numFmt w:val="decimal"/>
-      <w:lvlText w:val=""/>
-      <w:lvlJc w:val="left"/>
-    </w:lvl>
-    <w:lvl w:ilvl="3" w:tplc="987E8492">
-      <w:numFmt w:val="decimal"/>
-      <w:lvlText w:val=""/>
-      <w:lvlJc w:val="left"/>
-    </w:lvl>
-    <w:lvl w:ilvl="4" w:tplc="3D1CC328">
-      <w:numFmt w:val="decimal"/>
-      <w:lvlText w:val=""/>
-      <w:lvlJc w:val="left"/>
-    </w:lvl>
-    <w:lvl w:ilvl="5" w:tplc="8A2E8C48">
-      <w:numFmt w:val="decimal"/>
-      <w:lvlText w:val=""/>
-      <w:lvlJc w:val="left"/>
-    </w:lvl>
-    <w:lvl w:ilvl="6" w:tplc="517A1D68">
-      <w:numFmt w:val="decimal"/>
-      <w:lvlText w:val=""/>
-      <w:lvlJc w:val="left"/>
-    </w:lvl>
-    <w:lvl w:ilvl="7" w:tplc="90B260BC">
-      <w:numFmt w:val="decimal"/>
-      <w:lvlText w:val=""/>
-      <w:lvlJc w:val="left"/>
-    </w:lvl>
-    <w:lvl w:ilvl="8" w:tplc="A1081DD2">
+    <w:lvl w:ilvl="1" w:tplc="E3C6BD8C">
+      <w:numFmt w:val="decimal"/>
+      <w:lvlText w:val=""/>
+      <w:lvlJc w:val="left"/>
+    </w:lvl>
+    <w:lvl w:ilvl="2" w:tplc="371E054A">
+      <w:numFmt w:val="decimal"/>
+      <w:lvlText w:val=""/>
+      <w:lvlJc w:val="left"/>
+    </w:lvl>
+    <w:lvl w:ilvl="3" w:tplc="51D85848">
+      <w:numFmt w:val="decimal"/>
+      <w:lvlText w:val=""/>
+      <w:lvlJc w:val="left"/>
+    </w:lvl>
+    <w:lvl w:ilvl="4" w:tplc="45600B78">
+      <w:numFmt w:val="decimal"/>
+      <w:lvlText w:val=""/>
+      <w:lvlJc w:val="left"/>
+    </w:lvl>
+    <w:lvl w:ilvl="5" w:tplc="7D0494A4">
+      <w:numFmt w:val="decimal"/>
+      <w:lvlText w:val=""/>
+      <w:lvlJc w:val="left"/>
+    </w:lvl>
+    <w:lvl w:ilvl="6" w:tplc="D41A9074">
+      <w:numFmt w:val="decimal"/>
+      <w:lvlText w:val=""/>
+      <w:lvlJc w:val="left"/>
+    </w:lvl>
+    <w:lvl w:ilvl="7" w:tplc="4DFADEAE">
+      <w:numFmt w:val="decimal"/>
+      <w:lvlText w:val=""/>
+      <w:lvlJc w:val="left"/>
+    </w:lvl>
+    <w:lvl w:ilvl="8" w:tplc="6638E844">
       <w:numFmt w:val="decimal"/>
       <w:lvlText w:val=""/>
       <w:lvlJc w:val="left"/>
     </w:lvl>
   </w:abstractNum>
-  <w:abstractNum w:abstractNumId="3" w15:restartNumberingAfterBreak="0">
-    <w:nsid w:val="0A6B4A65"/>
+  <w:abstractNum w:abstractNumId="4" w15:restartNumberingAfterBreak="0">
+    <w:nsid w:val="1A950CDC"/>
     <w:multiLevelType w:val="hybridMultilevel"/>
-    <w:tmpl w:val="98243172"/>
-    <w:lvl w:ilvl="0" w:tplc="5D5C082C">
+    <w:tmpl w:val="295E417A"/>
+    <w:lvl w:ilvl="0" w:tplc="674A0F5A">
       <w:start w:val="1"/>
       <w:numFmt w:val="decimal"/>
       <w:lvlText w:val="%1."/>
@@ -14173,52 +14269,52 @@
         <w:color w:val="A67C27"/>
       </w:rPr>
     </w:lvl>
-    <w:lvl w:ilvl="1" w:tplc="D9647B40">
-      <w:numFmt w:val="decimal"/>
-      <w:lvlText w:val=""/>
-      <w:lvlJc w:val="left"/>
-    </w:lvl>
-    <w:lvl w:ilvl="2" w:tplc="B4B2C0C4">
-      <w:numFmt w:val="decimal"/>
-      <w:lvlText w:val=""/>
-      <w:lvlJc w:val="left"/>
-    </w:lvl>
-    <w:lvl w:ilvl="3" w:tplc="A142016E">
-      <w:numFmt w:val="decimal"/>
-      <w:lvlText w:val=""/>
-      <w:lvlJc w:val="left"/>
-    </w:lvl>
-    <w:lvl w:ilvl="4" w:tplc="4FCEF2AC">
-      <w:numFmt w:val="decimal"/>
-      <w:lvlText w:val=""/>
-      <w:lvlJc w:val="left"/>
-    </w:lvl>
-    <w:lvl w:ilvl="5" w:tplc="72D61FCE">
-      <w:numFmt w:val="decimal"/>
-      <w:lvlText w:val=""/>
-      <w:lvlJc w:val="left"/>
-    </w:lvl>
-    <w:lvl w:ilvl="6" w:tplc="889682CA">
-      <w:numFmt w:val="decimal"/>
-      <w:lvlText w:val=""/>
-      <w:lvlJc w:val="left"/>
-    </w:lvl>
-    <w:lvl w:ilvl="7" w:tplc="1B365F78">
-      <w:numFmt w:val="decimal"/>
-      <w:lvlText w:val=""/>
-      <w:lvlJc w:val="left"/>
-    </w:lvl>
-    <w:lvl w:ilvl="8" w:tplc="DEFAC694">
+    <w:lvl w:ilvl="1" w:tplc="5FDE1A96">
+      <w:numFmt w:val="decimal"/>
+      <w:lvlText w:val=""/>
+      <w:lvlJc w:val="left"/>
+    </w:lvl>
+    <w:lvl w:ilvl="2" w:tplc="53C4E15A">
+      <w:numFmt w:val="decimal"/>
+      <w:lvlText w:val=""/>
+      <w:lvlJc w:val="left"/>
+    </w:lvl>
+    <w:lvl w:ilvl="3" w:tplc="C5527BD6">
+      <w:numFmt w:val="decimal"/>
+      <w:lvlText w:val=""/>
+      <w:lvlJc w:val="left"/>
+    </w:lvl>
+    <w:lvl w:ilvl="4" w:tplc="55B47672">
+      <w:numFmt w:val="decimal"/>
+      <w:lvlText w:val=""/>
+      <w:lvlJc w:val="left"/>
+    </w:lvl>
+    <w:lvl w:ilvl="5" w:tplc="6F44E45E">
+      <w:numFmt w:val="decimal"/>
+      <w:lvlText w:val=""/>
+      <w:lvlJc w:val="left"/>
+    </w:lvl>
+    <w:lvl w:ilvl="6" w:tplc="875E8306">
+      <w:numFmt w:val="decimal"/>
+      <w:lvlText w:val=""/>
+      <w:lvlJc w:val="left"/>
+    </w:lvl>
+    <w:lvl w:ilvl="7" w:tplc="1A325026">
+      <w:numFmt w:val="decimal"/>
+      <w:lvlText w:val=""/>
+      <w:lvlJc w:val="left"/>
+    </w:lvl>
+    <w:lvl w:ilvl="8" w:tplc="3228AAB2">
       <w:numFmt w:val="decimal"/>
       <w:lvlText w:val=""/>
       <w:lvlJc w:val="left"/>
     </w:lvl>
   </w:abstractNum>
-  <w:abstractNum w:abstractNumId="4" w15:restartNumberingAfterBreak="0">
-    <w:nsid w:val="0DD97B10"/>
+  <w:abstractNum w:abstractNumId="5" w15:restartNumberingAfterBreak="0">
+    <w:nsid w:val="247D07AA"/>
     <w:multiLevelType w:val="hybridMultilevel"/>
-    <w:tmpl w:val="D8D2774E"/>
-    <w:lvl w:ilvl="0" w:tplc="50A8A654">
+    <w:tmpl w:val="821E24C4"/>
+    <w:lvl w:ilvl="0" w:tplc="F4922DD2">
       <w:start w:val="1"/>
       <w:numFmt w:val="decimal"/>
       <w:lvlText w:val="%1."/>
@@ -14232,52 +14328,52 @@
         <w:color w:val="A67C27"/>
       </w:rPr>
     </w:lvl>
-    <w:lvl w:ilvl="1" w:tplc="7DFE137E">
-      <w:numFmt w:val="decimal"/>
-      <w:lvlText w:val=""/>
-      <w:lvlJc w:val="left"/>
-    </w:lvl>
-    <w:lvl w:ilvl="2" w:tplc="0E3C8460">
-      <w:numFmt w:val="decimal"/>
-      <w:lvlText w:val=""/>
-      <w:lvlJc w:val="left"/>
-    </w:lvl>
-    <w:lvl w:ilvl="3" w:tplc="EC24B8C4">
-      <w:numFmt w:val="decimal"/>
-      <w:lvlText w:val=""/>
-      <w:lvlJc w:val="left"/>
-    </w:lvl>
-    <w:lvl w:ilvl="4" w:tplc="BF48AEF4">
-      <w:numFmt w:val="decimal"/>
-      <w:lvlText w:val=""/>
-      <w:lvlJc w:val="left"/>
-    </w:lvl>
-    <w:lvl w:ilvl="5" w:tplc="72F80FFA">
-      <w:numFmt w:val="decimal"/>
-      <w:lvlText w:val=""/>
-      <w:lvlJc w:val="left"/>
-    </w:lvl>
-    <w:lvl w:ilvl="6" w:tplc="5DC0EBBA">
-      <w:numFmt w:val="decimal"/>
-      <w:lvlText w:val=""/>
-      <w:lvlJc w:val="left"/>
-    </w:lvl>
-    <w:lvl w:ilvl="7" w:tplc="D19864AA">
-      <w:numFmt w:val="decimal"/>
-      <w:lvlText w:val=""/>
-      <w:lvlJc w:val="left"/>
-    </w:lvl>
-    <w:lvl w:ilvl="8" w:tplc="33A0ED0C">
+    <w:lvl w:ilvl="1" w:tplc="4450328C">
+      <w:numFmt w:val="decimal"/>
+      <w:lvlText w:val=""/>
+      <w:lvlJc w:val="left"/>
+    </w:lvl>
+    <w:lvl w:ilvl="2" w:tplc="AFC6AAD0">
+      <w:numFmt w:val="decimal"/>
+      <w:lvlText w:val=""/>
+      <w:lvlJc w:val="left"/>
+    </w:lvl>
+    <w:lvl w:ilvl="3" w:tplc="8364F620">
+      <w:numFmt w:val="decimal"/>
+      <w:lvlText w:val=""/>
+      <w:lvlJc w:val="left"/>
+    </w:lvl>
+    <w:lvl w:ilvl="4" w:tplc="AB6CD9EE">
+      <w:numFmt w:val="decimal"/>
+      <w:lvlText w:val=""/>
+      <w:lvlJc w:val="left"/>
+    </w:lvl>
+    <w:lvl w:ilvl="5" w:tplc="16EA785E">
+      <w:numFmt w:val="decimal"/>
+      <w:lvlText w:val=""/>
+      <w:lvlJc w:val="left"/>
+    </w:lvl>
+    <w:lvl w:ilvl="6" w:tplc="1A80E11E">
+      <w:numFmt w:val="decimal"/>
+      <w:lvlText w:val=""/>
+      <w:lvlJc w:val="left"/>
+    </w:lvl>
+    <w:lvl w:ilvl="7" w:tplc="F3A0D7AA">
+      <w:numFmt w:val="decimal"/>
+      <w:lvlText w:val=""/>
+      <w:lvlJc w:val="left"/>
+    </w:lvl>
+    <w:lvl w:ilvl="8" w:tplc="1F90356C">
       <w:numFmt w:val="decimal"/>
       <w:lvlText w:val=""/>
       <w:lvlJc w:val="left"/>
     </w:lvl>
   </w:abstractNum>
-  <w:abstractNum w:abstractNumId="5" w15:restartNumberingAfterBreak="0">
-    <w:nsid w:val="0F321A50"/>
+  <w:abstractNum w:abstractNumId="6" w15:restartNumberingAfterBreak="0">
+    <w:nsid w:val="2D0259CB"/>
     <w:multiLevelType w:val="hybridMultilevel"/>
-    <w:tmpl w:val="3E826AB2"/>
-    <w:lvl w:ilvl="0" w:tplc="9460A982">
+    <w:tmpl w:val="F5626906"/>
+    <w:lvl w:ilvl="0" w:tplc="9A367BEA">
       <w:start w:val="1"/>
       <w:numFmt w:val="decimal"/>
       <w:lvlText w:val="%1."/>
@@ -14291,110 +14387,52 @@
         <w:color w:val="A67C27"/>
       </w:rPr>
     </w:lvl>
-    <w:lvl w:ilvl="1" w:tplc="4A2AC112">
-      <w:numFmt w:val="decimal"/>
-      <w:lvlText w:val=""/>
-      <w:lvlJc w:val="left"/>
-    </w:lvl>
-    <w:lvl w:ilvl="2" w:tplc="67848D48">
-      <w:numFmt w:val="decimal"/>
-      <w:lvlText w:val=""/>
-      <w:lvlJc w:val="left"/>
-    </w:lvl>
-    <w:lvl w:ilvl="3" w:tplc="88281172">
-      <w:numFmt w:val="decimal"/>
-      <w:lvlText w:val=""/>
-      <w:lvlJc w:val="left"/>
-    </w:lvl>
-    <w:lvl w:ilvl="4" w:tplc="97D8A55A">
-      <w:numFmt w:val="decimal"/>
-      <w:lvlText w:val=""/>
-      <w:lvlJc w:val="left"/>
-    </w:lvl>
-    <w:lvl w:ilvl="5" w:tplc="FCEA44C0">
-      <w:numFmt w:val="decimal"/>
-      <w:lvlText w:val=""/>
-      <w:lvlJc w:val="left"/>
-    </w:lvl>
-    <w:lvl w:ilvl="6" w:tplc="CCD6B12A">
-      <w:numFmt w:val="decimal"/>
-      <w:lvlText w:val=""/>
-      <w:lvlJc w:val="left"/>
-    </w:lvl>
-    <w:lvl w:ilvl="7" w:tplc="15C47FA2">
-      <w:numFmt w:val="decimal"/>
-      <w:lvlText w:val=""/>
-      <w:lvlJc w:val="left"/>
-    </w:lvl>
-    <w:lvl w:ilvl="8" w:tplc="CF36DF48">
-      <w:numFmt w:val="decimal"/>
-      <w:lvlText w:val=""/>
-      <w:lvlJc w:val="left"/>
-    </w:lvl>
-  </w:abstractNum>
-  <w:abstractNum w:abstractNumId="6" w15:restartNumberingAfterBreak="0">
-    <w:nsid w:val="142A350A"/>
-    <w:multiLevelType w:val="hybridMultilevel"/>
-    <w:tmpl w:val="186AD9DA"/>
-    <w:lvl w:ilvl="0" w:tplc="39F2591E">
-      <w:start w:val="1"/>
-      <w:numFmt w:val="bullet"/>
-      <w:lvlText w:val="•"/>
-      <w:lvlJc w:val="left"/>
-      <w:pPr>
-        <w:ind w:left="460" w:hanging="280"/>
-      </w:pPr>
-    </w:lvl>
-    <w:lvl w:ilvl="1" w:tplc="6D3E3F56">
-      <w:start w:val="1"/>
-      <w:numFmt w:val="bullet"/>
-      <w:lvlText w:val="–"/>
-      <w:lvlJc w:val="left"/>
-      <w:pPr>
-        <w:ind w:left="900" w:hanging="280"/>
-      </w:pPr>
-    </w:lvl>
-    <w:lvl w:ilvl="2" w:tplc="2826961C">
-      <w:numFmt w:val="decimal"/>
-      <w:lvlText w:val=""/>
-      <w:lvlJc w:val="left"/>
-    </w:lvl>
-    <w:lvl w:ilvl="3" w:tplc="30E40F9E">
-      <w:numFmt w:val="decimal"/>
-      <w:lvlText w:val=""/>
-      <w:lvlJc w:val="left"/>
-    </w:lvl>
-    <w:lvl w:ilvl="4" w:tplc="976CB4A0">
-      <w:numFmt w:val="decimal"/>
-      <w:lvlText w:val=""/>
-      <w:lvlJc w:val="left"/>
-    </w:lvl>
-    <w:lvl w:ilvl="5" w:tplc="FBD82A7E">
-      <w:numFmt w:val="decimal"/>
-      <w:lvlText w:val=""/>
-      <w:lvlJc w:val="left"/>
-    </w:lvl>
-    <w:lvl w:ilvl="6" w:tplc="83D02B18">
-      <w:numFmt w:val="decimal"/>
-      <w:lvlText w:val=""/>
-      <w:lvlJc w:val="left"/>
-    </w:lvl>
-    <w:lvl w:ilvl="7" w:tplc="C1182A54">
-      <w:numFmt w:val="decimal"/>
-      <w:lvlText w:val=""/>
-      <w:lvlJc w:val="left"/>
-    </w:lvl>
-    <w:lvl w:ilvl="8" w:tplc="275E9D08">
+    <w:lvl w:ilvl="1" w:tplc="564E86A0">
+      <w:numFmt w:val="decimal"/>
+      <w:lvlText w:val=""/>
+      <w:lvlJc w:val="left"/>
+    </w:lvl>
+    <w:lvl w:ilvl="2" w:tplc="28EC686C">
+      <w:numFmt w:val="decimal"/>
+      <w:lvlText w:val=""/>
+      <w:lvlJc w:val="left"/>
+    </w:lvl>
+    <w:lvl w:ilvl="3" w:tplc="85767520">
+      <w:numFmt w:val="decimal"/>
+      <w:lvlText w:val=""/>
+      <w:lvlJc w:val="left"/>
+    </w:lvl>
+    <w:lvl w:ilvl="4" w:tplc="DFEC05B4">
+      <w:numFmt w:val="decimal"/>
+      <w:lvlText w:val=""/>
+      <w:lvlJc w:val="left"/>
+    </w:lvl>
+    <w:lvl w:ilvl="5" w:tplc="37C84812">
+      <w:numFmt w:val="decimal"/>
+      <w:lvlText w:val=""/>
+      <w:lvlJc w:val="left"/>
+    </w:lvl>
+    <w:lvl w:ilvl="6" w:tplc="3BC203FA">
+      <w:numFmt w:val="decimal"/>
+      <w:lvlText w:val=""/>
+      <w:lvlJc w:val="left"/>
+    </w:lvl>
+    <w:lvl w:ilvl="7" w:tplc="10B8B5DE">
+      <w:numFmt w:val="decimal"/>
+      <w:lvlText w:val=""/>
+      <w:lvlJc w:val="left"/>
+    </w:lvl>
+    <w:lvl w:ilvl="8" w:tplc="8C8C59B4">
       <w:numFmt w:val="decimal"/>
       <w:lvlText w:val=""/>
       <w:lvlJc w:val="left"/>
     </w:lvl>
   </w:abstractNum>
   <w:abstractNum w:abstractNumId="7" w15:restartNumberingAfterBreak="0">
-    <w:nsid w:val="14D0246B"/>
+    <w:nsid w:val="2E733324"/>
     <w:multiLevelType w:val="hybridMultilevel"/>
-    <w:tmpl w:val="C5E8EB68"/>
-    <w:lvl w:ilvl="0" w:tplc="789EC0FA">
+    <w:tmpl w:val="3A36946C"/>
+    <w:lvl w:ilvl="0" w:tplc="61267E80">
       <w:start w:val="1"/>
       <w:numFmt w:val="decimal"/>
       <w:lvlText w:val="%1."/>
@@ -14408,52 +14446,52 @@
         <w:color w:val="A67C27"/>
       </w:rPr>
     </w:lvl>
-    <w:lvl w:ilvl="1" w:tplc="CE76129A">
-      <w:numFmt w:val="decimal"/>
-      <w:lvlText w:val=""/>
-      <w:lvlJc w:val="left"/>
-    </w:lvl>
-    <w:lvl w:ilvl="2" w:tplc="E488DEC4">
-      <w:numFmt w:val="decimal"/>
-      <w:lvlText w:val=""/>
-      <w:lvlJc w:val="left"/>
-    </w:lvl>
-    <w:lvl w:ilvl="3" w:tplc="B1D23BB0">
-      <w:numFmt w:val="decimal"/>
-      <w:lvlText w:val=""/>
-      <w:lvlJc w:val="left"/>
-    </w:lvl>
-    <w:lvl w:ilvl="4" w:tplc="43C67358">
-      <w:numFmt w:val="decimal"/>
-      <w:lvlText w:val=""/>
-      <w:lvlJc w:val="left"/>
-    </w:lvl>
-    <w:lvl w:ilvl="5" w:tplc="61847C90">
-      <w:numFmt w:val="decimal"/>
-      <w:lvlText w:val=""/>
-      <w:lvlJc w:val="left"/>
-    </w:lvl>
-    <w:lvl w:ilvl="6" w:tplc="4266AFD8">
-      <w:numFmt w:val="decimal"/>
-      <w:lvlText w:val=""/>
-      <w:lvlJc w:val="left"/>
-    </w:lvl>
-    <w:lvl w:ilvl="7" w:tplc="8B52573E">
-      <w:numFmt w:val="decimal"/>
-      <w:lvlText w:val=""/>
-      <w:lvlJc w:val="left"/>
-    </w:lvl>
-    <w:lvl w:ilvl="8" w:tplc="4160815A">
+    <w:lvl w:ilvl="1" w:tplc="579ECC0C">
+      <w:numFmt w:val="decimal"/>
+      <w:lvlText w:val=""/>
+      <w:lvlJc w:val="left"/>
+    </w:lvl>
+    <w:lvl w:ilvl="2" w:tplc="6610DB96">
+      <w:numFmt w:val="decimal"/>
+      <w:lvlText w:val=""/>
+      <w:lvlJc w:val="left"/>
+    </w:lvl>
+    <w:lvl w:ilvl="3" w:tplc="C5B67436">
+      <w:numFmt w:val="decimal"/>
+      <w:lvlText w:val=""/>
+      <w:lvlJc w:val="left"/>
+    </w:lvl>
+    <w:lvl w:ilvl="4" w:tplc="B5949B02">
+      <w:numFmt w:val="decimal"/>
+      <w:lvlText w:val=""/>
+      <w:lvlJc w:val="left"/>
+    </w:lvl>
+    <w:lvl w:ilvl="5" w:tplc="11E027F2">
+      <w:numFmt w:val="decimal"/>
+      <w:lvlText w:val=""/>
+      <w:lvlJc w:val="left"/>
+    </w:lvl>
+    <w:lvl w:ilvl="6" w:tplc="C16E1188">
+      <w:numFmt w:val="decimal"/>
+      <w:lvlText w:val=""/>
+      <w:lvlJc w:val="left"/>
+    </w:lvl>
+    <w:lvl w:ilvl="7" w:tplc="14E034A8">
+      <w:numFmt w:val="decimal"/>
+      <w:lvlText w:val=""/>
+      <w:lvlJc w:val="left"/>
+    </w:lvl>
+    <w:lvl w:ilvl="8" w:tplc="6D4EE1D8">
       <w:numFmt w:val="decimal"/>
       <w:lvlText w:val=""/>
       <w:lvlJc w:val="left"/>
     </w:lvl>
   </w:abstractNum>
   <w:abstractNum w:abstractNumId="8" w15:restartNumberingAfterBreak="0">
-    <w:nsid w:val="15CA0F1E"/>
+    <w:nsid w:val="34BD0698"/>
     <w:multiLevelType w:val="hybridMultilevel"/>
-    <w:tmpl w:val="6F72DA1A"/>
-    <w:lvl w:ilvl="0" w:tplc="C084000E">
+    <w:tmpl w:val="6740980E"/>
+    <w:lvl w:ilvl="0" w:tplc="C87E1C04">
       <w:start w:val="1"/>
       <w:numFmt w:val="decimal"/>
       <w:lvlText w:val="%1."/>
@@ -14467,52 +14505,52 @@
         <w:color w:val="A67C27"/>
       </w:rPr>
     </w:lvl>
-    <w:lvl w:ilvl="1" w:tplc="4FB2DA44">
-      <w:numFmt w:val="decimal"/>
-      <w:lvlText w:val=""/>
-      <w:lvlJc w:val="left"/>
-    </w:lvl>
-    <w:lvl w:ilvl="2" w:tplc="E610A894">
-      <w:numFmt w:val="decimal"/>
-      <w:lvlText w:val=""/>
-      <w:lvlJc w:val="left"/>
-    </w:lvl>
-    <w:lvl w:ilvl="3" w:tplc="E092E482">
-      <w:numFmt w:val="decimal"/>
-      <w:lvlText w:val=""/>
-      <w:lvlJc w:val="left"/>
-    </w:lvl>
-    <w:lvl w:ilvl="4" w:tplc="0A64FD98">
-      <w:numFmt w:val="decimal"/>
-      <w:lvlText w:val=""/>
-      <w:lvlJc w:val="left"/>
-    </w:lvl>
-    <w:lvl w:ilvl="5" w:tplc="5C106392">
-      <w:numFmt w:val="decimal"/>
-      <w:lvlText w:val=""/>
-      <w:lvlJc w:val="left"/>
-    </w:lvl>
-    <w:lvl w:ilvl="6" w:tplc="6A48DB78">
-      <w:numFmt w:val="decimal"/>
-      <w:lvlText w:val=""/>
-      <w:lvlJc w:val="left"/>
-    </w:lvl>
-    <w:lvl w:ilvl="7" w:tplc="4E047596">
-      <w:numFmt w:val="decimal"/>
-      <w:lvlText w:val=""/>
-      <w:lvlJc w:val="left"/>
-    </w:lvl>
-    <w:lvl w:ilvl="8" w:tplc="641619AE">
+    <w:lvl w:ilvl="1" w:tplc="4DA88C3E">
+      <w:numFmt w:val="decimal"/>
+      <w:lvlText w:val=""/>
+      <w:lvlJc w:val="left"/>
+    </w:lvl>
+    <w:lvl w:ilvl="2" w:tplc="A342B83C">
+      <w:numFmt w:val="decimal"/>
+      <w:lvlText w:val=""/>
+      <w:lvlJc w:val="left"/>
+    </w:lvl>
+    <w:lvl w:ilvl="3" w:tplc="6776B0B2">
+      <w:numFmt w:val="decimal"/>
+      <w:lvlText w:val=""/>
+      <w:lvlJc w:val="left"/>
+    </w:lvl>
+    <w:lvl w:ilvl="4" w:tplc="2ABE1E10">
+      <w:numFmt w:val="decimal"/>
+      <w:lvlText w:val=""/>
+      <w:lvlJc w:val="left"/>
+    </w:lvl>
+    <w:lvl w:ilvl="5" w:tplc="9870A492">
+      <w:numFmt w:val="decimal"/>
+      <w:lvlText w:val=""/>
+      <w:lvlJc w:val="left"/>
+    </w:lvl>
+    <w:lvl w:ilvl="6" w:tplc="F5D6A874">
+      <w:numFmt w:val="decimal"/>
+      <w:lvlText w:val=""/>
+      <w:lvlJc w:val="left"/>
+    </w:lvl>
+    <w:lvl w:ilvl="7" w:tplc="E12018B4">
+      <w:numFmt w:val="decimal"/>
+      <w:lvlText w:val=""/>
+      <w:lvlJc w:val="left"/>
+    </w:lvl>
+    <w:lvl w:ilvl="8" w:tplc="09D6AD9C">
       <w:numFmt w:val="decimal"/>
       <w:lvlText w:val=""/>
       <w:lvlJc w:val="left"/>
     </w:lvl>
   </w:abstractNum>
   <w:abstractNum w:abstractNumId="9" w15:restartNumberingAfterBreak="0">
-    <w:nsid w:val="1B0245D8"/>
+    <w:nsid w:val="358040B5"/>
     <w:multiLevelType w:val="hybridMultilevel"/>
-    <w:tmpl w:val="666C992A"/>
-    <w:lvl w:ilvl="0" w:tplc="6856379A">
+    <w:tmpl w:val="61BE3766"/>
+    <w:lvl w:ilvl="0" w:tplc="CA304418">
       <w:start w:val="1"/>
       <w:numFmt w:val="decimal"/>
       <w:lvlText w:val="%1."/>
@@ -14526,52 +14564,52 @@
         <w:color w:val="A67C27"/>
       </w:rPr>
     </w:lvl>
-    <w:lvl w:ilvl="1" w:tplc="6F826976">
-      <w:numFmt w:val="decimal"/>
-      <w:lvlText w:val=""/>
-      <w:lvlJc w:val="left"/>
-    </w:lvl>
-    <w:lvl w:ilvl="2" w:tplc="5AC48D2E">
-      <w:numFmt w:val="decimal"/>
-      <w:lvlText w:val=""/>
-      <w:lvlJc w:val="left"/>
-    </w:lvl>
-    <w:lvl w:ilvl="3" w:tplc="A428325E">
-      <w:numFmt w:val="decimal"/>
-      <w:lvlText w:val=""/>
-      <w:lvlJc w:val="left"/>
-    </w:lvl>
-    <w:lvl w:ilvl="4" w:tplc="CA829768">
-      <w:numFmt w:val="decimal"/>
-      <w:lvlText w:val=""/>
-      <w:lvlJc w:val="left"/>
-    </w:lvl>
-    <w:lvl w:ilvl="5" w:tplc="1C6CC47E">
-      <w:numFmt w:val="decimal"/>
-      <w:lvlText w:val=""/>
-      <w:lvlJc w:val="left"/>
-    </w:lvl>
-    <w:lvl w:ilvl="6" w:tplc="B4640ED2">
-      <w:numFmt w:val="decimal"/>
-      <w:lvlText w:val=""/>
-      <w:lvlJc w:val="left"/>
-    </w:lvl>
-    <w:lvl w:ilvl="7" w:tplc="00F0568E">
-      <w:numFmt w:val="decimal"/>
-      <w:lvlText w:val=""/>
-      <w:lvlJc w:val="left"/>
-    </w:lvl>
-    <w:lvl w:ilvl="8" w:tplc="19589B92">
+    <w:lvl w:ilvl="1" w:tplc="D9E00CF0">
+      <w:numFmt w:val="decimal"/>
+      <w:lvlText w:val=""/>
+      <w:lvlJc w:val="left"/>
+    </w:lvl>
+    <w:lvl w:ilvl="2" w:tplc="AB348B34">
+      <w:numFmt w:val="decimal"/>
+      <w:lvlText w:val=""/>
+      <w:lvlJc w:val="left"/>
+    </w:lvl>
+    <w:lvl w:ilvl="3" w:tplc="EBCCABD8">
+      <w:numFmt w:val="decimal"/>
+      <w:lvlText w:val=""/>
+      <w:lvlJc w:val="left"/>
+    </w:lvl>
+    <w:lvl w:ilvl="4" w:tplc="097AF02C">
+      <w:numFmt w:val="decimal"/>
+      <w:lvlText w:val=""/>
+      <w:lvlJc w:val="left"/>
+    </w:lvl>
+    <w:lvl w:ilvl="5" w:tplc="75E2E51E">
+      <w:numFmt w:val="decimal"/>
+      <w:lvlText w:val=""/>
+      <w:lvlJc w:val="left"/>
+    </w:lvl>
+    <w:lvl w:ilvl="6" w:tplc="3E78EAD4">
+      <w:numFmt w:val="decimal"/>
+      <w:lvlText w:val=""/>
+      <w:lvlJc w:val="left"/>
+    </w:lvl>
+    <w:lvl w:ilvl="7" w:tplc="569C1E72">
+      <w:numFmt w:val="decimal"/>
+      <w:lvlText w:val=""/>
+      <w:lvlJc w:val="left"/>
+    </w:lvl>
+    <w:lvl w:ilvl="8" w:tplc="48E6F840">
       <w:numFmt w:val="decimal"/>
       <w:lvlText w:val=""/>
       <w:lvlJc w:val="left"/>
     </w:lvl>
   </w:abstractNum>
   <w:abstractNum w:abstractNumId="10" w15:restartNumberingAfterBreak="0">
-    <w:nsid w:val="1DFF781D"/>
+    <w:nsid w:val="477B0324"/>
     <w:multiLevelType w:val="hybridMultilevel"/>
-    <w:tmpl w:val="753E4A6C"/>
-    <w:lvl w:ilvl="0" w:tplc="82162CA0">
+    <w:tmpl w:val="3842A6E4"/>
+    <w:lvl w:ilvl="0" w:tplc="1A64C590">
       <w:start w:val="1"/>
       <w:numFmt w:val="decimal"/>
       <w:lvlText w:val="%1."/>
@@ -14585,52 +14623,52 @@
         <w:color w:val="A67C27"/>
       </w:rPr>
     </w:lvl>
-    <w:lvl w:ilvl="1" w:tplc="3D3A493C">
-      <w:numFmt w:val="decimal"/>
-      <w:lvlText w:val=""/>
-      <w:lvlJc w:val="left"/>
-    </w:lvl>
-    <w:lvl w:ilvl="2" w:tplc="00E25364">
-      <w:numFmt w:val="decimal"/>
-      <w:lvlText w:val=""/>
-      <w:lvlJc w:val="left"/>
-    </w:lvl>
-    <w:lvl w:ilvl="3" w:tplc="A5CC1C8A">
-      <w:numFmt w:val="decimal"/>
-      <w:lvlText w:val=""/>
-      <w:lvlJc w:val="left"/>
-    </w:lvl>
-    <w:lvl w:ilvl="4" w:tplc="457CFC9A">
-      <w:numFmt w:val="decimal"/>
-      <w:lvlText w:val=""/>
-      <w:lvlJc w:val="left"/>
-    </w:lvl>
-    <w:lvl w:ilvl="5" w:tplc="529A75F6">
-      <w:numFmt w:val="decimal"/>
-      <w:lvlText w:val=""/>
-      <w:lvlJc w:val="left"/>
-    </w:lvl>
-    <w:lvl w:ilvl="6" w:tplc="CD607FF0">
-      <w:numFmt w:val="decimal"/>
-      <w:lvlText w:val=""/>
-      <w:lvlJc w:val="left"/>
-    </w:lvl>
-    <w:lvl w:ilvl="7" w:tplc="7F6A8214">
-      <w:numFmt w:val="decimal"/>
-      <w:lvlText w:val=""/>
-      <w:lvlJc w:val="left"/>
-    </w:lvl>
-    <w:lvl w:ilvl="8" w:tplc="CB5403C8">
+    <w:lvl w:ilvl="1" w:tplc="C8E0B8AE">
+      <w:numFmt w:val="decimal"/>
+      <w:lvlText w:val=""/>
+      <w:lvlJc w:val="left"/>
+    </w:lvl>
+    <w:lvl w:ilvl="2" w:tplc="8E4C82F2">
+      <w:numFmt w:val="decimal"/>
+      <w:lvlText w:val=""/>
+      <w:lvlJc w:val="left"/>
+    </w:lvl>
+    <w:lvl w:ilvl="3" w:tplc="126E879C">
+      <w:numFmt w:val="decimal"/>
+      <w:lvlText w:val=""/>
+      <w:lvlJc w:val="left"/>
+    </w:lvl>
+    <w:lvl w:ilvl="4" w:tplc="F8D6C200">
+      <w:numFmt w:val="decimal"/>
+      <w:lvlText w:val=""/>
+      <w:lvlJc w:val="left"/>
+    </w:lvl>
+    <w:lvl w:ilvl="5" w:tplc="26166766">
+      <w:numFmt w:val="decimal"/>
+      <w:lvlText w:val=""/>
+      <w:lvlJc w:val="left"/>
+    </w:lvl>
+    <w:lvl w:ilvl="6" w:tplc="5248F0B8">
+      <w:numFmt w:val="decimal"/>
+      <w:lvlText w:val=""/>
+      <w:lvlJc w:val="left"/>
+    </w:lvl>
+    <w:lvl w:ilvl="7" w:tplc="79FA029A">
+      <w:numFmt w:val="decimal"/>
+      <w:lvlText w:val=""/>
+      <w:lvlJc w:val="left"/>
+    </w:lvl>
+    <w:lvl w:ilvl="8" w:tplc="35E27F5E">
       <w:numFmt w:val="decimal"/>
       <w:lvlText w:val=""/>
       <w:lvlJc w:val="left"/>
     </w:lvl>
   </w:abstractNum>
   <w:abstractNum w:abstractNumId="11" w15:restartNumberingAfterBreak="0">
-    <w:nsid w:val="1E3D431D"/>
+    <w:nsid w:val="487E48BF"/>
     <w:multiLevelType w:val="hybridMultilevel"/>
-    <w:tmpl w:val="CC7ADD82"/>
-    <w:lvl w:ilvl="0" w:tplc="665418E0">
+    <w:tmpl w:val="03DC7098"/>
+    <w:lvl w:ilvl="0" w:tplc="195E9584">
       <w:start w:val="1"/>
       <w:numFmt w:val="decimal"/>
       <w:lvlText w:val="%1."/>
@@ -14644,52 +14682,52 @@
         <w:color w:val="A67C27"/>
       </w:rPr>
     </w:lvl>
-    <w:lvl w:ilvl="1" w:tplc="A050998C">
-      <w:numFmt w:val="decimal"/>
-      <w:lvlText w:val=""/>
-      <w:lvlJc w:val="left"/>
-    </w:lvl>
-    <w:lvl w:ilvl="2" w:tplc="030A1938">
-      <w:numFmt w:val="decimal"/>
-      <w:lvlText w:val=""/>
-      <w:lvlJc w:val="left"/>
-    </w:lvl>
-    <w:lvl w:ilvl="3" w:tplc="F73C6242">
-      <w:numFmt w:val="decimal"/>
-      <w:lvlText w:val=""/>
-      <w:lvlJc w:val="left"/>
-    </w:lvl>
-    <w:lvl w:ilvl="4" w:tplc="DBB6907E">
-      <w:numFmt w:val="decimal"/>
-      <w:lvlText w:val=""/>
-      <w:lvlJc w:val="left"/>
-    </w:lvl>
-    <w:lvl w:ilvl="5" w:tplc="D28CBAF2">
-      <w:numFmt w:val="decimal"/>
-      <w:lvlText w:val=""/>
-      <w:lvlJc w:val="left"/>
-    </w:lvl>
-    <w:lvl w:ilvl="6" w:tplc="539E6882">
-      <w:numFmt w:val="decimal"/>
-      <w:lvlText w:val=""/>
-      <w:lvlJc w:val="left"/>
-    </w:lvl>
-    <w:lvl w:ilvl="7" w:tplc="C61EE4E0">
-      <w:numFmt w:val="decimal"/>
-      <w:lvlText w:val=""/>
-      <w:lvlJc w:val="left"/>
-    </w:lvl>
-    <w:lvl w:ilvl="8" w:tplc="00F87BFA">
+    <w:lvl w:ilvl="1" w:tplc="9306C422">
+      <w:numFmt w:val="decimal"/>
+      <w:lvlText w:val=""/>
+      <w:lvlJc w:val="left"/>
+    </w:lvl>
+    <w:lvl w:ilvl="2" w:tplc="C400C268">
+      <w:numFmt w:val="decimal"/>
+      <w:lvlText w:val=""/>
+      <w:lvlJc w:val="left"/>
+    </w:lvl>
+    <w:lvl w:ilvl="3" w:tplc="C48238E4">
+      <w:numFmt w:val="decimal"/>
+      <w:lvlText w:val=""/>
+      <w:lvlJc w:val="left"/>
+    </w:lvl>
+    <w:lvl w:ilvl="4" w:tplc="ECC846DA">
+      <w:numFmt w:val="decimal"/>
+      <w:lvlText w:val=""/>
+      <w:lvlJc w:val="left"/>
+    </w:lvl>
+    <w:lvl w:ilvl="5" w:tplc="87B23F34">
+      <w:numFmt w:val="decimal"/>
+      <w:lvlText w:val=""/>
+      <w:lvlJc w:val="left"/>
+    </w:lvl>
+    <w:lvl w:ilvl="6" w:tplc="3620E214">
+      <w:numFmt w:val="decimal"/>
+      <w:lvlText w:val=""/>
+      <w:lvlJc w:val="left"/>
+    </w:lvl>
+    <w:lvl w:ilvl="7" w:tplc="D430D4C4">
+      <w:numFmt w:val="decimal"/>
+      <w:lvlText w:val=""/>
+      <w:lvlJc w:val="left"/>
+    </w:lvl>
+    <w:lvl w:ilvl="8" w:tplc="00D89C74">
       <w:numFmt w:val="decimal"/>
       <w:lvlText w:val=""/>
       <w:lvlJc w:val="left"/>
     </w:lvl>
   </w:abstractNum>
   <w:abstractNum w:abstractNumId="12" w15:restartNumberingAfterBreak="0">
-    <w:nsid w:val="20970676"/>
+    <w:nsid w:val="4DD0638D"/>
     <w:multiLevelType w:val="hybridMultilevel"/>
-    <w:tmpl w:val="2E3AD41E"/>
-    <w:lvl w:ilvl="0" w:tplc="3BA81EBE">
+    <w:tmpl w:val="ED3E109A"/>
+    <w:lvl w:ilvl="0" w:tplc="3126F128">
       <w:start w:val="1"/>
       <w:numFmt w:val="decimal"/>
       <w:lvlText w:val="%1."/>
@@ -14703,52 +14741,52 @@
         <w:color w:val="A67C27"/>
       </w:rPr>
     </w:lvl>
-    <w:lvl w:ilvl="1" w:tplc="A5E841B4">
-      <w:numFmt w:val="decimal"/>
-      <w:lvlText w:val=""/>
-      <w:lvlJc w:val="left"/>
-    </w:lvl>
-    <w:lvl w:ilvl="2" w:tplc="0E52B17C">
-      <w:numFmt w:val="decimal"/>
-      <w:lvlText w:val=""/>
-      <w:lvlJc w:val="left"/>
-    </w:lvl>
-    <w:lvl w:ilvl="3" w:tplc="6EE00614">
-      <w:numFmt w:val="decimal"/>
-      <w:lvlText w:val=""/>
-      <w:lvlJc w:val="left"/>
-    </w:lvl>
-    <w:lvl w:ilvl="4" w:tplc="A316F302">
-      <w:numFmt w:val="decimal"/>
-      <w:lvlText w:val=""/>
-      <w:lvlJc w:val="left"/>
-    </w:lvl>
-    <w:lvl w:ilvl="5" w:tplc="1408BEAA">
-      <w:numFmt w:val="decimal"/>
-      <w:lvlText w:val=""/>
-      <w:lvlJc w:val="left"/>
-    </w:lvl>
-    <w:lvl w:ilvl="6" w:tplc="FFAE821E">
-      <w:numFmt w:val="decimal"/>
-      <w:lvlText w:val=""/>
-      <w:lvlJc w:val="left"/>
-    </w:lvl>
-    <w:lvl w:ilvl="7" w:tplc="23CA7C8A">
-      <w:numFmt w:val="decimal"/>
-      <w:lvlText w:val=""/>
-      <w:lvlJc w:val="left"/>
-    </w:lvl>
-    <w:lvl w:ilvl="8" w:tplc="5B5EB108">
+    <w:lvl w:ilvl="1" w:tplc="33E2D7F2">
+      <w:numFmt w:val="decimal"/>
+      <w:lvlText w:val=""/>
+      <w:lvlJc w:val="left"/>
+    </w:lvl>
+    <w:lvl w:ilvl="2" w:tplc="E4E257A2">
+      <w:numFmt w:val="decimal"/>
+      <w:lvlText w:val=""/>
+      <w:lvlJc w:val="left"/>
+    </w:lvl>
+    <w:lvl w:ilvl="3" w:tplc="6EB8FB8C">
+      <w:numFmt w:val="decimal"/>
+      <w:lvlText w:val=""/>
+      <w:lvlJc w:val="left"/>
+    </w:lvl>
+    <w:lvl w:ilvl="4" w:tplc="ED8A4A82">
+      <w:numFmt w:val="decimal"/>
+      <w:lvlText w:val=""/>
+      <w:lvlJc w:val="left"/>
+    </w:lvl>
+    <w:lvl w:ilvl="5" w:tplc="C43E2354">
+      <w:numFmt w:val="decimal"/>
+      <w:lvlText w:val=""/>
+      <w:lvlJc w:val="left"/>
+    </w:lvl>
+    <w:lvl w:ilvl="6" w:tplc="C9DEF6F2">
+      <w:numFmt w:val="decimal"/>
+      <w:lvlText w:val=""/>
+      <w:lvlJc w:val="left"/>
+    </w:lvl>
+    <w:lvl w:ilvl="7" w:tplc="60B0A81E">
+      <w:numFmt w:val="decimal"/>
+      <w:lvlText w:val=""/>
+      <w:lvlJc w:val="left"/>
+    </w:lvl>
+    <w:lvl w:ilvl="8" w:tplc="F0BE3120">
       <w:numFmt w:val="decimal"/>
       <w:lvlText w:val=""/>
       <w:lvlJc w:val="left"/>
     </w:lvl>
   </w:abstractNum>
   <w:abstractNum w:abstractNumId="13" w15:restartNumberingAfterBreak="0">
-    <w:nsid w:val="24481FA1"/>
+    <w:nsid w:val="4E677E74"/>
     <w:multiLevelType w:val="hybridMultilevel"/>
-    <w:tmpl w:val="50621078"/>
-    <w:lvl w:ilvl="0" w:tplc="42B81A68">
+    <w:tmpl w:val="134240A8"/>
+    <w:lvl w:ilvl="0" w:tplc="B904888C">
       <w:start w:val="1"/>
       <w:numFmt w:val="decimal"/>
       <w:lvlText w:val="%1."/>
@@ -14762,52 +14800,52 @@
         <w:color w:val="A67C27"/>
       </w:rPr>
     </w:lvl>
-    <w:lvl w:ilvl="1" w:tplc="8F4CEDA8">
-      <w:numFmt w:val="decimal"/>
-      <w:lvlText w:val=""/>
-      <w:lvlJc w:val="left"/>
-    </w:lvl>
-    <w:lvl w:ilvl="2" w:tplc="EC1EBB3E">
-      <w:numFmt w:val="decimal"/>
-      <w:lvlText w:val=""/>
-      <w:lvlJc w:val="left"/>
-    </w:lvl>
-    <w:lvl w:ilvl="3" w:tplc="B4BAE6FE">
-      <w:numFmt w:val="decimal"/>
-      <w:lvlText w:val=""/>
-      <w:lvlJc w:val="left"/>
-    </w:lvl>
-    <w:lvl w:ilvl="4" w:tplc="58B6938C">
-      <w:numFmt w:val="decimal"/>
-      <w:lvlText w:val=""/>
-      <w:lvlJc w:val="left"/>
-    </w:lvl>
-    <w:lvl w:ilvl="5" w:tplc="E67CE776">
-      <w:numFmt w:val="decimal"/>
-      <w:lvlText w:val=""/>
-      <w:lvlJc w:val="left"/>
-    </w:lvl>
-    <w:lvl w:ilvl="6" w:tplc="3446C78E">
-      <w:numFmt w:val="decimal"/>
-      <w:lvlText w:val=""/>
-      <w:lvlJc w:val="left"/>
-    </w:lvl>
-    <w:lvl w:ilvl="7" w:tplc="13CA7424">
-      <w:numFmt w:val="decimal"/>
-      <w:lvlText w:val=""/>
-      <w:lvlJc w:val="left"/>
-    </w:lvl>
-    <w:lvl w:ilvl="8" w:tplc="00365944">
+    <w:lvl w:ilvl="1" w:tplc="0C78CCDE">
+      <w:numFmt w:val="decimal"/>
+      <w:lvlText w:val=""/>
+      <w:lvlJc w:val="left"/>
+    </w:lvl>
+    <w:lvl w:ilvl="2" w:tplc="07FA7E50">
+      <w:numFmt w:val="decimal"/>
+      <w:lvlText w:val=""/>
+      <w:lvlJc w:val="left"/>
+    </w:lvl>
+    <w:lvl w:ilvl="3" w:tplc="4A0AC3E4">
+      <w:numFmt w:val="decimal"/>
+      <w:lvlText w:val=""/>
+      <w:lvlJc w:val="left"/>
+    </w:lvl>
+    <w:lvl w:ilvl="4" w:tplc="BD7CC362">
+      <w:numFmt w:val="decimal"/>
+      <w:lvlText w:val=""/>
+      <w:lvlJc w:val="left"/>
+    </w:lvl>
+    <w:lvl w:ilvl="5" w:tplc="219E1DBC">
+      <w:numFmt w:val="decimal"/>
+      <w:lvlText w:val=""/>
+      <w:lvlJc w:val="left"/>
+    </w:lvl>
+    <w:lvl w:ilvl="6" w:tplc="1F7ADB80">
+      <w:numFmt w:val="decimal"/>
+      <w:lvlText w:val=""/>
+      <w:lvlJc w:val="left"/>
+    </w:lvl>
+    <w:lvl w:ilvl="7" w:tplc="60423728">
+      <w:numFmt w:val="decimal"/>
+      <w:lvlText w:val=""/>
+      <w:lvlJc w:val="left"/>
+    </w:lvl>
+    <w:lvl w:ilvl="8" w:tplc="66FC5724">
       <w:numFmt w:val="decimal"/>
       <w:lvlText w:val=""/>
       <w:lvlJc w:val="left"/>
     </w:lvl>
   </w:abstractNum>
   <w:abstractNum w:abstractNumId="14" w15:restartNumberingAfterBreak="0">
-    <w:nsid w:val="2B935208"/>
+    <w:nsid w:val="57D5449B"/>
     <w:multiLevelType w:val="hybridMultilevel"/>
-    <w:tmpl w:val="A0A8DF60"/>
-    <w:lvl w:ilvl="0" w:tplc="14C091E0">
+    <w:tmpl w:val="885494D6"/>
+    <w:lvl w:ilvl="0" w:tplc="70B65B0C">
       <w:start w:val="1"/>
       <w:numFmt w:val="decimal"/>
       <w:lvlText w:val="%1."/>
@@ -14821,52 +14859,52 @@
         <w:color w:val="A67C27"/>
       </w:rPr>
     </w:lvl>
-    <w:lvl w:ilvl="1" w:tplc="D2F497F6">
-      <w:numFmt w:val="decimal"/>
-      <w:lvlText w:val=""/>
-      <w:lvlJc w:val="left"/>
-    </w:lvl>
-    <w:lvl w:ilvl="2" w:tplc="4D2E7046">
-      <w:numFmt w:val="decimal"/>
-      <w:lvlText w:val=""/>
-      <w:lvlJc w:val="left"/>
-    </w:lvl>
-    <w:lvl w:ilvl="3" w:tplc="BD063424">
-      <w:numFmt w:val="decimal"/>
-      <w:lvlText w:val=""/>
-      <w:lvlJc w:val="left"/>
-    </w:lvl>
-    <w:lvl w:ilvl="4" w:tplc="A30EBA86">
-      <w:numFmt w:val="decimal"/>
-      <w:lvlText w:val=""/>
-      <w:lvlJc w:val="left"/>
-    </w:lvl>
-    <w:lvl w:ilvl="5" w:tplc="2C900994">
-      <w:numFmt w:val="decimal"/>
-      <w:lvlText w:val=""/>
-      <w:lvlJc w:val="left"/>
-    </w:lvl>
-    <w:lvl w:ilvl="6" w:tplc="C4B2585C">
-      <w:numFmt w:val="decimal"/>
-      <w:lvlText w:val=""/>
-      <w:lvlJc w:val="left"/>
-    </w:lvl>
-    <w:lvl w:ilvl="7" w:tplc="458A1402">
-      <w:numFmt w:val="decimal"/>
-      <w:lvlText w:val=""/>
-      <w:lvlJc w:val="left"/>
-    </w:lvl>
-    <w:lvl w:ilvl="8" w:tplc="00DAFD10">
+    <w:lvl w:ilvl="1" w:tplc="5CF0CCFE">
+      <w:numFmt w:val="decimal"/>
+      <w:lvlText w:val=""/>
+      <w:lvlJc w:val="left"/>
+    </w:lvl>
+    <w:lvl w:ilvl="2" w:tplc="B7722196">
+      <w:numFmt w:val="decimal"/>
+      <w:lvlText w:val=""/>
+      <w:lvlJc w:val="left"/>
+    </w:lvl>
+    <w:lvl w:ilvl="3" w:tplc="D032CCF8">
+      <w:numFmt w:val="decimal"/>
+      <w:lvlText w:val=""/>
+      <w:lvlJc w:val="left"/>
+    </w:lvl>
+    <w:lvl w:ilvl="4" w:tplc="D0EA198C">
+      <w:numFmt w:val="decimal"/>
+      <w:lvlText w:val=""/>
+      <w:lvlJc w:val="left"/>
+    </w:lvl>
+    <w:lvl w:ilvl="5" w:tplc="53649874">
+      <w:numFmt w:val="decimal"/>
+      <w:lvlText w:val=""/>
+      <w:lvlJc w:val="left"/>
+    </w:lvl>
+    <w:lvl w:ilvl="6" w:tplc="06A43D7A">
+      <w:numFmt w:val="decimal"/>
+      <w:lvlText w:val=""/>
+      <w:lvlJc w:val="left"/>
+    </w:lvl>
+    <w:lvl w:ilvl="7" w:tplc="028289C2">
+      <w:numFmt w:val="decimal"/>
+      <w:lvlText w:val=""/>
+      <w:lvlJc w:val="left"/>
+    </w:lvl>
+    <w:lvl w:ilvl="8" w:tplc="3E943742">
       <w:numFmt w:val="decimal"/>
       <w:lvlText w:val=""/>
       <w:lvlJc w:val="left"/>
     </w:lvl>
   </w:abstractNum>
   <w:abstractNum w:abstractNumId="15" w15:restartNumberingAfterBreak="0">
-    <w:nsid w:val="31F37EB8"/>
+    <w:nsid w:val="5BB7514D"/>
     <w:multiLevelType w:val="hybridMultilevel"/>
-    <w:tmpl w:val="62B2CA6A"/>
-    <w:lvl w:ilvl="0" w:tplc="C7F0D4CA">
+    <w:tmpl w:val="656C5CBC"/>
+    <w:lvl w:ilvl="0" w:tplc="ED1CD5E6">
       <w:start w:val="1"/>
       <w:numFmt w:val="decimal"/>
       <w:lvlText w:val="%1."/>
@@ -14880,138 +14918,52 @@
         <w:color w:val="A67C27"/>
       </w:rPr>
     </w:lvl>
-    <w:lvl w:ilvl="1" w:tplc="DFC89E14">
-      <w:numFmt w:val="decimal"/>
-      <w:lvlText w:val=""/>
-      <w:lvlJc w:val="left"/>
-    </w:lvl>
-    <w:lvl w:ilvl="2" w:tplc="E2EC26EC">
-      <w:numFmt w:val="decimal"/>
-      <w:lvlText w:val=""/>
-      <w:lvlJc w:val="left"/>
-    </w:lvl>
-    <w:lvl w:ilvl="3" w:tplc="8806DEA4">
-      <w:numFmt w:val="decimal"/>
-      <w:lvlText w:val=""/>
-      <w:lvlJc w:val="left"/>
-    </w:lvl>
-    <w:lvl w:ilvl="4" w:tplc="DC3A4132">
-      <w:numFmt w:val="decimal"/>
-      <w:lvlText w:val=""/>
-      <w:lvlJc w:val="left"/>
-    </w:lvl>
-    <w:lvl w:ilvl="5" w:tplc="70A836CC">
-      <w:numFmt w:val="decimal"/>
-      <w:lvlText w:val=""/>
-      <w:lvlJc w:val="left"/>
-    </w:lvl>
-    <w:lvl w:ilvl="6" w:tplc="B3CAFB3A">
-      <w:numFmt w:val="decimal"/>
-      <w:lvlText w:val=""/>
-      <w:lvlJc w:val="left"/>
-    </w:lvl>
-    <w:lvl w:ilvl="7" w:tplc="9D6E02FC">
-      <w:numFmt w:val="decimal"/>
-      <w:lvlText w:val=""/>
-      <w:lvlJc w:val="left"/>
-    </w:lvl>
-    <w:lvl w:ilvl="8" w:tplc="E0C6A86E">
+    <w:lvl w:ilvl="1" w:tplc="60DC4074">
+      <w:numFmt w:val="decimal"/>
+      <w:lvlText w:val=""/>
+      <w:lvlJc w:val="left"/>
+    </w:lvl>
+    <w:lvl w:ilvl="2" w:tplc="02E45C6A">
+      <w:numFmt w:val="decimal"/>
+      <w:lvlText w:val=""/>
+      <w:lvlJc w:val="left"/>
+    </w:lvl>
+    <w:lvl w:ilvl="3" w:tplc="D5A26400">
+      <w:numFmt w:val="decimal"/>
+      <w:lvlText w:val=""/>
+      <w:lvlJc w:val="left"/>
+    </w:lvl>
+    <w:lvl w:ilvl="4" w:tplc="E7AE8FD6">
+      <w:numFmt w:val="decimal"/>
+      <w:lvlText w:val=""/>
+      <w:lvlJc w:val="left"/>
+    </w:lvl>
+    <w:lvl w:ilvl="5" w:tplc="677EDED8">
+      <w:numFmt w:val="decimal"/>
+      <w:lvlText w:val=""/>
+      <w:lvlJc w:val="left"/>
+    </w:lvl>
+    <w:lvl w:ilvl="6" w:tplc="85CE9626">
+      <w:numFmt w:val="decimal"/>
+      <w:lvlText w:val=""/>
+      <w:lvlJc w:val="left"/>
+    </w:lvl>
+    <w:lvl w:ilvl="7" w:tplc="D4A6A100">
+      <w:numFmt w:val="decimal"/>
+      <w:lvlText w:val=""/>
+      <w:lvlJc w:val="left"/>
+    </w:lvl>
+    <w:lvl w:ilvl="8" w:tplc="FE00140C">
       <w:numFmt w:val="decimal"/>
       <w:lvlText w:val=""/>
       <w:lvlJc w:val="left"/>
     </w:lvl>
   </w:abstractNum>
   <w:abstractNum w:abstractNumId="16" w15:restartNumberingAfterBreak="0">
-    <w:nsid w:val="37A918A8"/>
+    <w:nsid w:val="5C5E562E"/>
     <w:multiLevelType w:val="hybridMultilevel"/>
-    <w:tmpl w:val="28828BDC"/>
-    <w:lvl w:ilvl="0" w:tplc="00C03A5C">
-      <w:start w:val="1"/>
-      <w:numFmt w:val="bullet"/>
-      <w:lvlText w:val="●"/>
-      <w:lvlJc w:val="left"/>
-      <w:pPr>
-        <w:ind w:left="720" w:hanging="360"/>
-      </w:pPr>
-    </w:lvl>
-    <w:lvl w:ilvl="1" w:tplc="51F46B5A">
-      <w:start w:val="1"/>
-      <w:numFmt w:val="bullet"/>
-      <w:lvlText w:val="○"/>
-      <w:lvlJc w:val="left"/>
-      <w:pPr>
-        <w:ind w:left="1440" w:hanging="360"/>
-      </w:pPr>
-    </w:lvl>
-    <w:lvl w:ilvl="2" w:tplc="DF402F28">
-      <w:start w:val="1"/>
-      <w:numFmt w:val="bullet"/>
-      <w:lvlText w:val="■"/>
-      <w:lvlJc w:val="left"/>
-      <w:pPr>
-        <w:ind w:left="2160" w:hanging="360"/>
-      </w:pPr>
-    </w:lvl>
-    <w:lvl w:ilvl="3" w:tplc="74B4BE96">
-      <w:start w:val="1"/>
-      <w:numFmt w:val="bullet"/>
-      <w:lvlText w:val="●"/>
-      <w:lvlJc w:val="left"/>
-      <w:pPr>
-        <w:ind w:left="2880" w:hanging="360"/>
-      </w:pPr>
-    </w:lvl>
-    <w:lvl w:ilvl="4" w:tplc="11A2D000">
-      <w:start w:val="1"/>
-      <w:numFmt w:val="bullet"/>
-      <w:lvlText w:val="○"/>
-      <w:lvlJc w:val="left"/>
-      <w:pPr>
-        <w:ind w:left="3600" w:hanging="360"/>
-      </w:pPr>
-    </w:lvl>
-    <w:lvl w:ilvl="5" w:tplc="4B16F2E2">
-      <w:start w:val="1"/>
-      <w:numFmt w:val="bullet"/>
-      <w:lvlText w:val="■"/>
-      <w:lvlJc w:val="left"/>
-      <w:pPr>
-        <w:ind w:left="4320" w:hanging="360"/>
-      </w:pPr>
-    </w:lvl>
-    <w:lvl w:ilvl="6" w:tplc="65CE0A26">
-      <w:start w:val="1"/>
-      <w:numFmt w:val="bullet"/>
-      <w:lvlText w:val="●"/>
-      <w:lvlJc w:val="left"/>
-      <w:pPr>
-        <w:ind w:left="5040" w:hanging="360"/>
-      </w:pPr>
-    </w:lvl>
-    <w:lvl w:ilvl="7" w:tplc="95C883F8">
-      <w:start w:val="1"/>
-      <w:numFmt w:val="bullet"/>
-      <w:lvlText w:val="●"/>
-      <w:lvlJc w:val="left"/>
-      <w:pPr>
-        <w:ind w:left="5760" w:hanging="360"/>
-      </w:pPr>
-    </w:lvl>
-    <w:lvl w:ilvl="8" w:tplc="216C8F4E">
-      <w:start w:val="1"/>
-      <w:numFmt w:val="bullet"/>
-      <w:lvlText w:val="●"/>
-      <w:lvlJc w:val="left"/>
-      <w:pPr>
-        <w:ind w:left="6480" w:hanging="360"/>
-      </w:pPr>
-    </w:lvl>
-  </w:abstractNum>
-  <w:abstractNum w:abstractNumId="17" w15:restartNumberingAfterBreak="0">
-    <w:nsid w:val="3CC226D2"/>
-    <w:multiLevelType w:val="hybridMultilevel"/>
-    <w:tmpl w:val="FEE40DEE"/>
-    <w:lvl w:ilvl="0" w:tplc="CD54C636">
+    <w:tmpl w:val="F77CEE22"/>
+    <w:lvl w:ilvl="0" w:tplc="437C7908">
       <w:start w:val="1"/>
       <w:numFmt w:val="decimal"/>
       <w:lvlText w:val="%1."/>
@@ -15025,52 +14977,52 @@
         <w:color w:val="A67C27"/>
       </w:rPr>
     </w:lvl>
-    <w:lvl w:ilvl="1" w:tplc="B0B6B6DE">
-      <w:numFmt w:val="decimal"/>
-      <w:lvlText w:val=""/>
-      <w:lvlJc w:val="left"/>
-    </w:lvl>
-    <w:lvl w:ilvl="2" w:tplc="F140C2D0">
-      <w:numFmt w:val="decimal"/>
-      <w:lvlText w:val=""/>
-      <w:lvlJc w:val="left"/>
-    </w:lvl>
-    <w:lvl w:ilvl="3" w:tplc="239EEDCA">
-      <w:numFmt w:val="decimal"/>
-      <w:lvlText w:val=""/>
-      <w:lvlJc w:val="left"/>
-    </w:lvl>
-    <w:lvl w:ilvl="4" w:tplc="2048DA52">
-      <w:numFmt w:val="decimal"/>
-      <w:lvlText w:val=""/>
-      <w:lvlJc w:val="left"/>
-    </w:lvl>
-    <w:lvl w:ilvl="5" w:tplc="2C622F32">
-      <w:numFmt w:val="decimal"/>
-      <w:lvlText w:val=""/>
-      <w:lvlJc w:val="left"/>
-    </w:lvl>
-    <w:lvl w:ilvl="6" w:tplc="E330451E">
-      <w:numFmt w:val="decimal"/>
-      <w:lvlText w:val=""/>
-      <w:lvlJc w:val="left"/>
-    </w:lvl>
-    <w:lvl w:ilvl="7" w:tplc="FD763178">
-      <w:numFmt w:val="decimal"/>
-      <w:lvlText w:val=""/>
-      <w:lvlJc w:val="left"/>
-    </w:lvl>
-    <w:lvl w:ilvl="8" w:tplc="147886B2">
+    <w:lvl w:ilvl="1" w:tplc="826E38BE">
+      <w:numFmt w:val="decimal"/>
+      <w:lvlText w:val=""/>
+      <w:lvlJc w:val="left"/>
+    </w:lvl>
+    <w:lvl w:ilvl="2" w:tplc="4DE849CE">
+      <w:numFmt w:val="decimal"/>
+      <w:lvlText w:val=""/>
+      <w:lvlJc w:val="left"/>
+    </w:lvl>
+    <w:lvl w:ilvl="3" w:tplc="C24C7332">
+      <w:numFmt w:val="decimal"/>
+      <w:lvlText w:val=""/>
+      <w:lvlJc w:val="left"/>
+    </w:lvl>
+    <w:lvl w:ilvl="4" w:tplc="CF80D90C">
+      <w:numFmt w:val="decimal"/>
+      <w:lvlText w:val=""/>
+      <w:lvlJc w:val="left"/>
+    </w:lvl>
+    <w:lvl w:ilvl="5" w:tplc="3DCE6FA2">
+      <w:numFmt w:val="decimal"/>
+      <w:lvlText w:val=""/>
+      <w:lvlJc w:val="left"/>
+    </w:lvl>
+    <w:lvl w:ilvl="6" w:tplc="FC968D56">
+      <w:numFmt w:val="decimal"/>
+      <w:lvlText w:val=""/>
+      <w:lvlJc w:val="left"/>
+    </w:lvl>
+    <w:lvl w:ilvl="7" w:tplc="B6DA6DCE">
+      <w:numFmt w:val="decimal"/>
+      <w:lvlText w:val=""/>
+      <w:lvlJc w:val="left"/>
+    </w:lvl>
+    <w:lvl w:ilvl="8" w:tplc="F698B382">
       <w:numFmt w:val="decimal"/>
       <w:lvlText w:val=""/>
       <w:lvlJc w:val="left"/>
     </w:lvl>
   </w:abstractNum>
-  <w:abstractNum w:abstractNumId="18" w15:restartNumberingAfterBreak="0">
-    <w:nsid w:val="47DE63E6"/>
+  <w:abstractNum w:abstractNumId="17" w15:restartNumberingAfterBreak="0">
+    <w:nsid w:val="71702B66"/>
     <w:multiLevelType w:val="hybridMultilevel"/>
-    <w:tmpl w:val="682E057E"/>
-    <w:lvl w:ilvl="0" w:tplc="EB604D62">
+    <w:tmpl w:val="336038F2"/>
+    <w:lvl w:ilvl="0" w:tplc="FDE8541C">
       <w:start w:val="1"/>
       <w:numFmt w:val="decimal"/>
       <w:lvlText w:val="%1."/>
@@ -15084,52 +15036,52 @@
         <w:color w:val="A67C27"/>
       </w:rPr>
     </w:lvl>
-    <w:lvl w:ilvl="1" w:tplc="3E721BCA">
-      <w:numFmt w:val="decimal"/>
-      <w:lvlText w:val=""/>
-      <w:lvlJc w:val="left"/>
-    </w:lvl>
-    <w:lvl w:ilvl="2" w:tplc="53A45024">
-      <w:numFmt w:val="decimal"/>
-      <w:lvlText w:val=""/>
-      <w:lvlJc w:val="left"/>
-    </w:lvl>
-    <w:lvl w:ilvl="3" w:tplc="D91EEB3E">
-      <w:numFmt w:val="decimal"/>
-      <w:lvlText w:val=""/>
-      <w:lvlJc w:val="left"/>
-    </w:lvl>
-    <w:lvl w:ilvl="4" w:tplc="451A8BC6">
-      <w:numFmt w:val="decimal"/>
-      <w:lvlText w:val=""/>
-      <w:lvlJc w:val="left"/>
-    </w:lvl>
-    <w:lvl w:ilvl="5" w:tplc="AF1C30F0">
-      <w:numFmt w:val="decimal"/>
-      <w:lvlText w:val=""/>
-      <w:lvlJc w:val="left"/>
-    </w:lvl>
-    <w:lvl w:ilvl="6" w:tplc="BE8A2400">
-      <w:numFmt w:val="decimal"/>
-      <w:lvlText w:val=""/>
-      <w:lvlJc w:val="left"/>
-    </w:lvl>
-    <w:lvl w:ilvl="7" w:tplc="8B7C7AAE">
-      <w:numFmt w:val="decimal"/>
-      <w:lvlText w:val=""/>
-      <w:lvlJc w:val="left"/>
-    </w:lvl>
-    <w:lvl w:ilvl="8" w:tplc="D80276AE">
+    <w:lvl w:ilvl="1" w:tplc="20D87B0E">
+      <w:numFmt w:val="decimal"/>
+      <w:lvlText w:val=""/>
+      <w:lvlJc w:val="left"/>
+    </w:lvl>
+    <w:lvl w:ilvl="2" w:tplc="3BEC495C">
+      <w:numFmt w:val="decimal"/>
+      <w:lvlText w:val=""/>
+      <w:lvlJc w:val="left"/>
+    </w:lvl>
+    <w:lvl w:ilvl="3" w:tplc="CE44C486">
+      <w:numFmt w:val="decimal"/>
+      <w:lvlText w:val=""/>
+      <w:lvlJc w:val="left"/>
+    </w:lvl>
+    <w:lvl w:ilvl="4" w:tplc="E968D856">
+      <w:numFmt w:val="decimal"/>
+      <w:lvlText w:val=""/>
+      <w:lvlJc w:val="left"/>
+    </w:lvl>
+    <w:lvl w:ilvl="5" w:tplc="E9AC311C">
+      <w:numFmt w:val="decimal"/>
+      <w:lvlText w:val=""/>
+      <w:lvlJc w:val="left"/>
+    </w:lvl>
+    <w:lvl w:ilvl="6" w:tplc="4ADE78EE">
+      <w:numFmt w:val="decimal"/>
+      <w:lvlText w:val=""/>
+      <w:lvlJc w:val="left"/>
+    </w:lvl>
+    <w:lvl w:ilvl="7" w:tplc="DE6C6DA2">
+      <w:numFmt w:val="decimal"/>
+      <w:lvlText w:val=""/>
+      <w:lvlJc w:val="left"/>
+    </w:lvl>
+    <w:lvl w:ilvl="8" w:tplc="45E0F9FA">
       <w:numFmt w:val="decimal"/>
       <w:lvlText w:val=""/>
       <w:lvlJc w:val="left"/>
     </w:lvl>
   </w:abstractNum>
-  <w:abstractNum w:abstractNumId="19" w15:restartNumberingAfterBreak="0">
-    <w:nsid w:val="50A058CA"/>
+  <w:abstractNum w:abstractNumId="18" w15:restartNumberingAfterBreak="0">
+    <w:nsid w:val="71C0142F"/>
     <w:multiLevelType w:val="hybridMultilevel"/>
-    <w:tmpl w:val="2CAC3BD6"/>
-    <w:lvl w:ilvl="0" w:tplc="03BA70FE">
+    <w:tmpl w:val="24867600"/>
+    <w:lvl w:ilvl="0" w:tplc="39969E18">
       <w:start w:val="1"/>
       <w:numFmt w:val="decimal"/>
       <w:lvlText w:val="%1."/>
@@ -15143,52 +15095,52 @@
         <w:color w:val="A67C27"/>
       </w:rPr>
     </w:lvl>
-    <w:lvl w:ilvl="1" w:tplc="4762040E">
-      <w:numFmt w:val="decimal"/>
-      <w:lvlText w:val=""/>
-      <w:lvlJc w:val="left"/>
-    </w:lvl>
-    <w:lvl w:ilvl="2" w:tplc="D500E908">
-      <w:numFmt w:val="decimal"/>
-      <w:lvlText w:val=""/>
-      <w:lvlJc w:val="left"/>
-    </w:lvl>
-    <w:lvl w:ilvl="3" w:tplc="8AB4822E">
-      <w:numFmt w:val="decimal"/>
-      <w:lvlText w:val=""/>
-      <w:lvlJc w:val="left"/>
-    </w:lvl>
-    <w:lvl w:ilvl="4" w:tplc="C0B8C4FA">
-      <w:numFmt w:val="decimal"/>
-      <w:lvlText w:val=""/>
-      <w:lvlJc w:val="left"/>
-    </w:lvl>
-    <w:lvl w:ilvl="5" w:tplc="4F664B70">
-      <w:numFmt w:val="decimal"/>
-      <w:lvlText w:val=""/>
-      <w:lvlJc w:val="left"/>
-    </w:lvl>
-    <w:lvl w:ilvl="6" w:tplc="93A80C22">
-      <w:numFmt w:val="decimal"/>
-      <w:lvlText w:val=""/>
-      <w:lvlJc w:val="left"/>
-    </w:lvl>
-    <w:lvl w:ilvl="7" w:tplc="EAC88D60">
-      <w:numFmt w:val="decimal"/>
-      <w:lvlText w:val=""/>
-      <w:lvlJc w:val="left"/>
-    </w:lvl>
-    <w:lvl w:ilvl="8" w:tplc="FCD8B806">
+    <w:lvl w:ilvl="1" w:tplc="6F9AFE44">
+      <w:numFmt w:val="decimal"/>
+      <w:lvlText w:val=""/>
+      <w:lvlJc w:val="left"/>
+    </w:lvl>
+    <w:lvl w:ilvl="2" w:tplc="22B86048">
+      <w:numFmt w:val="decimal"/>
+      <w:lvlText w:val=""/>
+      <w:lvlJc w:val="left"/>
+    </w:lvl>
+    <w:lvl w:ilvl="3" w:tplc="2FBCB1AC">
+      <w:numFmt w:val="decimal"/>
+      <w:lvlText w:val=""/>
+      <w:lvlJc w:val="left"/>
+    </w:lvl>
+    <w:lvl w:ilvl="4" w:tplc="9C8E852C">
+      <w:numFmt w:val="decimal"/>
+      <w:lvlText w:val=""/>
+      <w:lvlJc w:val="left"/>
+    </w:lvl>
+    <w:lvl w:ilvl="5" w:tplc="4DDAF96A">
+      <w:numFmt w:val="decimal"/>
+      <w:lvlText w:val=""/>
+      <w:lvlJc w:val="left"/>
+    </w:lvl>
+    <w:lvl w:ilvl="6" w:tplc="D8C6BC6C">
+      <w:numFmt w:val="decimal"/>
+      <w:lvlText w:val=""/>
+      <w:lvlJc w:val="left"/>
+    </w:lvl>
+    <w:lvl w:ilvl="7" w:tplc="0F3E3232">
+      <w:numFmt w:val="decimal"/>
+      <w:lvlText w:val=""/>
+      <w:lvlJc w:val="left"/>
+    </w:lvl>
+    <w:lvl w:ilvl="8" w:tplc="1728B30A">
       <w:numFmt w:val="decimal"/>
       <w:lvlText w:val=""/>
       <w:lvlJc w:val="left"/>
     </w:lvl>
   </w:abstractNum>
-  <w:abstractNum w:abstractNumId="20" w15:restartNumberingAfterBreak="0">
-    <w:nsid w:val="59206B08"/>
+  <w:abstractNum w:abstractNumId="19" w15:restartNumberingAfterBreak="0">
+    <w:nsid w:val="75B562D9"/>
     <w:multiLevelType w:val="hybridMultilevel"/>
-    <w:tmpl w:val="9A9E388A"/>
-    <w:lvl w:ilvl="0" w:tplc="97AC2CFE">
+    <w:tmpl w:val="D6923A32"/>
+    <w:lvl w:ilvl="0" w:tplc="E7009454">
       <w:start w:val="1"/>
       <w:numFmt w:val="decimal"/>
       <w:lvlText w:val="%1."/>
@@ -15202,52 +15154,110 @@
         <w:color w:val="A67C27"/>
       </w:rPr>
     </w:lvl>
-    <w:lvl w:ilvl="1" w:tplc="56E2B784">
-      <w:numFmt w:val="decimal"/>
-      <w:lvlText w:val=""/>
-      <w:lvlJc w:val="left"/>
-    </w:lvl>
-    <w:lvl w:ilvl="2" w:tplc="C38A3FF2">
-      <w:numFmt w:val="decimal"/>
-      <w:lvlText w:val=""/>
-      <w:lvlJc w:val="left"/>
-    </w:lvl>
-    <w:lvl w:ilvl="3" w:tplc="B2669920">
-      <w:numFmt w:val="decimal"/>
-      <w:lvlText w:val=""/>
-      <w:lvlJc w:val="left"/>
-    </w:lvl>
-    <w:lvl w:ilvl="4" w:tplc="0EE025FC">
-      <w:numFmt w:val="decimal"/>
-      <w:lvlText w:val=""/>
-      <w:lvlJc w:val="left"/>
-    </w:lvl>
-    <w:lvl w:ilvl="5" w:tplc="92E62A54">
-      <w:numFmt w:val="decimal"/>
-      <w:lvlText w:val=""/>
-      <w:lvlJc w:val="left"/>
-    </w:lvl>
-    <w:lvl w:ilvl="6" w:tplc="617EA86E">
-      <w:numFmt w:val="decimal"/>
-      <w:lvlText w:val=""/>
-      <w:lvlJc w:val="left"/>
-    </w:lvl>
-    <w:lvl w:ilvl="7" w:tplc="2D20949C">
-      <w:numFmt w:val="decimal"/>
-      <w:lvlText w:val=""/>
-      <w:lvlJc w:val="left"/>
-    </w:lvl>
-    <w:lvl w:ilvl="8" w:tplc="92847806">
+    <w:lvl w:ilvl="1" w:tplc="BEAC4F1A">
+      <w:numFmt w:val="decimal"/>
+      <w:lvlText w:val=""/>
+      <w:lvlJc w:val="left"/>
+    </w:lvl>
+    <w:lvl w:ilvl="2" w:tplc="26B43F34">
+      <w:numFmt w:val="decimal"/>
+      <w:lvlText w:val=""/>
+      <w:lvlJc w:val="left"/>
+    </w:lvl>
+    <w:lvl w:ilvl="3" w:tplc="1DCC6B5C">
+      <w:numFmt w:val="decimal"/>
+      <w:lvlText w:val=""/>
+      <w:lvlJc w:val="left"/>
+    </w:lvl>
+    <w:lvl w:ilvl="4" w:tplc="22707016">
+      <w:numFmt w:val="decimal"/>
+      <w:lvlText w:val=""/>
+      <w:lvlJc w:val="left"/>
+    </w:lvl>
+    <w:lvl w:ilvl="5" w:tplc="92DCA2E2">
+      <w:numFmt w:val="decimal"/>
+      <w:lvlText w:val=""/>
+      <w:lvlJc w:val="left"/>
+    </w:lvl>
+    <w:lvl w:ilvl="6" w:tplc="3D4CD950">
+      <w:numFmt w:val="decimal"/>
+      <w:lvlText w:val=""/>
+      <w:lvlJc w:val="left"/>
+    </w:lvl>
+    <w:lvl w:ilvl="7" w:tplc="4B80FD3E">
+      <w:numFmt w:val="decimal"/>
+      <w:lvlText w:val=""/>
+      <w:lvlJc w:val="left"/>
+    </w:lvl>
+    <w:lvl w:ilvl="8" w:tplc="EF54155C">
+      <w:numFmt w:val="decimal"/>
+      <w:lvlText w:val=""/>
+      <w:lvlJc w:val="left"/>
+    </w:lvl>
+  </w:abstractNum>
+  <w:abstractNum w:abstractNumId="20" w15:restartNumberingAfterBreak="0">
+    <w:nsid w:val="7C1A35BA"/>
+    <w:multiLevelType w:val="hybridMultilevel"/>
+    <w:tmpl w:val="C57846DC"/>
+    <w:lvl w:ilvl="0" w:tplc="C2467788">
+      <w:start w:val="1"/>
+      <w:numFmt w:val="bullet"/>
+      <w:lvlText w:val="•"/>
+      <w:lvlJc w:val="left"/>
+      <w:pPr>
+        <w:ind w:left="460" w:hanging="280"/>
+      </w:pPr>
+    </w:lvl>
+    <w:lvl w:ilvl="1" w:tplc="F6F2615E">
+      <w:start w:val="1"/>
+      <w:numFmt w:val="bullet"/>
+      <w:lvlText w:val="–"/>
+      <w:lvlJc w:val="left"/>
+      <w:pPr>
+        <w:ind w:left="900" w:hanging="280"/>
+      </w:pPr>
+    </w:lvl>
+    <w:lvl w:ilvl="2" w:tplc="E7AC3F0C">
+      <w:numFmt w:val="decimal"/>
+      <w:lvlText w:val=""/>
+      <w:lvlJc w:val="left"/>
+    </w:lvl>
+    <w:lvl w:ilvl="3" w:tplc="20387F6A">
+      <w:numFmt w:val="decimal"/>
+      <w:lvlText w:val=""/>
+      <w:lvlJc w:val="left"/>
+    </w:lvl>
+    <w:lvl w:ilvl="4" w:tplc="7CDC6E72">
+      <w:numFmt w:val="decimal"/>
+      <w:lvlText w:val=""/>
+      <w:lvlJc w:val="left"/>
+    </w:lvl>
+    <w:lvl w:ilvl="5" w:tplc="74F6A304">
+      <w:numFmt w:val="decimal"/>
+      <w:lvlText w:val=""/>
+      <w:lvlJc w:val="left"/>
+    </w:lvl>
+    <w:lvl w:ilvl="6" w:tplc="545E180C">
+      <w:numFmt w:val="decimal"/>
+      <w:lvlText w:val=""/>
+      <w:lvlJc w:val="left"/>
+    </w:lvl>
+    <w:lvl w:ilvl="7" w:tplc="D41CBA0C">
+      <w:numFmt w:val="decimal"/>
+      <w:lvlText w:val=""/>
+      <w:lvlJc w:val="left"/>
+    </w:lvl>
+    <w:lvl w:ilvl="8" w:tplc="0172CF16">
       <w:numFmt w:val="decimal"/>
       <w:lvlText w:val=""/>
       <w:lvlJc w:val="left"/>
     </w:lvl>
   </w:abstractNum>
   <w:abstractNum w:abstractNumId="21" w15:restartNumberingAfterBreak="0">
-    <w:nsid w:val="6DFF1759"/>
+    <w:nsid w:val="7F5A665C"/>
     <w:multiLevelType w:val="hybridMultilevel"/>
-    <w:tmpl w:val="F3468284"/>
-    <w:lvl w:ilvl="0" w:tplc="7CF2D3D0">
+    <w:tmpl w:val="39CCD0F8"/>
+    <w:lvl w:ilvl="0" w:tplc="721C18D2">
       <w:start w:val="1"/>
       <w:numFmt w:val="decimal"/>
       <w:lvlText w:val="%1."/>
@@ -15261,175 +15271,175 @@
         <w:color w:val="A67C27"/>
       </w:rPr>
     </w:lvl>
-    <w:lvl w:ilvl="1" w:tplc="7E805A9A">
-      <w:numFmt w:val="decimal"/>
-      <w:lvlText w:val=""/>
-      <w:lvlJc w:val="left"/>
-    </w:lvl>
-    <w:lvl w:ilvl="2" w:tplc="29BEDC96">
-      <w:numFmt w:val="decimal"/>
-      <w:lvlText w:val=""/>
-      <w:lvlJc w:val="left"/>
-    </w:lvl>
-    <w:lvl w:ilvl="3" w:tplc="1A1C183E">
-      <w:numFmt w:val="decimal"/>
-      <w:lvlText w:val=""/>
-      <w:lvlJc w:val="left"/>
-    </w:lvl>
-    <w:lvl w:ilvl="4" w:tplc="42787BFA">
-      <w:numFmt w:val="decimal"/>
-      <w:lvlText w:val=""/>
-      <w:lvlJc w:val="left"/>
-    </w:lvl>
-    <w:lvl w:ilvl="5" w:tplc="A3183A4A">
-      <w:numFmt w:val="decimal"/>
-      <w:lvlText w:val=""/>
-      <w:lvlJc w:val="left"/>
-    </w:lvl>
-    <w:lvl w:ilvl="6" w:tplc="7168322A">
-      <w:numFmt w:val="decimal"/>
-      <w:lvlText w:val=""/>
-      <w:lvlJc w:val="left"/>
-    </w:lvl>
-    <w:lvl w:ilvl="7" w:tplc="FE64F0E8">
-      <w:numFmt w:val="decimal"/>
-      <w:lvlText w:val=""/>
-      <w:lvlJc w:val="left"/>
-    </w:lvl>
-    <w:lvl w:ilvl="8" w:tplc="828E1BDE">
+    <w:lvl w:ilvl="1" w:tplc="75B642AE">
+      <w:numFmt w:val="decimal"/>
+      <w:lvlText w:val=""/>
+      <w:lvlJc w:val="left"/>
+    </w:lvl>
+    <w:lvl w:ilvl="2" w:tplc="86504D0A">
+      <w:numFmt w:val="decimal"/>
+      <w:lvlText w:val=""/>
+      <w:lvlJc w:val="left"/>
+    </w:lvl>
+    <w:lvl w:ilvl="3" w:tplc="127C8AE4">
+      <w:numFmt w:val="decimal"/>
+      <w:lvlText w:val=""/>
+      <w:lvlJc w:val="left"/>
+    </w:lvl>
+    <w:lvl w:ilvl="4" w:tplc="C7A2406E">
+      <w:numFmt w:val="decimal"/>
+      <w:lvlText w:val=""/>
+      <w:lvlJc w:val="left"/>
+    </w:lvl>
+    <w:lvl w:ilvl="5" w:tplc="51F0FABC">
+      <w:numFmt w:val="decimal"/>
+      <w:lvlText w:val=""/>
+      <w:lvlJc w:val="left"/>
+    </w:lvl>
+    <w:lvl w:ilvl="6" w:tplc="A9AC9654">
+      <w:numFmt w:val="decimal"/>
+      <w:lvlText w:val=""/>
+      <w:lvlJc w:val="left"/>
+    </w:lvl>
+    <w:lvl w:ilvl="7" w:tplc="84FE7BFC">
+      <w:numFmt w:val="decimal"/>
+      <w:lvlText w:val=""/>
+      <w:lvlJc w:val="left"/>
+    </w:lvl>
+    <w:lvl w:ilvl="8" w:tplc="EBC22992">
       <w:numFmt w:val="decimal"/>
       <w:lvlText w:val=""/>
       <w:lvlJc w:val="left"/>
     </w:lvl>
   </w:abstractNum>
-  <w:num w:numId="1" w16cid:durableId="1177575768">
+  <w:num w:numId="1" w16cid:durableId="440414777">
+    <w:abstractNumId w:val="0"/>
+    <w:lvlOverride w:ilvl="0">
+      <w:startOverride w:val="1"/>
+    </w:lvlOverride>
+  </w:num>
+  <w:num w:numId="2" w16cid:durableId="1970355613">
+    <w:abstractNumId w:val="20"/>
+    <w:lvlOverride w:ilvl="0">
+      <w:startOverride w:val="1"/>
+    </w:lvlOverride>
+  </w:num>
+  <w:num w:numId="3" w16cid:durableId="127935335">
+    <w:abstractNumId w:val="5"/>
+    <w:lvlOverride w:ilvl="0">
+      <w:startOverride w:val="1"/>
+    </w:lvlOverride>
+  </w:num>
+  <w:num w:numId="4" w16cid:durableId="799806430">
+    <w:abstractNumId w:val="17"/>
+    <w:lvlOverride w:ilvl="0">
+      <w:startOverride w:val="1"/>
+    </w:lvlOverride>
+  </w:num>
+  <w:num w:numId="5" w16cid:durableId="752436593">
+    <w:abstractNumId w:val="1"/>
+    <w:lvlOverride w:ilvl="0">
+      <w:startOverride w:val="1"/>
+    </w:lvlOverride>
+  </w:num>
+  <w:num w:numId="6" w16cid:durableId="408698505">
+    <w:abstractNumId w:val="12"/>
+    <w:lvlOverride w:ilvl="0">
+      <w:startOverride w:val="1"/>
+    </w:lvlOverride>
+  </w:num>
+  <w:num w:numId="7" w16cid:durableId="1196968440">
+    <w:abstractNumId w:val="11"/>
+    <w:lvlOverride w:ilvl="0">
+      <w:startOverride w:val="1"/>
+    </w:lvlOverride>
+  </w:num>
+  <w:num w:numId="8" w16cid:durableId="704910667">
+    <w:abstractNumId w:val="15"/>
+    <w:lvlOverride w:ilvl="0">
+      <w:startOverride w:val="1"/>
+    </w:lvlOverride>
+  </w:num>
+  <w:num w:numId="9" w16cid:durableId="158694794">
+    <w:abstractNumId w:val="9"/>
+    <w:lvlOverride w:ilvl="0">
+      <w:startOverride w:val="1"/>
+    </w:lvlOverride>
+  </w:num>
+  <w:num w:numId="10" w16cid:durableId="1897274987">
+    <w:abstractNumId w:val="8"/>
+    <w:lvlOverride w:ilvl="0">
+      <w:startOverride w:val="1"/>
+    </w:lvlOverride>
+  </w:num>
+  <w:num w:numId="11" w16cid:durableId="1581598113">
+    <w:abstractNumId w:val="21"/>
+    <w:lvlOverride w:ilvl="0">
+      <w:startOverride w:val="1"/>
+    </w:lvlOverride>
+  </w:num>
+  <w:num w:numId="12" w16cid:durableId="158622591">
+    <w:abstractNumId w:val="18"/>
+    <w:lvlOverride w:ilvl="0">
+      <w:startOverride w:val="1"/>
+    </w:lvlOverride>
+  </w:num>
+  <w:num w:numId="13" w16cid:durableId="809440321">
+    <w:abstractNumId w:val="7"/>
+    <w:lvlOverride w:ilvl="0">
+      <w:startOverride w:val="1"/>
+    </w:lvlOverride>
+  </w:num>
+  <w:num w:numId="14" w16cid:durableId="1112360703">
+    <w:abstractNumId w:val="19"/>
+    <w:lvlOverride w:ilvl="0">
+      <w:startOverride w:val="1"/>
+    </w:lvlOverride>
+  </w:num>
+  <w:num w:numId="15" w16cid:durableId="674769331">
+    <w:abstractNumId w:val="10"/>
+    <w:lvlOverride w:ilvl="0">
+      <w:startOverride w:val="1"/>
+    </w:lvlOverride>
+  </w:num>
+  <w:num w:numId="16" w16cid:durableId="1859611562">
+    <w:abstractNumId w:val="13"/>
+    <w:lvlOverride w:ilvl="0">
+      <w:startOverride w:val="1"/>
+    </w:lvlOverride>
+  </w:num>
+  <w:num w:numId="17" w16cid:durableId="2093424322">
+    <w:abstractNumId w:val="6"/>
+    <w:lvlOverride w:ilvl="0">
+      <w:startOverride w:val="1"/>
+    </w:lvlOverride>
+  </w:num>
+  <w:num w:numId="18" w16cid:durableId="1570071796">
+    <w:abstractNumId w:val="2"/>
+    <w:lvlOverride w:ilvl="0">
+      <w:startOverride w:val="1"/>
+    </w:lvlOverride>
+  </w:num>
+  <w:num w:numId="19" w16cid:durableId="41562038">
+    <w:abstractNumId w:val="14"/>
+    <w:lvlOverride w:ilvl="0">
+      <w:startOverride w:val="1"/>
+    </w:lvlOverride>
+  </w:num>
+  <w:num w:numId="20" w16cid:durableId="1472405950">
+    <w:abstractNumId w:val="4"/>
+    <w:lvlOverride w:ilvl="0">
+      <w:startOverride w:val="1"/>
+    </w:lvlOverride>
+  </w:num>
+  <w:num w:numId="21" w16cid:durableId="214851865">
     <w:abstractNumId w:val="16"/>
     <w:lvlOverride w:ilvl="0">
       <w:startOverride w:val="1"/>
     </w:lvlOverride>
   </w:num>
-  <w:num w:numId="2" w16cid:durableId="313029518">
-    <w:abstractNumId w:val="6"/>
-    <w:lvlOverride w:ilvl="0">
-      <w:startOverride w:val="1"/>
-    </w:lvlOverride>
-  </w:num>
-  <w:num w:numId="3" w16cid:durableId="1473250657">
-    <w:abstractNumId w:val="14"/>
-    <w:lvlOverride w:ilvl="0">
-      <w:startOverride w:val="1"/>
-    </w:lvlOverride>
-  </w:num>
-  <w:num w:numId="4" w16cid:durableId="1227836460">
-    <w:abstractNumId w:val="17"/>
-    <w:lvlOverride w:ilvl="0">
-      <w:startOverride w:val="1"/>
-    </w:lvlOverride>
-  </w:num>
-  <w:num w:numId="5" w16cid:durableId="310983729">
-    <w:abstractNumId w:val="19"/>
-    <w:lvlOverride w:ilvl="0">
-      <w:startOverride w:val="1"/>
-    </w:lvlOverride>
-  </w:num>
-  <w:num w:numId="6" w16cid:durableId="124393196">
-    <w:abstractNumId w:val="10"/>
-    <w:lvlOverride w:ilvl="0">
-      <w:startOverride w:val="1"/>
-    </w:lvlOverride>
-  </w:num>
-  <w:num w:numId="7" w16cid:durableId="844131754">
-    <w:abstractNumId w:val="9"/>
-    <w:lvlOverride w:ilvl="0">
-      <w:startOverride w:val="1"/>
-    </w:lvlOverride>
-  </w:num>
-  <w:num w:numId="8" w16cid:durableId="1492867143">
-    <w:abstractNumId w:val="11"/>
-    <w:lvlOverride w:ilvl="0">
-      <w:startOverride w:val="1"/>
-    </w:lvlOverride>
-  </w:num>
-  <w:num w:numId="9" w16cid:durableId="1395080959">
-    <w:abstractNumId w:val="7"/>
-    <w:lvlOverride w:ilvl="0">
-      <w:startOverride w:val="1"/>
-    </w:lvlOverride>
-  </w:num>
-  <w:num w:numId="10" w16cid:durableId="239289111">
-    <w:abstractNumId w:val="5"/>
-    <w:lvlOverride w:ilvl="0">
-      <w:startOverride w:val="1"/>
-    </w:lvlOverride>
-  </w:num>
-  <w:num w:numId="11" w16cid:durableId="1650131999">
-    <w:abstractNumId w:val="2"/>
-    <w:lvlOverride w:ilvl="0">
-      <w:startOverride w:val="1"/>
-    </w:lvlOverride>
-  </w:num>
-  <w:num w:numId="12" w16cid:durableId="840656478">
-    <w:abstractNumId w:val="8"/>
-    <w:lvlOverride w:ilvl="0">
-      <w:startOverride w:val="1"/>
-    </w:lvlOverride>
-  </w:num>
-  <w:num w:numId="13" w16cid:durableId="234121672">
-    <w:abstractNumId w:val="0"/>
-    <w:lvlOverride w:ilvl="0">
-      <w:startOverride w:val="1"/>
-    </w:lvlOverride>
-  </w:num>
-  <w:num w:numId="14" w16cid:durableId="1952396162">
-    <w:abstractNumId w:val="13"/>
-    <w:lvlOverride w:ilvl="0">
-      <w:startOverride w:val="1"/>
-    </w:lvlOverride>
-  </w:num>
-  <w:num w:numId="15" w16cid:durableId="1971860932">
-    <w:abstractNumId w:val="15"/>
-    <w:lvlOverride w:ilvl="0">
-      <w:startOverride w:val="1"/>
-    </w:lvlOverride>
-  </w:num>
-  <w:num w:numId="16" w16cid:durableId="1430469594">
-    <w:abstractNumId w:val="12"/>
-    <w:lvlOverride w:ilvl="0">
-      <w:startOverride w:val="1"/>
-    </w:lvlOverride>
-  </w:num>
-  <w:num w:numId="17" w16cid:durableId="1220363906">
-    <w:abstractNumId w:val="21"/>
-    <w:lvlOverride w:ilvl="0">
-      <w:startOverride w:val="1"/>
-    </w:lvlOverride>
-  </w:num>
-  <w:num w:numId="18" w16cid:durableId="2113166613">
-    <w:abstractNumId w:val="18"/>
-    <w:lvlOverride w:ilvl="0">
-      <w:startOverride w:val="1"/>
-    </w:lvlOverride>
-  </w:num>
-  <w:num w:numId="19" w16cid:durableId="991569480">
+  <w:num w:numId="22" w16cid:durableId="1035230011">
     <w:abstractNumId w:val="3"/>
-    <w:lvlOverride w:ilvl="0">
-      <w:startOverride w:val="1"/>
-    </w:lvlOverride>
-  </w:num>
-  <w:num w:numId="20" w16cid:durableId="1517689006">
-    <w:abstractNumId w:val="20"/>
-    <w:lvlOverride w:ilvl="0">
-      <w:startOverride w:val="1"/>
-    </w:lvlOverride>
-  </w:num>
-  <w:num w:numId="21" w16cid:durableId="314575205">
-    <w:abstractNumId w:val="4"/>
-    <w:lvlOverride w:ilvl="0">
-      <w:startOverride w:val="1"/>
-    </w:lvlOverride>
-  </w:num>
-  <w:num w:numId="22" w16cid:durableId="259067194">
-    <w:abstractNumId w:val="1"/>
     <w:lvlOverride w:ilvl="0">
       <w:startOverride w:val="1"/>
     </w:lvlOverride>
@@ -16054,7 +16064,7 @@
     <w:autoRedefine/>
     <w:uiPriority w:val="39"/>
     <w:unhideWhenUsed/>
-    <w:rsid w:val="003A53FF"/>
+    <w:rsid w:val="00F118E9"/>
     <w:pPr>
       <w:spacing w:after="100"/>
     </w:pPr>
@@ -16066,7 +16076,7 @@
     <w:autoRedefine/>
     <w:uiPriority w:val="39"/>
     <w:unhideWhenUsed/>
-    <w:rsid w:val="003A53FF"/>
+    <w:rsid w:val="00F118E9"/>
     <w:pPr>
       <w:spacing w:after="100"/>
       <w:ind w:left="210"/>

--- a/docs/manuals/Role_Guide_2_Field_Coordinator.docx
+++ b/docs/manuals/Role_Guide_2_Field_Coordinator.docx
@@ -69,7 +69,7 @@
           <w:left w:w="10" w:type="dxa"/>
           <w:right w:w="10" w:type="dxa"/>
         </w:tblCellMar>
-        <w:tblLook w:val="04A0" w:firstRow="1" w:lastRow="0" w:firstColumn="1" w:lastColumn="0" w:noHBand="0" w:noVBand="1"/>
+        <w:tblLook w:val="0000" w:firstRow="0" w:lastRow="0" w:firstColumn="0" w:lastColumn="0" w:noHBand="0" w:noVBand="0"/>
       </w:tblPr>
       <w:tblGrid>
         <w:gridCol w:w="2300"/>
@@ -538,7 +538,7 @@
     <w:sdt>
       <w:sdtPr>
         <w:alias w:val="Contents"/>
-        <w:id w:val="-1239944848"/>
+        <w:id w:val="-1134866351"/>
       </w:sdtPr>
       <w:sdtEndPr/>
       <w:sdtContent>
@@ -567,7 +567,7 @@
           <w:r>
             <w:fldChar w:fldCharType="separate"/>
           </w:r>
-          <w:hyperlink w:anchor="_Toc240453516" w:history="1">
+          <w:hyperlink w:anchor="_Toc240455173" w:history="1">
             <w:r>
               <w:rPr>
                 <w:rStyle w:val="Hyperlink"/>
@@ -591,7 +591,7 @@
               <w:rPr>
                 <w:noProof/>
               </w:rPr>
-              <w:instrText xml:space="preserve"> PAGEREF _Toc240453516 \h </w:instrText>
+              <w:instrText xml:space="preserve"> PAGEREF _Toc240455173 \h </w:instrText>
             </w:r>
             <w:r>
               <w:rPr>
@@ -634,7 +634,7 @@
               <w14:ligatures w14:val="standardContextual"/>
             </w:rPr>
           </w:pPr>
-          <w:hyperlink w:anchor="_Toc240453517" w:history="1">
+          <w:hyperlink w:anchor="_Toc240455174" w:history="1">
             <w:r>
               <w:rPr>
                 <w:rStyle w:val="Hyperlink"/>
@@ -658,7 +658,7 @@
               <w:rPr>
                 <w:noProof/>
               </w:rPr>
-              <w:instrText xml:space="preserve"> PAGEREF _Toc240453517 \h </w:instrText>
+              <w:instrText xml:space="preserve"> PAGEREF _Toc240455174 \h </w:instrText>
             </w:r>
             <w:r>
               <w:rPr>
@@ -701,7 +701,7 @@
               <w14:ligatures w14:val="standardContextual"/>
             </w:rPr>
           </w:pPr>
-          <w:hyperlink w:anchor="_Toc240453518" w:history="1">
+          <w:hyperlink w:anchor="_Toc240455175" w:history="1">
             <w:r>
               <w:rPr>
                 <w:rStyle w:val="Hyperlink"/>
@@ -725,7 +725,7 @@
               <w:rPr>
                 <w:noProof/>
               </w:rPr>
-              <w:instrText xml:space="preserve"> PAGEREF _Toc240453518 \h </w:instrText>
+              <w:instrText xml:space="preserve"> PAGEREF _Toc240455175 \h </w:instrText>
             </w:r>
             <w:r>
               <w:rPr>
@@ -768,7 +768,7 @@
               <w14:ligatures w14:val="standardContextual"/>
             </w:rPr>
           </w:pPr>
-          <w:hyperlink w:anchor="_Toc240453519" w:history="1">
+          <w:hyperlink w:anchor="_Toc240455176" w:history="1">
             <w:r>
               <w:rPr>
                 <w:rStyle w:val="Hyperlink"/>
@@ -792,7 +792,7 @@
               <w:rPr>
                 <w:noProof/>
               </w:rPr>
-              <w:instrText xml:space="preserve"> PAGEREF _Toc240453519 \h </w:instrText>
+              <w:instrText xml:space="preserve"> PAGEREF _Toc240455176 \h </w:instrText>
             </w:r>
             <w:r>
               <w:rPr>
@@ -835,7 +835,7 @@
               <w14:ligatures w14:val="standardContextual"/>
             </w:rPr>
           </w:pPr>
-          <w:hyperlink w:anchor="_Toc240453520" w:history="1">
+          <w:hyperlink w:anchor="_Toc240455177" w:history="1">
             <w:r>
               <w:rPr>
                 <w:rStyle w:val="Hyperlink"/>
@@ -859,7 +859,7 @@
               <w:rPr>
                 <w:noProof/>
               </w:rPr>
-              <w:instrText xml:space="preserve"> PAGEREF _Toc240453520 \h </w:instrText>
+              <w:instrText xml:space="preserve"> PAGEREF _Toc240455177 \h </w:instrText>
             </w:r>
             <w:r>
               <w:rPr>
@@ -902,7 +902,7 @@
               <w14:ligatures w14:val="standardContextual"/>
             </w:rPr>
           </w:pPr>
-          <w:hyperlink w:anchor="_Toc240453521" w:history="1">
+          <w:hyperlink w:anchor="_Toc240455178" w:history="1">
             <w:r>
               <w:rPr>
                 <w:rStyle w:val="Hyperlink"/>
@@ -926,7 +926,7 @@
               <w:rPr>
                 <w:noProof/>
               </w:rPr>
-              <w:instrText xml:space="preserve"> PAGEREF _Toc240453521 \h </w:instrText>
+              <w:instrText xml:space="preserve"> PAGEREF _Toc240455178 \h </w:instrText>
             </w:r>
             <w:r>
               <w:rPr>
@@ -969,7 +969,7 @@
               <w14:ligatures w14:val="standardContextual"/>
             </w:rPr>
           </w:pPr>
-          <w:hyperlink w:anchor="_Toc240453522" w:history="1">
+          <w:hyperlink w:anchor="_Toc240455179" w:history="1">
             <w:r>
               <w:rPr>
                 <w:rStyle w:val="Hyperlink"/>
@@ -993,7 +993,7 @@
               <w:rPr>
                 <w:noProof/>
               </w:rPr>
-              <w:instrText xml:space="preserve"> PAGEREF _Toc240453522 \h </w:instrText>
+              <w:instrText xml:space="preserve"> PAGEREF _Toc240455179 \h </w:instrText>
             </w:r>
             <w:r>
               <w:rPr>
@@ -1036,7 +1036,7 @@
               <w14:ligatures w14:val="standardContextual"/>
             </w:rPr>
           </w:pPr>
-          <w:hyperlink w:anchor="_Toc240453523" w:history="1">
+          <w:hyperlink w:anchor="_Toc240455180" w:history="1">
             <w:r>
               <w:rPr>
                 <w:rStyle w:val="Hyperlink"/>
@@ -1060,7 +1060,7 @@
               <w:rPr>
                 <w:noProof/>
               </w:rPr>
-              <w:instrText xml:space="preserve"> PAGEREF _Toc240453523 \h </w:instrText>
+              <w:instrText xml:space="preserve"> PAGEREF _Toc240455180 \h </w:instrText>
             </w:r>
             <w:r>
               <w:rPr>
@@ -1103,7 +1103,7 @@
               <w14:ligatures w14:val="standardContextual"/>
             </w:rPr>
           </w:pPr>
-          <w:hyperlink w:anchor="_Toc240453524" w:history="1">
+          <w:hyperlink w:anchor="_Toc240455181" w:history="1">
             <w:r>
               <w:rPr>
                 <w:rStyle w:val="Hyperlink"/>
@@ -1127,7 +1127,7 @@
               <w:rPr>
                 <w:noProof/>
               </w:rPr>
-              <w:instrText xml:space="preserve"> PAGEREF _Toc240453524 \h </w:instrText>
+              <w:instrText xml:space="preserve"> PAGEREF _Toc240455181 \h </w:instrText>
             </w:r>
             <w:r>
               <w:rPr>
@@ -1170,7 +1170,7 @@
               <w14:ligatures w14:val="standardContextual"/>
             </w:rPr>
           </w:pPr>
-          <w:hyperlink w:anchor="_Toc240453525" w:history="1">
+          <w:hyperlink w:anchor="_Toc240455182" w:history="1">
             <w:r>
               <w:rPr>
                 <w:rStyle w:val="Hyperlink"/>
@@ -1194,7 +1194,7 @@
               <w:rPr>
                 <w:noProof/>
               </w:rPr>
-              <w:instrText xml:space="preserve"> PAGEREF _Toc240453525 \h </w:instrText>
+              <w:instrText xml:space="preserve"> PAGEREF _Toc240455182 \h </w:instrText>
             </w:r>
             <w:r>
               <w:rPr>
@@ -1237,7 +1237,7 @@
               <w14:ligatures w14:val="standardContextual"/>
             </w:rPr>
           </w:pPr>
-          <w:hyperlink w:anchor="_Toc240453526" w:history="1">
+          <w:hyperlink w:anchor="_Toc240455183" w:history="1">
             <w:r>
               <w:rPr>
                 <w:rStyle w:val="Hyperlink"/>
@@ -1261,7 +1261,7 @@
               <w:rPr>
                 <w:noProof/>
               </w:rPr>
-              <w:instrText xml:space="preserve"> PAGEREF _Toc240453526 \h </w:instrText>
+              <w:instrText xml:space="preserve"> PAGEREF _Toc240455183 \h </w:instrText>
             </w:r>
             <w:r>
               <w:rPr>
@@ -1304,7 +1304,7 @@
               <w14:ligatures w14:val="standardContextual"/>
             </w:rPr>
           </w:pPr>
-          <w:hyperlink w:anchor="_Toc240453527" w:history="1">
+          <w:hyperlink w:anchor="_Toc240455184" w:history="1">
             <w:r>
               <w:rPr>
                 <w:rStyle w:val="Hyperlink"/>
@@ -1328,7 +1328,7 @@
               <w:rPr>
                 <w:noProof/>
               </w:rPr>
-              <w:instrText xml:space="preserve"> PAGEREF _Toc240453527 \h </w:instrText>
+              <w:instrText xml:space="preserve"> PAGEREF _Toc240455184 \h </w:instrText>
             </w:r>
             <w:r>
               <w:rPr>
@@ -1371,7 +1371,7 @@
               <w14:ligatures w14:val="standardContextual"/>
             </w:rPr>
           </w:pPr>
-          <w:hyperlink w:anchor="_Toc240453528" w:history="1">
+          <w:hyperlink w:anchor="_Toc240455185" w:history="1">
             <w:r>
               <w:rPr>
                 <w:rStyle w:val="Hyperlink"/>
@@ -1395,7 +1395,7 @@
               <w:rPr>
                 <w:noProof/>
               </w:rPr>
-              <w:instrText xml:space="preserve"> PAGEREF _Toc240453528 \h </w:instrText>
+              <w:instrText xml:space="preserve"> PAGEREF _Toc240455185 \h </w:instrText>
             </w:r>
             <w:r>
               <w:rPr>
@@ -1438,7 +1438,7 @@
               <w14:ligatures w14:val="standardContextual"/>
             </w:rPr>
           </w:pPr>
-          <w:hyperlink w:anchor="_Toc240453529" w:history="1">
+          <w:hyperlink w:anchor="_Toc240455186" w:history="1">
             <w:r>
               <w:rPr>
                 <w:rStyle w:val="Hyperlink"/>
@@ -1462,7 +1462,7 @@
               <w:rPr>
                 <w:noProof/>
               </w:rPr>
-              <w:instrText xml:space="preserve"> PAGEREF _Toc240453529 \h </w:instrText>
+              <w:instrText xml:space="preserve"> PAGEREF _Toc240455186 \h </w:instrText>
             </w:r>
             <w:r>
               <w:rPr>
@@ -1505,7 +1505,7 @@
               <w14:ligatures w14:val="standardContextual"/>
             </w:rPr>
           </w:pPr>
-          <w:hyperlink w:anchor="_Toc240453530" w:history="1">
+          <w:hyperlink w:anchor="_Toc240455187" w:history="1">
             <w:r>
               <w:rPr>
                 <w:rStyle w:val="Hyperlink"/>
@@ -1529,7 +1529,7 @@
               <w:rPr>
                 <w:noProof/>
               </w:rPr>
-              <w:instrText xml:space="preserve"> PAGEREF _Toc240453530 \h </w:instrText>
+              <w:instrText xml:space="preserve"> PAGEREF _Toc240455187 \h </w:instrText>
             </w:r>
             <w:r>
               <w:rPr>
@@ -1572,7 +1572,7 @@
               <w14:ligatures w14:val="standardContextual"/>
             </w:rPr>
           </w:pPr>
-          <w:hyperlink w:anchor="_Toc240453531" w:history="1">
+          <w:hyperlink w:anchor="_Toc240455188" w:history="1">
             <w:r>
               <w:rPr>
                 <w:rStyle w:val="Hyperlink"/>
@@ -1596,7 +1596,7 @@
               <w:rPr>
                 <w:noProof/>
               </w:rPr>
-              <w:instrText xml:space="preserve"> PAGEREF _Toc240453531 \h </w:instrText>
+              <w:instrText xml:space="preserve"> PAGEREF _Toc240455188 \h </w:instrText>
             </w:r>
             <w:r>
               <w:rPr>
@@ -1613,7 +1613,7 @@
               <w:rPr>
                 <w:noProof/>
               </w:rPr>
-              <w:t>14</w:t>
+              <w:t>15</w:t>
             </w:r>
             <w:r>
               <w:rPr>
@@ -1639,7 +1639,7 @@
               <w14:ligatures w14:val="standardContextual"/>
             </w:rPr>
           </w:pPr>
-          <w:hyperlink w:anchor="_Toc240453532" w:history="1">
+          <w:hyperlink w:anchor="_Toc240455189" w:history="1">
             <w:r>
               <w:rPr>
                 <w:rStyle w:val="Hyperlink"/>
@@ -1663,7 +1663,7 @@
               <w:rPr>
                 <w:noProof/>
               </w:rPr>
-              <w:instrText xml:space="preserve"> PAGEREF _Toc240453532 \h </w:instrText>
+              <w:instrText xml:space="preserve"> PAGEREF _Toc240455189 \h </w:instrText>
             </w:r>
             <w:r>
               <w:rPr>
@@ -1706,7 +1706,7 @@
               <w14:ligatures w14:val="standardContextual"/>
             </w:rPr>
           </w:pPr>
-          <w:hyperlink w:anchor="_Toc240453533" w:history="1">
+          <w:hyperlink w:anchor="_Toc240455190" w:history="1">
             <w:r>
               <w:rPr>
                 <w:rStyle w:val="Hyperlink"/>
@@ -1730,7 +1730,7 @@
               <w:rPr>
                 <w:noProof/>
               </w:rPr>
-              <w:instrText xml:space="preserve"> PAGEREF _Toc240453533 \h </w:instrText>
+              <w:instrText xml:space="preserve"> PAGEREF _Toc240455190 \h </w:instrText>
             </w:r>
             <w:r>
               <w:rPr>
@@ -1773,7 +1773,7 @@
               <w14:ligatures w14:val="standardContextual"/>
             </w:rPr>
           </w:pPr>
-          <w:hyperlink w:anchor="_Toc240453534" w:history="1">
+          <w:hyperlink w:anchor="_Toc240455191" w:history="1">
             <w:r>
               <w:rPr>
                 <w:rStyle w:val="Hyperlink"/>
@@ -1797,7 +1797,7 @@
               <w:rPr>
                 <w:noProof/>
               </w:rPr>
-              <w:instrText xml:space="preserve"> PAGEREF _Toc240453534 \h </w:instrText>
+              <w:instrText xml:space="preserve"> PAGEREF _Toc240455191 \h </w:instrText>
             </w:r>
             <w:r>
               <w:rPr>
@@ -1840,7 +1840,7 @@
               <w14:ligatures w14:val="standardContextual"/>
             </w:rPr>
           </w:pPr>
-          <w:hyperlink w:anchor="_Toc240453535" w:history="1">
+          <w:hyperlink w:anchor="_Toc240455192" w:history="1">
             <w:r>
               <w:rPr>
                 <w:rStyle w:val="Hyperlink"/>
@@ -1864,7 +1864,7 @@
               <w:rPr>
                 <w:noProof/>
               </w:rPr>
-              <w:instrText xml:space="preserve"> PAGEREF _Toc240453535 \h </w:instrText>
+              <w:instrText xml:space="preserve"> PAGEREF _Toc240455192 \h </w:instrText>
             </w:r>
             <w:r>
               <w:rPr>
@@ -1907,7 +1907,7 @@
               <w14:ligatures w14:val="standardContextual"/>
             </w:rPr>
           </w:pPr>
-          <w:hyperlink w:anchor="_Toc240453536" w:history="1">
+          <w:hyperlink w:anchor="_Toc240455193" w:history="1">
             <w:r>
               <w:rPr>
                 <w:rStyle w:val="Hyperlink"/>
@@ -1931,7 +1931,7 @@
               <w:rPr>
                 <w:noProof/>
               </w:rPr>
-              <w:instrText xml:space="preserve"> PAGEREF _Toc240453536 \h </w:instrText>
+              <w:instrText xml:space="preserve"> PAGEREF _Toc240455193 \h </w:instrText>
             </w:r>
             <w:r>
               <w:rPr>
@@ -1974,7 +1974,7 @@
               <w14:ligatures w14:val="standardContextual"/>
             </w:rPr>
           </w:pPr>
-          <w:hyperlink w:anchor="_Toc240453537" w:history="1">
+          <w:hyperlink w:anchor="_Toc240455194" w:history="1">
             <w:r>
               <w:rPr>
                 <w:rStyle w:val="Hyperlink"/>
@@ -1998,7 +1998,7 @@
               <w:rPr>
                 <w:noProof/>
               </w:rPr>
-              <w:instrText xml:space="preserve"> PAGEREF _Toc240453537 \h </w:instrText>
+              <w:instrText xml:space="preserve"> PAGEREF _Toc240455194 \h </w:instrText>
             </w:r>
             <w:r>
               <w:rPr>
@@ -2041,7 +2041,7 @@
               <w14:ligatures w14:val="standardContextual"/>
             </w:rPr>
           </w:pPr>
-          <w:hyperlink w:anchor="_Toc240453538" w:history="1">
+          <w:hyperlink w:anchor="_Toc240455195" w:history="1">
             <w:r>
               <w:rPr>
                 <w:rStyle w:val="Hyperlink"/>
@@ -2065,7 +2065,7 @@
               <w:rPr>
                 <w:noProof/>
               </w:rPr>
-              <w:instrText xml:space="preserve"> PAGEREF _Toc240453538 \h </w:instrText>
+              <w:instrText xml:space="preserve"> PAGEREF _Toc240455195 \h </w:instrText>
             </w:r>
             <w:r>
               <w:rPr>
@@ -2082,7 +2082,7 @@
               <w:rPr>
                 <w:noProof/>
               </w:rPr>
-              <w:t>18</w:t>
+              <w:t>19</w:t>
             </w:r>
             <w:r>
               <w:rPr>
@@ -2108,7 +2108,7 @@
               <w14:ligatures w14:val="standardContextual"/>
             </w:rPr>
           </w:pPr>
-          <w:hyperlink w:anchor="_Toc240453539" w:history="1">
+          <w:hyperlink w:anchor="_Toc240455196" w:history="1">
             <w:r>
               <w:rPr>
                 <w:rStyle w:val="Hyperlink"/>
@@ -2132,7 +2132,7 @@
               <w:rPr>
                 <w:noProof/>
               </w:rPr>
-              <w:instrText xml:space="preserve"> PAGEREF _Toc240453539 \h </w:instrText>
+              <w:instrText xml:space="preserve"> PAGEREF _Toc240455196 \h </w:instrText>
             </w:r>
             <w:r>
               <w:rPr>
@@ -2175,7 +2175,7 @@
               <w14:ligatures w14:val="standardContextual"/>
             </w:rPr>
           </w:pPr>
-          <w:hyperlink w:anchor="_Toc240453540" w:history="1">
+          <w:hyperlink w:anchor="_Toc240455197" w:history="1">
             <w:r>
               <w:rPr>
                 <w:rStyle w:val="Hyperlink"/>
@@ -2199,7 +2199,7 @@
               <w:rPr>
                 <w:noProof/>
               </w:rPr>
-              <w:instrText xml:space="preserve"> PAGEREF _Toc240453540 \h </w:instrText>
+              <w:instrText xml:space="preserve"> PAGEREF _Toc240455197 \h </w:instrText>
             </w:r>
             <w:r>
               <w:rPr>
@@ -2242,7 +2242,7 @@
               <w14:ligatures w14:val="standardContextual"/>
             </w:rPr>
           </w:pPr>
-          <w:hyperlink w:anchor="_Toc240453541" w:history="1">
+          <w:hyperlink w:anchor="_Toc240455198" w:history="1">
             <w:r>
               <w:rPr>
                 <w:rStyle w:val="Hyperlink"/>
@@ -2266,7 +2266,7 @@
               <w:rPr>
                 <w:noProof/>
               </w:rPr>
-              <w:instrText xml:space="preserve"> PAGEREF _Toc240453541 \h </w:instrText>
+              <w:instrText xml:space="preserve"> PAGEREF _Toc240455198 \h </w:instrText>
             </w:r>
             <w:r>
               <w:rPr>
@@ -2309,7 +2309,7 @@
               <w14:ligatures w14:val="standardContextual"/>
             </w:rPr>
           </w:pPr>
-          <w:hyperlink w:anchor="_Toc240453542" w:history="1">
+          <w:hyperlink w:anchor="_Toc240455199" w:history="1">
             <w:r>
               <w:rPr>
                 <w:rStyle w:val="Hyperlink"/>
@@ -2333,7 +2333,7 @@
               <w:rPr>
                 <w:noProof/>
               </w:rPr>
-              <w:instrText xml:space="preserve"> PAGEREF _Toc240453542 \h </w:instrText>
+              <w:instrText xml:space="preserve"> PAGEREF _Toc240455199 \h </w:instrText>
             </w:r>
             <w:r>
               <w:rPr>
@@ -2376,7 +2376,7 @@
               <w14:ligatures w14:val="standardContextual"/>
             </w:rPr>
           </w:pPr>
-          <w:hyperlink w:anchor="_Toc240453543" w:history="1">
+          <w:hyperlink w:anchor="_Toc240455200" w:history="1">
             <w:r>
               <w:rPr>
                 <w:rStyle w:val="Hyperlink"/>
@@ -2400,7 +2400,7 @@
               <w:rPr>
                 <w:noProof/>
               </w:rPr>
-              <w:instrText xml:space="preserve"> PAGEREF _Toc240453543 \h </w:instrText>
+              <w:instrText xml:space="preserve"> PAGEREF _Toc240455200 \h </w:instrText>
             </w:r>
             <w:r>
               <w:rPr>
@@ -2417,7 +2417,7 @@
               <w:rPr>
                 <w:noProof/>
               </w:rPr>
-              <w:t>22</w:t>
+              <w:t>23</w:t>
             </w:r>
             <w:r>
               <w:rPr>
@@ -2443,7 +2443,7 @@
               <w14:ligatures w14:val="standardContextual"/>
             </w:rPr>
           </w:pPr>
-          <w:hyperlink w:anchor="_Toc240453544" w:history="1">
+          <w:hyperlink w:anchor="_Toc240455201" w:history="1">
             <w:r>
               <w:rPr>
                 <w:rStyle w:val="Hyperlink"/>
@@ -2467,7 +2467,7 @@
               <w:rPr>
                 <w:noProof/>
               </w:rPr>
-              <w:instrText xml:space="preserve"> PAGEREF _Toc240453544 \h </w:instrText>
+              <w:instrText xml:space="preserve"> PAGEREF _Toc240455201 \h </w:instrText>
             </w:r>
             <w:r>
               <w:rPr>
@@ -2510,7 +2510,7 @@
               <w14:ligatures w14:val="standardContextual"/>
             </w:rPr>
           </w:pPr>
-          <w:hyperlink w:anchor="_Toc240453545" w:history="1">
+          <w:hyperlink w:anchor="_Toc240455202" w:history="1">
             <w:r>
               <w:rPr>
                 <w:rStyle w:val="Hyperlink"/>
@@ -2534,7 +2534,7 @@
               <w:rPr>
                 <w:noProof/>
               </w:rPr>
-              <w:instrText xml:space="preserve"> PAGEREF _Toc240453545 \h </w:instrText>
+              <w:instrText xml:space="preserve"> PAGEREF _Toc240455202 \h </w:instrText>
             </w:r>
             <w:r>
               <w:rPr>
@@ -2577,7 +2577,7 @@
               <w14:ligatures w14:val="standardContextual"/>
             </w:rPr>
           </w:pPr>
-          <w:hyperlink w:anchor="_Toc240453546" w:history="1">
+          <w:hyperlink w:anchor="_Toc240455203" w:history="1">
             <w:r>
               <w:rPr>
                 <w:rStyle w:val="Hyperlink"/>
@@ -2601,7 +2601,7 @@
               <w:rPr>
                 <w:noProof/>
               </w:rPr>
-              <w:instrText xml:space="preserve"> PAGEREF _Toc240453546 \h </w:instrText>
+              <w:instrText xml:space="preserve"> PAGEREF _Toc240455203 \h </w:instrText>
             </w:r>
             <w:r>
               <w:rPr>
@@ -2644,7 +2644,7 @@
               <w14:ligatures w14:val="standardContextual"/>
             </w:rPr>
           </w:pPr>
-          <w:hyperlink w:anchor="_Toc240453547" w:history="1">
+          <w:hyperlink w:anchor="_Toc240455204" w:history="1">
             <w:r>
               <w:rPr>
                 <w:rStyle w:val="Hyperlink"/>
@@ -2668,7 +2668,7 @@
               <w:rPr>
                 <w:noProof/>
               </w:rPr>
-              <w:instrText xml:space="preserve"> PAGEREF _Toc240453547 \h </w:instrText>
+              <w:instrText xml:space="preserve"> PAGEREF _Toc240455204 \h </w:instrText>
             </w:r>
             <w:r>
               <w:rPr>
@@ -2707,7 +2707,7 @@
         <w:pStyle w:val="Heading1"/>
         <w:pageBreakBefore/>
       </w:pPr>
-      <w:bookmarkStart w:id="0" w:name="_Toc240453516"/>
+      <w:bookmarkStart w:id="0" w:name="_Toc240455173"/>
       <w:r>
         <w:lastRenderedPageBreak/>
         <w:t>1. Your role at a glance</w:t>
@@ -2880,7 +2880,7 @@
           <w:left w:w="10" w:type="dxa"/>
           <w:right w:w="10" w:type="dxa"/>
         </w:tblCellMar>
-        <w:tblLook w:val="04A0" w:firstRow="1" w:lastRow="0" w:firstColumn="1" w:lastColumn="0" w:noHBand="0" w:noVBand="1"/>
+        <w:tblLook w:val="0000" w:firstRow="0" w:lastRow="0" w:firstColumn="0" w:lastColumn="0" w:noHBand="0" w:noVBand="0"/>
       </w:tblPr>
       <w:tblGrid>
         <w:gridCol w:w="9412"/>
@@ -2940,7 +2940,7 @@
         <w:pStyle w:val="Heading1"/>
         <w:pageBreakBefore/>
       </w:pPr>
-      <w:bookmarkStart w:id="1" w:name="_Toc240453517"/>
+      <w:bookmarkStart w:id="1" w:name="_Toc240455174"/>
       <w:r>
         <w:lastRenderedPageBreak/>
         <w:t>2. Signing in and your screens</w:t>
@@ -2951,7 +2951,7 @@
       <w:pPr>
         <w:pStyle w:val="Heading2"/>
       </w:pPr>
-      <w:bookmarkStart w:id="2" w:name="_Toc240453518"/>
+      <w:bookmarkStart w:id="2" w:name="_Toc240455175"/>
       <w:r>
         <w:t>Signing in</w:t>
       </w:r>
@@ -3034,7 +3034,7 @@
           <w:noProof/>
         </w:rPr>
         <w:drawing>
-          <wp:inline distT="0" distB="0" distL="0" distR="0" wp14:anchorId="591265D3" wp14:editId="31D94691">
+          <wp:inline distT="0" distB="0" distL="0" distR="0" wp14:anchorId="4C05BE62" wp14:editId="13658088">
             <wp:extent cx="5334000" cy="2333625"/>
             <wp:effectExtent l="0" t="0" r="0" b="0"/>
             <wp:docPr id="1" name="adm_login.jpg" descr="The sign-in screen for all internal staff." title="The sign-in screen for all internal staff."/>
@@ -3142,7 +3142,7 @@
           <w:left w:w="10" w:type="dxa"/>
           <w:right w:w="10" w:type="dxa"/>
         </w:tblCellMar>
-        <w:tblLook w:val="04A0" w:firstRow="1" w:lastRow="0" w:firstColumn="1" w:lastColumn="0" w:noHBand="0" w:noVBand="1"/>
+        <w:tblLook w:val="0000" w:firstRow="0" w:lastRow="0" w:firstColumn="0" w:lastColumn="0" w:noHBand="0" w:noVBand="0"/>
       </w:tblPr>
       <w:tblGrid>
         <w:gridCol w:w="9412"/>
@@ -3201,7 +3201,7 @@
       <w:pPr>
         <w:pStyle w:val="Heading2"/>
       </w:pPr>
-      <w:bookmarkStart w:id="3" w:name="_Toc240453519"/>
+      <w:bookmarkStart w:id="3" w:name="_Toc240455176"/>
       <w:r>
         <w:t>Finding your way around</w:t>
       </w:r>
@@ -3376,7 +3376,7 @@
         </w:rPr>
         <w:lastRenderedPageBreak/>
         <w:drawing>
-          <wp:inline distT="0" distB="0" distL="0" distR="0" wp14:anchorId="7774E644" wp14:editId="5AB2A461">
+          <wp:inline distT="0" distB="0" distL="0" distR="0" wp14:anchorId="3800AD76" wp14:editId="0D0B495C">
             <wp:extent cx="5715000" cy="1876425"/>
             <wp:effectExtent l="0" t="0" r="0" b="0"/>
             <wp:docPr id="2" name="adm_not_your_role.jpg" descr="Opening a screen outside your role (for example from an old bookmark) shows this card instead of the screen." title="Opening a screen outside your role (for example from an old bookmark) shows this card instead of the screen."/>
@@ -3445,7 +3445,7 @@
       <w:pPr>
         <w:pStyle w:val="Heading2"/>
       </w:pPr>
-      <w:bookmarkStart w:id="4" w:name="_Toc240453520"/>
+      <w:bookmarkStart w:id="4" w:name="_Toc240455177"/>
       <w:r>
         <w:t>Your screens</w:t>
       </w:r>
@@ -3466,7 +3466,7 @@
           <w:left w:w="10" w:type="dxa"/>
           <w:right w:w="10" w:type="dxa"/>
         </w:tblCellMar>
-        <w:tblLook w:val="04A0" w:firstRow="1" w:lastRow="0" w:firstColumn="1" w:lastColumn="0" w:noHBand="0" w:noVBand="1"/>
+        <w:tblLook w:val="0000" w:firstRow="0" w:lastRow="0" w:firstColumn="0" w:lastColumn="0" w:noHBand="0" w:noVBand="0"/>
       </w:tblPr>
       <w:tblGrid>
         <w:gridCol w:w="2824"/>
@@ -4127,7 +4127,7 @@
       <w:pPr>
         <w:pStyle w:val="Heading2"/>
       </w:pPr>
-      <w:bookmarkStart w:id="5" w:name="_Toc240453521"/>
+      <w:bookmarkStart w:id="5" w:name="_Toc240455178"/>
       <w:r>
         <w:t>Changing your password</w:t>
       </w:r>
@@ -4210,7 +4210,7 @@
           <w:noProof/>
         </w:rPr>
         <w:drawing>
-          <wp:inline distT="0" distB="0" distL="0" distR="0" wp14:anchorId="125909D0" wp14:editId="7CDA2B9A">
+          <wp:inline distT="0" distB="0" distL="0" distR="0" wp14:anchorId="0509F876" wp14:editId="6A8D7685">
             <wp:extent cx="5334000" cy="2171700"/>
             <wp:effectExtent l="0" t="0" r="0" b="0"/>
             <wp:docPr id="3" name="adm_account.jpg" descr="Change Password screen." title="Change Password screen."/>
@@ -4299,7 +4299,7 @@
         <w:pStyle w:val="Heading1"/>
         <w:pageBreakBefore/>
       </w:pPr>
-      <w:bookmarkStart w:id="6" w:name="_Toc240453522"/>
+      <w:bookmarkStart w:id="6" w:name="_Toc240455179"/>
       <w:r>
         <w:lastRenderedPageBreak/>
         <w:t>3. Your routine</w:t>
@@ -4329,7 +4329,7 @@
           <w:left w:w="10" w:type="dxa"/>
           <w:right w:w="10" w:type="dxa"/>
         </w:tblCellMar>
-        <w:tblLook w:val="04A0" w:firstRow="1" w:lastRow="0" w:firstColumn="1" w:lastColumn="0" w:noHBand="0" w:noVBand="1"/>
+        <w:tblLook w:val="0000" w:firstRow="0" w:lastRow="0" w:firstColumn="0" w:lastColumn="0" w:noHBand="0" w:noVBand="0"/>
       </w:tblPr>
       <w:tblGrid>
         <w:gridCol w:w="2071"/>
@@ -4643,7 +4643,7 @@
         <w:pStyle w:val="Heading1"/>
         <w:pageBreakBefore/>
       </w:pPr>
-      <w:bookmarkStart w:id="7" w:name="_Toc240453523"/>
+      <w:bookmarkStart w:id="7" w:name="_Toc240455180"/>
       <w:r>
         <w:lastRenderedPageBreak/>
         <w:t>4. Step-by-step tasks</w:t>
@@ -4654,7 +4654,7 @@
       <w:pPr>
         <w:pStyle w:val="Heading2"/>
       </w:pPr>
-      <w:bookmarkStart w:id="8" w:name="_Toc240453524"/>
+      <w:bookmarkStart w:id="8" w:name="_Toc240455181"/>
       <w:r>
         <w:t>4.1 Reading the dashboards</w:t>
       </w:r>
@@ -4679,7 +4679,7 @@
           <w:noProof/>
         </w:rPr>
         <w:drawing>
-          <wp:inline distT="0" distB="0" distL="0" distR="0" wp14:anchorId="58C7B83E" wp14:editId="00F401C3">
+          <wp:inline distT="0" distB="0" distL="0" distR="0" wp14:anchorId="5008BA3C" wp14:editId="79DD7B8A">
             <wp:extent cx="5715000" cy="3571875"/>
             <wp:effectExtent l="0" t="0" r="0" b="0"/>
             <wp:docPr id="4" name="adm_exec_dashboard.jpg" descr="Executive Dashboard: completions against the 400 / 60 / 50–75 targets, days to data lock, spend, and the lowest-filled strata." title="Executive Dashboard: completions against the 400 / 60 / 50–75 targets, days to data lock, spend, and the lowest-filled strata."/>
@@ -4759,7 +4759,7 @@
           <w:left w:w="10" w:type="dxa"/>
           <w:right w:w="10" w:type="dxa"/>
         </w:tblCellMar>
-        <w:tblLook w:val="04A0" w:firstRow="1" w:lastRow="0" w:firstColumn="1" w:lastColumn="0" w:noHBand="0" w:noVBand="1"/>
+        <w:tblLook w:val="0000" w:firstRow="0" w:lastRow="0" w:firstColumn="0" w:lastColumn="0" w:noHBand="0" w:noVBand="0"/>
       </w:tblPr>
       <w:tblGrid>
         <w:gridCol w:w="1694"/>
@@ -5285,7 +5285,7 @@
           <w:left w:w="10" w:type="dxa"/>
           <w:right w:w="10" w:type="dxa"/>
         </w:tblCellMar>
-        <w:tblLook w:val="04A0" w:firstRow="1" w:lastRow="0" w:firstColumn="1" w:lastColumn="0" w:noHBand="0" w:noVBand="1"/>
+        <w:tblLook w:val="0000" w:firstRow="0" w:lastRow="0" w:firstColumn="0" w:lastColumn="0" w:noHBand="0" w:noVBand="0"/>
       </w:tblPr>
       <w:tblGrid>
         <w:gridCol w:w="9412"/>
@@ -5344,7 +5344,7 @@
       <w:pPr>
         <w:pStyle w:val="Heading2"/>
       </w:pPr>
-      <w:bookmarkStart w:id="9" w:name="_Toc240453525"/>
+      <w:bookmarkStart w:id="9" w:name="_Toc240455182"/>
       <w:r>
         <w:lastRenderedPageBreak/>
         <w:t>4.2 Using Reports (analytics and charts)</w:t>
@@ -5385,7 +5385,7 @@
           <w:noProof/>
         </w:rPr>
         <w:drawing>
-          <wp:inline distT="0" distB="0" distL="0" distR="0" wp14:anchorId="2BF44426" wp14:editId="54E72305">
+          <wp:inline distT="0" distB="0" distL="0" distR="0" wp14:anchorId="40D964FA" wp14:editId="6F03B0CC">
             <wp:extent cx="5334000" cy="3333750"/>
             <wp:effectExtent l="0" t="0" r="0" b="0"/>
             <wp:docPr id="5" name="adm_reports_top.jpg" descr="Reports: headline figures for the chosen period." title="Reports: headline figures for the chosen period."/>
@@ -5527,7 +5527,7 @@
           <w:noProof/>
         </w:rPr>
         <w:drawing>
-          <wp:inline distT="0" distB="0" distL="0" distR="0" wp14:anchorId="42376B84" wp14:editId="6324904D">
+          <wp:inline distT="0" distB="0" distL="0" distR="0" wp14:anchorId="7BA2641D" wp14:editId="1FE79CDB">
             <wp:extent cx="5334000" cy="3409950"/>
             <wp:effectExtent l="0" t="0" r="0" b="0"/>
             <wp:docPr id="6" name="adm_reports_funnel.jpg" descr="Case funnel: each case counted once at every stage it has reached." title="Case funnel: each case counted once at every stage it has reached."/>
@@ -5627,7 +5627,7 @@
           <w:noProof/>
         </w:rPr>
         <w:drawing>
-          <wp:inline distT="0" distB="0" distL="0" distR="0" wp14:anchorId="0CC0C2A7" wp14:editId="59F82AA0">
+          <wp:inline distT="0" distB="0" distL="0" distR="0" wp14:anchorId="13793BD4" wp14:editId="2CF8E552">
             <wp:extent cx="5334000" cy="3248025"/>
             <wp:effectExtent l="0" t="0" r="0" b="0"/>
             <wp:docPr id="7" name="adm_reports_funnel_table.jpg" descr="The same chart as a table." title="The same chart as a table."/>
@@ -5726,7 +5726,7 @@
           <w:noProof/>
         </w:rPr>
         <w:drawing>
-          <wp:inline distT="0" distB="0" distL="0" distR="0" wp14:anchorId="2088318A" wp14:editId="23E146D0">
+          <wp:inline distT="0" distB="0" distL="0" distR="0" wp14:anchorId="63824232" wp14:editId="173255FA">
             <wp:extent cx="5334000" cy="2628900"/>
             <wp:effectExtent l="0" t="0" r="0" b="0"/>
             <wp:docPr id="8" name="adm_reports_coverage.jpg" descr="Coverage by group." title="Coverage by group."/>
@@ -5826,7 +5826,7 @@
         </w:rPr>
         <w:lastRenderedPageBreak/>
         <w:drawing>
-          <wp:inline distT="0" distB="0" distL="0" distR="0" wp14:anchorId="14665E93" wp14:editId="3646EC0B">
+          <wp:inline distT="0" distB="0" distL="0" distR="0" wp14:anchorId="01191B2F" wp14:editId="3B3498DD">
             <wp:extent cx="5334000" cy="2600325"/>
             <wp:effectExtent l="0" t="0" r="0" b="0"/>
             <wp:docPr id="9" name="adm_reports_modes.jpg" descr="Administration modes." title="Administration modes."/>
@@ -5935,7 +5935,7 @@
           <w:noProof/>
         </w:rPr>
         <w:drawing>
-          <wp:inline distT="0" distB="0" distL="0" distR="0" wp14:anchorId="59DA3624" wp14:editId="235BDC3F">
+          <wp:inline distT="0" distB="0" distL="0" distR="0" wp14:anchorId="6BD9385D" wp14:editId="07544A8A">
             <wp:extent cx="5334000" cy="2905125"/>
             <wp:effectExtent l="0" t="0" r="0" b="0"/>
             <wp:docPr id="10" name="adm_reports_duration.jpg" descr="Completion-time distribution." title="Completion-time distribution."/>
@@ -6017,7 +6017,7 @@
       <w:pPr>
         <w:pStyle w:val="Heading2"/>
       </w:pPr>
-      <w:bookmarkStart w:id="10" w:name="_Toc240453526"/>
+      <w:bookmarkStart w:id="10" w:name="_Toc240455183"/>
       <w:r>
         <w:t>4.3 Moving cases through verification (bulk)</w:t>
       </w:r>
@@ -6119,7 +6119,7 @@
         </w:rPr>
         <w:lastRenderedPageBreak/>
         <w:drawing>
-          <wp:inline distT="0" distB="0" distL="0" distR="0" wp14:anchorId="161D1636" wp14:editId="74E9C75E">
+          <wp:inline distT="0" distB="0" distL="0" distR="0" wp14:anchorId="47BC4242" wp14:editId="1C46CBAD">
             <wp:extent cx="5334000" cy="609600"/>
             <wp:effectExtent l="0" t="0" r="0" b="0"/>
             <wp:docPr id="11" name="adm_bulk_verification.jpg" descr="The bulk verification tool on the register." title="The bulk verification tool on the register."/>
@@ -6250,7 +6250,7 @@
           <w:left w:w="10" w:type="dxa"/>
           <w:right w:w="10" w:type="dxa"/>
         </w:tblCellMar>
-        <w:tblLook w:val="04A0" w:firstRow="1" w:lastRow="0" w:firstColumn="1" w:lastColumn="0" w:noHBand="0" w:noVBand="1"/>
+        <w:tblLook w:val="0000" w:firstRow="0" w:lastRow="0" w:firstColumn="0" w:lastColumn="0" w:noHBand="0" w:noVBand="0"/>
       </w:tblPr>
       <w:tblGrid>
         <w:gridCol w:w="9412"/>
@@ -6309,7 +6309,7 @@
       <w:pPr>
         <w:pStyle w:val="Heading2"/>
       </w:pPr>
-      <w:bookmarkStart w:id="11" w:name="_Toc240453527"/>
+      <w:bookmarkStart w:id="11" w:name="_Toc240455184"/>
       <w:r>
         <w:t>4.4 Reassigning cases between Contact RAs</w:t>
       </w:r>
@@ -6430,7 +6430,7 @@
           <w:noProof/>
         </w:rPr>
         <w:drawing>
-          <wp:inline distT="0" distB="0" distL="0" distR="0" wp14:anchorId="4792525D" wp14:editId="536EA54E">
+          <wp:inline distT="0" distB="0" distL="0" distR="0" wp14:anchorId="63005C53" wp14:editId="1FE2CA00">
             <wp:extent cx="5334000" cy="771525"/>
             <wp:effectExtent l="0" t="0" r="0" b="0"/>
             <wp:docPr id="12" name="adm_reassign.jpg" descr="Reassign cases: the button shows how many cases will move." title="Reassign cases: the button shows how many cases will move."/>
@@ -6561,7 +6561,7 @@
           <w:left w:w="10" w:type="dxa"/>
           <w:right w:w="10" w:type="dxa"/>
         </w:tblCellMar>
-        <w:tblLook w:val="04A0" w:firstRow="1" w:lastRow="0" w:firstColumn="1" w:lastColumn="0" w:noHBand="0" w:noVBand="1"/>
+        <w:tblLook w:val="0000" w:firstRow="0" w:lastRow="0" w:firstColumn="0" w:lastColumn="0" w:noHBand="0" w:noVBand="0"/>
       </w:tblPr>
       <w:tblGrid>
         <w:gridCol w:w="9412"/>
@@ -6620,7 +6620,7 @@
       <w:pPr>
         <w:pStyle w:val="Heading2"/>
       </w:pPr>
-      <w:bookmarkStart w:id="12" w:name="_Toc240453528"/>
+      <w:bookmarkStart w:id="12" w:name="_Toc240455185"/>
       <w:r>
         <w:t>4.5 Pairing a Main case with its Reserve, and assigning a Contact RA</w:t>
       </w:r>
@@ -6693,7 +6693,7 @@
           <w:noProof/>
         </w:rPr>
         <w:drawing>
-          <wp:inline distT="0" distB="0" distL="0" distR="0" wp14:anchorId="56C89446" wp14:editId="67ED33B1">
+          <wp:inline distT="0" distB="0" distL="0" distR="0" wp14:anchorId="5A6C206A" wp14:editId="0124681D">
             <wp:extent cx="5334000" cy="581025"/>
             <wp:effectExtent l="0" t="0" r="0" b="0"/>
             <wp:docPr id="13" name="adm_case_assign.jpg" descr="Assigned Contact RA." title="Assigned Contact RA."/>
@@ -6793,7 +6793,7 @@
         </w:rPr>
         <w:lastRenderedPageBreak/>
         <w:drawing>
-          <wp:inline distT="0" distB="0" distL="0" distR="0" wp14:anchorId="11E50D95" wp14:editId="1B46BF69">
+          <wp:inline distT="0" distB="0" distL="0" distR="0" wp14:anchorId="6CBADFB3" wp14:editId="5824B496">
             <wp:extent cx="5334000" cy="685800"/>
             <wp:effectExtent l="0" t="0" r="0" b="0"/>
             <wp:docPr id="14" name="adm_case_reserve.jpg" descr="Matched Reserve case." title="Matched Reserve case."/>
@@ -6867,7 +6867,7 @@
       <w:pPr>
         <w:pStyle w:val="Heading2"/>
       </w:pPr>
-      <w:bookmarkStart w:id="13" w:name="_Toc240453529"/>
+      <w:bookmarkStart w:id="13" w:name="_Toc240455186"/>
       <w:r>
         <w:t>4.6 Recording the respondent and their contact details</w:t>
       </w:r>
@@ -7008,7 +7008,7 @@
           <w:noProof/>
         </w:rPr>
         <w:drawing>
-          <wp:inline distT="0" distB="0" distL="0" distR="0" wp14:anchorId="0429CE0E" wp14:editId="52D29752">
+          <wp:inline distT="0" distB="0" distL="0" distR="0" wp14:anchorId="1330CCB7" wp14:editId="522A4360">
             <wp:extent cx="5334000" cy="2114550"/>
             <wp:effectExtent l="0" t="0" r="0" b="0"/>
             <wp:docPr id="15" name="adm_case_add_person.jpg" descr="Adding a person to a case." title="Adding a person to a case."/>
@@ -7212,7 +7212,7 @@
           <w:left w:w="10" w:type="dxa"/>
           <w:right w:w="10" w:type="dxa"/>
         </w:tblCellMar>
-        <w:tblLook w:val="04A0" w:firstRow="1" w:lastRow="0" w:firstColumn="1" w:lastColumn="0" w:noHBand="0" w:noVBand="1"/>
+        <w:tblLook w:val="0000" w:firstRow="0" w:lastRow="0" w:firstColumn="0" w:lastColumn="0" w:noHBand="0" w:noVBand="0"/>
       </w:tblPr>
       <w:tblGrid>
         <w:gridCol w:w="9412"/>
@@ -7271,7 +7271,7 @@
       <w:pPr>
         <w:pStyle w:val="Heading2"/>
       </w:pPr>
-      <w:bookmarkStart w:id="14" w:name="_Toc240453530"/>
+      <w:bookmarkStart w:id="14" w:name="_Toc240455187"/>
       <w:r>
         <w:t>4.7 Sending an invitation</w:t>
       </w:r>
@@ -7385,7 +7385,7 @@
         </w:rPr>
         <w:lastRenderedPageBreak/>
         <w:drawing>
-          <wp:inline distT="0" distB="0" distL="0" distR="0" wp14:anchorId="74041361" wp14:editId="5B687456">
+          <wp:inline distT="0" distB="0" distL="0" distR="0" wp14:anchorId="3A678AE0" wp14:editId="3147746A">
             <wp:extent cx="5334000" cy="1143000"/>
             <wp:effectExtent l="0" t="0" r="0" b="0"/>
             <wp:docPr id="16" name="cra_case_invitations_before.jpg" descr="Invitations panel before sending, with the history of earlier invitations." title="Invitations panel before sending, with the history of earlier invitations."/>
@@ -7470,37 +7470,37 @@
         <w:t>once</w:t>
       </w:r>
       <w:r>
-        <w:t xml:space="preserve">. Select </w:t>
-      </w:r>
-      <w:r>
-        <w:rPr>
-          <w:b/>
-          <w:bCs/>
-        </w:rPr>
-        <w:t>Send via WhatsApp</w:t>
-      </w:r>
-      <w:r>
-        <w:t xml:space="preserve">. WhatsApp opens </w:t>
-      </w:r>
-      <w:r>
-        <w:rPr>
-          <w:b/>
-          <w:bCs/>
-        </w:rPr>
-        <w:t>that respondent's chat</w:t>
-      </w:r>
-      <w:r>
-        <w:t xml:space="preserve"> (their WhatsApp number, or their phone number if none) with the approved message, personal link and study contact details already written: check you are on the study WhatsApp number, then press Send. If the case has no number on file, the panel says so and WhatsApp asks you to choose the chat. Or select </w:t>
-      </w:r>
-      <w:r>
-        <w:rPr>
-          <w:b/>
-          <w:bCs/>
-        </w:rPr>
-        <w:t>Copy message</w:t>
-      </w:r>
-      <w:r>
-        <w:t xml:space="preserve"> and paste it into SMS or email.</w:t>
+        <w:t xml:space="preserve">, with the invitation already written for each channel. Choose </w:t>
+      </w:r>
+      <w:r>
+        <w:rPr>
+          <w:b/>
+          <w:bCs/>
+        </w:rPr>
+        <w:t>WhatsApp message</w:t>
+      </w:r>
+      <w:r>
+        <w:t xml:space="preserve">, </w:t>
+      </w:r>
+      <w:r>
+        <w:rPr>
+          <w:b/>
+          <w:bCs/>
+        </w:rPr>
+        <w:t>SMS message</w:t>
+      </w:r>
+      <w:r>
+        <w:t xml:space="preserve"> or </w:t>
+      </w:r>
+      <w:r>
+        <w:rPr>
+          <w:b/>
+          <w:bCs/>
+        </w:rPr>
+        <w:t>Email message</w:t>
+      </w:r>
+      <w:r>
+        <w:t xml:space="preserve"> to see exactly what will be sent: the personal link, its expiry date, the manual code and the study contact line.</w:t>
       </w:r>
     </w:p>
     <w:p>
@@ -7514,10 +7514,10 @@
           <w:noProof/>
         </w:rPr>
         <w:drawing>
-          <wp:inline distT="0" distB="0" distL="0" distR="0" wp14:anchorId="5143EA12" wp14:editId="3577A4C8">
-            <wp:extent cx="5334000" cy="2019300"/>
+          <wp:inline distT="0" distB="0" distL="0" distR="0" wp14:anchorId="1D49D376" wp14:editId="34421E40">
+            <wp:extent cx="5334000" cy="2152650"/>
             <wp:effectExtent l="0" t="0" r="0" b="0"/>
-            <wp:docPr id="17" name="cra_case_invitation_sent.jpg" descr="The link, manual code and expiry date are shown once, with ready-to-send buttons." title="The link, manual code and expiry date are shown once, with ready-to-send buttons."/>
+            <wp:docPr id="17" name="cra_case_invitation_sent.jpg" descr="The link, manual code and ready-written messages are shown once, with a send button for each channel." title="The link, manual code and ready-written messages are shown once, with a send button for each channel."/>
             <wp:cNvGraphicFramePr>
               <a:graphicFrameLocks xmlns:a="http://schemas.openxmlformats.org/drawingml/2006/main" noChangeAspect="1"/>
             </wp:cNvGraphicFramePr>
@@ -7540,7 +7540,7 @@
                   <pic:spPr bwMode="auto">
                     <a:xfrm>
                       <a:off x="0" y="0"/>
-                      <a:ext cx="5334000" cy="2019300"/>
+                      <a:ext cx="5334000" cy="2152650"/>
                     </a:xfrm>
                     <a:prstGeom prst="rect">
                       <a:avLst/>
@@ -7576,7 +7576,143 @@
           <w:sz w:val="17"/>
           <w:szCs w:val="17"/>
         </w:rPr>
-        <w:t>The link, manual code and expiry date are shown once, with ready-to-send buttons.</w:t>
+        <w:t>The link, manual code and ready-written messages are shown once, with a send button for each channel.</w:t>
+      </w:r>
+    </w:p>
+    <w:p>
+      <w:pPr>
+        <w:pStyle w:val="ListParagraph"/>
+        <w:numPr>
+          <w:ilvl w:val="0"/>
+          <w:numId w:val="10"/>
+        </w:numPr>
+        <w:spacing w:after="80" w:line="276" w:lineRule="auto"/>
+      </w:pPr>
+      <w:r>
+        <w:t>Send it on the channel that suits the respondent:</w:t>
+      </w:r>
+    </w:p>
+    <w:p>
+      <w:pPr>
+        <w:pStyle w:val="ListParagraph"/>
+        <w:numPr>
+          <w:ilvl w:val="1"/>
+          <w:numId w:val="2"/>
+        </w:numPr>
+        <w:spacing w:after="40"/>
+      </w:pPr>
+      <w:r>
+        <w:rPr>
+          <w:b/>
+          <w:bCs/>
+        </w:rPr>
+        <w:t>Send via WhatsApp</w:t>
+      </w:r>
+      <w:r>
+        <w:t xml:space="preserve"> opens that respondent's chat (their WhatsApp number, or phone number if none) with the message ready. Check you are on the study WhatsApp number, then press Send.</w:t>
+      </w:r>
+    </w:p>
+    <w:p>
+      <w:pPr>
+        <w:pStyle w:val="ListParagraph"/>
+        <w:numPr>
+          <w:ilvl w:val="1"/>
+          <w:numId w:val="2"/>
+        </w:numPr>
+        <w:spacing w:after="40"/>
+      </w:pPr>
+      <w:r>
+        <w:rPr>
+          <w:b/>
+          <w:bCs/>
+        </w:rPr>
+        <w:t>Send by SMS</w:t>
+      </w:r>
+      <w:r>
+        <w:t xml:space="preserve"> opens the phone's messages app addressed to the respondent, with the shorter SMS message. Use it on a phone.</w:t>
+      </w:r>
+    </w:p>
+    <w:p>
+      <w:pPr>
+        <w:pStyle w:val="ListParagraph"/>
+        <w:numPr>
+          <w:ilvl w:val="1"/>
+          <w:numId w:val="2"/>
+        </w:numPr>
+        <w:spacing w:after="40"/>
+      </w:pPr>
+      <w:r>
+        <w:rPr>
+          <w:b/>
+          <w:bCs/>
+        </w:rPr>
+        <w:t>Email from study address</w:t>
+      </w:r>
+      <w:r>
+        <w:t xml:space="preserve"> sends the email from abffst.research.cut@gmail.com to the respondent's email on file; replies go to the study inbox. The email is recorded in the audit log.</w:t>
+      </w:r>
+    </w:p>
+    <w:p>
+      <w:pPr>
+        <w:pStyle w:val="ListParagraph"/>
+        <w:numPr>
+          <w:ilvl w:val="1"/>
+          <w:numId w:val="2"/>
+        </w:numPr>
+        <w:spacing w:after="40"/>
+      </w:pPr>
+      <w:r>
+        <w:rPr>
+          <w:b/>
+          <w:bCs/>
+        </w:rPr>
+        <w:t>Open in email app</w:t>
+      </w:r>
+      <w:r>
+        <w:t xml:space="preserve"> opens the same email in your own mail program, if you need to add something first.</w:t>
+      </w:r>
+    </w:p>
+    <w:p>
+      <w:pPr>
+        <w:pStyle w:val="ListParagraph"/>
+        <w:numPr>
+          <w:ilvl w:val="1"/>
+          <w:numId w:val="2"/>
+        </w:numPr>
+        <w:spacing w:after="40"/>
+      </w:pPr>
+      <w:r>
+        <w:rPr>
+          <w:b/>
+          <w:bCs/>
+        </w:rPr>
+        <w:t>Copy message</w:t>
+      </w:r>
+      <w:r>
+        <w:t xml:space="preserve"> copies the message shown, for any other channel.</w:t>
+      </w:r>
+    </w:p>
+    <w:p>
+      <w:pPr>
+        <w:pStyle w:val="ListParagraph"/>
+        <w:numPr>
+          <w:ilvl w:val="0"/>
+          <w:numId w:val="10"/>
+        </w:numPr>
+        <w:spacing w:after="80" w:line="276" w:lineRule="auto"/>
+      </w:pPr>
+      <w:r>
+        <w:t xml:space="preserve">If a button says no number or email is on file, add it under </w:t>
+      </w:r>
+      <w:r>
+        <w:rPr>
+          <w:b/>
+          <w:bCs/>
+        </w:rPr>
+        <w:t>Respondents and contact details</w:t>
+      </w:r>
+      <w:r>
+        <w:t>, then send a new invitation.</w:t>
       </w:r>
     </w:p>
     <w:p>
@@ -7632,7 +7768,7 @@
           <w:left w:w="10" w:type="dxa"/>
           <w:right w:w="10" w:type="dxa"/>
         </w:tblCellMar>
-        <w:tblLook w:val="04A0" w:firstRow="1" w:lastRow="0" w:firstColumn="1" w:lastColumn="0" w:noHBand="0" w:noVBand="1"/>
+        <w:tblLook w:val="0000" w:firstRow="0" w:lastRow="0" w:firstColumn="0" w:lastColumn="0" w:noHBand="0" w:noVBand="0"/>
       </w:tblPr>
       <w:tblGrid>
         <w:gridCol w:w="9412"/>
@@ -7736,6 +7872,7 @@
         <w:pStyle w:val="Heading3"/>
       </w:pPr>
       <w:r>
+        <w:lastRenderedPageBreak/>
         <w:t>Revoking an invitation</w:t>
       </w:r>
     </w:p>
@@ -7761,7 +7898,7 @@
       <w:pPr>
         <w:pStyle w:val="Heading2"/>
       </w:pPr>
-      <w:bookmarkStart w:id="15" w:name="_Toc240453531"/>
+      <w:bookmarkStart w:id="15" w:name="_Toc240455188"/>
       <w:r>
         <w:t>4.8 Sending follow-up reminders</w:t>
       </w:r>
@@ -7828,9 +7965,8 @@
         <w:rPr>
           <w:noProof/>
         </w:rPr>
-        <w:lastRenderedPageBreak/>
         <w:drawing>
-          <wp:inline distT="0" distB="0" distL="0" distR="0" wp14:anchorId="49F96A3E" wp14:editId="006DA159">
+          <wp:inline distT="0" distB="0" distL="0" distR="0" wp14:anchorId="678F428E" wp14:editId="7DF94276">
             <wp:extent cx="5334000" cy="3333750"/>
             <wp:effectExtent l="0" t="0" r="0" b="0"/>
             <wp:docPr id="18" name="cra_follow_ups.jpg" descr="Follow-ups due. Contact RAs see only their own cases." title="Follow-ups due. Contact RAs see only their own cases."/>
@@ -7981,7 +8117,7 @@
           <w:left w:w="10" w:type="dxa"/>
           <w:right w:w="10" w:type="dxa"/>
         </w:tblCellMar>
-        <w:tblLook w:val="04A0" w:firstRow="1" w:lastRow="0" w:firstColumn="1" w:lastColumn="0" w:noHBand="0" w:noVBand="1"/>
+        <w:tblLook w:val="0000" w:firstRow="0" w:lastRow="0" w:firstColumn="0" w:lastColumn="0" w:noHBand="0" w:noVBand="0"/>
       </w:tblPr>
       <w:tblGrid>
         <w:gridCol w:w="9412"/>
@@ -8056,7 +8192,7 @@
       <w:pPr>
         <w:pStyle w:val="Heading2"/>
       </w:pPr>
-      <w:bookmarkStart w:id="16" w:name="_Toc240453532"/>
+      <w:bookmarkStart w:id="16" w:name="_Toc240455189"/>
       <w:r>
         <w:t>4.9 Managing appointments</w:t>
       </w:r>
@@ -8095,8 +8231,9 @@
         <w:rPr>
           <w:noProof/>
         </w:rPr>
+        <w:lastRenderedPageBreak/>
         <w:drawing>
-          <wp:inline distT="0" distB="0" distL="0" distR="0" wp14:anchorId="08D37820" wp14:editId="33B41E39">
+          <wp:inline distT="0" distB="0" distL="0" distR="0" wp14:anchorId="5E7792E4" wp14:editId="2C4B0F91">
             <wp:extent cx="5334000" cy="2667000"/>
             <wp:effectExtent l="0" t="0" r="0" b="0"/>
             <wp:docPr id="19" name="cra_appointments.jpg" descr="Appointment Queue." title="Appointment Queue."/>
@@ -8171,7 +8308,6 @@
         <w:spacing w:after="80" w:line="276" w:lineRule="auto"/>
       </w:pPr>
       <w:r>
-        <w:lastRenderedPageBreak/>
         <w:t xml:space="preserve">Use </w:t>
       </w:r>
       <w:r>
@@ -8280,7 +8416,7 @@
       <w:pPr>
         <w:pStyle w:val="Heading2"/>
       </w:pPr>
-      <w:bookmarkStart w:id="17" w:name="_Toc240453533"/>
+      <w:bookmarkStart w:id="17" w:name="_Toc240455190"/>
       <w:r>
         <w:t>4.10 Logging a contact attempt</w:t>
       </w:r>
@@ -8338,7 +8474,7 @@
           <w:noProof/>
         </w:rPr>
         <w:drawing>
-          <wp:inline distT="0" distB="0" distL="0" distR="0" wp14:anchorId="1FF83156" wp14:editId="0F896A0D">
+          <wp:inline distT="0" distB="0" distL="0" distR="0" wp14:anchorId="56A1063D" wp14:editId="7A7946D2">
             <wp:extent cx="5334000" cy="1343025"/>
             <wp:effectExtent l="0" t="0" r="0" b="0"/>
             <wp:docPr id="20" name="adm_case_timeline.jpg" descr="Contact timeline and the form for logging an attempt." title="Contact timeline and the form for logging an attempt."/>
@@ -8481,7 +8617,7 @@
       <w:pPr>
         <w:pStyle w:val="Heading2"/>
       </w:pPr>
-      <w:bookmarkStart w:id="18" w:name="_Toc240453534"/>
+      <w:bookmarkStart w:id="18" w:name="_Toc240455191"/>
       <w:r>
         <w:t>4.11 Changing a case's status by hand</w:t>
       </w:r>
@@ -8515,6 +8651,7 @@
         <w:spacing w:after="80" w:line="276" w:lineRule="auto"/>
       </w:pPr>
       <w:r>
+        <w:lastRenderedPageBreak/>
         <w:t xml:space="preserve">On the case page, find </w:t>
       </w:r>
       <w:r>
@@ -8559,7 +8696,7 @@
           <w:noProof/>
         </w:rPr>
         <w:drawing>
-          <wp:inline distT="0" distB="0" distL="0" distR="0" wp14:anchorId="25B64097" wp14:editId="5BD8A41A">
+          <wp:inline distT="0" distB="0" distL="0" distR="0" wp14:anchorId="199EDF60" wp14:editId="7EEC2DBA">
             <wp:extent cx="5334000" cy="638175"/>
             <wp:effectExtent l="0" t="0" r="0" b="0"/>
             <wp:docPr id="21" name="adm_case_workflow.jpg" descr="Only valid next statuses are offered." title="Only valid next statuses are offered."/>
@@ -8670,7 +8807,7 @@
           <w:left w:w="10" w:type="dxa"/>
           <w:right w:w="10" w:type="dxa"/>
         </w:tblCellMar>
-        <w:tblLook w:val="04A0" w:firstRow="1" w:lastRow="0" w:firstColumn="1" w:lastColumn="0" w:noHBand="0" w:noVBand="1"/>
+        <w:tblLook w:val="0000" w:firstRow="0" w:lastRow="0" w:firstColumn="0" w:lastColumn="0" w:noHBand="0" w:noVBand="0"/>
       </w:tblPr>
       <w:tblGrid>
         <w:gridCol w:w="2824"/>
@@ -8886,7 +9023,6 @@
                 <w:sz w:val="19"/>
                 <w:szCs w:val="19"/>
               </w:rPr>
-              <w:lastRenderedPageBreak/>
               <w:t>S02</w:t>
             </w:r>
           </w:p>
@@ -9332,7 +9468,7 @@
       <w:pPr>
         <w:pStyle w:val="Heading2"/>
       </w:pPr>
-      <w:bookmarkStart w:id="19" w:name="_Toc240453535"/>
+      <w:bookmarkStart w:id="19" w:name="_Toc240455192"/>
       <w:r>
         <w:t>4.12 When the person is not the right respondent</w:t>
       </w:r>
@@ -9416,7 +9552,7 @@
       <w:pPr>
         <w:pStyle w:val="Heading2"/>
       </w:pPr>
-      <w:bookmarkStart w:id="20" w:name="_Toc240453536"/>
+      <w:bookmarkStart w:id="20" w:name="_Toc240455193"/>
       <w:r>
         <w:t>4.13 Recording a withdrawal</w:t>
       </w:r>
@@ -9506,8 +9642,9 @@
         <w:rPr>
           <w:noProof/>
         </w:rPr>
+        <w:lastRenderedPageBreak/>
         <w:drawing>
-          <wp:inline distT="0" distB="0" distL="0" distR="0" wp14:anchorId="211C6754" wp14:editId="59B4D6A2">
+          <wp:inline distT="0" distB="0" distL="0" distR="0" wp14:anchorId="45A34031" wp14:editId="22E268F3">
             <wp:extent cx="5334000" cy="1409700"/>
             <wp:effectExtent l="0" t="0" r="0" b="0"/>
             <wp:docPr id="22" name="adm_case_withdrawal.jpg" descr="Record a withdrawal." title="Record a withdrawal."/>
@@ -9645,7 +9782,7 @@
           <w:left w:w="10" w:type="dxa"/>
           <w:right w:w="10" w:type="dxa"/>
         </w:tblCellMar>
-        <w:tblLook w:val="04A0" w:firstRow="1" w:lastRow="0" w:firstColumn="1" w:lastColumn="0" w:noHBand="0" w:noVBand="1"/>
+        <w:tblLook w:val="0000" w:firstRow="0" w:lastRow="0" w:firstColumn="0" w:lastColumn="0" w:noHBand="0" w:noVBand="0"/>
       </w:tblPr>
       <w:tblGrid>
         <w:gridCol w:w="9412"/>
@@ -9682,7 +9819,6 @@
                 <w:sz w:val="20"/>
                 <w:szCs w:val="20"/>
               </w:rPr>
-              <w:lastRenderedPageBreak/>
               <w:t>Answers already submitted</w:t>
             </w:r>
           </w:p>
@@ -9769,7 +9905,7 @@
       <w:pPr>
         <w:pStyle w:val="Heading2"/>
       </w:pPr>
-      <w:bookmarkStart w:id="21" w:name="_Toc240453537"/>
+      <w:bookmarkStart w:id="21" w:name="_Toc240455194"/>
       <w:r>
         <w:t>4.14 Activating a Reserve case</w:t>
       </w:r>
@@ -9817,7 +9953,7 @@
           <w:noProof/>
         </w:rPr>
         <w:drawing>
-          <wp:inline distT="0" distB="0" distL="0" distR="0" wp14:anchorId="099AEBE2" wp14:editId="1757E737">
+          <wp:inline distT="0" distB="0" distL="0" distR="0" wp14:anchorId="62E10140" wp14:editId="6CF9DF52">
             <wp:extent cx="5334000" cy="2505075"/>
             <wp:effectExtent l="0" t="0" r="0" b="0"/>
             <wp:docPr id="23" name="adm_reserve.jpg" descr="Reserve Activation." title="Reserve Activation."/>
@@ -10013,7 +10149,7 @@
       <w:pPr>
         <w:pStyle w:val="Heading2"/>
       </w:pPr>
-      <w:bookmarkStart w:id="22" w:name="_Toc240453538"/>
+      <w:bookmarkStart w:id="22" w:name="_Toc240455195"/>
       <w:r>
         <w:t>4.15 Registering a new organisation and its sample case</w:t>
       </w:r>
@@ -10060,9 +10196,8 @@
         <w:rPr>
           <w:noProof/>
         </w:rPr>
-        <w:lastRenderedPageBreak/>
         <w:drawing>
-          <wp:inline distT="0" distB="0" distL="0" distR="0" wp14:anchorId="224DDF9B" wp14:editId="208800BF">
+          <wp:inline distT="0" distB="0" distL="0" distR="0" wp14:anchorId="48F93C48" wp14:editId="1C8A7ACA">
             <wp:extent cx="5334000" cy="3333750"/>
             <wp:effectExtent l="0" t="0" r="0" b="0"/>
             <wp:docPr id="24" name="adm_organisations.jpg" descr="Register Organisation: the form (top) and the list of registered organisations (below)." title="Register Organisation: the form (top) and the list of registered organisations (below)."/>
@@ -10308,7 +10443,7 @@
       <w:pPr>
         <w:pStyle w:val="Heading2"/>
       </w:pPr>
-      <w:bookmarkStart w:id="23" w:name="_Toc240453539"/>
+      <w:bookmarkStart w:id="23" w:name="_Toc240455196"/>
       <w:r>
         <w:t>4.16 Building a pre-interview profile (PROIT)</w:t>
       </w:r>
@@ -10418,8 +10553,9 @@
         <w:rPr>
           <w:noProof/>
         </w:rPr>
+        <w:lastRenderedPageBreak/>
         <w:drawing>
-          <wp:inline distT="0" distB="0" distL="0" distR="0" wp14:anchorId="1C916526" wp14:editId="10E21A68">
+          <wp:inline distT="0" distB="0" distL="0" distR="0" wp14:anchorId="079548B0" wp14:editId="05124F59">
             <wp:extent cx="5334000" cy="1781175"/>
             <wp:effectExtent l="0" t="0" r="0" b="0"/>
             <wp:docPr id="25" name="adm_case_proit_draft.jpg" descr="A draft profile: each fact needs at least one source." title="A draft profile: each fact needs at least one source."/>
@@ -10494,7 +10630,6 @@
         <w:spacing w:after="80" w:line="276" w:lineRule="auto"/>
       </w:pPr>
       <w:r>
-        <w:lastRenderedPageBreak/>
         <w:t xml:space="preserve">For each field, type the </w:t>
       </w:r>
       <w:r>
@@ -10573,7 +10708,7 @@
       <w:pPr>
         <w:pStyle w:val="Heading2"/>
       </w:pPr>
-      <w:bookmarkStart w:id="24" w:name="_Toc240453540"/>
+      <w:bookmarkStart w:id="24" w:name="_Toc240455197"/>
       <w:r>
         <w:t>4.17 Reviewing questionnaires in the QA Queue</w:t>
       </w:r>
@@ -10613,7 +10748,7 @@
           <w:noProof/>
         </w:rPr>
         <w:drawing>
-          <wp:inline distT="0" distB="0" distL="0" distR="0" wp14:anchorId="4D1BB2B7" wp14:editId="3AA3F364">
+          <wp:inline distT="0" distB="0" distL="0" distR="0" wp14:anchorId="2A7AC0C8" wp14:editId="42427C04">
             <wp:extent cx="5334000" cy="3333750"/>
             <wp:effectExtent l="0" t="0" r="0" b="0"/>
             <wp:docPr id="26" name="qa_queue.jpg" descr="QUAN QA Queue with the KoboToolbox sync panel." title="QUAN QA Queue with the KoboToolbox sync panel."/>
@@ -10734,6 +10869,7 @@
         <w:spacing w:after="80" w:line="276" w:lineRule="auto"/>
       </w:pPr>
       <w:r>
+        <w:lastRenderedPageBreak/>
         <w:t xml:space="preserve">Write a </w:t>
       </w:r>
       <w:r>
@@ -10810,7 +10946,7 @@
           <w:left w:w="10" w:type="dxa"/>
           <w:right w:w="10" w:type="dxa"/>
         </w:tblCellMar>
-        <w:tblLook w:val="04A0" w:firstRow="1" w:lastRow="0" w:firstColumn="1" w:lastColumn="0" w:noHBand="0" w:noVBand="1"/>
+        <w:tblLook w:val="0000" w:firstRow="0" w:lastRow="0" w:firstColumn="0" w:lastColumn="0" w:noHBand="0" w:noVBand="0"/>
       </w:tblPr>
       <w:tblGrid>
         <w:gridCol w:w="2353"/>
@@ -11101,7 +11237,6 @@
                 <w:sz w:val="19"/>
                 <w:szCs w:val="19"/>
               </w:rPr>
-              <w:lastRenderedPageBreak/>
               <w:t>Too slow</w:t>
             </w:r>
           </w:p>
@@ -11257,7 +11392,7 @@
           <w:left w:w="10" w:type="dxa"/>
           <w:right w:w="10" w:type="dxa"/>
         </w:tblCellMar>
-        <w:tblLook w:val="04A0" w:firstRow="1" w:lastRow="0" w:firstColumn="1" w:lastColumn="0" w:noHBand="0" w:noVBand="1"/>
+        <w:tblLook w:val="0000" w:firstRow="0" w:lastRow="0" w:firstColumn="0" w:lastColumn="0" w:noHBand="0" w:noVBand="0"/>
       </w:tblPr>
       <w:tblGrid>
         <w:gridCol w:w="9412"/>
@@ -11352,7 +11487,7 @@
       <w:pPr>
         <w:pStyle w:val="Heading2"/>
       </w:pPr>
-      <w:bookmarkStart w:id="25" w:name="_Toc240453541"/>
+      <w:bookmarkStart w:id="25" w:name="_Toc240455198"/>
       <w:r>
         <w:t>4.18 Working QA exceptions</w:t>
       </w:r>
@@ -11415,8 +11550,9 @@
         <w:rPr>
           <w:noProof/>
         </w:rPr>
+        <w:lastRenderedPageBreak/>
         <w:drawing>
-          <wp:inline distT="0" distB="0" distL="0" distR="0" wp14:anchorId="3EBD2629" wp14:editId="796DBCC5">
+          <wp:inline distT="0" distB="0" distL="0" distR="0" wp14:anchorId="0B9C8A9C" wp14:editId="0F7E3E65">
             <wp:extent cx="5334000" cy="3333750"/>
             <wp:effectExtent l="0" t="0" r="0" b="0"/>
             <wp:docPr id="27" name="qa_exceptions.jpg" descr="QA Exception Queue." title="QA Exception Queue."/>
@@ -11612,9 +11748,8 @@
       <w:pPr>
         <w:pStyle w:val="Heading2"/>
       </w:pPr>
-      <w:bookmarkStart w:id="26" w:name="_Toc240453542"/>
-      <w:r>
-        <w:lastRenderedPageBreak/>
+      <w:bookmarkStart w:id="26" w:name="_Toc240455199"/>
+      <w:r>
         <w:t>4.19 Downloading or emailing completed forms (Form PDFs)</w:t>
       </w:r>
       <w:bookmarkEnd w:id="26"/>
@@ -11653,7 +11788,7 @@
           <w:noProof/>
         </w:rPr>
         <w:drawing>
-          <wp:inline distT="0" distB="0" distL="0" distR="0" wp14:anchorId="01EFD585" wp14:editId="68DEFDD8">
+          <wp:inline distT="0" distB="0" distL="0" distR="0" wp14:anchorId="792C533F" wp14:editId="34829EAF">
             <wp:extent cx="5334000" cy="2581275"/>
             <wp:effectExtent l="0" t="0" r="0" b="0"/>
             <wp:docPr id="28" name="adm_form_pdfs.jpg" descr="Completed form PDFs." title="Completed form PDFs."/>
@@ -11751,6 +11886,7 @@
         <w:spacing w:after="80" w:line="276" w:lineRule="auto"/>
       </w:pPr>
       <w:r>
+        <w:lastRenderedPageBreak/>
         <w:t xml:space="preserve">Select </w:t>
       </w:r>
       <w:r>
@@ -11804,7 +11940,7 @@
       <w:pPr>
         <w:pStyle w:val="Heading2"/>
       </w:pPr>
-      <w:bookmarkStart w:id="27" w:name="_Toc240453543"/>
+      <w:bookmarkStart w:id="27" w:name="_Toc240455200"/>
       <w:r>
         <w:t>4.20 Logging fieldwork costs</w:t>
       </w:r>
@@ -11843,9 +11979,8 @@
         <w:rPr>
           <w:noProof/>
         </w:rPr>
-        <w:lastRenderedPageBreak/>
         <w:drawing>
-          <wp:inline distT="0" distB="0" distL="0" distR="0" wp14:anchorId="4DBD3FF5" wp14:editId="704B677A">
+          <wp:inline distT="0" distB="0" distL="0" distR="0" wp14:anchorId="120E70BA" wp14:editId="4F07382E">
             <wp:extent cx="5334000" cy="3752850"/>
             <wp:effectExtent l="0" t="0" r="0" b="0"/>
             <wp:docPr id="29" name="adm_cost.jpg" descr="Cost Dashboard and the Log a cost event form." title="Cost Dashboard and the Log a cost event form."/>
@@ -11965,7 +12100,7 @@
       <w:pPr>
         <w:pStyle w:val="Heading2"/>
       </w:pPr>
-      <w:bookmarkStart w:id="28" w:name="_Toc240453544"/>
+      <w:bookmarkStart w:id="28" w:name="_Toc240455201"/>
       <w:r>
         <w:lastRenderedPageBreak/>
         <w:t>4.21 Downloading data</w:t>
@@ -11983,7 +12118,7 @@
           <w:noProof/>
         </w:rPr>
         <w:drawing>
-          <wp:inline distT="0" distB="0" distL="0" distR="0" wp14:anchorId="17CDAC7B" wp14:editId="485EB995">
+          <wp:inline distT="0" distB="0" distL="0" distR="0" wp14:anchorId="630327C8" wp14:editId="0B1A1327">
             <wp:extent cx="5715000" cy="3657600"/>
             <wp:effectExtent l="0" t="0" r="0" b="0"/>
             <wp:docPr id="30" name="adm_export.jpg" descr="Data Export." title="Data Export."/>
@@ -12063,7 +12198,7 @@
           <w:left w:w="10" w:type="dxa"/>
           <w:right w:w="10" w:type="dxa"/>
         </w:tblCellMar>
-        <w:tblLook w:val="04A0" w:firstRow="1" w:lastRow="0" w:firstColumn="1" w:lastColumn="0" w:noHBand="0" w:noVBand="1"/>
+        <w:tblLook w:val="0000" w:firstRow="0" w:lastRow="0" w:firstColumn="0" w:lastColumn="0" w:noHBand="0" w:noVBand="0"/>
       </w:tblPr>
       <w:tblGrid>
         <w:gridCol w:w="2541"/>
@@ -12499,7 +12634,7 @@
         <w:pStyle w:val="Heading1"/>
         <w:pageBreakBefore/>
       </w:pPr>
-      <w:bookmarkStart w:id="29" w:name="_Toc240453545"/>
+      <w:bookmarkStart w:id="29" w:name="_Toc240455202"/>
       <w:r>
         <w:lastRenderedPageBreak/>
         <w:t>5. Rules you must follow</w:t>
@@ -12650,7 +12785,7 @@
         <w:pStyle w:val="Heading1"/>
         <w:pageBreakBefore/>
       </w:pPr>
-      <w:bookmarkStart w:id="30" w:name="_Toc240453546"/>
+      <w:bookmarkStart w:id="30" w:name="_Toc240455203"/>
       <w:r>
         <w:lastRenderedPageBreak/>
         <w:t>6. Troubleshooting</w:t>
@@ -12672,7 +12807,7 @@
           <w:left w:w="10" w:type="dxa"/>
           <w:right w:w="10" w:type="dxa"/>
         </w:tblCellMar>
-        <w:tblLook w:val="04A0" w:firstRow="1" w:lastRow="0" w:firstColumn="1" w:lastColumn="0" w:noHBand="0" w:noVBand="1"/>
+        <w:tblLook w:val="0000" w:firstRow="0" w:lastRow="0" w:firstColumn="0" w:lastColumn="0" w:noHBand="0" w:noVBand="0"/>
       </w:tblPr>
       <w:tblGrid>
         <w:gridCol w:w="2635"/>
@@ -13434,7 +13569,7 @@
         <w:pStyle w:val="Heading1"/>
         <w:pageBreakBefore/>
       </w:pPr>
-      <w:bookmarkStart w:id="31" w:name="_Toc240453547"/>
+      <w:bookmarkStart w:id="31" w:name="_Toc240455204"/>
       <w:r>
         <w:lastRenderedPageBreak/>
         <w:t>7. Quick reference</w:t>
@@ -13456,7 +13591,7 @@
           <w:left w:w="10" w:type="dxa"/>
           <w:right w:w="10" w:type="dxa"/>
         </w:tblCellMar>
-        <w:tblLook w:val="04A0" w:firstRow="1" w:lastRow="0" w:firstColumn="1" w:lastColumn="0" w:noHBand="0" w:noVBand="1"/>
+        <w:tblLook w:val="0000" w:firstRow="0" w:lastRow="0" w:firstColumn="0" w:lastColumn="0" w:noHBand="0" w:noVBand="0"/>
       </w:tblPr>
       <w:tblGrid>
         <w:gridCol w:w="2824"/>
@@ -13989,96 +14124,10 @@
 <file path=word/numbering.xml><?xml version="1.0" encoding="utf-8"?>
 <w:numbering xmlns:wpc="http://schemas.microsoft.com/office/word/2010/wordprocessingCanvas" xmlns:cx="http://schemas.microsoft.com/office/drawing/2014/chartex" xmlns:cx1="http://schemas.microsoft.com/office/drawing/2015/9/8/chartex" xmlns:cx2="http://schemas.microsoft.com/office/drawing/2015/10/21/chartex" xmlns:cx3="http://schemas.microsoft.com/office/drawing/2016/5/9/chartex" xmlns:cx4="http://schemas.microsoft.com/office/drawing/2016/5/10/chartex" xmlns:cx5="http://schemas.microsoft.com/office/drawing/2016/5/11/chartex" xmlns:cx6="http://schemas.microsoft.com/office/drawing/2016/5/12/chartex" xmlns:cx7="http://schemas.microsoft.com/office/drawing/2016/5/13/chartex" xmlns:cx8="http://schemas.microsoft.com/office/drawing/2016/5/14/chartex" xmlns:mc="http://schemas.openxmlformats.org/markup-compatibility/2006" xmlns:aink="http://schemas.microsoft.com/office/drawing/2016/ink" xmlns:am3d="http://schemas.microsoft.com/office/drawing/2017/model3d" xmlns:o="urn:schemas-microsoft-com:office:office" xmlns:oel="http://schemas.microsoft.com/office/2019/extlst" xmlns:r="http://schemas.openxmlformats.org/officeDocument/2006/relationships" xmlns:m="http://schemas.openxmlformats.org/officeDocument/2006/math" xmlns:v="urn:schemas-microsoft-com:vml" xmlns:wp14="http://schemas.microsoft.com/office/word/2010/wordprocessingDrawing" xmlns:wp="http://schemas.openxmlformats.org/drawingml/2006/wordprocessingDrawing" xmlns:w10="urn:schemas-microsoft-com:office:word" xmlns:w="http://schemas.openxmlformats.org/wordprocessingml/2006/main" xmlns:w14="http://schemas.microsoft.com/office/word/2010/wordml" xmlns:w15="http://schemas.microsoft.com/office/word/2012/wordml" xmlns:w16cex="http://schemas.microsoft.com/office/word/2018/wordml/cex" xmlns:w16cid="http://schemas.microsoft.com/office/word/2016/wordml/cid" xmlns:w16="http://schemas.microsoft.com/office/word/2018/wordml" xmlns:w16sdtdh="http://schemas.microsoft.com/office/word/2020/wordml/sdtdatahash" xmlns:w16se="http://schemas.microsoft.com/office/word/2015/wordml/symex" xmlns:wpg="http://schemas.microsoft.com/office/word/2010/wordprocessingGroup" xmlns:wpi="http://schemas.microsoft.com/office/word/2010/wordprocessingInk" xmlns:wne="http://schemas.microsoft.com/office/word/2006/wordml" xmlns:wps="http://schemas.microsoft.com/office/word/2010/wordprocessingShape" mc:Ignorable="w14 w15 w16se w16cid w16 w16cex w16sdtdh wp14">
   <w:abstractNum w:abstractNumId="0" w15:restartNumberingAfterBreak="0">
-    <w:nsid w:val="0946762D"/>
+    <w:nsid w:val="0E0512F7"/>
     <w:multiLevelType w:val="hybridMultilevel"/>
-    <w:tmpl w:val="F378D96C"/>
-    <w:lvl w:ilvl="0" w:tplc="8D8CC57E">
-      <w:start w:val="1"/>
-      <w:numFmt w:val="bullet"/>
-      <w:lvlText w:val="●"/>
-      <w:lvlJc w:val="left"/>
-      <w:pPr>
-        <w:ind w:left="720" w:hanging="360"/>
-      </w:pPr>
-    </w:lvl>
-    <w:lvl w:ilvl="1" w:tplc="1A42A32C">
-      <w:start w:val="1"/>
-      <w:numFmt w:val="bullet"/>
-      <w:lvlText w:val="○"/>
-      <w:lvlJc w:val="left"/>
-      <w:pPr>
-        <w:ind w:left="1440" w:hanging="360"/>
-      </w:pPr>
-    </w:lvl>
-    <w:lvl w:ilvl="2" w:tplc="6C84864E">
-      <w:start w:val="1"/>
-      <w:numFmt w:val="bullet"/>
-      <w:lvlText w:val="■"/>
-      <w:lvlJc w:val="left"/>
-      <w:pPr>
-        <w:ind w:left="2160" w:hanging="360"/>
-      </w:pPr>
-    </w:lvl>
-    <w:lvl w:ilvl="3" w:tplc="D362D812">
-      <w:start w:val="1"/>
-      <w:numFmt w:val="bullet"/>
-      <w:lvlText w:val="●"/>
-      <w:lvlJc w:val="left"/>
-      <w:pPr>
-        <w:ind w:left="2880" w:hanging="360"/>
-      </w:pPr>
-    </w:lvl>
-    <w:lvl w:ilvl="4" w:tplc="E2E874B4">
-      <w:start w:val="1"/>
-      <w:numFmt w:val="bullet"/>
-      <w:lvlText w:val="○"/>
-      <w:lvlJc w:val="left"/>
-      <w:pPr>
-        <w:ind w:left="3600" w:hanging="360"/>
-      </w:pPr>
-    </w:lvl>
-    <w:lvl w:ilvl="5" w:tplc="A5F89AF4">
-      <w:start w:val="1"/>
-      <w:numFmt w:val="bullet"/>
-      <w:lvlText w:val="■"/>
-      <w:lvlJc w:val="left"/>
-      <w:pPr>
-        <w:ind w:left="4320" w:hanging="360"/>
-      </w:pPr>
-    </w:lvl>
-    <w:lvl w:ilvl="6" w:tplc="0EBEF964">
-      <w:start w:val="1"/>
-      <w:numFmt w:val="bullet"/>
-      <w:lvlText w:val="●"/>
-      <w:lvlJc w:val="left"/>
-      <w:pPr>
-        <w:ind w:left="5040" w:hanging="360"/>
-      </w:pPr>
-    </w:lvl>
-    <w:lvl w:ilvl="7" w:tplc="3B8A6636">
-      <w:start w:val="1"/>
-      <w:numFmt w:val="bullet"/>
-      <w:lvlText w:val="●"/>
-      <w:lvlJc w:val="left"/>
-      <w:pPr>
-        <w:ind w:left="5760" w:hanging="360"/>
-      </w:pPr>
-    </w:lvl>
-    <w:lvl w:ilvl="8" w:tplc="968E62FE">
-      <w:start w:val="1"/>
-      <w:numFmt w:val="bullet"/>
-      <w:lvlText w:val="●"/>
-      <w:lvlJc w:val="left"/>
-      <w:pPr>
-        <w:ind w:left="6480" w:hanging="360"/>
-      </w:pPr>
-    </w:lvl>
-  </w:abstractNum>
-  <w:abstractNum w:abstractNumId="1" w15:restartNumberingAfterBreak="0">
-    <w:nsid w:val="0C2E7BDB"/>
-    <w:multiLevelType w:val="hybridMultilevel"/>
-    <w:tmpl w:val="98FED582"/>
-    <w:lvl w:ilvl="0" w:tplc="5AF85B4C">
+    <w:tmpl w:val="A678D534"/>
+    <w:lvl w:ilvl="0" w:tplc="C76AE510">
       <w:start w:val="1"/>
       <w:numFmt w:val="decimal"/>
       <w:lvlText w:val="%1."/>
@@ -14092,52 +14141,52 @@
         <w:color w:val="A67C27"/>
       </w:rPr>
     </w:lvl>
-    <w:lvl w:ilvl="1" w:tplc="0B96FC56">
-      <w:numFmt w:val="decimal"/>
-      <w:lvlText w:val=""/>
-      <w:lvlJc w:val="left"/>
-    </w:lvl>
-    <w:lvl w:ilvl="2" w:tplc="F7041672">
-      <w:numFmt w:val="decimal"/>
-      <w:lvlText w:val=""/>
-      <w:lvlJc w:val="left"/>
-    </w:lvl>
-    <w:lvl w:ilvl="3" w:tplc="990609B0">
-      <w:numFmt w:val="decimal"/>
-      <w:lvlText w:val=""/>
-      <w:lvlJc w:val="left"/>
-    </w:lvl>
-    <w:lvl w:ilvl="4" w:tplc="0E6C8C22">
-      <w:numFmt w:val="decimal"/>
-      <w:lvlText w:val=""/>
-      <w:lvlJc w:val="left"/>
-    </w:lvl>
-    <w:lvl w:ilvl="5" w:tplc="598A628E">
-      <w:numFmt w:val="decimal"/>
-      <w:lvlText w:val=""/>
-      <w:lvlJc w:val="left"/>
-    </w:lvl>
-    <w:lvl w:ilvl="6" w:tplc="6CCE79E4">
-      <w:numFmt w:val="decimal"/>
-      <w:lvlText w:val=""/>
-      <w:lvlJc w:val="left"/>
-    </w:lvl>
-    <w:lvl w:ilvl="7" w:tplc="8D5C8ADE">
-      <w:numFmt w:val="decimal"/>
-      <w:lvlText w:val=""/>
-      <w:lvlJc w:val="left"/>
-    </w:lvl>
-    <w:lvl w:ilvl="8" w:tplc="024C7738">
+    <w:lvl w:ilvl="1" w:tplc="32E85A2A">
+      <w:numFmt w:val="decimal"/>
+      <w:lvlText w:val=""/>
+      <w:lvlJc w:val="left"/>
+    </w:lvl>
+    <w:lvl w:ilvl="2" w:tplc="6F884AF8">
+      <w:numFmt w:val="decimal"/>
+      <w:lvlText w:val=""/>
+      <w:lvlJc w:val="left"/>
+    </w:lvl>
+    <w:lvl w:ilvl="3" w:tplc="9E663F42">
+      <w:numFmt w:val="decimal"/>
+      <w:lvlText w:val=""/>
+      <w:lvlJc w:val="left"/>
+    </w:lvl>
+    <w:lvl w:ilvl="4" w:tplc="2486B0FA">
+      <w:numFmt w:val="decimal"/>
+      <w:lvlText w:val=""/>
+      <w:lvlJc w:val="left"/>
+    </w:lvl>
+    <w:lvl w:ilvl="5" w:tplc="F06ABE96">
+      <w:numFmt w:val="decimal"/>
+      <w:lvlText w:val=""/>
+      <w:lvlJc w:val="left"/>
+    </w:lvl>
+    <w:lvl w:ilvl="6" w:tplc="F97A6E6A">
+      <w:numFmt w:val="decimal"/>
+      <w:lvlText w:val=""/>
+      <w:lvlJc w:val="left"/>
+    </w:lvl>
+    <w:lvl w:ilvl="7" w:tplc="4FD4E200">
+      <w:numFmt w:val="decimal"/>
+      <w:lvlText w:val=""/>
+      <w:lvlJc w:val="left"/>
+    </w:lvl>
+    <w:lvl w:ilvl="8" w:tplc="DD000414">
       <w:numFmt w:val="decimal"/>
       <w:lvlText w:val=""/>
       <w:lvlJc w:val="left"/>
     </w:lvl>
   </w:abstractNum>
-  <w:abstractNum w:abstractNumId="2" w15:restartNumberingAfterBreak="0">
-    <w:nsid w:val="0D97057C"/>
+  <w:abstractNum w:abstractNumId="1" w15:restartNumberingAfterBreak="0">
+    <w:nsid w:val="0E4F2D3C"/>
     <w:multiLevelType w:val="hybridMultilevel"/>
-    <w:tmpl w:val="217E344E"/>
-    <w:lvl w:ilvl="0" w:tplc="E2DE1BB2">
+    <w:tmpl w:val="29AE7BFA"/>
+    <w:lvl w:ilvl="0" w:tplc="B41E5CD8">
       <w:start w:val="1"/>
       <w:numFmt w:val="decimal"/>
       <w:lvlText w:val="%1."/>
@@ -14151,52 +14200,52 @@
         <w:color w:val="A67C27"/>
       </w:rPr>
     </w:lvl>
-    <w:lvl w:ilvl="1" w:tplc="F606CD92">
-      <w:numFmt w:val="decimal"/>
-      <w:lvlText w:val=""/>
-      <w:lvlJc w:val="left"/>
-    </w:lvl>
-    <w:lvl w:ilvl="2" w:tplc="13F28290">
-      <w:numFmt w:val="decimal"/>
-      <w:lvlText w:val=""/>
-      <w:lvlJc w:val="left"/>
-    </w:lvl>
-    <w:lvl w:ilvl="3" w:tplc="58201AC6">
-      <w:numFmt w:val="decimal"/>
-      <w:lvlText w:val=""/>
-      <w:lvlJc w:val="left"/>
-    </w:lvl>
-    <w:lvl w:ilvl="4" w:tplc="A6DA6246">
-      <w:numFmt w:val="decimal"/>
-      <w:lvlText w:val=""/>
-      <w:lvlJc w:val="left"/>
-    </w:lvl>
-    <w:lvl w:ilvl="5" w:tplc="A8CC21F0">
-      <w:numFmt w:val="decimal"/>
-      <w:lvlText w:val=""/>
-      <w:lvlJc w:val="left"/>
-    </w:lvl>
-    <w:lvl w:ilvl="6" w:tplc="4C967908">
-      <w:numFmt w:val="decimal"/>
-      <w:lvlText w:val=""/>
-      <w:lvlJc w:val="left"/>
-    </w:lvl>
-    <w:lvl w:ilvl="7" w:tplc="AA3C6DB4">
-      <w:numFmt w:val="decimal"/>
-      <w:lvlText w:val=""/>
-      <w:lvlJc w:val="left"/>
-    </w:lvl>
-    <w:lvl w:ilvl="8" w:tplc="F8EE5938">
+    <w:lvl w:ilvl="1" w:tplc="3FE6CBB6">
+      <w:numFmt w:val="decimal"/>
+      <w:lvlText w:val=""/>
+      <w:lvlJc w:val="left"/>
+    </w:lvl>
+    <w:lvl w:ilvl="2" w:tplc="B7360DC2">
+      <w:numFmt w:val="decimal"/>
+      <w:lvlText w:val=""/>
+      <w:lvlJc w:val="left"/>
+    </w:lvl>
+    <w:lvl w:ilvl="3" w:tplc="3E0A4F76">
+      <w:numFmt w:val="decimal"/>
+      <w:lvlText w:val=""/>
+      <w:lvlJc w:val="left"/>
+    </w:lvl>
+    <w:lvl w:ilvl="4" w:tplc="B9D236DE">
+      <w:numFmt w:val="decimal"/>
+      <w:lvlText w:val=""/>
+      <w:lvlJc w:val="left"/>
+    </w:lvl>
+    <w:lvl w:ilvl="5" w:tplc="3EE66332">
+      <w:numFmt w:val="decimal"/>
+      <w:lvlText w:val=""/>
+      <w:lvlJc w:val="left"/>
+    </w:lvl>
+    <w:lvl w:ilvl="6" w:tplc="E56E55F8">
+      <w:numFmt w:val="decimal"/>
+      <w:lvlText w:val=""/>
+      <w:lvlJc w:val="left"/>
+    </w:lvl>
+    <w:lvl w:ilvl="7" w:tplc="8D5C6578">
+      <w:numFmt w:val="decimal"/>
+      <w:lvlText w:val=""/>
+      <w:lvlJc w:val="left"/>
+    </w:lvl>
+    <w:lvl w:ilvl="8" w:tplc="4C0E222A">
       <w:numFmt w:val="decimal"/>
       <w:lvlText w:val=""/>
       <w:lvlJc w:val="left"/>
     </w:lvl>
   </w:abstractNum>
-  <w:abstractNum w:abstractNumId="3" w15:restartNumberingAfterBreak="0">
-    <w:nsid w:val="10885F77"/>
+  <w:abstractNum w:abstractNumId="2" w15:restartNumberingAfterBreak="0">
+    <w:nsid w:val="12DA74E4"/>
     <w:multiLevelType w:val="hybridMultilevel"/>
-    <w:tmpl w:val="3C66670E"/>
-    <w:lvl w:ilvl="0" w:tplc="04F6AFDA">
+    <w:tmpl w:val="4C18AB8C"/>
+    <w:lvl w:ilvl="0" w:tplc="8B863550">
       <w:start w:val="1"/>
       <w:numFmt w:val="decimal"/>
       <w:lvlText w:val="%1."/>
@@ -14210,52 +14259,52 @@
         <w:color w:val="A67C27"/>
       </w:rPr>
     </w:lvl>
-    <w:lvl w:ilvl="1" w:tplc="E3C6BD8C">
-      <w:numFmt w:val="decimal"/>
-      <w:lvlText w:val=""/>
-      <w:lvlJc w:val="left"/>
-    </w:lvl>
-    <w:lvl w:ilvl="2" w:tplc="371E054A">
-      <w:numFmt w:val="decimal"/>
-      <w:lvlText w:val=""/>
-      <w:lvlJc w:val="left"/>
-    </w:lvl>
-    <w:lvl w:ilvl="3" w:tplc="51D85848">
-      <w:numFmt w:val="decimal"/>
-      <w:lvlText w:val=""/>
-      <w:lvlJc w:val="left"/>
-    </w:lvl>
-    <w:lvl w:ilvl="4" w:tplc="45600B78">
-      <w:numFmt w:val="decimal"/>
-      <w:lvlText w:val=""/>
-      <w:lvlJc w:val="left"/>
-    </w:lvl>
-    <w:lvl w:ilvl="5" w:tplc="7D0494A4">
-      <w:numFmt w:val="decimal"/>
-      <w:lvlText w:val=""/>
-      <w:lvlJc w:val="left"/>
-    </w:lvl>
-    <w:lvl w:ilvl="6" w:tplc="D41A9074">
-      <w:numFmt w:val="decimal"/>
-      <w:lvlText w:val=""/>
-      <w:lvlJc w:val="left"/>
-    </w:lvl>
-    <w:lvl w:ilvl="7" w:tplc="4DFADEAE">
-      <w:numFmt w:val="decimal"/>
-      <w:lvlText w:val=""/>
-      <w:lvlJc w:val="left"/>
-    </w:lvl>
-    <w:lvl w:ilvl="8" w:tplc="6638E844">
+    <w:lvl w:ilvl="1" w:tplc="B3E03482">
+      <w:numFmt w:val="decimal"/>
+      <w:lvlText w:val=""/>
+      <w:lvlJc w:val="left"/>
+    </w:lvl>
+    <w:lvl w:ilvl="2" w:tplc="F1700214">
+      <w:numFmt w:val="decimal"/>
+      <w:lvlText w:val=""/>
+      <w:lvlJc w:val="left"/>
+    </w:lvl>
+    <w:lvl w:ilvl="3" w:tplc="1CCAD162">
+      <w:numFmt w:val="decimal"/>
+      <w:lvlText w:val=""/>
+      <w:lvlJc w:val="left"/>
+    </w:lvl>
+    <w:lvl w:ilvl="4" w:tplc="4482AEF4">
+      <w:numFmt w:val="decimal"/>
+      <w:lvlText w:val=""/>
+      <w:lvlJc w:val="left"/>
+    </w:lvl>
+    <w:lvl w:ilvl="5" w:tplc="5874AE88">
+      <w:numFmt w:val="decimal"/>
+      <w:lvlText w:val=""/>
+      <w:lvlJc w:val="left"/>
+    </w:lvl>
+    <w:lvl w:ilvl="6" w:tplc="2B4AFAE2">
+      <w:numFmt w:val="decimal"/>
+      <w:lvlText w:val=""/>
+      <w:lvlJc w:val="left"/>
+    </w:lvl>
+    <w:lvl w:ilvl="7" w:tplc="7A406708">
+      <w:numFmt w:val="decimal"/>
+      <w:lvlText w:val=""/>
+      <w:lvlJc w:val="left"/>
+    </w:lvl>
+    <w:lvl w:ilvl="8" w:tplc="05108044">
       <w:numFmt w:val="decimal"/>
       <w:lvlText w:val=""/>
       <w:lvlJc w:val="left"/>
     </w:lvl>
   </w:abstractNum>
-  <w:abstractNum w:abstractNumId="4" w15:restartNumberingAfterBreak="0">
-    <w:nsid w:val="1A950CDC"/>
+  <w:abstractNum w:abstractNumId="3" w15:restartNumberingAfterBreak="0">
+    <w:nsid w:val="149F49AF"/>
     <w:multiLevelType w:val="hybridMultilevel"/>
-    <w:tmpl w:val="295E417A"/>
-    <w:lvl w:ilvl="0" w:tplc="674A0F5A">
+    <w:tmpl w:val="2222B52C"/>
+    <w:lvl w:ilvl="0" w:tplc="0DAE1CC2">
       <w:start w:val="1"/>
       <w:numFmt w:val="decimal"/>
       <w:lvlText w:val="%1."/>
@@ -14269,52 +14318,138 @@
         <w:color w:val="A67C27"/>
       </w:rPr>
     </w:lvl>
-    <w:lvl w:ilvl="1" w:tplc="5FDE1A96">
-      <w:numFmt w:val="decimal"/>
-      <w:lvlText w:val=""/>
-      <w:lvlJc w:val="left"/>
-    </w:lvl>
-    <w:lvl w:ilvl="2" w:tplc="53C4E15A">
-      <w:numFmt w:val="decimal"/>
-      <w:lvlText w:val=""/>
-      <w:lvlJc w:val="left"/>
-    </w:lvl>
-    <w:lvl w:ilvl="3" w:tplc="C5527BD6">
-      <w:numFmt w:val="decimal"/>
-      <w:lvlText w:val=""/>
-      <w:lvlJc w:val="left"/>
-    </w:lvl>
-    <w:lvl w:ilvl="4" w:tplc="55B47672">
-      <w:numFmt w:val="decimal"/>
-      <w:lvlText w:val=""/>
-      <w:lvlJc w:val="left"/>
-    </w:lvl>
-    <w:lvl w:ilvl="5" w:tplc="6F44E45E">
-      <w:numFmt w:val="decimal"/>
-      <w:lvlText w:val=""/>
-      <w:lvlJc w:val="left"/>
-    </w:lvl>
-    <w:lvl w:ilvl="6" w:tplc="875E8306">
-      <w:numFmt w:val="decimal"/>
-      <w:lvlText w:val=""/>
-      <w:lvlJc w:val="left"/>
-    </w:lvl>
-    <w:lvl w:ilvl="7" w:tplc="1A325026">
-      <w:numFmt w:val="decimal"/>
-      <w:lvlText w:val=""/>
-      <w:lvlJc w:val="left"/>
-    </w:lvl>
-    <w:lvl w:ilvl="8" w:tplc="3228AAB2">
-      <w:numFmt w:val="decimal"/>
-      <w:lvlText w:val=""/>
-      <w:lvlJc w:val="left"/>
+    <w:lvl w:ilvl="1" w:tplc="7D62A880">
+      <w:numFmt w:val="decimal"/>
+      <w:lvlText w:val=""/>
+      <w:lvlJc w:val="left"/>
+    </w:lvl>
+    <w:lvl w:ilvl="2" w:tplc="CE1C7DE2">
+      <w:numFmt w:val="decimal"/>
+      <w:lvlText w:val=""/>
+      <w:lvlJc w:val="left"/>
+    </w:lvl>
+    <w:lvl w:ilvl="3" w:tplc="AFC81B9A">
+      <w:numFmt w:val="decimal"/>
+      <w:lvlText w:val=""/>
+      <w:lvlJc w:val="left"/>
+    </w:lvl>
+    <w:lvl w:ilvl="4" w:tplc="5C06BAE8">
+      <w:numFmt w:val="decimal"/>
+      <w:lvlText w:val=""/>
+      <w:lvlJc w:val="left"/>
+    </w:lvl>
+    <w:lvl w:ilvl="5" w:tplc="0A48CED4">
+      <w:numFmt w:val="decimal"/>
+      <w:lvlText w:val=""/>
+      <w:lvlJc w:val="left"/>
+    </w:lvl>
+    <w:lvl w:ilvl="6" w:tplc="2340CE24">
+      <w:numFmt w:val="decimal"/>
+      <w:lvlText w:val=""/>
+      <w:lvlJc w:val="left"/>
+    </w:lvl>
+    <w:lvl w:ilvl="7" w:tplc="CC66FDBC">
+      <w:numFmt w:val="decimal"/>
+      <w:lvlText w:val=""/>
+      <w:lvlJc w:val="left"/>
+    </w:lvl>
+    <w:lvl w:ilvl="8" w:tplc="9BDEFEF6">
+      <w:numFmt w:val="decimal"/>
+      <w:lvlText w:val=""/>
+      <w:lvlJc w:val="left"/>
+    </w:lvl>
+  </w:abstractNum>
+  <w:abstractNum w:abstractNumId="4" w15:restartNumberingAfterBreak="0">
+    <w:nsid w:val="18C86075"/>
+    <w:multiLevelType w:val="hybridMultilevel"/>
+    <w:tmpl w:val="7916B55C"/>
+    <w:lvl w:ilvl="0" w:tplc="36C6BB1A">
+      <w:start w:val="1"/>
+      <w:numFmt w:val="bullet"/>
+      <w:lvlText w:val="●"/>
+      <w:lvlJc w:val="left"/>
+      <w:pPr>
+        <w:ind w:left="720" w:hanging="360"/>
+      </w:pPr>
+    </w:lvl>
+    <w:lvl w:ilvl="1" w:tplc="69F8CF46">
+      <w:start w:val="1"/>
+      <w:numFmt w:val="bullet"/>
+      <w:lvlText w:val="○"/>
+      <w:lvlJc w:val="left"/>
+      <w:pPr>
+        <w:ind w:left="1440" w:hanging="360"/>
+      </w:pPr>
+    </w:lvl>
+    <w:lvl w:ilvl="2" w:tplc="345E54A2">
+      <w:start w:val="1"/>
+      <w:numFmt w:val="bullet"/>
+      <w:lvlText w:val="■"/>
+      <w:lvlJc w:val="left"/>
+      <w:pPr>
+        <w:ind w:left="2160" w:hanging="360"/>
+      </w:pPr>
+    </w:lvl>
+    <w:lvl w:ilvl="3" w:tplc="407AE2C0">
+      <w:start w:val="1"/>
+      <w:numFmt w:val="bullet"/>
+      <w:lvlText w:val="●"/>
+      <w:lvlJc w:val="left"/>
+      <w:pPr>
+        <w:ind w:left="2880" w:hanging="360"/>
+      </w:pPr>
+    </w:lvl>
+    <w:lvl w:ilvl="4" w:tplc="90CC628A">
+      <w:start w:val="1"/>
+      <w:numFmt w:val="bullet"/>
+      <w:lvlText w:val="○"/>
+      <w:lvlJc w:val="left"/>
+      <w:pPr>
+        <w:ind w:left="3600" w:hanging="360"/>
+      </w:pPr>
+    </w:lvl>
+    <w:lvl w:ilvl="5" w:tplc="AA947242">
+      <w:start w:val="1"/>
+      <w:numFmt w:val="bullet"/>
+      <w:lvlText w:val="■"/>
+      <w:lvlJc w:val="left"/>
+      <w:pPr>
+        <w:ind w:left="4320" w:hanging="360"/>
+      </w:pPr>
+    </w:lvl>
+    <w:lvl w:ilvl="6" w:tplc="E57ED9CC">
+      <w:start w:val="1"/>
+      <w:numFmt w:val="bullet"/>
+      <w:lvlText w:val="●"/>
+      <w:lvlJc w:val="left"/>
+      <w:pPr>
+        <w:ind w:left="5040" w:hanging="360"/>
+      </w:pPr>
+    </w:lvl>
+    <w:lvl w:ilvl="7" w:tplc="26B2C854">
+      <w:start w:val="1"/>
+      <w:numFmt w:val="bullet"/>
+      <w:lvlText w:val="●"/>
+      <w:lvlJc w:val="left"/>
+      <w:pPr>
+        <w:ind w:left="5760" w:hanging="360"/>
+      </w:pPr>
+    </w:lvl>
+    <w:lvl w:ilvl="8" w:tplc="E9062C18">
+      <w:start w:val="1"/>
+      <w:numFmt w:val="bullet"/>
+      <w:lvlText w:val="●"/>
+      <w:lvlJc w:val="left"/>
+      <w:pPr>
+        <w:ind w:left="6480" w:hanging="360"/>
+      </w:pPr>
     </w:lvl>
   </w:abstractNum>
   <w:abstractNum w:abstractNumId="5" w15:restartNumberingAfterBreak="0">
-    <w:nsid w:val="247D07AA"/>
+    <w:nsid w:val="18ED7C56"/>
     <w:multiLevelType w:val="hybridMultilevel"/>
-    <w:tmpl w:val="821E24C4"/>
-    <w:lvl w:ilvl="0" w:tplc="F4922DD2">
+    <w:tmpl w:val="83248A6E"/>
+    <w:lvl w:ilvl="0" w:tplc="2F9E2CFA">
       <w:start w:val="1"/>
       <w:numFmt w:val="decimal"/>
       <w:lvlText w:val="%1."/>
@@ -14328,52 +14463,52 @@
         <w:color w:val="A67C27"/>
       </w:rPr>
     </w:lvl>
-    <w:lvl w:ilvl="1" w:tplc="4450328C">
-      <w:numFmt w:val="decimal"/>
-      <w:lvlText w:val=""/>
-      <w:lvlJc w:val="left"/>
-    </w:lvl>
-    <w:lvl w:ilvl="2" w:tplc="AFC6AAD0">
-      <w:numFmt w:val="decimal"/>
-      <w:lvlText w:val=""/>
-      <w:lvlJc w:val="left"/>
-    </w:lvl>
-    <w:lvl w:ilvl="3" w:tplc="8364F620">
-      <w:numFmt w:val="decimal"/>
-      <w:lvlText w:val=""/>
-      <w:lvlJc w:val="left"/>
-    </w:lvl>
-    <w:lvl w:ilvl="4" w:tplc="AB6CD9EE">
-      <w:numFmt w:val="decimal"/>
-      <w:lvlText w:val=""/>
-      <w:lvlJc w:val="left"/>
-    </w:lvl>
-    <w:lvl w:ilvl="5" w:tplc="16EA785E">
-      <w:numFmt w:val="decimal"/>
-      <w:lvlText w:val=""/>
-      <w:lvlJc w:val="left"/>
-    </w:lvl>
-    <w:lvl w:ilvl="6" w:tplc="1A80E11E">
-      <w:numFmt w:val="decimal"/>
-      <w:lvlText w:val=""/>
-      <w:lvlJc w:val="left"/>
-    </w:lvl>
-    <w:lvl w:ilvl="7" w:tplc="F3A0D7AA">
-      <w:numFmt w:val="decimal"/>
-      <w:lvlText w:val=""/>
-      <w:lvlJc w:val="left"/>
-    </w:lvl>
-    <w:lvl w:ilvl="8" w:tplc="1F90356C">
+    <w:lvl w:ilvl="1" w:tplc="FB40543A">
+      <w:numFmt w:val="decimal"/>
+      <w:lvlText w:val=""/>
+      <w:lvlJc w:val="left"/>
+    </w:lvl>
+    <w:lvl w:ilvl="2" w:tplc="8F6822D2">
+      <w:numFmt w:val="decimal"/>
+      <w:lvlText w:val=""/>
+      <w:lvlJc w:val="left"/>
+    </w:lvl>
+    <w:lvl w:ilvl="3" w:tplc="179C3BAE">
+      <w:numFmt w:val="decimal"/>
+      <w:lvlText w:val=""/>
+      <w:lvlJc w:val="left"/>
+    </w:lvl>
+    <w:lvl w:ilvl="4" w:tplc="DBB42062">
+      <w:numFmt w:val="decimal"/>
+      <w:lvlText w:val=""/>
+      <w:lvlJc w:val="left"/>
+    </w:lvl>
+    <w:lvl w:ilvl="5" w:tplc="915CE66E">
+      <w:numFmt w:val="decimal"/>
+      <w:lvlText w:val=""/>
+      <w:lvlJc w:val="left"/>
+    </w:lvl>
+    <w:lvl w:ilvl="6" w:tplc="9660747C">
+      <w:numFmt w:val="decimal"/>
+      <w:lvlText w:val=""/>
+      <w:lvlJc w:val="left"/>
+    </w:lvl>
+    <w:lvl w:ilvl="7" w:tplc="12B29CBA">
+      <w:numFmt w:val="decimal"/>
+      <w:lvlText w:val=""/>
+      <w:lvlJc w:val="left"/>
+    </w:lvl>
+    <w:lvl w:ilvl="8" w:tplc="18608C98">
       <w:numFmt w:val="decimal"/>
       <w:lvlText w:val=""/>
       <w:lvlJc w:val="left"/>
     </w:lvl>
   </w:abstractNum>
   <w:abstractNum w:abstractNumId="6" w15:restartNumberingAfterBreak="0">
-    <w:nsid w:val="2D0259CB"/>
+    <w:nsid w:val="271F11EA"/>
     <w:multiLevelType w:val="hybridMultilevel"/>
-    <w:tmpl w:val="F5626906"/>
-    <w:lvl w:ilvl="0" w:tplc="9A367BEA">
+    <w:tmpl w:val="F76EEB16"/>
+    <w:lvl w:ilvl="0" w:tplc="672461AA">
       <w:start w:val="1"/>
       <w:numFmt w:val="decimal"/>
       <w:lvlText w:val="%1."/>
@@ -14387,52 +14522,52 @@
         <w:color w:val="A67C27"/>
       </w:rPr>
     </w:lvl>
-    <w:lvl w:ilvl="1" w:tplc="564E86A0">
-      <w:numFmt w:val="decimal"/>
-      <w:lvlText w:val=""/>
-      <w:lvlJc w:val="left"/>
-    </w:lvl>
-    <w:lvl w:ilvl="2" w:tplc="28EC686C">
-      <w:numFmt w:val="decimal"/>
-      <w:lvlText w:val=""/>
-      <w:lvlJc w:val="left"/>
-    </w:lvl>
-    <w:lvl w:ilvl="3" w:tplc="85767520">
-      <w:numFmt w:val="decimal"/>
-      <w:lvlText w:val=""/>
-      <w:lvlJc w:val="left"/>
-    </w:lvl>
-    <w:lvl w:ilvl="4" w:tplc="DFEC05B4">
-      <w:numFmt w:val="decimal"/>
-      <w:lvlText w:val=""/>
-      <w:lvlJc w:val="left"/>
-    </w:lvl>
-    <w:lvl w:ilvl="5" w:tplc="37C84812">
-      <w:numFmt w:val="decimal"/>
-      <w:lvlText w:val=""/>
-      <w:lvlJc w:val="left"/>
-    </w:lvl>
-    <w:lvl w:ilvl="6" w:tplc="3BC203FA">
-      <w:numFmt w:val="decimal"/>
-      <w:lvlText w:val=""/>
-      <w:lvlJc w:val="left"/>
-    </w:lvl>
-    <w:lvl w:ilvl="7" w:tplc="10B8B5DE">
-      <w:numFmt w:val="decimal"/>
-      <w:lvlText w:val=""/>
-      <w:lvlJc w:val="left"/>
-    </w:lvl>
-    <w:lvl w:ilvl="8" w:tplc="8C8C59B4">
+    <w:lvl w:ilvl="1" w:tplc="0DA8402E">
+      <w:numFmt w:val="decimal"/>
+      <w:lvlText w:val=""/>
+      <w:lvlJc w:val="left"/>
+    </w:lvl>
+    <w:lvl w:ilvl="2" w:tplc="90663BB4">
+      <w:numFmt w:val="decimal"/>
+      <w:lvlText w:val=""/>
+      <w:lvlJc w:val="left"/>
+    </w:lvl>
+    <w:lvl w:ilvl="3" w:tplc="E6EA488A">
+      <w:numFmt w:val="decimal"/>
+      <w:lvlText w:val=""/>
+      <w:lvlJc w:val="left"/>
+    </w:lvl>
+    <w:lvl w:ilvl="4" w:tplc="659229C6">
+      <w:numFmt w:val="decimal"/>
+      <w:lvlText w:val=""/>
+      <w:lvlJc w:val="left"/>
+    </w:lvl>
+    <w:lvl w:ilvl="5" w:tplc="E67CCD80">
+      <w:numFmt w:val="decimal"/>
+      <w:lvlText w:val=""/>
+      <w:lvlJc w:val="left"/>
+    </w:lvl>
+    <w:lvl w:ilvl="6" w:tplc="5B48421E">
+      <w:numFmt w:val="decimal"/>
+      <w:lvlText w:val=""/>
+      <w:lvlJc w:val="left"/>
+    </w:lvl>
+    <w:lvl w:ilvl="7" w:tplc="CC4E69EE">
+      <w:numFmt w:val="decimal"/>
+      <w:lvlText w:val=""/>
+      <w:lvlJc w:val="left"/>
+    </w:lvl>
+    <w:lvl w:ilvl="8" w:tplc="44F491E6">
       <w:numFmt w:val="decimal"/>
       <w:lvlText w:val=""/>
       <w:lvlJc w:val="left"/>
     </w:lvl>
   </w:abstractNum>
   <w:abstractNum w:abstractNumId="7" w15:restartNumberingAfterBreak="0">
-    <w:nsid w:val="2E733324"/>
+    <w:nsid w:val="28E51976"/>
     <w:multiLevelType w:val="hybridMultilevel"/>
-    <w:tmpl w:val="3A36946C"/>
-    <w:lvl w:ilvl="0" w:tplc="61267E80">
+    <w:tmpl w:val="EA5417C6"/>
+    <w:lvl w:ilvl="0" w:tplc="4A5E5220">
       <w:start w:val="1"/>
       <w:numFmt w:val="decimal"/>
       <w:lvlText w:val="%1."/>
@@ -14446,52 +14581,52 @@
         <w:color w:val="A67C27"/>
       </w:rPr>
     </w:lvl>
-    <w:lvl w:ilvl="1" w:tplc="579ECC0C">
-      <w:numFmt w:val="decimal"/>
-      <w:lvlText w:val=""/>
-      <w:lvlJc w:val="left"/>
-    </w:lvl>
-    <w:lvl w:ilvl="2" w:tplc="6610DB96">
-      <w:numFmt w:val="decimal"/>
-      <w:lvlText w:val=""/>
-      <w:lvlJc w:val="left"/>
-    </w:lvl>
-    <w:lvl w:ilvl="3" w:tplc="C5B67436">
-      <w:numFmt w:val="decimal"/>
-      <w:lvlText w:val=""/>
-      <w:lvlJc w:val="left"/>
-    </w:lvl>
-    <w:lvl w:ilvl="4" w:tplc="B5949B02">
-      <w:numFmt w:val="decimal"/>
-      <w:lvlText w:val=""/>
-      <w:lvlJc w:val="left"/>
-    </w:lvl>
-    <w:lvl w:ilvl="5" w:tplc="11E027F2">
-      <w:numFmt w:val="decimal"/>
-      <w:lvlText w:val=""/>
-      <w:lvlJc w:val="left"/>
-    </w:lvl>
-    <w:lvl w:ilvl="6" w:tplc="C16E1188">
-      <w:numFmt w:val="decimal"/>
-      <w:lvlText w:val=""/>
-      <w:lvlJc w:val="left"/>
-    </w:lvl>
-    <w:lvl w:ilvl="7" w:tplc="14E034A8">
-      <w:numFmt w:val="decimal"/>
-      <w:lvlText w:val=""/>
-      <w:lvlJc w:val="left"/>
-    </w:lvl>
-    <w:lvl w:ilvl="8" w:tplc="6D4EE1D8">
+    <w:lvl w:ilvl="1" w:tplc="1AE29486">
+      <w:numFmt w:val="decimal"/>
+      <w:lvlText w:val=""/>
+      <w:lvlJc w:val="left"/>
+    </w:lvl>
+    <w:lvl w:ilvl="2" w:tplc="48CAC4BC">
+      <w:numFmt w:val="decimal"/>
+      <w:lvlText w:val=""/>
+      <w:lvlJc w:val="left"/>
+    </w:lvl>
+    <w:lvl w:ilvl="3" w:tplc="FDEE1BDC">
+      <w:numFmt w:val="decimal"/>
+      <w:lvlText w:val=""/>
+      <w:lvlJc w:val="left"/>
+    </w:lvl>
+    <w:lvl w:ilvl="4" w:tplc="2CB68DBA">
+      <w:numFmt w:val="decimal"/>
+      <w:lvlText w:val=""/>
+      <w:lvlJc w:val="left"/>
+    </w:lvl>
+    <w:lvl w:ilvl="5" w:tplc="A72A7F5E">
+      <w:numFmt w:val="decimal"/>
+      <w:lvlText w:val=""/>
+      <w:lvlJc w:val="left"/>
+    </w:lvl>
+    <w:lvl w:ilvl="6" w:tplc="A0DA34D4">
+      <w:numFmt w:val="decimal"/>
+      <w:lvlText w:val=""/>
+      <w:lvlJc w:val="left"/>
+    </w:lvl>
+    <w:lvl w:ilvl="7" w:tplc="3438B0F2">
+      <w:numFmt w:val="decimal"/>
+      <w:lvlText w:val=""/>
+      <w:lvlJc w:val="left"/>
+    </w:lvl>
+    <w:lvl w:ilvl="8" w:tplc="B3A44396">
       <w:numFmt w:val="decimal"/>
       <w:lvlText w:val=""/>
       <w:lvlJc w:val="left"/>
     </w:lvl>
   </w:abstractNum>
   <w:abstractNum w:abstractNumId="8" w15:restartNumberingAfterBreak="0">
-    <w:nsid w:val="34BD0698"/>
+    <w:nsid w:val="327158B0"/>
     <w:multiLevelType w:val="hybridMultilevel"/>
-    <w:tmpl w:val="6740980E"/>
-    <w:lvl w:ilvl="0" w:tplc="C87E1C04">
+    <w:tmpl w:val="265AB02A"/>
+    <w:lvl w:ilvl="0" w:tplc="EBC8DC54">
       <w:start w:val="1"/>
       <w:numFmt w:val="decimal"/>
       <w:lvlText w:val="%1."/>
@@ -14505,52 +14640,52 @@
         <w:color w:val="A67C27"/>
       </w:rPr>
     </w:lvl>
-    <w:lvl w:ilvl="1" w:tplc="4DA88C3E">
-      <w:numFmt w:val="decimal"/>
-      <w:lvlText w:val=""/>
-      <w:lvlJc w:val="left"/>
-    </w:lvl>
-    <w:lvl w:ilvl="2" w:tplc="A342B83C">
-      <w:numFmt w:val="decimal"/>
-      <w:lvlText w:val=""/>
-      <w:lvlJc w:val="left"/>
-    </w:lvl>
-    <w:lvl w:ilvl="3" w:tplc="6776B0B2">
-      <w:numFmt w:val="decimal"/>
-      <w:lvlText w:val=""/>
-      <w:lvlJc w:val="left"/>
-    </w:lvl>
-    <w:lvl w:ilvl="4" w:tplc="2ABE1E10">
-      <w:numFmt w:val="decimal"/>
-      <w:lvlText w:val=""/>
-      <w:lvlJc w:val="left"/>
-    </w:lvl>
-    <w:lvl w:ilvl="5" w:tplc="9870A492">
-      <w:numFmt w:val="decimal"/>
-      <w:lvlText w:val=""/>
-      <w:lvlJc w:val="left"/>
-    </w:lvl>
-    <w:lvl w:ilvl="6" w:tplc="F5D6A874">
-      <w:numFmt w:val="decimal"/>
-      <w:lvlText w:val=""/>
-      <w:lvlJc w:val="left"/>
-    </w:lvl>
-    <w:lvl w:ilvl="7" w:tplc="E12018B4">
-      <w:numFmt w:val="decimal"/>
-      <w:lvlText w:val=""/>
-      <w:lvlJc w:val="left"/>
-    </w:lvl>
-    <w:lvl w:ilvl="8" w:tplc="09D6AD9C">
+    <w:lvl w:ilvl="1" w:tplc="2B98B4A4">
+      <w:numFmt w:val="decimal"/>
+      <w:lvlText w:val=""/>
+      <w:lvlJc w:val="left"/>
+    </w:lvl>
+    <w:lvl w:ilvl="2" w:tplc="81865DBC">
+      <w:numFmt w:val="decimal"/>
+      <w:lvlText w:val=""/>
+      <w:lvlJc w:val="left"/>
+    </w:lvl>
+    <w:lvl w:ilvl="3" w:tplc="5CAEDE02">
+      <w:numFmt w:val="decimal"/>
+      <w:lvlText w:val=""/>
+      <w:lvlJc w:val="left"/>
+    </w:lvl>
+    <w:lvl w:ilvl="4" w:tplc="9B6E405E">
+      <w:numFmt w:val="decimal"/>
+      <w:lvlText w:val=""/>
+      <w:lvlJc w:val="left"/>
+    </w:lvl>
+    <w:lvl w:ilvl="5" w:tplc="C11AB9B8">
+      <w:numFmt w:val="decimal"/>
+      <w:lvlText w:val=""/>
+      <w:lvlJc w:val="left"/>
+    </w:lvl>
+    <w:lvl w:ilvl="6" w:tplc="48A44438">
+      <w:numFmt w:val="decimal"/>
+      <w:lvlText w:val=""/>
+      <w:lvlJc w:val="left"/>
+    </w:lvl>
+    <w:lvl w:ilvl="7" w:tplc="92B4A7B6">
+      <w:numFmt w:val="decimal"/>
+      <w:lvlText w:val=""/>
+      <w:lvlJc w:val="left"/>
+    </w:lvl>
+    <w:lvl w:ilvl="8" w:tplc="862266C2">
       <w:numFmt w:val="decimal"/>
       <w:lvlText w:val=""/>
       <w:lvlJc w:val="left"/>
     </w:lvl>
   </w:abstractNum>
   <w:abstractNum w:abstractNumId="9" w15:restartNumberingAfterBreak="0">
-    <w:nsid w:val="358040B5"/>
+    <w:nsid w:val="35750DA1"/>
     <w:multiLevelType w:val="hybridMultilevel"/>
-    <w:tmpl w:val="61BE3766"/>
-    <w:lvl w:ilvl="0" w:tplc="CA304418">
+    <w:tmpl w:val="1FBCCF04"/>
+    <w:lvl w:ilvl="0" w:tplc="618EFBCA">
       <w:start w:val="1"/>
       <w:numFmt w:val="decimal"/>
       <w:lvlText w:val="%1."/>
@@ -14564,52 +14699,52 @@
         <w:color w:val="A67C27"/>
       </w:rPr>
     </w:lvl>
-    <w:lvl w:ilvl="1" w:tplc="D9E00CF0">
-      <w:numFmt w:val="decimal"/>
-      <w:lvlText w:val=""/>
-      <w:lvlJc w:val="left"/>
-    </w:lvl>
-    <w:lvl w:ilvl="2" w:tplc="AB348B34">
-      <w:numFmt w:val="decimal"/>
-      <w:lvlText w:val=""/>
-      <w:lvlJc w:val="left"/>
-    </w:lvl>
-    <w:lvl w:ilvl="3" w:tplc="EBCCABD8">
-      <w:numFmt w:val="decimal"/>
-      <w:lvlText w:val=""/>
-      <w:lvlJc w:val="left"/>
-    </w:lvl>
-    <w:lvl w:ilvl="4" w:tplc="097AF02C">
-      <w:numFmt w:val="decimal"/>
-      <w:lvlText w:val=""/>
-      <w:lvlJc w:val="left"/>
-    </w:lvl>
-    <w:lvl w:ilvl="5" w:tplc="75E2E51E">
-      <w:numFmt w:val="decimal"/>
-      <w:lvlText w:val=""/>
-      <w:lvlJc w:val="left"/>
-    </w:lvl>
-    <w:lvl w:ilvl="6" w:tplc="3E78EAD4">
-      <w:numFmt w:val="decimal"/>
-      <w:lvlText w:val=""/>
-      <w:lvlJc w:val="left"/>
-    </w:lvl>
-    <w:lvl w:ilvl="7" w:tplc="569C1E72">
-      <w:numFmt w:val="decimal"/>
-      <w:lvlText w:val=""/>
-      <w:lvlJc w:val="left"/>
-    </w:lvl>
-    <w:lvl w:ilvl="8" w:tplc="48E6F840">
+    <w:lvl w:ilvl="1" w:tplc="1770A21E">
+      <w:numFmt w:val="decimal"/>
+      <w:lvlText w:val=""/>
+      <w:lvlJc w:val="left"/>
+    </w:lvl>
+    <w:lvl w:ilvl="2" w:tplc="F8E8A92E">
+      <w:numFmt w:val="decimal"/>
+      <w:lvlText w:val=""/>
+      <w:lvlJc w:val="left"/>
+    </w:lvl>
+    <w:lvl w:ilvl="3" w:tplc="DFF08000">
+      <w:numFmt w:val="decimal"/>
+      <w:lvlText w:val=""/>
+      <w:lvlJc w:val="left"/>
+    </w:lvl>
+    <w:lvl w:ilvl="4" w:tplc="234A39CA">
+      <w:numFmt w:val="decimal"/>
+      <w:lvlText w:val=""/>
+      <w:lvlJc w:val="left"/>
+    </w:lvl>
+    <w:lvl w:ilvl="5" w:tplc="74E8595E">
+      <w:numFmt w:val="decimal"/>
+      <w:lvlText w:val=""/>
+      <w:lvlJc w:val="left"/>
+    </w:lvl>
+    <w:lvl w:ilvl="6" w:tplc="DC3C8B02">
+      <w:numFmt w:val="decimal"/>
+      <w:lvlText w:val=""/>
+      <w:lvlJc w:val="left"/>
+    </w:lvl>
+    <w:lvl w:ilvl="7" w:tplc="7032A63A">
+      <w:numFmt w:val="decimal"/>
+      <w:lvlText w:val=""/>
+      <w:lvlJc w:val="left"/>
+    </w:lvl>
+    <w:lvl w:ilvl="8" w:tplc="815C250E">
       <w:numFmt w:val="decimal"/>
       <w:lvlText w:val=""/>
       <w:lvlJc w:val="left"/>
     </w:lvl>
   </w:abstractNum>
   <w:abstractNum w:abstractNumId="10" w15:restartNumberingAfterBreak="0">
-    <w:nsid w:val="477B0324"/>
+    <w:nsid w:val="3B1F5701"/>
     <w:multiLevelType w:val="hybridMultilevel"/>
-    <w:tmpl w:val="3842A6E4"/>
-    <w:lvl w:ilvl="0" w:tplc="1A64C590">
+    <w:tmpl w:val="1B10963A"/>
+    <w:lvl w:ilvl="0" w:tplc="9312BBFA">
       <w:start w:val="1"/>
       <w:numFmt w:val="decimal"/>
       <w:lvlText w:val="%1."/>
@@ -14623,52 +14758,52 @@
         <w:color w:val="A67C27"/>
       </w:rPr>
     </w:lvl>
-    <w:lvl w:ilvl="1" w:tplc="C8E0B8AE">
-      <w:numFmt w:val="decimal"/>
-      <w:lvlText w:val=""/>
-      <w:lvlJc w:val="left"/>
-    </w:lvl>
-    <w:lvl w:ilvl="2" w:tplc="8E4C82F2">
-      <w:numFmt w:val="decimal"/>
-      <w:lvlText w:val=""/>
-      <w:lvlJc w:val="left"/>
-    </w:lvl>
-    <w:lvl w:ilvl="3" w:tplc="126E879C">
-      <w:numFmt w:val="decimal"/>
-      <w:lvlText w:val=""/>
-      <w:lvlJc w:val="left"/>
-    </w:lvl>
-    <w:lvl w:ilvl="4" w:tplc="F8D6C200">
-      <w:numFmt w:val="decimal"/>
-      <w:lvlText w:val=""/>
-      <w:lvlJc w:val="left"/>
-    </w:lvl>
-    <w:lvl w:ilvl="5" w:tplc="26166766">
-      <w:numFmt w:val="decimal"/>
-      <w:lvlText w:val=""/>
-      <w:lvlJc w:val="left"/>
-    </w:lvl>
-    <w:lvl w:ilvl="6" w:tplc="5248F0B8">
-      <w:numFmt w:val="decimal"/>
-      <w:lvlText w:val=""/>
-      <w:lvlJc w:val="left"/>
-    </w:lvl>
-    <w:lvl w:ilvl="7" w:tplc="79FA029A">
-      <w:numFmt w:val="decimal"/>
-      <w:lvlText w:val=""/>
-      <w:lvlJc w:val="left"/>
-    </w:lvl>
-    <w:lvl w:ilvl="8" w:tplc="35E27F5E">
+    <w:lvl w:ilvl="1" w:tplc="01D22D6A">
+      <w:numFmt w:val="decimal"/>
+      <w:lvlText w:val=""/>
+      <w:lvlJc w:val="left"/>
+    </w:lvl>
+    <w:lvl w:ilvl="2" w:tplc="B02CF74C">
+      <w:numFmt w:val="decimal"/>
+      <w:lvlText w:val=""/>
+      <w:lvlJc w:val="left"/>
+    </w:lvl>
+    <w:lvl w:ilvl="3" w:tplc="C5E2EB76">
+      <w:numFmt w:val="decimal"/>
+      <w:lvlText w:val=""/>
+      <w:lvlJc w:val="left"/>
+    </w:lvl>
+    <w:lvl w:ilvl="4" w:tplc="AE940090">
+      <w:numFmt w:val="decimal"/>
+      <w:lvlText w:val=""/>
+      <w:lvlJc w:val="left"/>
+    </w:lvl>
+    <w:lvl w:ilvl="5" w:tplc="16D6540E">
+      <w:numFmt w:val="decimal"/>
+      <w:lvlText w:val=""/>
+      <w:lvlJc w:val="left"/>
+    </w:lvl>
+    <w:lvl w:ilvl="6" w:tplc="0B586A76">
+      <w:numFmt w:val="decimal"/>
+      <w:lvlText w:val=""/>
+      <w:lvlJc w:val="left"/>
+    </w:lvl>
+    <w:lvl w:ilvl="7" w:tplc="9162C54A">
+      <w:numFmt w:val="decimal"/>
+      <w:lvlText w:val=""/>
+      <w:lvlJc w:val="left"/>
+    </w:lvl>
+    <w:lvl w:ilvl="8" w:tplc="1FDEE3FC">
       <w:numFmt w:val="decimal"/>
       <w:lvlText w:val=""/>
       <w:lvlJc w:val="left"/>
     </w:lvl>
   </w:abstractNum>
   <w:abstractNum w:abstractNumId="11" w15:restartNumberingAfterBreak="0">
-    <w:nsid w:val="487E48BF"/>
+    <w:nsid w:val="4AFC662C"/>
     <w:multiLevelType w:val="hybridMultilevel"/>
-    <w:tmpl w:val="03DC7098"/>
-    <w:lvl w:ilvl="0" w:tplc="195E9584">
+    <w:tmpl w:val="F31CF9C2"/>
+    <w:lvl w:ilvl="0" w:tplc="27E85204">
       <w:start w:val="1"/>
       <w:numFmt w:val="decimal"/>
       <w:lvlText w:val="%1."/>
@@ -14682,52 +14817,52 @@
         <w:color w:val="A67C27"/>
       </w:rPr>
     </w:lvl>
-    <w:lvl w:ilvl="1" w:tplc="9306C422">
-      <w:numFmt w:val="decimal"/>
-      <w:lvlText w:val=""/>
-      <w:lvlJc w:val="left"/>
-    </w:lvl>
-    <w:lvl w:ilvl="2" w:tplc="C400C268">
-      <w:numFmt w:val="decimal"/>
-      <w:lvlText w:val=""/>
-      <w:lvlJc w:val="left"/>
-    </w:lvl>
-    <w:lvl w:ilvl="3" w:tplc="C48238E4">
-      <w:numFmt w:val="decimal"/>
-      <w:lvlText w:val=""/>
-      <w:lvlJc w:val="left"/>
-    </w:lvl>
-    <w:lvl w:ilvl="4" w:tplc="ECC846DA">
-      <w:numFmt w:val="decimal"/>
-      <w:lvlText w:val=""/>
-      <w:lvlJc w:val="left"/>
-    </w:lvl>
-    <w:lvl w:ilvl="5" w:tplc="87B23F34">
-      <w:numFmt w:val="decimal"/>
-      <w:lvlText w:val=""/>
-      <w:lvlJc w:val="left"/>
-    </w:lvl>
-    <w:lvl w:ilvl="6" w:tplc="3620E214">
-      <w:numFmt w:val="decimal"/>
-      <w:lvlText w:val=""/>
-      <w:lvlJc w:val="left"/>
-    </w:lvl>
-    <w:lvl w:ilvl="7" w:tplc="D430D4C4">
-      <w:numFmt w:val="decimal"/>
-      <w:lvlText w:val=""/>
-      <w:lvlJc w:val="left"/>
-    </w:lvl>
-    <w:lvl w:ilvl="8" w:tplc="00D89C74">
+    <w:lvl w:ilvl="1" w:tplc="FE42E544">
+      <w:numFmt w:val="decimal"/>
+      <w:lvlText w:val=""/>
+      <w:lvlJc w:val="left"/>
+    </w:lvl>
+    <w:lvl w:ilvl="2" w:tplc="F0F223F8">
+      <w:numFmt w:val="decimal"/>
+      <w:lvlText w:val=""/>
+      <w:lvlJc w:val="left"/>
+    </w:lvl>
+    <w:lvl w:ilvl="3" w:tplc="3E908564">
+      <w:numFmt w:val="decimal"/>
+      <w:lvlText w:val=""/>
+      <w:lvlJc w:val="left"/>
+    </w:lvl>
+    <w:lvl w:ilvl="4" w:tplc="ED58D5D4">
+      <w:numFmt w:val="decimal"/>
+      <w:lvlText w:val=""/>
+      <w:lvlJc w:val="left"/>
+    </w:lvl>
+    <w:lvl w:ilvl="5" w:tplc="C31CC506">
+      <w:numFmt w:val="decimal"/>
+      <w:lvlText w:val=""/>
+      <w:lvlJc w:val="left"/>
+    </w:lvl>
+    <w:lvl w:ilvl="6" w:tplc="11A2C228">
+      <w:numFmt w:val="decimal"/>
+      <w:lvlText w:val=""/>
+      <w:lvlJc w:val="left"/>
+    </w:lvl>
+    <w:lvl w:ilvl="7" w:tplc="111849A4">
+      <w:numFmt w:val="decimal"/>
+      <w:lvlText w:val=""/>
+      <w:lvlJc w:val="left"/>
+    </w:lvl>
+    <w:lvl w:ilvl="8" w:tplc="76700938">
       <w:numFmt w:val="decimal"/>
       <w:lvlText w:val=""/>
       <w:lvlJc w:val="left"/>
     </w:lvl>
   </w:abstractNum>
   <w:abstractNum w:abstractNumId="12" w15:restartNumberingAfterBreak="0">
-    <w:nsid w:val="4DD0638D"/>
+    <w:nsid w:val="4D916D2C"/>
     <w:multiLevelType w:val="hybridMultilevel"/>
-    <w:tmpl w:val="ED3E109A"/>
-    <w:lvl w:ilvl="0" w:tplc="3126F128">
+    <w:tmpl w:val="E752EB32"/>
+    <w:lvl w:ilvl="0" w:tplc="680AB248">
       <w:start w:val="1"/>
       <w:numFmt w:val="decimal"/>
       <w:lvlText w:val="%1."/>
@@ -14741,52 +14876,52 @@
         <w:color w:val="A67C27"/>
       </w:rPr>
     </w:lvl>
-    <w:lvl w:ilvl="1" w:tplc="33E2D7F2">
-      <w:numFmt w:val="decimal"/>
-      <w:lvlText w:val=""/>
-      <w:lvlJc w:val="left"/>
-    </w:lvl>
-    <w:lvl w:ilvl="2" w:tplc="E4E257A2">
-      <w:numFmt w:val="decimal"/>
-      <w:lvlText w:val=""/>
-      <w:lvlJc w:val="left"/>
-    </w:lvl>
-    <w:lvl w:ilvl="3" w:tplc="6EB8FB8C">
-      <w:numFmt w:val="decimal"/>
-      <w:lvlText w:val=""/>
-      <w:lvlJc w:val="left"/>
-    </w:lvl>
-    <w:lvl w:ilvl="4" w:tplc="ED8A4A82">
-      <w:numFmt w:val="decimal"/>
-      <w:lvlText w:val=""/>
-      <w:lvlJc w:val="left"/>
-    </w:lvl>
-    <w:lvl w:ilvl="5" w:tplc="C43E2354">
-      <w:numFmt w:val="decimal"/>
-      <w:lvlText w:val=""/>
-      <w:lvlJc w:val="left"/>
-    </w:lvl>
-    <w:lvl w:ilvl="6" w:tplc="C9DEF6F2">
-      <w:numFmt w:val="decimal"/>
-      <w:lvlText w:val=""/>
-      <w:lvlJc w:val="left"/>
-    </w:lvl>
-    <w:lvl w:ilvl="7" w:tplc="60B0A81E">
-      <w:numFmt w:val="decimal"/>
-      <w:lvlText w:val=""/>
-      <w:lvlJc w:val="left"/>
-    </w:lvl>
-    <w:lvl w:ilvl="8" w:tplc="F0BE3120">
+    <w:lvl w:ilvl="1" w:tplc="02EEC690">
+      <w:numFmt w:val="decimal"/>
+      <w:lvlText w:val=""/>
+      <w:lvlJc w:val="left"/>
+    </w:lvl>
+    <w:lvl w:ilvl="2" w:tplc="14903390">
+      <w:numFmt w:val="decimal"/>
+      <w:lvlText w:val=""/>
+      <w:lvlJc w:val="left"/>
+    </w:lvl>
+    <w:lvl w:ilvl="3" w:tplc="A46E93BE">
+      <w:numFmt w:val="decimal"/>
+      <w:lvlText w:val=""/>
+      <w:lvlJc w:val="left"/>
+    </w:lvl>
+    <w:lvl w:ilvl="4" w:tplc="5E2C1DF2">
+      <w:numFmt w:val="decimal"/>
+      <w:lvlText w:val=""/>
+      <w:lvlJc w:val="left"/>
+    </w:lvl>
+    <w:lvl w:ilvl="5" w:tplc="3FCC0A28">
+      <w:numFmt w:val="decimal"/>
+      <w:lvlText w:val=""/>
+      <w:lvlJc w:val="left"/>
+    </w:lvl>
+    <w:lvl w:ilvl="6" w:tplc="E8886AAC">
+      <w:numFmt w:val="decimal"/>
+      <w:lvlText w:val=""/>
+      <w:lvlJc w:val="left"/>
+    </w:lvl>
+    <w:lvl w:ilvl="7" w:tplc="C988F484">
+      <w:numFmt w:val="decimal"/>
+      <w:lvlText w:val=""/>
+      <w:lvlJc w:val="left"/>
+    </w:lvl>
+    <w:lvl w:ilvl="8" w:tplc="2166A544">
       <w:numFmt w:val="decimal"/>
       <w:lvlText w:val=""/>
       <w:lvlJc w:val="left"/>
     </w:lvl>
   </w:abstractNum>
   <w:abstractNum w:abstractNumId="13" w15:restartNumberingAfterBreak="0">
-    <w:nsid w:val="4E677E74"/>
+    <w:nsid w:val="4E414A61"/>
     <w:multiLevelType w:val="hybridMultilevel"/>
-    <w:tmpl w:val="134240A8"/>
-    <w:lvl w:ilvl="0" w:tplc="B904888C">
+    <w:tmpl w:val="5F605A62"/>
+    <w:lvl w:ilvl="0" w:tplc="D0221F1C">
       <w:start w:val="1"/>
       <w:numFmt w:val="decimal"/>
       <w:lvlText w:val="%1."/>
@@ -14800,52 +14935,52 @@
         <w:color w:val="A67C27"/>
       </w:rPr>
     </w:lvl>
-    <w:lvl w:ilvl="1" w:tplc="0C78CCDE">
-      <w:numFmt w:val="decimal"/>
-      <w:lvlText w:val=""/>
-      <w:lvlJc w:val="left"/>
-    </w:lvl>
-    <w:lvl w:ilvl="2" w:tplc="07FA7E50">
-      <w:numFmt w:val="decimal"/>
-      <w:lvlText w:val=""/>
-      <w:lvlJc w:val="left"/>
-    </w:lvl>
-    <w:lvl w:ilvl="3" w:tplc="4A0AC3E4">
-      <w:numFmt w:val="decimal"/>
-      <w:lvlText w:val=""/>
-      <w:lvlJc w:val="left"/>
-    </w:lvl>
-    <w:lvl w:ilvl="4" w:tplc="BD7CC362">
-      <w:numFmt w:val="decimal"/>
-      <w:lvlText w:val=""/>
-      <w:lvlJc w:val="left"/>
-    </w:lvl>
-    <w:lvl w:ilvl="5" w:tplc="219E1DBC">
-      <w:numFmt w:val="decimal"/>
-      <w:lvlText w:val=""/>
-      <w:lvlJc w:val="left"/>
-    </w:lvl>
-    <w:lvl w:ilvl="6" w:tplc="1F7ADB80">
-      <w:numFmt w:val="decimal"/>
-      <w:lvlText w:val=""/>
-      <w:lvlJc w:val="left"/>
-    </w:lvl>
-    <w:lvl w:ilvl="7" w:tplc="60423728">
-      <w:numFmt w:val="decimal"/>
-      <w:lvlText w:val=""/>
-      <w:lvlJc w:val="left"/>
-    </w:lvl>
-    <w:lvl w:ilvl="8" w:tplc="66FC5724">
+    <w:lvl w:ilvl="1" w:tplc="DE9A6C64">
+      <w:numFmt w:val="decimal"/>
+      <w:lvlText w:val=""/>
+      <w:lvlJc w:val="left"/>
+    </w:lvl>
+    <w:lvl w:ilvl="2" w:tplc="C6C27E48">
+      <w:numFmt w:val="decimal"/>
+      <w:lvlText w:val=""/>
+      <w:lvlJc w:val="left"/>
+    </w:lvl>
+    <w:lvl w:ilvl="3" w:tplc="F7DEB726">
+      <w:numFmt w:val="decimal"/>
+      <w:lvlText w:val=""/>
+      <w:lvlJc w:val="left"/>
+    </w:lvl>
+    <w:lvl w:ilvl="4" w:tplc="B9B85442">
+      <w:numFmt w:val="decimal"/>
+      <w:lvlText w:val=""/>
+      <w:lvlJc w:val="left"/>
+    </w:lvl>
+    <w:lvl w:ilvl="5" w:tplc="BD9E1160">
+      <w:numFmt w:val="decimal"/>
+      <w:lvlText w:val=""/>
+      <w:lvlJc w:val="left"/>
+    </w:lvl>
+    <w:lvl w:ilvl="6" w:tplc="EEAE2668">
+      <w:numFmt w:val="decimal"/>
+      <w:lvlText w:val=""/>
+      <w:lvlJc w:val="left"/>
+    </w:lvl>
+    <w:lvl w:ilvl="7" w:tplc="B55AB7C8">
+      <w:numFmt w:val="decimal"/>
+      <w:lvlText w:val=""/>
+      <w:lvlJc w:val="left"/>
+    </w:lvl>
+    <w:lvl w:ilvl="8" w:tplc="1B981E14">
       <w:numFmt w:val="decimal"/>
       <w:lvlText w:val=""/>
       <w:lvlJc w:val="left"/>
     </w:lvl>
   </w:abstractNum>
   <w:abstractNum w:abstractNumId="14" w15:restartNumberingAfterBreak="0">
-    <w:nsid w:val="57D5449B"/>
+    <w:nsid w:val="4E61151F"/>
     <w:multiLevelType w:val="hybridMultilevel"/>
-    <w:tmpl w:val="885494D6"/>
-    <w:lvl w:ilvl="0" w:tplc="70B65B0C">
+    <w:tmpl w:val="DF4AB804"/>
+    <w:lvl w:ilvl="0" w:tplc="1862D50A">
       <w:start w:val="1"/>
       <w:numFmt w:val="decimal"/>
       <w:lvlText w:val="%1."/>
@@ -14859,52 +14994,52 @@
         <w:color w:val="A67C27"/>
       </w:rPr>
     </w:lvl>
-    <w:lvl w:ilvl="1" w:tplc="5CF0CCFE">
-      <w:numFmt w:val="decimal"/>
-      <w:lvlText w:val=""/>
-      <w:lvlJc w:val="left"/>
-    </w:lvl>
-    <w:lvl w:ilvl="2" w:tplc="B7722196">
-      <w:numFmt w:val="decimal"/>
-      <w:lvlText w:val=""/>
-      <w:lvlJc w:val="left"/>
-    </w:lvl>
-    <w:lvl w:ilvl="3" w:tplc="D032CCF8">
-      <w:numFmt w:val="decimal"/>
-      <w:lvlText w:val=""/>
-      <w:lvlJc w:val="left"/>
-    </w:lvl>
-    <w:lvl w:ilvl="4" w:tplc="D0EA198C">
-      <w:numFmt w:val="decimal"/>
-      <w:lvlText w:val=""/>
-      <w:lvlJc w:val="left"/>
-    </w:lvl>
-    <w:lvl w:ilvl="5" w:tplc="53649874">
-      <w:numFmt w:val="decimal"/>
-      <w:lvlText w:val=""/>
-      <w:lvlJc w:val="left"/>
-    </w:lvl>
-    <w:lvl w:ilvl="6" w:tplc="06A43D7A">
-      <w:numFmt w:val="decimal"/>
-      <w:lvlText w:val=""/>
-      <w:lvlJc w:val="left"/>
-    </w:lvl>
-    <w:lvl w:ilvl="7" w:tplc="028289C2">
-      <w:numFmt w:val="decimal"/>
-      <w:lvlText w:val=""/>
-      <w:lvlJc w:val="left"/>
-    </w:lvl>
-    <w:lvl w:ilvl="8" w:tplc="3E943742">
+    <w:lvl w:ilvl="1" w:tplc="66CC0CD4">
+      <w:numFmt w:val="decimal"/>
+      <w:lvlText w:val=""/>
+      <w:lvlJc w:val="left"/>
+    </w:lvl>
+    <w:lvl w:ilvl="2" w:tplc="87C4E9F6">
+      <w:numFmt w:val="decimal"/>
+      <w:lvlText w:val=""/>
+      <w:lvlJc w:val="left"/>
+    </w:lvl>
+    <w:lvl w:ilvl="3" w:tplc="133AF578">
+      <w:numFmt w:val="decimal"/>
+      <w:lvlText w:val=""/>
+      <w:lvlJc w:val="left"/>
+    </w:lvl>
+    <w:lvl w:ilvl="4" w:tplc="ACC81316">
+      <w:numFmt w:val="decimal"/>
+      <w:lvlText w:val=""/>
+      <w:lvlJc w:val="left"/>
+    </w:lvl>
+    <w:lvl w:ilvl="5" w:tplc="B6BCC756">
+      <w:numFmt w:val="decimal"/>
+      <w:lvlText w:val=""/>
+      <w:lvlJc w:val="left"/>
+    </w:lvl>
+    <w:lvl w:ilvl="6" w:tplc="E6CCC0E6">
+      <w:numFmt w:val="decimal"/>
+      <w:lvlText w:val=""/>
+      <w:lvlJc w:val="left"/>
+    </w:lvl>
+    <w:lvl w:ilvl="7" w:tplc="B414FFEC">
+      <w:numFmt w:val="decimal"/>
+      <w:lvlText w:val=""/>
+      <w:lvlJc w:val="left"/>
+    </w:lvl>
+    <w:lvl w:ilvl="8" w:tplc="91AAADB8">
       <w:numFmt w:val="decimal"/>
       <w:lvlText w:val=""/>
       <w:lvlJc w:val="left"/>
     </w:lvl>
   </w:abstractNum>
   <w:abstractNum w:abstractNumId="15" w15:restartNumberingAfterBreak="0">
-    <w:nsid w:val="5BB7514D"/>
+    <w:nsid w:val="4F6E73BA"/>
     <w:multiLevelType w:val="hybridMultilevel"/>
-    <w:tmpl w:val="656C5CBC"/>
-    <w:lvl w:ilvl="0" w:tplc="ED1CD5E6">
+    <w:tmpl w:val="FEC8CF42"/>
+    <w:lvl w:ilvl="0" w:tplc="AFE21742">
       <w:start w:val="1"/>
       <w:numFmt w:val="decimal"/>
       <w:lvlText w:val="%1."/>
@@ -14918,52 +15053,52 @@
         <w:color w:val="A67C27"/>
       </w:rPr>
     </w:lvl>
-    <w:lvl w:ilvl="1" w:tplc="60DC4074">
-      <w:numFmt w:val="decimal"/>
-      <w:lvlText w:val=""/>
-      <w:lvlJc w:val="left"/>
-    </w:lvl>
-    <w:lvl w:ilvl="2" w:tplc="02E45C6A">
-      <w:numFmt w:val="decimal"/>
-      <w:lvlText w:val=""/>
-      <w:lvlJc w:val="left"/>
-    </w:lvl>
-    <w:lvl w:ilvl="3" w:tplc="D5A26400">
-      <w:numFmt w:val="decimal"/>
-      <w:lvlText w:val=""/>
-      <w:lvlJc w:val="left"/>
-    </w:lvl>
-    <w:lvl w:ilvl="4" w:tplc="E7AE8FD6">
-      <w:numFmt w:val="decimal"/>
-      <w:lvlText w:val=""/>
-      <w:lvlJc w:val="left"/>
-    </w:lvl>
-    <w:lvl w:ilvl="5" w:tplc="677EDED8">
-      <w:numFmt w:val="decimal"/>
-      <w:lvlText w:val=""/>
-      <w:lvlJc w:val="left"/>
-    </w:lvl>
-    <w:lvl w:ilvl="6" w:tplc="85CE9626">
-      <w:numFmt w:val="decimal"/>
-      <w:lvlText w:val=""/>
-      <w:lvlJc w:val="left"/>
-    </w:lvl>
-    <w:lvl w:ilvl="7" w:tplc="D4A6A100">
-      <w:numFmt w:val="decimal"/>
-      <w:lvlText w:val=""/>
-      <w:lvlJc w:val="left"/>
-    </w:lvl>
-    <w:lvl w:ilvl="8" w:tplc="FE00140C">
+    <w:lvl w:ilvl="1" w:tplc="BC5EF306">
+      <w:numFmt w:val="decimal"/>
+      <w:lvlText w:val=""/>
+      <w:lvlJc w:val="left"/>
+    </w:lvl>
+    <w:lvl w:ilvl="2" w:tplc="B8B46598">
+      <w:numFmt w:val="decimal"/>
+      <w:lvlText w:val=""/>
+      <w:lvlJc w:val="left"/>
+    </w:lvl>
+    <w:lvl w:ilvl="3" w:tplc="D1DEEA20">
+      <w:numFmt w:val="decimal"/>
+      <w:lvlText w:val=""/>
+      <w:lvlJc w:val="left"/>
+    </w:lvl>
+    <w:lvl w:ilvl="4" w:tplc="78D03880">
+      <w:numFmt w:val="decimal"/>
+      <w:lvlText w:val=""/>
+      <w:lvlJc w:val="left"/>
+    </w:lvl>
+    <w:lvl w:ilvl="5" w:tplc="E94812C2">
+      <w:numFmt w:val="decimal"/>
+      <w:lvlText w:val=""/>
+      <w:lvlJc w:val="left"/>
+    </w:lvl>
+    <w:lvl w:ilvl="6" w:tplc="1084EE3A">
+      <w:numFmt w:val="decimal"/>
+      <w:lvlText w:val=""/>
+      <w:lvlJc w:val="left"/>
+    </w:lvl>
+    <w:lvl w:ilvl="7" w:tplc="CC44E998">
+      <w:numFmt w:val="decimal"/>
+      <w:lvlText w:val=""/>
+      <w:lvlJc w:val="left"/>
+    </w:lvl>
+    <w:lvl w:ilvl="8" w:tplc="20B4EA4A">
       <w:numFmt w:val="decimal"/>
       <w:lvlText w:val=""/>
       <w:lvlJc w:val="left"/>
     </w:lvl>
   </w:abstractNum>
   <w:abstractNum w:abstractNumId="16" w15:restartNumberingAfterBreak="0">
-    <w:nsid w:val="5C5E562E"/>
+    <w:nsid w:val="4FCC15CF"/>
     <w:multiLevelType w:val="hybridMultilevel"/>
-    <w:tmpl w:val="F77CEE22"/>
-    <w:lvl w:ilvl="0" w:tplc="437C7908">
+    <w:tmpl w:val="CEE0164E"/>
+    <w:lvl w:ilvl="0" w:tplc="19564F46">
       <w:start w:val="1"/>
       <w:numFmt w:val="decimal"/>
       <w:lvlText w:val="%1."/>
@@ -14977,52 +15112,52 @@
         <w:color w:val="A67C27"/>
       </w:rPr>
     </w:lvl>
-    <w:lvl w:ilvl="1" w:tplc="826E38BE">
-      <w:numFmt w:val="decimal"/>
-      <w:lvlText w:val=""/>
-      <w:lvlJc w:val="left"/>
-    </w:lvl>
-    <w:lvl w:ilvl="2" w:tplc="4DE849CE">
-      <w:numFmt w:val="decimal"/>
-      <w:lvlText w:val=""/>
-      <w:lvlJc w:val="left"/>
-    </w:lvl>
-    <w:lvl w:ilvl="3" w:tplc="C24C7332">
-      <w:numFmt w:val="decimal"/>
-      <w:lvlText w:val=""/>
-      <w:lvlJc w:val="left"/>
-    </w:lvl>
-    <w:lvl w:ilvl="4" w:tplc="CF80D90C">
-      <w:numFmt w:val="decimal"/>
-      <w:lvlText w:val=""/>
-      <w:lvlJc w:val="left"/>
-    </w:lvl>
-    <w:lvl w:ilvl="5" w:tplc="3DCE6FA2">
-      <w:numFmt w:val="decimal"/>
-      <w:lvlText w:val=""/>
-      <w:lvlJc w:val="left"/>
-    </w:lvl>
-    <w:lvl w:ilvl="6" w:tplc="FC968D56">
-      <w:numFmt w:val="decimal"/>
-      <w:lvlText w:val=""/>
-      <w:lvlJc w:val="left"/>
-    </w:lvl>
-    <w:lvl w:ilvl="7" w:tplc="B6DA6DCE">
-      <w:numFmt w:val="decimal"/>
-      <w:lvlText w:val=""/>
-      <w:lvlJc w:val="left"/>
-    </w:lvl>
-    <w:lvl w:ilvl="8" w:tplc="F698B382">
+    <w:lvl w:ilvl="1" w:tplc="B5C243E8">
+      <w:numFmt w:val="decimal"/>
+      <w:lvlText w:val=""/>
+      <w:lvlJc w:val="left"/>
+    </w:lvl>
+    <w:lvl w:ilvl="2" w:tplc="7FF685CA">
+      <w:numFmt w:val="decimal"/>
+      <w:lvlText w:val=""/>
+      <w:lvlJc w:val="left"/>
+    </w:lvl>
+    <w:lvl w:ilvl="3" w:tplc="0B589856">
+      <w:numFmt w:val="decimal"/>
+      <w:lvlText w:val=""/>
+      <w:lvlJc w:val="left"/>
+    </w:lvl>
+    <w:lvl w:ilvl="4" w:tplc="AF6AE652">
+      <w:numFmt w:val="decimal"/>
+      <w:lvlText w:val=""/>
+      <w:lvlJc w:val="left"/>
+    </w:lvl>
+    <w:lvl w:ilvl="5" w:tplc="7DB2AB1C">
+      <w:numFmt w:val="decimal"/>
+      <w:lvlText w:val=""/>
+      <w:lvlJc w:val="left"/>
+    </w:lvl>
+    <w:lvl w:ilvl="6" w:tplc="F0B87AE4">
+      <w:numFmt w:val="decimal"/>
+      <w:lvlText w:val=""/>
+      <w:lvlJc w:val="left"/>
+    </w:lvl>
+    <w:lvl w:ilvl="7" w:tplc="03EE2298">
+      <w:numFmt w:val="decimal"/>
+      <w:lvlText w:val=""/>
+      <w:lvlJc w:val="left"/>
+    </w:lvl>
+    <w:lvl w:ilvl="8" w:tplc="6C72BF8C">
       <w:numFmt w:val="decimal"/>
       <w:lvlText w:val=""/>
       <w:lvlJc w:val="left"/>
     </w:lvl>
   </w:abstractNum>
   <w:abstractNum w:abstractNumId="17" w15:restartNumberingAfterBreak="0">
-    <w:nsid w:val="71702B66"/>
+    <w:nsid w:val="57214314"/>
     <w:multiLevelType w:val="hybridMultilevel"/>
-    <w:tmpl w:val="336038F2"/>
-    <w:lvl w:ilvl="0" w:tplc="FDE8541C">
+    <w:tmpl w:val="0D8C0194"/>
+    <w:lvl w:ilvl="0" w:tplc="FF54D156">
       <w:start w:val="1"/>
       <w:numFmt w:val="decimal"/>
       <w:lvlText w:val="%1."/>
@@ -15036,52 +15171,52 @@
         <w:color w:val="A67C27"/>
       </w:rPr>
     </w:lvl>
-    <w:lvl w:ilvl="1" w:tplc="20D87B0E">
-      <w:numFmt w:val="decimal"/>
-      <w:lvlText w:val=""/>
-      <w:lvlJc w:val="left"/>
-    </w:lvl>
-    <w:lvl w:ilvl="2" w:tplc="3BEC495C">
-      <w:numFmt w:val="decimal"/>
-      <w:lvlText w:val=""/>
-      <w:lvlJc w:val="left"/>
-    </w:lvl>
-    <w:lvl w:ilvl="3" w:tplc="CE44C486">
-      <w:numFmt w:val="decimal"/>
-      <w:lvlText w:val=""/>
-      <w:lvlJc w:val="left"/>
-    </w:lvl>
-    <w:lvl w:ilvl="4" w:tplc="E968D856">
-      <w:numFmt w:val="decimal"/>
-      <w:lvlText w:val=""/>
-      <w:lvlJc w:val="left"/>
-    </w:lvl>
-    <w:lvl w:ilvl="5" w:tplc="E9AC311C">
-      <w:numFmt w:val="decimal"/>
-      <w:lvlText w:val=""/>
-      <w:lvlJc w:val="left"/>
-    </w:lvl>
-    <w:lvl w:ilvl="6" w:tplc="4ADE78EE">
-      <w:numFmt w:val="decimal"/>
-      <w:lvlText w:val=""/>
-      <w:lvlJc w:val="left"/>
-    </w:lvl>
-    <w:lvl w:ilvl="7" w:tplc="DE6C6DA2">
-      <w:numFmt w:val="decimal"/>
-      <w:lvlText w:val=""/>
-      <w:lvlJc w:val="left"/>
-    </w:lvl>
-    <w:lvl w:ilvl="8" w:tplc="45E0F9FA">
+    <w:lvl w:ilvl="1" w:tplc="761ED79C">
+      <w:numFmt w:val="decimal"/>
+      <w:lvlText w:val=""/>
+      <w:lvlJc w:val="left"/>
+    </w:lvl>
+    <w:lvl w:ilvl="2" w:tplc="FED26C5A">
+      <w:numFmt w:val="decimal"/>
+      <w:lvlText w:val=""/>
+      <w:lvlJc w:val="left"/>
+    </w:lvl>
+    <w:lvl w:ilvl="3" w:tplc="2090AA82">
+      <w:numFmt w:val="decimal"/>
+      <w:lvlText w:val=""/>
+      <w:lvlJc w:val="left"/>
+    </w:lvl>
+    <w:lvl w:ilvl="4" w:tplc="C63EAC88">
+      <w:numFmt w:val="decimal"/>
+      <w:lvlText w:val=""/>
+      <w:lvlJc w:val="left"/>
+    </w:lvl>
+    <w:lvl w:ilvl="5" w:tplc="85301046">
+      <w:numFmt w:val="decimal"/>
+      <w:lvlText w:val=""/>
+      <w:lvlJc w:val="left"/>
+    </w:lvl>
+    <w:lvl w:ilvl="6" w:tplc="B7CC9A40">
+      <w:numFmt w:val="decimal"/>
+      <w:lvlText w:val=""/>
+      <w:lvlJc w:val="left"/>
+    </w:lvl>
+    <w:lvl w:ilvl="7" w:tplc="32207F82">
+      <w:numFmt w:val="decimal"/>
+      <w:lvlText w:val=""/>
+      <w:lvlJc w:val="left"/>
+    </w:lvl>
+    <w:lvl w:ilvl="8" w:tplc="04BCDC28">
       <w:numFmt w:val="decimal"/>
       <w:lvlText w:val=""/>
       <w:lvlJc w:val="left"/>
     </w:lvl>
   </w:abstractNum>
   <w:abstractNum w:abstractNumId="18" w15:restartNumberingAfterBreak="0">
-    <w:nsid w:val="71C0142F"/>
+    <w:nsid w:val="63AF7AAE"/>
     <w:multiLevelType w:val="hybridMultilevel"/>
-    <w:tmpl w:val="24867600"/>
-    <w:lvl w:ilvl="0" w:tplc="39969E18">
+    <w:tmpl w:val="4F5622AC"/>
+    <w:lvl w:ilvl="0" w:tplc="831C2E4C">
       <w:start w:val="1"/>
       <w:numFmt w:val="decimal"/>
       <w:lvlText w:val="%1."/>
@@ -15095,52 +15230,52 @@
         <w:color w:val="A67C27"/>
       </w:rPr>
     </w:lvl>
-    <w:lvl w:ilvl="1" w:tplc="6F9AFE44">
-      <w:numFmt w:val="decimal"/>
-      <w:lvlText w:val=""/>
-      <w:lvlJc w:val="left"/>
-    </w:lvl>
-    <w:lvl w:ilvl="2" w:tplc="22B86048">
-      <w:numFmt w:val="decimal"/>
-      <w:lvlText w:val=""/>
-      <w:lvlJc w:val="left"/>
-    </w:lvl>
-    <w:lvl w:ilvl="3" w:tplc="2FBCB1AC">
-      <w:numFmt w:val="decimal"/>
-      <w:lvlText w:val=""/>
-      <w:lvlJc w:val="left"/>
-    </w:lvl>
-    <w:lvl w:ilvl="4" w:tplc="9C8E852C">
-      <w:numFmt w:val="decimal"/>
-      <w:lvlText w:val=""/>
-      <w:lvlJc w:val="left"/>
-    </w:lvl>
-    <w:lvl w:ilvl="5" w:tplc="4DDAF96A">
-      <w:numFmt w:val="decimal"/>
-      <w:lvlText w:val=""/>
-      <w:lvlJc w:val="left"/>
-    </w:lvl>
-    <w:lvl w:ilvl="6" w:tplc="D8C6BC6C">
-      <w:numFmt w:val="decimal"/>
-      <w:lvlText w:val=""/>
-      <w:lvlJc w:val="left"/>
-    </w:lvl>
-    <w:lvl w:ilvl="7" w:tplc="0F3E3232">
-      <w:numFmt w:val="decimal"/>
-      <w:lvlText w:val=""/>
-      <w:lvlJc w:val="left"/>
-    </w:lvl>
-    <w:lvl w:ilvl="8" w:tplc="1728B30A">
+    <w:lvl w:ilvl="1" w:tplc="9B187622">
+      <w:numFmt w:val="decimal"/>
+      <w:lvlText w:val=""/>
+      <w:lvlJc w:val="left"/>
+    </w:lvl>
+    <w:lvl w:ilvl="2" w:tplc="828EF320">
+      <w:numFmt w:val="decimal"/>
+      <w:lvlText w:val=""/>
+      <w:lvlJc w:val="left"/>
+    </w:lvl>
+    <w:lvl w:ilvl="3" w:tplc="B87281AA">
+      <w:numFmt w:val="decimal"/>
+      <w:lvlText w:val=""/>
+      <w:lvlJc w:val="left"/>
+    </w:lvl>
+    <w:lvl w:ilvl="4" w:tplc="D0F01294">
+      <w:numFmt w:val="decimal"/>
+      <w:lvlText w:val=""/>
+      <w:lvlJc w:val="left"/>
+    </w:lvl>
+    <w:lvl w:ilvl="5" w:tplc="3A460EA8">
+      <w:numFmt w:val="decimal"/>
+      <w:lvlText w:val=""/>
+      <w:lvlJc w:val="left"/>
+    </w:lvl>
+    <w:lvl w:ilvl="6" w:tplc="81783D6C">
+      <w:numFmt w:val="decimal"/>
+      <w:lvlText w:val=""/>
+      <w:lvlJc w:val="left"/>
+    </w:lvl>
+    <w:lvl w:ilvl="7" w:tplc="DEDC1708">
+      <w:numFmt w:val="decimal"/>
+      <w:lvlText w:val=""/>
+      <w:lvlJc w:val="left"/>
+    </w:lvl>
+    <w:lvl w:ilvl="8" w:tplc="CF42C002">
       <w:numFmt w:val="decimal"/>
       <w:lvlText w:val=""/>
       <w:lvlJc w:val="left"/>
     </w:lvl>
   </w:abstractNum>
   <w:abstractNum w:abstractNumId="19" w15:restartNumberingAfterBreak="0">
-    <w:nsid w:val="75B562D9"/>
+    <w:nsid w:val="652B7870"/>
     <w:multiLevelType w:val="hybridMultilevel"/>
-    <w:tmpl w:val="D6923A32"/>
-    <w:lvl w:ilvl="0" w:tplc="E7009454">
+    <w:tmpl w:val="69542F3A"/>
+    <w:lvl w:ilvl="0" w:tplc="4A866E76">
       <w:start w:val="1"/>
       <w:numFmt w:val="decimal"/>
       <w:lvlText w:val="%1."/>
@@ -15154,110 +15289,52 @@
         <w:color w:val="A67C27"/>
       </w:rPr>
     </w:lvl>
-    <w:lvl w:ilvl="1" w:tplc="BEAC4F1A">
-      <w:numFmt w:val="decimal"/>
-      <w:lvlText w:val=""/>
-      <w:lvlJc w:val="left"/>
-    </w:lvl>
-    <w:lvl w:ilvl="2" w:tplc="26B43F34">
-      <w:numFmt w:val="decimal"/>
-      <w:lvlText w:val=""/>
-      <w:lvlJc w:val="left"/>
-    </w:lvl>
-    <w:lvl w:ilvl="3" w:tplc="1DCC6B5C">
-      <w:numFmt w:val="decimal"/>
-      <w:lvlText w:val=""/>
-      <w:lvlJc w:val="left"/>
-    </w:lvl>
-    <w:lvl w:ilvl="4" w:tplc="22707016">
-      <w:numFmt w:val="decimal"/>
-      <w:lvlText w:val=""/>
-      <w:lvlJc w:val="left"/>
-    </w:lvl>
-    <w:lvl w:ilvl="5" w:tplc="92DCA2E2">
-      <w:numFmt w:val="decimal"/>
-      <w:lvlText w:val=""/>
-      <w:lvlJc w:val="left"/>
-    </w:lvl>
-    <w:lvl w:ilvl="6" w:tplc="3D4CD950">
-      <w:numFmt w:val="decimal"/>
-      <w:lvlText w:val=""/>
-      <w:lvlJc w:val="left"/>
-    </w:lvl>
-    <w:lvl w:ilvl="7" w:tplc="4B80FD3E">
-      <w:numFmt w:val="decimal"/>
-      <w:lvlText w:val=""/>
-      <w:lvlJc w:val="left"/>
-    </w:lvl>
-    <w:lvl w:ilvl="8" w:tplc="EF54155C">
+    <w:lvl w:ilvl="1" w:tplc="3312CACC">
+      <w:numFmt w:val="decimal"/>
+      <w:lvlText w:val=""/>
+      <w:lvlJc w:val="left"/>
+    </w:lvl>
+    <w:lvl w:ilvl="2" w:tplc="8182004E">
+      <w:numFmt w:val="decimal"/>
+      <w:lvlText w:val=""/>
+      <w:lvlJc w:val="left"/>
+    </w:lvl>
+    <w:lvl w:ilvl="3" w:tplc="F21CB65A">
+      <w:numFmt w:val="decimal"/>
+      <w:lvlText w:val=""/>
+      <w:lvlJc w:val="left"/>
+    </w:lvl>
+    <w:lvl w:ilvl="4" w:tplc="11F8AFF6">
+      <w:numFmt w:val="decimal"/>
+      <w:lvlText w:val=""/>
+      <w:lvlJc w:val="left"/>
+    </w:lvl>
+    <w:lvl w:ilvl="5" w:tplc="0C5476A8">
+      <w:numFmt w:val="decimal"/>
+      <w:lvlText w:val=""/>
+      <w:lvlJc w:val="left"/>
+    </w:lvl>
+    <w:lvl w:ilvl="6" w:tplc="80D4E1BC">
+      <w:numFmt w:val="decimal"/>
+      <w:lvlText w:val=""/>
+      <w:lvlJc w:val="left"/>
+    </w:lvl>
+    <w:lvl w:ilvl="7" w:tplc="93965E9A">
+      <w:numFmt w:val="decimal"/>
+      <w:lvlText w:val=""/>
+      <w:lvlJc w:val="left"/>
+    </w:lvl>
+    <w:lvl w:ilvl="8" w:tplc="BDCA6148">
       <w:numFmt w:val="decimal"/>
       <w:lvlText w:val=""/>
       <w:lvlJc w:val="left"/>
     </w:lvl>
   </w:abstractNum>
   <w:abstractNum w:abstractNumId="20" w15:restartNumberingAfterBreak="0">
-    <w:nsid w:val="7C1A35BA"/>
+    <w:nsid w:val="6BDE048A"/>
     <w:multiLevelType w:val="hybridMultilevel"/>
-    <w:tmpl w:val="C57846DC"/>
-    <w:lvl w:ilvl="0" w:tplc="C2467788">
-      <w:start w:val="1"/>
-      <w:numFmt w:val="bullet"/>
-      <w:lvlText w:val="•"/>
-      <w:lvlJc w:val="left"/>
-      <w:pPr>
-        <w:ind w:left="460" w:hanging="280"/>
-      </w:pPr>
-    </w:lvl>
-    <w:lvl w:ilvl="1" w:tplc="F6F2615E">
-      <w:start w:val="1"/>
-      <w:numFmt w:val="bullet"/>
-      <w:lvlText w:val="–"/>
-      <w:lvlJc w:val="left"/>
-      <w:pPr>
-        <w:ind w:left="900" w:hanging="280"/>
-      </w:pPr>
-    </w:lvl>
-    <w:lvl w:ilvl="2" w:tplc="E7AC3F0C">
-      <w:numFmt w:val="decimal"/>
-      <w:lvlText w:val=""/>
-      <w:lvlJc w:val="left"/>
-    </w:lvl>
-    <w:lvl w:ilvl="3" w:tplc="20387F6A">
-      <w:numFmt w:val="decimal"/>
-      <w:lvlText w:val=""/>
-      <w:lvlJc w:val="left"/>
-    </w:lvl>
-    <w:lvl w:ilvl="4" w:tplc="7CDC6E72">
-      <w:numFmt w:val="decimal"/>
-      <w:lvlText w:val=""/>
-      <w:lvlJc w:val="left"/>
-    </w:lvl>
-    <w:lvl w:ilvl="5" w:tplc="74F6A304">
-      <w:numFmt w:val="decimal"/>
-      <w:lvlText w:val=""/>
-      <w:lvlJc w:val="left"/>
-    </w:lvl>
-    <w:lvl w:ilvl="6" w:tplc="545E180C">
-      <w:numFmt w:val="decimal"/>
-      <w:lvlText w:val=""/>
-      <w:lvlJc w:val="left"/>
-    </w:lvl>
-    <w:lvl w:ilvl="7" w:tplc="D41CBA0C">
-      <w:numFmt w:val="decimal"/>
-      <w:lvlText w:val=""/>
-      <w:lvlJc w:val="left"/>
-    </w:lvl>
-    <w:lvl w:ilvl="8" w:tplc="0172CF16">
-      <w:numFmt w:val="decimal"/>
-      <w:lvlText w:val=""/>
-      <w:lvlJc w:val="left"/>
-    </w:lvl>
-  </w:abstractNum>
-  <w:abstractNum w:abstractNumId="21" w15:restartNumberingAfterBreak="0">
-    <w:nsid w:val="7F5A665C"/>
-    <w:multiLevelType w:val="hybridMultilevel"/>
-    <w:tmpl w:val="39CCD0F8"/>
-    <w:lvl w:ilvl="0" w:tplc="721C18D2">
+    <w:tmpl w:val="AF782C22"/>
+    <w:lvl w:ilvl="0" w:tplc="5978E470">
       <w:start w:val="1"/>
       <w:numFmt w:val="decimal"/>
       <w:lvlText w:val="%1."/>
@@ -15271,175 +15348,233 @@
         <w:color w:val="A67C27"/>
       </w:rPr>
     </w:lvl>
-    <w:lvl w:ilvl="1" w:tplc="75B642AE">
-      <w:numFmt w:val="decimal"/>
-      <w:lvlText w:val=""/>
-      <w:lvlJc w:val="left"/>
-    </w:lvl>
-    <w:lvl w:ilvl="2" w:tplc="86504D0A">
-      <w:numFmt w:val="decimal"/>
-      <w:lvlText w:val=""/>
-      <w:lvlJc w:val="left"/>
-    </w:lvl>
-    <w:lvl w:ilvl="3" w:tplc="127C8AE4">
-      <w:numFmt w:val="decimal"/>
-      <w:lvlText w:val=""/>
-      <w:lvlJc w:val="left"/>
-    </w:lvl>
-    <w:lvl w:ilvl="4" w:tplc="C7A2406E">
-      <w:numFmt w:val="decimal"/>
-      <w:lvlText w:val=""/>
-      <w:lvlJc w:val="left"/>
-    </w:lvl>
-    <w:lvl w:ilvl="5" w:tplc="51F0FABC">
-      <w:numFmt w:val="decimal"/>
-      <w:lvlText w:val=""/>
-      <w:lvlJc w:val="left"/>
-    </w:lvl>
-    <w:lvl w:ilvl="6" w:tplc="A9AC9654">
-      <w:numFmt w:val="decimal"/>
-      <w:lvlText w:val=""/>
-      <w:lvlJc w:val="left"/>
-    </w:lvl>
-    <w:lvl w:ilvl="7" w:tplc="84FE7BFC">
-      <w:numFmt w:val="decimal"/>
-      <w:lvlText w:val=""/>
-      <w:lvlJc w:val="left"/>
-    </w:lvl>
-    <w:lvl w:ilvl="8" w:tplc="EBC22992">
+    <w:lvl w:ilvl="1" w:tplc="3D80D04C">
+      <w:numFmt w:val="decimal"/>
+      <w:lvlText w:val=""/>
+      <w:lvlJc w:val="left"/>
+    </w:lvl>
+    <w:lvl w:ilvl="2" w:tplc="AF66749C">
+      <w:numFmt w:val="decimal"/>
+      <w:lvlText w:val=""/>
+      <w:lvlJc w:val="left"/>
+    </w:lvl>
+    <w:lvl w:ilvl="3" w:tplc="1DD4B554">
+      <w:numFmt w:val="decimal"/>
+      <w:lvlText w:val=""/>
+      <w:lvlJc w:val="left"/>
+    </w:lvl>
+    <w:lvl w:ilvl="4" w:tplc="FFA02038">
+      <w:numFmt w:val="decimal"/>
+      <w:lvlText w:val=""/>
+      <w:lvlJc w:val="left"/>
+    </w:lvl>
+    <w:lvl w:ilvl="5" w:tplc="8B78F268">
+      <w:numFmt w:val="decimal"/>
+      <w:lvlText w:val=""/>
+      <w:lvlJc w:val="left"/>
+    </w:lvl>
+    <w:lvl w:ilvl="6" w:tplc="094AA64E">
+      <w:numFmt w:val="decimal"/>
+      <w:lvlText w:val=""/>
+      <w:lvlJc w:val="left"/>
+    </w:lvl>
+    <w:lvl w:ilvl="7" w:tplc="A2228E96">
+      <w:numFmt w:val="decimal"/>
+      <w:lvlText w:val=""/>
+      <w:lvlJc w:val="left"/>
+    </w:lvl>
+    <w:lvl w:ilvl="8" w:tplc="7F5EA106">
       <w:numFmt w:val="decimal"/>
       <w:lvlText w:val=""/>
       <w:lvlJc w:val="left"/>
     </w:lvl>
   </w:abstractNum>
-  <w:num w:numId="1" w16cid:durableId="440414777">
+  <w:abstractNum w:abstractNumId="21" w15:restartNumberingAfterBreak="0">
+    <w:nsid w:val="71760177"/>
+    <w:multiLevelType w:val="hybridMultilevel"/>
+    <w:tmpl w:val="E13E88F8"/>
+    <w:lvl w:ilvl="0" w:tplc="0882B334">
+      <w:start w:val="1"/>
+      <w:numFmt w:val="bullet"/>
+      <w:lvlText w:val="•"/>
+      <w:lvlJc w:val="left"/>
+      <w:pPr>
+        <w:ind w:left="460" w:hanging="280"/>
+      </w:pPr>
+    </w:lvl>
+    <w:lvl w:ilvl="1" w:tplc="5F3C1900">
+      <w:start w:val="1"/>
+      <w:numFmt w:val="bullet"/>
+      <w:lvlText w:val="–"/>
+      <w:lvlJc w:val="left"/>
+      <w:pPr>
+        <w:ind w:left="900" w:hanging="280"/>
+      </w:pPr>
+    </w:lvl>
+    <w:lvl w:ilvl="2" w:tplc="6EDED914">
+      <w:numFmt w:val="decimal"/>
+      <w:lvlText w:val=""/>
+      <w:lvlJc w:val="left"/>
+    </w:lvl>
+    <w:lvl w:ilvl="3" w:tplc="89A8960E">
+      <w:numFmt w:val="decimal"/>
+      <w:lvlText w:val=""/>
+      <w:lvlJc w:val="left"/>
+    </w:lvl>
+    <w:lvl w:ilvl="4" w:tplc="2CFAF218">
+      <w:numFmt w:val="decimal"/>
+      <w:lvlText w:val=""/>
+      <w:lvlJc w:val="left"/>
+    </w:lvl>
+    <w:lvl w:ilvl="5" w:tplc="253CCB64">
+      <w:numFmt w:val="decimal"/>
+      <w:lvlText w:val=""/>
+      <w:lvlJc w:val="left"/>
+    </w:lvl>
+    <w:lvl w:ilvl="6" w:tplc="7690FFCA">
+      <w:numFmt w:val="decimal"/>
+      <w:lvlText w:val=""/>
+      <w:lvlJc w:val="left"/>
+    </w:lvl>
+    <w:lvl w:ilvl="7" w:tplc="71CE44FC">
+      <w:numFmt w:val="decimal"/>
+      <w:lvlText w:val=""/>
+      <w:lvlJc w:val="left"/>
+    </w:lvl>
+    <w:lvl w:ilvl="8" w:tplc="F73E9340">
+      <w:numFmt w:val="decimal"/>
+      <w:lvlText w:val=""/>
+      <w:lvlJc w:val="left"/>
+    </w:lvl>
+  </w:abstractNum>
+  <w:num w:numId="1" w16cid:durableId="544098449">
+    <w:abstractNumId w:val="4"/>
+    <w:lvlOverride w:ilvl="0">
+      <w:startOverride w:val="1"/>
+    </w:lvlOverride>
+  </w:num>
+  <w:num w:numId="2" w16cid:durableId="355736115">
+    <w:abstractNumId w:val="21"/>
+    <w:lvlOverride w:ilvl="0">
+      <w:startOverride w:val="1"/>
+    </w:lvlOverride>
+  </w:num>
+  <w:num w:numId="3" w16cid:durableId="478153534">
+    <w:abstractNumId w:val="18"/>
+    <w:lvlOverride w:ilvl="0">
+      <w:startOverride w:val="1"/>
+    </w:lvlOverride>
+  </w:num>
+  <w:num w:numId="4" w16cid:durableId="1601060563">
+    <w:abstractNumId w:val="19"/>
+    <w:lvlOverride w:ilvl="0">
+      <w:startOverride w:val="1"/>
+    </w:lvlOverride>
+  </w:num>
+  <w:num w:numId="5" w16cid:durableId="1614365268">
+    <w:abstractNumId w:val="3"/>
+    <w:lvlOverride w:ilvl="0">
+      <w:startOverride w:val="1"/>
+    </w:lvlOverride>
+  </w:num>
+  <w:num w:numId="6" w16cid:durableId="923683649">
+    <w:abstractNumId w:val="7"/>
+    <w:lvlOverride w:ilvl="0">
+      <w:startOverride w:val="1"/>
+    </w:lvlOverride>
+  </w:num>
+  <w:num w:numId="7" w16cid:durableId="1711027591">
+    <w:abstractNumId w:val="1"/>
+    <w:lvlOverride w:ilvl="0">
+      <w:startOverride w:val="1"/>
+    </w:lvlOverride>
+  </w:num>
+  <w:num w:numId="8" w16cid:durableId="545994306">
+    <w:abstractNumId w:val="15"/>
+    <w:lvlOverride w:ilvl="0">
+      <w:startOverride w:val="1"/>
+    </w:lvlOverride>
+  </w:num>
+  <w:num w:numId="9" w16cid:durableId="404840911">
+    <w:abstractNumId w:val="12"/>
+    <w:lvlOverride w:ilvl="0">
+      <w:startOverride w:val="1"/>
+    </w:lvlOverride>
+  </w:num>
+  <w:num w:numId="10" w16cid:durableId="1169053251">
+    <w:abstractNumId w:val="11"/>
+    <w:lvlOverride w:ilvl="0">
+      <w:startOverride w:val="1"/>
+    </w:lvlOverride>
+  </w:num>
+  <w:num w:numId="11" w16cid:durableId="1732849461">
+    <w:abstractNumId w:val="8"/>
+    <w:lvlOverride w:ilvl="0">
+      <w:startOverride w:val="1"/>
+    </w:lvlOverride>
+  </w:num>
+  <w:num w:numId="12" w16cid:durableId="1508639669">
+    <w:abstractNumId w:val="2"/>
+    <w:lvlOverride w:ilvl="0">
+      <w:startOverride w:val="1"/>
+    </w:lvlOverride>
+  </w:num>
+  <w:num w:numId="13" w16cid:durableId="541867323">
+    <w:abstractNumId w:val="5"/>
+    <w:lvlOverride w:ilvl="0">
+      <w:startOverride w:val="1"/>
+    </w:lvlOverride>
+  </w:num>
+  <w:num w:numId="14" w16cid:durableId="1596329929">
+    <w:abstractNumId w:val="17"/>
+    <w:lvlOverride w:ilvl="0">
+      <w:startOverride w:val="1"/>
+    </w:lvlOverride>
+  </w:num>
+  <w:num w:numId="15" w16cid:durableId="1385107203">
+    <w:abstractNumId w:val="10"/>
+    <w:lvlOverride w:ilvl="0">
+      <w:startOverride w:val="1"/>
+    </w:lvlOverride>
+  </w:num>
+  <w:num w:numId="16" w16cid:durableId="357242644">
+    <w:abstractNumId w:val="14"/>
+    <w:lvlOverride w:ilvl="0">
+      <w:startOverride w:val="1"/>
+    </w:lvlOverride>
+  </w:num>
+  <w:num w:numId="17" w16cid:durableId="625506809">
+    <w:abstractNumId w:val="20"/>
+    <w:lvlOverride w:ilvl="0">
+      <w:startOverride w:val="1"/>
+    </w:lvlOverride>
+  </w:num>
+  <w:num w:numId="18" w16cid:durableId="2068914579">
+    <w:abstractNumId w:val="16"/>
+    <w:lvlOverride w:ilvl="0">
+      <w:startOverride w:val="1"/>
+    </w:lvlOverride>
+  </w:num>
+  <w:num w:numId="19" w16cid:durableId="982542047">
+    <w:abstractNumId w:val="13"/>
+    <w:lvlOverride w:ilvl="0">
+      <w:startOverride w:val="1"/>
+    </w:lvlOverride>
+  </w:num>
+  <w:num w:numId="20" w16cid:durableId="312611020">
+    <w:abstractNumId w:val="6"/>
+    <w:lvlOverride w:ilvl="0">
+      <w:startOverride w:val="1"/>
+    </w:lvlOverride>
+  </w:num>
+  <w:num w:numId="21" w16cid:durableId="990329092">
     <w:abstractNumId w:val="0"/>
     <w:lvlOverride w:ilvl="0">
       <w:startOverride w:val="1"/>
     </w:lvlOverride>
   </w:num>
-  <w:num w:numId="2" w16cid:durableId="1970355613">
-    <w:abstractNumId w:val="20"/>
-    <w:lvlOverride w:ilvl="0">
-      <w:startOverride w:val="1"/>
-    </w:lvlOverride>
-  </w:num>
-  <w:num w:numId="3" w16cid:durableId="127935335">
-    <w:abstractNumId w:val="5"/>
-    <w:lvlOverride w:ilvl="0">
-      <w:startOverride w:val="1"/>
-    </w:lvlOverride>
-  </w:num>
-  <w:num w:numId="4" w16cid:durableId="799806430">
-    <w:abstractNumId w:val="17"/>
-    <w:lvlOverride w:ilvl="0">
-      <w:startOverride w:val="1"/>
-    </w:lvlOverride>
-  </w:num>
-  <w:num w:numId="5" w16cid:durableId="752436593">
-    <w:abstractNumId w:val="1"/>
-    <w:lvlOverride w:ilvl="0">
-      <w:startOverride w:val="1"/>
-    </w:lvlOverride>
-  </w:num>
-  <w:num w:numId="6" w16cid:durableId="408698505">
-    <w:abstractNumId w:val="12"/>
-    <w:lvlOverride w:ilvl="0">
-      <w:startOverride w:val="1"/>
-    </w:lvlOverride>
-  </w:num>
-  <w:num w:numId="7" w16cid:durableId="1196968440">
-    <w:abstractNumId w:val="11"/>
-    <w:lvlOverride w:ilvl="0">
-      <w:startOverride w:val="1"/>
-    </w:lvlOverride>
-  </w:num>
-  <w:num w:numId="8" w16cid:durableId="704910667">
-    <w:abstractNumId w:val="15"/>
-    <w:lvlOverride w:ilvl="0">
-      <w:startOverride w:val="1"/>
-    </w:lvlOverride>
-  </w:num>
-  <w:num w:numId="9" w16cid:durableId="158694794">
+  <w:num w:numId="22" w16cid:durableId="528419654">
     <w:abstractNumId w:val="9"/>
-    <w:lvlOverride w:ilvl="0">
-      <w:startOverride w:val="1"/>
-    </w:lvlOverride>
-  </w:num>
-  <w:num w:numId="10" w16cid:durableId="1897274987">
-    <w:abstractNumId w:val="8"/>
-    <w:lvlOverride w:ilvl="0">
-      <w:startOverride w:val="1"/>
-    </w:lvlOverride>
-  </w:num>
-  <w:num w:numId="11" w16cid:durableId="1581598113">
-    <w:abstractNumId w:val="21"/>
-    <w:lvlOverride w:ilvl="0">
-      <w:startOverride w:val="1"/>
-    </w:lvlOverride>
-  </w:num>
-  <w:num w:numId="12" w16cid:durableId="158622591">
-    <w:abstractNumId w:val="18"/>
-    <w:lvlOverride w:ilvl="0">
-      <w:startOverride w:val="1"/>
-    </w:lvlOverride>
-  </w:num>
-  <w:num w:numId="13" w16cid:durableId="809440321">
-    <w:abstractNumId w:val="7"/>
-    <w:lvlOverride w:ilvl="0">
-      <w:startOverride w:val="1"/>
-    </w:lvlOverride>
-  </w:num>
-  <w:num w:numId="14" w16cid:durableId="1112360703">
-    <w:abstractNumId w:val="19"/>
-    <w:lvlOverride w:ilvl="0">
-      <w:startOverride w:val="1"/>
-    </w:lvlOverride>
-  </w:num>
-  <w:num w:numId="15" w16cid:durableId="674769331">
-    <w:abstractNumId w:val="10"/>
-    <w:lvlOverride w:ilvl="0">
-      <w:startOverride w:val="1"/>
-    </w:lvlOverride>
-  </w:num>
-  <w:num w:numId="16" w16cid:durableId="1859611562">
-    <w:abstractNumId w:val="13"/>
-    <w:lvlOverride w:ilvl="0">
-      <w:startOverride w:val="1"/>
-    </w:lvlOverride>
-  </w:num>
-  <w:num w:numId="17" w16cid:durableId="2093424322">
-    <w:abstractNumId w:val="6"/>
-    <w:lvlOverride w:ilvl="0">
-      <w:startOverride w:val="1"/>
-    </w:lvlOverride>
-  </w:num>
-  <w:num w:numId="18" w16cid:durableId="1570071796">
-    <w:abstractNumId w:val="2"/>
-    <w:lvlOverride w:ilvl="0">
-      <w:startOverride w:val="1"/>
-    </w:lvlOverride>
-  </w:num>
-  <w:num w:numId="19" w16cid:durableId="41562038">
-    <w:abstractNumId w:val="14"/>
-    <w:lvlOverride w:ilvl="0">
-      <w:startOverride w:val="1"/>
-    </w:lvlOverride>
-  </w:num>
-  <w:num w:numId="20" w16cid:durableId="1472405950">
-    <w:abstractNumId w:val="4"/>
-    <w:lvlOverride w:ilvl="0">
-      <w:startOverride w:val="1"/>
-    </w:lvlOverride>
-  </w:num>
-  <w:num w:numId="21" w16cid:durableId="214851865">
-    <w:abstractNumId w:val="16"/>
-    <w:lvlOverride w:ilvl="0">
-      <w:startOverride w:val="1"/>
-    </w:lvlOverride>
-  </w:num>
-  <w:num w:numId="22" w16cid:durableId="1035230011">
-    <w:abstractNumId w:val="3"/>
     <w:lvlOverride w:ilvl="0">
       <w:startOverride w:val="1"/>
     </w:lvlOverride>
@@ -16064,7 +16199,7 @@
     <w:autoRedefine/>
     <w:uiPriority w:val="39"/>
     <w:unhideWhenUsed/>
-    <w:rsid w:val="00F118E9"/>
+    <w:rsid w:val="00963B7B"/>
     <w:pPr>
       <w:spacing w:after="100"/>
     </w:pPr>
@@ -16076,7 +16211,7 @@
     <w:autoRedefine/>
     <w:uiPriority w:val="39"/>
     <w:unhideWhenUsed/>
-    <w:rsid w:val="00F118E9"/>
+    <w:rsid w:val="00963B7B"/>
     <w:pPr>
       <w:spacing w:after="100"/>
       <w:ind w:left="210"/>

--- a/docs/manuals/Role_Guide_2_Field_Coordinator.docx
+++ b/docs/manuals/Role_Guide_2_Field_Coordinator.docx
@@ -69,7 +69,7 @@
           <w:left w:w="10" w:type="dxa"/>
           <w:right w:w="10" w:type="dxa"/>
         </w:tblCellMar>
-        <w:tblLook w:val="0000" w:firstRow="0" w:lastRow="0" w:firstColumn="0" w:lastColumn="0" w:noHBand="0" w:noVBand="0"/>
+        <w:tblLook w:val="04A0" w:firstRow="1" w:lastRow="0" w:firstColumn="1" w:lastColumn="0" w:noHBand="0" w:noVBand="1"/>
       </w:tblPr>
       <w:tblGrid>
         <w:gridCol w:w="2300"/>
@@ -469,7 +469,7 @@
                 <w:sz w:val="19"/>
                 <w:szCs w:val="19"/>
               </w:rPr>
-              <w:t>Version 1.0 · 15 September 2026</w:t>
+              <w:t>Version 1.1 · 19 September 2026</w:t>
             </w:r>
           </w:p>
         </w:tc>
@@ -538,7 +538,7 @@
     <w:sdt>
       <w:sdtPr>
         <w:alias w:val="Contents"/>
-        <w:id w:val="-1134866351"/>
+        <w:id w:val="2104691561"/>
       </w:sdtPr>
       <w:sdtEndPr/>
       <w:sdtContent>
@@ -567,7 +567,7 @@
           <w:r>
             <w:fldChar w:fldCharType="separate"/>
           </w:r>
-          <w:hyperlink w:anchor="_Toc240455173" w:history="1">
+          <w:hyperlink w:anchor="_Toc240712995" w:history="1">
             <w:r>
               <w:rPr>
                 <w:rStyle w:val="Hyperlink"/>
@@ -591,7 +591,7 @@
               <w:rPr>
                 <w:noProof/>
               </w:rPr>
-              <w:instrText xml:space="preserve"> PAGEREF _Toc240455173 \h </w:instrText>
+              <w:instrText xml:space="preserve"> PAGEREF _Toc240712995 \h </w:instrText>
             </w:r>
             <w:r>
               <w:rPr>
@@ -634,7 +634,7 @@
               <w14:ligatures w14:val="standardContextual"/>
             </w:rPr>
           </w:pPr>
-          <w:hyperlink w:anchor="_Toc240455174" w:history="1">
+          <w:hyperlink w:anchor="_Toc240712996" w:history="1">
             <w:r>
               <w:rPr>
                 <w:rStyle w:val="Hyperlink"/>
@@ -658,7 +658,7 @@
               <w:rPr>
                 <w:noProof/>
               </w:rPr>
-              <w:instrText xml:space="preserve"> PAGEREF _Toc240455174 \h </w:instrText>
+              <w:instrText xml:space="preserve"> PAGEREF _Toc240712996 \h </w:instrText>
             </w:r>
             <w:r>
               <w:rPr>
@@ -701,7 +701,7 @@
               <w14:ligatures w14:val="standardContextual"/>
             </w:rPr>
           </w:pPr>
-          <w:hyperlink w:anchor="_Toc240455175" w:history="1">
+          <w:hyperlink w:anchor="_Toc240712997" w:history="1">
             <w:r>
               <w:rPr>
                 <w:rStyle w:val="Hyperlink"/>
@@ -725,7 +725,7 @@
               <w:rPr>
                 <w:noProof/>
               </w:rPr>
-              <w:instrText xml:space="preserve"> PAGEREF _Toc240455175 \h </w:instrText>
+              <w:instrText xml:space="preserve"> PAGEREF _Toc240712997 \h </w:instrText>
             </w:r>
             <w:r>
               <w:rPr>
@@ -768,7 +768,7 @@
               <w14:ligatures w14:val="standardContextual"/>
             </w:rPr>
           </w:pPr>
-          <w:hyperlink w:anchor="_Toc240455176" w:history="1">
+          <w:hyperlink w:anchor="_Toc240712998" w:history="1">
             <w:r>
               <w:rPr>
                 <w:rStyle w:val="Hyperlink"/>
@@ -792,7 +792,7 @@
               <w:rPr>
                 <w:noProof/>
               </w:rPr>
-              <w:instrText xml:space="preserve"> PAGEREF _Toc240455176 \h </w:instrText>
+              <w:instrText xml:space="preserve"> PAGEREF _Toc240712998 \h </w:instrText>
             </w:r>
             <w:r>
               <w:rPr>
@@ -835,7 +835,7 @@
               <w14:ligatures w14:val="standardContextual"/>
             </w:rPr>
           </w:pPr>
-          <w:hyperlink w:anchor="_Toc240455177" w:history="1">
+          <w:hyperlink w:anchor="_Toc240712999" w:history="1">
             <w:r>
               <w:rPr>
                 <w:rStyle w:val="Hyperlink"/>
@@ -859,7 +859,7 @@
               <w:rPr>
                 <w:noProof/>
               </w:rPr>
-              <w:instrText xml:space="preserve"> PAGEREF _Toc240455177 \h </w:instrText>
+              <w:instrText xml:space="preserve"> PAGEREF _Toc240712999 \h </w:instrText>
             </w:r>
             <w:r>
               <w:rPr>
@@ -902,7 +902,7 @@
               <w14:ligatures w14:val="standardContextual"/>
             </w:rPr>
           </w:pPr>
-          <w:hyperlink w:anchor="_Toc240455178" w:history="1">
+          <w:hyperlink w:anchor="_Toc240713000" w:history="1">
             <w:r>
               <w:rPr>
                 <w:rStyle w:val="Hyperlink"/>
@@ -926,7 +926,7 @@
               <w:rPr>
                 <w:noProof/>
               </w:rPr>
-              <w:instrText xml:space="preserve"> PAGEREF _Toc240455178 \h </w:instrText>
+              <w:instrText xml:space="preserve"> PAGEREF _Toc240713000 \h </w:instrText>
             </w:r>
             <w:r>
               <w:rPr>
@@ -969,7 +969,7 @@
               <w14:ligatures w14:val="standardContextual"/>
             </w:rPr>
           </w:pPr>
-          <w:hyperlink w:anchor="_Toc240455179" w:history="1">
+          <w:hyperlink w:anchor="_Toc240713001" w:history="1">
             <w:r>
               <w:rPr>
                 <w:rStyle w:val="Hyperlink"/>
@@ -993,7 +993,7 @@
               <w:rPr>
                 <w:noProof/>
               </w:rPr>
-              <w:instrText xml:space="preserve"> PAGEREF _Toc240455179 \h </w:instrText>
+              <w:instrText xml:space="preserve"> PAGEREF _Toc240713001 \h </w:instrText>
             </w:r>
             <w:r>
               <w:rPr>
@@ -1036,7 +1036,7 @@
               <w14:ligatures w14:val="standardContextual"/>
             </w:rPr>
           </w:pPr>
-          <w:hyperlink w:anchor="_Toc240455180" w:history="1">
+          <w:hyperlink w:anchor="_Toc240713002" w:history="1">
             <w:r>
               <w:rPr>
                 <w:rStyle w:val="Hyperlink"/>
@@ -1060,7 +1060,7 @@
               <w:rPr>
                 <w:noProof/>
               </w:rPr>
-              <w:instrText xml:space="preserve"> PAGEREF _Toc240455180 \h </w:instrText>
+              <w:instrText xml:space="preserve"> PAGEREF _Toc240713002 \h </w:instrText>
             </w:r>
             <w:r>
               <w:rPr>
@@ -1103,7 +1103,7 @@
               <w14:ligatures w14:val="standardContextual"/>
             </w:rPr>
           </w:pPr>
-          <w:hyperlink w:anchor="_Toc240455181" w:history="1">
+          <w:hyperlink w:anchor="_Toc240713003" w:history="1">
             <w:r>
               <w:rPr>
                 <w:rStyle w:val="Hyperlink"/>
@@ -1127,7 +1127,7 @@
               <w:rPr>
                 <w:noProof/>
               </w:rPr>
-              <w:instrText xml:space="preserve"> PAGEREF _Toc240455181 \h </w:instrText>
+              <w:instrText xml:space="preserve"> PAGEREF _Toc240713003 \h </w:instrText>
             </w:r>
             <w:r>
               <w:rPr>
@@ -1170,7 +1170,7 @@
               <w14:ligatures w14:val="standardContextual"/>
             </w:rPr>
           </w:pPr>
-          <w:hyperlink w:anchor="_Toc240455182" w:history="1">
+          <w:hyperlink w:anchor="_Toc240713004" w:history="1">
             <w:r>
               <w:rPr>
                 <w:rStyle w:val="Hyperlink"/>
@@ -1194,7 +1194,7 @@
               <w:rPr>
                 <w:noProof/>
               </w:rPr>
-              <w:instrText xml:space="preserve"> PAGEREF _Toc240455182 \h </w:instrText>
+              <w:instrText xml:space="preserve"> PAGEREF _Toc240713004 \h </w:instrText>
             </w:r>
             <w:r>
               <w:rPr>
@@ -1237,7 +1237,7 @@
               <w14:ligatures w14:val="standardContextual"/>
             </w:rPr>
           </w:pPr>
-          <w:hyperlink w:anchor="_Toc240455183" w:history="1">
+          <w:hyperlink w:anchor="_Toc240713005" w:history="1">
             <w:r>
               <w:rPr>
                 <w:rStyle w:val="Hyperlink"/>
@@ -1261,7 +1261,7 @@
               <w:rPr>
                 <w:noProof/>
               </w:rPr>
-              <w:instrText xml:space="preserve"> PAGEREF _Toc240455183 \h </w:instrText>
+              <w:instrText xml:space="preserve"> PAGEREF _Toc240713005 \h </w:instrText>
             </w:r>
             <w:r>
               <w:rPr>
@@ -1304,7 +1304,7 @@
               <w14:ligatures w14:val="standardContextual"/>
             </w:rPr>
           </w:pPr>
-          <w:hyperlink w:anchor="_Toc240455184" w:history="1">
+          <w:hyperlink w:anchor="_Toc240713006" w:history="1">
             <w:r>
               <w:rPr>
                 <w:rStyle w:val="Hyperlink"/>
@@ -1328,7 +1328,7 @@
               <w:rPr>
                 <w:noProof/>
               </w:rPr>
-              <w:instrText xml:space="preserve"> PAGEREF _Toc240455184 \h </w:instrText>
+              <w:instrText xml:space="preserve"> PAGEREF _Toc240713006 \h </w:instrText>
             </w:r>
             <w:r>
               <w:rPr>
@@ -1371,7 +1371,7 @@
               <w14:ligatures w14:val="standardContextual"/>
             </w:rPr>
           </w:pPr>
-          <w:hyperlink w:anchor="_Toc240455185" w:history="1">
+          <w:hyperlink w:anchor="_Toc240713007" w:history="1">
             <w:r>
               <w:rPr>
                 <w:rStyle w:val="Hyperlink"/>
@@ -1395,7 +1395,7 @@
               <w:rPr>
                 <w:noProof/>
               </w:rPr>
-              <w:instrText xml:space="preserve"> PAGEREF _Toc240455185 \h </w:instrText>
+              <w:instrText xml:space="preserve"> PAGEREF _Toc240713007 \h </w:instrText>
             </w:r>
             <w:r>
               <w:rPr>
@@ -1438,7 +1438,7 @@
               <w14:ligatures w14:val="standardContextual"/>
             </w:rPr>
           </w:pPr>
-          <w:hyperlink w:anchor="_Toc240455186" w:history="1">
+          <w:hyperlink w:anchor="_Toc240713008" w:history="1">
             <w:r>
               <w:rPr>
                 <w:rStyle w:val="Hyperlink"/>
@@ -1462,7 +1462,7 @@
               <w:rPr>
                 <w:noProof/>
               </w:rPr>
-              <w:instrText xml:space="preserve"> PAGEREF _Toc240455186 \h </w:instrText>
+              <w:instrText xml:space="preserve"> PAGEREF _Toc240713008 \h </w:instrText>
             </w:r>
             <w:r>
               <w:rPr>
@@ -1505,7 +1505,7 @@
               <w14:ligatures w14:val="standardContextual"/>
             </w:rPr>
           </w:pPr>
-          <w:hyperlink w:anchor="_Toc240455187" w:history="1">
+          <w:hyperlink w:anchor="_Toc240713009" w:history="1">
             <w:r>
               <w:rPr>
                 <w:rStyle w:val="Hyperlink"/>
@@ -1529,7 +1529,7 @@
               <w:rPr>
                 <w:noProof/>
               </w:rPr>
-              <w:instrText xml:space="preserve"> PAGEREF _Toc240455187 \h </w:instrText>
+              <w:instrText xml:space="preserve"> PAGEREF _Toc240713009 \h </w:instrText>
             </w:r>
             <w:r>
               <w:rPr>
@@ -1572,7 +1572,7 @@
               <w14:ligatures w14:val="standardContextual"/>
             </w:rPr>
           </w:pPr>
-          <w:hyperlink w:anchor="_Toc240455188" w:history="1">
+          <w:hyperlink w:anchor="_Toc240713010" w:history="1">
             <w:r>
               <w:rPr>
                 <w:rStyle w:val="Hyperlink"/>
@@ -1596,7 +1596,7 @@
               <w:rPr>
                 <w:noProof/>
               </w:rPr>
-              <w:instrText xml:space="preserve"> PAGEREF _Toc240455188 \h </w:instrText>
+              <w:instrText xml:space="preserve"> PAGEREF _Toc240713010 \h </w:instrText>
             </w:r>
             <w:r>
               <w:rPr>
@@ -1639,7 +1639,7 @@
               <w14:ligatures w14:val="standardContextual"/>
             </w:rPr>
           </w:pPr>
-          <w:hyperlink w:anchor="_Toc240455189" w:history="1">
+          <w:hyperlink w:anchor="_Toc240713011" w:history="1">
             <w:r>
               <w:rPr>
                 <w:rStyle w:val="Hyperlink"/>
@@ -1663,7 +1663,7 @@
               <w:rPr>
                 <w:noProof/>
               </w:rPr>
-              <w:instrText xml:space="preserve"> PAGEREF _Toc240455189 \h </w:instrText>
+              <w:instrText xml:space="preserve"> PAGEREF _Toc240713011 \h </w:instrText>
             </w:r>
             <w:r>
               <w:rPr>
@@ -1706,7 +1706,7 @@
               <w14:ligatures w14:val="standardContextual"/>
             </w:rPr>
           </w:pPr>
-          <w:hyperlink w:anchor="_Toc240455190" w:history="1">
+          <w:hyperlink w:anchor="_Toc240713012" w:history="1">
             <w:r>
               <w:rPr>
                 <w:rStyle w:val="Hyperlink"/>
@@ -1730,7 +1730,7 @@
               <w:rPr>
                 <w:noProof/>
               </w:rPr>
-              <w:instrText xml:space="preserve"> PAGEREF _Toc240455190 \h </w:instrText>
+              <w:instrText xml:space="preserve"> PAGEREF _Toc240713012 \h </w:instrText>
             </w:r>
             <w:r>
               <w:rPr>
@@ -1773,7 +1773,7 @@
               <w14:ligatures w14:val="standardContextual"/>
             </w:rPr>
           </w:pPr>
-          <w:hyperlink w:anchor="_Toc240455191" w:history="1">
+          <w:hyperlink w:anchor="_Toc240713013" w:history="1">
             <w:r>
               <w:rPr>
                 <w:rStyle w:val="Hyperlink"/>
@@ -1797,7 +1797,7 @@
               <w:rPr>
                 <w:noProof/>
               </w:rPr>
-              <w:instrText xml:space="preserve"> PAGEREF _Toc240455191 \h </w:instrText>
+              <w:instrText xml:space="preserve"> PAGEREF _Toc240713013 \h </w:instrText>
             </w:r>
             <w:r>
               <w:rPr>
@@ -1840,7 +1840,7 @@
               <w14:ligatures w14:val="standardContextual"/>
             </w:rPr>
           </w:pPr>
-          <w:hyperlink w:anchor="_Toc240455192" w:history="1">
+          <w:hyperlink w:anchor="_Toc240713014" w:history="1">
             <w:r>
               <w:rPr>
                 <w:rStyle w:val="Hyperlink"/>
@@ -1864,7 +1864,7 @@
               <w:rPr>
                 <w:noProof/>
               </w:rPr>
-              <w:instrText xml:space="preserve"> PAGEREF _Toc240455192 \h </w:instrText>
+              <w:instrText xml:space="preserve"> PAGEREF _Toc240713014 \h </w:instrText>
             </w:r>
             <w:r>
               <w:rPr>
@@ -1907,7 +1907,7 @@
               <w14:ligatures w14:val="standardContextual"/>
             </w:rPr>
           </w:pPr>
-          <w:hyperlink w:anchor="_Toc240455193" w:history="1">
+          <w:hyperlink w:anchor="_Toc240713015" w:history="1">
             <w:r>
               <w:rPr>
                 <w:rStyle w:val="Hyperlink"/>
@@ -1931,7 +1931,7 @@
               <w:rPr>
                 <w:noProof/>
               </w:rPr>
-              <w:instrText xml:space="preserve"> PAGEREF _Toc240455193 \h </w:instrText>
+              <w:instrText xml:space="preserve"> PAGEREF _Toc240713015 \h </w:instrText>
             </w:r>
             <w:r>
               <w:rPr>
@@ -1974,7 +1974,7 @@
               <w14:ligatures w14:val="standardContextual"/>
             </w:rPr>
           </w:pPr>
-          <w:hyperlink w:anchor="_Toc240455194" w:history="1">
+          <w:hyperlink w:anchor="_Toc240713016" w:history="1">
             <w:r>
               <w:rPr>
                 <w:rStyle w:val="Hyperlink"/>
@@ -1998,7 +1998,7 @@
               <w:rPr>
                 <w:noProof/>
               </w:rPr>
-              <w:instrText xml:space="preserve"> PAGEREF _Toc240455194 \h </w:instrText>
+              <w:instrText xml:space="preserve"> PAGEREF _Toc240713016 \h </w:instrText>
             </w:r>
             <w:r>
               <w:rPr>
@@ -2041,7 +2041,7 @@
               <w14:ligatures w14:val="standardContextual"/>
             </w:rPr>
           </w:pPr>
-          <w:hyperlink w:anchor="_Toc240455195" w:history="1">
+          <w:hyperlink w:anchor="_Toc240713017" w:history="1">
             <w:r>
               <w:rPr>
                 <w:rStyle w:val="Hyperlink"/>
@@ -2065,7 +2065,7 @@
               <w:rPr>
                 <w:noProof/>
               </w:rPr>
-              <w:instrText xml:space="preserve"> PAGEREF _Toc240455195 \h </w:instrText>
+              <w:instrText xml:space="preserve"> PAGEREF _Toc240713017 \h </w:instrText>
             </w:r>
             <w:r>
               <w:rPr>
@@ -2108,7 +2108,7 @@
               <w14:ligatures w14:val="standardContextual"/>
             </w:rPr>
           </w:pPr>
-          <w:hyperlink w:anchor="_Toc240455196" w:history="1">
+          <w:hyperlink w:anchor="_Toc240713018" w:history="1">
             <w:r>
               <w:rPr>
                 <w:rStyle w:val="Hyperlink"/>
@@ -2132,7 +2132,7 @@
               <w:rPr>
                 <w:noProof/>
               </w:rPr>
-              <w:instrText xml:space="preserve"> PAGEREF _Toc240455196 \h </w:instrText>
+              <w:instrText xml:space="preserve"> PAGEREF _Toc240713018 \h </w:instrText>
             </w:r>
             <w:r>
               <w:rPr>
@@ -2175,7 +2175,7 @@
               <w14:ligatures w14:val="standardContextual"/>
             </w:rPr>
           </w:pPr>
-          <w:hyperlink w:anchor="_Toc240455197" w:history="1">
+          <w:hyperlink w:anchor="_Toc240713019" w:history="1">
             <w:r>
               <w:rPr>
                 <w:rStyle w:val="Hyperlink"/>
@@ -2199,7 +2199,7 @@
               <w:rPr>
                 <w:noProof/>
               </w:rPr>
-              <w:instrText xml:space="preserve"> PAGEREF _Toc240455197 \h </w:instrText>
+              <w:instrText xml:space="preserve"> PAGEREF _Toc240713019 \h </w:instrText>
             </w:r>
             <w:r>
               <w:rPr>
@@ -2242,7 +2242,7 @@
               <w14:ligatures w14:val="standardContextual"/>
             </w:rPr>
           </w:pPr>
-          <w:hyperlink w:anchor="_Toc240455198" w:history="1">
+          <w:hyperlink w:anchor="_Toc240713020" w:history="1">
             <w:r>
               <w:rPr>
                 <w:rStyle w:val="Hyperlink"/>
@@ -2266,7 +2266,7 @@
               <w:rPr>
                 <w:noProof/>
               </w:rPr>
-              <w:instrText xml:space="preserve"> PAGEREF _Toc240455198 \h </w:instrText>
+              <w:instrText xml:space="preserve"> PAGEREF _Toc240713020 \h </w:instrText>
             </w:r>
             <w:r>
               <w:rPr>
@@ -2309,7 +2309,7 @@
               <w14:ligatures w14:val="standardContextual"/>
             </w:rPr>
           </w:pPr>
-          <w:hyperlink w:anchor="_Toc240455199" w:history="1">
+          <w:hyperlink w:anchor="_Toc240713021" w:history="1">
             <w:r>
               <w:rPr>
                 <w:rStyle w:val="Hyperlink"/>
@@ -2333,7 +2333,7 @@
               <w:rPr>
                 <w:noProof/>
               </w:rPr>
-              <w:instrText xml:space="preserve"> PAGEREF _Toc240455199 \h </w:instrText>
+              <w:instrText xml:space="preserve"> PAGEREF _Toc240713021 \h </w:instrText>
             </w:r>
             <w:r>
               <w:rPr>
@@ -2376,7 +2376,7 @@
               <w14:ligatures w14:val="standardContextual"/>
             </w:rPr>
           </w:pPr>
-          <w:hyperlink w:anchor="_Toc240455200" w:history="1">
+          <w:hyperlink w:anchor="_Toc240713022" w:history="1">
             <w:r>
               <w:rPr>
                 <w:rStyle w:val="Hyperlink"/>
@@ -2400,7 +2400,7 @@
               <w:rPr>
                 <w:noProof/>
               </w:rPr>
-              <w:instrText xml:space="preserve"> PAGEREF _Toc240455200 \h </w:instrText>
+              <w:instrText xml:space="preserve"> PAGEREF _Toc240713022 \h </w:instrText>
             </w:r>
             <w:r>
               <w:rPr>
@@ -2443,7 +2443,7 @@
               <w14:ligatures w14:val="standardContextual"/>
             </w:rPr>
           </w:pPr>
-          <w:hyperlink w:anchor="_Toc240455201" w:history="1">
+          <w:hyperlink w:anchor="_Toc240713023" w:history="1">
             <w:r>
               <w:rPr>
                 <w:rStyle w:val="Hyperlink"/>
@@ -2467,7 +2467,7 @@
               <w:rPr>
                 <w:noProof/>
               </w:rPr>
-              <w:instrText xml:space="preserve"> PAGEREF _Toc240455201 \h </w:instrText>
+              <w:instrText xml:space="preserve"> PAGEREF _Toc240713023 \h </w:instrText>
             </w:r>
             <w:r>
               <w:rPr>
@@ -2510,7 +2510,7 @@
               <w14:ligatures w14:val="standardContextual"/>
             </w:rPr>
           </w:pPr>
-          <w:hyperlink w:anchor="_Toc240455202" w:history="1">
+          <w:hyperlink w:anchor="_Toc240713024" w:history="1">
             <w:r>
               <w:rPr>
                 <w:rStyle w:val="Hyperlink"/>
@@ -2534,7 +2534,7 @@
               <w:rPr>
                 <w:noProof/>
               </w:rPr>
-              <w:instrText xml:space="preserve"> PAGEREF _Toc240455202 \h </w:instrText>
+              <w:instrText xml:space="preserve"> PAGEREF _Toc240713024 \h </w:instrText>
             </w:r>
             <w:r>
               <w:rPr>
@@ -2577,7 +2577,7 @@
               <w14:ligatures w14:val="standardContextual"/>
             </w:rPr>
           </w:pPr>
-          <w:hyperlink w:anchor="_Toc240455203" w:history="1">
+          <w:hyperlink w:anchor="_Toc240713025" w:history="1">
             <w:r>
               <w:rPr>
                 <w:rStyle w:val="Hyperlink"/>
@@ -2601,7 +2601,7 @@
               <w:rPr>
                 <w:noProof/>
               </w:rPr>
-              <w:instrText xml:space="preserve"> PAGEREF _Toc240455203 \h </w:instrText>
+              <w:instrText xml:space="preserve"> PAGEREF _Toc240713025 \h </w:instrText>
             </w:r>
             <w:r>
               <w:rPr>
@@ -2644,7 +2644,7 @@
               <w14:ligatures w14:val="standardContextual"/>
             </w:rPr>
           </w:pPr>
-          <w:hyperlink w:anchor="_Toc240455204" w:history="1">
+          <w:hyperlink w:anchor="_Toc240713026" w:history="1">
             <w:r>
               <w:rPr>
                 <w:rStyle w:val="Hyperlink"/>
@@ -2668,7 +2668,7 @@
               <w:rPr>
                 <w:noProof/>
               </w:rPr>
-              <w:instrText xml:space="preserve"> PAGEREF _Toc240455204 \h </w:instrText>
+              <w:instrText xml:space="preserve"> PAGEREF _Toc240713026 \h </w:instrText>
             </w:r>
             <w:r>
               <w:rPr>
@@ -2707,7 +2707,7 @@
         <w:pStyle w:val="Heading1"/>
         <w:pageBreakBefore/>
       </w:pPr>
-      <w:bookmarkStart w:id="0" w:name="_Toc240455173"/>
+      <w:bookmarkStart w:id="0" w:name="_Toc240712995"/>
       <w:r>
         <w:lastRenderedPageBreak/>
         <w:t>1. Your role at a glance</w:t>
@@ -2880,7 +2880,7 @@
           <w:left w:w="10" w:type="dxa"/>
           <w:right w:w="10" w:type="dxa"/>
         </w:tblCellMar>
-        <w:tblLook w:val="0000" w:firstRow="0" w:lastRow="0" w:firstColumn="0" w:lastColumn="0" w:noHBand="0" w:noVBand="0"/>
+        <w:tblLook w:val="04A0" w:firstRow="1" w:lastRow="0" w:firstColumn="1" w:lastColumn="0" w:noHBand="0" w:noVBand="1"/>
       </w:tblPr>
       <w:tblGrid>
         <w:gridCol w:w="9412"/>
@@ -2940,7 +2940,7 @@
         <w:pStyle w:val="Heading1"/>
         <w:pageBreakBefore/>
       </w:pPr>
-      <w:bookmarkStart w:id="1" w:name="_Toc240455174"/>
+      <w:bookmarkStart w:id="1" w:name="_Toc240712996"/>
       <w:r>
         <w:lastRenderedPageBreak/>
         <w:t>2. Signing in and your screens</w:t>
@@ -2951,7 +2951,7 @@
       <w:pPr>
         <w:pStyle w:val="Heading2"/>
       </w:pPr>
-      <w:bookmarkStart w:id="2" w:name="_Toc240455175"/>
+      <w:bookmarkStart w:id="2" w:name="_Toc240712997"/>
       <w:r>
         <w:t>Signing in</w:t>
       </w:r>
@@ -3034,7 +3034,7 @@
           <w:noProof/>
         </w:rPr>
         <w:drawing>
-          <wp:inline distT="0" distB="0" distL="0" distR="0" wp14:anchorId="4C05BE62" wp14:editId="13658088">
+          <wp:inline distT="0" distB="0" distL="0" distR="0" wp14:anchorId="36F69090" wp14:editId="2C14A8F3">
             <wp:extent cx="5334000" cy="2333625"/>
             <wp:effectExtent l="0" t="0" r="0" b="0"/>
             <wp:docPr id="1" name="adm_login.jpg" descr="The sign-in screen for all internal staff." title="The sign-in screen for all internal staff."/>
@@ -3142,7 +3142,7 @@
           <w:left w:w="10" w:type="dxa"/>
           <w:right w:w="10" w:type="dxa"/>
         </w:tblCellMar>
-        <w:tblLook w:val="0000" w:firstRow="0" w:lastRow="0" w:firstColumn="0" w:lastColumn="0" w:noHBand="0" w:noVBand="0"/>
+        <w:tblLook w:val="04A0" w:firstRow="1" w:lastRow="0" w:firstColumn="1" w:lastColumn="0" w:noHBand="0" w:noVBand="1"/>
       </w:tblPr>
       <w:tblGrid>
         <w:gridCol w:w="9412"/>
@@ -3201,7 +3201,7 @@
       <w:pPr>
         <w:pStyle w:val="Heading2"/>
       </w:pPr>
-      <w:bookmarkStart w:id="3" w:name="_Toc240455176"/>
+      <w:bookmarkStart w:id="3" w:name="_Toc240712998"/>
       <w:r>
         <w:t>Finding your way around</w:t>
       </w:r>
@@ -3376,7 +3376,7 @@
         </w:rPr>
         <w:lastRenderedPageBreak/>
         <w:drawing>
-          <wp:inline distT="0" distB="0" distL="0" distR="0" wp14:anchorId="3800AD76" wp14:editId="0D0B495C">
+          <wp:inline distT="0" distB="0" distL="0" distR="0" wp14:anchorId="2FA23471" wp14:editId="7CC2956F">
             <wp:extent cx="5715000" cy="1876425"/>
             <wp:effectExtent l="0" t="0" r="0" b="0"/>
             <wp:docPr id="2" name="adm_not_your_role.jpg" descr="Opening a screen outside your role (for example from an old bookmark) shows this card instead of the screen." title="Opening a screen outside your role (for example from an old bookmark) shows this card instead of the screen."/>
@@ -3445,7 +3445,7 @@
       <w:pPr>
         <w:pStyle w:val="Heading2"/>
       </w:pPr>
-      <w:bookmarkStart w:id="4" w:name="_Toc240455177"/>
+      <w:bookmarkStart w:id="4" w:name="_Toc240712999"/>
       <w:r>
         <w:t>Your screens</w:t>
       </w:r>
@@ -3466,7 +3466,7 @@
           <w:left w:w="10" w:type="dxa"/>
           <w:right w:w="10" w:type="dxa"/>
         </w:tblCellMar>
-        <w:tblLook w:val="0000" w:firstRow="0" w:lastRow="0" w:firstColumn="0" w:lastColumn="0" w:noHBand="0" w:noVBand="0"/>
+        <w:tblLook w:val="04A0" w:firstRow="1" w:lastRow="0" w:firstColumn="1" w:lastColumn="0" w:noHBand="0" w:noVBand="1"/>
       </w:tblPr>
       <w:tblGrid>
         <w:gridCol w:w="2824"/>
@@ -4127,7 +4127,7 @@
       <w:pPr>
         <w:pStyle w:val="Heading2"/>
       </w:pPr>
-      <w:bookmarkStart w:id="5" w:name="_Toc240455178"/>
+      <w:bookmarkStart w:id="5" w:name="_Toc240713000"/>
       <w:r>
         <w:t>Changing your password</w:t>
       </w:r>
@@ -4210,7 +4210,7 @@
           <w:noProof/>
         </w:rPr>
         <w:drawing>
-          <wp:inline distT="0" distB="0" distL="0" distR="0" wp14:anchorId="0509F876" wp14:editId="6A8D7685">
+          <wp:inline distT="0" distB="0" distL="0" distR="0" wp14:anchorId="4FEBC0FA" wp14:editId="22572830">
             <wp:extent cx="5334000" cy="2171700"/>
             <wp:effectExtent l="0" t="0" r="0" b="0"/>
             <wp:docPr id="3" name="adm_account.jpg" descr="Change Password screen." title="Change Password screen."/>
@@ -4299,7 +4299,7 @@
         <w:pStyle w:val="Heading1"/>
         <w:pageBreakBefore/>
       </w:pPr>
-      <w:bookmarkStart w:id="6" w:name="_Toc240455179"/>
+      <w:bookmarkStart w:id="6" w:name="_Toc240713001"/>
       <w:r>
         <w:lastRenderedPageBreak/>
         <w:t>3. Your routine</w:t>
@@ -4329,7 +4329,7 @@
           <w:left w:w="10" w:type="dxa"/>
           <w:right w:w="10" w:type="dxa"/>
         </w:tblCellMar>
-        <w:tblLook w:val="0000" w:firstRow="0" w:lastRow="0" w:firstColumn="0" w:lastColumn="0" w:noHBand="0" w:noVBand="0"/>
+        <w:tblLook w:val="04A0" w:firstRow="1" w:lastRow="0" w:firstColumn="1" w:lastColumn="0" w:noHBand="0" w:noVBand="1"/>
       </w:tblPr>
       <w:tblGrid>
         <w:gridCol w:w="2071"/>
@@ -4643,7 +4643,7 @@
         <w:pStyle w:val="Heading1"/>
         <w:pageBreakBefore/>
       </w:pPr>
-      <w:bookmarkStart w:id="7" w:name="_Toc240455180"/>
+      <w:bookmarkStart w:id="7" w:name="_Toc240713002"/>
       <w:r>
         <w:lastRenderedPageBreak/>
         <w:t>4. Step-by-step tasks</w:t>
@@ -4654,7 +4654,7 @@
       <w:pPr>
         <w:pStyle w:val="Heading2"/>
       </w:pPr>
-      <w:bookmarkStart w:id="8" w:name="_Toc240455181"/>
+      <w:bookmarkStart w:id="8" w:name="_Toc240713003"/>
       <w:r>
         <w:t>4.1 Reading the dashboards</w:t>
       </w:r>
@@ -4679,7 +4679,7 @@
           <w:noProof/>
         </w:rPr>
         <w:drawing>
-          <wp:inline distT="0" distB="0" distL="0" distR="0" wp14:anchorId="5008BA3C" wp14:editId="79DD7B8A">
+          <wp:inline distT="0" distB="0" distL="0" distR="0" wp14:anchorId="04AD8C76" wp14:editId="10F2483D">
             <wp:extent cx="5715000" cy="3571875"/>
             <wp:effectExtent l="0" t="0" r="0" b="0"/>
             <wp:docPr id="4" name="adm_exec_dashboard.jpg" descr="Executive Dashboard: completions against the 400 / 60 / 50–75 targets, days to data lock, spend, and the lowest-filled strata." title="Executive Dashboard: completions against the 400 / 60 / 50–75 targets, days to data lock, spend, and the lowest-filled strata."/>
@@ -4759,7 +4759,7 @@
           <w:left w:w="10" w:type="dxa"/>
           <w:right w:w="10" w:type="dxa"/>
         </w:tblCellMar>
-        <w:tblLook w:val="0000" w:firstRow="0" w:lastRow="0" w:firstColumn="0" w:lastColumn="0" w:noHBand="0" w:noVBand="0"/>
+        <w:tblLook w:val="04A0" w:firstRow="1" w:lastRow="0" w:firstColumn="1" w:lastColumn="0" w:noHBand="0" w:noVBand="1"/>
       </w:tblPr>
       <w:tblGrid>
         <w:gridCol w:w="1694"/>
@@ -5285,7 +5285,7 @@
           <w:left w:w="10" w:type="dxa"/>
           <w:right w:w="10" w:type="dxa"/>
         </w:tblCellMar>
-        <w:tblLook w:val="0000" w:firstRow="0" w:lastRow="0" w:firstColumn="0" w:lastColumn="0" w:noHBand="0" w:noVBand="0"/>
+        <w:tblLook w:val="04A0" w:firstRow="1" w:lastRow="0" w:firstColumn="1" w:lastColumn="0" w:noHBand="0" w:noVBand="1"/>
       </w:tblPr>
       <w:tblGrid>
         <w:gridCol w:w="9412"/>
@@ -5344,7 +5344,7 @@
       <w:pPr>
         <w:pStyle w:val="Heading2"/>
       </w:pPr>
-      <w:bookmarkStart w:id="9" w:name="_Toc240455182"/>
+      <w:bookmarkStart w:id="9" w:name="_Toc240713004"/>
       <w:r>
         <w:lastRenderedPageBreak/>
         <w:t>4.2 Using Reports (analytics and charts)</w:t>
@@ -5385,7 +5385,7 @@
           <w:noProof/>
         </w:rPr>
         <w:drawing>
-          <wp:inline distT="0" distB="0" distL="0" distR="0" wp14:anchorId="40D964FA" wp14:editId="6F03B0CC">
+          <wp:inline distT="0" distB="0" distL="0" distR="0" wp14:anchorId="39C9F692" wp14:editId="1405118A">
             <wp:extent cx="5334000" cy="3333750"/>
             <wp:effectExtent l="0" t="0" r="0" b="0"/>
             <wp:docPr id="5" name="adm_reports_top.jpg" descr="Reports: headline figures for the chosen period." title="Reports: headline figures for the chosen period."/>
@@ -5527,7 +5527,7 @@
           <w:noProof/>
         </w:rPr>
         <w:drawing>
-          <wp:inline distT="0" distB="0" distL="0" distR="0" wp14:anchorId="7BA2641D" wp14:editId="1FE79CDB">
+          <wp:inline distT="0" distB="0" distL="0" distR="0" wp14:anchorId="217E8E16" wp14:editId="0F1DA941">
             <wp:extent cx="5334000" cy="3409950"/>
             <wp:effectExtent l="0" t="0" r="0" b="0"/>
             <wp:docPr id="6" name="adm_reports_funnel.jpg" descr="Case funnel: each case counted once at every stage it has reached." title="Case funnel: each case counted once at every stage it has reached."/>
@@ -5627,7 +5627,7 @@
           <w:noProof/>
         </w:rPr>
         <w:drawing>
-          <wp:inline distT="0" distB="0" distL="0" distR="0" wp14:anchorId="13793BD4" wp14:editId="2CF8E552">
+          <wp:inline distT="0" distB="0" distL="0" distR="0" wp14:anchorId="7FF2CC1F" wp14:editId="208DB33B">
             <wp:extent cx="5334000" cy="3248025"/>
             <wp:effectExtent l="0" t="0" r="0" b="0"/>
             <wp:docPr id="7" name="adm_reports_funnel_table.jpg" descr="The same chart as a table." title="The same chart as a table."/>
@@ -5726,7 +5726,7 @@
           <w:noProof/>
         </w:rPr>
         <w:drawing>
-          <wp:inline distT="0" distB="0" distL="0" distR="0" wp14:anchorId="63824232" wp14:editId="173255FA">
+          <wp:inline distT="0" distB="0" distL="0" distR="0" wp14:anchorId="77219C8C" wp14:editId="5F7F96F3">
             <wp:extent cx="5334000" cy="2628900"/>
             <wp:effectExtent l="0" t="0" r="0" b="0"/>
             <wp:docPr id="8" name="adm_reports_coverage.jpg" descr="Coverage by group." title="Coverage by group."/>
@@ -5826,7 +5826,7 @@
         </w:rPr>
         <w:lastRenderedPageBreak/>
         <w:drawing>
-          <wp:inline distT="0" distB="0" distL="0" distR="0" wp14:anchorId="01191B2F" wp14:editId="3B3498DD">
+          <wp:inline distT="0" distB="0" distL="0" distR="0" wp14:anchorId="3CCEDE4A" wp14:editId="673299F1">
             <wp:extent cx="5334000" cy="2600325"/>
             <wp:effectExtent l="0" t="0" r="0" b="0"/>
             <wp:docPr id="9" name="adm_reports_modes.jpg" descr="Administration modes." title="Administration modes."/>
@@ -5935,7 +5935,7 @@
           <w:noProof/>
         </w:rPr>
         <w:drawing>
-          <wp:inline distT="0" distB="0" distL="0" distR="0" wp14:anchorId="6BD9385D" wp14:editId="07544A8A">
+          <wp:inline distT="0" distB="0" distL="0" distR="0" wp14:anchorId="1B48A352" wp14:editId="4CAE426D">
             <wp:extent cx="5334000" cy="2905125"/>
             <wp:effectExtent l="0" t="0" r="0" b="0"/>
             <wp:docPr id="10" name="adm_reports_duration.jpg" descr="Completion-time distribution." title="Completion-time distribution."/>
@@ -6017,7 +6017,7 @@
       <w:pPr>
         <w:pStyle w:val="Heading2"/>
       </w:pPr>
-      <w:bookmarkStart w:id="10" w:name="_Toc240455183"/>
+      <w:bookmarkStart w:id="10" w:name="_Toc240713005"/>
       <w:r>
         <w:t>4.3 Moving cases through verification (bulk)</w:t>
       </w:r>
@@ -6119,7 +6119,7 @@
         </w:rPr>
         <w:lastRenderedPageBreak/>
         <w:drawing>
-          <wp:inline distT="0" distB="0" distL="0" distR="0" wp14:anchorId="47BC4242" wp14:editId="1C46CBAD">
+          <wp:inline distT="0" distB="0" distL="0" distR="0" wp14:anchorId="54372DEE" wp14:editId="63E9F799">
             <wp:extent cx="5334000" cy="609600"/>
             <wp:effectExtent l="0" t="0" r="0" b="0"/>
             <wp:docPr id="11" name="adm_bulk_verification.jpg" descr="The bulk verification tool on the register." title="The bulk verification tool on the register."/>
@@ -6250,7 +6250,7 @@
           <w:left w:w="10" w:type="dxa"/>
           <w:right w:w="10" w:type="dxa"/>
         </w:tblCellMar>
-        <w:tblLook w:val="0000" w:firstRow="0" w:lastRow="0" w:firstColumn="0" w:lastColumn="0" w:noHBand="0" w:noVBand="0"/>
+        <w:tblLook w:val="04A0" w:firstRow="1" w:lastRow="0" w:firstColumn="1" w:lastColumn="0" w:noHBand="0" w:noVBand="1"/>
       </w:tblPr>
       <w:tblGrid>
         <w:gridCol w:w="9412"/>
@@ -6309,7 +6309,7 @@
       <w:pPr>
         <w:pStyle w:val="Heading2"/>
       </w:pPr>
-      <w:bookmarkStart w:id="11" w:name="_Toc240455184"/>
+      <w:bookmarkStart w:id="11" w:name="_Toc240713006"/>
       <w:r>
         <w:t>4.4 Reassigning cases between Contact RAs</w:t>
       </w:r>
@@ -6430,7 +6430,7 @@
           <w:noProof/>
         </w:rPr>
         <w:drawing>
-          <wp:inline distT="0" distB="0" distL="0" distR="0" wp14:anchorId="63005C53" wp14:editId="1FE2CA00">
+          <wp:inline distT="0" distB="0" distL="0" distR="0" wp14:anchorId="21CC9741" wp14:editId="40D356F4">
             <wp:extent cx="5334000" cy="771525"/>
             <wp:effectExtent l="0" t="0" r="0" b="0"/>
             <wp:docPr id="12" name="adm_reassign.jpg" descr="Reassign cases: the button shows how many cases will move." title="Reassign cases: the button shows how many cases will move."/>
@@ -6561,7 +6561,7 @@
           <w:left w:w="10" w:type="dxa"/>
           <w:right w:w="10" w:type="dxa"/>
         </w:tblCellMar>
-        <w:tblLook w:val="0000" w:firstRow="0" w:lastRow="0" w:firstColumn="0" w:lastColumn="0" w:noHBand="0" w:noVBand="0"/>
+        <w:tblLook w:val="04A0" w:firstRow="1" w:lastRow="0" w:firstColumn="1" w:lastColumn="0" w:noHBand="0" w:noVBand="1"/>
       </w:tblPr>
       <w:tblGrid>
         <w:gridCol w:w="9412"/>
@@ -6620,7 +6620,7 @@
       <w:pPr>
         <w:pStyle w:val="Heading2"/>
       </w:pPr>
-      <w:bookmarkStart w:id="12" w:name="_Toc240455185"/>
+      <w:bookmarkStart w:id="12" w:name="_Toc240713007"/>
       <w:r>
         <w:t>4.5 Pairing a Main case with its Reserve, and assigning a Contact RA</w:t>
       </w:r>
@@ -6693,7 +6693,7 @@
           <w:noProof/>
         </w:rPr>
         <w:drawing>
-          <wp:inline distT="0" distB="0" distL="0" distR="0" wp14:anchorId="5A6C206A" wp14:editId="0124681D">
+          <wp:inline distT="0" distB="0" distL="0" distR="0" wp14:anchorId="06BBAD47" wp14:editId="68F34014">
             <wp:extent cx="5334000" cy="581025"/>
             <wp:effectExtent l="0" t="0" r="0" b="0"/>
             <wp:docPr id="13" name="adm_case_assign.jpg" descr="Assigned Contact RA." title="Assigned Contact RA."/>
@@ -6793,7 +6793,7 @@
         </w:rPr>
         <w:lastRenderedPageBreak/>
         <w:drawing>
-          <wp:inline distT="0" distB="0" distL="0" distR="0" wp14:anchorId="6CBADFB3" wp14:editId="5824B496">
+          <wp:inline distT="0" distB="0" distL="0" distR="0" wp14:anchorId="56EE1D73" wp14:editId="07ECAAFC">
             <wp:extent cx="5334000" cy="685800"/>
             <wp:effectExtent l="0" t="0" r="0" b="0"/>
             <wp:docPr id="14" name="adm_case_reserve.jpg" descr="Matched Reserve case." title="Matched Reserve case."/>
@@ -6867,7 +6867,7 @@
       <w:pPr>
         <w:pStyle w:val="Heading2"/>
       </w:pPr>
-      <w:bookmarkStart w:id="13" w:name="_Toc240455186"/>
+      <w:bookmarkStart w:id="13" w:name="_Toc240713008"/>
       <w:r>
         <w:t>4.6 Recording the respondent and their contact details</w:t>
       </w:r>
@@ -7008,7 +7008,7 @@
           <w:noProof/>
         </w:rPr>
         <w:drawing>
-          <wp:inline distT="0" distB="0" distL="0" distR="0" wp14:anchorId="1330CCB7" wp14:editId="522A4360">
+          <wp:inline distT="0" distB="0" distL="0" distR="0" wp14:anchorId="1D682FBC" wp14:editId="40FBFCE3">
             <wp:extent cx="5334000" cy="2114550"/>
             <wp:effectExtent l="0" t="0" r="0" b="0"/>
             <wp:docPr id="15" name="adm_case_add_person.jpg" descr="Adding a person to a case." title="Adding a person to a case."/>
@@ -7212,7 +7212,7 @@
           <w:left w:w="10" w:type="dxa"/>
           <w:right w:w="10" w:type="dxa"/>
         </w:tblCellMar>
-        <w:tblLook w:val="0000" w:firstRow="0" w:lastRow="0" w:firstColumn="0" w:lastColumn="0" w:noHBand="0" w:noVBand="0"/>
+        <w:tblLook w:val="04A0" w:firstRow="1" w:lastRow="0" w:firstColumn="1" w:lastColumn="0" w:noHBand="0" w:noVBand="1"/>
       </w:tblPr>
       <w:tblGrid>
         <w:gridCol w:w="9412"/>
@@ -7271,7 +7271,7 @@
       <w:pPr>
         <w:pStyle w:val="Heading2"/>
       </w:pPr>
-      <w:bookmarkStart w:id="14" w:name="_Toc240455187"/>
+      <w:bookmarkStart w:id="14" w:name="_Toc240713009"/>
       <w:r>
         <w:t>4.7 Sending an invitation</w:t>
       </w:r>
@@ -7385,7 +7385,7 @@
         </w:rPr>
         <w:lastRenderedPageBreak/>
         <w:drawing>
-          <wp:inline distT="0" distB="0" distL="0" distR="0" wp14:anchorId="3A678AE0" wp14:editId="3147746A">
+          <wp:inline distT="0" distB="0" distL="0" distR="0" wp14:anchorId="1E217625" wp14:editId="04BE2F94">
             <wp:extent cx="5334000" cy="1143000"/>
             <wp:effectExtent l="0" t="0" r="0" b="0"/>
             <wp:docPr id="16" name="cra_case_invitations_before.jpg" descr="Invitations panel before sending, with the history of earlier invitations." title="Invitations panel before sending, with the history of earlier invitations."/>
@@ -7514,7 +7514,7 @@
           <w:noProof/>
         </w:rPr>
         <w:drawing>
-          <wp:inline distT="0" distB="0" distL="0" distR="0" wp14:anchorId="1D49D376" wp14:editId="34421E40">
+          <wp:inline distT="0" distB="0" distL="0" distR="0" wp14:anchorId="0F33F4D8" wp14:editId="5744BF29">
             <wp:extent cx="5334000" cy="2152650"/>
             <wp:effectExtent l="0" t="0" r="0" b="0"/>
             <wp:docPr id="17" name="cra_case_invitation_sent.jpg" descr="The link, manual code and ready-written messages are shown once, with a send button for each channel." title="The link, manual code and ready-written messages are shown once, with a send button for each channel."/>
@@ -7768,7 +7768,7 @@
           <w:left w:w="10" w:type="dxa"/>
           <w:right w:w="10" w:type="dxa"/>
         </w:tblCellMar>
-        <w:tblLook w:val="0000" w:firstRow="0" w:lastRow="0" w:firstColumn="0" w:lastColumn="0" w:noHBand="0" w:noVBand="0"/>
+        <w:tblLook w:val="04A0" w:firstRow="1" w:lastRow="0" w:firstColumn="1" w:lastColumn="0" w:noHBand="0" w:noVBand="1"/>
       </w:tblPr>
       <w:tblGrid>
         <w:gridCol w:w="9412"/>
@@ -7898,7 +7898,7 @@
       <w:pPr>
         <w:pStyle w:val="Heading2"/>
       </w:pPr>
-      <w:bookmarkStart w:id="15" w:name="_Toc240455188"/>
+      <w:bookmarkStart w:id="15" w:name="_Toc240713010"/>
       <w:r>
         <w:t>4.8 Sending follow-up reminders</w:t>
       </w:r>
@@ -7966,7 +7966,7 @@
           <w:noProof/>
         </w:rPr>
         <w:drawing>
-          <wp:inline distT="0" distB="0" distL="0" distR="0" wp14:anchorId="678F428E" wp14:editId="7DF94276">
+          <wp:inline distT="0" distB="0" distL="0" distR="0" wp14:anchorId="036666AF" wp14:editId="0A7DF270">
             <wp:extent cx="5334000" cy="3333750"/>
             <wp:effectExtent l="0" t="0" r="0" b="0"/>
             <wp:docPr id="18" name="cra_follow_ups.jpg" descr="Follow-ups due. Contact RAs see only their own cases." title="Follow-ups due. Contact RAs see only their own cases."/>
@@ -8117,7 +8117,7 @@
           <w:left w:w="10" w:type="dxa"/>
           <w:right w:w="10" w:type="dxa"/>
         </w:tblCellMar>
-        <w:tblLook w:val="0000" w:firstRow="0" w:lastRow="0" w:firstColumn="0" w:lastColumn="0" w:noHBand="0" w:noVBand="0"/>
+        <w:tblLook w:val="04A0" w:firstRow="1" w:lastRow="0" w:firstColumn="1" w:lastColumn="0" w:noHBand="0" w:noVBand="1"/>
       </w:tblPr>
       <w:tblGrid>
         <w:gridCol w:w="9412"/>
@@ -8192,7 +8192,7 @@
       <w:pPr>
         <w:pStyle w:val="Heading2"/>
       </w:pPr>
-      <w:bookmarkStart w:id="16" w:name="_Toc240455189"/>
+      <w:bookmarkStart w:id="16" w:name="_Toc240713011"/>
       <w:r>
         <w:t>4.9 Managing appointments</w:t>
       </w:r>
@@ -8233,7 +8233,7 @@
         </w:rPr>
         <w:lastRenderedPageBreak/>
         <w:drawing>
-          <wp:inline distT="0" distB="0" distL="0" distR="0" wp14:anchorId="5E7792E4" wp14:editId="2C4B0F91">
+          <wp:inline distT="0" distB="0" distL="0" distR="0" wp14:anchorId="1CCA6245" wp14:editId="1B28B1A8">
             <wp:extent cx="5334000" cy="2667000"/>
             <wp:effectExtent l="0" t="0" r="0" b="0"/>
             <wp:docPr id="19" name="cra_appointments.jpg" descr="Appointment Queue." title="Appointment Queue."/>
@@ -8416,7 +8416,7 @@
       <w:pPr>
         <w:pStyle w:val="Heading2"/>
       </w:pPr>
-      <w:bookmarkStart w:id="17" w:name="_Toc240455190"/>
+      <w:bookmarkStart w:id="17" w:name="_Toc240713012"/>
       <w:r>
         <w:t>4.10 Logging a contact attempt</w:t>
       </w:r>
@@ -8474,7 +8474,7 @@
           <w:noProof/>
         </w:rPr>
         <w:drawing>
-          <wp:inline distT="0" distB="0" distL="0" distR="0" wp14:anchorId="56A1063D" wp14:editId="7A7946D2">
+          <wp:inline distT="0" distB="0" distL="0" distR="0" wp14:anchorId="0334438A" wp14:editId="070FBFE1">
             <wp:extent cx="5334000" cy="1343025"/>
             <wp:effectExtent l="0" t="0" r="0" b="0"/>
             <wp:docPr id="20" name="adm_case_timeline.jpg" descr="Contact timeline and the form for logging an attempt." title="Contact timeline and the form for logging an attempt."/>
@@ -8617,7 +8617,7 @@
       <w:pPr>
         <w:pStyle w:val="Heading2"/>
       </w:pPr>
-      <w:bookmarkStart w:id="18" w:name="_Toc240455191"/>
+      <w:bookmarkStart w:id="18" w:name="_Toc240713013"/>
       <w:r>
         <w:t>4.11 Changing a case's status by hand</w:t>
       </w:r>
@@ -8696,7 +8696,7 @@
           <w:noProof/>
         </w:rPr>
         <w:drawing>
-          <wp:inline distT="0" distB="0" distL="0" distR="0" wp14:anchorId="199EDF60" wp14:editId="7EEC2DBA">
+          <wp:inline distT="0" distB="0" distL="0" distR="0" wp14:anchorId="0240DDCE" wp14:editId="0D89E1C0">
             <wp:extent cx="5334000" cy="638175"/>
             <wp:effectExtent l="0" t="0" r="0" b="0"/>
             <wp:docPr id="21" name="adm_case_workflow.jpg" descr="Only valid next statuses are offered." title="Only valid next statuses are offered."/>
@@ -8807,7 +8807,7 @@
           <w:left w:w="10" w:type="dxa"/>
           <w:right w:w="10" w:type="dxa"/>
         </w:tblCellMar>
-        <w:tblLook w:val="0000" w:firstRow="0" w:lastRow="0" w:firstColumn="0" w:lastColumn="0" w:noHBand="0" w:noVBand="0"/>
+        <w:tblLook w:val="04A0" w:firstRow="1" w:lastRow="0" w:firstColumn="1" w:lastColumn="0" w:noHBand="0" w:noVBand="1"/>
       </w:tblPr>
       <w:tblGrid>
         <w:gridCol w:w="2824"/>
@@ -9468,7 +9468,7 @@
       <w:pPr>
         <w:pStyle w:val="Heading2"/>
       </w:pPr>
-      <w:bookmarkStart w:id="19" w:name="_Toc240455192"/>
+      <w:bookmarkStart w:id="19" w:name="_Toc240713014"/>
       <w:r>
         <w:t>4.12 When the person is not the right respondent</w:t>
       </w:r>
@@ -9552,7 +9552,7 @@
       <w:pPr>
         <w:pStyle w:val="Heading2"/>
       </w:pPr>
-      <w:bookmarkStart w:id="20" w:name="_Toc240455193"/>
+      <w:bookmarkStart w:id="20" w:name="_Toc240713015"/>
       <w:r>
         <w:t>4.13 Recording a withdrawal</w:t>
       </w:r>
@@ -9644,7 +9644,7 @@
         </w:rPr>
         <w:lastRenderedPageBreak/>
         <w:drawing>
-          <wp:inline distT="0" distB="0" distL="0" distR="0" wp14:anchorId="45A34031" wp14:editId="22E268F3">
+          <wp:inline distT="0" distB="0" distL="0" distR="0" wp14:anchorId="7DA636A1" wp14:editId="6C8AAB0A">
             <wp:extent cx="5334000" cy="1409700"/>
             <wp:effectExtent l="0" t="0" r="0" b="0"/>
             <wp:docPr id="22" name="adm_case_withdrawal.jpg" descr="Record a withdrawal." title="Record a withdrawal."/>
@@ -9782,7 +9782,7 @@
           <w:left w:w="10" w:type="dxa"/>
           <w:right w:w="10" w:type="dxa"/>
         </w:tblCellMar>
-        <w:tblLook w:val="0000" w:firstRow="0" w:lastRow="0" w:firstColumn="0" w:lastColumn="0" w:noHBand="0" w:noVBand="0"/>
+        <w:tblLook w:val="04A0" w:firstRow="1" w:lastRow="0" w:firstColumn="1" w:lastColumn="0" w:noHBand="0" w:noVBand="1"/>
       </w:tblPr>
       <w:tblGrid>
         <w:gridCol w:w="9412"/>
@@ -9905,7 +9905,7 @@
       <w:pPr>
         <w:pStyle w:val="Heading2"/>
       </w:pPr>
-      <w:bookmarkStart w:id="21" w:name="_Toc240455194"/>
+      <w:bookmarkStart w:id="21" w:name="_Toc240713016"/>
       <w:r>
         <w:t>4.14 Activating a Reserve case</w:t>
       </w:r>
@@ -9953,7 +9953,7 @@
           <w:noProof/>
         </w:rPr>
         <w:drawing>
-          <wp:inline distT="0" distB="0" distL="0" distR="0" wp14:anchorId="62E10140" wp14:editId="6CF9DF52">
+          <wp:inline distT="0" distB="0" distL="0" distR="0" wp14:anchorId="1ED087E9" wp14:editId="40FAB110">
             <wp:extent cx="5334000" cy="2505075"/>
             <wp:effectExtent l="0" t="0" r="0" b="0"/>
             <wp:docPr id="23" name="adm_reserve.jpg" descr="Reserve Activation." title="Reserve Activation."/>
@@ -10149,7 +10149,7 @@
       <w:pPr>
         <w:pStyle w:val="Heading2"/>
       </w:pPr>
-      <w:bookmarkStart w:id="22" w:name="_Toc240455195"/>
+      <w:bookmarkStart w:id="22" w:name="_Toc240713017"/>
       <w:r>
         <w:t>4.15 Registering a new organisation and its sample case</w:t>
       </w:r>
@@ -10197,7 +10197,7 @@
           <w:noProof/>
         </w:rPr>
         <w:drawing>
-          <wp:inline distT="0" distB="0" distL="0" distR="0" wp14:anchorId="48F93C48" wp14:editId="1C8A7ACA">
+          <wp:inline distT="0" distB="0" distL="0" distR="0" wp14:anchorId="6C678E39" wp14:editId="5BC8119F">
             <wp:extent cx="5334000" cy="3333750"/>
             <wp:effectExtent l="0" t="0" r="0" b="0"/>
             <wp:docPr id="24" name="adm_organisations.jpg" descr="Register Organisation: the form (top) and the list of registered organisations (below)." title="Register Organisation: the form (top) and the list of registered organisations (below)."/>
@@ -10443,7 +10443,7 @@
       <w:pPr>
         <w:pStyle w:val="Heading2"/>
       </w:pPr>
-      <w:bookmarkStart w:id="23" w:name="_Toc240455196"/>
+      <w:bookmarkStart w:id="23" w:name="_Toc240713018"/>
       <w:r>
         <w:t>4.16 Building a pre-interview profile (PROIT)</w:t>
       </w:r>
@@ -10555,7 +10555,7 @@
         </w:rPr>
         <w:lastRenderedPageBreak/>
         <w:drawing>
-          <wp:inline distT="0" distB="0" distL="0" distR="0" wp14:anchorId="079548B0" wp14:editId="05124F59">
+          <wp:inline distT="0" distB="0" distL="0" distR="0" wp14:anchorId="2558F6C7" wp14:editId="60FFE6FD">
             <wp:extent cx="5334000" cy="1781175"/>
             <wp:effectExtent l="0" t="0" r="0" b="0"/>
             <wp:docPr id="25" name="adm_case_proit_draft.jpg" descr="A draft profile: each fact needs at least one source." title="A draft profile: each fact needs at least one source."/>
@@ -10708,7 +10708,7 @@
       <w:pPr>
         <w:pStyle w:val="Heading2"/>
       </w:pPr>
-      <w:bookmarkStart w:id="24" w:name="_Toc240455197"/>
+      <w:bookmarkStart w:id="24" w:name="_Toc240713019"/>
       <w:r>
         <w:t>4.17 Reviewing questionnaires in the QA Queue</w:t>
       </w:r>
@@ -10748,7 +10748,7 @@
           <w:noProof/>
         </w:rPr>
         <w:drawing>
-          <wp:inline distT="0" distB="0" distL="0" distR="0" wp14:anchorId="2A7AC0C8" wp14:editId="42427C04">
+          <wp:inline distT="0" distB="0" distL="0" distR="0" wp14:anchorId="544D68AD" wp14:editId="38B59CD9">
             <wp:extent cx="5334000" cy="3333750"/>
             <wp:effectExtent l="0" t="0" r="0" b="0"/>
             <wp:docPr id="26" name="qa_queue.jpg" descr="QUAN QA Queue with the KoboToolbox sync panel." title="QUAN QA Queue with the KoboToolbox sync panel."/>
@@ -10946,7 +10946,7 @@
           <w:left w:w="10" w:type="dxa"/>
           <w:right w:w="10" w:type="dxa"/>
         </w:tblCellMar>
-        <w:tblLook w:val="0000" w:firstRow="0" w:lastRow="0" w:firstColumn="0" w:lastColumn="0" w:noHBand="0" w:noVBand="0"/>
+        <w:tblLook w:val="04A0" w:firstRow="1" w:lastRow="0" w:firstColumn="1" w:lastColumn="0" w:noHBand="0" w:noVBand="1"/>
       </w:tblPr>
       <w:tblGrid>
         <w:gridCol w:w="2353"/>
@@ -11392,7 +11392,7 @@
           <w:left w:w="10" w:type="dxa"/>
           <w:right w:w="10" w:type="dxa"/>
         </w:tblCellMar>
-        <w:tblLook w:val="0000" w:firstRow="0" w:lastRow="0" w:firstColumn="0" w:lastColumn="0" w:noHBand="0" w:noVBand="0"/>
+        <w:tblLook w:val="04A0" w:firstRow="1" w:lastRow="0" w:firstColumn="1" w:lastColumn="0" w:noHBand="0" w:noVBand="1"/>
       </w:tblPr>
       <w:tblGrid>
         <w:gridCol w:w="9412"/>
@@ -11487,7 +11487,7 @@
       <w:pPr>
         <w:pStyle w:val="Heading2"/>
       </w:pPr>
-      <w:bookmarkStart w:id="25" w:name="_Toc240455198"/>
+      <w:bookmarkStart w:id="25" w:name="_Toc240713020"/>
       <w:r>
         <w:t>4.18 Working QA exceptions</w:t>
       </w:r>
@@ -11552,7 +11552,7 @@
         </w:rPr>
         <w:lastRenderedPageBreak/>
         <w:drawing>
-          <wp:inline distT="0" distB="0" distL="0" distR="0" wp14:anchorId="0B9C8A9C" wp14:editId="0F7E3E65">
+          <wp:inline distT="0" distB="0" distL="0" distR="0" wp14:anchorId="2A4F0F2B" wp14:editId="3605B266">
             <wp:extent cx="5334000" cy="3333750"/>
             <wp:effectExtent l="0" t="0" r="0" b="0"/>
             <wp:docPr id="27" name="qa_exceptions.jpg" descr="QA Exception Queue." title="QA Exception Queue."/>
@@ -11748,7 +11748,7 @@
       <w:pPr>
         <w:pStyle w:val="Heading2"/>
       </w:pPr>
-      <w:bookmarkStart w:id="26" w:name="_Toc240455199"/>
+      <w:bookmarkStart w:id="26" w:name="_Toc240713021"/>
       <w:r>
         <w:t>4.19 Downloading or emailing completed forms (Form PDFs)</w:t>
       </w:r>
@@ -11788,7 +11788,7 @@
           <w:noProof/>
         </w:rPr>
         <w:drawing>
-          <wp:inline distT="0" distB="0" distL="0" distR="0" wp14:anchorId="792C533F" wp14:editId="34829EAF">
+          <wp:inline distT="0" distB="0" distL="0" distR="0" wp14:anchorId="1399BB5D" wp14:editId="0BB59D21">
             <wp:extent cx="5334000" cy="2581275"/>
             <wp:effectExtent l="0" t="0" r="0" b="0"/>
             <wp:docPr id="28" name="adm_form_pdfs.jpg" descr="Completed form PDFs." title="Completed form PDFs."/>
@@ -11940,7 +11940,7 @@
       <w:pPr>
         <w:pStyle w:val="Heading2"/>
       </w:pPr>
-      <w:bookmarkStart w:id="27" w:name="_Toc240455200"/>
+      <w:bookmarkStart w:id="27" w:name="_Toc240713022"/>
       <w:r>
         <w:t>4.20 Logging fieldwork costs</w:t>
       </w:r>
@@ -11980,7 +11980,7 @@
           <w:noProof/>
         </w:rPr>
         <w:drawing>
-          <wp:inline distT="0" distB="0" distL="0" distR="0" wp14:anchorId="120E70BA" wp14:editId="4F07382E">
+          <wp:inline distT="0" distB="0" distL="0" distR="0" wp14:anchorId="5159B342" wp14:editId="793ED49F">
             <wp:extent cx="5334000" cy="3752850"/>
             <wp:effectExtent l="0" t="0" r="0" b="0"/>
             <wp:docPr id="29" name="adm_cost.jpg" descr="Cost Dashboard and the Log a cost event form." title="Cost Dashboard and the Log a cost event form."/>
@@ -12100,7 +12100,7 @@
       <w:pPr>
         <w:pStyle w:val="Heading2"/>
       </w:pPr>
-      <w:bookmarkStart w:id="28" w:name="_Toc240455201"/>
+      <w:bookmarkStart w:id="28" w:name="_Toc240713023"/>
       <w:r>
         <w:lastRenderedPageBreak/>
         <w:t>4.21 Downloading data</w:t>
@@ -12118,7 +12118,7 @@
           <w:noProof/>
         </w:rPr>
         <w:drawing>
-          <wp:inline distT="0" distB="0" distL="0" distR="0" wp14:anchorId="630327C8" wp14:editId="0B1A1327">
+          <wp:inline distT="0" distB="0" distL="0" distR="0" wp14:anchorId="7A6FDC4E" wp14:editId="3063A8FA">
             <wp:extent cx="5715000" cy="3657600"/>
             <wp:effectExtent l="0" t="0" r="0" b="0"/>
             <wp:docPr id="30" name="adm_export.jpg" descr="Data Export." title="Data Export."/>
@@ -12198,7 +12198,7 @@
           <w:left w:w="10" w:type="dxa"/>
           <w:right w:w="10" w:type="dxa"/>
         </w:tblCellMar>
-        <w:tblLook w:val="0000" w:firstRow="0" w:lastRow="0" w:firstColumn="0" w:lastColumn="0" w:noHBand="0" w:noVBand="0"/>
+        <w:tblLook w:val="04A0" w:firstRow="1" w:lastRow="0" w:firstColumn="1" w:lastColumn="0" w:noHBand="0" w:noVBand="1"/>
       </w:tblPr>
       <w:tblGrid>
         <w:gridCol w:w="2541"/>
@@ -12634,7 +12634,7 @@
         <w:pStyle w:val="Heading1"/>
         <w:pageBreakBefore/>
       </w:pPr>
-      <w:bookmarkStart w:id="29" w:name="_Toc240455202"/>
+      <w:bookmarkStart w:id="29" w:name="_Toc240713024"/>
       <w:r>
         <w:lastRenderedPageBreak/>
         <w:t>5. Rules you must follow</w:t>
@@ -12785,7 +12785,7 @@
         <w:pStyle w:val="Heading1"/>
         <w:pageBreakBefore/>
       </w:pPr>
-      <w:bookmarkStart w:id="30" w:name="_Toc240455203"/>
+      <w:bookmarkStart w:id="30" w:name="_Toc240713025"/>
       <w:r>
         <w:lastRenderedPageBreak/>
         <w:t>6. Troubleshooting</w:t>
@@ -12807,7 +12807,7 @@
           <w:left w:w="10" w:type="dxa"/>
           <w:right w:w="10" w:type="dxa"/>
         </w:tblCellMar>
-        <w:tblLook w:val="0000" w:firstRow="0" w:lastRow="0" w:firstColumn="0" w:lastColumn="0" w:noHBand="0" w:noVBand="0"/>
+        <w:tblLook w:val="04A0" w:firstRow="1" w:lastRow="0" w:firstColumn="1" w:lastColumn="0" w:noHBand="0" w:noVBand="1"/>
       </w:tblPr>
       <w:tblGrid>
         <w:gridCol w:w="2635"/>
@@ -13558,6 +13558,86 @@
           </w:p>
         </w:tc>
       </w:tr>
+      <w:tr>
+        <w:tblPrEx>
+          <w:tblCellMar>
+            <w:top w:w="0" w:type="dxa"/>
+            <w:bottom w:w="0" w:type="dxa"/>
+          </w:tblCellMar>
+        </w:tblPrEx>
+        <w:trPr>
+          <w:cantSplit/>
+        </w:trPr>
+        <w:tc>
+          <w:tcPr>
+            <w:tcW w:w="2635" w:type="dxa"/>
+            <w:tcMar>
+              <w:top w:w="70" w:type="dxa"/>
+              <w:left w:w="110" w:type="dxa"/>
+              <w:bottom w:w="70" w:type="dxa"/>
+              <w:right w:w="110" w:type="dxa"/>
+            </w:tcMar>
+          </w:tcPr>
+          <w:p>
+            <w:pPr>
+              <w:spacing w:after="40"/>
+            </w:pPr>
+            <w:r>
+              <w:rPr>
+                <w:sz w:val="19"/>
+                <w:szCs w:val="19"/>
+              </w:rPr>
+              <w:t>A file upload seems stuck</w:t>
+            </w:r>
+          </w:p>
+        </w:tc>
+        <w:tc>
+          <w:tcPr>
+            <w:tcW w:w="3200" w:type="dxa"/>
+            <w:tcMar>
+              <w:top w:w="70" w:type="dxa"/>
+              <w:left w:w="110" w:type="dxa"/>
+              <w:bottom w:w="70" w:type="dxa"/>
+              <w:right w:w="110" w:type="dxa"/>
+            </w:tcMar>
+          </w:tcPr>
+          <w:p>
+            <w:pPr>
+              <w:spacing w:after="40"/>
+            </w:pPr>
+            <w:r>
+              <w:rPr>
+                <w:sz w:val="19"/>
+                <w:szCs w:val="19"/>
+              </w:rPr>
+              <w:t>A large file on a slow connection takes time; the bar shows how much has been sent.</w:t>
+            </w:r>
+          </w:p>
+        </w:tc>
+        <w:tc>
+          <w:tcPr>
+            <w:tcW w:w="3577" w:type="dxa"/>
+            <w:tcMar>
+              <w:top w:w="70" w:type="dxa"/>
+              <w:left w:w="110" w:type="dxa"/>
+              <w:bottom w:w="70" w:type="dxa"/>
+              <w:right w:w="110" w:type="dxa"/>
+            </w:tcMar>
+          </w:tcPr>
+          <w:p>
+            <w:pPr>
+              <w:spacing w:after="40"/>
+            </w:pPr>
+            <w:r>
+              <w:rPr>
+                <w:sz w:val="19"/>
+                <w:szCs w:val="19"/>
+              </w:rPr>
+              <w:t>Wait for Saving… and the file name. If it fails, try again or upload a smaller version.</w:t>
+            </w:r>
+          </w:p>
+        </w:tc>
+      </w:tr>
     </w:tbl>
     <w:p>
       <w:pPr>
@@ -13569,7 +13649,7 @@
         <w:pStyle w:val="Heading1"/>
         <w:pageBreakBefore/>
       </w:pPr>
-      <w:bookmarkStart w:id="31" w:name="_Toc240455204"/>
+      <w:bookmarkStart w:id="31" w:name="_Toc240713026"/>
       <w:r>
         <w:lastRenderedPageBreak/>
         <w:t>7. Quick reference</w:t>
@@ -13591,7 +13671,7 @@
           <w:left w:w="10" w:type="dxa"/>
           <w:right w:w="10" w:type="dxa"/>
         </w:tblCellMar>
-        <w:tblLook w:val="0000" w:firstRow="0" w:lastRow="0" w:firstColumn="0" w:lastColumn="0" w:noHBand="0" w:noVBand="0"/>
+        <w:tblLook w:val="04A0" w:firstRow="1" w:lastRow="0" w:firstColumn="1" w:lastColumn="0" w:noHBand="0" w:noVBand="1"/>
       </w:tblPr>
       <w:tblGrid>
         <w:gridCol w:w="2824"/>
@@ -13951,7 +14031,7 @@
         <w:sz w:val="16"/>
         <w:szCs w:val="16"/>
       </w:rPr>
-      <w:t>Version 1.0 · 15 September 2026</w:t>
+      <w:t>Version 1.1 · 19 September 2026</w:t>
     </w:r>
     <w:r>
       <w:rPr>
@@ -14124,10 +14204,10 @@
 <file path=word/numbering.xml><?xml version="1.0" encoding="utf-8"?>
 <w:numbering xmlns:wpc="http://schemas.microsoft.com/office/word/2010/wordprocessingCanvas" xmlns:cx="http://schemas.microsoft.com/office/drawing/2014/chartex" xmlns:cx1="http://schemas.microsoft.com/office/drawing/2015/9/8/chartex" xmlns:cx2="http://schemas.microsoft.com/office/drawing/2015/10/21/chartex" xmlns:cx3="http://schemas.microsoft.com/office/drawing/2016/5/9/chartex" xmlns:cx4="http://schemas.microsoft.com/office/drawing/2016/5/10/chartex" xmlns:cx5="http://schemas.microsoft.com/office/drawing/2016/5/11/chartex" xmlns:cx6="http://schemas.microsoft.com/office/drawing/2016/5/12/chartex" xmlns:cx7="http://schemas.microsoft.com/office/drawing/2016/5/13/chartex" xmlns:cx8="http://schemas.microsoft.com/office/drawing/2016/5/14/chartex" xmlns:mc="http://schemas.openxmlformats.org/markup-compatibility/2006" xmlns:aink="http://schemas.microsoft.com/office/drawing/2016/ink" xmlns:am3d="http://schemas.microsoft.com/office/drawing/2017/model3d" xmlns:o="urn:schemas-microsoft-com:office:office" xmlns:oel="http://schemas.microsoft.com/office/2019/extlst" xmlns:r="http://schemas.openxmlformats.org/officeDocument/2006/relationships" xmlns:m="http://schemas.openxmlformats.org/officeDocument/2006/math" xmlns:v="urn:schemas-microsoft-com:vml" xmlns:wp14="http://schemas.microsoft.com/office/word/2010/wordprocessingDrawing" xmlns:wp="http://schemas.openxmlformats.org/drawingml/2006/wordprocessingDrawing" xmlns:w10="urn:schemas-microsoft-com:office:word" xmlns:w="http://schemas.openxmlformats.org/wordprocessingml/2006/main" xmlns:w14="http://schemas.microsoft.com/office/word/2010/wordml" xmlns:w15="http://schemas.microsoft.com/office/word/2012/wordml" xmlns:w16cex="http://schemas.microsoft.com/office/word/2018/wordml/cex" xmlns:w16cid="http://schemas.microsoft.com/office/word/2016/wordml/cid" xmlns:w16="http://schemas.microsoft.com/office/word/2018/wordml" xmlns:w16sdtdh="http://schemas.microsoft.com/office/word/2020/wordml/sdtdatahash" xmlns:w16se="http://schemas.microsoft.com/office/word/2015/wordml/symex" xmlns:wpg="http://schemas.microsoft.com/office/word/2010/wordprocessingGroup" xmlns:wpi="http://schemas.microsoft.com/office/word/2010/wordprocessingInk" xmlns:wne="http://schemas.microsoft.com/office/word/2006/wordml" xmlns:wps="http://schemas.microsoft.com/office/word/2010/wordprocessingShape" mc:Ignorable="w14 w15 w16se w16cid w16 w16cex w16sdtdh wp14">
   <w:abstractNum w:abstractNumId="0" w15:restartNumberingAfterBreak="0">
-    <w:nsid w:val="0E0512F7"/>
+    <w:nsid w:val="00A018E9"/>
     <w:multiLevelType w:val="hybridMultilevel"/>
-    <w:tmpl w:val="A678D534"/>
-    <w:lvl w:ilvl="0" w:tplc="C76AE510">
+    <w:tmpl w:val="9060295C"/>
+    <w:lvl w:ilvl="0" w:tplc="0F906610">
       <w:start w:val="1"/>
       <w:numFmt w:val="decimal"/>
       <w:lvlText w:val="%1."/>
@@ -14141,52 +14221,52 @@
         <w:color w:val="A67C27"/>
       </w:rPr>
     </w:lvl>
-    <w:lvl w:ilvl="1" w:tplc="32E85A2A">
-      <w:numFmt w:val="decimal"/>
-      <w:lvlText w:val=""/>
-      <w:lvlJc w:val="left"/>
-    </w:lvl>
-    <w:lvl w:ilvl="2" w:tplc="6F884AF8">
-      <w:numFmt w:val="decimal"/>
-      <w:lvlText w:val=""/>
-      <w:lvlJc w:val="left"/>
-    </w:lvl>
-    <w:lvl w:ilvl="3" w:tplc="9E663F42">
-      <w:numFmt w:val="decimal"/>
-      <w:lvlText w:val=""/>
-      <w:lvlJc w:val="left"/>
-    </w:lvl>
-    <w:lvl w:ilvl="4" w:tplc="2486B0FA">
-      <w:numFmt w:val="decimal"/>
-      <w:lvlText w:val=""/>
-      <w:lvlJc w:val="left"/>
-    </w:lvl>
-    <w:lvl w:ilvl="5" w:tplc="F06ABE96">
-      <w:numFmt w:val="decimal"/>
-      <w:lvlText w:val=""/>
-      <w:lvlJc w:val="left"/>
-    </w:lvl>
-    <w:lvl w:ilvl="6" w:tplc="F97A6E6A">
-      <w:numFmt w:val="decimal"/>
-      <w:lvlText w:val=""/>
-      <w:lvlJc w:val="left"/>
-    </w:lvl>
-    <w:lvl w:ilvl="7" w:tplc="4FD4E200">
-      <w:numFmt w:val="decimal"/>
-      <w:lvlText w:val=""/>
-      <w:lvlJc w:val="left"/>
-    </w:lvl>
-    <w:lvl w:ilvl="8" w:tplc="DD000414">
+    <w:lvl w:ilvl="1" w:tplc="E8720E74">
+      <w:numFmt w:val="decimal"/>
+      <w:lvlText w:val=""/>
+      <w:lvlJc w:val="left"/>
+    </w:lvl>
+    <w:lvl w:ilvl="2" w:tplc="C988FB64">
+      <w:numFmt w:val="decimal"/>
+      <w:lvlText w:val=""/>
+      <w:lvlJc w:val="left"/>
+    </w:lvl>
+    <w:lvl w:ilvl="3" w:tplc="DA627BB8">
+      <w:numFmt w:val="decimal"/>
+      <w:lvlText w:val=""/>
+      <w:lvlJc w:val="left"/>
+    </w:lvl>
+    <w:lvl w:ilvl="4" w:tplc="D81EA0A8">
+      <w:numFmt w:val="decimal"/>
+      <w:lvlText w:val=""/>
+      <w:lvlJc w:val="left"/>
+    </w:lvl>
+    <w:lvl w:ilvl="5" w:tplc="BD56126C">
+      <w:numFmt w:val="decimal"/>
+      <w:lvlText w:val=""/>
+      <w:lvlJc w:val="left"/>
+    </w:lvl>
+    <w:lvl w:ilvl="6" w:tplc="20EC40E8">
+      <w:numFmt w:val="decimal"/>
+      <w:lvlText w:val=""/>
+      <w:lvlJc w:val="left"/>
+    </w:lvl>
+    <w:lvl w:ilvl="7" w:tplc="6E482E46">
+      <w:numFmt w:val="decimal"/>
+      <w:lvlText w:val=""/>
+      <w:lvlJc w:val="left"/>
+    </w:lvl>
+    <w:lvl w:ilvl="8" w:tplc="94F0346A">
       <w:numFmt w:val="decimal"/>
       <w:lvlText w:val=""/>
       <w:lvlJc w:val="left"/>
     </w:lvl>
   </w:abstractNum>
   <w:abstractNum w:abstractNumId="1" w15:restartNumberingAfterBreak="0">
-    <w:nsid w:val="0E4F2D3C"/>
+    <w:nsid w:val="00E15BE1"/>
     <w:multiLevelType w:val="hybridMultilevel"/>
-    <w:tmpl w:val="29AE7BFA"/>
-    <w:lvl w:ilvl="0" w:tplc="B41E5CD8">
+    <w:tmpl w:val="30F4678E"/>
+    <w:lvl w:ilvl="0" w:tplc="18A4CF92">
       <w:start w:val="1"/>
       <w:numFmt w:val="decimal"/>
       <w:lvlText w:val="%1."/>
@@ -14200,52 +14280,110 @@
         <w:color w:val="A67C27"/>
       </w:rPr>
     </w:lvl>
-    <w:lvl w:ilvl="1" w:tplc="3FE6CBB6">
-      <w:numFmt w:val="decimal"/>
-      <w:lvlText w:val=""/>
-      <w:lvlJc w:val="left"/>
-    </w:lvl>
-    <w:lvl w:ilvl="2" w:tplc="B7360DC2">
-      <w:numFmt w:val="decimal"/>
-      <w:lvlText w:val=""/>
-      <w:lvlJc w:val="left"/>
-    </w:lvl>
-    <w:lvl w:ilvl="3" w:tplc="3E0A4F76">
-      <w:numFmt w:val="decimal"/>
-      <w:lvlText w:val=""/>
-      <w:lvlJc w:val="left"/>
-    </w:lvl>
-    <w:lvl w:ilvl="4" w:tplc="B9D236DE">
-      <w:numFmt w:val="decimal"/>
-      <w:lvlText w:val=""/>
-      <w:lvlJc w:val="left"/>
-    </w:lvl>
-    <w:lvl w:ilvl="5" w:tplc="3EE66332">
-      <w:numFmt w:val="decimal"/>
-      <w:lvlText w:val=""/>
-      <w:lvlJc w:val="left"/>
-    </w:lvl>
-    <w:lvl w:ilvl="6" w:tplc="E56E55F8">
-      <w:numFmt w:val="decimal"/>
-      <w:lvlText w:val=""/>
-      <w:lvlJc w:val="left"/>
-    </w:lvl>
-    <w:lvl w:ilvl="7" w:tplc="8D5C6578">
-      <w:numFmt w:val="decimal"/>
-      <w:lvlText w:val=""/>
-      <w:lvlJc w:val="left"/>
-    </w:lvl>
-    <w:lvl w:ilvl="8" w:tplc="4C0E222A">
+    <w:lvl w:ilvl="1" w:tplc="8988BD6E">
+      <w:numFmt w:val="decimal"/>
+      <w:lvlText w:val=""/>
+      <w:lvlJc w:val="left"/>
+    </w:lvl>
+    <w:lvl w:ilvl="2" w:tplc="D46244AA">
+      <w:numFmt w:val="decimal"/>
+      <w:lvlText w:val=""/>
+      <w:lvlJc w:val="left"/>
+    </w:lvl>
+    <w:lvl w:ilvl="3" w:tplc="C0B46364">
+      <w:numFmt w:val="decimal"/>
+      <w:lvlText w:val=""/>
+      <w:lvlJc w:val="left"/>
+    </w:lvl>
+    <w:lvl w:ilvl="4" w:tplc="5B7881A4">
+      <w:numFmt w:val="decimal"/>
+      <w:lvlText w:val=""/>
+      <w:lvlJc w:val="left"/>
+    </w:lvl>
+    <w:lvl w:ilvl="5" w:tplc="08A28842">
+      <w:numFmt w:val="decimal"/>
+      <w:lvlText w:val=""/>
+      <w:lvlJc w:val="left"/>
+    </w:lvl>
+    <w:lvl w:ilvl="6" w:tplc="DB644DE2">
+      <w:numFmt w:val="decimal"/>
+      <w:lvlText w:val=""/>
+      <w:lvlJc w:val="left"/>
+    </w:lvl>
+    <w:lvl w:ilvl="7" w:tplc="338CE2AA">
+      <w:numFmt w:val="decimal"/>
+      <w:lvlText w:val=""/>
+      <w:lvlJc w:val="left"/>
+    </w:lvl>
+    <w:lvl w:ilvl="8" w:tplc="4D960846">
       <w:numFmt w:val="decimal"/>
       <w:lvlText w:val=""/>
       <w:lvlJc w:val="left"/>
     </w:lvl>
   </w:abstractNum>
   <w:abstractNum w:abstractNumId="2" w15:restartNumberingAfterBreak="0">
-    <w:nsid w:val="12DA74E4"/>
+    <w:nsid w:val="02D72D50"/>
     <w:multiLevelType w:val="hybridMultilevel"/>
-    <w:tmpl w:val="4C18AB8C"/>
-    <w:lvl w:ilvl="0" w:tplc="8B863550">
+    <w:tmpl w:val="228EEC92"/>
+    <w:lvl w:ilvl="0" w:tplc="472CAF7E">
+      <w:start w:val="1"/>
+      <w:numFmt w:val="bullet"/>
+      <w:lvlText w:val="•"/>
+      <w:lvlJc w:val="left"/>
+      <w:pPr>
+        <w:ind w:left="460" w:hanging="280"/>
+      </w:pPr>
+    </w:lvl>
+    <w:lvl w:ilvl="1" w:tplc="27A8E672">
+      <w:start w:val="1"/>
+      <w:numFmt w:val="bullet"/>
+      <w:lvlText w:val="–"/>
+      <w:lvlJc w:val="left"/>
+      <w:pPr>
+        <w:ind w:left="900" w:hanging="280"/>
+      </w:pPr>
+    </w:lvl>
+    <w:lvl w:ilvl="2" w:tplc="320C3D5A">
+      <w:numFmt w:val="decimal"/>
+      <w:lvlText w:val=""/>
+      <w:lvlJc w:val="left"/>
+    </w:lvl>
+    <w:lvl w:ilvl="3" w:tplc="3266FAAE">
+      <w:numFmt w:val="decimal"/>
+      <w:lvlText w:val=""/>
+      <w:lvlJc w:val="left"/>
+    </w:lvl>
+    <w:lvl w:ilvl="4" w:tplc="A13C2ACE">
+      <w:numFmt w:val="decimal"/>
+      <w:lvlText w:val=""/>
+      <w:lvlJc w:val="left"/>
+    </w:lvl>
+    <w:lvl w:ilvl="5" w:tplc="68DEA4D4">
+      <w:numFmt w:val="decimal"/>
+      <w:lvlText w:val=""/>
+      <w:lvlJc w:val="left"/>
+    </w:lvl>
+    <w:lvl w:ilvl="6" w:tplc="F862653C">
+      <w:numFmt w:val="decimal"/>
+      <w:lvlText w:val=""/>
+      <w:lvlJc w:val="left"/>
+    </w:lvl>
+    <w:lvl w:ilvl="7" w:tplc="3920F646">
+      <w:numFmt w:val="decimal"/>
+      <w:lvlText w:val=""/>
+      <w:lvlJc w:val="left"/>
+    </w:lvl>
+    <w:lvl w:ilvl="8" w:tplc="9612DA80">
+      <w:numFmt w:val="decimal"/>
+      <w:lvlText w:val=""/>
+      <w:lvlJc w:val="left"/>
+    </w:lvl>
+  </w:abstractNum>
+  <w:abstractNum w:abstractNumId="3" w15:restartNumberingAfterBreak="0">
+    <w:nsid w:val="07654BA4"/>
+    <w:multiLevelType w:val="hybridMultilevel"/>
+    <w:tmpl w:val="54FE2558"/>
+    <w:lvl w:ilvl="0" w:tplc="0F42BBD2">
       <w:start w:val="1"/>
       <w:numFmt w:val="decimal"/>
       <w:lvlText w:val="%1."/>
@@ -14259,52 +14397,52 @@
         <w:color w:val="A67C27"/>
       </w:rPr>
     </w:lvl>
-    <w:lvl w:ilvl="1" w:tplc="B3E03482">
-      <w:numFmt w:val="decimal"/>
-      <w:lvlText w:val=""/>
-      <w:lvlJc w:val="left"/>
-    </w:lvl>
-    <w:lvl w:ilvl="2" w:tplc="F1700214">
-      <w:numFmt w:val="decimal"/>
-      <w:lvlText w:val=""/>
-      <w:lvlJc w:val="left"/>
-    </w:lvl>
-    <w:lvl w:ilvl="3" w:tplc="1CCAD162">
-      <w:numFmt w:val="decimal"/>
-      <w:lvlText w:val=""/>
-      <w:lvlJc w:val="left"/>
-    </w:lvl>
-    <w:lvl w:ilvl="4" w:tplc="4482AEF4">
-      <w:numFmt w:val="decimal"/>
-      <w:lvlText w:val=""/>
-      <w:lvlJc w:val="left"/>
-    </w:lvl>
-    <w:lvl w:ilvl="5" w:tplc="5874AE88">
-      <w:numFmt w:val="decimal"/>
-      <w:lvlText w:val=""/>
-      <w:lvlJc w:val="left"/>
-    </w:lvl>
-    <w:lvl w:ilvl="6" w:tplc="2B4AFAE2">
-      <w:numFmt w:val="decimal"/>
-      <w:lvlText w:val=""/>
-      <w:lvlJc w:val="left"/>
-    </w:lvl>
-    <w:lvl w:ilvl="7" w:tplc="7A406708">
-      <w:numFmt w:val="decimal"/>
-      <w:lvlText w:val=""/>
-      <w:lvlJc w:val="left"/>
-    </w:lvl>
-    <w:lvl w:ilvl="8" w:tplc="05108044">
+    <w:lvl w:ilvl="1" w:tplc="167283CA">
+      <w:numFmt w:val="decimal"/>
+      <w:lvlText w:val=""/>
+      <w:lvlJc w:val="left"/>
+    </w:lvl>
+    <w:lvl w:ilvl="2" w:tplc="6922AA44">
+      <w:numFmt w:val="decimal"/>
+      <w:lvlText w:val=""/>
+      <w:lvlJc w:val="left"/>
+    </w:lvl>
+    <w:lvl w:ilvl="3" w:tplc="87FC48D0">
+      <w:numFmt w:val="decimal"/>
+      <w:lvlText w:val=""/>
+      <w:lvlJc w:val="left"/>
+    </w:lvl>
+    <w:lvl w:ilvl="4" w:tplc="CEF8A8DA">
+      <w:numFmt w:val="decimal"/>
+      <w:lvlText w:val=""/>
+      <w:lvlJc w:val="left"/>
+    </w:lvl>
+    <w:lvl w:ilvl="5" w:tplc="3E00E276">
+      <w:numFmt w:val="decimal"/>
+      <w:lvlText w:val=""/>
+      <w:lvlJc w:val="left"/>
+    </w:lvl>
+    <w:lvl w:ilvl="6" w:tplc="7C4AC4E4">
+      <w:numFmt w:val="decimal"/>
+      <w:lvlText w:val=""/>
+      <w:lvlJc w:val="left"/>
+    </w:lvl>
+    <w:lvl w:ilvl="7" w:tplc="FDFC6CE8">
+      <w:numFmt w:val="decimal"/>
+      <w:lvlText w:val=""/>
+      <w:lvlJc w:val="left"/>
+    </w:lvl>
+    <w:lvl w:ilvl="8" w:tplc="69AC8306">
       <w:numFmt w:val="decimal"/>
       <w:lvlText w:val=""/>
       <w:lvlJc w:val="left"/>
     </w:lvl>
   </w:abstractNum>
-  <w:abstractNum w:abstractNumId="3" w15:restartNumberingAfterBreak="0">
-    <w:nsid w:val="149F49AF"/>
+  <w:abstractNum w:abstractNumId="4" w15:restartNumberingAfterBreak="0">
+    <w:nsid w:val="15C37F08"/>
     <w:multiLevelType w:val="hybridMultilevel"/>
-    <w:tmpl w:val="2222B52C"/>
-    <w:lvl w:ilvl="0" w:tplc="0DAE1CC2">
+    <w:tmpl w:val="4B3CB104"/>
+    <w:lvl w:ilvl="0" w:tplc="6540AB84">
       <w:start w:val="1"/>
       <w:numFmt w:val="decimal"/>
       <w:lvlText w:val="%1."/>
@@ -14318,138 +14456,52 @@
         <w:color w:val="A67C27"/>
       </w:rPr>
     </w:lvl>
-    <w:lvl w:ilvl="1" w:tplc="7D62A880">
-      <w:numFmt w:val="decimal"/>
-      <w:lvlText w:val=""/>
-      <w:lvlJc w:val="left"/>
-    </w:lvl>
-    <w:lvl w:ilvl="2" w:tplc="CE1C7DE2">
-      <w:numFmt w:val="decimal"/>
-      <w:lvlText w:val=""/>
-      <w:lvlJc w:val="left"/>
-    </w:lvl>
-    <w:lvl w:ilvl="3" w:tplc="AFC81B9A">
-      <w:numFmt w:val="decimal"/>
-      <w:lvlText w:val=""/>
-      <w:lvlJc w:val="left"/>
-    </w:lvl>
-    <w:lvl w:ilvl="4" w:tplc="5C06BAE8">
-      <w:numFmt w:val="decimal"/>
-      <w:lvlText w:val=""/>
-      <w:lvlJc w:val="left"/>
-    </w:lvl>
-    <w:lvl w:ilvl="5" w:tplc="0A48CED4">
-      <w:numFmt w:val="decimal"/>
-      <w:lvlText w:val=""/>
-      <w:lvlJc w:val="left"/>
-    </w:lvl>
-    <w:lvl w:ilvl="6" w:tplc="2340CE24">
-      <w:numFmt w:val="decimal"/>
-      <w:lvlText w:val=""/>
-      <w:lvlJc w:val="left"/>
-    </w:lvl>
-    <w:lvl w:ilvl="7" w:tplc="CC66FDBC">
-      <w:numFmt w:val="decimal"/>
-      <w:lvlText w:val=""/>
-      <w:lvlJc w:val="left"/>
-    </w:lvl>
-    <w:lvl w:ilvl="8" w:tplc="9BDEFEF6">
-      <w:numFmt w:val="decimal"/>
-      <w:lvlText w:val=""/>
-      <w:lvlJc w:val="left"/>
-    </w:lvl>
-  </w:abstractNum>
-  <w:abstractNum w:abstractNumId="4" w15:restartNumberingAfterBreak="0">
-    <w:nsid w:val="18C86075"/>
-    <w:multiLevelType w:val="hybridMultilevel"/>
-    <w:tmpl w:val="7916B55C"/>
-    <w:lvl w:ilvl="0" w:tplc="36C6BB1A">
-      <w:start w:val="1"/>
-      <w:numFmt w:val="bullet"/>
-      <w:lvlText w:val="●"/>
-      <w:lvlJc w:val="left"/>
-      <w:pPr>
-        <w:ind w:left="720" w:hanging="360"/>
-      </w:pPr>
-    </w:lvl>
-    <w:lvl w:ilvl="1" w:tplc="69F8CF46">
-      <w:start w:val="1"/>
-      <w:numFmt w:val="bullet"/>
-      <w:lvlText w:val="○"/>
-      <w:lvlJc w:val="left"/>
-      <w:pPr>
-        <w:ind w:left="1440" w:hanging="360"/>
-      </w:pPr>
-    </w:lvl>
-    <w:lvl w:ilvl="2" w:tplc="345E54A2">
-      <w:start w:val="1"/>
-      <w:numFmt w:val="bullet"/>
-      <w:lvlText w:val="■"/>
-      <w:lvlJc w:val="left"/>
-      <w:pPr>
-        <w:ind w:left="2160" w:hanging="360"/>
-      </w:pPr>
-    </w:lvl>
-    <w:lvl w:ilvl="3" w:tplc="407AE2C0">
-      <w:start w:val="1"/>
-      <w:numFmt w:val="bullet"/>
-      <w:lvlText w:val="●"/>
-      <w:lvlJc w:val="left"/>
-      <w:pPr>
-        <w:ind w:left="2880" w:hanging="360"/>
-      </w:pPr>
-    </w:lvl>
-    <w:lvl w:ilvl="4" w:tplc="90CC628A">
-      <w:start w:val="1"/>
-      <w:numFmt w:val="bullet"/>
-      <w:lvlText w:val="○"/>
-      <w:lvlJc w:val="left"/>
-      <w:pPr>
-        <w:ind w:left="3600" w:hanging="360"/>
-      </w:pPr>
-    </w:lvl>
-    <w:lvl w:ilvl="5" w:tplc="AA947242">
-      <w:start w:val="1"/>
-      <w:numFmt w:val="bullet"/>
-      <w:lvlText w:val="■"/>
-      <w:lvlJc w:val="left"/>
-      <w:pPr>
-        <w:ind w:left="4320" w:hanging="360"/>
-      </w:pPr>
-    </w:lvl>
-    <w:lvl w:ilvl="6" w:tplc="E57ED9CC">
-      <w:start w:val="1"/>
-      <w:numFmt w:val="bullet"/>
-      <w:lvlText w:val="●"/>
-      <w:lvlJc w:val="left"/>
-      <w:pPr>
-        <w:ind w:left="5040" w:hanging="360"/>
-      </w:pPr>
-    </w:lvl>
-    <w:lvl w:ilvl="7" w:tplc="26B2C854">
-      <w:start w:val="1"/>
-      <w:numFmt w:val="bullet"/>
-      <w:lvlText w:val="●"/>
-      <w:lvlJc w:val="left"/>
-      <w:pPr>
-        <w:ind w:left="5760" w:hanging="360"/>
-      </w:pPr>
-    </w:lvl>
-    <w:lvl w:ilvl="8" w:tplc="E9062C18">
-      <w:start w:val="1"/>
-      <w:numFmt w:val="bullet"/>
-      <w:lvlText w:val="●"/>
-      <w:lvlJc w:val="left"/>
-      <w:pPr>
-        <w:ind w:left="6480" w:hanging="360"/>
-      </w:pPr>
+    <w:lvl w:ilvl="1" w:tplc="5D24AC76">
+      <w:numFmt w:val="decimal"/>
+      <w:lvlText w:val=""/>
+      <w:lvlJc w:val="left"/>
+    </w:lvl>
+    <w:lvl w:ilvl="2" w:tplc="AF62E72E">
+      <w:numFmt w:val="decimal"/>
+      <w:lvlText w:val=""/>
+      <w:lvlJc w:val="left"/>
+    </w:lvl>
+    <w:lvl w:ilvl="3" w:tplc="741845D8">
+      <w:numFmt w:val="decimal"/>
+      <w:lvlText w:val=""/>
+      <w:lvlJc w:val="left"/>
+    </w:lvl>
+    <w:lvl w:ilvl="4" w:tplc="C9A44D32">
+      <w:numFmt w:val="decimal"/>
+      <w:lvlText w:val=""/>
+      <w:lvlJc w:val="left"/>
+    </w:lvl>
+    <w:lvl w:ilvl="5" w:tplc="D16CDAFC">
+      <w:numFmt w:val="decimal"/>
+      <w:lvlText w:val=""/>
+      <w:lvlJc w:val="left"/>
+    </w:lvl>
+    <w:lvl w:ilvl="6" w:tplc="78F0113E">
+      <w:numFmt w:val="decimal"/>
+      <w:lvlText w:val=""/>
+      <w:lvlJc w:val="left"/>
+    </w:lvl>
+    <w:lvl w:ilvl="7" w:tplc="E7C87422">
+      <w:numFmt w:val="decimal"/>
+      <w:lvlText w:val=""/>
+      <w:lvlJc w:val="left"/>
+    </w:lvl>
+    <w:lvl w:ilvl="8" w:tplc="B72822FE">
+      <w:numFmt w:val="decimal"/>
+      <w:lvlText w:val=""/>
+      <w:lvlJc w:val="left"/>
     </w:lvl>
   </w:abstractNum>
   <w:abstractNum w:abstractNumId="5" w15:restartNumberingAfterBreak="0">
-    <w:nsid w:val="18ED7C56"/>
+    <w:nsid w:val="21B841DD"/>
     <w:multiLevelType w:val="hybridMultilevel"/>
-    <w:tmpl w:val="83248A6E"/>
-    <w:lvl w:ilvl="0" w:tplc="2F9E2CFA">
+    <w:tmpl w:val="04160CA6"/>
+    <w:lvl w:ilvl="0" w:tplc="77B00E12">
       <w:start w:val="1"/>
       <w:numFmt w:val="decimal"/>
       <w:lvlText w:val="%1."/>
@@ -14463,52 +14515,52 @@
         <w:color w:val="A67C27"/>
       </w:rPr>
     </w:lvl>
-    <w:lvl w:ilvl="1" w:tplc="FB40543A">
-      <w:numFmt w:val="decimal"/>
-      <w:lvlText w:val=""/>
-      <w:lvlJc w:val="left"/>
-    </w:lvl>
-    <w:lvl w:ilvl="2" w:tplc="8F6822D2">
-      <w:numFmt w:val="decimal"/>
-      <w:lvlText w:val=""/>
-      <w:lvlJc w:val="left"/>
-    </w:lvl>
-    <w:lvl w:ilvl="3" w:tplc="179C3BAE">
-      <w:numFmt w:val="decimal"/>
-      <w:lvlText w:val=""/>
-      <w:lvlJc w:val="left"/>
-    </w:lvl>
-    <w:lvl w:ilvl="4" w:tplc="DBB42062">
-      <w:numFmt w:val="decimal"/>
-      <w:lvlText w:val=""/>
-      <w:lvlJc w:val="left"/>
-    </w:lvl>
-    <w:lvl w:ilvl="5" w:tplc="915CE66E">
-      <w:numFmt w:val="decimal"/>
-      <w:lvlText w:val=""/>
-      <w:lvlJc w:val="left"/>
-    </w:lvl>
-    <w:lvl w:ilvl="6" w:tplc="9660747C">
-      <w:numFmt w:val="decimal"/>
-      <w:lvlText w:val=""/>
-      <w:lvlJc w:val="left"/>
-    </w:lvl>
-    <w:lvl w:ilvl="7" w:tplc="12B29CBA">
-      <w:numFmt w:val="decimal"/>
-      <w:lvlText w:val=""/>
-      <w:lvlJc w:val="left"/>
-    </w:lvl>
-    <w:lvl w:ilvl="8" w:tplc="18608C98">
+    <w:lvl w:ilvl="1" w:tplc="1FC6577A">
+      <w:numFmt w:val="decimal"/>
+      <w:lvlText w:val=""/>
+      <w:lvlJc w:val="left"/>
+    </w:lvl>
+    <w:lvl w:ilvl="2" w:tplc="5568CA8A">
+      <w:numFmt w:val="decimal"/>
+      <w:lvlText w:val=""/>
+      <w:lvlJc w:val="left"/>
+    </w:lvl>
+    <w:lvl w:ilvl="3" w:tplc="CCC2CADE">
+      <w:numFmt w:val="decimal"/>
+      <w:lvlText w:val=""/>
+      <w:lvlJc w:val="left"/>
+    </w:lvl>
+    <w:lvl w:ilvl="4" w:tplc="34DAEF6E">
+      <w:numFmt w:val="decimal"/>
+      <w:lvlText w:val=""/>
+      <w:lvlJc w:val="left"/>
+    </w:lvl>
+    <w:lvl w:ilvl="5" w:tplc="DAA809B6">
+      <w:numFmt w:val="decimal"/>
+      <w:lvlText w:val=""/>
+      <w:lvlJc w:val="left"/>
+    </w:lvl>
+    <w:lvl w:ilvl="6" w:tplc="D350590C">
+      <w:numFmt w:val="decimal"/>
+      <w:lvlText w:val=""/>
+      <w:lvlJc w:val="left"/>
+    </w:lvl>
+    <w:lvl w:ilvl="7" w:tplc="85C0778C">
+      <w:numFmt w:val="decimal"/>
+      <w:lvlText w:val=""/>
+      <w:lvlJc w:val="left"/>
+    </w:lvl>
+    <w:lvl w:ilvl="8" w:tplc="C2A6149C">
       <w:numFmt w:val="decimal"/>
       <w:lvlText w:val=""/>
       <w:lvlJc w:val="left"/>
     </w:lvl>
   </w:abstractNum>
   <w:abstractNum w:abstractNumId="6" w15:restartNumberingAfterBreak="0">
-    <w:nsid w:val="271F11EA"/>
+    <w:nsid w:val="227E720B"/>
     <w:multiLevelType w:val="hybridMultilevel"/>
-    <w:tmpl w:val="F76EEB16"/>
-    <w:lvl w:ilvl="0" w:tplc="672461AA">
+    <w:tmpl w:val="CB5E4D8E"/>
+    <w:lvl w:ilvl="0" w:tplc="C002C490">
       <w:start w:val="1"/>
       <w:numFmt w:val="decimal"/>
       <w:lvlText w:val="%1."/>
@@ -14522,52 +14574,52 @@
         <w:color w:val="A67C27"/>
       </w:rPr>
     </w:lvl>
-    <w:lvl w:ilvl="1" w:tplc="0DA8402E">
-      <w:numFmt w:val="decimal"/>
-      <w:lvlText w:val=""/>
-      <w:lvlJc w:val="left"/>
-    </w:lvl>
-    <w:lvl w:ilvl="2" w:tplc="90663BB4">
-      <w:numFmt w:val="decimal"/>
-      <w:lvlText w:val=""/>
-      <w:lvlJc w:val="left"/>
-    </w:lvl>
-    <w:lvl w:ilvl="3" w:tplc="E6EA488A">
-      <w:numFmt w:val="decimal"/>
-      <w:lvlText w:val=""/>
-      <w:lvlJc w:val="left"/>
-    </w:lvl>
-    <w:lvl w:ilvl="4" w:tplc="659229C6">
-      <w:numFmt w:val="decimal"/>
-      <w:lvlText w:val=""/>
-      <w:lvlJc w:val="left"/>
-    </w:lvl>
-    <w:lvl w:ilvl="5" w:tplc="E67CCD80">
-      <w:numFmt w:val="decimal"/>
-      <w:lvlText w:val=""/>
-      <w:lvlJc w:val="left"/>
-    </w:lvl>
-    <w:lvl w:ilvl="6" w:tplc="5B48421E">
-      <w:numFmt w:val="decimal"/>
-      <w:lvlText w:val=""/>
-      <w:lvlJc w:val="left"/>
-    </w:lvl>
-    <w:lvl w:ilvl="7" w:tplc="CC4E69EE">
-      <w:numFmt w:val="decimal"/>
-      <w:lvlText w:val=""/>
-      <w:lvlJc w:val="left"/>
-    </w:lvl>
-    <w:lvl w:ilvl="8" w:tplc="44F491E6">
+    <w:lvl w:ilvl="1" w:tplc="530EB5E6">
+      <w:numFmt w:val="decimal"/>
+      <w:lvlText w:val=""/>
+      <w:lvlJc w:val="left"/>
+    </w:lvl>
+    <w:lvl w:ilvl="2" w:tplc="D7DA6FB8">
+      <w:numFmt w:val="decimal"/>
+      <w:lvlText w:val=""/>
+      <w:lvlJc w:val="left"/>
+    </w:lvl>
+    <w:lvl w:ilvl="3" w:tplc="5E427AE2">
+      <w:numFmt w:val="decimal"/>
+      <w:lvlText w:val=""/>
+      <w:lvlJc w:val="left"/>
+    </w:lvl>
+    <w:lvl w:ilvl="4" w:tplc="B61E1600">
+      <w:numFmt w:val="decimal"/>
+      <w:lvlText w:val=""/>
+      <w:lvlJc w:val="left"/>
+    </w:lvl>
+    <w:lvl w:ilvl="5" w:tplc="65EEC9A4">
+      <w:numFmt w:val="decimal"/>
+      <w:lvlText w:val=""/>
+      <w:lvlJc w:val="left"/>
+    </w:lvl>
+    <w:lvl w:ilvl="6" w:tplc="3E280A16">
+      <w:numFmt w:val="decimal"/>
+      <w:lvlText w:val=""/>
+      <w:lvlJc w:val="left"/>
+    </w:lvl>
+    <w:lvl w:ilvl="7" w:tplc="652CB110">
+      <w:numFmt w:val="decimal"/>
+      <w:lvlText w:val=""/>
+      <w:lvlJc w:val="left"/>
+    </w:lvl>
+    <w:lvl w:ilvl="8" w:tplc="319C8342">
       <w:numFmt w:val="decimal"/>
       <w:lvlText w:val=""/>
       <w:lvlJc w:val="left"/>
     </w:lvl>
   </w:abstractNum>
   <w:abstractNum w:abstractNumId="7" w15:restartNumberingAfterBreak="0">
-    <w:nsid w:val="28E51976"/>
+    <w:nsid w:val="24E4763D"/>
     <w:multiLevelType w:val="hybridMultilevel"/>
-    <w:tmpl w:val="EA5417C6"/>
-    <w:lvl w:ilvl="0" w:tplc="4A5E5220">
+    <w:tmpl w:val="88968BEE"/>
+    <w:lvl w:ilvl="0" w:tplc="A752818E">
       <w:start w:val="1"/>
       <w:numFmt w:val="decimal"/>
       <w:lvlText w:val="%1."/>
@@ -14581,52 +14633,52 @@
         <w:color w:val="A67C27"/>
       </w:rPr>
     </w:lvl>
-    <w:lvl w:ilvl="1" w:tplc="1AE29486">
-      <w:numFmt w:val="decimal"/>
-      <w:lvlText w:val=""/>
-      <w:lvlJc w:val="left"/>
-    </w:lvl>
-    <w:lvl w:ilvl="2" w:tplc="48CAC4BC">
-      <w:numFmt w:val="decimal"/>
-      <w:lvlText w:val=""/>
-      <w:lvlJc w:val="left"/>
-    </w:lvl>
-    <w:lvl w:ilvl="3" w:tplc="FDEE1BDC">
-      <w:numFmt w:val="decimal"/>
-      <w:lvlText w:val=""/>
-      <w:lvlJc w:val="left"/>
-    </w:lvl>
-    <w:lvl w:ilvl="4" w:tplc="2CB68DBA">
-      <w:numFmt w:val="decimal"/>
-      <w:lvlText w:val=""/>
-      <w:lvlJc w:val="left"/>
-    </w:lvl>
-    <w:lvl w:ilvl="5" w:tplc="A72A7F5E">
-      <w:numFmt w:val="decimal"/>
-      <w:lvlText w:val=""/>
-      <w:lvlJc w:val="left"/>
-    </w:lvl>
-    <w:lvl w:ilvl="6" w:tplc="A0DA34D4">
-      <w:numFmt w:val="decimal"/>
-      <w:lvlText w:val=""/>
-      <w:lvlJc w:val="left"/>
-    </w:lvl>
-    <w:lvl w:ilvl="7" w:tplc="3438B0F2">
-      <w:numFmt w:val="decimal"/>
-      <w:lvlText w:val=""/>
-      <w:lvlJc w:val="left"/>
-    </w:lvl>
-    <w:lvl w:ilvl="8" w:tplc="B3A44396">
+    <w:lvl w:ilvl="1" w:tplc="A9082508">
+      <w:numFmt w:val="decimal"/>
+      <w:lvlText w:val=""/>
+      <w:lvlJc w:val="left"/>
+    </w:lvl>
+    <w:lvl w:ilvl="2" w:tplc="137AAEEC">
+      <w:numFmt w:val="decimal"/>
+      <w:lvlText w:val=""/>
+      <w:lvlJc w:val="left"/>
+    </w:lvl>
+    <w:lvl w:ilvl="3" w:tplc="496643C6">
+      <w:numFmt w:val="decimal"/>
+      <w:lvlText w:val=""/>
+      <w:lvlJc w:val="left"/>
+    </w:lvl>
+    <w:lvl w:ilvl="4" w:tplc="86249D70">
+      <w:numFmt w:val="decimal"/>
+      <w:lvlText w:val=""/>
+      <w:lvlJc w:val="left"/>
+    </w:lvl>
+    <w:lvl w:ilvl="5" w:tplc="42C05024">
+      <w:numFmt w:val="decimal"/>
+      <w:lvlText w:val=""/>
+      <w:lvlJc w:val="left"/>
+    </w:lvl>
+    <w:lvl w:ilvl="6" w:tplc="EDEC0F4E">
+      <w:numFmt w:val="decimal"/>
+      <w:lvlText w:val=""/>
+      <w:lvlJc w:val="left"/>
+    </w:lvl>
+    <w:lvl w:ilvl="7" w:tplc="73E21A5C">
+      <w:numFmt w:val="decimal"/>
+      <w:lvlText w:val=""/>
+      <w:lvlJc w:val="left"/>
+    </w:lvl>
+    <w:lvl w:ilvl="8" w:tplc="93E2DC88">
       <w:numFmt w:val="decimal"/>
       <w:lvlText w:val=""/>
       <w:lvlJc w:val="left"/>
     </w:lvl>
   </w:abstractNum>
   <w:abstractNum w:abstractNumId="8" w15:restartNumberingAfterBreak="0">
-    <w:nsid w:val="327158B0"/>
+    <w:nsid w:val="28C963A3"/>
     <w:multiLevelType w:val="hybridMultilevel"/>
-    <w:tmpl w:val="265AB02A"/>
-    <w:lvl w:ilvl="0" w:tplc="EBC8DC54">
+    <w:tmpl w:val="4532F8B2"/>
+    <w:lvl w:ilvl="0" w:tplc="4D7CE2D2">
       <w:start w:val="1"/>
       <w:numFmt w:val="decimal"/>
       <w:lvlText w:val="%1."/>
@@ -14640,52 +14692,52 @@
         <w:color w:val="A67C27"/>
       </w:rPr>
     </w:lvl>
-    <w:lvl w:ilvl="1" w:tplc="2B98B4A4">
-      <w:numFmt w:val="decimal"/>
-      <w:lvlText w:val=""/>
-      <w:lvlJc w:val="left"/>
-    </w:lvl>
-    <w:lvl w:ilvl="2" w:tplc="81865DBC">
-      <w:numFmt w:val="decimal"/>
-      <w:lvlText w:val=""/>
-      <w:lvlJc w:val="left"/>
-    </w:lvl>
-    <w:lvl w:ilvl="3" w:tplc="5CAEDE02">
-      <w:numFmt w:val="decimal"/>
-      <w:lvlText w:val=""/>
-      <w:lvlJc w:val="left"/>
-    </w:lvl>
-    <w:lvl w:ilvl="4" w:tplc="9B6E405E">
-      <w:numFmt w:val="decimal"/>
-      <w:lvlText w:val=""/>
-      <w:lvlJc w:val="left"/>
-    </w:lvl>
-    <w:lvl w:ilvl="5" w:tplc="C11AB9B8">
-      <w:numFmt w:val="decimal"/>
-      <w:lvlText w:val=""/>
-      <w:lvlJc w:val="left"/>
-    </w:lvl>
-    <w:lvl w:ilvl="6" w:tplc="48A44438">
-      <w:numFmt w:val="decimal"/>
-      <w:lvlText w:val=""/>
-      <w:lvlJc w:val="left"/>
-    </w:lvl>
-    <w:lvl w:ilvl="7" w:tplc="92B4A7B6">
-      <w:numFmt w:val="decimal"/>
-      <w:lvlText w:val=""/>
-      <w:lvlJc w:val="left"/>
-    </w:lvl>
-    <w:lvl w:ilvl="8" w:tplc="862266C2">
+    <w:lvl w:ilvl="1" w:tplc="1B9A647C">
+      <w:numFmt w:val="decimal"/>
+      <w:lvlText w:val=""/>
+      <w:lvlJc w:val="left"/>
+    </w:lvl>
+    <w:lvl w:ilvl="2" w:tplc="42D8BC86">
+      <w:numFmt w:val="decimal"/>
+      <w:lvlText w:val=""/>
+      <w:lvlJc w:val="left"/>
+    </w:lvl>
+    <w:lvl w:ilvl="3" w:tplc="ED94D1B2">
+      <w:numFmt w:val="decimal"/>
+      <w:lvlText w:val=""/>
+      <w:lvlJc w:val="left"/>
+    </w:lvl>
+    <w:lvl w:ilvl="4" w:tplc="3150519A">
+      <w:numFmt w:val="decimal"/>
+      <w:lvlText w:val=""/>
+      <w:lvlJc w:val="left"/>
+    </w:lvl>
+    <w:lvl w:ilvl="5" w:tplc="04047BA6">
+      <w:numFmt w:val="decimal"/>
+      <w:lvlText w:val=""/>
+      <w:lvlJc w:val="left"/>
+    </w:lvl>
+    <w:lvl w:ilvl="6" w:tplc="F30EFB06">
+      <w:numFmt w:val="decimal"/>
+      <w:lvlText w:val=""/>
+      <w:lvlJc w:val="left"/>
+    </w:lvl>
+    <w:lvl w:ilvl="7" w:tplc="E062BF7A">
+      <w:numFmt w:val="decimal"/>
+      <w:lvlText w:val=""/>
+      <w:lvlJc w:val="left"/>
+    </w:lvl>
+    <w:lvl w:ilvl="8" w:tplc="54BC1A92">
       <w:numFmt w:val="decimal"/>
       <w:lvlText w:val=""/>
       <w:lvlJc w:val="left"/>
     </w:lvl>
   </w:abstractNum>
   <w:abstractNum w:abstractNumId="9" w15:restartNumberingAfterBreak="0">
-    <w:nsid w:val="35750DA1"/>
+    <w:nsid w:val="2FEE08F6"/>
     <w:multiLevelType w:val="hybridMultilevel"/>
-    <w:tmpl w:val="1FBCCF04"/>
-    <w:lvl w:ilvl="0" w:tplc="618EFBCA">
+    <w:tmpl w:val="D7EC278E"/>
+    <w:lvl w:ilvl="0" w:tplc="B87E3710">
       <w:start w:val="1"/>
       <w:numFmt w:val="decimal"/>
       <w:lvlText w:val="%1."/>
@@ -14699,52 +14751,52 @@
         <w:color w:val="A67C27"/>
       </w:rPr>
     </w:lvl>
-    <w:lvl w:ilvl="1" w:tplc="1770A21E">
-      <w:numFmt w:val="decimal"/>
-      <w:lvlText w:val=""/>
-      <w:lvlJc w:val="left"/>
-    </w:lvl>
-    <w:lvl w:ilvl="2" w:tplc="F8E8A92E">
-      <w:numFmt w:val="decimal"/>
-      <w:lvlText w:val=""/>
-      <w:lvlJc w:val="left"/>
-    </w:lvl>
-    <w:lvl w:ilvl="3" w:tplc="DFF08000">
-      <w:numFmt w:val="decimal"/>
-      <w:lvlText w:val=""/>
-      <w:lvlJc w:val="left"/>
-    </w:lvl>
-    <w:lvl w:ilvl="4" w:tplc="234A39CA">
-      <w:numFmt w:val="decimal"/>
-      <w:lvlText w:val=""/>
-      <w:lvlJc w:val="left"/>
-    </w:lvl>
-    <w:lvl w:ilvl="5" w:tplc="74E8595E">
-      <w:numFmt w:val="decimal"/>
-      <w:lvlText w:val=""/>
-      <w:lvlJc w:val="left"/>
-    </w:lvl>
-    <w:lvl w:ilvl="6" w:tplc="DC3C8B02">
-      <w:numFmt w:val="decimal"/>
-      <w:lvlText w:val=""/>
-      <w:lvlJc w:val="left"/>
-    </w:lvl>
-    <w:lvl w:ilvl="7" w:tplc="7032A63A">
-      <w:numFmt w:val="decimal"/>
-      <w:lvlText w:val=""/>
-      <w:lvlJc w:val="left"/>
-    </w:lvl>
-    <w:lvl w:ilvl="8" w:tplc="815C250E">
+    <w:lvl w:ilvl="1" w:tplc="C2DC0660">
+      <w:numFmt w:val="decimal"/>
+      <w:lvlText w:val=""/>
+      <w:lvlJc w:val="left"/>
+    </w:lvl>
+    <w:lvl w:ilvl="2" w:tplc="01CC2A86">
+      <w:numFmt w:val="decimal"/>
+      <w:lvlText w:val=""/>
+      <w:lvlJc w:val="left"/>
+    </w:lvl>
+    <w:lvl w:ilvl="3" w:tplc="9E023690">
+      <w:numFmt w:val="decimal"/>
+      <w:lvlText w:val=""/>
+      <w:lvlJc w:val="left"/>
+    </w:lvl>
+    <w:lvl w:ilvl="4" w:tplc="B0E6D60C">
+      <w:numFmt w:val="decimal"/>
+      <w:lvlText w:val=""/>
+      <w:lvlJc w:val="left"/>
+    </w:lvl>
+    <w:lvl w:ilvl="5" w:tplc="41B403D4">
+      <w:numFmt w:val="decimal"/>
+      <w:lvlText w:val=""/>
+      <w:lvlJc w:val="left"/>
+    </w:lvl>
+    <w:lvl w:ilvl="6" w:tplc="19FC1ED6">
+      <w:numFmt w:val="decimal"/>
+      <w:lvlText w:val=""/>
+      <w:lvlJc w:val="left"/>
+    </w:lvl>
+    <w:lvl w:ilvl="7" w:tplc="6AF0EDE2">
+      <w:numFmt w:val="decimal"/>
+      <w:lvlText w:val=""/>
+      <w:lvlJc w:val="left"/>
+    </w:lvl>
+    <w:lvl w:ilvl="8" w:tplc="A50897CA">
       <w:numFmt w:val="decimal"/>
       <w:lvlText w:val=""/>
       <w:lvlJc w:val="left"/>
     </w:lvl>
   </w:abstractNum>
   <w:abstractNum w:abstractNumId="10" w15:restartNumberingAfterBreak="0">
-    <w:nsid w:val="3B1F5701"/>
+    <w:nsid w:val="3B416D1E"/>
     <w:multiLevelType w:val="hybridMultilevel"/>
-    <w:tmpl w:val="1B10963A"/>
-    <w:lvl w:ilvl="0" w:tplc="9312BBFA">
+    <w:tmpl w:val="ADB21DEE"/>
+    <w:lvl w:ilvl="0" w:tplc="A3B4AD5A">
       <w:start w:val="1"/>
       <w:numFmt w:val="decimal"/>
       <w:lvlText w:val="%1."/>
@@ -14758,52 +14810,52 @@
         <w:color w:val="A67C27"/>
       </w:rPr>
     </w:lvl>
-    <w:lvl w:ilvl="1" w:tplc="01D22D6A">
-      <w:numFmt w:val="decimal"/>
-      <w:lvlText w:val=""/>
-      <w:lvlJc w:val="left"/>
-    </w:lvl>
-    <w:lvl w:ilvl="2" w:tplc="B02CF74C">
-      <w:numFmt w:val="decimal"/>
-      <w:lvlText w:val=""/>
-      <w:lvlJc w:val="left"/>
-    </w:lvl>
-    <w:lvl w:ilvl="3" w:tplc="C5E2EB76">
-      <w:numFmt w:val="decimal"/>
-      <w:lvlText w:val=""/>
-      <w:lvlJc w:val="left"/>
-    </w:lvl>
-    <w:lvl w:ilvl="4" w:tplc="AE940090">
-      <w:numFmt w:val="decimal"/>
-      <w:lvlText w:val=""/>
-      <w:lvlJc w:val="left"/>
-    </w:lvl>
-    <w:lvl w:ilvl="5" w:tplc="16D6540E">
-      <w:numFmt w:val="decimal"/>
-      <w:lvlText w:val=""/>
-      <w:lvlJc w:val="left"/>
-    </w:lvl>
-    <w:lvl w:ilvl="6" w:tplc="0B586A76">
-      <w:numFmt w:val="decimal"/>
-      <w:lvlText w:val=""/>
-      <w:lvlJc w:val="left"/>
-    </w:lvl>
-    <w:lvl w:ilvl="7" w:tplc="9162C54A">
-      <w:numFmt w:val="decimal"/>
-      <w:lvlText w:val=""/>
-      <w:lvlJc w:val="left"/>
-    </w:lvl>
-    <w:lvl w:ilvl="8" w:tplc="1FDEE3FC">
+    <w:lvl w:ilvl="1" w:tplc="01AEDABE">
+      <w:numFmt w:val="decimal"/>
+      <w:lvlText w:val=""/>
+      <w:lvlJc w:val="left"/>
+    </w:lvl>
+    <w:lvl w:ilvl="2" w:tplc="2EFE45C2">
+      <w:numFmt w:val="decimal"/>
+      <w:lvlText w:val=""/>
+      <w:lvlJc w:val="left"/>
+    </w:lvl>
+    <w:lvl w:ilvl="3" w:tplc="9D9ACA9C">
+      <w:numFmt w:val="decimal"/>
+      <w:lvlText w:val=""/>
+      <w:lvlJc w:val="left"/>
+    </w:lvl>
+    <w:lvl w:ilvl="4" w:tplc="49DCE560">
+      <w:numFmt w:val="decimal"/>
+      <w:lvlText w:val=""/>
+      <w:lvlJc w:val="left"/>
+    </w:lvl>
+    <w:lvl w:ilvl="5" w:tplc="3D06A404">
+      <w:numFmt w:val="decimal"/>
+      <w:lvlText w:val=""/>
+      <w:lvlJc w:val="left"/>
+    </w:lvl>
+    <w:lvl w:ilvl="6" w:tplc="CB18D022">
+      <w:numFmt w:val="decimal"/>
+      <w:lvlText w:val=""/>
+      <w:lvlJc w:val="left"/>
+    </w:lvl>
+    <w:lvl w:ilvl="7" w:tplc="3526823A">
+      <w:numFmt w:val="decimal"/>
+      <w:lvlText w:val=""/>
+      <w:lvlJc w:val="left"/>
+    </w:lvl>
+    <w:lvl w:ilvl="8" w:tplc="4FDACE76">
       <w:numFmt w:val="decimal"/>
       <w:lvlText w:val=""/>
       <w:lvlJc w:val="left"/>
     </w:lvl>
   </w:abstractNum>
   <w:abstractNum w:abstractNumId="11" w15:restartNumberingAfterBreak="0">
-    <w:nsid w:val="4AFC662C"/>
+    <w:nsid w:val="3E992EB9"/>
     <w:multiLevelType w:val="hybridMultilevel"/>
-    <w:tmpl w:val="F31CF9C2"/>
-    <w:lvl w:ilvl="0" w:tplc="27E85204">
+    <w:tmpl w:val="3CDC3F5A"/>
+    <w:lvl w:ilvl="0" w:tplc="D9F2C98C">
       <w:start w:val="1"/>
       <w:numFmt w:val="decimal"/>
       <w:lvlText w:val="%1."/>
@@ -14817,52 +14869,52 @@
         <w:color w:val="A67C27"/>
       </w:rPr>
     </w:lvl>
-    <w:lvl w:ilvl="1" w:tplc="FE42E544">
-      <w:numFmt w:val="decimal"/>
-      <w:lvlText w:val=""/>
-      <w:lvlJc w:val="left"/>
-    </w:lvl>
-    <w:lvl w:ilvl="2" w:tplc="F0F223F8">
-      <w:numFmt w:val="decimal"/>
-      <w:lvlText w:val=""/>
-      <w:lvlJc w:val="left"/>
-    </w:lvl>
-    <w:lvl w:ilvl="3" w:tplc="3E908564">
-      <w:numFmt w:val="decimal"/>
-      <w:lvlText w:val=""/>
-      <w:lvlJc w:val="left"/>
-    </w:lvl>
-    <w:lvl w:ilvl="4" w:tplc="ED58D5D4">
-      <w:numFmt w:val="decimal"/>
-      <w:lvlText w:val=""/>
-      <w:lvlJc w:val="left"/>
-    </w:lvl>
-    <w:lvl w:ilvl="5" w:tplc="C31CC506">
-      <w:numFmt w:val="decimal"/>
-      <w:lvlText w:val=""/>
-      <w:lvlJc w:val="left"/>
-    </w:lvl>
-    <w:lvl w:ilvl="6" w:tplc="11A2C228">
-      <w:numFmt w:val="decimal"/>
-      <w:lvlText w:val=""/>
-      <w:lvlJc w:val="left"/>
-    </w:lvl>
-    <w:lvl w:ilvl="7" w:tplc="111849A4">
-      <w:numFmt w:val="decimal"/>
-      <w:lvlText w:val=""/>
-      <w:lvlJc w:val="left"/>
-    </w:lvl>
-    <w:lvl w:ilvl="8" w:tplc="76700938">
+    <w:lvl w:ilvl="1" w:tplc="B290C4EE">
+      <w:numFmt w:val="decimal"/>
+      <w:lvlText w:val=""/>
+      <w:lvlJc w:val="left"/>
+    </w:lvl>
+    <w:lvl w:ilvl="2" w:tplc="6CF46D80">
+      <w:numFmt w:val="decimal"/>
+      <w:lvlText w:val=""/>
+      <w:lvlJc w:val="left"/>
+    </w:lvl>
+    <w:lvl w:ilvl="3" w:tplc="6158045A">
+      <w:numFmt w:val="decimal"/>
+      <w:lvlText w:val=""/>
+      <w:lvlJc w:val="left"/>
+    </w:lvl>
+    <w:lvl w:ilvl="4" w:tplc="44E22598">
+      <w:numFmt w:val="decimal"/>
+      <w:lvlText w:val=""/>
+      <w:lvlJc w:val="left"/>
+    </w:lvl>
+    <w:lvl w:ilvl="5" w:tplc="7DF8105C">
+      <w:numFmt w:val="decimal"/>
+      <w:lvlText w:val=""/>
+      <w:lvlJc w:val="left"/>
+    </w:lvl>
+    <w:lvl w:ilvl="6" w:tplc="06A2C090">
+      <w:numFmt w:val="decimal"/>
+      <w:lvlText w:val=""/>
+      <w:lvlJc w:val="left"/>
+    </w:lvl>
+    <w:lvl w:ilvl="7" w:tplc="03AE891C">
+      <w:numFmt w:val="decimal"/>
+      <w:lvlText w:val=""/>
+      <w:lvlJc w:val="left"/>
+    </w:lvl>
+    <w:lvl w:ilvl="8" w:tplc="8DFA5276">
       <w:numFmt w:val="decimal"/>
       <w:lvlText w:val=""/>
       <w:lvlJc w:val="left"/>
     </w:lvl>
   </w:abstractNum>
   <w:abstractNum w:abstractNumId="12" w15:restartNumberingAfterBreak="0">
-    <w:nsid w:val="4D916D2C"/>
+    <w:nsid w:val="46804EDE"/>
     <w:multiLevelType w:val="hybridMultilevel"/>
-    <w:tmpl w:val="E752EB32"/>
-    <w:lvl w:ilvl="0" w:tplc="680AB248">
+    <w:tmpl w:val="BB0C596A"/>
+    <w:lvl w:ilvl="0" w:tplc="8A8A35AC">
       <w:start w:val="1"/>
       <w:numFmt w:val="decimal"/>
       <w:lvlText w:val="%1."/>
@@ -14876,52 +14928,138 @@
         <w:color w:val="A67C27"/>
       </w:rPr>
     </w:lvl>
-    <w:lvl w:ilvl="1" w:tplc="02EEC690">
-      <w:numFmt w:val="decimal"/>
-      <w:lvlText w:val=""/>
-      <w:lvlJc w:val="left"/>
-    </w:lvl>
-    <w:lvl w:ilvl="2" w:tplc="14903390">
-      <w:numFmt w:val="decimal"/>
-      <w:lvlText w:val=""/>
-      <w:lvlJc w:val="left"/>
-    </w:lvl>
-    <w:lvl w:ilvl="3" w:tplc="A46E93BE">
-      <w:numFmt w:val="decimal"/>
-      <w:lvlText w:val=""/>
-      <w:lvlJc w:val="left"/>
-    </w:lvl>
-    <w:lvl w:ilvl="4" w:tplc="5E2C1DF2">
-      <w:numFmt w:val="decimal"/>
-      <w:lvlText w:val=""/>
-      <w:lvlJc w:val="left"/>
-    </w:lvl>
-    <w:lvl w:ilvl="5" w:tplc="3FCC0A28">
-      <w:numFmt w:val="decimal"/>
-      <w:lvlText w:val=""/>
-      <w:lvlJc w:val="left"/>
-    </w:lvl>
-    <w:lvl w:ilvl="6" w:tplc="E8886AAC">
-      <w:numFmt w:val="decimal"/>
-      <w:lvlText w:val=""/>
-      <w:lvlJc w:val="left"/>
-    </w:lvl>
-    <w:lvl w:ilvl="7" w:tplc="C988F484">
-      <w:numFmt w:val="decimal"/>
-      <w:lvlText w:val=""/>
-      <w:lvlJc w:val="left"/>
-    </w:lvl>
-    <w:lvl w:ilvl="8" w:tplc="2166A544">
+    <w:lvl w:ilvl="1" w:tplc="688C3E38">
+      <w:numFmt w:val="decimal"/>
+      <w:lvlText w:val=""/>
+      <w:lvlJc w:val="left"/>
+    </w:lvl>
+    <w:lvl w:ilvl="2" w:tplc="67E8C9A0">
+      <w:numFmt w:val="decimal"/>
+      <w:lvlText w:val=""/>
+      <w:lvlJc w:val="left"/>
+    </w:lvl>
+    <w:lvl w:ilvl="3" w:tplc="AC6AC936">
+      <w:numFmt w:val="decimal"/>
+      <w:lvlText w:val=""/>
+      <w:lvlJc w:val="left"/>
+    </w:lvl>
+    <w:lvl w:ilvl="4" w:tplc="B4244F54">
+      <w:numFmt w:val="decimal"/>
+      <w:lvlText w:val=""/>
+      <w:lvlJc w:val="left"/>
+    </w:lvl>
+    <w:lvl w:ilvl="5" w:tplc="CE1CA6B0">
+      <w:numFmt w:val="decimal"/>
+      <w:lvlText w:val=""/>
+      <w:lvlJc w:val="left"/>
+    </w:lvl>
+    <w:lvl w:ilvl="6" w:tplc="48D8EFCA">
+      <w:numFmt w:val="decimal"/>
+      <w:lvlText w:val=""/>
+      <w:lvlJc w:val="left"/>
+    </w:lvl>
+    <w:lvl w:ilvl="7" w:tplc="D9F2DCF4">
+      <w:numFmt w:val="decimal"/>
+      <w:lvlText w:val=""/>
+      <w:lvlJc w:val="left"/>
+    </w:lvl>
+    <w:lvl w:ilvl="8" w:tplc="16B478CA">
       <w:numFmt w:val="decimal"/>
       <w:lvlText w:val=""/>
       <w:lvlJc w:val="left"/>
     </w:lvl>
   </w:abstractNum>
   <w:abstractNum w:abstractNumId="13" w15:restartNumberingAfterBreak="0">
-    <w:nsid w:val="4E414A61"/>
+    <w:nsid w:val="4EF25215"/>
     <w:multiLevelType w:val="hybridMultilevel"/>
-    <w:tmpl w:val="5F605A62"/>
-    <w:lvl w:ilvl="0" w:tplc="D0221F1C">
+    <w:tmpl w:val="77EE6E22"/>
+    <w:lvl w:ilvl="0" w:tplc="7DCA4690">
+      <w:start w:val="1"/>
+      <w:numFmt w:val="bullet"/>
+      <w:lvlText w:val="●"/>
+      <w:lvlJc w:val="left"/>
+      <w:pPr>
+        <w:ind w:left="720" w:hanging="360"/>
+      </w:pPr>
+    </w:lvl>
+    <w:lvl w:ilvl="1" w:tplc="817007E6">
+      <w:start w:val="1"/>
+      <w:numFmt w:val="bullet"/>
+      <w:lvlText w:val="○"/>
+      <w:lvlJc w:val="left"/>
+      <w:pPr>
+        <w:ind w:left="1440" w:hanging="360"/>
+      </w:pPr>
+    </w:lvl>
+    <w:lvl w:ilvl="2" w:tplc="41A8484E">
+      <w:start w:val="1"/>
+      <w:numFmt w:val="bullet"/>
+      <w:lvlText w:val="■"/>
+      <w:lvlJc w:val="left"/>
+      <w:pPr>
+        <w:ind w:left="2160" w:hanging="360"/>
+      </w:pPr>
+    </w:lvl>
+    <w:lvl w:ilvl="3" w:tplc="49548E7A">
+      <w:start w:val="1"/>
+      <w:numFmt w:val="bullet"/>
+      <w:lvlText w:val="●"/>
+      <w:lvlJc w:val="left"/>
+      <w:pPr>
+        <w:ind w:left="2880" w:hanging="360"/>
+      </w:pPr>
+    </w:lvl>
+    <w:lvl w:ilvl="4" w:tplc="3FD8CE72">
+      <w:start w:val="1"/>
+      <w:numFmt w:val="bullet"/>
+      <w:lvlText w:val="○"/>
+      <w:lvlJc w:val="left"/>
+      <w:pPr>
+        <w:ind w:left="3600" w:hanging="360"/>
+      </w:pPr>
+    </w:lvl>
+    <w:lvl w:ilvl="5" w:tplc="7DB05CBE">
+      <w:start w:val="1"/>
+      <w:numFmt w:val="bullet"/>
+      <w:lvlText w:val="■"/>
+      <w:lvlJc w:val="left"/>
+      <w:pPr>
+        <w:ind w:left="4320" w:hanging="360"/>
+      </w:pPr>
+    </w:lvl>
+    <w:lvl w:ilvl="6" w:tplc="482C1D56">
+      <w:start w:val="1"/>
+      <w:numFmt w:val="bullet"/>
+      <w:lvlText w:val="●"/>
+      <w:lvlJc w:val="left"/>
+      <w:pPr>
+        <w:ind w:left="5040" w:hanging="360"/>
+      </w:pPr>
+    </w:lvl>
+    <w:lvl w:ilvl="7" w:tplc="DD186F54">
+      <w:start w:val="1"/>
+      <w:numFmt w:val="bullet"/>
+      <w:lvlText w:val="●"/>
+      <w:lvlJc w:val="left"/>
+      <w:pPr>
+        <w:ind w:left="5760" w:hanging="360"/>
+      </w:pPr>
+    </w:lvl>
+    <w:lvl w:ilvl="8" w:tplc="6EFAEC20">
+      <w:start w:val="1"/>
+      <w:numFmt w:val="bullet"/>
+      <w:lvlText w:val="●"/>
+      <w:lvlJc w:val="left"/>
+      <w:pPr>
+        <w:ind w:left="6480" w:hanging="360"/>
+      </w:pPr>
+    </w:lvl>
+  </w:abstractNum>
+  <w:abstractNum w:abstractNumId="14" w15:restartNumberingAfterBreak="0">
+    <w:nsid w:val="4F082F48"/>
+    <w:multiLevelType w:val="hybridMultilevel"/>
+    <w:tmpl w:val="28FC95BA"/>
+    <w:lvl w:ilvl="0" w:tplc="9E8CCE0C">
       <w:start w:val="1"/>
       <w:numFmt w:val="decimal"/>
       <w:lvlText w:val="%1."/>
@@ -14935,52 +15073,52 @@
         <w:color w:val="A67C27"/>
       </w:rPr>
     </w:lvl>
-    <w:lvl w:ilvl="1" w:tplc="DE9A6C64">
-      <w:numFmt w:val="decimal"/>
-      <w:lvlText w:val=""/>
-      <w:lvlJc w:val="left"/>
-    </w:lvl>
-    <w:lvl w:ilvl="2" w:tplc="C6C27E48">
-      <w:numFmt w:val="decimal"/>
-      <w:lvlText w:val=""/>
-      <w:lvlJc w:val="left"/>
-    </w:lvl>
-    <w:lvl w:ilvl="3" w:tplc="F7DEB726">
-      <w:numFmt w:val="decimal"/>
-      <w:lvlText w:val=""/>
-      <w:lvlJc w:val="left"/>
-    </w:lvl>
-    <w:lvl w:ilvl="4" w:tplc="B9B85442">
-      <w:numFmt w:val="decimal"/>
-      <w:lvlText w:val=""/>
-      <w:lvlJc w:val="left"/>
-    </w:lvl>
-    <w:lvl w:ilvl="5" w:tplc="BD9E1160">
-      <w:numFmt w:val="decimal"/>
-      <w:lvlText w:val=""/>
-      <w:lvlJc w:val="left"/>
-    </w:lvl>
-    <w:lvl w:ilvl="6" w:tplc="EEAE2668">
-      <w:numFmt w:val="decimal"/>
-      <w:lvlText w:val=""/>
-      <w:lvlJc w:val="left"/>
-    </w:lvl>
-    <w:lvl w:ilvl="7" w:tplc="B55AB7C8">
-      <w:numFmt w:val="decimal"/>
-      <w:lvlText w:val=""/>
-      <w:lvlJc w:val="left"/>
-    </w:lvl>
-    <w:lvl w:ilvl="8" w:tplc="1B981E14">
+    <w:lvl w:ilvl="1" w:tplc="4500A17C">
+      <w:numFmt w:val="decimal"/>
+      <w:lvlText w:val=""/>
+      <w:lvlJc w:val="left"/>
+    </w:lvl>
+    <w:lvl w:ilvl="2" w:tplc="912815DA">
+      <w:numFmt w:val="decimal"/>
+      <w:lvlText w:val=""/>
+      <w:lvlJc w:val="left"/>
+    </w:lvl>
+    <w:lvl w:ilvl="3" w:tplc="9FFAB462">
+      <w:numFmt w:val="decimal"/>
+      <w:lvlText w:val=""/>
+      <w:lvlJc w:val="left"/>
+    </w:lvl>
+    <w:lvl w:ilvl="4" w:tplc="A1467CEE">
+      <w:numFmt w:val="decimal"/>
+      <w:lvlText w:val=""/>
+      <w:lvlJc w:val="left"/>
+    </w:lvl>
+    <w:lvl w:ilvl="5" w:tplc="4000D446">
+      <w:numFmt w:val="decimal"/>
+      <w:lvlText w:val=""/>
+      <w:lvlJc w:val="left"/>
+    </w:lvl>
+    <w:lvl w:ilvl="6" w:tplc="29CA91F6">
+      <w:numFmt w:val="decimal"/>
+      <w:lvlText w:val=""/>
+      <w:lvlJc w:val="left"/>
+    </w:lvl>
+    <w:lvl w:ilvl="7" w:tplc="1C04147E">
+      <w:numFmt w:val="decimal"/>
+      <w:lvlText w:val=""/>
+      <w:lvlJc w:val="left"/>
+    </w:lvl>
+    <w:lvl w:ilvl="8" w:tplc="A5CE450C">
       <w:numFmt w:val="decimal"/>
       <w:lvlText w:val=""/>
       <w:lvlJc w:val="left"/>
     </w:lvl>
   </w:abstractNum>
-  <w:abstractNum w:abstractNumId="14" w15:restartNumberingAfterBreak="0">
-    <w:nsid w:val="4E61151F"/>
+  <w:abstractNum w:abstractNumId="15" w15:restartNumberingAfterBreak="0">
+    <w:nsid w:val="500B6B1B"/>
     <w:multiLevelType w:val="hybridMultilevel"/>
-    <w:tmpl w:val="DF4AB804"/>
-    <w:lvl w:ilvl="0" w:tplc="1862D50A">
+    <w:tmpl w:val="54720810"/>
+    <w:lvl w:ilvl="0" w:tplc="87CC34BE">
       <w:start w:val="1"/>
       <w:numFmt w:val="decimal"/>
       <w:lvlText w:val="%1."/>
@@ -14994,52 +15132,52 @@
         <w:color w:val="A67C27"/>
       </w:rPr>
     </w:lvl>
-    <w:lvl w:ilvl="1" w:tplc="66CC0CD4">
-      <w:numFmt w:val="decimal"/>
-      <w:lvlText w:val=""/>
-      <w:lvlJc w:val="left"/>
-    </w:lvl>
-    <w:lvl w:ilvl="2" w:tplc="87C4E9F6">
-      <w:numFmt w:val="decimal"/>
-      <w:lvlText w:val=""/>
-      <w:lvlJc w:val="left"/>
-    </w:lvl>
-    <w:lvl w:ilvl="3" w:tplc="133AF578">
-      <w:numFmt w:val="decimal"/>
-      <w:lvlText w:val=""/>
-      <w:lvlJc w:val="left"/>
-    </w:lvl>
-    <w:lvl w:ilvl="4" w:tplc="ACC81316">
-      <w:numFmt w:val="decimal"/>
-      <w:lvlText w:val=""/>
-      <w:lvlJc w:val="left"/>
-    </w:lvl>
-    <w:lvl w:ilvl="5" w:tplc="B6BCC756">
-      <w:numFmt w:val="decimal"/>
-      <w:lvlText w:val=""/>
-      <w:lvlJc w:val="left"/>
-    </w:lvl>
-    <w:lvl w:ilvl="6" w:tplc="E6CCC0E6">
-      <w:numFmt w:val="decimal"/>
-      <w:lvlText w:val=""/>
-      <w:lvlJc w:val="left"/>
-    </w:lvl>
-    <w:lvl w:ilvl="7" w:tplc="B414FFEC">
-      <w:numFmt w:val="decimal"/>
-      <w:lvlText w:val=""/>
-      <w:lvlJc w:val="left"/>
-    </w:lvl>
-    <w:lvl w:ilvl="8" w:tplc="91AAADB8">
+    <w:lvl w:ilvl="1" w:tplc="CAACC15E">
+      <w:numFmt w:val="decimal"/>
+      <w:lvlText w:val=""/>
+      <w:lvlJc w:val="left"/>
+    </w:lvl>
+    <w:lvl w:ilvl="2" w:tplc="D7A21624">
+      <w:numFmt w:val="decimal"/>
+      <w:lvlText w:val=""/>
+      <w:lvlJc w:val="left"/>
+    </w:lvl>
+    <w:lvl w:ilvl="3" w:tplc="D76AB500">
+      <w:numFmt w:val="decimal"/>
+      <w:lvlText w:val=""/>
+      <w:lvlJc w:val="left"/>
+    </w:lvl>
+    <w:lvl w:ilvl="4" w:tplc="777AEC78">
+      <w:numFmt w:val="decimal"/>
+      <w:lvlText w:val=""/>
+      <w:lvlJc w:val="left"/>
+    </w:lvl>
+    <w:lvl w:ilvl="5" w:tplc="802CB0FE">
+      <w:numFmt w:val="decimal"/>
+      <w:lvlText w:val=""/>
+      <w:lvlJc w:val="left"/>
+    </w:lvl>
+    <w:lvl w:ilvl="6" w:tplc="A5C299F8">
+      <w:numFmt w:val="decimal"/>
+      <w:lvlText w:val=""/>
+      <w:lvlJc w:val="left"/>
+    </w:lvl>
+    <w:lvl w:ilvl="7" w:tplc="32E4CF90">
+      <w:numFmt w:val="decimal"/>
+      <w:lvlText w:val=""/>
+      <w:lvlJc w:val="left"/>
+    </w:lvl>
+    <w:lvl w:ilvl="8" w:tplc="712AD2A4">
       <w:numFmt w:val="decimal"/>
       <w:lvlText w:val=""/>
       <w:lvlJc w:val="left"/>
     </w:lvl>
   </w:abstractNum>
-  <w:abstractNum w:abstractNumId="15" w15:restartNumberingAfterBreak="0">
-    <w:nsid w:val="4F6E73BA"/>
+  <w:abstractNum w:abstractNumId="16" w15:restartNumberingAfterBreak="0">
+    <w:nsid w:val="550C630D"/>
     <w:multiLevelType w:val="hybridMultilevel"/>
-    <w:tmpl w:val="FEC8CF42"/>
-    <w:lvl w:ilvl="0" w:tplc="AFE21742">
+    <w:tmpl w:val="918C18AE"/>
+    <w:lvl w:ilvl="0" w:tplc="17989438">
       <w:start w:val="1"/>
       <w:numFmt w:val="decimal"/>
       <w:lvlText w:val="%1."/>
@@ -15053,52 +15191,52 @@
         <w:color w:val="A67C27"/>
       </w:rPr>
     </w:lvl>
-    <w:lvl w:ilvl="1" w:tplc="BC5EF306">
-      <w:numFmt w:val="decimal"/>
-      <w:lvlText w:val=""/>
-      <w:lvlJc w:val="left"/>
-    </w:lvl>
-    <w:lvl w:ilvl="2" w:tplc="B8B46598">
-      <w:numFmt w:val="decimal"/>
-      <w:lvlText w:val=""/>
-      <w:lvlJc w:val="left"/>
-    </w:lvl>
-    <w:lvl w:ilvl="3" w:tplc="D1DEEA20">
-      <w:numFmt w:val="decimal"/>
-      <w:lvlText w:val=""/>
-      <w:lvlJc w:val="left"/>
-    </w:lvl>
-    <w:lvl w:ilvl="4" w:tplc="78D03880">
-      <w:numFmt w:val="decimal"/>
-      <w:lvlText w:val=""/>
-      <w:lvlJc w:val="left"/>
-    </w:lvl>
-    <w:lvl w:ilvl="5" w:tplc="E94812C2">
-      <w:numFmt w:val="decimal"/>
-      <w:lvlText w:val=""/>
-      <w:lvlJc w:val="left"/>
-    </w:lvl>
-    <w:lvl w:ilvl="6" w:tplc="1084EE3A">
-      <w:numFmt w:val="decimal"/>
-      <w:lvlText w:val=""/>
-      <w:lvlJc w:val="left"/>
-    </w:lvl>
-    <w:lvl w:ilvl="7" w:tplc="CC44E998">
-      <w:numFmt w:val="decimal"/>
-      <w:lvlText w:val=""/>
-      <w:lvlJc w:val="left"/>
-    </w:lvl>
-    <w:lvl w:ilvl="8" w:tplc="20B4EA4A">
+    <w:lvl w:ilvl="1" w:tplc="8C9A8F06">
+      <w:numFmt w:val="decimal"/>
+      <w:lvlText w:val=""/>
+      <w:lvlJc w:val="left"/>
+    </w:lvl>
+    <w:lvl w:ilvl="2" w:tplc="44ACFA6E">
+      <w:numFmt w:val="decimal"/>
+      <w:lvlText w:val=""/>
+      <w:lvlJc w:val="left"/>
+    </w:lvl>
+    <w:lvl w:ilvl="3" w:tplc="13E0E98A">
+      <w:numFmt w:val="decimal"/>
+      <w:lvlText w:val=""/>
+      <w:lvlJc w:val="left"/>
+    </w:lvl>
+    <w:lvl w:ilvl="4" w:tplc="EC08B422">
+      <w:numFmt w:val="decimal"/>
+      <w:lvlText w:val=""/>
+      <w:lvlJc w:val="left"/>
+    </w:lvl>
+    <w:lvl w:ilvl="5" w:tplc="0574B6DC">
+      <w:numFmt w:val="decimal"/>
+      <w:lvlText w:val=""/>
+      <w:lvlJc w:val="left"/>
+    </w:lvl>
+    <w:lvl w:ilvl="6" w:tplc="907EAF88">
+      <w:numFmt w:val="decimal"/>
+      <w:lvlText w:val=""/>
+      <w:lvlJc w:val="left"/>
+    </w:lvl>
+    <w:lvl w:ilvl="7" w:tplc="87EE1FE6">
+      <w:numFmt w:val="decimal"/>
+      <w:lvlText w:val=""/>
+      <w:lvlJc w:val="left"/>
+    </w:lvl>
+    <w:lvl w:ilvl="8" w:tplc="1F569F18">
       <w:numFmt w:val="decimal"/>
       <w:lvlText w:val=""/>
       <w:lvlJc w:val="left"/>
     </w:lvl>
   </w:abstractNum>
-  <w:abstractNum w:abstractNumId="16" w15:restartNumberingAfterBreak="0">
-    <w:nsid w:val="4FCC15CF"/>
+  <w:abstractNum w:abstractNumId="17" w15:restartNumberingAfterBreak="0">
+    <w:nsid w:val="5D3C191B"/>
     <w:multiLevelType w:val="hybridMultilevel"/>
-    <w:tmpl w:val="CEE0164E"/>
-    <w:lvl w:ilvl="0" w:tplc="19564F46">
+    <w:tmpl w:val="CC1AC076"/>
+    <w:lvl w:ilvl="0" w:tplc="260AA1C2">
       <w:start w:val="1"/>
       <w:numFmt w:val="decimal"/>
       <w:lvlText w:val="%1."/>
@@ -15112,52 +15250,52 @@
         <w:color w:val="A67C27"/>
       </w:rPr>
     </w:lvl>
-    <w:lvl w:ilvl="1" w:tplc="B5C243E8">
-      <w:numFmt w:val="decimal"/>
-      <w:lvlText w:val=""/>
-      <w:lvlJc w:val="left"/>
-    </w:lvl>
-    <w:lvl w:ilvl="2" w:tplc="7FF685CA">
-      <w:numFmt w:val="decimal"/>
-      <w:lvlText w:val=""/>
-      <w:lvlJc w:val="left"/>
-    </w:lvl>
-    <w:lvl w:ilvl="3" w:tplc="0B589856">
-      <w:numFmt w:val="decimal"/>
-      <w:lvlText w:val=""/>
-      <w:lvlJc w:val="left"/>
-    </w:lvl>
-    <w:lvl w:ilvl="4" w:tplc="AF6AE652">
-      <w:numFmt w:val="decimal"/>
-      <w:lvlText w:val=""/>
-      <w:lvlJc w:val="left"/>
-    </w:lvl>
-    <w:lvl w:ilvl="5" w:tplc="7DB2AB1C">
-      <w:numFmt w:val="decimal"/>
-      <w:lvlText w:val=""/>
-      <w:lvlJc w:val="left"/>
-    </w:lvl>
-    <w:lvl w:ilvl="6" w:tplc="F0B87AE4">
-      <w:numFmt w:val="decimal"/>
-      <w:lvlText w:val=""/>
-      <w:lvlJc w:val="left"/>
-    </w:lvl>
-    <w:lvl w:ilvl="7" w:tplc="03EE2298">
-      <w:numFmt w:val="decimal"/>
-      <w:lvlText w:val=""/>
-      <w:lvlJc w:val="left"/>
-    </w:lvl>
-    <w:lvl w:ilvl="8" w:tplc="6C72BF8C">
+    <w:lvl w:ilvl="1" w:tplc="1D546044">
+      <w:numFmt w:val="decimal"/>
+      <w:lvlText w:val=""/>
+      <w:lvlJc w:val="left"/>
+    </w:lvl>
+    <w:lvl w:ilvl="2" w:tplc="9CA29462">
+      <w:numFmt w:val="decimal"/>
+      <w:lvlText w:val=""/>
+      <w:lvlJc w:val="left"/>
+    </w:lvl>
+    <w:lvl w:ilvl="3" w:tplc="0C683998">
+      <w:numFmt w:val="decimal"/>
+      <w:lvlText w:val=""/>
+      <w:lvlJc w:val="left"/>
+    </w:lvl>
+    <w:lvl w:ilvl="4" w:tplc="E17612D0">
+      <w:numFmt w:val="decimal"/>
+      <w:lvlText w:val=""/>
+      <w:lvlJc w:val="left"/>
+    </w:lvl>
+    <w:lvl w:ilvl="5" w:tplc="288CDCCC">
+      <w:numFmt w:val="decimal"/>
+      <w:lvlText w:val=""/>
+      <w:lvlJc w:val="left"/>
+    </w:lvl>
+    <w:lvl w:ilvl="6" w:tplc="0A884570">
+      <w:numFmt w:val="decimal"/>
+      <w:lvlText w:val=""/>
+      <w:lvlJc w:val="left"/>
+    </w:lvl>
+    <w:lvl w:ilvl="7" w:tplc="3BB600B2">
+      <w:numFmt w:val="decimal"/>
+      <w:lvlText w:val=""/>
+      <w:lvlJc w:val="left"/>
+    </w:lvl>
+    <w:lvl w:ilvl="8" w:tplc="05FCCF34">
       <w:numFmt w:val="decimal"/>
       <w:lvlText w:val=""/>
       <w:lvlJc w:val="left"/>
     </w:lvl>
   </w:abstractNum>
-  <w:abstractNum w:abstractNumId="17" w15:restartNumberingAfterBreak="0">
-    <w:nsid w:val="57214314"/>
+  <w:abstractNum w:abstractNumId="18" w15:restartNumberingAfterBreak="0">
+    <w:nsid w:val="5DE2049E"/>
     <w:multiLevelType w:val="hybridMultilevel"/>
-    <w:tmpl w:val="0D8C0194"/>
-    <w:lvl w:ilvl="0" w:tplc="FF54D156">
+    <w:tmpl w:val="889A213A"/>
+    <w:lvl w:ilvl="0" w:tplc="0978BA8A">
       <w:start w:val="1"/>
       <w:numFmt w:val="decimal"/>
       <w:lvlText w:val="%1."/>
@@ -15171,52 +15309,52 @@
         <w:color w:val="A67C27"/>
       </w:rPr>
     </w:lvl>
-    <w:lvl w:ilvl="1" w:tplc="761ED79C">
-      <w:numFmt w:val="decimal"/>
-      <w:lvlText w:val=""/>
-      <w:lvlJc w:val="left"/>
-    </w:lvl>
-    <w:lvl w:ilvl="2" w:tplc="FED26C5A">
-      <w:numFmt w:val="decimal"/>
-      <w:lvlText w:val=""/>
-      <w:lvlJc w:val="left"/>
-    </w:lvl>
-    <w:lvl w:ilvl="3" w:tplc="2090AA82">
-      <w:numFmt w:val="decimal"/>
-      <w:lvlText w:val=""/>
-      <w:lvlJc w:val="left"/>
-    </w:lvl>
-    <w:lvl w:ilvl="4" w:tplc="C63EAC88">
-      <w:numFmt w:val="decimal"/>
-      <w:lvlText w:val=""/>
-      <w:lvlJc w:val="left"/>
-    </w:lvl>
-    <w:lvl w:ilvl="5" w:tplc="85301046">
-      <w:numFmt w:val="decimal"/>
-      <w:lvlText w:val=""/>
-      <w:lvlJc w:val="left"/>
-    </w:lvl>
-    <w:lvl w:ilvl="6" w:tplc="B7CC9A40">
-      <w:numFmt w:val="decimal"/>
-      <w:lvlText w:val=""/>
-      <w:lvlJc w:val="left"/>
-    </w:lvl>
-    <w:lvl w:ilvl="7" w:tplc="32207F82">
-      <w:numFmt w:val="decimal"/>
-      <w:lvlText w:val=""/>
-      <w:lvlJc w:val="left"/>
-    </w:lvl>
-    <w:lvl w:ilvl="8" w:tplc="04BCDC28">
+    <w:lvl w:ilvl="1" w:tplc="EDE656B2">
+      <w:numFmt w:val="decimal"/>
+      <w:lvlText w:val=""/>
+      <w:lvlJc w:val="left"/>
+    </w:lvl>
+    <w:lvl w:ilvl="2" w:tplc="418C16D8">
+      <w:numFmt w:val="decimal"/>
+      <w:lvlText w:val=""/>
+      <w:lvlJc w:val="left"/>
+    </w:lvl>
+    <w:lvl w:ilvl="3" w:tplc="B4DAB12E">
+      <w:numFmt w:val="decimal"/>
+      <w:lvlText w:val=""/>
+      <w:lvlJc w:val="left"/>
+    </w:lvl>
+    <w:lvl w:ilvl="4" w:tplc="B5F2718C">
+      <w:numFmt w:val="decimal"/>
+      <w:lvlText w:val=""/>
+      <w:lvlJc w:val="left"/>
+    </w:lvl>
+    <w:lvl w:ilvl="5" w:tplc="875EC1D2">
+      <w:numFmt w:val="decimal"/>
+      <w:lvlText w:val=""/>
+      <w:lvlJc w:val="left"/>
+    </w:lvl>
+    <w:lvl w:ilvl="6" w:tplc="05F613E4">
+      <w:numFmt w:val="decimal"/>
+      <w:lvlText w:val=""/>
+      <w:lvlJc w:val="left"/>
+    </w:lvl>
+    <w:lvl w:ilvl="7" w:tplc="6EFC54BC">
+      <w:numFmt w:val="decimal"/>
+      <w:lvlText w:val=""/>
+      <w:lvlJc w:val="left"/>
+    </w:lvl>
+    <w:lvl w:ilvl="8" w:tplc="1A6CE51C">
       <w:numFmt w:val="decimal"/>
       <w:lvlText w:val=""/>
       <w:lvlJc w:val="left"/>
     </w:lvl>
   </w:abstractNum>
-  <w:abstractNum w:abstractNumId="18" w15:restartNumberingAfterBreak="0">
-    <w:nsid w:val="63AF7AAE"/>
+  <w:abstractNum w:abstractNumId="19" w15:restartNumberingAfterBreak="0">
+    <w:nsid w:val="6AC73439"/>
     <w:multiLevelType w:val="hybridMultilevel"/>
-    <w:tmpl w:val="4F5622AC"/>
-    <w:lvl w:ilvl="0" w:tplc="831C2E4C">
+    <w:tmpl w:val="3C2CE4BC"/>
+    <w:lvl w:ilvl="0" w:tplc="8B16369A">
       <w:start w:val="1"/>
       <w:numFmt w:val="decimal"/>
       <w:lvlText w:val="%1."/>
@@ -15230,52 +15368,52 @@
         <w:color w:val="A67C27"/>
       </w:rPr>
     </w:lvl>
-    <w:lvl w:ilvl="1" w:tplc="9B187622">
-      <w:numFmt w:val="decimal"/>
-      <w:lvlText w:val=""/>
-      <w:lvlJc w:val="left"/>
-    </w:lvl>
-    <w:lvl w:ilvl="2" w:tplc="828EF320">
-      <w:numFmt w:val="decimal"/>
-      <w:lvlText w:val=""/>
-      <w:lvlJc w:val="left"/>
-    </w:lvl>
-    <w:lvl w:ilvl="3" w:tplc="B87281AA">
-      <w:numFmt w:val="decimal"/>
-      <w:lvlText w:val=""/>
-      <w:lvlJc w:val="left"/>
-    </w:lvl>
-    <w:lvl w:ilvl="4" w:tplc="D0F01294">
-      <w:numFmt w:val="decimal"/>
-      <w:lvlText w:val=""/>
-      <w:lvlJc w:val="left"/>
-    </w:lvl>
-    <w:lvl w:ilvl="5" w:tplc="3A460EA8">
-      <w:numFmt w:val="decimal"/>
-      <w:lvlText w:val=""/>
-      <w:lvlJc w:val="left"/>
-    </w:lvl>
-    <w:lvl w:ilvl="6" w:tplc="81783D6C">
-      <w:numFmt w:val="decimal"/>
-      <w:lvlText w:val=""/>
-      <w:lvlJc w:val="left"/>
-    </w:lvl>
-    <w:lvl w:ilvl="7" w:tplc="DEDC1708">
-      <w:numFmt w:val="decimal"/>
-      <w:lvlText w:val=""/>
-      <w:lvlJc w:val="left"/>
-    </w:lvl>
-    <w:lvl w:ilvl="8" w:tplc="CF42C002">
+    <w:lvl w:ilvl="1" w:tplc="17A0C0F8">
+      <w:numFmt w:val="decimal"/>
+      <w:lvlText w:val=""/>
+      <w:lvlJc w:val="left"/>
+    </w:lvl>
+    <w:lvl w:ilvl="2" w:tplc="7D964AB4">
+      <w:numFmt w:val="decimal"/>
+      <w:lvlText w:val=""/>
+      <w:lvlJc w:val="left"/>
+    </w:lvl>
+    <w:lvl w:ilvl="3" w:tplc="518E160C">
+      <w:numFmt w:val="decimal"/>
+      <w:lvlText w:val=""/>
+      <w:lvlJc w:val="left"/>
+    </w:lvl>
+    <w:lvl w:ilvl="4" w:tplc="0832E270">
+      <w:numFmt w:val="decimal"/>
+      <w:lvlText w:val=""/>
+      <w:lvlJc w:val="left"/>
+    </w:lvl>
+    <w:lvl w:ilvl="5" w:tplc="9932AFA0">
+      <w:numFmt w:val="decimal"/>
+      <w:lvlText w:val=""/>
+      <w:lvlJc w:val="left"/>
+    </w:lvl>
+    <w:lvl w:ilvl="6" w:tplc="0E28927C">
+      <w:numFmt w:val="decimal"/>
+      <w:lvlText w:val=""/>
+      <w:lvlJc w:val="left"/>
+    </w:lvl>
+    <w:lvl w:ilvl="7" w:tplc="03367F64">
+      <w:numFmt w:val="decimal"/>
+      <w:lvlText w:val=""/>
+      <w:lvlJc w:val="left"/>
+    </w:lvl>
+    <w:lvl w:ilvl="8" w:tplc="9BF6AD82">
       <w:numFmt w:val="decimal"/>
       <w:lvlText w:val=""/>
       <w:lvlJc w:val="left"/>
     </w:lvl>
   </w:abstractNum>
-  <w:abstractNum w:abstractNumId="19" w15:restartNumberingAfterBreak="0">
-    <w:nsid w:val="652B7870"/>
+  <w:abstractNum w:abstractNumId="20" w15:restartNumberingAfterBreak="0">
+    <w:nsid w:val="72E74FB6"/>
     <w:multiLevelType w:val="hybridMultilevel"/>
-    <w:tmpl w:val="69542F3A"/>
-    <w:lvl w:ilvl="0" w:tplc="4A866E76">
+    <w:tmpl w:val="913630B0"/>
+    <w:lvl w:ilvl="0" w:tplc="5D502A1C">
       <w:start w:val="1"/>
       <w:numFmt w:val="decimal"/>
       <w:lvlText w:val="%1."/>
@@ -15289,52 +15427,52 @@
         <w:color w:val="A67C27"/>
       </w:rPr>
     </w:lvl>
-    <w:lvl w:ilvl="1" w:tplc="3312CACC">
-      <w:numFmt w:val="decimal"/>
-      <w:lvlText w:val=""/>
-      <w:lvlJc w:val="left"/>
-    </w:lvl>
-    <w:lvl w:ilvl="2" w:tplc="8182004E">
-      <w:numFmt w:val="decimal"/>
-      <w:lvlText w:val=""/>
-      <w:lvlJc w:val="left"/>
-    </w:lvl>
-    <w:lvl w:ilvl="3" w:tplc="F21CB65A">
-      <w:numFmt w:val="decimal"/>
-      <w:lvlText w:val=""/>
-      <w:lvlJc w:val="left"/>
-    </w:lvl>
-    <w:lvl w:ilvl="4" w:tplc="11F8AFF6">
-      <w:numFmt w:val="decimal"/>
-      <w:lvlText w:val=""/>
-      <w:lvlJc w:val="left"/>
-    </w:lvl>
-    <w:lvl w:ilvl="5" w:tplc="0C5476A8">
-      <w:numFmt w:val="decimal"/>
-      <w:lvlText w:val=""/>
-      <w:lvlJc w:val="left"/>
-    </w:lvl>
-    <w:lvl w:ilvl="6" w:tplc="80D4E1BC">
-      <w:numFmt w:val="decimal"/>
-      <w:lvlText w:val=""/>
-      <w:lvlJc w:val="left"/>
-    </w:lvl>
-    <w:lvl w:ilvl="7" w:tplc="93965E9A">
-      <w:numFmt w:val="decimal"/>
-      <w:lvlText w:val=""/>
-      <w:lvlJc w:val="left"/>
-    </w:lvl>
-    <w:lvl w:ilvl="8" w:tplc="BDCA6148">
+    <w:lvl w:ilvl="1" w:tplc="E2B27A96">
+      <w:numFmt w:val="decimal"/>
+      <w:lvlText w:val=""/>
+      <w:lvlJc w:val="left"/>
+    </w:lvl>
+    <w:lvl w:ilvl="2" w:tplc="3404FE1E">
+      <w:numFmt w:val="decimal"/>
+      <w:lvlText w:val=""/>
+      <w:lvlJc w:val="left"/>
+    </w:lvl>
+    <w:lvl w:ilvl="3" w:tplc="8440FAF6">
+      <w:numFmt w:val="decimal"/>
+      <w:lvlText w:val=""/>
+      <w:lvlJc w:val="left"/>
+    </w:lvl>
+    <w:lvl w:ilvl="4" w:tplc="47C6DFCE">
+      <w:numFmt w:val="decimal"/>
+      <w:lvlText w:val=""/>
+      <w:lvlJc w:val="left"/>
+    </w:lvl>
+    <w:lvl w:ilvl="5" w:tplc="96409A32">
+      <w:numFmt w:val="decimal"/>
+      <w:lvlText w:val=""/>
+      <w:lvlJc w:val="left"/>
+    </w:lvl>
+    <w:lvl w:ilvl="6" w:tplc="F88A4A46">
+      <w:numFmt w:val="decimal"/>
+      <w:lvlText w:val=""/>
+      <w:lvlJc w:val="left"/>
+    </w:lvl>
+    <w:lvl w:ilvl="7" w:tplc="E43451BC">
+      <w:numFmt w:val="decimal"/>
+      <w:lvlText w:val=""/>
+      <w:lvlJc w:val="left"/>
+    </w:lvl>
+    <w:lvl w:ilvl="8" w:tplc="31E44554">
       <w:numFmt w:val="decimal"/>
       <w:lvlText w:val=""/>
       <w:lvlJc w:val="left"/>
     </w:lvl>
   </w:abstractNum>
-  <w:abstractNum w:abstractNumId="20" w15:restartNumberingAfterBreak="0">
-    <w:nsid w:val="6BDE048A"/>
+  <w:abstractNum w:abstractNumId="21" w15:restartNumberingAfterBreak="0">
+    <w:nsid w:val="7A4465ED"/>
     <w:multiLevelType w:val="hybridMultilevel"/>
-    <w:tmpl w:val="AF782C22"/>
-    <w:lvl w:ilvl="0" w:tplc="5978E470">
+    <w:tmpl w:val="008AEAAC"/>
+    <w:lvl w:ilvl="0" w:tplc="4610295A">
       <w:start w:val="1"/>
       <w:numFmt w:val="decimal"/>
       <w:lvlText w:val="%1."/>
@@ -15348,233 +15486,175 @@
         <w:color w:val="A67C27"/>
       </w:rPr>
     </w:lvl>
-    <w:lvl w:ilvl="1" w:tplc="3D80D04C">
-      <w:numFmt w:val="decimal"/>
-      <w:lvlText w:val=""/>
-      <w:lvlJc w:val="left"/>
-    </w:lvl>
-    <w:lvl w:ilvl="2" w:tplc="AF66749C">
-      <w:numFmt w:val="decimal"/>
-      <w:lvlText w:val=""/>
-      <w:lvlJc w:val="left"/>
-    </w:lvl>
-    <w:lvl w:ilvl="3" w:tplc="1DD4B554">
-      <w:numFmt w:val="decimal"/>
-      <w:lvlText w:val=""/>
-      <w:lvlJc w:val="left"/>
-    </w:lvl>
-    <w:lvl w:ilvl="4" w:tplc="FFA02038">
-      <w:numFmt w:val="decimal"/>
-      <w:lvlText w:val=""/>
-      <w:lvlJc w:val="left"/>
-    </w:lvl>
-    <w:lvl w:ilvl="5" w:tplc="8B78F268">
-      <w:numFmt w:val="decimal"/>
-      <w:lvlText w:val=""/>
-      <w:lvlJc w:val="left"/>
-    </w:lvl>
-    <w:lvl w:ilvl="6" w:tplc="094AA64E">
-      <w:numFmt w:val="decimal"/>
-      <w:lvlText w:val=""/>
-      <w:lvlJc w:val="left"/>
-    </w:lvl>
-    <w:lvl w:ilvl="7" w:tplc="A2228E96">
-      <w:numFmt w:val="decimal"/>
-      <w:lvlText w:val=""/>
-      <w:lvlJc w:val="left"/>
-    </w:lvl>
-    <w:lvl w:ilvl="8" w:tplc="7F5EA106">
+    <w:lvl w:ilvl="1" w:tplc="C45CA328">
+      <w:numFmt w:val="decimal"/>
+      <w:lvlText w:val=""/>
+      <w:lvlJc w:val="left"/>
+    </w:lvl>
+    <w:lvl w:ilvl="2" w:tplc="B09E384C">
+      <w:numFmt w:val="decimal"/>
+      <w:lvlText w:val=""/>
+      <w:lvlJc w:val="left"/>
+    </w:lvl>
+    <w:lvl w:ilvl="3" w:tplc="12D4C480">
+      <w:numFmt w:val="decimal"/>
+      <w:lvlText w:val=""/>
+      <w:lvlJc w:val="left"/>
+    </w:lvl>
+    <w:lvl w:ilvl="4" w:tplc="EA84617E">
+      <w:numFmt w:val="decimal"/>
+      <w:lvlText w:val=""/>
+      <w:lvlJc w:val="left"/>
+    </w:lvl>
+    <w:lvl w:ilvl="5" w:tplc="7A14F3BA">
+      <w:numFmt w:val="decimal"/>
+      <w:lvlText w:val=""/>
+      <w:lvlJc w:val="left"/>
+    </w:lvl>
+    <w:lvl w:ilvl="6" w:tplc="E1CE403E">
+      <w:numFmt w:val="decimal"/>
+      <w:lvlText w:val=""/>
+      <w:lvlJc w:val="left"/>
+    </w:lvl>
+    <w:lvl w:ilvl="7" w:tplc="092AF87C">
+      <w:numFmt w:val="decimal"/>
+      <w:lvlText w:val=""/>
+      <w:lvlJc w:val="left"/>
+    </w:lvl>
+    <w:lvl w:ilvl="8" w:tplc="38F8F732">
       <w:numFmt w:val="decimal"/>
       <w:lvlText w:val=""/>
       <w:lvlJc w:val="left"/>
     </w:lvl>
   </w:abstractNum>
-  <w:abstractNum w:abstractNumId="21" w15:restartNumberingAfterBreak="0">
-    <w:nsid w:val="71760177"/>
-    <w:multiLevelType w:val="hybridMultilevel"/>
-    <w:tmpl w:val="E13E88F8"/>
-    <w:lvl w:ilvl="0" w:tplc="0882B334">
-      <w:start w:val="1"/>
-      <w:numFmt w:val="bullet"/>
-      <w:lvlText w:val="•"/>
-      <w:lvlJc w:val="left"/>
-      <w:pPr>
-        <w:ind w:left="460" w:hanging="280"/>
-      </w:pPr>
-    </w:lvl>
-    <w:lvl w:ilvl="1" w:tplc="5F3C1900">
-      <w:start w:val="1"/>
-      <w:numFmt w:val="bullet"/>
-      <w:lvlText w:val="–"/>
-      <w:lvlJc w:val="left"/>
-      <w:pPr>
-        <w:ind w:left="900" w:hanging="280"/>
-      </w:pPr>
-    </w:lvl>
-    <w:lvl w:ilvl="2" w:tplc="6EDED914">
-      <w:numFmt w:val="decimal"/>
-      <w:lvlText w:val=""/>
-      <w:lvlJc w:val="left"/>
-    </w:lvl>
-    <w:lvl w:ilvl="3" w:tplc="89A8960E">
-      <w:numFmt w:val="decimal"/>
-      <w:lvlText w:val=""/>
-      <w:lvlJc w:val="left"/>
-    </w:lvl>
-    <w:lvl w:ilvl="4" w:tplc="2CFAF218">
-      <w:numFmt w:val="decimal"/>
-      <w:lvlText w:val=""/>
-      <w:lvlJc w:val="left"/>
-    </w:lvl>
-    <w:lvl w:ilvl="5" w:tplc="253CCB64">
-      <w:numFmt w:val="decimal"/>
-      <w:lvlText w:val=""/>
-      <w:lvlJc w:val="left"/>
-    </w:lvl>
-    <w:lvl w:ilvl="6" w:tplc="7690FFCA">
-      <w:numFmt w:val="decimal"/>
-      <w:lvlText w:val=""/>
-      <w:lvlJc w:val="left"/>
-    </w:lvl>
-    <w:lvl w:ilvl="7" w:tplc="71CE44FC">
-      <w:numFmt w:val="decimal"/>
-      <w:lvlText w:val=""/>
-      <w:lvlJc w:val="left"/>
-    </w:lvl>
-    <w:lvl w:ilvl="8" w:tplc="F73E9340">
-      <w:numFmt w:val="decimal"/>
-      <w:lvlText w:val=""/>
-      <w:lvlJc w:val="left"/>
-    </w:lvl>
-  </w:abstractNum>
-  <w:num w:numId="1" w16cid:durableId="544098449">
+  <w:num w:numId="1" w16cid:durableId="1247378355">
+    <w:abstractNumId w:val="13"/>
+    <w:lvlOverride w:ilvl="0">
+      <w:startOverride w:val="1"/>
+    </w:lvlOverride>
+  </w:num>
+  <w:num w:numId="2" w16cid:durableId="1206681025">
+    <w:abstractNumId w:val="2"/>
+    <w:lvlOverride w:ilvl="0">
+      <w:startOverride w:val="1"/>
+    </w:lvlOverride>
+  </w:num>
+  <w:num w:numId="3" w16cid:durableId="130439501">
     <w:abstractNumId w:val="4"/>
     <w:lvlOverride w:ilvl="0">
       <w:startOverride w:val="1"/>
     </w:lvlOverride>
   </w:num>
-  <w:num w:numId="2" w16cid:durableId="355736115">
-    <w:abstractNumId w:val="21"/>
+  <w:num w:numId="4" w16cid:durableId="1580600820">
+    <w:abstractNumId w:val="8"/>
     <w:lvlOverride w:ilvl="0">
       <w:startOverride w:val="1"/>
     </w:lvlOverride>
   </w:num>
-  <w:num w:numId="3" w16cid:durableId="478153534">
+  <w:num w:numId="5" w16cid:durableId="953712099">
+    <w:abstractNumId w:val="10"/>
+    <w:lvlOverride w:ilvl="0">
+      <w:startOverride w:val="1"/>
+    </w:lvlOverride>
+  </w:num>
+  <w:num w:numId="6" w16cid:durableId="1535772487">
+    <w:abstractNumId w:val="19"/>
+    <w:lvlOverride w:ilvl="0">
+      <w:startOverride w:val="1"/>
+    </w:lvlOverride>
+  </w:num>
+  <w:num w:numId="7" w16cid:durableId="820275286">
+    <w:abstractNumId w:val="6"/>
+    <w:lvlOverride w:ilvl="0">
+      <w:startOverride w:val="1"/>
+    </w:lvlOverride>
+  </w:num>
+  <w:num w:numId="8" w16cid:durableId="1768498328">
+    <w:abstractNumId w:val="0"/>
+    <w:lvlOverride w:ilvl="0">
+      <w:startOverride w:val="1"/>
+    </w:lvlOverride>
+  </w:num>
+  <w:num w:numId="9" w16cid:durableId="1819375454">
+    <w:abstractNumId w:val="15"/>
+    <w:lvlOverride w:ilvl="0">
+      <w:startOverride w:val="1"/>
+    </w:lvlOverride>
+  </w:num>
+  <w:num w:numId="10" w16cid:durableId="1120801022">
+    <w:abstractNumId w:val="9"/>
+    <w:lvlOverride w:ilvl="0">
+      <w:startOverride w:val="1"/>
+    </w:lvlOverride>
+  </w:num>
+  <w:num w:numId="11" w16cid:durableId="1443452862">
     <w:abstractNumId w:val="18"/>
     <w:lvlOverride w:ilvl="0">
       <w:startOverride w:val="1"/>
     </w:lvlOverride>
   </w:num>
-  <w:num w:numId="4" w16cid:durableId="1601060563">
-    <w:abstractNumId w:val="19"/>
+  <w:num w:numId="12" w16cid:durableId="956791009">
+    <w:abstractNumId w:val="11"/>
     <w:lvlOverride w:ilvl="0">
       <w:startOverride w:val="1"/>
     </w:lvlOverride>
   </w:num>
-  <w:num w:numId="5" w16cid:durableId="1614365268">
+  <w:num w:numId="13" w16cid:durableId="1663005624">
+    <w:abstractNumId w:val="5"/>
+    <w:lvlOverride w:ilvl="0">
+      <w:startOverride w:val="1"/>
+    </w:lvlOverride>
+  </w:num>
+  <w:num w:numId="14" w16cid:durableId="1803112645">
+    <w:abstractNumId w:val="1"/>
+    <w:lvlOverride w:ilvl="0">
+      <w:startOverride w:val="1"/>
+    </w:lvlOverride>
+  </w:num>
+  <w:num w:numId="15" w16cid:durableId="839271169">
+    <w:abstractNumId w:val="12"/>
+    <w:lvlOverride w:ilvl="0">
+      <w:startOverride w:val="1"/>
+    </w:lvlOverride>
+  </w:num>
+  <w:num w:numId="16" w16cid:durableId="1489402062">
     <w:abstractNumId w:val="3"/>
     <w:lvlOverride w:ilvl="0">
       <w:startOverride w:val="1"/>
     </w:lvlOverride>
   </w:num>
-  <w:num w:numId="6" w16cid:durableId="923683649">
+  <w:num w:numId="17" w16cid:durableId="1584946213">
     <w:abstractNumId w:val="7"/>
     <w:lvlOverride w:ilvl="0">
       <w:startOverride w:val="1"/>
     </w:lvlOverride>
   </w:num>
-  <w:num w:numId="7" w16cid:durableId="1711027591">
-    <w:abstractNumId w:val="1"/>
+  <w:num w:numId="18" w16cid:durableId="1889142117">
+    <w:abstractNumId w:val="14"/>
     <w:lvlOverride w:ilvl="0">
       <w:startOverride w:val="1"/>
     </w:lvlOverride>
   </w:num>
-  <w:num w:numId="8" w16cid:durableId="545994306">
-    <w:abstractNumId w:val="15"/>
+  <w:num w:numId="19" w16cid:durableId="2111655504">
+    <w:abstractNumId w:val="16"/>
     <w:lvlOverride w:ilvl="0">
       <w:startOverride w:val="1"/>
     </w:lvlOverride>
   </w:num>
-  <w:num w:numId="9" w16cid:durableId="404840911">
-    <w:abstractNumId w:val="12"/>
+  <w:num w:numId="20" w16cid:durableId="702905161">
+    <w:abstractNumId w:val="20"/>
     <w:lvlOverride w:ilvl="0">
       <w:startOverride w:val="1"/>
     </w:lvlOverride>
   </w:num>
-  <w:num w:numId="10" w16cid:durableId="1169053251">
-    <w:abstractNumId w:val="11"/>
-    <w:lvlOverride w:ilvl="0">
-      <w:startOverride w:val="1"/>
-    </w:lvlOverride>
-  </w:num>
-  <w:num w:numId="11" w16cid:durableId="1732849461">
-    <w:abstractNumId w:val="8"/>
-    <w:lvlOverride w:ilvl="0">
-      <w:startOverride w:val="1"/>
-    </w:lvlOverride>
-  </w:num>
-  <w:num w:numId="12" w16cid:durableId="1508639669">
-    <w:abstractNumId w:val="2"/>
-    <w:lvlOverride w:ilvl="0">
-      <w:startOverride w:val="1"/>
-    </w:lvlOverride>
-  </w:num>
-  <w:num w:numId="13" w16cid:durableId="541867323">
-    <w:abstractNumId w:val="5"/>
-    <w:lvlOverride w:ilvl="0">
-      <w:startOverride w:val="1"/>
-    </w:lvlOverride>
-  </w:num>
-  <w:num w:numId="14" w16cid:durableId="1596329929">
+  <w:num w:numId="21" w16cid:durableId="1312101648">
     <w:abstractNumId w:val="17"/>
     <w:lvlOverride w:ilvl="0">
       <w:startOverride w:val="1"/>
     </w:lvlOverride>
   </w:num>
-  <w:num w:numId="15" w16cid:durableId="1385107203">
-    <w:abstractNumId w:val="10"/>
-    <w:lvlOverride w:ilvl="0">
-      <w:startOverride w:val="1"/>
-    </w:lvlOverride>
-  </w:num>
-  <w:num w:numId="16" w16cid:durableId="357242644">
-    <w:abstractNumId w:val="14"/>
-    <w:lvlOverride w:ilvl="0">
-      <w:startOverride w:val="1"/>
-    </w:lvlOverride>
-  </w:num>
-  <w:num w:numId="17" w16cid:durableId="625506809">
-    <w:abstractNumId w:val="20"/>
-    <w:lvlOverride w:ilvl="0">
-      <w:startOverride w:val="1"/>
-    </w:lvlOverride>
-  </w:num>
-  <w:num w:numId="18" w16cid:durableId="2068914579">
-    <w:abstractNumId w:val="16"/>
-    <w:lvlOverride w:ilvl="0">
-      <w:startOverride w:val="1"/>
-    </w:lvlOverride>
-  </w:num>
-  <w:num w:numId="19" w16cid:durableId="982542047">
-    <w:abstractNumId w:val="13"/>
-    <w:lvlOverride w:ilvl="0">
-      <w:startOverride w:val="1"/>
-    </w:lvlOverride>
-  </w:num>
-  <w:num w:numId="20" w16cid:durableId="312611020">
-    <w:abstractNumId w:val="6"/>
-    <w:lvlOverride w:ilvl="0">
-      <w:startOverride w:val="1"/>
-    </w:lvlOverride>
-  </w:num>
-  <w:num w:numId="21" w16cid:durableId="990329092">
-    <w:abstractNumId w:val="0"/>
-    <w:lvlOverride w:ilvl="0">
-      <w:startOverride w:val="1"/>
-    </w:lvlOverride>
-  </w:num>
-  <w:num w:numId="22" w16cid:durableId="528419654">
-    <w:abstractNumId w:val="9"/>
+  <w:num w:numId="22" w16cid:durableId="1914193549">
+    <w:abstractNumId w:val="21"/>
     <w:lvlOverride w:ilvl="0">
       <w:startOverride w:val="1"/>
     </w:lvlOverride>
@@ -16199,7 +16279,7 @@
     <w:autoRedefine/>
     <w:uiPriority w:val="39"/>
     <w:unhideWhenUsed/>
-    <w:rsid w:val="00963B7B"/>
+    <w:rsid w:val="002D4A39"/>
     <w:pPr>
       <w:spacing w:after="100"/>
     </w:pPr>
@@ -16211,7 +16291,7 @@
     <w:autoRedefine/>
     <w:uiPriority w:val="39"/>
     <w:unhideWhenUsed/>
-    <w:rsid w:val="00963B7B"/>
+    <w:rsid w:val="002D4A39"/>
     <w:pPr>
       <w:spacing w:after="100"/>
       <w:ind w:left="210"/>

--- a/docs/manuals/Role_Guide_2_Field_Coordinator.docx
+++ b/docs/manuals/Role_Guide_2_Field_Coordinator.docx
@@ -69,7 +69,7 @@
           <w:left w:w="10" w:type="dxa"/>
           <w:right w:w="10" w:type="dxa"/>
         </w:tblCellMar>
-        <w:tblLook w:val="04A0" w:firstRow="1" w:lastRow="0" w:firstColumn="1" w:lastColumn="0" w:noHBand="0" w:noVBand="1"/>
+        <w:tblLook w:val="0000" w:firstRow="0" w:lastRow="0" w:firstColumn="0" w:lastColumn="0" w:noHBand="0" w:noVBand="0"/>
       </w:tblPr>
       <w:tblGrid>
         <w:gridCol w:w="2300"/>
@@ -469,7 +469,7 @@
                 <w:sz w:val="19"/>
                 <w:szCs w:val="19"/>
               </w:rPr>
-              <w:t>Version 1.1 · 19 September 2026</w:t>
+              <w:t>Version 1.2 · 20 September 2026</w:t>
             </w:r>
           </w:p>
         </w:tc>
@@ -538,7 +538,7 @@
     <w:sdt>
       <w:sdtPr>
         <w:alias w:val="Contents"/>
-        <w:id w:val="2104691561"/>
+        <w:id w:val="-485317679"/>
       </w:sdtPr>
       <w:sdtEndPr/>
       <w:sdtContent>
@@ -567,7 +567,7 @@
           <w:r>
             <w:fldChar w:fldCharType="separate"/>
           </w:r>
-          <w:hyperlink w:anchor="_Toc240712995" w:history="1">
+          <w:hyperlink w:anchor="_Toc240758941" w:history="1">
             <w:r>
               <w:rPr>
                 <w:rStyle w:val="Hyperlink"/>
@@ -591,7 +591,7 @@
               <w:rPr>
                 <w:noProof/>
               </w:rPr>
-              <w:instrText xml:space="preserve"> PAGEREF _Toc240712995 \h </w:instrText>
+              <w:instrText xml:space="preserve"> PAGEREF _Toc240758941 \h </w:instrText>
             </w:r>
             <w:r>
               <w:rPr>
@@ -634,7 +634,7 @@
               <w14:ligatures w14:val="standardContextual"/>
             </w:rPr>
           </w:pPr>
-          <w:hyperlink w:anchor="_Toc240712996" w:history="1">
+          <w:hyperlink w:anchor="_Toc240758942" w:history="1">
             <w:r>
               <w:rPr>
                 <w:rStyle w:val="Hyperlink"/>
@@ -658,7 +658,7 @@
               <w:rPr>
                 <w:noProof/>
               </w:rPr>
-              <w:instrText xml:space="preserve"> PAGEREF _Toc240712996 \h </w:instrText>
+              <w:instrText xml:space="preserve"> PAGEREF _Toc240758942 \h </w:instrText>
             </w:r>
             <w:r>
               <w:rPr>
@@ -701,7 +701,7 @@
               <w14:ligatures w14:val="standardContextual"/>
             </w:rPr>
           </w:pPr>
-          <w:hyperlink w:anchor="_Toc240712997" w:history="1">
+          <w:hyperlink w:anchor="_Toc240758943" w:history="1">
             <w:r>
               <w:rPr>
                 <w:rStyle w:val="Hyperlink"/>
@@ -725,7 +725,7 @@
               <w:rPr>
                 <w:noProof/>
               </w:rPr>
-              <w:instrText xml:space="preserve"> PAGEREF _Toc240712997 \h </w:instrText>
+              <w:instrText xml:space="preserve"> PAGEREF _Toc240758943 \h </w:instrText>
             </w:r>
             <w:r>
               <w:rPr>
@@ -768,7 +768,7 @@
               <w14:ligatures w14:val="standardContextual"/>
             </w:rPr>
           </w:pPr>
-          <w:hyperlink w:anchor="_Toc240712998" w:history="1">
+          <w:hyperlink w:anchor="_Toc240758944" w:history="1">
             <w:r>
               <w:rPr>
                 <w:rStyle w:val="Hyperlink"/>
@@ -792,7 +792,7 @@
               <w:rPr>
                 <w:noProof/>
               </w:rPr>
-              <w:instrText xml:space="preserve"> PAGEREF _Toc240712998 \h </w:instrText>
+              <w:instrText xml:space="preserve"> PAGEREF _Toc240758944 \h </w:instrText>
             </w:r>
             <w:r>
               <w:rPr>
@@ -835,7 +835,7 @@
               <w14:ligatures w14:val="standardContextual"/>
             </w:rPr>
           </w:pPr>
-          <w:hyperlink w:anchor="_Toc240712999" w:history="1">
+          <w:hyperlink w:anchor="_Toc240758945" w:history="1">
             <w:r>
               <w:rPr>
                 <w:rStyle w:val="Hyperlink"/>
@@ -859,7 +859,7 @@
               <w:rPr>
                 <w:noProof/>
               </w:rPr>
-              <w:instrText xml:space="preserve"> PAGEREF _Toc240712999 \h </w:instrText>
+              <w:instrText xml:space="preserve"> PAGEREF _Toc240758945 \h </w:instrText>
             </w:r>
             <w:r>
               <w:rPr>
@@ -902,7 +902,7 @@
               <w14:ligatures w14:val="standardContextual"/>
             </w:rPr>
           </w:pPr>
-          <w:hyperlink w:anchor="_Toc240713000" w:history="1">
+          <w:hyperlink w:anchor="_Toc240758946" w:history="1">
             <w:r>
               <w:rPr>
                 <w:rStyle w:val="Hyperlink"/>
@@ -926,7 +926,7 @@
               <w:rPr>
                 <w:noProof/>
               </w:rPr>
-              <w:instrText xml:space="preserve"> PAGEREF _Toc240713000 \h </w:instrText>
+              <w:instrText xml:space="preserve"> PAGEREF _Toc240758946 \h </w:instrText>
             </w:r>
             <w:r>
               <w:rPr>
@@ -969,7 +969,7 @@
               <w14:ligatures w14:val="standardContextual"/>
             </w:rPr>
           </w:pPr>
-          <w:hyperlink w:anchor="_Toc240713001" w:history="1">
+          <w:hyperlink w:anchor="_Toc240758947" w:history="1">
             <w:r>
               <w:rPr>
                 <w:rStyle w:val="Hyperlink"/>
@@ -993,7 +993,7 @@
               <w:rPr>
                 <w:noProof/>
               </w:rPr>
-              <w:instrText xml:space="preserve"> PAGEREF _Toc240713001 \h </w:instrText>
+              <w:instrText xml:space="preserve"> PAGEREF _Toc240758947 \h </w:instrText>
             </w:r>
             <w:r>
               <w:rPr>
@@ -1036,7 +1036,7 @@
               <w14:ligatures w14:val="standardContextual"/>
             </w:rPr>
           </w:pPr>
-          <w:hyperlink w:anchor="_Toc240713002" w:history="1">
+          <w:hyperlink w:anchor="_Toc240758948" w:history="1">
             <w:r>
               <w:rPr>
                 <w:rStyle w:val="Hyperlink"/>
@@ -1060,7 +1060,7 @@
               <w:rPr>
                 <w:noProof/>
               </w:rPr>
-              <w:instrText xml:space="preserve"> PAGEREF _Toc240713002 \h </w:instrText>
+              <w:instrText xml:space="preserve"> PAGEREF _Toc240758948 \h </w:instrText>
             </w:r>
             <w:r>
               <w:rPr>
@@ -1103,7 +1103,7 @@
               <w14:ligatures w14:val="standardContextual"/>
             </w:rPr>
           </w:pPr>
-          <w:hyperlink w:anchor="_Toc240713003" w:history="1">
+          <w:hyperlink w:anchor="_Toc240758949" w:history="1">
             <w:r>
               <w:rPr>
                 <w:rStyle w:val="Hyperlink"/>
@@ -1127,7 +1127,7 @@
               <w:rPr>
                 <w:noProof/>
               </w:rPr>
-              <w:instrText xml:space="preserve"> PAGEREF _Toc240713003 \h </w:instrText>
+              <w:instrText xml:space="preserve"> PAGEREF _Toc240758949 \h </w:instrText>
             </w:r>
             <w:r>
               <w:rPr>
@@ -1170,7 +1170,7 @@
               <w14:ligatures w14:val="standardContextual"/>
             </w:rPr>
           </w:pPr>
-          <w:hyperlink w:anchor="_Toc240713004" w:history="1">
+          <w:hyperlink w:anchor="_Toc240758950" w:history="1">
             <w:r>
               <w:rPr>
                 <w:rStyle w:val="Hyperlink"/>
@@ -1194,7 +1194,7 @@
               <w:rPr>
                 <w:noProof/>
               </w:rPr>
-              <w:instrText xml:space="preserve"> PAGEREF _Toc240713004 \h </w:instrText>
+              <w:instrText xml:space="preserve"> PAGEREF _Toc240758950 \h </w:instrText>
             </w:r>
             <w:r>
               <w:rPr>
@@ -1237,7 +1237,7 @@
               <w14:ligatures w14:val="standardContextual"/>
             </w:rPr>
           </w:pPr>
-          <w:hyperlink w:anchor="_Toc240713005" w:history="1">
+          <w:hyperlink w:anchor="_Toc240758951" w:history="1">
             <w:r>
               <w:rPr>
                 <w:rStyle w:val="Hyperlink"/>
@@ -1261,7 +1261,7 @@
               <w:rPr>
                 <w:noProof/>
               </w:rPr>
-              <w:instrText xml:space="preserve"> PAGEREF _Toc240713005 \h </w:instrText>
+              <w:instrText xml:space="preserve"> PAGEREF _Toc240758951 \h </w:instrText>
             </w:r>
             <w:r>
               <w:rPr>
@@ -1304,7 +1304,7 @@
               <w14:ligatures w14:val="standardContextual"/>
             </w:rPr>
           </w:pPr>
-          <w:hyperlink w:anchor="_Toc240713006" w:history="1">
+          <w:hyperlink w:anchor="_Toc240758952" w:history="1">
             <w:r>
               <w:rPr>
                 <w:rStyle w:val="Hyperlink"/>
@@ -1328,7 +1328,7 @@
               <w:rPr>
                 <w:noProof/>
               </w:rPr>
-              <w:instrText xml:space="preserve"> PAGEREF _Toc240713006 \h </w:instrText>
+              <w:instrText xml:space="preserve"> PAGEREF _Toc240758952 \h </w:instrText>
             </w:r>
             <w:r>
               <w:rPr>
@@ -1371,7 +1371,7 @@
               <w14:ligatures w14:val="standardContextual"/>
             </w:rPr>
           </w:pPr>
-          <w:hyperlink w:anchor="_Toc240713007" w:history="1">
+          <w:hyperlink w:anchor="_Toc240758953" w:history="1">
             <w:r>
               <w:rPr>
                 <w:rStyle w:val="Hyperlink"/>
@@ -1395,7 +1395,7 @@
               <w:rPr>
                 <w:noProof/>
               </w:rPr>
-              <w:instrText xml:space="preserve"> PAGEREF _Toc240713007 \h </w:instrText>
+              <w:instrText xml:space="preserve"> PAGEREF _Toc240758953 \h </w:instrText>
             </w:r>
             <w:r>
               <w:rPr>
@@ -1438,7 +1438,7 @@
               <w14:ligatures w14:val="standardContextual"/>
             </w:rPr>
           </w:pPr>
-          <w:hyperlink w:anchor="_Toc240713008" w:history="1">
+          <w:hyperlink w:anchor="_Toc240758954" w:history="1">
             <w:r>
               <w:rPr>
                 <w:rStyle w:val="Hyperlink"/>
@@ -1462,7 +1462,7 @@
               <w:rPr>
                 <w:noProof/>
               </w:rPr>
-              <w:instrText xml:space="preserve"> PAGEREF _Toc240713008 \h </w:instrText>
+              <w:instrText xml:space="preserve"> PAGEREF _Toc240758954 \h </w:instrText>
             </w:r>
             <w:r>
               <w:rPr>
@@ -1505,7 +1505,7 @@
               <w14:ligatures w14:val="standardContextual"/>
             </w:rPr>
           </w:pPr>
-          <w:hyperlink w:anchor="_Toc240713009" w:history="1">
+          <w:hyperlink w:anchor="_Toc240758955" w:history="1">
             <w:r>
               <w:rPr>
                 <w:rStyle w:val="Hyperlink"/>
@@ -1529,7 +1529,7 @@
               <w:rPr>
                 <w:noProof/>
               </w:rPr>
-              <w:instrText xml:space="preserve"> PAGEREF _Toc240713009 \h </w:instrText>
+              <w:instrText xml:space="preserve"> PAGEREF _Toc240758955 \h </w:instrText>
             </w:r>
             <w:r>
               <w:rPr>
@@ -1572,7 +1572,7 @@
               <w14:ligatures w14:val="standardContextual"/>
             </w:rPr>
           </w:pPr>
-          <w:hyperlink w:anchor="_Toc240713010" w:history="1">
+          <w:hyperlink w:anchor="_Toc240758956" w:history="1">
             <w:r>
               <w:rPr>
                 <w:rStyle w:val="Hyperlink"/>
@@ -1596,7 +1596,7 @@
               <w:rPr>
                 <w:noProof/>
               </w:rPr>
-              <w:instrText xml:space="preserve"> PAGEREF _Toc240713010 \h </w:instrText>
+              <w:instrText xml:space="preserve"> PAGEREF _Toc240758956 \h </w:instrText>
             </w:r>
             <w:r>
               <w:rPr>
@@ -1639,7 +1639,7 @@
               <w14:ligatures w14:val="standardContextual"/>
             </w:rPr>
           </w:pPr>
-          <w:hyperlink w:anchor="_Toc240713011" w:history="1">
+          <w:hyperlink w:anchor="_Toc240758957" w:history="1">
             <w:r>
               <w:rPr>
                 <w:rStyle w:val="Hyperlink"/>
@@ -1663,7 +1663,7 @@
               <w:rPr>
                 <w:noProof/>
               </w:rPr>
-              <w:instrText xml:space="preserve"> PAGEREF _Toc240713011 \h </w:instrText>
+              <w:instrText xml:space="preserve"> PAGEREF _Toc240758957 \h </w:instrText>
             </w:r>
             <w:r>
               <w:rPr>
@@ -1706,7 +1706,7 @@
               <w14:ligatures w14:val="standardContextual"/>
             </w:rPr>
           </w:pPr>
-          <w:hyperlink w:anchor="_Toc240713012" w:history="1">
+          <w:hyperlink w:anchor="_Toc240758958" w:history="1">
             <w:r>
               <w:rPr>
                 <w:rStyle w:val="Hyperlink"/>
@@ -1730,7 +1730,7 @@
               <w:rPr>
                 <w:noProof/>
               </w:rPr>
-              <w:instrText xml:space="preserve"> PAGEREF _Toc240713012 \h </w:instrText>
+              <w:instrText xml:space="preserve"> PAGEREF _Toc240758958 \h </w:instrText>
             </w:r>
             <w:r>
               <w:rPr>
@@ -1773,7 +1773,7 @@
               <w14:ligatures w14:val="standardContextual"/>
             </w:rPr>
           </w:pPr>
-          <w:hyperlink w:anchor="_Toc240713013" w:history="1">
+          <w:hyperlink w:anchor="_Toc240758959" w:history="1">
             <w:r>
               <w:rPr>
                 <w:rStyle w:val="Hyperlink"/>
@@ -1797,7 +1797,7 @@
               <w:rPr>
                 <w:noProof/>
               </w:rPr>
-              <w:instrText xml:space="preserve"> PAGEREF _Toc240713013 \h </w:instrText>
+              <w:instrText xml:space="preserve"> PAGEREF _Toc240758959 \h </w:instrText>
             </w:r>
             <w:r>
               <w:rPr>
@@ -1840,7 +1840,7 @@
               <w14:ligatures w14:val="standardContextual"/>
             </w:rPr>
           </w:pPr>
-          <w:hyperlink w:anchor="_Toc240713014" w:history="1">
+          <w:hyperlink w:anchor="_Toc240758960" w:history="1">
             <w:r>
               <w:rPr>
                 <w:rStyle w:val="Hyperlink"/>
@@ -1864,7 +1864,7 @@
               <w:rPr>
                 <w:noProof/>
               </w:rPr>
-              <w:instrText xml:space="preserve"> PAGEREF _Toc240713014 \h </w:instrText>
+              <w:instrText xml:space="preserve"> PAGEREF _Toc240758960 \h </w:instrText>
             </w:r>
             <w:r>
               <w:rPr>
@@ -1907,7 +1907,7 @@
               <w14:ligatures w14:val="standardContextual"/>
             </w:rPr>
           </w:pPr>
-          <w:hyperlink w:anchor="_Toc240713015" w:history="1">
+          <w:hyperlink w:anchor="_Toc240758961" w:history="1">
             <w:r>
               <w:rPr>
                 <w:rStyle w:val="Hyperlink"/>
@@ -1931,7 +1931,7 @@
               <w:rPr>
                 <w:noProof/>
               </w:rPr>
-              <w:instrText xml:space="preserve"> PAGEREF _Toc240713015 \h </w:instrText>
+              <w:instrText xml:space="preserve"> PAGEREF _Toc240758961 \h </w:instrText>
             </w:r>
             <w:r>
               <w:rPr>
@@ -1974,7 +1974,7 @@
               <w14:ligatures w14:val="standardContextual"/>
             </w:rPr>
           </w:pPr>
-          <w:hyperlink w:anchor="_Toc240713016" w:history="1">
+          <w:hyperlink w:anchor="_Toc240758962" w:history="1">
             <w:r>
               <w:rPr>
                 <w:rStyle w:val="Hyperlink"/>
@@ -1998,7 +1998,7 @@
               <w:rPr>
                 <w:noProof/>
               </w:rPr>
-              <w:instrText xml:space="preserve"> PAGEREF _Toc240713016 \h </w:instrText>
+              <w:instrText xml:space="preserve"> PAGEREF _Toc240758962 \h </w:instrText>
             </w:r>
             <w:r>
               <w:rPr>
@@ -2041,7 +2041,7 @@
               <w14:ligatures w14:val="standardContextual"/>
             </w:rPr>
           </w:pPr>
-          <w:hyperlink w:anchor="_Toc240713017" w:history="1">
+          <w:hyperlink w:anchor="_Toc240758963" w:history="1">
             <w:r>
               <w:rPr>
                 <w:rStyle w:val="Hyperlink"/>
@@ -2065,7 +2065,7 @@
               <w:rPr>
                 <w:noProof/>
               </w:rPr>
-              <w:instrText xml:space="preserve"> PAGEREF _Toc240713017 \h </w:instrText>
+              <w:instrText xml:space="preserve"> PAGEREF _Toc240758963 \h </w:instrText>
             </w:r>
             <w:r>
               <w:rPr>
@@ -2108,7 +2108,7 @@
               <w14:ligatures w14:val="standardContextual"/>
             </w:rPr>
           </w:pPr>
-          <w:hyperlink w:anchor="_Toc240713018" w:history="1">
+          <w:hyperlink w:anchor="_Toc240758964" w:history="1">
             <w:r>
               <w:rPr>
                 <w:rStyle w:val="Hyperlink"/>
@@ -2132,7 +2132,7 @@
               <w:rPr>
                 <w:noProof/>
               </w:rPr>
-              <w:instrText xml:space="preserve"> PAGEREF _Toc240713018 \h </w:instrText>
+              <w:instrText xml:space="preserve"> PAGEREF _Toc240758964 \h </w:instrText>
             </w:r>
             <w:r>
               <w:rPr>
@@ -2175,7 +2175,7 @@
               <w14:ligatures w14:val="standardContextual"/>
             </w:rPr>
           </w:pPr>
-          <w:hyperlink w:anchor="_Toc240713019" w:history="1">
+          <w:hyperlink w:anchor="_Toc240758965" w:history="1">
             <w:r>
               <w:rPr>
                 <w:rStyle w:val="Hyperlink"/>
@@ -2199,7 +2199,7 @@
               <w:rPr>
                 <w:noProof/>
               </w:rPr>
-              <w:instrText xml:space="preserve"> PAGEREF _Toc240713019 \h </w:instrText>
+              <w:instrText xml:space="preserve"> PAGEREF _Toc240758965 \h </w:instrText>
             </w:r>
             <w:r>
               <w:rPr>
@@ -2242,7 +2242,7 @@
               <w14:ligatures w14:val="standardContextual"/>
             </w:rPr>
           </w:pPr>
-          <w:hyperlink w:anchor="_Toc240713020" w:history="1">
+          <w:hyperlink w:anchor="_Toc240758966" w:history="1">
             <w:r>
               <w:rPr>
                 <w:rStyle w:val="Hyperlink"/>
@@ -2266,7 +2266,7 @@
               <w:rPr>
                 <w:noProof/>
               </w:rPr>
-              <w:instrText xml:space="preserve"> PAGEREF _Toc240713020 \h </w:instrText>
+              <w:instrText xml:space="preserve"> PAGEREF _Toc240758966 \h </w:instrText>
             </w:r>
             <w:r>
               <w:rPr>
@@ -2309,7 +2309,7 @@
               <w14:ligatures w14:val="standardContextual"/>
             </w:rPr>
           </w:pPr>
-          <w:hyperlink w:anchor="_Toc240713021" w:history="1">
+          <w:hyperlink w:anchor="_Toc240758967" w:history="1">
             <w:r>
               <w:rPr>
                 <w:rStyle w:val="Hyperlink"/>
@@ -2333,7 +2333,7 @@
               <w:rPr>
                 <w:noProof/>
               </w:rPr>
-              <w:instrText xml:space="preserve"> PAGEREF _Toc240713021 \h </w:instrText>
+              <w:instrText xml:space="preserve"> PAGEREF _Toc240758967 \h </w:instrText>
             </w:r>
             <w:r>
               <w:rPr>
@@ -2376,7 +2376,7 @@
               <w14:ligatures w14:val="standardContextual"/>
             </w:rPr>
           </w:pPr>
-          <w:hyperlink w:anchor="_Toc240713022" w:history="1">
+          <w:hyperlink w:anchor="_Toc240758968" w:history="1">
             <w:r>
               <w:rPr>
                 <w:rStyle w:val="Hyperlink"/>
@@ -2400,7 +2400,7 @@
               <w:rPr>
                 <w:noProof/>
               </w:rPr>
-              <w:instrText xml:space="preserve"> PAGEREF _Toc240713022 \h </w:instrText>
+              <w:instrText xml:space="preserve"> PAGEREF _Toc240758968 \h </w:instrText>
             </w:r>
             <w:r>
               <w:rPr>
@@ -2443,7 +2443,7 @@
               <w14:ligatures w14:val="standardContextual"/>
             </w:rPr>
           </w:pPr>
-          <w:hyperlink w:anchor="_Toc240713023" w:history="1">
+          <w:hyperlink w:anchor="_Toc240758969" w:history="1">
             <w:r>
               <w:rPr>
                 <w:rStyle w:val="Hyperlink"/>
@@ -2467,7 +2467,7 @@
               <w:rPr>
                 <w:noProof/>
               </w:rPr>
-              <w:instrText xml:space="preserve"> PAGEREF _Toc240713023 \h </w:instrText>
+              <w:instrText xml:space="preserve"> PAGEREF _Toc240758969 \h </w:instrText>
             </w:r>
             <w:r>
               <w:rPr>
@@ -2510,7 +2510,7 @@
               <w14:ligatures w14:val="standardContextual"/>
             </w:rPr>
           </w:pPr>
-          <w:hyperlink w:anchor="_Toc240713024" w:history="1">
+          <w:hyperlink w:anchor="_Toc240758970" w:history="1">
             <w:r>
               <w:rPr>
                 <w:rStyle w:val="Hyperlink"/>
@@ -2534,7 +2534,7 @@
               <w:rPr>
                 <w:noProof/>
               </w:rPr>
-              <w:instrText xml:space="preserve"> PAGEREF _Toc240713024 \h </w:instrText>
+              <w:instrText xml:space="preserve"> PAGEREF _Toc240758970 \h </w:instrText>
             </w:r>
             <w:r>
               <w:rPr>
@@ -2577,7 +2577,7 @@
               <w14:ligatures w14:val="standardContextual"/>
             </w:rPr>
           </w:pPr>
-          <w:hyperlink w:anchor="_Toc240713025" w:history="1">
+          <w:hyperlink w:anchor="_Toc240758971" w:history="1">
             <w:r>
               <w:rPr>
                 <w:rStyle w:val="Hyperlink"/>
@@ -2601,7 +2601,7 @@
               <w:rPr>
                 <w:noProof/>
               </w:rPr>
-              <w:instrText xml:space="preserve"> PAGEREF _Toc240713025 \h </w:instrText>
+              <w:instrText xml:space="preserve"> PAGEREF _Toc240758971 \h </w:instrText>
             </w:r>
             <w:r>
               <w:rPr>
@@ -2644,7 +2644,7 @@
               <w14:ligatures w14:val="standardContextual"/>
             </w:rPr>
           </w:pPr>
-          <w:hyperlink w:anchor="_Toc240713026" w:history="1">
+          <w:hyperlink w:anchor="_Toc240758972" w:history="1">
             <w:r>
               <w:rPr>
                 <w:rStyle w:val="Hyperlink"/>
@@ -2668,7 +2668,7 @@
               <w:rPr>
                 <w:noProof/>
               </w:rPr>
-              <w:instrText xml:space="preserve"> PAGEREF _Toc240713026 \h </w:instrText>
+              <w:instrText xml:space="preserve"> PAGEREF _Toc240758972 \h </w:instrText>
             </w:r>
             <w:r>
               <w:rPr>
@@ -2707,7 +2707,7 @@
         <w:pStyle w:val="Heading1"/>
         <w:pageBreakBefore/>
       </w:pPr>
-      <w:bookmarkStart w:id="0" w:name="_Toc240712995"/>
+      <w:bookmarkStart w:id="0" w:name="_Toc240758941"/>
       <w:r>
         <w:lastRenderedPageBreak/>
         <w:t>1. Your role at a glance</w:t>
@@ -2880,7 +2880,7 @@
           <w:left w:w="10" w:type="dxa"/>
           <w:right w:w="10" w:type="dxa"/>
         </w:tblCellMar>
-        <w:tblLook w:val="04A0" w:firstRow="1" w:lastRow="0" w:firstColumn="1" w:lastColumn="0" w:noHBand="0" w:noVBand="1"/>
+        <w:tblLook w:val="0000" w:firstRow="0" w:lastRow="0" w:firstColumn="0" w:lastColumn="0" w:noHBand="0" w:noVBand="0"/>
       </w:tblPr>
       <w:tblGrid>
         <w:gridCol w:w="9412"/>
@@ -2940,7 +2940,7 @@
         <w:pStyle w:val="Heading1"/>
         <w:pageBreakBefore/>
       </w:pPr>
-      <w:bookmarkStart w:id="1" w:name="_Toc240712996"/>
+      <w:bookmarkStart w:id="1" w:name="_Toc240758942"/>
       <w:r>
         <w:lastRenderedPageBreak/>
         <w:t>2. Signing in and your screens</w:t>
@@ -2951,7 +2951,7 @@
       <w:pPr>
         <w:pStyle w:val="Heading2"/>
       </w:pPr>
-      <w:bookmarkStart w:id="2" w:name="_Toc240712997"/>
+      <w:bookmarkStart w:id="2" w:name="_Toc240758943"/>
       <w:r>
         <w:t>Signing in</w:t>
       </w:r>
@@ -3034,7 +3034,7 @@
           <w:noProof/>
         </w:rPr>
         <w:drawing>
-          <wp:inline distT="0" distB="0" distL="0" distR="0" wp14:anchorId="36F69090" wp14:editId="2C14A8F3">
+          <wp:inline distT="0" distB="0" distL="0" distR="0" wp14:anchorId="075D41E6" wp14:editId="1FB5C33D">
             <wp:extent cx="5334000" cy="2333625"/>
             <wp:effectExtent l="0" t="0" r="0" b="0"/>
             <wp:docPr id="1" name="adm_login.jpg" descr="The sign-in screen for all internal staff." title="The sign-in screen for all internal staff."/>
@@ -3142,7 +3142,7 @@
           <w:left w:w="10" w:type="dxa"/>
           <w:right w:w="10" w:type="dxa"/>
         </w:tblCellMar>
-        <w:tblLook w:val="04A0" w:firstRow="1" w:lastRow="0" w:firstColumn="1" w:lastColumn="0" w:noHBand="0" w:noVBand="1"/>
+        <w:tblLook w:val="0000" w:firstRow="0" w:lastRow="0" w:firstColumn="0" w:lastColumn="0" w:noHBand="0" w:noVBand="0"/>
       </w:tblPr>
       <w:tblGrid>
         <w:gridCol w:w="9412"/>
@@ -3201,7 +3201,7 @@
       <w:pPr>
         <w:pStyle w:val="Heading2"/>
       </w:pPr>
-      <w:bookmarkStart w:id="3" w:name="_Toc240712998"/>
+      <w:bookmarkStart w:id="3" w:name="_Toc240758944"/>
       <w:r>
         <w:t>Finding your way around</w:t>
       </w:r>
@@ -3376,7 +3376,7 @@
         </w:rPr>
         <w:lastRenderedPageBreak/>
         <w:drawing>
-          <wp:inline distT="0" distB="0" distL="0" distR="0" wp14:anchorId="2FA23471" wp14:editId="7CC2956F">
+          <wp:inline distT="0" distB="0" distL="0" distR="0" wp14:anchorId="1B0FB4DC" wp14:editId="449A0A27">
             <wp:extent cx="5715000" cy="1876425"/>
             <wp:effectExtent l="0" t="0" r="0" b="0"/>
             <wp:docPr id="2" name="adm_not_your_role.jpg" descr="Opening a screen outside your role (for example from an old bookmark) shows this card instead of the screen." title="Opening a screen outside your role (for example from an old bookmark) shows this card instead of the screen."/>
@@ -3445,7 +3445,7 @@
       <w:pPr>
         <w:pStyle w:val="Heading2"/>
       </w:pPr>
-      <w:bookmarkStart w:id="4" w:name="_Toc240712999"/>
+      <w:bookmarkStart w:id="4" w:name="_Toc240758945"/>
       <w:r>
         <w:t>Your screens</w:t>
       </w:r>
@@ -3466,7 +3466,7 @@
           <w:left w:w="10" w:type="dxa"/>
           <w:right w:w="10" w:type="dxa"/>
         </w:tblCellMar>
-        <w:tblLook w:val="04A0" w:firstRow="1" w:lastRow="0" w:firstColumn="1" w:lastColumn="0" w:noHBand="0" w:noVBand="1"/>
+        <w:tblLook w:val="0000" w:firstRow="0" w:lastRow="0" w:firstColumn="0" w:lastColumn="0" w:noHBand="0" w:noVBand="0"/>
       </w:tblPr>
       <w:tblGrid>
         <w:gridCol w:w="2824"/>
@@ -4127,7 +4127,7 @@
       <w:pPr>
         <w:pStyle w:val="Heading2"/>
       </w:pPr>
-      <w:bookmarkStart w:id="5" w:name="_Toc240713000"/>
+      <w:bookmarkStart w:id="5" w:name="_Toc240758946"/>
       <w:r>
         <w:t>Changing your password</w:t>
       </w:r>
@@ -4210,7 +4210,7 @@
           <w:noProof/>
         </w:rPr>
         <w:drawing>
-          <wp:inline distT="0" distB="0" distL="0" distR="0" wp14:anchorId="4FEBC0FA" wp14:editId="22572830">
+          <wp:inline distT="0" distB="0" distL="0" distR="0" wp14:anchorId="648456C7" wp14:editId="4401FD9D">
             <wp:extent cx="5334000" cy="2171700"/>
             <wp:effectExtent l="0" t="0" r="0" b="0"/>
             <wp:docPr id="3" name="adm_account.jpg" descr="Change Password screen." title="Change Password screen."/>
@@ -4299,7 +4299,7 @@
         <w:pStyle w:val="Heading1"/>
         <w:pageBreakBefore/>
       </w:pPr>
-      <w:bookmarkStart w:id="6" w:name="_Toc240713001"/>
+      <w:bookmarkStart w:id="6" w:name="_Toc240758947"/>
       <w:r>
         <w:lastRenderedPageBreak/>
         <w:t>3. Your routine</w:t>
@@ -4329,7 +4329,7 @@
           <w:left w:w="10" w:type="dxa"/>
           <w:right w:w="10" w:type="dxa"/>
         </w:tblCellMar>
-        <w:tblLook w:val="04A0" w:firstRow="1" w:lastRow="0" w:firstColumn="1" w:lastColumn="0" w:noHBand="0" w:noVBand="1"/>
+        <w:tblLook w:val="0000" w:firstRow="0" w:lastRow="0" w:firstColumn="0" w:lastColumn="0" w:noHBand="0" w:noVBand="0"/>
       </w:tblPr>
       <w:tblGrid>
         <w:gridCol w:w="2071"/>
@@ -4643,7 +4643,7 @@
         <w:pStyle w:val="Heading1"/>
         <w:pageBreakBefore/>
       </w:pPr>
-      <w:bookmarkStart w:id="7" w:name="_Toc240713002"/>
+      <w:bookmarkStart w:id="7" w:name="_Toc240758948"/>
       <w:r>
         <w:lastRenderedPageBreak/>
         <w:t>4. Step-by-step tasks</w:t>
@@ -4654,7 +4654,7 @@
       <w:pPr>
         <w:pStyle w:val="Heading2"/>
       </w:pPr>
-      <w:bookmarkStart w:id="8" w:name="_Toc240713003"/>
+      <w:bookmarkStart w:id="8" w:name="_Toc240758949"/>
       <w:r>
         <w:t>4.1 Reading the dashboards</w:t>
       </w:r>
@@ -4679,7 +4679,7 @@
           <w:noProof/>
         </w:rPr>
         <w:drawing>
-          <wp:inline distT="0" distB="0" distL="0" distR="0" wp14:anchorId="04AD8C76" wp14:editId="10F2483D">
+          <wp:inline distT="0" distB="0" distL="0" distR="0" wp14:anchorId="1B6B4A67" wp14:editId="7E120723">
             <wp:extent cx="5715000" cy="3571875"/>
             <wp:effectExtent l="0" t="0" r="0" b="0"/>
             <wp:docPr id="4" name="adm_exec_dashboard.jpg" descr="Executive Dashboard: completions against the 400 / 60 / 50–75 targets, days to data lock, spend, and the lowest-filled strata." title="Executive Dashboard: completions against the 400 / 60 / 50–75 targets, days to data lock, spend, and the lowest-filled strata."/>
@@ -4759,7 +4759,7 @@
           <w:left w:w="10" w:type="dxa"/>
           <w:right w:w="10" w:type="dxa"/>
         </w:tblCellMar>
-        <w:tblLook w:val="04A0" w:firstRow="1" w:lastRow="0" w:firstColumn="1" w:lastColumn="0" w:noHBand="0" w:noVBand="1"/>
+        <w:tblLook w:val="0000" w:firstRow="0" w:lastRow="0" w:firstColumn="0" w:lastColumn="0" w:noHBand="0" w:noVBand="0"/>
       </w:tblPr>
       <w:tblGrid>
         <w:gridCol w:w="1694"/>
@@ -5285,7 +5285,7 @@
           <w:left w:w="10" w:type="dxa"/>
           <w:right w:w="10" w:type="dxa"/>
         </w:tblCellMar>
-        <w:tblLook w:val="04A0" w:firstRow="1" w:lastRow="0" w:firstColumn="1" w:lastColumn="0" w:noHBand="0" w:noVBand="1"/>
+        <w:tblLook w:val="0000" w:firstRow="0" w:lastRow="0" w:firstColumn="0" w:lastColumn="0" w:noHBand="0" w:noVBand="0"/>
       </w:tblPr>
       <w:tblGrid>
         <w:gridCol w:w="9412"/>
@@ -5344,7 +5344,7 @@
       <w:pPr>
         <w:pStyle w:val="Heading2"/>
       </w:pPr>
-      <w:bookmarkStart w:id="9" w:name="_Toc240713004"/>
+      <w:bookmarkStart w:id="9" w:name="_Toc240758950"/>
       <w:r>
         <w:lastRenderedPageBreak/>
         <w:t>4.2 Using Reports (analytics and charts)</w:t>
@@ -5385,7 +5385,7 @@
           <w:noProof/>
         </w:rPr>
         <w:drawing>
-          <wp:inline distT="0" distB="0" distL="0" distR="0" wp14:anchorId="39C9F692" wp14:editId="1405118A">
+          <wp:inline distT="0" distB="0" distL="0" distR="0" wp14:anchorId="14A8D2FD" wp14:editId="2BB2DE65">
             <wp:extent cx="5334000" cy="3333750"/>
             <wp:effectExtent l="0" t="0" r="0" b="0"/>
             <wp:docPr id="5" name="adm_reports_top.jpg" descr="Reports: headline figures for the chosen period." title="Reports: headline figures for the chosen period."/>
@@ -5527,7 +5527,7 @@
           <w:noProof/>
         </w:rPr>
         <w:drawing>
-          <wp:inline distT="0" distB="0" distL="0" distR="0" wp14:anchorId="217E8E16" wp14:editId="0F1DA941">
+          <wp:inline distT="0" distB="0" distL="0" distR="0" wp14:anchorId="080AA229" wp14:editId="1AFBADBA">
             <wp:extent cx="5334000" cy="3409950"/>
             <wp:effectExtent l="0" t="0" r="0" b="0"/>
             <wp:docPr id="6" name="adm_reports_funnel.jpg" descr="Case funnel: each case counted once at every stage it has reached." title="Case funnel: each case counted once at every stage it has reached."/>
@@ -5627,7 +5627,7 @@
           <w:noProof/>
         </w:rPr>
         <w:drawing>
-          <wp:inline distT="0" distB="0" distL="0" distR="0" wp14:anchorId="7FF2CC1F" wp14:editId="208DB33B">
+          <wp:inline distT="0" distB="0" distL="0" distR="0" wp14:anchorId="44448034" wp14:editId="12F7173F">
             <wp:extent cx="5334000" cy="3248025"/>
             <wp:effectExtent l="0" t="0" r="0" b="0"/>
             <wp:docPr id="7" name="adm_reports_funnel_table.jpg" descr="The same chart as a table." title="The same chart as a table."/>
@@ -5726,7 +5726,7 @@
           <w:noProof/>
         </w:rPr>
         <w:drawing>
-          <wp:inline distT="0" distB="0" distL="0" distR="0" wp14:anchorId="77219C8C" wp14:editId="5F7F96F3">
+          <wp:inline distT="0" distB="0" distL="0" distR="0" wp14:anchorId="2C4382E3" wp14:editId="3500FE61">
             <wp:extent cx="5334000" cy="2628900"/>
             <wp:effectExtent l="0" t="0" r="0" b="0"/>
             <wp:docPr id="8" name="adm_reports_coverage.jpg" descr="Coverage by group." title="Coverage by group."/>
@@ -5826,7 +5826,7 @@
         </w:rPr>
         <w:lastRenderedPageBreak/>
         <w:drawing>
-          <wp:inline distT="0" distB="0" distL="0" distR="0" wp14:anchorId="3CCEDE4A" wp14:editId="673299F1">
+          <wp:inline distT="0" distB="0" distL="0" distR="0" wp14:anchorId="022BA6C2" wp14:editId="5FA919F2">
             <wp:extent cx="5334000" cy="2600325"/>
             <wp:effectExtent l="0" t="0" r="0" b="0"/>
             <wp:docPr id="9" name="adm_reports_modes.jpg" descr="Administration modes." title="Administration modes."/>
@@ -5935,7 +5935,7 @@
           <w:noProof/>
         </w:rPr>
         <w:drawing>
-          <wp:inline distT="0" distB="0" distL="0" distR="0" wp14:anchorId="1B48A352" wp14:editId="4CAE426D">
+          <wp:inline distT="0" distB="0" distL="0" distR="0" wp14:anchorId="75553EF7" wp14:editId="625D89B5">
             <wp:extent cx="5334000" cy="2905125"/>
             <wp:effectExtent l="0" t="0" r="0" b="0"/>
             <wp:docPr id="10" name="adm_reports_duration.jpg" descr="Completion-time distribution." title="Completion-time distribution."/>
@@ -6017,7 +6017,7 @@
       <w:pPr>
         <w:pStyle w:val="Heading2"/>
       </w:pPr>
-      <w:bookmarkStart w:id="10" w:name="_Toc240713005"/>
+      <w:bookmarkStart w:id="10" w:name="_Toc240758951"/>
       <w:r>
         <w:t>4.3 Moving cases through verification (bulk)</w:t>
       </w:r>
@@ -6119,7 +6119,7 @@
         </w:rPr>
         <w:lastRenderedPageBreak/>
         <w:drawing>
-          <wp:inline distT="0" distB="0" distL="0" distR="0" wp14:anchorId="54372DEE" wp14:editId="63E9F799">
+          <wp:inline distT="0" distB="0" distL="0" distR="0" wp14:anchorId="3978C7E2" wp14:editId="69990EDA">
             <wp:extent cx="5334000" cy="609600"/>
             <wp:effectExtent l="0" t="0" r="0" b="0"/>
             <wp:docPr id="11" name="adm_bulk_verification.jpg" descr="The bulk verification tool on the register." title="The bulk verification tool on the register."/>
@@ -6250,7 +6250,7 @@
           <w:left w:w="10" w:type="dxa"/>
           <w:right w:w="10" w:type="dxa"/>
         </w:tblCellMar>
-        <w:tblLook w:val="04A0" w:firstRow="1" w:lastRow="0" w:firstColumn="1" w:lastColumn="0" w:noHBand="0" w:noVBand="1"/>
+        <w:tblLook w:val="0000" w:firstRow="0" w:lastRow="0" w:firstColumn="0" w:lastColumn="0" w:noHBand="0" w:noVBand="0"/>
       </w:tblPr>
       <w:tblGrid>
         <w:gridCol w:w="9412"/>
@@ -6309,7 +6309,7 @@
       <w:pPr>
         <w:pStyle w:val="Heading2"/>
       </w:pPr>
-      <w:bookmarkStart w:id="11" w:name="_Toc240713006"/>
+      <w:bookmarkStart w:id="11" w:name="_Toc240758952"/>
       <w:r>
         <w:t>4.4 Reassigning cases between Contact RAs</w:t>
       </w:r>
@@ -6430,7 +6430,7 @@
           <w:noProof/>
         </w:rPr>
         <w:drawing>
-          <wp:inline distT="0" distB="0" distL="0" distR="0" wp14:anchorId="21CC9741" wp14:editId="40D356F4">
+          <wp:inline distT="0" distB="0" distL="0" distR="0" wp14:anchorId="2FDBB4A9" wp14:editId="1AAE8DB7">
             <wp:extent cx="5334000" cy="771525"/>
             <wp:effectExtent l="0" t="0" r="0" b="0"/>
             <wp:docPr id="12" name="adm_reassign.jpg" descr="Reassign cases: the button shows how many cases will move." title="Reassign cases: the button shows how many cases will move."/>
@@ -6561,7 +6561,7 @@
           <w:left w:w="10" w:type="dxa"/>
           <w:right w:w="10" w:type="dxa"/>
         </w:tblCellMar>
-        <w:tblLook w:val="04A0" w:firstRow="1" w:lastRow="0" w:firstColumn="1" w:lastColumn="0" w:noHBand="0" w:noVBand="1"/>
+        <w:tblLook w:val="0000" w:firstRow="0" w:lastRow="0" w:firstColumn="0" w:lastColumn="0" w:noHBand="0" w:noVBand="0"/>
       </w:tblPr>
       <w:tblGrid>
         <w:gridCol w:w="9412"/>
@@ -6620,7 +6620,7 @@
       <w:pPr>
         <w:pStyle w:val="Heading2"/>
       </w:pPr>
-      <w:bookmarkStart w:id="12" w:name="_Toc240713007"/>
+      <w:bookmarkStart w:id="12" w:name="_Toc240758953"/>
       <w:r>
         <w:t>4.5 Pairing a Main case with its Reserve, and assigning a Contact RA</w:t>
       </w:r>
@@ -6693,7 +6693,7 @@
           <w:noProof/>
         </w:rPr>
         <w:drawing>
-          <wp:inline distT="0" distB="0" distL="0" distR="0" wp14:anchorId="06BBAD47" wp14:editId="68F34014">
+          <wp:inline distT="0" distB="0" distL="0" distR="0" wp14:anchorId="357F628C" wp14:editId="72F4701F">
             <wp:extent cx="5334000" cy="581025"/>
             <wp:effectExtent l="0" t="0" r="0" b="0"/>
             <wp:docPr id="13" name="adm_case_assign.jpg" descr="Assigned Contact RA." title="Assigned Contact RA."/>
@@ -6793,7 +6793,7 @@
         </w:rPr>
         <w:lastRenderedPageBreak/>
         <w:drawing>
-          <wp:inline distT="0" distB="0" distL="0" distR="0" wp14:anchorId="56EE1D73" wp14:editId="07ECAAFC">
+          <wp:inline distT="0" distB="0" distL="0" distR="0" wp14:anchorId="267E383E" wp14:editId="53407A6A">
             <wp:extent cx="5334000" cy="685800"/>
             <wp:effectExtent l="0" t="0" r="0" b="0"/>
             <wp:docPr id="14" name="adm_case_reserve.jpg" descr="Matched Reserve case." title="Matched Reserve case."/>
@@ -6867,7 +6867,7 @@
       <w:pPr>
         <w:pStyle w:val="Heading2"/>
       </w:pPr>
-      <w:bookmarkStart w:id="13" w:name="_Toc240713008"/>
+      <w:bookmarkStart w:id="13" w:name="_Toc240758954"/>
       <w:r>
         <w:t>4.6 Recording the respondent and their contact details</w:t>
       </w:r>
@@ -7008,7 +7008,7 @@
           <w:noProof/>
         </w:rPr>
         <w:drawing>
-          <wp:inline distT="0" distB="0" distL="0" distR="0" wp14:anchorId="1D682FBC" wp14:editId="40FBFCE3">
+          <wp:inline distT="0" distB="0" distL="0" distR="0" wp14:anchorId="6BA510D1" wp14:editId="368319BD">
             <wp:extent cx="5334000" cy="2114550"/>
             <wp:effectExtent l="0" t="0" r="0" b="0"/>
             <wp:docPr id="15" name="adm_case_add_person.jpg" descr="Adding a person to a case." title="Adding a person to a case."/>
@@ -7212,7 +7212,7 @@
           <w:left w:w="10" w:type="dxa"/>
           <w:right w:w="10" w:type="dxa"/>
         </w:tblCellMar>
-        <w:tblLook w:val="04A0" w:firstRow="1" w:lastRow="0" w:firstColumn="1" w:lastColumn="0" w:noHBand="0" w:noVBand="1"/>
+        <w:tblLook w:val="0000" w:firstRow="0" w:lastRow="0" w:firstColumn="0" w:lastColumn="0" w:noHBand="0" w:noVBand="0"/>
       </w:tblPr>
       <w:tblGrid>
         <w:gridCol w:w="9412"/>
@@ -7271,7 +7271,7 @@
       <w:pPr>
         <w:pStyle w:val="Heading2"/>
       </w:pPr>
-      <w:bookmarkStart w:id="14" w:name="_Toc240713009"/>
+      <w:bookmarkStart w:id="14" w:name="_Toc240758955"/>
       <w:r>
         <w:t>4.7 Sending an invitation</w:t>
       </w:r>
@@ -7385,7 +7385,7 @@
         </w:rPr>
         <w:lastRenderedPageBreak/>
         <w:drawing>
-          <wp:inline distT="0" distB="0" distL="0" distR="0" wp14:anchorId="1E217625" wp14:editId="04BE2F94">
+          <wp:inline distT="0" distB="0" distL="0" distR="0" wp14:anchorId="5E7F2C38" wp14:editId="4FD041E6">
             <wp:extent cx="5334000" cy="1143000"/>
             <wp:effectExtent l="0" t="0" r="0" b="0"/>
             <wp:docPr id="16" name="cra_case_invitations_before.jpg" descr="Invitations panel before sending, with the history of earlier invitations." title="Invitations panel before sending, with the history of earlier invitations."/>
@@ -7514,7 +7514,7 @@
           <w:noProof/>
         </w:rPr>
         <w:drawing>
-          <wp:inline distT="0" distB="0" distL="0" distR="0" wp14:anchorId="0F33F4D8" wp14:editId="5744BF29">
+          <wp:inline distT="0" distB="0" distL="0" distR="0" wp14:anchorId="037D016E" wp14:editId="6DAC8983">
             <wp:extent cx="5334000" cy="2152650"/>
             <wp:effectExtent l="0" t="0" r="0" b="0"/>
             <wp:docPr id="17" name="cra_case_invitation_sent.jpg" descr="The link, manual code and ready-written messages are shown once, with a send button for each channel." title="The link, manual code and ready-written messages are shown once, with a send button for each channel."/>
@@ -7768,7 +7768,7 @@
           <w:left w:w="10" w:type="dxa"/>
           <w:right w:w="10" w:type="dxa"/>
         </w:tblCellMar>
-        <w:tblLook w:val="04A0" w:firstRow="1" w:lastRow="0" w:firstColumn="1" w:lastColumn="0" w:noHBand="0" w:noVBand="1"/>
+        <w:tblLook w:val="0000" w:firstRow="0" w:lastRow="0" w:firstColumn="0" w:lastColumn="0" w:noHBand="0" w:noVBand="0"/>
       </w:tblPr>
       <w:tblGrid>
         <w:gridCol w:w="9412"/>
@@ -7898,7 +7898,7 @@
       <w:pPr>
         <w:pStyle w:val="Heading2"/>
       </w:pPr>
-      <w:bookmarkStart w:id="15" w:name="_Toc240713010"/>
+      <w:bookmarkStart w:id="15" w:name="_Toc240758956"/>
       <w:r>
         <w:t>4.8 Sending follow-up reminders</w:t>
       </w:r>
@@ -7966,7 +7966,7 @@
           <w:noProof/>
         </w:rPr>
         <w:drawing>
-          <wp:inline distT="0" distB="0" distL="0" distR="0" wp14:anchorId="036666AF" wp14:editId="0A7DF270">
+          <wp:inline distT="0" distB="0" distL="0" distR="0" wp14:anchorId="0F245B68" wp14:editId="00D35F28">
             <wp:extent cx="5334000" cy="3333750"/>
             <wp:effectExtent l="0" t="0" r="0" b="0"/>
             <wp:docPr id="18" name="cra_follow_ups.jpg" descr="Follow-ups due. Contact RAs see only their own cases." title="Follow-ups due. Contact RAs see only their own cases."/>
@@ -8117,7 +8117,7 @@
           <w:left w:w="10" w:type="dxa"/>
           <w:right w:w="10" w:type="dxa"/>
         </w:tblCellMar>
-        <w:tblLook w:val="04A0" w:firstRow="1" w:lastRow="0" w:firstColumn="1" w:lastColumn="0" w:noHBand="0" w:noVBand="1"/>
+        <w:tblLook w:val="0000" w:firstRow="0" w:lastRow="0" w:firstColumn="0" w:lastColumn="0" w:noHBand="0" w:noVBand="0"/>
       </w:tblPr>
       <w:tblGrid>
         <w:gridCol w:w="9412"/>
@@ -8192,7 +8192,7 @@
       <w:pPr>
         <w:pStyle w:val="Heading2"/>
       </w:pPr>
-      <w:bookmarkStart w:id="16" w:name="_Toc240713011"/>
+      <w:bookmarkStart w:id="16" w:name="_Toc240758957"/>
       <w:r>
         <w:t>4.9 Managing appointments</w:t>
       </w:r>
@@ -8233,7 +8233,7 @@
         </w:rPr>
         <w:lastRenderedPageBreak/>
         <w:drawing>
-          <wp:inline distT="0" distB="0" distL="0" distR="0" wp14:anchorId="1CCA6245" wp14:editId="1B28B1A8">
+          <wp:inline distT="0" distB="0" distL="0" distR="0" wp14:anchorId="47F621C0" wp14:editId="4879A0A3">
             <wp:extent cx="5334000" cy="2667000"/>
             <wp:effectExtent l="0" t="0" r="0" b="0"/>
             <wp:docPr id="19" name="cra_appointments.jpg" descr="Appointment Queue." title="Appointment Queue."/>
@@ -8416,7 +8416,7 @@
       <w:pPr>
         <w:pStyle w:val="Heading2"/>
       </w:pPr>
-      <w:bookmarkStart w:id="17" w:name="_Toc240713012"/>
+      <w:bookmarkStart w:id="17" w:name="_Toc240758958"/>
       <w:r>
         <w:t>4.10 Logging a contact attempt</w:t>
       </w:r>
@@ -8474,7 +8474,7 @@
           <w:noProof/>
         </w:rPr>
         <w:drawing>
-          <wp:inline distT="0" distB="0" distL="0" distR="0" wp14:anchorId="0334438A" wp14:editId="070FBFE1">
+          <wp:inline distT="0" distB="0" distL="0" distR="0" wp14:anchorId="7D146301" wp14:editId="12271CBF">
             <wp:extent cx="5334000" cy="1343025"/>
             <wp:effectExtent l="0" t="0" r="0" b="0"/>
             <wp:docPr id="20" name="adm_case_timeline.jpg" descr="Contact timeline and the form for logging an attempt." title="Contact timeline and the form for logging an attempt."/>
@@ -8617,7 +8617,7 @@
       <w:pPr>
         <w:pStyle w:val="Heading2"/>
       </w:pPr>
-      <w:bookmarkStart w:id="18" w:name="_Toc240713013"/>
+      <w:bookmarkStart w:id="18" w:name="_Toc240758959"/>
       <w:r>
         <w:t>4.11 Changing a case's status by hand</w:t>
       </w:r>
@@ -8696,7 +8696,7 @@
           <w:noProof/>
         </w:rPr>
         <w:drawing>
-          <wp:inline distT="0" distB="0" distL="0" distR="0" wp14:anchorId="0240DDCE" wp14:editId="0D89E1C0">
+          <wp:inline distT="0" distB="0" distL="0" distR="0" wp14:anchorId="018676C6" wp14:editId="1E8743ED">
             <wp:extent cx="5334000" cy="638175"/>
             <wp:effectExtent l="0" t="0" r="0" b="0"/>
             <wp:docPr id="21" name="adm_case_workflow.jpg" descr="Only valid next statuses are offered." title="Only valid next statuses are offered."/>
@@ -8807,7 +8807,7 @@
           <w:left w:w="10" w:type="dxa"/>
           <w:right w:w="10" w:type="dxa"/>
         </w:tblCellMar>
-        <w:tblLook w:val="04A0" w:firstRow="1" w:lastRow="0" w:firstColumn="1" w:lastColumn="0" w:noHBand="0" w:noVBand="1"/>
+        <w:tblLook w:val="0000" w:firstRow="0" w:lastRow="0" w:firstColumn="0" w:lastColumn="0" w:noHBand="0" w:noVBand="0"/>
       </w:tblPr>
       <w:tblGrid>
         <w:gridCol w:w="2824"/>
@@ -9468,7 +9468,7 @@
       <w:pPr>
         <w:pStyle w:val="Heading2"/>
       </w:pPr>
-      <w:bookmarkStart w:id="19" w:name="_Toc240713014"/>
+      <w:bookmarkStart w:id="19" w:name="_Toc240758960"/>
       <w:r>
         <w:t>4.12 When the person is not the right respondent</w:t>
       </w:r>
@@ -9552,7 +9552,7 @@
       <w:pPr>
         <w:pStyle w:val="Heading2"/>
       </w:pPr>
-      <w:bookmarkStart w:id="20" w:name="_Toc240713015"/>
+      <w:bookmarkStart w:id="20" w:name="_Toc240758961"/>
       <w:r>
         <w:t>4.13 Recording a withdrawal</w:t>
       </w:r>
@@ -9644,7 +9644,7 @@
         </w:rPr>
         <w:lastRenderedPageBreak/>
         <w:drawing>
-          <wp:inline distT="0" distB="0" distL="0" distR="0" wp14:anchorId="7DA636A1" wp14:editId="6C8AAB0A">
+          <wp:inline distT="0" distB="0" distL="0" distR="0" wp14:anchorId="4645A534" wp14:editId="78DF9384">
             <wp:extent cx="5334000" cy="1409700"/>
             <wp:effectExtent l="0" t="0" r="0" b="0"/>
             <wp:docPr id="22" name="adm_case_withdrawal.jpg" descr="Record a withdrawal." title="Record a withdrawal."/>
@@ -9782,7 +9782,7 @@
           <w:left w:w="10" w:type="dxa"/>
           <w:right w:w="10" w:type="dxa"/>
         </w:tblCellMar>
-        <w:tblLook w:val="04A0" w:firstRow="1" w:lastRow="0" w:firstColumn="1" w:lastColumn="0" w:noHBand="0" w:noVBand="1"/>
+        <w:tblLook w:val="0000" w:firstRow="0" w:lastRow="0" w:firstColumn="0" w:lastColumn="0" w:noHBand="0" w:noVBand="0"/>
       </w:tblPr>
       <w:tblGrid>
         <w:gridCol w:w="9412"/>
@@ -9905,7 +9905,7 @@
       <w:pPr>
         <w:pStyle w:val="Heading2"/>
       </w:pPr>
-      <w:bookmarkStart w:id="21" w:name="_Toc240713016"/>
+      <w:bookmarkStart w:id="21" w:name="_Toc240758962"/>
       <w:r>
         <w:t>4.14 Activating a Reserve case</w:t>
       </w:r>
@@ -9953,7 +9953,7 @@
           <w:noProof/>
         </w:rPr>
         <w:drawing>
-          <wp:inline distT="0" distB="0" distL="0" distR="0" wp14:anchorId="1ED087E9" wp14:editId="40FAB110">
+          <wp:inline distT="0" distB="0" distL="0" distR="0" wp14:anchorId="342B2C62" wp14:editId="77528823">
             <wp:extent cx="5334000" cy="2505075"/>
             <wp:effectExtent l="0" t="0" r="0" b="0"/>
             <wp:docPr id="23" name="adm_reserve.jpg" descr="Reserve Activation." title="Reserve Activation."/>
@@ -10149,7 +10149,7 @@
       <w:pPr>
         <w:pStyle w:val="Heading2"/>
       </w:pPr>
-      <w:bookmarkStart w:id="22" w:name="_Toc240713017"/>
+      <w:bookmarkStart w:id="22" w:name="_Toc240758963"/>
       <w:r>
         <w:t>4.15 Registering a new organisation and its sample case</w:t>
       </w:r>
@@ -10197,7 +10197,7 @@
           <w:noProof/>
         </w:rPr>
         <w:drawing>
-          <wp:inline distT="0" distB="0" distL="0" distR="0" wp14:anchorId="6C678E39" wp14:editId="5BC8119F">
+          <wp:inline distT="0" distB="0" distL="0" distR="0" wp14:anchorId="343D8D11" wp14:editId="3859A3D0">
             <wp:extent cx="5334000" cy="3333750"/>
             <wp:effectExtent l="0" t="0" r="0" b="0"/>
             <wp:docPr id="24" name="adm_organisations.jpg" descr="Register Organisation: the form (top) and the list of registered organisations (below)." title="Register Organisation: the form (top) and the list of registered organisations (below)."/>
@@ -10443,7 +10443,7 @@
       <w:pPr>
         <w:pStyle w:val="Heading2"/>
       </w:pPr>
-      <w:bookmarkStart w:id="23" w:name="_Toc240713018"/>
+      <w:bookmarkStart w:id="23" w:name="_Toc240758964"/>
       <w:r>
         <w:t>4.16 Building a pre-interview profile (PROIT)</w:t>
       </w:r>
@@ -10555,7 +10555,7 @@
         </w:rPr>
         <w:lastRenderedPageBreak/>
         <w:drawing>
-          <wp:inline distT="0" distB="0" distL="0" distR="0" wp14:anchorId="2558F6C7" wp14:editId="60FFE6FD">
+          <wp:inline distT="0" distB="0" distL="0" distR="0" wp14:anchorId="61EE25D9" wp14:editId="082ED405">
             <wp:extent cx="5334000" cy="1781175"/>
             <wp:effectExtent l="0" t="0" r="0" b="0"/>
             <wp:docPr id="25" name="adm_case_proit_draft.jpg" descr="A draft profile: each fact needs at least one source." title="A draft profile: each fact needs at least one source."/>
@@ -10708,7 +10708,7 @@
       <w:pPr>
         <w:pStyle w:val="Heading2"/>
       </w:pPr>
-      <w:bookmarkStart w:id="24" w:name="_Toc240713019"/>
+      <w:bookmarkStart w:id="24" w:name="_Toc240758965"/>
       <w:r>
         <w:t>4.17 Reviewing questionnaires in the QA Queue</w:t>
       </w:r>
@@ -10748,7 +10748,7 @@
           <w:noProof/>
         </w:rPr>
         <w:drawing>
-          <wp:inline distT="0" distB="0" distL="0" distR="0" wp14:anchorId="544D68AD" wp14:editId="38B59CD9">
+          <wp:inline distT="0" distB="0" distL="0" distR="0" wp14:anchorId="078883A9" wp14:editId="1B2F9495">
             <wp:extent cx="5334000" cy="3333750"/>
             <wp:effectExtent l="0" t="0" r="0" b="0"/>
             <wp:docPr id="26" name="qa_queue.jpg" descr="QUAN QA Queue with the KoboToolbox sync panel." title="QUAN QA Queue with the KoboToolbox sync panel."/>
@@ -10946,7 +10946,7 @@
           <w:left w:w="10" w:type="dxa"/>
           <w:right w:w="10" w:type="dxa"/>
         </w:tblCellMar>
-        <w:tblLook w:val="04A0" w:firstRow="1" w:lastRow="0" w:firstColumn="1" w:lastColumn="0" w:noHBand="0" w:noVBand="1"/>
+        <w:tblLook w:val="0000" w:firstRow="0" w:lastRow="0" w:firstColumn="0" w:lastColumn="0" w:noHBand="0" w:noVBand="0"/>
       </w:tblPr>
       <w:tblGrid>
         <w:gridCol w:w="2353"/>
@@ -11392,7 +11392,7 @@
           <w:left w:w="10" w:type="dxa"/>
           <w:right w:w="10" w:type="dxa"/>
         </w:tblCellMar>
-        <w:tblLook w:val="04A0" w:firstRow="1" w:lastRow="0" w:firstColumn="1" w:lastColumn="0" w:noHBand="0" w:noVBand="1"/>
+        <w:tblLook w:val="0000" w:firstRow="0" w:lastRow="0" w:firstColumn="0" w:lastColumn="0" w:noHBand="0" w:noVBand="0"/>
       </w:tblPr>
       <w:tblGrid>
         <w:gridCol w:w="9412"/>
@@ -11487,7 +11487,7 @@
       <w:pPr>
         <w:pStyle w:val="Heading2"/>
       </w:pPr>
-      <w:bookmarkStart w:id="25" w:name="_Toc240713020"/>
+      <w:bookmarkStart w:id="25" w:name="_Toc240758966"/>
       <w:r>
         <w:t>4.18 Working QA exceptions</w:t>
       </w:r>
@@ -11552,7 +11552,7 @@
         </w:rPr>
         <w:lastRenderedPageBreak/>
         <w:drawing>
-          <wp:inline distT="0" distB="0" distL="0" distR="0" wp14:anchorId="2A4F0F2B" wp14:editId="3605B266">
+          <wp:inline distT="0" distB="0" distL="0" distR="0" wp14:anchorId="0B63D5B9" wp14:editId="100AD986">
             <wp:extent cx="5334000" cy="3333750"/>
             <wp:effectExtent l="0" t="0" r="0" b="0"/>
             <wp:docPr id="27" name="qa_exceptions.jpg" descr="QA Exception Queue." title="QA Exception Queue."/>
@@ -11748,7 +11748,7 @@
       <w:pPr>
         <w:pStyle w:val="Heading2"/>
       </w:pPr>
-      <w:bookmarkStart w:id="26" w:name="_Toc240713021"/>
+      <w:bookmarkStart w:id="26" w:name="_Toc240758967"/>
       <w:r>
         <w:t>4.19 Downloading or emailing completed forms (Form PDFs)</w:t>
       </w:r>
@@ -11788,7 +11788,7 @@
           <w:noProof/>
         </w:rPr>
         <w:drawing>
-          <wp:inline distT="0" distB="0" distL="0" distR="0" wp14:anchorId="1399BB5D" wp14:editId="0BB59D21">
+          <wp:inline distT="0" distB="0" distL="0" distR="0" wp14:anchorId="0B47AFD1" wp14:editId="58309900">
             <wp:extent cx="5334000" cy="2581275"/>
             <wp:effectExtent l="0" t="0" r="0" b="0"/>
             <wp:docPr id="28" name="adm_form_pdfs.jpg" descr="Completed form PDFs." title="Completed form PDFs."/>
@@ -11863,17 +11863,21 @@
         <w:spacing w:after="80" w:line="276" w:lineRule="auto"/>
       </w:pPr>
       <w:r>
-        <w:t xml:space="preserve">Select </w:t>
-      </w:r>
-      <w:r>
-        <w:rPr>
-          <w:b/>
-          <w:bCs/>
-        </w:rPr>
-        <w:t>Download PDF</w:t>
-      </w:r>
-      <w:r>
-        <w:t xml:space="preserve"> to save a readable copy: sections, questions, the chosen answers as words (not codes) and repeated groups.</w:t>
+        <w:t xml:space="preserve">At the top, the sync panel shows whether the portal holds the same forms as KoboToolbox: for example “✓ In sync with KoboToolbox — KoboToolbox holds 12 · the portal holds 12”. Each row also says “✓ </w:t>
+      </w:r>
+      <w:r>
+        <w:lastRenderedPageBreak/>
+        <w:t xml:space="preserve">saved in portal” once the portal has an identical copy. If the panel says “Not in sync”, select </w:t>
+      </w:r>
+      <w:r>
+        <w:rPr>
+          <w:b/>
+          <w:bCs/>
+        </w:rPr>
+        <w:t>Sync now</w:t>
+      </w:r>
+      <w:r>
+        <w:t>; it takes a few seconds.</w:t>
       </w:r>
     </w:p>
     <w:p>
@@ -11886,7 +11890,6 @@
         <w:spacing w:after="80" w:line="276" w:lineRule="auto"/>
       </w:pPr>
       <w:r>
-        <w:lastRenderedPageBreak/>
         <w:t xml:space="preserve">Select </w:t>
       </w:r>
       <w:r>
@@ -11894,10 +11897,10 @@
           <w:b/>
           <w:bCs/>
         </w:rPr>
-        <w:t>Email to me</w:t>
-      </w:r>
-      <w:r>
-        <w:t xml:space="preserve"> to send the PDF to the email address on your account.</w:t>
+        <w:t>Download PDF</w:t>
+      </w:r>
+      <w:r>
+        <w:t xml:space="preserve"> to save a readable copy: sections, questions, the chosen answers as words (not codes) and repeated groups.</w:t>
       </w:r>
     </w:p>
     <w:p>
@@ -11910,6 +11913,29 @@
         <w:spacing w:after="80" w:line="276" w:lineRule="auto"/>
       </w:pPr>
       <w:r>
+        <w:t xml:space="preserve">Select </w:t>
+      </w:r>
+      <w:r>
+        <w:rPr>
+          <w:b/>
+          <w:bCs/>
+        </w:rPr>
+        <w:t>Email to me</w:t>
+      </w:r>
+      <w:r>
+        <w:t xml:space="preserve"> to send the PDF to the email address on your account.</w:t>
+      </w:r>
+    </w:p>
+    <w:p>
+      <w:pPr>
+        <w:pStyle w:val="ListParagraph"/>
+        <w:numPr>
+          <w:ilvl w:val="0"/>
+          <w:numId w:val="21"/>
+        </w:numPr>
+        <w:spacing w:after="80" w:line="276" w:lineRule="auto"/>
+      </w:pPr>
+      <w:r>
         <w:t xml:space="preserve">For the questionnaire only, select </w:t>
       </w:r>
       <w:r>
@@ -11936,11 +11962,81 @@
         <w:t>The same PDF is available from the record itself: the case page (questionnaire), the KII page (KII Guide) or the document page (coding form).</w:t>
       </w:r>
     </w:p>
+    <w:tbl>
+      <w:tblPr>
+        <w:tblW w:w="9412" w:type="dxa"/>
+        <w:tblBorders>
+          <w:top w:val="single" w:sz="2" w:space="0" w:color="EAF2FA"/>
+          <w:left w:val="single" w:sz="24" w:space="0" w:color="2A6FB0"/>
+          <w:bottom w:val="single" w:sz="2" w:space="0" w:color="EAF2FA"/>
+          <w:right w:val="single" w:sz="2" w:space="0" w:color="EAF2FA"/>
+          <w:insideH w:val="single" w:sz="4" w:space="0" w:color="EAF2FA"/>
+          <w:insideV w:val="single" w:sz="4" w:space="0" w:color="EAF2FA"/>
+        </w:tblBorders>
+        <w:tblCellMar>
+          <w:left w:w="10" w:type="dxa"/>
+          <w:right w:w="10" w:type="dxa"/>
+        </w:tblCellMar>
+        <w:tblLook w:val="0000" w:firstRow="0" w:lastRow="0" w:firstColumn="0" w:lastColumn="0" w:noHBand="0" w:noVBand="0"/>
+      </w:tblPr>
+      <w:tblGrid>
+        <w:gridCol w:w="9412"/>
+      </w:tblGrid>
+      <w:tr>
+        <w:tblPrEx>
+          <w:tblCellMar>
+            <w:top w:w="0" w:type="dxa"/>
+            <w:bottom w:w="0" w:type="dxa"/>
+          </w:tblCellMar>
+        </w:tblPrEx>
+        <w:trPr>
+          <w:cantSplit/>
+        </w:trPr>
+        <w:tc>
+          <w:tcPr>
+            <w:tcW w:w="9412" w:type="dxa"/>
+            <w:shd w:val="clear" w:color="auto" w:fill="EAF2FA"/>
+            <w:tcMar>
+              <w:top w:w="100" w:type="dxa"/>
+              <w:left w:w="180" w:type="dxa"/>
+              <w:bottom w:w="100" w:type="dxa"/>
+              <w:right w:w="160" w:type="dxa"/>
+            </w:tcMar>
+          </w:tcPr>
+          <w:p>
+            <w:pPr>
+              <w:spacing w:after="40"/>
+            </w:pPr>
+            <w:r>
+              <w:rPr>
+                <w:b/>
+                <w:bCs/>
+                <w:sz w:val="20"/>
+                <w:szCs w:val="20"/>
+              </w:rPr>
+              <w:t>How the sync works</w:t>
+            </w:r>
+          </w:p>
+          <w:p>
+            <w:pPr>
+              <w:spacing w:after="40" w:line="264" w:lineRule="auto"/>
+            </w:pPr>
+            <w:r>
+              <w:rPr>
+                <w:sz w:val="19"/>
+                <w:szCs w:val="19"/>
+              </w:rPr>
+              <w:t>The portal keeps its own copy of the questionnaire, KII Guide and Document Analysis Tool, and refreshes it every 15 minutes and whenever someone selects Sync now. A submission edited in KoboToolbox is updated here; one deleted in KoboToolbox is flagged as removed. You never need to sync before downloading a PDF: the PDF is always read from KoboToolbox at that moment.</w:t>
+            </w:r>
+          </w:p>
+        </w:tc>
+      </w:tr>
+    </w:tbl>
     <w:p>
       <w:pPr>
         <w:pStyle w:val="Heading2"/>
       </w:pPr>
-      <w:bookmarkStart w:id="27" w:name="_Toc240713022"/>
+      <w:bookmarkStart w:id="27" w:name="_Toc240758968"/>
       <w:r>
         <w:t>4.20 Logging fieldwork costs</w:t>
       </w:r>
@@ -11980,7 +12076,7 @@
           <w:noProof/>
         </w:rPr>
         <w:drawing>
-          <wp:inline distT="0" distB="0" distL="0" distR="0" wp14:anchorId="5159B342" wp14:editId="793ED49F">
+          <wp:inline distT="0" distB="0" distL="0" distR="0" wp14:anchorId="5B6A780E" wp14:editId="1E8C8FDF">
             <wp:extent cx="5334000" cy="3752850"/>
             <wp:effectExtent l="0" t="0" r="0" b="0"/>
             <wp:docPr id="29" name="adm_cost.jpg" descr="Cost Dashboard and the Log a cost event form." title="Cost Dashboard and the Log a cost event form."/>
@@ -12100,9 +12196,8 @@
       <w:pPr>
         <w:pStyle w:val="Heading2"/>
       </w:pPr>
-      <w:bookmarkStart w:id="28" w:name="_Toc240713023"/>
-      <w:r>
-        <w:lastRenderedPageBreak/>
+      <w:bookmarkStart w:id="28" w:name="_Toc240758969"/>
+      <w:r>
         <w:t>4.21 Downloading data</w:t>
       </w:r>
       <w:bookmarkEnd w:id="28"/>
@@ -12118,7 +12213,7 @@
           <w:noProof/>
         </w:rPr>
         <w:drawing>
-          <wp:inline distT="0" distB="0" distL="0" distR="0" wp14:anchorId="7A6FDC4E" wp14:editId="3063A8FA">
+          <wp:inline distT="0" distB="0" distL="0" distR="0" wp14:anchorId="11782F3D" wp14:editId="4AB8E6BD">
             <wp:extent cx="5715000" cy="3657600"/>
             <wp:effectExtent l="0" t="0" r="0" b="0"/>
             <wp:docPr id="30" name="adm_export.jpg" descr="Data Export." title="Data Export."/>
@@ -12198,7 +12293,7 @@
           <w:left w:w="10" w:type="dxa"/>
           <w:right w:w="10" w:type="dxa"/>
         </w:tblCellMar>
-        <w:tblLook w:val="04A0" w:firstRow="1" w:lastRow="0" w:firstColumn="1" w:lastColumn="0" w:noHBand="0" w:noVBand="1"/>
+        <w:tblLook w:val="0000" w:firstRow="0" w:lastRow="0" w:firstColumn="0" w:lastColumn="0" w:noHBand="0" w:noVBand="0"/>
       </w:tblPr>
       <w:tblGrid>
         <w:gridCol w:w="2541"/>
@@ -12634,7 +12729,7 @@
         <w:pStyle w:val="Heading1"/>
         <w:pageBreakBefore/>
       </w:pPr>
-      <w:bookmarkStart w:id="29" w:name="_Toc240713024"/>
+      <w:bookmarkStart w:id="29" w:name="_Toc240758970"/>
       <w:r>
         <w:lastRenderedPageBreak/>
         <w:t>5. Rules you must follow</w:t>
@@ -12785,7 +12880,7 @@
         <w:pStyle w:val="Heading1"/>
         <w:pageBreakBefore/>
       </w:pPr>
-      <w:bookmarkStart w:id="30" w:name="_Toc240713025"/>
+      <w:bookmarkStart w:id="30" w:name="_Toc240758971"/>
       <w:r>
         <w:lastRenderedPageBreak/>
         <w:t>6. Troubleshooting</w:t>
@@ -12807,7 +12902,7 @@
           <w:left w:w="10" w:type="dxa"/>
           <w:right w:w="10" w:type="dxa"/>
         </w:tblCellMar>
-        <w:tblLook w:val="04A0" w:firstRow="1" w:lastRow="0" w:firstColumn="1" w:lastColumn="0" w:noHBand="0" w:noVBand="1"/>
+        <w:tblLook w:val="0000" w:firstRow="0" w:lastRow="0" w:firstColumn="0" w:lastColumn="0" w:noHBand="0" w:noVBand="0"/>
       </w:tblPr>
       <w:tblGrid>
         <w:gridCol w:w="2635"/>
@@ -13505,7 +13600,7 @@
                 <w:sz w:val="19"/>
                 <w:szCs w:val="19"/>
               </w:rPr>
-              <w:t>A page keeps loading</w:t>
+              <w:t>Form PDFs says "Not in sync with KoboToolbox yet"</w:t>
             </w:r>
           </w:p>
         </w:tc>
@@ -13529,7 +13624,7 @@
                 <w:sz w:val="19"/>
                 <w:szCs w:val="19"/>
               </w:rPr>
-              <w:t>A slow or dropped connection.</w:t>
+              <w:t>The counts differ: a form was submitted or changed in KoboToolbox since the last sync (it runs every 15 minutes).</w:t>
             </w:r>
           </w:p>
         </w:tc>
@@ -13553,7 +13648,7 @@
                 <w:sz w:val="19"/>
                 <w:szCs w:val="19"/>
               </w:rPr>
-              <w:t>Refresh the page. Your saved work is not lost; unsaved typing may be.</w:t>
+              <w:t>Select Sync now. If it still differs, or says it couldn't reach KoboToolbox, try again in a few minutes and tell the PI if it persists.</w:t>
             </w:r>
           </w:p>
         </w:tc>
@@ -13587,7 +13682,7 @@
                 <w:sz w:val="19"/>
                 <w:szCs w:val="19"/>
               </w:rPr>
-              <w:t>A file upload seems stuck</w:t>
+              <w:t>A document says "Already submitted" and its answers are locked</w:t>
             </w:r>
           </w:p>
         </w:tc>
@@ -13610,7 +13705,7 @@
                 <w:sz w:val="19"/>
                 <w:szCs w:val="19"/>
               </w:rPr>
-              <w:t>A large file on a slow connection takes time; the bar shows how much has been sent.</w:t>
+              <w:t>Its coding was already sent to KoboToolbox; changing it here would not change that record.</w:t>
             </w:r>
           </w:p>
         </w:tc>
@@ -13633,6 +13728,169 @@
                 <w:sz w:val="19"/>
                 <w:szCs w:val="19"/>
               </w:rPr>
+              <w:t>To redo the coding, delete that record in KoboToolbox, then select Sync now on Form PDFs. The document unlocks.</w:t>
+            </w:r>
+          </w:p>
+        </w:tc>
+      </w:tr>
+      <w:tr>
+        <w:tblPrEx>
+          <w:tblCellMar>
+            <w:top w:w="0" w:type="dxa"/>
+            <w:bottom w:w="0" w:type="dxa"/>
+          </w:tblCellMar>
+        </w:tblPrEx>
+        <w:trPr>
+          <w:cantSplit/>
+        </w:trPr>
+        <w:tc>
+          <w:tcPr>
+            <w:tcW w:w="2635" w:type="dxa"/>
+            <w:shd w:val="clear" w:color="auto" w:fill="F8FAFB"/>
+            <w:tcMar>
+              <w:top w:w="70" w:type="dxa"/>
+              <w:left w:w="110" w:type="dxa"/>
+              <w:bottom w:w="70" w:type="dxa"/>
+              <w:right w:w="110" w:type="dxa"/>
+            </w:tcMar>
+          </w:tcPr>
+          <w:p>
+            <w:pPr>
+              <w:spacing w:after="40"/>
+            </w:pPr>
+            <w:r>
+              <w:rPr>
+                <w:sz w:val="19"/>
+                <w:szCs w:val="19"/>
+              </w:rPr>
+              <w:t>A page keeps loading</w:t>
+            </w:r>
+          </w:p>
+        </w:tc>
+        <w:tc>
+          <w:tcPr>
+            <w:tcW w:w="3200" w:type="dxa"/>
+            <w:shd w:val="clear" w:color="auto" w:fill="F8FAFB"/>
+            <w:tcMar>
+              <w:top w:w="70" w:type="dxa"/>
+              <w:left w:w="110" w:type="dxa"/>
+              <w:bottom w:w="70" w:type="dxa"/>
+              <w:right w:w="110" w:type="dxa"/>
+            </w:tcMar>
+          </w:tcPr>
+          <w:p>
+            <w:pPr>
+              <w:spacing w:after="40"/>
+            </w:pPr>
+            <w:r>
+              <w:rPr>
+                <w:sz w:val="19"/>
+                <w:szCs w:val="19"/>
+              </w:rPr>
+              <w:t>A slow or dropped connection.</w:t>
+            </w:r>
+          </w:p>
+        </w:tc>
+        <w:tc>
+          <w:tcPr>
+            <w:tcW w:w="3577" w:type="dxa"/>
+            <w:shd w:val="clear" w:color="auto" w:fill="F8FAFB"/>
+            <w:tcMar>
+              <w:top w:w="70" w:type="dxa"/>
+              <w:left w:w="110" w:type="dxa"/>
+              <w:bottom w:w="70" w:type="dxa"/>
+              <w:right w:w="110" w:type="dxa"/>
+            </w:tcMar>
+          </w:tcPr>
+          <w:p>
+            <w:pPr>
+              <w:spacing w:after="40"/>
+            </w:pPr>
+            <w:r>
+              <w:rPr>
+                <w:sz w:val="19"/>
+                <w:szCs w:val="19"/>
+              </w:rPr>
+              <w:t>Refresh the page. Your saved work is not lost; unsaved typing may be.</w:t>
+            </w:r>
+          </w:p>
+        </w:tc>
+      </w:tr>
+      <w:tr>
+        <w:tblPrEx>
+          <w:tblCellMar>
+            <w:top w:w="0" w:type="dxa"/>
+            <w:bottom w:w="0" w:type="dxa"/>
+          </w:tblCellMar>
+        </w:tblPrEx>
+        <w:trPr>
+          <w:cantSplit/>
+        </w:trPr>
+        <w:tc>
+          <w:tcPr>
+            <w:tcW w:w="2635" w:type="dxa"/>
+            <w:tcMar>
+              <w:top w:w="70" w:type="dxa"/>
+              <w:left w:w="110" w:type="dxa"/>
+              <w:bottom w:w="70" w:type="dxa"/>
+              <w:right w:w="110" w:type="dxa"/>
+            </w:tcMar>
+          </w:tcPr>
+          <w:p>
+            <w:pPr>
+              <w:spacing w:after="40"/>
+            </w:pPr>
+            <w:r>
+              <w:rPr>
+                <w:sz w:val="19"/>
+                <w:szCs w:val="19"/>
+              </w:rPr>
+              <w:t>A file upload seems stuck</w:t>
+            </w:r>
+          </w:p>
+        </w:tc>
+        <w:tc>
+          <w:tcPr>
+            <w:tcW w:w="3200" w:type="dxa"/>
+            <w:tcMar>
+              <w:top w:w="70" w:type="dxa"/>
+              <w:left w:w="110" w:type="dxa"/>
+              <w:bottom w:w="70" w:type="dxa"/>
+              <w:right w:w="110" w:type="dxa"/>
+            </w:tcMar>
+          </w:tcPr>
+          <w:p>
+            <w:pPr>
+              <w:spacing w:after="40"/>
+            </w:pPr>
+            <w:r>
+              <w:rPr>
+                <w:sz w:val="19"/>
+                <w:szCs w:val="19"/>
+              </w:rPr>
+              <w:t>A large file on a slow connection takes time; the bar shows how much has been sent.</w:t>
+            </w:r>
+          </w:p>
+        </w:tc>
+        <w:tc>
+          <w:tcPr>
+            <w:tcW w:w="3577" w:type="dxa"/>
+            <w:tcMar>
+              <w:top w:w="70" w:type="dxa"/>
+              <w:left w:w="110" w:type="dxa"/>
+              <w:bottom w:w="70" w:type="dxa"/>
+              <w:right w:w="110" w:type="dxa"/>
+            </w:tcMar>
+          </w:tcPr>
+          <w:p>
+            <w:pPr>
+              <w:spacing w:after="40"/>
+            </w:pPr>
+            <w:r>
+              <w:rPr>
+                <w:sz w:val="19"/>
+                <w:szCs w:val="19"/>
+              </w:rPr>
               <w:t>Wait for Saving… and the file name. If it fails, try again or upload a smaller version.</w:t>
             </w:r>
           </w:p>
@@ -13649,7 +13907,7 @@
         <w:pStyle w:val="Heading1"/>
         <w:pageBreakBefore/>
       </w:pPr>
-      <w:bookmarkStart w:id="31" w:name="_Toc240713026"/>
+      <w:bookmarkStart w:id="31" w:name="_Toc240758972"/>
       <w:r>
         <w:lastRenderedPageBreak/>
         <w:t>7. Quick reference</w:t>
@@ -13671,7 +13929,7 @@
           <w:left w:w="10" w:type="dxa"/>
           <w:right w:w="10" w:type="dxa"/>
         </w:tblCellMar>
-        <w:tblLook w:val="04A0" w:firstRow="1" w:lastRow="0" w:firstColumn="1" w:lastColumn="0" w:noHBand="0" w:noVBand="1"/>
+        <w:tblLook w:val="0000" w:firstRow="0" w:lastRow="0" w:firstColumn="0" w:lastColumn="0" w:noHBand="0" w:noVBand="0"/>
       </w:tblPr>
       <w:tblGrid>
         <w:gridCol w:w="2824"/>
@@ -14031,7 +14289,7 @@
         <w:sz w:val="16"/>
         <w:szCs w:val="16"/>
       </w:rPr>
-      <w:t>Version 1.1 · 19 September 2026</w:t>
+      <w:t>Version 1.2 · 20 September 2026</w:t>
     </w:r>
     <w:r>
       <w:rPr>
@@ -14204,10 +14462,10 @@
 <file path=word/numbering.xml><?xml version="1.0" encoding="utf-8"?>
 <w:numbering xmlns:wpc="http://schemas.microsoft.com/office/word/2010/wordprocessingCanvas" xmlns:cx="http://schemas.microsoft.com/office/drawing/2014/chartex" xmlns:cx1="http://schemas.microsoft.com/office/drawing/2015/9/8/chartex" xmlns:cx2="http://schemas.microsoft.com/office/drawing/2015/10/21/chartex" xmlns:cx3="http://schemas.microsoft.com/office/drawing/2016/5/9/chartex" xmlns:cx4="http://schemas.microsoft.com/office/drawing/2016/5/10/chartex" xmlns:cx5="http://schemas.microsoft.com/office/drawing/2016/5/11/chartex" xmlns:cx6="http://schemas.microsoft.com/office/drawing/2016/5/12/chartex" xmlns:cx7="http://schemas.microsoft.com/office/drawing/2016/5/13/chartex" xmlns:cx8="http://schemas.microsoft.com/office/drawing/2016/5/14/chartex" xmlns:mc="http://schemas.openxmlformats.org/markup-compatibility/2006" xmlns:aink="http://schemas.microsoft.com/office/drawing/2016/ink" xmlns:am3d="http://schemas.microsoft.com/office/drawing/2017/model3d" xmlns:o="urn:schemas-microsoft-com:office:office" xmlns:oel="http://schemas.microsoft.com/office/2019/extlst" xmlns:r="http://schemas.openxmlformats.org/officeDocument/2006/relationships" xmlns:m="http://schemas.openxmlformats.org/officeDocument/2006/math" xmlns:v="urn:schemas-microsoft-com:vml" xmlns:wp14="http://schemas.microsoft.com/office/word/2010/wordprocessingDrawing" xmlns:wp="http://schemas.openxmlformats.org/drawingml/2006/wordprocessingDrawing" xmlns:w10="urn:schemas-microsoft-com:office:word" xmlns:w="http://schemas.openxmlformats.org/wordprocessingml/2006/main" xmlns:w14="http://schemas.microsoft.com/office/word/2010/wordml" xmlns:w15="http://schemas.microsoft.com/office/word/2012/wordml" xmlns:w16cex="http://schemas.microsoft.com/office/word/2018/wordml/cex" xmlns:w16cid="http://schemas.microsoft.com/office/word/2016/wordml/cid" xmlns:w16="http://schemas.microsoft.com/office/word/2018/wordml" xmlns:w16sdtdh="http://schemas.microsoft.com/office/word/2020/wordml/sdtdatahash" xmlns:w16se="http://schemas.microsoft.com/office/word/2015/wordml/symex" xmlns:wpg="http://schemas.microsoft.com/office/word/2010/wordprocessingGroup" xmlns:wpi="http://schemas.microsoft.com/office/word/2010/wordprocessingInk" xmlns:wne="http://schemas.microsoft.com/office/word/2006/wordml" xmlns:wps="http://schemas.microsoft.com/office/word/2010/wordprocessingShape" mc:Ignorable="w14 w15 w16se w16cid w16 w16cex w16sdtdh wp14">
   <w:abstractNum w:abstractNumId="0" w15:restartNumberingAfterBreak="0">
-    <w:nsid w:val="00A018E9"/>
+    <w:nsid w:val="03D120BD"/>
     <w:multiLevelType w:val="hybridMultilevel"/>
-    <w:tmpl w:val="9060295C"/>
-    <w:lvl w:ilvl="0" w:tplc="0F906610">
+    <w:tmpl w:val="770C7AB0"/>
+    <w:lvl w:ilvl="0" w:tplc="3F4CA4F4">
       <w:start w:val="1"/>
       <w:numFmt w:val="decimal"/>
       <w:lvlText w:val="%1."/>
@@ -14221,52 +14479,52 @@
         <w:color w:val="A67C27"/>
       </w:rPr>
     </w:lvl>
-    <w:lvl w:ilvl="1" w:tplc="E8720E74">
+    <w:lvl w:ilvl="1" w:tplc="B6184956">
       <w:numFmt w:val="decimal"/>
       <w:lvlText w:val=""/>
       <w:lvlJc w:val="left"/>
     </w:lvl>
-    <w:lvl w:ilvl="2" w:tplc="C988FB64">
+    <w:lvl w:ilvl="2" w:tplc="B8B0AA28">
       <w:numFmt w:val="decimal"/>
       <w:lvlText w:val=""/>
       <w:lvlJc w:val="left"/>
     </w:lvl>
-    <w:lvl w:ilvl="3" w:tplc="DA627BB8">
+    <w:lvl w:ilvl="3" w:tplc="364089DC">
       <w:numFmt w:val="decimal"/>
       <w:lvlText w:val=""/>
       <w:lvlJc w:val="left"/>
     </w:lvl>
-    <w:lvl w:ilvl="4" w:tplc="D81EA0A8">
+    <w:lvl w:ilvl="4" w:tplc="67C2D806">
       <w:numFmt w:val="decimal"/>
       <w:lvlText w:val=""/>
       <w:lvlJc w:val="left"/>
     </w:lvl>
-    <w:lvl w:ilvl="5" w:tplc="BD56126C">
+    <w:lvl w:ilvl="5" w:tplc="E85A571E">
       <w:numFmt w:val="decimal"/>
       <w:lvlText w:val=""/>
       <w:lvlJc w:val="left"/>
     </w:lvl>
-    <w:lvl w:ilvl="6" w:tplc="20EC40E8">
+    <w:lvl w:ilvl="6" w:tplc="9AD42DCC">
       <w:numFmt w:val="decimal"/>
       <w:lvlText w:val=""/>
       <w:lvlJc w:val="left"/>
     </w:lvl>
-    <w:lvl w:ilvl="7" w:tplc="6E482E46">
+    <w:lvl w:ilvl="7" w:tplc="73A6465C">
       <w:numFmt w:val="decimal"/>
       <w:lvlText w:val=""/>
       <w:lvlJc w:val="left"/>
     </w:lvl>
-    <w:lvl w:ilvl="8" w:tplc="94F0346A">
+    <w:lvl w:ilvl="8" w:tplc="AAD65D44">
       <w:numFmt w:val="decimal"/>
       <w:lvlText w:val=""/>
       <w:lvlJc w:val="left"/>
     </w:lvl>
   </w:abstractNum>
   <w:abstractNum w:abstractNumId="1" w15:restartNumberingAfterBreak="0">
-    <w:nsid w:val="00E15BE1"/>
+    <w:nsid w:val="070E452F"/>
     <w:multiLevelType w:val="hybridMultilevel"/>
-    <w:tmpl w:val="30F4678E"/>
-    <w:lvl w:ilvl="0" w:tplc="18A4CF92">
+    <w:tmpl w:val="CE74CCD2"/>
+    <w:lvl w:ilvl="0" w:tplc="3056C658">
       <w:start w:val="1"/>
       <w:numFmt w:val="decimal"/>
       <w:lvlText w:val="%1."/>
@@ -14280,110 +14538,52 @@
         <w:color w:val="A67C27"/>
       </w:rPr>
     </w:lvl>
-    <w:lvl w:ilvl="1" w:tplc="8988BD6E">
+    <w:lvl w:ilvl="1" w:tplc="B240C7BA">
       <w:numFmt w:val="decimal"/>
       <w:lvlText w:val=""/>
       <w:lvlJc w:val="left"/>
     </w:lvl>
-    <w:lvl w:ilvl="2" w:tplc="D46244AA">
+    <w:lvl w:ilvl="2" w:tplc="BB485B66">
       <w:numFmt w:val="decimal"/>
       <w:lvlText w:val=""/>
       <w:lvlJc w:val="left"/>
     </w:lvl>
-    <w:lvl w:ilvl="3" w:tplc="C0B46364">
+    <w:lvl w:ilvl="3" w:tplc="E18078BC">
       <w:numFmt w:val="decimal"/>
       <w:lvlText w:val=""/>
       <w:lvlJc w:val="left"/>
     </w:lvl>
-    <w:lvl w:ilvl="4" w:tplc="5B7881A4">
+    <w:lvl w:ilvl="4" w:tplc="1F96FD38">
       <w:numFmt w:val="decimal"/>
       <w:lvlText w:val=""/>
       <w:lvlJc w:val="left"/>
     </w:lvl>
-    <w:lvl w:ilvl="5" w:tplc="08A28842">
+    <w:lvl w:ilvl="5" w:tplc="DC52D08E">
       <w:numFmt w:val="decimal"/>
       <w:lvlText w:val=""/>
       <w:lvlJc w:val="left"/>
     </w:lvl>
-    <w:lvl w:ilvl="6" w:tplc="DB644DE2">
+    <w:lvl w:ilvl="6" w:tplc="8E40B1B4">
       <w:numFmt w:val="decimal"/>
       <w:lvlText w:val=""/>
       <w:lvlJc w:val="left"/>
     </w:lvl>
-    <w:lvl w:ilvl="7" w:tplc="338CE2AA">
+    <w:lvl w:ilvl="7" w:tplc="D28271EA">
       <w:numFmt w:val="decimal"/>
       <w:lvlText w:val=""/>
       <w:lvlJc w:val="left"/>
     </w:lvl>
-    <w:lvl w:ilvl="8" w:tplc="4D960846">
+    <w:lvl w:ilvl="8" w:tplc="8CA05F5A">
       <w:numFmt w:val="decimal"/>
       <w:lvlText w:val=""/>
       <w:lvlJc w:val="left"/>
     </w:lvl>
   </w:abstractNum>
   <w:abstractNum w:abstractNumId="2" w15:restartNumberingAfterBreak="0">
-    <w:nsid w:val="02D72D50"/>
+    <w:nsid w:val="0D133FF0"/>
     <w:multiLevelType w:val="hybridMultilevel"/>
-    <w:tmpl w:val="228EEC92"/>
-    <w:lvl w:ilvl="0" w:tplc="472CAF7E">
-      <w:start w:val="1"/>
-      <w:numFmt w:val="bullet"/>
-      <w:lvlText w:val="•"/>
-      <w:lvlJc w:val="left"/>
-      <w:pPr>
-        <w:ind w:left="460" w:hanging="280"/>
-      </w:pPr>
-    </w:lvl>
-    <w:lvl w:ilvl="1" w:tplc="27A8E672">
-      <w:start w:val="1"/>
-      <w:numFmt w:val="bullet"/>
-      <w:lvlText w:val="–"/>
-      <w:lvlJc w:val="left"/>
-      <w:pPr>
-        <w:ind w:left="900" w:hanging="280"/>
-      </w:pPr>
-    </w:lvl>
-    <w:lvl w:ilvl="2" w:tplc="320C3D5A">
-      <w:numFmt w:val="decimal"/>
-      <w:lvlText w:val=""/>
-      <w:lvlJc w:val="left"/>
-    </w:lvl>
-    <w:lvl w:ilvl="3" w:tplc="3266FAAE">
-      <w:numFmt w:val="decimal"/>
-      <w:lvlText w:val=""/>
-      <w:lvlJc w:val="left"/>
-    </w:lvl>
-    <w:lvl w:ilvl="4" w:tplc="A13C2ACE">
-      <w:numFmt w:val="decimal"/>
-      <w:lvlText w:val=""/>
-      <w:lvlJc w:val="left"/>
-    </w:lvl>
-    <w:lvl w:ilvl="5" w:tplc="68DEA4D4">
-      <w:numFmt w:val="decimal"/>
-      <w:lvlText w:val=""/>
-      <w:lvlJc w:val="left"/>
-    </w:lvl>
-    <w:lvl w:ilvl="6" w:tplc="F862653C">
-      <w:numFmt w:val="decimal"/>
-      <w:lvlText w:val=""/>
-      <w:lvlJc w:val="left"/>
-    </w:lvl>
-    <w:lvl w:ilvl="7" w:tplc="3920F646">
-      <w:numFmt w:val="decimal"/>
-      <w:lvlText w:val=""/>
-      <w:lvlJc w:val="left"/>
-    </w:lvl>
-    <w:lvl w:ilvl="8" w:tplc="9612DA80">
-      <w:numFmt w:val="decimal"/>
-      <w:lvlText w:val=""/>
-      <w:lvlJc w:val="left"/>
-    </w:lvl>
-  </w:abstractNum>
-  <w:abstractNum w:abstractNumId="3" w15:restartNumberingAfterBreak="0">
-    <w:nsid w:val="07654BA4"/>
-    <w:multiLevelType w:val="hybridMultilevel"/>
-    <w:tmpl w:val="54FE2558"/>
-    <w:lvl w:ilvl="0" w:tplc="0F42BBD2">
+    <w:tmpl w:val="5D3ADBD6"/>
+    <w:lvl w:ilvl="0" w:tplc="33C693F4">
       <w:start w:val="1"/>
       <w:numFmt w:val="decimal"/>
       <w:lvlText w:val="%1."/>
@@ -14397,52 +14597,52 @@
         <w:color w:val="A67C27"/>
       </w:rPr>
     </w:lvl>
-    <w:lvl w:ilvl="1" w:tplc="167283CA">
+    <w:lvl w:ilvl="1" w:tplc="6228205E">
       <w:numFmt w:val="decimal"/>
       <w:lvlText w:val=""/>
       <w:lvlJc w:val="left"/>
     </w:lvl>
-    <w:lvl w:ilvl="2" w:tplc="6922AA44">
+    <w:lvl w:ilvl="2" w:tplc="34DE8E06">
       <w:numFmt w:val="decimal"/>
       <w:lvlText w:val=""/>
       <w:lvlJc w:val="left"/>
     </w:lvl>
-    <w:lvl w:ilvl="3" w:tplc="87FC48D0">
+    <w:lvl w:ilvl="3" w:tplc="02ACE14A">
       <w:numFmt w:val="decimal"/>
       <w:lvlText w:val=""/>
       <w:lvlJc w:val="left"/>
     </w:lvl>
-    <w:lvl w:ilvl="4" w:tplc="CEF8A8DA">
+    <w:lvl w:ilvl="4" w:tplc="7FC41248">
       <w:numFmt w:val="decimal"/>
       <w:lvlText w:val=""/>
       <w:lvlJc w:val="left"/>
     </w:lvl>
-    <w:lvl w:ilvl="5" w:tplc="3E00E276">
+    <w:lvl w:ilvl="5" w:tplc="BC628D8A">
       <w:numFmt w:val="decimal"/>
       <w:lvlText w:val=""/>
       <w:lvlJc w:val="left"/>
     </w:lvl>
-    <w:lvl w:ilvl="6" w:tplc="7C4AC4E4">
+    <w:lvl w:ilvl="6" w:tplc="783644F2">
       <w:numFmt w:val="decimal"/>
       <w:lvlText w:val=""/>
       <w:lvlJc w:val="left"/>
     </w:lvl>
-    <w:lvl w:ilvl="7" w:tplc="FDFC6CE8">
+    <w:lvl w:ilvl="7" w:tplc="5E5C6824">
       <w:numFmt w:val="decimal"/>
       <w:lvlText w:val=""/>
       <w:lvlJc w:val="left"/>
     </w:lvl>
-    <w:lvl w:ilvl="8" w:tplc="69AC8306">
+    <w:lvl w:ilvl="8" w:tplc="9F087538">
       <w:numFmt w:val="decimal"/>
       <w:lvlText w:val=""/>
       <w:lvlJc w:val="left"/>
     </w:lvl>
   </w:abstractNum>
-  <w:abstractNum w:abstractNumId="4" w15:restartNumberingAfterBreak="0">
-    <w:nsid w:val="15C37F08"/>
+  <w:abstractNum w:abstractNumId="3" w15:restartNumberingAfterBreak="0">
+    <w:nsid w:val="122710E5"/>
     <w:multiLevelType w:val="hybridMultilevel"/>
-    <w:tmpl w:val="4B3CB104"/>
-    <w:lvl w:ilvl="0" w:tplc="6540AB84">
+    <w:tmpl w:val="C1D6BB18"/>
+    <w:lvl w:ilvl="0" w:tplc="04FA5C48">
       <w:start w:val="1"/>
       <w:numFmt w:val="decimal"/>
       <w:lvlText w:val="%1."/>
@@ -14456,52 +14656,52 @@
         <w:color w:val="A67C27"/>
       </w:rPr>
     </w:lvl>
-    <w:lvl w:ilvl="1" w:tplc="5D24AC76">
+    <w:lvl w:ilvl="1" w:tplc="CEFEA4DE">
       <w:numFmt w:val="decimal"/>
       <w:lvlText w:val=""/>
       <w:lvlJc w:val="left"/>
     </w:lvl>
-    <w:lvl w:ilvl="2" w:tplc="AF62E72E">
+    <w:lvl w:ilvl="2" w:tplc="8BACB9FC">
       <w:numFmt w:val="decimal"/>
       <w:lvlText w:val=""/>
       <w:lvlJc w:val="left"/>
     </w:lvl>
-    <w:lvl w:ilvl="3" w:tplc="741845D8">
+    <w:lvl w:ilvl="3" w:tplc="A5181046">
       <w:numFmt w:val="decimal"/>
       <w:lvlText w:val=""/>
       <w:lvlJc w:val="left"/>
     </w:lvl>
-    <w:lvl w:ilvl="4" w:tplc="C9A44D32">
+    <w:lvl w:ilvl="4" w:tplc="BC2453B2">
       <w:numFmt w:val="decimal"/>
       <w:lvlText w:val=""/>
       <w:lvlJc w:val="left"/>
     </w:lvl>
-    <w:lvl w:ilvl="5" w:tplc="D16CDAFC">
+    <w:lvl w:ilvl="5" w:tplc="5EE4C04E">
       <w:numFmt w:val="decimal"/>
       <w:lvlText w:val=""/>
       <w:lvlJc w:val="left"/>
     </w:lvl>
-    <w:lvl w:ilvl="6" w:tplc="78F0113E">
+    <w:lvl w:ilvl="6" w:tplc="FCE6C64A">
       <w:numFmt w:val="decimal"/>
       <w:lvlText w:val=""/>
       <w:lvlJc w:val="left"/>
     </w:lvl>
-    <w:lvl w:ilvl="7" w:tplc="E7C87422">
+    <w:lvl w:ilvl="7" w:tplc="7CE275AE">
       <w:numFmt w:val="decimal"/>
       <w:lvlText w:val=""/>
       <w:lvlJc w:val="left"/>
     </w:lvl>
-    <w:lvl w:ilvl="8" w:tplc="B72822FE">
+    <w:lvl w:ilvl="8" w:tplc="37345604">
       <w:numFmt w:val="decimal"/>
       <w:lvlText w:val=""/>
       <w:lvlJc w:val="left"/>
     </w:lvl>
   </w:abstractNum>
-  <w:abstractNum w:abstractNumId="5" w15:restartNumberingAfterBreak="0">
-    <w:nsid w:val="21B841DD"/>
+  <w:abstractNum w:abstractNumId="4" w15:restartNumberingAfterBreak="0">
+    <w:nsid w:val="172B7A78"/>
     <w:multiLevelType w:val="hybridMultilevel"/>
-    <w:tmpl w:val="04160CA6"/>
-    <w:lvl w:ilvl="0" w:tplc="77B00E12">
+    <w:tmpl w:val="217E66E4"/>
+    <w:lvl w:ilvl="0" w:tplc="C16489A8">
       <w:start w:val="1"/>
       <w:numFmt w:val="decimal"/>
       <w:lvlText w:val="%1."/>
@@ -14515,52 +14715,52 @@
         <w:color w:val="A67C27"/>
       </w:rPr>
     </w:lvl>
-    <w:lvl w:ilvl="1" w:tplc="1FC6577A">
+    <w:lvl w:ilvl="1" w:tplc="52201E34">
       <w:numFmt w:val="decimal"/>
       <w:lvlText w:val=""/>
       <w:lvlJc w:val="left"/>
     </w:lvl>
-    <w:lvl w:ilvl="2" w:tplc="5568CA8A">
+    <w:lvl w:ilvl="2" w:tplc="0644C10C">
       <w:numFmt w:val="decimal"/>
       <w:lvlText w:val=""/>
       <w:lvlJc w:val="left"/>
     </w:lvl>
-    <w:lvl w:ilvl="3" w:tplc="CCC2CADE">
+    <w:lvl w:ilvl="3" w:tplc="72908F16">
       <w:numFmt w:val="decimal"/>
       <w:lvlText w:val=""/>
       <w:lvlJc w:val="left"/>
     </w:lvl>
-    <w:lvl w:ilvl="4" w:tplc="34DAEF6E">
+    <w:lvl w:ilvl="4" w:tplc="A51A4690">
       <w:numFmt w:val="decimal"/>
       <w:lvlText w:val=""/>
       <w:lvlJc w:val="left"/>
     </w:lvl>
-    <w:lvl w:ilvl="5" w:tplc="DAA809B6">
+    <w:lvl w:ilvl="5" w:tplc="50B2287E">
       <w:numFmt w:val="decimal"/>
       <w:lvlText w:val=""/>
       <w:lvlJc w:val="left"/>
     </w:lvl>
-    <w:lvl w:ilvl="6" w:tplc="D350590C">
+    <w:lvl w:ilvl="6" w:tplc="ED6870CC">
       <w:numFmt w:val="decimal"/>
       <w:lvlText w:val=""/>
       <w:lvlJc w:val="left"/>
     </w:lvl>
-    <w:lvl w:ilvl="7" w:tplc="85C0778C">
+    <w:lvl w:ilvl="7" w:tplc="E682BE66">
       <w:numFmt w:val="decimal"/>
       <w:lvlText w:val=""/>
       <w:lvlJc w:val="left"/>
     </w:lvl>
-    <w:lvl w:ilvl="8" w:tplc="C2A6149C">
+    <w:lvl w:ilvl="8" w:tplc="03ECD6C8">
       <w:numFmt w:val="decimal"/>
       <w:lvlText w:val=""/>
       <w:lvlJc w:val="left"/>
     </w:lvl>
   </w:abstractNum>
-  <w:abstractNum w:abstractNumId="6" w15:restartNumberingAfterBreak="0">
-    <w:nsid w:val="227E720B"/>
+  <w:abstractNum w:abstractNumId="5" w15:restartNumberingAfterBreak="0">
+    <w:nsid w:val="193E0539"/>
     <w:multiLevelType w:val="hybridMultilevel"/>
-    <w:tmpl w:val="CB5E4D8E"/>
-    <w:lvl w:ilvl="0" w:tplc="C002C490">
+    <w:tmpl w:val="370ACF14"/>
+    <w:lvl w:ilvl="0" w:tplc="EBCC7EB2">
       <w:start w:val="1"/>
       <w:numFmt w:val="decimal"/>
       <w:lvlText w:val="%1."/>
@@ -14574,52 +14774,52 @@
         <w:color w:val="A67C27"/>
       </w:rPr>
     </w:lvl>
-    <w:lvl w:ilvl="1" w:tplc="530EB5E6">
+    <w:lvl w:ilvl="1" w:tplc="FD32EB60">
       <w:numFmt w:val="decimal"/>
       <w:lvlText w:val=""/>
       <w:lvlJc w:val="left"/>
     </w:lvl>
-    <w:lvl w:ilvl="2" w:tplc="D7DA6FB8">
+    <w:lvl w:ilvl="2" w:tplc="6CEAB1A6">
       <w:numFmt w:val="decimal"/>
       <w:lvlText w:val=""/>
       <w:lvlJc w:val="left"/>
     </w:lvl>
-    <w:lvl w:ilvl="3" w:tplc="5E427AE2">
+    <w:lvl w:ilvl="3" w:tplc="A6045F8E">
       <w:numFmt w:val="decimal"/>
       <w:lvlText w:val=""/>
       <w:lvlJc w:val="left"/>
     </w:lvl>
-    <w:lvl w:ilvl="4" w:tplc="B61E1600">
+    <w:lvl w:ilvl="4" w:tplc="20AE3104">
       <w:numFmt w:val="decimal"/>
       <w:lvlText w:val=""/>
       <w:lvlJc w:val="left"/>
     </w:lvl>
-    <w:lvl w:ilvl="5" w:tplc="65EEC9A4">
+    <w:lvl w:ilvl="5" w:tplc="E36EB5B6">
       <w:numFmt w:val="decimal"/>
       <w:lvlText w:val=""/>
       <w:lvlJc w:val="left"/>
     </w:lvl>
-    <w:lvl w:ilvl="6" w:tplc="3E280A16">
+    <w:lvl w:ilvl="6" w:tplc="7DFEEDB0">
       <w:numFmt w:val="decimal"/>
       <w:lvlText w:val=""/>
       <w:lvlJc w:val="left"/>
     </w:lvl>
-    <w:lvl w:ilvl="7" w:tplc="652CB110">
+    <w:lvl w:ilvl="7" w:tplc="0DB2DAA8">
       <w:numFmt w:val="decimal"/>
       <w:lvlText w:val=""/>
       <w:lvlJc w:val="left"/>
     </w:lvl>
-    <w:lvl w:ilvl="8" w:tplc="319C8342">
+    <w:lvl w:ilvl="8" w:tplc="E4D8B9AE">
       <w:numFmt w:val="decimal"/>
       <w:lvlText w:val=""/>
       <w:lvlJc w:val="left"/>
     </w:lvl>
   </w:abstractNum>
-  <w:abstractNum w:abstractNumId="7" w15:restartNumberingAfterBreak="0">
-    <w:nsid w:val="24E4763D"/>
+  <w:abstractNum w:abstractNumId="6" w15:restartNumberingAfterBreak="0">
+    <w:nsid w:val="1F1764F3"/>
     <w:multiLevelType w:val="hybridMultilevel"/>
-    <w:tmpl w:val="88968BEE"/>
-    <w:lvl w:ilvl="0" w:tplc="A752818E">
+    <w:tmpl w:val="2CFC23CE"/>
+    <w:lvl w:ilvl="0" w:tplc="E416C0AA">
       <w:start w:val="1"/>
       <w:numFmt w:val="decimal"/>
       <w:lvlText w:val="%1."/>
@@ -14633,52 +14833,52 @@
         <w:color w:val="A67C27"/>
       </w:rPr>
     </w:lvl>
-    <w:lvl w:ilvl="1" w:tplc="A9082508">
+    <w:lvl w:ilvl="1" w:tplc="D2BC12F2">
       <w:numFmt w:val="decimal"/>
       <w:lvlText w:val=""/>
       <w:lvlJc w:val="left"/>
     </w:lvl>
-    <w:lvl w:ilvl="2" w:tplc="137AAEEC">
+    <w:lvl w:ilvl="2" w:tplc="45EE4538">
       <w:numFmt w:val="decimal"/>
       <w:lvlText w:val=""/>
       <w:lvlJc w:val="left"/>
     </w:lvl>
-    <w:lvl w:ilvl="3" w:tplc="496643C6">
+    <w:lvl w:ilvl="3" w:tplc="F8CE7CB2">
       <w:numFmt w:val="decimal"/>
       <w:lvlText w:val=""/>
       <w:lvlJc w:val="left"/>
     </w:lvl>
-    <w:lvl w:ilvl="4" w:tplc="86249D70">
+    <w:lvl w:ilvl="4" w:tplc="4FA845DA">
       <w:numFmt w:val="decimal"/>
       <w:lvlText w:val=""/>
       <w:lvlJc w:val="left"/>
     </w:lvl>
-    <w:lvl w:ilvl="5" w:tplc="42C05024">
+    <w:lvl w:ilvl="5" w:tplc="2B7C9606">
       <w:numFmt w:val="decimal"/>
       <w:lvlText w:val=""/>
       <w:lvlJc w:val="left"/>
     </w:lvl>
-    <w:lvl w:ilvl="6" w:tplc="EDEC0F4E">
+    <w:lvl w:ilvl="6" w:tplc="EDE659BA">
       <w:numFmt w:val="decimal"/>
       <w:lvlText w:val=""/>
       <w:lvlJc w:val="left"/>
     </w:lvl>
-    <w:lvl w:ilvl="7" w:tplc="73E21A5C">
+    <w:lvl w:ilvl="7" w:tplc="8F3A2B0C">
       <w:numFmt w:val="decimal"/>
       <w:lvlText w:val=""/>
       <w:lvlJc w:val="left"/>
     </w:lvl>
-    <w:lvl w:ilvl="8" w:tplc="93E2DC88">
+    <w:lvl w:ilvl="8" w:tplc="E38ABAF6">
       <w:numFmt w:val="decimal"/>
       <w:lvlText w:val=""/>
       <w:lvlJc w:val="left"/>
     </w:lvl>
   </w:abstractNum>
-  <w:abstractNum w:abstractNumId="8" w15:restartNumberingAfterBreak="0">
-    <w:nsid w:val="28C963A3"/>
+  <w:abstractNum w:abstractNumId="7" w15:restartNumberingAfterBreak="0">
+    <w:nsid w:val="24A57C49"/>
     <w:multiLevelType w:val="hybridMultilevel"/>
-    <w:tmpl w:val="4532F8B2"/>
-    <w:lvl w:ilvl="0" w:tplc="4D7CE2D2">
+    <w:tmpl w:val="A4BA1536"/>
+    <w:lvl w:ilvl="0" w:tplc="1432072C">
       <w:start w:val="1"/>
       <w:numFmt w:val="decimal"/>
       <w:lvlText w:val="%1."/>
@@ -14692,52 +14892,52 @@
         <w:color w:val="A67C27"/>
       </w:rPr>
     </w:lvl>
-    <w:lvl w:ilvl="1" w:tplc="1B9A647C">
+    <w:lvl w:ilvl="1" w:tplc="5D26EFFC">
       <w:numFmt w:val="decimal"/>
       <w:lvlText w:val=""/>
       <w:lvlJc w:val="left"/>
     </w:lvl>
-    <w:lvl w:ilvl="2" w:tplc="42D8BC86">
+    <w:lvl w:ilvl="2" w:tplc="56D48B10">
       <w:numFmt w:val="decimal"/>
       <w:lvlText w:val=""/>
       <w:lvlJc w:val="left"/>
     </w:lvl>
-    <w:lvl w:ilvl="3" w:tplc="ED94D1B2">
+    <w:lvl w:ilvl="3" w:tplc="64F6B2D0">
       <w:numFmt w:val="decimal"/>
       <w:lvlText w:val=""/>
       <w:lvlJc w:val="left"/>
     </w:lvl>
-    <w:lvl w:ilvl="4" w:tplc="3150519A">
+    <w:lvl w:ilvl="4" w:tplc="8348F140">
       <w:numFmt w:val="decimal"/>
       <w:lvlText w:val=""/>
       <w:lvlJc w:val="left"/>
     </w:lvl>
-    <w:lvl w:ilvl="5" w:tplc="04047BA6">
+    <w:lvl w:ilvl="5" w:tplc="BA2CBD76">
       <w:numFmt w:val="decimal"/>
       <w:lvlText w:val=""/>
       <w:lvlJc w:val="left"/>
     </w:lvl>
-    <w:lvl w:ilvl="6" w:tplc="F30EFB06">
+    <w:lvl w:ilvl="6" w:tplc="F21A6688">
       <w:numFmt w:val="decimal"/>
       <w:lvlText w:val=""/>
       <w:lvlJc w:val="left"/>
     </w:lvl>
-    <w:lvl w:ilvl="7" w:tplc="E062BF7A">
+    <w:lvl w:ilvl="7" w:tplc="F03CBE20">
       <w:numFmt w:val="decimal"/>
       <w:lvlText w:val=""/>
       <w:lvlJc w:val="left"/>
     </w:lvl>
-    <w:lvl w:ilvl="8" w:tplc="54BC1A92">
+    <w:lvl w:ilvl="8" w:tplc="893663A8">
       <w:numFmt w:val="decimal"/>
       <w:lvlText w:val=""/>
       <w:lvlJc w:val="left"/>
     </w:lvl>
   </w:abstractNum>
-  <w:abstractNum w:abstractNumId="9" w15:restartNumberingAfterBreak="0">
-    <w:nsid w:val="2FEE08F6"/>
+  <w:abstractNum w:abstractNumId="8" w15:restartNumberingAfterBreak="0">
+    <w:nsid w:val="2A8A31D9"/>
     <w:multiLevelType w:val="hybridMultilevel"/>
-    <w:tmpl w:val="D7EC278E"/>
-    <w:lvl w:ilvl="0" w:tplc="B87E3710">
+    <w:tmpl w:val="38403C6A"/>
+    <w:lvl w:ilvl="0" w:tplc="FA3691EC">
       <w:start w:val="1"/>
       <w:numFmt w:val="decimal"/>
       <w:lvlText w:val="%1."/>
@@ -14751,52 +14951,52 @@
         <w:color w:val="A67C27"/>
       </w:rPr>
     </w:lvl>
-    <w:lvl w:ilvl="1" w:tplc="C2DC0660">
+    <w:lvl w:ilvl="1" w:tplc="7D92C4FA">
       <w:numFmt w:val="decimal"/>
       <w:lvlText w:val=""/>
       <w:lvlJc w:val="left"/>
     </w:lvl>
-    <w:lvl w:ilvl="2" w:tplc="01CC2A86">
+    <w:lvl w:ilvl="2" w:tplc="280488F0">
       <w:numFmt w:val="decimal"/>
       <w:lvlText w:val=""/>
       <w:lvlJc w:val="left"/>
     </w:lvl>
-    <w:lvl w:ilvl="3" w:tplc="9E023690">
+    <w:lvl w:ilvl="3" w:tplc="041CEDCC">
       <w:numFmt w:val="decimal"/>
       <w:lvlText w:val=""/>
       <w:lvlJc w:val="left"/>
     </w:lvl>
-    <w:lvl w:ilvl="4" w:tplc="B0E6D60C">
+    <w:lvl w:ilvl="4" w:tplc="3F3094AA">
       <w:numFmt w:val="decimal"/>
       <w:lvlText w:val=""/>
       <w:lvlJc w:val="left"/>
     </w:lvl>
-    <w:lvl w:ilvl="5" w:tplc="41B403D4">
+    <w:lvl w:ilvl="5" w:tplc="C374AED0">
       <w:numFmt w:val="decimal"/>
       <w:lvlText w:val=""/>
       <w:lvlJc w:val="left"/>
     </w:lvl>
-    <w:lvl w:ilvl="6" w:tplc="19FC1ED6">
+    <w:lvl w:ilvl="6" w:tplc="13C0015A">
       <w:numFmt w:val="decimal"/>
       <w:lvlText w:val=""/>
       <w:lvlJc w:val="left"/>
     </w:lvl>
-    <w:lvl w:ilvl="7" w:tplc="6AF0EDE2">
+    <w:lvl w:ilvl="7" w:tplc="3B605C1E">
       <w:numFmt w:val="decimal"/>
       <w:lvlText w:val=""/>
       <w:lvlJc w:val="left"/>
     </w:lvl>
-    <w:lvl w:ilvl="8" w:tplc="A50897CA">
+    <w:lvl w:ilvl="8" w:tplc="46D6CFB2">
       <w:numFmt w:val="decimal"/>
       <w:lvlText w:val=""/>
       <w:lvlJc w:val="left"/>
     </w:lvl>
   </w:abstractNum>
-  <w:abstractNum w:abstractNumId="10" w15:restartNumberingAfterBreak="0">
-    <w:nsid w:val="3B416D1E"/>
+  <w:abstractNum w:abstractNumId="9" w15:restartNumberingAfterBreak="0">
+    <w:nsid w:val="2D9F71F4"/>
     <w:multiLevelType w:val="hybridMultilevel"/>
-    <w:tmpl w:val="ADB21DEE"/>
-    <w:lvl w:ilvl="0" w:tplc="A3B4AD5A">
+    <w:tmpl w:val="BA283E8E"/>
+    <w:lvl w:ilvl="0" w:tplc="51DCED94">
       <w:start w:val="1"/>
       <w:numFmt w:val="decimal"/>
       <w:lvlText w:val="%1."/>
@@ -14810,52 +15010,52 @@
         <w:color w:val="A67C27"/>
       </w:rPr>
     </w:lvl>
-    <w:lvl w:ilvl="1" w:tplc="01AEDABE">
+    <w:lvl w:ilvl="1" w:tplc="E23E2018">
       <w:numFmt w:val="decimal"/>
       <w:lvlText w:val=""/>
       <w:lvlJc w:val="left"/>
     </w:lvl>
-    <w:lvl w:ilvl="2" w:tplc="2EFE45C2">
+    <w:lvl w:ilvl="2" w:tplc="A61C0056">
       <w:numFmt w:val="decimal"/>
       <w:lvlText w:val=""/>
       <w:lvlJc w:val="left"/>
     </w:lvl>
-    <w:lvl w:ilvl="3" w:tplc="9D9ACA9C">
+    <w:lvl w:ilvl="3" w:tplc="1F52F61C">
       <w:numFmt w:val="decimal"/>
       <w:lvlText w:val=""/>
       <w:lvlJc w:val="left"/>
     </w:lvl>
-    <w:lvl w:ilvl="4" w:tplc="49DCE560">
+    <w:lvl w:ilvl="4" w:tplc="52367932">
       <w:numFmt w:val="decimal"/>
       <w:lvlText w:val=""/>
       <w:lvlJc w:val="left"/>
     </w:lvl>
-    <w:lvl w:ilvl="5" w:tplc="3D06A404">
+    <w:lvl w:ilvl="5" w:tplc="0346E4F4">
       <w:numFmt w:val="decimal"/>
       <w:lvlText w:val=""/>
       <w:lvlJc w:val="left"/>
     </w:lvl>
-    <w:lvl w:ilvl="6" w:tplc="CB18D022">
+    <w:lvl w:ilvl="6" w:tplc="0A164DAA">
       <w:numFmt w:val="decimal"/>
       <w:lvlText w:val=""/>
       <w:lvlJc w:val="left"/>
     </w:lvl>
-    <w:lvl w:ilvl="7" w:tplc="3526823A">
+    <w:lvl w:ilvl="7" w:tplc="05E0D1F4">
       <w:numFmt w:val="decimal"/>
       <w:lvlText w:val=""/>
       <w:lvlJc w:val="left"/>
     </w:lvl>
-    <w:lvl w:ilvl="8" w:tplc="4FDACE76">
+    <w:lvl w:ilvl="8" w:tplc="26669120">
       <w:numFmt w:val="decimal"/>
       <w:lvlText w:val=""/>
       <w:lvlJc w:val="left"/>
     </w:lvl>
   </w:abstractNum>
-  <w:abstractNum w:abstractNumId="11" w15:restartNumberingAfterBreak="0">
-    <w:nsid w:val="3E992EB9"/>
+  <w:abstractNum w:abstractNumId="10" w15:restartNumberingAfterBreak="0">
+    <w:nsid w:val="2F353012"/>
     <w:multiLevelType w:val="hybridMultilevel"/>
-    <w:tmpl w:val="3CDC3F5A"/>
-    <w:lvl w:ilvl="0" w:tplc="D9F2C98C">
+    <w:tmpl w:val="DBB6725A"/>
+    <w:lvl w:ilvl="0" w:tplc="616E2EC2">
       <w:start w:val="1"/>
       <w:numFmt w:val="decimal"/>
       <w:lvlText w:val="%1."/>
@@ -14869,52 +15069,52 @@
         <w:color w:val="A67C27"/>
       </w:rPr>
     </w:lvl>
-    <w:lvl w:ilvl="1" w:tplc="B290C4EE">
+    <w:lvl w:ilvl="1" w:tplc="3CCEF7CE">
       <w:numFmt w:val="decimal"/>
       <w:lvlText w:val=""/>
       <w:lvlJc w:val="left"/>
     </w:lvl>
-    <w:lvl w:ilvl="2" w:tplc="6CF46D80">
+    <w:lvl w:ilvl="2" w:tplc="59B25680">
       <w:numFmt w:val="decimal"/>
       <w:lvlText w:val=""/>
       <w:lvlJc w:val="left"/>
     </w:lvl>
-    <w:lvl w:ilvl="3" w:tplc="6158045A">
+    <w:lvl w:ilvl="3" w:tplc="C4D6DDD0">
       <w:numFmt w:val="decimal"/>
       <w:lvlText w:val=""/>
       <w:lvlJc w:val="left"/>
     </w:lvl>
-    <w:lvl w:ilvl="4" w:tplc="44E22598">
+    <w:lvl w:ilvl="4" w:tplc="08726EBA">
       <w:numFmt w:val="decimal"/>
       <w:lvlText w:val=""/>
       <w:lvlJc w:val="left"/>
     </w:lvl>
-    <w:lvl w:ilvl="5" w:tplc="7DF8105C">
+    <w:lvl w:ilvl="5" w:tplc="7004CF1A">
       <w:numFmt w:val="decimal"/>
       <w:lvlText w:val=""/>
       <w:lvlJc w:val="left"/>
     </w:lvl>
-    <w:lvl w:ilvl="6" w:tplc="06A2C090">
+    <w:lvl w:ilvl="6" w:tplc="D5E8BA02">
       <w:numFmt w:val="decimal"/>
       <w:lvlText w:val=""/>
       <w:lvlJc w:val="left"/>
     </w:lvl>
-    <w:lvl w:ilvl="7" w:tplc="03AE891C">
+    <w:lvl w:ilvl="7" w:tplc="75D2633E">
       <w:numFmt w:val="decimal"/>
       <w:lvlText w:val=""/>
       <w:lvlJc w:val="left"/>
     </w:lvl>
-    <w:lvl w:ilvl="8" w:tplc="8DFA5276">
+    <w:lvl w:ilvl="8" w:tplc="D4CA02C0">
       <w:numFmt w:val="decimal"/>
       <w:lvlText w:val=""/>
       <w:lvlJc w:val="left"/>
     </w:lvl>
   </w:abstractNum>
-  <w:abstractNum w:abstractNumId="12" w15:restartNumberingAfterBreak="0">
-    <w:nsid w:val="46804EDE"/>
+  <w:abstractNum w:abstractNumId="11" w15:restartNumberingAfterBreak="0">
+    <w:nsid w:val="3D180A81"/>
     <w:multiLevelType w:val="hybridMultilevel"/>
-    <w:tmpl w:val="BB0C596A"/>
-    <w:lvl w:ilvl="0" w:tplc="8A8A35AC">
+    <w:tmpl w:val="57C815C8"/>
+    <w:lvl w:ilvl="0" w:tplc="DBF00384">
       <w:start w:val="1"/>
       <w:numFmt w:val="decimal"/>
       <w:lvlText w:val="%1."/>
@@ -14928,138 +15128,52 @@
         <w:color w:val="A67C27"/>
       </w:rPr>
     </w:lvl>
-    <w:lvl w:ilvl="1" w:tplc="688C3E38">
+    <w:lvl w:ilvl="1" w:tplc="19925B1C">
       <w:numFmt w:val="decimal"/>
       <w:lvlText w:val=""/>
       <w:lvlJc w:val="left"/>
     </w:lvl>
-    <w:lvl w:ilvl="2" w:tplc="67E8C9A0">
+    <w:lvl w:ilvl="2" w:tplc="98547008">
       <w:numFmt w:val="decimal"/>
       <w:lvlText w:val=""/>
       <w:lvlJc w:val="left"/>
     </w:lvl>
-    <w:lvl w:ilvl="3" w:tplc="AC6AC936">
+    <w:lvl w:ilvl="3" w:tplc="67B63950">
       <w:numFmt w:val="decimal"/>
       <w:lvlText w:val=""/>
       <w:lvlJc w:val="left"/>
     </w:lvl>
-    <w:lvl w:ilvl="4" w:tplc="B4244F54">
+    <w:lvl w:ilvl="4" w:tplc="0BC8582A">
       <w:numFmt w:val="decimal"/>
       <w:lvlText w:val=""/>
       <w:lvlJc w:val="left"/>
     </w:lvl>
-    <w:lvl w:ilvl="5" w:tplc="CE1CA6B0">
+    <w:lvl w:ilvl="5" w:tplc="C3DC76E4">
       <w:numFmt w:val="decimal"/>
       <w:lvlText w:val=""/>
       <w:lvlJc w:val="left"/>
     </w:lvl>
-    <w:lvl w:ilvl="6" w:tplc="48D8EFCA">
+    <w:lvl w:ilvl="6" w:tplc="7EFCFC42">
       <w:numFmt w:val="decimal"/>
       <w:lvlText w:val=""/>
       <w:lvlJc w:val="left"/>
     </w:lvl>
-    <w:lvl w:ilvl="7" w:tplc="D9F2DCF4">
+    <w:lvl w:ilvl="7" w:tplc="14740AE8">
       <w:numFmt w:val="decimal"/>
       <w:lvlText w:val=""/>
       <w:lvlJc w:val="left"/>
     </w:lvl>
-    <w:lvl w:ilvl="8" w:tplc="16B478CA">
+    <w:lvl w:ilvl="8" w:tplc="A23A3CC8">
       <w:numFmt w:val="decimal"/>
       <w:lvlText w:val=""/>
       <w:lvlJc w:val="left"/>
     </w:lvl>
   </w:abstractNum>
-  <w:abstractNum w:abstractNumId="13" w15:restartNumberingAfterBreak="0">
-    <w:nsid w:val="4EF25215"/>
+  <w:abstractNum w:abstractNumId="12" w15:restartNumberingAfterBreak="0">
+    <w:nsid w:val="418D12BF"/>
     <w:multiLevelType w:val="hybridMultilevel"/>
-    <w:tmpl w:val="77EE6E22"/>
-    <w:lvl w:ilvl="0" w:tplc="7DCA4690">
-      <w:start w:val="1"/>
-      <w:numFmt w:val="bullet"/>
-      <w:lvlText w:val="●"/>
-      <w:lvlJc w:val="left"/>
-      <w:pPr>
-        <w:ind w:left="720" w:hanging="360"/>
-      </w:pPr>
-    </w:lvl>
-    <w:lvl w:ilvl="1" w:tplc="817007E6">
-      <w:start w:val="1"/>
-      <w:numFmt w:val="bullet"/>
-      <w:lvlText w:val="○"/>
-      <w:lvlJc w:val="left"/>
-      <w:pPr>
-        <w:ind w:left="1440" w:hanging="360"/>
-      </w:pPr>
-    </w:lvl>
-    <w:lvl w:ilvl="2" w:tplc="41A8484E">
-      <w:start w:val="1"/>
-      <w:numFmt w:val="bullet"/>
-      <w:lvlText w:val="■"/>
-      <w:lvlJc w:val="left"/>
-      <w:pPr>
-        <w:ind w:left="2160" w:hanging="360"/>
-      </w:pPr>
-    </w:lvl>
-    <w:lvl w:ilvl="3" w:tplc="49548E7A">
-      <w:start w:val="1"/>
-      <w:numFmt w:val="bullet"/>
-      <w:lvlText w:val="●"/>
-      <w:lvlJc w:val="left"/>
-      <w:pPr>
-        <w:ind w:left="2880" w:hanging="360"/>
-      </w:pPr>
-    </w:lvl>
-    <w:lvl w:ilvl="4" w:tplc="3FD8CE72">
-      <w:start w:val="1"/>
-      <w:numFmt w:val="bullet"/>
-      <w:lvlText w:val="○"/>
-      <w:lvlJc w:val="left"/>
-      <w:pPr>
-        <w:ind w:left="3600" w:hanging="360"/>
-      </w:pPr>
-    </w:lvl>
-    <w:lvl w:ilvl="5" w:tplc="7DB05CBE">
-      <w:start w:val="1"/>
-      <w:numFmt w:val="bullet"/>
-      <w:lvlText w:val="■"/>
-      <w:lvlJc w:val="left"/>
-      <w:pPr>
-        <w:ind w:left="4320" w:hanging="360"/>
-      </w:pPr>
-    </w:lvl>
-    <w:lvl w:ilvl="6" w:tplc="482C1D56">
-      <w:start w:val="1"/>
-      <w:numFmt w:val="bullet"/>
-      <w:lvlText w:val="●"/>
-      <w:lvlJc w:val="left"/>
-      <w:pPr>
-        <w:ind w:left="5040" w:hanging="360"/>
-      </w:pPr>
-    </w:lvl>
-    <w:lvl w:ilvl="7" w:tplc="DD186F54">
-      <w:start w:val="1"/>
-      <w:numFmt w:val="bullet"/>
-      <w:lvlText w:val="●"/>
-      <w:lvlJc w:val="left"/>
-      <w:pPr>
-        <w:ind w:left="5760" w:hanging="360"/>
-      </w:pPr>
-    </w:lvl>
-    <w:lvl w:ilvl="8" w:tplc="6EFAEC20">
-      <w:start w:val="1"/>
-      <w:numFmt w:val="bullet"/>
-      <w:lvlText w:val="●"/>
-      <w:lvlJc w:val="left"/>
-      <w:pPr>
-        <w:ind w:left="6480" w:hanging="360"/>
-      </w:pPr>
-    </w:lvl>
-  </w:abstractNum>
-  <w:abstractNum w:abstractNumId="14" w15:restartNumberingAfterBreak="0">
-    <w:nsid w:val="4F082F48"/>
-    <w:multiLevelType w:val="hybridMultilevel"/>
-    <w:tmpl w:val="28FC95BA"/>
-    <w:lvl w:ilvl="0" w:tplc="9E8CCE0C">
+    <w:tmpl w:val="9B86E66E"/>
+    <w:lvl w:ilvl="0" w:tplc="AE5A5D28">
       <w:start w:val="1"/>
       <w:numFmt w:val="decimal"/>
       <w:lvlText w:val="%1."/>
@@ -15073,52 +15187,138 @@
         <w:color w:val="A67C27"/>
       </w:rPr>
     </w:lvl>
-    <w:lvl w:ilvl="1" w:tplc="4500A17C">
+    <w:lvl w:ilvl="1" w:tplc="19FE94F4">
       <w:numFmt w:val="decimal"/>
       <w:lvlText w:val=""/>
       <w:lvlJc w:val="left"/>
     </w:lvl>
-    <w:lvl w:ilvl="2" w:tplc="912815DA">
+    <w:lvl w:ilvl="2" w:tplc="F0BCF0FA">
       <w:numFmt w:val="decimal"/>
       <w:lvlText w:val=""/>
       <w:lvlJc w:val="left"/>
     </w:lvl>
-    <w:lvl w:ilvl="3" w:tplc="9FFAB462">
+    <w:lvl w:ilvl="3" w:tplc="628294E0">
       <w:numFmt w:val="decimal"/>
       <w:lvlText w:val=""/>
       <w:lvlJc w:val="left"/>
     </w:lvl>
-    <w:lvl w:ilvl="4" w:tplc="A1467CEE">
+    <w:lvl w:ilvl="4" w:tplc="D1A43E0C">
       <w:numFmt w:val="decimal"/>
       <w:lvlText w:val=""/>
       <w:lvlJc w:val="left"/>
     </w:lvl>
-    <w:lvl w:ilvl="5" w:tplc="4000D446">
+    <w:lvl w:ilvl="5" w:tplc="9DD8DBC6">
       <w:numFmt w:val="decimal"/>
       <w:lvlText w:val=""/>
       <w:lvlJc w:val="left"/>
     </w:lvl>
-    <w:lvl w:ilvl="6" w:tplc="29CA91F6">
+    <w:lvl w:ilvl="6" w:tplc="FA4AB0C6">
       <w:numFmt w:val="decimal"/>
       <w:lvlText w:val=""/>
       <w:lvlJc w:val="left"/>
     </w:lvl>
-    <w:lvl w:ilvl="7" w:tplc="1C04147E">
+    <w:lvl w:ilvl="7" w:tplc="0778C550">
       <w:numFmt w:val="decimal"/>
       <w:lvlText w:val=""/>
       <w:lvlJc w:val="left"/>
     </w:lvl>
-    <w:lvl w:ilvl="8" w:tplc="A5CE450C">
+    <w:lvl w:ilvl="8" w:tplc="3FC01364">
       <w:numFmt w:val="decimal"/>
       <w:lvlText w:val=""/>
       <w:lvlJc w:val="left"/>
     </w:lvl>
   </w:abstractNum>
-  <w:abstractNum w:abstractNumId="15" w15:restartNumberingAfterBreak="0">
-    <w:nsid w:val="500B6B1B"/>
+  <w:abstractNum w:abstractNumId="13" w15:restartNumberingAfterBreak="0">
+    <w:nsid w:val="481053F0"/>
     <w:multiLevelType w:val="hybridMultilevel"/>
-    <w:tmpl w:val="54720810"/>
-    <w:lvl w:ilvl="0" w:tplc="87CC34BE">
+    <w:tmpl w:val="C00C2788"/>
+    <w:lvl w:ilvl="0" w:tplc="ED36C2D4">
+      <w:start w:val="1"/>
+      <w:numFmt w:val="bullet"/>
+      <w:lvlText w:val="●"/>
+      <w:lvlJc w:val="left"/>
+      <w:pPr>
+        <w:ind w:left="720" w:hanging="360"/>
+      </w:pPr>
+    </w:lvl>
+    <w:lvl w:ilvl="1" w:tplc="F1CCE11A">
+      <w:start w:val="1"/>
+      <w:numFmt w:val="bullet"/>
+      <w:lvlText w:val="○"/>
+      <w:lvlJc w:val="left"/>
+      <w:pPr>
+        <w:ind w:left="1440" w:hanging="360"/>
+      </w:pPr>
+    </w:lvl>
+    <w:lvl w:ilvl="2" w:tplc="3CCA5F5C">
+      <w:start w:val="1"/>
+      <w:numFmt w:val="bullet"/>
+      <w:lvlText w:val="■"/>
+      <w:lvlJc w:val="left"/>
+      <w:pPr>
+        <w:ind w:left="2160" w:hanging="360"/>
+      </w:pPr>
+    </w:lvl>
+    <w:lvl w:ilvl="3" w:tplc="E88E4640">
+      <w:start w:val="1"/>
+      <w:numFmt w:val="bullet"/>
+      <w:lvlText w:val="●"/>
+      <w:lvlJc w:val="left"/>
+      <w:pPr>
+        <w:ind w:left="2880" w:hanging="360"/>
+      </w:pPr>
+    </w:lvl>
+    <w:lvl w:ilvl="4" w:tplc="7C52D2AC">
+      <w:start w:val="1"/>
+      <w:numFmt w:val="bullet"/>
+      <w:lvlText w:val="○"/>
+      <w:lvlJc w:val="left"/>
+      <w:pPr>
+        <w:ind w:left="3600" w:hanging="360"/>
+      </w:pPr>
+    </w:lvl>
+    <w:lvl w:ilvl="5" w:tplc="8B20EE4E">
+      <w:start w:val="1"/>
+      <w:numFmt w:val="bullet"/>
+      <w:lvlText w:val="■"/>
+      <w:lvlJc w:val="left"/>
+      <w:pPr>
+        <w:ind w:left="4320" w:hanging="360"/>
+      </w:pPr>
+    </w:lvl>
+    <w:lvl w:ilvl="6" w:tplc="A874D748">
+      <w:start w:val="1"/>
+      <w:numFmt w:val="bullet"/>
+      <w:lvlText w:val="●"/>
+      <w:lvlJc w:val="left"/>
+      <w:pPr>
+        <w:ind w:left="5040" w:hanging="360"/>
+      </w:pPr>
+    </w:lvl>
+    <w:lvl w:ilvl="7" w:tplc="7696E872">
+      <w:start w:val="1"/>
+      <w:numFmt w:val="bullet"/>
+      <w:lvlText w:val="●"/>
+      <w:lvlJc w:val="left"/>
+      <w:pPr>
+        <w:ind w:left="5760" w:hanging="360"/>
+      </w:pPr>
+    </w:lvl>
+    <w:lvl w:ilvl="8" w:tplc="0CD4675C">
+      <w:start w:val="1"/>
+      <w:numFmt w:val="bullet"/>
+      <w:lvlText w:val="●"/>
+      <w:lvlJc w:val="left"/>
+      <w:pPr>
+        <w:ind w:left="6480" w:hanging="360"/>
+      </w:pPr>
+    </w:lvl>
+  </w:abstractNum>
+  <w:abstractNum w:abstractNumId="14" w15:restartNumberingAfterBreak="0">
+    <w:nsid w:val="4B3918D9"/>
+    <w:multiLevelType w:val="hybridMultilevel"/>
+    <w:tmpl w:val="EB84B310"/>
+    <w:lvl w:ilvl="0" w:tplc="E7401F6A">
       <w:start w:val="1"/>
       <w:numFmt w:val="decimal"/>
       <w:lvlText w:val="%1."/>
@@ -15132,52 +15332,52 @@
         <w:color w:val="A67C27"/>
       </w:rPr>
     </w:lvl>
-    <w:lvl w:ilvl="1" w:tplc="CAACC15E">
+    <w:lvl w:ilvl="1" w:tplc="6FD0EA9A">
       <w:numFmt w:val="decimal"/>
       <w:lvlText w:val=""/>
       <w:lvlJc w:val="left"/>
     </w:lvl>
-    <w:lvl w:ilvl="2" w:tplc="D7A21624">
+    <w:lvl w:ilvl="2" w:tplc="96E2F498">
       <w:numFmt w:val="decimal"/>
       <w:lvlText w:val=""/>
       <w:lvlJc w:val="left"/>
     </w:lvl>
-    <w:lvl w:ilvl="3" w:tplc="D76AB500">
+    <w:lvl w:ilvl="3" w:tplc="2E86273E">
       <w:numFmt w:val="decimal"/>
       <w:lvlText w:val=""/>
       <w:lvlJc w:val="left"/>
     </w:lvl>
-    <w:lvl w:ilvl="4" w:tplc="777AEC78">
+    <w:lvl w:ilvl="4" w:tplc="F70C4AB6">
       <w:numFmt w:val="decimal"/>
       <w:lvlText w:val=""/>
       <w:lvlJc w:val="left"/>
     </w:lvl>
-    <w:lvl w:ilvl="5" w:tplc="802CB0FE">
+    <w:lvl w:ilvl="5" w:tplc="755A74CE">
       <w:numFmt w:val="decimal"/>
       <w:lvlText w:val=""/>
       <w:lvlJc w:val="left"/>
     </w:lvl>
-    <w:lvl w:ilvl="6" w:tplc="A5C299F8">
+    <w:lvl w:ilvl="6" w:tplc="70CE22D6">
       <w:numFmt w:val="decimal"/>
       <w:lvlText w:val=""/>
       <w:lvlJc w:val="left"/>
     </w:lvl>
-    <w:lvl w:ilvl="7" w:tplc="32E4CF90">
+    <w:lvl w:ilvl="7" w:tplc="E7809730">
       <w:numFmt w:val="decimal"/>
       <w:lvlText w:val=""/>
       <w:lvlJc w:val="left"/>
     </w:lvl>
-    <w:lvl w:ilvl="8" w:tplc="712AD2A4">
+    <w:lvl w:ilvl="8" w:tplc="7E3C6174">
       <w:numFmt w:val="decimal"/>
       <w:lvlText w:val=""/>
       <w:lvlJc w:val="left"/>
     </w:lvl>
   </w:abstractNum>
-  <w:abstractNum w:abstractNumId="16" w15:restartNumberingAfterBreak="0">
-    <w:nsid w:val="550C630D"/>
+  <w:abstractNum w:abstractNumId="15" w15:restartNumberingAfterBreak="0">
+    <w:nsid w:val="51E92C7F"/>
     <w:multiLevelType w:val="hybridMultilevel"/>
-    <w:tmpl w:val="918C18AE"/>
-    <w:lvl w:ilvl="0" w:tplc="17989438">
+    <w:tmpl w:val="6E7AC90A"/>
+    <w:lvl w:ilvl="0" w:tplc="07EC44E6">
       <w:start w:val="1"/>
       <w:numFmt w:val="decimal"/>
       <w:lvlText w:val="%1."/>
@@ -15191,52 +15391,52 @@
         <w:color w:val="A67C27"/>
       </w:rPr>
     </w:lvl>
-    <w:lvl w:ilvl="1" w:tplc="8C9A8F06">
+    <w:lvl w:ilvl="1" w:tplc="A872CDF6">
       <w:numFmt w:val="decimal"/>
       <w:lvlText w:val=""/>
       <w:lvlJc w:val="left"/>
     </w:lvl>
-    <w:lvl w:ilvl="2" w:tplc="44ACFA6E">
+    <w:lvl w:ilvl="2" w:tplc="F52AD75C">
       <w:numFmt w:val="decimal"/>
       <w:lvlText w:val=""/>
       <w:lvlJc w:val="left"/>
     </w:lvl>
-    <w:lvl w:ilvl="3" w:tplc="13E0E98A">
+    <w:lvl w:ilvl="3" w:tplc="71C8845C">
       <w:numFmt w:val="decimal"/>
       <w:lvlText w:val=""/>
       <w:lvlJc w:val="left"/>
     </w:lvl>
-    <w:lvl w:ilvl="4" w:tplc="EC08B422">
+    <w:lvl w:ilvl="4" w:tplc="5A2E236E">
       <w:numFmt w:val="decimal"/>
       <w:lvlText w:val=""/>
       <w:lvlJc w:val="left"/>
     </w:lvl>
-    <w:lvl w:ilvl="5" w:tplc="0574B6DC">
+    <w:lvl w:ilvl="5" w:tplc="793C9372">
       <w:numFmt w:val="decimal"/>
       <w:lvlText w:val=""/>
       <w:lvlJc w:val="left"/>
     </w:lvl>
-    <w:lvl w:ilvl="6" w:tplc="907EAF88">
+    <w:lvl w:ilvl="6" w:tplc="14C4EEAA">
       <w:numFmt w:val="decimal"/>
       <w:lvlText w:val=""/>
       <w:lvlJc w:val="left"/>
     </w:lvl>
-    <w:lvl w:ilvl="7" w:tplc="87EE1FE6">
+    <w:lvl w:ilvl="7" w:tplc="A3B0FFBE">
       <w:numFmt w:val="decimal"/>
       <w:lvlText w:val=""/>
       <w:lvlJc w:val="left"/>
     </w:lvl>
-    <w:lvl w:ilvl="8" w:tplc="1F569F18">
+    <w:lvl w:ilvl="8" w:tplc="E8FEDBCE">
       <w:numFmt w:val="decimal"/>
       <w:lvlText w:val=""/>
       <w:lvlJc w:val="left"/>
     </w:lvl>
   </w:abstractNum>
-  <w:abstractNum w:abstractNumId="17" w15:restartNumberingAfterBreak="0">
-    <w:nsid w:val="5D3C191B"/>
+  <w:abstractNum w:abstractNumId="16" w15:restartNumberingAfterBreak="0">
+    <w:nsid w:val="625E795B"/>
     <w:multiLevelType w:val="hybridMultilevel"/>
-    <w:tmpl w:val="CC1AC076"/>
-    <w:lvl w:ilvl="0" w:tplc="260AA1C2">
+    <w:tmpl w:val="D56AE326"/>
+    <w:lvl w:ilvl="0" w:tplc="A3C40CFC">
       <w:start w:val="1"/>
       <w:numFmt w:val="decimal"/>
       <w:lvlText w:val="%1."/>
@@ -15250,52 +15450,52 @@
         <w:color w:val="A67C27"/>
       </w:rPr>
     </w:lvl>
-    <w:lvl w:ilvl="1" w:tplc="1D546044">
+    <w:lvl w:ilvl="1" w:tplc="5E183A72">
       <w:numFmt w:val="decimal"/>
       <w:lvlText w:val=""/>
       <w:lvlJc w:val="left"/>
     </w:lvl>
-    <w:lvl w:ilvl="2" w:tplc="9CA29462">
+    <w:lvl w:ilvl="2" w:tplc="A04E430C">
       <w:numFmt w:val="decimal"/>
       <w:lvlText w:val=""/>
       <w:lvlJc w:val="left"/>
     </w:lvl>
-    <w:lvl w:ilvl="3" w:tplc="0C683998">
+    <w:lvl w:ilvl="3" w:tplc="AD1C8AE0">
       <w:numFmt w:val="decimal"/>
       <w:lvlText w:val=""/>
       <w:lvlJc w:val="left"/>
     </w:lvl>
-    <w:lvl w:ilvl="4" w:tplc="E17612D0">
+    <w:lvl w:ilvl="4" w:tplc="2AB4AE60">
       <w:numFmt w:val="decimal"/>
       <w:lvlText w:val=""/>
       <w:lvlJc w:val="left"/>
     </w:lvl>
-    <w:lvl w:ilvl="5" w:tplc="288CDCCC">
+    <w:lvl w:ilvl="5" w:tplc="0B121418">
       <w:numFmt w:val="decimal"/>
       <w:lvlText w:val=""/>
       <w:lvlJc w:val="left"/>
     </w:lvl>
-    <w:lvl w:ilvl="6" w:tplc="0A884570">
+    <w:lvl w:ilvl="6" w:tplc="5678B6DC">
       <w:numFmt w:val="decimal"/>
       <w:lvlText w:val=""/>
       <w:lvlJc w:val="left"/>
     </w:lvl>
-    <w:lvl w:ilvl="7" w:tplc="3BB600B2">
+    <w:lvl w:ilvl="7" w:tplc="983CD02A">
       <w:numFmt w:val="decimal"/>
       <w:lvlText w:val=""/>
       <w:lvlJc w:val="left"/>
     </w:lvl>
-    <w:lvl w:ilvl="8" w:tplc="05FCCF34">
+    <w:lvl w:ilvl="8" w:tplc="7C9AA4CA">
       <w:numFmt w:val="decimal"/>
       <w:lvlText w:val=""/>
       <w:lvlJc w:val="left"/>
     </w:lvl>
   </w:abstractNum>
-  <w:abstractNum w:abstractNumId="18" w15:restartNumberingAfterBreak="0">
-    <w:nsid w:val="5DE2049E"/>
+  <w:abstractNum w:abstractNumId="17" w15:restartNumberingAfterBreak="0">
+    <w:nsid w:val="66FA4EB3"/>
     <w:multiLevelType w:val="hybridMultilevel"/>
-    <w:tmpl w:val="889A213A"/>
-    <w:lvl w:ilvl="0" w:tplc="0978BA8A">
+    <w:tmpl w:val="E78A1AD2"/>
+    <w:lvl w:ilvl="0" w:tplc="4F3C37CE">
       <w:start w:val="1"/>
       <w:numFmt w:val="decimal"/>
       <w:lvlText w:val="%1."/>
@@ -15309,52 +15509,52 @@
         <w:color w:val="A67C27"/>
       </w:rPr>
     </w:lvl>
-    <w:lvl w:ilvl="1" w:tplc="EDE656B2">
+    <w:lvl w:ilvl="1" w:tplc="478C2868">
       <w:numFmt w:val="decimal"/>
       <w:lvlText w:val=""/>
       <w:lvlJc w:val="left"/>
     </w:lvl>
-    <w:lvl w:ilvl="2" w:tplc="418C16D8">
+    <w:lvl w:ilvl="2" w:tplc="8BC0F144">
       <w:numFmt w:val="decimal"/>
       <w:lvlText w:val=""/>
       <w:lvlJc w:val="left"/>
     </w:lvl>
-    <w:lvl w:ilvl="3" w:tplc="B4DAB12E">
+    <w:lvl w:ilvl="3" w:tplc="823A50F6">
       <w:numFmt w:val="decimal"/>
       <w:lvlText w:val=""/>
       <w:lvlJc w:val="left"/>
     </w:lvl>
-    <w:lvl w:ilvl="4" w:tplc="B5F2718C">
+    <w:lvl w:ilvl="4" w:tplc="68029074">
       <w:numFmt w:val="decimal"/>
       <w:lvlText w:val=""/>
       <w:lvlJc w:val="left"/>
     </w:lvl>
-    <w:lvl w:ilvl="5" w:tplc="875EC1D2">
+    <w:lvl w:ilvl="5" w:tplc="4942E10E">
       <w:numFmt w:val="decimal"/>
       <w:lvlText w:val=""/>
       <w:lvlJc w:val="left"/>
     </w:lvl>
-    <w:lvl w:ilvl="6" w:tplc="05F613E4">
+    <w:lvl w:ilvl="6" w:tplc="99A243DA">
       <w:numFmt w:val="decimal"/>
       <w:lvlText w:val=""/>
       <w:lvlJc w:val="left"/>
     </w:lvl>
-    <w:lvl w:ilvl="7" w:tplc="6EFC54BC">
+    <w:lvl w:ilvl="7" w:tplc="95E4FAC6">
       <w:numFmt w:val="decimal"/>
       <w:lvlText w:val=""/>
       <w:lvlJc w:val="left"/>
     </w:lvl>
-    <w:lvl w:ilvl="8" w:tplc="1A6CE51C">
+    <w:lvl w:ilvl="8" w:tplc="08120C3C">
       <w:numFmt w:val="decimal"/>
       <w:lvlText w:val=""/>
       <w:lvlJc w:val="left"/>
     </w:lvl>
   </w:abstractNum>
-  <w:abstractNum w:abstractNumId="19" w15:restartNumberingAfterBreak="0">
-    <w:nsid w:val="6AC73439"/>
+  <w:abstractNum w:abstractNumId="18" w15:restartNumberingAfterBreak="0">
+    <w:nsid w:val="69AE0CDF"/>
     <w:multiLevelType w:val="hybridMultilevel"/>
-    <w:tmpl w:val="3C2CE4BC"/>
-    <w:lvl w:ilvl="0" w:tplc="8B16369A">
+    <w:tmpl w:val="F1B2E196"/>
+    <w:lvl w:ilvl="0" w:tplc="D2FC8B20">
       <w:start w:val="1"/>
       <w:numFmt w:val="decimal"/>
       <w:lvlText w:val="%1."/>
@@ -15368,52 +15568,52 @@
         <w:color w:val="A67C27"/>
       </w:rPr>
     </w:lvl>
-    <w:lvl w:ilvl="1" w:tplc="17A0C0F8">
+    <w:lvl w:ilvl="1" w:tplc="F6B419B4">
       <w:numFmt w:val="decimal"/>
       <w:lvlText w:val=""/>
       <w:lvlJc w:val="left"/>
     </w:lvl>
-    <w:lvl w:ilvl="2" w:tplc="7D964AB4">
+    <w:lvl w:ilvl="2" w:tplc="840A1C78">
       <w:numFmt w:val="decimal"/>
       <w:lvlText w:val=""/>
       <w:lvlJc w:val="left"/>
     </w:lvl>
-    <w:lvl w:ilvl="3" w:tplc="518E160C">
+    <w:lvl w:ilvl="3" w:tplc="AD2A9294">
       <w:numFmt w:val="decimal"/>
       <w:lvlText w:val=""/>
       <w:lvlJc w:val="left"/>
     </w:lvl>
-    <w:lvl w:ilvl="4" w:tplc="0832E270">
+    <w:lvl w:ilvl="4" w:tplc="E2C2C9D4">
       <w:numFmt w:val="decimal"/>
       <w:lvlText w:val=""/>
       <w:lvlJc w:val="left"/>
     </w:lvl>
-    <w:lvl w:ilvl="5" w:tplc="9932AFA0">
+    <w:lvl w:ilvl="5" w:tplc="8264D066">
       <w:numFmt w:val="decimal"/>
       <w:lvlText w:val=""/>
       <w:lvlJc w:val="left"/>
     </w:lvl>
-    <w:lvl w:ilvl="6" w:tplc="0E28927C">
+    <w:lvl w:ilvl="6" w:tplc="5398401C">
       <w:numFmt w:val="decimal"/>
       <w:lvlText w:val=""/>
       <w:lvlJc w:val="left"/>
     </w:lvl>
-    <w:lvl w:ilvl="7" w:tplc="03367F64">
+    <w:lvl w:ilvl="7" w:tplc="D0108A12">
       <w:numFmt w:val="decimal"/>
       <w:lvlText w:val=""/>
       <w:lvlJc w:val="left"/>
     </w:lvl>
-    <w:lvl w:ilvl="8" w:tplc="9BF6AD82">
+    <w:lvl w:ilvl="8" w:tplc="576658B8">
       <w:numFmt w:val="decimal"/>
       <w:lvlText w:val=""/>
       <w:lvlJc w:val="left"/>
     </w:lvl>
   </w:abstractNum>
-  <w:abstractNum w:abstractNumId="20" w15:restartNumberingAfterBreak="0">
-    <w:nsid w:val="72E74FB6"/>
+  <w:abstractNum w:abstractNumId="19" w15:restartNumberingAfterBreak="0">
+    <w:nsid w:val="76894596"/>
     <w:multiLevelType w:val="hybridMultilevel"/>
-    <w:tmpl w:val="913630B0"/>
-    <w:lvl w:ilvl="0" w:tplc="5D502A1C">
+    <w:tmpl w:val="B9800CE2"/>
+    <w:lvl w:ilvl="0" w:tplc="A0B8646C">
       <w:start w:val="1"/>
       <w:numFmt w:val="decimal"/>
       <w:lvlText w:val="%1."/>
@@ -15427,52 +15627,52 @@
         <w:color w:val="A67C27"/>
       </w:rPr>
     </w:lvl>
-    <w:lvl w:ilvl="1" w:tplc="E2B27A96">
+    <w:lvl w:ilvl="1" w:tplc="D85838EC">
       <w:numFmt w:val="decimal"/>
       <w:lvlText w:val=""/>
       <w:lvlJc w:val="left"/>
     </w:lvl>
-    <w:lvl w:ilvl="2" w:tplc="3404FE1E">
+    <w:lvl w:ilvl="2" w:tplc="2C8EC136">
       <w:numFmt w:val="decimal"/>
       <w:lvlText w:val=""/>
       <w:lvlJc w:val="left"/>
     </w:lvl>
-    <w:lvl w:ilvl="3" w:tplc="8440FAF6">
+    <w:lvl w:ilvl="3" w:tplc="D2F20986">
       <w:numFmt w:val="decimal"/>
       <w:lvlText w:val=""/>
       <w:lvlJc w:val="left"/>
     </w:lvl>
-    <w:lvl w:ilvl="4" w:tplc="47C6DFCE">
+    <w:lvl w:ilvl="4" w:tplc="CCD21212">
       <w:numFmt w:val="decimal"/>
       <w:lvlText w:val=""/>
       <w:lvlJc w:val="left"/>
     </w:lvl>
-    <w:lvl w:ilvl="5" w:tplc="96409A32">
+    <w:lvl w:ilvl="5" w:tplc="AFEEB4EC">
       <w:numFmt w:val="decimal"/>
       <w:lvlText w:val=""/>
       <w:lvlJc w:val="left"/>
     </w:lvl>
-    <w:lvl w:ilvl="6" w:tplc="F88A4A46">
+    <w:lvl w:ilvl="6" w:tplc="67C8D692">
       <w:numFmt w:val="decimal"/>
       <w:lvlText w:val=""/>
       <w:lvlJc w:val="left"/>
     </w:lvl>
-    <w:lvl w:ilvl="7" w:tplc="E43451BC">
+    <w:lvl w:ilvl="7" w:tplc="1EA05E20">
       <w:numFmt w:val="decimal"/>
       <w:lvlText w:val=""/>
       <w:lvlJc w:val="left"/>
     </w:lvl>
-    <w:lvl w:ilvl="8" w:tplc="31E44554">
+    <w:lvl w:ilvl="8" w:tplc="50AC617E">
       <w:numFmt w:val="decimal"/>
       <w:lvlText w:val=""/>
       <w:lvlJc w:val="left"/>
     </w:lvl>
   </w:abstractNum>
-  <w:abstractNum w:abstractNumId="21" w15:restartNumberingAfterBreak="0">
-    <w:nsid w:val="7A4465ED"/>
+  <w:abstractNum w:abstractNumId="20" w15:restartNumberingAfterBreak="0">
+    <w:nsid w:val="78291B78"/>
     <w:multiLevelType w:val="hybridMultilevel"/>
-    <w:tmpl w:val="008AEAAC"/>
-    <w:lvl w:ilvl="0" w:tplc="4610295A">
+    <w:tmpl w:val="FF4A6418"/>
+    <w:lvl w:ilvl="0" w:tplc="84B6AD1E">
       <w:start w:val="1"/>
       <w:numFmt w:val="decimal"/>
       <w:lvlText w:val="%1."/>
@@ -15486,175 +15686,233 @@
         <w:color w:val="A67C27"/>
       </w:rPr>
     </w:lvl>
-    <w:lvl w:ilvl="1" w:tplc="C45CA328">
+    <w:lvl w:ilvl="1" w:tplc="02BAF460">
       <w:numFmt w:val="decimal"/>
       <w:lvlText w:val=""/>
       <w:lvlJc w:val="left"/>
     </w:lvl>
-    <w:lvl w:ilvl="2" w:tplc="B09E384C">
+    <w:lvl w:ilvl="2" w:tplc="AB88F1F2">
       <w:numFmt w:val="decimal"/>
       <w:lvlText w:val=""/>
       <w:lvlJc w:val="left"/>
     </w:lvl>
-    <w:lvl w:ilvl="3" w:tplc="12D4C480">
+    <w:lvl w:ilvl="3" w:tplc="67C8D82C">
       <w:numFmt w:val="decimal"/>
       <w:lvlText w:val=""/>
       <w:lvlJc w:val="left"/>
     </w:lvl>
-    <w:lvl w:ilvl="4" w:tplc="EA84617E">
+    <w:lvl w:ilvl="4" w:tplc="B1EE640C">
       <w:numFmt w:val="decimal"/>
       <w:lvlText w:val=""/>
       <w:lvlJc w:val="left"/>
     </w:lvl>
-    <w:lvl w:ilvl="5" w:tplc="7A14F3BA">
+    <w:lvl w:ilvl="5" w:tplc="9976C7C6">
       <w:numFmt w:val="decimal"/>
       <w:lvlText w:val=""/>
       <w:lvlJc w:val="left"/>
     </w:lvl>
-    <w:lvl w:ilvl="6" w:tplc="E1CE403E">
+    <w:lvl w:ilvl="6" w:tplc="94BA1A54">
       <w:numFmt w:val="decimal"/>
       <w:lvlText w:val=""/>
       <w:lvlJc w:val="left"/>
     </w:lvl>
-    <w:lvl w:ilvl="7" w:tplc="092AF87C">
+    <w:lvl w:ilvl="7" w:tplc="5D1C84DC">
       <w:numFmt w:val="decimal"/>
       <w:lvlText w:val=""/>
       <w:lvlJc w:val="left"/>
     </w:lvl>
-    <w:lvl w:ilvl="8" w:tplc="38F8F732">
+    <w:lvl w:ilvl="8" w:tplc="859410E0">
       <w:numFmt w:val="decimal"/>
       <w:lvlText w:val=""/>
       <w:lvlJc w:val="left"/>
     </w:lvl>
   </w:abstractNum>
-  <w:num w:numId="1" w16cid:durableId="1247378355">
+  <w:abstractNum w:abstractNumId="21" w15:restartNumberingAfterBreak="0">
+    <w:nsid w:val="788441D3"/>
+    <w:multiLevelType w:val="hybridMultilevel"/>
+    <w:tmpl w:val="1842183A"/>
+    <w:lvl w:ilvl="0" w:tplc="A69AD9EC">
+      <w:start w:val="1"/>
+      <w:numFmt w:val="bullet"/>
+      <w:lvlText w:val="•"/>
+      <w:lvlJc w:val="left"/>
+      <w:pPr>
+        <w:ind w:left="460" w:hanging="280"/>
+      </w:pPr>
+    </w:lvl>
+    <w:lvl w:ilvl="1" w:tplc="B26EBB2A">
+      <w:start w:val="1"/>
+      <w:numFmt w:val="bullet"/>
+      <w:lvlText w:val="–"/>
+      <w:lvlJc w:val="left"/>
+      <w:pPr>
+        <w:ind w:left="900" w:hanging="280"/>
+      </w:pPr>
+    </w:lvl>
+    <w:lvl w:ilvl="2" w:tplc="EAEE6DC4">
+      <w:numFmt w:val="decimal"/>
+      <w:lvlText w:val=""/>
+      <w:lvlJc w:val="left"/>
+    </w:lvl>
+    <w:lvl w:ilvl="3" w:tplc="520AE184">
+      <w:numFmt w:val="decimal"/>
+      <w:lvlText w:val=""/>
+      <w:lvlJc w:val="left"/>
+    </w:lvl>
+    <w:lvl w:ilvl="4" w:tplc="2B1A005A">
+      <w:numFmt w:val="decimal"/>
+      <w:lvlText w:val=""/>
+      <w:lvlJc w:val="left"/>
+    </w:lvl>
+    <w:lvl w:ilvl="5" w:tplc="CB3089F4">
+      <w:numFmt w:val="decimal"/>
+      <w:lvlText w:val=""/>
+      <w:lvlJc w:val="left"/>
+    </w:lvl>
+    <w:lvl w:ilvl="6" w:tplc="FA844D9C">
+      <w:numFmt w:val="decimal"/>
+      <w:lvlText w:val=""/>
+      <w:lvlJc w:val="left"/>
+    </w:lvl>
+    <w:lvl w:ilvl="7" w:tplc="F1A4C534">
+      <w:numFmt w:val="decimal"/>
+      <w:lvlText w:val=""/>
+      <w:lvlJc w:val="left"/>
+    </w:lvl>
+    <w:lvl w:ilvl="8" w:tplc="0B728BC2">
+      <w:numFmt w:val="decimal"/>
+      <w:lvlText w:val=""/>
+      <w:lvlJc w:val="left"/>
+    </w:lvl>
+  </w:abstractNum>
+  <w:num w:numId="1" w16cid:durableId="1426917782">
     <w:abstractNumId w:val="13"/>
     <w:lvlOverride w:ilvl="0">
       <w:startOverride w:val="1"/>
     </w:lvlOverride>
   </w:num>
-  <w:num w:numId="2" w16cid:durableId="1206681025">
+  <w:num w:numId="2" w16cid:durableId="2018849603">
+    <w:abstractNumId w:val="21"/>
+    <w:lvlOverride w:ilvl="0">
+      <w:startOverride w:val="1"/>
+    </w:lvlOverride>
+  </w:num>
+  <w:num w:numId="3" w16cid:durableId="2125725919">
+    <w:abstractNumId w:val="9"/>
+    <w:lvlOverride w:ilvl="0">
+      <w:startOverride w:val="1"/>
+    </w:lvlOverride>
+  </w:num>
+  <w:num w:numId="4" w16cid:durableId="459885516">
+    <w:abstractNumId w:val="19"/>
+    <w:lvlOverride w:ilvl="0">
+      <w:startOverride w:val="1"/>
+    </w:lvlOverride>
+  </w:num>
+  <w:num w:numId="5" w16cid:durableId="2097896204">
+    <w:abstractNumId w:val="3"/>
+    <w:lvlOverride w:ilvl="0">
+      <w:startOverride w:val="1"/>
+    </w:lvlOverride>
+  </w:num>
+  <w:num w:numId="6" w16cid:durableId="592010211">
+    <w:abstractNumId w:val="12"/>
+    <w:lvlOverride w:ilvl="0">
+      <w:startOverride w:val="1"/>
+    </w:lvlOverride>
+  </w:num>
+  <w:num w:numId="7" w16cid:durableId="614406495">
+    <w:abstractNumId w:val="18"/>
+    <w:lvlOverride w:ilvl="0">
+      <w:startOverride w:val="1"/>
+    </w:lvlOverride>
+  </w:num>
+  <w:num w:numId="8" w16cid:durableId="1753044991">
+    <w:abstractNumId w:val="6"/>
+    <w:lvlOverride w:ilvl="0">
+      <w:startOverride w:val="1"/>
+    </w:lvlOverride>
+  </w:num>
+  <w:num w:numId="9" w16cid:durableId="743262616">
+    <w:abstractNumId w:val="20"/>
+    <w:lvlOverride w:ilvl="0">
+      <w:startOverride w:val="1"/>
+    </w:lvlOverride>
+  </w:num>
+  <w:num w:numId="10" w16cid:durableId="72971936">
+    <w:abstractNumId w:val="10"/>
+    <w:lvlOverride w:ilvl="0">
+      <w:startOverride w:val="1"/>
+    </w:lvlOverride>
+  </w:num>
+  <w:num w:numId="11" w16cid:durableId="2002737460">
+    <w:abstractNumId w:val="8"/>
+    <w:lvlOverride w:ilvl="0">
+      <w:startOverride w:val="1"/>
+    </w:lvlOverride>
+  </w:num>
+  <w:num w:numId="12" w16cid:durableId="1808668839">
     <w:abstractNumId w:val="2"/>
     <w:lvlOverride w:ilvl="0">
       <w:startOverride w:val="1"/>
     </w:lvlOverride>
   </w:num>
-  <w:num w:numId="3" w16cid:durableId="130439501">
-    <w:abstractNumId w:val="4"/>
+  <w:num w:numId="13" w16cid:durableId="1887599375">
+    <w:abstractNumId w:val="5"/>
     <w:lvlOverride w:ilvl="0">
       <w:startOverride w:val="1"/>
     </w:lvlOverride>
   </w:num>
-  <w:num w:numId="4" w16cid:durableId="1580600820">
-    <w:abstractNumId w:val="8"/>
+  <w:num w:numId="14" w16cid:durableId="1420982329">
+    <w:abstractNumId w:val="16"/>
     <w:lvlOverride w:ilvl="0">
       <w:startOverride w:val="1"/>
     </w:lvlOverride>
   </w:num>
-  <w:num w:numId="5" w16cid:durableId="953712099">
-    <w:abstractNumId w:val="10"/>
+  <w:num w:numId="15" w16cid:durableId="38096061">
+    <w:abstractNumId w:val="11"/>
     <w:lvlOverride w:ilvl="0">
       <w:startOverride w:val="1"/>
     </w:lvlOverride>
   </w:num>
-  <w:num w:numId="6" w16cid:durableId="1535772487">
-    <w:abstractNumId w:val="19"/>
-    <w:lvlOverride w:ilvl="0">
-      <w:startOverride w:val="1"/>
-    </w:lvlOverride>
-  </w:num>
-  <w:num w:numId="7" w16cid:durableId="820275286">
-    <w:abstractNumId w:val="6"/>
-    <w:lvlOverride w:ilvl="0">
-      <w:startOverride w:val="1"/>
-    </w:lvlOverride>
-  </w:num>
-  <w:num w:numId="8" w16cid:durableId="1768498328">
+  <w:num w:numId="16" w16cid:durableId="1816600895">
     <w:abstractNumId w:val="0"/>
     <w:lvlOverride w:ilvl="0">
       <w:startOverride w:val="1"/>
     </w:lvlOverride>
   </w:num>
-  <w:num w:numId="9" w16cid:durableId="1819375454">
+  <w:num w:numId="17" w16cid:durableId="37708015">
+    <w:abstractNumId w:val="7"/>
+    <w:lvlOverride w:ilvl="0">
+      <w:startOverride w:val="1"/>
+    </w:lvlOverride>
+  </w:num>
+  <w:num w:numId="18" w16cid:durableId="1805929899">
     <w:abstractNumId w:val="15"/>
     <w:lvlOverride w:ilvl="0">
       <w:startOverride w:val="1"/>
     </w:lvlOverride>
   </w:num>
-  <w:num w:numId="10" w16cid:durableId="1120801022">
-    <w:abstractNumId w:val="9"/>
+  <w:num w:numId="19" w16cid:durableId="1564943918">
+    <w:abstractNumId w:val="17"/>
     <w:lvlOverride w:ilvl="0">
       <w:startOverride w:val="1"/>
     </w:lvlOverride>
   </w:num>
-  <w:num w:numId="11" w16cid:durableId="1443452862">
-    <w:abstractNumId w:val="18"/>
+  <w:num w:numId="20" w16cid:durableId="1035497615">
+    <w:abstractNumId w:val="14"/>
     <w:lvlOverride w:ilvl="0">
       <w:startOverride w:val="1"/>
     </w:lvlOverride>
   </w:num>
-  <w:num w:numId="12" w16cid:durableId="956791009">
-    <w:abstractNumId w:val="11"/>
-    <w:lvlOverride w:ilvl="0">
-      <w:startOverride w:val="1"/>
-    </w:lvlOverride>
-  </w:num>
-  <w:num w:numId="13" w16cid:durableId="1663005624">
-    <w:abstractNumId w:val="5"/>
-    <w:lvlOverride w:ilvl="0">
-      <w:startOverride w:val="1"/>
-    </w:lvlOverride>
-  </w:num>
-  <w:num w:numId="14" w16cid:durableId="1803112645">
+  <w:num w:numId="21" w16cid:durableId="1611428633">
     <w:abstractNumId w:val="1"/>
     <w:lvlOverride w:ilvl="0">
       <w:startOverride w:val="1"/>
     </w:lvlOverride>
   </w:num>
-  <w:num w:numId="15" w16cid:durableId="839271169">
-    <w:abstractNumId w:val="12"/>
-    <w:lvlOverride w:ilvl="0">
-      <w:startOverride w:val="1"/>
-    </w:lvlOverride>
-  </w:num>
-  <w:num w:numId="16" w16cid:durableId="1489402062">
-    <w:abstractNumId w:val="3"/>
-    <w:lvlOverride w:ilvl="0">
-      <w:startOverride w:val="1"/>
-    </w:lvlOverride>
-  </w:num>
-  <w:num w:numId="17" w16cid:durableId="1584946213">
-    <w:abstractNumId w:val="7"/>
-    <w:lvlOverride w:ilvl="0">
-      <w:startOverride w:val="1"/>
-    </w:lvlOverride>
-  </w:num>
-  <w:num w:numId="18" w16cid:durableId="1889142117">
-    <w:abstractNumId w:val="14"/>
-    <w:lvlOverride w:ilvl="0">
-      <w:startOverride w:val="1"/>
-    </w:lvlOverride>
-  </w:num>
-  <w:num w:numId="19" w16cid:durableId="2111655504">
-    <w:abstractNumId w:val="16"/>
-    <w:lvlOverride w:ilvl="0">
-      <w:startOverride w:val="1"/>
-    </w:lvlOverride>
-  </w:num>
-  <w:num w:numId="20" w16cid:durableId="702905161">
-    <w:abstractNumId w:val="20"/>
-    <w:lvlOverride w:ilvl="0">
-      <w:startOverride w:val="1"/>
-    </w:lvlOverride>
-  </w:num>
-  <w:num w:numId="21" w16cid:durableId="1312101648">
-    <w:abstractNumId w:val="17"/>
-    <w:lvlOverride w:ilvl="0">
-      <w:startOverride w:val="1"/>
-    </w:lvlOverride>
-  </w:num>
-  <w:num w:numId="22" w16cid:durableId="1914193549">
-    <w:abstractNumId w:val="21"/>
+  <w:num w:numId="22" w16cid:durableId="89012496">
+    <w:abstractNumId w:val="4"/>
     <w:lvlOverride w:ilvl="0">
       <w:startOverride w:val="1"/>
     </w:lvlOverride>
@@ -16279,7 +16537,7 @@
     <w:autoRedefine/>
     <w:uiPriority w:val="39"/>
     <w:unhideWhenUsed/>
-    <w:rsid w:val="002D4A39"/>
+    <w:rsid w:val="00614462"/>
     <w:pPr>
       <w:spacing w:after="100"/>
     </w:pPr>
@@ -16291,7 +16549,7 @@
     <w:autoRedefine/>
     <w:uiPriority w:val="39"/>
     <w:unhideWhenUsed/>
-    <w:rsid w:val="002D4A39"/>
+    <w:rsid w:val="00614462"/>
     <w:pPr>
       <w:spacing w:after="100"/>
       <w:ind w:left="210"/>

--- a/docs/manuals/Role_Guide_2_Field_Coordinator.docx
+++ b/docs/manuals/Role_Guide_2_Field_Coordinator.docx
@@ -69,7 +69,7 @@
           <w:left w:w="10" w:type="dxa"/>
           <w:right w:w="10" w:type="dxa"/>
         </w:tblCellMar>
-        <w:tblLook w:val="0000" w:firstRow="0" w:lastRow="0" w:firstColumn="0" w:lastColumn="0" w:noHBand="0" w:noVBand="0"/>
+        <w:tblLook w:val="04A0" w:firstRow="1" w:lastRow="0" w:firstColumn="1" w:lastColumn="0" w:noHBand="0" w:noVBand="1"/>
       </w:tblPr>
       <w:tblGrid>
         <w:gridCol w:w="2300"/>
@@ -538,7 +538,7 @@
     <w:sdt>
       <w:sdtPr>
         <w:alias w:val="Contents"/>
-        <w:id w:val="-485317679"/>
+        <w:id w:val="2072608815"/>
       </w:sdtPr>
       <w:sdtEndPr/>
       <w:sdtContent>
@@ -567,7 +567,7 @@
           <w:r>
             <w:fldChar w:fldCharType="separate"/>
           </w:r>
-          <w:hyperlink w:anchor="_Toc240758941" w:history="1">
+          <w:hyperlink w:anchor="_Toc240759201" w:history="1">
             <w:r>
               <w:rPr>
                 <w:rStyle w:val="Hyperlink"/>
@@ -591,7 +591,7 @@
               <w:rPr>
                 <w:noProof/>
               </w:rPr>
-              <w:instrText xml:space="preserve"> PAGEREF _Toc240758941 \h </w:instrText>
+              <w:instrText xml:space="preserve"> PAGEREF _Toc240759201 \h </w:instrText>
             </w:r>
             <w:r>
               <w:rPr>
@@ -634,7 +634,7 @@
               <w14:ligatures w14:val="standardContextual"/>
             </w:rPr>
           </w:pPr>
-          <w:hyperlink w:anchor="_Toc240758942" w:history="1">
+          <w:hyperlink w:anchor="_Toc240759202" w:history="1">
             <w:r>
               <w:rPr>
                 <w:rStyle w:val="Hyperlink"/>
@@ -658,7 +658,7 @@
               <w:rPr>
                 <w:noProof/>
               </w:rPr>
-              <w:instrText xml:space="preserve"> PAGEREF _Toc240758942 \h </w:instrText>
+              <w:instrText xml:space="preserve"> PAGEREF _Toc240759202 \h </w:instrText>
             </w:r>
             <w:r>
               <w:rPr>
@@ -701,7 +701,7 @@
               <w14:ligatures w14:val="standardContextual"/>
             </w:rPr>
           </w:pPr>
-          <w:hyperlink w:anchor="_Toc240758943" w:history="1">
+          <w:hyperlink w:anchor="_Toc240759203" w:history="1">
             <w:r>
               <w:rPr>
                 <w:rStyle w:val="Hyperlink"/>
@@ -725,7 +725,7 @@
               <w:rPr>
                 <w:noProof/>
               </w:rPr>
-              <w:instrText xml:space="preserve"> PAGEREF _Toc240758943 \h </w:instrText>
+              <w:instrText xml:space="preserve"> PAGEREF _Toc240759203 \h </w:instrText>
             </w:r>
             <w:r>
               <w:rPr>
@@ -768,7 +768,7 @@
               <w14:ligatures w14:val="standardContextual"/>
             </w:rPr>
           </w:pPr>
-          <w:hyperlink w:anchor="_Toc240758944" w:history="1">
+          <w:hyperlink w:anchor="_Toc240759204" w:history="1">
             <w:r>
               <w:rPr>
                 <w:rStyle w:val="Hyperlink"/>
@@ -792,7 +792,7 @@
               <w:rPr>
                 <w:noProof/>
               </w:rPr>
-              <w:instrText xml:space="preserve"> PAGEREF _Toc240758944 \h </w:instrText>
+              <w:instrText xml:space="preserve"> PAGEREF _Toc240759204 \h </w:instrText>
             </w:r>
             <w:r>
               <w:rPr>
@@ -835,7 +835,7 @@
               <w14:ligatures w14:val="standardContextual"/>
             </w:rPr>
           </w:pPr>
-          <w:hyperlink w:anchor="_Toc240758945" w:history="1">
+          <w:hyperlink w:anchor="_Toc240759205" w:history="1">
             <w:r>
               <w:rPr>
                 <w:rStyle w:val="Hyperlink"/>
@@ -859,7 +859,7 @@
               <w:rPr>
                 <w:noProof/>
               </w:rPr>
-              <w:instrText xml:space="preserve"> PAGEREF _Toc240758945 \h </w:instrText>
+              <w:instrText xml:space="preserve"> PAGEREF _Toc240759205 \h </w:instrText>
             </w:r>
             <w:r>
               <w:rPr>
@@ -902,7 +902,7 @@
               <w14:ligatures w14:val="standardContextual"/>
             </w:rPr>
           </w:pPr>
-          <w:hyperlink w:anchor="_Toc240758946" w:history="1">
+          <w:hyperlink w:anchor="_Toc240759206" w:history="1">
             <w:r>
               <w:rPr>
                 <w:rStyle w:val="Hyperlink"/>
@@ -926,7 +926,7 @@
               <w:rPr>
                 <w:noProof/>
               </w:rPr>
-              <w:instrText xml:space="preserve"> PAGEREF _Toc240758946 \h </w:instrText>
+              <w:instrText xml:space="preserve"> PAGEREF _Toc240759206 \h </w:instrText>
             </w:r>
             <w:r>
               <w:rPr>
@@ -969,7 +969,7 @@
               <w14:ligatures w14:val="standardContextual"/>
             </w:rPr>
           </w:pPr>
-          <w:hyperlink w:anchor="_Toc240758947" w:history="1">
+          <w:hyperlink w:anchor="_Toc240759207" w:history="1">
             <w:r>
               <w:rPr>
                 <w:rStyle w:val="Hyperlink"/>
@@ -993,7 +993,7 @@
               <w:rPr>
                 <w:noProof/>
               </w:rPr>
-              <w:instrText xml:space="preserve"> PAGEREF _Toc240758947 \h </w:instrText>
+              <w:instrText xml:space="preserve"> PAGEREF _Toc240759207 \h </w:instrText>
             </w:r>
             <w:r>
               <w:rPr>
@@ -1036,7 +1036,7 @@
               <w14:ligatures w14:val="standardContextual"/>
             </w:rPr>
           </w:pPr>
-          <w:hyperlink w:anchor="_Toc240758948" w:history="1">
+          <w:hyperlink w:anchor="_Toc240759208" w:history="1">
             <w:r>
               <w:rPr>
                 <w:rStyle w:val="Hyperlink"/>
@@ -1060,7 +1060,7 @@
               <w:rPr>
                 <w:noProof/>
               </w:rPr>
-              <w:instrText xml:space="preserve"> PAGEREF _Toc240758948 \h </w:instrText>
+              <w:instrText xml:space="preserve"> PAGEREF _Toc240759208 \h </w:instrText>
             </w:r>
             <w:r>
               <w:rPr>
@@ -1103,7 +1103,7 @@
               <w14:ligatures w14:val="standardContextual"/>
             </w:rPr>
           </w:pPr>
-          <w:hyperlink w:anchor="_Toc240758949" w:history="1">
+          <w:hyperlink w:anchor="_Toc240759209" w:history="1">
             <w:r>
               <w:rPr>
                 <w:rStyle w:val="Hyperlink"/>
@@ -1127,7 +1127,7 @@
               <w:rPr>
                 <w:noProof/>
               </w:rPr>
-              <w:instrText xml:space="preserve"> PAGEREF _Toc240758949 \h </w:instrText>
+              <w:instrText xml:space="preserve"> PAGEREF _Toc240759209 \h </w:instrText>
             </w:r>
             <w:r>
               <w:rPr>
@@ -1170,7 +1170,7 @@
               <w14:ligatures w14:val="standardContextual"/>
             </w:rPr>
           </w:pPr>
-          <w:hyperlink w:anchor="_Toc240758950" w:history="1">
+          <w:hyperlink w:anchor="_Toc240759210" w:history="1">
             <w:r>
               <w:rPr>
                 <w:rStyle w:val="Hyperlink"/>
@@ -1194,7 +1194,7 @@
               <w:rPr>
                 <w:noProof/>
               </w:rPr>
-              <w:instrText xml:space="preserve"> PAGEREF _Toc240758950 \h </w:instrText>
+              <w:instrText xml:space="preserve"> PAGEREF _Toc240759210 \h </w:instrText>
             </w:r>
             <w:r>
               <w:rPr>
@@ -1237,7 +1237,7 @@
               <w14:ligatures w14:val="standardContextual"/>
             </w:rPr>
           </w:pPr>
-          <w:hyperlink w:anchor="_Toc240758951" w:history="1">
+          <w:hyperlink w:anchor="_Toc240759211" w:history="1">
             <w:r>
               <w:rPr>
                 <w:rStyle w:val="Hyperlink"/>
@@ -1261,7 +1261,7 @@
               <w:rPr>
                 <w:noProof/>
               </w:rPr>
-              <w:instrText xml:space="preserve"> PAGEREF _Toc240758951 \h </w:instrText>
+              <w:instrText xml:space="preserve"> PAGEREF _Toc240759211 \h </w:instrText>
             </w:r>
             <w:r>
               <w:rPr>
@@ -1304,7 +1304,7 @@
               <w14:ligatures w14:val="standardContextual"/>
             </w:rPr>
           </w:pPr>
-          <w:hyperlink w:anchor="_Toc240758952" w:history="1">
+          <w:hyperlink w:anchor="_Toc240759212" w:history="1">
             <w:r>
               <w:rPr>
                 <w:rStyle w:val="Hyperlink"/>
@@ -1328,7 +1328,7 @@
               <w:rPr>
                 <w:noProof/>
               </w:rPr>
-              <w:instrText xml:space="preserve"> PAGEREF _Toc240758952 \h </w:instrText>
+              <w:instrText xml:space="preserve"> PAGEREF _Toc240759212 \h </w:instrText>
             </w:r>
             <w:r>
               <w:rPr>
@@ -1371,7 +1371,7 @@
               <w14:ligatures w14:val="standardContextual"/>
             </w:rPr>
           </w:pPr>
-          <w:hyperlink w:anchor="_Toc240758953" w:history="1">
+          <w:hyperlink w:anchor="_Toc240759213" w:history="1">
             <w:r>
               <w:rPr>
                 <w:rStyle w:val="Hyperlink"/>
@@ -1395,7 +1395,7 @@
               <w:rPr>
                 <w:noProof/>
               </w:rPr>
-              <w:instrText xml:space="preserve"> PAGEREF _Toc240758953 \h </w:instrText>
+              <w:instrText xml:space="preserve"> PAGEREF _Toc240759213 \h </w:instrText>
             </w:r>
             <w:r>
               <w:rPr>
@@ -1438,7 +1438,7 @@
               <w14:ligatures w14:val="standardContextual"/>
             </w:rPr>
           </w:pPr>
-          <w:hyperlink w:anchor="_Toc240758954" w:history="1">
+          <w:hyperlink w:anchor="_Toc240759214" w:history="1">
             <w:r>
               <w:rPr>
                 <w:rStyle w:val="Hyperlink"/>
@@ -1462,7 +1462,7 @@
               <w:rPr>
                 <w:noProof/>
               </w:rPr>
-              <w:instrText xml:space="preserve"> PAGEREF _Toc240758954 \h </w:instrText>
+              <w:instrText xml:space="preserve"> PAGEREF _Toc240759214 \h </w:instrText>
             </w:r>
             <w:r>
               <w:rPr>
@@ -1505,7 +1505,7 @@
               <w14:ligatures w14:val="standardContextual"/>
             </w:rPr>
           </w:pPr>
-          <w:hyperlink w:anchor="_Toc240758955" w:history="1">
+          <w:hyperlink w:anchor="_Toc240759215" w:history="1">
             <w:r>
               <w:rPr>
                 <w:rStyle w:val="Hyperlink"/>
@@ -1529,7 +1529,7 @@
               <w:rPr>
                 <w:noProof/>
               </w:rPr>
-              <w:instrText xml:space="preserve"> PAGEREF _Toc240758955 \h </w:instrText>
+              <w:instrText xml:space="preserve"> PAGEREF _Toc240759215 \h </w:instrText>
             </w:r>
             <w:r>
               <w:rPr>
@@ -1572,7 +1572,7 @@
               <w14:ligatures w14:val="standardContextual"/>
             </w:rPr>
           </w:pPr>
-          <w:hyperlink w:anchor="_Toc240758956" w:history="1">
+          <w:hyperlink w:anchor="_Toc240759216" w:history="1">
             <w:r>
               <w:rPr>
                 <w:rStyle w:val="Hyperlink"/>
@@ -1596,7 +1596,7 @@
               <w:rPr>
                 <w:noProof/>
               </w:rPr>
-              <w:instrText xml:space="preserve"> PAGEREF _Toc240758956 \h </w:instrText>
+              <w:instrText xml:space="preserve"> PAGEREF _Toc240759216 \h </w:instrText>
             </w:r>
             <w:r>
               <w:rPr>
@@ -1639,7 +1639,7 @@
               <w14:ligatures w14:val="standardContextual"/>
             </w:rPr>
           </w:pPr>
-          <w:hyperlink w:anchor="_Toc240758957" w:history="1">
+          <w:hyperlink w:anchor="_Toc240759217" w:history="1">
             <w:r>
               <w:rPr>
                 <w:rStyle w:val="Hyperlink"/>
@@ -1663,7 +1663,7 @@
               <w:rPr>
                 <w:noProof/>
               </w:rPr>
-              <w:instrText xml:space="preserve"> PAGEREF _Toc240758957 \h </w:instrText>
+              <w:instrText xml:space="preserve"> PAGEREF _Toc240759217 \h </w:instrText>
             </w:r>
             <w:r>
               <w:rPr>
@@ -1706,7 +1706,7 @@
               <w14:ligatures w14:val="standardContextual"/>
             </w:rPr>
           </w:pPr>
-          <w:hyperlink w:anchor="_Toc240758958" w:history="1">
+          <w:hyperlink w:anchor="_Toc240759218" w:history="1">
             <w:r>
               <w:rPr>
                 <w:rStyle w:val="Hyperlink"/>
@@ -1730,7 +1730,7 @@
               <w:rPr>
                 <w:noProof/>
               </w:rPr>
-              <w:instrText xml:space="preserve"> PAGEREF _Toc240758958 \h </w:instrText>
+              <w:instrText xml:space="preserve"> PAGEREF _Toc240759218 \h </w:instrText>
             </w:r>
             <w:r>
               <w:rPr>
@@ -1773,7 +1773,7 @@
               <w14:ligatures w14:val="standardContextual"/>
             </w:rPr>
           </w:pPr>
-          <w:hyperlink w:anchor="_Toc240758959" w:history="1">
+          <w:hyperlink w:anchor="_Toc240759219" w:history="1">
             <w:r>
               <w:rPr>
                 <w:rStyle w:val="Hyperlink"/>
@@ -1797,7 +1797,7 @@
               <w:rPr>
                 <w:noProof/>
               </w:rPr>
-              <w:instrText xml:space="preserve"> PAGEREF _Toc240758959 \h </w:instrText>
+              <w:instrText xml:space="preserve"> PAGEREF _Toc240759219 \h </w:instrText>
             </w:r>
             <w:r>
               <w:rPr>
@@ -1840,7 +1840,7 @@
               <w14:ligatures w14:val="standardContextual"/>
             </w:rPr>
           </w:pPr>
-          <w:hyperlink w:anchor="_Toc240758960" w:history="1">
+          <w:hyperlink w:anchor="_Toc240759220" w:history="1">
             <w:r>
               <w:rPr>
                 <w:rStyle w:val="Hyperlink"/>
@@ -1864,7 +1864,7 @@
               <w:rPr>
                 <w:noProof/>
               </w:rPr>
-              <w:instrText xml:space="preserve"> PAGEREF _Toc240758960 \h </w:instrText>
+              <w:instrText xml:space="preserve"> PAGEREF _Toc240759220 \h </w:instrText>
             </w:r>
             <w:r>
               <w:rPr>
@@ -1907,7 +1907,7 @@
               <w14:ligatures w14:val="standardContextual"/>
             </w:rPr>
           </w:pPr>
-          <w:hyperlink w:anchor="_Toc240758961" w:history="1">
+          <w:hyperlink w:anchor="_Toc240759221" w:history="1">
             <w:r>
               <w:rPr>
                 <w:rStyle w:val="Hyperlink"/>
@@ -1931,7 +1931,7 @@
               <w:rPr>
                 <w:noProof/>
               </w:rPr>
-              <w:instrText xml:space="preserve"> PAGEREF _Toc240758961 \h </w:instrText>
+              <w:instrText xml:space="preserve"> PAGEREF _Toc240759221 \h </w:instrText>
             </w:r>
             <w:r>
               <w:rPr>
@@ -1974,7 +1974,7 @@
               <w14:ligatures w14:val="standardContextual"/>
             </w:rPr>
           </w:pPr>
-          <w:hyperlink w:anchor="_Toc240758962" w:history="1">
+          <w:hyperlink w:anchor="_Toc240759222" w:history="1">
             <w:r>
               <w:rPr>
                 <w:rStyle w:val="Hyperlink"/>
@@ -1998,7 +1998,7 @@
               <w:rPr>
                 <w:noProof/>
               </w:rPr>
-              <w:instrText xml:space="preserve"> PAGEREF _Toc240758962 \h </w:instrText>
+              <w:instrText xml:space="preserve"> PAGEREF _Toc240759222 \h </w:instrText>
             </w:r>
             <w:r>
               <w:rPr>
@@ -2041,7 +2041,7 @@
               <w14:ligatures w14:val="standardContextual"/>
             </w:rPr>
           </w:pPr>
-          <w:hyperlink w:anchor="_Toc240758963" w:history="1">
+          <w:hyperlink w:anchor="_Toc240759223" w:history="1">
             <w:r>
               <w:rPr>
                 <w:rStyle w:val="Hyperlink"/>
@@ -2065,7 +2065,7 @@
               <w:rPr>
                 <w:noProof/>
               </w:rPr>
-              <w:instrText xml:space="preserve"> PAGEREF _Toc240758963 \h </w:instrText>
+              <w:instrText xml:space="preserve"> PAGEREF _Toc240759223 \h </w:instrText>
             </w:r>
             <w:r>
               <w:rPr>
@@ -2108,7 +2108,7 @@
               <w14:ligatures w14:val="standardContextual"/>
             </w:rPr>
           </w:pPr>
-          <w:hyperlink w:anchor="_Toc240758964" w:history="1">
+          <w:hyperlink w:anchor="_Toc240759224" w:history="1">
             <w:r>
               <w:rPr>
                 <w:rStyle w:val="Hyperlink"/>
@@ -2132,7 +2132,7 @@
               <w:rPr>
                 <w:noProof/>
               </w:rPr>
-              <w:instrText xml:space="preserve"> PAGEREF _Toc240758964 \h </w:instrText>
+              <w:instrText xml:space="preserve"> PAGEREF _Toc240759224 \h </w:instrText>
             </w:r>
             <w:r>
               <w:rPr>
@@ -2175,7 +2175,7 @@
               <w14:ligatures w14:val="standardContextual"/>
             </w:rPr>
           </w:pPr>
-          <w:hyperlink w:anchor="_Toc240758965" w:history="1">
+          <w:hyperlink w:anchor="_Toc240759225" w:history="1">
             <w:r>
               <w:rPr>
                 <w:rStyle w:val="Hyperlink"/>
@@ -2199,7 +2199,7 @@
               <w:rPr>
                 <w:noProof/>
               </w:rPr>
-              <w:instrText xml:space="preserve"> PAGEREF _Toc240758965 \h </w:instrText>
+              <w:instrText xml:space="preserve"> PAGEREF _Toc240759225 \h </w:instrText>
             </w:r>
             <w:r>
               <w:rPr>
@@ -2242,7 +2242,7 @@
               <w14:ligatures w14:val="standardContextual"/>
             </w:rPr>
           </w:pPr>
-          <w:hyperlink w:anchor="_Toc240758966" w:history="1">
+          <w:hyperlink w:anchor="_Toc240759226" w:history="1">
             <w:r>
               <w:rPr>
                 <w:rStyle w:val="Hyperlink"/>
@@ -2266,7 +2266,7 @@
               <w:rPr>
                 <w:noProof/>
               </w:rPr>
-              <w:instrText xml:space="preserve"> PAGEREF _Toc240758966 \h </w:instrText>
+              <w:instrText xml:space="preserve"> PAGEREF _Toc240759226 \h </w:instrText>
             </w:r>
             <w:r>
               <w:rPr>
@@ -2309,7 +2309,7 @@
               <w14:ligatures w14:val="standardContextual"/>
             </w:rPr>
           </w:pPr>
-          <w:hyperlink w:anchor="_Toc240758967" w:history="1">
+          <w:hyperlink w:anchor="_Toc240759227" w:history="1">
             <w:r>
               <w:rPr>
                 <w:rStyle w:val="Hyperlink"/>
@@ -2333,7 +2333,7 @@
               <w:rPr>
                 <w:noProof/>
               </w:rPr>
-              <w:instrText xml:space="preserve"> PAGEREF _Toc240758967 \h </w:instrText>
+              <w:instrText xml:space="preserve"> PAGEREF _Toc240759227 \h </w:instrText>
             </w:r>
             <w:r>
               <w:rPr>
@@ -2376,7 +2376,7 @@
               <w14:ligatures w14:val="standardContextual"/>
             </w:rPr>
           </w:pPr>
-          <w:hyperlink w:anchor="_Toc240758968" w:history="1">
+          <w:hyperlink w:anchor="_Toc240759228" w:history="1">
             <w:r>
               <w:rPr>
                 <w:rStyle w:val="Hyperlink"/>
@@ -2400,7 +2400,7 @@
               <w:rPr>
                 <w:noProof/>
               </w:rPr>
-              <w:instrText xml:space="preserve"> PAGEREF _Toc240758968 \h </w:instrText>
+              <w:instrText xml:space="preserve"> PAGEREF _Toc240759228 \h </w:instrText>
             </w:r>
             <w:r>
               <w:rPr>
@@ -2443,7 +2443,7 @@
               <w14:ligatures w14:val="standardContextual"/>
             </w:rPr>
           </w:pPr>
-          <w:hyperlink w:anchor="_Toc240758969" w:history="1">
+          <w:hyperlink w:anchor="_Toc240759229" w:history="1">
             <w:r>
               <w:rPr>
                 <w:rStyle w:val="Hyperlink"/>
@@ -2467,7 +2467,7 @@
               <w:rPr>
                 <w:noProof/>
               </w:rPr>
-              <w:instrText xml:space="preserve"> PAGEREF _Toc240758969 \h </w:instrText>
+              <w:instrText xml:space="preserve"> PAGEREF _Toc240759229 \h </w:instrText>
             </w:r>
             <w:r>
               <w:rPr>
@@ -2484,7 +2484,7 @@
               <w:rPr>
                 <w:noProof/>
               </w:rPr>
-              <w:t>24</w:t>
+              <w:t>25</w:t>
             </w:r>
             <w:r>
               <w:rPr>
@@ -2510,7 +2510,7 @@
               <w14:ligatures w14:val="standardContextual"/>
             </w:rPr>
           </w:pPr>
-          <w:hyperlink w:anchor="_Toc240758970" w:history="1">
+          <w:hyperlink w:anchor="_Toc240759230" w:history="1">
             <w:r>
               <w:rPr>
                 <w:rStyle w:val="Hyperlink"/>
@@ -2534,7 +2534,7 @@
               <w:rPr>
                 <w:noProof/>
               </w:rPr>
-              <w:instrText xml:space="preserve"> PAGEREF _Toc240758970 \h </w:instrText>
+              <w:instrText xml:space="preserve"> PAGEREF _Toc240759230 \h </w:instrText>
             </w:r>
             <w:r>
               <w:rPr>
@@ -2551,7 +2551,7 @@
               <w:rPr>
                 <w:noProof/>
               </w:rPr>
-              <w:t>25</w:t>
+              <w:t>26</w:t>
             </w:r>
             <w:r>
               <w:rPr>
@@ -2577,7 +2577,7 @@
               <w14:ligatures w14:val="standardContextual"/>
             </w:rPr>
           </w:pPr>
-          <w:hyperlink w:anchor="_Toc240758971" w:history="1">
+          <w:hyperlink w:anchor="_Toc240759231" w:history="1">
             <w:r>
               <w:rPr>
                 <w:rStyle w:val="Hyperlink"/>
@@ -2601,7 +2601,7 @@
               <w:rPr>
                 <w:noProof/>
               </w:rPr>
-              <w:instrText xml:space="preserve"> PAGEREF _Toc240758971 \h </w:instrText>
+              <w:instrText xml:space="preserve"> PAGEREF _Toc240759231 \h </w:instrText>
             </w:r>
             <w:r>
               <w:rPr>
@@ -2618,7 +2618,7 @@
               <w:rPr>
                 <w:noProof/>
               </w:rPr>
-              <w:t>26</w:t>
+              <w:t>27</w:t>
             </w:r>
             <w:r>
               <w:rPr>
@@ -2644,7 +2644,7 @@
               <w14:ligatures w14:val="standardContextual"/>
             </w:rPr>
           </w:pPr>
-          <w:hyperlink w:anchor="_Toc240758972" w:history="1">
+          <w:hyperlink w:anchor="_Toc240759232" w:history="1">
             <w:r>
               <w:rPr>
                 <w:rStyle w:val="Hyperlink"/>
@@ -2668,7 +2668,7 @@
               <w:rPr>
                 <w:noProof/>
               </w:rPr>
-              <w:instrText xml:space="preserve"> PAGEREF _Toc240758972 \h </w:instrText>
+              <w:instrText xml:space="preserve"> PAGEREF _Toc240759232 \h </w:instrText>
             </w:r>
             <w:r>
               <w:rPr>
@@ -2685,7 +2685,7 @@
               <w:rPr>
                 <w:noProof/>
               </w:rPr>
-              <w:t>27</w:t>
+              <w:t>28</w:t>
             </w:r>
             <w:r>
               <w:rPr>
@@ -2707,7 +2707,7 @@
         <w:pStyle w:val="Heading1"/>
         <w:pageBreakBefore/>
       </w:pPr>
-      <w:bookmarkStart w:id="0" w:name="_Toc240758941"/>
+      <w:bookmarkStart w:id="0" w:name="_Toc240759201"/>
       <w:r>
         <w:lastRenderedPageBreak/>
         <w:t>1. Your role at a glance</w:t>
@@ -2880,7 +2880,7 @@
           <w:left w:w="10" w:type="dxa"/>
           <w:right w:w="10" w:type="dxa"/>
         </w:tblCellMar>
-        <w:tblLook w:val="0000" w:firstRow="0" w:lastRow="0" w:firstColumn="0" w:lastColumn="0" w:noHBand="0" w:noVBand="0"/>
+        <w:tblLook w:val="04A0" w:firstRow="1" w:lastRow="0" w:firstColumn="1" w:lastColumn="0" w:noHBand="0" w:noVBand="1"/>
       </w:tblPr>
       <w:tblGrid>
         <w:gridCol w:w="9412"/>
@@ -2940,7 +2940,7 @@
         <w:pStyle w:val="Heading1"/>
         <w:pageBreakBefore/>
       </w:pPr>
-      <w:bookmarkStart w:id="1" w:name="_Toc240758942"/>
+      <w:bookmarkStart w:id="1" w:name="_Toc240759202"/>
       <w:r>
         <w:lastRenderedPageBreak/>
         <w:t>2. Signing in and your screens</w:t>
@@ -2951,7 +2951,7 @@
       <w:pPr>
         <w:pStyle w:val="Heading2"/>
       </w:pPr>
-      <w:bookmarkStart w:id="2" w:name="_Toc240758943"/>
+      <w:bookmarkStart w:id="2" w:name="_Toc240759203"/>
       <w:r>
         <w:t>Signing in</w:t>
       </w:r>
@@ -3034,7 +3034,7 @@
           <w:noProof/>
         </w:rPr>
         <w:drawing>
-          <wp:inline distT="0" distB="0" distL="0" distR="0" wp14:anchorId="075D41E6" wp14:editId="1FB5C33D">
+          <wp:inline distT="0" distB="0" distL="0" distR="0" wp14:anchorId="1D015B10" wp14:editId="580F4835">
             <wp:extent cx="5334000" cy="2333625"/>
             <wp:effectExtent l="0" t="0" r="0" b="0"/>
             <wp:docPr id="1" name="adm_login.jpg" descr="The sign-in screen for all internal staff." title="The sign-in screen for all internal staff."/>
@@ -3142,7 +3142,7 @@
           <w:left w:w="10" w:type="dxa"/>
           <w:right w:w="10" w:type="dxa"/>
         </w:tblCellMar>
-        <w:tblLook w:val="0000" w:firstRow="0" w:lastRow="0" w:firstColumn="0" w:lastColumn="0" w:noHBand="0" w:noVBand="0"/>
+        <w:tblLook w:val="04A0" w:firstRow="1" w:lastRow="0" w:firstColumn="1" w:lastColumn="0" w:noHBand="0" w:noVBand="1"/>
       </w:tblPr>
       <w:tblGrid>
         <w:gridCol w:w="9412"/>
@@ -3201,7 +3201,7 @@
       <w:pPr>
         <w:pStyle w:val="Heading2"/>
       </w:pPr>
-      <w:bookmarkStart w:id="3" w:name="_Toc240758944"/>
+      <w:bookmarkStart w:id="3" w:name="_Toc240759204"/>
       <w:r>
         <w:t>Finding your way around</w:t>
       </w:r>
@@ -3376,7 +3376,7 @@
         </w:rPr>
         <w:lastRenderedPageBreak/>
         <w:drawing>
-          <wp:inline distT="0" distB="0" distL="0" distR="0" wp14:anchorId="1B0FB4DC" wp14:editId="449A0A27">
+          <wp:inline distT="0" distB="0" distL="0" distR="0" wp14:anchorId="5D51F976" wp14:editId="2CDC0666">
             <wp:extent cx="5715000" cy="1876425"/>
             <wp:effectExtent l="0" t="0" r="0" b="0"/>
             <wp:docPr id="2" name="adm_not_your_role.jpg" descr="Opening a screen outside your role (for example from an old bookmark) shows this card instead of the screen." title="Opening a screen outside your role (for example from an old bookmark) shows this card instead of the screen."/>
@@ -3445,7 +3445,7 @@
       <w:pPr>
         <w:pStyle w:val="Heading2"/>
       </w:pPr>
-      <w:bookmarkStart w:id="4" w:name="_Toc240758945"/>
+      <w:bookmarkStart w:id="4" w:name="_Toc240759205"/>
       <w:r>
         <w:t>Your screens</w:t>
       </w:r>
@@ -3466,7 +3466,7 @@
           <w:left w:w="10" w:type="dxa"/>
           <w:right w:w="10" w:type="dxa"/>
         </w:tblCellMar>
-        <w:tblLook w:val="0000" w:firstRow="0" w:lastRow="0" w:firstColumn="0" w:lastColumn="0" w:noHBand="0" w:noVBand="0"/>
+        <w:tblLook w:val="04A0" w:firstRow="1" w:lastRow="0" w:firstColumn="1" w:lastColumn="0" w:noHBand="0" w:noVBand="1"/>
       </w:tblPr>
       <w:tblGrid>
         <w:gridCol w:w="2824"/>
@@ -4127,7 +4127,7 @@
       <w:pPr>
         <w:pStyle w:val="Heading2"/>
       </w:pPr>
-      <w:bookmarkStart w:id="5" w:name="_Toc240758946"/>
+      <w:bookmarkStart w:id="5" w:name="_Toc240759206"/>
       <w:r>
         <w:t>Changing your password</w:t>
       </w:r>
@@ -4210,7 +4210,7 @@
           <w:noProof/>
         </w:rPr>
         <w:drawing>
-          <wp:inline distT="0" distB="0" distL="0" distR="0" wp14:anchorId="648456C7" wp14:editId="4401FD9D">
+          <wp:inline distT="0" distB="0" distL="0" distR="0" wp14:anchorId="0FEE4B6D" wp14:editId="43D05C4E">
             <wp:extent cx="5334000" cy="2171700"/>
             <wp:effectExtent l="0" t="0" r="0" b="0"/>
             <wp:docPr id="3" name="adm_account.jpg" descr="Change Password screen." title="Change Password screen."/>
@@ -4299,7 +4299,7 @@
         <w:pStyle w:val="Heading1"/>
         <w:pageBreakBefore/>
       </w:pPr>
-      <w:bookmarkStart w:id="6" w:name="_Toc240758947"/>
+      <w:bookmarkStart w:id="6" w:name="_Toc240759207"/>
       <w:r>
         <w:lastRenderedPageBreak/>
         <w:t>3. Your routine</w:t>
@@ -4329,7 +4329,7 @@
           <w:left w:w="10" w:type="dxa"/>
           <w:right w:w="10" w:type="dxa"/>
         </w:tblCellMar>
-        <w:tblLook w:val="0000" w:firstRow="0" w:lastRow="0" w:firstColumn="0" w:lastColumn="0" w:noHBand="0" w:noVBand="0"/>
+        <w:tblLook w:val="04A0" w:firstRow="1" w:lastRow="0" w:firstColumn="1" w:lastColumn="0" w:noHBand="0" w:noVBand="1"/>
       </w:tblPr>
       <w:tblGrid>
         <w:gridCol w:w="2071"/>
@@ -4643,7 +4643,7 @@
         <w:pStyle w:val="Heading1"/>
         <w:pageBreakBefore/>
       </w:pPr>
-      <w:bookmarkStart w:id="7" w:name="_Toc240758948"/>
+      <w:bookmarkStart w:id="7" w:name="_Toc240759208"/>
       <w:r>
         <w:lastRenderedPageBreak/>
         <w:t>4. Step-by-step tasks</w:t>
@@ -4654,7 +4654,7 @@
       <w:pPr>
         <w:pStyle w:val="Heading2"/>
       </w:pPr>
-      <w:bookmarkStart w:id="8" w:name="_Toc240758949"/>
+      <w:bookmarkStart w:id="8" w:name="_Toc240759209"/>
       <w:r>
         <w:t>4.1 Reading the dashboards</w:t>
       </w:r>
@@ -4679,7 +4679,7 @@
           <w:noProof/>
         </w:rPr>
         <w:drawing>
-          <wp:inline distT="0" distB="0" distL="0" distR="0" wp14:anchorId="1B6B4A67" wp14:editId="7E120723">
+          <wp:inline distT="0" distB="0" distL="0" distR="0" wp14:anchorId="2B71EFA8" wp14:editId="4D03D945">
             <wp:extent cx="5715000" cy="3571875"/>
             <wp:effectExtent l="0" t="0" r="0" b="0"/>
             <wp:docPr id="4" name="adm_exec_dashboard.jpg" descr="Executive Dashboard: completions against the 400 / 60 / 50–75 targets, days to data lock, spend, and the lowest-filled strata." title="Executive Dashboard: completions against the 400 / 60 / 50–75 targets, days to data lock, spend, and the lowest-filled strata."/>
@@ -4759,7 +4759,7 @@
           <w:left w:w="10" w:type="dxa"/>
           <w:right w:w="10" w:type="dxa"/>
         </w:tblCellMar>
-        <w:tblLook w:val="0000" w:firstRow="0" w:lastRow="0" w:firstColumn="0" w:lastColumn="0" w:noHBand="0" w:noVBand="0"/>
+        <w:tblLook w:val="04A0" w:firstRow="1" w:lastRow="0" w:firstColumn="1" w:lastColumn="0" w:noHBand="0" w:noVBand="1"/>
       </w:tblPr>
       <w:tblGrid>
         <w:gridCol w:w="1694"/>
@@ -5285,7 +5285,7 @@
           <w:left w:w="10" w:type="dxa"/>
           <w:right w:w="10" w:type="dxa"/>
         </w:tblCellMar>
-        <w:tblLook w:val="0000" w:firstRow="0" w:lastRow="0" w:firstColumn="0" w:lastColumn="0" w:noHBand="0" w:noVBand="0"/>
+        <w:tblLook w:val="04A0" w:firstRow="1" w:lastRow="0" w:firstColumn="1" w:lastColumn="0" w:noHBand="0" w:noVBand="1"/>
       </w:tblPr>
       <w:tblGrid>
         <w:gridCol w:w="9412"/>
@@ -5344,7 +5344,7 @@
       <w:pPr>
         <w:pStyle w:val="Heading2"/>
       </w:pPr>
-      <w:bookmarkStart w:id="9" w:name="_Toc240758950"/>
+      <w:bookmarkStart w:id="9" w:name="_Toc240759210"/>
       <w:r>
         <w:lastRenderedPageBreak/>
         <w:t>4.2 Using Reports (analytics and charts)</w:t>
@@ -5385,7 +5385,7 @@
           <w:noProof/>
         </w:rPr>
         <w:drawing>
-          <wp:inline distT="0" distB="0" distL="0" distR="0" wp14:anchorId="14A8D2FD" wp14:editId="2BB2DE65">
+          <wp:inline distT="0" distB="0" distL="0" distR="0" wp14:anchorId="27B312B8" wp14:editId="1BE1F0D7">
             <wp:extent cx="5334000" cy="3333750"/>
             <wp:effectExtent l="0" t="0" r="0" b="0"/>
             <wp:docPr id="5" name="adm_reports_top.jpg" descr="Reports: headline figures for the chosen period." title="Reports: headline figures for the chosen period."/>
@@ -5527,7 +5527,7 @@
           <w:noProof/>
         </w:rPr>
         <w:drawing>
-          <wp:inline distT="0" distB="0" distL="0" distR="0" wp14:anchorId="080AA229" wp14:editId="1AFBADBA">
+          <wp:inline distT="0" distB="0" distL="0" distR="0" wp14:anchorId="45E13355" wp14:editId="6B7B2BCD">
             <wp:extent cx="5334000" cy="3409950"/>
             <wp:effectExtent l="0" t="0" r="0" b="0"/>
             <wp:docPr id="6" name="adm_reports_funnel.jpg" descr="Case funnel: each case counted once at every stage it has reached." title="Case funnel: each case counted once at every stage it has reached."/>
@@ -5627,7 +5627,7 @@
           <w:noProof/>
         </w:rPr>
         <w:drawing>
-          <wp:inline distT="0" distB="0" distL="0" distR="0" wp14:anchorId="44448034" wp14:editId="12F7173F">
+          <wp:inline distT="0" distB="0" distL="0" distR="0" wp14:anchorId="6F4C5533" wp14:editId="5E6D7DF0">
             <wp:extent cx="5334000" cy="3248025"/>
             <wp:effectExtent l="0" t="0" r="0" b="0"/>
             <wp:docPr id="7" name="adm_reports_funnel_table.jpg" descr="The same chart as a table." title="The same chart as a table."/>
@@ -5726,7 +5726,7 @@
           <w:noProof/>
         </w:rPr>
         <w:drawing>
-          <wp:inline distT="0" distB="0" distL="0" distR="0" wp14:anchorId="2C4382E3" wp14:editId="3500FE61">
+          <wp:inline distT="0" distB="0" distL="0" distR="0" wp14:anchorId="29853622" wp14:editId="767A76F0">
             <wp:extent cx="5334000" cy="2628900"/>
             <wp:effectExtent l="0" t="0" r="0" b="0"/>
             <wp:docPr id="8" name="adm_reports_coverage.jpg" descr="Coverage by group." title="Coverage by group."/>
@@ -5826,7 +5826,7 @@
         </w:rPr>
         <w:lastRenderedPageBreak/>
         <w:drawing>
-          <wp:inline distT="0" distB="0" distL="0" distR="0" wp14:anchorId="022BA6C2" wp14:editId="5FA919F2">
+          <wp:inline distT="0" distB="0" distL="0" distR="0" wp14:anchorId="5331C50E" wp14:editId="37618B45">
             <wp:extent cx="5334000" cy="2600325"/>
             <wp:effectExtent l="0" t="0" r="0" b="0"/>
             <wp:docPr id="9" name="adm_reports_modes.jpg" descr="Administration modes." title="Administration modes."/>
@@ -5935,7 +5935,7 @@
           <w:noProof/>
         </w:rPr>
         <w:drawing>
-          <wp:inline distT="0" distB="0" distL="0" distR="0" wp14:anchorId="75553EF7" wp14:editId="625D89B5">
+          <wp:inline distT="0" distB="0" distL="0" distR="0" wp14:anchorId="3428A019" wp14:editId="1592A43E">
             <wp:extent cx="5334000" cy="2905125"/>
             <wp:effectExtent l="0" t="0" r="0" b="0"/>
             <wp:docPr id="10" name="adm_reports_duration.jpg" descr="Completion-time distribution." title="Completion-time distribution."/>
@@ -6017,7 +6017,7 @@
       <w:pPr>
         <w:pStyle w:val="Heading2"/>
       </w:pPr>
-      <w:bookmarkStart w:id="10" w:name="_Toc240758951"/>
+      <w:bookmarkStart w:id="10" w:name="_Toc240759211"/>
       <w:r>
         <w:t>4.3 Moving cases through verification (bulk)</w:t>
       </w:r>
@@ -6119,7 +6119,7 @@
         </w:rPr>
         <w:lastRenderedPageBreak/>
         <w:drawing>
-          <wp:inline distT="0" distB="0" distL="0" distR="0" wp14:anchorId="3978C7E2" wp14:editId="69990EDA">
+          <wp:inline distT="0" distB="0" distL="0" distR="0" wp14:anchorId="35B3AB1A" wp14:editId="48B7D059">
             <wp:extent cx="5334000" cy="609600"/>
             <wp:effectExtent l="0" t="0" r="0" b="0"/>
             <wp:docPr id="11" name="adm_bulk_verification.jpg" descr="The bulk verification tool on the register." title="The bulk verification tool on the register."/>
@@ -6250,7 +6250,7 @@
           <w:left w:w="10" w:type="dxa"/>
           <w:right w:w="10" w:type="dxa"/>
         </w:tblCellMar>
-        <w:tblLook w:val="0000" w:firstRow="0" w:lastRow="0" w:firstColumn="0" w:lastColumn="0" w:noHBand="0" w:noVBand="0"/>
+        <w:tblLook w:val="04A0" w:firstRow="1" w:lastRow="0" w:firstColumn="1" w:lastColumn="0" w:noHBand="0" w:noVBand="1"/>
       </w:tblPr>
       <w:tblGrid>
         <w:gridCol w:w="9412"/>
@@ -6309,7 +6309,7 @@
       <w:pPr>
         <w:pStyle w:val="Heading2"/>
       </w:pPr>
-      <w:bookmarkStart w:id="11" w:name="_Toc240758952"/>
+      <w:bookmarkStart w:id="11" w:name="_Toc240759212"/>
       <w:r>
         <w:t>4.4 Reassigning cases between Contact RAs</w:t>
       </w:r>
@@ -6430,7 +6430,7 @@
           <w:noProof/>
         </w:rPr>
         <w:drawing>
-          <wp:inline distT="0" distB="0" distL="0" distR="0" wp14:anchorId="2FDBB4A9" wp14:editId="1AAE8DB7">
+          <wp:inline distT="0" distB="0" distL="0" distR="0" wp14:anchorId="4EC0C03F" wp14:editId="539C0987">
             <wp:extent cx="5334000" cy="771525"/>
             <wp:effectExtent l="0" t="0" r="0" b="0"/>
             <wp:docPr id="12" name="adm_reassign.jpg" descr="Reassign cases: the button shows how many cases will move." title="Reassign cases: the button shows how many cases will move."/>
@@ -6561,7 +6561,7 @@
           <w:left w:w="10" w:type="dxa"/>
           <w:right w:w="10" w:type="dxa"/>
         </w:tblCellMar>
-        <w:tblLook w:val="0000" w:firstRow="0" w:lastRow="0" w:firstColumn="0" w:lastColumn="0" w:noHBand="0" w:noVBand="0"/>
+        <w:tblLook w:val="04A0" w:firstRow="1" w:lastRow="0" w:firstColumn="1" w:lastColumn="0" w:noHBand="0" w:noVBand="1"/>
       </w:tblPr>
       <w:tblGrid>
         <w:gridCol w:w="9412"/>
@@ -6620,7 +6620,7 @@
       <w:pPr>
         <w:pStyle w:val="Heading2"/>
       </w:pPr>
-      <w:bookmarkStart w:id="12" w:name="_Toc240758953"/>
+      <w:bookmarkStart w:id="12" w:name="_Toc240759213"/>
       <w:r>
         <w:t>4.5 Pairing a Main case with its Reserve, and assigning a Contact RA</w:t>
       </w:r>
@@ -6693,7 +6693,7 @@
           <w:noProof/>
         </w:rPr>
         <w:drawing>
-          <wp:inline distT="0" distB="0" distL="0" distR="0" wp14:anchorId="357F628C" wp14:editId="72F4701F">
+          <wp:inline distT="0" distB="0" distL="0" distR="0" wp14:anchorId="24265550" wp14:editId="6DA3ACA9">
             <wp:extent cx="5334000" cy="581025"/>
             <wp:effectExtent l="0" t="0" r="0" b="0"/>
             <wp:docPr id="13" name="adm_case_assign.jpg" descr="Assigned Contact RA." title="Assigned Contact RA."/>
@@ -6793,7 +6793,7 @@
         </w:rPr>
         <w:lastRenderedPageBreak/>
         <w:drawing>
-          <wp:inline distT="0" distB="0" distL="0" distR="0" wp14:anchorId="267E383E" wp14:editId="53407A6A">
+          <wp:inline distT="0" distB="0" distL="0" distR="0" wp14:anchorId="3B23BDFD" wp14:editId="653C70A5">
             <wp:extent cx="5334000" cy="685800"/>
             <wp:effectExtent l="0" t="0" r="0" b="0"/>
             <wp:docPr id="14" name="adm_case_reserve.jpg" descr="Matched Reserve case." title="Matched Reserve case."/>
@@ -6867,7 +6867,7 @@
       <w:pPr>
         <w:pStyle w:val="Heading2"/>
       </w:pPr>
-      <w:bookmarkStart w:id="13" w:name="_Toc240758954"/>
+      <w:bookmarkStart w:id="13" w:name="_Toc240759214"/>
       <w:r>
         <w:t>4.6 Recording the respondent and their contact details</w:t>
       </w:r>
@@ -7008,7 +7008,7 @@
           <w:noProof/>
         </w:rPr>
         <w:drawing>
-          <wp:inline distT="0" distB="0" distL="0" distR="0" wp14:anchorId="6BA510D1" wp14:editId="368319BD">
+          <wp:inline distT="0" distB="0" distL="0" distR="0" wp14:anchorId="5ABA4CB2" wp14:editId="381D31F0">
             <wp:extent cx="5334000" cy="2114550"/>
             <wp:effectExtent l="0" t="0" r="0" b="0"/>
             <wp:docPr id="15" name="adm_case_add_person.jpg" descr="Adding a person to a case." title="Adding a person to a case."/>
@@ -7212,7 +7212,7 @@
           <w:left w:w="10" w:type="dxa"/>
           <w:right w:w="10" w:type="dxa"/>
         </w:tblCellMar>
-        <w:tblLook w:val="0000" w:firstRow="0" w:lastRow="0" w:firstColumn="0" w:lastColumn="0" w:noHBand="0" w:noVBand="0"/>
+        <w:tblLook w:val="04A0" w:firstRow="1" w:lastRow="0" w:firstColumn="1" w:lastColumn="0" w:noHBand="0" w:noVBand="1"/>
       </w:tblPr>
       <w:tblGrid>
         <w:gridCol w:w="9412"/>
@@ -7271,7 +7271,7 @@
       <w:pPr>
         <w:pStyle w:val="Heading2"/>
       </w:pPr>
-      <w:bookmarkStart w:id="14" w:name="_Toc240758955"/>
+      <w:bookmarkStart w:id="14" w:name="_Toc240759215"/>
       <w:r>
         <w:t>4.7 Sending an invitation</w:t>
       </w:r>
@@ -7385,7 +7385,7 @@
         </w:rPr>
         <w:lastRenderedPageBreak/>
         <w:drawing>
-          <wp:inline distT="0" distB="0" distL="0" distR="0" wp14:anchorId="5E7F2C38" wp14:editId="4FD041E6">
+          <wp:inline distT="0" distB="0" distL="0" distR="0" wp14:anchorId="5311A5E5" wp14:editId="671616A2">
             <wp:extent cx="5334000" cy="1143000"/>
             <wp:effectExtent l="0" t="0" r="0" b="0"/>
             <wp:docPr id="16" name="cra_case_invitations_before.jpg" descr="Invitations panel before sending, with the history of earlier invitations." title="Invitations panel before sending, with the history of earlier invitations."/>
@@ -7514,7 +7514,7 @@
           <w:noProof/>
         </w:rPr>
         <w:drawing>
-          <wp:inline distT="0" distB="0" distL="0" distR="0" wp14:anchorId="037D016E" wp14:editId="6DAC8983">
+          <wp:inline distT="0" distB="0" distL="0" distR="0" wp14:anchorId="556F39E3" wp14:editId="270CAF07">
             <wp:extent cx="5334000" cy="2152650"/>
             <wp:effectExtent l="0" t="0" r="0" b="0"/>
             <wp:docPr id="17" name="cra_case_invitation_sent.jpg" descr="The link, manual code and ready-written messages are shown once, with a send button for each channel." title="The link, manual code and ready-written messages are shown once, with a send button for each channel."/>
@@ -7768,7 +7768,7 @@
           <w:left w:w="10" w:type="dxa"/>
           <w:right w:w="10" w:type="dxa"/>
         </w:tblCellMar>
-        <w:tblLook w:val="0000" w:firstRow="0" w:lastRow="0" w:firstColumn="0" w:lastColumn="0" w:noHBand="0" w:noVBand="0"/>
+        <w:tblLook w:val="04A0" w:firstRow="1" w:lastRow="0" w:firstColumn="1" w:lastColumn="0" w:noHBand="0" w:noVBand="1"/>
       </w:tblPr>
       <w:tblGrid>
         <w:gridCol w:w="9412"/>
@@ -7898,7 +7898,7 @@
       <w:pPr>
         <w:pStyle w:val="Heading2"/>
       </w:pPr>
-      <w:bookmarkStart w:id="15" w:name="_Toc240758956"/>
+      <w:bookmarkStart w:id="15" w:name="_Toc240759216"/>
       <w:r>
         <w:t>4.8 Sending follow-up reminders</w:t>
       </w:r>
@@ -7966,7 +7966,7 @@
           <w:noProof/>
         </w:rPr>
         <w:drawing>
-          <wp:inline distT="0" distB="0" distL="0" distR="0" wp14:anchorId="0F245B68" wp14:editId="00D35F28">
+          <wp:inline distT="0" distB="0" distL="0" distR="0" wp14:anchorId="2CA37929" wp14:editId="166BD6AA">
             <wp:extent cx="5334000" cy="3333750"/>
             <wp:effectExtent l="0" t="0" r="0" b="0"/>
             <wp:docPr id="18" name="cra_follow_ups.jpg" descr="Follow-ups due. Contact RAs see only their own cases." title="Follow-ups due. Contact RAs see only their own cases."/>
@@ -8117,7 +8117,7 @@
           <w:left w:w="10" w:type="dxa"/>
           <w:right w:w="10" w:type="dxa"/>
         </w:tblCellMar>
-        <w:tblLook w:val="0000" w:firstRow="0" w:lastRow="0" w:firstColumn="0" w:lastColumn="0" w:noHBand="0" w:noVBand="0"/>
+        <w:tblLook w:val="04A0" w:firstRow="1" w:lastRow="0" w:firstColumn="1" w:lastColumn="0" w:noHBand="0" w:noVBand="1"/>
       </w:tblPr>
       <w:tblGrid>
         <w:gridCol w:w="9412"/>
@@ -8192,7 +8192,7 @@
       <w:pPr>
         <w:pStyle w:val="Heading2"/>
       </w:pPr>
-      <w:bookmarkStart w:id="16" w:name="_Toc240758957"/>
+      <w:bookmarkStart w:id="16" w:name="_Toc240759217"/>
       <w:r>
         <w:t>4.9 Managing appointments</w:t>
       </w:r>
@@ -8233,7 +8233,7 @@
         </w:rPr>
         <w:lastRenderedPageBreak/>
         <w:drawing>
-          <wp:inline distT="0" distB="0" distL="0" distR="0" wp14:anchorId="47F621C0" wp14:editId="4879A0A3">
+          <wp:inline distT="0" distB="0" distL="0" distR="0" wp14:anchorId="4216F726" wp14:editId="061439E9">
             <wp:extent cx="5334000" cy="2667000"/>
             <wp:effectExtent l="0" t="0" r="0" b="0"/>
             <wp:docPr id="19" name="cra_appointments.jpg" descr="Appointment Queue." title="Appointment Queue."/>
@@ -8416,7 +8416,7 @@
       <w:pPr>
         <w:pStyle w:val="Heading2"/>
       </w:pPr>
-      <w:bookmarkStart w:id="17" w:name="_Toc240758958"/>
+      <w:bookmarkStart w:id="17" w:name="_Toc240759218"/>
       <w:r>
         <w:t>4.10 Logging a contact attempt</w:t>
       </w:r>
@@ -8474,7 +8474,7 @@
           <w:noProof/>
         </w:rPr>
         <w:drawing>
-          <wp:inline distT="0" distB="0" distL="0" distR="0" wp14:anchorId="7D146301" wp14:editId="12271CBF">
+          <wp:inline distT="0" distB="0" distL="0" distR="0" wp14:anchorId="50FE4F99" wp14:editId="47408403">
             <wp:extent cx="5334000" cy="1343025"/>
             <wp:effectExtent l="0" t="0" r="0" b="0"/>
             <wp:docPr id="20" name="adm_case_timeline.jpg" descr="Contact timeline and the form for logging an attempt." title="Contact timeline and the form for logging an attempt."/>
@@ -8617,7 +8617,7 @@
       <w:pPr>
         <w:pStyle w:val="Heading2"/>
       </w:pPr>
-      <w:bookmarkStart w:id="18" w:name="_Toc240758959"/>
+      <w:bookmarkStart w:id="18" w:name="_Toc240759219"/>
       <w:r>
         <w:t>4.11 Changing a case's status by hand</w:t>
       </w:r>
@@ -8696,7 +8696,7 @@
           <w:noProof/>
         </w:rPr>
         <w:drawing>
-          <wp:inline distT="0" distB="0" distL="0" distR="0" wp14:anchorId="018676C6" wp14:editId="1E8743ED">
+          <wp:inline distT="0" distB="0" distL="0" distR="0" wp14:anchorId="1115425B" wp14:editId="779F59AC">
             <wp:extent cx="5334000" cy="638175"/>
             <wp:effectExtent l="0" t="0" r="0" b="0"/>
             <wp:docPr id="21" name="adm_case_workflow.jpg" descr="Only valid next statuses are offered." title="Only valid next statuses are offered."/>
@@ -8807,7 +8807,7 @@
           <w:left w:w="10" w:type="dxa"/>
           <w:right w:w="10" w:type="dxa"/>
         </w:tblCellMar>
-        <w:tblLook w:val="0000" w:firstRow="0" w:lastRow="0" w:firstColumn="0" w:lastColumn="0" w:noHBand="0" w:noVBand="0"/>
+        <w:tblLook w:val="04A0" w:firstRow="1" w:lastRow="0" w:firstColumn="1" w:lastColumn="0" w:noHBand="0" w:noVBand="1"/>
       </w:tblPr>
       <w:tblGrid>
         <w:gridCol w:w="2824"/>
@@ -9468,7 +9468,7 @@
       <w:pPr>
         <w:pStyle w:val="Heading2"/>
       </w:pPr>
-      <w:bookmarkStart w:id="19" w:name="_Toc240758960"/>
+      <w:bookmarkStart w:id="19" w:name="_Toc240759220"/>
       <w:r>
         <w:t>4.12 When the person is not the right respondent</w:t>
       </w:r>
@@ -9552,7 +9552,7 @@
       <w:pPr>
         <w:pStyle w:val="Heading2"/>
       </w:pPr>
-      <w:bookmarkStart w:id="20" w:name="_Toc240758961"/>
+      <w:bookmarkStart w:id="20" w:name="_Toc240759221"/>
       <w:r>
         <w:t>4.13 Recording a withdrawal</w:t>
       </w:r>
@@ -9644,7 +9644,7 @@
         </w:rPr>
         <w:lastRenderedPageBreak/>
         <w:drawing>
-          <wp:inline distT="0" distB="0" distL="0" distR="0" wp14:anchorId="4645A534" wp14:editId="78DF9384">
+          <wp:inline distT="0" distB="0" distL="0" distR="0" wp14:anchorId="374019AA" wp14:editId="3125641A">
             <wp:extent cx="5334000" cy="1409700"/>
             <wp:effectExtent l="0" t="0" r="0" b="0"/>
             <wp:docPr id="22" name="adm_case_withdrawal.jpg" descr="Record a withdrawal." title="Record a withdrawal."/>
@@ -9782,7 +9782,7 @@
           <w:left w:w="10" w:type="dxa"/>
           <w:right w:w="10" w:type="dxa"/>
         </w:tblCellMar>
-        <w:tblLook w:val="0000" w:firstRow="0" w:lastRow="0" w:firstColumn="0" w:lastColumn="0" w:noHBand="0" w:noVBand="0"/>
+        <w:tblLook w:val="04A0" w:firstRow="1" w:lastRow="0" w:firstColumn="1" w:lastColumn="0" w:noHBand="0" w:noVBand="1"/>
       </w:tblPr>
       <w:tblGrid>
         <w:gridCol w:w="9412"/>
@@ -9905,7 +9905,7 @@
       <w:pPr>
         <w:pStyle w:val="Heading2"/>
       </w:pPr>
-      <w:bookmarkStart w:id="21" w:name="_Toc240758962"/>
+      <w:bookmarkStart w:id="21" w:name="_Toc240759222"/>
       <w:r>
         <w:t>4.14 Activating a Reserve case</w:t>
       </w:r>
@@ -9953,7 +9953,7 @@
           <w:noProof/>
         </w:rPr>
         <w:drawing>
-          <wp:inline distT="0" distB="0" distL="0" distR="0" wp14:anchorId="342B2C62" wp14:editId="77528823">
+          <wp:inline distT="0" distB="0" distL="0" distR="0" wp14:anchorId="027E0F04" wp14:editId="3912D090">
             <wp:extent cx="5334000" cy="2505075"/>
             <wp:effectExtent l="0" t="0" r="0" b="0"/>
             <wp:docPr id="23" name="adm_reserve.jpg" descr="Reserve Activation." title="Reserve Activation."/>
@@ -10149,7 +10149,7 @@
       <w:pPr>
         <w:pStyle w:val="Heading2"/>
       </w:pPr>
-      <w:bookmarkStart w:id="22" w:name="_Toc240758963"/>
+      <w:bookmarkStart w:id="22" w:name="_Toc240759223"/>
       <w:r>
         <w:t>4.15 Registering a new organisation and its sample case</w:t>
       </w:r>
@@ -10197,7 +10197,7 @@
           <w:noProof/>
         </w:rPr>
         <w:drawing>
-          <wp:inline distT="0" distB="0" distL="0" distR="0" wp14:anchorId="343D8D11" wp14:editId="3859A3D0">
+          <wp:inline distT="0" distB="0" distL="0" distR="0" wp14:anchorId="21D8026D" wp14:editId="76E1DF78">
             <wp:extent cx="5334000" cy="3333750"/>
             <wp:effectExtent l="0" t="0" r="0" b="0"/>
             <wp:docPr id="24" name="adm_organisations.jpg" descr="Register Organisation: the form (top) and the list of registered organisations (below)." title="Register Organisation: the form (top) and the list of registered organisations (below)."/>
@@ -10443,7 +10443,7 @@
       <w:pPr>
         <w:pStyle w:val="Heading2"/>
       </w:pPr>
-      <w:bookmarkStart w:id="23" w:name="_Toc240758964"/>
+      <w:bookmarkStart w:id="23" w:name="_Toc240759224"/>
       <w:r>
         <w:t>4.16 Building a pre-interview profile (PROIT)</w:t>
       </w:r>
@@ -10555,7 +10555,7 @@
         </w:rPr>
         <w:lastRenderedPageBreak/>
         <w:drawing>
-          <wp:inline distT="0" distB="0" distL="0" distR="0" wp14:anchorId="61EE25D9" wp14:editId="082ED405">
+          <wp:inline distT="0" distB="0" distL="0" distR="0" wp14:anchorId="5246F08F" wp14:editId="0687826F">
             <wp:extent cx="5334000" cy="1781175"/>
             <wp:effectExtent l="0" t="0" r="0" b="0"/>
             <wp:docPr id="25" name="adm_case_proit_draft.jpg" descr="A draft profile: each fact needs at least one source." title="A draft profile: each fact needs at least one source."/>
@@ -10708,7 +10708,7 @@
       <w:pPr>
         <w:pStyle w:val="Heading2"/>
       </w:pPr>
-      <w:bookmarkStart w:id="24" w:name="_Toc240758965"/>
+      <w:bookmarkStart w:id="24" w:name="_Toc240759225"/>
       <w:r>
         <w:t>4.17 Reviewing questionnaires in the QA Queue</w:t>
       </w:r>
@@ -10748,7 +10748,7 @@
           <w:noProof/>
         </w:rPr>
         <w:drawing>
-          <wp:inline distT="0" distB="0" distL="0" distR="0" wp14:anchorId="078883A9" wp14:editId="1B2F9495">
+          <wp:inline distT="0" distB="0" distL="0" distR="0" wp14:anchorId="17A37FB1" wp14:editId="766678F2">
             <wp:extent cx="5334000" cy="3333750"/>
             <wp:effectExtent l="0" t="0" r="0" b="0"/>
             <wp:docPr id="26" name="qa_queue.jpg" descr="QUAN QA Queue with the KoboToolbox sync panel." title="QUAN QA Queue with the KoboToolbox sync panel."/>
@@ -10946,7 +10946,7 @@
           <w:left w:w="10" w:type="dxa"/>
           <w:right w:w="10" w:type="dxa"/>
         </w:tblCellMar>
-        <w:tblLook w:val="0000" w:firstRow="0" w:lastRow="0" w:firstColumn="0" w:lastColumn="0" w:noHBand="0" w:noVBand="0"/>
+        <w:tblLook w:val="04A0" w:firstRow="1" w:lastRow="0" w:firstColumn="1" w:lastColumn="0" w:noHBand="0" w:noVBand="1"/>
       </w:tblPr>
       <w:tblGrid>
         <w:gridCol w:w="2353"/>
@@ -11392,7 +11392,7 @@
           <w:left w:w="10" w:type="dxa"/>
           <w:right w:w="10" w:type="dxa"/>
         </w:tblCellMar>
-        <w:tblLook w:val="0000" w:firstRow="0" w:lastRow="0" w:firstColumn="0" w:lastColumn="0" w:noHBand="0" w:noVBand="0"/>
+        <w:tblLook w:val="04A0" w:firstRow="1" w:lastRow="0" w:firstColumn="1" w:lastColumn="0" w:noHBand="0" w:noVBand="1"/>
       </w:tblPr>
       <w:tblGrid>
         <w:gridCol w:w="9412"/>
@@ -11487,7 +11487,7 @@
       <w:pPr>
         <w:pStyle w:val="Heading2"/>
       </w:pPr>
-      <w:bookmarkStart w:id="25" w:name="_Toc240758966"/>
+      <w:bookmarkStart w:id="25" w:name="_Toc240759226"/>
       <w:r>
         <w:t>4.18 Working QA exceptions</w:t>
       </w:r>
@@ -11552,7 +11552,7 @@
         </w:rPr>
         <w:lastRenderedPageBreak/>
         <w:drawing>
-          <wp:inline distT="0" distB="0" distL="0" distR="0" wp14:anchorId="0B63D5B9" wp14:editId="100AD986">
+          <wp:inline distT="0" distB="0" distL="0" distR="0" wp14:anchorId="543ADF56" wp14:editId="7196D728">
             <wp:extent cx="5334000" cy="3333750"/>
             <wp:effectExtent l="0" t="0" r="0" b="0"/>
             <wp:docPr id="27" name="qa_exceptions.jpg" descr="QA Exception Queue." title="QA Exception Queue."/>
@@ -11748,7 +11748,7 @@
       <w:pPr>
         <w:pStyle w:val="Heading2"/>
       </w:pPr>
-      <w:bookmarkStart w:id="26" w:name="_Toc240758967"/>
+      <w:bookmarkStart w:id="26" w:name="_Toc240759227"/>
       <w:r>
         <w:t>4.19 Downloading or emailing completed forms (Form PDFs)</w:t>
       </w:r>
@@ -11787,9 +11787,10 @@
         <w:rPr>
           <w:noProof/>
         </w:rPr>
+        <w:lastRenderedPageBreak/>
         <w:drawing>
-          <wp:inline distT="0" distB="0" distL="0" distR="0" wp14:anchorId="0B47AFD1" wp14:editId="58309900">
-            <wp:extent cx="5334000" cy="2581275"/>
+          <wp:inline distT="0" distB="0" distL="0" distR="0" wp14:anchorId="42C90F78" wp14:editId="366344D6">
+            <wp:extent cx="5334000" cy="3171825"/>
             <wp:effectExtent l="0" t="0" r="0" b="0"/>
             <wp:docPr id="28" name="adm_form_pdfs.jpg" descr="Completed form PDFs." title="Completed form PDFs."/>
             <wp:cNvGraphicFramePr>
@@ -11814,7 +11815,7 @@
                   <pic:spPr bwMode="auto">
                     <a:xfrm>
                       <a:off x="0" y="0"/>
-                      <a:ext cx="5334000" cy="2581275"/>
+                      <a:ext cx="5334000" cy="3171825"/>
                     </a:xfrm>
                     <a:prstGeom prst="rect">
                       <a:avLst/>
@@ -11863,11 +11864,7 @@
         <w:spacing w:after="80" w:line="276" w:lineRule="auto"/>
       </w:pPr>
       <w:r>
-        <w:t xml:space="preserve">At the top, the sync panel shows whether the portal holds the same forms as KoboToolbox: for example “✓ In sync with KoboToolbox — KoboToolbox holds 12 · the portal holds 12”. Each row also says “✓ </w:t>
-      </w:r>
-      <w:r>
-        <w:lastRenderedPageBreak/>
-        <w:t xml:space="preserve">saved in portal” once the portal has an identical copy. If the panel says “Not in sync”, select </w:t>
+        <w:t xml:space="preserve">At the top, the sync panel shows whether the portal holds the same forms as KoboToolbox: for example “✓ In sync with KoboToolbox — KoboToolbox holds 12 · the portal holds 12”. Each row also says “✓ saved in portal” once the portal has an identical copy. If the panel says “Not in sync”, select </w:t>
       </w:r>
       <w:r>
         <w:rPr>
@@ -11977,7 +11974,7 @@
           <w:left w:w="10" w:type="dxa"/>
           <w:right w:w="10" w:type="dxa"/>
         </w:tblCellMar>
-        <w:tblLook w:val="0000" w:firstRow="0" w:lastRow="0" w:firstColumn="0" w:lastColumn="0" w:noHBand="0" w:noVBand="0"/>
+        <w:tblLook w:val="04A0" w:firstRow="1" w:lastRow="0" w:firstColumn="1" w:lastColumn="0" w:noHBand="0" w:noVBand="1"/>
       </w:tblPr>
       <w:tblGrid>
         <w:gridCol w:w="9412"/>
@@ -12036,7 +12033,7 @@
       <w:pPr>
         <w:pStyle w:val="Heading2"/>
       </w:pPr>
-      <w:bookmarkStart w:id="27" w:name="_Toc240758968"/>
+      <w:bookmarkStart w:id="27" w:name="_Toc240759228"/>
       <w:r>
         <w:t>4.20 Logging fieldwork costs</w:t>
       </w:r>
@@ -12075,8 +12072,9 @@
         <w:rPr>
           <w:noProof/>
         </w:rPr>
+        <w:lastRenderedPageBreak/>
         <w:drawing>
-          <wp:inline distT="0" distB="0" distL="0" distR="0" wp14:anchorId="5B6A780E" wp14:editId="1E8C8FDF">
+          <wp:inline distT="0" distB="0" distL="0" distR="0" wp14:anchorId="1954A235" wp14:editId="5EDF8446">
             <wp:extent cx="5334000" cy="3752850"/>
             <wp:effectExtent l="0" t="0" r="0" b="0"/>
             <wp:docPr id="29" name="adm_cost.jpg" descr="Cost Dashboard and the Log a cost event form." title="Cost Dashboard and the Log a cost event form."/>
@@ -12196,8 +12194,9 @@
       <w:pPr>
         <w:pStyle w:val="Heading2"/>
       </w:pPr>
-      <w:bookmarkStart w:id="28" w:name="_Toc240758969"/>
-      <w:r>
+      <w:bookmarkStart w:id="28" w:name="_Toc240759229"/>
+      <w:r>
+        <w:lastRenderedPageBreak/>
         <w:t>4.21 Downloading data</w:t>
       </w:r>
       <w:bookmarkEnd w:id="28"/>
@@ -12213,7 +12212,7 @@
           <w:noProof/>
         </w:rPr>
         <w:drawing>
-          <wp:inline distT="0" distB="0" distL="0" distR="0" wp14:anchorId="11782F3D" wp14:editId="4AB8E6BD">
+          <wp:inline distT="0" distB="0" distL="0" distR="0" wp14:anchorId="3FE25409" wp14:editId="68BEB89B">
             <wp:extent cx="5715000" cy="3657600"/>
             <wp:effectExtent l="0" t="0" r="0" b="0"/>
             <wp:docPr id="30" name="adm_export.jpg" descr="Data Export." title="Data Export."/>
@@ -12293,7 +12292,7 @@
           <w:left w:w="10" w:type="dxa"/>
           <w:right w:w="10" w:type="dxa"/>
         </w:tblCellMar>
-        <w:tblLook w:val="0000" w:firstRow="0" w:lastRow="0" w:firstColumn="0" w:lastColumn="0" w:noHBand="0" w:noVBand="0"/>
+        <w:tblLook w:val="04A0" w:firstRow="1" w:lastRow="0" w:firstColumn="1" w:lastColumn="0" w:noHBand="0" w:noVBand="1"/>
       </w:tblPr>
       <w:tblGrid>
         <w:gridCol w:w="2541"/>
@@ -12729,7 +12728,7 @@
         <w:pStyle w:val="Heading1"/>
         <w:pageBreakBefore/>
       </w:pPr>
-      <w:bookmarkStart w:id="29" w:name="_Toc240758970"/>
+      <w:bookmarkStart w:id="29" w:name="_Toc240759230"/>
       <w:r>
         <w:lastRenderedPageBreak/>
         <w:t>5. Rules you must follow</w:t>
@@ -12880,7 +12879,7 @@
         <w:pStyle w:val="Heading1"/>
         <w:pageBreakBefore/>
       </w:pPr>
-      <w:bookmarkStart w:id="30" w:name="_Toc240758971"/>
+      <w:bookmarkStart w:id="30" w:name="_Toc240759231"/>
       <w:r>
         <w:lastRenderedPageBreak/>
         <w:t>6. Troubleshooting</w:t>
@@ -12902,7 +12901,7 @@
           <w:left w:w="10" w:type="dxa"/>
           <w:right w:w="10" w:type="dxa"/>
         </w:tblCellMar>
-        <w:tblLook w:val="0000" w:firstRow="0" w:lastRow="0" w:firstColumn="0" w:lastColumn="0" w:noHBand="0" w:noVBand="0"/>
+        <w:tblLook w:val="04A0" w:firstRow="1" w:lastRow="0" w:firstColumn="1" w:lastColumn="0" w:noHBand="0" w:noVBand="1"/>
       </w:tblPr>
       <w:tblGrid>
         <w:gridCol w:w="2635"/>
@@ -13907,7 +13906,7 @@
         <w:pStyle w:val="Heading1"/>
         <w:pageBreakBefore/>
       </w:pPr>
-      <w:bookmarkStart w:id="31" w:name="_Toc240758972"/>
+      <w:bookmarkStart w:id="31" w:name="_Toc240759232"/>
       <w:r>
         <w:lastRenderedPageBreak/>
         <w:t>7. Quick reference</w:t>
@@ -13929,7 +13928,7 @@
           <w:left w:w="10" w:type="dxa"/>
           <w:right w:w="10" w:type="dxa"/>
         </w:tblCellMar>
-        <w:tblLook w:val="0000" w:firstRow="0" w:lastRow="0" w:firstColumn="0" w:lastColumn="0" w:noHBand="0" w:noVBand="0"/>
+        <w:tblLook w:val="04A0" w:firstRow="1" w:lastRow="0" w:firstColumn="1" w:lastColumn="0" w:noHBand="0" w:noVBand="1"/>
       </w:tblPr>
       <w:tblGrid>
         <w:gridCol w:w="2824"/>
@@ -14462,10 +14461,10 @@
 <file path=word/numbering.xml><?xml version="1.0" encoding="utf-8"?>
 <w:numbering xmlns:wpc="http://schemas.microsoft.com/office/word/2010/wordprocessingCanvas" xmlns:cx="http://schemas.microsoft.com/office/drawing/2014/chartex" xmlns:cx1="http://schemas.microsoft.com/office/drawing/2015/9/8/chartex" xmlns:cx2="http://schemas.microsoft.com/office/drawing/2015/10/21/chartex" xmlns:cx3="http://schemas.microsoft.com/office/drawing/2016/5/9/chartex" xmlns:cx4="http://schemas.microsoft.com/office/drawing/2016/5/10/chartex" xmlns:cx5="http://schemas.microsoft.com/office/drawing/2016/5/11/chartex" xmlns:cx6="http://schemas.microsoft.com/office/drawing/2016/5/12/chartex" xmlns:cx7="http://schemas.microsoft.com/office/drawing/2016/5/13/chartex" xmlns:cx8="http://schemas.microsoft.com/office/drawing/2016/5/14/chartex" xmlns:mc="http://schemas.openxmlformats.org/markup-compatibility/2006" xmlns:aink="http://schemas.microsoft.com/office/drawing/2016/ink" xmlns:am3d="http://schemas.microsoft.com/office/drawing/2017/model3d" xmlns:o="urn:schemas-microsoft-com:office:office" xmlns:oel="http://schemas.microsoft.com/office/2019/extlst" xmlns:r="http://schemas.openxmlformats.org/officeDocument/2006/relationships" xmlns:m="http://schemas.openxmlformats.org/officeDocument/2006/math" xmlns:v="urn:schemas-microsoft-com:vml" xmlns:wp14="http://schemas.microsoft.com/office/word/2010/wordprocessingDrawing" xmlns:wp="http://schemas.openxmlformats.org/drawingml/2006/wordprocessingDrawing" xmlns:w10="urn:schemas-microsoft-com:office:word" xmlns:w="http://schemas.openxmlformats.org/wordprocessingml/2006/main" xmlns:w14="http://schemas.microsoft.com/office/word/2010/wordml" xmlns:w15="http://schemas.microsoft.com/office/word/2012/wordml" xmlns:w16cex="http://schemas.microsoft.com/office/word/2018/wordml/cex" xmlns:w16cid="http://schemas.microsoft.com/office/word/2016/wordml/cid" xmlns:w16="http://schemas.microsoft.com/office/word/2018/wordml" xmlns:w16sdtdh="http://schemas.microsoft.com/office/word/2020/wordml/sdtdatahash" xmlns:w16se="http://schemas.microsoft.com/office/word/2015/wordml/symex" xmlns:wpg="http://schemas.microsoft.com/office/word/2010/wordprocessingGroup" xmlns:wpi="http://schemas.microsoft.com/office/word/2010/wordprocessingInk" xmlns:wne="http://schemas.microsoft.com/office/word/2006/wordml" xmlns:wps="http://schemas.microsoft.com/office/word/2010/wordprocessingShape" mc:Ignorable="w14 w15 w16se w16cid w16 w16cex w16sdtdh wp14">
   <w:abstractNum w:abstractNumId="0" w15:restartNumberingAfterBreak="0">
-    <w:nsid w:val="03D120BD"/>
+    <w:nsid w:val="050424FD"/>
     <w:multiLevelType w:val="hybridMultilevel"/>
-    <w:tmpl w:val="770C7AB0"/>
-    <w:lvl w:ilvl="0" w:tplc="3F4CA4F4">
+    <w:tmpl w:val="6984637E"/>
+    <w:lvl w:ilvl="0" w:tplc="3D5659FE">
       <w:start w:val="1"/>
       <w:numFmt w:val="decimal"/>
       <w:lvlText w:val="%1."/>
@@ -14479,52 +14478,52 @@
         <w:color w:val="A67C27"/>
       </w:rPr>
     </w:lvl>
-    <w:lvl w:ilvl="1" w:tplc="B6184956">
+    <w:lvl w:ilvl="1" w:tplc="E5245B4C">
       <w:numFmt w:val="decimal"/>
       <w:lvlText w:val=""/>
       <w:lvlJc w:val="left"/>
     </w:lvl>
-    <w:lvl w:ilvl="2" w:tplc="B8B0AA28">
+    <w:lvl w:ilvl="2" w:tplc="DC262FCC">
       <w:numFmt w:val="decimal"/>
       <w:lvlText w:val=""/>
       <w:lvlJc w:val="left"/>
     </w:lvl>
-    <w:lvl w:ilvl="3" w:tplc="364089DC">
+    <w:lvl w:ilvl="3" w:tplc="F57C2B44">
       <w:numFmt w:val="decimal"/>
       <w:lvlText w:val=""/>
       <w:lvlJc w:val="left"/>
     </w:lvl>
-    <w:lvl w:ilvl="4" w:tplc="67C2D806">
+    <w:lvl w:ilvl="4" w:tplc="286404A4">
       <w:numFmt w:val="decimal"/>
       <w:lvlText w:val=""/>
       <w:lvlJc w:val="left"/>
     </w:lvl>
-    <w:lvl w:ilvl="5" w:tplc="E85A571E">
+    <w:lvl w:ilvl="5" w:tplc="877C3D90">
       <w:numFmt w:val="decimal"/>
       <w:lvlText w:val=""/>
       <w:lvlJc w:val="left"/>
     </w:lvl>
-    <w:lvl w:ilvl="6" w:tplc="9AD42DCC">
+    <w:lvl w:ilvl="6" w:tplc="1E46EEF4">
       <w:numFmt w:val="decimal"/>
       <w:lvlText w:val=""/>
       <w:lvlJc w:val="left"/>
     </w:lvl>
-    <w:lvl w:ilvl="7" w:tplc="73A6465C">
+    <w:lvl w:ilvl="7" w:tplc="89E81352">
       <w:numFmt w:val="decimal"/>
       <w:lvlText w:val=""/>
       <w:lvlJc w:val="left"/>
     </w:lvl>
-    <w:lvl w:ilvl="8" w:tplc="AAD65D44">
+    <w:lvl w:ilvl="8" w:tplc="AF4C7102">
       <w:numFmt w:val="decimal"/>
       <w:lvlText w:val=""/>
       <w:lvlJc w:val="left"/>
     </w:lvl>
   </w:abstractNum>
   <w:abstractNum w:abstractNumId="1" w15:restartNumberingAfterBreak="0">
-    <w:nsid w:val="070E452F"/>
+    <w:nsid w:val="05CA3963"/>
     <w:multiLevelType w:val="hybridMultilevel"/>
-    <w:tmpl w:val="CE74CCD2"/>
-    <w:lvl w:ilvl="0" w:tplc="3056C658">
+    <w:tmpl w:val="73D4EF76"/>
+    <w:lvl w:ilvl="0" w:tplc="04802296">
       <w:start w:val="1"/>
       <w:numFmt w:val="decimal"/>
       <w:lvlText w:val="%1."/>
@@ -14538,52 +14537,52 @@
         <w:color w:val="A67C27"/>
       </w:rPr>
     </w:lvl>
-    <w:lvl w:ilvl="1" w:tplc="B240C7BA">
+    <w:lvl w:ilvl="1" w:tplc="2EE80654">
       <w:numFmt w:val="decimal"/>
       <w:lvlText w:val=""/>
       <w:lvlJc w:val="left"/>
     </w:lvl>
-    <w:lvl w:ilvl="2" w:tplc="BB485B66">
+    <w:lvl w:ilvl="2" w:tplc="1E867DEC">
       <w:numFmt w:val="decimal"/>
       <w:lvlText w:val=""/>
       <w:lvlJc w:val="left"/>
     </w:lvl>
-    <w:lvl w:ilvl="3" w:tplc="E18078BC">
+    <w:lvl w:ilvl="3" w:tplc="59209216">
       <w:numFmt w:val="decimal"/>
       <w:lvlText w:val=""/>
       <w:lvlJc w:val="left"/>
     </w:lvl>
-    <w:lvl w:ilvl="4" w:tplc="1F96FD38">
+    <w:lvl w:ilvl="4" w:tplc="FCD890E2">
       <w:numFmt w:val="decimal"/>
       <w:lvlText w:val=""/>
       <w:lvlJc w:val="left"/>
     </w:lvl>
-    <w:lvl w:ilvl="5" w:tplc="DC52D08E">
+    <w:lvl w:ilvl="5" w:tplc="95D45C6A">
       <w:numFmt w:val="decimal"/>
       <w:lvlText w:val=""/>
       <w:lvlJc w:val="left"/>
     </w:lvl>
-    <w:lvl w:ilvl="6" w:tplc="8E40B1B4">
+    <w:lvl w:ilvl="6" w:tplc="A2D8D760">
       <w:numFmt w:val="decimal"/>
       <w:lvlText w:val=""/>
       <w:lvlJc w:val="left"/>
     </w:lvl>
-    <w:lvl w:ilvl="7" w:tplc="D28271EA">
+    <w:lvl w:ilvl="7" w:tplc="0C741C28">
       <w:numFmt w:val="decimal"/>
       <w:lvlText w:val=""/>
       <w:lvlJc w:val="left"/>
     </w:lvl>
-    <w:lvl w:ilvl="8" w:tplc="8CA05F5A">
+    <w:lvl w:ilvl="8" w:tplc="B29479FC">
       <w:numFmt w:val="decimal"/>
       <w:lvlText w:val=""/>
       <w:lvlJc w:val="left"/>
     </w:lvl>
   </w:abstractNum>
   <w:abstractNum w:abstractNumId="2" w15:restartNumberingAfterBreak="0">
-    <w:nsid w:val="0D133FF0"/>
+    <w:nsid w:val="0C681DB7"/>
     <w:multiLevelType w:val="hybridMultilevel"/>
-    <w:tmpl w:val="5D3ADBD6"/>
-    <w:lvl w:ilvl="0" w:tplc="33C693F4">
+    <w:tmpl w:val="39667292"/>
+    <w:lvl w:ilvl="0" w:tplc="C2FCDF6E">
       <w:start w:val="1"/>
       <w:numFmt w:val="decimal"/>
       <w:lvlText w:val="%1."/>
@@ -14597,52 +14596,52 @@
         <w:color w:val="A67C27"/>
       </w:rPr>
     </w:lvl>
-    <w:lvl w:ilvl="1" w:tplc="6228205E">
+    <w:lvl w:ilvl="1" w:tplc="1E86502A">
       <w:numFmt w:val="decimal"/>
       <w:lvlText w:val=""/>
       <w:lvlJc w:val="left"/>
     </w:lvl>
-    <w:lvl w:ilvl="2" w:tplc="34DE8E06">
+    <w:lvl w:ilvl="2" w:tplc="AA0889B8">
       <w:numFmt w:val="decimal"/>
       <w:lvlText w:val=""/>
       <w:lvlJc w:val="left"/>
     </w:lvl>
-    <w:lvl w:ilvl="3" w:tplc="02ACE14A">
+    <w:lvl w:ilvl="3" w:tplc="D410F004">
       <w:numFmt w:val="decimal"/>
       <w:lvlText w:val=""/>
       <w:lvlJc w:val="left"/>
     </w:lvl>
-    <w:lvl w:ilvl="4" w:tplc="7FC41248">
+    <w:lvl w:ilvl="4" w:tplc="8F9E0F6E">
       <w:numFmt w:val="decimal"/>
       <w:lvlText w:val=""/>
       <w:lvlJc w:val="left"/>
     </w:lvl>
-    <w:lvl w:ilvl="5" w:tplc="BC628D8A">
+    <w:lvl w:ilvl="5" w:tplc="53682BD6">
       <w:numFmt w:val="decimal"/>
       <w:lvlText w:val=""/>
       <w:lvlJc w:val="left"/>
     </w:lvl>
-    <w:lvl w:ilvl="6" w:tplc="783644F2">
+    <w:lvl w:ilvl="6" w:tplc="283CFFDC">
       <w:numFmt w:val="decimal"/>
       <w:lvlText w:val=""/>
       <w:lvlJc w:val="left"/>
     </w:lvl>
-    <w:lvl w:ilvl="7" w:tplc="5E5C6824">
+    <w:lvl w:ilvl="7" w:tplc="3AC04B50">
       <w:numFmt w:val="decimal"/>
       <w:lvlText w:val=""/>
       <w:lvlJc w:val="left"/>
     </w:lvl>
-    <w:lvl w:ilvl="8" w:tplc="9F087538">
+    <w:lvl w:ilvl="8" w:tplc="BBE6ED20">
       <w:numFmt w:val="decimal"/>
       <w:lvlText w:val=""/>
       <w:lvlJc w:val="left"/>
     </w:lvl>
   </w:abstractNum>
   <w:abstractNum w:abstractNumId="3" w15:restartNumberingAfterBreak="0">
-    <w:nsid w:val="122710E5"/>
+    <w:nsid w:val="13C10AB8"/>
     <w:multiLevelType w:val="hybridMultilevel"/>
-    <w:tmpl w:val="C1D6BB18"/>
-    <w:lvl w:ilvl="0" w:tplc="04FA5C48">
+    <w:tmpl w:val="DC86C460"/>
+    <w:lvl w:ilvl="0" w:tplc="2FF07F64">
       <w:start w:val="1"/>
       <w:numFmt w:val="decimal"/>
       <w:lvlText w:val="%1."/>
@@ -14656,52 +14655,52 @@
         <w:color w:val="A67C27"/>
       </w:rPr>
     </w:lvl>
-    <w:lvl w:ilvl="1" w:tplc="CEFEA4DE">
+    <w:lvl w:ilvl="1" w:tplc="7C9AA22E">
       <w:numFmt w:val="decimal"/>
       <w:lvlText w:val=""/>
       <w:lvlJc w:val="left"/>
     </w:lvl>
-    <w:lvl w:ilvl="2" w:tplc="8BACB9FC">
+    <w:lvl w:ilvl="2" w:tplc="4244A776">
       <w:numFmt w:val="decimal"/>
       <w:lvlText w:val=""/>
       <w:lvlJc w:val="left"/>
     </w:lvl>
-    <w:lvl w:ilvl="3" w:tplc="A5181046">
+    <w:lvl w:ilvl="3" w:tplc="037C1ABC">
       <w:numFmt w:val="decimal"/>
       <w:lvlText w:val=""/>
       <w:lvlJc w:val="left"/>
     </w:lvl>
-    <w:lvl w:ilvl="4" w:tplc="BC2453B2">
+    <w:lvl w:ilvl="4" w:tplc="FC865948">
       <w:numFmt w:val="decimal"/>
       <w:lvlText w:val=""/>
       <w:lvlJc w:val="left"/>
     </w:lvl>
-    <w:lvl w:ilvl="5" w:tplc="5EE4C04E">
+    <w:lvl w:ilvl="5" w:tplc="7FD6D4AA">
       <w:numFmt w:val="decimal"/>
       <w:lvlText w:val=""/>
       <w:lvlJc w:val="left"/>
     </w:lvl>
-    <w:lvl w:ilvl="6" w:tplc="FCE6C64A">
+    <w:lvl w:ilvl="6" w:tplc="3E8CF15E">
       <w:numFmt w:val="decimal"/>
       <w:lvlText w:val=""/>
       <w:lvlJc w:val="left"/>
     </w:lvl>
-    <w:lvl w:ilvl="7" w:tplc="7CE275AE">
+    <w:lvl w:ilvl="7" w:tplc="46F49306">
       <w:numFmt w:val="decimal"/>
       <w:lvlText w:val=""/>
       <w:lvlJc w:val="left"/>
     </w:lvl>
-    <w:lvl w:ilvl="8" w:tplc="37345604">
+    <w:lvl w:ilvl="8" w:tplc="C1E03C2E">
       <w:numFmt w:val="decimal"/>
       <w:lvlText w:val=""/>
       <w:lvlJc w:val="left"/>
     </w:lvl>
   </w:abstractNum>
   <w:abstractNum w:abstractNumId="4" w15:restartNumberingAfterBreak="0">
-    <w:nsid w:val="172B7A78"/>
+    <w:nsid w:val="1CBC054A"/>
     <w:multiLevelType w:val="hybridMultilevel"/>
-    <w:tmpl w:val="217E66E4"/>
-    <w:lvl w:ilvl="0" w:tplc="C16489A8">
+    <w:tmpl w:val="260C14EC"/>
+    <w:lvl w:ilvl="0" w:tplc="16FAD4C4">
       <w:start w:val="1"/>
       <w:numFmt w:val="decimal"/>
       <w:lvlText w:val="%1."/>
@@ -14715,52 +14714,52 @@
         <w:color w:val="A67C27"/>
       </w:rPr>
     </w:lvl>
-    <w:lvl w:ilvl="1" w:tplc="52201E34">
+    <w:lvl w:ilvl="1" w:tplc="EA08D3CA">
       <w:numFmt w:val="decimal"/>
       <w:lvlText w:val=""/>
       <w:lvlJc w:val="left"/>
     </w:lvl>
-    <w:lvl w:ilvl="2" w:tplc="0644C10C">
+    <w:lvl w:ilvl="2" w:tplc="7C52EF14">
       <w:numFmt w:val="decimal"/>
       <w:lvlText w:val=""/>
       <w:lvlJc w:val="left"/>
     </w:lvl>
-    <w:lvl w:ilvl="3" w:tplc="72908F16">
+    <w:lvl w:ilvl="3" w:tplc="74A42C40">
       <w:numFmt w:val="decimal"/>
       <w:lvlText w:val=""/>
       <w:lvlJc w:val="left"/>
     </w:lvl>
-    <w:lvl w:ilvl="4" w:tplc="A51A4690">
+    <w:lvl w:ilvl="4" w:tplc="FA2C148C">
       <w:numFmt w:val="decimal"/>
       <w:lvlText w:val=""/>
       <w:lvlJc w:val="left"/>
     </w:lvl>
-    <w:lvl w:ilvl="5" w:tplc="50B2287E">
+    <w:lvl w:ilvl="5" w:tplc="9198E836">
       <w:numFmt w:val="decimal"/>
       <w:lvlText w:val=""/>
       <w:lvlJc w:val="left"/>
     </w:lvl>
-    <w:lvl w:ilvl="6" w:tplc="ED6870CC">
+    <w:lvl w:ilvl="6" w:tplc="F1980400">
       <w:numFmt w:val="decimal"/>
       <w:lvlText w:val=""/>
       <w:lvlJc w:val="left"/>
     </w:lvl>
-    <w:lvl w:ilvl="7" w:tplc="E682BE66">
+    <w:lvl w:ilvl="7" w:tplc="DD92B2DA">
       <w:numFmt w:val="decimal"/>
       <w:lvlText w:val=""/>
       <w:lvlJc w:val="left"/>
     </w:lvl>
-    <w:lvl w:ilvl="8" w:tplc="03ECD6C8">
+    <w:lvl w:ilvl="8" w:tplc="F650F584">
       <w:numFmt w:val="decimal"/>
       <w:lvlText w:val=""/>
       <w:lvlJc w:val="left"/>
     </w:lvl>
   </w:abstractNum>
   <w:abstractNum w:abstractNumId="5" w15:restartNumberingAfterBreak="0">
-    <w:nsid w:val="193E0539"/>
+    <w:nsid w:val="27EB29D3"/>
     <w:multiLevelType w:val="hybridMultilevel"/>
-    <w:tmpl w:val="370ACF14"/>
-    <w:lvl w:ilvl="0" w:tplc="EBCC7EB2">
+    <w:tmpl w:val="88825584"/>
+    <w:lvl w:ilvl="0" w:tplc="36942E0E">
       <w:start w:val="1"/>
       <w:numFmt w:val="decimal"/>
       <w:lvlText w:val="%1."/>
@@ -14774,52 +14773,52 @@
         <w:color w:val="A67C27"/>
       </w:rPr>
     </w:lvl>
-    <w:lvl w:ilvl="1" w:tplc="FD32EB60">
+    <w:lvl w:ilvl="1" w:tplc="4BA2E608">
       <w:numFmt w:val="decimal"/>
       <w:lvlText w:val=""/>
       <w:lvlJc w:val="left"/>
     </w:lvl>
-    <w:lvl w:ilvl="2" w:tplc="6CEAB1A6">
+    <w:lvl w:ilvl="2" w:tplc="7C9A9AD8">
       <w:numFmt w:val="decimal"/>
       <w:lvlText w:val=""/>
       <w:lvlJc w:val="left"/>
     </w:lvl>
-    <w:lvl w:ilvl="3" w:tplc="A6045F8E">
+    <w:lvl w:ilvl="3" w:tplc="BA0861D6">
       <w:numFmt w:val="decimal"/>
       <w:lvlText w:val=""/>
       <w:lvlJc w:val="left"/>
     </w:lvl>
-    <w:lvl w:ilvl="4" w:tplc="20AE3104">
+    <w:lvl w:ilvl="4" w:tplc="C1B607F0">
       <w:numFmt w:val="decimal"/>
       <w:lvlText w:val=""/>
       <w:lvlJc w:val="left"/>
     </w:lvl>
-    <w:lvl w:ilvl="5" w:tplc="E36EB5B6">
+    <w:lvl w:ilvl="5" w:tplc="CCD20B3E">
       <w:numFmt w:val="decimal"/>
       <w:lvlText w:val=""/>
       <w:lvlJc w:val="left"/>
     </w:lvl>
-    <w:lvl w:ilvl="6" w:tplc="7DFEEDB0">
+    <w:lvl w:ilvl="6" w:tplc="9B7EA050">
       <w:numFmt w:val="decimal"/>
       <w:lvlText w:val=""/>
       <w:lvlJc w:val="left"/>
     </w:lvl>
-    <w:lvl w:ilvl="7" w:tplc="0DB2DAA8">
+    <w:lvl w:ilvl="7" w:tplc="CBA2A638">
       <w:numFmt w:val="decimal"/>
       <w:lvlText w:val=""/>
       <w:lvlJc w:val="left"/>
     </w:lvl>
-    <w:lvl w:ilvl="8" w:tplc="E4D8B9AE">
+    <w:lvl w:ilvl="8" w:tplc="3520748E">
       <w:numFmt w:val="decimal"/>
       <w:lvlText w:val=""/>
       <w:lvlJc w:val="left"/>
     </w:lvl>
   </w:abstractNum>
   <w:abstractNum w:abstractNumId="6" w15:restartNumberingAfterBreak="0">
-    <w:nsid w:val="1F1764F3"/>
+    <w:nsid w:val="2835366B"/>
     <w:multiLevelType w:val="hybridMultilevel"/>
-    <w:tmpl w:val="2CFC23CE"/>
-    <w:lvl w:ilvl="0" w:tplc="E416C0AA">
+    <w:tmpl w:val="BB461F1A"/>
+    <w:lvl w:ilvl="0" w:tplc="7B389DA2">
       <w:start w:val="1"/>
       <w:numFmt w:val="decimal"/>
       <w:lvlText w:val="%1."/>
@@ -14833,52 +14832,52 @@
         <w:color w:val="A67C27"/>
       </w:rPr>
     </w:lvl>
-    <w:lvl w:ilvl="1" w:tplc="D2BC12F2">
+    <w:lvl w:ilvl="1" w:tplc="FE1884CC">
       <w:numFmt w:val="decimal"/>
       <w:lvlText w:val=""/>
       <w:lvlJc w:val="left"/>
     </w:lvl>
-    <w:lvl w:ilvl="2" w:tplc="45EE4538">
+    <w:lvl w:ilvl="2" w:tplc="F4D0676A">
       <w:numFmt w:val="decimal"/>
       <w:lvlText w:val=""/>
       <w:lvlJc w:val="left"/>
     </w:lvl>
-    <w:lvl w:ilvl="3" w:tplc="F8CE7CB2">
+    <w:lvl w:ilvl="3" w:tplc="D64A68F6">
       <w:numFmt w:val="decimal"/>
       <w:lvlText w:val=""/>
       <w:lvlJc w:val="left"/>
     </w:lvl>
-    <w:lvl w:ilvl="4" w:tplc="4FA845DA">
+    <w:lvl w:ilvl="4" w:tplc="3E746C08">
       <w:numFmt w:val="decimal"/>
       <w:lvlText w:val=""/>
       <w:lvlJc w:val="left"/>
     </w:lvl>
-    <w:lvl w:ilvl="5" w:tplc="2B7C9606">
+    <w:lvl w:ilvl="5" w:tplc="F1E44F94">
       <w:numFmt w:val="decimal"/>
       <w:lvlText w:val=""/>
       <w:lvlJc w:val="left"/>
     </w:lvl>
-    <w:lvl w:ilvl="6" w:tplc="EDE659BA">
+    <w:lvl w:ilvl="6" w:tplc="6ECC2182">
       <w:numFmt w:val="decimal"/>
       <w:lvlText w:val=""/>
       <w:lvlJc w:val="left"/>
     </w:lvl>
-    <w:lvl w:ilvl="7" w:tplc="8F3A2B0C">
+    <w:lvl w:ilvl="7" w:tplc="C57A746C">
       <w:numFmt w:val="decimal"/>
       <w:lvlText w:val=""/>
       <w:lvlJc w:val="left"/>
     </w:lvl>
-    <w:lvl w:ilvl="8" w:tplc="E38ABAF6">
+    <w:lvl w:ilvl="8" w:tplc="D37CF0E6">
       <w:numFmt w:val="decimal"/>
       <w:lvlText w:val=""/>
       <w:lvlJc w:val="left"/>
     </w:lvl>
   </w:abstractNum>
   <w:abstractNum w:abstractNumId="7" w15:restartNumberingAfterBreak="0">
-    <w:nsid w:val="24A57C49"/>
+    <w:nsid w:val="295859D2"/>
     <w:multiLevelType w:val="hybridMultilevel"/>
-    <w:tmpl w:val="A4BA1536"/>
-    <w:lvl w:ilvl="0" w:tplc="1432072C">
+    <w:tmpl w:val="0A163318"/>
+    <w:lvl w:ilvl="0" w:tplc="A55A102C">
       <w:start w:val="1"/>
       <w:numFmt w:val="decimal"/>
       <w:lvlText w:val="%1."/>
@@ -14892,52 +14891,138 @@
         <w:color w:val="A67C27"/>
       </w:rPr>
     </w:lvl>
-    <w:lvl w:ilvl="1" w:tplc="5D26EFFC">
+    <w:lvl w:ilvl="1" w:tplc="D14ABCB2">
       <w:numFmt w:val="decimal"/>
       <w:lvlText w:val=""/>
       <w:lvlJc w:val="left"/>
     </w:lvl>
-    <w:lvl w:ilvl="2" w:tplc="56D48B10">
+    <w:lvl w:ilvl="2" w:tplc="982E81E6">
       <w:numFmt w:val="decimal"/>
       <w:lvlText w:val=""/>
       <w:lvlJc w:val="left"/>
     </w:lvl>
-    <w:lvl w:ilvl="3" w:tplc="64F6B2D0">
+    <w:lvl w:ilvl="3" w:tplc="F034A46C">
       <w:numFmt w:val="decimal"/>
       <w:lvlText w:val=""/>
       <w:lvlJc w:val="left"/>
     </w:lvl>
-    <w:lvl w:ilvl="4" w:tplc="8348F140">
+    <w:lvl w:ilvl="4" w:tplc="3EB0669E">
       <w:numFmt w:val="decimal"/>
       <w:lvlText w:val=""/>
       <w:lvlJc w:val="left"/>
     </w:lvl>
-    <w:lvl w:ilvl="5" w:tplc="BA2CBD76">
+    <w:lvl w:ilvl="5" w:tplc="534AA8AA">
       <w:numFmt w:val="decimal"/>
       <w:lvlText w:val=""/>
       <w:lvlJc w:val="left"/>
     </w:lvl>
-    <w:lvl w:ilvl="6" w:tplc="F21A6688">
+    <w:lvl w:ilvl="6" w:tplc="FC780EDC">
       <w:numFmt w:val="decimal"/>
       <w:lvlText w:val=""/>
       <w:lvlJc w:val="left"/>
     </w:lvl>
-    <w:lvl w:ilvl="7" w:tplc="F03CBE20">
+    <w:lvl w:ilvl="7" w:tplc="71C06FFC">
       <w:numFmt w:val="decimal"/>
       <w:lvlText w:val=""/>
       <w:lvlJc w:val="left"/>
     </w:lvl>
-    <w:lvl w:ilvl="8" w:tplc="893663A8">
+    <w:lvl w:ilvl="8" w:tplc="9C98222A">
       <w:numFmt w:val="decimal"/>
       <w:lvlText w:val=""/>
       <w:lvlJc w:val="left"/>
     </w:lvl>
   </w:abstractNum>
   <w:abstractNum w:abstractNumId="8" w15:restartNumberingAfterBreak="0">
-    <w:nsid w:val="2A8A31D9"/>
+    <w:nsid w:val="2AFC359B"/>
     <w:multiLevelType w:val="hybridMultilevel"/>
-    <w:tmpl w:val="38403C6A"/>
-    <w:lvl w:ilvl="0" w:tplc="FA3691EC">
+    <w:tmpl w:val="4EDE297C"/>
+    <w:lvl w:ilvl="0" w:tplc="E3409962">
+      <w:start w:val="1"/>
+      <w:numFmt w:val="bullet"/>
+      <w:lvlText w:val="●"/>
+      <w:lvlJc w:val="left"/>
+      <w:pPr>
+        <w:ind w:left="720" w:hanging="360"/>
+      </w:pPr>
+    </w:lvl>
+    <w:lvl w:ilvl="1" w:tplc="CE4A82DC">
+      <w:start w:val="1"/>
+      <w:numFmt w:val="bullet"/>
+      <w:lvlText w:val="○"/>
+      <w:lvlJc w:val="left"/>
+      <w:pPr>
+        <w:ind w:left="1440" w:hanging="360"/>
+      </w:pPr>
+    </w:lvl>
+    <w:lvl w:ilvl="2" w:tplc="A4060E26">
+      <w:start w:val="1"/>
+      <w:numFmt w:val="bullet"/>
+      <w:lvlText w:val="■"/>
+      <w:lvlJc w:val="left"/>
+      <w:pPr>
+        <w:ind w:left="2160" w:hanging="360"/>
+      </w:pPr>
+    </w:lvl>
+    <w:lvl w:ilvl="3" w:tplc="19505E3A">
+      <w:start w:val="1"/>
+      <w:numFmt w:val="bullet"/>
+      <w:lvlText w:val="●"/>
+      <w:lvlJc w:val="left"/>
+      <w:pPr>
+        <w:ind w:left="2880" w:hanging="360"/>
+      </w:pPr>
+    </w:lvl>
+    <w:lvl w:ilvl="4" w:tplc="3948CB1A">
+      <w:start w:val="1"/>
+      <w:numFmt w:val="bullet"/>
+      <w:lvlText w:val="○"/>
+      <w:lvlJc w:val="left"/>
+      <w:pPr>
+        <w:ind w:left="3600" w:hanging="360"/>
+      </w:pPr>
+    </w:lvl>
+    <w:lvl w:ilvl="5" w:tplc="32EA8D44">
+      <w:start w:val="1"/>
+      <w:numFmt w:val="bullet"/>
+      <w:lvlText w:val="■"/>
+      <w:lvlJc w:val="left"/>
+      <w:pPr>
+        <w:ind w:left="4320" w:hanging="360"/>
+      </w:pPr>
+    </w:lvl>
+    <w:lvl w:ilvl="6" w:tplc="EC3C788E">
+      <w:start w:val="1"/>
+      <w:numFmt w:val="bullet"/>
+      <w:lvlText w:val="●"/>
+      <w:lvlJc w:val="left"/>
+      <w:pPr>
+        <w:ind w:left="5040" w:hanging="360"/>
+      </w:pPr>
+    </w:lvl>
+    <w:lvl w:ilvl="7" w:tplc="45C036D4">
+      <w:start w:val="1"/>
+      <w:numFmt w:val="bullet"/>
+      <w:lvlText w:val="●"/>
+      <w:lvlJc w:val="left"/>
+      <w:pPr>
+        <w:ind w:left="5760" w:hanging="360"/>
+      </w:pPr>
+    </w:lvl>
+    <w:lvl w:ilvl="8" w:tplc="B39CE070">
+      <w:start w:val="1"/>
+      <w:numFmt w:val="bullet"/>
+      <w:lvlText w:val="●"/>
+      <w:lvlJc w:val="left"/>
+      <w:pPr>
+        <w:ind w:left="6480" w:hanging="360"/>
+      </w:pPr>
+    </w:lvl>
+  </w:abstractNum>
+  <w:abstractNum w:abstractNumId="9" w15:restartNumberingAfterBreak="0">
+    <w:nsid w:val="35F53039"/>
+    <w:multiLevelType w:val="hybridMultilevel"/>
+    <w:tmpl w:val="4DBC752C"/>
+    <w:lvl w:ilvl="0" w:tplc="B2B204B6">
       <w:start w:val="1"/>
       <w:numFmt w:val="decimal"/>
       <w:lvlText w:val="%1."/>
@@ -14951,52 +15036,52 @@
         <w:color w:val="A67C27"/>
       </w:rPr>
     </w:lvl>
-    <w:lvl w:ilvl="1" w:tplc="7D92C4FA">
+    <w:lvl w:ilvl="1" w:tplc="0B040C3A">
       <w:numFmt w:val="decimal"/>
       <w:lvlText w:val=""/>
       <w:lvlJc w:val="left"/>
     </w:lvl>
-    <w:lvl w:ilvl="2" w:tplc="280488F0">
+    <w:lvl w:ilvl="2" w:tplc="77D6E392">
       <w:numFmt w:val="decimal"/>
       <w:lvlText w:val=""/>
       <w:lvlJc w:val="left"/>
     </w:lvl>
-    <w:lvl w:ilvl="3" w:tplc="041CEDCC">
+    <w:lvl w:ilvl="3" w:tplc="E5D48F7E">
       <w:numFmt w:val="decimal"/>
       <w:lvlText w:val=""/>
       <w:lvlJc w:val="left"/>
     </w:lvl>
-    <w:lvl w:ilvl="4" w:tplc="3F3094AA">
+    <w:lvl w:ilvl="4" w:tplc="3F1C86EE">
       <w:numFmt w:val="decimal"/>
       <w:lvlText w:val=""/>
       <w:lvlJc w:val="left"/>
     </w:lvl>
-    <w:lvl w:ilvl="5" w:tplc="C374AED0">
+    <w:lvl w:ilvl="5" w:tplc="C954553A">
       <w:numFmt w:val="decimal"/>
       <w:lvlText w:val=""/>
       <w:lvlJc w:val="left"/>
     </w:lvl>
-    <w:lvl w:ilvl="6" w:tplc="13C0015A">
+    <w:lvl w:ilvl="6" w:tplc="123CF3F4">
       <w:numFmt w:val="decimal"/>
       <w:lvlText w:val=""/>
       <w:lvlJc w:val="left"/>
     </w:lvl>
-    <w:lvl w:ilvl="7" w:tplc="3B605C1E">
+    <w:lvl w:ilvl="7" w:tplc="577C862A">
       <w:numFmt w:val="decimal"/>
       <w:lvlText w:val=""/>
       <w:lvlJc w:val="left"/>
     </w:lvl>
-    <w:lvl w:ilvl="8" w:tplc="46D6CFB2">
+    <w:lvl w:ilvl="8" w:tplc="7A0225BE">
       <w:numFmt w:val="decimal"/>
       <w:lvlText w:val=""/>
       <w:lvlJc w:val="left"/>
     </w:lvl>
   </w:abstractNum>
-  <w:abstractNum w:abstractNumId="9" w15:restartNumberingAfterBreak="0">
-    <w:nsid w:val="2D9F71F4"/>
+  <w:abstractNum w:abstractNumId="10" w15:restartNumberingAfterBreak="0">
+    <w:nsid w:val="36D077B6"/>
     <w:multiLevelType w:val="hybridMultilevel"/>
-    <w:tmpl w:val="BA283E8E"/>
-    <w:lvl w:ilvl="0" w:tplc="51DCED94">
+    <w:tmpl w:val="B24EDB74"/>
+    <w:lvl w:ilvl="0" w:tplc="B23E9C14">
       <w:start w:val="1"/>
       <w:numFmt w:val="decimal"/>
       <w:lvlText w:val="%1."/>
@@ -15010,52 +15095,110 @@
         <w:color w:val="A67C27"/>
       </w:rPr>
     </w:lvl>
-    <w:lvl w:ilvl="1" w:tplc="E23E2018">
+    <w:lvl w:ilvl="1" w:tplc="1D049B10">
       <w:numFmt w:val="decimal"/>
       <w:lvlText w:val=""/>
       <w:lvlJc w:val="left"/>
     </w:lvl>
-    <w:lvl w:ilvl="2" w:tplc="A61C0056">
+    <w:lvl w:ilvl="2" w:tplc="4C24992E">
       <w:numFmt w:val="decimal"/>
       <w:lvlText w:val=""/>
       <w:lvlJc w:val="left"/>
     </w:lvl>
-    <w:lvl w:ilvl="3" w:tplc="1F52F61C">
+    <w:lvl w:ilvl="3" w:tplc="115C556E">
       <w:numFmt w:val="decimal"/>
       <w:lvlText w:val=""/>
       <w:lvlJc w:val="left"/>
     </w:lvl>
-    <w:lvl w:ilvl="4" w:tplc="52367932">
+    <w:lvl w:ilvl="4" w:tplc="BC7EB9BE">
       <w:numFmt w:val="decimal"/>
       <w:lvlText w:val=""/>
       <w:lvlJc w:val="left"/>
     </w:lvl>
-    <w:lvl w:ilvl="5" w:tplc="0346E4F4">
+    <w:lvl w:ilvl="5" w:tplc="38BE4418">
       <w:numFmt w:val="decimal"/>
       <w:lvlText w:val=""/>
       <w:lvlJc w:val="left"/>
     </w:lvl>
-    <w:lvl w:ilvl="6" w:tplc="0A164DAA">
+    <w:lvl w:ilvl="6" w:tplc="D80CDC82">
       <w:numFmt w:val="decimal"/>
       <w:lvlText w:val=""/>
       <w:lvlJc w:val="left"/>
     </w:lvl>
-    <w:lvl w:ilvl="7" w:tplc="05E0D1F4">
+    <w:lvl w:ilvl="7" w:tplc="08AC2E04">
       <w:numFmt w:val="decimal"/>
       <w:lvlText w:val=""/>
       <w:lvlJc w:val="left"/>
     </w:lvl>
-    <w:lvl w:ilvl="8" w:tplc="26669120">
+    <w:lvl w:ilvl="8" w:tplc="9B76A646">
       <w:numFmt w:val="decimal"/>
       <w:lvlText w:val=""/>
       <w:lvlJc w:val="left"/>
     </w:lvl>
   </w:abstractNum>
-  <w:abstractNum w:abstractNumId="10" w15:restartNumberingAfterBreak="0">
-    <w:nsid w:val="2F353012"/>
+  <w:abstractNum w:abstractNumId="11" w15:restartNumberingAfterBreak="0">
+    <w:nsid w:val="39605A6C"/>
     <w:multiLevelType w:val="hybridMultilevel"/>
-    <w:tmpl w:val="DBB6725A"/>
-    <w:lvl w:ilvl="0" w:tplc="616E2EC2">
+    <w:tmpl w:val="71427C2C"/>
+    <w:lvl w:ilvl="0" w:tplc="1EF8949E">
+      <w:start w:val="1"/>
+      <w:numFmt w:val="bullet"/>
+      <w:lvlText w:val="•"/>
+      <w:lvlJc w:val="left"/>
+      <w:pPr>
+        <w:ind w:left="460" w:hanging="280"/>
+      </w:pPr>
+    </w:lvl>
+    <w:lvl w:ilvl="1" w:tplc="EA76723E">
+      <w:start w:val="1"/>
+      <w:numFmt w:val="bullet"/>
+      <w:lvlText w:val="–"/>
+      <w:lvlJc w:val="left"/>
+      <w:pPr>
+        <w:ind w:left="900" w:hanging="280"/>
+      </w:pPr>
+    </w:lvl>
+    <w:lvl w:ilvl="2" w:tplc="2BC0DA7C">
+      <w:numFmt w:val="decimal"/>
+      <w:lvlText w:val=""/>
+      <w:lvlJc w:val="left"/>
+    </w:lvl>
+    <w:lvl w:ilvl="3" w:tplc="86088474">
+      <w:numFmt w:val="decimal"/>
+      <w:lvlText w:val=""/>
+      <w:lvlJc w:val="left"/>
+    </w:lvl>
+    <w:lvl w:ilvl="4" w:tplc="EB24812A">
+      <w:numFmt w:val="decimal"/>
+      <w:lvlText w:val=""/>
+      <w:lvlJc w:val="left"/>
+    </w:lvl>
+    <w:lvl w:ilvl="5" w:tplc="C106913C">
+      <w:numFmt w:val="decimal"/>
+      <w:lvlText w:val=""/>
+      <w:lvlJc w:val="left"/>
+    </w:lvl>
+    <w:lvl w:ilvl="6" w:tplc="30A24828">
+      <w:numFmt w:val="decimal"/>
+      <w:lvlText w:val=""/>
+      <w:lvlJc w:val="left"/>
+    </w:lvl>
+    <w:lvl w:ilvl="7" w:tplc="9A3A3F6C">
+      <w:numFmt w:val="decimal"/>
+      <w:lvlText w:val=""/>
+      <w:lvlJc w:val="left"/>
+    </w:lvl>
+    <w:lvl w:ilvl="8" w:tplc="9A1479A0">
+      <w:numFmt w:val="decimal"/>
+      <w:lvlText w:val=""/>
+      <w:lvlJc w:val="left"/>
+    </w:lvl>
+  </w:abstractNum>
+  <w:abstractNum w:abstractNumId="12" w15:restartNumberingAfterBreak="0">
+    <w:nsid w:val="46451ADD"/>
+    <w:multiLevelType w:val="hybridMultilevel"/>
+    <w:tmpl w:val="6E3A00CC"/>
+    <w:lvl w:ilvl="0" w:tplc="FCCCB558">
       <w:start w:val="1"/>
       <w:numFmt w:val="decimal"/>
       <w:lvlText w:val="%1."/>
@@ -15069,52 +15212,52 @@
         <w:color w:val="A67C27"/>
       </w:rPr>
     </w:lvl>
-    <w:lvl w:ilvl="1" w:tplc="3CCEF7CE">
+    <w:lvl w:ilvl="1" w:tplc="8736BEDC">
       <w:numFmt w:val="decimal"/>
       <w:lvlText w:val=""/>
       <w:lvlJc w:val="left"/>
     </w:lvl>
-    <w:lvl w:ilvl="2" w:tplc="59B25680">
+    <w:lvl w:ilvl="2" w:tplc="A48ADB7E">
       <w:numFmt w:val="decimal"/>
       <w:lvlText w:val=""/>
       <w:lvlJc w:val="left"/>
     </w:lvl>
-    <w:lvl w:ilvl="3" w:tplc="C4D6DDD0">
+    <w:lvl w:ilvl="3" w:tplc="21449A96">
       <w:numFmt w:val="decimal"/>
       <w:lvlText w:val=""/>
       <w:lvlJc w:val="left"/>
     </w:lvl>
-    <w:lvl w:ilvl="4" w:tplc="08726EBA">
+    <w:lvl w:ilvl="4" w:tplc="D7624D1E">
       <w:numFmt w:val="decimal"/>
       <w:lvlText w:val=""/>
       <w:lvlJc w:val="left"/>
     </w:lvl>
-    <w:lvl w:ilvl="5" w:tplc="7004CF1A">
+    <w:lvl w:ilvl="5" w:tplc="0B7AA79E">
       <w:numFmt w:val="decimal"/>
       <w:lvlText w:val=""/>
       <w:lvlJc w:val="left"/>
     </w:lvl>
-    <w:lvl w:ilvl="6" w:tplc="D5E8BA02">
+    <w:lvl w:ilvl="6" w:tplc="0B843C54">
       <w:numFmt w:val="decimal"/>
       <w:lvlText w:val=""/>
       <w:lvlJc w:val="left"/>
     </w:lvl>
-    <w:lvl w:ilvl="7" w:tplc="75D2633E">
+    <w:lvl w:ilvl="7" w:tplc="EA1CF5C6">
       <w:numFmt w:val="decimal"/>
       <w:lvlText w:val=""/>
       <w:lvlJc w:val="left"/>
     </w:lvl>
-    <w:lvl w:ilvl="8" w:tplc="D4CA02C0">
+    <w:lvl w:ilvl="8" w:tplc="5F1E8A70">
       <w:numFmt w:val="decimal"/>
       <w:lvlText w:val=""/>
       <w:lvlJc w:val="left"/>
     </w:lvl>
   </w:abstractNum>
-  <w:abstractNum w:abstractNumId="11" w15:restartNumberingAfterBreak="0">
-    <w:nsid w:val="3D180A81"/>
+  <w:abstractNum w:abstractNumId="13" w15:restartNumberingAfterBreak="0">
+    <w:nsid w:val="49D93D59"/>
     <w:multiLevelType w:val="hybridMultilevel"/>
-    <w:tmpl w:val="57C815C8"/>
-    <w:lvl w:ilvl="0" w:tplc="DBF00384">
+    <w:tmpl w:val="991C5916"/>
+    <w:lvl w:ilvl="0" w:tplc="361C5900">
       <w:start w:val="1"/>
       <w:numFmt w:val="decimal"/>
       <w:lvlText w:val="%1."/>
@@ -15128,52 +15271,52 @@
         <w:color w:val="A67C27"/>
       </w:rPr>
     </w:lvl>
-    <w:lvl w:ilvl="1" w:tplc="19925B1C">
+    <w:lvl w:ilvl="1" w:tplc="F080E2A6">
       <w:numFmt w:val="decimal"/>
       <w:lvlText w:val=""/>
       <w:lvlJc w:val="left"/>
     </w:lvl>
-    <w:lvl w:ilvl="2" w:tplc="98547008">
+    <w:lvl w:ilvl="2" w:tplc="801AF202">
       <w:numFmt w:val="decimal"/>
       <w:lvlText w:val=""/>
       <w:lvlJc w:val="left"/>
     </w:lvl>
-    <w:lvl w:ilvl="3" w:tplc="67B63950">
+    <w:lvl w:ilvl="3" w:tplc="CFC69EDE">
       <w:numFmt w:val="decimal"/>
       <w:lvlText w:val=""/>
       <w:lvlJc w:val="left"/>
     </w:lvl>
-    <w:lvl w:ilvl="4" w:tplc="0BC8582A">
+    <w:lvl w:ilvl="4" w:tplc="4CB07ADE">
       <w:numFmt w:val="decimal"/>
       <w:lvlText w:val=""/>
       <w:lvlJc w:val="left"/>
     </w:lvl>
-    <w:lvl w:ilvl="5" w:tplc="C3DC76E4">
+    <w:lvl w:ilvl="5" w:tplc="06265698">
       <w:numFmt w:val="decimal"/>
       <w:lvlText w:val=""/>
       <w:lvlJc w:val="left"/>
     </w:lvl>
-    <w:lvl w:ilvl="6" w:tplc="7EFCFC42">
+    <w:lvl w:ilvl="6" w:tplc="932806B4">
       <w:numFmt w:val="decimal"/>
       <w:lvlText w:val=""/>
       <w:lvlJc w:val="left"/>
     </w:lvl>
-    <w:lvl w:ilvl="7" w:tplc="14740AE8">
+    <w:lvl w:ilvl="7" w:tplc="87F8CC58">
       <w:numFmt w:val="decimal"/>
       <w:lvlText w:val=""/>
       <w:lvlJc w:val="left"/>
     </w:lvl>
-    <w:lvl w:ilvl="8" w:tplc="A23A3CC8">
+    <w:lvl w:ilvl="8" w:tplc="03CA97B2">
       <w:numFmt w:val="decimal"/>
       <w:lvlText w:val=""/>
       <w:lvlJc w:val="left"/>
     </w:lvl>
   </w:abstractNum>
-  <w:abstractNum w:abstractNumId="12" w15:restartNumberingAfterBreak="0">
-    <w:nsid w:val="418D12BF"/>
+  <w:abstractNum w:abstractNumId="14" w15:restartNumberingAfterBreak="0">
+    <w:nsid w:val="4E695A6E"/>
     <w:multiLevelType w:val="hybridMultilevel"/>
-    <w:tmpl w:val="9B86E66E"/>
-    <w:lvl w:ilvl="0" w:tplc="AE5A5D28">
+    <w:tmpl w:val="D5EA162E"/>
+    <w:lvl w:ilvl="0" w:tplc="5162991C">
       <w:start w:val="1"/>
       <w:numFmt w:val="decimal"/>
       <w:lvlText w:val="%1."/>
@@ -15187,138 +15330,52 @@
         <w:color w:val="A67C27"/>
       </w:rPr>
     </w:lvl>
-    <w:lvl w:ilvl="1" w:tplc="19FE94F4">
+    <w:lvl w:ilvl="1" w:tplc="516C0620">
       <w:numFmt w:val="decimal"/>
       <w:lvlText w:val=""/>
       <w:lvlJc w:val="left"/>
     </w:lvl>
-    <w:lvl w:ilvl="2" w:tplc="F0BCF0FA">
+    <w:lvl w:ilvl="2" w:tplc="56427E4A">
       <w:numFmt w:val="decimal"/>
       <w:lvlText w:val=""/>
       <w:lvlJc w:val="left"/>
     </w:lvl>
-    <w:lvl w:ilvl="3" w:tplc="628294E0">
+    <w:lvl w:ilvl="3" w:tplc="446A0F8E">
       <w:numFmt w:val="decimal"/>
       <w:lvlText w:val=""/>
       <w:lvlJc w:val="left"/>
     </w:lvl>
-    <w:lvl w:ilvl="4" w:tplc="D1A43E0C">
+    <w:lvl w:ilvl="4" w:tplc="1F72B56A">
       <w:numFmt w:val="decimal"/>
       <w:lvlText w:val=""/>
       <w:lvlJc w:val="left"/>
     </w:lvl>
-    <w:lvl w:ilvl="5" w:tplc="9DD8DBC6">
+    <w:lvl w:ilvl="5" w:tplc="3BDE0A1C">
       <w:numFmt w:val="decimal"/>
       <w:lvlText w:val=""/>
       <w:lvlJc w:val="left"/>
     </w:lvl>
-    <w:lvl w:ilvl="6" w:tplc="FA4AB0C6">
+    <w:lvl w:ilvl="6" w:tplc="2A4027F8">
       <w:numFmt w:val="decimal"/>
       <w:lvlText w:val=""/>
       <w:lvlJc w:val="left"/>
     </w:lvl>
-    <w:lvl w:ilvl="7" w:tplc="0778C550">
+    <w:lvl w:ilvl="7" w:tplc="BFC2FD98">
       <w:numFmt w:val="decimal"/>
       <w:lvlText w:val=""/>
       <w:lvlJc w:val="left"/>
     </w:lvl>
-    <w:lvl w:ilvl="8" w:tplc="3FC01364">
+    <w:lvl w:ilvl="8" w:tplc="3E42F734">
       <w:numFmt w:val="decimal"/>
       <w:lvlText w:val=""/>
       <w:lvlJc w:val="left"/>
     </w:lvl>
   </w:abstractNum>
-  <w:abstractNum w:abstractNumId="13" w15:restartNumberingAfterBreak="0">
-    <w:nsid w:val="481053F0"/>
+  <w:abstractNum w:abstractNumId="15" w15:restartNumberingAfterBreak="0">
+    <w:nsid w:val="52C177E9"/>
     <w:multiLevelType w:val="hybridMultilevel"/>
-    <w:tmpl w:val="C00C2788"/>
-    <w:lvl w:ilvl="0" w:tplc="ED36C2D4">
-      <w:start w:val="1"/>
-      <w:numFmt w:val="bullet"/>
-      <w:lvlText w:val="●"/>
-      <w:lvlJc w:val="left"/>
-      <w:pPr>
-        <w:ind w:left="720" w:hanging="360"/>
-      </w:pPr>
-    </w:lvl>
-    <w:lvl w:ilvl="1" w:tplc="F1CCE11A">
-      <w:start w:val="1"/>
-      <w:numFmt w:val="bullet"/>
-      <w:lvlText w:val="○"/>
-      <w:lvlJc w:val="left"/>
-      <w:pPr>
-        <w:ind w:left="1440" w:hanging="360"/>
-      </w:pPr>
-    </w:lvl>
-    <w:lvl w:ilvl="2" w:tplc="3CCA5F5C">
-      <w:start w:val="1"/>
-      <w:numFmt w:val="bullet"/>
-      <w:lvlText w:val="■"/>
-      <w:lvlJc w:val="left"/>
-      <w:pPr>
-        <w:ind w:left="2160" w:hanging="360"/>
-      </w:pPr>
-    </w:lvl>
-    <w:lvl w:ilvl="3" w:tplc="E88E4640">
-      <w:start w:val="1"/>
-      <w:numFmt w:val="bullet"/>
-      <w:lvlText w:val="●"/>
-      <w:lvlJc w:val="left"/>
-      <w:pPr>
-        <w:ind w:left="2880" w:hanging="360"/>
-      </w:pPr>
-    </w:lvl>
-    <w:lvl w:ilvl="4" w:tplc="7C52D2AC">
-      <w:start w:val="1"/>
-      <w:numFmt w:val="bullet"/>
-      <w:lvlText w:val="○"/>
-      <w:lvlJc w:val="left"/>
-      <w:pPr>
-        <w:ind w:left="3600" w:hanging="360"/>
-      </w:pPr>
-    </w:lvl>
-    <w:lvl w:ilvl="5" w:tplc="8B20EE4E">
-      <w:start w:val="1"/>
-      <w:numFmt w:val="bullet"/>
-      <w:lvlText w:val="■"/>
-      <w:lvlJc w:val="left"/>
-      <w:pPr>
-        <w:ind w:left="4320" w:hanging="360"/>
-      </w:pPr>
-    </w:lvl>
-    <w:lvl w:ilvl="6" w:tplc="A874D748">
-      <w:start w:val="1"/>
-      <w:numFmt w:val="bullet"/>
-      <w:lvlText w:val="●"/>
-      <w:lvlJc w:val="left"/>
-      <w:pPr>
-        <w:ind w:left="5040" w:hanging="360"/>
-      </w:pPr>
-    </w:lvl>
-    <w:lvl w:ilvl="7" w:tplc="7696E872">
-      <w:start w:val="1"/>
-      <w:numFmt w:val="bullet"/>
-      <w:lvlText w:val="●"/>
-      <w:lvlJc w:val="left"/>
-      <w:pPr>
-        <w:ind w:left="5760" w:hanging="360"/>
-      </w:pPr>
-    </w:lvl>
-    <w:lvl w:ilvl="8" w:tplc="0CD4675C">
-      <w:start w:val="1"/>
-      <w:numFmt w:val="bullet"/>
-      <w:lvlText w:val="●"/>
-      <w:lvlJc w:val="left"/>
-      <w:pPr>
-        <w:ind w:left="6480" w:hanging="360"/>
-      </w:pPr>
-    </w:lvl>
-  </w:abstractNum>
-  <w:abstractNum w:abstractNumId="14" w15:restartNumberingAfterBreak="0">
-    <w:nsid w:val="4B3918D9"/>
-    <w:multiLevelType w:val="hybridMultilevel"/>
-    <w:tmpl w:val="EB84B310"/>
-    <w:lvl w:ilvl="0" w:tplc="E7401F6A">
+    <w:tmpl w:val="EA56A99A"/>
+    <w:lvl w:ilvl="0" w:tplc="218C7222">
       <w:start w:val="1"/>
       <w:numFmt w:val="decimal"/>
       <w:lvlText w:val="%1."/>
@@ -15332,52 +15389,52 @@
         <w:color w:val="A67C27"/>
       </w:rPr>
     </w:lvl>
-    <w:lvl w:ilvl="1" w:tplc="6FD0EA9A">
+    <w:lvl w:ilvl="1" w:tplc="FCDE8660">
       <w:numFmt w:val="decimal"/>
       <w:lvlText w:val=""/>
       <w:lvlJc w:val="left"/>
     </w:lvl>
-    <w:lvl w:ilvl="2" w:tplc="96E2F498">
+    <w:lvl w:ilvl="2" w:tplc="8FEAAC38">
       <w:numFmt w:val="decimal"/>
       <w:lvlText w:val=""/>
       <w:lvlJc w:val="left"/>
     </w:lvl>
-    <w:lvl w:ilvl="3" w:tplc="2E86273E">
+    <w:lvl w:ilvl="3" w:tplc="954C072C">
       <w:numFmt w:val="decimal"/>
       <w:lvlText w:val=""/>
       <w:lvlJc w:val="left"/>
     </w:lvl>
-    <w:lvl w:ilvl="4" w:tplc="F70C4AB6">
+    <w:lvl w:ilvl="4" w:tplc="651EAB1E">
       <w:numFmt w:val="decimal"/>
       <w:lvlText w:val=""/>
       <w:lvlJc w:val="left"/>
     </w:lvl>
-    <w:lvl w:ilvl="5" w:tplc="755A74CE">
+    <w:lvl w:ilvl="5" w:tplc="22A69D84">
       <w:numFmt w:val="decimal"/>
       <w:lvlText w:val=""/>
       <w:lvlJc w:val="left"/>
     </w:lvl>
-    <w:lvl w:ilvl="6" w:tplc="70CE22D6">
+    <w:lvl w:ilvl="6" w:tplc="40D6C486">
       <w:numFmt w:val="decimal"/>
       <w:lvlText w:val=""/>
       <w:lvlJc w:val="left"/>
     </w:lvl>
-    <w:lvl w:ilvl="7" w:tplc="E7809730">
+    <w:lvl w:ilvl="7" w:tplc="E1762554">
       <w:numFmt w:val="decimal"/>
       <w:lvlText w:val=""/>
       <w:lvlJc w:val="left"/>
     </w:lvl>
-    <w:lvl w:ilvl="8" w:tplc="7E3C6174">
+    <w:lvl w:ilvl="8" w:tplc="7FAA2888">
       <w:numFmt w:val="decimal"/>
       <w:lvlText w:val=""/>
       <w:lvlJc w:val="left"/>
     </w:lvl>
   </w:abstractNum>
-  <w:abstractNum w:abstractNumId="15" w15:restartNumberingAfterBreak="0">
-    <w:nsid w:val="51E92C7F"/>
+  <w:abstractNum w:abstractNumId="16" w15:restartNumberingAfterBreak="0">
+    <w:nsid w:val="52DC7E01"/>
     <w:multiLevelType w:val="hybridMultilevel"/>
-    <w:tmpl w:val="6E7AC90A"/>
-    <w:lvl w:ilvl="0" w:tplc="07EC44E6">
+    <w:tmpl w:val="6A06D1AC"/>
+    <w:lvl w:ilvl="0" w:tplc="42DC6220">
       <w:start w:val="1"/>
       <w:numFmt w:val="decimal"/>
       <w:lvlText w:val="%1."/>
@@ -15391,52 +15448,52 @@
         <w:color w:val="A67C27"/>
       </w:rPr>
     </w:lvl>
-    <w:lvl w:ilvl="1" w:tplc="A872CDF6">
+    <w:lvl w:ilvl="1" w:tplc="D3E6D116">
       <w:numFmt w:val="decimal"/>
       <w:lvlText w:val=""/>
       <w:lvlJc w:val="left"/>
     </w:lvl>
-    <w:lvl w:ilvl="2" w:tplc="F52AD75C">
+    <w:lvl w:ilvl="2" w:tplc="BE4AAB80">
       <w:numFmt w:val="decimal"/>
       <w:lvlText w:val=""/>
       <w:lvlJc w:val="left"/>
     </w:lvl>
-    <w:lvl w:ilvl="3" w:tplc="71C8845C">
+    <w:lvl w:ilvl="3" w:tplc="D69CB240">
       <w:numFmt w:val="decimal"/>
       <w:lvlText w:val=""/>
       <w:lvlJc w:val="left"/>
     </w:lvl>
-    <w:lvl w:ilvl="4" w:tplc="5A2E236E">
+    <w:lvl w:ilvl="4" w:tplc="E56AB16C">
       <w:numFmt w:val="decimal"/>
       <w:lvlText w:val=""/>
       <w:lvlJc w:val="left"/>
     </w:lvl>
-    <w:lvl w:ilvl="5" w:tplc="793C9372">
+    <w:lvl w:ilvl="5" w:tplc="E8743FBA">
       <w:numFmt w:val="decimal"/>
       <w:lvlText w:val=""/>
       <w:lvlJc w:val="left"/>
     </w:lvl>
-    <w:lvl w:ilvl="6" w:tplc="14C4EEAA">
+    <w:lvl w:ilvl="6" w:tplc="1EACF734">
       <w:numFmt w:val="decimal"/>
       <w:lvlText w:val=""/>
       <w:lvlJc w:val="left"/>
     </w:lvl>
-    <w:lvl w:ilvl="7" w:tplc="A3B0FFBE">
+    <w:lvl w:ilvl="7" w:tplc="27FE9092">
       <w:numFmt w:val="decimal"/>
       <w:lvlText w:val=""/>
       <w:lvlJc w:val="left"/>
     </w:lvl>
-    <w:lvl w:ilvl="8" w:tplc="E8FEDBCE">
+    <w:lvl w:ilvl="8" w:tplc="B4046BE0">
       <w:numFmt w:val="decimal"/>
       <w:lvlText w:val=""/>
       <w:lvlJc w:val="left"/>
     </w:lvl>
   </w:abstractNum>
-  <w:abstractNum w:abstractNumId="16" w15:restartNumberingAfterBreak="0">
-    <w:nsid w:val="625E795B"/>
+  <w:abstractNum w:abstractNumId="17" w15:restartNumberingAfterBreak="0">
+    <w:nsid w:val="5BB75702"/>
     <w:multiLevelType w:val="hybridMultilevel"/>
-    <w:tmpl w:val="D56AE326"/>
-    <w:lvl w:ilvl="0" w:tplc="A3C40CFC">
+    <w:tmpl w:val="4B20987E"/>
+    <w:lvl w:ilvl="0" w:tplc="A81CB6F8">
       <w:start w:val="1"/>
       <w:numFmt w:val="decimal"/>
       <w:lvlText w:val="%1."/>
@@ -15450,52 +15507,52 @@
         <w:color w:val="A67C27"/>
       </w:rPr>
     </w:lvl>
-    <w:lvl w:ilvl="1" w:tplc="5E183A72">
+    <w:lvl w:ilvl="1" w:tplc="C1CEA00A">
       <w:numFmt w:val="decimal"/>
       <w:lvlText w:val=""/>
       <w:lvlJc w:val="left"/>
     </w:lvl>
-    <w:lvl w:ilvl="2" w:tplc="A04E430C">
+    <w:lvl w:ilvl="2" w:tplc="3F086C02">
       <w:numFmt w:val="decimal"/>
       <w:lvlText w:val=""/>
       <w:lvlJc w:val="left"/>
     </w:lvl>
-    <w:lvl w:ilvl="3" w:tplc="AD1C8AE0">
+    <w:lvl w:ilvl="3" w:tplc="F2D8D616">
       <w:numFmt w:val="decimal"/>
       <w:lvlText w:val=""/>
       <w:lvlJc w:val="left"/>
     </w:lvl>
-    <w:lvl w:ilvl="4" w:tplc="2AB4AE60">
+    <w:lvl w:ilvl="4" w:tplc="B0A681AC">
       <w:numFmt w:val="decimal"/>
       <w:lvlText w:val=""/>
       <w:lvlJc w:val="left"/>
     </w:lvl>
-    <w:lvl w:ilvl="5" w:tplc="0B121418">
+    <w:lvl w:ilvl="5" w:tplc="46F479AA">
       <w:numFmt w:val="decimal"/>
       <w:lvlText w:val=""/>
       <w:lvlJc w:val="left"/>
     </w:lvl>
-    <w:lvl w:ilvl="6" w:tplc="5678B6DC">
+    <w:lvl w:ilvl="6" w:tplc="EFF4086E">
       <w:numFmt w:val="decimal"/>
       <w:lvlText w:val=""/>
       <w:lvlJc w:val="left"/>
     </w:lvl>
-    <w:lvl w:ilvl="7" w:tplc="983CD02A">
+    <w:lvl w:ilvl="7" w:tplc="D220BAFC">
       <w:numFmt w:val="decimal"/>
       <w:lvlText w:val=""/>
       <w:lvlJc w:val="left"/>
     </w:lvl>
-    <w:lvl w:ilvl="8" w:tplc="7C9AA4CA">
+    <w:lvl w:ilvl="8" w:tplc="CE343DE4">
       <w:numFmt w:val="decimal"/>
       <w:lvlText w:val=""/>
       <w:lvlJc w:val="left"/>
     </w:lvl>
   </w:abstractNum>
-  <w:abstractNum w:abstractNumId="17" w15:restartNumberingAfterBreak="0">
-    <w:nsid w:val="66FA4EB3"/>
+  <w:abstractNum w:abstractNumId="18" w15:restartNumberingAfterBreak="0">
+    <w:nsid w:val="658915E6"/>
     <w:multiLevelType w:val="hybridMultilevel"/>
-    <w:tmpl w:val="E78A1AD2"/>
-    <w:lvl w:ilvl="0" w:tplc="4F3C37CE">
+    <w:tmpl w:val="A00C6750"/>
+    <w:lvl w:ilvl="0" w:tplc="CA1E97AC">
       <w:start w:val="1"/>
       <w:numFmt w:val="decimal"/>
       <w:lvlText w:val="%1."/>
@@ -15509,52 +15566,52 @@
         <w:color w:val="A67C27"/>
       </w:rPr>
     </w:lvl>
-    <w:lvl w:ilvl="1" w:tplc="478C2868">
+    <w:lvl w:ilvl="1" w:tplc="2F52B8F6">
       <w:numFmt w:val="decimal"/>
       <w:lvlText w:val=""/>
       <w:lvlJc w:val="left"/>
     </w:lvl>
-    <w:lvl w:ilvl="2" w:tplc="8BC0F144">
+    <w:lvl w:ilvl="2" w:tplc="5B02E490">
       <w:numFmt w:val="decimal"/>
       <w:lvlText w:val=""/>
       <w:lvlJc w:val="left"/>
     </w:lvl>
-    <w:lvl w:ilvl="3" w:tplc="823A50F6">
+    <w:lvl w:ilvl="3" w:tplc="F22419EC">
       <w:numFmt w:val="decimal"/>
       <w:lvlText w:val=""/>
       <w:lvlJc w:val="left"/>
     </w:lvl>
-    <w:lvl w:ilvl="4" w:tplc="68029074">
+    <w:lvl w:ilvl="4" w:tplc="EDEAECD2">
       <w:numFmt w:val="decimal"/>
       <w:lvlText w:val=""/>
       <w:lvlJc w:val="left"/>
     </w:lvl>
-    <w:lvl w:ilvl="5" w:tplc="4942E10E">
+    <w:lvl w:ilvl="5" w:tplc="EC8ECC1A">
       <w:numFmt w:val="decimal"/>
       <w:lvlText w:val=""/>
       <w:lvlJc w:val="left"/>
     </w:lvl>
-    <w:lvl w:ilvl="6" w:tplc="99A243DA">
+    <w:lvl w:ilvl="6" w:tplc="AB7EB3A8">
       <w:numFmt w:val="decimal"/>
       <w:lvlText w:val=""/>
       <w:lvlJc w:val="left"/>
     </w:lvl>
-    <w:lvl w:ilvl="7" w:tplc="95E4FAC6">
+    <w:lvl w:ilvl="7" w:tplc="CE92571A">
       <w:numFmt w:val="decimal"/>
       <w:lvlText w:val=""/>
       <w:lvlJc w:val="left"/>
     </w:lvl>
-    <w:lvl w:ilvl="8" w:tplc="08120C3C">
+    <w:lvl w:ilvl="8" w:tplc="E34C74F2">
       <w:numFmt w:val="decimal"/>
       <w:lvlText w:val=""/>
       <w:lvlJc w:val="left"/>
     </w:lvl>
   </w:abstractNum>
-  <w:abstractNum w:abstractNumId="18" w15:restartNumberingAfterBreak="0">
-    <w:nsid w:val="69AE0CDF"/>
+  <w:abstractNum w:abstractNumId="19" w15:restartNumberingAfterBreak="0">
+    <w:nsid w:val="69035E05"/>
     <w:multiLevelType w:val="hybridMultilevel"/>
-    <w:tmpl w:val="F1B2E196"/>
-    <w:lvl w:ilvl="0" w:tplc="D2FC8B20">
+    <w:tmpl w:val="685A9BB0"/>
+    <w:lvl w:ilvl="0" w:tplc="52503D8E">
       <w:start w:val="1"/>
       <w:numFmt w:val="decimal"/>
       <w:lvlText w:val="%1."/>
@@ -15568,52 +15625,52 @@
         <w:color w:val="A67C27"/>
       </w:rPr>
     </w:lvl>
-    <w:lvl w:ilvl="1" w:tplc="F6B419B4">
+    <w:lvl w:ilvl="1" w:tplc="ED1847C2">
       <w:numFmt w:val="decimal"/>
       <w:lvlText w:val=""/>
       <w:lvlJc w:val="left"/>
     </w:lvl>
-    <w:lvl w:ilvl="2" w:tplc="840A1C78">
+    <w:lvl w:ilvl="2" w:tplc="4FCA613A">
       <w:numFmt w:val="decimal"/>
       <w:lvlText w:val=""/>
       <w:lvlJc w:val="left"/>
     </w:lvl>
-    <w:lvl w:ilvl="3" w:tplc="AD2A9294">
+    <w:lvl w:ilvl="3" w:tplc="5BD21556">
       <w:numFmt w:val="decimal"/>
       <w:lvlText w:val=""/>
       <w:lvlJc w:val="left"/>
     </w:lvl>
-    <w:lvl w:ilvl="4" w:tplc="E2C2C9D4">
+    <w:lvl w:ilvl="4" w:tplc="E9E24A20">
       <w:numFmt w:val="decimal"/>
       <w:lvlText w:val=""/>
       <w:lvlJc w:val="left"/>
     </w:lvl>
-    <w:lvl w:ilvl="5" w:tplc="8264D066">
+    <w:lvl w:ilvl="5" w:tplc="173837F4">
       <w:numFmt w:val="decimal"/>
       <w:lvlText w:val=""/>
       <w:lvlJc w:val="left"/>
     </w:lvl>
-    <w:lvl w:ilvl="6" w:tplc="5398401C">
+    <w:lvl w:ilvl="6" w:tplc="EE5A8F4C">
       <w:numFmt w:val="decimal"/>
       <w:lvlText w:val=""/>
       <w:lvlJc w:val="left"/>
     </w:lvl>
-    <w:lvl w:ilvl="7" w:tplc="D0108A12">
+    <w:lvl w:ilvl="7" w:tplc="E2EAD36A">
       <w:numFmt w:val="decimal"/>
       <w:lvlText w:val=""/>
       <w:lvlJc w:val="left"/>
     </w:lvl>
-    <w:lvl w:ilvl="8" w:tplc="576658B8">
+    <w:lvl w:ilvl="8" w:tplc="2BB65638">
       <w:numFmt w:val="decimal"/>
       <w:lvlText w:val=""/>
       <w:lvlJc w:val="left"/>
     </w:lvl>
   </w:abstractNum>
-  <w:abstractNum w:abstractNumId="19" w15:restartNumberingAfterBreak="0">
-    <w:nsid w:val="76894596"/>
+  <w:abstractNum w:abstractNumId="20" w15:restartNumberingAfterBreak="0">
+    <w:nsid w:val="6F1E25AB"/>
     <w:multiLevelType w:val="hybridMultilevel"/>
-    <w:tmpl w:val="B9800CE2"/>
-    <w:lvl w:ilvl="0" w:tplc="A0B8646C">
+    <w:tmpl w:val="8D4883B0"/>
+    <w:lvl w:ilvl="0" w:tplc="80FA900C">
       <w:start w:val="1"/>
       <w:numFmt w:val="decimal"/>
       <w:lvlText w:val="%1."/>
@@ -15627,52 +15684,52 @@
         <w:color w:val="A67C27"/>
       </w:rPr>
     </w:lvl>
-    <w:lvl w:ilvl="1" w:tplc="D85838EC">
+    <w:lvl w:ilvl="1" w:tplc="C88AF7DC">
       <w:numFmt w:val="decimal"/>
       <w:lvlText w:val=""/>
       <w:lvlJc w:val="left"/>
     </w:lvl>
-    <w:lvl w:ilvl="2" w:tplc="2C8EC136">
+    <w:lvl w:ilvl="2" w:tplc="5BFA22C0">
       <w:numFmt w:val="decimal"/>
       <w:lvlText w:val=""/>
       <w:lvlJc w:val="left"/>
     </w:lvl>
-    <w:lvl w:ilvl="3" w:tplc="D2F20986">
+    <w:lvl w:ilvl="3" w:tplc="8FC2890C">
       <w:numFmt w:val="decimal"/>
       <w:lvlText w:val=""/>
       <w:lvlJc w:val="left"/>
     </w:lvl>
-    <w:lvl w:ilvl="4" w:tplc="CCD21212">
+    <w:lvl w:ilvl="4" w:tplc="FAB0DA68">
       <w:numFmt w:val="decimal"/>
       <w:lvlText w:val=""/>
       <w:lvlJc w:val="left"/>
     </w:lvl>
-    <w:lvl w:ilvl="5" w:tplc="AFEEB4EC">
+    <w:lvl w:ilvl="5" w:tplc="62AAA9CA">
       <w:numFmt w:val="decimal"/>
       <w:lvlText w:val=""/>
       <w:lvlJc w:val="left"/>
     </w:lvl>
-    <w:lvl w:ilvl="6" w:tplc="67C8D692">
+    <w:lvl w:ilvl="6" w:tplc="493E2CBC">
       <w:numFmt w:val="decimal"/>
       <w:lvlText w:val=""/>
       <w:lvlJc w:val="left"/>
     </w:lvl>
-    <w:lvl w:ilvl="7" w:tplc="1EA05E20">
+    <w:lvl w:ilvl="7" w:tplc="7090E3A2">
       <w:numFmt w:val="decimal"/>
       <w:lvlText w:val=""/>
       <w:lvlJc w:val="left"/>
     </w:lvl>
-    <w:lvl w:ilvl="8" w:tplc="50AC617E">
+    <w:lvl w:ilvl="8" w:tplc="61CAED30">
       <w:numFmt w:val="decimal"/>
       <w:lvlText w:val=""/>
       <w:lvlJc w:val="left"/>
     </w:lvl>
   </w:abstractNum>
-  <w:abstractNum w:abstractNumId="20" w15:restartNumberingAfterBreak="0">
-    <w:nsid w:val="78291B78"/>
+  <w:abstractNum w:abstractNumId="21" w15:restartNumberingAfterBreak="0">
+    <w:nsid w:val="704B3AB4"/>
     <w:multiLevelType w:val="hybridMultilevel"/>
-    <w:tmpl w:val="FF4A6418"/>
-    <w:lvl w:ilvl="0" w:tplc="84B6AD1E">
+    <w:tmpl w:val="AABEAB48"/>
+    <w:lvl w:ilvl="0" w:tplc="7B12D9DE">
       <w:start w:val="1"/>
       <w:numFmt w:val="decimal"/>
       <w:lvlText w:val="%1."/>
@@ -15686,233 +15743,175 @@
         <w:color w:val="A67C27"/>
       </w:rPr>
     </w:lvl>
-    <w:lvl w:ilvl="1" w:tplc="02BAF460">
+    <w:lvl w:ilvl="1" w:tplc="9AA07218">
       <w:numFmt w:val="decimal"/>
       <w:lvlText w:val=""/>
       <w:lvlJc w:val="left"/>
     </w:lvl>
-    <w:lvl w:ilvl="2" w:tplc="AB88F1F2">
+    <w:lvl w:ilvl="2" w:tplc="A27AC2BC">
       <w:numFmt w:val="decimal"/>
       <w:lvlText w:val=""/>
       <w:lvlJc w:val="left"/>
     </w:lvl>
-    <w:lvl w:ilvl="3" w:tplc="67C8D82C">
+    <w:lvl w:ilvl="3" w:tplc="4E5EC522">
       <w:numFmt w:val="decimal"/>
       <w:lvlText w:val=""/>
       <w:lvlJc w:val="left"/>
     </w:lvl>
-    <w:lvl w:ilvl="4" w:tplc="B1EE640C">
+    <w:lvl w:ilvl="4" w:tplc="49944194">
       <w:numFmt w:val="decimal"/>
       <w:lvlText w:val=""/>
       <w:lvlJc w:val="left"/>
     </w:lvl>
-    <w:lvl w:ilvl="5" w:tplc="9976C7C6">
+    <w:lvl w:ilvl="5" w:tplc="3FEA6500">
       <w:numFmt w:val="decimal"/>
       <w:lvlText w:val=""/>
       <w:lvlJc w:val="left"/>
     </w:lvl>
-    <w:lvl w:ilvl="6" w:tplc="94BA1A54">
+    <w:lvl w:ilvl="6" w:tplc="510809F6">
       <w:numFmt w:val="decimal"/>
       <w:lvlText w:val=""/>
       <w:lvlJc w:val="left"/>
     </w:lvl>
-    <w:lvl w:ilvl="7" w:tplc="5D1C84DC">
+    <w:lvl w:ilvl="7" w:tplc="6F60370E">
       <w:numFmt w:val="decimal"/>
       <w:lvlText w:val=""/>
       <w:lvlJc w:val="left"/>
     </w:lvl>
-    <w:lvl w:ilvl="8" w:tplc="859410E0">
+    <w:lvl w:ilvl="8" w:tplc="7E669B54">
       <w:numFmt w:val="decimal"/>
       <w:lvlText w:val=""/>
       <w:lvlJc w:val="left"/>
     </w:lvl>
   </w:abstractNum>
-  <w:abstractNum w:abstractNumId="21" w15:restartNumberingAfterBreak="0">
-    <w:nsid w:val="788441D3"/>
-    <w:multiLevelType w:val="hybridMultilevel"/>
-    <w:tmpl w:val="1842183A"/>
-    <w:lvl w:ilvl="0" w:tplc="A69AD9EC">
-      <w:start w:val="1"/>
-      <w:numFmt w:val="bullet"/>
-      <w:lvlText w:val="•"/>
-      <w:lvlJc w:val="left"/>
-      <w:pPr>
-        <w:ind w:left="460" w:hanging="280"/>
-      </w:pPr>
-    </w:lvl>
-    <w:lvl w:ilvl="1" w:tplc="B26EBB2A">
-      <w:start w:val="1"/>
-      <w:numFmt w:val="bullet"/>
-      <w:lvlText w:val="–"/>
-      <w:lvlJc w:val="left"/>
-      <w:pPr>
-        <w:ind w:left="900" w:hanging="280"/>
-      </w:pPr>
-    </w:lvl>
-    <w:lvl w:ilvl="2" w:tplc="EAEE6DC4">
-      <w:numFmt w:val="decimal"/>
-      <w:lvlText w:val=""/>
-      <w:lvlJc w:val="left"/>
-    </w:lvl>
-    <w:lvl w:ilvl="3" w:tplc="520AE184">
-      <w:numFmt w:val="decimal"/>
-      <w:lvlText w:val=""/>
-      <w:lvlJc w:val="left"/>
-    </w:lvl>
-    <w:lvl w:ilvl="4" w:tplc="2B1A005A">
-      <w:numFmt w:val="decimal"/>
-      <w:lvlText w:val=""/>
-      <w:lvlJc w:val="left"/>
-    </w:lvl>
-    <w:lvl w:ilvl="5" w:tplc="CB3089F4">
-      <w:numFmt w:val="decimal"/>
-      <w:lvlText w:val=""/>
-      <w:lvlJc w:val="left"/>
-    </w:lvl>
-    <w:lvl w:ilvl="6" w:tplc="FA844D9C">
-      <w:numFmt w:val="decimal"/>
-      <w:lvlText w:val=""/>
-      <w:lvlJc w:val="left"/>
-    </w:lvl>
-    <w:lvl w:ilvl="7" w:tplc="F1A4C534">
-      <w:numFmt w:val="decimal"/>
-      <w:lvlText w:val=""/>
-      <w:lvlJc w:val="left"/>
-    </w:lvl>
-    <w:lvl w:ilvl="8" w:tplc="0B728BC2">
-      <w:numFmt w:val="decimal"/>
-      <w:lvlText w:val=""/>
-      <w:lvlJc w:val="left"/>
-    </w:lvl>
-  </w:abstractNum>
-  <w:num w:numId="1" w16cid:durableId="1426917782">
+  <w:num w:numId="1" w16cid:durableId="402801029">
+    <w:abstractNumId w:val="8"/>
+    <w:lvlOverride w:ilvl="0">
+      <w:startOverride w:val="1"/>
+    </w:lvlOverride>
+  </w:num>
+  <w:num w:numId="2" w16cid:durableId="637878794">
+    <w:abstractNumId w:val="11"/>
+    <w:lvlOverride w:ilvl="0">
+      <w:startOverride w:val="1"/>
+    </w:lvlOverride>
+  </w:num>
+  <w:num w:numId="3" w16cid:durableId="1515529575">
+    <w:abstractNumId w:val="19"/>
+    <w:lvlOverride w:ilvl="0">
+      <w:startOverride w:val="1"/>
+    </w:lvlOverride>
+  </w:num>
+  <w:num w:numId="4" w16cid:durableId="1714427230">
+    <w:abstractNumId w:val="12"/>
+    <w:lvlOverride w:ilvl="0">
+      <w:startOverride w:val="1"/>
+    </w:lvlOverride>
+  </w:num>
+  <w:num w:numId="5" w16cid:durableId="1314915854">
+    <w:abstractNumId w:val="10"/>
+    <w:lvlOverride w:ilvl="0">
+      <w:startOverride w:val="1"/>
+    </w:lvlOverride>
+  </w:num>
+  <w:num w:numId="6" w16cid:durableId="210701110">
+    <w:abstractNumId w:val="5"/>
+    <w:lvlOverride w:ilvl="0">
+      <w:startOverride w:val="1"/>
+    </w:lvlOverride>
+  </w:num>
+  <w:num w:numId="7" w16cid:durableId="836725274">
+    <w:abstractNumId w:val="14"/>
+    <w:lvlOverride w:ilvl="0">
+      <w:startOverride w:val="1"/>
+    </w:lvlOverride>
+  </w:num>
+  <w:num w:numId="8" w16cid:durableId="1075316809">
+    <w:abstractNumId w:val="18"/>
+    <w:lvlOverride w:ilvl="0">
+      <w:startOverride w:val="1"/>
+    </w:lvlOverride>
+  </w:num>
+  <w:num w:numId="9" w16cid:durableId="1237738605">
+    <w:abstractNumId w:val="0"/>
+    <w:lvlOverride w:ilvl="0">
+      <w:startOverride w:val="1"/>
+    </w:lvlOverride>
+  </w:num>
+  <w:num w:numId="10" w16cid:durableId="364214951">
+    <w:abstractNumId w:val="3"/>
+    <w:lvlOverride w:ilvl="0">
+      <w:startOverride w:val="1"/>
+    </w:lvlOverride>
+  </w:num>
+  <w:num w:numId="11" w16cid:durableId="114102492">
+    <w:abstractNumId w:val="9"/>
+    <w:lvlOverride w:ilvl="0">
+      <w:startOverride w:val="1"/>
+    </w:lvlOverride>
+  </w:num>
+  <w:num w:numId="12" w16cid:durableId="545603385">
+    <w:abstractNumId w:val="4"/>
+    <w:lvlOverride w:ilvl="0">
+      <w:startOverride w:val="1"/>
+    </w:lvlOverride>
+  </w:num>
+  <w:num w:numId="13" w16cid:durableId="26370361">
+    <w:abstractNumId w:val="15"/>
+    <w:lvlOverride w:ilvl="0">
+      <w:startOverride w:val="1"/>
+    </w:lvlOverride>
+  </w:num>
+  <w:num w:numId="14" w16cid:durableId="358511230">
+    <w:abstractNumId w:val="16"/>
+    <w:lvlOverride w:ilvl="0">
+      <w:startOverride w:val="1"/>
+    </w:lvlOverride>
+  </w:num>
+  <w:num w:numId="15" w16cid:durableId="465122401">
+    <w:abstractNumId w:val="17"/>
+    <w:lvlOverride w:ilvl="0">
+      <w:startOverride w:val="1"/>
+    </w:lvlOverride>
+  </w:num>
+  <w:num w:numId="16" w16cid:durableId="1557349045">
+    <w:abstractNumId w:val="6"/>
+    <w:lvlOverride w:ilvl="0">
+      <w:startOverride w:val="1"/>
+    </w:lvlOverride>
+  </w:num>
+  <w:num w:numId="17" w16cid:durableId="2117602478">
+    <w:abstractNumId w:val="21"/>
+    <w:lvlOverride w:ilvl="0">
+      <w:startOverride w:val="1"/>
+    </w:lvlOverride>
+  </w:num>
+  <w:num w:numId="18" w16cid:durableId="197401466">
+    <w:abstractNumId w:val="7"/>
+    <w:lvlOverride w:ilvl="0">
+      <w:startOverride w:val="1"/>
+    </w:lvlOverride>
+  </w:num>
+  <w:num w:numId="19" w16cid:durableId="1082723131">
+    <w:abstractNumId w:val="2"/>
+    <w:lvlOverride w:ilvl="0">
+      <w:startOverride w:val="1"/>
+    </w:lvlOverride>
+  </w:num>
+  <w:num w:numId="20" w16cid:durableId="72167261">
     <w:abstractNumId w:val="13"/>
     <w:lvlOverride w:ilvl="0">
       <w:startOverride w:val="1"/>
     </w:lvlOverride>
   </w:num>
-  <w:num w:numId="2" w16cid:durableId="2018849603">
-    <w:abstractNumId w:val="21"/>
-    <w:lvlOverride w:ilvl="0">
-      <w:startOverride w:val="1"/>
-    </w:lvlOverride>
-  </w:num>
-  <w:num w:numId="3" w16cid:durableId="2125725919">
-    <w:abstractNumId w:val="9"/>
-    <w:lvlOverride w:ilvl="0">
-      <w:startOverride w:val="1"/>
-    </w:lvlOverride>
-  </w:num>
-  <w:num w:numId="4" w16cid:durableId="459885516">
-    <w:abstractNumId w:val="19"/>
-    <w:lvlOverride w:ilvl="0">
-      <w:startOverride w:val="1"/>
-    </w:lvlOverride>
-  </w:num>
-  <w:num w:numId="5" w16cid:durableId="2097896204">
-    <w:abstractNumId w:val="3"/>
-    <w:lvlOverride w:ilvl="0">
-      <w:startOverride w:val="1"/>
-    </w:lvlOverride>
-  </w:num>
-  <w:num w:numId="6" w16cid:durableId="592010211">
-    <w:abstractNumId w:val="12"/>
-    <w:lvlOverride w:ilvl="0">
-      <w:startOverride w:val="1"/>
-    </w:lvlOverride>
-  </w:num>
-  <w:num w:numId="7" w16cid:durableId="614406495">
-    <w:abstractNumId w:val="18"/>
-    <w:lvlOverride w:ilvl="0">
-      <w:startOverride w:val="1"/>
-    </w:lvlOverride>
-  </w:num>
-  <w:num w:numId="8" w16cid:durableId="1753044991">
-    <w:abstractNumId w:val="6"/>
-    <w:lvlOverride w:ilvl="0">
-      <w:startOverride w:val="1"/>
-    </w:lvlOverride>
-  </w:num>
-  <w:num w:numId="9" w16cid:durableId="743262616">
-    <w:abstractNumId w:val="20"/>
-    <w:lvlOverride w:ilvl="0">
-      <w:startOverride w:val="1"/>
-    </w:lvlOverride>
-  </w:num>
-  <w:num w:numId="10" w16cid:durableId="72971936">
-    <w:abstractNumId w:val="10"/>
-    <w:lvlOverride w:ilvl="0">
-      <w:startOverride w:val="1"/>
-    </w:lvlOverride>
-  </w:num>
-  <w:num w:numId="11" w16cid:durableId="2002737460">
-    <w:abstractNumId w:val="8"/>
-    <w:lvlOverride w:ilvl="0">
-      <w:startOverride w:val="1"/>
-    </w:lvlOverride>
-  </w:num>
-  <w:num w:numId="12" w16cid:durableId="1808668839">
-    <w:abstractNumId w:val="2"/>
-    <w:lvlOverride w:ilvl="0">
-      <w:startOverride w:val="1"/>
-    </w:lvlOverride>
-  </w:num>
-  <w:num w:numId="13" w16cid:durableId="1887599375">
-    <w:abstractNumId w:val="5"/>
-    <w:lvlOverride w:ilvl="0">
-      <w:startOverride w:val="1"/>
-    </w:lvlOverride>
-  </w:num>
-  <w:num w:numId="14" w16cid:durableId="1420982329">
-    <w:abstractNumId w:val="16"/>
-    <w:lvlOverride w:ilvl="0">
-      <w:startOverride w:val="1"/>
-    </w:lvlOverride>
-  </w:num>
-  <w:num w:numId="15" w16cid:durableId="38096061">
-    <w:abstractNumId w:val="11"/>
-    <w:lvlOverride w:ilvl="0">
-      <w:startOverride w:val="1"/>
-    </w:lvlOverride>
-  </w:num>
-  <w:num w:numId="16" w16cid:durableId="1816600895">
-    <w:abstractNumId w:val="0"/>
-    <w:lvlOverride w:ilvl="0">
-      <w:startOverride w:val="1"/>
-    </w:lvlOverride>
-  </w:num>
-  <w:num w:numId="17" w16cid:durableId="37708015">
-    <w:abstractNumId w:val="7"/>
-    <w:lvlOverride w:ilvl="0">
-      <w:startOverride w:val="1"/>
-    </w:lvlOverride>
-  </w:num>
-  <w:num w:numId="18" w16cid:durableId="1805929899">
-    <w:abstractNumId w:val="15"/>
-    <w:lvlOverride w:ilvl="0">
-      <w:startOverride w:val="1"/>
-    </w:lvlOverride>
-  </w:num>
-  <w:num w:numId="19" w16cid:durableId="1564943918">
-    <w:abstractNumId w:val="17"/>
-    <w:lvlOverride w:ilvl="0">
-      <w:startOverride w:val="1"/>
-    </w:lvlOverride>
-  </w:num>
-  <w:num w:numId="20" w16cid:durableId="1035497615">
-    <w:abstractNumId w:val="14"/>
-    <w:lvlOverride w:ilvl="0">
-      <w:startOverride w:val="1"/>
-    </w:lvlOverride>
-  </w:num>
-  <w:num w:numId="21" w16cid:durableId="1611428633">
+  <w:num w:numId="21" w16cid:durableId="2075279607">
     <w:abstractNumId w:val="1"/>
     <w:lvlOverride w:ilvl="0">
       <w:startOverride w:val="1"/>
     </w:lvlOverride>
   </w:num>
-  <w:num w:numId="22" w16cid:durableId="89012496">
-    <w:abstractNumId w:val="4"/>
+  <w:num w:numId="22" w16cid:durableId="276177208">
+    <w:abstractNumId w:val="20"/>
     <w:lvlOverride w:ilvl="0">
       <w:startOverride w:val="1"/>
     </w:lvlOverride>
@@ -16537,7 +16536,7 @@
     <w:autoRedefine/>
     <w:uiPriority w:val="39"/>
     <w:unhideWhenUsed/>
-    <w:rsid w:val="00614462"/>
+    <w:rsid w:val="00702A88"/>
     <w:pPr>
       <w:spacing w:after="100"/>
     </w:pPr>
@@ -16549,7 +16548,7 @@
     <w:autoRedefine/>
     <w:uiPriority w:val="39"/>
     <w:unhideWhenUsed/>
-    <w:rsid w:val="00614462"/>
+    <w:rsid w:val="00702A88"/>
     <w:pPr>
       <w:spacing w:after="100"/>
       <w:ind w:left="210"/>

--- a/docs/manuals/Role_Guide_2_Field_Coordinator.docx
+++ b/docs/manuals/Role_Guide_2_Field_Coordinator.docx
@@ -469,7 +469,7 @@
                 <w:sz w:val="19"/>
                 <w:szCs w:val="19"/>
               </w:rPr>
-              <w:t>Version 1.2 · 20 September 2026</w:t>
+              <w:t>Version 1.3 · 20 September 2026</w:t>
             </w:r>
           </w:p>
         </w:tc>
@@ -538,7 +538,7 @@
     <w:sdt>
       <w:sdtPr>
         <w:alias w:val="Contents"/>
-        <w:id w:val="2072608815"/>
+        <w:id w:val="-1209642488"/>
       </w:sdtPr>
       <w:sdtEndPr/>
       <w:sdtContent>
@@ -567,7 +567,7 @@
           <w:r>
             <w:fldChar w:fldCharType="separate"/>
           </w:r>
-          <w:hyperlink w:anchor="_Toc240759201" w:history="1">
+          <w:hyperlink w:anchor="_Toc240767827" w:history="1">
             <w:r>
               <w:rPr>
                 <w:rStyle w:val="Hyperlink"/>
@@ -591,7 +591,7 @@
               <w:rPr>
                 <w:noProof/>
               </w:rPr>
-              <w:instrText xml:space="preserve"> PAGEREF _Toc240759201 \h </w:instrText>
+              <w:instrText xml:space="preserve"> PAGEREF _Toc240767827 \h </w:instrText>
             </w:r>
             <w:r>
               <w:rPr>
@@ -634,7 +634,7 @@
               <w14:ligatures w14:val="standardContextual"/>
             </w:rPr>
           </w:pPr>
-          <w:hyperlink w:anchor="_Toc240759202" w:history="1">
+          <w:hyperlink w:anchor="_Toc240767828" w:history="1">
             <w:r>
               <w:rPr>
                 <w:rStyle w:val="Hyperlink"/>
@@ -658,7 +658,7 @@
               <w:rPr>
                 <w:noProof/>
               </w:rPr>
-              <w:instrText xml:space="preserve"> PAGEREF _Toc240759202 \h </w:instrText>
+              <w:instrText xml:space="preserve"> PAGEREF _Toc240767828 \h </w:instrText>
             </w:r>
             <w:r>
               <w:rPr>
@@ -701,7 +701,7 @@
               <w14:ligatures w14:val="standardContextual"/>
             </w:rPr>
           </w:pPr>
-          <w:hyperlink w:anchor="_Toc240759203" w:history="1">
+          <w:hyperlink w:anchor="_Toc240767829" w:history="1">
             <w:r>
               <w:rPr>
                 <w:rStyle w:val="Hyperlink"/>
@@ -725,7 +725,7 @@
               <w:rPr>
                 <w:noProof/>
               </w:rPr>
-              <w:instrText xml:space="preserve"> PAGEREF _Toc240759203 \h </w:instrText>
+              <w:instrText xml:space="preserve"> PAGEREF _Toc240767829 \h </w:instrText>
             </w:r>
             <w:r>
               <w:rPr>
@@ -768,7 +768,7 @@
               <w14:ligatures w14:val="standardContextual"/>
             </w:rPr>
           </w:pPr>
-          <w:hyperlink w:anchor="_Toc240759204" w:history="1">
+          <w:hyperlink w:anchor="_Toc240767830" w:history="1">
             <w:r>
               <w:rPr>
                 <w:rStyle w:val="Hyperlink"/>
@@ -792,7 +792,7 @@
               <w:rPr>
                 <w:noProof/>
               </w:rPr>
-              <w:instrText xml:space="preserve"> PAGEREF _Toc240759204 \h </w:instrText>
+              <w:instrText xml:space="preserve"> PAGEREF _Toc240767830 \h </w:instrText>
             </w:r>
             <w:r>
               <w:rPr>
@@ -835,7 +835,7 @@
               <w14:ligatures w14:val="standardContextual"/>
             </w:rPr>
           </w:pPr>
-          <w:hyperlink w:anchor="_Toc240759205" w:history="1">
+          <w:hyperlink w:anchor="_Toc240767831" w:history="1">
             <w:r>
               <w:rPr>
                 <w:rStyle w:val="Hyperlink"/>
@@ -859,7 +859,7 @@
               <w:rPr>
                 <w:noProof/>
               </w:rPr>
-              <w:instrText xml:space="preserve"> PAGEREF _Toc240759205 \h </w:instrText>
+              <w:instrText xml:space="preserve"> PAGEREF _Toc240767831 \h </w:instrText>
             </w:r>
             <w:r>
               <w:rPr>
@@ -902,7 +902,7 @@
               <w14:ligatures w14:val="standardContextual"/>
             </w:rPr>
           </w:pPr>
-          <w:hyperlink w:anchor="_Toc240759206" w:history="1">
+          <w:hyperlink w:anchor="_Toc240767832" w:history="1">
             <w:r>
               <w:rPr>
                 <w:rStyle w:val="Hyperlink"/>
@@ -926,7 +926,7 @@
               <w:rPr>
                 <w:noProof/>
               </w:rPr>
-              <w:instrText xml:space="preserve"> PAGEREF _Toc240759206 \h </w:instrText>
+              <w:instrText xml:space="preserve"> PAGEREF _Toc240767832 \h </w:instrText>
             </w:r>
             <w:r>
               <w:rPr>
@@ -969,7 +969,7 @@
               <w14:ligatures w14:val="standardContextual"/>
             </w:rPr>
           </w:pPr>
-          <w:hyperlink w:anchor="_Toc240759207" w:history="1">
+          <w:hyperlink w:anchor="_Toc240767833" w:history="1">
             <w:r>
               <w:rPr>
                 <w:rStyle w:val="Hyperlink"/>
@@ -993,7 +993,7 @@
               <w:rPr>
                 <w:noProof/>
               </w:rPr>
-              <w:instrText xml:space="preserve"> PAGEREF _Toc240759207 \h </w:instrText>
+              <w:instrText xml:space="preserve"> PAGEREF _Toc240767833 \h </w:instrText>
             </w:r>
             <w:r>
               <w:rPr>
@@ -1036,7 +1036,7 @@
               <w14:ligatures w14:val="standardContextual"/>
             </w:rPr>
           </w:pPr>
-          <w:hyperlink w:anchor="_Toc240759208" w:history="1">
+          <w:hyperlink w:anchor="_Toc240767834" w:history="1">
             <w:r>
               <w:rPr>
                 <w:rStyle w:val="Hyperlink"/>
@@ -1060,7 +1060,7 @@
               <w:rPr>
                 <w:noProof/>
               </w:rPr>
-              <w:instrText xml:space="preserve"> PAGEREF _Toc240759208 \h </w:instrText>
+              <w:instrText xml:space="preserve"> PAGEREF _Toc240767834 \h </w:instrText>
             </w:r>
             <w:r>
               <w:rPr>
@@ -1103,7 +1103,7 @@
               <w14:ligatures w14:val="standardContextual"/>
             </w:rPr>
           </w:pPr>
-          <w:hyperlink w:anchor="_Toc240759209" w:history="1">
+          <w:hyperlink w:anchor="_Toc240767835" w:history="1">
             <w:r>
               <w:rPr>
                 <w:rStyle w:val="Hyperlink"/>
@@ -1127,7 +1127,7 @@
               <w:rPr>
                 <w:noProof/>
               </w:rPr>
-              <w:instrText xml:space="preserve"> PAGEREF _Toc240759209 \h </w:instrText>
+              <w:instrText xml:space="preserve"> PAGEREF _Toc240767835 \h </w:instrText>
             </w:r>
             <w:r>
               <w:rPr>
@@ -1170,7 +1170,7 @@
               <w14:ligatures w14:val="standardContextual"/>
             </w:rPr>
           </w:pPr>
-          <w:hyperlink w:anchor="_Toc240759210" w:history="1">
+          <w:hyperlink w:anchor="_Toc240767836" w:history="1">
             <w:r>
               <w:rPr>
                 <w:rStyle w:val="Hyperlink"/>
@@ -1194,7 +1194,7 @@
               <w:rPr>
                 <w:noProof/>
               </w:rPr>
-              <w:instrText xml:space="preserve"> PAGEREF _Toc240759210 \h </w:instrText>
+              <w:instrText xml:space="preserve"> PAGEREF _Toc240767836 \h </w:instrText>
             </w:r>
             <w:r>
               <w:rPr>
@@ -1237,7 +1237,7 @@
               <w14:ligatures w14:val="standardContextual"/>
             </w:rPr>
           </w:pPr>
-          <w:hyperlink w:anchor="_Toc240759211" w:history="1">
+          <w:hyperlink w:anchor="_Toc240767837" w:history="1">
             <w:r>
               <w:rPr>
                 <w:rStyle w:val="Hyperlink"/>
@@ -1261,7 +1261,7 @@
               <w:rPr>
                 <w:noProof/>
               </w:rPr>
-              <w:instrText xml:space="preserve"> PAGEREF _Toc240759211 \h </w:instrText>
+              <w:instrText xml:space="preserve"> PAGEREF _Toc240767837 \h </w:instrText>
             </w:r>
             <w:r>
               <w:rPr>
@@ -1304,7 +1304,7 @@
               <w14:ligatures w14:val="standardContextual"/>
             </w:rPr>
           </w:pPr>
-          <w:hyperlink w:anchor="_Toc240759212" w:history="1">
+          <w:hyperlink w:anchor="_Toc240767838" w:history="1">
             <w:r>
               <w:rPr>
                 <w:rStyle w:val="Hyperlink"/>
@@ -1328,7 +1328,7 @@
               <w:rPr>
                 <w:noProof/>
               </w:rPr>
-              <w:instrText xml:space="preserve"> PAGEREF _Toc240759212 \h </w:instrText>
+              <w:instrText xml:space="preserve"> PAGEREF _Toc240767838 \h </w:instrText>
             </w:r>
             <w:r>
               <w:rPr>
@@ -1371,7 +1371,7 @@
               <w14:ligatures w14:val="standardContextual"/>
             </w:rPr>
           </w:pPr>
-          <w:hyperlink w:anchor="_Toc240759213" w:history="1">
+          <w:hyperlink w:anchor="_Toc240767839" w:history="1">
             <w:r>
               <w:rPr>
                 <w:rStyle w:val="Hyperlink"/>
@@ -1395,7 +1395,7 @@
               <w:rPr>
                 <w:noProof/>
               </w:rPr>
-              <w:instrText xml:space="preserve"> PAGEREF _Toc240759213 \h </w:instrText>
+              <w:instrText xml:space="preserve"> PAGEREF _Toc240767839 \h </w:instrText>
             </w:r>
             <w:r>
               <w:rPr>
@@ -1438,7 +1438,7 @@
               <w14:ligatures w14:val="standardContextual"/>
             </w:rPr>
           </w:pPr>
-          <w:hyperlink w:anchor="_Toc240759214" w:history="1">
+          <w:hyperlink w:anchor="_Toc240767840" w:history="1">
             <w:r>
               <w:rPr>
                 <w:rStyle w:val="Hyperlink"/>
@@ -1462,7 +1462,7 @@
               <w:rPr>
                 <w:noProof/>
               </w:rPr>
-              <w:instrText xml:space="preserve"> PAGEREF _Toc240759214 \h </w:instrText>
+              <w:instrText xml:space="preserve"> PAGEREF _Toc240767840 \h </w:instrText>
             </w:r>
             <w:r>
               <w:rPr>
@@ -1505,7 +1505,7 @@
               <w14:ligatures w14:val="standardContextual"/>
             </w:rPr>
           </w:pPr>
-          <w:hyperlink w:anchor="_Toc240759215" w:history="1">
+          <w:hyperlink w:anchor="_Toc240767841" w:history="1">
             <w:r>
               <w:rPr>
                 <w:rStyle w:val="Hyperlink"/>
@@ -1529,7 +1529,7 @@
               <w:rPr>
                 <w:noProof/>
               </w:rPr>
-              <w:instrText xml:space="preserve"> PAGEREF _Toc240759215 \h </w:instrText>
+              <w:instrText xml:space="preserve"> PAGEREF _Toc240767841 \h </w:instrText>
             </w:r>
             <w:r>
               <w:rPr>
@@ -1572,7 +1572,7 @@
               <w14:ligatures w14:val="standardContextual"/>
             </w:rPr>
           </w:pPr>
-          <w:hyperlink w:anchor="_Toc240759216" w:history="1">
+          <w:hyperlink w:anchor="_Toc240767842" w:history="1">
             <w:r>
               <w:rPr>
                 <w:rStyle w:val="Hyperlink"/>
@@ -1596,7 +1596,7 @@
               <w:rPr>
                 <w:noProof/>
               </w:rPr>
-              <w:instrText xml:space="preserve"> PAGEREF _Toc240759216 \h </w:instrText>
+              <w:instrText xml:space="preserve"> PAGEREF _Toc240767842 \h </w:instrText>
             </w:r>
             <w:r>
               <w:rPr>
@@ -1639,7 +1639,7 @@
               <w14:ligatures w14:val="standardContextual"/>
             </w:rPr>
           </w:pPr>
-          <w:hyperlink w:anchor="_Toc240759217" w:history="1">
+          <w:hyperlink w:anchor="_Toc240767843" w:history="1">
             <w:r>
               <w:rPr>
                 <w:rStyle w:val="Hyperlink"/>
@@ -1663,7 +1663,7 @@
               <w:rPr>
                 <w:noProof/>
               </w:rPr>
-              <w:instrText xml:space="preserve"> PAGEREF _Toc240759217 \h </w:instrText>
+              <w:instrText xml:space="preserve"> PAGEREF _Toc240767843 \h </w:instrText>
             </w:r>
             <w:r>
               <w:rPr>
@@ -1706,7 +1706,7 @@
               <w14:ligatures w14:val="standardContextual"/>
             </w:rPr>
           </w:pPr>
-          <w:hyperlink w:anchor="_Toc240759218" w:history="1">
+          <w:hyperlink w:anchor="_Toc240767844" w:history="1">
             <w:r>
               <w:rPr>
                 <w:rStyle w:val="Hyperlink"/>
@@ -1730,7 +1730,7 @@
               <w:rPr>
                 <w:noProof/>
               </w:rPr>
-              <w:instrText xml:space="preserve"> PAGEREF _Toc240759218 \h </w:instrText>
+              <w:instrText xml:space="preserve"> PAGEREF _Toc240767844 \h </w:instrText>
             </w:r>
             <w:r>
               <w:rPr>
@@ -1773,7 +1773,7 @@
               <w14:ligatures w14:val="standardContextual"/>
             </w:rPr>
           </w:pPr>
-          <w:hyperlink w:anchor="_Toc240759219" w:history="1">
+          <w:hyperlink w:anchor="_Toc240767845" w:history="1">
             <w:r>
               <w:rPr>
                 <w:rStyle w:val="Hyperlink"/>
@@ -1797,7 +1797,7 @@
               <w:rPr>
                 <w:noProof/>
               </w:rPr>
-              <w:instrText xml:space="preserve"> PAGEREF _Toc240759219 \h </w:instrText>
+              <w:instrText xml:space="preserve"> PAGEREF _Toc240767845 \h </w:instrText>
             </w:r>
             <w:r>
               <w:rPr>
@@ -1840,7 +1840,7 @@
               <w14:ligatures w14:val="standardContextual"/>
             </w:rPr>
           </w:pPr>
-          <w:hyperlink w:anchor="_Toc240759220" w:history="1">
+          <w:hyperlink w:anchor="_Toc240767846" w:history="1">
             <w:r>
               <w:rPr>
                 <w:rStyle w:val="Hyperlink"/>
@@ -1864,7 +1864,7 @@
               <w:rPr>
                 <w:noProof/>
               </w:rPr>
-              <w:instrText xml:space="preserve"> PAGEREF _Toc240759220 \h </w:instrText>
+              <w:instrText xml:space="preserve"> PAGEREF _Toc240767846 \h </w:instrText>
             </w:r>
             <w:r>
               <w:rPr>
@@ -1907,7 +1907,7 @@
               <w14:ligatures w14:val="standardContextual"/>
             </w:rPr>
           </w:pPr>
-          <w:hyperlink w:anchor="_Toc240759221" w:history="1">
+          <w:hyperlink w:anchor="_Toc240767847" w:history="1">
             <w:r>
               <w:rPr>
                 <w:rStyle w:val="Hyperlink"/>
@@ -1931,7 +1931,7 @@
               <w:rPr>
                 <w:noProof/>
               </w:rPr>
-              <w:instrText xml:space="preserve"> PAGEREF _Toc240759221 \h </w:instrText>
+              <w:instrText xml:space="preserve"> PAGEREF _Toc240767847 \h </w:instrText>
             </w:r>
             <w:r>
               <w:rPr>
@@ -1974,7 +1974,7 @@
               <w14:ligatures w14:val="standardContextual"/>
             </w:rPr>
           </w:pPr>
-          <w:hyperlink w:anchor="_Toc240759222" w:history="1">
+          <w:hyperlink w:anchor="_Toc240767848" w:history="1">
             <w:r>
               <w:rPr>
                 <w:rStyle w:val="Hyperlink"/>
@@ -1998,7 +1998,7 @@
               <w:rPr>
                 <w:noProof/>
               </w:rPr>
-              <w:instrText xml:space="preserve"> PAGEREF _Toc240759222 \h </w:instrText>
+              <w:instrText xml:space="preserve"> PAGEREF _Toc240767848 \h </w:instrText>
             </w:r>
             <w:r>
               <w:rPr>
@@ -2041,7 +2041,7 @@
               <w14:ligatures w14:val="standardContextual"/>
             </w:rPr>
           </w:pPr>
-          <w:hyperlink w:anchor="_Toc240759223" w:history="1">
+          <w:hyperlink w:anchor="_Toc240767849" w:history="1">
             <w:r>
               <w:rPr>
                 <w:rStyle w:val="Hyperlink"/>
@@ -2065,7 +2065,7 @@
               <w:rPr>
                 <w:noProof/>
               </w:rPr>
-              <w:instrText xml:space="preserve"> PAGEREF _Toc240759223 \h </w:instrText>
+              <w:instrText xml:space="preserve"> PAGEREF _Toc240767849 \h </w:instrText>
             </w:r>
             <w:r>
               <w:rPr>
@@ -2108,7 +2108,7 @@
               <w14:ligatures w14:val="standardContextual"/>
             </w:rPr>
           </w:pPr>
-          <w:hyperlink w:anchor="_Toc240759224" w:history="1">
+          <w:hyperlink w:anchor="_Toc240767850" w:history="1">
             <w:r>
               <w:rPr>
                 <w:rStyle w:val="Hyperlink"/>
@@ -2132,7 +2132,7 @@
               <w:rPr>
                 <w:noProof/>
               </w:rPr>
-              <w:instrText xml:space="preserve"> PAGEREF _Toc240759224 \h </w:instrText>
+              <w:instrText xml:space="preserve"> PAGEREF _Toc240767850 \h </w:instrText>
             </w:r>
             <w:r>
               <w:rPr>
@@ -2175,7 +2175,7 @@
               <w14:ligatures w14:val="standardContextual"/>
             </w:rPr>
           </w:pPr>
-          <w:hyperlink w:anchor="_Toc240759225" w:history="1">
+          <w:hyperlink w:anchor="_Toc240767851" w:history="1">
             <w:r>
               <w:rPr>
                 <w:rStyle w:val="Hyperlink"/>
@@ -2199,7 +2199,7 @@
               <w:rPr>
                 <w:noProof/>
               </w:rPr>
-              <w:instrText xml:space="preserve"> PAGEREF _Toc240759225 \h </w:instrText>
+              <w:instrText xml:space="preserve"> PAGEREF _Toc240767851 \h </w:instrText>
             </w:r>
             <w:r>
               <w:rPr>
@@ -2242,7 +2242,7 @@
               <w14:ligatures w14:val="standardContextual"/>
             </w:rPr>
           </w:pPr>
-          <w:hyperlink w:anchor="_Toc240759226" w:history="1">
+          <w:hyperlink w:anchor="_Toc240767852" w:history="1">
             <w:r>
               <w:rPr>
                 <w:rStyle w:val="Hyperlink"/>
@@ -2266,7 +2266,7 @@
               <w:rPr>
                 <w:noProof/>
               </w:rPr>
-              <w:instrText xml:space="preserve"> PAGEREF _Toc240759226 \h </w:instrText>
+              <w:instrText xml:space="preserve"> PAGEREF _Toc240767852 \h </w:instrText>
             </w:r>
             <w:r>
               <w:rPr>
@@ -2309,7 +2309,7 @@
               <w14:ligatures w14:val="standardContextual"/>
             </w:rPr>
           </w:pPr>
-          <w:hyperlink w:anchor="_Toc240759227" w:history="1">
+          <w:hyperlink w:anchor="_Toc240767853" w:history="1">
             <w:r>
               <w:rPr>
                 <w:rStyle w:val="Hyperlink"/>
@@ -2333,7 +2333,7 @@
               <w:rPr>
                 <w:noProof/>
               </w:rPr>
-              <w:instrText xml:space="preserve"> PAGEREF _Toc240759227 \h </w:instrText>
+              <w:instrText xml:space="preserve"> PAGEREF _Toc240767853 \h </w:instrText>
             </w:r>
             <w:r>
               <w:rPr>
@@ -2376,7 +2376,7 @@
               <w14:ligatures w14:val="standardContextual"/>
             </w:rPr>
           </w:pPr>
-          <w:hyperlink w:anchor="_Toc240759228" w:history="1">
+          <w:hyperlink w:anchor="_Toc240767854" w:history="1">
             <w:r>
               <w:rPr>
                 <w:rStyle w:val="Hyperlink"/>
@@ -2400,7 +2400,7 @@
               <w:rPr>
                 <w:noProof/>
               </w:rPr>
-              <w:instrText xml:space="preserve"> PAGEREF _Toc240759228 \h </w:instrText>
+              <w:instrText xml:space="preserve"> PAGEREF _Toc240767854 \h </w:instrText>
             </w:r>
             <w:r>
               <w:rPr>
@@ -2443,7 +2443,7 @@
               <w14:ligatures w14:val="standardContextual"/>
             </w:rPr>
           </w:pPr>
-          <w:hyperlink w:anchor="_Toc240759229" w:history="1">
+          <w:hyperlink w:anchor="_Toc240767855" w:history="1">
             <w:r>
               <w:rPr>
                 <w:rStyle w:val="Hyperlink"/>
@@ -2467,7 +2467,7 @@
               <w:rPr>
                 <w:noProof/>
               </w:rPr>
-              <w:instrText xml:space="preserve"> PAGEREF _Toc240759229 \h </w:instrText>
+              <w:instrText xml:space="preserve"> PAGEREF _Toc240767855 \h </w:instrText>
             </w:r>
             <w:r>
               <w:rPr>
@@ -2510,7 +2510,7 @@
               <w14:ligatures w14:val="standardContextual"/>
             </w:rPr>
           </w:pPr>
-          <w:hyperlink w:anchor="_Toc240759230" w:history="1">
+          <w:hyperlink w:anchor="_Toc240767856" w:history="1">
             <w:r>
               <w:rPr>
                 <w:rStyle w:val="Hyperlink"/>
@@ -2534,7 +2534,7 @@
               <w:rPr>
                 <w:noProof/>
               </w:rPr>
-              <w:instrText xml:space="preserve"> PAGEREF _Toc240759230 \h </w:instrText>
+              <w:instrText xml:space="preserve"> PAGEREF _Toc240767856 \h </w:instrText>
             </w:r>
             <w:r>
               <w:rPr>
@@ -2577,7 +2577,7 @@
               <w14:ligatures w14:val="standardContextual"/>
             </w:rPr>
           </w:pPr>
-          <w:hyperlink w:anchor="_Toc240759231" w:history="1">
+          <w:hyperlink w:anchor="_Toc240767857" w:history="1">
             <w:r>
               <w:rPr>
                 <w:rStyle w:val="Hyperlink"/>
@@ -2601,7 +2601,7 @@
               <w:rPr>
                 <w:noProof/>
               </w:rPr>
-              <w:instrText xml:space="preserve"> PAGEREF _Toc240759231 \h </w:instrText>
+              <w:instrText xml:space="preserve"> PAGEREF _Toc240767857 \h </w:instrText>
             </w:r>
             <w:r>
               <w:rPr>
@@ -2644,7 +2644,7 @@
               <w14:ligatures w14:val="standardContextual"/>
             </w:rPr>
           </w:pPr>
-          <w:hyperlink w:anchor="_Toc240759232" w:history="1">
+          <w:hyperlink w:anchor="_Toc240767858" w:history="1">
             <w:r>
               <w:rPr>
                 <w:rStyle w:val="Hyperlink"/>
@@ -2668,7 +2668,7 @@
               <w:rPr>
                 <w:noProof/>
               </w:rPr>
-              <w:instrText xml:space="preserve"> PAGEREF _Toc240759232 \h </w:instrText>
+              <w:instrText xml:space="preserve"> PAGEREF _Toc240767858 \h </w:instrText>
             </w:r>
             <w:r>
               <w:rPr>
@@ -2707,7 +2707,7 @@
         <w:pStyle w:val="Heading1"/>
         <w:pageBreakBefore/>
       </w:pPr>
-      <w:bookmarkStart w:id="0" w:name="_Toc240759201"/>
+      <w:bookmarkStart w:id="0" w:name="_Toc240767827"/>
       <w:r>
         <w:lastRenderedPageBreak/>
         <w:t>1. Your role at a glance</w:t>
@@ -2940,7 +2940,7 @@
         <w:pStyle w:val="Heading1"/>
         <w:pageBreakBefore/>
       </w:pPr>
-      <w:bookmarkStart w:id="1" w:name="_Toc240759202"/>
+      <w:bookmarkStart w:id="1" w:name="_Toc240767828"/>
       <w:r>
         <w:lastRenderedPageBreak/>
         <w:t>2. Signing in and your screens</w:t>
@@ -2951,7 +2951,7 @@
       <w:pPr>
         <w:pStyle w:val="Heading2"/>
       </w:pPr>
-      <w:bookmarkStart w:id="2" w:name="_Toc240759203"/>
+      <w:bookmarkStart w:id="2" w:name="_Toc240767829"/>
       <w:r>
         <w:t>Signing in</w:t>
       </w:r>
@@ -3034,7 +3034,7 @@
           <w:noProof/>
         </w:rPr>
         <w:drawing>
-          <wp:inline distT="0" distB="0" distL="0" distR="0" wp14:anchorId="1D015B10" wp14:editId="580F4835">
+          <wp:inline distT="0" distB="0" distL="0" distR="0" wp14:anchorId="4CB0EC48" wp14:editId="3A65768D">
             <wp:extent cx="5334000" cy="2333625"/>
             <wp:effectExtent l="0" t="0" r="0" b="0"/>
             <wp:docPr id="1" name="adm_login.jpg" descr="The sign-in screen for all internal staff." title="The sign-in screen for all internal staff."/>
@@ -3201,7 +3201,7 @@
       <w:pPr>
         <w:pStyle w:val="Heading2"/>
       </w:pPr>
-      <w:bookmarkStart w:id="3" w:name="_Toc240759204"/>
+      <w:bookmarkStart w:id="3" w:name="_Toc240767830"/>
       <w:r>
         <w:t>Finding your way around</w:t>
       </w:r>
@@ -3376,7 +3376,7 @@
         </w:rPr>
         <w:lastRenderedPageBreak/>
         <w:drawing>
-          <wp:inline distT="0" distB="0" distL="0" distR="0" wp14:anchorId="5D51F976" wp14:editId="2CDC0666">
+          <wp:inline distT="0" distB="0" distL="0" distR="0" wp14:anchorId="6181C461" wp14:editId="4A57B02E">
             <wp:extent cx="5715000" cy="1876425"/>
             <wp:effectExtent l="0" t="0" r="0" b="0"/>
             <wp:docPr id="2" name="adm_not_your_role.jpg" descr="Opening a screen outside your role (for example from an old bookmark) shows this card instead of the screen." title="Opening a screen outside your role (for example from an old bookmark) shows this card instead of the screen."/>
@@ -3445,7 +3445,7 @@
       <w:pPr>
         <w:pStyle w:val="Heading2"/>
       </w:pPr>
-      <w:bookmarkStart w:id="4" w:name="_Toc240759205"/>
+      <w:bookmarkStart w:id="4" w:name="_Toc240767831"/>
       <w:r>
         <w:t>Your screens</w:t>
       </w:r>
@@ -4127,7 +4127,7 @@
       <w:pPr>
         <w:pStyle w:val="Heading2"/>
       </w:pPr>
-      <w:bookmarkStart w:id="5" w:name="_Toc240759206"/>
+      <w:bookmarkStart w:id="5" w:name="_Toc240767832"/>
       <w:r>
         <w:t>Changing your password</w:t>
       </w:r>
@@ -4210,7 +4210,7 @@
           <w:noProof/>
         </w:rPr>
         <w:drawing>
-          <wp:inline distT="0" distB="0" distL="0" distR="0" wp14:anchorId="0FEE4B6D" wp14:editId="43D05C4E">
+          <wp:inline distT="0" distB="0" distL="0" distR="0" wp14:anchorId="210EA09E" wp14:editId="493480F3">
             <wp:extent cx="5334000" cy="2171700"/>
             <wp:effectExtent l="0" t="0" r="0" b="0"/>
             <wp:docPr id="3" name="adm_account.jpg" descr="Change Password screen." title="Change Password screen."/>
@@ -4299,7 +4299,7 @@
         <w:pStyle w:val="Heading1"/>
         <w:pageBreakBefore/>
       </w:pPr>
-      <w:bookmarkStart w:id="6" w:name="_Toc240759207"/>
+      <w:bookmarkStart w:id="6" w:name="_Toc240767833"/>
       <w:r>
         <w:lastRenderedPageBreak/>
         <w:t>3. Your routine</w:t>
@@ -4643,7 +4643,7 @@
         <w:pStyle w:val="Heading1"/>
         <w:pageBreakBefore/>
       </w:pPr>
-      <w:bookmarkStart w:id="7" w:name="_Toc240759208"/>
+      <w:bookmarkStart w:id="7" w:name="_Toc240767834"/>
       <w:r>
         <w:lastRenderedPageBreak/>
         <w:t>4. Step-by-step tasks</w:t>
@@ -4654,7 +4654,7 @@
       <w:pPr>
         <w:pStyle w:val="Heading2"/>
       </w:pPr>
-      <w:bookmarkStart w:id="8" w:name="_Toc240759209"/>
+      <w:bookmarkStart w:id="8" w:name="_Toc240767835"/>
       <w:r>
         <w:t>4.1 Reading the dashboards</w:t>
       </w:r>
@@ -4679,7 +4679,7 @@
           <w:noProof/>
         </w:rPr>
         <w:drawing>
-          <wp:inline distT="0" distB="0" distL="0" distR="0" wp14:anchorId="2B71EFA8" wp14:editId="4D03D945">
+          <wp:inline distT="0" distB="0" distL="0" distR="0" wp14:anchorId="7E43C2EA" wp14:editId="089986A5">
             <wp:extent cx="5715000" cy="3571875"/>
             <wp:effectExtent l="0" t="0" r="0" b="0"/>
             <wp:docPr id="4" name="adm_exec_dashboard.jpg" descr="Executive Dashboard: completions against the 400 / 60 / 50–75 targets, days to data lock, spend, and the lowest-filled strata." title="Executive Dashboard: completions against the 400 / 60 / 50–75 targets, days to data lock, spend, and the lowest-filled strata."/>
@@ -5344,7 +5344,7 @@
       <w:pPr>
         <w:pStyle w:val="Heading2"/>
       </w:pPr>
-      <w:bookmarkStart w:id="9" w:name="_Toc240759210"/>
+      <w:bookmarkStart w:id="9" w:name="_Toc240767836"/>
       <w:r>
         <w:lastRenderedPageBreak/>
         <w:t>4.2 Using Reports (analytics and charts)</w:t>
@@ -5385,7 +5385,7 @@
           <w:noProof/>
         </w:rPr>
         <w:drawing>
-          <wp:inline distT="0" distB="0" distL="0" distR="0" wp14:anchorId="27B312B8" wp14:editId="1BE1F0D7">
+          <wp:inline distT="0" distB="0" distL="0" distR="0" wp14:anchorId="04CF1055" wp14:editId="16B23CB0">
             <wp:extent cx="5334000" cy="3333750"/>
             <wp:effectExtent l="0" t="0" r="0" b="0"/>
             <wp:docPr id="5" name="adm_reports_top.jpg" descr="Reports: headline figures for the chosen period." title="Reports: headline figures for the chosen period."/>
@@ -5527,7 +5527,7 @@
           <w:noProof/>
         </w:rPr>
         <w:drawing>
-          <wp:inline distT="0" distB="0" distL="0" distR="0" wp14:anchorId="45E13355" wp14:editId="6B7B2BCD">
+          <wp:inline distT="0" distB="0" distL="0" distR="0" wp14:anchorId="4ECEDB11" wp14:editId="70B6FEAE">
             <wp:extent cx="5334000" cy="3409950"/>
             <wp:effectExtent l="0" t="0" r="0" b="0"/>
             <wp:docPr id="6" name="adm_reports_funnel.jpg" descr="Case funnel: each case counted once at every stage it has reached." title="Case funnel: each case counted once at every stage it has reached."/>
@@ -5627,7 +5627,7 @@
           <w:noProof/>
         </w:rPr>
         <w:drawing>
-          <wp:inline distT="0" distB="0" distL="0" distR="0" wp14:anchorId="6F4C5533" wp14:editId="5E6D7DF0">
+          <wp:inline distT="0" distB="0" distL="0" distR="0" wp14:anchorId="37553B71" wp14:editId="5BD63CFC">
             <wp:extent cx="5334000" cy="3248025"/>
             <wp:effectExtent l="0" t="0" r="0" b="0"/>
             <wp:docPr id="7" name="adm_reports_funnel_table.jpg" descr="The same chart as a table." title="The same chart as a table."/>
@@ -5726,7 +5726,7 @@
           <w:noProof/>
         </w:rPr>
         <w:drawing>
-          <wp:inline distT="0" distB="0" distL="0" distR="0" wp14:anchorId="29853622" wp14:editId="767A76F0">
+          <wp:inline distT="0" distB="0" distL="0" distR="0" wp14:anchorId="44EE6EB5" wp14:editId="0A19E375">
             <wp:extent cx="5334000" cy="2628900"/>
             <wp:effectExtent l="0" t="0" r="0" b="0"/>
             <wp:docPr id="8" name="adm_reports_coverage.jpg" descr="Coverage by group." title="Coverage by group."/>
@@ -5826,7 +5826,7 @@
         </w:rPr>
         <w:lastRenderedPageBreak/>
         <w:drawing>
-          <wp:inline distT="0" distB="0" distL="0" distR="0" wp14:anchorId="5331C50E" wp14:editId="37618B45">
+          <wp:inline distT="0" distB="0" distL="0" distR="0" wp14:anchorId="1E37C0D8" wp14:editId="5BEDE0EE">
             <wp:extent cx="5334000" cy="2600325"/>
             <wp:effectExtent l="0" t="0" r="0" b="0"/>
             <wp:docPr id="9" name="adm_reports_modes.jpg" descr="Administration modes." title="Administration modes."/>
@@ -5935,7 +5935,7 @@
           <w:noProof/>
         </w:rPr>
         <w:drawing>
-          <wp:inline distT="0" distB="0" distL="0" distR="0" wp14:anchorId="3428A019" wp14:editId="1592A43E">
+          <wp:inline distT="0" distB="0" distL="0" distR="0" wp14:anchorId="4FDAE8B8" wp14:editId="1C1EC804">
             <wp:extent cx="5334000" cy="2905125"/>
             <wp:effectExtent l="0" t="0" r="0" b="0"/>
             <wp:docPr id="10" name="adm_reports_duration.jpg" descr="Completion-time distribution." title="Completion-time distribution."/>
@@ -6017,7 +6017,7 @@
       <w:pPr>
         <w:pStyle w:val="Heading2"/>
       </w:pPr>
-      <w:bookmarkStart w:id="10" w:name="_Toc240759211"/>
+      <w:bookmarkStart w:id="10" w:name="_Toc240767837"/>
       <w:r>
         <w:t>4.3 Moving cases through verification (bulk)</w:t>
       </w:r>
@@ -6119,7 +6119,7 @@
         </w:rPr>
         <w:lastRenderedPageBreak/>
         <w:drawing>
-          <wp:inline distT="0" distB="0" distL="0" distR="0" wp14:anchorId="35B3AB1A" wp14:editId="48B7D059">
+          <wp:inline distT="0" distB="0" distL="0" distR="0" wp14:anchorId="63EC0DE1" wp14:editId="71DD5511">
             <wp:extent cx="5334000" cy="609600"/>
             <wp:effectExtent l="0" t="0" r="0" b="0"/>
             <wp:docPr id="11" name="adm_bulk_verification.jpg" descr="The bulk verification tool on the register." title="The bulk verification tool on the register."/>
@@ -6309,7 +6309,7 @@
       <w:pPr>
         <w:pStyle w:val="Heading2"/>
       </w:pPr>
-      <w:bookmarkStart w:id="11" w:name="_Toc240759212"/>
+      <w:bookmarkStart w:id="11" w:name="_Toc240767838"/>
       <w:r>
         <w:t>4.4 Reassigning cases between Contact RAs</w:t>
       </w:r>
@@ -6430,7 +6430,7 @@
           <w:noProof/>
         </w:rPr>
         <w:drawing>
-          <wp:inline distT="0" distB="0" distL="0" distR="0" wp14:anchorId="4EC0C03F" wp14:editId="539C0987">
+          <wp:inline distT="0" distB="0" distL="0" distR="0" wp14:anchorId="53154F55" wp14:editId="739147EB">
             <wp:extent cx="5334000" cy="771525"/>
             <wp:effectExtent l="0" t="0" r="0" b="0"/>
             <wp:docPr id="12" name="adm_reassign.jpg" descr="Reassign cases: the button shows how many cases will move." title="Reassign cases: the button shows how many cases will move."/>
@@ -6620,7 +6620,7 @@
       <w:pPr>
         <w:pStyle w:val="Heading2"/>
       </w:pPr>
-      <w:bookmarkStart w:id="12" w:name="_Toc240759213"/>
+      <w:bookmarkStart w:id="12" w:name="_Toc240767839"/>
       <w:r>
         <w:t>4.5 Pairing a Main case with its Reserve, and assigning a Contact RA</w:t>
       </w:r>
@@ -6693,7 +6693,7 @@
           <w:noProof/>
         </w:rPr>
         <w:drawing>
-          <wp:inline distT="0" distB="0" distL="0" distR="0" wp14:anchorId="24265550" wp14:editId="6DA3ACA9">
+          <wp:inline distT="0" distB="0" distL="0" distR="0" wp14:anchorId="2780EC9F" wp14:editId="1802591F">
             <wp:extent cx="5334000" cy="581025"/>
             <wp:effectExtent l="0" t="0" r="0" b="0"/>
             <wp:docPr id="13" name="adm_case_assign.jpg" descr="Assigned Contact RA." title="Assigned Contact RA."/>
@@ -6793,7 +6793,7 @@
         </w:rPr>
         <w:lastRenderedPageBreak/>
         <w:drawing>
-          <wp:inline distT="0" distB="0" distL="0" distR="0" wp14:anchorId="3B23BDFD" wp14:editId="653C70A5">
+          <wp:inline distT="0" distB="0" distL="0" distR="0" wp14:anchorId="2D21A712" wp14:editId="7F1328D7">
             <wp:extent cx="5334000" cy="685800"/>
             <wp:effectExtent l="0" t="0" r="0" b="0"/>
             <wp:docPr id="14" name="adm_case_reserve.jpg" descr="Matched Reserve case." title="Matched Reserve case."/>
@@ -6867,7 +6867,7 @@
       <w:pPr>
         <w:pStyle w:val="Heading2"/>
       </w:pPr>
-      <w:bookmarkStart w:id="13" w:name="_Toc240759214"/>
+      <w:bookmarkStart w:id="13" w:name="_Toc240767840"/>
       <w:r>
         <w:t>4.6 Recording the respondent and their contact details</w:t>
       </w:r>
@@ -7008,7 +7008,7 @@
           <w:noProof/>
         </w:rPr>
         <w:drawing>
-          <wp:inline distT="0" distB="0" distL="0" distR="0" wp14:anchorId="5ABA4CB2" wp14:editId="381D31F0">
+          <wp:inline distT="0" distB="0" distL="0" distR="0" wp14:anchorId="1D12AF00" wp14:editId="70D0663E">
             <wp:extent cx="5334000" cy="2114550"/>
             <wp:effectExtent l="0" t="0" r="0" b="0"/>
             <wp:docPr id="15" name="adm_case_add_person.jpg" descr="Adding a person to a case." title="Adding a person to a case."/>
@@ -7271,7 +7271,7 @@
       <w:pPr>
         <w:pStyle w:val="Heading2"/>
       </w:pPr>
-      <w:bookmarkStart w:id="14" w:name="_Toc240759215"/>
+      <w:bookmarkStart w:id="14" w:name="_Toc240767841"/>
       <w:r>
         <w:t>4.7 Sending an invitation</w:t>
       </w:r>
@@ -7385,7 +7385,7 @@
         </w:rPr>
         <w:lastRenderedPageBreak/>
         <w:drawing>
-          <wp:inline distT="0" distB="0" distL="0" distR="0" wp14:anchorId="5311A5E5" wp14:editId="671616A2">
+          <wp:inline distT="0" distB="0" distL="0" distR="0" wp14:anchorId="05EF5129" wp14:editId="49095674">
             <wp:extent cx="5334000" cy="1143000"/>
             <wp:effectExtent l="0" t="0" r="0" b="0"/>
             <wp:docPr id="16" name="cra_case_invitations_before.jpg" descr="Invitations panel before sending, with the history of earlier invitations." title="Invitations panel before sending, with the history of earlier invitations."/>
@@ -7514,7 +7514,7 @@
           <w:noProof/>
         </w:rPr>
         <w:drawing>
-          <wp:inline distT="0" distB="0" distL="0" distR="0" wp14:anchorId="556F39E3" wp14:editId="270CAF07">
+          <wp:inline distT="0" distB="0" distL="0" distR="0" wp14:anchorId="064681B3" wp14:editId="59EA7689">
             <wp:extent cx="5334000" cy="2152650"/>
             <wp:effectExtent l="0" t="0" r="0" b="0"/>
             <wp:docPr id="17" name="cra_case_invitation_sent.jpg" descr="The link, manual code and ready-written messages are shown once, with a send button for each channel." title="The link, manual code and ready-written messages are shown once, with a send button for each channel."/>
@@ -7898,7 +7898,7 @@
       <w:pPr>
         <w:pStyle w:val="Heading2"/>
       </w:pPr>
-      <w:bookmarkStart w:id="15" w:name="_Toc240759216"/>
+      <w:bookmarkStart w:id="15" w:name="_Toc240767842"/>
       <w:r>
         <w:t>4.8 Sending follow-up reminders</w:t>
       </w:r>
@@ -7966,7 +7966,7 @@
           <w:noProof/>
         </w:rPr>
         <w:drawing>
-          <wp:inline distT="0" distB="0" distL="0" distR="0" wp14:anchorId="2CA37929" wp14:editId="166BD6AA">
+          <wp:inline distT="0" distB="0" distL="0" distR="0" wp14:anchorId="12D23CB0" wp14:editId="266EFA64">
             <wp:extent cx="5334000" cy="3333750"/>
             <wp:effectExtent l="0" t="0" r="0" b="0"/>
             <wp:docPr id="18" name="cra_follow_ups.jpg" descr="Follow-ups due. Contact RAs see only their own cases." title="Follow-ups due. Contact RAs see only their own cases."/>
@@ -8192,7 +8192,7 @@
       <w:pPr>
         <w:pStyle w:val="Heading2"/>
       </w:pPr>
-      <w:bookmarkStart w:id="16" w:name="_Toc240759217"/>
+      <w:bookmarkStart w:id="16" w:name="_Toc240767843"/>
       <w:r>
         <w:t>4.9 Managing appointments</w:t>
       </w:r>
@@ -8233,7 +8233,7 @@
         </w:rPr>
         <w:lastRenderedPageBreak/>
         <w:drawing>
-          <wp:inline distT="0" distB="0" distL="0" distR="0" wp14:anchorId="4216F726" wp14:editId="061439E9">
+          <wp:inline distT="0" distB="0" distL="0" distR="0" wp14:anchorId="0A8888A0" wp14:editId="32EE21BE">
             <wp:extent cx="5334000" cy="2667000"/>
             <wp:effectExtent l="0" t="0" r="0" b="0"/>
             <wp:docPr id="19" name="cra_appointments.jpg" descr="Appointment Queue." title="Appointment Queue."/>
@@ -8416,7 +8416,7 @@
       <w:pPr>
         <w:pStyle w:val="Heading2"/>
       </w:pPr>
-      <w:bookmarkStart w:id="17" w:name="_Toc240759218"/>
+      <w:bookmarkStart w:id="17" w:name="_Toc240767844"/>
       <w:r>
         <w:t>4.10 Logging a contact attempt</w:t>
       </w:r>
@@ -8474,7 +8474,7 @@
           <w:noProof/>
         </w:rPr>
         <w:drawing>
-          <wp:inline distT="0" distB="0" distL="0" distR="0" wp14:anchorId="50FE4F99" wp14:editId="47408403">
+          <wp:inline distT="0" distB="0" distL="0" distR="0" wp14:anchorId="749131AA" wp14:editId="012B3714">
             <wp:extent cx="5334000" cy="1343025"/>
             <wp:effectExtent l="0" t="0" r="0" b="0"/>
             <wp:docPr id="20" name="adm_case_timeline.jpg" descr="Contact timeline and the form for logging an attempt." title="Contact timeline and the form for logging an attempt."/>
@@ -8617,7 +8617,7 @@
       <w:pPr>
         <w:pStyle w:val="Heading2"/>
       </w:pPr>
-      <w:bookmarkStart w:id="18" w:name="_Toc240759219"/>
+      <w:bookmarkStart w:id="18" w:name="_Toc240767845"/>
       <w:r>
         <w:t>4.11 Changing a case's status by hand</w:t>
       </w:r>
@@ -8696,7 +8696,7 @@
           <w:noProof/>
         </w:rPr>
         <w:drawing>
-          <wp:inline distT="0" distB="0" distL="0" distR="0" wp14:anchorId="1115425B" wp14:editId="779F59AC">
+          <wp:inline distT="0" distB="0" distL="0" distR="0" wp14:anchorId="71ECB887" wp14:editId="21701113">
             <wp:extent cx="5334000" cy="638175"/>
             <wp:effectExtent l="0" t="0" r="0" b="0"/>
             <wp:docPr id="21" name="adm_case_workflow.jpg" descr="Only valid next statuses are offered." title="Only valid next statuses are offered."/>
@@ -9468,7 +9468,7 @@
       <w:pPr>
         <w:pStyle w:val="Heading2"/>
       </w:pPr>
-      <w:bookmarkStart w:id="19" w:name="_Toc240759220"/>
+      <w:bookmarkStart w:id="19" w:name="_Toc240767846"/>
       <w:r>
         <w:t>4.12 When the person is not the right respondent</w:t>
       </w:r>
@@ -9552,7 +9552,7 @@
       <w:pPr>
         <w:pStyle w:val="Heading2"/>
       </w:pPr>
-      <w:bookmarkStart w:id="20" w:name="_Toc240759221"/>
+      <w:bookmarkStart w:id="20" w:name="_Toc240767847"/>
       <w:r>
         <w:t>4.13 Recording a withdrawal</w:t>
       </w:r>
@@ -9644,7 +9644,7 @@
         </w:rPr>
         <w:lastRenderedPageBreak/>
         <w:drawing>
-          <wp:inline distT="0" distB="0" distL="0" distR="0" wp14:anchorId="374019AA" wp14:editId="3125641A">
+          <wp:inline distT="0" distB="0" distL="0" distR="0" wp14:anchorId="634BD8D9" wp14:editId="6FCAD997">
             <wp:extent cx="5334000" cy="1409700"/>
             <wp:effectExtent l="0" t="0" r="0" b="0"/>
             <wp:docPr id="22" name="adm_case_withdrawal.jpg" descr="Record a withdrawal." title="Record a withdrawal."/>
@@ -9905,7 +9905,7 @@
       <w:pPr>
         <w:pStyle w:val="Heading2"/>
       </w:pPr>
-      <w:bookmarkStart w:id="21" w:name="_Toc240759222"/>
+      <w:bookmarkStart w:id="21" w:name="_Toc240767848"/>
       <w:r>
         <w:t>4.14 Activating a Reserve case</w:t>
       </w:r>
@@ -9953,7 +9953,7 @@
           <w:noProof/>
         </w:rPr>
         <w:drawing>
-          <wp:inline distT="0" distB="0" distL="0" distR="0" wp14:anchorId="027E0F04" wp14:editId="3912D090">
+          <wp:inline distT="0" distB="0" distL="0" distR="0" wp14:anchorId="540A711D" wp14:editId="2FA237BC">
             <wp:extent cx="5334000" cy="2505075"/>
             <wp:effectExtent l="0" t="0" r="0" b="0"/>
             <wp:docPr id="23" name="adm_reserve.jpg" descr="Reserve Activation." title="Reserve Activation."/>
@@ -10149,7 +10149,7 @@
       <w:pPr>
         <w:pStyle w:val="Heading2"/>
       </w:pPr>
-      <w:bookmarkStart w:id="22" w:name="_Toc240759223"/>
+      <w:bookmarkStart w:id="22" w:name="_Toc240767849"/>
       <w:r>
         <w:t>4.15 Registering a new organisation and its sample case</w:t>
       </w:r>
@@ -10197,7 +10197,7 @@
           <w:noProof/>
         </w:rPr>
         <w:drawing>
-          <wp:inline distT="0" distB="0" distL="0" distR="0" wp14:anchorId="21D8026D" wp14:editId="76E1DF78">
+          <wp:inline distT="0" distB="0" distL="0" distR="0" wp14:anchorId="7D40E4BC" wp14:editId="3D93FE67">
             <wp:extent cx="5334000" cy="3333750"/>
             <wp:effectExtent l="0" t="0" r="0" b="0"/>
             <wp:docPr id="24" name="adm_organisations.jpg" descr="Register Organisation: the form (top) and the list of registered organisations (below)." title="Register Organisation: the form (top) and the list of registered organisations (below)."/>
@@ -10443,7 +10443,7 @@
       <w:pPr>
         <w:pStyle w:val="Heading2"/>
       </w:pPr>
-      <w:bookmarkStart w:id="23" w:name="_Toc240759224"/>
+      <w:bookmarkStart w:id="23" w:name="_Toc240767850"/>
       <w:r>
         <w:t>4.16 Building a pre-interview profile (PROIT)</w:t>
       </w:r>
@@ -10555,7 +10555,7 @@
         </w:rPr>
         <w:lastRenderedPageBreak/>
         <w:drawing>
-          <wp:inline distT="0" distB="0" distL="0" distR="0" wp14:anchorId="5246F08F" wp14:editId="0687826F">
+          <wp:inline distT="0" distB="0" distL="0" distR="0" wp14:anchorId="719383DD" wp14:editId="4336BC4E">
             <wp:extent cx="5334000" cy="1781175"/>
             <wp:effectExtent l="0" t="0" r="0" b="0"/>
             <wp:docPr id="25" name="adm_case_proit_draft.jpg" descr="A draft profile: each fact needs at least one source." title="A draft profile: each fact needs at least one source."/>
@@ -10708,7 +10708,7 @@
       <w:pPr>
         <w:pStyle w:val="Heading2"/>
       </w:pPr>
-      <w:bookmarkStart w:id="24" w:name="_Toc240759225"/>
+      <w:bookmarkStart w:id="24" w:name="_Toc240767851"/>
       <w:r>
         <w:t>4.17 Reviewing questionnaires in the QA Queue</w:t>
       </w:r>
@@ -10748,7 +10748,7 @@
           <w:noProof/>
         </w:rPr>
         <w:drawing>
-          <wp:inline distT="0" distB="0" distL="0" distR="0" wp14:anchorId="17A37FB1" wp14:editId="766678F2">
+          <wp:inline distT="0" distB="0" distL="0" distR="0" wp14:anchorId="25E2E277" wp14:editId="0C16B8D0">
             <wp:extent cx="5334000" cy="3333750"/>
             <wp:effectExtent l="0" t="0" r="0" b="0"/>
             <wp:docPr id="26" name="qa_queue.jpg" descr="QUAN QA Queue with the KoboToolbox sync panel." title="QUAN QA Queue with the KoboToolbox sync panel."/>
@@ -11487,7 +11487,7 @@
       <w:pPr>
         <w:pStyle w:val="Heading2"/>
       </w:pPr>
-      <w:bookmarkStart w:id="25" w:name="_Toc240759226"/>
+      <w:bookmarkStart w:id="25" w:name="_Toc240767852"/>
       <w:r>
         <w:t>4.18 Working QA exceptions</w:t>
       </w:r>
@@ -11552,7 +11552,7 @@
         </w:rPr>
         <w:lastRenderedPageBreak/>
         <w:drawing>
-          <wp:inline distT="0" distB="0" distL="0" distR="0" wp14:anchorId="543ADF56" wp14:editId="7196D728">
+          <wp:inline distT="0" distB="0" distL="0" distR="0" wp14:anchorId="5EBCC546" wp14:editId="0AE8F3BC">
             <wp:extent cx="5334000" cy="3333750"/>
             <wp:effectExtent l="0" t="0" r="0" b="0"/>
             <wp:docPr id="27" name="qa_exceptions.jpg" descr="QA Exception Queue." title="QA Exception Queue."/>
@@ -11748,7 +11748,7 @@
       <w:pPr>
         <w:pStyle w:val="Heading2"/>
       </w:pPr>
-      <w:bookmarkStart w:id="26" w:name="_Toc240759227"/>
+      <w:bookmarkStart w:id="26" w:name="_Toc240767853"/>
       <w:r>
         <w:t>4.19 Downloading or emailing completed forms (Form PDFs)</w:t>
       </w:r>
@@ -11789,7 +11789,7 @@
         </w:rPr>
         <w:lastRenderedPageBreak/>
         <w:drawing>
-          <wp:inline distT="0" distB="0" distL="0" distR="0" wp14:anchorId="42C90F78" wp14:editId="366344D6">
+          <wp:inline distT="0" distB="0" distL="0" distR="0" wp14:anchorId="25DB3CF4" wp14:editId="66BE2552">
             <wp:extent cx="5334000" cy="3171825"/>
             <wp:effectExtent l="0" t="0" r="0" b="0"/>
             <wp:docPr id="28" name="adm_form_pdfs.jpg" descr="Completed form PDFs." title="Completed form PDFs."/>
@@ -12033,7 +12033,7 @@
       <w:pPr>
         <w:pStyle w:val="Heading2"/>
       </w:pPr>
-      <w:bookmarkStart w:id="27" w:name="_Toc240759228"/>
+      <w:bookmarkStart w:id="27" w:name="_Toc240767854"/>
       <w:r>
         <w:t>4.20 Logging fieldwork costs</w:t>
       </w:r>
@@ -12074,7 +12074,7 @@
         </w:rPr>
         <w:lastRenderedPageBreak/>
         <w:drawing>
-          <wp:inline distT="0" distB="0" distL="0" distR="0" wp14:anchorId="1954A235" wp14:editId="5EDF8446">
+          <wp:inline distT="0" distB="0" distL="0" distR="0" wp14:anchorId="27AA9BF9" wp14:editId="572E697C">
             <wp:extent cx="5334000" cy="3752850"/>
             <wp:effectExtent l="0" t="0" r="0" b="0"/>
             <wp:docPr id="29" name="adm_cost.jpg" descr="Cost Dashboard and the Log a cost event form." title="Cost Dashboard and the Log a cost event form."/>
@@ -12194,7 +12194,7 @@
       <w:pPr>
         <w:pStyle w:val="Heading2"/>
       </w:pPr>
-      <w:bookmarkStart w:id="28" w:name="_Toc240759229"/>
+      <w:bookmarkStart w:id="28" w:name="_Toc240767855"/>
       <w:r>
         <w:lastRenderedPageBreak/>
         <w:t>4.21 Downloading data</w:t>
@@ -12212,7 +12212,7 @@
           <w:noProof/>
         </w:rPr>
         <w:drawing>
-          <wp:inline distT="0" distB="0" distL="0" distR="0" wp14:anchorId="3FE25409" wp14:editId="68BEB89B">
+          <wp:inline distT="0" distB="0" distL="0" distR="0" wp14:anchorId="2A91A592" wp14:editId="30899E9E">
             <wp:extent cx="5715000" cy="3657600"/>
             <wp:effectExtent l="0" t="0" r="0" b="0"/>
             <wp:docPr id="30" name="adm_export.jpg" descr="Data Export." title="Data Export."/>
@@ -12728,7 +12728,7 @@
         <w:pStyle w:val="Heading1"/>
         <w:pageBreakBefore/>
       </w:pPr>
-      <w:bookmarkStart w:id="29" w:name="_Toc240759230"/>
+      <w:bookmarkStart w:id="29" w:name="_Toc240767856"/>
       <w:r>
         <w:lastRenderedPageBreak/>
         <w:t>5. Rules you must follow</w:t>
@@ -12879,7 +12879,7 @@
         <w:pStyle w:val="Heading1"/>
         <w:pageBreakBefore/>
       </w:pPr>
-      <w:bookmarkStart w:id="30" w:name="_Toc240759231"/>
+      <w:bookmarkStart w:id="30" w:name="_Toc240767857"/>
       <w:r>
         <w:lastRenderedPageBreak/>
         <w:t>6. Troubleshooting</w:t>
@@ -13906,7 +13906,7 @@
         <w:pStyle w:val="Heading1"/>
         <w:pageBreakBefore/>
       </w:pPr>
-      <w:bookmarkStart w:id="31" w:name="_Toc240759232"/>
+      <w:bookmarkStart w:id="31" w:name="_Toc240767858"/>
       <w:r>
         <w:lastRenderedPageBreak/>
         <w:t>7. Quick reference</w:t>
@@ -14288,7 +14288,7 @@
         <w:sz w:val="16"/>
         <w:szCs w:val="16"/>
       </w:rPr>
-      <w:t>Version 1.2 · 20 September 2026</w:t>
+      <w:t>Version 1.3 · 20 September 2026</w:t>
     </w:r>
     <w:r>
       <w:rPr>
@@ -14461,10 +14461,10 @@
 <file path=word/numbering.xml><?xml version="1.0" encoding="utf-8"?>
 <w:numbering xmlns:wpc="http://schemas.microsoft.com/office/word/2010/wordprocessingCanvas" xmlns:cx="http://schemas.microsoft.com/office/drawing/2014/chartex" xmlns:cx1="http://schemas.microsoft.com/office/drawing/2015/9/8/chartex" xmlns:cx2="http://schemas.microsoft.com/office/drawing/2015/10/21/chartex" xmlns:cx3="http://schemas.microsoft.com/office/drawing/2016/5/9/chartex" xmlns:cx4="http://schemas.microsoft.com/office/drawing/2016/5/10/chartex" xmlns:cx5="http://schemas.microsoft.com/office/drawing/2016/5/11/chartex" xmlns:cx6="http://schemas.microsoft.com/office/drawing/2016/5/12/chartex" xmlns:cx7="http://schemas.microsoft.com/office/drawing/2016/5/13/chartex" xmlns:cx8="http://schemas.microsoft.com/office/drawing/2016/5/14/chartex" xmlns:mc="http://schemas.openxmlformats.org/markup-compatibility/2006" xmlns:aink="http://schemas.microsoft.com/office/drawing/2016/ink" xmlns:am3d="http://schemas.microsoft.com/office/drawing/2017/model3d" xmlns:o="urn:schemas-microsoft-com:office:office" xmlns:oel="http://schemas.microsoft.com/office/2019/extlst" xmlns:r="http://schemas.openxmlformats.org/officeDocument/2006/relationships" xmlns:m="http://schemas.openxmlformats.org/officeDocument/2006/math" xmlns:v="urn:schemas-microsoft-com:vml" xmlns:wp14="http://schemas.microsoft.com/office/word/2010/wordprocessingDrawing" xmlns:wp="http://schemas.openxmlformats.org/drawingml/2006/wordprocessingDrawing" xmlns:w10="urn:schemas-microsoft-com:office:word" xmlns:w="http://schemas.openxmlformats.org/wordprocessingml/2006/main" xmlns:w14="http://schemas.microsoft.com/office/word/2010/wordml" xmlns:w15="http://schemas.microsoft.com/office/word/2012/wordml" xmlns:w16cex="http://schemas.microsoft.com/office/word/2018/wordml/cex" xmlns:w16cid="http://schemas.microsoft.com/office/word/2016/wordml/cid" xmlns:w16="http://schemas.microsoft.com/office/word/2018/wordml" xmlns:w16sdtdh="http://schemas.microsoft.com/office/word/2020/wordml/sdtdatahash" xmlns:w16se="http://schemas.microsoft.com/office/word/2015/wordml/symex" xmlns:wpg="http://schemas.microsoft.com/office/word/2010/wordprocessingGroup" xmlns:wpi="http://schemas.microsoft.com/office/word/2010/wordprocessingInk" xmlns:wne="http://schemas.microsoft.com/office/word/2006/wordml" xmlns:wps="http://schemas.microsoft.com/office/word/2010/wordprocessingShape" mc:Ignorable="w14 w15 w16se w16cid w16 w16cex w16sdtdh wp14">
   <w:abstractNum w:abstractNumId="0" w15:restartNumberingAfterBreak="0">
-    <w:nsid w:val="050424FD"/>
+    <w:nsid w:val="012359D5"/>
     <w:multiLevelType w:val="hybridMultilevel"/>
-    <w:tmpl w:val="6984637E"/>
-    <w:lvl w:ilvl="0" w:tplc="3D5659FE">
+    <w:tmpl w:val="2E0AB274"/>
+    <w:lvl w:ilvl="0" w:tplc="85FEF794">
       <w:start w:val="1"/>
       <w:numFmt w:val="decimal"/>
       <w:lvlText w:val="%1."/>
@@ -14478,52 +14478,52 @@
         <w:color w:val="A67C27"/>
       </w:rPr>
     </w:lvl>
-    <w:lvl w:ilvl="1" w:tplc="E5245B4C">
+    <w:lvl w:ilvl="1" w:tplc="9AEE48C0">
       <w:numFmt w:val="decimal"/>
       <w:lvlText w:val=""/>
       <w:lvlJc w:val="left"/>
     </w:lvl>
-    <w:lvl w:ilvl="2" w:tplc="DC262FCC">
+    <w:lvl w:ilvl="2" w:tplc="68CEFFCE">
       <w:numFmt w:val="decimal"/>
       <w:lvlText w:val=""/>
       <w:lvlJc w:val="left"/>
     </w:lvl>
-    <w:lvl w:ilvl="3" w:tplc="F57C2B44">
+    <w:lvl w:ilvl="3" w:tplc="09EE5786">
       <w:numFmt w:val="decimal"/>
       <w:lvlText w:val=""/>
       <w:lvlJc w:val="left"/>
     </w:lvl>
-    <w:lvl w:ilvl="4" w:tplc="286404A4">
+    <w:lvl w:ilvl="4" w:tplc="22AA56D0">
       <w:numFmt w:val="decimal"/>
       <w:lvlText w:val=""/>
       <w:lvlJc w:val="left"/>
     </w:lvl>
-    <w:lvl w:ilvl="5" w:tplc="877C3D90">
+    <w:lvl w:ilvl="5" w:tplc="0554C5A8">
       <w:numFmt w:val="decimal"/>
       <w:lvlText w:val=""/>
       <w:lvlJc w:val="left"/>
     </w:lvl>
-    <w:lvl w:ilvl="6" w:tplc="1E46EEF4">
+    <w:lvl w:ilvl="6" w:tplc="50F660BC">
       <w:numFmt w:val="decimal"/>
       <w:lvlText w:val=""/>
       <w:lvlJc w:val="left"/>
     </w:lvl>
-    <w:lvl w:ilvl="7" w:tplc="89E81352">
+    <w:lvl w:ilvl="7" w:tplc="760ABF86">
       <w:numFmt w:val="decimal"/>
       <w:lvlText w:val=""/>
       <w:lvlJc w:val="left"/>
     </w:lvl>
-    <w:lvl w:ilvl="8" w:tplc="AF4C7102">
+    <w:lvl w:ilvl="8" w:tplc="116A5C12">
       <w:numFmt w:val="decimal"/>
       <w:lvlText w:val=""/>
       <w:lvlJc w:val="left"/>
     </w:lvl>
   </w:abstractNum>
   <w:abstractNum w:abstractNumId="1" w15:restartNumberingAfterBreak="0">
-    <w:nsid w:val="05CA3963"/>
+    <w:nsid w:val="01555884"/>
     <w:multiLevelType w:val="hybridMultilevel"/>
-    <w:tmpl w:val="73D4EF76"/>
-    <w:lvl w:ilvl="0" w:tplc="04802296">
+    <w:tmpl w:val="0CF20344"/>
+    <w:lvl w:ilvl="0" w:tplc="88743C56">
       <w:start w:val="1"/>
       <w:numFmt w:val="decimal"/>
       <w:lvlText w:val="%1."/>
@@ -14537,52 +14537,52 @@
         <w:color w:val="A67C27"/>
       </w:rPr>
     </w:lvl>
-    <w:lvl w:ilvl="1" w:tplc="2EE80654">
+    <w:lvl w:ilvl="1" w:tplc="43A8D188">
       <w:numFmt w:val="decimal"/>
       <w:lvlText w:val=""/>
       <w:lvlJc w:val="left"/>
     </w:lvl>
-    <w:lvl w:ilvl="2" w:tplc="1E867DEC">
+    <w:lvl w:ilvl="2" w:tplc="D0E81390">
       <w:numFmt w:val="decimal"/>
       <w:lvlText w:val=""/>
       <w:lvlJc w:val="left"/>
     </w:lvl>
-    <w:lvl w:ilvl="3" w:tplc="59209216">
+    <w:lvl w:ilvl="3" w:tplc="F5F8C65E">
       <w:numFmt w:val="decimal"/>
       <w:lvlText w:val=""/>
       <w:lvlJc w:val="left"/>
     </w:lvl>
-    <w:lvl w:ilvl="4" w:tplc="FCD890E2">
+    <w:lvl w:ilvl="4" w:tplc="A20AFA48">
       <w:numFmt w:val="decimal"/>
       <w:lvlText w:val=""/>
       <w:lvlJc w:val="left"/>
     </w:lvl>
-    <w:lvl w:ilvl="5" w:tplc="95D45C6A">
+    <w:lvl w:ilvl="5" w:tplc="4E6600F8">
       <w:numFmt w:val="decimal"/>
       <w:lvlText w:val=""/>
       <w:lvlJc w:val="left"/>
     </w:lvl>
-    <w:lvl w:ilvl="6" w:tplc="A2D8D760">
+    <w:lvl w:ilvl="6" w:tplc="8B4E9FD6">
       <w:numFmt w:val="decimal"/>
       <w:lvlText w:val=""/>
       <w:lvlJc w:val="left"/>
     </w:lvl>
-    <w:lvl w:ilvl="7" w:tplc="0C741C28">
+    <w:lvl w:ilvl="7" w:tplc="74DC8850">
       <w:numFmt w:val="decimal"/>
       <w:lvlText w:val=""/>
       <w:lvlJc w:val="left"/>
     </w:lvl>
-    <w:lvl w:ilvl="8" w:tplc="B29479FC">
+    <w:lvl w:ilvl="8" w:tplc="056C68AA">
       <w:numFmt w:val="decimal"/>
       <w:lvlText w:val=""/>
       <w:lvlJc w:val="left"/>
     </w:lvl>
   </w:abstractNum>
   <w:abstractNum w:abstractNumId="2" w15:restartNumberingAfterBreak="0">
-    <w:nsid w:val="0C681DB7"/>
+    <w:nsid w:val="051772A6"/>
     <w:multiLevelType w:val="hybridMultilevel"/>
-    <w:tmpl w:val="39667292"/>
-    <w:lvl w:ilvl="0" w:tplc="C2FCDF6E">
+    <w:tmpl w:val="3A16BA6C"/>
+    <w:lvl w:ilvl="0" w:tplc="4AB8F7F6">
       <w:start w:val="1"/>
       <w:numFmt w:val="decimal"/>
       <w:lvlText w:val="%1."/>
@@ -14596,52 +14596,52 @@
         <w:color w:val="A67C27"/>
       </w:rPr>
     </w:lvl>
-    <w:lvl w:ilvl="1" w:tplc="1E86502A">
+    <w:lvl w:ilvl="1" w:tplc="649E8DAC">
       <w:numFmt w:val="decimal"/>
       <w:lvlText w:val=""/>
       <w:lvlJc w:val="left"/>
     </w:lvl>
-    <w:lvl w:ilvl="2" w:tplc="AA0889B8">
+    <w:lvl w:ilvl="2" w:tplc="8D72F086">
       <w:numFmt w:val="decimal"/>
       <w:lvlText w:val=""/>
       <w:lvlJc w:val="left"/>
     </w:lvl>
-    <w:lvl w:ilvl="3" w:tplc="D410F004">
+    <w:lvl w:ilvl="3" w:tplc="022A82DC">
       <w:numFmt w:val="decimal"/>
       <w:lvlText w:val=""/>
       <w:lvlJc w:val="left"/>
     </w:lvl>
-    <w:lvl w:ilvl="4" w:tplc="8F9E0F6E">
+    <w:lvl w:ilvl="4" w:tplc="BCE8B156">
       <w:numFmt w:val="decimal"/>
       <w:lvlText w:val=""/>
       <w:lvlJc w:val="left"/>
     </w:lvl>
-    <w:lvl w:ilvl="5" w:tplc="53682BD6">
+    <w:lvl w:ilvl="5" w:tplc="AE44D5E0">
       <w:numFmt w:val="decimal"/>
       <w:lvlText w:val=""/>
       <w:lvlJc w:val="left"/>
     </w:lvl>
-    <w:lvl w:ilvl="6" w:tplc="283CFFDC">
+    <w:lvl w:ilvl="6" w:tplc="A09E47BA">
       <w:numFmt w:val="decimal"/>
       <w:lvlText w:val=""/>
       <w:lvlJc w:val="left"/>
     </w:lvl>
-    <w:lvl w:ilvl="7" w:tplc="3AC04B50">
+    <w:lvl w:ilvl="7" w:tplc="3E72EF24">
       <w:numFmt w:val="decimal"/>
       <w:lvlText w:val=""/>
       <w:lvlJc w:val="left"/>
     </w:lvl>
-    <w:lvl w:ilvl="8" w:tplc="BBE6ED20">
+    <w:lvl w:ilvl="8" w:tplc="DD6272C0">
       <w:numFmt w:val="decimal"/>
       <w:lvlText w:val=""/>
       <w:lvlJc w:val="left"/>
     </w:lvl>
   </w:abstractNum>
   <w:abstractNum w:abstractNumId="3" w15:restartNumberingAfterBreak="0">
-    <w:nsid w:val="13C10AB8"/>
+    <w:nsid w:val="0E714ABA"/>
     <w:multiLevelType w:val="hybridMultilevel"/>
-    <w:tmpl w:val="DC86C460"/>
-    <w:lvl w:ilvl="0" w:tplc="2FF07F64">
+    <w:tmpl w:val="EC6CB322"/>
+    <w:lvl w:ilvl="0" w:tplc="C5AA7F52">
       <w:start w:val="1"/>
       <w:numFmt w:val="decimal"/>
       <w:lvlText w:val="%1."/>
@@ -14655,52 +14655,110 @@
         <w:color w:val="A67C27"/>
       </w:rPr>
     </w:lvl>
-    <w:lvl w:ilvl="1" w:tplc="7C9AA22E">
+    <w:lvl w:ilvl="1" w:tplc="14F8AB06">
       <w:numFmt w:val="decimal"/>
       <w:lvlText w:val=""/>
       <w:lvlJc w:val="left"/>
     </w:lvl>
-    <w:lvl w:ilvl="2" w:tplc="4244A776">
+    <w:lvl w:ilvl="2" w:tplc="8620D8B6">
       <w:numFmt w:val="decimal"/>
       <w:lvlText w:val=""/>
       <w:lvlJc w:val="left"/>
     </w:lvl>
-    <w:lvl w:ilvl="3" w:tplc="037C1ABC">
+    <w:lvl w:ilvl="3" w:tplc="39B4FF98">
       <w:numFmt w:val="decimal"/>
       <w:lvlText w:val=""/>
       <w:lvlJc w:val="left"/>
     </w:lvl>
-    <w:lvl w:ilvl="4" w:tplc="FC865948">
+    <w:lvl w:ilvl="4" w:tplc="ED1C139E">
       <w:numFmt w:val="decimal"/>
       <w:lvlText w:val=""/>
       <w:lvlJc w:val="left"/>
     </w:lvl>
-    <w:lvl w:ilvl="5" w:tplc="7FD6D4AA">
+    <w:lvl w:ilvl="5" w:tplc="FB78BA3C">
       <w:numFmt w:val="decimal"/>
       <w:lvlText w:val=""/>
       <w:lvlJc w:val="left"/>
     </w:lvl>
-    <w:lvl w:ilvl="6" w:tplc="3E8CF15E">
+    <w:lvl w:ilvl="6" w:tplc="3D925FE6">
       <w:numFmt w:val="decimal"/>
       <w:lvlText w:val=""/>
       <w:lvlJc w:val="left"/>
     </w:lvl>
-    <w:lvl w:ilvl="7" w:tplc="46F49306">
+    <w:lvl w:ilvl="7" w:tplc="8534AB5A">
       <w:numFmt w:val="decimal"/>
       <w:lvlText w:val=""/>
       <w:lvlJc w:val="left"/>
     </w:lvl>
-    <w:lvl w:ilvl="8" w:tplc="C1E03C2E">
+    <w:lvl w:ilvl="8" w:tplc="4EF0E248">
       <w:numFmt w:val="decimal"/>
       <w:lvlText w:val=""/>
       <w:lvlJc w:val="left"/>
     </w:lvl>
   </w:abstractNum>
   <w:abstractNum w:abstractNumId="4" w15:restartNumberingAfterBreak="0">
-    <w:nsid w:val="1CBC054A"/>
+    <w:nsid w:val="0EEB753B"/>
     <w:multiLevelType w:val="hybridMultilevel"/>
-    <w:tmpl w:val="260C14EC"/>
-    <w:lvl w:ilvl="0" w:tplc="16FAD4C4">
+    <w:tmpl w:val="653E6050"/>
+    <w:lvl w:ilvl="0" w:tplc="5094A848">
+      <w:start w:val="1"/>
+      <w:numFmt w:val="bullet"/>
+      <w:lvlText w:val="•"/>
+      <w:lvlJc w:val="left"/>
+      <w:pPr>
+        <w:ind w:left="460" w:hanging="280"/>
+      </w:pPr>
+    </w:lvl>
+    <w:lvl w:ilvl="1" w:tplc="55B456EC">
+      <w:start w:val="1"/>
+      <w:numFmt w:val="bullet"/>
+      <w:lvlText w:val="–"/>
+      <w:lvlJc w:val="left"/>
+      <w:pPr>
+        <w:ind w:left="900" w:hanging="280"/>
+      </w:pPr>
+    </w:lvl>
+    <w:lvl w:ilvl="2" w:tplc="00C83ECA">
+      <w:numFmt w:val="decimal"/>
+      <w:lvlText w:val=""/>
+      <w:lvlJc w:val="left"/>
+    </w:lvl>
+    <w:lvl w:ilvl="3" w:tplc="4454AFEE">
+      <w:numFmt w:val="decimal"/>
+      <w:lvlText w:val=""/>
+      <w:lvlJc w:val="left"/>
+    </w:lvl>
+    <w:lvl w:ilvl="4" w:tplc="B5D2E20C">
+      <w:numFmt w:val="decimal"/>
+      <w:lvlText w:val=""/>
+      <w:lvlJc w:val="left"/>
+    </w:lvl>
+    <w:lvl w:ilvl="5" w:tplc="8EF0162C">
+      <w:numFmt w:val="decimal"/>
+      <w:lvlText w:val=""/>
+      <w:lvlJc w:val="left"/>
+    </w:lvl>
+    <w:lvl w:ilvl="6" w:tplc="D4D43EEE">
+      <w:numFmt w:val="decimal"/>
+      <w:lvlText w:val=""/>
+      <w:lvlJc w:val="left"/>
+    </w:lvl>
+    <w:lvl w:ilvl="7" w:tplc="ACA4ADC0">
+      <w:numFmt w:val="decimal"/>
+      <w:lvlText w:val=""/>
+      <w:lvlJc w:val="left"/>
+    </w:lvl>
+    <w:lvl w:ilvl="8" w:tplc="1F2A0DD0">
+      <w:numFmt w:val="decimal"/>
+      <w:lvlText w:val=""/>
+      <w:lvlJc w:val="left"/>
+    </w:lvl>
+  </w:abstractNum>
+  <w:abstractNum w:abstractNumId="5" w15:restartNumberingAfterBreak="0">
+    <w:nsid w:val="0F073175"/>
+    <w:multiLevelType w:val="hybridMultilevel"/>
+    <w:tmpl w:val="3CB425D2"/>
+    <w:lvl w:ilvl="0" w:tplc="698A2FC2">
       <w:start w:val="1"/>
       <w:numFmt w:val="decimal"/>
       <w:lvlText w:val="%1."/>
@@ -14714,52 +14772,52 @@
         <w:color w:val="A67C27"/>
       </w:rPr>
     </w:lvl>
-    <w:lvl w:ilvl="1" w:tplc="EA08D3CA">
+    <w:lvl w:ilvl="1" w:tplc="A46E8696">
       <w:numFmt w:val="decimal"/>
       <w:lvlText w:val=""/>
       <w:lvlJc w:val="left"/>
     </w:lvl>
-    <w:lvl w:ilvl="2" w:tplc="7C52EF14">
+    <w:lvl w:ilvl="2" w:tplc="8EEC78E0">
       <w:numFmt w:val="decimal"/>
       <w:lvlText w:val=""/>
       <w:lvlJc w:val="left"/>
     </w:lvl>
-    <w:lvl w:ilvl="3" w:tplc="74A42C40">
+    <w:lvl w:ilvl="3" w:tplc="A89037FE">
       <w:numFmt w:val="decimal"/>
       <w:lvlText w:val=""/>
       <w:lvlJc w:val="left"/>
     </w:lvl>
-    <w:lvl w:ilvl="4" w:tplc="FA2C148C">
+    <w:lvl w:ilvl="4" w:tplc="6900C126">
       <w:numFmt w:val="decimal"/>
       <w:lvlText w:val=""/>
       <w:lvlJc w:val="left"/>
     </w:lvl>
-    <w:lvl w:ilvl="5" w:tplc="9198E836">
+    <w:lvl w:ilvl="5" w:tplc="86DA0182">
       <w:numFmt w:val="decimal"/>
       <w:lvlText w:val=""/>
       <w:lvlJc w:val="left"/>
     </w:lvl>
-    <w:lvl w:ilvl="6" w:tplc="F1980400">
+    <w:lvl w:ilvl="6" w:tplc="5652177A">
       <w:numFmt w:val="decimal"/>
       <w:lvlText w:val=""/>
       <w:lvlJc w:val="left"/>
     </w:lvl>
-    <w:lvl w:ilvl="7" w:tplc="DD92B2DA">
+    <w:lvl w:ilvl="7" w:tplc="0D420CE0">
       <w:numFmt w:val="decimal"/>
       <w:lvlText w:val=""/>
       <w:lvlJc w:val="left"/>
     </w:lvl>
-    <w:lvl w:ilvl="8" w:tplc="F650F584">
+    <w:lvl w:ilvl="8" w:tplc="4B766622">
       <w:numFmt w:val="decimal"/>
       <w:lvlText w:val=""/>
       <w:lvlJc w:val="left"/>
     </w:lvl>
   </w:abstractNum>
-  <w:abstractNum w:abstractNumId="5" w15:restartNumberingAfterBreak="0">
-    <w:nsid w:val="27EB29D3"/>
+  <w:abstractNum w:abstractNumId="6" w15:restartNumberingAfterBreak="0">
+    <w:nsid w:val="128F2F1E"/>
     <w:multiLevelType w:val="hybridMultilevel"/>
-    <w:tmpl w:val="88825584"/>
-    <w:lvl w:ilvl="0" w:tplc="36942E0E">
+    <w:tmpl w:val="A100E6CE"/>
+    <w:lvl w:ilvl="0" w:tplc="22C64D4C">
       <w:start w:val="1"/>
       <w:numFmt w:val="decimal"/>
       <w:lvlText w:val="%1."/>
@@ -14773,52 +14831,52 @@
         <w:color w:val="A67C27"/>
       </w:rPr>
     </w:lvl>
-    <w:lvl w:ilvl="1" w:tplc="4BA2E608">
+    <w:lvl w:ilvl="1" w:tplc="E07204DA">
       <w:numFmt w:val="decimal"/>
       <w:lvlText w:val=""/>
       <w:lvlJc w:val="left"/>
     </w:lvl>
-    <w:lvl w:ilvl="2" w:tplc="7C9A9AD8">
+    <w:lvl w:ilvl="2" w:tplc="6E3680CC">
       <w:numFmt w:val="decimal"/>
       <w:lvlText w:val=""/>
       <w:lvlJc w:val="left"/>
     </w:lvl>
-    <w:lvl w:ilvl="3" w:tplc="BA0861D6">
+    <w:lvl w:ilvl="3" w:tplc="97FABDC4">
       <w:numFmt w:val="decimal"/>
       <w:lvlText w:val=""/>
       <w:lvlJc w:val="left"/>
     </w:lvl>
-    <w:lvl w:ilvl="4" w:tplc="C1B607F0">
+    <w:lvl w:ilvl="4" w:tplc="A6F80A26">
       <w:numFmt w:val="decimal"/>
       <w:lvlText w:val=""/>
       <w:lvlJc w:val="left"/>
     </w:lvl>
-    <w:lvl w:ilvl="5" w:tplc="CCD20B3E">
+    <w:lvl w:ilvl="5" w:tplc="B1080416">
       <w:numFmt w:val="decimal"/>
       <w:lvlText w:val=""/>
       <w:lvlJc w:val="left"/>
     </w:lvl>
-    <w:lvl w:ilvl="6" w:tplc="9B7EA050">
+    <w:lvl w:ilvl="6" w:tplc="3EBC05AC">
       <w:numFmt w:val="decimal"/>
       <w:lvlText w:val=""/>
       <w:lvlJc w:val="left"/>
     </w:lvl>
-    <w:lvl w:ilvl="7" w:tplc="CBA2A638">
+    <w:lvl w:ilvl="7" w:tplc="E2AA4A48">
       <w:numFmt w:val="decimal"/>
       <w:lvlText w:val=""/>
       <w:lvlJc w:val="left"/>
     </w:lvl>
-    <w:lvl w:ilvl="8" w:tplc="3520748E">
+    <w:lvl w:ilvl="8" w:tplc="2E18BB5C">
       <w:numFmt w:val="decimal"/>
       <w:lvlText w:val=""/>
       <w:lvlJc w:val="left"/>
     </w:lvl>
   </w:abstractNum>
-  <w:abstractNum w:abstractNumId="6" w15:restartNumberingAfterBreak="0">
-    <w:nsid w:val="2835366B"/>
+  <w:abstractNum w:abstractNumId="7" w15:restartNumberingAfterBreak="0">
+    <w:nsid w:val="21031BDC"/>
     <w:multiLevelType w:val="hybridMultilevel"/>
-    <w:tmpl w:val="BB461F1A"/>
-    <w:lvl w:ilvl="0" w:tplc="7B389DA2">
+    <w:tmpl w:val="D68EA9B6"/>
+    <w:lvl w:ilvl="0" w:tplc="297AB3A2">
       <w:start w:val="1"/>
       <w:numFmt w:val="decimal"/>
       <w:lvlText w:val="%1."/>
@@ -14832,52 +14890,52 @@
         <w:color w:val="A67C27"/>
       </w:rPr>
     </w:lvl>
-    <w:lvl w:ilvl="1" w:tplc="FE1884CC">
+    <w:lvl w:ilvl="1" w:tplc="C374A9F6">
       <w:numFmt w:val="decimal"/>
       <w:lvlText w:val=""/>
       <w:lvlJc w:val="left"/>
     </w:lvl>
-    <w:lvl w:ilvl="2" w:tplc="F4D0676A">
+    <w:lvl w:ilvl="2" w:tplc="BDA886EC">
       <w:numFmt w:val="decimal"/>
       <w:lvlText w:val=""/>
       <w:lvlJc w:val="left"/>
     </w:lvl>
-    <w:lvl w:ilvl="3" w:tplc="D64A68F6">
+    <w:lvl w:ilvl="3" w:tplc="76784FC8">
       <w:numFmt w:val="decimal"/>
       <w:lvlText w:val=""/>
       <w:lvlJc w:val="left"/>
     </w:lvl>
-    <w:lvl w:ilvl="4" w:tplc="3E746C08">
+    <w:lvl w:ilvl="4" w:tplc="39446320">
       <w:numFmt w:val="decimal"/>
       <w:lvlText w:val=""/>
       <w:lvlJc w:val="left"/>
     </w:lvl>
-    <w:lvl w:ilvl="5" w:tplc="F1E44F94">
+    <w:lvl w:ilvl="5" w:tplc="3C9CA3F0">
       <w:numFmt w:val="decimal"/>
       <w:lvlText w:val=""/>
       <w:lvlJc w:val="left"/>
     </w:lvl>
-    <w:lvl w:ilvl="6" w:tplc="6ECC2182">
+    <w:lvl w:ilvl="6" w:tplc="D554AD92">
       <w:numFmt w:val="decimal"/>
       <w:lvlText w:val=""/>
       <w:lvlJc w:val="left"/>
     </w:lvl>
-    <w:lvl w:ilvl="7" w:tplc="C57A746C">
+    <w:lvl w:ilvl="7" w:tplc="67AED6A2">
       <w:numFmt w:val="decimal"/>
       <w:lvlText w:val=""/>
       <w:lvlJc w:val="left"/>
     </w:lvl>
-    <w:lvl w:ilvl="8" w:tplc="D37CF0E6">
+    <w:lvl w:ilvl="8" w:tplc="A54E4E30">
       <w:numFmt w:val="decimal"/>
       <w:lvlText w:val=""/>
       <w:lvlJc w:val="left"/>
     </w:lvl>
   </w:abstractNum>
-  <w:abstractNum w:abstractNumId="7" w15:restartNumberingAfterBreak="0">
-    <w:nsid w:val="295859D2"/>
+  <w:abstractNum w:abstractNumId="8" w15:restartNumberingAfterBreak="0">
+    <w:nsid w:val="2C1E3FE6"/>
     <w:multiLevelType w:val="hybridMultilevel"/>
-    <w:tmpl w:val="0A163318"/>
-    <w:lvl w:ilvl="0" w:tplc="A55A102C">
+    <w:tmpl w:val="17E2B3CC"/>
+    <w:lvl w:ilvl="0" w:tplc="2B8AC05E">
       <w:start w:val="1"/>
       <w:numFmt w:val="decimal"/>
       <w:lvlText w:val="%1."/>
@@ -14891,138 +14949,52 @@
         <w:color w:val="A67C27"/>
       </w:rPr>
     </w:lvl>
-    <w:lvl w:ilvl="1" w:tplc="D14ABCB2">
+    <w:lvl w:ilvl="1" w:tplc="8326E0B2">
       <w:numFmt w:val="decimal"/>
       <w:lvlText w:val=""/>
       <w:lvlJc w:val="left"/>
     </w:lvl>
-    <w:lvl w:ilvl="2" w:tplc="982E81E6">
+    <w:lvl w:ilvl="2" w:tplc="AB80CE46">
       <w:numFmt w:val="decimal"/>
       <w:lvlText w:val=""/>
       <w:lvlJc w:val="left"/>
     </w:lvl>
-    <w:lvl w:ilvl="3" w:tplc="F034A46C">
+    <w:lvl w:ilvl="3" w:tplc="CBEA7D7E">
       <w:numFmt w:val="decimal"/>
       <w:lvlText w:val=""/>
       <w:lvlJc w:val="left"/>
     </w:lvl>
-    <w:lvl w:ilvl="4" w:tplc="3EB0669E">
+    <w:lvl w:ilvl="4" w:tplc="E24C38F4">
       <w:numFmt w:val="decimal"/>
       <w:lvlText w:val=""/>
       <w:lvlJc w:val="left"/>
     </w:lvl>
-    <w:lvl w:ilvl="5" w:tplc="534AA8AA">
+    <w:lvl w:ilvl="5" w:tplc="37F8B6E8">
       <w:numFmt w:val="decimal"/>
       <w:lvlText w:val=""/>
       <w:lvlJc w:val="left"/>
     </w:lvl>
-    <w:lvl w:ilvl="6" w:tplc="FC780EDC">
+    <w:lvl w:ilvl="6" w:tplc="56963210">
       <w:numFmt w:val="decimal"/>
       <w:lvlText w:val=""/>
       <w:lvlJc w:val="left"/>
     </w:lvl>
-    <w:lvl w:ilvl="7" w:tplc="71C06FFC">
+    <w:lvl w:ilvl="7" w:tplc="105CD88A">
       <w:numFmt w:val="decimal"/>
       <w:lvlText w:val=""/>
       <w:lvlJc w:val="left"/>
     </w:lvl>
-    <w:lvl w:ilvl="8" w:tplc="9C98222A">
+    <w:lvl w:ilvl="8" w:tplc="C7AEE2BA">
       <w:numFmt w:val="decimal"/>
       <w:lvlText w:val=""/>
       <w:lvlJc w:val="left"/>
-    </w:lvl>
-  </w:abstractNum>
-  <w:abstractNum w:abstractNumId="8" w15:restartNumberingAfterBreak="0">
-    <w:nsid w:val="2AFC359B"/>
-    <w:multiLevelType w:val="hybridMultilevel"/>
-    <w:tmpl w:val="4EDE297C"/>
-    <w:lvl w:ilvl="0" w:tplc="E3409962">
-      <w:start w:val="1"/>
-      <w:numFmt w:val="bullet"/>
-      <w:lvlText w:val="●"/>
-      <w:lvlJc w:val="left"/>
-      <w:pPr>
-        <w:ind w:left="720" w:hanging="360"/>
-      </w:pPr>
-    </w:lvl>
-    <w:lvl w:ilvl="1" w:tplc="CE4A82DC">
-      <w:start w:val="1"/>
-      <w:numFmt w:val="bullet"/>
-      <w:lvlText w:val="○"/>
-      <w:lvlJc w:val="left"/>
-      <w:pPr>
-        <w:ind w:left="1440" w:hanging="360"/>
-      </w:pPr>
-    </w:lvl>
-    <w:lvl w:ilvl="2" w:tplc="A4060E26">
-      <w:start w:val="1"/>
-      <w:numFmt w:val="bullet"/>
-      <w:lvlText w:val="■"/>
-      <w:lvlJc w:val="left"/>
-      <w:pPr>
-        <w:ind w:left="2160" w:hanging="360"/>
-      </w:pPr>
-    </w:lvl>
-    <w:lvl w:ilvl="3" w:tplc="19505E3A">
-      <w:start w:val="1"/>
-      <w:numFmt w:val="bullet"/>
-      <w:lvlText w:val="●"/>
-      <w:lvlJc w:val="left"/>
-      <w:pPr>
-        <w:ind w:left="2880" w:hanging="360"/>
-      </w:pPr>
-    </w:lvl>
-    <w:lvl w:ilvl="4" w:tplc="3948CB1A">
-      <w:start w:val="1"/>
-      <w:numFmt w:val="bullet"/>
-      <w:lvlText w:val="○"/>
-      <w:lvlJc w:val="left"/>
-      <w:pPr>
-        <w:ind w:left="3600" w:hanging="360"/>
-      </w:pPr>
-    </w:lvl>
-    <w:lvl w:ilvl="5" w:tplc="32EA8D44">
-      <w:start w:val="1"/>
-      <w:numFmt w:val="bullet"/>
-      <w:lvlText w:val="■"/>
-      <w:lvlJc w:val="left"/>
-      <w:pPr>
-        <w:ind w:left="4320" w:hanging="360"/>
-      </w:pPr>
-    </w:lvl>
-    <w:lvl w:ilvl="6" w:tplc="EC3C788E">
-      <w:start w:val="1"/>
-      <w:numFmt w:val="bullet"/>
-      <w:lvlText w:val="●"/>
-      <w:lvlJc w:val="left"/>
-      <w:pPr>
-        <w:ind w:left="5040" w:hanging="360"/>
-      </w:pPr>
-    </w:lvl>
-    <w:lvl w:ilvl="7" w:tplc="45C036D4">
-      <w:start w:val="1"/>
-      <w:numFmt w:val="bullet"/>
-      <w:lvlText w:val="●"/>
-      <w:lvlJc w:val="left"/>
-      <w:pPr>
-        <w:ind w:left="5760" w:hanging="360"/>
-      </w:pPr>
-    </w:lvl>
-    <w:lvl w:ilvl="8" w:tplc="B39CE070">
-      <w:start w:val="1"/>
-      <w:numFmt w:val="bullet"/>
-      <w:lvlText w:val="●"/>
-      <w:lvlJc w:val="left"/>
-      <w:pPr>
-        <w:ind w:left="6480" w:hanging="360"/>
-      </w:pPr>
     </w:lvl>
   </w:abstractNum>
   <w:abstractNum w:abstractNumId="9" w15:restartNumberingAfterBreak="0">
-    <w:nsid w:val="35F53039"/>
+    <w:nsid w:val="308633BA"/>
     <w:multiLevelType w:val="hybridMultilevel"/>
-    <w:tmpl w:val="4DBC752C"/>
-    <w:lvl w:ilvl="0" w:tplc="B2B204B6">
+    <w:tmpl w:val="6BC288C0"/>
+    <w:lvl w:ilvl="0" w:tplc="8EEEB6EC">
       <w:start w:val="1"/>
       <w:numFmt w:val="decimal"/>
       <w:lvlText w:val="%1."/>
@@ -15036,52 +15008,52 @@
         <w:color w:val="A67C27"/>
       </w:rPr>
     </w:lvl>
-    <w:lvl w:ilvl="1" w:tplc="0B040C3A">
+    <w:lvl w:ilvl="1" w:tplc="13CA8B84">
       <w:numFmt w:val="decimal"/>
       <w:lvlText w:val=""/>
       <w:lvlJc w:val="left"/>
     </w:lvl>
-    <w:lvl w:ilvl="2" w:tplc="77D6E392">
+    <w:lvl w:ilvl="2" w:tplc="D61457B2">
       <w:numFmt w:val="decimal"/>
       <w:lvlText w:val=""/>
       <w:lvlJc w:val="left"/>
     </w:lvl>
-    <w:lvl w:ilvl="3" w:tplc="E5D48F7E">
+    <w:lvl w:ilvl="3" w:tplc="9BA0D266">
       <w:numFmt w:val="decimal"/>
       <w:lvlText w:val=""/>
       <w:lvlJc w:val="left"/>
     </w:lvl>
-    <w:lvl w:ilvl="4" w:tplc="3F1C86EE">
+    <w:lvl w:ilvl="4" w:tplc="3B48CD2E">
       <w:numFmt w:val="decimal"/>
       <w:lvlText w:val=""/>
       <w:lvlJc w:val="left"/>
     </w:lvl>
-    <w:lvl w:ilvl="5" w:tplc="C954553A">
+    <w:lvl w:ilvl="5" w:tplc="0004DA24">
       <w:numFmt w:val="decimal"/>
       <w:lvlText w:val=""/>
       <w:lvlJc w:val="left"/>
     </w:lvl>
-    <w:lvl w:ilvl="6" w:tplc="123CF3F4">
+    <w:lvl w:ilvl="6" w:tplc="33F0108C">
       <w:numFmt w:val="decimal"/>
       <w:lvlText w:val=""/>
       <w:lvlJc w:val="left"/>
     </w:lvl>
-    <w:lvl w:ilvl="7" w:tplc="577C862A">
+    <w:lvl w:ilvl="7" w:tplc="19E85DDC">
       <w:numFmt w:val="decimal"/>
       <w:lvlText w:val=""/>
       <w:lvlJc w:val="left"/>
     </w:lvl>
-    <w:lvl w:ilvl="8" w:tplc="7A0225BE">
+    <w:lvl w:ilvl="8" w:tplc="268AF8E2">
       <w:numFmt w:val="decimal"/>
       <w:lvlText w:val=""/>
       <w:lvlJc w:val="left"/>
     </w:lvl>
   </w:abstractNum>
   <w:abstractNum w:abstractNumId="10" w15:restartNumberingAfterBreak="0">
-    <w:nsid w:val="36D077B6"/>
+    <w:nsid w:val="311F4022"/>
     <w:multiLevelType w:val="hybridMultilevel"/>
-    <w:tmpl w:val="B24EDB74"/>
-    <w:lvl w:ilvl="0" w:tplc="B23E9C14">
+    <w:tmpl w:val="4FD61B86"/>
+    <w:lvl w:ilvl="0" w:tplc="6DE8E0A0">
       <w:start w:val="1"/>
       <w:numFmt w:val="decimal"/>
       <w:lvlText w:val="%1."/>
@@ -15095,110 +15067,52 @@
         <w:color w:val="A67C27"/>
       </w:rPr>
     </w:lvl>
-    <w:lvl w:ilvl="1" w:tplc="1D049B10">
+    <w:lvl w:ilvl="1" w:tplc="0B8EB9E2">
       <w:numFmt w:val="decimal"/>
       <w:lvlText w:val=""/>
       <w:lvlJc w:val="left"/>
     </w:lvl>
-    <w:lvl w:ilvl="2" w:tplc="4C24992E">
+    <w:lvl w:ilvl="2" w:tplc="C9A68EA2">
       <w:numFmt w:val="decimal"/>
       <w:lvlText w:val=""/>
       <w:lvlJc w:val="left"/>
     </w:lvl>
-    <w:lvl w:ilvl="3" w:tplc="115C556E">
+    <w:lvl w:ilvl="3" w:tplc="640489EA">
       <w:numFmt w:val="decimal"/>
       <w:lvlText w:val=""/>
       <w:lvlJc w:val="left"/>
     </w:lvl>
-    <w:lvl w:ilvl="4" w:tplc="BC7EB9BE">
+    <w:lvl w:ilvl="4" w:tplc="6C9AA8B0">
       <w:numFmt w:val="decimal"/>
       <w:lvlText w:val=""/>
       <w:lvlJc w:val="left"/>
     </w:lvl>
-    <w:lvl w:ilvl="5" w:tplc="38BE4418">
+    <w:lvl w:ilvl="5" w:tplc="D300321E">
       <w:numFmt w:val="decimal"/>
       <w:lvlText w:val=""/>
       <w:lvlJc w:val="left"/>
     </w:lvl>
-    <w:lvl w:ilvl="6" w:tplc="D80CDC82">
+    <w:lvl w:ilvl="6" w:tplc="096E3A5E">
       <w:numFmt w:val="decimal"/>
       <w:lvlText w:val=""/>
       <w:lvlJc w:val="left"/>
     </w:lvl>
-    <w:lvl w:ilvl="7" w:tplc="08AC2E04">
+    <w:lvl w:ilvl="7" w:tplc="78943AD8">
       <w:numFmt w:val="decimal"/>
       <w:lvlText w:val=""/>
       <w:lvlJc w:val="left"/>
     </w:lvl>
-    <w:lvl w:ilvl="8" w:tplc="9B76A646">
+    <w:lvl w:ilvl="8" w:tplc="CA62BF4A">
       <w:numFmt w:val="decimal"/>
       <w:lvlText w:val=""/>
       <w:lvlJc w:val="left"/>
     </w:lvl>
   </w:abstractNum>
   <w:abstractNum w:abstractNumId="11" w15:restartNumberingAfterBreak="0">
-    <w:nsid w:val="39605A6C"/>
+    <w:nsid w:val="3EE5185B"/>
     <w:multiLevelType w:val="hybridMultilevel"/>
-    <w:tmpl w:val="71427C2C"/>
-    <w:lvl w:ilvl="0" w:tplc="1EF8949E">
-      <w:start w:val="1"/>
-      <w:numFmt w:val="bullet"/>
-      <w:lvlText w:val="•"/>
-      <w:lvlJc w:val="left"/>
-      <w:pPr>
-        <w:ind w:left="460" w:hanging="280"/>
-      </w:pPr>
-    </w:lvl>
-    <w:lvl w:ilvl="1" w:tplc="EA76723E">
-      <w:start w:val="1"/>
-      <w:numFmt w:val="bullet"/>
-      <w:lvlText w:val="–"/>
-      <w:lvlJc w:val="left"/>
-      <w:pPr>
-        <w:ind w:left="900" w:hanging="280"/>
-      </w:pPr>
-    </w:lvl>
-    <w:lvl w:ilvl="2" w:tplc="2BC0DA7C">
-      <w:numFmt w:val="decimal"/>
-      <w:lvlText w:val=""/>
-      <w:lvlJc w:val="left"/>
-    </w:lvl>
-    <w:lvl w:ilvl="3" w:tplc="86088474">
-      <w:numFmt w:val="decimal"/>
-      <w:lvlText w:val=""/>
-      <w:lvlJc w:val="left"/>
-    </w:lvl>
-    <w:lvl w:ilvl="4" w:tplc="EB24812A">
-      <w:numFmt w:val="decimal"/>
-      <w:lvlText w:val=""/>
-      <w:lvlJc w:val="left"/>
-    </w:lvl>
-    <w:lvl w:ilvl="5" w:tplc="C106913C">
-      <w:numFmt w:val="decimal"/>
-      <w:lvlText w:val=""/>
-      <w:lvlJc w:val="left"/>
-    </w:lvl>
-    <w:lvl w:ilvl="6" w:tplc="30A24828">
-      <w:numFmt w:val="decimal"/>
-      <w:lvlText w:val=""/>
-      <w:lvlJc w:val="left"/>
-    </w:lvl>
-    <w:lvl w:ilvl="7" w:tplc="9A3A3F6C">
-      <w:numFmt w:val="decimal"/>
-      <w:lvlText w:val=""/>
-      <w:lvlJc w:val="left"/>
-    </w:lvl>
-    <w:lvl w:ilvl="8" w:tplc="9A1479A0">
-      <w:numFmt w:val="decimal"/>
-      <w:lvlText w:val=""/>
-      <w:lvlJc w:val="left"/>
-    </w:lvl>
-  </w:abstractNum>
-  <w:abstractNum w:abstractNumId="12" w15:restartNumberingAfterBreak="0">
-    <w:nsid w:val="46451ADD"/>
-    <w:multiLevelType w:val="hybridMultilevel"/>
-    <w:tmpl w:val="6E3A00CC"/>
-    <w:lvl w:ilvl="0" w:tplc="FCCCB558">
+    <w:tmpl w:val="275EA6E2"/>
+    <w:lvl w:ilvl="0" w:tplc="B1465248">
       <w:start w:val="1"/>
       <w:numFmt w:val="decimal"/>
       <w:lvlText w:val="%1."/>
@@ -15212,52 +15126,52 @@
         <w:color w:val="A67C27"/>
       </w:rPr>
     </w:lvl>
-    <w:lvl w:ilvl="1" w:tplc="8736BEDC">
+    <w:lvl w:ilvl="1" w:tplc="01E4049C">
       <w:numFmt w:val="decimal"/>
       <w:lvlText w:val=""/>
       <w:lvlJc w:val="left"/>
     </w:lvl>
-    <w:lvl w:ilvl="2" w:tplc="A48ADB7E">
+    <w:lvl w:ilvl="2" w:tplc="4142D842">
       <w:numFmt w:val="decimal"/>
       <w:lvlText w:val=""/>
       <w:lvlJc w:val="left"/>
     </w:lvl>
-    <w:lvl w:ilvl="3" w:tplc="21449A96">
+    <w:lvl w:ilvl="3" w:tplc="E4288074">
       <w:numFmt w:val="decimal"/>
       <w:lvlText w:val=""/>
       <w:lvlJc w:val="left"/>
     </w:lvl>
-    <w:lvl w:ilvl="4" w:tplc="D7624D1E">
+    <w:lvl w:ilvl="4" w:tplc="68A87516">
       <w:numFmt w:val="decimal"/>
       <w:lvlText w:val=""/>
       <w:lvlJc w:val="left"/>
     </w:lvl>
-    <w:lvl w:ilvl="5" w:tplc="0B7AA79E">
+    <w:lvl w:ilvl="5" w:tplc="2BB6326C">
       <w:numFmt w:val="decimal"/>
       <w:lvlText w:val=""/>
       <w:lvlJc w:val="left"/>
     </w:lvl>
-    <w:lvl w:ilvl="6" w:tplc="0B843C54">
+    <w:lvl w:ilvl="6" w:tplc="C08651C2">
       <w:numFmt w:val="decimal"/>
       <w:lvlText w:val=""/>
       <w:lvlJc w:val="left"/>
     </w:lvl>
-    <w:lvl w:ilvl="7" w:tplc="EA1CF5C6">
+    <w:lvl w:ilvl="7" w:tplc="FA960A3A">
       <w:numFmt w:val="decimal"/>
       <w:lvlText w:val=""/>
       <w:lvlJc w:val="left"/>
     </w:lvl>
-    <w:lvl w:ilvl="8" w:tplc="5F1E8A70">
+    <w:lvl w:ilvl="8" w:tplc="A3A45800">
       <w:numFmt w:val="decimal"/>
       <w:lvlText w:val=""/>
       <w:lvlJc w:val="left"/>
     </w:lvl>
   </w:abstractNum>
-  <w:abstractNum w:abstractNumId="13" w15:restartNumberingAfterBreak="0">
-    <w:nsid w:val="49D93D59"/>
+  <w:abstractNum w:abstractNumId="12" w15:restartNumberingAfterBreak="0">
+    <w:nsid w:val="3FC70479"/>
     <w:multiLevelType w:val="hybridMultilevel"/>
-    <w:tmpl w:val="991C5916"/>
-    <w:lvl w:ilvl="0" w:tplc="361C5900">
+    <w:tmpl w:val="ADB0C592"/>
+    <w:lvl w:ilvl="0" w:tplc="15827146">
       <w:start w:val="1"/>
       <w:numFmt w:val="decimal"/>
       <w:lvlText w:val="%1."/>
@@ -15271,52 +15185,52 @@
         <w:color w:val="A67C27"/>
       </w:rPr>
     </w:lvl>
-    <w:lvl w:ilvl="1" w:tplc="F080E2A6">
+    <w:lvl w:ilvl="1" w:tplc="1D386F08">
       <w:numFmt w:val="decimal"/>
       <w:lvlText w:val=""/>
       <w:lvlJc w:val="left"/>
     </w:lvl>
-    <w:lvl w:ilvl="2" w:tplc="801AF202">
+    <w:lvl w:ilvl="2" w:tplc="0532C574">
       <w:numFmt w:val="decimal"/>
       <w:lvlText w:val=""/>
       <w:lvlJc w:val="left"/>
     </w:lvl>
-    <w:lvl w:ilvl="3" w:tplc="CFC69EDE">
+    <w:lvl w:ilvl="3" w:tplc="796459DA">
       <w:numFmt w:val="decimal"/>
       <w:lvlText w:val=""/>
       <w:lvlJc w:val="left"/>
     </w:lvl>
-    <w:lvl w:ilvl="4" w:tplc="4CB07ADE">
+    <w:lvl w:ilvl="4" w:tplc="9C84E2CA">
       <w:numFmt w:val="decimal"/>
       <w:lvlText w:val=""/>
       <w:lvlJc w:val="left"/>
     </w:lvl>
-    <w:lvl w:ilvl="5" w:tplc="06265698">
+    <w:lvl w:ilvl="5" w:tplc="E52C69E4">
       <w:numFmt w:val="decimal"/>
       <w:lvlText w:val=""/>
       <w:lvlJc w:val="left"/>
     </w:lvl>
-    <w:lvl w:ilvl="6" w:tplc="932806B4">
+    <w:lvl w:ilvl="6" w:tplc="A724A8AE">
       <w:numFmt w:val="decimal"/>
       <w:lvlText w:val=""/>
       <w:lvlJc w:val="left"/>
     </w:lvl>
-    <w:lvl w:ilvl="7" w:tplc="87F8CC58">
+    <w:lvl w:ilvl="7" w:tplc="ACACB88A">
       <w:numFmt w:val="decimal"/>
       <w:lvlText w:val=""/>
       <w:lvlJc w:val="left"/>
     </w:lvl>
-    <w:lvl w:ilvl="8" w:tplc="03CA97B2">
+    <w:lvl w:ilvl="8" w:tplc="134CCFDA">
       <w:numFmt w:val="decimal"/>
       <w:lvlText w:val=""/>
       <w:lvlJc w:val="left"/>
     </w:lvl>
   </w:abstractNum>
-  <w:abstractNum w:abstractNumId="14" w15:restartNumberingAfterBreak="0">
-    <w:nsid w:val="4E695A6E"/>
+  <w:abstractNum w:abstractNumId="13" w15:restartNumberingAfterBreak="0">
+    <w:nsid w:val="56DF7E58"/>
     <w:multiLevelType w:val="hybridMultilevel"/>
-    <w:tmpl w:val="D5EA162E"/>
-    <w:lvl w:ilvl="0" w:tplc="5162991C">
+    <w:tmpl w:val="6EF055C0"/>
+    <w:lvl w:ilvl="0" w:tplc="3D369C6A">
       <w:start w:val="1"/>
       <w:numFmt w:val="decimal"/>
       <w:lvlText w:val="%1."/>
@@ -15330,52 +15244,52 @@
         <w:color w:val="A67C27"/>
       </w:rPr>
     </w:lvl>
-    <w:lvl w:ilvl="1" w:tplc="516C0620">
+    <w:lvl w:ilvl="1" w:tplc="21B6A68E">
       <w:numFmt w:val="decimal"/>
       <w:lvlText w:val=""/>
       <w:lvlJc w:val="left"/>
     </w:lvl>
-    <w:lvl w:ilvl="2" w:tplc="56427E4A">
+    <w:lvl w:ilvl="2" w:tplc="41328C3A">
       <w:numFmt w:val="decimal"/>
       <w:lvlText w:val=""/>
       <w:lvlJc w:val="left"/>
     </w:lvl>
-    <w:lvl w:ilvl="3" w:tplc="446A0F8E">
+    <w:lvl w:ilvl="3" w:tplc="0D468816">
       <w:numFmt w:val="decimal"/>
       <w:lvlText w:val=""/>
       <w:lvlJc w:val="left"/>
     </w:lvl>
-    <w:lvl w:ilvl="4" w:tplc="1F72B56A">
+    <w:lvl w:ilvl="4" w:tplc="3AD43080">
       <w:numFmt w:val="decimal"/>
       <w:lvlText w:val=""/>
       <w:lvlJc w:val="left"/>
     </w:lvl>
-    <w:lvl w:ilvl="5" w:tplc="3BDE0A1C">
+    <w:lvl w:ilvl="5" w:tplc="E842B95C">
       <w:numFmt w:val="decimal"/>
       <w:lvlText w:val=""/>
       <w:lvlJc w:val="left"/>
     </w:lvl>
-    <w:lvl w:ilvl="6" w:tplc="2A4027F8">
+    <w:lvl w:ilvl="6" w:tplc="B4A4AD20">
       <w:numFmt w:val="decimal"/>
       <w:lvlText w:val=""/>
       <w:lvlJc w:val="left"/>
     </w:lvl>
-    <w:lvl w:ilvl="7" w:tplc="BFC2FD98">
+    <w:lvl w:ilvl="7" w:tplc="4606D048">
       <w:numFmt w:val="decimal"/>
       <w:lvlText w:val=""/>
       <w:lvlJc w:val="left"/>
     </w:lvl>
-    <w:lvl w:ilvl="8" w:tplc="3E42F734">
+    <w:lvl w:ilvl="8" w:tplc="EDBA8C0A">
       <w:numFmt w:val="decimal"/>
       <w:lvlText w:val=""/>
       <w:lvlJc w:val="left"/>
     </w:lvl>
   </w:abstractNum>
-  <w:abstractNum w:abstractNumId="15" w15:restartNumberingAfterBreak="0">
-    <w:nsid w:val="52C177E9"/>
+  <w:abstractNum w:abstractNumId="14" w15:restartNumberingAfterBreak="0">
+    <w:nsid w:val="57174BFB"/>
     <w:multiLevelType w:val="hybridMultilevel"/>
-    <w:tmpl w:val="EA56A99A"/>
-    <w:lvl w:ilvl="0" w:tplc="218C7222">
+    <w:tmpl w:val="55588CD2"/>
+    <w:lvl w:ilvl="0" w:tplc="D80E21AC">
       <w:start w:val="1"/>
       <w:numFmt w:val="decimal"/>
       <w:lvlText w:val="%1."/>
@@ -15389,52 +15303,52 @@
         <w:color w:val="A67C27"/>
       </w:rPr>
     </w:lvl>
-    <w:lvl w:ilvl="1" w:tplc="FCDE8660">
+    <w:lvl w:ilvl="1" w:tplc="4CA84D20">
       <w:numFmt w:val="decimal"/>
       <w:lvlText w:val=""/>
       <w:lvlJc w:val="left"/>
     </w:lvl>
-    <w:lvl w:ilvl="2" w:tplc="8FEAAC38">
+    <w:lvl w:ilvl="2" w:tplc="28C45DD0">
       <w:numFmt w:val="decimal"/>
       <w:lvlText w:val=""/>
       <w:lvlJc w:val="left"/>
     </w:lvl>
-    <w:lvl w:ilvl="3" w:tplc="954C072C">
+    <w:lvl w:ilvl="3" w:tplc="6D8058F8">
       <w:numFmt w:val="decimal"/>
       <w:lvlText w:val=""/>
       <w:lvlJc w:val="left"/>
     </w:lvl>
-    <w:lvl w:ilvl="4" w:tplc="651EAB1E">
+    <w:lvl w:ilvl="4" w:tplc="783AB8DC">
       <w:numFmt w:val="decimal"/>
       <w:lvlText w:val=""/>
       <w:lvlJc w:val="left"/>
     </w:lvl>
-    <w:lvl w:ilvl="5" w:tplc="22A69D84">
+    <w:lvl w:ilvl="5" w:tplc="64B61212">
       <w:numFmt w:val="decimal"/>
       <w:lvlText w:val=""/>
       <w:lvlJc w:val="left"/>
     </w:lvl>
-    <w:lvl w:ilvl="6" w:tplc="40D6C486">
+    <w:lvl w:ilvl="6" w:tplc="8B0CF664">
       <w:numFmt w:val="decimal"/>
       <w:lvlText w:val=""/>
       <w:lvlJc w:val="left"/>
     </w:lvl>
-    <w:lvl w:ilvl="7" w:tplc="E1762554">
+    <w:lvl w:ilvl="7" w:tplc="DB12F15E">
       <w:numFmt w:val="decimal"/>
       <w:lvlText w:val=""/>
       <w:lvlJc w:val="left"/>
     </w:lvl>
-    <w:lvl w:ilvl="8" w:tplc="7FAA2888">
+    <w:lvl w:ilvl="8" w:tplc="49AEFC68">
       <w:numFmt w:val="decimal"/>
       <w:lvlText w:val=""/>
       <w:lvlJc w:val="left"/>
     </w:lvl>
   </w:abstractNum>
-  <w:abstractNum w:abstractNumId="16" w15:restartNumberingAfterBreak="0">
-    <w:nsid w:val="52DC7E01"/>
+  <w:abstractNum w:abstractNumId="15" w15:restartNumberingAfterBreak="0">
+    <w:nsid w:val="5CFA2C23"/>
     <w:multiLevelType w:val="hybridMultilevel"/>
-    <w:tmpl w:val="6A06D1AC"/>
-    <w:lvl w:ilvl="0" w:tplc="42DC6220">
+    <w:tmpl w:val="119E5ABC"/>
+    <w:lvl w:ilvl="0" w:tplc="56881626">
       <w:start w:val="1"/>
       <w:numFmt w:val="decimal"/>
       <w:lvlText w:val="%1."/>
@@ -15448,52 +15362,52 @@
         <w:color w:val="A67C27"/>
       </w:rPr>
     </w:lvl>
-    <w:lvl w:ilvl="1" w:tplc="D3E6D116">
+    <w:lvl w:ilvl="1" w:tplc="27C07CE0">
       <w:numFmt w:val="decimal"/>
       <w:lvlText w:val=""/>
       <w:lvlJc w:val="left"/>
     </w:lvl>
-    <w:lvl w:ilvl="2" w:tplc="BE4AAB80">
+    <w:lvl w:ilvl="2" w:tplc="1F5C7046">
       <w:numFmt w:val="decimal"/>
       <w:lvlText w:val=""/>
       <w:lvlJc w:val="left"/>
     </w:lvl>
-    <w:lvl w:ilvl="3" w:tplc="D69CB240">
+    <w:lvl w:ilvl="3" w:tplc="9C62F3EA">
       <w:numFmt w:val="decimal"/>
       <w:lvlText w:val=""/>
       <w:lvlJc w:val="left"/>
     </w:lvl>
-    <w:lvl w:ilvl="4" w:tplc="E56AB16C">
+    <w:lvl w:ilvl="4" w:tplc="1AEC58EC">
       <w:numFmt w:val="decimal"/>
       <w:lvlText w:val=""/>
       <w:lvlJc w:val="left"/>
     </w:lvl>
-    <w:lvl w:ilvl="5" w:tplc="E8743FBA">
+    <w:lvl w:ilvl="5" w:tplc="BE0A1D6A">
       <w:numFmt w:val="decimal"/>
       <w:lvlText w:val=""/>
       <w:lvlJc w:val="left"/>
     </w:lvl>
-    <w:lvl w:ilvl="6" w:tplc="1EACF734">
+    <w:lvl w:ilvl="6" w:tplc="CB62F588">
       <w:numFmt w:val="decimal"/>
       <w:lvlText w:val=""/>
       <w:lvlJc w:val="left"/>
     </w:lvl>
-    <w:lvl w:ilvl="7" w:tplc="27FE9092">
+    <w:lvl w:ilvl="7" w:tplc="E6F49DAA">
       <w:numFmt w:val="decimal"/>
       <w:lvlText w:val=""/>
       <w:lvlJc w:val="left"/>
     </w:lvl>
-    <w:lvl w:ilvl="8" w:tplc="B4046BE0">
+    <w:lvl w:ilvl="8" w:tplc="0F6E365A">
       <w:numFmt w:val="decimal"/>
       <w:lvlText w:val=""/>
       <w:lvlJc w:val="left"/>
     </w:lvl>
   </w:abstractNum>
-  <w:abstractNum w:abstractNumId="17" w15:restartNumberingAfterBreak="0">
-    <w:nsid w:val="5BB75702"/>
+  <w:abstractNum w:abstractNumId="16" w15:restartNumberingAfterBreak="0">
+    <w:nsid w:val="6696564F"/>
     <w:multiLevelType w:val="hybridMultilevel"/>
-    <w:tmpl w:val="4B20987E"/>
-    <w:lvl w:ilvl="0" w:tplc="A81CB6F8">
+    <w:tmpl w:val="CCFA4E66"/>
+    <w:lvl w:ilvl="0" w:tplc="20F0FF62">
       <w:start w:val="1"/>
       <w:numFmt w:val="decimal"/>
       <w:lvlText w:val="%1."/>
@@ -15507,52 +15421,52 @@
         <w:color w:val="A67C27"/>
       </w:rPr>
     </w:lvl>
-    <w:lvl w:ilvl="1" w:tplc="C1CEA00A">
+    <w:lvl w:ilvl="1" w:tplc="15327B44">
       <w:numFmt w:val="decimal"/>
       <w:lvlText w:val=""/>
       <w:lvlJc w:val="left"/>
     </w:lvl>
-    <w:lvl w:ilvl="2" w:tplc="3F086C02">
+    <w:lvl w:ilvl="2" w:tplc="83DAA9DA">
       <w:numFmt w:val="decimal"/>
       <w:lvlText w:val=""/>
       <w:lvlJc w:val="left"/>
     </w:lvl>
-    <w:lvl w:ilvl="3" w:tplc="F2D8D616">
+    <w:lvl w:ilvl="3" w:tplc="B998A7C2">
       <w:numFmt w:val="decimal"/>
       <w:lvlText w:val=""/>
       <w:lvlJc w:val="left"/>
     </w:lvl>
-    <w:lvl w:ilvl="4" w:tplc="B0A681AC">
+    <w:lvl w:ilvl="4" w:tplc="35566B5E">
       <w:numFmt w:val="decimal"/>
       <w:lvlText w:val=""/>
       <w:lvlJc w:val="left"/>
     </w:lvl>
-    <w:lvl w:ilvl="5" w:tplc="46F479AA">
+    <w:lvl w:ilvl="5" w:tplc="96D28C38">
       <w:numFmt w:val="decimal"/>
       <w:lvlText w:val=""/>
       <w:lvlJc w:val="left"/>
     </w:lvl>
-    <w:lvl w:ilvl="6" w:tplc="EFF4086E">
+    <w:lvl w:ilvl="6" w:tplc="B7DA9C30">
       <w:numFmt w:val="decimal"/>
       <w:lvlText w:val=""/>
       <w:lvlJc w:val="left"/>
     </w:lvl>
-    <w:lvl w:ilvl="7" w:tplc="D220BAFC">
+    <w:lvl w:ilvl="7" w:tplc="87F8CF3A">
       <w:numFmt w:val="decimal"/>
       <w:lvlText w:val=""/>
       <w:lvlJc w:val="left"/>
     </w:lvl>
-    <w:lvl w:ilvl="8" w:tplc="CE343DE4">
+    <w:lvl w:ilvl="8" w:tplc="654EBFFC">
       <w:numFmt w:val="decimal"/>
       <w:lvlText w:val=""/>
       <w:lvlJc w:val="left"/>
     </w:lvl>
   </w:abstractNum>
-  <w:abstractNum w:abstractNumId="18" w15:restartNumberingAfterBreak="0">
-    <w:nsid w:val="658915E6"/>
+  <w:abstractNum w:abstractNumId="17" w15:restartNumberingAfterBreak="0">
+    <w:nsid w:val="66DC51A1"/>
     <w:multiLevelType w:val="hybridMultilevel"/>
-    <w:tmpl w:val="A00C6750"/>
-    <w:lvl w:ilvl="0" w:tplc="CA1E97AC">
+    <w:tmpl w:val="920EA816"/>
+    <w:lvl w:ilvl="0" w:tplc="C2780360">
       <w:start w:val="1"/>
       <w:numFmt w:val="decimal"/>
       <w:lvlText w:val="%1."/>
@@ -15566,52 +15480,52 @@
         <w:color w:val="A67C27"/>
       </w:rPr>
     </w:lvl>
-    <w:lvl w:ilvl="1" w:tplc="2F52B8F6">
+    <w:lvl w:ilvl="1" w:tplc="DEA276CA">
       <w:numFmt w:val="decimal"/>
       <w:lvlText w:val=""/>
       <w:lvlJc w:val="left"/>
     </w:lvl>
-    <w:lvl w:ilvl="2" w:tplc="5B02E490">
+    <w:lvl w:ilvl="2" w:tplc="8632BBBE">
       <w:numFmt w:val="decimal"/>
       <w:lvlText w:val=""/>
       <w:lvlJc w:val="left"/>
     </w:lvl>
-    <w:lvl w:ilvl="3" w:tplc="F22419EC">
+    <w:lvl w:ilvl="3" w:tplc="0F92B90C">
       <w:numFmt w:val="decimal"/>
       <w:lvlText w:val=""/>
       <w:lvlJc w:val="left"/>
     </w:lvl>
-    <w:lvl w:ilvl="4" w:tplc="EDEAECD2">
+    <w:lvl w:ilvl="4" w:tplc="7AF0E664">
       <w:numFmt w:val="decimal"/>
       <w:lvlText w:val=""/>
       <w:lvlJc w:val="left"/>
     </w:lvl>
-    <w:lvl w:ilvl="5" w:tplc="EC8ECC1A">
+    <w:lvl w:ilvl="5" w:tplc="16808FF8">
       <w:numFmt w:val="decimal"/>
       <w:lvlText w:val=""/>
       <w:lvlJc w:val="left"/>
     </w:lvl>
-    <w:lvl w:ilvl="6" w:tplc="AB7EB3A8">
+    <w:lvl w:ilvl="6" w:tplc="B7164AA6">
       <w:numFmt w:val="decimal"/>
       <w:lvlText w:val=""/>
       <w:lvlJc w:val="left"/>
     </w:lvl>
-    <w:lvl w:ilvl="7" w:tplc="CE92571A">
+    <w:lvl w:ilvl="7" w:tplc="18689242">
       <w:numFmt w:val="decimal"/>
       <w:lvlText w:val=""/>
       <w:lvlJc w:val="left"/>
     </w:lvl>
-    <w:lvl w:ilvl="8" w:tplc="E34C74F2">
+    <w:lvl w:ilvl="8" w:tplc="96328F6A">
       <w:numFmt w:val="decimal"/>
       <w:lvlText w:val=""/>
       <w:lvlJc w:val="left"/>
     </w:lvl>
   </w:abstractNum>
-  <w:abstractNum w:abstractNumId="19" w15:restartNumberingAfterBreak="0">
-    <w:nsid w:val="69035E05"/>
+  <w:abstractNum w:abstractNumId="18" w15:restartNumberingAfterBreak="0">
+    <w:nsid w:val="672132FB"/>
     <w:multiLevelType w:val="hybridMultilevel"/>
-    <w:tmpl w:val="685A9BB0"/>
-    <w:lvl w:ilvl="0" w:tplc="52503D8E">
+    <w:tmpl w:val="1988DED4"/>
+    <w:lvl w:ilvl="0" w:tplc="EB70AEBA">
       <w:start w:val="1"/>
       <w:numFmt w:val="decimal"/>
       <w:lvlText w:val="%1."/>
@@ -15625,52 +15539,52 @@
         <w:color w:val="A67C27"/>
       </w:rPr>
     </w:lvl>
-    <w:lvl w:ilvl="1" w:tplc="ED1847C2">
+    <w:lvl w:ilvl="1" w:tplc="AD60C6A6">
       <w:numFmt w:val="decimal"/>
       <w:lvlText w:val=""/>
       <w:lvlJc w:val="left"/>
     </w:lvl>
-    <w:lvl w:ilvl="2" w:tplc="4FCA613A">
+    <w:lvl w:ilvl="2" w:tplc="4A448868">
       <w:numFmt w:val="decimal"/>
       <w:lvlText w:val=""/>
       <w:lvlJc w:val="left"/>
     </w:lvl>
-    <w:lvl w:ilvl="3" w:tplc="5BD21556">
+    <w:lvl w:ilvl="3" w:tplc="60868370">
       <w:numFmt w:val="decimal"/>
       <w:lvlText w:val=""/>
       <w:lvlJc w:val="left"/>
     </w:lvl>
-    <w:lvl w:ilvl="4" w:tplc="E9E24A20">
+    <w:lvl w:ilvl="4" w:tplc="F8126E80">
       <w:numFmt w:val="decimal"/>
       <w:lvlText w:val=""/>
       <w:lvlJc w:val="left"/>
     </w:lvl>
-    <w:lvl w:ilvl="5" w:tplc="173837F4">
+    <w:lvl w:ilvl="5" w:tplc="9D5ECB5E">
       <w:numFmt w:val="decimal"/>
       <w:lvlText w:val=""/>
       <w:lvlJc w:val="left"/>
     </w:lvl>
-    <w:lvl w:ilvl="6" w:tplc="EE5A8F4C">
+    <w:lvl w:ilvl="6" w:tplc="5F9E8E24">
       <w:numFmt w:val="decimal"/>
       <w:lvlText w:val=""/>
       <w:lvlJc w:val="left"/>
     </w:lvl>
-    <w:lvl w:ilvl="7" w:tplc="E2EAD36A">
+    <w:lvl w:ilvl="7" w:tplc="79E014E0">
       <w:numFmt w:val="decimal"/>
       <w:lvlText w:val=""/>
       <w:lvlJc w:val="left"/>
     </w:lvl>
-    <w:lvl w:ilvl="8" w:tplc="2BB65638">
+    <w:lvl w:ilvl="8" w:tplc="1DBAAD44">
       <w:numFmt w:val="decimal"/>
       <w:lvlText w:val=""/>
       <w:lvlJc w:val="left"/>
     </w:lvl>
   </w:abstractNum>
-  <w:abstractNum w:abstractNumId="20" w15:restartNumberingAfterBreak="0">
-    <w:nsid w:val="6F1E25AB"/>
+  <w:abstractNum w:abstractNumId="19" w15:restartNumberingAfterBreak="0">
+    <w:nsid w:val="6D6F15F4"/>
     <w:multiLevelType w:val="hybridMultilevel"/>
-    <w:tmpl w:val="8D4883B0"/>
-    <w:lvl w:ilvl="0" w:tplc="80FA900C">
+    <w:tmpl w:val="A8C4FAAE"/>
+    <w:lvl w:ilvl="0" w:tplc="A3AC72D2">
       <w:start w:val="1"/>
       <w:numFmt w:val="decimal"/>
       <w:lvlText w:val="%1."/>
@@ -15684,52 +15598,138 @@
         <w:color w:val="A67C27"/>
       </w:rPr>
     </w:lvl>
-    <w:lvl w:ilvl="1" w:tplc="C88AF7DC">
+    <w:lvl w:ilvl="1" w:tplc="7204A43A">
       <w:numFmt w:val="decimal"/>
       <w:lvlText w:val=""/>
       <w:lvlJc w:val="left"/>
     </w:lvl>
-    <w:lvl w:ilvl="2" w:tplc="5BFA22C0">
+    <w:lvl w:ilvl="2" w:tplc="D8C0E846">
       <w:numFmt w:val="decimal"/>
       <w:lvlText w:val=""/>
       <w:lvlJc w:val="left"/>
     </w:lvl>
-    <w:lvl w:ilvl="3" w:tplc="8FC2890C">
+    <w:lvl w:ilvl="3" w:tplc="66B2375C">
       <w:numFmt w:val="decimal"/>
       <w:lvlText w:val=""/>
       <w:lvlJc w:val="left"/>
     </w:lvl>
-    <w:lvl w:ilvl="4" w:tplc="FAB0DA68">
+    <w:lvl w:ilvl="4" w:tplc="248217C6">
       <w:numFmt w:val="decimal"/>
       <w:lvlText w:val=""/>
       <w:lvlJc w:val="left"/>
     </w:lvl>
-    <w:lvl w:ilvl="5" w:tplc="62AAA9CA">
+    <w:lvl w:ilvl="5" w:tplc="5A84EB32">
       <w:numFmt w:val="decimal"/>
       <w:lvlText w:val=""/>
       <w:lvlJc w:val="left"/>
     </w:lvl>
-    <w:lvl w:ilvl="6" w:tplc="493E2CBC">
+    <w:lvl w:ilvl="6" w:tplc="733E7AF6">
       <w:numFmt w:val="decimal"/>
       <w:lvlText w:val=""/>
       <w:lvlJc w:val="left"/>
     </w:lvl>
-    <w:lvl w:ilvl="7" w:tplc="7090E3A2">
+    <w:lvl w:ilvl="7" w:tplc="C3E84266">
       <w:numFmt w:val="decimal"/>
       <w:lvlText w:val=""/>
       <w:lvlJc w:val="left"/>
     </w:lvl>
-    <w:lvl w:ilvl="8" w:tplc="61CAED30">
+    <w:lvl w:ilvl="8" w:tplc="9516EEC0">
       <w:numFmt w:val="decimal"/>
       <w:lvlText w:val=""/>
       <w:lvlJc w:val="left"/>
+    </w:lvl>
+  </w:abstractNum>
+  <w:abstractNum w:abstractNumId="20" w15:restartNumberingAfterBreak="0">
+    <w:nsid w:val="7188337E"/>
+    <w:multiLevelType w:val="hybridMultilevel"/>
+    <w:tmpl w:val="2FD42CB8"/>
+    <w:lvl w:ilvl="0" w:tplc="1BACF6CA">
+      <w:start w:val="1"/>
+      <w:numFmt w:val="bullet"/>
+      <w:lvlText w:val="●"/>
+      <w:lvlJc w:val="left"/>
+      <w:pPr>
+        <w:ind w:left="720" w:hanging="360"/>
+      </w:pPr>
+    </w:lvl>
+    <w:lvl w:ilvl="1" w:tplc="2F2CF890">
+      <w:start w:val="1"/>
+      <w:numFmt w:val="bullet"/>
+      <w:lvlText w:val="○"/>
+      <w:lvlJc w:val="left"/>
+      <w:pPr>
+        <w:ind w:left="1440" w:hanging="360"/>
+      </w:pPr>
+    </w:lvl>
+    <w:lvl w:ilvl="2" w:tplc="71BEF764">
+      <w:start w:val="1"/>
+      <w:numFmt w:val="bullet"/>
+      <w:lvlText w:val="■"/>
+      <w:lvlJc w:val="left"/>
+      <w:pPr>
+        <w:ind w:left="2160" w:hanging="360"/>
+      </w:pPr>
+    </w:lvl>
+    <w:lvl w:ilvl="3" w:tplc="77240552">
+      <w:start w:val="1"/>
+      <w:numFmt w:val="bullet"/>
+      <w:lvlText w:val="●"/>
+      <w:lvlJc w:val="left"/>
+      <w:pPr>
+        <w:ind w:left="2880" w:hanging="360"/>
+      </w:pPr>
+    </w:lvl>
+    <w:lvl w:ilvl="4" w:tplc="7BBC5D98">
+      <w:start w:val="1"/>
+      <w:numFmt w:val="bullet"/>
+      <w:lvlText w:val="○"/>
+      <w:lvlJc w:val="left"/>
+      <w:pPr>
+        <w:ind w:left="3600" w:hanging="360"/>
+      </w:pPr>
+    </w:lvl>
+    <w:lvl w:ilvl="5" w:tplc="1FBA96BE">
+      <w:start w:val="1"/>
+      <w:numFmt w:val="bullet"/>
+      <w:lvlText w:val="■"/>
+      <w:lvlJc w:val="left"/>
+      <w:pPr>
+        <w:ind w:left="4320" w:hanging="360"/>
+      </w:pPr>
+    </w:lvl>
+    <w:lvl w:ilvl="6" w:tplc="742C20A2">
+      <w:start w:val="1"/>
+      <w:numFmt w:val="bullet"/>
+      <w:lvlText w:val="●"/>
+      <w:lvlJc w:val="left"/>
+      <w:pPr>
+        <w:ind w:left="5040" w:hanging="360"/>
+      </w:pPr>
+    </w:lvl>
+    <w:lvl w:ilvl="7" w:tplc="727095A4">
+      <w:start w:val="1"/>
+      <w:numFmt w:val="bullet"/>
+      <w:lvlText w:val="●"/>
+      <w:lvlJc w:val="left"/>
+      <w:pPr>
+        <w:ind w:left="5760" w:hanging="360"/>
+      </w:pPr>
+    </w:lvl>
+    <w:lvl w:ilvl="8" w:tplc="4B94D258">
+      <w:start w:val="1"/>
+      <w:numFmt w:val="bullet"/>
+      <w:lvlText w:val="●"/>
+      <w:lvlJc w:val="left"/>
+      <w:pPr>
+        <w:ind w:left="6480" w:hanging="360"/>
+      </w:pPr>
     </w:lvl>
   </w:abstractNum>
   <w:abstractNum w:abstractNumId="21" w15:restartNumberingAfterBreak="0">
-    <w:nsid w:val="704B3AB4"/>
+    <w:nsid w:val="762B0FAF"/>
     <w:multiLevelType w:val="hybridMultilevel"/>
-    <w:tmpl w:val="AABEAB48"/>
-    <w:lvl w:ilvl="0" w:tplc="7B12D9DE">
+    <w:tmpl w:val="C7802F84"/>
+    <w:lvl w:ilvl="0" w:tplc="3CB67138">
       <w:start w:val="1"/>
       <w:numFmt w:val="decimal"/>
       <w:lvlText w:val="%1."/>
@@ -15743,175 +15743,175 @@
         <w:color w:val="A67C27"/>
       </w:rPr>
     </w:lvl>
-    <w:lvl w:ilvl="1" w:tplc="9AA07218">
+    <w:lvl w:ilvl="1" w:tplc="D3D638F0">
       <w:numFmt w:val="decimal"/>
       <w:lvlText w:val=""/>
       <w:lvlJc w:val="left"/>
     </w:lvl>
-    <w:lvl w:ilvl="2" w:tplc="A27AC2BC">
+    <w:lvl w:ilvl="2" w:tplc="9F6C6680">
       <w:numFmt w:val="decimal"/>
       <w:lvlText w:val=""/>
       <w:lvlJc w:val="left"/>
     </w:lvl>
-    <w:lvl w:ilvl="3" w:tplc="4E5EC522">
+    <w:lvl w:ilvl="3" w:tplc="C0168ECE">
       <w:numFmt w:val="decimal"/>
       <w:lvlText w:val=""/>
       <w:lvlJc w:val="left"/>
     </w:lvl>
-    <w:lvl w:ilvl="4" w:tplc="49944194">
+    <w:lvl w:ilvl="4" w:tplc="1B60744A">
       <w:numFmt w:val="decimal"/>
       <w:lvlText w:val=""/>
       <w:lvlJc w:val="left"/>
     </w:lvl>
-    <w:lvl w:ilvl="5" w:tplc="3FEA6500">
+    <w:lvl w:ilvl="5" w:tplc="9C0AA2FE">
       <w:numFmt w:val="decimal"/>
       <w:lvlText w:val=""/>
       <w:lvlJc w:val="left"/>
     </w:lvl>
-    <w:lvl w:ilvl="6" w:tplc="510809F6">
+    <w:lvl w:ilvl="6" w:tplc="54E44A02">
       <w:numFmt w:val="decimal"/>
       <w:lvlText w:val=""/>
       <w:lvlJc w:val="left"/>
     </w:lvl>
-    <w:lvl w:ilvl="7" w:tplc="6F60370E">
+    <w:lvl w:ilvl="7" w:tplc="873C7B3A">
       <w:numFmt w:val="decimal"/>
       <w:lvlText w:val=""/>
       <w:lvlJc w:val="left"/>
     </w:lvl>
-    <w:lvl w:ilvl="8" w:tplc="7E669B54">
+    <w:lvl w:ilvl="8" w:tplc="E0C215D4">
       <w:numFmt w:val="decimal"/>
       <w:lvlText w:val=""/>
       <w:lvlJc w:val="left"/>
     </w:lvl>
   </w:abstractNum>
-  <w:num w:numId="1" w16cid:durableId="402801029">
+  <w:num w:numId="1" w16cid:durableId="1265725332">
+    <w:abstractNumId w:val="20"/>
+    <w:lvlOverride w:ilvl="0">
+      <w:startOverride w:val="1"/>
+    </w:lvlOverride>
+  </w:num>
+  <w:num w:numId="2" w16cid:durableId="1993828116">
+    <w:abstractNumId w:val="4"/>
+    <w:lvlOverride w:ilvl="0">
+      <w:startOverride w:val="1"/>
+    </w:lvlOverride>
+  </w:num>
+  <w:num w:numId="3" w16cid:durableId="792943577">
+    <w:abstractNumId w:val="5"/>
+    <w:lvlOverride w:ilvl="0">
+      <w:startOverride w:val="1"/>
+    </w:lvlOverride>
+  </w:num>
+  <w:num w:numId="4" w16cid:durableId="376928615">
+    <w:abstractNumId w:val="3"/>
+    <w:lvlOverride w:ilvl="0">
+      <w:startOverride w:val="1"/>
+    </w:lvlOverride>
+  </w:num>
+  <w:num w:numId="5" w16cid:durableId="228002760">
+    <w:abstractNumId w:val="18"/>
+    <w:lvlOverride w:ilvl="0">
+      <w:startOverride w:val="1"/>
+    </w:lvlOverride>
+  </w:num>
+  <w:num w:numId="6" w16cid:durableId="965698549">
+    <w:abstractNumId w:val="11"/>
+    <w:lvlOverride w:ilvl="0">
+      <w:startOverride w:val="1"/>
+    </w:lvlOverride>
+  </w:num>
+  <w:num w:numId="7" w16cid:durableId="943610574">
+    <w:abstractNumId w:val="21"/>
+    <w:lvlOverride w:ilvl="0">
+      <w:startOverride w:val="1"/>
+    </w:lvlOverride>
+  </w:num>
+  <w:num w:numId="8" w16cid:durableId="1747605960">
+    <w:abstractNumId w:val="16"/>
+    <w:lvlOverride w:ilvl="0">
+      <w:startOverride w:val="1"/>
+    </w:lvlOverride>
+  </w:num>
+  <w:num w:numId="9" w16cid:durableId="1523319478">
+    <w:abstractNumId w:val="17"/>
+    <w:lvlOverride w:ilvl="0">
+      <w:startOverride w:val="1"/>
+    </w:lvlOverride>
+  </w:num>
+  <w:num w:numId="10" w16cid:durableId="1883713513">
+    <w:abstractNumId w:val="14"/>
+    <w:lvlOverride w:ilvl="0">
+      <w:startOverride w:val="1"/>
+    </w:lvlOverride>
+  </w:num>
+  <w:num w:numId="11" w16cid:durableId="350227975">
     <w:abstractNumId w:val="8"/>
     <w:lvlOverride w:ilvl="0">
       <w:startOverride w:val="1"/>
     </w:lvlOverride>
   </w:num>
-  <w:num w:numId="2" w16cid:durableId="637878794">
-    <w:abstractNumId w:val="11"/>
+  <w:num w:numId="12" w16cid:durableId="738636">
+    <w:abstractNumId w:val="1"/>
     <w:lvlOverride w:ilvl="0">
       <w:startOverride w:val="1"/>
     </w:lvlOverride>
   </w:num>
-  <w:num w:numId="3" w16cid:durableId="1515529575">
+  <w:num w:numId="13" w16cid:durableId="201409340">
+    <w:abstractNumId w:val="0"/>
+    <w:lvlOverride w:ilvl="0">
+      <w:startOverride w:val="1"/>
+    </w:lvlOverride>
+  </w:num>
+  <w:num w:numId="14" w16cid:durableId="2087915298">
+    <w:abstractNumId w:val="10"/>
+    <w:lvlOverride w:ilvl="0">
+      <w:startOverride w:val="1"/>
+    </w:lvlOverride>
+  </w:num>
+  <w:num w:numId="15" w16cid:durableId="91634603">
     <w:abstractNumId w:val="19"/>
     <w:lvlOverride w:ilvl="0">
       <w:startOverride w:val="1"/>
     </w:lvlOverride>
   </w:num>
-  <w:num w:numId="4" w16cid:durableId="1714427230">
+  <w:num w:numId="16" w16cid:durableId="694039545">
+    <w:abstractNumId w:val="2"/>
+    <w:lvlOverride w:ilvl="0">
+      <w:startOverride w:val="1"/>
+    </w:lvlOverride>
+  </w:num>
+  <w:num w:numId="17" w16cid:durableId="1017270953">
+    <w:abstractNumId w:val="6"/>
+    <w:lvlOverride w:ilvl="0">
+      <w:startOverride w:val="1"/>
+    </w:lvlOverride>
+  </w:num>
+  <w:num w:numId="18" w16cid:durableId="1997150297">
+    <w:abstractNumId w:val="9"/>
+    <w:lvlOverride w:ilvl="0">
+      <w:startOverride w:val="1"/>
+    </w:lvlOverride>
+  </w:num>
+  <w:num w:numId="19" w16cid:durableId="1808012250">
+    <w:abstractNumId w:val="15"/>
+    <w:lvlOverride w:ilvl="0">
+      <w:startOverride w:val="1"/>
+    </w:lvlOverride>
+  </w:num>
+  <w:num w:numId="20" w16cid:durableId="1562869332">
     <w:abstractNumId w:val="12"/>
     <w:lvlOverride w:ilvl="0">
       <w:startOverride w:val="1"/>
     </w:lvlOverride>
   </w:num>
-  <w:num w:numId="5" w16cid:durableId="1314915854">
-    <w:abstractNumId w:val="10"/>
-    <w:lvlOverride w:ilvl="0">
-      <w:startOverride w:val="1"/>
-    </w:lvlOverride>
-  </w:num>
-  <w:num w:numId="6" w16cid:durableId="210701110">
-    <w:abstractNumId w:val="5"/>
-    <w:lvlOverride w:ilvl="0">
-      <w:startOverride w:val="1"/>
-    </w:lvlOverride>
-  </w:num>
-  <w:num w:numId="7" w16cid:durableId="836725274">
-    <w:abstractNumId w:val="14"/>
-    <w:lvlOverride w:ilvl="0">
-      <w:startOverride w:val="1"/>
-    </w:lvlOverride>
-  </w:num>
-  <w:num w:numId="8" w16cid:durableId="1075316809">
-    <w:abstractNumId w:val="18"/>
-    <w:lvlOverride w:ilvl="0">
-      <w:startOverride w:val="1"/>
-    </w:lvlOverride>
-  </w:num>
-  <w:num w:numId="9" w16cid:durableId="1237738605">
-    <w:abstractNumId w:val="0"/>
-    <w:lvlOverride w:ilvl="0">
-      <w:startOverride w:val="1"/>
-    </w:lvlOverride>
-  </w:num>
-  <w:num w:numId="10" w16cid:durableId="364214951">
-    <w:abstractNumId w:val="3"/>
-    <w:lvlOverride w:ilvl="0">
-      <w:startOverride w:val="1"/>
-    </w:lvlOverride>
-  </w:num>
-  <w:num w:numId="11" w16cid:durableId="114102492">
-    <w:abstractNumId w:val="9"/>
-    <w:lvlOverride w:ilvl="0">
-      <w:startOverride w:val="1"/>
-    </w:lvlOverride>
-  </w:num>
-  <w:num w:numId="12" w16cid:durableId="545603385">
-    <w:abstractNumId w:val="4"/>
-    <w:lvlOverride w:ilvl="0">
-      <w:startOverride w:val="1"/>
-    </w:lvlOverride>
-  </w:num>
-  <w:num w:numId="13" w16cid:durableId="26370361">
-    <w:abstractNumId w:val="15"/>
-    <w:lvlOverride w:ilvl="0">
-      <w:startOverride w:val="1"/>
-    </w:lvlOverride>
-  </w:num>
-  <w:num w:numId="14" w16cid:durableId="358511230">
-    <w:abstractNumId w:val="16"/>
-    <w:lvlOverride w:ilvl="0">
-      <w:startOverride w:val="1"/>
-    </w:lvlOverride>
-  </w:num>
-  <w:num w:numId="15" w16cid:durableId="465122401">
-    <w:abstractNumId w:val="17"/>
-    <w:lvlOverride w:ilvl="0">
-      <w:startOverride w:val="1"/>
-    </w:lvlOverride>
-  </w:num>
-  <w:num w:numId="16" w16cid:durableId="1557349045">
-    <w:abstractNumId w:val="6"/>
-    <w:lvlOverride w:ilvl="0">
-      <w:startOverride w:val="1"/>
-    </w:lvlOverride>
-  </w:num>
-  <w:num w:numId="17" w16cid:durableId="2117602478">
-    <w:abstractNumId w:val="21"/>
-    <w:lvlOverride w:ilvl="0">
-      <w:startOverride w:val="1"/>
-    </w:lvlOverride>
-  </w:num>
-  <w:num w:numId="18" w16cid:durableId="197401466">
-    <w:abstractNumId w:val="7"/>
-    <w:lvlOverride w:ilvl="0">
-      <w:startOverride w:val="1"/>
-    </w:lvlOverride>
-  </w:num>
-  <w:num w:numId="19" w16cid:durableId="1082723131">
-    <w:abstractNumId w:val="2"/>
-    <w:lvlOverride w:ilvl="0">
-      <w:startOverride w:val="1"/>
-    </w:lvlOverride>
-  </w:num>
-  <w:num w:numId="20" w16cid:durableId="72167261">
+  <w:num w:numId="21" w16cid:durableId="846359103">
     <w:abstractNumId w:val="13"/>
     <w:lvlOverride w:ilvl="0">
       <w:startOverride w:val="1"/>
     </w:lvlOverride>
   </w:num>
-  <w:num w:numId="21" w16cid:durableId="2075279607">
-    <w:abstractNumId w:val="1"/>
-    <w:lvlOverride w:ilvl="0">
-      <w:startOverride w:val="1"/>
-    </w:lvlOverride>
-  </w:num>
-  <w:num w:numId="22" w16cid:durableId="276177208">
-    <w:abstractNumId w:val="20"/>
+  <w:num w:numId="22" w16cid:durableId="1862235208">
+    <w:abstractNumId w:val="7"/>
     <w:lvlOverride w:ilvl="0">
       <w:startOverride w:val="1"/>
     </w:lvlOverride>
@@ -16536,7 +16536,7 @@
     <w:autoRedefine/>
     <w:uiPriority w:val="39"/>
     <w:unhideWhenUsed/>
-    <w:rsid w:val="00702A88"/>
+    <w:rsid w:val="003C7F30"/>
     <w:pPr>
       <w:spacing w:after="100"/>
     </w:pPr>
@@ -16548,7 +16548,7 @@
     <w:autoRedefine/>
     <w:uiPriority w:val="39"/>
     <w:unhideWhenUsed/>
-    <w:rsid w:val="00702A88"/>
+    <w:rsid w:val="003C7F30"/>
     <w:pPr>
       <w:spacing w:after="100"/>
       <w:ind w:left="210"/>

--- a/docs/manuals/Role_Guide_2_Field_Coordinator.docx
+++ b/docs/manuals/Role_Guide_2_Field_Coordinator.docx
@@ -469,7 +469,7 @@
                 <w:sz w:val="19"/>
                 <w:szCs w:val="19"/>
               </w:rPr>
-              <w:t>Version 1.3 · 20 September 2026</w:t>
+              <w:t>Version 1.4 · 20 September 2026</w:t>
             </w:r>
           </w:p>
         </w:tc>
@@ -538,7 +538,7 @@
     <w:sdt>
       <w:sdtPr>
         <w:alias w:val="Contents"/>
-        <w:id w:val="-1209642488"/>
+        <w:id w:val="643161106"/>
       </w:sdtPr>
       <w:sdtEndPr/>
       <w:sdtContent>
@@ -567,7 +567,7 @@
           <w:r>
             <w:fldChar w:fldCharType="separate"/>
           </w:r>
-          <w:hyperlink w:anchor="_Toc240767827" w:history="1">
+          <w:hyperlink w:anchor="_Toc240773372" w:history="1">
             <w:r>
               <w:rPr>
                 <w:rStyle w:val="Hyperlink"/>
@@ -591,7 +591,7 @@
               <w:rPr>
                 <w:noProof/>
               </w:rPr>
-              <w:instrText xml:space="preserve"> PAGEREF _Toc240767827 \h </w:instrText>
+              <w:instrText xml:space="preserve"> PAGEREF _Toc240773372 \h </w:instrText>
             </w:r>
             <w:r>
               <w:rPr>
@@ -634,7 +634,7 @@
               <w14:ligatures w14:val="standardContextual"/>
             </w:rPr>
           </w:pPr>
-          <w:hyperlink w:anchor="_Toc240767828" w:history="1">
+          <w:hyperlink w:anchor="_Toc240773373" w:history="1">
             <w:r>
               <w:rPr>
                 <w:rStyle w:val="Hyperlink"/>
@@ -658,7 +658,7 @@
               <w:rPr>
                 <w:noProof/>
               </w:rPr>
-              <w:instrText xml:space="preserve"> PAGEREF _Toc240767828 \h </w:instrText>
+              <w:instrText xml:space="preserve"> PAGEREF _Toc240773373 \h </w:instrText>
             </w:r>
             <w:r>
               <w:rPr>
@@ -701,7 +701,7 @@
               <w14:ligatures w14:val="standardContextual"/>
             </w:rPr>
           </w:pPr>
-          <w:hyperlink w:anchor="_Toc240767829" w:history="1">
+          <w:hyperlink w:anchor="_Toc240773374" w:history="1">
             <w:r>
               <w:rPr>
                 <w:rStyle w:val="Hyperlink"/>
@@ -725,7 +725,7 @@
               <w:rPr>
                 <w:noProof/>
               </w:rPr>
-              <w:instrText xml:space="preserve"> PAGEREF _Toc240767829 \h </w:instrText>
+              <w:instrText xml:space="preserve"> PAGEREF _Toc240773374 \h </w:instrText>
             </w:r>
             <w:r>
               <w:rPr>
@@ -768,7 +768,7 @@
               <w14:ligatures w14:val="standardContextual"/>
             </w:rPr>
           </w:pPr>
-          <w:hyperlink w:anchor="_Toc240767830" w:history="1">
+          <w:hyperlink w:anchor="_Toc240773375" w:history="1">
             <w:r>
               <w:rPr>
                 <w:rStyle w:val="Hyperlink"/>
@@ -792,7 +792,7 @@
               <w:rPr>
                 <w:noProof/>
               </w:rPr>
-              <w:instrText xml:space="preserve"> PAGEREF _Toc240767830 \h </w:instrText>
+              <w:instrText xml:space="preserve"> PAGEREF _Toc240773375 \h </w:instrText>
             </w:r>
             <w:r>
               <w:rPr>
@@ -835,7 +835,7 @@
               <w14:ligatures w14:val="standardContextual"/>
             </w:rPr>
           </w:pPr>
-          <w:hyperlink w:anchor="_Toc240767831" w:history="1">
+          <w:hyperlink w:anchor="_Toc240773376" w:history="1">
             <w:r>
               <w:rPr>
                 <w:rStyle w:val="Hyperlink"/>
@@ -859,7 +859,7 @@
               <w:rPr>
                 <w:noProof/>
               </w:rPr>
-              <w:instrText xml:space="preserve"> PAGEREF _Toc240767831 \h </w:instrText>
+              <w:instrText xml:space="preserve"> PAGEREF _Toc240773376 \h </w:instrText>
             </w:r>
             <w:r>
               <w:rPr>
@@ -902,7 +902,7 @@
               <w14:ligatures w14:val="standardContextual"/>
             </w:rPr>
           </w:pPr>
-          <w:hyperlink w:anchor="_Toc240767832" w:history="1">
+          <w:hyperlink w:anchor="_Toc240773377" w:history="1">
             <w:r>
               <w:rPr>
                 <w:rStyle w:val="Hyperlink"/>
@@ -926,7 +926,7 @@
               <w:rPr>
                 <w:noProof/>
               </w:rPr>
-              <w:instrText xml:space="preserve"> PAGEREF _Toc240767832 \h </w:instrText>
+              <w:instrText xml:space="preserve"> PAGEREF _Toc240773377 \h </w:instrText>
             </w:r>
             <w:r>
               <w:rPr>
@@ -969,7 +969,7 @@
               <w14:ligatures w14:val="standardContextual"/>
             </w:rPr>
           </w:pPr>
-          <w:hyperlink w:anchor="_Toc240767833" w:history="1">
+          <w:hyperlink w:anchor="_Toc240773378" w:history="1">
             <w:r>
               <w:rPr>
                 <w:rStyle w:val="Hyperlink"/>
@@ -993,7 +993,7 @@
               <w:rPr>
                 <w:noProof/>
               </w:rPr>
-              <w:instrText xml:space="preserve"> PAGEREF _Toc240767833 \h </w:instrText>
+              <w:instrText xml:space="preserve"> PAGEREF _Toc240773378 \h </w:instrText>
             </w:r>
             <w:r>
               <w:rPr>
@@ -1036,7 +1036,7 @@
               <w14:ligatures w14:val="standardContextual"/>
             </w:rPr>
           </w:pPr>
-          <w:hyperlink w:anchor="_Toc240767834" w:history="1">
+          <w:hyperlink w:anchor="_Toc240773379" w:history="1">
             <w:r>
               <w:rPr>
                 <w:rStyle w:val="Hyperlink"/>
@@ -1060,7 +1060,7 @@
               <w:rPr>
                 <w:noProof/>
               </w:rPr>
-              <w:instrText xml:space="preserve"> PAGEREF _Toc240767834 \h </w:instrText>
+              <w:instrText xml:space="preserve"> PAGEREF _Toc240773379 \h </w:instrText>
             </w:r>
             <w:r>
               <w:rPr>
@@ -1103,7 +1103,7 @@
               <w14:ligatures w14:val="standardContextual"/>
             </w:rPr>
           </w:pPr>
-          <w:hyperlink w:anchor="_Toc240767835" w:history="1">
+          <w:hyperlink w:anchor="_Toc240773380" w:history="1">
             <w:r>
               <w:rPr>
                 <w:rStyle w:val="Hyperlink"/>
@@ -1127,7 +1127,7 @@
               <w:rPr>
                 <w:noProof/>
               </w:rPr>
-              <w:instrText xml:space="preserve"> PAGEREF _Toc240767835 \h </w:instrText>
+              <w:instrText xml:space="preserve"> PAGEREF _Toc240773380 \h </w:instrText>
             </w:r>
             <w:r>
               <w:rPr>
@@ -1170,7 +1170,7 @@
               <w14:ligatures w14:val="standardContextual"/>
             </w:rPr>
           </w:pPr>
-          <w:hyperlink w:anchor="_Toc240767836" w:history="1">
+          <w:hyperlink w:anchor="_Toc240773381" w:history="1">
             <w:r>
               <w:rPr>
                 <w:rStyle w:val="Hyperlink"/>
@@ -1194,7 +1194,7 @@
               <w:rPr>
                 <w:noProof/>
               </w:rPr>
-              <w:instrText xml:space="preserve"> PAGEREF _Toc240767836 \h </w:instrText>
+              <w:instrText xml:space="preserve"> PAGEREF _Toc240773381 \h </w:instrText>
             </w:r>
             <w:r>
               <w:rPr>
@@ -1237,7 +1237,7 @@
               <w14:ligatures w14:val="standardContextual"/>
             </w:rPr>
           </w:pPr>
-          <w:hyperlink w:anchor="_Toc240767837" w:history="1">
+          <w:hyperlink w:anchor="_Toc240773382" w:history="1">
             <w:r>
               <w:rPr>
                 <w:rStyle w:val="Hyperlink"/>
@@ -1261,7 +1261,7 @@
               <w:rPr>
                 <w:noProof/>
               </w:rPr>
-              <w:instrText xml:space="preserve"> PAGEREF _Toc240767837 \h </w:instrText>
+              <w:instrText xml:space="preserve"> PAGEREF _Toc240773382 \h </w:instrText>
             </w:r>
             <w:r>
               <w:rPr>
@@ -1304,7 +1304,7 @@
               <w14:ligatures w14:val="standardContextual"/>
             </w:rPr>
           </w:pPr>
-          <w:hyperlink w:anchor="_Toc240767838" w:history="1">
+          <w:hyperlink w:anchor="_Toc240773383" w:history="1">
             <w:r>
               <w:rPr>
                 <w:rStyle w:val="Hyperlink"/>
@@ -1328,7 +1328,7 @@
               <w:rPr>
                 <w:noProof/>
               </w:rPr>
-              <w:instrText xml:space="preserve"> PAGEREF _Toc240767838 \h </w:instrText>
+              <w:instrText xml:space="preserve"> PAGEREF _Toc240773383 \h </w:instrText>
             </w:r>
             <w:r>
               <w:rPr>
@@ -1371,7 +1371,7 @@
               <w14:ligatures w14:val="standardContextual"/>
             </w:rPr>
           </w:pPr>
-          <w:hyperlink w:anchor="_Toc240767839" w:history="1">
+          <w:hyperlink w:anchor="_Toc240773384" w:history="1">
             <w:r>
               <w:rPr>
                 <w:rStyle w:val="Hyperlink"/>
@@ -1395,7 +1395,7 @@
               <w:rPr>
                 <w:noProof/>
               </w:rPr>
-              <w:instrText xml:space="preserve"> PAGEREF _Toc240767839 \h </w:instrText>
+              <w:instrText xml:space="preserve"> PAGEREF _Toc240773384 \h </w:instrText>
             </w:r>
             <w:r>
               <w:rPr>
@@ -1438,7 +1438,7 @@
               <w14:ligatures w14:val="standardContextual"/>
             </w:rPr>
           </w:pPr>
-          <w:hyperlink w:anchor="_Toc240767840" w:history="1">
+          <w:hyperlink w:anchor="_Toc240773385" w:history="1">
             <w:r>
               <w:rPr>
                 <w:rStyle w:val="Hyperlink"/>
@@ -1462,7 +1462,7 @@
               <w:rPr>
                 <w:noProof/>
               </w:rPr>
-              <w:instrText xml:space="preserve"> PAGEREF _Toc240767840 \h </w:instrText>
+              <w:instrText xml:space="preserve"> PAGEREF _Toc240773385 \h </w:instrText>
             </w:r>
             <w:r>
               <w:rPr>
@@ -1505,7 +1505,7 @@
               <w14:ligatures w14:val="standardContextual"/>
             </w:rPr>
           </w:pPr>
-          <w:hyperlink w:anchor="_Toc240767841" w:history="1">
+          <w:hyperlink w:anchor="_Toc240773386" w:history="1">
             <w:r>
               <w:rPr>
                 <w:rStyle w:val="Hyperlink"/>
@@ -1529,7 +1529,7 @@
               <w:rPr>
                 <w:noProof/>
               </w:rPr>
-              <w:instrText xml:space="preserve"> PAGEREF _Toc240767841 \h </w:instrText>
+              <w:instrText xml:space="preserve"> PAGEREF _Toc240773386 \h </w:instrText>
             </w:r>
             <w:r>
               <w:rPr>
@@ -1572,7 +1572,7 @@
               <w14:ligatures w14:val="standardContextual"/>
             </w:rPr>
           </w:pPr>
-          <w:hyperlink w:anchor="_Toc240767842" w:history="1">
+          <w:hyperlink w:anchor="_Toc240773387" w:history="1">
             <w:r>
               <w:rPr>
                 <w:rStyle w:val="Hyperlink"/>
@@ -1596,7 +1596,7 @@
               <w:rPr>
                 <w:noProof/>
               </w:rPr>
-              <w:instrText xml:space="preserve"> PAGEREF _Toc240767842 \h </w:instrText>
+              <w:instrText xml:space="preserve"> PAGEREF _Toc240773387 \h </w:instrText>
             </w:r>
             <w:r>
               <w:rPr>
@@ -1639,7 +1639,7 @@
               <w14:ligatures w14:val="standardContextual"/>
             </w:rPr>
           </w:pPr>
-          <w:hyperlink w:anchor="_Toc240767843" w:history="1">
+          <w:hyperlink w:anchor="_Toc240773388" w:history="1">
             <w:r>
               <w:rPr>
                 <w:rStyle w:val="Hyperlink"/>
@@ -1663,7 +1663,7 @@
               <w:rPr>
                 <w:noProof/>
               </w:rPr>
-              <w:instrText xml:space="preserve"> PAGEREF _Toc240767843 \h </w:instrText>
+              <w:instrText xml:space="preserve"> PAGEREF _Toc240773388 \h </w:instrText>
             </w:r>
             <w:r>
               <w:rPr>
@@ -1706,7 +1706,7 @@
               <w14:ligatures w14:val="standardContextual"/>
             </w:rPr>
           </w:pPr>
-          <w:hyperlink w:anchor="_Toc240767844" w:history="1">
+          <w:hyperlink w:anchor="_Toc240773389" w:history="1">
             <w:r>
               <w:rPr>
                 <w:rStyle w:val="Hyperlink"/>
@@ -1730,7 +1730,7 @@
               <w:rPr>
                 <w:noProof/>
               </w:rPr>
-              <w:instrText xml:space="preserve"> PAGEREF _Toc240767844 \h </w:instrText>
+              <w:instrText xml:space="preserve"> PAGEREF _Toc240773389 \h </w:instrText>
             </w:r>
             <w:r>
               <w:rPr>
@@ -1773,7 +1773,7 @@
               <w14:ligatures w14:val="standardContextual"/>
             </w:rPr>
           </w:pPr>
-          <w:hyperlink w:anchor="_Toc240767845" w:history="1">
+          <w:hyperlink w:anchor="_Toc240773390" w:history="1">
             <w:r>
               <w:rPr>
                 <w:rStyle w:val="Hyperlink"/>
@@ -1797,7 +1797,7 @@
               <w:rPr>
                 <w:noProof/>
               </w:rPr>
-              <w:instrText xml:space="preserve"> PAGEREF _Toc240767845 \h </w:instrText>
+              <w:instrText xml:space="preserve"> PAGEREF _Toc240773390 \h </w:instrText>
             </w:r>
             <w:r>
               <w:rPr>
@@ -1840,7 +1840,7 @@
               <w14:ligatures w14:val="standardContextual"/>
             </w:rPr>
           </w:pPr>
-          <w:hyperlink w:anchor="_Toc240767846" w:history="1">
+          <w:hyperlink w:anchor="_Toc240773391" w:history="1">
             <w:r>
               <w:rPr>
                 <w:rStyle w:val="Hyperlink"/>
@@ -1864,7 +1864,7 @@
               <w:rPr>
                 <w:noProof/>
               </w:rPr>
-              <w:instrText xml:space="preserve"> PAGEREF _Toc240767846 \h </w:instrText>
+              <w:instrText xml:space="preserve"> PAGEREF _Toc240773391 \h </w:instrText>
             </w:r>
             <w:r>
               <w:rPr>
@@ -1907,7 +1907,7 @@
               <w14:ligatures w14:val="standardContextual"/>
             </w:rPr>
           </w:pPr>
-          <w:hyperlink w:anchor="_Toc240767847" w:history="1">
+          <w:hyperlink w:anchor="_Toc240773392" w:history="1">
             <w:r>
               <w:rPr>
                 <w:rStyle w:val="Hyperlink"/>
@@ -1931,7 +1931,7 @@
               <w:rPr>
                 <w:noProof/>
               </w:rPr>
-              <w:instrText xml:space="preserve"> PAGEREF _Toc240767847 \h </w:instrText>
+              <w:instrText xml:space="preserve"> PAGEREF _Toc240773392 \h </w:instrText>
             </w:r>
             <w:r>
               <w:rPr>
@@ -1974,7 +1974,7 @@
               <w14:ligatures w14:val="standardContextual"/>
             </w:rPr>
           </w:pPr>
-          <w:hyperlink w:anchor="_Toc240767848" w:history="1">
+          <w:hyperlink w:anchor="_Toc240773393" w:history="1">
             <w:r>
               <w:rPr>
                 <w:rStyle w:val="Hyperlink"/>
@@ -1998,7 +1998,7 @@
               <w:rPr>
                 <w:noProof/>
               </w:rPr>
-              <w:instrText xml:space="preserve"> PAGEREF _Toc240767848 \h </w:instrText>
+              <w:instrText xml:space="preserve"> PAGEREF _Toc240773393 \h </w:instrText>
             </w:r>
             <w:r>
               <w:rPr>
@@ -2041,7 +2041,7 @@
               <w14:ligatures w14:val="standardContextual"/>
             </w:rPr>
           </w:pPr>
-          <w:hyperlink w:anchor="_Toc240767849" w:history="1">
+          <w:hyperlink w:anchor="_Toc240773394" w:history="1">
             <w:r>
               <w:rPr>
                 <w:rStyle w:val="Hyperlink"/>
@@ -2065,7 +2065,7 @@
               <w:rPr>
                 <w:noProof/>
               </w:rPr>
-              <w:instrText xml:space="preserve"> PAGEREF _Toc240767849 \h </w:instrText>
+              <w:instrText xml:space="preserve"> PAGEREF _Toc240773394 \h </w:instrText>
             </w:r>
             <w:r>
               <w:rPr>
@@ -2108,7 +2108,7 @@
               <w14:ligatures w14:val="standardContextual"/>
             </w:rPr>
           </w:pPr>
-          <w:hyperlink w:anchor="_Toc240767850" w:history="1">
+          <w:hyperlink w:anchor="_Toc240773395" w:history="1">
             <w:r>
               <w:rPr>
                 <w:rStyle w:val="Hyperlink"/>
@@ -2132,7 +2132,7 @@
               <w:rPr>
                 <w:noProof/>
               </w:rPr>
-              <w:instrText xml:space="preserve"> PAGEREF _Toc240767850 \h </w:instrText>
+              <w:instrText xml:space="preserve"> PAGEREF _Toc240773395 \h </w:instrText>
             </w:r>
             <w:r>
               <w:rPr>
@@ -2175,7 +2175,7 @@
               <w14:ligatures w14:val="standardContextual"/>
             </w:rPr>
           </w:pPr>
-          <w:hyperlink w:anchor="_Toc240767851" w:history="1">
+          <w:hyperlink w:anchor="_Toc240773396" w:history="1">
             <w:r>
               <w:rPr>
                 <w:rStyle w:val="Hyperlink"/>
@@ -2199,7 +2199,7 @@
               <w:rPr>
                 <w:noProof/>
               </w:rPr>
-              <w:instrText xml:space="preserve"> PAGEREF _Toc240767851 \h </w:instrText>
+              <w:instrText xml:space="preserve"> PAGEREF _Toc240773396 \h </w:instrText>
             </w:r>
             <w:r>
               <w:rPr>
@@ -2242,7 +2242,7 @@
               <w14:ligatures w14:val="standardContextual"/>
             </w:rPr>
           </w:pPr>
-          <w:hyperlink w:anchor="_Toc240767852" w:history="1">
+          <w:hyperlink w:anchor="_Toc240773397" w:history="1">
             <w:r>
               <w:rPr>
                 <w:rStyle w:val="Hyperlink"/>
@@ -2266,7 +2266,7 @@
               <w:rPr>
                 <w:noProof/>
               </w:rPr>
-              <w:instrText xml:space="preserve"> PAGEREF _Toc240767852 \h </w:instrText>
+              <w:instrText xml:space="preserve"> PAGEREF _Toc240773397 \h </w:instrText>
             </w:r>
             <w:r>
               <w:rPr>
@@ -2309,7 +2309,7 @@
               <w14:ligatures w14:val="standardContextual"/>
             </w:rPr>
           </w:pPr>
-          <w:hyperlink w:anchor="_Toc240767853" w:history="1">
+          <w:hyperlink w:anchor="_Toc240773398" w:history="1">
             <w:r>
               <w:rPr>
                 <w:rStyle w:val="Hyperlink"/>
@@ -2333,7 +2333,7 @@
               <w:rPr>
                 <w:noProof/>
               </w:rPr>
-              <w:instrText xml:space="preserve"> PAGEREF _Toc240767853 \h </w:instrText>
+              <w:instrText xml:space="preserve"> PAGEREF _Toc240773398 \h </w:instrText>
             </w:r>
             <w:r>
               <w:rPr>
@@ -2376,7 +2376,7 @@
               <w14:ligatures w14:val="standardContextual"/>
             </w:rPr>
           </w:pPr>
-          <w:hyperlink w:anchor="_Toc240767854" w:history="1">
+          <w:hyperlink w:anchor="_Toc240773399" w:history="1">
             <w:r>
               <w:rPr>
                 <w:rStyle w:val="Hyperlink"/>
@@ -2400,7 +2400,7 @@
               <w:rPr>
                 <w:noProof/>
               </w:rPr>
-              <w:instrText xml:space="preserve"> PAGEREF _Toc240767854 \h </w:instrText>
+              <w:instrText xml:space="preserve"> PAGEREF _Toc240773399 \h </w:instrText>
             </w:r>
             <w:r>
               <w:rPr>
@@ -2443,7 +2443,7 @@
               <w14:ligatures w14:val="standardContextual"/>
             </w:rPr>
           </w:pPr>
-          <w:hyperlink w:anchor="_Toc240767855" w:history="1">
+          <w:hyperlink w:anchor="_Toc240773400" w:history="1">
             <w:r>
               <w:rPr>
                 <w:rStyle w:val="Hyperlink"/>
@@ -2467,7 +2467,7 @@
               <w:rPr>
                 <w:noProof/>
               </w:rPr>
-              <w:instrText xml:space="preserve"> PAGEREF _Toc240767855 \h </w:instrText>
+              <w:instrText xml:space="preserve"> PAGEREF _Toc240773400 \h </w:instrText>
             </w:r>
             <w:r>
               <w:rPr>
@@ -2510,7 +2510,7 @@
               <w14:ligatures w14:val="standardContextual"/>
             </w:rPr>
           </w:pPr>
-          <w:hyperlink w:anchor="_Toc240767856" w:history="1">
+          <w:hyperlink w:anchor="_Toc240773401" w:history="1">
             <w:r>
               <w:rPr>
                 <w:rStyle w:val="Hyperlink"/>
@@ -2534,7 +2534,7 @@
               <w:rPr>
                 <w:noProof/>
               </w:rPr>
-              <w:instrText xml:space="preserve"> PAGEREF _Toc240767856 \h </w:instrText>
+              <w:instrText xml:space="preserve"> PAGEREF _Toc240773401 \h </w:instrText>
             </w:r>
             <w:r>
               <w:rPr>
@@ -2577,7 +2577,7 @@
               <w14:ligatures w14:val="standardContextual"/>
             </w:rPr>
           </w:pPr>
-          <w:hyperlink w:anchor="_Toc240767857" w:history="1">
+          <w:hyperlink w:anchor="_Toc240773402" w:history="1">
             <w:r>
               <w:rPr>
                 <w:rStyle w:val="Hyperlink"/>
@@ -2601,7 +2601,7 @@
               <w:rPr>
                 <w:noProof/>
               </w:rPr>
-              <w:instrText xml:space="preserve"> PAGEREF _Toc240767857 \h </w:instrText>
+              <w:instrText xml:space="preserve"> PAGEREF _Toc240773402 \h </w:instrText>
             </w:r>
             <w:r>
               <w:rPr>
@@ -2644,7 +2644,7 @@
               <w14:ligatures w14:val="standardContextual"/>
             </w:rPr>
           </w:pPr>
-          <w:hyperlink w:anchor="_Toc240767858" w:history="1">
+          <w:hyperlink w:anchor="_Toc240773403" w:history="1">
             <w:r>
               <w:rPr>
                 <w:rStyle w:val="Hyperlink"/>
@@ -2668,7 +2668,7 @@
               <w:rPr>
                 <w:noProof/>
               </w:rPr>
-              <w:instrText xml:space="preserve"> PAGEREF _Toc240767858 \h </w:instrText>
+              <w:instrText xml:space="preserve"> PAGEREF _Toc240773403 \h </w:instrText>
             </w:r>
             <w:r>
               <w:rPr>
@@ -2707,7 +2707,7 @@
         <w:pStyle w:val="Heading1"/>
         <w:pageBreakBefore/>
       </w:pPr>
-      <w:bookmarkStart w:id="0" w:name="_Toc240767827"/>
+      <w:bookmarkStart w:id="0" w:name="_Toc240773372"/>
       <w:r>
         <w:lastRenderedPageBreak/>
         <w:t>1. Your role at a glance</w:t>
@@ -2940,7 +2940,7 @@
         <w:pStyle w:val="Heading1"/>
         <w:pageBreakBefore/>
       </w:pPr>
-      <w:bookmarkStart w:id="1" w:name="_Toc240767828"/>
+      <w:bookmarkStart w:id="1" w:name="_Toc240773373"/>
       <w:r>
         <w:lastRenderedPageBreak/>
         <w:t>2. Signing in and your screens</w:t>
@@ -2951,7 +2951,7 @@
       <w:pPr>
         <w:pStyle w:val="Heading2"/>
       </w:pPr>
-      <w:bookmarkStart w:id="2" w:name="_Toc240767829"/>
+      <w:bookmarkStart w:id="2" w:name="_Toc240773374"/>
       <w:r>
         <w:t>Signing in</w:t>
       </w:r>
@@ -3034,7 +3034,7 @@
           <w:noProof/>
         </w:rPr>
         <w:drawing>
-          <wp:inline distT="0" distB="0" distL="0" distR="0" wp14:anchorId="4CB0EC48" wp14:editId="3A65768D">
+          <wp:inline distT="0" distB="0" distL="0" distR="0" wp14:anchorId="35EDFB84" wp14:editId="05D6D8F7">
             <wp:extent cx="5334000" cy="2333625"/>
             <wp:effectExtent l="0" t="0" r="0" b="0"/>
             <wp:docPr id="1" name="adm_login.jpg" descr="The sign-in screen for all internal staff." title="The sign-in screen for all internal staff."/>
@@ -3201,7 +3201,7 @@
       <w:pPr>
         <w:pStyle w:val="Heading2"/>
       </w:pPr>
-      <w:bookmarkStart w:id="3" w:name="_Toc240767830"/>
+      <w:bookmarkStart w:id="3" w:name="_Toc240773375"/>
       <w:r>
         <w:t>Finding your way around</w:t>
       </w:r>
@@ -3376,7 +3376,7 @@
         </w:rPr>
         <w:lastRenderedPageBreak/>
         <w:drawing>
-          <wp:inline distT="0" distB="0" distL="0" distR="0" wp14:anchorId="6181C461" wp14:editId="4A57B02E">
+          <wp:inline distT="0" distB="0" distL="0" distR="0" wp14:anchorId="1E4E1F53" wp14:editId="36147158">
             <wp:extent cx="5715000" cy="1876425"/>
             <wp:effectExtent l="0" t="0" r="0" b="0"/>
             <wp:docPr id="2" name="adm_not_your_role.jpg" descr="Opening a screen outside your role (for example from an old bookmark) shows this card instead of the screen." title="Opening a screen outside your role (for example from an old bookmark) shows this card instead of the screen."/>
@@ -3445,7 +3445,7 @@
       <w:pPr>
         <w:pStyle w:val="Heading2"/>
       </w:pPr>
-      <w:bookmarkStart w:id="4" w:name="_Toc240767831"/>
+      <w:bookmarkStart w:id="4" w:name="_Toc240773376"/>
       <w:r>
         <w:t>Your screens</w:t>
       </w:r>
@@ -3821,7 +3821,7 @@
                 <w:sz w:val="19"/>
                 <w:szCs w:val="19"/>
               </w:rPr>
-              <w:t>Completed forms for all three forms.</w:t>
+              <w:t>Completed forms for all three forms, and whether the portal matches KoboToolbox (Sync now).</w:t>
             </w:r>
           </w:p>
         </w:tc>
@@ -4127,7 +4127,7 @@
       <w:pPr>
         <w:pStyle w:val="Heading2"/>
       </w:pPr>
-      <w:bookmarkStart w:id="5" w:name="_Toc240767832"/>
+      <w:bookmarkStart w:id="5" w:name="_Toc240773377"/>
       <w:r>
         <w:t>Changing your password</w:t>
       </w:r>
@@ -4210,7 +4210,7 @@
           <w:noProof/>
         </w:rPr>
         <w:drawing>
-          <wp:inline distT="0" distB="0" distL="0" distR="0" wp14:anchorId="210EA09E" wp14:editId="493480F3">
+          <wp:inline distT="0" distB="0" distL="0" distR="0" wp14:anchorId="494D0DAB" wp14:editId="2C1224A6">
             <wp:extent cx="5334000" cy="2171700"/>
             <wp:effectExtent l="0" t="0" r="0" b="0"/>
             <wp:docPr id="3" name="adm_account.jpg" descr="Change Password screen." title="Change Password screen."/>
@@ -4299,7 +4299,7 @@
         <w:pStyle w:val="Heading1"/>
         <w:pageBreakBefore/>
       </w:pPr>
-      <w:bookmarkStart w:id="6" w:name="_Toc240767833"/>
+      <w:bookmarkStart w:id="6" w:name="_Toc240773378"/>
       <w:r>
         <w:lastRenderedPageBreak/>
         <w:t>3. Your routine</w:t>
@@ -4643,7 +4643,7 @@
         <w:pStyle w:val="Heading1"/>
         <w:pageBreakBefore/>
       </w:pPr>
-      <w:bookmarkStart w:id="7" w:name="_Toc240767834"/>
+      <w:bookmarkStart w:id="7" w:name="_Toc240773379"/>
       <w:r>
         <w:lastRenderedPageBreak/>
         <w:t>4. Step-by-step tasks</w:t>
@@ -4654,7 +4654,7 @@
       <w:pPr>
         <w:pStyle w:val="Heading2"/>
       </w:pPr>
-      <w:bookmarkStart w:id="8" w:name="_Toc240767835"/>
+      <w:bookmarkStart w:id="8" w:name="_Toc240773380"/>
       <w:r>
         <w:t>4.1 Reading the dashboards</w:t>
       </w:r>
@@ -4679,7 +4679,7 @@
           <w:noProof/>
         </w:rPr>
         <w:drawing>
-          <wp:inline distT="0" distB="0" distL="0" distR="0" wp14:anchorId="7E43C2EA" wp14:editId="089986A5">
+          <wp:inline distT="0" distB="0" distL="0" distR="0" wp14:anchorId="4F14D1BD" wp14:editId="6CBF2CE7">
             <wp:extent cx="5715000" cy="3571875"/>
             <wp:effectExtent l="0" t="0" r="0" b="0"/>
             <wp:docPr id="4" name="adm_exec_dashboard.jpg" descr="Executive Dashboard: completions against the 400 / 60 / 50–75 targets, days to data lock, spend, and the lowest-filled strata." title="Executive Dashboard: completions against the 400 / 60 / 50–75 targets, days to data lock, spend, and the lowest-filled strata."/>
@@ -5344,7 +5344,7 @@
       <w:pPr>
         <w:pStyle w:val="Heading2"/>
       </w:pPr>
-      <w:bookmarkStart w:id="9" w:name="_Toc240767836"/>
+      <w:bookmarkStart w:id="9" w:name="_Toc240773381"/>
       <w:r>
         <w:lastRenderedPageBreak/>
         <w:t>4.2 Using Reports (analytics and charts)</w:t>
@@ -5385,7 +5385,7 @@
           <w:noProof/>
         </w:rPr>
         <w:drawing>
-          <wp:inline distT="0" distB="0" distL="0" distR="0" wp14:anchorId="04CF1055" wp14:editId="16B23CB0">
+          <wp:inline distT="0" distB="0" distL="0" distR="0" wp14:anchorId="7D2A93AC" wp14:editId="65703421">
             <wp:extent cx="5334000" cy="3333750"/>
             <wp:effectExtent l="0" t="0" r="0" b="0"/>
             <wp:docPr id="5" name="adm_reports_top.jpg" descr="Reports: headline figures for the chosen period." title="Reports: headline figures for the chosen period."/>
@@ -5527,7 +5527,7 @@
           <w:noProof/>
         </w:rPr>
         <w:drawing>
-          <wp:inline distT="0" distB="0" distL="0" distR="0" wp14:anchorId="4ECEDB11" wp14:editId="70B6FEAE">
+          <wp:inline distT="0" distB="0" distL="0" distR="0" wp14:anchorId="1C8CBF91" wp14:editId="5E9DCE87">
             <wp:extent cx="5334000" cy="3409950"/>
             <wp:effectExtent l="0" t="0" r="0" b="0"/>
             <wp:docPr id="6" name="adm_reports_funnel.jpg" descr="Case funnel: each case counted once at every stage it has reached." title="Case funnel: each case counted once at every stage it has reached."/>
@@ -5627,7 +5627,7 @@
           <w:noProof/>
         </w:rPr>
         <w:drawing>
-          <wp:inline distT="0" distB="0" distL="0" distR="0" wp14:anchorId="37553B71" wp14:editId="5BD63CFC">
+          <wp:inline distT="0" distB="0" distL="0" distR="0" wp14:anchorId="6708FB5D" wp14:editId="5EA01552">
             <wp:extent cx="5334000" cy="3248025"/>
             <wp:effectExtent l="0" t="0" r="0" b="0"/>
             <wp:docPr id="7" name="adm_reports_funnel_table.jpg" descr="The same chart as a table." title="The same chart as a table."/>
@@ -5726,7 +5726,7 @@
           <w:noProof/>
         </w:rPr>
         <w:drawing>
-          <wp:inline distT="0" distB="0" distL="0" distR="0" wp14:anchorId="44EE6EB5" wp14:editId="0A19E375">
+          <wp:inline distT="0" distB="0" distL="0" distR="0" wp14:anchorId="3E5ED244" wp14:editId="56B54E9F">
             <wp:extent cx="5334000" cy="2628900"/>
             <wp:effectExtent l="0" t="0" r="0" b="0"/>
             <wp:docPr id="8" name="adm_reports_coverage.jpg" descr="Coverage by group." title="Coverage by group."/>
@@ -5826,7 +5826,7 @@
         </w:rPr>
         <w:lastRenderedPageBreak/>
         <w:drawing>
-          <wp:inline distT="0" distB="0" distL="0" distR="0" wp14:anchorId="1E37C0D8" wp14:editId="5BEDE0EE">
+          <wp:inline distT="0" distB="0" distL="0" distR="0" wp14:anchorId="04961463" wp14:editId="0C98DFA7">
             <wp:extent cx="5334000" cy="2600325"/>
             <wp:effectExtent l="0" t="0" r="0" b="0"/>
             <wp:docPr id="9" name="adm_reports_modes.jpg" descr="Administration modes." title="Administration modes."/>
@@ -5935,7 +5935,7 @@
           <w:noProof/>
         </w:rPr>
         <w:drawing>
-          <wp:inline distT="0" distB="0" distL="0" distR="0" wp14:anchorId="4FDAE8B8" wp14:editId="1C1EC804">
+          <wp:inline distT="0" distB="0" distL="0" distR="0" wp14:anchorId="5FC8BA4B" wp14:editId="329FCB07">
             <wp:extent cx="5334000" cy="2905125"/>
             <wp:effectExtent l="0" t="0" r="0" b="0"/>
             <wp:docPr id="10" name="adm_reports_duration.jpg" descr="Completion-time distribution." title="Completion-time distribution."/>
@@ -6017,7 +6017,7 @@
       <w:pPr>
         <w:pStyle w:val="Heading2"/>
       </w:pPr>
-      <w:bookmarkStart w:id="10" w:name="_Toc240767837"/>
+      <w:bookmarkStart w:id="10" w:name="_Toc240773382"/>
       <w:r>
         <w:t>4.3 Moving cases through verification (bulk)</w:t>
       </w:r>
@@ -6119,7 +6119,7 @@
         </w:rPr>
         <w:lastRenderedPageBreak/>
         <w:drawing>
-          <wp:inline distT="0" distB="0" distL="0" distR="0" wp14:anchorId="63EC0DE1" wp14:editId="71DD5511">
+          <wp:inline distT="0" distB="0" distL="0" distR="0" wp14:anchorId="373CA815" wp14:editId="2D08ED9F">
             <wp:extent cx="5334000" cy="609600"/>
             <wp:effectExtent l="0" t="0" r="0" b="0"/>
             <wp:docPr id="11" name="adm_bulk_verification.jpg" descr="The bulk verification tool on the register." title="The bulk verification tool on the register."/>
@@ -6309,7 +6309,7 @@
       <w:pPr>
         <w:pStyle w:val="Heading2"/>
       </w:pPr>
-      <w:bookmarkStart w:id="11" w:name="_Toc240767838"/>
+      <w:bookmarkStart w:id="11" w:name="_Toc240773383"/>
       <w:r>
         <w:t>4.4 Reassigning cases between Contact RAs</w:t>
       </w:r>
@@ -6430,7 +6430,7 @@
           <w:noProof/>
         </w:rPr>
         <w:drawing>
-          <wp:inline distT="0" distB="0" distL="0" distR="0" wp14:anchorId="53154F55" wp14:editId="739147EB">
+          <wp:inline distT="0" distB="0" distL="0" distR="0" wp14:anchorId="4A90A4E2" wp14:editId="2A124DD1">
             <wp:extent cx="5334000" cy="771525"/>
             <wp:effectExtent l="0" t="0" r="0" b="0"/>
             <wp:docPr id="12" name="adm_reassign.jpg" descr="Reassign cases: the button shows how many cases will move." title="Reassign cases: the button shows how many cases will move."/>
@@ -6620,7 +6620,7 @@
       <w:pPr>
         <w:pStyle w:val="Heading2"/>
       </w:pPr>
-      <w:bookmarkStart w:id="12" w:name="_Toc240767839"/>
+      <w:bookmarkStart w:id="12" w:name="_Toc240773384"/>
       <w:r>
         <w:t>4.5 Pairing a Main case with its Reserve, and assigning a Contact RA</w:t>
       </w:r>
@@ -6693,7 +6693,7 @@
           <w:noProof/>
         </w:rPr>
         <w:drawing>
-          <wp:inline distT="0" distB="0" distL="0" distR="0" wp14:anchorId="2780EC9F" wp14:editId="1802591F">
+          <wp:inline distT="0" distB="0" distL="0" distR="0" wp14:anchorId="1B400AFE" wp14:editId="02F2715E">
             <wp:extent cx="5334000" cy="581025"/>
             <wp:effectExtent l="0" t="0" r="0" b="0"/>
             <wp:docPr id="13" name="adm_case_assign.jpg" descr="Assigned Contact RA." title="Assigned Contact RA."/>
@@ -6793,7 +6793,7 @@
         </w:rPr>
         <w:lastRenderedPageBreak/>
         <w:drawing>
-          <wp:inline distT="0" distB="0" distL="0" distR="0" wp14:anchorId="2D21A712" wp14:editId="7F1328D7">
+          <wp:inline distT="0" distB="0" distL="0" distR="0" wp14:anchorId="29F3D461" wp14:editId="0A274DAF">
             <wp:extent cx="5334000" cy="685800"/>
             <wp:effectExtent l="0" t="0" r="0" b="0"/>
             <wp:docPr id="14" name="adm_case_reserve.jpg" descr="Matched Reserve case." title="Matched Reserve case."/>
@@ -6867,7 +6867,7 @@
       <w:pPr>
         <w:pStyle w:val="Heading2"/>
       </w:pPr>
-      <w:bookmarkStart w:id="13" w:name="_Toc240767840"/>
+      <w:bookmarkStart w:id="13" w:name="_Toc240773385"/>
       <w:r>
         <w:t>4.6 Recording the respondent and their contact details</w:t>
       </w:r>
@@ -7008,7 +7008,7 @@
           <w:noProof/>
         </w:rPr>
         <w:drawing>
-          <wp:inline distT="0" distB="0" distL="0" distR="0" wp14:anchorId="1D12AF00" wp14:editId="70D0663E">
+          <wp:inline distT="0" distB="0" distL="0" distR="0" wp14:anchorId="20DBDEC9" wp14:editId="2DFE7EF1">
             <wp:extent cx="5334000" cy="2114550"/>
             <wp:effectExtent l="0" t="0" r="0" b="0"/>
             <wp:docPr id="15" name="adm_case_add_person.jpg" descr="Adding a person to a case." title="Adding a person to a case."/>
@@ -7271,7 +7271,7 @@
       <w:pPr>
         <w:pStyle w:val="Heading2"/>
       </w:pPr>
-      <w:bookmarkStart w:id="14" w:name="_Toc240767841"/>
+      <w:bookmarkStart w:id="14" w:name="_Toc240773386"/>
       <w:r>
         <w:t>4.7 Sending an invitation</w:t>
       </w:r>
@@ -7385,7 +7385,7 @@
         </w:rPr>
         <w:lastRenderedPageBreak/>
         <w:drawing>
-          <wp:inline distT="0" distB="0" distL="0" distR="0" wp14:anchorId="05EF5129" wp14:editId="49095674">
+          <wp:inline distT="0" distB="0" distL="0" distR="0" wp14:anchorId="1758A6B0" wp14:editId="3EFF7E30">
             <wp:extent cx="5334000" cy="1143000"/>
             <wp:effectExtent l="0" t="0" r="0" b="0"/>
             <wp:docPr id="16" name="cra_case_invitations_before.jpg" descr="Invitations panel before sending, with the history of earlier invitations." title="Invitations panel before sending, with the history of earlier invitations."/>
@@ -7514,7 +7514,7 @@
           <w:noProof/>
         </w:rPr>
         <w:drawing>
-          <wp:inline distT="0" distB="0" distL="0" distR="0" wp14:anchorId="064681B3" wp14:editId="59EA7689">
+          <wp:inline distT="0" distB="0" distL="0" distR="0" wp14:anchorId="6A98BF84" wp14:editId="00F8211F">
             <wp:extent cx="5334000" cy="2152650"/>
             <wp:effectExtent l="0" t="0" r="0" b="0"/>
             <wp:docPr id="17" name="cra_case_invitation_sent.jpg" descr="The link, manual code and ready-written messages are shown once, with a send button for each channel." title="The link, manual code and ready-written messages are shown once, with a send button for each channel."/>
@@ -7898,7 +7898,7 @@
       <w:pPr>
         <w:pStyle w:val="Heading2"/>
       </w:pPr>
-      <w:bookmarkStart w:id="15" w:name="_Toc240767842"/>
+      <w:bookmarkStart w:id="15" w:name="_Toc240773387"/>
       <w:r>
         <w:t>4.8 Sending follow-up reminders</w:t>
       </w:r>
@@ -7966,7 +7966,7 @@
           <w:noProof/>
         </w:rPr>
         <w:drawing>
-          <wp:inline distT="0" distB="0" distL="0" distR="0" wp14:anchorId="12D23CB0" wp14:editId="266EFA64">
+          <wp:inline distT="0" distB="0" distL="0" distR="0" wp14:anchorId="4A1B4088" wp14:editId="128789EF">
             <wp:extent cx="5334000" cy="3333750"/>
             <wp:effectExtent l="0" t="0" r="0" b="0"/>
             <wp:docPr id="18" name="cra_follow_ups.jpg" descr="Follow-ups due. Contact RAs see only their own cases." title="Follow-ups due. Contact RAs see only their own cases."/>
@@ -8192,7 +8192,7 @@
       <w:pPr>
         <w:pStyle w:val="Heading2"/>
       </w:pPr>
-      <w:bookmarkStart w:id="16" w:name="_Toc240767843"/>
+      <w:bookmarkStart w:id="16" w:name="_Toc240773388"/>
       <w:r>
         <w:t>4.9 Managing appointments</w:t>
       </w:r>
@@ -8233,7 +8233,7 @@
         </w:rPr>
         <w:lastRenderedPageBreak/>
         <w:drawing>
-          <wp:inline distT="0" distB="0" distL="0" distR="0" wp14:anchorId="0A8888A0" wp14:editId="32EE21BE">
+          <wp:inline distT="0" distB="0" distL="0" distR="0" wp14:anchorId="74C363AC" wp14:editId="06D3B320">
             <wp:extent cx="5334000" cy="2667000"/>
             <wp:effectExtent l="0" t="0" r="0" b="0"/>
             <wp:docPr id="19" name="cra_appointments.jpg" descr="Appointment Queue." title="Appointment Queue."/>
@@ -8416,7 +8416,7 @@
       <w:pPr>
         <w:pStyle w:val="Heading2"/>
       </w:pPr>
-      <w:bookmarkStart w:id="17" w:name="_Toc240767844"/>
+      <w:bookmarkStart w:id="17" w:name="_Toc240773389"/>
       <w:r>
         <w:t>4.10 Logging a contact attempt</w:t>
       </w:r>
@@ -8474,7 +8474,7 @@
           <w:noProof/>
         </w:rPr>
         <w:drawing>
-          <wp:inline distT="0" distB="0" distL="0" distR="0" wp14:anchorId="749131AA" wp14:editId="012B3714">
+          <wp:inline distT="0" distB="0" distL="0" distR="0" wp14:anchorId="028B8D00" wp14:editId="3EACD938">
             <wp:extent cx="5334000" cy="1343025"/>
             <wp:effectExtent l="0" t="0" r="0" b="0"/>
             <wp:docPr id="20" name="adm_case_timeline.jpg" descr="Contact timeline and the form for logging an attempt." title="Contact timeline and the form for logging an attempt."/>
@@ -8617,7 +8617,7 @@
       <w:pPr>
         <w:pStyle w:val="Heading2"/>
       </w:pPr>
-      <w:bookmarkStart w:id="18" w:name="_Toc240767845"/>
+      <w:bookmarkStart w:id="18" w:name="_Toc240773390"/>
       <w:r>
         <w:t>4.11 Changing a case's status by hand</w:t>
       </w:r>
@@ -8696,7 +8696,7 @@
           <w:noProof/>
         </w:rPr>
         <w:drawing>
-          <wp:inline distT="0" distB="0" distL="0" distR="0" wp14:anchorId="71ECB887" wp14:editId="21701113">
+          <wp:inline distT="0" distB="0" distL="0" distR="0" wp14:anchorId="0816173C" wp14:editId="528613C4">
             <wp:extent cx="5334000" cy="638175"/>
             <wp:effectExtent l="0" t="0" r="0" b="0"/>
             <wp:docPr id="21" name="adm_case_workflow.jpg" descr="Only valid next statuses are offered." title="Only valid next statuses are offered."/>
@@ -9468,7 +9468,7 @@
       <w:pPr>
         <w:pStyle w:val="Heading2"/>
       </w:pPr>
-      <w:bookmarkStart w:id="19" w:name="_Toc240767846"/>
+      <w:bookmarkStart w:id="19" w:name="_Toc240773391"/>
       <w:r>
         <w:t>4.12 When the person is not the right respondent</w:t>
       </w:r>
@@ -9552,7 +9552,7 @@
       <w:pPr>
         <w:pStyle w:val="Heading2"/>
       </w:pPr>
-      <w:bookmarkStart w:id="20" w:name="_Toc240767847"/>
+      <w:bookmarkStart w:id="20" w:name="_Toc240773392"/>
       <w:r>
         <w:t>4.13 Recording a withdrawal</w:t>
       </w:r>
@@ -9644,7 +9644,7 @@
         </w:rPr>
         <w:lastRenderedPageBreak/>
         <w:drawing>
-          <wp:inline distT="0" distB="0" distL="0" distR="0" wp14:anchorId="634BD8D9" wp14:editId="6FCAD997">
+          <wp:inline distT="0" distB="0" distL="0" distR="0" wp14:anchorId="7CB11E2A" wp14:editId="31DF3AE7">
             <wp:extent cx="5334000" cy="1409700"/>
             <wp:effectExtent l="0" t="0" r="0" b="0"/>
             <wp:docPr id="22" name="adm_case_withdrawal.jpg" descr="Record a withdrawal." title="Record a withdrawal."/>
@@ -9905,7 +9905,7 @@
       <w:pPr>
         <w:pStyle w:val="Heading2"/>
       </w:pPr>
-      <w:bookmarkStart w:id="21" w:name="_Toc240767848"/>
+      <w:bookmarkStart w:id="21" w:name="_Toc240773393"/>
       <w:r>
         <w:t>4.14 Activating a Reserve case</w:t>
       </w:r>
@@ -9953,7 +9953,7 @@
           <w:noProof/>
         </w:rPr>
         <w:drawing>
-          <wp:inline distT="0" distB="0" distL="0" distR="0" wp14:anchorId="540A711D" wp14:editId="2FA237BC">
+          <wp:inline distT="0" distB="0" distL="0" distR="0" wp14:anchorId="5BE37D51" wp14:editId="414B7E9E">
             <wp:extent cx="5334000" cy="2505075"/>
             <wp:effectExtent l="0" t="0" r="0" b="0"/>
             <wp:docPr id="23" name="adm_reserve.jpg" descr="Reserve Activation." title="Reserve Activation."/>
@@ -10149,7 +10149,7 @@
       <w:pPr>
         <w:pStyle w:val="Heading2"/>
       </w:pPr>
-      <w:bookmarkStart w:id="22" w:name="_Toc240767849"/>
+      <w:bookmarkStart w:id="22" w:name="_Toc240773394"/>
       <w:r>
         <w:t>4.15 Registering a new organisation and its sample case</w:t>
       </w:r>
@@ -10197,7 +10197,7 @@
           <w:noProof/>
         </w:rPr>
         <w:drawing>
-          <wp:inline distT="0" distB="0" distL="0" distR="0" wp14:anchorId="7D40E4BC" wp14:editId="3D93FE67">
+          <wp:inline distT="0" distB="0" distL="0" distR="0" wp14:anchorId="08454659" wp14:editId="64A87ABA">
             <wp:extent cx="5334000" cy="3333750"/>
             <wp:effectExtent l="0" t="0" r="0" b="0"/>
             <wp:docPr id="24" name="adm_organisations.jpg" descr="Register Organisation: the form (top) and the list of registered organisations (below)." title="Register Organisation: the form (top) and the list of registered organisations (below)."/>
@@ -10443,7 +10443,7 @@
       <w:pPr>
         <w:pStyle w:val="Heading2"/>
       </w:pPr>
-      <w:bookmarkStart w:id="23" w:name="_Toc240767850"/>
+      <w:bookmarkStart w:id="23" w:name="_Toc240773395"/>
       <w:r>
         <w:t>4.16 Building a pre-interview profile (PROIT)</w:t>
       </w:r>
@@ -10555,7 +10555,7 @@
         </w:rPr>
         <w:lastRenderedPageBreak/>
         <w:drawing>
-          <wp:inline distT="0" distB="0" distL="0" distR="0" wp14:anchorId="719383DD" wp14:editId="4336BC4E">
+          <wp:inline distT="0" distB="0" distL="0" distR="0" wp14:anchorId="2E792CD4" wp14:editId="79B99322">
             <wp:extent cx="5334000" cy="1781175"/>
             <wp:effectExtent l="0" t="0" r="0" b="0"/>
             <wp:docPr id="25" name="adm_case_proit_draft.jpg" descr="A draft profile: each fact needs at least one source." title="A draft profile: each fact needs at least one source."/>
@@ -10708,7 +10708,7 @@
       <w:pPr>
         <w:pStyle w:val="Heading2"/>
       </w:pPr>
-      <w:bookmarkStart w:id="24" w:name="_Toc240767851"/>
+      <w:bookmarkStart w:id="24" w:name="_Toc240773396"/>
       <w:r>
         <w:t>4.17 Reviewing questionnaires in the QA Queue</w:t>
       </w:r>
@@ -10748,7 +10748,7 @@
           <w:noProof/>
         </w:rPr>
         <w:drawing>
-          <wp:inline distT="0" distB="0" distL="0" distR="0" wp14:anchorId="25E2E277" wp14:editId="0C16B8D0">
+          <wp:inline distT="0" distB="0" distL="0" distR="0" wp14:anchorId="5F4E828D" wp14:editId="61F33728">
             <wp:extent cx="5334000" cy="3333750"/>
             <wp:effectExtent l="0" t="0" r="0" b="0"/>
             <wp:docPr id="26" name="qa_queue.jpg" descr="QUAN QA Queue with the KoboToolbox sync panel." title="QUAN QA Queue with the KoboToolbox sync panel."/>
@@ -11487,7 +11487,7 @@
       <w:pPr>
         <w:pStyle w:val="Heading2"/>
       </w:pPr>
-      <w:bookmarkStart w:id="25" w:name="_Toc240767852"/>
+      <w:bookmarkStart w:id="25" w:name="_Toc240773397"/>
       <w:r>
         <w:t>4.18 Working QA exceptions</w:t>
       </w:r>
@@ -11552,7 +11552,7 @@
         </w:rPr>
         <w:lastRenderedPageBreak/>
         <w:drawing>
-          <wp:inline distT="0" distB="0" distL="0" distR="0" wp14:anchorId="5EBCC546" wp14:editId="0AE8F3BC">
+          <wp:inline distT="0" distB="0" distL="0" distR="0" wp14:anchorId="4A97F4DD" wp14:editId="42999B60">
             <wp:extent cx="5334000" cy="3333750"/>
             <wp:effectExtent l="0" t="0" r="0" b="0"/>
             <wp:docPr id="27" name="qa_exceptions.jpg" descr="QA Exception Queue." title="QA Exception Queue."/>
@@ -11748,7 +11748,7 @@
       <w:pPr>
         <w:pStyle w:val="Heading2"/>
       </w:pPr>
-      <w:bookmarkStart w:id="26" w:name="_Toc240767853"/>
+      <w:bookmarkStart w:id="26" w:name="_Toc240773398"/>
       <w:r>
         <w:t>4.19 Downloading or emailing completed forms (Form PDFs)</w:t>
       </w:r>
@@ -11789,7 +11789,7 @@
         </w:rPr>
         <w:lastRenderedPageBreak/>
         <w:drawing>
-          <wp:inline distT="0" distB="0" distL="0" distR="0" wp14:anchorId="25DB3CF4" wp14:editId="66BE2552">
+          <wp:inline distT="0" distB="0" distL="0" distR="0" wp14:anchorId="19EA8A98" wp14:editId="55D39F17">
             <wp:extent cx="5334000" cy="3171825"/>
             <wp:effectExtent l="0" t="0" r="0" b="0"/>
             <wp:docPr id="28" name="adm_form_pdfs.jpg" descr="Completed form PDFs." title="Completed form PDFs."/>
@@ -11864,17 +11864,17 @@
         <w:spacing w:after="80" w:line="276" w:lineRule="auto"/>
       </w:pPr>
       <w:r>
-        <w:t xml:space="preserve">At the top, the sync panel shows whether the portal holds the same forms as KoboToolbox: for example “✓ In sync with KoboToolbox — KoboToolbox holds 12 · the portal holds 12”. Each row also says “✓ saved in portal” once the portal has an identical copy. If the panel says “Not in sync”, select </w:t>
-      </w:r>
-      <w:r>
-        <w:rPr>
-          <w:b/>
-          <w:bCs/>
-        </w:rPr>
-        <w:t>Sync now</w:t>
-      </w:r>
-      <w:r>
-        <w:t>; it takes a few seconds.</w:t>
+        <w:t xml:space="preserve">Select </w:t>
+      </w:r>
+      <w:r>
+        <w:rPr>
+          <w:b/>
+          <w:bCs/>
+        </w:rPr>
+        <w:t>Download PDF</w:t>
+      </w:r>
+      <w:r>
+        <w:t xml:space="preserve"> to save a readable copy: sections, questions, the chosen answers as words (not codes) and repeated groups.</w:t>
       </w:r>
     </w:p>
     <w:p>
@@ -11894,10 +11894,10 @@
           <w:b/>
           <w:bCs/>
         </w:rPr>
-        <w:t>Download PDF</w:t>
-      </w:r>
-      <w:r>
-        <w:t xml:space="preserve"> to save a readable copy: sections, questions, the chosen answers as words (not codes) and repeated groups.</w:t>
+        <w:t>Email to me</w:t>
+      </w:r>
+      <w:r>
+        <w:t xml:space="preserve"> to send the PDF to the email address on your account.</w:t>
       </w:r>
     </w:p>
     <w:p>
@@ -11910,29 +11910,6 @@
         <w:spacing w:after="80" w:line="276" w:lineRule="auto"/>
       </w:pPr>
       <w:r>
-        <w:t xml:space="preserve">Select </w:t>
-      </w:r>
-      <w:r>
-        <w:rPr>
-          <w:b/>
-          <w:bCs/>
-        </w:rPr>
-        <w:t>Email to me</w:t>
-      </w:r>
-      <w:r>
-        <w:t xml:space="preserve"> to send the PDF to the email address on your account.</w:t>
-      </w:r>
-    </w:p>
-    <w:p>
-      <w:pPr>
-        <w:pStyle w:val="ListParagraph"/>
-        <w:numPr>
-          <w:ilvl w:val="0"/>
-          <w:numId w:val="21"/>
-        </w:numPr>
-        <w:spacing w:after="80" w:line="276" w:lineRule="auto"/>
-      </w:pPr>
-      <w:r>
         <w:t xml:space="preserve">For the questionnaire only, select </w:t>
       </w:r>
       <w:r>
@@ -11950,6 +11927,24 @@
       <w:pPr>
         <w:spacing w:after="80"/>
       </w:pPr>
+    </w:p>
+    <w:p>
+      <w:pPr>
+        <w:spacing w:after="120" w:line="288" w:lineRule="auto"/>
+      </w:pPr>
+      <w:r>
+        <w:t xml:space="preserve">At the top of the page, a sync panel shows whether the portal holds the same forms as KoboToolbox, for example “✓ In sync with KoboToolbox — KoboToolbox holds 12 · the portal holds 12”. Each row also says “✓ saved in portal” once the portal has an identical copy. If the panel says “Not in sync”, select </w:t>
+      </w:r>
+      <w:r>
+        <w:rPr>
+          <w:b/>
+          <w:bCs/>
+        </w:rPr>
+        <w:t>Sync now</w:t>
+      </w:r>
+      <w:r>
+        <w:t xml:space="preserve"> (read-only roles see the panel but not the button); it takes a few seconds.</w:t>
+      </w:r>
     </w:p>
     <w:p>
       <w:pPr>
@@ -12033,7 +12028,7 @@
       <w:pPr>
         <w:pStyle w:val="Heading2"/>
       </w:pPr>
-      <w:bookmarkStart w:id="27" w:name="_Toc240767854"/>
+      <w:bookmarkStart w:id="27" w:name="_Toc240773399"/>
       <w:r>
         <w:t>4.20 Logging fieldwork costs</w:t>
       </w:r>
@@ -12074,7 +12069,7 @@
         </w:rPr>
         <w:lastRenderedPageBreak/>
         <w:drawing>
-          <wp:inline distT="0" distB="0" distL="0" distR="0" wp14:anchorId="27AA9BF9" wp14:editId="572E697C">
+          <wp:inline distT="0" distB="0" distL="0" distR="0" wp14:anchorId="328B2633" wp14:editId="1F453B23">
             <wp:extent cx="5334000" cy="3752850"/>
             <wp:effectExtent l="0" t="0" r="0" b="0"/>
             <wp:docPr id="29" name="adm_cost.jpg" descr="Cost Dashboard and the Log a cost event form." title="Cost Dashboard and the Log a cost event form."/>
@@ -12194,7 +12189,7 @@
       <w:pPr>
         <w:pStyle w:val="Heading2"/>
       </w:pPr>
-      <w:bookmarkStart w:id="28" w:name="_Toc240767855"/>
+      <w:bookmarkStart w:id="28" w:name="_Toc240773400"/>
       <w:r>
         <w:lastRenderedPageBreak/>
         <w:t>4.21 Downloading data</w:t>
@@ -12212,7 +12207,7 @@
           <w:noProof/>
         </w:rPr>
         <w:drawing>
-          <wp:inline distT="0" distB="0" distL="0" distR="0" wp14:anchorId="2A91A592" wp14:editId="30899E9E">
+          <wp:inline distT="0" distB="0" distL="0" distR="0" wp14:anchorId="3DFA6191" wp14:editId="497DC5D3">
             <wp:extent cx="5715000" cy="3657600"/>
             <wp:effectExtent l="0" t="0" r="0" b="0"/>
             <wp:docPr id="30" name="adm_export.jpg" descr="Data Export." title="Data Export."/>
@@ -12728,7 +12723,7 @@
         <w:pStyle w:val="Heading1"/>
         <w:pageBreakBefore/>
       </w:pPr>
-      <w:bookmarkStart w:id="29" w:name="_Toc240767856"/>
+      <w:bookmarkStart w:id="29" w:name="_Toc240773401"/>
       <w:r>
         <w:lastRenderedPageBreak/>
         <w:t>5. Rules you must follow</w:t>
@@ -12879,7 +12874,7 @@
         <w:pStyle w:val="Heading1"/>
         <w:pageBreakBefore/>
       </w:pPr>
-      <w:bookmarkStart w:id="30" w:name="_Toc240767857"/>
+      <w:bookmarkStart w:id="30" w:name="_Toc240773402"/>
       <w:r>
         <w:lastRenderedPageBreak/>
         <w:t>6. Troubleshooting</w:t>
@@ -13906,7 +13901,7 @@
         <w:pStyle w:val="Heading1"/>
         <w:pageBreakBefore/>
       </w:pPr>
-      <w:bookmarkStart w:id="31" w:name="_Toc240767858"/>
+      <w:bookmarkStart w:id="31" w:name="_Toc240773403"/>
       <w:r>
         <w:lastRenderedPageBreak/>
         <w:t>7. Quick reference</w:t>
@@ -14288,7 +14283,7 @@
         <w:sz w:val="16"/>
         <w:szCs w:val="16"/>
       </w:rPr>
-      <w:t>Version 1.3 · 20 September 2026</w:t>
+      <w:t>Version 1.4 · 20 September 2026</w:t>
     </w:r>
     <w:r>
       <w:rPr>
@@ -14461,10 +14456,10 @@
 <file path=word/numbering.xml><?xml version="1.0" encoding="utf-8"?>
 <w:numbering xmlns:wpc="http://schemas.microsoft.com/office/word/2010/wordprocessingCanvas" xmlns:cx="http://schemas.microsoft.com/office/drawing/2014/chartex" xmlns:cx1="http://schemas.microsoft.com/office/drawing/2015/9/8/chartex" xmlns:cx2="http://schemas.microsoft.com/office/drawing/2015/10/21/chartex" xmlns:cx3="http://schemas.microsoft.com/office/drawing/2016/5/9/chartex" xmlns:cx4="http://schemas.microsoft.com/office/drawing/2016/5/10/chartex" xmlns:cx5="http://schemas.microsoft.com/office/drawing/2016/5/11/chartex" xmlns:cx6="http://schemas.microsoft.com/office/drawing/2016/5/12/chartex" xmlns:cx7="http://schemas.microsoft.com/office/drawing/2016/5/13/chartex" xmlns:cx8="http://schemas.microsoft.com/office/drawing/2016/5/14/chartex" xmlns:mc="http://schemas.openxmlformats.org/markup-compatibility/2006" xmlns:aink="http://schemas.microsoft.com/office/drawing/2016/ink" xmlns:am3d="http://schemas.microsoft.com/office/drawing/2017/model3d" xmlns:o="urn:schemas-microsoft-com:office:office" xmlns:oel="http://schemas.microsoft.com/office/2019/extlst" xmlns:r="http://schemas.openxmlformats.org/officeDocument/2006/relationships" xmlns:m="http://schemas.openxmlformats.org/officeDocument/2006/math" xmlns:v="urn:schemas-microsoft-com:vml" xmlns:wp14="http://schemas.microsoft.com/office/word/2010/wordprocessingDrawing" xmlns:wp="http://schemas.openxmlformats.org/drawingml/2006/wordprocessingDrawing" xmlns:w10="urn:schemas-microsoft-com:office:word" xmlns:w="http://schemas.openxmlformats.org/wordprocessingml/2006/main" xmlns:w14="http://schemas.microsoft.com/office/word/2010/wordml" xmlns:w15="http://schemas.microsoft.com/office/word/2012/wordml" xmlns:w16cex="http://schemas.microsoft.com/office/word/2018/wordml/cex" xmlns:w16cid="http://schemas.microsoft.com/office/word/2016/wordml/cid" xmlns:w16="http://schemas.microsoft.com/office/word/2018/wordml" xmlns:w16sdtdh="http://schemas.microsoft.com/office/word/2020/wordml/sdtdatahash" xmlns:w16se="http://schemas.microsoft.com/office/word/2015/wordml/symex" xmlns:wpg="http://schemas.microsoft.com/office/word/2010/wordprocessingGroup" xmlns:wpi="http://schemas.microsoft.com/office/word/2010/wordprocessingInk" xmlns:wne="http://schemas.microsoft.com/office/word/2006/wordml" xmlns:wps="http://schemas.microsoft.com/office/word/2010/wordprocessingShape" mc:Ignorable="w14 w15 w16se w16cid w16 w16cex w16sdtdh wp14">
   <w:abstractNum w:abstractNumId="0" w15:restartNumberingAfterBreak="0">
-    <w:nsid w:val="012359D5"/>
+    <w:nsid w:val="05A00C7A"/>
     <w:multiLevelType w:val="hybridMultilevel"/>
-    <w:tmpl w:val="2E0AB274"/>
-    <w:lvl w:ilvl="0" w:tplc="85FEF794">
+    <w:tmpl w:val="AD5079F2"/>
+    <w:lvl w:ilvl="0" w:tplc="D75A46F8">
       <w:start w:val="1"/>
       <w:numFmt w:val="decimal"/>
       <w:lvlText w:val="%1."/>
@@ -14478,52 +14473,52 @@
         <w:color w:val="A67C27"/>
       </w:rPr>
     </w:lvl>
-    <w:lvl w:ilvl="1" w:tplc="9AEE48C0">
+    <w:lvl w:ilvl="1" w:tplc="0EFC46C0">
       <w:numFmt w:val="decimal"/>
       <w:lvlText w:val=""/>
       <w:lvlJc w:val="left"/>
     </w:lvl>
-    <w:lvl w:ilvl="2" w:tplc="68CEFFCE">
+    <w:lvl w:ilvl="2" w:tplc="B246C9FA">
       <w:numFmt w:val="decimal"/>
       <w:lvlText w:val=""/>
       <w:lvlJc w:val="left"/>
     </w:lvl>
-    <w:lvl w:ilvl="3" w:tplc="09EE5786">
+    <w:lvl w:ilvl="3" w:tplc="0DBAFF20">
       <w:numFmt w:val="decimal"/>
       <w:lvlText w:val=""/>
       <w:lvlJc w:val="left"/>
     </w:lvl>
-    <w:lvl w:ilvl="4" w:tplc="22AA56D0">
+    <w:lvl w:ilvl="4" w:tplc="F940B29E">
       <w:numFmt w:val="decimal"/>
       <w:lvlText w:val=""/>
       <w:lvlJc w:val="left"/>
     </w:lvl>
-    <w:lvl w:ilvl="5" w:tplc="0554C5A8">
+    <w:lvl w:ilvl="5" w:tplc="DD9C404E">
       <w:numFmt w:val="decimal"/>
       <w:lvlText w:val=""/>
       <w:lvlJc w:val="left"/>
     </w:lvl>
-    <w:lvl w:ilvl="6" w:tplc="50F660BC">
+    <w:lvl w:ilvl="6" w:tplc="5358A664">
       <w:numFmt w:val="decimal"/>
       <w:lvlText w:val=""/>
       <w:lvlJc w:val="left"/>
     </w:lvl>
-    <w:lvl w:ilvl="7" w:tplc="760ABF86">
+    <w:lvl w:ilvl="7" w:tplc="CED692B2">
       <w:numFmt w:val="decimal"/>
       <w:lvlText w:val=""/>
       <w:lvlJc w:val="left"/>
     </w:lvl>
-    <w:lvl w:ilvl="8" w:tplc="116A5C12">
+    <w:lvl w:ilvl="8" w:tplc="1E445942">
       <w:numFmt w:val="decimal"/>
       <w:lvlText w:val=""/>
       <w:lvlJc w:val="left"/>
     </w:lvl>
   </w:abstractNum>
   <w:abstractNum w:abstractNumId="1" w15:restartNumberingAfterBreak="0">
-    <w:nsid w:val="01555884"/>
+    <w:nsid w:val="13A54232"/>
     <w:multiLevelType w:val="hybridMultilevel"/>
-    <w:tmpl w:val="0CF20344"/>
-    <w:lvl w:ilvl="0" w:tplc="88743C56">
+    <w:tmpl w:val="9A38C62C"/>
+    <w:lvl w:ilvl="0" w:tplc="0F86F5E4">
       <w:start w:val="1"/>
       <w:numFmt w:val="decimal"/>
       <w:lvlText w:val="%1."/>
@@ -14537,52 +14532,52 @@
         <w:color w:val="A67C27"/>
       </w:rPr>
     </w:lvl>
-    <w:lvl w:ilvl="1" w:tplc="43A8D188">
+    <w:lvl w:ilvl="1" w:tplc="BF90A306">
       <w:numFmt w:val="decimal"/>
       <w:lvlText w:val=""/>
       <w:lvlJc w:val="left"/>
     </w:lvl>
-    <w:lvl w:ilvl="2" w:tplc="D0E81390">
+    <w:lvl w:ilvl="2" w:tplc="AC8ABDEE">
       <w:numFmt w:val="decimal"/>
       <w:lvlText w:val=""/>
       <w:lvlJc w:val="left"/>
     </w:lvl>
-    <w:lvl w:ilvl="3" w:tplc="F5F8C65E">
+    <w:lvl w:ilvl="3" w:tplc="F3B2B8B8">
       <w:numFmt w:val="decimal"/>
       <w:lvlText w:val=""/>
       <w:lvlJc w:val="left"/>
     </w:lvl>
-    <w:lvl w:ilvl="4" w:tplc="A20AFA48">
+    <w:lvl w:ilvl="4" w:tplc="E41EDC98">
       <w:numFmt w:val="decimal"/>
       <w:lvlText w:val=""/>
       <w:lvlJc w:val="left"/>
     </w:lvl>
-    <w:lvl w:ilvl="5" w:tplc="4E6600F8">
+    <w:lvl w:ilvl="5" w:tplc="52C6CFC2">
       <w:numFmt w:val="decimal"/>
       <w:lvlText w:val=""/>
       <w:lvlJc w:val="left"/>
     </w:lvl>
-    <w:lvl w:ilvl="6" w:tplc="8B4E9FD6">
+    <w:lvl w:ilvl="6" w:tplc="BAD636EA">
       <w:numFmt w:val="decimal"/>
       <w:lvlText w:val=""/>
       <w:lvlJc w:val="left"/>
     </w:lvl>
-    <w:lvl w:ilvl="7" w:tplc="74DC8850">
+    <w:lvl w:ilvl="7" w:tplc="1F6CBCF4">
       <w:numFmt w:val="decimal"/>
       <w:lvlText w:val=""/>
       <w:lvlJc w:val="left"/>
     </w:lvl>
-    <w:lvl w:ilvl="8" w:tplc="056C68AA">
+    <w:lvl w:ilvl="8" w:tplc="94C4BBFA">
       <w:numFmt w:val="decimal"/>
       <w:lvlText w:val=""/>
       <w:lvlJc w:val="left"/>
     </w:lvl>
   </w:abstractNum>
   <w:abstractNum w:abstractNumId="2" w15:restartNumberingAfterBreak="0">
-    <w:nsid w:val="051772A6"/>
+    <w:nsid w:val="14D618C7"/>
     <w:multiLevelType w:val="hybridMultilevel"/>
-    <w:tmpl w:val="3A16BA6C"/>
-    <w:lvl w:ilvl="0" w:tplc="4AB8F7F6">
+    <w:tmpl w:val="952E93F4"/>
+    <w:lvl w:ilvl="0" w:tplc="985A270E">
       <w:start w:val="1"/>
       <w:numFmt w:val="decimal"/>
       <w:lvlText w:val="%1."/>
@@ -14596,52 +14591,52 @@
         <w:color w:val="A67C27"/>
       </w:rPr>
     </w:lvl>
-    <w:lvl w:ilvl="1" w:tplc="649E8DAC">
+    <w:lvl w:ilvl="1" w:tplc="898C2902">
       <w:numFmt w:val="decimal"/>
       <w:lvlText w:val=""/>
       <w:lvlJc w:val="left"/>
     </w:lvl>
-    <w:lvl w:ilvl="2" w:tplc="8D72F086">
+    <w:lvl w:ilvl="2" w:tplc="A3DE19FE">
       <w:numFmt w:val="decimal"/>
       <w:lvlText w:val=""/>
       <w:lvlJc w:val="left"/>
     </w:lvl>
-    <w:lvl w:ilvl="3" w:tplc="022A82DC">
+    <w:lvl w:ilvl="3" w:tplc="77AC5F88">
       <w:numFmt w:val="decimal"/>
       <w:lvlText w:val=""/>
       <w:lvlJc w:val="left"/>
     </w:lvl>
-    <w:lvl w:ilvl="4" w:tplc="BCE8B156">
+    <w:lvl w:ilvl="4" w:tplc="7D06B5CE">
       <w:numFmt w:val="decimal"/>
       <w:lvlText w:val=""/>
       <w:lvlJc w:val="left"/>
     </w:lvl>
-    <w:lvl w:ilvl="5" w:tplc="AE44D5E0">
+    <w:lvl w:ilvl="5" w:tplc="5052C5CE">
       <w:numFmt w:val="decimal"/>
       <w:lvlText w:val=""/>
       <w:lvlJc w:val="left"/>
     </w:lvl>
-    <w:lvl w:ilvl="6" w:tplc="A09E47BA">
+    <w:lvl w:ilvl="6" w:tplc="0A4ED604">
       <w:numFmt w:val="decimal"/>
       <w:lvlText w:val=""/>
       <w:lvlJc w:val="left"/>
     </w:lvl>
-    <w:lvl w:ilvl="7" w:tplc="3E72EF24">
+    <w:lvl w:ilvl="7" w:tplc="F77AB3E6">
       <w:numFmt w:val="decimal"/>
       <w:lvlText w:val=""/>
       <w:lvlJc w:val="left"/>
     </w:lvl>
-    <w:lvl w:ilvl="8" w:tplc="DD6272C0">
+    <w:lvl w:ilvl="8" w:tplc="FCAAB3E4">
       <w:numFmt w:val="decimal"/>
       <w:lvlText w:val=""/>
       <w:lvlJc w:val="left"/>
     </w:lvl>
   </w:abstractNum>
   <w:abstractNum w:abstractNumId="3" w15:restartNumberingAfterBreak="0">
-    <w:nsid w:val="0E714ABA"/>
+    <w:nsid w:val="15064DFE"/>
     <w:multiLevelType w:val="hybridMultilevel"/>
-    <w:tmpl w:val="EC6CB322"/>
-    <w:lvl w:ilvl="0" w:tplc="C5AA7F52">
+    <w:tmpl w:val="805CA87E"/>
+    <w:lvl w:ilvl="0" w:tplc="58ECAF20">
       <w:start w:val="1"/>
       <w:numFmt w:val="decimal"/>
       <w:lvlText w:val="%1."/>
@@ -14655,110 +14650,52 @@
         <w:color w:val="A67C27"/>
       </w:rPr>
     </w:lvl>
-    <w:lvl w:ilvl="1" w:tplc="14F8AB06">
+    <w:lvl w:ilvl="1" w:tplc="05F86A50">
       <w:numFmt w:val="decimal"/>
       <w:lvlText w:val=""/>
       <w:lvlJc w:val="left"/>
     </w:lvl>
-    <w:lvl w:ilvl="2" w:tplc="8620D8B6">
+    <w:lvl w:ilvl="2" w:tplc="E716DF3E">
       <w:numFmt w:val="decimal"/>
       <w:lvlText w:val=""/>
       <w:lvlJc w:val="left"/>
     </w:lvl>
-    <w:lvl w:ilvl="3" w:tplc="39B4FF98">
+    <w:lvl w:ilvl="3" w:tplc="EF009398">
       <w:numFmt w:val="decimal"/>
       <w:lvlText w:val=""/>
       <w:lvlJc w:val="left"/>
     </w:lvl>
-    <w:lvl w:ilvl="4" w:tplc="ED1C139E">
+    <w:lvl w:ilvl="4" w:tplc="D11A5132">
       <w:numFmt w:val="decimal"/>
       <w:lvlText w:val=""/>
       <w:lvlJc w:val="left"/>
     </w:lvl>
-    <w:lvl w:ilvl="5" w:tplc="FB78BA3C">
+    <w:lvl w:ilvl="5" w:tplc="7ED6626A">
       <w:numFmt w:val="decimal"/>
       <w:lvlText w:val=""/>
       <w:lvlJc w:val="left"/>
     </w:lvl>
-    <w:lvl w:ilvl="6" w:tplc="3D925FE6">
+    <w:lvl w:ilvl="6" w:tplc="0FC6A130">
       <w:numFmt w:val="decimal"/>
       <w:lvlText w:val=""/>
       <w:lvlJc w:val="left"/>
     </w:lvl>
-    <w:lvl w:ilvl="7" w:tplc="8534AB5A">
+    <w:lvl w:ilvl="7" w:tplc="2A02D214">
       <w:numFmt w:val="decimal"/>
       <w:lvlText w:val=""/>
       <w:lvlJc w:val="left"/>
     </w:lvl>
-    <w:lvl w:ilvl="8" w:tplc="4EF0E248">
+    <w:lvl w:ilvl="8" w:tplc="CD2E0300">
       <w:numFmt w:val="decimal"/>
       <w:lvlText w:val=""/>
       <w:lvlJc w:val="left"/>
     </w:lvl>
   </w:abstractNum>
   <w:abstractNum w:abstractNumId="4" w15:restartNumberingAfterBreak="0">
-    <w:nsid w:val="0EEB753B"/>
+    <w:nsid w:val="15D94982"/>
     <w:multiLevelType w:val="hybridMultilevel"/>
-    <w:tmpl w:val="653E6050"/>
-    <w:lvl w:ilvl="0" w:tplc="5094A848">
-      <w:start w:val="1"/>
-      <w:numFmt w:val="bullet"/>
-      <w:lvlText w:val="•"/>
-      <w:lvlJc w:val="left"/>
-      <w:pPr>
-        <w:ind w:left="460" w:hanging="280"/>
-      </w:pPr>
-    </w:lvl>
-    <w:lvl w:ilvl="1" w:tplc="55B456EC">
-      <w:start w:val="1"/>
-      <w:numFmt w:val="bullet"/>
-      <w:lvlText w:val="–"/>
-      <w:lvlJc w:val="left"/>
-      <w:pPr>
-        <w:ind w:left="900" w:hanging="280"/>
-      </w:pPr>
-    </w:lvl>
-    <w:lvl w:ilvl="2" w:tplc="00C83ECA">
-      <w:numFmt w:val="decimal"/>
-      <w:lvlText w:val=""/>
-      <w:lvlJc w:val="left"/>
-    </w:lvl>
-    <w:lvl w:ilvl="3" w:tplc="4454AFEE">
-      <w:numFmt w:val="decimal"/>
-      <w:lvlText w:val=""/>
-      <w:lvlJc w:val="left"/>
-    </w:lvl>
-    <w:lvl w:ilvl="4" w:tplc="B5D2E20C">
-      <w:numFmt w:val="decimal"/>
-      <w:lvlText w:val=""/>
-      <w:lvlJc w:val="left"/>
-    </w:lvl>
-    <w:lvl w:ilvl="5" w:tplc="8EF0162C">
-      <w:numFmt w:val="decimal"/>
-      <w:lvlText w:val=""/>
-      <w:lvlJc w:val="left"/>
-    </w:lvl>
-    <w:lvl w:ilvl="6" w:tplc="D4D43EEE">
-      <w:numFmt w:val="decimal"/>
-      <w:lvlText w:val=""/>
-      <w:lvlJc w:val="left"/>
-    </w:lvl>
-    <w:lvl w:ilvl="7" w:tplc="ACA4ADC0">
-      <w:numFmt w:val="decimal"/>
-      <w:lvlText w:val=""/>
-      <w:lvlJc w:val="left"/>
-    </w:lvl>
-    <w:lvl w:ilvl="8" w:tplc="1F2A0DD0">
-      <w:numFmt w:val="decimal"/>
-      <w:lvlText w:val=""/>
-      <w:lvlJc w:val="left"/>
-    </w:lvl>
-  </w:abstractNum>
-  <w:abstractNum w:abstractNumId="5" w15:restartNumberingAfterBreak="0">
-    <w:nsid w:val="0F073175"/>
-    <w:multiLevelType w:val="hybridMultilevel"/>
-    <w:tmpl w:val="3CB425D2"/>
-    <w:lvl w:ilvl="0" w:tplc="698A2FC2">
+    <w:tmpl w:val="86F26F7E"/>
+    <w:lvl w:ilvl="0" w:tplc="A56A5960">
       <w:start w:val="1"/>
       <w:numFmt w:val="decimal"/>
       <w:lvlText w:val="%1."/>
@@ -14772,52 +14709,52 @@
         <w:color w:val="A67C27"/>
       </w:rPr>
     </w:lvl>
-    <w:lvl w:ilvl="1" w:tplc="A46E8696">
+    <w:lvl w:ilvl="1" w:tplc="35C04D0A">
       <w:numFmt w:val="decimal"/>
       <w:lvlText w:val=""/>
       <w:lvlJc w:val="left"/>
     </w:lvl>
-    <w:lvl w:ilvl="2" w:tplc="8EEC78E0">
+    <w:lvl w:ilvl="2" w:tplc="10E8F20C">
       <w:numFmt w:val="decimal"/>
       <w:lvlText w:val=""/>
       <w:lvlJc w:val="left"/>
     </w:lvl>
-    <w:lvl w:ilvl="3" w:tplc="A89037FE">
+    <w:lvl w:ilvl="3" w:tplc="550E5710">
       <w:numFmt w:val="decimal"/>
       <w:lvlText w:val=""/>
       <w:lvlJc w:val="left"/>
     </w:lvl>
-    <w:lvl w:ilvl="4" w:tplc="6900C126">
+    <w:lvl w:ilvl="4" w:tplc="52C85386">
       <w:numFmt w:val="decimal"/>
       <w:lvlText w:val=""/>
       <w:lvlJc w:val="left"/>
     </w:lvl>
-    <w:lvl w:ilvl="5" w:tplc="86DA0182">
+    <w:lvl w:ilvl="5" w:tplc="D718476C">
       <w:numFmt w:val="decimal"/>
       <w:lvlText w:val=""/>
       <w:lvlJc w:val="left"/>
     </w:lvl>
-    <w:lvl w:ilvl="6" w:tplc="5652177A">
+    <w:lvl w:ilvl="6" w:tplc="774ADDAE">
       <w:numFmt w:val="decimal"/>
       <w:lvlText w:val=""/>
       <w:lvlJc w:val="left"/>
     </w:lvl>
-    <w:lvl w:ilvl="7" w:tplc="0D420CE0">
+    <w:lvl w:ilvl="7" w:tplc="DADA595E">
       <w:numFmt w:val="decimal"/>
       <w:lvlText w:val=""/>
       <w:lvlJc w:val="left"/>
     </w:lvl>
-    <w:lvl w:ilvl="8" w:tplc="4B766622">
+    <w:lvl w:ilvl="8" w:tplc="D4AC4DA2">
       <w:numFmt w:val="decimal"/>
       <w:lvlText w:val=""/>
       <w:lvlJc w:val="left"/>
     </w:lvl>
   </w:abstractNum>
-  <w:abstractNum w:abstractNumId="6" w15:restartNumberingAfterBreak="0">
-    <w:nsid w:val="128F2F1E"/>
+  <w:abstractNum w:abstractNumId="5" w15:restartNumberingAfterBreak="0">
+    <w:nsid w:val="1E2652C2"/>
     <w:multiLevelType w:val="hybridMultilevel"/>
-    <w:tmpl w:val="A100E6CE"/>
-    <w:lvl w:ilvl="0" w:tplc="22C64D4C">
+    <w:tmpl w:val="34807FFA"/>
+    <w:lvl w:ilvl="0" w:tplc="1C3C9304">
       <w:start w:val="1"/>
       <w:numFmt w:val="decimal"/>
       <w:lvlText w:val="%1."/>
@@ -14831,52 +14768,138 @@
         <w:color w:val="A67C27"/>
       </w:rPr>
     </w:lvl>
-    <w:lvl w:ilvl="1" w:tplc="E07204DA">
+    <w:lvl w:ilvl="1" w:tplc="6B8AF1EA">
       <w:numFmt w:val="decimal"/>
       <w:lvlText w:val=""/>
       <w:lvlJc w:val="left"/>
     </w:lvl>
-    <w:lvl w:ilvl="2" w:tplc="6E3680CC">
+    <w:lvl w:ilvl="2" w:tplc="3CA27442">
       <w:numFmt w:val="decimal"/>
       <w:lvlText w:val=""/>
       <w:lvlJc w:val="left"/>
     </w:lvl>
-    <w:lvl w:ilvl="3" w:tplc="97FABDC4">
+    <w:lvl w:ilvl="3" w:tplc="7B4452BE">
       <w:numFmt w:val="decimal"/>
       <w:lvlText w:val=""/>
       <w:lvlJc w:val="left"/>
     </w:lvl>
-    <w:lvl w:ilvl="4" w:tplc="A6F80A26">
+    <w:lvl w:ilvl="4" w:tplc="A8D0CB98">
       <w:numFmt w:val="decimal"/>
       <w:lvlText w:val=""/>
       <w:lvlJc w:val="left"/>
     </w:lvl>
-    <w:lvl w:ilvl="5" w:tplc="B1080416">
+    <w:lvl w:ilvl="5" w:tplc="0D98EABA">
       <w:numFmt w:val="decimal"/>
       <w:lvlText w:val=""/>
       <w:lvlJc w:val="left"/>
     </w:lvl>
-    <w:lvl w:ilvl="6" w:tplc="3EBC05AC">
+    <w:lvl w:ilvl="6" w:tplc="A030FF9C">
       <w:numFmt w:val="decimal"/>
       <w:lvlText w:val=""/>
       <w:lvlJc w:val="left"/>
     </w:lvl>
-    <w:lvl w:ilvl="7" w:tplc="E2AA4A48">
+    <w:lvl w:ilvl="7" w:tplc="AC7A30EE">
       <w:numFmt w:val="decimal"/>
       <w:lvlText w:val=""/>
       <w:lvlJc w:val="left"/>
     </w:lvl>
-    <w:lvl w:ilvl="8" w:tplc="2E18BB5C">
+    <w:lvl w:ilvl="8" w:tplc="73027572">
       <w:numFmt w:val="decimal"/>
       <w:lvlText w:val=""/>
       <w:lvlJc w:val="left"/>
+    </w:lvl>
+  </w:abstractNum>
+  <w:abstractNum w:abstractNumId="6" w15:restartNumberingAfterBreak="0">
+    <w:nsid w:val="23C45443"/>
+    <w:multiLevelType w:val="hybridMultilevel"/>
+    <w:tmpl w:val="A21E0872"/>
+    <w:lvl w:ilvl="0" w:tplc="65420646">
+      <w:start w:val="1"/>
+      <w:numFmt w:val="bullet"/>
+      <w:lvlText w:val="●"/>
+      <w:lvlJc w:val="left"/>
+      <w:pPr>
+        <w:ind w:left="720" w:hanging="360"/>
+      </w:pPr>
+    </w:lvl>
+    <w:lvl w:ilvl="1" w:tplc="24320B22">
+      <w:start w:val="1"/>
+      <w:numFmt w:val="bullet"/>
+      <w:lvlText w:val="○"/>
+      <w:lvlJc w:val="left"/>
+      <w:pPr>
+        <w:ind w:left="1440" w:hanging="360"/>
+      </w:pPr>
+    </w:lvl>
+    <w:lvl w:ilvl="2" w:tplc="959CEA72">
+      <w:start w:val="1"/>
+      <w:numFmt w:val="bullet"/>
+      <w:lvlText w:val="■"/>
+      <w:lvlJc w:val="left"/>
+      <w:pPr>
+        <w:ind w:left="2160" w:hanging="360"/>
+      </w:pPr>
+    </w:lvl>
+    <w:lvl w:ilvl="3" w:tplc="B1A4546C">
+      <w:start w:val="1"/>
+      <w:numFmt w:val="bullet"/>
+      <w:lvlText w:val="●"/>
+      <w:lvlJc w:val="left"/>
+      <w:pPr>
+        <w:ind w:left="2880" w:hanging="360"/>
+      </w:pPr>
+    </w:lvl>
+    <w:lvl w:ilvl="4" w:tplc="22546334">
+      <w:start w:val="1"/>
+      <w:numFmt w:val="bullet"/>
+      <w:lvlText w:val="○"/>
+      <w:lvlJc w:val="left"/>
+      <w:pPr>
+        <w:ind w:left="3600" w:hanging="360"/>
+      </w:pPr>
+    </w:lvl>
+    <w:lvl w:ilvl="5" w:tplc="30B05246">
+      <w:start w:val="1"/>
+      <w:numFmt w:val="bullet"/>
+      <w:lvlText w:val="■"/>
+      <w:lvlJc w:val="left"/>
+      <w:pPr>
+        <w:ind w:left="4320" w:hanging="360"/>
+      </w:pPr>
+    </w:lvl>
+    <w:lvl w:ilvl="6" w:tplc="B5228A2C">
+      <w:start w:val="1"/>
+      <w:numFmt w:val="bullet"/>
+      <w:lvlText w:val="●"/>
+      <w:lvlJc w:val="left"/>
+      <w:pPr>
+        <w:ind w:left="5040" w:hanging="360"/>
+      </w:pPr>
+    </w:lvl>
+    <w:lvl w:ilvl="7" w:tplc="420E9C60">
+      <w:start w:val="1"/>
+      <w:numFmt w:val="bullet"/>
+      <w:lvlText w:val="●"/>
+      <w:lvlJc w:val="left"/>
+      <w:pPr>
+        <w:ind w:left="5760" w:hanging="360"/>
+      </w:pPr>
+    </w:lvl>
+    <w:lvl w:ilvl="8" w:tplc="B6046DCE">
+      <w:start w:val="1"/>
+      <w:numFmt w:val="bullet"/>
+      <w:lvlText w:val="●"/>
+      <w:lvlJc w:val="left"/>
+      <w:pPr>
+        <w:ind w:left="6480" w:hanging="360"/>
+      </w:pPr>
     </w:lvl>
   </w:abstractNum>
   <w:abstractNum w:abstractNumId="7" w15:restartNumberingAfterBreak="0">
-    <w:nsid w:val="21031BDC"/>
+    <w:nsid w:val="304A567A"/>
     <w:multiLevelType w:val="hybridMultilevel"/>
-    <w:tmpl w:val="D68EA9B6"/>
-    <w:lvl w:ilvl="0" w:tplc="297AB3A2">
+    <w:tmpl w:val="81541090"/>
+    <w:lvl w:ilvl="0" w:tplc="BEBCE38E">
       <w:start w:val="1"/>
       <w:numFmt w:val="decimal"/>
       <w:lvlText w:val="%1."/>
@@ -14890,52 +14913,52 @@
         <w:color w:val="A67C27"/>
       </w:rPr>
     </w:lvl>
-    <w:lvl w:ilvl="1" w:tplc="C374A9F6">
+    <w:lvl w:ilvl="1" w:tplc="6CC09D40">
       <w:numFmt w:val="decimal"/>
       <w:lvlText w:val=""/>
       <w:lvlJc w:val="left"/>
     </w:lvl>
-    <w:lvl w:ilvl="2" w:tplc="BDA886EC">
+    <w:lvl w:ilvl="2" w:tplc="186EB1A4">
       <w:numFmt w:val="decimal"/>
       <w:lvlText w:val=""/>
       <w:lvlJc w:val="left"/>
     </w:lvl>
-    <w:lvl w:ilvl="3" w:tplc="76784FC8">
+    <w:lvl w:ilvl="3" w:tplc="95F6A234">
       <w:numFmt w:val="decimal"/>
       <w:lvlText w:val=""/>
       <w:lvlJc w:val="left"/>
     </w:lvl>
-    <w:lvl w:ilvl="4" w:tplc="39446320">
+    <w:lvl w:ilvl="4" w:tplc="2FA89322">
       <w:numFmt w:val="decimal"/>
       <w:lvlText w:val=""/>
       <w:lvlJc w:val="left"/>
     </w:lvl>
-    <w:lvl w:ilvl="5" w:tplc="3C9CA3F0">
+    <w:lvl w:ilvl="5" w:tplc="0030A3EA">
       <w:numFmt w:val="decimal"/>
       <w:lvlText w:val=""/>
       <w:lvlJc w:val="left"/>
     </w:lvl>
-    <w:lvl w:ilvl="6" w:tplc="D554AD92">
+    <w:lvl w:ilvl="6" w:tplc="B84A89A6">
       <w:numFmt w:val="decimal"/>
       <w:lvlText w:val=""/>
       <w:lvlJc w:val="left"/>
     </w:lvl>
-    <w:lvl w:ilvl="7" w:tplc="67AED6A2">
+    <w:lvl w:ilvl="7" w:tplc="2B26C998">
       <w:numFmt w:val="decimal"/>
       <w:lvlText w:val=""/>
       <w:lvlJc w:val="left"/>
     </w:lvl>
-    <w:lvl w:ilvl="8" w:tplc="A54E4E30">
+    <w:lvl w:ilvl="8" w:tplc="4F4C9C1E">
       <w:numFmt w:val="decimal"/>
       <w:lvlText w:val=""/>
       <w:lvlJc w:val="left"/>
     </w:lvl>
   </w:abstractNum>
   <w:abstractNum w:abstractNumId="8" w15:restartNumberingAfterBreak="0">
-    <w:nsid w:val="2C1E3FE6"/>
+    <w:nsid w:val="33284B7F"/>
     <w:multiLevelType w:val="hybridMultilevel"/>
-    <w:tmpl w:val="17E2B3CC"/>
-    <w:lvl w:ilvl="0" w:tplc="2B8AC05E">
+    <w:tmpl w:val="FA5640D6"/>
+    <w:lvl w:ilvl="0" w:tplc="A3D8FEB2">
       <w:start w:val="1"/>
       <w:numFmt w:val="decimal"/>
       <w:lvlText w:val="%1."/>
@@ -14949,52 +14972,52 @@
         <w:color w:val="A67C27"/>
       </w:rPr>
     </w:lvl>
-    <w:lvl w:ilvl="1" w:tplc="8326E0B2">
+    <w:lvl w:ilvl="1" w:tplc="8850E220">
       <w:numFmt w:val="decimal"/>
       <w:lvlText w:val=""/>
       <w:lvlJc w:val="left"/>
     </w:lvl>
-    <w:lvl w:ilvl="2" w:tplc="AB80CE46">
+    <w:lvl w:ilvl="2" w:tplc="96047F24">
       <w:numFmt w:val="decimal"/>
       <w:lvlText w:val=""/>
       <w:lvlJc w:val="left"/>
     </w:lvl>
-    <w:lvl w:ilvl="3" w:tplc="CBEA7D7E">
+    <w:lvl w:ilvl="3" w:tplc="13F85D7E">
       <w:numFmt w:val="decimal"/>
       <w:lvlText w:val=""/>
       <w:lvlJc w:val="left"/>
     </w:lvl>
-    <w:lvl w:ilvl="4" w:tplc="E24C38F4">
+    <w:lvl w:ilvl="4" w:tplc="33DAB570">
       <w:numFmt w:val="decimal"/>
       <w:lvlText w:val=""/>
       <w:lvlJc w:val="left"/>
     </w:lvl>
-    <w:lvl w:ilvl="5" w:tplc="37F8B6E8">
+    <w:lvl w:ilvl="5" w:tplc="09265218">
       <w:numFmt w:val="decimal"/>
       <w:lvlText w:val=""/>
       <w:lvlJc w:val="left"/>
     </w:lvl>
-    <w:lvl w:ilvl="6" w:tplc="56963210">
+    <w:lvl w:ilvl="6" w:tplc="FCF26F52">
       <w:numFmt w:val="decimal"/>
       <w:lvlText w:val=""/>
       <w:lvlJc w:val="left"/>
     </w:lvl>
-    <w:lvl w:ilvl="7" w:tplc="105CD88A">
+    <w:lvl w:ilvl="7" w:tplc="33C8C85E">
       <w:numFmt w:val="decimal"/>
       <w:lvlText w:val=""/>
       <w:lvlJc w:val="left"/>
     </w:lvl>
-    <w:lvl w:ilvl="8" w:tplc="C7AEE2BA">
+    <w:lvl w:ilvl="8" w:tplc="5FACA5FA">
       <w:numFmt w:val="decimal"/>
       <w:lvlText w:val=""/>
       <w:lvlJc w:val="left"/>
     </w:lvl>
   </w:abstractNum>
   <w:abstractNum w:abstractNumId="9" w15:restartNumberingAfterBreak="0">
-    <w:nsid w:val="308633BA"/>
+    <w:nsid w:val="35634474"/>
     <w:multiLevelType w:val="hybridMultilevel"/>
-    <w:tmpl w:val="6BC288C0"/>
-    <w:lvl w:ilvl="0" w:tplc="8EEEB6EC">
+    <w:tmpl w:val="96467E10"/>
+    <w:lvl w:ilvl="0" w:tplc="98047E20">
       <w:start w:val="1"/>
       <w:numFmt w:val="decimal"/>
       <w:lvlText w:val="%1."/>
@@ -15008,52 +15031,52 @@
         <w:color w:val="A67C27"/>
       </w:rPr>
     </w:lvl>
-    <w:lvl w:ilvl="1" w:tplc="13CA8B84">
+    <w:lvl w:ilvl="1" w:tplc="18827220">
       <w:numFmt w:val="decimal"/>
       <w:lvlText w:val=""/>
       <w:lvlJc w:val="left"/>
     </w:lvl>
-    <w:lvl w:ilvl="2" w:tplc="D61457B2">
+    <w:lvl w:ilvl="2" w:tplc="B85051AE">
       <w:numFmt w:val="decimal"/>
       <w:lvlText w:val=""/>
       <w:lvlJc w:val="left"/>
     </w:lvl>
-    <w:lvl w:ilvl="3" w:tplc="9BA0D266">
+    <w:lvl w:ilvl="3" w:tplc="13DC5BF6">
       <w:numFmt w:val="decimal"/>
       <w:lvlText w:val=""/>
       <w:lvlJc w:val="left"/>
     </w:lvl>
-    <w:lvl w:ilvl="4" w:tplc="3B48CD2E">
+    <w:lvl w:ilvl="4" w:tplc="61B02B82">
       <w:numFmt w:val="decimal"/>
       <w:lvlText w:val=""/>
       <w:lvlJc w:val="left"/>
     </w:lvl>
-    <w:lvl w:ilvl="5" w:tplc="0004DA24">
+    <w:lvl w:ilvl="5" w:tplc="7630AC58">
       <w:numFmt w:val="decimal"/>
       <w:lvlText w:val=""/>
       <w:lvlJc w:val="left"/>
     </w:lvl>
-    <w:lvl w:ilvl="6" w:tplc="33F0108C">
+    <w:lvl w:ilvl="6" w:tplc="55483962">
       <w:numFmt w:val="decimal"/>
       <w:lvlText w:val=""/>
       <w:lvlJc w:val="left"/>
     </w:lvl>
-    <w:lvl w:ilvl="7" w:tplc="19E85DDC">
+    <w:lvl w:ilvl="7" w:tplc="C140254E">
       <w:numFmt w:val="decimal"/>
       <w:lvlText w:val=""/>
       <w:lvlJc w:val="left"/>
     </w:lvl>
-    <w:lvl w:ilvl="8" w:tplc="268AF8E2">
+    <w:lvl w:ilvl="8" w:tplc="ABE04E40">
       <w:numFmt w:val="decimal"/>
       <w:lvlText w:val=""/>
       <w:lvlJc w:val="left"/>
     </w:lvl>
   </w:abstractNum>
   <w:abstractNum w:abstractNumId="10" w15:restartNumberingAfterBreak="0">
-    <w:nsid w:val="311F4022"/>
+    <w:nsid w:val="41730816"/>
     <w:multiLevelType w:val="hybridMultilevel"/>
-    <w:tmpl w:val="4FD61B86"/>
-    <w:lvl w:ilvl="0" w:tplc="6DE8E0A0">
+    <w:tmpl w:val="BCA0CBF0"/>
+    <w:lvl w:ilvl="0" w:tplc="44D06F20">
       <w:start w:val="1"/>
       <w:numFmt w:val="decimal"/>
       <w:lvlText w:val="%1."/>
@@ -15067,52 +15090,52 @@
         <w:color w:val="A67C27"/>
       </w:rPr>
     </w:lvl>
-    <w:lvl w:ilvl="1" w:tplc="0B8EB9E2">
+    <w:lvl w:ilvl="1" w:tplc="BC164442">
       <w:numFmt w:val="decimal"/>
       <w:lvlText w:val=""/>
       <w:lvlJc w:val="left"/>
     </w:lvl>
-    <w:lvl w:ilvl="2" w:tplc="C9A68EA2">
+    <w:lvl w:ilvl="2" w:tplc="0A6C504E">
       <w:numFmt w:val="decimal"/>
       <w:lvlText w:val=""/>
       <w:lvlJc w:val="left"/>
     </w:lvl>
-    <w:lvl w:ilvl="3" w:tplc="640489EA">
+    <w:lvl w:ilvl="3" w:tplc="3A38CC6A">
       <w:numFmt w:val="decimal"/>
       <w:lvlText w:val=""/>
       <w:lvlJc w:val="left"/>
     </w:lvl>
-    <w:lvl w:ilvl="4" w:tplc="6C9AA8B0">
+    <w:lvl w:ilvl="4" w:tplc="A0A44C3E">
       <w:numFmt w:val="decimal"/>
       <w:lvlText w:val=""/>
       <w:lvlJc w:val="left"/>
     </w:lvl>
-    <w:lvl w:ilvl="5" w:tplc="D300321E">
+    <w:lvl w:ilvl="5" w:tplc="3620C6A4">
       <w:numFmt w:val="decimal"/>
       <w:lvlText w:val=""/>
       <w:lvlJc w:val="left"/>
     </w:lvl>
-    <w:lvl w:ilvl="6" w:tplc="096E3A5E">
+    <w:lvl w:ilvl="6" w:tplc="F8044FB8">
       <w:numFmt w:val="decimal"/>
       <w:lvlText w:val=""/>
       <w:lvlJc w:val="left"/>
     </w:lvl>
-    <w:lvl w:ilvl="7" w:tplc="78943AD8">
+    <w:lvl w:ilvl="7" w:tplc="D7DC93D6">
       <w:numFmt w:val="decimal"/>
       <w:lvlText w:val=""/>
       <w:lvlJc w:val="left"/>
     </w:lvl>
-    <w:lvl w:ilvl="8" w:tplc="CA62BF4A">
+    <w:lvl w:ilvl="8" w:tplc="DC7C0A0A">
       <w:numFmt w:val="decimal"/>
       <w:lvlText w:val=""/>
       <w:lvlJc w:val="left"/>
     </w:lvl>
   </w:abstractNum>
   <w:abstractNum w:abstractNumId="11" w15:restartNumberingAfterBreak="0">
-    <w:nsid w:val="3EE5185B"/>
+    <w:nsid w:val="432658A2"/>
     <w:multiLevelType w:val="hybridMultilevel"/>
-    <w:tmpl w:val="275EA6E2"/>
-    <w:lvl w:ilvl="0" w:tplc="B1465248">
+    <w:tmpl w:val="30FC8FF0"/>
+    <w:lvl w:ilvl="0" w:tplc="63AEA950">
       <w:start w:val="1"/>
       <w:numFmt w:val="decimal"/>
       <w:lvlText w:val="%1."/>
@@ -15126,52 +15149,52 @@
         <w:color w:val="A67C27"/>
       </w:rPr>
     </w:lvl>
-    <w:lvl w:ilvl="1" w:tplc="01E4049C">
+    <w:lvl w:ilvl="1" w:tplc="FD0E8BE4">
       <w:numFmt w:val="decimal"/>
       <w:lvlText w:val=""/>
       <w:lvlJc w:val="left"/>
     </w:lvl>
-    <w:lvl w:ilvl="2" w:tplc="4142D842">
+    <w:lvl w:ilvl="2" w:tplc="51300494">
       <w:numFmt w:val="decimal"/>
       <w:lvlText w:val=""/>
       <w:lvlJc w:val="left"/>
     </w:lvl>
-    <w:lvl w:ilvl="3" w:tplc="E4288074">
+    <w:lvl w:ilvl="3" w:tplc="138E9E36">
       <w:numFmt w:val="decimal"/>
       <w:lvlText w:val=""/>
       <w:lvlJc w:val="left"/>
     </w:lvl>
-    <w:lvl w:ilvl="4" w:tplc="68A87516">
+    <w:lvl w:ilvl="4" w:tplc="24124CF0">
       <w:numFmt w:val="decimal"/>
       <w:lvlText w:val=""/>
       <w:lvlJc w:val="left"/>
     </w:lvl>
-    <w:lvl w:ilvl="5" w:tplc="2BB6326C">
+    <w:lvl w:ilvl="5" w:tplc="1890BFC2">
       <w:numFmt w:val="decimal"/>
       <w:lvlText w:val=""/>
       <w:lvlJc w:val="left"/>
     </w:lvl>
-    <w:lvl w:ilvl="6" w:tplc="C08651C2">
+    <w:lvl w:ilvl="6" w:tplc="F32EAD84">
       <w:numFmt w:val="decimal"/>
       <w:lvlText w:val=""/>
       <w:lvlJc w:val="left"/>
     </w:lvl>
-    <w:lvl w:ilvl="7" w:tplc="FA960A3A">
+    <w:lvl w:ilvl="7" w:tplc="39D882D0">
       <w:numFmt w:val="decimal"/>
       <w:lvlText w:val=""/>
       <w:lvlJc w:val="left"/>
     </w:lvl>
-    <w:lvl w:ilvl="8" w:tplc="A3A45800">
+    <w:lvl w:ilvl="8" w:tplc="DDF8FFC4">
       <w:numFmt w:val="decimal"/>
       <w:lvlText w:val=""/>
       <w:lvlJc w:val="left"/>
     </w:lvl>
   </w:abstractNum>
   <w:abstractNum w:abstractNumId="12" w15:restartNumberingAfterBreak="0">
-    <w:nsid w:val="3FC70479"/>
+    <w:nsid w:val="4478018C"/>
     <w:multiLevelType w:val="hybridMultilevel"/>
-    <w:tmpl w:val="ADB0C592"/>
-    <w:lvl w:ilvl="0" w:tplc="15827146">
+    <w:tmpl w:val="1ED41810"/>
+    <w:lvl w:ilvl="0" w:tplc="86DABC50">
       <w:start w:val="1"/>
       <w:numFmt w:val="decimal"/>
       <w:lvlText w:val="%1."/>
@@ -15185,52 +15208,52 @@
         <w:color w:val="A67C27"/>
       </w:rPr>
     </w:lvl>
-    <w:lvl w:ilvl="1" w:tplc="1D386F08">
+    <w:lvl w:ilvl="1" w:tplc="CF92B7F8">
       <w:numFmt w:val="decimal"/>
       <w:lvlText w:val=""/>
       <w:lvlJc w:val="left"/>
     </w:lvl>
-    <w:lvl w:ilvl="2" w:tplc="0532C574">
+    <w:lvl w:ilvl="2" w:tplc="1A5CB68C">
       <w:numFmt w:val="decimal"/>
       <w:lvlText w:val=""/>
       <w:lvlJc w:val="left"/>
     </w:lvl>
-    <w:lvl w:ilvl="3" w:tplc="796459DA">
+    <w:lvl w:ilvl="3" w:tplc="897E0D04">
       <w:numFmt w:val="decimal"/>
       <w:lvlText w:val=""/>
       <w:lvlJc w:val="left"/>
     </w:lvl>
-    <w:lvl w:ilvl="4" w:tplc="9C84E2CA">
+    <w:lvl w:ilvl="4" w:tplc="AEC09ED2">
       <w:numFmt w:val="decimal"/>
       <w:lvlText w:val=""/>
       <w:lvlJc w:val="left"/>
     </w:lvl>
-    <w:lvl w:ilvl="5" w:tplc="E52C69E4">
+    <w:lvl w:ilvl="5" w:tplc="45E823A6">
       <w:numFmt w:val="decimal"/>
       <w:lvlText w:val=""/>
       <w:lvlJc w:val="left"/>
     </w:lvl>
-    <w:lvl w:ilvl="6" w:tplc="A724A8AE">
+    <w:lvl w:ilvl="6" w:tplc="E6FE61F8">
       <w:numFmt w:val="decimal"/>
       <w:lvlText w:val=""/>
       <w:lvlJc w:val="left"/>
     </w:lvl>
-    <w:lvl w:ilvl="7" w:tplc="ACACB88A">
+    <w:lvl w:ilvl="7" w:tplc="F6CA325C">
       <w:numFmt w:val="decimal"/>
       <w:lvlText w:val=""/>
       <w:lvlJc w:val="left"/>
     </w:lvl>
-    <w:lvl w:ilvl="8" w:tplc="134CCFDA">
+    <w:lvl w:ilvl="8" w:tplc="6E82E1EC">
       <w:numFmt w:val="decimal"/>
       <w:lvlText w:val=""/>
       <w:lvlJc w:val="left"/>
     </w:lvl>
   </w:abstractNum>
   <w:abstractNum w:abstractNumId="13" w15:restartNumberingAfterBreak="0">
-    <w:nsid w:val="56DF7E58"/>
+    <w:nsid w:val="484E11B7"/>
     <w:multiLevelType w:val="hybridMultilevel"/>
-    <w:tmpl w:val="6EF055C0"/>
-    <w:lvl w:ilvl="0" w:tplc="3D369C6A">
+    <w:tmpl w:val="B3043BF0"/>
+    <w:lvl w:ilvl="0" w:tplc="D0E09F7C">
       <w:start w:val="1"/>
       <w:numFmt w:val="decimal"/>
       <w:lvlText w:val="%1."/>
@@ -15244,52 +15267,110 @@
         <w:color w:val="A67C27"/>
       </w:rPr>
     </w:lvl>
-    <w:lvl w:ilvl="1" w:tplc="21B6A68E">
+    <w:lvl w:ilvl="1" w:tplc="C358A9CC">
       <w:numFmt w:val="decimal"/>
       <w:lvlText w:val=""/>
       <w:lvlJc w:val="left"/>
     </w:lvl>
-    <w:lvl w:ilvl="2" w:tplc="41328C3A">
+    <w:lvl w:ilvl="2" w:tplc="7926018E">
       <w:numFmt w:val="decimal"/>
       <w:lvlText w:val=""/>
       <w:lvlJc w:val="left"/>
     </w:lvl>
-    <w:lvl w:ilvl="3" w:tplc="0D468816">
+    <w:lvl w:ilvl="3" w:tplc="268E5FCC">
       <w:numFmt w:val="decimal"/>
       <w:lvlText w:val=""/>
       <w:lvlJc w:val="left"/>
     </w:lvl>
-    <w:lvl w:ilvl="4" w:tplc="3AD43080">
+    <w:lvl w:ilvl="4" w:tplc="7CB0CEBE">
       <w:numFmt w:val="decimal"/>
       <w:lvlText w:val=""/>
       <w:lvlJc w:val="left"/>
     </w:lvl>
-    <w:lvl w:ilvl="5" w:tplc="E842B95C">
+    <w:lvl w:ilvl="5" w:tplc="FD484F14">
       <w:numFmt w:val="decimal"/>
       <w:lvlText w:val=""/>
       <w:lvlJc w:val="left"/>
     </w:lvl>
-    <w:lvl w:ilvl="6" w:tplc="B4A4AD20">
+    <w:lvl w:ilvl="6" w:tplc="2C982D98">
       <w:numFmt w:val="decimal"/>
       <w:lvlText w:val=""/>
       <w:lvlJc w:val="left"/>
     </w:lvl>
-    <w:lvl w:ilvl="7" w:tplc="4606D048">
+    <w:lvl w:ilvl="7" w:tplc="6EDA27F2">
       <w:numFmt w:val="decimal"/>
       <w:lvlText w:val=""/>
       <w:lvlJc w:val="left"/>
     </w:lvl>
-    <w:lvl w:ilvl="8" w:tplc="EDBA8C0A">
+    <w:lvl w:ilvl="8" w:tplc="EBD83C0E">
       <w:numFmt w:val="decimal"/>
       <w:lvlText w:val=""/>
       <w:lvlJc w:val="left"/>
     </w:lvl>
   </w:abstractNum>
   <w:abstractNum w:abstractNumId="14" w15:restartNumberingAfterBreak="0">
-    <w:nsid w:val="57174BFB"/>
+    <w:nsid w:val="48AA75C4"/>
     <w:multiLevelType w:val="hybridMultilevel"/>
-    <w:tmpl w:val="55588CD2"/>
-    <w:lvl w:ilvl="0" w:tplc="D80E21AC">
+    <w:tmpl w:val="426802B2"/>
+    <w:lvl w:ilvl="0" w:tplc="E5B01980">
+      <w:start w:val="1"/>
+      <w:numFmt w:val="bullet"/>
+      <w:lvlText w:val="•"/>
+      <w:lvlJc w:val="left"/>
+      <w:pPr>
+        <w:ind w:left="460" w:hanging="280"/>
+      </w:pPr>
+    </w:lvl>
+    <w:lvl w:ilvl="1" w:tplc="885E2324">
+      <w:start w:val="1"/>
+      <w:numFmt w:val="bullet"/>
+      <w:lvlText w:val="–"/>
+      <w:lvlJc w:val="left"/>
+      <w:pPr>
+        <w:ind w:left="900" w:hanging="280"/>
+      </w:pPr>
+    </w:lvl>
+    <w:lvl w:ilvl="2" w:tplc="645E0412">
+      <w:numFmt w:val="decimal"/>
+      <w:lvlText w:val=""/>
+      <w:lvlJc w:val="left"/>
+    </w:lvl>
+    <w:lvl w:ilvl="3" w:tplc="6FD6D570">
+      <w:numFmt w:val="decimal"/>
+      <w:lvlText w:val=""/>
+      <w:lvlJc w:val="left"/>
+    </w:lvl>
+    <w:lvl w:ilvl="4" w:tplc="C18A4758">
+      <w:numFmt w:val="decimal"/>
+      <w:lvlText w:val=""/>
+      <w:lvlJc w:val="left"/>
+    </w:lvl>
+    <w:lvl w:ilvl="5" w:tplc="57FCDA1A">
+      <w:numFmt w:val="decimal"/>
+      <w:lvlText w:val=""/>
+      <w:lvlJc w:val="left"/>
+    </w:lvl>
+    <w:lvl w:ilvl="6" w:tplc="D33C4E84">
+      <w:numFmt w:val="decimal"/>
+      <w:lvlText w:val=""/>
+      <w:lvlJc w:val="left"/>
+    </w:lvl>
+    <w:lvl w:ilvl="7" w:tplc="732C011C">
+      <w:numFmt w:val="decimal"/>
+      <w:lvlText w:val=""/>
+      <w:lvlJc w:val="left"/>
+    </w:lvl>
+    <w:lvl w:ilvl="8" w:tplc="F88CB238">
+      <w:numFmt w:val="decimal"/>
+      <w:lvlText w:val=""/>
+      <w:lvlJc w:val="left"/>
+    </w:lvl>
+  </w:abstractNum>
+  <w:abstractNum w:abstractNumId="15" w15:restartNumberingAfterBreak="0">
+    <w:nsid w:val="49933DFE"/>
+    <w:multiLevelType w:val="hybridMultilevel"/>
+    <w:tmpl w:val="144619F6"/>
+    <w:lvl w:ilvl="0" w:tplc="474C87D8">
       <w:start w:val="1"/>
       <w:numFmt w:val="decimal"/>
       <w:lvlText w:val="%1."/>
@@ -15303,52 +15384,52 @@
         <w:color w:val="A67C27"/>
       </w:rPr>
     </w:lvl>
-    <w:lvl w:ilvl="1" w:tplc="4CA84D20">
+    <w:lvl w:ilvl="1" w:tplc="D2F6C950">
       <w:numFmt w:val="decimal"/>
       <w:lvlText w:val=""/>
       <w:lvlJc w:val="left"/>
     </w:lvl>
-    <w:lvl w:ilvl="2" w:tplc="28C45DD0">
+    <w:lvl w:ilvl="2" w:tplc="822AF966">
       <w:numFmt w:val="decimal"/>
       <w:lvlText w:val=""/>
       <w:lvlJc w:val="left"/>
     </w:lvl>
-    <w:lvl w:ilvl="3" w:tplc="6D8058F8">
+    <w:lvl w:ilvl="3" w:tplc="77B00C82">
       <w:numFmt w:val="decimal"/>
       <w:lvlText w:val=""/>
       <w:lvlJc w:val="left"/>
     </w:lvl>
-    <w:lvl w:ilvl="4" w:tplc="783AB8DC">
+    <w:lvl w:ilvl="4" w:tplc="23CCBEF6">
       <w:numFmt w:val="decimal"/>
       <w:lvlText w:val=""/>
       <w:lvlJc w:val="left"/>
     </w:lvl>
-    <w:lvl w:ilvl="5" w:tplc="64B61212">
+    <w:lvl w:ilvl="5" w:tplc="5A0024A8">
       <w:numFmt w:val="decimal"/>
       <w:lvlText w:val=""/>
       <w:lvlJc w:val="left"/>
     </w:lvl>
-    <w:lvl w:ilvl="6" w:tplc="8B0CF664">
+    <w:lvl w:ilvl="6" w:tplc="BC801924">
       <w:numFmt w:val="decimal"/>
       <w:lvlText w:val=""/>
       <w:lvlJc w:val="left"/>
     </w:lvl>
-    <w:lvl w:ilvl="7" w:tplc="DB12F15E">
+    <w:lvl w:ilvl="7" w:tplc="C52EECCA">
       <w:numFmt w:val="decimal"/>
       <w:lvlText w:val=""/>
       <w:lvlJc w:val="left"/>
     </w:lvl>
-    <w:lvl w:ilvl="8" w:tplc="49AEFC68">
+    <w:lvl w:ilvl="8" w:tplc="AE72C178">
       <w:numFmt w:val="decimal"/>
       <w:lvlText w:val=""/>
       <w:lvlJc w:val="left"/>
     </w:lvl>
   </w:abstractNum>
-  <w:abstractNum w:abstractNumId="15" w15:restartNumberingAfterBreak="0">
-    <w:nsid w:val="5CFA2C23"/>
+  <w:abstractNum w:abstractNumId="16" w15:restartNumberingAfterBreak="0">
+    <w:nsid w:val="4D7A09A4"/>
     <w:multiLevelType w:val="hybridMultilevel"/>
-    <w:tmpl w:val="119E5ABC"/>
-    <w:lvl w:ilvl="0" w:tplc="56881626">
+    <w:tmpl w:val="2B084D52"/>
+    <w:lvl w:ilvl="0" w:tplc="A2A4DE9A">
       <w:start w:val="1"/>
       <w:numFmt w:val="decimal"/>
       <w:lvlText w:val="%1."/>
@@ -15362,52 +15443,52 @@
         <w:color w:val="A67C27"/>
       </w:rPr>
     </w:lvl>
-    <w:lvl w:ilvl="1" w:tplc="27C07CE0">
+    <w:lvl w:ilvl="1" w:tplc="7B8AD7C0">
       <w:numFmt w:val="decimal"/>
       <w:lvlText w:val=""/>
       <w:lvlJc w:val="left"/>
     </w:lvl>
-    <w:lvl w:ilvl="2" w:tplc="1F5C7046">
+    <w:lvl w:ilvl="2" w:tplc="843428B2">
       <w:numFmt w:val="decimal"/>
       <w:lvlText w:val=""/>
       <w:lvlJc w:val="left"/>
     </w:lvl>
-    <w:lvl w:ilvl="3" w:tplc="9C62F3EA">
+    <w:lvl w:ilvl="3" w:tplc="A99440C2">
       <w:numFmt w:val="decimal"/>
       <w:lvlText w:val=""/>
       <w:lvlJc w:val="left"/>
     </w:lvl>
-    <w:lvl w:ilvl="4" w:tplc="1AEC58EC">
+    <w:lvl w:ilvl="4" w:tplc="B1E2C5A8">
       <w:numFmt w:val="decimal"/>
       <w:lvlText w:val=""/>
       <w:lvlJc w:val="left"/>
     </w:lvl>
-    <w:lvl w:ilvl="5" w:tplc="BE0A1D6A">
+    <w:lvl w:ilvl="5" w:tplc="5ED46376">
       <w:numFmt w:val="decimal"/>
       <w:lvlText w:val=""/>
       <w:lvlJc w:val="left"/>
     </w:lvl>
-    <w:lvl w:ilvl="6" w:tplc="CB62F588">
+    <w:lvl w:ilvl="6" w:tplc="41CC856C">
       <w:numFmt w:val="decimal"/>
       <w:lvlText w:val=""/>
       <w:lvlJc w:val="left"/>
     </w:lvl>
-    <w:lvl w:ilvl="7" w:tplc="E6F49DAA">
+    <w:lvl w:ilvl="7" w:tplc="0DD036C4">
       <w:numFmt w:val="decimal"/>
       <w:lvlText w:val=""/>
       <w:lvlJc w:val="left"/>
     </w:lvl>
-    <w:lvl w:ilvl="8" w:tplc="0F6E365A">
+    <w:lvl w:ilvl="8" w:tplc="641AB184">
       <w:numFmt w:val="decimal"/>
       <w:lvlText w:val=""/>
       <w:lvlJc w:val="left"/>
     </w:lvl>
   </w:abstractNum>
-  <w:abstractNum w:abstractNumId="16" w15:restartNumberingAfterBreak="0">
-    <w:nsid w:val="6696564F"/>
+  <w:abstractNum w:abstractNumId="17" w15:restartNumberingAfterBreak="0">
+    <w:nsid w:val="5220617A"/>
     <w:multiLevelType w:val="hybridMultilevel"/>
-    <w:tmpl w:val="CCFA4E66"/>
-    <w:lvl w:ilvl="0" w:tplc="20F0FF62">
+    <w:tmpl w:val="AF1AE9AC"/>
+    <w:lvl w:ilvl="0" w:tplc="EE224F2C">
       <w:start w:val="1"/>
       <w:numFmt w:val="decimal"/>
       <w:lvlText w:val="%1."/>
@@ -15421,52 +15502,52 @@
         <w:color w:val="A67C27"/>
       </w:rPr>
     </w:lvl>
-    <w:lvl w:ilvl="1" w:tplc="15327B44">
+    <w:lvl w:ilvl="1" w:tplc="D2CC5F16">
       <w:numFmt w:val="decimal"/>
       <w:lvlText w:val=""/>
       <w:lvlJc w:val="left"/>
     </w:lvl>
-    <w:lvl w:ilvl="2" w:tplc="83DAA9DA">
+    <w:lvl w:ilvl="2" w:tplc="6108E92E">
       <w:numFmt w:val="decimal"/>
       <w:lvlText w:val=""/>
       <w:lvlJc w:val="left"/>
     </w:lvl>
-    <w:lvl w:ilvl="3" w:tplc="B998A7C2">
+    <w:lvl w:ilvl="3" w:tplc="4CE0C00E">
       <w:numFmt w:val="decimal"/>
       <w:lvlText w:val=""/>
       <w:lvlJc w:val="left"/>
     </w:lvl>
-    <w:lvl w:ilvl="4" w:tplc="35566B5E">
+    <w:lvl w:ilvl="4" w:tplc="58C4ACFE">
       <w:numFmt w:val="decimal"/>
       <w:lvlText w:val=""/>
       <w:lvlJc w:val="left"/>
     </w:lvl>
-    <w:lvl w:ilvl="5" w:tplc="96D28C38">
+    <w:lvl w:ilvl="5" w:tplc="3D344D7E">
       <w:numFmt w:val="decimal"/>
       <w:lvlText w:val=""/>
       <w:lvlJc w:val="left"/>
     </w:lvl>
-    <w:lvl w:ilvl="6" w:tplc="B7DA9C30">
+    <w:lvl w:ilvl="6" w:tplc="3E34BA6C">
       <w:numFmt w:val="decimal"/>
       <w:lvlText w:val=""/>
       <w:lvlJc w:val="left"/>
     </w:lvl>
-    <w:lvl w:ilvl="7" w:tplc="87F8CF3A">
+    <w:lvl w:ilvl="7" w:tplc="39026A54">
       <w:numFmt w:val="decimal"/>
       <w:lvlText w:val=""/>
       <w:lvlJc w:val="left"/>
     </w:lvl>
-    <w:lvl w:ilvl="8" w:tplc="654EBFFC">
+    <w:lvl w:ilvl="8" w:tplc="A5B2390C">
       <w:numFmt w:val="decimal"/>
       <w:lvlText w:val=""/>
       <w:lvlJc w:val="left"/>
     </w:lvl>
   </w:abstractNum>
-  <w:abstractNum w:abstractNumId="17" w15:restartNumberingAfterBreak="0">
-    <w:nsid w:val="66DC51A1"/>
+  <w:abstractNum w:abstractNumId="18" w15:restartNumberingAfterBreak="0">
+    <w:nsid w:val="52A55724"/>
     <w:multiLevelType w:val="hybridMultilevel"/>
-    <w:tmpl w:val="920EA816"/>
-    <w:lvl w:ilvl="0" w:tplc="C2780360">
+    <w:tmpl w:val="7654E174"/>
+    <w:lvl w:ilvl="0" w:tplc="AAE8F022">
       <w:start w:val="1"/>
       <w:numFmt w:val="decimal"/>
       <w:lvlText w:val="%1."/>
@@ -15480,52 +15561,52 @@
         <w:color w:val="A67C27"/>
       </w:rPr>
     </w:lvl>
-    <w:lvl w:ilvl="1" w:tplc="DEA276CA">
+    <w:lvl w:ilvl="1" w:tplc="E1086B3A">
       <w:numFmt w:val="decimal"/>
       <w:lvlText w:val=""/>
       <w:lvlJc w:val="left"/>
     </w:lvl>
-    <w:lvl w:ilvl="2" w:tplc="8632BBBE">
+    <w:lvl w:ilvl="2" w:tplc="F21483A0">
       <w:numFmt w:val="decimal"/>
       <w:lvlText w:val=""/>
       <w:lvlJc w:val="left"/>
     </w:lvl>
-    <w:lvl w:ilvl="3" w:tplc="0F92B90C">
+    <w:lvl w:ilvl="3" w:tplc="01D242D0">
       <w:numFmt w:val="decimal"/>
       <w:lvlText w:val=""/>
       <w:lvlJc w:val="left"/>
     </w:lvl>
-    <w:lvl w:ilvl="4" w:tplc="7AF0E664">
+    <w:lvl w:ilvl="4" w:tplc="7A70B72E">
       <w:numFmt w:val="decimal"/>
       <w:lvlText w:val=""/>
       <w:lvlJc w:val="left"/>
     </w:lvl>
-    <w:lvl w:ilvl="5" w:tplc="16808FF8">
+    <w:lvl w:ilvl="5" w:tplc="01E408AC">
       <w:numFmt w:val="decimal"/>
       <w:lvlText w:val=""/>
       <w:lvlJc w:val="left"/>
     </w:lvl>
-    <w:lvl w:ilvl="6" w:tplc="B7164AA6">
+    <w:lvl w:ilvl="6" w:tplc="157A2C24">
       <w:numFmt w:val="decimal"/>
       <w:lvlText w:val=""/>
       <w:lvlJc w:val="left"/>
     </w:lvl>
-    <w:lvl w:ilvl="7" w:tplc="18689242">
+    <w:lvl w:ilvl="7" w:tplc="E16EC7AA">
       <w:numFmt w:val="decimal"/>
       <w:lvlText w:val=""/>
       <w:lvlJc w:val="left"/>
     </w:lvl>
-    <w:lvl w:ilvl="8" w:tplc="96328F6A">
+    <w:lvl w:ilvl="8" w:tplc="412A5224">
       <w:numFmt w:val="decimal"/>
       <w:lvlText w:val=""/>
       <w:lvlJc w:val="left"/>
     </w:lvl>
   </w:abstractNum>
-  <w:abstractNum w:abstractNumId="18" w15:restartNumberingAfterBreak="0">
-    <w:nsid w:val="672132FB"/>
+  <w:abstractNum w:abstractNumId="19" w15:restartNumberingAfterBreak="0">
+    <w:nsid w:val="680312A7"/>
     <w:multiLevelType w:val="hybridMultilevel"/>
-    <w:tmpl w:val="1988DED4"/>
-    <w:lvl w:ilvl="0" w:tplc="EB70AEBA">
+    <w:tmpl w:val="9B7E9BB0"/>
+    <w:lvl w:ilvl="0" w:tplc="2A6E466A">
       <w:start w:val="1"/>
       <w:numFmt w:val="decimal"/>
       <w:lvlText w:val="%1."/>
@@ -15539,52 +15620,52 @@
         <w:color w:val="A67C27"/>
       </w:rPr>
     </w:lvl>
-    <w:lvl w:ilvl="1" w:tplc="AD60C6A6">
+    <w:lvl w:ilvl="1" w:tplc="C76CF84E">
       <w:numFmt w:val="decimal"/>
       <w:lvlText w:val=""/>
       <w:lvlJc w:val="left"/>
     </w:lvl>
-    <w:lvl w:ilvl="2" w:tplc="4A448868">
+    <w:lvl w:ilvl="2" w:tplc="5F3AA8D2">
       <w:numFmt w:val="decimal"/>
       <w:lvlText w:val=""/>
       <w:lvlJc w:val="left"/>
     </w:lvl>
-    <w:lvl w:ilvl="3" w:tplc="60868370">
+    <w:lvl w:ilvl="3" w:tplc="EDD0F624">
       <w:numFmt w:val="decimal"/>
       <w:lvlText w:val=""/>
       <w:lvlJc w:val="left"/>
     </w:lvl>
-    <w:lvl w:ilvl="4" w:tplc="F8126E80">
+    <w:lvl w:ilvl="4" w:tplc="5906B292">
       <w:numFmt w:val="decimal"/>
       <w:lvlText w:val=""/>
       <w:lvlJc w:val="left"/>
     </w:lvl>
-    <w:lvl w:ilvl="5" w:tplc="9D5ECB5E">
+    <w:lvl w:ilvl="5" w:tplc="04F2234E">
       <w:numFmt w:val="decimal"/>
       <w:lvlText w:val=""/>
       <w:lvlJc w:val="left"/>
     </w:lvl>
-    <w:lvl w:ilvl="6" w:tplc="5F9E8E24">
+    <w:lvl w:ilvl="6" w:tplc="E09C7092">
       <w:numFmt w:val="decimal"/>
       <w:lvlText w:val=""/>
       <w:lvlJc w:val="left"/>
     </w:lvl>
-    <w:lvl w:ilvl="7" w:tplc="79E014E0">
+    <w:lvl w:ilvl="7" w:tplc="12547F3C">
       <w:numFmt w:val="decimal"/>
       <w:lvlText w:val=""/>
       <w:lvlJc w:val="left"/>
     </w:lvl>
-    <w:lvl w:ilvl="8" w:tplc="1DBAAD44">
+    <w:lvl w:ilvl="8" w:tplc="8E24A7BC">
       <w:numFmt w:val="decimal"/>
       <w:lvlText w:val=""/>
       <w:lvlJc w:val="left"/>
     </w:lvl>
   </w:abstractNum>
-  <w:abstractNum w:abstractNumId="19" w15:restartNumberingAfterBreak="0">
-    <w:nsid w:val="6D6F15F4"/>
+  <w:abstractNum w:abstractNumId="20" w15:restartNumberingAfterBreak="0">
+    <w:nsid w:val="6CBD4BC1"/>
     <w:multiLevelType w:val="hybridMultilevel"/>
-    <w:tmpl w:val="A8C4FAAE"/>
-    <w:lvl w:ilvl="0" w:tplc="A3AC72D2">
+    <w:tmpl w:val="C212D432"/>
+    <w:lvl w:ilvl="0" w:tplc="001ECA72">
       <w:start w:val="1"/>
       <w:numFmt w:val="decimal"/>
       <w:lvlText w:val="%1."/>
@@ -15598,138 +15679,52 @@
         <w:color w:val="A67C27"/>
       </w:rPr>
     </w:lvl>
-    <w:lvl w:ilvl="1" w:tplc="7204A43A">
+    <w:lvl w:ilvl="1" w:tplc="F2AA12B2">
       <w:numFmt w:val="decimal"/>
       <w:lvlText w:val=""/>
       <w:lvlJc w:val="left"/>
     </w:lvl>
-    <w:lvl w:ilvl="2" w:tplc="D8C0E846">
+    <w:lvl w:ilvl="2" w:tplc="9FA61C6E">
       <w:numFmt w:val="decimal"/>
       <w:lvlText w:val=""/>
       <w:lvlJc w:val="left"/>
     </w:lvl>
-    <w:lvl w:ilvl="3" w:tplc="66B2375C">
+    <w:lvl w:ilvl="3" w:tplc="ED380688">
       <w:numFmt w:val="decimal"/>
       <w:lvlText w:val=""/>
       <w:lvlJc w:val="left"/>
     </w:lvl>
-    <w:lvl w:ilvl="4" w:tplc="248217C6">
+    <w:lvl w:ilvl="4" w:tplc="F0AEF0B6">
       <w:numFmt w:val="decimal"/>
       <w:lvlText w:val=""/>
       <w:lvlJc w:val="left"/>
     </w:lvl>
-    <w:lvl w:ilvl="5" w:tplc="5A84EB32">
+    <w:lvl w:ilvl="5" w:tplc="FED24780">
       <w:numFmt w:val="decimal"/>
       <w:lvlText w:val=""/>
       <w:lvlJc w:val="left"/>
     </w:lvl>
-    <w:lvl w:ilvl="6" w:tplc="733E7AF6">
+    <w:lvl w:ilvl="6" w:tplc="7FC4255C">
       <w:numFmt w:val="decimal"/>
       <w:lvlText w:val=""/>
       <w:lvlJc w:val="left"/>
     </w:lvl>
-    <w:lvl w:ilvl="7" w:tplc="C3E84266">
+    <w:lvl w:ilvl="7" w:tplc="BB0EBC32">
       <w:numFmt w:val="decimal"/>
       <w:lvlText w:val=""/>
       <w:lvlJc w:val="left"/>
     </w:lvl>
-    <w:lvl w:ilvl="8" w:tplc="9516EEC0">
+    <w:lvl w:ilvl="8" w:tplc="3C54B042">
       <w:numFmt w:val="decimal"/>
       <w:lvlText w:val=""/>
       <w:lvlJc w:val="left"/>
-    </w:lvl>
-  </w:abstractNum>
-  <w:abstractNum w:abstractNumId="20" w15:restartNumberingAfterBreak="0">
-    <w:nsid w:val="7188337E"/>
-    <w:multiLevelType w:val="hybridMultilevel"/>
-    <w:tmpl w:val="2FD42CB8"/>
-    <w:lvl w:ilvl="0" w:tplc="1BACF6CA">
-      <w:start w:val="1"/>
-      <w:numFmt w:val="bullet"/>
-      <w:lvlText w:val="●"/>
-      <w:lvlJc w:val="left"/>
-      <w:pPr>
-        <w:ind w:left="720" w:hanging="360"/>
-      </w:pPr>
-    </w:lvl>
-    <w:lvl w:ilvl="1" w:tplc="2F2CF890">
-      <w:start w:val="1"/>
-      <w:numFmt w:val="bullet"/>
-      <w:lvlText w:val="○"/>
-      <w:lvlJc w:val="left"/>
-      <w:pPr>
-        <w:ind w:left="1440" w:hanging="360"/>
-      </w:pPr>
-    </w:lvl>
-    <w:lvl w:ilvl="2" w:tplc="71BEF764">
-      <w:start w:val="1"/>
-      <w:numFmt w:val="bullet"/>
-      <w:lvlText w:val="■"/>
-      <w:lvlJc w:val="left"/>
-      <w:pPr>
-        <w:ind w:left="2160" w:hanging="360"/>
-      </w:pPr>
-    </w:lvl>
-    <w:lvl w:ilvl="3" w:tplc="77240552">
-      <w:start w:val="1"/>
-      <w:numFmt w:val="bullet"/>
-      <w:lvlText w:val="●"/>
-      <w:lvlJc w:val="left"/>
-      <w:pPr>
-        <w:ind w:left="2880" w:hanging="360"/>
-      </w:pPr>
-    </w:lvl>
-    <w:lvl w:ilvl="4" w:tplc="7BBC5D98">
-      <w:start w:val="1"/>
-      <w:numFmt w:val="bullet"/>
-      <w:lvlText w:val="○"/>
-      <w:lvlJc w:val="left"/>
-      <w:pPr>
-        <w:ind w:left="3600" w:hanging="360"/>
-      </w:pPr>
-    </w:lvl>
-    <w:lvl w:ilvl="5" w:tplc="1FBA96BE">
-      <w:start w:val="1"/>
-      <w:numFmt w:val="bullet"/>
-      <w:lvlText w:val="■"/>
-      <w:lvlJc w:val="left"/>
-      <w:pPr>
-        <w:ind w:left="4320" w:hanging="360"/>
-      </w:pPr>
-    </w:lvl>
-    <w:lvl w:ilvl="6" w:tplc="742C20A2">
-      <w:start w:val="1"/>
-      <w:numFmt w:val="bullet"/>
-      <w:lvlText w:val="●"/>
-      <w:lvlJc w:val="left"/>
-      <w:pPr>
-        <w:ind w:left="5040" w:hanging="360"/>
-      </w:pPr>
-    </w:lvl>
-    <w:lvl w:ilvl="7" w:tplc="727095A4">
-      <w:start w:val="1"/>
-      <w:numFmt w:val="bullet"/>
-      <w:lvlText w:val="●"/>
-      <w:lvlJc w:val="left"/>
-      <w:pPr>
-        <w:ind w:left="5760" w:hanging="360"/>
-      </w:pPr>
-    </w:lvl>
-    <w:lvl w:ilvl="8" w:tplc="4B94D258">
-      <w:start w:val="1"/>
-      <w:numFmt w:val="bullet"/>
-      <w:lvlText w:val="●"/>
-      <w:lvlJc w:val="left"/>
-      <w:pPr>
-        <w:ind w:left="6480" w:hanging="360"/>
-      </w:pPr>
     </w:lvl>
   </w:abstractNum>
   <w:abstractNum w:abstractNumId="21" w15:restartNumberingAfterBreak="0">
-    <w:nsid w:val="762B0FAF"/>
+    <w:nsid w:val="773E578A"/>
     <w:multiLevelType w:val="hybridMultilevel"/>
-    <w:tmpl w:val="C7802F84"/>
-    <w:lvl w:ilvl="0" w:tplc="3CB67138">
+    <w:tmpl w:val="391AF4BA"/>
+    <w:lvl w:ilvl="0" w:tplc="3B0ED0D2">
       <w:start w:val="1"/>
       <w:numFmt w:val="decimal"/>
       <w:lvlText w:val="%1."/>
@@ -15743,175 +15738,175 @@
         <w:color w:val="A67C27"/>
       </w:rPr>
     </w:lvl>
-    <w:lvl w:ilvl="1" w:tplc="D3D638F0">
+    <w:lvl w:ilvl="1" w:tplc="C3868ACE">
       <w:numFmt w:val="decimal"/>
       <w:lvlText w:val=""/>
       <w:lvlJc w:val="left"/>
     </w:lvl>
-    <w:lvl w:ilvl="2" w:tplc="9F6C6680">
+    <w:lvl w:ilvl="2" w:tplc="A5543666">
       <w:numFmt w:val="decimal"/>
       <w:lvlText w:val=""/>
       <w:lvlJc w:val="left"/>
     </w:lvl>
-    <w:lvl w:ilvl="3" w:tplc="C0168ECE">
+    <w:lvl w:ilvl="3" w:tplc="79BE0EF2">
       <w:numFmt w:val="decimal"/>
       <w:lvlText w:val=""/>
       <w:lvlJc w:val="left"/>
     </w:lvl>
-    <w:lvl w:ilvl="4" w:tplc="1B60744A">
+    <w:lvl w:ilvl="4" w:tplc="CE7CFB2C">
       <w:numFmt w:val="decimal"/>
       <w:lvlText w:val=""/>
       <w:lvlJc w:val="left"/>
     </w:lvl>
-    <w:lvl w:ilvl="5" w:tplc="9C0AA2FE">
+    <w:lvl w:ilvl="5" w:tplc="7BFAC494">
       <w:numFmt w:val="decimal"/>
       <w:lvlText w:val=""/>
       <w:lvlJc w:val="left"/>
     </w:lvl>
-    <w:lvl w:ilvl="6" w:tplc="54E44A02">
+    <w:lvl w:ilvl="6" w:tplc="0C4AD3FC">
       <w:numFmt w:val="decimal"/>
       <w:lvlText w:val=""/>
       <w:lvlJc w:val="left"/>
     </w:lvl>
-    <w:lvl w:ilvl="7" w:tplc="873C7B3A">
+    <w:lvl w:ilvl="7" w:tplc="12D27EAE">
       <w:numFmt w:val="decimal"/>
       <w:lvlText w:val=""/>
       <w:lvlJc w:val="left"/>
     </w:lvl>
-    <w:lvl w:ilvl="8" w:tplc="E0C215D4">
+    <w:lvl w:ilvl="8" w:tplc="45DC93DC">
       <w:numFmt w:val="decimal"/>
       <w:lvlText w:val=""/>
       <w:lvlJc w:val="left"/>
     </w:lvl>
   </w:abstractNum>
-  <w:num w:numId="1" w16cid:durableId="1265725332">
+  <w:num w:numId="1" w16cid:durableId="1957325448">
+    <w:abstractNumId w:val="6"/>
+    <w:lvlOverride w:ilvl="0">
+      <w:startOverride w:val="1"/>
+    </w:lvlOverride>
+  </w:num>
+  <w:num w:numId="2" w16cid:durableId="960770059">
+    <w:abstractNumId w:val="14"/>
+    <w:lvlOverride w:ilvl="0">
+      <w:startOverride w:val="1"/>
+    </w:lvlOverride>
+  </w:num>
+  <w:num w:numId="3" w16cid:durableId="1026368621">
+    <w:abstractNumId w:val="8"/>
+    <w:lvlOverride w:ilvl="0">
+      <w:startOverride w:val="1"/>
+    </w:lvlOverride>
+  </w:num>
+  <w:num w:numId="4" w16cid:durableId="1839998629">
+    <w:abstractNumId w:val="17"/>
+    <w:lvlOverride w:ilvl="0">
+      <w:startOverride w:val="1"/>
+    </w:lvlOverride>
+  </w:num>
+  <w:num w:numId="5" w16cid:durableId="214701131">
+    <w:abstractNumId w:val="10"/>
+    <w:lvlOverride w:ilvl="0">
+      <w:startOverride w:val="1"/>
+    </w:lvlOverride>
+  </w:num>
+  <w:num w:numId="6" w16cid:durableId="347759154">
+    <w:abstractNumId w:val="16"/>
+    <w:lvlOverride w:ilvl="0">
+      <w:startOverride w:val="1"/>
+    </w:lvlOverride>
+  </w:num>
+  <w:num w:numId="7" w16cid:durableId="143468350">
+    <w:abstractNumId w:val="13"/>
+    <w:lvlOverride w:ilvl="0">
+      <w:startOverride w:val="1"/>
+    </w:lvlOverride>
+  </w:num>
+  <w:num w:numId="8" w16cid:durableId="565069226">
+    <w:abstractNumId w:val="15"/>
+    <w:lvlOverride w:ilvl="0">
+      <w:startOverride w:val="1"/>
+    </w:lvlOverride>
+  </w:num>
+  <w:num w:numId="9" w16cid:durableId="5451604">
+    <w:abstractNumId w:val="18"/>
+    <w:lvlOverride w:ilvl="0">
+      <w:startOverride w:val="1"/>
+    </w:lvlOverride>
+  </w:num>
+  <w:num w:numId="10" w16cid:durableId="218899741">
+    <w:abstractNumId w:val="5"/>
+    <w:lvlOverride w:ilvl="0">
+      <w:startOverride w:val="1"/>
+    </w:lvlOverride>
+  </w:num>
+  <w:num w:numId="11" w16cid:durableId="336814192">
+    <w:abstractNumId w:val="0"/>
+    <w:lvlOverride w:ilvl="0">
+      <w:startOverride w:val="1"/>
+    </w:lvlOverride>
+  </w:num>
+  <w:num w:numId="12" w16cid:durableId="741682596">
+    <w:abstractNumId w:val="3"/>
+    <w:lvlOverride w:ilvl="0">
+      <w:startOverride w:val="1"/>
+    </w:lvlOverride>
+  </w:num>
+  <w:num w:numId="13" w16cid:durableId="2039315287">
+    <w:abstractNumId w:val="1"/>
+    <w:lvlOverride w:ilvl="0">
+      <w:startOverride w:val="1"/>
+    </w:lvlOverride>
+  </w:num>
+  <w:num w:numId="14" w16cid:durableId="1543253749">
     <w:abstractNumId w:val="20"/>
     <w:lvlOverride w:ilvl="0">
       <w:startOverride w:val="1"/>
     </w:lvlOverride>
   </w:num>
-  <w:num w:numId="2" w16cid:durableId="1993828116">
+  <w:num w:numId="15" w16cid:durableId="1795368736">
+    <w:abstractNumId w:val="21"/>
+    <w:lvlOverride w:ilvl="0">
+      <w:startOverride w:val="1"/>
+    </w:lvlOverride>
+  </w:num>
+  <w:num w:numId="16" w16cid:durableId="372850532">
     <w:abstractNumId w:val="4"/>
     <w:lvlOverride w:ilvl="0">
       <w:startOverride w:val="1"/>
     </w:lvlOverride>
   </w:num>
-  <w:num w:numId="3" w16cid:durableId="792943577">
-    <w:abstractNumId w:val="5"/>
-    <w:lvlOverride w:ilvl="0">
-      <w:startOverride w:val="1"/>
-    </w:lvlOverride>
-  </w:num>
-  <w:num w:numId="4" w16cid:durableId="376928615">
-    <w:abstractNumId w:val="3"/>
-    <w:lvlOverride w:ilvl="0">
-      <w:startOverride w:val="1"/>
-    </w:lvlOverride>
-  </w:num>
-  <w:num w:numId="5" w16cid:durableId="228002760">
-    <w:abstractNumId w:val="18"/>
-    <w:lvlOverride w:ilvl="0">
-      <w:startOverride w:val="1"/>
-    </w:lvlOverride>
-  </w:num>
-  <w:num w:numId="6" w16cid:durableId="965698549">
+  <w:num w:numId="17" w16cid:durableId="720524233">
     <w:abstractNumId w:val="11"/>
     <w:lvlOverride w:ilvl="0">
       <w:startOverride w:val="1"/>
     </w:lvlOverride>
   </w:num>
-  <w:num w:numId="7" w16cid:durableId="943610574">
-    <w:abstractNumId w:val="21"/>
+  <w:num w:numId="18" w16cid:durableId="1793286687">
+    <w:abstractNumId w:val="12"/>
     <w:lvlOverride w:ilvl="0">
       <w:startOverride w:val="1"/>
     </w:lvlOverride>
   </w:num>
-  <w:num w:numId="8" w16cid:durableId="1747605960">
-    <w:abstractNumId w:val="16"/>
+  <w:num w:numId="19" w16cid:durableId="1092316061">
+    <w:abstractNumId w:val="7"/>
     <w:lvlOverride w:ilvl="0">
       <w:startOverride w:val="1"/>
     </w:lvlOverride>
   </w:num>
-  <w:num w:numId="9" w16cid:durableId="1523319478">
-    <w:abstractNumId w:val="17"/>
-    <w:lvlOverride w:ilvl="0">
-      <w:startOverride w:val="1"/>
-    </w:lvlOverride>
-  </w:num>
-  <w:num w:numId="10" w16cid:durableId="1883713513">
-    <w:abstractNumId w:val="14"/>
-    <w:lvlOverride w:ilvl="0">
-      <w:startOverride w:val="1"/>
-    </w:lvlOverride>
-  </w:num>
-  <w:num w:numId="11" w16cid:durableId="350227975">
-    <w:abstractNumId w:val="8"/>
-    <w:lvlOverride w:ilvl="0">
-      <w:startOverride w:val="1"/>
-    </w:lvlOverride>
-  </w:num>
-  <w:num w:numId="12" w16cid:durableId="738636">
-    <w:abstractNumId w:val="1"/>
-    <w:lvlOverride w:ilvl="0">
-      <w:startOverride w:val="1"/>
-    </w:lvlOverride>
-  </w:num>
-  <w:num w:numId="13" w16cid:durableId="201409340">
-    <w:abstractNumId w:val="0"/>
-    <w:lvlOverride w:ilvl="0">
-      <w:startOverride w:val="1"/>
-    </w:lvlOverride>
-  </w:num>
-  <w:num w:numId="14" w16cid:durableId="2087915298">
-    <w:abstractNumId w:val="10"/>
-    <w:lvlOverride w:ilvl="0">
-      <w:startOverride w:val="1"/>
-    </w:lvlOverride>
-  </w:num>
-  <w:num w:numId="15" w16cid:durableId="91634603">
-    <w:abstractNumId w:val="19"/>
-    <w:lvlOverride w:ilvl="0">
-      <w:startOverride w:val="1"/>
-    </w:lvlOverride>
-  </w:num>
-  <w:num w:numId="16" w16cid:durableId="694039545">
+  <w:num w:numId="20" w16cid:durableId="559250549">
     <w:abstractNumId w:val="2"/>
     <w:lvlOverride w:ilvl="0">
       <w:startOverride w:val="1"/>
     </w:lvlOverride>
   </w:num>
-  <w:num w:numId="17" w16cid:durableId="1017270953">
-    <w:abstractNumId w:val="6"/>
-    <w:lvlOverride w:ilvl="0">
-      <w:startOverride w:val="1"/>
-    </w:lvlOverride>
-  </w:num>
-  <w:num w:numId="18" w16cid:durableId="1997150297">
+  <w:num w:numId="21" w16cid:durableId="1373070288">
     <w:abstractNumId w:val="9"/>
     <w:lvlOverride w:ilvl="0">
       <w:startOverride w:val="1"/>
     </w:lvlOverride>
   </w:num>
-  <w:num w:numId="19" w16cid:durableId="1808012250">
-    <w:abstractNumId w:val="15"/>
-    <w:lvlOverride w:ilvl="0">
-      <w:startOverride w:val="1"/>
-    </w:lvlOverride>
-  </w:num>
-  <w:num w:numId="20" w16cid:durableId="1562869332">
-    <w:abstractNumId w:val="12"/>
-    <w:lvlOverride w:ilvl="0">
-      <w:startOverride w:val="1"/>
-    </w:lvlOverride>
-  </w:num>
-  <w:num w:numId="21" w16cid:durableId="846359103">
-    <w:abstractNumId w:val="13"/>
-    <w:lvlOverride w:ilvl="0">
-      <w:startOverride w:val="1"/>
-    </w:lvlOverride>
-  </w:num>
-  <w:num w:numId="22" w16cid:durableId="1862235208">
-    <w:abstractNumId w:val="7"/>
+  <w:num w:numId="22" w16cid:durableId="397555976">
+    <w:abstractNumId w:val="19"/>
     <w:lvlOverride w:ilvl="0">
       <w:startOverride w:val="1"/>
     </w:lvlOverride>
@@ -16536,7 +16531,7 @@
     <w:autoRedefine/>
     <w:uiPriority w:val="39"/>
     <w:unhideWhenUsed/>
-    <w:rsid w:val="003C7F30"/>
+    <w:rsid w:val="002E7DC5"/>
     <w:pPr>
       <w:spacing w:after="100"/>
     </w:pPr>
@@ -16548,7 +16543,7 @@
     <w:autoRedefine/>
     <w:uiPriority w:val="39"/>
     <w:unhideWhenUsed/>
-    <w:rsid w:val="003C7F30"/>
+    <w:rsid w:val="002E7DC5"/>
     <w:pPr>
       <w:spacing w:after="100"/>
       <w:ind w:left="210"/>

--- a/docs/manuals/Role_Guide_2_Field_Coordinator.docx
+++ b/docs/manuals/Role_Guide_2_Field_Coordinator.docx
@@ -469,7 +469,7 @@
                 <w:sz w:val="19"/>
                 <w:szCs w:val="19"/>
               </w:rPr>
-              <w:t>Version 1.4 · 20 September 2026</w:t>
+              <w:t>Version 1.5 · 20 September 2026</w:t>
             </w:r>
           </w:p>
         </w:tc>
@@ -538,7 +538,7 @@
     <w:sdt>
       <w:sdtPr>
         <w:alias w:val="Contents"/>
-        <w:id w:val="643161106"/>
+        <w:id w:val="466788621"/>
       </w:sdtPr>
       <w:sdtEndPr/>
       <w:sdtContent>
@@ -567,7 +567,7 @@
           <w:r>
             <w:fldChar w:fldCharType="separate"/>
           </w:r>
-          <w:hyperlink w:anchor="_Toc240773372" w:history="1">
+          <w:hyperlink w:anchor="_Toc240779554" w:history="1">
             <w:r>
               <w:rPr>
                 <w:rStyle w:val="Hyperlink"/>
@@ -591,7 +591,7 @@
               <w:rPr>
                 <w:noProof/>
               </w:rPr>
-              <w:instrText xml:space="preserve"> PAGEREF _Toc240773372 \h </w:instrText>
+              <w:instrText xml:space="preserve"> PAGEREF _Toc240779554 \h </w:instrText>
             </w:r>
             <w:r>
               <w:rPr>
@@ -634,7 +634,7 @@
               <w14:ligatures w14:val="standardContextual"/>
             </w:rPr>
           </w:pPr>
-          <w:hyperlink w:anchor="_Toc240773373" w:history="1">
+          <w:hyperlink w:anchor="_Toc240779555" w:history="1">
             <w:r>
               <w:rPr>
                 <w:rStyle w:val="Hyperlink"/>
@@ -658,7 +658,7 @@
               <w:rPr>
                 <w:noProof/>
               </w:rPr>
-              <w:instrText xml:space="preserve"> PAGEREF _Toc240773373 \h </w:instrText>
+              <w:instrText xml:space="preserve"> PAGEREF _Toc240779555 \h </w:instrText>
             </w:r>
             <w:r>
               <w:rPr>
@@ -701,7 +701,7 @@
               <w14:ligatures w14:val="standardContextual"/>
             </w:rPr>
           </w:pPr>
-          <w:hyperlink w:anchor="_Toc240773374" w:history="1">
+          <w:hyperlink w:anchor="_Toc240779556" w:history="1">
             <w:r>
               <w:rPr>
                 <w:rStyle w:val="Hyperlink"/>
@@ -725,7 +725,7 @@
               <w:rPr>
                 <w:noProof/>
               </w:rPr>
-              <w:instrText xml:space="preserve"> PAGEREF _Toc240773374 \h </w:instrText>
+              <w:instrText xml:space="preserve"> PAGEREF _Toc240779556 \h </w:instrText>
             </w:r>
             <w:r>
               <w:rPr>
@@ -768,7 +768,7 @@
               <w14:ligatures w14:val="standardContextual"/>
             </w:rPr>
           </w:pPr>
-          <w:hyperlink w:anchor="_Toc240773375" w:history="1">
+          <w:hyperlink w:anchor="_Toc240779557" w:history="1">
             <w:r>
               <w:rPr>
                 <w:rStyle w:val="Hyperlink"/>
@@ -792,7 +792,7 @@
               <w:rPr>
                 <w:noProof/>
               </w:rPr>
-              <w:instrText xml:space="preserve"> PAGEREF _Toc240773375 \h </w:instrText>
+              <w:instrText xml:space="preserve"> PAGEREF _Toc240779557 \h </w:instrText>
             </w:r>
             <w:r>
               <w:rPr>
@@ -835,7 +835,7 @@
               <w14:ligatures w14:val="standardContextual"/>
             </w:rPr>
           </w:pPr>
-          <w:hyperlink w:anchor="_Toc240773376" w:history="1">
+          <w:hyperlink w:anchor="_Toc240779558" w:history="1">
             <w:r>
               <w:rPr>
                 <w:rStyle w:val="Hyperlink"/>
@@ -859,7 +859,7 @@
               <w:rPr>
                 <w:noProof/>
               </w:rPr>
-              <w:instrText xml:space="preserve"> PAGEREF _Toc240773376 \h </w:instrText>
+              <w:instrText xml:space="preserve"> PAGEREF _Toc240779558 \h </w:instrText>
             </w:r>
             <w:r>
               <w:rPr>
@@ -902,7 +902,7 @@
               <w14:ligatures w14:val="standardContextual"/>
             </w:rPr>
           </w:pPr>
-          <w:hyperlink w:anchor="_Toc240773377" w:history="1">
+          <w:hyperlink w:anchor="_Toc240779559" w:history="1">
             <w:r>
               <w:rPr>
                 <w:rStyle w:val="Hyperlink"/>
@@ -926,7 +926,7 @@
               <w:rPr>
                 <w:noProof/>
               </w:rPr>
-              <w:instrText xml:space="preserve"> PAGEREF _Toc240773377 \h </w:instrText>
+              <w:instrText xml:space="preserve"> PAGEREF _Toc240779559 \h </w:instrText>
             </w:r>
             <w:r>
               <w:rPr>
@@ -969,7 +969,7 @@
               <w14:ligatures w14:val="standardContextual"/>
             </w:rPr>
           </w:pPr>
-          <w:hyperlink w:anchor="_Toc240773378" w:history="1">
+          <w:hyperlink w:anchor="_Toc240779560" w:history="1">
             <w:r>
               <w:rPr>
                 <w:rStyle w:val="Hyperlink"/>
@@ -993,7 +993,7 @@
               <w:rPr>
                 <w:noProof/>
               </w:rPr>
-              <w:instrText xml:space="preserve"> PAGEREF _Toc240773378 \h </w:instrText>
+              <w:instrText xml:space="preserve"> PAGEREF _Toc240779560 \h </w:instrText>
             </w:r>
             <w:r>
               <w:rPr>
@@ -1036,7 +1036,7 @@
               <w14:ligatures w14:val="standardContextual"/>
             </w:rPr>
           </w:pPr>
-          <w:hyperlink w:anchor="_Toc240773379" w:history="1">
+          <w:hyperlink w:anchor="_Toc240779561" w:history="1">
             <w:r>
               <w:rPr>
                 <w:rStyle w:val="Hyperlink"/>
@@ -1060,7 +1060,7 @@
               <w:rPr>
                 <w:noProof/>
               </w:rPr>
-              <w:instrText xml:space="preserve"> PAGEREF _Toc240773379 \h </w:instrText>
+              <w:instrText xml:space="preserve"> PAGEREF _Toc240779561 \h </w:instrText>
             </w:r>
             <w:r>
               <w:rPr>
@@ -1103,7 +1103,7 @@
               <w14:ligatures w14:val="standardContextual"/>
             </w:rPr>
           </w:pPr>
-          <w:hyperlink w:anchor="_Toc240773380" w:history="1">
+          <w:hyperlink w:anchor="_Toc240779562" w:history="1">
             <w:r>
               <w:rPr>
                 <w:rStyle w:val="Hyperlink"/>
@@ -1127,7 +1127,7 @@
               <w:rPr>
                 <w:noProof/>
               </w:rPr>
-              <w:instrText xml:space="preserve"> PAGEREF _Toc240773380 \h </w:instrText>
+              <w:instrText xml:space="preserve"> PAGEREF _Toc240779562 \h </w:instrText>
             </w:r>
             <w:r>
               <w:rPr>
@@ -1170,7 +1170,7 @@
               <w14:ligatures w14:val="standardContextual"/>
             </w:rPr>
           </w:pPr>
-          <w:hyperlink w:anchor="_Toc240773381" w:history="1">
+          <w:hyperlink w:anchor="_Toc240779563" w:history="1">
             <w:r>
               <w:rPr>
                 <w:rStyle w:val="Hyperlink"/>
@@ -1194,7 +1194,7 @@
               <w:rPr>
                 <w:noProof/>
               </w:rPr>
-              <w:instrText xml:space="preserve"> PAGEREF _Toc240773381 \h </w:instrText>
+              <w:instrText xml:space="preserve"> PAGEREF _Toc240779563 \h </w:instrText>
             </w:r>
             <w:r>
               <w:rPr>
@@ -1237,7 +1237,7 @@
               <w14:ligatures w14:val="standardContextual"/>
             </w:rPr>
           </w:pPr>
-          <w:hyperlink w:anchor="_Toc240773382" w:history="1">
+          <w:hyperlink w:anchor="_Toc240779564" w:history="1">
             <w:r>
               <w:rPr>
                 <w:rStyle w:val="Hyperlink"/>
@@ -1261,7 +1261,7 @@
               <w:rPr>
                 <w:noProof/>
               </w:rPr>
-              <w:instrText xml:space="preserve"> PAGEREF _Toc240773382 \h </w:instrText>
+              <w:instrText xml:space="preserve"> PAGEREF _Toc240779564 \h </w:instrText>
             </w:r>
             <w:r>
               <w:rPr>
@@ -1304,7 +1304,7 @@
               <w14:ligatures w14:val="standardContextual"/>
             </w:rPr>
           </w:pPr>
-          <w:hyperlink w:anchor="_Toc240773383" w:history="1">
+          <w:hyperlink w:anchor="_Toc240779565" w:history="1">
             <w:r>
               <w:rPr>
                 <w:rStyle w:val="Hyperlink"/>
@@ -1328,7 +1328,7 @@
               <w:rPr>
                 <w:noProof/>
               </w:rPr>
-              <w:instrText xml:space="preserve"> PAGEREF _Toc240773383 \h </w:instrText>
+              <w:instrText xml:space="preserve"> PAGEREF _Toc240779565 \h </w:instrText>
             </w:r>
             <w:r>
               <w:rPr>
@@ -1371,7 +1371,7 @@
               <w14:ligatures w14:val="standardContextual"/>
             </w:rPr>
           </w:pPr>
-          <w:hyperlink w:anchor="_Toc240773384" w:history="1">
+          <w:hyperlink w:anchor="_Toc240779566" w:history="1">
             <w:r>
               <w:rPr>
                 <w:rStyle w:val="Hyperlink"/>
@@ -1395,7 +1395,7 @@
               <w:rPr>
                 <w:noProof/>
               </w:rPr>
-              <w:instrText xml:space="preserve"> PAGEREF _Toc240773384 \h </w:instrText>
+              <w:instrText xml:space="preserve"> PAGEREF _Toc240779566 \h </w:instrText>
             </w:r>
             <w:r>
               <w:rPr>
@@ -1438,7 +1438,7 @@
               <w14:ligatures w14:val="standardContextual"/>
             </w:rPr>
           </w:pPr>
-          <w:hyperlink w:anchor="_Toc240773385" w:history="1">
+          <w:hyperlink w:anchor="_Toc240779567" w:history="1">
             <w:r>
               <w:rPr>
                 <w:rStyle w:val="Hyperlink"/>
@@ -1462,7 +1462,7 @@
               <w:rPr>
                 <w:noProof/>
               </w:rPr>
-              <w:instrText xml:space="preserve"> PAGEREF _Toc240773385 \h </w:instrText>
+              <w:instrText xml:space="preserve"> PAGEREF _Toc240779567 \h </w:instrText>
             </w:r>
             <w:r>
               <w:rPr>
@@ -1505,7 +1505,7 @@
               <w14:ligatures w14:val="standardContextual"/>
             </w:rPr>
           </w:pPr>
-          <w:hyperlink w:anchor="_Toc240773386" w:history="1">
+          <w:hyperlink w:anchor="_Toc240779568" w:history="1">
             <w:r>
               <w:rPr>
                 <w:rStyle w:val="Hyperlink"/>
@@ -1529,7 +1529,7 @@
               <w:rPr>
                 <w:noProof/>
               </w:rPr>
-              <w:instrText xml:space="preserve"> PAGEREF _Toc240773386 \h </w:instrText>
+              <w:instrText xml:space="preserve"> PAGEREF _Toc240779568 \h </w:instrText>
             </w:r>
             <w:r>
               <w:rPr>
@@ -1572,7 +1572,7 @@
               <w14:ligatures w14:val="standardContextual"/>
             </w:rPr>
           </w:pPr>
-          <w:hyperlink w:anchor="_Toc240773387" w:history="1">
+          <w:hyperlink w:anchor="_Toc240779569" w:history="1">
             <w:r>
               <w:rPr>
                 <w:rStyle w:val="Hyperlink"/>
@@ -1596,7 +1596,7 @@
               <w:rPr>
                 <w:noProof/>
               </w:rPr>
-              <w:instrText xml:space="preserve"> PAGEREF _Toc240773387 \h </w:instrText>
+              <w:instrText xml:space="preserve"> PAGEREF _Toc240779569 \h </w:instrText>
             </w:r>
             <w:r>
               <w:rPr>
@@ -1639,7 +1639,7 @@
               <w14:ligatures w14:val="standardContextual"/>
             </w:rPr>
           </w:pPr>
-          <w:hyperlink w:anchor="_Toc240773388" w:history="1">
+          <w:hyperlink w:anchor="_Toc240779570" w:history="1">
             <w:r>
               <w:rPr>
                 <w:rStyle w:val="Hyperlink"/>
@@ -1663,7 +1663,7 @@
               <w:rPr>
                 <w:noProof/>
               </w:rPr>
-              <w:instrText xml:space="preserve"> PAGEREF _Toc240773388 \h </w:instrText>
+              <w:instrText xml:space="preserve"> PAGEREF _Toc240779570 \h </w:instrText>
             </w:r>
             <w:r>
               <w:rPr>
@@ -1706,7 +1706,7 @@
               <w14:ligatures w14:val="standardContextual"/>
             </w:rPr>
           </w:pPr>
-          <w:hyperlink w:anchor="_Toc240773389" w:history="1">
+          <w:hyperlink w:anchor="_Toc240779571" w:history="1">
             <w:r>
               <w:rPr>
                 <w:rStyle w:val="Hyperlink"/>
@@ -1730,7 +1730,7 @@
               <w:rPr>
                 <w:noProof/>
               </w:rPr>
-              <w:instrText xml:space="preserve"> PAGEREF _Toc240773389 \h </w:instrText>
+              <w:instrText xml:space="preserve"> PAGEREF _Toc240779571 \h </w:instrText>
             </w:r>
             <w:r>
               <w:rPr>
@@ -1773,7 +1773,7 @@
               <w14:ligatures w14:val="standardContextual"/>
             </w:rPr>
           </w:pPr>
-          <w:hyperlink w:anchor="_Toc240773390" w:history="1">
+          <w:hyperlink w:anchor="_Toc240779572" w:history="1">
             <w:r>
               <w:rPr>
                 <w:rStyle w:val="Hyperlink"/>
@@ -1797,7 +1797,7 @@
               <w:rPr>
                 <w:noProof/>
               </w:rPr>
-              <w:instrText xml:space="preserve"> PAGEREF _Toc240773390 \h </w:instrText>
+              <w:instrText xml:space="preserve"> PAGEREF _Toc240779572 \h </w:instrText>
             </w:r>
             <w:r>
               <w:rPr>
@@ -1840,7 +1840,7 @@
               <w14:ligatures w14:val="standardContextual"/>
             </w:rPr>
           </w:pPr>
-          <w:hyperlink w:anchor="_Toc240773391" w:history="1">
+          <w:hyperlink w:anchor="_Toc240779573" w:history="1">
             <w:r>
               <w:rPr>
                 <w:rStyle w:val="Hyperlink"/>
@@ -1864,7 +1864,7 @@
               <w:rPr>
                 <w:noProof/>
               </w:rPr>
-              <w:instrText xml:space="preserve"> PAGEREF _Toc240773391 \h </w:instrText>
+              <w:instrText xml:space="preserve"> PAGEREF _Toc240779573 \h </w:instrText>
             </w:r>
             <w:r>
               <w:rPr>
@@ -1907,7 +1907,7 @@
               <w14:ligatures w14:val="standardContextual"/>
             </w:rPr>
           </w:pPr>
-          <w:hyperlink w:anchor="_Toc240773392" w:history="1">
+          <w:hyperlink w:anchor="_Toc240779574" w:history="1">
             <w:r>
               <w:rPr>
                 <w:rStyle w:val="Hyperlink"/>
@@ -1931,7 +1931,7 @@
               <w:rPr>
                 <w:noProof/>
               </w:rPr>
-              <w:instrText xml:space="preserve"> PAGEREF _Toc240773392 \h </w:instrText>
+              <w:instrText xml:space="preserve"> PAGEREF _Toc240779574 \h </w:instrText>
             </w:r>
             <w:r>
               <w:rPr>
@@ -1974,7 +1974,7 @@
               <w14:ligatures w14:val="standardContextual"/>
             </w:rPr>
           </w:pPr>
-          <w:hyperlink w:anchor="_Toc240773393" w:history="1">
+          <w:hyperlink w:anchor="_Toc240779575" w:history="1">
             <w:r>
               <w:rPr>
                 <w:rStyle w:val="Hyperlink"/>
@@ -1998,7 +1998,7 @@
               <w:rPr>
                 <w:noProof/>
               </w:rPr>
-              <w:instrText xml:space="preserve"> PAGEREF _Toc240773393 \h </w:instrText>
+              <w:instrText xml:space="preserve"> PAGEREF _Toc240779575 \h </w:instrText>
             </w:r>
             <w:r>
               <w:rPr>
@@ -2041,7 +2041,7 @@
               <w14:ligatures w14:val="standardContextual"/>
             </w:rPr>
           </w:pPr>
-          <w:hyperlink w:anchor="_Toc240773394" w:history="1">
+          <w:hyperlink w:anchor="_Toc240779576" w:history="1">
             <w:r>
               <w:rPr>
                 <w:rStyle w:val="Hyperlink"/>
@@ -2065,7 +2065,7 @@
               <w:rPr>
                 <w:noProof/>
               </w:rPr>
-              <w:instrText xml:space="preserve"> PAGEREF _Toc240773394 \h </w:instrText>
+              <w:instrText xml:space="preserve"> PAGEREF _Toc240779576 \h </w:instrText>
             </w:r>
             <w:r>
               <w:rPr>
@@ -2108,7 +2108,7 @@
               <w14:ligatures w14:val="standardContextual"/>
             </w:rPr>
           </w:pPr>
-          <w:hyperlink w:anchor="_Toc240773395" w:history="1">
+          <w:hyperlink w:anchor="_Toc240779577" w:history="1">
             <w:r>
               <w:rPr>
                 <w:rStyle w:val="Hyperlink"/>
@@ -2132,7 +2132,7 @@
               <w:rPr>
                 <w:noProof/>
               </w:rPr>
-              <w:instrText xml:space="preserve"> PAGEREF _Toc240773395 \h </w:instrText>
+              <w:instrText xml:space="preserve"> PAGEREF _Toc240779577 \h </w:instrText>
             </w:r>
             <w:r>
               <w:rPr>
@@ -2175,7 +2175,7 @@
               <w14:ligatures w14:val="standardContextual"/>
             </w:rPr>
           </w:pPr>
-          <w:hyperlink w:anchor="_Toc240773396" w:history="1">
+          <w:hyperlink w:anchor="_Toc240779578" w:history="1">
             <w:r>
               <w:rPr>
                 <w:rStyle w:val="Hyperlink"/>
@@ -2199,7 +2199,7 @@
               <w:rPr>
                 <w:noProof/>
               </w:rPr>
-              <w:instrText xml:space="preserve"> PAGEREF _Toc240773396 \h </w:instrText>
+              <w:instrText xml:space="preserve"> PAGEREF _Toc240779578 \h </w:instrText>
             </w:r>
             <w:r>
               <w:rPr>
@@ -2242,7 +2242,7 @@
               <w14:ligatures w14:val="standardContextual"/>
             </w:rPr>
           </w:pPr>
-          <w:hyperlink w:anchor="_Toc240773397" w:history="1">
+          <w:hyperlink w:anchor="_Toc240779579" w:history="1">
             <w:r>
               <w:rPr>
                 <w:rStyle w:val="Hyperlink"/>
@@ -2266,7 +2266,7 @@
               <w:rPr>
                 <w:noProof/>
               </w:rPr>
-              <w:instrText xml:space="preserve"> PAGEREF _Toc240773397 \h </w:instrText>
+              <w:instrText xml:space="preserve"> PAGEREF _Toc240779579 \h </w:instrText>
             </w:r>
             <w:r>
               <w:rPr>
@@ -2309,7 +2309,7 @@
               <w14:ligatures w14:val="standardContextual"/>
             </w:rPr>
           </w:pPr>
-          <w:hyperlink w:anchor="_Toc240773398" w:history="1">
+          <w:hyperlink w:anchor="_Toc240779580" w:history="1">
             <w:r>
               <w:rPr>
                 <w:rStyle w:val="Hyperlink"/>
@@ -2333,7 +2333,7 @@
               <w:rPr>
                 <w:noProof/>
               </w:rPr>
-              <w:instrText xml:space="preserve"> PAGEREF _Toc240773398 \h </w:instrText>
+              <w:instrText xml:space="preserve"> PAGEREF _Toc240779580 \h </w:instrText>
             </w:r>
             <w:r>
               <w:rPr>
@@ -2376,7 +2376,7 @@
               <w14:ligatures w14:val="standardContextual"/>
             </w:rPr>
           </w:pPr>
-          <w:hyperlink w:anchor="_Toc240773399" w:history="1">
+          <w:hyperlink w:anchor="_Toc240779581" w:history="1">
             <w:r>
               <w:rPr>
                 <w:rStyle w:val="Hyperlink"/>
@@ -2400,7 +2400,7 @@
               <w:rPr>
                 <w:noProof/>
               </w:rPr>
-              <w:instrText xml:space="preserve"> PAGEREF _Toc240773399 \h </w:instrText>
+              <w:instrText xml:space="preserve"> PAGEREF _Toc240779581 \h </w:instrText>
             </w:r>
             <w:r>
               <w:rPr>
@@ -2443,7 +2443,7 @@
               <w14:ligatures w14:val="standardContextual"/>
             </w:rPr>
           </w:pPr>
-          <w:hyperlink w:anchor="_Toc240773400" w:history="1">
+          <w:hyperlink w:anchor="_Toc240779582" w:history="1">
             <w:r>
               <w:rPr>
                 <w:rStyle w:val="Hyperlink"/>
@@ -2467,7 +2467,7 @@
               <w:rPr>
                 <w:noProof/>
               </w:rPr>
-              <w:instrText xml:space="preserve"> PAGEREF _Toc240773400 \h </w:instrText>
+              <w:instrText xml:space="preserve"> PAGEREF _Toc240779582 \h </w:instrText>
             </w:r>
             <w:r>
               <w:rPr>
@@ -2510,7 +2510,7 @@
               <w14:ligatures w14:val="standardContextual"/>
             </w:rPr>
           </w:pPr>
-          <w:hyperlink w:anchor="_Toc240773401" w:history="1">
+          <w:hyperlink w:anchor="_Toc240779583" w:history="1">
             <w:r>
               <w:rPr>
                 <w:rStyle w:val="Hyperlink"/>
@@ -2534,7 +2534,7 @@
               <w:rPr>
                 <w:noProof/>
               </w:rPr>
-              <w:instrText xml:space="preserve"> PAGEREF _Toc240773401 \h </w:instrText>
+              <w:instrText xml:space="preserve"> PAGEREF _Toc240779583 \h </w:instrText>
             </w:r>
             <w:r>
               <w:rPr>
@@ -2577,7 +2577,7 @@
               <w14:ligatures w14:val="standardContextual"/>
             </w:rPr>
           </w:pPr>
-          <w:hyperlink w:anchor="_Toc240773402" w:history="1">
+          <w:hyperlink w:anchor="_Toc240779584" w:history="1">
             <w:r>
               <w:rPr>
                 <w:rStyle w:val="Hyperlink"/>
@@ -2601,7 +2601,7 @@
               <w:rPr>
                 <w:noProof/>
               </w:rPr>
-              <w:instrText xml:space="preserve"> PAGEREF _Toc240773402 \h </w:instrText>
+              <w:instrText xml:space="preserve"> PAGEREF _Toc240779584 \h </w:instrText>
             </w:r>
             <w:r>
               <w:rPr>
@@ -2644,7 +2644,7 @@
               <w14:ligatures w14:val="standardContextual"/>
             </w:rPr>
           </w:pPr>
-          <w:hyperlink w:anchor="_Toc240773403" w:history="1">
+          <w:hyperlink w:anchor="_Toc240779585" w:history="1">
             <w:r>
               <w:rPr>
                 <w:rStyle w:val="Hyperlink"/>
@@ -2668,7 +2668,7 @@
               <w:rPr>
                 <w:noProof/>
               </w:rPr>
-              <w:instrText xml:space="preserve"> PAGEREF _Toc240773403 \h </w:instrText>
+              <w:instrText xml:space="preserve"> PAGEREF _Toc240779585 \h </w:instrText>
             </w:r>
             <w:r>
               <w:rPr>
@@ -2707,7 +2707,7 @@
         <w:pStyle w:val="Heading1"/>
         <w:pageBreakBefore/>
       </w:pPr>
-      <w:bookmarkStart w:id="0" w:name="_Toc240773372"/>
+      <w:bookmarkStart w:id="0" w:name="_Toc240779554"/>
       <w:r>
         <w:lastRenderedPageBreak/>
         <w:t>1. Your role at a glance</w:t>
@@ -2940,7 +2940,7 @@
         <w:pStyle w:val="Heading1"/>
         <w:pageBreakBefore/>
       </w:pPr>
-      <w:bookmarkStart w:id="1" w:name="_Toc240773373"/>
+      <w:bookmarkStart w:id="1" w:name="_Toc240779555"/>
       <w:r>
         <w:lastRenderedPageBreak/>
         <w:t>2. Signing in and your screens</w:t>
@@ -2951,7 +2951,7 @@
       <w:pPr>
         <w:pStyle w:val="Heading2"/>
       </w:pPr>
-      <w:bookmarkStart w:id="2" w:name="_Toc240773374"/>
+      <w:bookmarkStart w:id="2" w:name="_Toc240779556"/>
       <w:r>
         <w:t>Signing in</w:t>
       </w:r>
@@ -3034,7 +3034,7 @@
           <w:noProof/>
         </w:rPr>
         <w:drawing>
-          <wp:inline distT="0" distB="0" distL="0" distR="0" wp14:anchorId="35EDFB84" wp14:editId="05D6D8F7">
+          <wp:inline distT="0" distB="0" distL="0" distR="0" wp14:anchorId="148A1696" wp14:editId="10914466">
             <wp:extent cx="5334000" cy="2333625"/>
             <wp:effectExtent l="0" t="0" r="0" b="0"/>
             <wp:docPr id="1" name="adm_login.jpg" descr="The sign-in screen for all internal staff." title="The sign-in screen for all internal staff."/>
@@ -3201,7 +3201,7 @@
       <w:pPr>
         <w:pStyle w:val="Heading2"/>
       </w:pPr>
-      <w:bookmarkStart w:id="3" w:name="_Toc240773375"/>
+      <w:bookmarkStart w:id="3" w:name="_Toc240779557"/>
       <w:r>
         <w:t>Finding your way around</w:t>
       </w:r>
@@ -3376,7 +3376,7 @@
         </w:rPr>
         <w:lastRenderedPageBreak/>
         <w:drawing>
-          <wp:inline distT="0" distB="0" distL="0" distR="0" wp14:anchorId="1E4E1F53" wp14:editId="36147158">
+          <wp:inline distT="0" distB="0" distL="0" distR="0" wp14:anchorId="2FF9B09B" wp14:editId="18F902F4">
             <wp:extent cx="5715000" cy="1876425"/>
             <wp:effectExtent l="0" t="0" r="0" b="0"/>
             <wp:docPr id="2" name="adm_not_your_role.jpg" descr="Opening a screen outside your role (for example from an old bookmark) shows this card instead of the screen." title="Opening a screen outside your role (for example from an old bookmark) shows this card instead of the screen."/>
@@ -3445,7 +3445,7 @@
       <w:pPr>
         <w:pStyle w:val="Heading2"/>
       </w:pPr>
-      <w:bookmarkStart w:id="4" w:name="_Toc240773376"/>
+      <w:bookmarkStart w:id="4" w:name="_Toc240779558"/>
       <w:r>
         <w:t>Your screens</w:t>
       </w:r>
@@ -4127,7 +4127,7 @@
       <w:pPr>
         <w:pStyle w:val="Heading2"/>
       </w:pPr>
-      <w:bookmarkStart w:id="5" w:name="_Toc240773377"/>
+      <w:bookmarkStart w:id="5" w:name="_Toc240779559"/>
       <w:r>
         <w:t>Changing your password</w:t>
       </w:r>
@@ -4210,7 +4210,7 @@
           <w:noProof/>
         </w:rPr>
         <w:drawing>
-          <wp:inline distT="0" distB="0" distL="0" distR="0" wp14:anchorId="494D0DAB" wp14:editId="2C1224A6">
+          <wp:inline distT="0" distB="0" distL="0" distR="0" wp14:anchorId="23F2F98C" wp14:editId="3B5C3E76">
             <wp:extent cx="5334000" cy="2171700"/>
             <wp:effectExtent l="0" t="0" r="0" b="0"/>
             <wp:docPr id="3" name="adm_account.jpg" descr="Change Password screen." title="Change Password screen."/>
@@ -4299,7 +4299,7 @@
         <w:pStyle w:val="Heading1"/>
         <w:pageBreakBefore/>
       </w:pPr>
-      <w:bookmarkStart w:id="6" w:name="_Toc240773378"/>
+      <w:bookmarkStart w:id="6" w:name="_Toc240779560"/>
       <w:r>
         <w:lastRenderedPageBreak/>
         <w:t>3. Your routine</w:t>
@@ -4643,7 +4643,7 @@
         <w:pStyle w:val="Heading1"/>
         <w:pageBreakBefore/>
       </w:pPr>
-      <w:bookmarkStart w:id="7" w:name="_Toc240773379"/>
+      <w:bookmarkStart w:id="7" w:name="_Toc240779561"/>
       <w:r>
         <w:lastRenderedPageBreak/>
         <w:t>4. Step-by-step tasks</w:t>
@@ -4654,7 +4654,7 @@
       <w:pPr>
         <w:pStyle w:val="Heading2"/>
       </w:pPr>
-      <w:bookmarkStart w:id="8" w:name="_Toc240773380"/>
+      <w:bookmarkStart w:id="8" w:name="_Toc240779562"/>
       <w:r>
         <w:t>4.1 Reading the dashboards</w:t>
       </w:r>
@@ -4679,7 +4679,7 @@
           <w:noProof/>
         </w:rPr>
         <w:drawing>
-          <wp:inline distT="0" distB="0" distL="0" distR="0" wp14:anchorId="4F14D1BD" wp14:editId="6CBF2CE7">
+          <wp:inline distT="0" distB="0" distL="0" distR="0" wp14:anchorId="5CD4FD19" wp14:editId="71FE85D1">
             <wp:extent cx="5715000" cy="3571875"/>
             <wp:effectExtent l="0" t="0" r="0" b="0"/>
             <wp:docPr id="4" name="adm_exec_dashboard.jpg" descr="Executive Dashboard: completions against the 400 / 60 / 50–75 targets, days to data lock, spend, and the lowest-filled strata." title="Executive Dashboard: completions against the 400 / 60 / 50–75 targets, days to data lock, spend, and the lowest-filled strata."/>
@@ -5344,7 +5344,7 @@
       <w:pPr>
         <w:pStyle w:val="Heading2"/>
       </w:pPr>
-      <w:bookmarkStart w:id="9" w:name="_Toc240773381"/>
+      <w:bookmarkStart w:id="9" w:name="_Toc240779563"/>
       <w:r>
         <w:lastRenderedPageBreak/>
         <w:t>4.2 Using Reports (analytics and charts)</w:t>
@@ -5385,7 +5385,7 @@
           <w:noProof/>
         </w:rPr>
         <w:drawing>
-          <wp:inline distT="0" distB="0" distL="0" distR="0" wp14:anchorId="7D2A93AC" wp14:editId="65703421">
+          <wp:inline distT="0" distB="0" distL="0" distR="0" wp14:anchorId="4C6085AE" wp14:editId="2DF54DA3">
             <wp:extent cx="5334000" cy="3333750"/>
             <wp:effectExtent l="0" t="0" r="0" b="0"/>
             <wp:docPr id="5" name="adm_reports_top.jpg" descr="Reports: headline figures for the chosen period." title="Reports: headline figures for the chosen period."/>
@@ -5527,7 +5527,7 @@
           <w:noProof/>
         </w:rPr>
         <w:drawing>
-          <wp:inline distT="0" distB="0" distL="0" distR="0" wp14:anchorId="1C8CBF91" wp14:editId="5E9DCE87">
+          <wp:inline distT="0" distB="0" distL="0" distR="0" wp14:anchorId="36B02F7F" wp14:editId="201AE757">
             <wp:extent cx="5334000" cy="3409950"/>
             <wp:effectExtent l="0" t="0" r="0" b="0"/>
             <wp:docPr id="6" name="adm_reports_funnel.jpg" descr="Case funnel: each case counted once at every stage it has reached." title="Case funnel: each case counted once at every stage it has reached."/>
@@ -5627,7 +5627,7 @@
           <w:noProof/>
         </w:rPr>
         <w:drawing>
-          <wp:inline distT="0" distB="0" distL="0" distR="0" wp14:anchorId="6708FB5D" wp14:editId="5EA01552">
+          <wp:inline distT="0" distB="0" distL="0" distR="0" wp14:anchorId="4329C408" wp14:editId="34522F10">
             <wp:extent cx="5334000" cy="3248025"/>
             <wp:effectExtent l="0" t="0" r="0" b="0"/>
             <wp:docPr id="7" name="adm_reports_funnel_table.jpg" descr="The same chart as a table." title="The same chart as a table."/>
@@ -5726,7 +5726,7 @@
           <w:noProof/>
         </w:rPr>
         <w:drawing>
-          <wp:inline distT="0" distB="0" distL="0" distR="0" wp14:anchorId="3E5ED244" wp14:editId="56B54E9F">
+          <wp:inline distT="0" distB="0" distL="0" distR="0" wp14:anchorId="4FE44F94" wp14:editId="04CDC7A5">
             <wp:extent cx="5334000" cy="2628900"/>
             <wp:effectExtent l="0" t="0" r="0" b="0"/>
             <wp:docPr id="8" name="adm_reports_coverage.jpg" descr="Coverage by group." title="Coverage by group."/>
@@ -5826,7 +5826,7 @@
         </w:rPr>
         <w:lastRenderedPageBreak/>
         <w:drawing>
-          <wp:inline distT="0" distB="0" distL="0" distR="0" wp14:anchorId="04961463" wp14:editId="0C98DFA7">
+          <wp:inline distT="0" distB="0" distL="0" distR="0" wp14:anchorId="6570C77A" wp14:editId="32A1788D">
             <wp:extent cx="5334000" cy="2600325"/>
             <wp:effectExtent l="0" t="0" r="0" b="0"/>
             <wp:docPr id="9" name="adm_reports_modes.jpg" descr="Administration modes." title="Administration modes."/>
@@ -5935,7 +5935,7 @@
           <w:noProof/>
         </w:rPr>
         <w:drawing>
-          <wp:inline distT="0" distB="0" distL="0" distR="0" wp14:anchorId="5FC8BA4B" wp14:editId="329FCB07">
+          <wp:inline distT="0" distB="0" distL="0" distR="0" wp14:anchorId="779A7BE8" wp14:editId="7C906671">
             <wp:extent cx="5334000" cy="2905125"/>
             <wp:effectExtent l="0" t="0" r="0" b="0"/>
             <wp:docPr id="10" name="adm_reports_duration.jpg" descr="Completion-time distribution." title="Completion-time distribution."/>
@@ -6017,7 +6017,7 @@
       <w:pPr>
         <w:pStyle w:val="Heading2"/>
       </w:pPr>
-      <w:bookmarkStart w:id="10" w:name="_Toc240773382"/>
+      <w:bookmarkStart w:id="10" w:name="_Toc240779564"/>
       <w:r>
         <w:t>4.3 Moving cases through verification (bulk)</w:t>
       </w:r>
@@ -6119,7 +6119,7 @@
         </w:rPr>
         <w:lastRenderedPageBreak/>
         <w:drawing>
-          <wp:inline distT="0" distB="0" distL="0" distR="0" wp14:anchorId="373CA815" wp14:editId="2D08ED9F">
+          <wp:inline distT="0" distB="0" distL="0" distR="0" wp14:anchorId="4AB7044C" wp14:editId="6A2CAC33">
             <wp:extent cx="5334000" cy="609600"/>
             <wp:effectExtent l="0" t="0" r="0" b="0"/>
             <wp:docPr id="11" name="adm_bulk_verification.jpg" descr="The bulk verification tool on the register." title="The bulk verification tool on the register."/>
@@ -6309,7 +6309,7 @@
       <w:pPr>
         <w:pStyle w:val="Heading2"/>
       </w:pPr>
-      <w:bookmarkStart w:id="11" w:name="_Toc240773383"/>
+      <w:bookmarkStart w:id="11" w:name="_Toc240779565"/>
       <w:r>
         <w:t>4.4 Reassigning cases between Contact RAs</w:t>
       </w:r>
@@ -6430,7 +6430,7 @@
           <w:noProof/>
         </w:rPr>
         <w:drawing>
-          <wp:inline distT="0" distB="0" distL="0" distR="0" wp14:anchorId="4A90A4E2" wp14:editId="2A124DD1">
+          <wp:inline distT="0" distB="0" distL="0" distR="0" wp14:anchorId="4ED72380" wp14:editId="2E79D2D2">
             <wp:extent cx="5334000" cy="771525"/>
             <wp:effectExtent l="0" t="0" r="0" b="0"/>
             <wp:docPr id="12" name="adm_reassign.jpg" descr="Reassign cases: the button shows how many cases will move." title="Reassign cases: the button shows how many cases will move."/>
@@ -6620,7 +6620,7 @@
       <w:pPr>
         <w:pStyle w:val="Heading2"/>
       </w:pPr>
-      <w:bookmarkStart w:id="12" w:name="_Toc240773384"/>
+      <w:bookmarkStart w:id="12" w:name="_Toc240779566"/>
       <w:r>
         <w:t>4.5 Pairing a Main case with its Reserve, and assigning a Contact RA</w:t>
       </w:r>
@@ -6693,7 +6693,7 @@
           <w:noProof/>
         </w:rPr>
         <w:drawing>
-          <wp:inline distT="0" distB="0" distL="0" distR="0" wp14:anchorId="1B400AFE" wp14:editId="02F2715E">
+          <wp:inline distT="0" distB="0" distL="0" distR="0" wp14:anchorId="12999CA8" wp14:editId="2A1B8EC2">
             <wp:extent cx="5334000" cy="581025"/>
             <wp:effectExtent l="0" t="0" r="0" b="0"/>
             <wp:docPr id="13" name="adm_case_assign.jpg" descr="Assigned Contact RA." title="Assigned Contact RA."/>
@@ -6793,7 +6793,7 @@
         </w:rPr>
         <w:lastRenderedPageBreak/>
         <w:drawing>
-          <wp:inline distT="0" distB="0" distL="0" distR="0" wp14:anchorId="29F3D461" wp14:editId="0A274DAF">
+          <wp:inline distT="0" distB="0" distL="0" distR="0" wp14:anchorId="7E406504" wp14:editId="077041AB">
             <wp:extent cx="5334000" cy="685800"/>
             <wp:effectExtent l="0" t="0" r="0" b="0"/>
             <wp:docPr id="14" name="adm_case_reserve.jpg" descr="Matched Reserve case." title="Matched Reserve case."/>
@@ -6867,7 +6867,7 @@
       <w:pPr>
         <w:pStyle w:val="Heading2"/>
       </w:pPr>
-      <w:bookmarkStart w:id="13" w:name="_Toc240773385"/>
+      <w:bookmarkStart w:id="13" w:name="_Toc240779567"/>
       <w:r>
         <w:t>4.6 Recording the respondent and their contact details</w:t>
       </w:r>
@@ -7008,7 +7008,7 @@
           <w:noProof/>
         </w:rPr>
         <w:drawing>
-          <wp:inline distT="0" distB="0" distL="0" distR="0" wp14:anchorId="20DBDEC9" wp14:editId="2DFE7EF1">
+          <wp:inline distT="0" distB="0" distL="0" distR="0" wp14:anchorId="7893F04B" wp14:editId="5E766FC5">
             <wp:extent cx="5334000" cy="2114550"/>
             <wp:effectExtent l="0" t="0" r="0" b="0"/>
             <wp:docPr id="15" name="adm_case_add_person.jpg" descr="Adding a person to a case." title="Adding a person to a case."/>
@@ -7271,7 +7271,7 @@
       <w:pPr>
         <w:pStyle w:val="Heading2"/>
       </w:pPr>
-      <w:bookmarkStart w:id="14" w:name="_Toc240773386"/>
+      <w:bookmarkStart w:id="14" w:name="_Toc240779568"/>
       <w:r>
         <w:t>4.7 Sending an invitation</w:t>
       </w:r>
@@ -7385,7 +7385,7 @@
         </w:rPr>
         <w:lastRenderedPageBreak/>
         <w:drawing>
-          <wp:inline distT="0" distB="0" distL="0" distR="0" wp14:anchorId="1758A6B0" wp14:editId="3EFF7E30">
+          <wp:inline distT="0" distB="0" distL="0" distR="0" wp14:anchorId="00AAC298" wp14:editId="31F7F585">
             <wp:extent cx="5334000" cy="1143000"/>
             <wp:effectExtent l="0" t="0" r="0" b="0"/>
             <wp:docPr id="16" name="cra_case_invitations_before.jpg" descr="Invitations panel before sending, with the history of earlier invitations." title="Invitations panel before sending, with the history of earlier invitations."/>
@@ -7514,7 +7514,7 @@
           <w:noProof/>
         </w:rPr>
         <w:drawing>
-          <wp:inline distT="0" distB="0" distL="0" distR="0" wp14:anchorId="6A98BF84" wp14:editId="00F8211F">
+          <wp:inline distT="0" distB="0" distL="0" distR="0" wp14:anchorId="1092C0EB" wp14:editId="68FFAEEE">
             <wp:extent cx="5334000" cy="2152650"/>
             <wp:effectExtent l="0" t="0" r="0" b="0"/>
             <wp:docPr id="17" name="cra_case_invitation_sent.jpg" descr="The link, manual code and ready-written messages are shown once, with a send button for each channel." title="The link, manual code and ready-written messages are shown once, with a send button for each channel."/>
@@ -7898,7 +7898,7 @@
       <w:pPr>
         <w:pStyle w:val="Heading2"/>
       </w:pPr>
-      <w:bookmarkStart w:id="15" w:name="_Toc240773387"/>
+      <w:bookmarkStart w:id="15" w:name="_Toc240779569"/>
       <w:r>
         <w:t>4.8 Sending follow-up reminders</w:t>
       </w:r>
@@ -7966,7 +7966,7 @@
           <w:noProof/>
         </w:rPr>
         <w:drawing>
-          <wp:inline distT="0" distB="0" distL="0" distR="0" wp14:anchorId="4A1B4088" wp14:editId="128789EF">
+          <wp:inline distT="0" distB="0" distL="0" distR="0" wp14:anchorId="33E6C175" wp14:editId="36987155">
             <wp:extent cx="5334000" cy="3333750"/>
             <wp:effectExtent l="0" t="0" r="0" b="0"/>
             <wp:docPr id="18" name="cra_follow_ups.jpg" descr="Follow-ups due. Contact RAs see only their own cases." title="Follow-ups due. Contact RAs see only their own cases."/>
@@ -8192,7 +8192,7 @@
       <w:pPr>
         <w:pStyle w:val="Heading2"/>
       </w:pPr>
-      <w:bookmarkStart w:id="16" w:name="_Toc240773388"/>
+      <w:bookmarkStart w:id="16" w:name="_Toc240779570"/>
       <w:r>
         <w:t>4.9 Managing appointments</w:t>
       </w:r>
@@ -8233,7 +8233,7 @@
         </w:rPr>
         <w:lastRenderedPageBreak/>
         <w:drawing>
-          <wp:inline distT="0" distB="0" distL="0" distR="0" wp14:anchorId="74C363AC" wp14:editId="06D3B320">
+          <wp:inline distT="0" distB="0" distL="0" distR="0" wp14:anchorId="11409CD4" wp14:editId="76CD2769">
             <wp:extent cx="5334000" cy="2667000"/>
             <wp:effectExtent l="0" t="0" r="0" b="0"/>
             <wp:docPr id="19" name="cra_appointments.jpg" descr="Appointment Queue." title="Appointment Queue."/>
@@ -8416,7 +8416,7 @@
       <w:pPr>
         <w:pStyle w:val="Heading2"/>
       </w:pPr>
-      <w:bookmarkStart w:id="17" w:name="_Toc240773389"/>
+      <w:bookmarkStart w:id="17" w:name="_Toc240779571"/>
       <w:r>
         <w:t>4.10 Logging a contact attempt</w:t>
       </w:r>
@@ -8474,7 +8474,7 @@
           <w:noProof/>
         </w:rPr>
         <w:drawing>
-          <wp:inline distT="0" distB="0" distL="0" distR="0" wp14:anchorId="028B8D00" wp14:editId="3EACD938">
+          <wp:inline distT="0" distB="0" distL="0" distR="0" wp14:anchorId="376DE267" wp14:editId="0D935B9E">
             <wp:extent cx="5334000" cy="1343025"/>
             <wp:effectExtent l="0" t="0" r="0" b="0"/>
             <wp:docPr id="20" name="adm_case_timeline.jpg" descr="Contact timeline and the form for logging an attempt." title="Contact timeline and the form for logging an attempt."/>
@@ -8617,7 +8617,7 @@
       <w:pPr>
         <w:pStyle w:val="Heading2"/>
       </w:pPr>
-      <w:bookmarkStart w:id="18" w:name="_Toc240773390"/>
+      <w:bookmarkStart w:id="18" w:name="_Toc240779572"/>
       <w:r>
         <w:t>4.11 Changing a case's status by hand</w:t>
       </w:r>
@@ -8696,7 +8696,7 @@
           <w:noProof/>
         </w:rPr>
         <w:drawing>
-          <wp:inline distT="0" distB="0" distL="0" distR="0" wp14:anchorId="0816173C" wp14:editId="528613C4">
+          <wp:inline distT="0" distB="0" distL="0" distR="0" wp14:anchorId="692E79D6" wp14:editId="370504D9">
             <wp:extent cx="5334000" cy="638175"/>
             <wp:effectExtent l="0" t="0" r="0" b="0"/>
             <wp:docPr id="21" name="adm_case_workflow.jpg" descr="Only valid next statuses are offered." title="Only valid next statuses are offered."/>
@@ -9468,7 +9468,7 @@
       <w:pPr>
         <w:pStyle w:val="Heading2"/>
       </w:pPr>
-      <w:bookmarkStart w:id="19" w:name="_Toc240773391"/>
+      <w:bookmarkStart w:id="19" w:name="_Toc240779573"/>
       <w:r>
         <w:t>4.12 When the person is not the right respondent</w:t>
       </w:r>
@@ -9552,7 +9552,7 @@
       <w:pPr>
         <w:pStyle w:val="Heading2"/>
       </w:pPr>
-      <w:bookmarkStart w:id="20" w:name="_Toc240773392"/>
+      <w:bookmarkStart w:id="20" w:name="_Toc240779574"/>
       <w:r>
         <w:t>4.13 Recording a withdrawal</w:t>
       </w:r>
@@ -9644,7 +9644,7 @@
         </w:rPr>
         <w:lastRenderedPageBreak/>
         <w:drawing>
-          <wp:inline distT="0" distB="0" distL="0" distR="0" wp14:anchorId="7CB11E2A" wp14:editId="31DF3AE7">
+          <wp:inline distT="0" distB="0" distL="0" distR="0" wp14:anchorId="5697C735" wp14:editId="17C215F2">
             <wp:extent cx="5334000" cy="1409700"/>
             <wp:effectExtent l="0" t="0" r="0" b="0"/>
             <wp:docPr id="22" name="adm_case_withdrawal.jpg" descr="Record a withdrawal." title="Record a withdrawal."/>
@@ -9905,7 +9905,7 @@
       <w:pPr>
         <w:pStyle w:val="Heading2"/>
       </w:pPr>
-      <w:bookmarkStart w:id="21" w:name="_Toc240773393"/>
+      <w:bookmarkStart w:id="21" w:name="_Toc240779575"/>
       <w:r>
         <w:t>4.14 Activating a Reserve case</w:t>
       </w:r>
@@ -9953,7 +9953,7 @@
           <w:noProof/>
         </w:rPr>
         <w:drawing>
-          <wp:inline distT="0" distB="0" distL="0" distR="0" wp14:anchorId="5BE37D51" wp14:editId="414B7E9E">
+          <wp:inline distT="0" distB="0" distL="0" distR="0" wp14:anchorId="0BD0A8A7" wp14:editId="5EE2C9EF">
             <wp:extent cx="5334000" cy="2505075"/>
             <wp:effectExtent l="0" t="0" r="0" b="0"/>
             <wp:docPr id="23" name="adm_reserve.jpg" descr="Reserve Activation." title="Reserve Activation."/>
@@ -10149,7 +10149,7 @@
       <w:pPr>
         <w:pStyle w:val="Heading2"/>
       </w:pPr>
-      <w:bookmarkStart w:id="22" w:name="_Toc240773394"/>
+      <w:bookmarkStart w:id="22" w:name="_Toc240779576"/>
       <w:r>
         <w:t>4.15 Registering a new organisation and its sample case</w:t>
       </w:r>
@@ -10197,7 +10197,7 @@
           <w:noProof/>
         </w:rPr>
         <w:drawing>
-          <wp:inline distT="0" distB="0" distL="0" distR="0" wp14:anchorId="08454659" wp14:editId="64A87ABA">
+          <wp:inline distT="0" distB="0" distL="0" distR="0" wp14:anchorId="3D69C9AA" wp14:editId="1E6A518E">
             <wp:extent cx="5334000" cy="3333750"/>
             <wp:effectExtent l="0" t="0" r="0" b="0"/>
             <wp:docPr id="24" name="adm_organisations.jpg" descr="Register Organisation: the form (top) and the list of registered organisations (below)." title="Register Organisation: the form (top) and the list of registered organisations (below)."/>
@@ -10443,7 +10443,7 @@
       <w:pPr>
         <w:pStyle w:val="Heading2"/>
       </w:pPr>
-      <w:bookmarkStart w:id="23" w:name="_Toc240773395"/>
+      <w:bookmarkStart w:id="23" w:name="_Toc240779577"/>
       <w:r>
         <w:t>4.16 Building a pre-interview profile (PROIT)</w:t>
       </w:r>
@@ -10555,7 +10555,7 @@
         </w:rPr>
         <w:lastRenderedPageBreak/>
         <w:drawing>
-          <wp:inline distT="0" distB="0" distL="0" distR="0" wp14:anchorId="2E792CD4" wp14:editId="79B99322">
+          <wp:inline distT="0" distB="0" distL="0" distR="0" wp14:anchorId="6FC78368" wp14:editId="54093048">
             <wp:extent cx="5334000" cy="1781175"/>
             <wp:effectExtent l="0" t="0" r="0" b="0"/>
             <wp:docPr id="25" name="adm_case_proit_draft.jpg" descr="A draft profile: each fact needs at least one source." title="A draft profile: each fact needs at least one source."/>
@@ -10708,7 +10708,7 @@
       <w:pPr>
         <w:pStyle w:val="Heading2"/>
       </w:pPr>
-      <w:bookmarkStart w:id="24" w:name="_Toc240773396"/>
+      <w:bookmarkStart w:id="24" w:name="_Toc240779578"/>
       <w:r>
         <w:t>4.17 Reviewing questionnaires in the QA Queue</w:t>
       </w:r>
@@ -10748,7 +10748,7 @@
           <w:noProof/>
         </w:rPr>
         <w:drawing>
-          <wp:inline distT="0" distB="0" distL="0" distR="0" wp14:anchorId="5F4E828D" wp14:editId="61F33728">
+          <wp:inline distT="0" distB="0" distL="0" distR="0" wp14:anchorId="7F8E0B9A" wp14:editId="075FFDCC">
             <wp:extent cx="5334000" cy="3333750"/>
             <wp:effectExtent l="0" t="0" r="0" b="0"/>
             <wp:docPr id="26" name="qa_queue.jpg" descr="QUAN QA Queue with the KoboToolbox sync panel." title="QUAN QA Queue with the KoboToolbox sync panel."/>
@@ -11487,7 +11487,7 @@
       <w:pPr>
         <w:pStyle w:val="Heading2"/>
       </w:pPr>
-      <w:bookmarkStart w:id="25" w:name="_Toc240773397"/>
+      <w:bookmarkStart w:id="25" w:name="_Toc240779579"/>
       <w:r>
         <w:t>4.18 Working QA exceptions</w:t>
       </w:r>
@@ -11552,7 +11552,7 @@
         </w:rPr>
         <w:lastRenderedPageBreak/>
         <w:drawing>
-          <wp:inline distT="0" distB="0" distL="0" distR="0" wp14:anchorId="4A97F4DD" wp14:editId="42999B60">
+          <wp:inline distT="0" distB="0" distL="0" distR="0" wp14:anchorId="08982F7D" wp14:editId="5162809D">
             <wp:extent cx="5334000" cy="3333750"/>
             <wp:effectExtent l="0" t="0" r="0" b="0"/>
             <wp:docPr id="27" name="qa_exceptions.jpg" descr="QA Exception Queue." title="QA Exception Queue."/>
@@ -11748,7 +11748,7 @@
       <w:pPr>
         <w:pStyle w:val="Heading2"/>
       </w:pPr>
-      <w:bookmarkStart w:id="26" w:name="_Toc240773398"/>
+      <w:bookmarkStart w:id="26" w:name="_Toc240779580"/>
       <w:r>
         <w:t>4.19 Downloading or emailing completed forms (Form PDFs)</w:t>
       </w:r>
@@ -11789,7 +11789,7 @@
         </w:rPr>
         <w:lastRenderedPageBreak/>
         <w:drawing>
-          <wp:inline distT="0" distB="0" distL="0" distR="0" wp14:anchorId="19EA8A98" wp14:editId="55D39F17">
+          <wp:inline distT="0" distB="0" distL="0" distR="0" wp14:anchorId="4AECD556" wp14:editId="7AC116F6">
             <wp:extent cx="5334000" cy="3171825"/>
             <wp:effectExtent l="0" t="0" r="0" b="0"/>
             <wp:docPr id="28" name="adm_form_pdfs.jpg" descr="Completed form PDFs." title="Completed form PDFs."/>
@@ -12028,7 +12028,7 @@
       <w:pPr>
         <w:pStyle w:val="Heading2"/>
       </w:pPr>
-      <w:bookmarkStart w:id="27" w:name="_Toc240773399"/>
+      <w:bookmarkStart w:id="27" w:name="_Toc240779581"/>
       <w:r>
         <w:t>4.20 Logging fieldwork costs</w:t>
       </w:r>
@@ -12069,7 +12069,7 @@
         </w:rPr>
         <w:lastRenderedPageBreak/>
         <w:drawing>
-          <wp:inline distT="0" distB="0" distL="0" distR="0" wp14:anchorId="328B2633" wp14:editId="1F453B23">
+          <wp:inline distT="0" distB="0" distL="0" distR="0" wp14:anchorId="5C9AC996" wp14:editId="393460D3">
             <wp:extent cx="5334000" cy="3752850"/>
             <wp:effectExtent l="0" t="0" r="0" b="0"/>
             <wp:docPr id="29" name="adm_cost.jpg" descr="Cost Dashboard and the Log a cost event form." title="Cost Dashboard and the Log a cost event form."/>
@@ -12189,7 +12189,7 @@
       <w:pPr>
         <w:pStyle w:val="Heading2"/>
       </w:pPr>
-      <w:bookmarkStart w:id="28" w:name="_Toc240773400"/>
+      <w:bookmarkStart w:id="28" w:name="_Toc240779582"/>
       <w:r>
         <w:lastRenderedPageBreak/>
         <w:t>4.21 Downloading data</w:t>
@@ -12207,7 +12207,7 @@
           <w:noProof/>
         </w:rPr>
         <w:drawing>
-          <wp:inline distT="0" distB="0" distL="0" distR="0" wp14:anchorId="3DFA6191" wp14:editId="497DC5D3">
+          <wp:inline distT="0" distB="0" distL="0" distR="0" wp14:anchorId="2973569F" wp14:editId="48CECEAE">
             <wp:extent cx="5715000" cy="3657600"/>
             <wp:effectExtent l="0" t="0" r="0" b="0"/>
             <wp:docPr id="30" name="adm_export.jpg" descr="Data Export." title="Data Export."/>
@@ -12723,7 +12723,7 @@
         <w:pStyle w:val="Heading1"/>
         <w:pageBreakBefore/>
       </w:pPr>
-      <w:bookmarkStart w:id="29" w:name="_Toc240773401"/>
+      <w:bookmarkStart w:id="29" w:name="_Toc240779583"/>
       <w:r>
         <w:lastRenderedPageBreak/>
         <w:t>5. Rules you must follow</w:t>
@@ -12874,7 +12874,7 @@
         <w:pStyle w:val="Heading1"/>
         <w:pageBreakBefore/>
       </w:pPr>
-      <w:bookmarkStart w:id="30" w:name="_Toc240773402"/>
+      <w:bookmarkStart w:id="30" w:name="_Toc240779584"/>
       <w:r>
         <w:lastRenderedPageBreak/>
         <w:t>6. Troubleshooting</w:t>
@@ -13901,7 +13901,7 @@
         <w:pStyle w:val="Heading1"/>
         <w:pageBreakBefore/>
       </w:pPr>
-      <w:bookmarkStart w:id="31" w:name="_Toc240773403"/>
+      <w:bookmarkStart w:id="31" w:name="_Toc240779585"/>
       <w:r>
         <w:lastRenderedPageBreak/>
         <w:t>7. Quick reference</w:t>
@@ -14283,7 +14283,7 @@
         <w:sz w:val="16"/>
         <w:szCs w:val="16"/>
       </w:rPr>
-      <w:t>Version 1.4 · 20 September 2026</w:t>
+      <w:t>Version 1.5 · 20 September 2026</w:t>
     </w:r>
     <w:r>
       <w:rPr>
@@ -14456,10 +14456,96 @@
 <file path=word/numbering.xml><?xml version="1.0" encoding="utf-8"?>
 <w:numbering xmlns:wpc="http://schemas.microsoft.com/office/word/2010/wordprocessingCanvas" xmlns:cx="http://schemas.microsoft.com/office/drawing/2014/chartex" xmlns:cx1="http://schemas.microsoft.com/office/drawing/2015/9/8/chartex" xmlns:cx2="http://schemas.microsoft.com/office/drawing/2015/10/21/chartex" xmlns:cx3="http://schemas.microsoft.com/office/drawing/2016/5/9/chartex" xmlns:cx4="http://schemas.microsoft.com/office/drawing/2016/5/10/chartex" xmlns:cx5="http://schemas.microsoft.com/office/drawing/2016/5/11/chartex" xmlns:cx6="http://schemas.microsoft.com/office/drawing/2016/5/12/chartex" xmlns:cx7="http://schemas.microsoft.com/office/drawing/2016/5/13/chartex" xmlns:cx8="http://schemas.microsoft.com/office/drawing/2016/5/14/chartex" xmlns:mc="http://schemas.openxmlformats.org/markup-compatibility/2006" xmlns:aink="http://schemas.microsoft.com/office/drawing/2016/ink" xmlns:am3d="http://schemas.microsoft.com/office/drawing/2017/model3d" xmlns:o="urn:schemas-microsoft-com:office:office" xmlns:oel="http://schemas.microsoft.com/office/2019/extlst" xmlns:r="http://schemas.openxmlformats.org/officeDocument/2006/relationships" xmlns:m="http://schemas.openxmlformats.org/officeDocument/2006/math" xmlns:v="urn:schemas-microsoft-com:vml" xmlns:wp14="http://schemas.microsoft.com/office/word/2010/wordprocessingDrawing" xmlns:wp="http://schemas.openxmlformats.org/drawingml/2006/wordprocessingDrawing" xmlns:w10="urn:schemas-microsoft-com:office:word" xmlns:w="http://schemas.openxmlformats.org/wordprocessingml/2006/main" xmlns:w14="http://schemas.microsoft.com/office/word/2010/wordml" xmlns:w15="http://schemas.microsoft.com/office/word/2012/wordml" xmlns:w16cex="http://schemas.microsoft.com/office/word/2018/wordml/cex" xmlns:w16cid="http://schemas.microsoft.com/office/word/2016/wordml/cid" xmlns:w16="http://schemas.microsoft.com/office/word/2018/wordml" xmlns:w16sdtdh="http://schemas.microsoft.com/office/word/2020/wordml/sdtdatahash" xmlns:w16se="http://schemas.microsoft.com/office/word/2015/wordml/symex" xmlns:wpg="http://schemas.microsoft.com/office/word/2010/wordprocessingGroup" xmlns:wpi="http://schemas.microsoft.com/office/word/2010/wordprocessingInk" xmlns:wne="http://schemas.microsoft.com/office/word/2006/wordml" xmlns:wps="http://schemas.microsoft.com/office/word/2010/wordprocessingShape" mc:Ignorable="w14 w15 w16se w16cid w16 w16cex w16sdtdh wp14">
   <w:abstractNum w:abstractNumId="0" w15:restartNumberingAfterBreak="0">
-    <w:nsid w:val="05A00C7A"/>
+    <w:nsid w:val="08763754"/>
     <w:multiLevelType w:val="hybridMultilevel"/>
-    <w:tmpl w:val="AD5079F2"/>
-    <w:lvl w:ilvl="0" w:tplc="D75A46F8">
+    <w:tmpl w:val="A41C6968"/>
+    <w:lvl w:ilvl="0" w:tplc="5CBAA8A8">
+      <w:start w:val="1"/>
+      <w:numFmt w:val="bullet"/>
+      <w:lvlText w:val="●"/>
+      <w:lvlJc w:val="left"/>
+      <w:pPr>
+        <w:ind w:left="720" w:hanging="360"/>
+      </w:pPr>
+    </w:lvl>
+    <w:lvl w:ilvl="1" w:tplc="DC02FD48">
+      <w:start w:val="1"/>
+      <w:numFmt w:val="bullet"/>
+      <w:lvlText w:val="○"/>
+      <w:lvlJc w:val="left"/>
+      <w:pPr>
+        <w:ind w:left="1440" w:hanging="360"/>
+      </w:pPr>
+    </w:lvl>
+    <w:lvl w:ilvl="2" w:tplc="510CA770">
+      <w:start w:val="1"/>
+      <w:numFmt w:val="bullet"/>
+      <w:lvlText w:val="■"/>
+      <w:lvlJc w:val="left"/>
+      <w:pPr>
+        <w:ind w:left="2160" w:hanging="360"/>
+      </w:pPr>
+    </w:lvl>
+    <w:lvl w:ilvl="3" w:tplc="0A26D1EA">
+      <w:start w:val="1"/>
+      <w:numFmt w:val="bullet"/>
+      <w:lvlText w:val="●"/>
+      <w:lvlJc w:val="left"/>
+      <w:pPr>
+        <w:ind w:left="2880" w:hanging="360"/>
+      </w:pPr>
+    </w:lvl>
+    <w:lvl w:ilvl="4" w:tplc="A2B4863C">
+      <w:start w:val="1"/>
+      <w:numFmt w:val="bullet"/>
+      <w:lvlText w:val="○"/>
+      <w:lvlJc w:val="left"/>
+      <w:pPr>
+        <w:ind w:left="3600" w:hanging="360"/>
+      </w:pPr>
+    </w:lvl>
+    <w:lvl w:ilvl="5" w:tplc="412CCB28">
+      <w:start w:val="1"/>
+      <w:numFmt w:val="bullet"/>
+      <w:lvlText w:val="■"/>
+      <w:lvlJc w:val="left"/>
+      <w:pPr>
+        <w:ind w:left="4320" w:hanging="360"/>
+      </w:pPr>
+    </w:lvl>
+    <w:lvl w:ilvl="6" w:tplc="586A72E6">
+      <w:start w:val="1"/>
+      <w:numFmt w:val="bullet"/>
+      <w:lvlText w:val="●"/>
+      <w:lvlJc w:val="left"/>
+      <w:pPr>
+        <w:ind w:left="5040" w:hanging="360"/>
+      </w:pPr>
+    </w:lvl>
+    <w:lvl w:ilvl="7" w:tplc="72BAD186">
+      <w:start w:val="1"/>
+      <w:numFmt w:val="bullet"/>
+      <w:lvlText w:val="●"/>
+      <w:lvlJc w:val="left"/>
+      <w:pPr>
+        <w:ind w:left="5760" w:hanging="360"/>
+      </w:pPr>
+    </w:lvl>
+    <w:lvl w:ilvl="8" w:tplc="BBA8BD04">
+      <w:start w:val="1"/>
+      <w:numFmt w:val="bullet"/>
+      <w:lvlText w:val="●"/>
+      <w:lvlJc w:val="left"/>
+      <w:pPr>
+        <w:ind w:left="6480" w:hanging="360"/>
+      </w:pPr>
+    </w:lvl>
+  </w:abstractNum>
+  <w:abstractNum w:abstractNumId="1" w15:restartNumberingAfterBreak="0">
+    <w:nsid w:val="0F501257"/>
+    <w:multiLevelType w:val="hybridMultilevel"/>
+    <w:tmpl w:val="6B0C3E7A"/>
+    <w:lvl w:ilvl="0" w:tplc="454ABA4C">
       <w:start w:val="1"/>
       <w:numFmt w:val="decimal"/>
       <w:lvlText w:val="%1."/>
@@ -14473,52 +14559,52 @@
         <w:color w:val="A67C27"/>
       </w:rPr>
     </w:lvl>
-    <w:lvl w:ilvl="1" w:tplc="0EFC46C0">
+    <w:lvl w:ilvl="1" w:tplc="764830B4">
       <w:numFmt w:val="decimal"/>
       <w:lvlText w:val=""/>
       <w:lvlJc w:val="left"/>
     </w:lvl>
-    <w:lvl w:ilvl="2" w:tplc="B246C9FA">
+    <w:lvl w:ilvl="2" w:tplc="B346066C">
       <w:numFmt w:val="decimal"/>
       <w:lvlText w:val=""/>
       <w:lvlJc w:val="left"/>
     </w:lvl>
-    <w:lvl w:ilvl="3" w:tplc="0DBAFF20">
+    <w:lvl w:ilvl="3" w:tplc="BE54386E">
       <w:numFmt w:val="decimal"/>
       <w:lvlText w:val=""/>
       <w:lvlJc w:val="left"/>
     </w:lvl>
-    <w:lvl w:ilvl="4" w:tplc="F940B29E">
+    <w:lvl w:ilvl="4" w:tplc="4712F964">
       <w:numFmt w:val="decimal"/>
       <w:lvlText w:val=""/>
       <w:lvlJc w:val="left"/>
     </w:lvl>
-    <w:lvl w:ilvl="5" w:tplc="DD9C404E">
+    <w:lvl w:ilvl="5" w:tplc="2D66016E">
       <w:numFmt w:val="decimal"/>
       <w:lvlText w:val=""/>
       <w:lvlJc w:val="left"/>
     </w:lvl>
-    <w:lvl w:ilvl="6" w:tplc="5358A664">
+    <w:lvl w:ilvl="6" w:tplc="14345D12">
       <w:numFmt w:val="decimal"/>
       <w:lvlText w:val=""/>
       <w:lvlJc w:val="left"/>
     </w:lvl>
-    <w:lvl w:ilvl="7" w:tplc="CED692B2">
+    <w:lvl w:ilvl="7" w:tplc="10DC4A9A">
       <w:numFmt w:val="decimal"/>
       <w:lvlText w:val=""/>
       <w:lvlJc w:val="left"/>
     </w:lvl>
-    <w:lvl w:ilvl="8" w:tplc="1E445942">
+    <w:lvl w:ilvl="8" w:tplc="4A7CD626">
       <w:numFmt w:val="decimal"/>
       <w:lvlText w:val=""/>
       <w:lvlJc w:val="left"/>
     </w:lvl>
   </w:abstractNum>
-  <w:abstractNum w:abstractNumId="1" w15:restartNumberingAfterBreak="0">
-    <w:nsid w:val="13A54232"/>
+  <w:abstractNum w:abstractNumId="2" w15:restartNumberingAfterBreak="0">
+    <w:nsid w:val="0FAE4823"/>
     <w:multiLevelType w:val="hybridMultilevel"/>
-    <w:tmpl w:val="9A38C62C"/>
-    <w:lvl w:ilvl="0" w:tplc="0F86F5E4">
+    <w:tmpl w:val="77CEA786"/>
+    <w:lvl w:ilvl="0" w:tplc="6B18EE48">
       <w:start w:val="1"/>
       <w:numFmt w:val="decimal"/>
       <w:lvlText w:val="%1."/>
@@ -14532,52 +14618,52 @@
         <w:color w:val="A67C27"/>
       </w:rPr>
     </w:lvl>
-    <w:lvl w:ilvl="1" w:tplc="BF90A306">
+    <w:lvl w:ilvl="1" w:tplc="D58A9468">
       <w:numFmt w:val="decimal"/>
       <w:lvlText w:val=""/>
       <w:lvlJc w:val="left"/>
     </w:lvl>
-    <w:lvl w:ilvl="2" w:tplc="AC8ABDEE">
+    <w:lvl w:ilvl="2" w:tplc="DA22DCFC">
       <w:numFmt w:val="decimal"/>
       <w:lvlText w:val=""/>
       <w:lvlJc w:val="left"/>
     </w:lvl>
-    <w:lvl w:ilvl="3" w:tplc="F3B2B8B8">
+    <w:lvl w:ilvl="3" w:tplc="65E691A8">
       <w:numFmt w:val="decimal"/>
       <w:lvlText w:val=""/>
       <w:lvlJc w:val="left"/>
     </w:lvl>
-    <w:lvl w:ilvl="4" w:tplc="E41EDC98">
+    <w:lvl w:ilvl="4" w:tplc="5EE6FD58">
       <w:numFmt w:val="decimal"/>
       <w:lvlText w:val=""/>
       <w:lvlJc w:val="left"/>
     </w:lvl>
-    <w:lvl w:ilvl="5" w:tplc="52C6CFC2">
+    <w:lvl w:ilvl="5" w:tplc="DA52171A">
       <w:numFmt w:val="decimal"/>
       <w:lvlText w:val=""/>
       <w:lvlJc w:val="left"/>
     </w:lvl>
-    <w:lvl w:ilvl="6" w:tplc="BAD636EA">
+    <w:lvl w:ilvl="6" w:tplc="A2504F14">
       <w:numFmt w:val="decimal"/>
       <w:lvlText w:val=""/>
       <w:lvlJc w:val="left"/>
     </w:lvl>
-    <w:lvl w:ilvl="7" w:tplc="1F6CBCF4">
+    <w:lvl w:ilvl="7" w:tplc="3D14B37E">
       <w:numFmt w:val="decimal"/>
       <w:lvlText w:val=""/>
       <w:lvlJc w:val="left"/>
     </w:lvl>
-    <w:lvl w:ilvl="8" w:tplc="94C4BBFA">
+    <w:lvl w:ilvl="8" w:tplc="907680BC">
       <w:numFmt w:val="decimal"/>
       <w:lvlText w:val=""/>
       <w:lvlJc w:val="left"/>
     </w:lvl>
   </w:abstractNum>
-  <w:abstractNum w:abstractNumId="2" w15:restartNumberingAfterBreak="0">
-    <w:nsid w:val="14D618C7"/>
+  <w:abstractNum w:abstractNumId="3" w15:restartNumberingAfterBreak="0">
+    <w:nsid w:val="160E4F2A"/>
     <w:multiLevelType w:val="hybridMultilevel"/>
-    <w:tmpl w:val="952E93F4"/>
-    <w:lvl w:ilvl="0" w:tplc="985A270E">
+    <w:tmpl w:val="6714FB62"/>
+    <w:lvl w:ilvl="0" w:tplc="751E80AE">
       <w:start w:val="1"/>
       <w:numFmt w:val="decimal"/>
       <w:lvlText w:val="%1."/>
@@ -14591,52 +14677,52 @@
         <w:color w:val="A67C27"/>
       </w:rPr>
     </w:lvl>
-    <w:lvl w:ilvl="1" w:tplc="898C2902">
+    <w:lvl w:ilvl="1" w:tplc="104694F8">
       <w:numFmt w:val="decimal"/>
       <w:lvlText w:val=""/>
       <w:lvlJc w:val="left"/>
     </w:lvl>
-    <w:lvl w:ilvl="2" w:tplc="A3DE19FE">
+    <w:lvl w:ilvl="2" w:tplc="54885D04">
       <w:numFmt w:val="decimal"/>
       <w:lvlText w:val=""/>
       <w:lvlJc w:val="left"/>
     </w:lvl>
-    <w:lvl w:ilvl="3" w:tplc="77AC5F88">
+    <w:lvl w:ilvl="3" w:tplc="D47AE5B2">
       <w:numFmt w:val="decimal"/>
       <w:lvlText w:val=""/>
       <w:lvlJc w:val="left"/>
     </w:lvl>
-    <w:lvl w:ilvl="4" w:tplc="7D06B5CE">
+    <w:lvl w:ilvl="4" w:tplc="69BA70E0">
       <w:numFmt w:val="decimal"/>
       <w:lvlText w:val=""/>
       <w:lvlJc w:val="left"/>
     </w:lvl>
-    <w:lvl w:ilvl="5" w:tplc="5052C5CE">
+    <w:lvl w:ilvl="5" w:tplc="CF14E9C0">
       <w:numFmt w:val="decimal"/>
       <w:lvlText w:val=""/>
       <w:lvlJc w:val="left"/>
     </w:lvl>
-    <w:lvl w:ilvl="6" w:tplc="0A4ED604">
+    <w:lvl w:ilvl="6" w:tplc="267857CE">
       <w:numFmt w:val="decimal"/>
       <w:lvlText w:val=""/>
       <w:lvlJc w:val="left"/>
     </w:lvl>
-    <w:lvl w:ilvl="7" w:tplc="F77AB3E6">
+    <w:lvl w:ilvl="7" w:tplc="1446FDB4">
       <w:numFmt w:val="decimal"/>
       <w:lvlText w:val=""/>
       <w:lvlJc w:val="left"/>
     </w:lvl>
-    <w:lvl w:ilvl="8" w:tplc="FCAAB3E4">
+    <w:lvl w:ilvl="8" w:tplc="9662D65A">
       <w:numFmt w:val="decimal"/>
       <w:lvlText w:val=""/>
       <w:lvlJc w:val="left"/>
     </w:lvl>
   </w:abstractNum>
-  <w:abstractNum w:abstractNumId="3" w15:restartNumberingAfterBreak="0">
-    <w:nsid w:val="15064DFE"/>
+  <w:abstractNum w:abstractNumId="4" w15:restartNumberingAfterBreak="0">
+    <w:nsid w:val="17694D86"/>
     <w:multiLevelType w:val="hybridMultilevel"/>
-    <w:tmpl w:val="805CA87E"/>
-    <w:lvl w:ilvl="0" w:tplc="58ECAF20">
+    <w:tmpl w:val="A6548EDE"/>
+    <w:lvl w:ilvl="0" w:tplc="84A2AFE8">
       <w:start w:val="1"/>
       <w:numFmt w:val="decimal"/>
       <w:lvlText w:val="%1."/>
@@ -14650,52 +14736,52 @@
         <w:color w:val="A67C27"/>
       </w:rPr>
     </w:lvl>
-    <w:lvl w:ilvl="1" w:tplc="05F86A50">
+    <w:lvl w:ilvl="1" w:tplc="EDE4FFE8">
       <w:numFmt w:val="decimal"/>
       <w:lvlText w:val=""/>
       <w:lvlJc w:val="left"/>
     </w:lvl>
-    <w:lvl w:ilvl="2" w:tplc="E716DF3E">
+    <w:lvl w:ilvl="2" w:tplc="2D8475EC">
       <w:numFmt w:val="decimal"/>
       <w:lvlText w:val=""/>
       <w:lvlJc w:val="left"/>
     </w:lvl>
-    <w:lvl w:ilvl="3" w:tplc="EF009398">
+    <w:lvl w:ilvl="3" w:tplc="63F06B52">
       <w:numFmt w:val="decimal"/>
       <w:lvlText w:val=""/>
       <w:lvlJc w:val="left"/>
     </w:lvl>
-    <w:lvl w:ilvl="4" w:tplc="D11A5132">
+    <w:lvl w:ilvl="4" w:tplc="8070E704">
       <w:numFmt w:val="decimal"/>
       <w:lvlText w:val=""/>
       <w:lvlJc w:val="left"/>
     </w:lvl>
-    <w:lvl w:ilvl="5" w:tplc="7ED6626A">
+    <w:lvl w:ilvl="5" w:tplc="3E722926">
       <w:numFmt w:val="decimal"/>
       <w:lvlText w:val=""/>
       <w:lvlJc w:val="left"/>
     </w:lvl>
-    <w:lvl w:ilvl="6" w:tplc="0FC6A130">
+    <w:lvl w:ilvl="6" w:tplc="1AB4E47A">
       <w:numFmt w:val="decimal"/>
       <w:lvlText w:val=""/>
       <w:lvlJc w:val="left"/>
     </w:lvl>
-    <w:lvl w:ilvl="7" w:tplc="2A02D214">
+    <w:lvl w:ilvl="7" w:tplc="DA2C5668">
       <w:numFmt w:val="decimal"/>
       <w:lvlText w:val=""/>
       <w:lvlJc w:val="left"/>
     </w:lvl>
-    <w:lvl w:ilvl="8" w:tplc="CD2E0300">
+    <w:lvl w:ilvl="8" w:tplc="3BDA9A76">
       <w:numFmt w:val="decimal"/>
       <w:lvlText w:val=""/>
       <w:lvlJc w:val="left"/>
     </w:lvl>
   </w:abstractNum>
-  <w:abstractNum w:abstractNumId="4" w15:restartNumberingAfterBreak="0">
-    <w:nsid w:val="15D94982"/>
+  <w:abstractNum w:abstractNumId="5" w15:restartNumberingAfterBreak="0">
+    <w:nsid w:val="185A59C6"/>
     <w:multiLevelType w:val="hybridMultilevel"/>
-    <w:tmpl w:val="86F26F7E"/>
-    <w:lvl w:ilvl="0" w:tplc="A56A5960">
+    <w:tmpl w:val="A246FE02"/>
+    <w:lvl w:ilvl="0" w:tplc="4E2EC3EC">
       <w:start w:val="1"/>
       <w:numFmt w:val="decimal"/>
       <w:lvlText w:val="%1."/>
@@ -14709,52 +14795,52 @@
         <w:color w:val="A67C27"/>
       </w:rPr>
     </w:lvl>
-    <w:lvl w:ilvl="1" w:tplc="35C04D0A">
+    <w:lvl w:ilvl="1" w:tplc="DC54127E">
       <w:numFmt w:val="decimal"/>
       <w:lvlText w:val=""/>
       <w:lvlJc w:val="left"/>
     </w:lvl>
-    <w:lvl w:ilvl="2" w:tplc="10E8F20C">
+    <w:lvl w:ilvl="2" w:tplc="E960968C">
       <w:numFmt w:val="decimal"/>
       <w:lvlText w:val=""/>
       <w:lvlJc w:val="left"/>
     </w:lvl>
-    <w:lvl w:ilvl="3" w:tplc="550E5710">
+    <w:lvl w:ilvl="3" w:tplc="ED30053C">
       <w:numFmt w:val="decimal"/>
       <w:lvlText w:val=""/>
       <w:lvlJc w:val="left"/>
     </w:lvl>
-    <w:lvl w:ilvl="4" w:tplc="52C85386">
+    <w:lvl w:ilvl="4" w:tplc="0AAA57DC">
       <w:numFmt w:val="decimal"/>
       <w:lvlText w:val=""/>
       <w:lvlJc w:val="left"/>
     </w:lvl>
-    <w:lvl w:ilvl="5" w:tplc="D718476C">
+    <w:lvl w:ilvl="5" w:tplc="24923AC8">
       <w:numFmt w:val="decimal"/>
       <w:lvlText w:val=""/>
       <w:lvlJc w:val="left"/>
     </w:lvl>
-    <w:lvl w:ilvl="6" w:tplc="774ADDAE">
+    <w:lvl w:ilvl="6" w:tplc="6BFC2FBE">
       <w:numFmt w:val="decimal"/>
       <w:lvlText w:val=""/>
       <w:lvlJc w:val="left"/>
     </w:lvl>
-    <w:lvl w:ilvl="7" w:tplc="DADA595E">
+    <w:lvl w:ilvl="7" w:tplc="EB1652DA">
       <w:numFmt w:val="decimal"/>
       <w:lvlText w:val=""/>
       <w:lvlJc w:val="left"/>
     </w:lvl>
-    <w:lvl w:ilvl="8" w:tplc="D4AC4DA2">
+    <w:lvl w:ilvl="8" w:tplc="0DE6ADC8">
       <w:numFmt w:val="decimal"/>
       <w:lvlText w:val=""/>
       <w:lvlJc w:val="left"/>
     </w:lvl>
   </w:abstractNum>
-  <w:abstractNum w:abstractNumId="5" w15:restartNumberingAfterBreak="0">
-    <w:nsid w:val="1E2652C2"/>
+  <w:abstractNum w:abstractNumId="6" w15:restartNumberingAfterBreak="0">
+    <w:nsid w:val="2C2828D3"/>
     <w:multiLevelType w:val="hybridMultilevel"/>
-    <w:tmpl w:val="34807FFA"/>
-    <w:lvl w:ilvl="0" w:tplc="1C3C9304">
+    <w:tmpl w:val="E5E076A6"/>
+    <w:lvl w:ilvl="0" w:tplc="63FE65EC">
       <w:start w:val="1"/>
       <w:numFmt w:val="decimal"/>
       <w:lvlText w:val="%1."/>
@@ -14768,138 +14854,52 @@
         <w:color w:val="A67C27"/>
       </w:rPr>
     </w:lvl>
-    <w:lvl w:ilvl="1" w:tplc="6B8AF1EA">
+    <w:lvl w:ilvl="1" w:tplc="961E9268">
       <w:numFmt w:val="decimal"/>
       <w:lvlText w:val=""/>
       <w:lvlJc w:val="left"/>
     </w:lvl>
-    <w:lvl w:ilvl="2" w:tplc="3CA27442">
+    <w:lvl w:ilvl="2" w:tplc="0C742686">
       <w:numFmt w:val="decimal"/>
       <w:lvlText w:val=""/>
       <w:lvlJc w:val="left"/>
     </w:lvl>
-    <w:lvl w:ilvl="3" w:tplc="7B4452BE">
+    <w:lvl w:ilvl="3" w:tplc="4AFC1D0E">
       <w:numFmt w:val="decimal"/>
       <w:lvlText w:val=""/>
       <w:lvlJc w:val="left"/>
     </w:lvl>
-    <w:lvl w:ilvl="4" w:tplc="A8D0CB98">
+    <w:lvl w:ilvl="4" w:tplc="1CE4BF86">
       <w:numFmt w:val="decimal"/>
       <w:lvlText w:val=""/>
       <w:lvlJc w:val="left"/>
     </w:lvl>
-    <w:lvl w:ilvl="5" w:tplc="0D98EABA">
+    <w:lvl w:ilvl="5" w:tplc="ECD405AA">
       <w:numFmt w:val="decimal"/>
       <w:lvlText w:val=""/>
       <w:lvlJc w:val="left"/>
     </w:lvl>
-    <w:lvl w:ilvl="6" w:tplc="A030FF9C">
+    <w:lvl w:ilvl="6" w:tplc="AC18C63E">
       <w:numFmt w:val="decimal"/>
       <w:lvlText w:val=""/>
       <w:lvlJc w:val="left"/>
     </w:lvl>
-    <w:lvl w:ilvl="7" w:tplc="AC7A30EE">
+    <w:lvl w:ilvl="7" w:tplc="C90422D4">
       <w:numFmt w:val="decimal"/>
       <w:lvlText w:val=""/>
       <w:lvlJc w:val="left"/>
     </w:lvl>
-    <w:lvl w:ilvl="8" w:tplc="73027572">
+    <w:lvl w:ilvl="8" w:tplc="78802850">
       <w:numFmt w:val="decimal"/>
       <w:lvlText w:val=""/>
       <w:lvlJc w:val="left"/>
-    </w:lvl>
-  </w:abstractNum>
-  <w:abstractNum w:abstractNumId="6" w15:restartNumberingAfterBreak="0">
-    <w:nsid w:val="23C45443"/>
-    <w:multiLevelType w:val="hybridMultilevel"/>
-    <w:tmpl w:val="A21E0872"/>
-    <w:lvl w:ilvl="0" w:tplc="65420646">
-      <w:start w:val="1"/>
-      <w:numFmt w:val="bullet"/>
-      <w:lvlText w:val="●"/>
-      <w:lvlJc w:val="left"/>
-      <w:pPr>
-        <w:ind w:left="720" w:hanging="360"/>
-      </w:pPr>
-    </w:lvl>
-    <w:lvl w:ilvl="1" w:tplc="24320B22">
-      <w:start w:val="1"/>
-      <w:numFmt w:val="bullet"/>
-      <w:lvlText w:val="○"/>
-      <w:lvlJc w:val="left"/>
-      <w:pPr>
-        <w:ind w:left="1440" w:hanging="360"/>
-      </w:pPr>
-    </w:lvl>
-    <w:lvl w:ilvl="2" w:tplc="959CEA72">
-      <w:start w:val="1"/>
-      <w:numFmt w:val="bullet"/>
-      <w:lvlText w:val="■"/>
-      <w:lvlJc w:val="left"/>
-      <w:pPr>
-        <w:ind w:left="2160" w:hanging="360"/>
-      </w:pPr>
-    </w:lvl>
-    <w:lvl w:ilvl="3" w:tplc="B1A4546C">
-      <w:start w:val="1"/>
-      <w:numFmt w:val="bullet"/>
-      <w:lvlText w:val="●"/>
-      <w:lvlJc w:val="left"/>
-      <w:pPr>
-        <w:ind w:left="2880" w:hanging="360"/>
-      </w:pPr>
-    </w:lvl>
-    <w:lvl w:ilvl="4" w:tplc="22546334">
-      <w:start w:val="1"/>
-      <w:numFmt w:val="bullet"/>
-      <w:lvlText w:val="○"/>
-      <w:lvlJc w:val="left"/>
-      <w:pPr>
-        <w:ind w:left="3600" w:hanging="360"/>
-      </w:pPr>
-    </w:lvl>
-    <w:lvl w:ilvl="5" w:tplc="30B05246">
-      <w:start w:val="1"/>
-      <w:numFmt w:val="bullet"/>
-      <w:lvlText w:val="■"/>
-      <w:lvlJc w:val="left"/>
-      <w:pPr>
-        <w:ind w:left="4320" w:hanging="360"/>
-      </w:pPr>
-    </w:lvl>
-    <w:lvl w:ilvl="6" w:tplc="B5228A2C">
-      <w:start w:val="1"/>
-      <w:numFmt w:val="bullet"/>
-      <w:lvlText w:val="●"/>
-      <w:lvlJc w:val="left"/>
-      <w:pPr>
-        <w:ind w:left="5040" w:hanging="360"/>
-      </w:pPr>
-    </w:lvl>
-    <w:lvl w:ilvl="7" w:tplc="420E9C60">
-      <w:start w:val="1"/>
-      <w:numFmt w:val="bullet"/>
-      <w:lvlText w:val="●"/>
-      <w:lvlJc w:val="left"/>
-      <w:pPr>
-        <w:ind w:left="5760" w:hanging="360"/>
-      </w:pPr>
-    </w:lvl>
-    <w:lvl w:ilvl="8" w:tplc="B6046DCE">
-      <w:start w:val="1"/>
-      <w:numFmt w:val="bullet"/>
-      <w:lvlText w:val="●"/>
-      <w:lvlJc w:val="left"/>
-      <w:pPr>
-        <w:ind w:left="6480" w:hanging="360"/>
-      </w:pPr>
     </w:lvl>
   </w:abstractNum>
   <w:abstractNum w:abstractNumId="7" w15:restartNumberingAfterBreak="0">
-    <w:nsid w:val="304A567A"/>
+    <w:nsid w:val="375B4AFC"/>
     <w:multiLevelType w:val="hybridMultilevel"/>
-    <w:tmpl w:val="81541090"/>
-    <w:lvl w:ilvl="0" w:tplc="BEBCE38E">
+    <w:tmpl w:val="C1046AF2"/>
+    <w:lvl w:ilvl="0" w:tplc="3E4AED6C">
       <w:start w:val="1"/>
       <w:numFmt w:val="decimal"/>
       <w:lvlText w:val="%1."/>
@@ -14913,52 +14913,52 @@
         <w:color w:val="A67C27"/>
       </w:rPr>
     </w:lvl>
-    <w:lvl w:ilvl="1" w:tplc="6CC09D40">
+    <w:lvl w:ilvl="1" w:tplc="10143A62">
       <w:numFmt w:val="decimal"/>
       <w:lvlText w:val=""/>
       <w:lvlJc w:val="left"/>
     </w:lvl>
-    <w:lvl w:ilvl="2" w:tplc="186EB1A4">
+    <w:lvl w:ilvl="2" w:tplc="55E6BFB8">
       <w:numFmt w:val="decimal"/>
       <w:lvlText w:val=""/>
       <w:lvlJc w:val="left"/>
     </w:lvl>
-    <w:lvl w:ilvl="3" w:tplc="95F6A234">
+    <w:lvl w:ilvl="3" w:tplc="A3824248">
       <w:numFmt w:val="decimal"/>
       <w:lvlText w:val=""/>
       <w:lvlJc w:val="left"/>
     </w:lvl>
-    <w:lvl w:ilvl="4" w:tplc="2FA89322">
+    <w:lvl w:ilvl="4" w:tplc="4D425704">
       <w:numFmt w:val="decimal"/>
       <w:lvlText w:val=""/>
       <w:lvlJc w:val="left"/>
     </w:lvl>
-    <w:lvl w:ilvl="5" w:tplc="0030A3EA">
+    <w:lvl w:ilvl="5" w:tplc="B622EB98">
       <w:numFmt w:val="decimal"/>
       <w:lvlText w:val=""/>
       <w:lvlJc w:val="left"/>
     </w:lvl>
-    <w:lvl w:ilvl="6" w:tplc="B84A89A6">
+    <w:lvl w:ilvl="6" w:tplc="B0A09C64">
       <w:numFmt w:val="decimal"/>
       <w:lvlText w:val=""/>
       <w:lvlJc w:val="left"/>
     </w:lvl>
-    <w:lvl w:ilvl="7" w:tplc="2B26C998">
+    <w:lvl w:ilvl="7" w:tplc="298E7070">
       <w:numFmt w:val="decimal"/>
       <w:lvlText w:val=""/>
       <w:lvlJc w:val="left"/>
     </w:lvl>
-    <w:lvl w:ilvl="8" w:tplc="4F4C9C1E">
+    <w:lvl w:ilvl="8" w:tplc="0F42D542">
       <w:numFmt w:val="decimal"/>
       <w:lvlText w:val=""/>
       <w:lvlJc w:val="left"/>
     </w:lvl>
   </w:abstractNum>
   <w:abstractNum w:abstractNumId="8" w15:restartNumberingAfterBreak="0">
-    <w:nsid w:val="33284B7F"/>
+    <w:nsid w:val="41383785"/>
     <w:multiLevelType w:val="hybridMultilevel"/>
-    <w:tmpl w:val="FA5640D6"/>
-    <w:lvl w:ilvl="0" w:tplc="A3D8FEB2">
+    <w:tmpl w:val="6C4C2728"/>
+    <w:lvl w:ilvl="0" w:tplc="7848FC88">
       <w:start w:val="1"/>
       <w:numFmt w:val="decimal"/>
       <w:lvlText w:val="%1."/>
@@ -14972,52 +14972,52 @@
         <w:color w:val="A67C27"/>
       </w:rPr>
     </w:lvl>
-    <w:lvl w:ilvl="1" w:tplc="8850E220">
+    <w:lvl w:ilvl="1" w:tplc="80DCF038">
       <w:numFmt w:val="decimal"/>
       <w:lvlText w:val=""/>
       <w:lvlJc w:val="left"/>
     </w:lvl>
-    <w:lvl w:ilvl="2" w:tplc="96047F24">
+    <w:lvl w:ilvl="2" w:tplc="3092D090">
       <w:numFmt w:val="decimal"/>
       <w:lvlText w:val=""/>
       <w:lvlJc w:val="left"/>
     </w:lvl>
-    <w:lvl w:ilvl="3" w:tplc="13F85D7E">
+    <w:lvl w:ilvl="3" w:tplc="C3F87732">
       <w:numFmt w:val="decimal"/>
       <w:lvlText w:val=""/>
       <w:lvlJc w:val="left"/>
     </w:lvl>
-    <w:lvl w:ilvl="4" w:tplc="33DAB570">
+    <w:lvl w:ilvl="4" w:tplc="58C63128">
       <w:numFmt w:val="decimal"/>
       <w:lvlText w:val=""/>
       <w:lvlJc w:val="left"/>
     </w:lvl>
-    <w:lvl w:ilvl="5" w:tplc="09265218">
+    <w:lvl w:ilvl="5" w:tplc="4B5EBD72">
       <w:numFmt w:val="decimal"/>
       <w:lvlText w:val=""/>
       <w:lvlJc w:val="left"/>
     </w:lvl>
-    <w:lvl w:ilvl="6" w:tplc="FCF26F52">
+    <w:lvl w:ilvl="6" w:tplc="4DE0005C">
       <w:numFmt w:val="decimal"/>
       <w:lvlText w:val=""/>
       <w:lvlJc w:val="left"/>
     </w:lvl>
-    <w:lvl w:ilvl="7" w:tplc="33C8C85E">
+    <w:lvl w:ilvl="7" w:tplc="2ECEF7DA">
       <w:numFmt w:val="decimal"/>
       <w:lvlText w:val=""/>
       <w:lvlJc w:val="left"/>
     </w:lvl>
-    <w:lvl w:ilvl="8" w:tplc="5FACA5FA">
+    <w:lvl w:ilvl="8" w:tplc="E94CAD28">
       <w:numFmt w:val="decimal"/>
       <w:lvlText w:val=""/>
       <w:lvlJc w:val="left"/>
     </w:lvl>
   </w:abstractNum>
   <w:abstractNum w:abstractNumId="9" w15:restartNumberingAfterBreak="0">
-    <w:nsid w:val="35634474"/>
+    <w:nsid w:val="4FF35875"/>
     <w:multiLevelType w:val="hybridMultilevel"/>
-    <w:tmpl w:val="96467E10"/>
-    <w:lvl w:ilvl="0" w:tplc="98047E20">
+    <w:tmpl w:val="8BFCC6AA"/>
+    <w:lvl w:ilvl="0" w:tplc="08DA060A">
       <w:start w:val="1"/>
       <w:numFmt w:val="decimal"/>
       <w:lvlText w:val="%1."/>
@@ -15031,52 +15031,52 @@
         <w:color w:val="A67C27"/>
       </w:rPr>
     </w:lvl>
-    <w:lvl w:ilvl="1" w:tplc="18827220">
+    <w:lvl w:ilvl="1" w:tplc="F62EFBEE">
       <w:numFmt w:val="decimal"/>
       <w:lvlText w:val=""/>
       <w:lvlJc w:val="left"/>
     </w:lvl>
-    <w:lvl w:ilvl="2" w:tplc="B85051AE">
+    <w:lvl w:ilvl="2" w:tplc="9C96AB50">
       <w:numFmt w:val="decimal"/>
       <w:lvlText w:val=""/>
       <w:lvlJc w:val="left"/>
     </w:lvl>
-    <w:lvl w:ilvl="3" w:tplc="13DC5BF6">
+    <w:lvl w:ilvl="3" w:tplc="BDA02B0E">
       <w:numFmt w:val="decimal"/>
       <w:lvlText w:val=""/>
       <w:lvlJc w:val="left"/>
     </w:lvl>
-    <w:lvl w:ilvl="4" w:tplc="61B02B82">
+    <w:lvl w:ilvl="4" w:tplc="079EA568">
       <w:numFmt w:val="decimal"/>
       <w:lvlText w:val=""/>
       <w:lvlJc w:val="left"/>
     </w:lvl>
-    <w:lvl w:ilvl="5" w:tplc="7630AC58">
+    <w:lvl w:ilvl="5" w:tplc="3A88F58A">
       <w:numFmt w:val="decimal"/>
       <w:lvlText w:val=""/>
       <w:lvlJc w:val="left"/>
     </w:lvl>
-    <w:lvl w:ilvl="6" w:tplc="55483962">
+    <w:lvl w:ilvl="6" w:tplc="72C0C908">
       <w:numFmt w:val="decimal"/>
       <w:lvlText w:val=""/>
       <w:lvlJc w:val="left"/>
     </w:lvl>
-    <w:lvl w:ilvl="7" w:tplc="C140254E">
+    <w:lvl w:ilvl="7" w:tplc="E7067124">
       <w:numFmt w:val="decimal"/>
       <w:lvlText w:val=""/>
       <w:lvlJc w:val="left"/>
     </w:lvl>
-    <w:lvl w:ilvl="8" w:tplc="ABE04E40">
+    <w:lvl w:ilvl="8" w:tplc="03669BE0">
       <w:numFmt w:val="decimal"/>
       <w:lvlText w:val=""/>
       <w:lvlJc w:val="left"/>
     </w:lvl>
   </w:abstractNum>
   <w:abstractNum w:abstractNumId="10" w15:restartNumberingAfterBreak="0">
-    <w:nsid w:val="41730816"/>
+    <w:nsid w:val="541D20B6"/>
     <w:multiLevelType w:val="hybridMultilevel"/>
-    <w:tmpl w:val="BCA0CBF0"/>
-    <w:lvl w:ilvl="0" w:tplc="44D06F20">
+    <w:tmpl w:val="202EF73E"/>
+    <w:lvl w:ilvl="0" w:tplc="97C84A46">
       <w:start w:val="1"/>
       <w:numFmt w:val="decimal"/>
       <w:lvlText w:val="%1."/>
@@ -15090,52 +15090,52 @@
         <w:color w:val="A67C27"/>
       </w:rPr>
     </w:lvl>
-    <w:lvl w:ilvl="1" w:tplc="BC164442">
+    <w:lvl w:ilvl="1" w:tplc="AE28CD8E">
       <w:numFmt w:val="decimal"/>
       <w:lvlText w:val=""/>
       <w:lvlJc w:val="left"/>
     </w:lvl>
-    <w:lvl w:ilvl="2" w:tplc="0A6C504E">
+    <w:lvl w:ilvl="2" w:tplc="50D806EC">
       <w:numFmt w:val="decimal"/>
       <w:lvlText w:val=""/>
       <w:lvlJc w:val="left"/>
     </w:lvl>
-    <w:lvl w:ilvl="3" w:tplc="3A38CC6A">
+    <w:lvl w:ilvl="3" w:tplc="D8085890">
       <w:numFmt w:val="decimal"/>
       <w:lvlText w:val=""/>
       <w:lvlJc w:val="left"/>
     </w:lvl>
-    <w:lvl w:ilvl="4" w:tplc="A0A44C3E">
+    <w:lvl w:ilvl="4" w:tplc="0ECC16DE">
       <w:numFmt w:val="decimal"/>
       <w:lvlText w:val=""/>
       <w:lvlJc w:val="left"/>
     </w:lvl>
-    <w:lvl w:ilvl="5" w:tplc="3620C6A4">
+    <w:lvl w:ilvl="5" w:tplc="A192C61E">
       <w:numFmt w:val="decimal"/>
       <w:lvlText w:val=""/>
       <w:lvlJc w:val="left"/>
     </w:lvl>
-    <w:lvl w:ilvl="6" w:tplc="F8044FB8">
+    <w:lvl w:ilvl="6" w:tplc="FC387622">
       <w:numFmt w:val="decimal"/>
       <w:lvlText w:val=""/>
       <w:lvlJc w:val="left"/>
     </w:lvl>
-    <w:lvl w:ilvl="7" w:tplc="D7DC93D6">
+    <w:lvl w:ilvl="7" w:tplc="6270C870">
       <w:numFmt w:val="decimal"/>
       <w:lvlText w:val=""/>
       <w:lvlJc w:val="left"/>
     </w:lvl>
-    <w:lvl w:ilvl="8" w:tplc="DC7C0A0A">
+    <w:lvl w:ilvl="8" w:tplc="13365780">
       <w:numFmt w:val="decimal"/>
       <w:lvlText w:val=""/>
       <w:lvlJc w:val="left"/>
     </w:lvl>
   </w:abstractNum>
   <w:abstractNum w:abstractNumId="11" w15:restartNumberingAfterBreak="0">
-    <w:nsid w:val="432658A2"/>
+    <w:nsid w:val="544D5C2E"/>
     <w:multiLevelType w:val="hybridMultilevel"/>
-    <w:tmpl w:val="30FC8FF0"/>
-    <w:lvl w:ilvl="0" w:tplc="63AEA950">
+    <w:tmpl w:val="3D820536"/>
+    <w:lvl w:ilvl="0" w:tplc="457CF91A">
       <w:start w:val="1"/>
       <w:numFmt w:val="decimal"/>
       <w:lvlText w:val="%1."/>
@@ -15149,52 +15149,52 @@
         <w:color w:val="A67C27"/>
       </w:rPr>
     </w:lvl>
-    <w:lvl w:ilvl="1" w:tplc="FD0E8BE4">
+    <w:lvl w:ilvl="1" w:tplc="F6048DF0">
       <w:numFmt w:val="decimal"/>
       <w:lvlText w:val=""/>
       <w:lvlJc w:val="left"/>
     </w:lvl>
-    <w:lvl w:ilvl="2" w:tplc="51300494">
+    <w:lvl w:ilvl="2" w:tplc="CD502DEA">
       <w:numFmt w:val="decimal"/>
       <w:lvlText w:val=""/>
       <w:lvlJc w:val="left"/>
     </w:lvl>
-    <w:lvl w:ilvl="3" w:tplc="138E9E36">
+    <w:lvl w:ilvl="3" w:tplc="C5FC01FC">
       <w:numFmt w:val="decimal"/>
       <w:lvlText w:val=""/>
       <w:lvlJc w:val="left"/>
     </w:lvl>
-    <w:lvl w:ilvl="4" w:tplc="24124CF0">
+    <w:lvl w:ilvl="4" w:tplc="81120EE8">
       <w:numFmt w:val="decimal"/>
       <w:lvlText w:val=""/>
       <w:lvlJc w:val="left"/>
     </w:lvl>
-    <w:lvl w:ilvl="5" w:tplc="1890BFC2">
+    <w:lvl w:ilvl="5" w:tplc="4E8813E8">
       <w:numFmt w:val="decimal"/>
       <w:lvlText w:val=""/>
       <w:lvlJc w:val="left"/>
     </w:lvl>
-    <w:lvl w:ilvl="6" w:tplc="F32EAD84">
+    <w:lvl w:ilvl="6" w:tplc="E79E17CE">
       <w:numFmt w:val="decimal"/>
       <w:lvlText w:val=""/>
       <w:lvlJc w:val="left"/>
     </w:lvl>
-    <w:lvl w:ilvl="7" w:tplc="39D882D0">
+    <w:lvl w:ilvl="7" w:tplc="BC3A9D42">
       <w:numFmt w:val="decimal"/>
       <w:lvlText w:val=""/>
       <w:lvlJc w:val="left"/>
     </w:lvl>
-    <w:lvl w:ilvl="8" w:tplc="DDF8FFC4">
+    <w:lvl w:ilvl="8" w:tplc="66C02A76">
       <w:numFmt w:val="decimal"/>
       <w:lvlText w:val=""/>
       <w:lvlJc w:val="left"/>
     </w:lvl>
   </w:abstractNum>
   <w:abstractNum w:abstractNumId="12" w15:restartNumberingAfterBreak="0">
-    <w:nsid w:val="4478018C"/>
+    <w:nsid w:val="58573A77"/>
     <w:multiLevelType w:val="hybridMultilevel"/>
-    <w:tmpl w:val="1ED41810"/>
-    <w:lvl w:ilvl="0" w:tplc="86DABC50">
+    <w:tmpl w:val="743EF3A8"/>
+    <w:lvl w:ilvl="0" w:tplc="123AB292">
       <w:start w:val="1"/>
       <w:numFmt w:val="decimal"/>
       <w:lvlText w:val="%1."/>
@@ -15208,52 +15208,52 @@
         <w:color w:val="A67C27"/>
       </w:rPr>
     </w:lvl>
-    <w:lvl w:ilvl="1" w:tplc="CF92B7F8">
+    <w:lvl w:ilvl="1" w:tplc="2918D7AE">
       <w:numFmt w:val="decimal"/>
       <w:lvlText w:val=""/>
       <w:lvlJc w:val="left"/>
     </w:lvl>
-    <w:lvl w:ilvl="2" w:tplc="1A5CB68C">
+    <w:lvl w:ilvl="2" w:tplc="F1445D2C">
       <w:numFmt w:val="decimal"/>
       <w:lvlText w:val=""/>
       <w:lvlJc w:val="left"/>
     </w:lvl>
-    <w:lvl w:ilvl="3" w:tplc="897E0D04">
+    <w:lvl w:ilvl="3" w:tplc="CD8E3AE2">
       <w:numFmt w:val="decimal"/>
       <w:lvlText w:val=""/>
       <w:lvlJc w:val="left"/>
     </w:lvl>
-    <w:lvl w:ilvl="4" w:tplc="AEC09ED2">
+    <w:lvl w:ilvl="4" w:tplc="6E44A220">
       <w:numFmt w:val="decimal"/>
       <w:lvlText w:val=""/>
       <w:lvlJc w:val="left"/>
     </w:lvl>
-    <w:lvl w:ilvl="5" w:tplc="45E823A6">
+    <w:lvl w:ilvl="5" w:tplc="132A8D82">
       <w:numFmt w:val="decimal"/>
       <w:lvlText w:val=""/>
       <w:lvlJc w:val="left"/>
     </w:lvl>
-    <w:lvl w:ilvl="6" w:tplc="E6FE61F8">
+    <w:lvl w:ilvl="6" w:tplc="3FD0A142">
       <w:numFmt w:val="decimal"/>
       <w:lvlText w:val=""/>
       <w:lvlJc w:val="left"/>
     </w:lvl>
-    <w:lvl w:ilvl="7" w:tplc="F6CA325C">
+    <w:lvl w:ilvl="7" w:tplc="057A9CBC">
       <w:numFmt w:val="decimal"/>
       <w:lvlText w:val=""/>
       <w:lvlJc w:val="left"/>
     </w:lvl>
-    <w:lvl w:ilvl="8" w:tplc="6E82E1EC">
+    <w:lvl w:ilvl="8" w:tplc="74B8389E">
       <w:numFmt w:val="decimal"/>
       <w:lvlText w:val=""/>
       <w:lvlJc w:val="left"/>
     </w:lvl>
   </w:abstractNum>
   <w:abstractNum w:abstractNumId="13" w15:restartNumberingAfterBreak="0">
-    <w:nsid w:val="484E11B7"/>
+    <w:nsid w:val="5B797577"/>
     <w:multiLevelType w:val="hybridMultilevel"/>
-    <w:tmpl w:val="B3043BF0"/>
-    <w:lvl w:ilvl="0" w:tplc="D0E09F7C">
+    <w:tmpl w:val="467ED2B4"/>
+    <w:lvl w:ilvl="0" w:tplc="E718036A">
       <w:start w:val="1"/>
       <w:numFmt w:val="decimal"/>
       <w:lvlText w:val="%1."/>
@@ -15267,110 +15267,52 @@
         <w:color w:val="A67C27"/>
       </w:rPr>
     </w:lvl>
-    <w:lvl w:ilvl="1" w:tplc="C358A9CC">
+    <w:lvl w:ilvl="1" w:tplc="705AC50C">
       <w:numFmt w:val="decimal"/>
       <w:lvlText w:val=""/>
       <w:lvlJc w:val="left"/>
     </w:lvl>
-    <w:lvl w:ilvl="2" w:tplc="7926018E">
+    <w:lvl w:ilvl="2" w:tplc="0CA0D7C8">
       <w:numFmt w:val="decimal"/>
       <w:lvlText w:val=""/>
       <w:lvlJc w:val="left"/>
     </w:lvl>
-    <w:lvl w:ilvl="3" w:tplc="268E5FCC">
+    <w:lvl w:ilvl="3" w:tplc="AF8AD504">
       <w:numFmt w:val="decimal"/>
       <w:lvlText w:val=""/>
       <w:lvlJc w:val="left"/>
     </w:lvl>
-    <w:lvl w:ilvl="4" w:tplc="7CB0CEBE">
+    <w:lvl w:ilvl="4" w:tplc="72AA5588">
       <w:numFmt w:val="decimal"/>
       <w:lvlText w:val=""/>
       <w:lvlJc w:val="left"/>
     </w:lvl>
-    <w:lvl w:ilvl="5" w:tplc="FD484F14">
+    <w:lvl w:ilvl="5" w:tplc="C6FE7CE0">
       <w:numFmt w:val="decimal"/>
       <w:lvlText w:val=""/>
       <w:lvlJc w:val="left"/>
     </w:lvl>
-    <w:lvl w:ilvl="6" w:tplc="2C982D98">
+    <w:lvl w:ilvl="6" w:tplc="FA7043D8">
       <w:numFmt w:val="decimal"/>
       <w:lvlText w:val=""/>
       <w:lvlJc w:val="left"/>
     </w:lvl>
-    <w:lvl w:ilvl="7" w:tplc="6EDA27F2">
+    <w:lvl w:ilvl="7" w:tplc="40CC3EE6">
       <w:numFmt w:val="decimal"/>
       <w:lvlText w:val=""/>
       <w:lvlJc w:val="left"/>
     </w:lvl>
-    <w:lvl w:ilvl="8" w:tplc="EBD83C0E">
+    <w:lvl w:ilvl="8" w:tplc="6D2A787A">
       <w:numFmt w:val="decimal"/>
       <w:lvlText w:val=""/>
       <w:lvlJc w:val="left"/>
     </w:lvl>
   </w:abstractNum>
   <w:abstractNum w:abstractNumId="14" w15:restartNumberingAfterBreak="0">
-    <w:nsid w:val="48AA75C4"/>
+    <w:nsid w:val="62650C73"/>
     <w:multiLevelType w:val="hybridMultilevel"/>
-    <w:tmpl w:val="426802B2"/>
-    <w:lvl w:ilvl="0" w:tplc="E5B01980">
-      <w:start w:val="1"/>
-      <w:numFmt w:val="bullet"/>
-      <w:lvlText w:val="•"/>
-      <w:lvlJc w:val="left"/>
-      <w:pPr>
-        <w:ind w:left="460" w:hanging="280"/>
-      </w:pPr>
-    </w:lvl>
-    <w:lvl w:ilvl="1" w:tplc="885E2324">
-      <w:start w:val="1"/>
-      <w:numFmt w:val="bullet"/>
-      <w:lvlText w:val="–"/>
-      <w:lvlJc w:val="left"/>
-      <w:pPr>
-        <w:ind w:left="900" w:hanging="280"/>
-      </w:pPr>
-    </w:lvl>
-    <w:lvl w:ilvl="2" w:tplc="645E0412">
-      <w:numFmt w:val="decimal"/>
-      <w:lvlText w:val=""/>
-      <w:lvlJc w:val="left"/>
-    </w:lvl>
-    <w:lvl w:ilvl="3" w:tplc="6FD6D570">
-      <w:numFmt w:val="decimal"/>
-      <w:lvlText w:val=""/>
-      <w:lvlJc w:val="left"/>
-    </w:lvl>
-    <w:lvl w:ilvl="4" w:tplc="C18A4758">
-      <w:numFmt w:val="decimal"/>
-      <w:lvlText w:val=""/>
-      <w:lvlJc w:val="left"/>
-    </w:lvl>
-    <w:lvl w:ilvl="5" w:tplc="57FCDA1A">
-      <w:numFmt w:val="decimal"/>
-      <w:lvlText w:val=""/>
-      <w:lvlJc w:val="left"/>
-    </w:lvl>
-    <w:lvl w:ilvl="6" w:tplc="D33C4E84">
-      <w:numFmt w:val="decimal"/>
-      <w:lvlText w:val=""/>
-      <w:lvlJc w:val="left"/>
-    </w:lvl>
-    <w:lvl w:ilvl="7" w:tplc="732C011C">
-      <w:numFmt w:val="decimal"/>
-      <w:lvlText w:val=""/>
-      <w:lvlJc w:val="left"/>
-    </w:lvl>
-    <w:lvl w:ilvl="8" w:tplc="F88CB238">
-      <w:numFmt w:val="decimal"/>
-      <w:lvlText w:val=""/>
-      <w:lvlJc w:val="left"/>
-    </w:lvl>
-  </w:abstractNum>
-  <w:abstractNum w:abstractNumId="15" w15:restartNumberingAfterBreak="0">
-    <w:nsid w:val="49933DFE"/>
-    <w:multiLevelType w:val="hybridMultilevel"/>
-    <w:tmpl w:val="144619F6"/>
-    <w:lvl w:ilvl="0" w:tplc="474C87D8">
+    <w:tmpl w:val="AC52724A"/>
+    <w:lvl w:ilvl="0" w:tplc="F604BC4E">
       <w:start w:val="1"/>
       <w:numFmt w:val="decimal"/>
       <w:lvlText w:val="%1."/>
@@ -15384,52 +15326,52 @@
         <w:color w:val="A67C27"/>
       </w:rPr>
     </w:lvl>
-    <w:lvl w:ilvl="1" w:tplc="D2F6C950">
+    <w:lvl w:ilvl="1" w:tplc="97CE2EEE">
       <w:numFmt w:val="decimal"/>
       <w:lvlText w:val=""/>
       <w:lvlJc w:val="left"/>
     </w:lvl>
-    <w:lvl w:ilvl="2" w:tplc="822AF966">
+    <w:lvl w:ilvl="2" w:tplc="B5C0FCFA">
       <w:numFmt w:val="decimal"/>
       <w:lvlText w:val=""/>
       <w:lvlJc w:val="left"/>
     </w:lvl>
-    <w:lvl w:ilvl="3" w:tplc="77B00C82">
+    <w:lvl w:ilvl="3" w:tplc="BEF08046">
       <w:numFmt w:val="decimal"/>
       <w:lvlText w:val=""/>
       <w:lvlJc w:val="left"/>
     </w:lvl>
-    <w:lvl w:ilvl="4" w:tplc="23CCBEF6">
+    <w:lvl w:ilvl="4" w:tplc="65FCD28A">
       <w:numFmt w:val="decimal"/>
       <w:lvlText w:val=""/>
       <w:lvlJc w:val="left"/>
     </w:lvl>
-    <w:lvl w:ilvl="5" w:tplc="5A0024A8">
+    <w:lvl w:ilvl="5" w:tplc="706A10E0">
       <w:numFmt w:val="decimal"/>
       <w:lvlText w:val=""/>
       <w:lvlJc w:val="left"/>
     </w:lvl>
-    <w:lvl w:ilvl="6" w:tplc="BC801924">
+    <w:lvl w:ilvl="6" w:tplc="BA722038">
       <w:numFmt w:val="decimal"/>
       <w:lvlText w:val=""/>
       <w:lvlJc w:val="left"/>
     </w:lvl>
-    <w:lvl w:ilvl="7" w:tplc="C52EECCA">
+    <w:lvl w:ilvl="7" w:tplc="6EC87C04">
       <w:numFmt w:val="decimal"/>
       <w:lvlText w:val=""/>
       <w:lvlJc w:val="left"/>
     </w:lvl>
-    <w:lvl w:ilvl="8" w:tplc="AE72C178">
+    <w:lvl w:ilvl="8" w:tplc="2E946E84">
       <w:numFmt w:val="decimal"/>
       <w:lvlText w:val=""/>
       <w:lvlJc w:val="left"/>
     </w:lvl>
   </w:abstractNum>
-  <w:abstractNum w:abstractNumId="16" w15:restartNumberingAfterBreak="0">
-    <w:nsid w:val="4D7A09A4"/>
+  <w:abstractNum w:abstractNumId="15" w15:restartNumberingAfterBreak="0">
+    <w:nsid w:val="658C7B36"/>
     <w:multiLevelType w:val="hybridMultilevel"/>
-    <w:tmpl w:val="2B084D52"/>
-    <w:lvl w:ilvl="0" w:tplc="A2A4DE9A">
+    <w:tmpl w:val="49081E42"/>
+    <w:lvl w:ilvl="0" w:tplc="5226001E">
       <w:start w:val="1"/>
       <w:numFmt w:val="decimal"/>
       <w:lvlText w:val="%1."/>
@@ -15443,52 +15385,52 @@
         <w:color w:val="A67C27"/>
       </w:rPr>
     </w:lvl>
-    <w:lvl w:ilvl="1" w:tplc="7B8AD7C0">
+    <w:lvl w:ilvl="1" w:tplc="F9DAE61E">
       <w:numFmt w:val="decimal"/>
       <w:lvlText w:val=""/>
       <w:lvlJc w:val="left"/>
     </w:lvl>
-    <w:lvl w:ilvl="2" w:tplc="843428B2">
+    <w:lvl w:ilvl="2" w:tplc="BA58756A">
       <w:numFmt w:val="decimal"/>
       <w:lvlText w:val=""/>
       <w:lvlJc w:val="left"/>
     </w:lvl>
-    <w:lvl w:ilvl="3" w:tplc="A99440C2">
+    <w:lvl w:ilvl="3" w:tplc="D24C4134">
       <w:numFmt w:val="decimal"/>
       <w:lvlText w:val=""/>
       <w:lvlJc w:val="left"/>
     </w:lvl>
-    <w:lvl w:ilvl="4" w:tplc="B1E2C5A8">
+    <w:lvl w:ilvl="4" w:tplc="EF82E786">
       <w:numFmt w:val="decimal"/>
       <w:lvlText w:val=""/>
       <w:lvlJc w:val="left"/>
     </w:lvl>
-    <w:lvl w:ilvl="5" w:tplc="5ED46376">
+    <w:lvl w:ilvl="5" w:tplc="A6A48024">
       <w:numFmt w:val="decimal"/>
       <w:lvlText w:val=""/>
       <w:lvlJc w:val="left"/>
     </w:lvl>
-    <w:lvl w:ilvl="6" w:tplc="41CC856C">
+    <w:lvl w:ilvl="6" w:tplc="7DBE80A0">
       <w:numFmt w:val="decimal"/>
       <w:lvlText w:val=""/>
       <w:lvlJc w:val="left"/>
     </w:lvl>
-    <w:lvl w:ilvl="7" w:tplc="0DD036C4">
+    <w:lvl w:ilvl="7" w:tplc="FB6A94F0">
       <w:numFmt w:val="decimal"/>
       <w:lvlText w:val=""/>
       <w:lvlJc w:val="left"/>
     </w:lvl>
-    <w:lvl w:ilvl="8" w:tplc="641AB184">
+    <w:lvl w:ilvl="8" w:tplc="65D885F8">
       <w:numFmt w:val="decimal"/>
       <w:lvlText w:val=""/>
       <w:lvlJc w:val="left"/>
     </w:lvl>
   </w:abstractNum>
-  <w:abstractNum w:abstractNumId="17" w15:restartNumberingAfterBreak="0">
-    <w:nsid w:val="5220617A"/>
+  <w:abstractNum w:abstractNumId="16" w15:restartNumberingAfterBreak="0">
+    <w:nsid w:val="6699372C"/>
     <w:multiLevelType w:val="hybridMultilevel"/>
-    <w:tmpl w:val="AF1AE9AC"/>
-    <w:lvl w:ilvl="0" w:tplc="EE224F2C">
+    <w:tmpl w:val="A3E62468"/>
+    <w:lvl w:ilvl="0" w:tplc="2338A5EC">
       <w:start w:val="1"/>
       <w:numFmt w:val="decimal"/>
       <w:lvlText w:val="%1."/>
@@ -15502,52 +15444,52 @@
         <w:color w:val="A67C27"/>
       </w:rPr>
     </w:lvl>
-    <w:lvl w:ilvl="1" w:tplc="D2CC5F16">
+    <w:lvl w:ilvl="1" w:tplc="00424248">
       <w:numFmt w:val="decimal"/>
       <w:lvlText w:val=""/>
       <w:lvlJc w:val="left"/>
     </w:lvl>
-    <w:lvl w:ilvl="2" w:tplc="6108E92E">
+    <w:lvl w:ilvl="2" w:tplc="1B96A730">
       <w:numFmt w:val="decimal"/>
       <w:lvlText w:val=""/>
       <w:lvlJc w:val="left"/>
     </w:lvl>
-    <w:lvl w:ilvl="3" w:tplc="4CE0C00E">
+    <w:lvl w:ilvl="3" w:tplc="806AF280">
       <w:numFmt w:val="decimal"/>
       <w:lvlText w:val=""/>
       <w:lvlJc w:val="left"/>
     </w:lvl>
-    <w:lvl w:ilvl="4" w:tplc="58C4ACFE">
+    <w:lvl w:ilvl="4" w:tplc="D0700302">
       <w:numFmt w:val="decimal"/>
       <w:lvlText w:val=""/>
       <w:lvlJc w:val="left"/>
     </w:lvl>
-    <w:lvl w:ilvl="5" w:tplc="3D344D7E">
+    <w:lvl w:ilvl="5" w:tplc="E15C4A3E">
       <w:numFmt w:val="decimal"/>
       <w:lvlText w:val=""/>
       <w:lvlJc w:val="left"/>
     </w:lvl>
-    <w:lvl w:ilvl="6" w:tplc="3E34BA6C">
+    <w:lvl w:ilvl="6" w:tplc="8FA29D44">
       <w:numFmt w:val="decimal"/>
       <w:lvlText w:val=""/>
       <w:lvlJc w:val="left"/>
     </w:lvl>
-    <w:lvl w:ilvl="7" w:tplc="39026A54">
+    <w:lvl w:ilvl="7" w:tplc="B3A69EF6">
       <w:numFmt w:val="decimal"/>
       <w:lvlText w:val=""/>
       <w:lvlJc w:val="left"/>
     </w:lvl>
-    <w:lvl w:ilvl="8" w:tplc="A5B2390C">
+    <w:lvl w:ilvl="8" w:tplc="ABB8556C">
       <w:numFmt w:val="decimal"/>
       <w:lvlText w:val=""/>
       <w:lvlJc w:val="left"/>
     </w:lvl>
   </w:abstractNum>
-  <w:abstractNum w:abstractNumId="18" w15:restartNumberingAfterBreak="0">
-    <w:nsid w:val="52A55724"/>
+  <w:abstractNum w:abstractNumId="17" w15:restartNumberingAfterBreak="0">
+    <w:nsid w:val="6AD360EF"/>
     <w:multiLevelType w:val="hybridMultilevel"/>
-    <w:tmpl w:val="7654E174"/>
-    <w:lvl w:ilvl="0" w:tplc="AAE8F022">
+    <w:tmpl w:val="EAB6F402"/>
+    <w:lvl w:ilvl="0" w:tplc="8FD677C6">
       <w:start w:val="1"/>
       <w:numFmt w:val="decimal"/>
       <w:lvlText w:val="%1."/>
@@ -15561,52 +15503,52 @@
         <w:color w:val="A67C27"/>
       </w:rPr>
     </w:lvl>
-    <w:lvl w:ilvl="1" w:tplc="E1086B3A">
+    <w:lvl w:ilvl="1" w:tplc="4E16FC48">
       <w:numFmt w:val="decimal"/>
       <w:lvlText w:val=""/>
       <w:lvlJc w:val="left"/>
     </w:lvl>
-    <w:lvl w:ilvl="2" w:tplc="F21483A0">
+    <w:lvl w:ilvl="2" w:tplc="1DF464D8">
       <w:numFmt w:val="decimal"/>
       <w:lvlText w:val=""/>
       <w:lvlJc w:val="left"/>
     </w:lvl>
-    <w:lvl w:ilvl="3" w:tplc="01D242D0">
+    <w:lvl w:ilvl="3" w:tplc="094AB588">
       <w:numFmt w:val="decimal"/>
       <w:lvlText w:val=""/>
       <w:lvlJc w:val="left"/>
     </w:lvl>
-    <w:lvl w:ilvl="4" w:tplc="7A70B72E">
+    <w:lvl w:ilvl="4" w:tplc="C9426F74">
       <w:numFmt w:val="decimal"/>
       <w:lvlText w:val=""/>
       <w:lvlJc w:val="left"/>
     </w:lvl>
-    <w:lvl w:ilvl="5" w:tplc="01E408AC">
+    <w:lvl w:ilvl="5" w:tplc="40CE86AA">
       <w:numFmt w:val="decimal"/>
       <w:lvlText w:val=""/>
       <w:lvlJc w:val="left"/>
     </w:lvl>
-    <w:lvl w:ilvl="6" w:tplc="157A2C24">
+    <w:lvl w:ilvl="6" w:tplc="ABFC96DA">
       <w:numFmt w:val="decimal"/>
       <w:lvlText w:val=""/>
       <w:lvlJc w:val="left"/>
     </w:lvl>
-    <w:lvl w:ilvl="7" w:tplc="E16EC7AA">
+    <w:lvl w:ilvl="7" w:tplc="BB0423EA">
       <w:numFmt w:val="decimal"/>
       <w:lvlText w:val=""/>
       <w:lvlJc w:val="left"/>
     </w:lvl>
-    <w:lvl w:ilvl="8" w:tplc="412A5224">
+    <w:lvl w:ilvl="8" w:tplc="1308693E">
       <w:numFmt w:val="decimal"/>
       <w:lvlText w:val=""/>
       <w:lvlJc w:val="left"/>
     </w:lvl>
   </w:abstractNum>
-  <w:abstractNum w:abstractNumId="19" w15:restartNumberingAfterBreak="0">
-    <w:nsid w:val="680312A7"/>
+  <w:abstractNum w:abstractNumId="18" w15:restartNumberingAfterBreak="0">
+    <w:nsid w:val="6C362CFF"/>
     <w:multiLevelType w:val="hybridMultilevel"/>
-    <w:tmpl w:val="9B7E9BB0"/>
-    <w:lvl w:ilvl="0" w:tplc="2A6E466A">
+    <w:tmpl w:val="D574422C"/>
+    <w:lvl w:ilvl="0" w:tplc="E8886CCA">
       <w:start w:val="1"/>
       <w:numFmt w:val="decimal"/>
       <w:lvlText w:val="%1."/>
@@ -15620,52 +15562,52 @@
         <w:color w:val="A67C27"/>
       </w:rPr>
     </w:lvl>
-    <w:lvl w:ilvl="1" w:tplc="C76CF84E">
+    <w:lvl w:ilvl="1" w:tplc="E7821008">
       <w:numFmt w:val="decimal"/>
       <w:lvlText w:val=""/>
       <w:lvlJc w:val="left"/>
     </w:lvl>
-    <w:lvl w:ilvl="2" w:tplc="5F3AA8D2">
+    <w:lvl w:ilvl="2" w:tplc="5150D5F0">
       <w:numFmt w:val="decimal"/>
       <w:lvlText w:val=""/>
       <w:lvlJc w:val="left"/>
     </w:lvl>
-    <w:lvl w:ilvl="3" w:tplc="EDD0F624">
+    <w:lvl w:ilvl="3" w:tplc="F4725BFC">
       <w:numFmt w:val="decimal"/>
       <w:lvlText w:val=""/>
       <w:lvlJc w:val="left"/>
     </w:lvl>
-    <w:lvl w:ilvl="4" w:tplc="5906B292">
+    <w:lvl w:ilvl="4" w:tplc="6D028630">
       <w:numFmt w:val="decimal"/>
       <w:lvlText w:val=""/>
       <w:lvlJc w:val="left"/>
     </w:lvl>
-    <w:lvl w:ilvl="5" w:tplc="04F2234E">
+    <w:lvl w:ilvl="5" w:tplc="7BE8CE92">
       <w:numFmt w:val="decimal"/>
       <w:lvlText w:val=""/>
       <w:lvlJc w:val="left"/>
     </w:lvl>
-    <w:lvl w:ilvl="6" w:tplc="E09C7092">
+    <w:lvl w:ilvl="6" w:tplc="3E6E6B92">
       <w:numFmt w:val="decimal"/>
       <w:lvlText w:val=""/>
       <w:lvlJc w:val="left"/>
     </w:lvl>
-    <w:lvl w:ilvl="7" w:tplc="12547F3C">
+    <w:lvl w:ilvl="7" w:tplc="53F40BB0">
       <w:numFmt w:val="decimal"/>
       <w:lvlText w:val=""/>
       <w:lvlJc w:val="left"/>
     </w:lvl>
-    <w:lvl w:ilvl="8" w:tplc="8E24A7BC">
+    <w:lvl w:ilvl="8" w:tplc="C9C62548">
       <w:numFmt w:val="decimal"/>
       <w:lvlText w:val=""/>
       <w:lvlJc w:val="left"/>
     </w:lvl>
   </w:abstractNum>
-  <w:abstractNum w:abstractNumId="20" w15:restartNumberingAfterBreak="0">
-    <w:nsid w:val="6CBD4BC1"/>
+  <w:abstractNum w:abstractNumId="19" w15:restartNumberingAfterBreak="0">
+    <w:nsid w:val="6D790B22"/>
     <w:multiLevelType w:val="hybridMultilevel"/>
-    <w:tmpl w:val="C212D432"/>
-    <w:lvl w:ilvl="0" w:tplc="001ECA72">
+    <w:tmpl w:val="7C9A92C4"/>
+    <w:lvl w:ilvl="0" w:tplc="CE7E603C">
       <w:start w:val="1"/>
       <w:numFmt w:val="decimal"/>
       <w:lvlText w:val="%1."/>
@@ -15679,52 +15621,110 @@
         <w:color w:val="A67C27"/>
       </w:rPr>
     </w:lvl>
-    <w:lvl w:ilvl="1" w:tplc="F2AA12B2">
+    <w:lvl w:ilvl="1" w:tplc="3C724DB2">
       <w:numFmt w:val="decimal"/>
       <w:lvlText w:val=""/>
       <w:lvlJc w:val="left"/>
     </w:lvl>
-    <w:lvl w:ilvl="2" w:tplc="9FA61C6E">
+    <w:lvl w:ilvl="2" w:tplc="13A4D374">
       <w:numFmt w:val="decimal"/>
       <w:lvlText w:val=""/>
       <w:lvlJc w:val="left"/>
     </w:lvl>
-    <w:lvl w:ilvl="3" w:tplc="ED380688">
+    <w:lvl w:ilvl="3" w:tplc="B33C98BE">
       <w:numFmt w:val="decimal"/>
       <w:lvlText w:val=""/>
       <w:lvlJc w:val="left"/>
     </w:lvl>
-    <w:lvl w:ilvl="4" w:tplc="F0AEF0B6">
+    <w:lvl w:ilvl="4" w:tplc="52784212">
       <w:numFmt w:val="decimal"/>
       <w:lvlText w:val=""/>
       <w:lvlJc w:val="left"/>
     </w:lvl>
-    <w:lvl w:ilvl="5" w:tplc="FED24780">
+    <w:lvl w:ilvl="5" w:tplc="FDCC19A0">
       <w:numFmt w:val="decimal"/>
       <w:lvlText w:val=""/>
       <w:lvlJc w:val="left"/>
     </w:lvl>
-    <w:lvl w:ilvl="6" w:tplc="7FC4255C">
+    <w:lvl w:ilvl="6" w:tplc="8E6E8E26">
       <w:numFmt w:val="decimal"/>
       <w:lvlText w:val=""/>
       <w:lvlJc w:val="left"/>
     </w:lvl>
-    <w:lvl w:ilvl="7" w:tplc="BB0EBC32">
+    <w:lvl w:ilvl="7" w:tplc="EDE89E90">
       <w:numFmt w:val="decimal"/>
       <w:lvlText w:val=""/>
       <w:lvlJc w:val="left"/>
     </w:lvl>
-    <w:lvl w:ilvl="8" w:tplc="3C54B042">
+    <w:lvl w:ilvl="8" w:tplc="98FA33DE">
+      <w:numFmt w:val="decimal"/>
+      <w:lvlText w:val=""/>
+      <w:lvlJc w:val="left"/>
+    </w:lvl>
+  </w:abstractNum>
+  <w:abstractNum w:abstractNumId="20" w15:restartNumberingAfterBreak="0">
+    <w:nsid w:val="75074E21"/>
+    <w:multiLevelType w:val="hybridMultilevel"/>
+    <w:tmpl w:val="1C2C2726"/>
+    <w:lvl w:ilvl="0" w:tplc="434AF902">
+      <w:start w:val="1"/>
+      <w:numFmt w:val="bullet"/>
+      <w:lvlText w:val="•"/>
+      <w:lvlJc w:val="left"/>
+      <w:pPr>
+        <w:ind w:left="460" w:hanging="280"/>
+      </w:pPr>
+    </w:lvl>
+    <w:lvl w:ilvl="1" w:tplc="869A5966">
+      <w:start w:val="1"/>
+      <w:numFmt w:val="bullet"/>
+      <w:lvlText w:val="–"/>
+      <w:lvlJc w:val="left"/>
+      <w:pPr>
+        <w:ind w:left="900" w:hanging="280"/>
+      </w:pPr>
+    </w:lvl>
+    <w:lvl w:ilvl="2" w:tplc="1608B3F8">
+      <w:numFmt w:val="decimal"/>
+      <w:lvlText w:val=""/>
+      <w:lvlJc w:val="left"/>
+    </w:lvl>
+    <w:lvl w:ilvl="3" w:tplc="D3AAD4E4">
+      <w:numFmt w:val="decimal"/>
+      <w:lvlText w:val=""/>
+      <w:lvlJc w:val="left"/>
+    </w:lvl>
+    <w:lvl w:ilvl="4" w:tplc="AC8E5934">
+      <w:numFmt w:val="decimal"/>
+      <w:lvlText w:val=""/>
+      <w:lvlJc w:val="left"/>
+    </w:lvl>
+    <w:lvl w:ilvl="5" w:tplc="AF4A466C">
+      <w:numFmt w:val="decimal"/>
+      <w:lvlText w:val=""/>
+      <w:lvlJc w:val="left"/>
+    </w:lvl>
+    <w:lvl w:ilvl="6" w:tplc="FE0E270A">
+      <w:numFmt w:val="decimal"/>
+      <w:lvlText w:val=""/>
+      <w:lvlJc w:val="left"/>
+    </w:lvl>
+    <w:lvl w:ilvl="7" w:tplc="178A8DC4">
+      <w:numFmt w:val="decimal"/>
+      <w:lvlText w:val=""/>
+      <w:lvlJc w:val="left"/>
+    </w:lvl>
+    <w:lvl w:ilvl="8" w:tplc="07000E64">
       <w:numFmt w:val="decimal"/>
       <w:lvlText w:val=""/>
       <w:lvlJc w:val="left"/>
     </w:lvl>
   </w:abstractNum>
   <w:abstractNum w:abstractNumId="21" w15:restartNumberingAfterBreak="0">
-    <w:nsid w:val="773E578A"/>
+    <w:nsid w:val="75726C91"/>
     <w:multiLevelType w:val="hybridMultilevel"/>
-    <w:tmpl w:val="391AF4BA"/>
-    <w:lvl w:ilvl="0" w:tplc="3B0ED0D2">
+    <w:tmpl w:val="85DCDC46"/>
+    <w:lvl w:ilvl="0" w:tplc="E2EAB6CA">
       <w:start w:val="1"/>
       <w:numFmt w:val="decimal"/>
       <w:lvlText w:val="%1."/>
@@ -15738,175 +15738,175 @@
         <w:color w:val="A67C27"/>
       </w:rPr>
     </w:lvl>
-    <w:lvl w:ilvl="1" w:tplc="C3868ACE">
+    <w:lvl w:ilvl="1" w:tplc="EDF8FD4A">
       <w:numFmt w:val="decimal"/>
       <w:lvlText w:val=""/>
       <w:lvlJc w:val="left"/>
     </w:lvl>
-    <w:lvl w:ilvl="2" w:tplc="A5543666">
+    <w:lvl w:ilvl="2" w:tplc="942E512A">
       <w:numFmt w:val="decimal"/>
       <w:lvlText w:val=""/>
       <w:lvlJc w:val="left"/>
     </w:lvl>
-    <w:lvl w:ilvl="3" w:tplc="79BE0EF2">
+    <w:lvl w:ilvl="3" w:tplc="253A7D62">
       <w:numFmt w:val="decimal"/>
       <w:lvlText w:val=""/>
       <w:lvlJc w:val="left"/>
     </w:lvl>
-    <w:lvl w:ilvl="4" w:tplc="CE7CFB2C">
+    <w:lvl w:ilvl="4" w:tplc="AD7E2F62">
       <w:numFmt w:val="decimal"/>
       <w:lvlText w:val=""/>
       <w:lvlJc w:val="left"/>
     </w:lvl>
-    <w:lvl w:ilvl="5" w:tplc="7BFAC494">
+    <w:lvl w:ilvl="5" w:tplc="253CEBAA">
       <w:numFmt w:val="decimal"/>
       <w:lvlText w:val=""/>
       <w:lvlJc w:val="left"/>
     </w:lvl>
-    <w:lvl w:ilvl="6" w:tplc="0C4AD3FC">
+    <w:lvl w:ilvl="6" w:tplc="7FD4581C">
       <w:numFmt w:val="decimal"/>
       <w:lvlText w:val=""/>
       <w:lvlJc w:val="left"/>
     </w:lvl>
-    <w:lvl w:ilvl="7" w:tplc="12D27EAE">
+    <w:lvl w:ilvl="7" w:tplc="9CF4A742">
       <w:numFmt w:val="decimal"/>
       <w:lvlText w:val=""/>
       <w:lvlJc w:val="left"/>
     </w:lvl>
-    <w:lvl w:ilvl="8" w:tplc="45DC93DC">
+    <w:lvl w:ilvl="8" w:tplc="FEACB008">
       <w:numFmt w:val="decimal"/>
       <w:lvlText w:val=""/>
       <w:lvlJc w:val="left"/>
     </w:lvl>
   </w:abstractNum>
-  <w:num w:numId="1" w16cid:durableId="1957325448">
+  <w:num w:numId="1" w16cid:durableId="249782186">
+    <w:abstractNumId w:val="0"/>
+    <w:lvlOverride w:ilvl="0">
+      <w:startOverride w:val="1"/>
+    </w:lvlOverride>
+  </w:num>
+  <w:num w:numId="2" w16cid:durableId="701713235">
+    <w:abstractNumId w:val="20"/>
+    <w:lvlOverride w:ilvl="0">
+      <w:startOverride w:val="1"/>
+    </w:lvlOverride>
+  </w:num>
+  <w:num w:numId="3" w16cid:durableId="1413353472">
+    <w:abstractNumId w:val="18"/>
+    <w:lvlOverride w:ilvl="0">
+      <w:startOverride w:val="1"/>
+    </w:lvlOverride>
+  </w:num>
+  <w:num w:numId="4" w16cid:durableId="2046519794">
+    <w:abstractNumId w:val="19"/>
+    <w:lvlOverride w:ilvl="0">
+      <w:startOverride w:val="1"/>
+    </w:lvlOverride>
+  </w:num>
+  <w:num w:numId="5" w16cid:durableId="1187402546">
+    <w:abstractNumId w:val="3"/>
+    <w:lvlOverride w:ilvl="0">
+      <w:startOverride w:val="1"/>
+    </w:lvlOverride>
+  </w:num>
+  <w:num w:numId="6" w16cid:durableId="712848898">
+    <w:abstractNumId w:val="2"/>
+    <w:lvlOverride w:ilvl="0">
+      <w:startOverride w:val="1"/>
+    </w:lvlOverride>
+  </w:num>
+  <w:num w:numId="7" w16cid:durableId="408813573">
+    <w:abstractNumId w:val="9"/>
+    <w:lvlOverride w:ilvl="0">
+      <w:startOverride w:val="1"/>
+    </w:lvlOverride>
+  </w:num>
+  <w:num w:numId="8" w16cid:durableId="1415400444">
+    <w:abstractNumId w:val="12"/>
+    <w:lvlOverride w:ilvl="0">
+      <w:startOverride w:val="1"/>
+    </w:lvlOverride>
+  </w:num>
+  <w:num w:numId="9" w16cid:durableId="1865704737">
+    <w:abstractNumId w:val="1"/>
+    <w:lvlOverride w:ilvl="0">
+      <w:startOverride w:val="1"/>
+    </w:lvlOverride>
+  </w:num>
+  <w:num w:numId="10" w16cid:durableId="1441989889">
     <w:abstractNumId w:val="6"/>
     <w:lvlOverride w:ilvl="0">
       <w:startOverride w:val="1"/>
     </w:lvlOverride>
   </w:num>
-  <w:num w:numId="2" w16cid:durableId="960770059">
+  <w:num w:numId="11" w16cid:durableId="2059544885">
+    <w:abstractNumId w:val="21"/>
+    <w:lvlOverride w:ilvl="0">
+      <w:startOverride w:val="1"/>
+    </w:lvlOverride>
+  </w:num>
+  <w:num w:numId="12" w16cid:durableId="589462817">
+    <w:abstractNumId w:val="5"/>
+    <w:lvlOverride w:ilvl="0">
+      <w:startOverride w:val="1"/>
+    </w:lvlOverride>
+  </w:num>
+  <w:num w:numId="13" w16cid:durableId="1244417561">
+    <w:abstractNumId w:val="15"/>
+    <w:lvlOverride w:ilvl="0">
+      <w:startOverride w:val="1"/>
+    </w:lvlOverride>
+  </w:num>
+  <w:num w:numId="14" w16cid:durableId="1978678206">
     <w:abstractNumId w:val="14"/>
     <w:lvlOverride w:ilvl="0">
       <w:startOverride w:val="1"/>
     </w:lvlOverride>
   </w:num>
-  <w:num w:numId="3" w16cid:durableId="1026368621">
+  <w:num w:numId="15" w16cid:durableId="2085371004">
     <w:abstractNumId w:val="8"/>
     <w:lvlOverride w:ilvl="0">
       <w:startOverride w:val="1"/>
     </w:lvlOverride>
   </w:num>
-  <w:num w:numId="4" w16cid:durableId="1839998629">
-    <w:abstractNumId w:val="17"/>
+  <w:num w:numId="16" w16cid:durableId="978729938">
+    <w:abstractNumId w:val="7"/>
     <w:lvlOverride w:ilvl="0">
       <w:startOverride w:val="1"/>
     </w:lvlOverride>
   </w:num>
-  <w:num w:numId="5" w16cid:durableId="214701131">
+  <w:num w:numId="17" w16cid:durableId="706099448">
+    <w:abstractNumId w:val="11"/>
+    <w:lvlOverride w:ilvl="0">
+      <w:startOverride w:val="1"/>
+    </w:lvlOverride>
+  </w:num>
+  <w:num w:numId="18" w16cid:durableId="1810900087">
+    <w:abstractNumId w:val="4"/>
+    <w:lvlOverride w:ilvl="0">
+      <w:startOverride w:val="1"/>
+    </w:lvlOverride>
+  </w:num>
+  <w:num w:numId="19" w16cid:durableId="878514520">
+    <w:abstractNumId w:val="13"/>
+    <w:lvlOverride w:ilvl="0">
+      <w:startOverride w:val="1"/>
+    </w:lvlOverride>
+  </w:num>
+  <w:num w:numId="20" w16cid:durableId="142284527">
     <w:abstractNumId w:val="10"/>
     <w:lvlOverride w:ilvl="0">
       <w:startOverride w:val="1"/>
     </w:lvlOverride>
   </w:num>
-  <w:num w:numId="6" w16cid:durableId="347759154">
+  <w:num w:numId="21" w16cid:durableId="997268868">
     <w:abstractNumId w:val="16"/>
     <w:lvlOverride w:ilvl="0">
       <w:startOverride w:val="1"/>
     </w:lvlOverride>
   </w:num>
-  <w:num w:numId="7" w16cid:durableId="143468350">
-    <w:abstractNumId w:val="13"/>
-    <w:lvlOverride w:ilvl="0">
-      <w:startOverride w:val="1"/>
-    </w:lvlOverride>
-  </w:num>
-  <w:num w:numId="8" w16cid:durableId="565069226">
-    <w:abstractNumId w:val="15"/>
-    <w:lvlOverride w:ilvl="0">
-      <w:startOverride w:val="1"/>
-    </w:lvlOverride>
-  </w:num>
-  <w:num w:numId="9" w16cid:durableId="5451604">
-    <w:abstractNumId w:val="18"/>
-    <w:lvlOverride w:ilvl="0">
-      <w:startOverride w:val="1"/>
-    </w:lvlOverride>
-  </w:num>
-  <w:num w:numId="10" w16cid:durableId="218899741">
-    <w:abstractNumId w:val="5"/>
-    <w:lvlOverride w:ilvl="0">
-      <w:startOverride w:val="1"/>
-    </w:lvlOverride>
-  </w:num>
-  <w:num w:numId="11" w16cid:durableId="336814192">
-    <w:abstractNumId w:val="0"/>
-    <w:lvlOverride w:ilvl="0">
-      <w:startOverride w:val="1"/>
-    </w:lvlOverride>
-  </w:num>
-  <w:num w:numId="12" w16cid:durableId="741682596">
-    <w:abstractNumId w:val="3"/>
-    <w:lvlOverride w:ilvl="0">
-      <w:startOverride w:val="1"/>
-    </w:lvlOverride>
-  </w:num>
-  <w:num w:numId="13" w16cid:durableId="2039315287">
-    <w:abstractNumId w:val="1"/>
-    <w:lvlOverride w:ilvl="0">
-      <w:startOverride w:val="1"/>
-    </w:lvlOverride>
-  </w:num>
-  <w:num w:numId="14" w16cid:durableId="1543253749">
-    <w:abstractNumId w:val="20"/>
-    <w:lvlOverride w:ilvl="0">
-      <w:startOverride w:val="1"/>
-    </w:lvlOverride>
-  </w:num>
-  <w:num w:numId="15" w16cid:durableId="1795368736">
-    <w:abstractNumId w:val="21"/>
-    <w:lvlOverride w:ilvl="0">
-      <w:startOverride w:val="1"/>
-    </w:lvlOverride>
-  </w:num>
-  <w:num w:numId="16" w16cid:durableId="372850532">
-    <w:abstractNumId w:val="4"/>
-    <w:lvlOverride w:ilvl="0">
-      <w:startOverride w:val="1"/>
-    </w:lvlOverride>
-  </w:num>
-  <w:num w:numId="17" w16cid:durableId="720524233">
-    <w:abstractNumId w:val="11"/>
-    <w:lvlOverride w:ilvl="0">
-      <w:startOverride w:val="1"/>
-    </w:lvlOverride>
-  </w:num>
-  <w:num w:numId="18" w16cid:durableId="1793286687">
-    <w:abstractNumId w:val="12"/>
-    <w:lvlOverride w:ilvl="0">
-      <w:startOverride w:val="1"/>
-    </w:lvlOverride>
-  </w:num>
-  <w:num w:numId="19" w16cid:durableId="1092316061">
-    <w:abstractNumId w:val="7"/>
-    <w:lvlOverride w:ilvl="0">
-      <w:startOverride w:val="1"/>
-    </w:lvlOverride>
-  </w:num>
-  <w:num w:numId="20" w16cid:durableId="559250549">
-    <w:abstractNumId w:val="2"/>
-    <w:lvlOverride w:ilvl="0">
-      <w:startOverride w:val="1"/>
-    </w:lvlOverride>
-  </w:num>
-  <w:num w:numId="21" w16cid:durableId="1373070288">
-    <w:abstractNumId w:val="9"/>
-    <w:lvlOverride w:ilvl="0">
-      <w:startOverride w:val="1"/>
-    </w:lvlOverride>
-  </w:num>
-  <w:num w:numId="22" w16cid:durableId="397555976">
-    <w:abstractNumId w:val="19"/>
+  <w:num w:numId="22" w16cid:durableId="1748916436">
+    <w:abstractNumId w:val="17"/>
     <w:lvlOverride w:ilvl="0">
       <w:startOverride w:val="1"/>
     </w:lvlOverride>
@@ -16531,7 +16531,7 @@
     <w:autoRedefine/>
     <w:uiPriority w:val="39"/>
     <w:unhideWhenUsed/>
-    <w:rsid w:val="002E7DC5"/>
+    <w:rsid w:val="00997A07"/>
     <w:pPr>
       <w:spacing w:after="100"/>
     </w:pPr>
@@ -16543,7 +16543,7 @@
     <w:autoRedefine/>
     <w:uiPriority w:val="39"/>
     <w:unhideWhenUsed/>
-    <w:rsid w:val="002E7DC5"/>
+    <w:rsid w:val="00997A07"/>
     <w:pPr>
       <w:spacing w:after="100"/>
       <w:ind w:left="210"/>

--- a/docs/manuals/Role_Guide_2_Field_Coordinator.docx
+++ b/docs/manuals/Role_Guide_2_Field_Coordinator.docx
@@ -469,7 +469,7 @@
                 <w:sz w:val="19"/>
                 <w:szCs w:val="19"/>
               </w:rPr>
-              <w:t>Version 1.5 · 20 September 2026</w:t>
+              <w:t>Version 1.6 · 20 September 2026</w:t>
             </w:r>
           </w:p>
         </w:tc>
@@ -538,7 +538,7 @@
     <w:sdt>
       <w:sdtPr>
         <w:alias w:val="Contents"/>
-        <w:id w:val="466788621"/>
+        <w:id w:val="1703292774"/>
       </w:sdtPr>
       <w:sdtEndPr/>
       <w:sdtContent>
@@ -567,7 +567,7 @@
           <w:r>
             <w:fldChar w:fldCharType="separate"/>
           </w:r>
-          <w:hyperlink w:anchor="_Toc240779554" w:history="1">
+          <w:hyperlink w:anchor="_Toc240784312" w:history="1">
             <w:r>
               <w:rPr>
                 <w:rStyle w:val="Hyperlink"/>
@@ -591,7 +591,7 @@
               <w:rPr>
                 <w:noProof/>
               </w:rPr>
-              <w:instrText xml:space="preserve"> PAGEREF _Toc240779554 \h </w:instrText>
+              <w:instrText xml:space="preserve"> PAGEREF _Toc240784312 \h </w:instrText>
             </w:r>
             <w:r>
               <w:rPr>
@@ -634,7 +634,7 @@
               <w14:ligatures w14:val="standardContextual"/>
             </w:rPr>
           </w:pPr>
-          <w:hyperlink w:anchor="_Toc240779555" w:history="1">
+          <w:hyperlink w:anchor="_Toc240784313" w:history="1">
             <w:r>
               <w:rPr>
                 <w:rStyle w:val="Hyperlink"/>
@@ -658,7 +658,7 @@
               <w:rPr>
                 <w:noProof/>
               </w:rPr>
-              <w:instrText xml:space="preserve"> PAGEREF _Toc240779555 \h </w:instrText>
+              <w:instrText xml:space="preserve"> PAGEREF _Toc240784313 \h </w:instrText>
             </w:r>
             <w:r>
               <w:rPr>
@@ -701,7 +701,7 @@
               <w14:ligatures w14:val="standardContextual"/>
             </w:rPr>
           </w:pPr>
-          <w:hyperlink w:anchor="_Toc240779556" w:history="1">
+          <w:hyperlink w:anchor="_Toc240784314" w:history="1">
             <w:r>
               <w:rPr>
                 <w:rStyle w:val="Hyperlink"/>
@@ -725,7 +725,7 @@
               <w:rPr>
                 <w:noProof/>
               </w:rPr>
-              <w:instrText xml:space="preserve"> PAGEREF _Toc240779556 \h </w:instrText>
+              <w:instrText xml:space="preserve"> PAGEREF _Toc240784314 \h </w:instrText>
             </w:r>
             <w:r>
               <w:rPr>
@@ -768,7 +768,7 @@
               <w14:ligatures w14:val="standardContextual"/>
             </w:rPr>
           </w:pPr>
-          <w:hyperlink w:anchor="_Toc240779557" w:history="1">
+          <w:hyperlink w:anchor="_Toc240784315" w:history="1">
             <w:r>
               <w:rPr>
                 <w:rStyle w:val="Hyperlink"/>
@@ -792,7 +792,7 @@
               <w:rPr>
                 <w:noProof/>
               </w:rPr>
-              <w:instrText xml:space="preserve"> PAGEREF _Toc240779557 \h </w:instrText>
+              <w:instrText xml:space="preserve"> PAGEREF _Toc240784315 \h </w:instrText>
             </w:r>
             <w:r>
               <w:rPr>
@@ -835,7 +835,7 @@
               <w14:ligatures w14:val="standardContextual"/>
             </w:rPr>
           </w:pPr>
-          <w:hyperlink w:anchor="_Toc240779558" w:history="1">
+          <w:hyperlink w:anchor="_Toc240784316" w:history="1">
             <w:r>
               <w:rPr>
                 <w:rStyle w:val="Hyperlink"/>
@@ -859,7 +859,7 @@
               <w:rPr>
                 <w:noProof/>
               </w:rPr>
-              <w:instrText xml:space="preserve"> PAGEREF _Toc240779558 \h </w:instrText>
+              <w:instrText xml:space="preserve"> PAGEREF _Toc240784316 \h </w:instrText>
             </w:r>
             <w:r>
               <w:rPr>
@@ -902,7 +902,7 @@
               <w14:ligatures w14:val="standardContextual"/>
             </w:rPr>
           </w:pPr>
-          <w:hyperlink w:anchor="_Toc240779559" w:history="1">
+          <w:hyperlink w:anchor="_Toc240784317" w:history="1">
             <w:r>
               <w:rPr>
                 <w:rStyle w:val="Hyperlink"/>
@@ -926,7 +926,7 @@
               <w:rPr>
                 <w:noProof/>
               </w:rPr>
-              <w:instrText xml:space="preserve"> PAGEREF _Toc240779559 \h </w:instrText>
+              <w:instrText xml:space="preserve"> PAGEREF _Toc240784317 \h </w:instrText>
             </w:r>
             <w:r>
               <w:rPr>
@@ -969,7 +969,7 @@
               <w14:ligatures w14:val="standardContextual"/>
             </w:rPr>
           </w:pPr>
-          <w:hyperlink w:anchor="_Toc240779560" w:history="1">
+          <w:hyperlink w:anchor="_Toc240784318" w:history="1">
             <w:r>
               <w:rPr>
                 <w:rStyle w:val="Hyperlink"/>
@@ -993,7 +993,7 @@
               <w:rPr>
                 <w:noProof/>
               </w:rPr>
-              <w:instrText xml:space="preserve"> PAGEREF _Toc240779560 \h </w:instrText>
+              <w:instrText xml:space="preserve"> PAGEREF _Toc240784318 \h </w:instrText>
             </w:r>
             <w:r>
               <w:rPr>
@@ -1036,7 +1036,7 @@
               <w14:ligatures w14:val="standardContextual"/>
             </w:rPr>
           </w:pPr>
-          <w:hyperlink w:anchor="_Toc240779561" w:history="1">
+          <w:hyperlink w:anchor="_Toc240784319" w:history="1">
             <w:r>
               <w:rPr>
                 <w:rStyle w:val="Hyperlink"/>
@@ -1060,7 +1060,7 @@
               <w:rPr>
                 <w:noProof/>
               </w:rPr>
-              <w:instrText xml:space="preserve"> PAGEREF _Toc240779561 \h </w:instrText>
+              <w:instrText xml:space="preserve"> PAGEREF _Toc240784319 \h </w:instrText>
             </w:r>
             <w:r>
               <w:rPr>
@@ -1103,7 +1103,7 @@
               <w14:ligatures w14:val="standardContextual"/>
             </w:rPr>
           </w:pPr>
-          <w:hyperlink w:anchor="_Toc240779562" w:history="1">
+          <w:hyperlink w:anchor="_Toc240784320" w:history="1">
             <w:r>
               <w:rPr>
                 <w:rStyle w:val="Hyperlink"/>
@@ -1127,7 +1127,7 @@
               <w:rPr>
                 <w:noProof/>
               </w:rPr>
-              <w:instrText xml:space="preserve"> PAGEREF _Toc240779562 \h </w:instrText>
+              <w:instrText xml:space="preserve"> PAGEREF _Toc240784320 \h </w:instrText>
             </w:r>
             <w:r>
               <w:rPr>
@@ -1170,7 +1170,7 @@
               <w14:ligatures w14:val="standardContextual"/>
             </w:rPr>
           </w:pPr>
-          <w:hyperlink w:anchor="_Toc240779563" w:history="1">
+          <w:hyperlink w:anchor="_Toc240784321" w:history="1">
             <w:r>
               <w:rPr>
                 <w:rStyle w:val="Hyperlink"/>
@@ -1194,7 +1194,7 @@
               <w:rPr>
                 <w:noProof/>
               </w:rPr>
-              <w:instrText xml:space="preserve"> PAGEREF _Toc240779563 \h </w:instrText>
+              <w:instrText xml:space="preserve"> PAGEREF _Toc240784321 \h </w:instrText>
             </w:r>
             <w:r>
               <w:rPr>
@@ -1237,7 +1237,7 @@
               <w14:ligatures w14:val="standardContextual"/>
             </w:rPr>
           </w:pPr>
-          <w:hyperlink w:anchor="_Toc240779564" w:history="1">
+          <w:hyperlink w:anchor="_Toc240784322" w:history="1">
             <w:r>
               <w:rPr>
                 <w:rStyle w:val="Hyperlink"/>
@@ -1261,7 +1261,7 @@
               <w:rPr>
                 <w:noProof/>
               </w:rPr>
-              <w:instrText xml:space="preserve"> PAGEREF _Toc240779564 \h </w:instrText>
+              <w:instrText xml:space="preserve"> PAGEREF _Toc240784322 \h </w:instrText>
             </w:r>
             <w:r>
               <w:rPr>
@@ -1304,7 +1304,7 @@
               <w14:ligatures w14:val="standardContextual"/>
             </w:rPr>
           </w:pPr>
-          <w:hyperlink w:anchor="_Toc240779565" w:history="1">
+          <w:hyperlink w:anchor="_Toc240784323" w:history="1">
             <w:r>
               <w:rPr>
                 <w:rStyle w:val="Hyperlink"/>
@@ -1328,7 +1328,7 @@
               <w:rPr>
                 <w:noProof/>
               </w:rPr>
-              <w:instrText xml:space="preserve"> PAGEREF _Toc240779565 \h </w:instrText>
+              <w:instrText xml:space="preserve"> PAGEREF _Toc240784323 \h </w:instrText>
             </w:r>
             <w:r>
               <w:rPr>
@@ -1371,7 +1371,7 @@
               <w14:ligatures w14:val="standardContextual"/>
             </w:rPr>
           </w:pPr>
-          <w:hyperlink w:anchor="_Toc240779566" w:history="1">
+          <w:hyperlink w:anchor="_Toc240784324" w:history="1">
             <w:r>
               <w:rPr>
                 <w:rStyle w:val="Hyperlink"/>
@@ -1395,7 +1395,7 @@
               <w:rPr>
                 <w:noProof/>
               </w:rPr>
-              <w:instrText xml:space="preserve"> PAGEREF _Toc240779566 \h </w:instrText>
+              <w:instrText xml:space="preserve"> PAGEREF _Toc240784324 \h </w:instrText>
             </w:r>
             <w:r>
               <w:rPr>
@@ -1438,7 +1438,7 @@
               <w14:ligatures w14:val="standardContextual"/>
             </w:rPr>
           </w:pPr>
-          <w:hyperlink w:anchor="_Toc240779567" w:history="1">
+          <w:hyperlink w:anchor="_Toc240784325" w:history="1">
             <w:r>
               <w:rPr>
                 <w:rStyle w:val="Hyperlink"/>
@@ -1462,7 +1462,7 @@
               <w:rPr>
                 <w:noProof/>
               </w:rPr>
-              <w:instrText xml:space="preserve"> PAGEREF _Toc240779567 \h </w:instrText>
+              <w:instrText xml:space="preserve"> PAGEREF _Toc240784325 \h </w:instrText>
             </w:r>
             <w:r>
               <w:rPr>
@@ -1505,7 +1505,7 @@
               <w14:ligatures w14:val="standardContextual"/>
             </w:rPr>
           </w:pPr>
-          <w:hyperlink w:anchor="_Toc240779568" w:history="1">
+          <w:hyperlink w:anchor="_Toc240784326" w:history="1">
             <w:r>
               <w:rPr>
                 <w:rStyle w:val="Hyperlink"/>
@@ -1529,7 +1529,7 @@
               <w:rPr>
                 <w:noProof/>
               </w:rPr>
-              <w:instrText xml:space="preserve"> PAGEREF _Toc240779568 \h </w:instrText>
+              <w:instrText xml:space="preserve"> PAGEREF _Toc240784326 \h </w:instrText>
             </w:r>
             <w:r>
               <w:rPr>
@@ -1572,7 +1572,7 @@
               <w14:ligatures w14:val="standardContextual"/>
             </w:rPr>
           </w:pPr>
-          <w:hyperlink w:anchor="_Toc240779569" w:history="1">
+          <w:hyperlink w:anchor="_Toc240784327" w:history="1">
             <w:r>
               <w:rPr>
                 <w:rStyle w:val="Hyperlink"/>
@@ -1596,7 +1596,7 @@
               <w:rPr>
                 <w:noProof/>
               </w:rPr>
-              <w:instrText xml:space="preserve"> PAGEREF _Toc240779569 \h </w:instrText>
+              <w:instrText xml:space="preserve"> PAGEREF _Toc240784327 \h </w:instrText>
             </w:r>
             <w:r>
               <w:rPr>
@@ -1639,7 +1639,7 @@
               <w14:ligatures w14:val="standardContextual"/>
             </w:rPr>
           </w:pPr>
-          <w:hyperlink w:anchor="_Toc240779570" w:history="1">
+          <w:hyperlink w:anchor="_Toc240784328" w:history="1">
             <w:r>
               <w:rPr>
                 <w:rStyle w:val="Hyperlink"/>
@@ -1663,7 +1663,7 @@
               <w:rPr>
                 <w:noProof/>
               </w:rPr>
-              <w:instrText xml:space="preserve"> PAGEREF _Toc240779570 \h </w:instrText>
+              <w:instrText xml:space="preserve"> PAGEREF _Toc240784328 \h </w:instrText>
             </w:r>
             <w:r>
               <w:rPr>
@@ -1706,7 +1706,7 @@
               <w14:ligatures w14:val="standardContextual"/>
             </w:rPr>
           </w:pPr>
-          <w:hyperlink w:anchor="_Toc240779571" w:history="1">
+          <w:hyperlink w:anchor="_Toc240784329" w:history="1">
             <w:r>
               <w:rPr>
                 <w:rStyle w:val="Hyperlink"/>
@@ -1730,7 +1730,7 @@
               <w:rPr>
                 <w:noProof/>
               </w:rPr>
-              <w:instrText xml:space="preserve"> PAGEREF _Toc240779571 \h </w:instrText>
+              <w:instrText xml:space="preserve"> PAGEREF _Toc240784329 \h </w:instrText>
             </w:r>
             <w:r>
               <w:rPr>
@@ -1773,7 +1773,7 @@
               <w14:ligatures w14:val="standardContextual"/>
             </w:rPr>
           </w:pPr>
-          <w:hyperlink w:anchor="_Toc240779572" w:history="1">
+          <w:hyperlink w:anchor="_Toc240784330" w:history="1">
             <w:r>
               <w:rPr>
                 <w:rStyle w:val="Hyperlink"/>
@@ -1797,7 +1797,7 @@
               <w:rPr>
                 <w:noProof/>
               </w:rPr>
-              <w:instrText xml:space="preserve"> PAGEREF _Toc240779572 \h </w:instrText>
+              <w:instrText xml:space="preserve"> PAGEREF _Toc240784330 \h </w:instrText>
             </w:r>
             <w:r>
               <w:rPr>
@@ -1840,7 +1840,7 @@
               <w14:ligatures w14:val="standardContextual"/>
             </w:rPr>
           </w:pPr>
-          <w:hyperlink w:anchor="_Toc240779573" w:history="1">
+          <w:hyperlink w:anchor="_Toc240784331" w:history="1">
             <w:r>
               <w:rPr>
                 <w:rStyle w:val="Hyperlink"/>
@@ -1864,7 +1864,7 @@
               <w:rPr>
                 <w:noProof/>
               </w:rPr>
-              <w:instrText xml:space="preserve"> PAGEREF _Toc240779573 \h </w:instrText>
+              <w:instrText xml:space="preserve"> PAGEREF _Toc240784331 \h </w:instrText>
             </w:r>
             <w:r>
               <w:rPr>
@@ -1907,7 +1907,7 @@
               <w14:ligatures w14:val="standardContextual"/>
             </w:rPr>
           </w:pPr>
-          <w:hyperlink w:anchor="_Toc240779574" w:history="1">
+          <w:hyperlink w:anchor="_Toc240784332" w:history="1">
             <w:r>
               <w:rPr>
                 <w:rStyle w:val="Hyperlink"/>
@@ -1931,7 +1931,7 @@
               <w:rPr>
                 <w:noProof/>
               </w:rPr>
-              <w:instrText xml:space="preserve"> PAGEREF _Toc240779574 \h </w:instrText>
+              <w:instrText xml:space="preserve"> PAGEREF _Toc240784332 \h </w:instrText>
             </w:r>
             <w:r>
               <w:rPr>
@@ -1974,7 +1974,7 @@
               <w14:ligatures w14:val="standardContextual"/>
             </w:rPr>
           </w:pPr>
-          <w:hyperlink w:anchor="_Toc240779575" w:history="1">
+          <w:hyperlink w:anchor="_Toc240784333" w:history="1">
             <w:r>
               <w:rPr>
                 <w:rStyle w:val="Hyperlink"/>
@@ -1998,7 +1998,7 @@
               <w:rPr>
                 <w:noProof/>
               </w:rPr>
-              <w:instrText xml:space="preserve"> PAGEREF _Toc240779575 \h </w:instrText>
+              <w:instrText xml:space="preserve"> PAGEREF _Toc240784333 \h </w:instrText>
             </w:r>
             <w:r>
               <w:rPr>
@@ -2041,7 +2041,7 @@
               <w14:ligatures w14:val="standardContextual"/>
             </w:rPr>
           </w:pPr>
-          <w:hyperlink w:anchor="_Toc240779576" w:history="1">
+          <w:hyperlink w:anchor="_Toc240784334" w:history="1">
             <w:r>
               <w:rPr>
                 <w:rStyle w:val="Hyperlink"/>
@@ -2065,7 +2065,7 @@
               <w:rPr>
                 <w:noProof/>
               </w:rPr>
-              <w:instrText xml:space="preserve"> PAGEREF _Toc240779576 \h </w:instrText>
+              <w:instrText xml:space="preserve"> PAGEREF _Toc240784334 \h </w:instrText>
             </w:r>
             <w:r>
               <w:rPr>
@@ -2108,7 +2108,7 @@
               <w14:ligatures w14:val="standardContextual"/>
             </w:rPr>
           </w:pPr>
-          <w:hyperlink w:anchor="_Toc240779577" w:history="1">
+          <w:hyperlink w:anchor="_Toc240784335" w:history="1">
             <w:r>
               <w:rPr>
                 <w:rStyle w:val="Hyperlink"/>
@@ -2132,7 +2132,7 @@
               <w:rPr>
                 <w:noProof/>
               </w:rPr>
-              <w:instrText xml:space="preserve"> PAGEREF _Toc240779577 \h </w:instrText>
+              <w:instrText xml:space="preserve"> PAGEREF _Toc240784335 \h </w:instrText>
             </w:r>
             <w:r>
               <w:rPr>
@@ -2175,7 +2175,7 @@
               <w14:ligatures w14:val="standardContextual"/>
             </w:rPr>
           </w:pPr>
-          <w:hyperlink w:anchor="_Toc240779578" w:history="1">
+          <w:hyperlink w:anchor="_Toc240784336" w:history="1">
             <w:r>
               <w:rPr>
                 <w:rStyle w:val="Hyperlink"/>
@@ -2199,7 +2199,7 @@
               <w:rPr>
                 <w:noProof/>
               </w:rPr>
-              <w:instrText xml:space="preserve"> PAGEREF _Toc240779578 \h </w:instrText>
+              <w:instrText xml:space="preserve"> PAGEREF _Toc240784336 \h </w:instrText>
             </w:r>
             <w:r>
               <w:rPr>
@@ -2242,7 +2242,7 @@
               <w14:ligatures w14:val="standardContextual"/>
             </w:rPr>
           </w:pPr>
-          <w:hyperlink w:anchor="_Toc240779579" w:history="1">
+          <w:hyperlink w:anchor="_Toc240784337" w:history="1">
             <w:r>
               <w:rPr>
                 <w:rStyle w:val="Hyperlink"/>
@@ -2266,7 +2266,7 @@
               <w:rPr>
                 <w:noProof/>
               </w:rPr>
-              <w:instrText xml:space="preserve"> PAGEREF _Toc240779579 \h </w:instrText>
+              <w:instrText xml:space="preserve"> PAGEREF _Toc240784337 \h </w:instrText>
             </w:r>
             <w:r>
               <w:rPr>
@@ -2309,7 +2309,7 @@
               <w14:ligatures w14:val="standardContextual"/>
             </w:rPr>
           </w:pPr>
-          <w:hyperlink w:anchor="_Toc240779580" w:history="1">
+          <w:hyperlink w:anchor="_Toc240784338" w:history="1">
             <w:r>
               <w:rPr>
                 <w:rStyle w:val="Hyperlink"/>
@@ -2333,7 +2333,7 @@
               <w:rPr>
                 <w:noProof/>
               </w:rPr>
-              <w:instrText xml:space="preserve"> PAGEREF _Toc240779580 \h </w:instrText>
+              <w:instrText xml:space="preserve"> PAGEREF _Toc240784338 \h </w:instrText>
             </w:r>
             <w:r>
               <w:rPr>
@@ -2376,7 +2376,7 @@
               <w14:ligatures w14:val="standardContextual"/>
             </w:rPr>
           </w:pPr>
-          <w:hyperlink w:anchor="_Toc240779581" w:history="1">
+          <w:hyperlink w:anchor="_Toc240784339" w:history="1">
             <w:r>
               <w:rPr>
                 <w:rStyle w:val="Hyperlink"/>
@@ -2400,7 +2400,7 @@
               <w:rPr>
                 <w:noProof/>
               </w:rPr>
-              <w:instrText xml:space="preserve"> PAGEREF _Toc240779581 \h </w:instrText>
+              <w:instrText xml:space="preserve"> PAGEREF _Toc240784339 \h </w:instrText>
             </w:r>
             <w:r>
               <w:rPr>
@@ -2443,7 +2443,7 @@
               <w14:ligatures w14:val="standardContextual"/>
             </w:rPr>
           </w:pPr>
-          <w:hyperlink w:anchor="_Toc240779582" w:history="1">
+          <w:hyperlink w:anchor="_Toc240784340" w:history="1">
             <w:r>
               <w:rPr>
                 <w:rStyle w:val="Hyperlink"/>
@@ -2467,7 +2467,7 @@
               <w:rPr>
                 <w:noProof/>
               </w:rPr>
-              <w:instrText xml:space="preserve"> PAGEREF _Toc240779582 \h </w:instrText>
+              <w:instrText xml:space="preserve"> PAGEREF _Toc240784340 \h </w:instrText>
             </w:r>
             <w:r>
               <w:rPr>
@@ -2510,7 +2510,7 @@
               <w14:ligatures w14:val="standardContextual"/>
             </w:rPr>
           </w:pPr>
-          <w:hyperlink w:anchor="_Toc240779583" w:history="1">
+          <w:hyperlink w:anchor="_Toc240784341" w:history="1">
             <w:r>
               <w:rPr>
                 <w:rStyle w:val="Hyperlink"/>
@@ -2534,7 +2534,7 @@
               <w:rPr>
                 <w:noProof/>
               </w:rPr>
-              <w:instrText xml:space="preserve"> PAGEREF _Toc240779583 \h </w:instrText>
+              <w:instrText xml:space="preserve"> PAGEREF _Toc240784341 \h </w:instrText>
             </w:r>
             <w:r>
               <w:rPr>
@@ -2577,7 +2577,7 @@
               <w14:ligatures w14:val="standardContextual"/>
             </w:rPr>
           </w:pPr>
-          <w:hyperlink w:anchor="_Toc240779584" w:history="1">
+          <w:hyperlink w:anchor="_Toc240784342" w:history="1">
             <w:r>
               <w:rPr>
                 <w:rStyle w:val="Hyperlink"/>
@@ -2601,7 +2601,7 @@
               <w:rPr>
                 <w:noProof/>
               </w:rPr>
-              <w:instrText xml:space="preserve"> PAGEREF _Toc240779584 \h </w:instrText>
+              <w:instrText xml:space="preserve"> PAGEREF _Toc240784342 \h </w:instrText>
             </w:r>
             <w:r>
               <w:rPr>
@@ -2644,7 +2644,7 @@
               <w14:ligatures w14:val="standardContextual"/>
             </w:rPr>
           </w:pPr>
-          <w:hyperlink w:anchor="_Toc240779585" w:history="1">
+          <w:hyperlink w:anchor="_Toc240784343" w:history="1">
             <w:r>
               <w:rPr>
                 <w:rStyle w:val="Hyperlink"/>
@@ -2668,7 +2668,7 @@
               <w:rPr>
                 <w:noProof/>
               </w:rPr>
-              <w:instrText xml:space="preserve"> PAGEREF _Toc240779585 \h </w:instrText>
+              <w:instrText xml:space="preserve"> PAGEREF _Toc240784343 \h </w:instrText>
             </w:r>
             <w:r>
               <w:rPr>
@@ -2707,7 +2707,7 @@
         <w:pStyle w:val="Heading1"/>
         <w:pageBreakBefore/>
       </w:pPr>
-      <w:bookmarkStart w:id="0" w:name="_Toc240779554"/>
+      <w:bookmarkStart w:id="0" w:name="_Toc240784312"/>
       <w:r>
         <w:lastRenderedPageBreak/>
         <w:t>1. Your role at a glance</w:t>
@@ -2940,7 +2940,7 @@
         <w:pStyle w:val="Heading1"/>
         <w:pageBreakBefore/>
       </w:pPr>
-      <w:bookmarkStart w:id="1" w:name="_Toc240779555"/>
+      <w:bookmarkStart w:id="1" w:name="_Toc240784313"/>
       <w:r>
         <w:lastRenderedPageBreak/>
         <w:t>2. Signing in and your screens</w:t>
@@ -2951,7 +2951,7 @@
       <w:pPr>
         <w:pStyle w:val="Heading2"/>
       </w:pPr>
-      <w:bookmarkStart w:id="2" w:name="_Toc240779556"/>
+      <w:bookmarkStart w:id="2" w:name="_Toc240784314"/>
       <w:r>
         <w:t>Signing in</w:t>
       </w:r>
@@ -3034,7 +3034,7 @@
           <w:noProof/>
         </w:rPr>
         <w:drawing>
-          <wp:inline distT="0" distB="0" distL="0" distR="0" wp14:anchorId="148A1696" wp14:editId="10914466">
+          <wp:inline distT="0" distB="0" distL="0" distR="0" wp14:anchorId="193AD0D3" wp14:editId="0069EF9F">
             <wp:extent cx="5334000" cy="2333625"/>
             <wp:effectExtent l="0" t="0" r="0" b="0"/>
             <wp:docPr id="1" name="adm_login.jpg" descr="The sign-in screen for all internal staff." title="The sign-in screen for all internal staff."/>
@@ -3201,7 +3201,7 @@
       <w:pPr>
         <w:pStyle w:val="Heading2"/>
       </w:pPr>
-      <w:bookmarkStart w:id="3" w:name="_Toc240779557"/>
+      <w:bookmarkStart w:id="3" w:name="_Toc240784315"/>
       <w:r>
         <w:t>Finding your way around</w:t>
       </w:r>
@@ -3273,7 +3273,17 @@
         <w:t>20 rows per page</w:t>
       </w:r>
       <w:r>
-        <w:t xml:space="preserve">. Use </w:t>
+        <w:t xml:space="preserve"> to begin with. At the foot of the list, </w:t>
+      </w:r>
+      <w:r>
+        <w:rPr>
+          <w:b/>
+          <w:bCs/>
+        </w:rPr>
+        <w:t>Show</w:t>
+      </w:r>
+      <w:r>
+        <w:t xml:space="preserve"> lets you choose 10, 20, 50, 100 or 200 rows per page (the portal remembers your choice), and the page numbers, </w:t>
       </w:r>
       <w:r>
         <w:rPr>
@@ -3283,7 +3293,7 @@
         <w:t>Previous</w:t>
       </w:r>
       <w:r>
-        <w:t xml:space="preserve"> and </w:t>
+        <w:t xml:space="preserve">, </w:t>
       </w:r>
       <w:r>
         <w:rPr>
@@ -3293,7 +3303,7 @@
         <w:t>Next</w:t>
       </w:r>
       <w:r>
-        <w:t xml:space="preserve"> at the foot of the list, and the </w:t>
+        <w:t xml:space="preserve"> and the double arrows take you to any page. The </w:t>
       </w:r>
       <w:r>
         <w:rPr>
@@ -3303,7 +3313,7 @@
         <w:t>Search</w:t>
       </w:r>
       <w:r>
-        <w:t xml:space="preserve"> box above it.</w:t>
+        <w:t xml:space="preserve"> box above the list narrows it.</w:t>
       </w:r>
     </w:p>
     <w:p>
@@ -3376,7 +3386,7 @@
         </w:rPr>
         <w:lastRenderedPageBreak/>
         <w:drawing>
-          <wp:inline distT="0" distB="0" distL="0" distR="0" wp14:anchorId="2FF9B09B" wp14:editId="18F902F4">
+          <wp:inline distT="0" distB="0" distL="0" distR="0" wp14:anchorId="7B1A4661" wp14:editId="3A0AEA1B">
             <wp:extent cx="5715000" cy="1876425"/>
             <wp:effectExtent l="0" t="0" r="0" b="0"/>
             <wp:docPr id="2" name="adm_not_your_role.jpg" descr="Opening a screen outside your role (for example from an old bookmark) shows this card instead of the screen." title="Opening a screen outside your role (for example from an old bookmark) shows this card instead of the screen."/>
@@ -3445,7 +3455,7 @@
       <w:pPr>
         <w:pStyle w:val="Heading2"/>
       </w:pPr>
-      <w:bookmarkStart w:id="4" w:name="_Toc240779558"/>
+      <w:bookmarkStart w:id="4" w:name="_Toc240784316"/>
       <w:r>
         <w:t>Your screens</w:t>
       </w:r>
@@ -4127,7 +4137,7 @@
       <w:pPr>
         <w:pStyle w:val="Heading2"/>
       </w:pPr>
-      <w:bookmarkStart w:id="5" w:name="_Toc240779559"/>
+      <w:bookmarkStart w:id="5" w:name="_Toc240784317"/>
       <w:r>
         <w:t>Changing your password</w:t>
       </w:r>
@@ -4210,7 +4220,7 @@
           <w:noProof/>
         </w:rPr>
         <w:drawing>
-          <wp:inline distT="0" distB="0" distL="0" distR="0" wp14:anchorId="23F2F98C" wp14:editId="3B5C3E76">
+          <wp:inline distT="0" distB="0" distL="0" distR="0" wp14:anchorId="4FC3E134" wp14:editId="28A3681A">
             <wp:extent cx="5334000" cy="2171700"/>
             <wp:effectExtent l="0" t="0" r="0" b="0"/>
             <wp:docPr id="3" name="adm_account.jpg" descr="Change Password screen." title="Change Password screen."/>
@@ -4299,7 +4309,7 @@
         <w:pStyle w:val="Heading1"/>
         <w:pageBreakBefore/>
       </w:pPr>
-      <w:bookmarkStart w:id="6" w:name="_Toc240779560"/>
+      <w:bookmarkStart w:id="6" w:name="_Toc240784318"/>
       <w:r>
         <w:lastRenderedPageBreak/>
         <w:t>3. Your routine</w:t>
@@ -4643,7 +4653,7 @@
         <w:pStyle w:val="Heading1"/>
         <w:pageBreakBefore/>
       </w:pPr>
-      <w:bookmarkStart w:id="7" w:name="_Toc240779561"/>
+      <w:bookmarkStart w:id="7" w:name="_Toc240784319"/>
       <w:r>
         <w:lastRenderedPageBreak/>
         <w:t>4. Step-by-step tasks</w:t>
@@ -4654,7 +4664,7 @@
       <w:pPr>
         <w:pStyle w:val="Heading2"/>
       </w:pPr>
-      <w:bookmarkStart w:id="8" w:name="_Toc240779562"/>
+      <w:bookmarkStart w:id="8" w:name="_Toc240784320"/>
       <w:r>
         <w:t>4.1 Reading the dashboards</w:t>
       </w:r>
@@ -4679,7 +4689,7 @@
           <w:noProof/>
         </w:rPr>
         <w:drawing>
-          <wp:inline distT="0" distB="0" distL="0" distR="0" wp14:anchorId="5CD4FD19" wp14:editId="71FE85D1">
+          <wp:inline distT="0" distB="0" distL="0" distR="0" wp14:anchorId="1FDD699D" wp14:editId="0C298068">
             <wp:extent cx="5715000" cy="3571875"/>
             <wp:effectExtent l="0" t="0" r="0" b="0"/>
             <wp:docPr id="4" name="adm_exec_dashboard.jpg" descr="Executive Dashboard: completions against the 400 / 60 / 50–75 targets, days to data lock, spend, and the lowest-filled strata." title="Executive Dashboard: completions against the 400 / 60 / 50–75 targets, days to data lock, spend, and the lowest-filled strata."/>
@@ -5344,7 +5354,7 @@
       <w:pPr>
         <w:pStyle w:val="Heading2"/>
       </w:pPr>
-      <w:bookmarkStart w:id="9" w:name="_Toc240779563"/>
+      <w:bookmarkStart w:id="9" w:name="_Toc240784321"/>
       <w:r>
         <w:lastRenderedPageBreak/>
         <w:t>4.2 Using Reports (analytics and charts)</w:t>
@@ -5385,7 +5395,7 @@
           <w:noProof/>
         </w:rPr>
         <w:drawing>
-          <wp:inline distT="0" distB="0" distL="0" distR="0" wp14:anchorId="4C6085AE" wp14:editId="2DF54DA3">
+          <wp:inline distT="0" distB="0" distL="0" distR="0" wp14:anchorId="2F2FDD7D" wp14:editId="5A50D7BB">
             <wp:extent cx="5334000" cy="3333750"/>
             <wp:effectExtent l="0" t="0" r="0" b="0"/>
             <wp:docPr id="5" name="adm_reports_top.jpg" descr="Reports: headline figures for the chosen period." title="Reports: headline figures for the chosen period."/>
@@ -5527,7 +5537,7 @@
           <w:noProof/>
         </w:rPr>
         <w:drawing>
-          <wp:inline distT="0" distB="0" distL="0" distR="0" wp14:anchorId="36B02F7F" wp14:editId="201AE757">
+          <wp:inline distT="0" distB="0" distL="0" distR="0" wp14:anchorId="6A70FA2C" wp14:editId="0B3A50A4">
             <wp:extent cx="5334000" cy="3409950"/>
             <wp:effectExtent l="0" t="0" r="0" b="0"/>
             <wp:docPr id="6" name="adm_reports_funnel.jpg" descr="Case funnel: each case counted once at every stage it has reached." title="Case funnel: each case counted once at every stage it has reached."/>
@@ -5627,7 +5637,7 @@
           <w:noProof/>
         </w:rPr>
         <w:drawing>
-          <wp:inline distT="0" distB="0" distL="0" distR="0" wp14:anchorId="4329C408" wp14:editId="34522F10">
+          <wp:inline distT="0" distB="0" distL="0" distR="0" wp14:anchorId="57345135" wp14:editId="0D1C4FD9">
             <wp:extent cx="5334000" cy="3248025"/>
             <wp:effectExtent l="0" t="0" r="0" b="0"/>
             <wp:docPr id="7" name="adm_reports_funnel_table.jpg" descr="The same chart as a table." title="The same chart as a table."/>
@@ -5726,7 +5736,7 @@
           <w:noProof/>
         </w:rPr>
         <w:drawing>
-          <wp:inline distT="0" distB="0" distL="0" distR="0" wp14:anchorId="4FE44F94" wp14:editId="04CDC7A5">
+          <wp:inline distT="0" distB="0" distL="0" distR="0" wp14:anchorId="122FF966" wp14:editId="557F6F0F">
             <wp:extent cx="5334000" cy="2628900"/>
             <wp:effectExtent l="0" t="0" r="0" b="0"/>
             <wp:docPr id="8" name="adm_reports_coverage.jpg" descr="Coverage by group." title="Coverage by group."/>
@@ -5826,7 +5836,7 @@
         </w:rPr>
         <w:lastRenderedPageBreak/>
         <w:drawing>
-          <wp:inline distT="0" distB="0" distL="0" distR="0" wp14:anchorId="6570C77A" wp14:editId="32A1788D">
+          <wp:inline distT="0" distB="0" distL="0" distR="0" wp14:anchorId="14D46459" wp14:editId="331A7244">
             <wp:extent cx="5334000" cy="2600325"/>
             <wp:effectExtent l="0" t="0" r="0" b="0"/>
             <wp:docPr id="9" name="adm_reports_modes.jpg" descr="Administration modes." title="Administration modes."/>
@@ -5935,7 +5945,7 @@
           <w:noProof/>
         </w:rPr>
         <w:drawing>
-          <wp:inline distT="0" distB="0" distL="0" distR="0" wp14:anchorId="779A7BE8" wp14:editId="7C906671">
+          <wp:inline distT="0" distB="0" distL="0" distR="0" wp14:anchorId="189E5C91" wp14:editId="0E51F38E">
             <wp:extent cx="5334000" cy="2905125"/>
             <wp:effectExtent l="0" t="0" r="0" b="0"/>
             <wp:docPr id="10" name="adm_reports_duration.jpg" descr="Completion-time distribution." title="Completion-time distribution."/>
@@ -6017,7 +6027,7 @@
       <w:pPr>
         <w:pStyle w:val="Heading2"/>
       </w:pPr>
-      <w:bookmarkStart w:id="10" w:name="_Toc240779564"/>
+      <w:bookmarkStart w:id="10" w:name="_Toc240784322"/>
       <w:r>
         <w:t>4.3 Moving cases through verification (bulk)</w:t>
       </w:r>
@@ -6119,7 +6129,7 @@
         </w:rPr>
         <w:lastRenderedPageBreak/>
         <w:drawing>
-          <wp:inline distT="0" distB="0" distL="0" distR="0" wp14:anchorId="4AB7044C" wp14:editId="6A2CAC33">
+          <wp:inline distT="0" distB="0" distL="0" distR="0" wp14:anchorId="78F94FFF" wp14:editId="0F7ED96F">
             <wp:extent cx="5334000" cy="609600"/>
             <wp:effectExtent l="0" t="0" r="0" b="0"/>
             <wp:docPr id="11" name="adm_bulk_verification.jpg" descr="The bulk verification tool on the register." title="The bulk verification tool on the register."/>
@@ -6309,7 +6319,7 @@
       <w:pPr>
         <w:pStyle w:val="Heading2"/>
       </w:pPr>
-      <w:bookmarkStart w:id="11" w:name="_Toc240779565"/>
+      <w:bookmarkStart w:id="11" w:name="_Toc240784323"/>
       <w:r>
         <w:t>4.4 Reassigning cases between Contact RAs</w:t>
       </w:r>
@@ -6430,7 +6440,7 @@
           <w:noProof/>
         </w:rPr>
         <w:drawing>
-          <wp:inline distT="0" distB="0" distL="0" distR="0" wp14:anchorId="4ED72380" wp14:editId="2E79D2D2">
+          <wp:inline distT="0" distB="0" distL="0" distR="0" wp14:anchorId="10682B1A" wp14:editId="074A4BA2">
             <wp:extent cx="5334000" cy="771525"/>
             <wp:effectExtent l="0" t="0" r="0" b="0"/>
             <wp:docPr id="12" name="adm_reassign.jpg" descr="Reassign cases: the button shows how many cases will move." title="Reassign cases: the button shows how many cases will move."/>
@@ -6620,7 +6630,7 @@
       <w:pPr>
         <w:pStyle w:val="Heading2"/>
       </w:pPr>
-      <w:bookmarkStart w:id="12" w:name="_Toc240779566"/>
+      <w:bookmarkStart w:id="12" w:name="_Toc240784324"/>
       <w:r>
         <w:t>4.5 Pairing a Main case with its Reserve, and assigning a Contact RA</w:t>
       </w:r>
@@ -6693,7 +6703,7 @@
           <w:noProof/>
         </w:rPr>
         <w:drawing>
-          <wp:inline distT="0" distB="0" distL="0" distR="0" wp14:anchorId="12999CA8" wp14:editId="2A1B8EC2">
+          <wp:inline distT="0" distB="0" distL="0" distR="0" wp14:anchorId="48442865" wp14:editId="79CE7A69">
             <wp:extent cx="5334000" cy="581025"/>
             <wp:effectExtent l="0" t="0" r="0" b="0"/>
             <wp:docPr id="13" name="adm_case_assign.jpg" descr="Assigned Contact RA." title="Assigned Contact RA."/>
@@ -6793,7 +6803,7 @@
         </w:rPr>
         <w:lastRenderedPageBreak/>
         <w:drawing>
-          <wp:inline distT="0" distB="0" distL="0" distR="0" wp14:anchorId="7E406504" wp14:editId="077041AB">
+          <wp:inline distT="0" distB="0" distL="0" distR="0" wp14:anchorId="013B188B" wp14:editId="53292C7D">
             <wp:extent cx="5334000" cy="685800"/>
             <wp:effectExtent l="0" t="0" r="0" b="0"/>
             <wp:docPr id="14" name="adm_case_reserve.jpg" descr="Matched Reserve case." title="Matched Reserve case."/>
@@ -6867,7 +6877,7 @@
       <w:pPr>
         <w:pStyle w:val="Heading2"/>
       </w:pPr>
-      <w:bookmarkStart w:id="13" w:name="_Toc240779567"/>
+      <w:bookmarkStart w:id="13" w:name="_Toc240784325"/>
       <w:r>
         <w:t>4.6 Recording the respondent and their contact details</w:t>
       </w:r>
@@ -7008,7 +7018,7 @@
           <w:noProof/>
         </w:rPr>
         <w:drawing>
-          <wp:inline distT="0" distB="0" distL="0" distR="0" wp14:anchorId="7893F04B" wp14:editId="5E766FC5">
+          <wp:inline distT="0" distB="0" distL="0" distR="0" wp14:anchorId="6D9CA6C1" wp14:editId="2DB61C45">
             <wp:extent cx="5334000" cy="2114550"/>
             <wp:effectExtent l="0" t="0" r="0" b="0"/>
             <wp:docPr id="15" name="adm_case_add_person.jpg" descr="Adding a person to a case." title="Adding a person to a case."/>
@@ -7271,7 +7281,7 @@
       <w:pPr>
         <w:pStyle w:val="Heading2"/>
       </w:pPr>
-      <w:bookmarkStart w:id="14" w:name="_Toc240779568"/>
+      <w:bookmarkStart w:id="14" w:name="_Toc240784326"/>
       <w:r>
         <w:t>4.7 Sending an invitation</w:t>
       </w:r>
@@ -7385,7 +7395,7 @@
         </w:rPr>
         <w:lastRenderedPageBreak/>
         <w:drawing>
-          <wp:inline distT="0" distB="0" distL="0" distR="0" wp14:anchorId="00AAC298" wp14:editId="31F7F585">
+          <wp:inline distT="0" distB="0" distL="0" distR="0" wp14:anchorId="3E675B1C" wp14:editId="1E1F050F">
             <wp:extent cx="5334000" cy="1143000"/>
             <wp:effectExtent l="0" t="0" r="0" b="0"/>
             <wp:docPr id="16" name="cra_case_invitations_before.jpg" descr="Invitations panel before sending, with the history of earlier invitations." title="Invitations panel before sending, with the history of earlier invitations."/>
@@ -7514,7 +7524,7 @@
           <w:noProof/>
         </w:rPr>
         <w:drawing>
-          <wp:inline distT="0" distB="0" distL="0" distR="0" wp14:anchorId="1092C0EB" wp14:editId="68FFAEEE">
+          <wp:inline distT="0" distB="0" distL="0" distR="0" wp14:anchorId="2711D9A8" wp14:editId="72D7C743">
             <wp:extent cx="5334000" cy="2152650"/>
             <wp:effectExtent l="0" t="0" r="0" b="0"/>
             <wp:docPr id="17" name="cra_case_invitation_sent.jpg" descr="The link, manual code and ready-written messages are shown once, with a send button for each channel." title="The link, manual code and ready-written messages are shown once, with a send button for each channel."/>
@@ -7898,7 +7908,7 @@
       <w:pPr>
         <w:pStyle w:val="Heading2"/>
       </w:pPr>
-      <w:bookmarkStart w:id="15" w:name="_Toc240779569"/>
+      <w:bookmarkStart w:id="15" w:name="_Toc240784327"/>
       <w:r>
         <w:t>4.8 Sending follow-up reminders</w:t>
       </w:r>
@@ -7966,7 +7976,7 @@
           <w:noProof/>
         </w:rPr>
         <w:drawing>
-          <wp:inline distT="0" distB="0" distL="0" distR="0" wp14:anchorId="33E6C175" wp14:editId="36987155">
+          <wp:inline distT="0" distB="0" distL="0" distR="0" wp14:anchorId="5B044F3F" wp14:editId="4F61121B">
             <wp:extent cx="5334000" cy="3333750"/>
             <wp:effectExtent l="0" t="0" r="0" b="0"/>
             <wp:docPr id="18" name="cra_follow_ups.jpg" descr="Follow-ups due. Contact RAs see only their own cases." title="Follow-ups due. Contact RAs see only their own cases."/>
@@ -8192,7 +8202,7 @@
       <w:pPr>
         <w:pStyle w:val="Heading2"/>
       </w:pPr>
-      <w:bookmarkStart w:id="16" w:name="_Toc240779570"/>
+      <w:bookmarkStart w:id="16" w:name="_Toc240784328"/>
       <w:r>
         <w:t>4.9 Managing appointments</w:t>
       </w:r>
@@ -8233,7 +8243,7 @@
         </w:rPr>
         <w:lastRenderedPageBreak/>
         <w:drawing>
-          <wp:inline distT="0" distB="0" distL="0" distR="0" wp14:anchorId="11409CD4" wp14:editId="76CD2769">
+          <wp:inline distT="0" distB="0" distL="0" distR="0" wp14:anchorId="5A007710" wp14:editId="5EE4982C">
             <wp:extent cx="5334000" cy="2667000"/>
             <wp:effectExtent l="0" t="0" r="0" b="0"/>
             <wp:docPr id="19" name="cra_appointments.jpg" descr="Appointment Queue." title="Appointment Queue."/>
@@ -8416,7 +8426,7 @@
       <w:pPr>
         <w:pStyle w:val="Heading2"/>
       </w:pPr>
-      <w:bookmarkStart w:id="17" w:name="_Toc240779571"/>
+      <w:bookmarkStart w:id="17" w:name="_Toc240784329"/>
       <w:r>
         <w:t>4.10 Logging a contact attempt</w:t>
       </w:r>
@@ -8474,7 +8484,7 @@
           <w:noProof/>
         </w:rPr>
         <w:drawing>
-          <wp:inline distT="0" distB="0" distL="0" distR="0" wp14:anchorId="376DE267" wp14:editId="0D935B9E">
+          <wp:inline distT="0" distB="0" distL="0" distR="0" wp14:anchorId="02AEB764" wp14:editId="03BE1DEC">
             <wp:extent cx="5334000" cy="1343025"/>
             <wp:effectExtent l="0" t="0" r="0" b="0"/>
             <wp:docPr id="20" name="adm_case_timeline.jpg" descr="Contact timeline and the form for logging an attempt." title="Contact timeline and the form for logging an attempt."/>
@@ -8617,7 +8627,7 @@
       <w:pPr>
         <w:pStyle w:val="Heading2"/>
       </w:pPr>
-      <w:bookmarkStart w:id="18" w:name="_Toc240779572"/>
+      <w:bookmarkStart w:id="18" w:name="_Toc240784330"/>
       <w:r>
         <w:t>4.11 Changing a case's status by hand</w:t>
       </w:r>
@@ -8696,7 +8706,7 @@
           <w:noProof/>
         </w:rPr>
         <w:drawing>
-          <wp:inline distT="0" distB="0" distL="0" distR="0" wp14:anchorId="692E79D6" wp14:editId="370504D9">
+          <wp:inline distT="0" distB="0" distL="0" distR="0" wp14:anchorId="2F8E88C1" wp14:editId="0A21306B">
             <wp:extent cx="5334000" cy="638175"/>
             <wp:effectExtent l="0" t="0" r="0" b="0"/>
             <wp:docPr id="21" name="adm_case_workflow.jpg" descr="Only valid next statuses are offered." title="Only valid next statuses are offered."/>
@@ -9468,7 +9478,7 @@
       <w:pPr>
         <w:pStyle w:val="Heading2"/>
       </w:pPr>
-      <w:bookmarkStart w:id="19" w:name="_Toc240779573"/>
+      <w:bookmarkStart w:id="19" w:name="_Toc240784331"/>
       <w:r>
         <w:t>4.12 When the person is not the right respondent</w:t>
       </w:r>
@@ -9552,7 +9562,7 @@
       <w:pPr>
         <w:pStyle w:val="Heading2"/>
       </w:pPr>
-      <w:bookmarkStart w:id="20" w:name="_Toc240779574"/>
+      <w:bookmarkStart w:id="20" w:name="_Toc240784332"/>
       <w:r>
         <w:t>4.13 Recording a withdrawal</w:t>
       </w:r>
@@ -9644,7 +9654,7 @@
         </w:rPr>
         <w:lastRenderedPageBreak/>
         <w:drawing>
-          <wp:inline distT="0" distB="0" distL="0" distR="0" wp14:anchorId="5697C735" wp14:editId="17C215F2">
+          <wp:inline distT="0" distB="0" distL="0" distR="0" wp14:anchorId="364B3B12" wp14:editId="7F25FA96">
             <wp:extent cx="5334000" cy="1409700"/>
             <wp:effectExtent l="0" t="0" r="0" b="0"/>
             <wp:docPr id="22" name="adm_case_withdrawal.jpg" descr="Record a withdrawal." title="Record a withdrawal."/>
@@ -9905,7 +9915,7 @@
       <w:pPr>
         <w:pStyle w:val="Heading2"/>
       </w:pPr>
-      <w:bookmarkStart w:id="21" w:name="_Toc240779575"/>
+      <w:bookmarkStart w:id="21" w:name="_Toc240784333"/>
       <w:r>
         <w:t>4.14 Activating a Reserve case</w:t>
       </w:r>
@@ -9953,7 +9963,7 @@
           <w:noProof/>
         </w:rPr>
         <w:drawing>
-          <wp:inline distT="0" distB="0" distL="0" distR="0" wp14:anchorId="0BD0A8A7" wp14:editId="5EE2C9EF">
+          <wp:inline distT="0" distB="0" distL="0" distR="0" wp14:anchorId="6F0B5B4E" wp14:editId="21BAA145">
             <wp:extent cx="5334000" cy="2505075"/>
             <wp:effectExtent l="0" t="0" r="0" b="0"/>
             <wp:docPr id="23" name="adm_reserve.jpg" descr="Reserve Activation." title="Reserve Activation."/>
@@ -10149,7 +10159,7 @@
       <w:pPr>
         <w:pStyle w:val="Heading2"/>
       </w:pPr>
-      <w:bookmarkStart w:id="22" w:name="_Toc240779576"/>
+      <w:bookmarkStart w:id="22" w:name="_Toc240784334"/>
       <w:r>
         <w:t>4.15 Registering a new organisation and its sample case</w:t>
       </w:r>
@@ -10197,7 +10207,7 @@
           <w:noProof/>
         </w:rPr>
         <w:drawing>
-          <wp:inline distT="0" distB="0" distL="0" distR="0" wp14:anchorId="3D69C9AA" wp14:editId="1E6A518E">
+          <wp:inline distT="0" distB="0" distL="0" distR="0" wp14:anchorId="0FC99721" wp14:editId="43B79645">
             <wp:extent cx="5334000" cy="3333750"/>
             <wp:effectExtent l="0" t="0" r="0" b="0"/>
             <wp:docPr id="24" name="adm_organisations.jpg" descr="Register Organisation: the form (top) and the list of registered organisations (below)." title="Register Organisation: the form (top) and the list of registered organisations (below)."/>
@@ -10443,7 +10453,7 @@
       <w:pPr>
         <w:pStyle w:val="Heading2"/>
       </w:pPr>
-      <w:bookmarkStart w:id="23" w:name="_Toc240779577"/>
+      <w:bookmarkStart w:id="23" w:name="_Toc240784335"/>
       <w:r>
         <w:t>4.16 Building a pre-interview profile (PROIT)</w:t>
       </w:r>
@@ -10555,7 +10565,7 @@
         </w:rPr>
         <w:lastRenderedPageBreak/>
         <w:drawing>
-          <wp:inline distT="0" distB="0" distL="0" distR="0" wp14:anchorId="6FC78368" wp14:editId="54093048">
+          <wp:inline distT="0" distB="0" distL="0" distR="0" wp14:anchorId="750CA144" wp14:editId="0093A37F">
             <wp:extent cx="5334000" cy="1781175"/>
             <wp:effectExtent l="0" t="0" r="0" b="0"/>
             <wp:docPr id="25" name="adm_case_proit_draft.jpg" descr="A draft profile: each fact needs at least one source." title="A draft profile: each fact needs at least one source."/>
@@ -10708,7 +10718,7 @@
       <w:pPr>
         <w:pStyle w:val="Heading2"/>
       </w:pPr>
-      <w:bookmarkStart w:id="24" w:name="_Toc240779578"/>
+      <w:bookmarkStart w:id="24" w:name="_Toc240784336"/>
       <w:r>
         <w:t>4.17 Reviewing questionnaires in the QA Queue</w:t>
       </w:r>
@@ -10748,7 +10758,7 @@
           <w:noProof/>
         </w:rPr>
         <w:drawing>
-          <wp:inline distT="0" distB="0" distL="0" distR="0" wp14:anchorId="7F8E0B9A" wp14:editId="075FFDCC">
+          <wp:inline distT="0" distB="0" distL="0" distR="0" wp14:anchorId="3AF3E0EE" wp14:editId="3908E13B">
             <wp:extent cx="5334000" cy="3333750"/>
             <wp:effectExtent l="0" t="0" r="0" b="0"/>
             <wp:docPr id="26" name="qa_queue.jpg" descr="QUAN QA Queue with the KoboToolbox sync panel." title="QUAN QA Queue with the KoboToolbox sync panel."/>
@@ -11487,7 +11497,7 @@
       <w:pPr>
         <w:pStyle w:val="Heading2"/>
       </w:pPr>
-      <w:bookmarkStart w:id="25" w:name="_Toc240779579"/>
+      <w:bookmarkStart w:id="25" w:name="_Toc240784337"/>
       <w:r>
         <w:t>4.18 Working QA exceptions</w:t>
       </w:r>
@@ -11552,7 +11562,7 @@
         </w:rPr>
         <w:lastRenderedPageBreak/>
         <w:drawing>
-          <wp:inline distT="0" distB="0" distL="0" distR="0" wp14:anchorId="08982F7D" wp14:editId="5162809D">
+          <wp:inline distT="0" distB="0" distL="0" distR="0" wp14:anchorId="24B5606A" wp14:editId="5D407D06">
             <wp:extent cx="5334000" cy="3333750"/>
             <wp:effectExtent l="0" t="0" r="0" b="0"/>
             <wp:docPr id="27" name="qa_exceptions.jpg" descr="QA Exception Queue." title="QA Exception Queue."/>
@@ -11748,7 +11758,7 @@
       <w:pPr>
         <w:pStyle w:val="Heading2"/>
       </w:pPr>
-      <w:bookmarkStart w:id="26" w:name="_Toc240779580"/>
+      <w:bookmarkStart w:id="26" w:name="_Toc240784338"/>
       <w:r>
         <w:t>4.19 Downloading or emailing completed forms (Form PDFs)</w:t>
       </w:r>
@@ -11774,7 +11784,17 @@
         <w:t>Form PDFs</w:t>
       </w:r>
       <w:r>
-        <w:t>. You see the completed questionnaire, KII Guide and document forms from KoboToolbox, newest first, 20 per page.</w:t>
+        <w:t xml:space="preserve">. You see the completed questionnaire, KII Guide and document forms from KoboToolbox, newest first, 20 per page to begin with (choose more under </w:t>
+      </w:r>
+      <w:r>
+        <w:rPr>
+          <w:b/>
+          <w:bCs/>
+        </w:rPr>
+        <w:t>Show</w:t>
+      </w:r>
+      <w:r>
+        <w:t xml:space="preserve"> at the foot of the list).</w:t>
       </w:r>
     </w:p>
     <w:p>
@@ -11789,8 +11809,8 @@
         </w:rPr>
         <w:lastRenderedPageBreak/>
         <w:drawing>
-          <wp:inline distT="0" distB="0" distL="0" distR="0" wp14:anchorId="4AECD556" wp14:editId="7AC116F6">
-            <wp:extent cx="5334000" cy="3171825"/>
+          <wp:inline distT="0" distB="0" distL="0" distR="0" wp14:anchorId="0E094A11" wp14:editId="156B1D75">
+            <wp:extent cx="5334000" cy="3333750"/>
             <wp:effectExtent l="0" t="0" r="0" b="0"/>
             <wp:docPr id="28" name="adm_form_pdfs.jpg" descr="Completed form PDFs." title="Completed form PDFs."/>
             <wp:cNvGraphicFramePr>
@@ -11815,7 +11835,7 @@
                   <pic:spPr bwMode="auto">
                     <a:xfrm>
                       <a:off x="0" y="0"/>
-                      <a:ext cx="5334000" cy="3171825"/>
+                      <a:ext cx="5334000" cy="3333750"/>
                     </a:xfrm>
                     <a:prstGeom prst="rect">
                       <a:avLst/>
@@ -12028,7 +12048,7 @@
       <w:pPr>
         <w:pStyle w:val="Heading2"/>
       </w:pPr>
-      <w:bookmarkStart w:id="27" w:name="_Toc240779581"/>
+      <w:bookmarkStart w:id="27" w:name="_Toc240784339"/>
       <w:r>
         <w:t>4.20 Logging fieldwork costs</w:t>
       </w:r>
@@ -12069,7 +12089,7 @@
         </w:rPr>
         <w:lastRenderedPageBreak/>
         <w:drawing>
-          <wp:inline distT="0" distB="0" distL="0" distR="0" wp14:anchorId="5C9AC996" wp14:editId="393460D3">
+          <wp:inline distT="0" distB="0" distL="0" distR="0" wp14:anchorId="4955DC95" wp14:editId="7DFC1A1D">
             <wp:extent cx="5334000" cy="3752850"/>
             <wp:effectExtent l="0" t="0" r="0" b="0"/>
             <wp:docPr id="29" name="adm_cost.jpg" descr="Cost Dashboard and the Log a cost event form." title="Cost Dashboard and the Log a cost event form."/>
@@ -12189,7 +12209,7 @@
       <w:pPr>
         <w:pStyle w:val="Heading2"/>
       </w:pPr>
-      <w:bookmarkStart w:id="28" w:name="_Toc240779582"/>
+      <w:bookmarkStart w:id="28" w:name="_Toc240784340"/>
       <w:r>
         <w:lastRenderedPageBreak/>
         <w:t>4.21 Downloading data</w:t>
@@ -12207,7 +12227,7 @@
           <w:noProof/>
         </w:rPr>
         <w:drawing>
-          <wp:inline distT="0" distB="0" distL="0" distR="0" wp14:anchorId="2973569F" wp14:editId="48CECEAE">
+          <wp:inline distT="0" distB="0" distL="0" distR="0" wp14:anchorId="4B82D082" wp14:editId="7485DC5F">
             <wp:extent cx="5715000" cy="3657600"/>
             <wp:effectExtent l="0" t="0" r="0" b="0"/>
             <wp:docPr id="30" name="adm_export.jpg" descr="Data Export." title="Data Export."/>
@@ -12723,7 +12743,7 @@
         <w:pStyle w:val="Heading1"/>
         <w:pageBreakBefore/>
       </w:pPr>
-      <w:bookmarkStart w:id="29" w:name="_Toc240779583"/>
+      <w:bookmarkStart w:id="29" w:name="_Toc240784341"/>
       <w:r>
         <w:lastRenderedPageBreak/>
         <w:t>5. Rules you must follow</w:t>
@@ -12874,7 +12894,7 @@
         <w:pStyle w:val="Heading1"/>
         <w:pageBreakBefore/>
       </w:pPr>
-      <w:bookmarkStart w:id="30" w:name="_Toc240779584"/>
+      <w:bookmarkStart w:id="30" w:name="_Toc240784342"/>
       <w:r>
         <w:lastRenderedPageBreak/>
         <w:t>6. Troubleshooting</w:t>
@@ -13373,7 +13393,7 @@
                 <w:sz w:val="19"/>
                 <w:szCs w:val="19"/>
               </w:rPr>
-              <w:t>Registers show 20 rows per page; a Contact RA sees only assigned cases.</w:t>
+              <w:t>Registers show 20 rows per page to begin with; a Contact RA sees only assigned cases.</w:t>
             </w:r>
           </w:p>
         </w:tc>
@@ -13396,7 +13416,7 @@
                 <w:sz w:val="19"/>
                 <w:szCs w:val="19"/>
               </w:rPr>
-              <w:t>Use Next, or search. Ask the Field Coordinator to assign the case.</w:t>
+              <w:t>Choose more rows under Show at the foot of the list, use the page numbers or Next, or search. Ask the Field Coordinator to assign the case.</w:t>
             </w:r>
           </w:p>
         </w:tc>
@@ -13901,7 +13921,7 @@
         <w:pStyle w:val="Heading1"/>
         <w:pageBreakBefore/>
       </w:pPr>
-      <w:bookmarkStart w:id="31" w:name="_Toc240779585"/>
+      <w:bookmarkStart w:id="31" w:name="_Toc240784343"/>
       <w:r>
         <w:lastRenderedPageBreak/>
         <w:t>7. Quick reference</w:t>
@@ -14283,7 +14303,7 @@
         <w:sz w:val="16"/>
         <w:szCs w:val="16"/>
       </w:rPr>
-      <w:t>Version 1.5 · 20 September 2026</w:t>
+      <w:t>Version 1.6 · 20 September 2026</w:t>
     </w:r>
     <w:r>
       <w:rPr>
@@ -14456,96 +14476,10 @@
 <file path=word/numbering.xml><?xml version="1.0" encoding="utf-8"?>
 <w:numbering xmlns:wpc="http://schemas.microsoft.com/office/word/2010/wordprocessingCanvas" xmlns:cx="http://schemas.microsoft.com/office/drawing/2014/chartex" xmlns:cx1="http://schemas.microsoft.com/office/drawing/2015/9/8/chartex" xmlns:cx2="http://schemas.microsoft.com/office/drawing/2015/10/21/chartex" xmlns:cx3="http://schemas.microsoft.com/office/drawing/2016/5/9/chartex" xmlns:cx4="http://schemas.microsoft.com/office/drawing/2016/5/10/chartex" xmlns:cx5="http://schemas.microsoft.com/office/drawing/2016/5/11/chartex" xmlns:cx6="http://schemas.microsoft.com/office/drawing/2016/5/12/chartex" xmlns:cx7="http://schemas.microsoft.com/office/drawing/2016/5/13/chartex" xmlns:cx8="http://schemas.microsoft.com/office/drawing/2016/5/14/chartex" xmlns:mc="http://schemas.openxmlformats.org/markup-compatibility/2006" xmlns:aink="http://schemas.microsoft.com/office/drawing/2016/ink" xmlns:am3d="http://schemas.microsoft.com/office/drawing/2017/model3d" xmlns:o="urn:schemas-microsoft-com:office:office" xmlns:oel="http://schemas.microsoft.com/office/2019/extlst" xmlns:r="http://schemas.openxmlformats.org/officeDocument/2006/relationships" xmlns:m="http://schemas.openxmlformats.org/officeDocument/2006/math" xmlns:v="urn:schemas-microsoft-com:vml" xmlns:wp14="http://schemas.microsoft.com/office/word/2010/wordprocessingDrawing" xmlns:wp="http://schemas.openxmlformats.org/drawingml/2006/wordprocessingDrawing" xmlns:w10="urn:schemas-microsoft-com:office:word" xmlns:w="http://schemas.openxmlformats.org/wordprocessingml/2006/main" xmlns:w14="http://schemas.microsoft.com/office/word/2010/wordml" xmlns:w15="http://schemas.microsoft.com/office/word/2012/wordml" xmlns:w16cex="http://schemas.microsoft.com/office/word/2018/wordml/cex" xmlns:w16cid="http://schemas.microsoft.com/office/word/2016/wordml/cid" xmlns:w16="http://schemas.microsoft.com/office/word/2018/wordml" xmlns:w16sdtdh="http://schemas.microsoft.com/office/word/2020/wordml/sdtdatahash" xmlns:w16se="http://schemas.microsoft.com/office/word/2015/wordml/symex" xmlns:wpg="http://schemas.microsoft.com/office/word/2010/wordprocessingGroup" xmlns:wpi="http://schemas.microsoft.com/office/word/2010/wordprocessingInk" xmlns:wne="http://schemas.microsoft.com/office/word/2006/wordml" xmlns:wps="http://schemas.microsoft.com/office/word/2010/wordprocessingShape" mc:Ignorable="w14 w15 w16se w16cid w16 w16cex w16sdtdh wp14">
   <w:abstractNum w:abstractNumId="0" w15:restartNumberingAfterBreak="0">
-    <w:nsid w:val="08763754"/>
+    <w:nsid w:val="01A8345A"/>
     <w:multiLevelType w:val="hybridMultilevel"/>
-    <w:tmpl w:val="A41C6968"/>
-    <w:lvl w:ilvl="0" w:tplc="5CBAA8A8">
-      <w:start w:val="1"/>
-      <w:numFmt w:val="bullet"/>
-      <w:lvlText w:val="●"/>
-      <w:lvlJc w:val="left"/>
-      <w:pPr>
-        <w:ind w:left="720" w:hanging="360"/>
-      </w:pPr>
-    </w:lvl>
-    <w:lvl w:ilvl="1" w:tplc="DC02FD48">
-      <w:start w:val="1"/>
-      <w:numFmt w:val="bullet"/>
-      <w:lvlText w:val="○"/>
-      <w:lvlJc w:val="left"/>
-      <w:pPr>
-        <w:ind w:left="1440" w:hanging="360"/>
-      </w:pPr>
-    </w:lvl>
-    <w:lvl w:ilvl="2" w:tplc="510CA770">
-      <w:start w:val="1"/>
-      <w:numFmt w:val="bullet"/>
-      <w:lvlText w:val="■"/>
-      <w:lvlJc w:val="left"/>
-      <w:pPr>
-        <w:ind w:left="2160" w:hanging="360"/>
-      </w:pPr>
-    </w:lvl>
-    <w:lvl w:ilvl="3" w:tplc="0A26D1EA">
-      <w:start w:val="1"/>
-      <w:numFmt w:val="bullet"/>
-      <w:lvlText w:val="●"/>
-      <w:lvlJc w:val="left"/>
-      <w:pPr>
-        <w:ind w:left="2880" w:hanging="360"/>
-      </w:pPr>
-    </w:lvl>
-    <w:lvl w:ilvl="4" w:tplc="A2B4863C">
-      <w:start w:val="1"/>
-      <w:numFmt w:val="bullet"/>
-      <w:lvlText w:val="○"/>
-      <w:lvlJc w:val="left"/>
-      <w:pPr>
-        <w:ind w:left="3600" w:hanging="360"/>
-      </w:pPr>
-    </w:lvl>
-    <w:lvl w:ilvl="5" w:tplc="412CCB28">
-      <w:start w:val="1"/>
-      <w:numFmt w:val="bullet"/>
-      <w:lvlText w:val="■"/>
-      <w:lvlJc w:val="left"/>
-      <w:pPr>
-        <w:ind w:left="4320" w:hanging="360"/>
-      </w:pPr>
-    </w:lvl>
-    <w:lvl w:ilvl="6" w:tplc="586A72E6">
-      <w:start w:val="1"/>
-      <w:numFmt w:val="bullet"/>
-      <w:lvlText w:val="●"/>
-      <w:lvlJc w:val="left"/>
-      <w:pPr>
-        <w:ind w:left="5040" w:hanging="360"/>
-      </w:pPr>
-    </w:lvl>
-    <w:lvl w:ilvl="7" w:tplc="72BAD186">
-      <w:start w:val="1"/>
-      <w:numFmt w:val="bullet"/>
-      <w:lvlText w:val="●"/>
-      <w:lvlJc w:val="left"/>
-      <w:pPr>
-        <w:ind w:left="5760" w:hanging="360"/>
-      </w:pPr>
-    </w:lvl>
-    <w:lvl w:ilvl="8" w:tplc="BBA8BD04">
-      <w:start w:val="1"/>
-      <w:numFmt w:val="bullet"/>
-      <w:lvlText w:val="●"/>
-      <w:lvlJc w:val="left"/>
-      <w:pPr>
-        <w:ind w:left="6480" w:hanging="360"/>
-      </w:pPr>
-    </w:lvl>
-  </w:abstractNum>
-  <w:abstractNum w:abstractNumId="1" w15:restartNumberingAfterBreak="0">
-    <w:nsid w:val="0F501257"/>
-    <w:multiLevelType w:val="hybridMultilevel"/>
-    <w:tmpl w:val="6B0C3E7A"/>
-    <w:lvl w:ilvl="0" w:tplc="454ABA4C">
+    <w:tmpl w:val="47026392"/>
+    <w:lvl w:ilvl="0" w:tplc="339A0B8E">
       <w:start w:val="1"/>
       <w:numFmt w:val="decimal"/>
       <w:lvlText w:val="%1."/>
@@ -14559,52 +14493,52 @@
         <w:color w:val="A67C27"/>
       </w:rPr>
     </w:lvl>
-    <w:lvl w:ilvl="1" w:tplc="764830B4">
+    <w:lvl w:ilvl="1" w:tplc="A01863CC">
       <w:numFmt w:val="decimal"/>
       <w:lvlText w:val=""/>
       <w:lvlJc w:val="left"/>
     </w:lvl>
-    <w:lvl w:ilvl="2" w:tplc="B346066C">
+    <w:lvl w:ilvl="2" w:tplc="257A3622">
       <w:numFmt w:val="decimal"/>
       <w:lvlText w:val=""/>
       <w:lvlJc w:val="left"/>
     </w:lvl>
-    <w:lvl w:ilvl="3" w:tplc="BE54386E">
+    <w:lvl w:ilvl="3" w:tplc="42402358">
       <w:numFmt w:val="decimal"/>
       <w:lvlText w:val=""/>
       <w:lvlJc w:val="left"/>
     </w:lvl>
-    <w:lvl w:ilvl="4" w:tplc="4712F964">
+    <w:lvl w:ilvl="4" w:tplc="59824C04">
       <w:numFmt w:val="decimal"/>
       <w:lvlText w:val=""/>
       <w:lvlJc w:val="left"/>
     </w:lvl>
-    <w:lvl w:ilvl="5" w:tplc="2D66016E">
+    <w:lvl w:ilvl="5" w:tplc="9B2669D6">
       <w:numFmt w:val="decimal"/>
       <w:lvlText w:val=""/>
       <w:lvlJc w:val="left"/>
     </w:lvl>
-    <w:lvl w:ilvl="6" w:tplc="14345D12">
+    <w:lvl w:ilvl="6" w:tplc="D2C4438A">
       <w:numFmt w:val="decimal"/>
       <w:lvlText w:val=""/>
       <w:lvlJc w:val="left"/>
     </w:lvl>
-    <w:lvl w:ilvl="7" w:tplc="10DC4A9A">
+    <w:lvl w:ilvl="7" w:tplc="59C67C86">
       <w:numFmt w:val="decimal"/>
       <w:lvlText w:val=""/>
       <w:lvlJc w:val="left"/>
     </w:lvl>
-    <w:lvl w:ilvl="8" w:tplc="4A7CD626">
+    <w:lvl w:ilvl="8" w:tplc="B75A779A">
       <w:numFmt w:val="decimal"/>
       <w:lvlText w:val=""/>
       <w:lvlJc w:val="left"/>
     </w:lvl>
   </w:abstractNum>
-  <w:abstractNum w:abstractNumId="2" w15:restartNumberingAfterBreak="0">
-    <w:nsid w:val="0FAE4823"/>
+  <w:abstractNum w:abstractNumId="1" w15:restartNumberingAfterBreak="0">
+    <w:nsid w:val="02924A8F"/>
     <w:multiLevelType w:val="hybridMultilevel"/>
-    <w:tmpl w:val="77CEA786"/>
-    <w:lvl w:ilvl="0" w:tplc="6B18EE48">
+    <w:tmpl w:val="04929C62"/>
+    <w:lvl w:ilvl="0" w:tplc="C414D934">
       <w:start w:val="1"/>
       <w:numFmt w:val="decimal"/>
       <w:lvlText w:val="%1."/>
@@ -14618,52 +14552,52 @@
         <w:color w:val="A67C27"/>
       </w:rPr>
     </w:lvl>
-    <w:lvl w:ilvl="1" w:tplc="D58A9468">
+    <w:lvl w:ilvl="1" w:tplc="6376FD24">
       <w:numFmt w:val="decimal"/>
       <w:lvlText w:val=""/>
       <w:lvlJc w:val="left"/>
     </w:lvl>
-    <w:lvl w:ilvl="2" w:tplc="DA22DCFC">
+    <w:lvl w:ilvl="2" w:tplc="E76CA134">
       <w:numFmt w:val="decimal"/>
       <w:lvlText w:val=""/>
       <w:lvlJc w:val="left"/>
     </w:lvl>
-    <w:lvl w:ilvl="3" w:tplc="65E691A8">
+    <w:lvl w:ilvl="3" w:tplc="E5906EEC">
       <w:numFmt w:val="decimal"/>
       <w:lvlText w:val=""/>
       <w:lvlJc w:val="left"/>
     </w:lvl>
-    <w:lvl w:ilvl="4" w:tplc="5EE6FD58">
+    <w:lvl w:ilvl="4" w:tplc="D6201A5E">
       <w:numFmt w:val="decimal"/>
       <w:lvlText w:val=""/>
       <w:lvlJc w:val="left"/>
     </w:lvl>
-    <w:lvl w:ilvl="5" w:tplc="DA52171A">
+    <w:lvl w:ilvl="5" w:tplc="CFDCA1D0">
       <w:numFmt w:val="decimal"/>
       <w:lvlText w:val=""/>
       <w:lvlJc w:val="left"/>
     </w:lvl>
-    <w:lvl w:ilvl="6" w:tplc="A2504F14">
+    <w:lvl w:ilvl="6" w:tplc="3F785848">
       <w:numFmt w:val="decimal"/>
       <w:lvlText w:val=""/>
       <w:lvlJc w:val="left"/>
     </w:lvl>
-    <w:lvl w:ilvl="7" w:tplc="3D14B37E">
+    <w:lvl w:ilvl="7" w:tplc="21426242">
       <w:numFmt w:val="decimal"/>
       <w:lvlText w:val=""/>
       <w:lvlJc w:val="left"/>
     </w:lvl>
-    <w:lvl w:ilvl="8" w:tplc="907680BC">
+    <w:lvl w:ilvl="8" w:tplc="F8FA3302">
       <w:numFmt w:val="decimal"/>
       <w:lvlText w:val=""/>
       <w:lvlJc w:val="left"/>
     </w:lvl>
   </w:abstractNum>
-  <w:abstractNum w:abstractNumId="3" w15:restartNumberingAfterBreak="0">
-    <w:nsid w:val="160E4F2A"/>
+  <w:abstractNum w:abstractNumId="2" w15:restartNumberingAfterBreak="0">
+    <w:nsid w:val="0E52253A"/>
     <w:multiLevelType w:val="hybridMultilevel"/>
-    <w:tmpl w:val="6714FB62"/>
-    <w:lvl w:ilvl="0" w:tplc="751E80AE">
+    <w:tmpl w:val="D6A63E92"/>
+    <w:lvl w:ilvl="0" w:tplc="E25476EA">
       <w:start w:val="1"/>
       <w:numFmt w:val="decimal"/>
       <w:lvlText w:val="%1."/>
@@ -14677,52 +14611,52 @@
         <w:color w:val="A67C27"/>
       </w:rPr>
     </w:lvl>
-    <w:lvl w:ilvl="1" w:tplc="104694F8">
+    <w:lvl w:ilvl="1" w:tplc="94841658">
       <w:numFmt w:val="decimal"/>
       <w:lvlText w:val=""/>
       <w:lvlJc w:val="left"/>
     </w:lvl>
-    <w:lvl w:ilvl="2" w:tplc="54885D04">
+    <w:lvl w:ilvl="2" w:tplc="B29690EA">
       <w:numFmt w:val="decimal"/>
       <w:lvlText w:val=""/>
       <w:lvlJc w:val="left"/>
     </w:lvl>
-    <w:lvl w:ilvl="3" w:tplc="D47AE5B2">
+    <w:lvl w:ilvl="3" w:tplc="DB38A4F8">
       <w:numFmt w:val="decimal"/>
       <w:lvlText w:val=""/>
       <w:lvlJc w:val="left"/>
     </w:lvl>
-    <w:lvl w:ilvl="4" w:tplc="69BA70E0">
+    <w:lvl w:ilvl="4" w:tplc="491C42E8">
       <w:numFmt w:val="decimal"/>
       <w:lvlText w:val=""/>
       <w:lvlJc w:val="left"/>
     </w:lvl>
-    <w:lvl w:ilvl="5" w:tplc="CF14E9C0">
+    <w:lvl w:ilvl="5" w:tplc="3514CE6A">
       <w:numFmt w:val="decimal"/>
       <w:lvlText w:val=""/>
       <w:lvlJc w:val="left"/>
     </w:lvl>
-    <w:lvl w:ilvl="6" w:tplc="267857CE">
+    <w:lvl w:ilvl="6" w:tplc="5B287008">
       <w:numFmt w:val="decimal"/>
       <w:lvlText w:val=""/>
       <w:lvlJc w:val="left"/>
     </w:lvl>
-    <w:lvl w:ilvl="7" w:tplc="1446FDB4">
+    <w:lvl w:ilvl="7" w:tplc="70167AC8">
       <w:numFmt w:val="decimal"/>
       <w:lvlText w:val=""/>
       <w:lvlJc w:val="left"/>
     </w:lvl>
-    <w:lvl w:ilvl="8" w:tplc="9662D65A">
+    <w:lvl w:ilvl="8" w:tplc="E33E7348">
       <w:numFmt w:val="decimal"/>
       <w:lvlText w:val=""/>
       <w:lvlJc w:val="left"/>
     </w:lvl>
   </w:abstractNum>
-  <w:abstractNum w:abstractNumId="4" w15:restartNumberingAfterBreak="0">
-    <w:nsid w:val="17694D86"/>
+  <w:abstractNum w:abstractNumId="3" w15:restartNumberingAfterBreak="0">
+    <w:nsid w:val="0FCC4774"/>
     <w:multiLevelType w:val="hybridMultilevel"/>
-    <w:tmpl w:val="A6548EDE"/>
-    <w:lvl w:ilvl="0" w:tplc="84A2AFE8">
+    <w:tmpl w:val="FC90DB4C"/>
+    <w:lvl w:ilvl="0" w:tplc="89DC474E">
       <w:start w:val="1"/>
       <w:numFmt w:val="decimal"/>
       <w:lvlText w:val="%1."/>
@@ -14736,52 +14670,52 @@
         <w:color w:val="A67C27"/>
       </w:rPr>
     </w:lvl>
-    <w:lvl w:ilvl="1" w:tplc="EDE4FFE8">
+    <w:lvl w:ilvl="1" w:tplc="FB7EB2FE">
       <w:numFmt w:val="decimal"/>
       <w:lvlText w:val=""/>
       <w:lvlJc w:val="left"/>
     </w:lvl>
-    <w:lvl w:ilvl="2" w:tplc="2D8475EC">
+    <w:lvl w:ilvl="2" w:tplc="6AD034F4">
       <w:numFmt w:val="decimal"/>
       <w:lvlText w:val=""/>
       <w:lvlJc w:val="left"/>
     </w:lvl>
-    <w:lvl w:ilvl="3" w:tplc="63F06B52">
+    <w:lvl w:ilvl="3" w:tplc="E32A7DA2">
       <w:numFmt w:val="decimal"/>
       <w:lvlText w:val=""/>
       <w:lvlJc w:val="left"/>
     </w:lvl>
-    <w:lvl w:ilvl="4" w:tplc="8070E704">
+    <w:lvl w:ilvl="4" w:tplc="30E04E68">
       <w:numFmt w:val="decimal"/>
       <w:lvlText w:val=""/>
       <w:lvlJc w:val="left"/>
     </w:lvl>
-    <w:lvl w:ilvl="5" w:tplc="3E722926">
+    <w:lvl w:ilvl="5" w:tplc="5F66534C">
       <w:numFmt w:val="decimal"/>
       <w:lvlText w:val=""/>
       <w:lvlJc w:val="left"/>
     </w:lvl>
-    <w:lvl w:ilvl="6" w:tplc="1AB4E47A">
+    <w:lvl w:ilvl="6" w:tplc="114AC5C2">
       <w:numFmt w:val="decimal"/>
       <w:lvlText w:val=""/>
       <w:lvlJc w:val="left"/>
     </w:lvl>
-    <w:lvl w:ilvl="7" w:tplc="DA2C5668">
+    <w:lvl w:ilvl="7" w:tplc="4C1409A4">
       <w:numFmt w:val="decimal"/>
       <w:lvlText w:val=""/>
       <w:lvlJc w:val="left"/>
     </w:lvl>
-    <w:lvl w:ilvl="8" w:tplc="3BDA9A76">
+    <w:lvl w:ilvl="8" w:tplc="2E1AF30A">
       <w:numFmt w:val="decimal"/>
       <w:lvlText w:val=""/>
       <w:lvlJc w:val="left"/>
     </w:lvl>
   </w:abstractNum>
-  <w:abstractNum w:abstractNumId="5" w15:restartNumberingAfterBreak="0">
-    <w:nsid w:val="185A59C6"/>
+  <w:abstractNum w:abstractNumId="4" w15:restartNumberingAfterBreak="0">
+    <w:nsid w:val="18064E0B"/>
     <w:multiLevelType w:val="hybridMultilevel"/>
-    <w:tmpl w:val="A246FE02"/>
-    <w:lvl w:ilvl="0" w:tplc="4E2EC3EC">
+    <w:tmpl w:val="8D98952C"/>
+    <w:lvl w:ilvl="0" w:tplc="35149188">
       <w:start w:val="1"/>
       <w:numFmt w:val="decimal"/>
       <w:lvlText w:val="%1."/>
@@ -14795,52 +14729,52 @@
         <w:color w:val="A67C27"/>
       </w:rPr>
     </w:lvl>
-    <w:lvl w:ilvl="1" w:tplc="DC54127E">
+    <w:lvl w:ilvl="1" w:tplc="BC28CE26">
       <w:numFmt w:val="decimal"/>
       <w:lvlText w:val=""/>
       <w:lvlJc w:val="left"/>
     </w:lvl>
-    <w:lvl w:ilvl="2" w:tplc="E960968C">
+    <w:lvl w:ilvl="2" w:tplc="44386C6E">
       <w:numFmt w:val="decimal"/>
       <w:lvlText w:val=""/>
       <w:lvlJc w:val="left"/>
     </w:lvl>
-    <w:lvl w:ilvl="3" w:tplc="ED30053C">
+    <w:lvl w:ilvl="3" w:tplc="3154C7FE">
       <w:numFmt w:val="decimal"/>
       <w:lvlText w:val=""/>
       <w:lvlJc w:val="left"/>
     </w:lvl>
-    <w:lvl w:ilvl="4" w:tplc="0AAA57DC">
+    <w:lvl w:ilvl="4" w:tplc="179E74F2">
       <w:numFmt w:val="decimal"/>
       <w:lvlText w:val=""/>
       <w:lvlJc w:val="left"/>
     </w:lvl>
-    <w:lvl w:ilvl="5" w:tplc="24923AC8">
+    <w:lvl w:ilvl="5" w:tplc="06646E20">
       <w:numFmt w:val="decimal"/>
       <w:lvlText w:val=""/>
       <w:lvlJc w:val="left"/>
     </w:lvl>
-    <w:lvl w:ilvl="6" w:tplc="6BFC2FBE">
+    <w:lvl w:ilvl="6" w:tplc="1EA60B2C">
       <w:numFmt w:val="decimal"/>
       <w:lvlText w:val=""/>
       <w:lvlJc w:val="left"/>
     </w:lvl>
-    <w:lvl w:ilvl="7" w:tplc="EB1652DA">
+    <w:lvl w:ilvl="7" w:tplc="03B2338C">
       <w:numFmt w:val="decimal"/>
       <w:lvlText w:val=""/>
       <w:lvlJc w:val="left"/>
     </w:lvl>
-    <w:lvl w:ilvl="8" w:tplc="0DE6ADC8">
+    <w:lvl w:ilvl="8" w:tplc="F004570C">
       <w:numFmt w:val="decimal"/>
       <w:lvlText w:val=""/>
       <w:lvlJc w:val="left"/>
     </w:lvl>
   </w:abstractNum>
-  <w:abstractNum w:abstractNumId="6" w15:restartNumberingAfterBreak="0">
-    <w:nsid w:val="2C2828D3"/>
+  <w:abstractNum w:abstractNumId="5" w15:restartNumberingAfterBreak="0">
+    <w:nsid w:val="23FC2F43"/>
     <w:multiLevelType w:val="hybridMultilevel"/>
-    <w:tmpl w:val="E5E076A6"/>
-    <w:lvl w:ilvl="0" w:tplc="63FE65EC">
+    <w:tmpl w:val="9294C906"/>
+    <w:lvl w:ilvl="0" w:tplc="7A00B47E">
       <w:start w:val="1"/>
       <w:numFmt w:val="decimal"/>
       <w:lvlText w:val="%1."/>
@@ -14854,52 +14788,52 @@
         <w:color w:val="A67C27"/>
       </w:rPr>
     </w:lvl>
-    <w:lvl w:ilvl="1" w:tplc="961E9268">
+    <w:lvl w:ilvl="1" w:tplc="D8CEDCDC">
       <w:numFmt w:val="decimal"/>
       <w:lvlText w:val=""/>
       <w:lvlJc w:val="left"/>
     </w:lvl>
-    <w:lvl w:ilvl="2" w:tplc="0C742686">
+    <w:lvl w:ilvl="2" w:tplc="A7FE3382">
       <w:numFmt w:val="decimal"/>
       <w:lvlText w:val=""/>
       <w:lvlJc w:val="left"/>
     </w:lvl>
-    <w:lvl w:ilvl="3" w:tplc="4AFC1D0E">
+    <w:lvl w:ilvl="3" w:tplc="78A82A58">
       <w:numFmt w:val="decimal"/>
       <w:lvlText w:val=""/>
       <w:lvlJc w:val="left"/>
     </w:lvl>
-    <w:lvl w:ilvl="4" w:tplc="1CE4BF86">
+    <w:lvl w:ilvl="4" w:tplc="C16863DE">
       <w:numFmt w:val="decimal"/>
       <w:lvlText w:val=""/>
       <w:lvlJc w:val="left"/>
     </w:lvl>
-    <w:lvl w:ilvl="5" w:tplc="ECD405AA">
+    <w:lvl w:ilvl="5" w:tplc="B088DA86">
       <w:numFmt w:val="decimal"/>
       <w:lvlText w:val=""/>
       <w:lvlJc w:val="left"/>
     </w:lvl>
-    <w:lvl w:ilvl="6" w:tplc="AC18C63E">
+    <w:lvl w:ilvl="6" w:tplc="04B859FE">
       <w:numFmt w:val="decimal"/>
       <w:lvlText w:val=""/>
       <w:lvlJc w:val="left"/>
     </w:lvl>
-    <w:lvl w:ilvl="7" w:tplc="C90422D4">
+    <w:lvl w:ilvl="7" w:tplc="C2F264F2">
       <w:numFmt w:val="decimal"/>
       <w:lvlText w:val=""/>
       <w:lvlJc w:val="left"/>
     </w:lvl>
-    <w:lvl w:ilvl="8" w:tplc="78802850">
+    <w:lvl w:ilvl="8" w:tplc="FDA67E4A">
       <w:numFmt w:val="decimal"/>
       <w:lvlText w:val=""/>
       <w:lvlJc w:val="left"/>
     </w:lvl>
   </w:abstractNum>
-  <w:abstractNum w:abstractNumId="7" w15:restartNumberingAfterBreak="0">
-    <w:nsid w:val="375B4AFC"/>
+  <w:abstractNum w:abstractNumId="6" w15:restartNumberingAfterBreak="0">
+    <w:nsid w:val="2F9234A2"/>
     <w:multiLevelType w:val="hybridMultilevel"/>
-    <w:tmpl w:val="C1046AF2"/>
-    <w:lvl w:ilvl="0" w:tplc="3E4AED6C">
+    <w:tmpl w:val="C7FE152A"/>
+    <w:lvl w:ilvl="0" w:tplc="321AA11E">
       <w:start w:val="1"/>
       <w:numFmt w:val="decimal"/>
       <w:lvlText w:val="%1."/>
@@ -14913,52 +14847,52 @@
         <w:color w:val="A67C27"/>
       </w:rPr>
     </w:lvl>
-    <w:lvl w:ilvl="1" w:tplc="10143A62">
+    <w:lvl w:ilvl="1" w:tplc="8258E636">
       <w:numFmt w:val="decimal"/>
       <w:lvlText w:val=""/>
       <w:lvlJc w:val="left"/>
     </w:lvl>
-    <w:lvl w:ilvl="2" w:tplc="55E6BFB8">
+    <w:lvl w:ilvl="2" w:tplc="2A489760">
       <w:numFmt w:val="decimal"/>
       <w:lvlText w:val=""/>
       <w:lvlJc w:val="left"/>
     </w:lvl>
-    <w:lvl w:ilvl="3" w:tplc="A3824248">
+    <w:lvl w:ilvl="3" w:tplc="BDF034A6">
       <w:numFmt w:val="decimal"/>
       <w:lvlText w:val=""/>
       <w:lvlJc w:val="left"/>
     </w:lvl>
-    <w:lvl w:ilvl="4" w:tplc="4D425704">
+    <w:lvl w:ilvl="4" w:tplc="5022A0A6">
       <w:numFmt w:val="decimal"/>
       <w:lvlText w:val=""/>
       <w:lvlJc w:val="left"/>
     </w:lvl>
-    <w:lvl w:ilvl="5" w:tplc="B622EB98">
+    <w:lvl w:ilvl="5" w:tplc="8ECA4C44">
       <w:numFmt w:val="decimal"/>
       <w:lvlText w:val=""/>
       <w:lvlJc w:val="left"/>
     </w:lvl>
-    <w:lvl w:ilvl="6" w:tplc="B0A09C64">
+    <w:lvl w:ilvl="6" w:tplc="613258E2">
       <w:numFmt w:val="decimal"/>
       <w:lvlText w:val=""/>
       <w:lvlJc w:val="left"/>
     </w:lvl>
-    <w:lvl w:ilvl="7" w:tplc="298E7070">
+    <w:lvl w:ilvl="7" w:tplc="407C362C">
       <w:numFmt w:val="decimal"/>
       <w:lvlText w:val=""/>
       <w:lvlJc w:val="left"/>
     </w:lvl>
-    <w:lvl w:ilvl="8" w:tplc="0F42D542">
+    <w:lvl w:ilvl="8" w:tplc="B1D81A24">
       <w:numFmt w:val="decimal"/>
       <w:lvlText w:val=""/>
       <w:lvlJc w:val="left"/>
     </w:lvl>
   </w:abstractNum>
-  <w:abstractNum w:abstractNumId="8" w15:restartNumberingAfterBreak="0">
-    <w:nsid w:val="41383785"/>
+  <w:abstractNum w:abstractNumId="7" w15:restartNumberingAfterBreak="0">
+    <w:nsid w:val="32F345EB"/>
     <w:multiLevelType w:val="hybridMultilevel"/>
-    <w:tmpl w:val="6C4C2728"/>
-    <w:lvl w:ilvl="0" w:tplc="7848FC88">
+    <w:tmpl w:val="042A32EC"/>
+    <w:lvl w:ilvl="0" w:tplc="E564E076">
       <w:start w:val="1"/>
       <w:numFmt w:val="decimal"/>
       <w:lvlText w:val="%1."/>
@@ -14972,52 +14906,110 @@
         <w:color w:val="A67C27"/>
       </w:rPr>
     </w:lvl>
-    <w:lvl w:ilvl="1" w:tplc="80DCF038">
+    <w:lvl w:ilvl="1" w:tplc="BBEE2E2C">
       <w:numFmt w:val="decimal"/>
       <w:lvlText w:val=""/>
       <w:lvlJc w:val="left"/>
     </w:lvl>
-    <w:lvl w:ilvl="2" w:tplc="3092D090">
+    <w:lvl w:ilvl="2" w:tplc="BDF023A0">
       <w:numFmt w:val="decimal"/>
       <w:lvlText w:val=""/>
       <w:lvlJc w:val="left"/>
     </w:lvl>
-    <w:lvl w:ilvl="3" w:tplc="C3F87732">
+    <w:lvl w:ilvl="3" w:tplc="34283F58">
       <w:numFmt w:val="decimal"/>
       <w:lvlText w:val=""/>
       <w:lvlJc w:val="left"/>
     </w:lvl>
-    <w:lvl w:ilvl="4" w:tplc="58C63128">
+    <w:lvl w:ilvl="4" w:tplc="81ECBFA0">
       <w:numFmt w:val="decimal"/>
       <w:lvlText w:val=""/>
       <w:lvlJc w:val="left"/>
     </w:lvl>
-    <w:lvl w:ilvl="5" w:tplc="4B5EBD72">
+    <w:lvl w:ilvl="5" w:tplc="FE6E5AE8">
       <w:numFmt w:val="decimal"/>
       <w:lvlText w:val=""/>
       <w:lvlJc w:val="left"/>
     </w:lvl>
-    <w:lvl w:ilvl="6" w:tplc="4DE0005C">
+    <w:lvl w:ilvl="6" w:tplc="DEBED694">
       <w:numFmt w:val="decimal"/>
       <w:lvlText w:val=""/>
       <w:lvlJc w:val="left"/>
     </w:lvl>
-    <w:lvl w:ilvl="7" w:tplc="2ECEF7DA">
+    <w:lvl w:ilvl="7" w:tplc="6996194E">
       <w:numFmt w:val="decimal"/>
       <w:lvlText w:val=""/>
       <w:lvlJc w:val="left"/>
     </w:lvl>
-    <w:lvl w:ilvl="8" w:tplc="E94CAD28">
+    <w:lvl w:ilvl="8" w:tplc="448AD310">
+      <w:numFmt w:val="decimal"/>
+      <w:lvlText w:val=""/>
+      <w:lvlJc w:val="left"/>
+    </w:lvl>
+  </w:abstractNum>
+  <w:abstractNum w:abstractNumId="8" w15:restartNumberingAfterBreak="0">
+    <w:nsid w:val="34206699"/>
+    <w:multiLevelType w:val="hybridMultilevel"/>
+    <w:tmpl w:val="8DA6BB32"/>
+    <w:lvl w:ilvl="0" w:tplc="F6688E64">
+      <w:start w:val="1"/>
+      <w:numFmt w:val="bullet"/>
+      <w:lvlText w:val="•"/>
+      <w:lvlJc w:val="left"/>
+      <w:pPr>
+        <w:ind w:left="460" w:hanging="280"/>
+      </w:pPr>
+    </w:lvl>
+    <w:lvl w:ilvl="1" w:tplc="F35CC0AC">
+      <w:start w:val="1"/>
+      <w:numFmt w:val="bullet"/>
+      <w:lvlText w:val="–"/>
+      <w:lvlJc w:val="left"/>
+      <w:pPr>
+        <w:ind w:left="900" w:hanging="280"/>
+      </w:pPr>
+    </w:lvl>
+    <w:lvl w:ilvl="2" w:tplc="3140CE4C">
+      <w:numFmt w:val="decimal"/>
+      <w:lvlText w:val=""/>
+      <w:lvlJc w:val="left"/>
+    </w:lvl>
+    <w:lvl w:ilvl="3" w:tplc="EEC243D4">
+      <w:numFmt w:val="decimal"/>
+      <w:lvlText w:val=""/>
+      <w:lvlJc w:val="left"/>
+    </w:lvl>
+    <w:lvl w:ilvl="4" w:tplc="8A148972">
+      <w:numFmt w:val="decimal"/>
+      <w:lvlText w:val=""/>
+      <w:lvlJc w:val="left"/>
+    </w:lvl>
+    <w:lvl w:ilvl="5" w:tplc="6B2E256A">
+      <w:numFmt w:val="decimal"/>
+      <w:lvlText w:val=""/>
+      <w:lvlJc w:val="left"/>
+    </w:lvl>
+    <w:lvl w:ilvl="6" w:tplc="9970D522">
+      <w:numFmt w:val="decimal"/>
+      <w:lvlText w:val=""/>
+      <w:lvlJc w:val="left"/>
+    </w:lvl>
+    <w:lvl w:ilvl="7" w:tplc="37BA3300">
+      <w:numFmt w:val="decimal"/>
+      <w:lvlText w:val=""/>
+      <w:lvlJc w:val="left"/>
+    </w:lvl>
+    <w:lvl w:ilvl="8" w:tplc="E79E422E">
       <w:numFmt w:val="decimal"/>
       <w:lvlText w:val=""/>
       <w:lvlJc w:val="left"/>
     </w:lvl>
   </w:abstractNum>
   <w:abstractNum w:abstractNumId="9" w15:restartNumberingAfterBreak="0">
-    <w:nsid w:val="4FF35875"/>
+    <w:nsid w:val="36DB2ADA"/>
     <w:multiLevelType w:val="hybridMultilevel"/>
-    <w:tmpl w:val="8BFCC6AA"/>
-    <w:lvl w:ilvl="0" w:tplc="08DA060A">
+    <w:tmpl w:val="5FBE8F4E"/>
+    <w:lvl w:ilvl="0" w:tplc="44781FEC">
       <w:start w:val="1"/>
       <w:numFmt w:val="decimal"/>
       <w:lvlText w:val="%1."/>
@@ -15031,52 +15023,52 @@
         <w:color w:val="A67C27"/>
       </w:rPr>
     </w:lvl>
-    <w:lvl w:ilvl="1" w:tplc="F62EFBEE">
+    <w:lvl w:ilvl="1" w:tplc="ED3E0DE6">
       <w:numFmt w:val="decimal"/>
       <w:lvlText w:val=""/>
       <w:lvlJc w:val="left"/>
     </w:lvl>
-    <w:lvl w:ilvl="2" w:tplc="9C96AB50">
+    <w:lvl w:ilvl="2" w:tplc="9DB4A2DA">
       <w:numFmt w:val="decimal"/>
       <w:lvlText w:val=""/>
       <w:lvlJc w:val="left"/>
     </w:lvl>
-    <w:lvl w:ilvl="3" w:tplc="BDA02B0E">
+    <w:lvl w:ilvl="3" w:tplc="236A04F6">
       <w:numFmt w:val="decimal"/>
       <w:lvlText w:val=""/>
       <w:lvlJc w:val="left"/>
     </w:lvl>
-    <w:lvl w:ilvl="4" w:tplc="079EA568">
+    <w:lvl w:ilvl="4" w:tplc="A0404260">
       <w:numFmt w:val="decimal"/>
       <w:lvlText w:val=""/>
       <w:lvlJc w:val="left"/>
     </w:lvl>
-    <w:lvl w:ilvl="5" w:tplc="3A88F58A">
+    <w:lvl w:ilvl="5" w:tplc="D3A6FFD2">
       <w:numFmt w:val="decimal"/>
       <w:lvlText w:val=""/>
       <w:lvlJc w:val="left"/>
     </w:lvl>
-    <w:lvl w:ilvl="6" w:tplc="72C0C908">
+    <w:lvl w:ilvl="6" w:tplc="D4265DD6">
       <w:numFmt w:val="decimal"/>
       <w:lvlText w:val=""/>
       <w:lvlJc w:val="left"/>
     </w:lvl>
-    <w:lvl w:ilvl="7" w:tplc="E7067124">
+    <w:lvl w:ilvl="7" w:tplc="6C46585A">
       <w:numFmt w:val="decimal"/>
       <w:lvlText w:val=""/>
       <w:lvlJc w:val="left"/>
     </w:lvl>
-    <w:lvl w:ilvl="8" w:tplc="03669BE0">
+    <w:lvl w:ilvl="8" w:tplc="D57EFD10">
       <w:numFmt w:val="decimal"/>
       <w:lvlText w:val=""/>
       <w:lvlJc w:val="left"/>
     </w:lvl>
   </w:abstractNum>
   <w:abstractNum w:abstractNumId="10" w15:restartNumberingAfterBreak="0">
-    <w:nsid w:val="541D20B6"/>
+    <w:nsid w:val="3C3043FA"/>
     <w:multiLevelType w:val="hybridMultilevel"/>
-    <w:tmpl w:val="202EF73E"/>
-    <w:lvl w:ilvl="0" w:tplc="97C84A46">
+    <w:tmpl w:val="02109A92"/>
+    <w:lvl w:ilvl="0" w:tplc="458A3516">
       <w:start w:val="1"/>
       <w:numFmt w:val="decimal"/>
       <w:lvlText w:val="%1."/>
@@ -15090,52 +15082,52 @@
         <w:color w:val="A67C27"/>
       </w:rPr>
     </w:lvl>
-    <w:lvl w:ilvl="1" w:tplc="AE28CD8E">
+    <w:lvl w:ilvl="1" w:tplc="DA360882">
       <w:numFmt w:val="decimal"/>
       <w:lvlText w:val=""/>
       <w:lvlJc w:val="left"/>
     </w:lvl>
-    <w:lvl w:ilvl="2" w:tplc="50D806EC">
+    <w:lvl w:ilvl="2" w:tplc="A7F264DC">
       <w:numFmt w:val="decimal"/>
       <w:lvlText w:val=""/>
       <w:lvlJc w:val="left"/>
     </w:lvl>
-    <w:lvl w:ilvl="3" w:tplc="D8085890">
+    <w:lvl w:ilvl="3" w:tplc="E8C45780">
       <w:numFmt w:val="decimal"/>
       <w:lvlText w:val=""/>
       <w:lvlJc w:val="left"/>
     </w:lvl>
-    <w:lvl w:ilvl="4" w:tplc="0ECC16DE">
+    <w:lvl w:ilvl="4" w:tplc="29C48D38">
       <w:numFmt w:val="decimal"/>
       <w:lvlText w:val=""/>
       <w:lvlJc w:val="left"/>
     </w:lvl>
-    <w:lvl w:ilvl="5" w:tplc="A192C61E">
+    <w:lvl w:ilvl="5" w:tplc="1F708658">
       <w:numFmt w:val="decimal"/>
       <w:lvlText w:val=""/>
       <w:lvlJc w:val="left"/>
     </w:lvl>
-    <w:lvl w:ilvl="6" w:tplc="FC387622">
+    <w:lvl w:ilvl="6" w:tplc="65B656D4">
       <w:numFmt w:val="decimal"/>
       <w:lvlText w:val=""/>
       <w:lvlJc w:val="left"/>
     </w:lvl>
-    <w:lvl w:ilvl="7" w:tplc="6270C870">
+    <w:lvl w:ilvl="7" w:tplc="6172E300">
       <w:numFmt w:val="decimal"/>
       <w:lvlText w:val=""/>
       <w:lvlJc w:val="left"/>
     </w:lvl>
-    <w:lvl w:ilvl="8" w:tplc="13365780">
+    <w:lvl w:ilvl="8" w:tplc="0C30065C">
       <w:numFmt w:val="decimal"/>
       <w:lvlText w:val=""/>
       <w:lvlJc w:val="left"/>
     </w:lvl>
   </w:abstractNum>
   <w:abstractNum w:abstractNumId="11" w15:restartNumberingAfterBreak="0">
-    <w:nsid w:val="544D5C2E"/>
+    <w:nsid w:val="4449636B"/>
     <w:multiLevelType w:val="hybridMultilevel"/>
-    <w:tmpl w:val="3D820536"/>
-    <w:lvl w:ilvl="0" w:tplc="457CF91A">
+    <w:tmpl w:val="AF166F56"/>
+    <w:lvl w:ilvl="0" w:tplc="CB32C086">
       <w:start w:val="1"/>
       <w:numFmt w:val="decimal"/>
       <w:lvlText w:val="%1."/>
@@ -15149,52 +15141,52 @@
         <w:color w:val="A67C27"/>
       </w:rPr>
     </w:lvl>
-    <w:lvl w:ilvl="1" w:tplc="F6048DF0">
+    <w:lvl w:ilvl="1" w:tplc="8C7CD370">
       <w:numFmt w:val="decimal"/>
       <w:lvlText w:val=""/>
       <w:lvlJc w:val="left"/>
     </w:lvl>
-    <w:lvl w:ilvl="2" w:tplc="CD502DEA">
+    <w:lvl w:ilvl="2" w:tplc="1A30F29E">
       <w:numFmt w:val="decimal"/>
       <w:lvlText w:val=""/>
       <w:lvlJc w:val="left"/>
     </w:lvl>
-    <w:lvl w:ilvl="3" w:tplc="C5FC01FC">
+    <w:lvl w:ilvl="3" w:tplc="1F8A797E">
       <w:numFmt w:val="decimal"/>
       <w:lvlText w:val=""/>
       <w:lvlJc w:val="left"/>
     </w:lvl>
-    <w:lvl w:ilvl="4" w:tplc="81120EE8">
+    <w:lvl w:ilvl="4" w:tplc="7CECCCE8">
       <w:numFmt w:val="decimal"/>
       <w:lvlText w:val=""/>
       <w:lvlJc w:val="left"/>
     </w:lvl>
-    <w:lvl w:ilvl="5" w:tplc="4E8813E8">
+    <w:lvl w:ilvl="5" w:tplc="8962F818">
       <w:numFmt w:val="decimal"/>
       <w:lvlText w:val=""/>
       <w:lvlJc w:val="left"/>
     </w:lvl>
-    <w:lvl w:ilvl="6" w:tplc="E79E17CE">
+    <w:lvl w:ilvl="6" w:tplc="3AE273DA">
       <w:numFmt w:val="decimal"/>
       <w:lvlText w:val=""/>
       <w:lvlJc w:val="left"/>
     </w:lvl>
-    <w:lvl w:ilvl="7" w:tplc="BC3A9D42">
+    <w:lvl w:ilvl="7" w:tplc="E44A750C">
       <w:numFmt w:val="decimal"/>
       <w:lvlText w:val=""/>
       <w:lvlJc w:val="left"/>
     </w:lvl>
-    <w:lvl w:ilvl="8" w:tplc="66C02A76">
+    <w:lvl w:ilvl="8" w:tplc="CAB40878">
       <w:numFmt w:val="decimal"/>
       <w:lvlText w:val=""/>
       <w:lvlJc w:val="left"/>
     </w:lvl>
   </w:abstractNum>
   <w:abstractNum w:abstractNumId="12" w15:restartNumberingAfterBreak="0">
-    <w:nsid w:val="58573A77"/>
+    <w:nsid w:val="47595ABA"/>
     <w:multiLevelType w:val="hybridMultilevel"/>
-    <w:tmpl w:val="743EF3A8"/>
-    <w:lvl w:ilvl="0" w:tplc="123AB292">
+    <w:tmpl w:val="AC549C04"/>
+    <w:lvl w:ilvl="0" w:tplc="B720C198">
       <w:start w:val="1"/>
       <w:numFmt w:val="decimal"/>
       <w:lvlText w:val="%1."/>
@@ -15208,52 +15200,52 @@
         <w:color w:val="A67C27"/>
       </w:rPr>
     </w:lvl>
-    <w:lvl w:ilvl="1" w:tplc="2918D7AE">
+    <w:lvl w:ilvl="1" w:tplc="6EA87B08">
       <w:numFmt w:val="decimal"/>
       <w:lvlText w:val=""/>
       <w:lvlJc w:val="left"/>
     </w:lvl>
-    <w:lvl w:ilvl="2" w:tplc="F1445D2C">
+    <w:lvl w:ilvl="2" w:tplc="766EB7F4">
       <w:numFmt w:val="decimal"/>
       <w:lvlText w:val=""/>
       <w:lvlJc w:val="left"/>
     </w:lvl>
-    <w:lvl w:ilvl="3" w:tplc="CD8E3AE2">
+    <w:lvl w:ilvl="3" w:tplc="BB6A466A">
       <w:numFmt w:val="decimal"/>
       <w:lvlText w:val=""/>
       <w:lvlJc w:val="left"/>
     </w:lvl>
-    <w:lvl w:ilvl="4" w:tplc="6E44A220">
+    <w:lvl w:ilvl="4" w:tplc="B0B806C0">
       <w:numFmt w:val="decimal"/>
       <w:lvlText w:val=""/>
       <w:lvlJc w:val="left"/>
     </w:lvl>
-    <w:lvl w:ilvl="5" w:tplc="132A8D82">
+    <w:lvl w:ilvl="5" w:tplc="500A0DF4">
       <w:numFmt w:val="decimal"/>
       <w:lvlText w:val=""/>
       <w:lvlJc w:val="left"/>
     </w:lvl>
-    <w:lvl w:ilvl="6" w:tplc="3FD0A142">
+    <w:lvl w:ilvl="6" w:tplc="BEE2778A">
       <w:numFmt w:val="decimal"/>
       <w:lvlText w:val=""/>
       <w:lvlJc w:val="left"/>
     </w:lvl>
-    <w:lvl w:ilvl="7" w:tplc="057A9CBC">
+    <w:lvl w:ilvl="7" w:tplc="80967068">
       <w:numFmt w:val="decimal"/>
       <w:lvlText w:val=""/>
       <w:lvlJc w:val="left"/>
     </w:lvl>
-    <w:lvl w:ilvl="8" w:tplc="74B8389E">
+    <w:lvl w:ilvl="8" w:tplc="A60CB8C2">
       <w:numFmt w:val="decimal"/>
       <w:lvlText w:val=""/>
       <w:lvlJc w:val="left"/>
     </w:lvl>
   </w:abstractNum>
   <w:abstractNum w:abstractNumId="13" w15:restartNumberingAfterBreak="0">
-    <w:nsid w:val="5B797577"/>
+    <w:nsid w:val="4BA12719"/>
     <w:multiLevelType w:val="hybridMultilevel"/>
-    <w:tmpl w:val="467ED2B4"/>
-    <w:lvl w:ilvl="0" w:tplc="E718036A">
+    <w:tmpl w:val="4A621D62"/>
+    <w:lvl w:ilvl="0" w:tplc="B6F43ACE">
       <w:start w:val="1"/>
       <w:numFmt w:val="decimal"/>
       <w:lvlText w:val="%1."/>
@@ -15267,52 +15259,52 @@
         <w:color w:val="A67C27"/>
       </w:rPr>
     </w:lvl>
-    <w:lvl w:ilvl="1" w:tplc="705AC50C">
+    <w:lvl w:ilvl="1" w:tplc="6DACFBC8">
       <w:numFmt w:val="decimal"/>
       <w:lvlText w:val=""/>
       <w:lvlJc w:val="left"/>
     </w:lvl>
-    <w:lvl w:ilvl="2" w:tplc="0CA0D7C8">
+    <w:lvl w:ilvl="2" w:tplc="B6267956">
       <w:numFmt w:val="decimal"/>
       <w:lvlText w:val=""/>
       <w:lvlJc w:val="left"/>
     </w:lvl>
-    <w:lvl w:ilvl="3" w:tplc="AF8AD504">
+    <w:lvl w:ilvl="3" w:tplc="4FF85102">
       <w:numFmt w:val="decimal"/>
       <w:lvlText w:val=""/>
       <w:lvlJc w:val="left"/>
     </w:lvl>
-    <w:lvl w:ilvl="4" w:tplc="72AA5588">
+    <w:lvl w:ilvl="4" w:tplc="28580284">
       <w:numFmt w:val="decimal"/>
       <w:lvlText w:val=""/>
       <w:lvlJc w:val="left"/>
     </w:lvl>
-    <w:lvl w:ilvl="5" w:tplc="C6FE7CE0">
+    <w:lvl w:ilvl="5" w:tplc="FF38C9FE">
       <w:numFmt w:val="decimal"/>
       <w:lvlText w:val=""/>
       <w:lvlJc w:val="left"/>
     </w:lvl>
-    <w:lvl w:ilvl="6" w:tplc="FA7043D8">
+    <w:lvl w:ilvl="6" w:tplc="D0749BFC">
       <w:numFmt w:val="decimal"/>
       <w:lvlText w:val=""/>
       <w:lvlJc w:val="left"/>
     </w:lvl>
-    <w:lvl w:ilvl="7" w:tplc="40CC3EE6">
+    <w:lvl w:ilvl="7" w:tplc="A13E670C">
       <w:numFmt w:val="decimal"/>
       <w:lvlText w:val=""/>
       <w:lvlJc w:val="left"/>
     </w:lvl>
-    <w:lvl w:ilvl="8" w:tplc="6D2A787A">
+    <w:lvl w:ilvl="8" w:tplc="B6AC8E6E">
       <w:numFmt w:val="decimal"/>
       <w:lvlText w:val=""/>
       <w:lvlJc w:val="left"/>
     </w:lvl>
   </w:abstractNum>
   <w:abstractNum w:abstractNumId="14" w15:restartNumberingAfterBreak="0">
-    <w:nsid w:val="62650C73"/>
+    <w:nsid w:val="4D5745FC"/>
     <w:multiLevelType w:val="hybridMultilevel"/>
-    <w:tmpl w:val="AC52724A"/>
-    <w:lvl w:ilvl="0" w:tplc="F604BC4E">
+    <w:tmpl w:val="0A98C2AC"/>
+    <w:lvl w:ilvl="0" w:tplc="EC9CCBE6">
       <w:start w:val="1"/>
       <w:numFmt w:val="decimal"/>
       <w:lvlText w:val="%1."/>
@@ -15326,52 +15318,52 @@
         <w:color w:val="A67C27"/>
       </w:rPr>
     </w:lvl>
-    <w:lvl w:ilvl="1" w:tplc="97CE2EEE">
+    <w:lvl w:ilvl="1" w:tplc="EB5E190E">
       <w:numFmt w:val="decimal"/>
       <w:lvlText w:val=""/>
       <w:lvlJc w:val="left"/>
     </w:lvl>
-    <w:lvl w:ilvl="2" w:tplc="B5C0FCFA">
+    <w:lvl w:ilvl="2" w:tplc="756C3204">
       <w:numFmt w:val="decimal"/>
       <w:lvlText w:val=""/>
       <w:lvlJc w:val="left"/>
     </w:lvl>
-    <w:lvl w:ilvl="3" w:tplc="BEF08046">
+    <w:lvl w:ilvl="3" w:tplc="3BE4F880">
       <w:numFmt w:val="decimal"/>
       <w:lvlText w:val=""/>
       <w:lvlJc w:val="left"/>
     </w:lvl>
-    <w:lvl w:ilvl="4" w:tplc="65FCD28A">
+    <w:lvl w:ilvl="4" w:tplc="F18078F6">
       <w:numFmt w:val="decimal"/>
       <w:lvlText w:val=""/>
       <w:lvlJc w:val="left"/>
     </w:lvl>
-    <w:lvl w:ilvl="5" w:tplc="706A10E0">
+    <w:lvl w:ilvl="5" w:tplc="D1D6B3D0">
       <w:numFmt w:val="decimal"/>
       <w:lvlText w:val=""/>
       <w:lvlJc w:val="left"/>
     </w:lvl>
-    <w:lvl w:ilvl="6" w:tplc="BA722038">
+    <w:lvl w:ilvl="6" w:tplc="D3920790">
       <w:numFmt w:val="decimal"/>
       <w:lvlText w:val=""/>
       <w:lvlJc w:val="left"/>
     </w:lvl>
-    <w:lvl w:ilvl="7" w:tplc="6EC87C04">
+    <w:lvl w:ilvl="7" w:tplc="64160FEC">
       <w:numFmt w:val="decimal"/>
       <w:lvlText w:val=""/>
       <w:lvlJc w:val="left"/>
     </w:lvl>
-    <w:lvl w:ilvl="8" w:tplc="2E946E84">
+    <w:lvl w:ilvl="8" w:tplc="24F886CE">
       <w:numFmt w:val="decimal"/>
       <w:lvlText w:val=""/>
       <w:lvlJc w:val="left"/>
     </w:lvl>
   </w:abstractNum>
   <w:abstractNum w:abstractNumId="15" w15:restartNumberingAfterBreak="0">
-    <w:nsid w:val="658C7B36"/>
+    <w:nsid w:val="504A736D"/>
     <w:multiLevelType w:val="hybridMultilevel"/>
-    <w:tmpl w:val="49081E42"/>
-    <w:lvl w:ilvl="0" w:tplc="5226001E">
+    <w:tmpl w:val="D432FA08"/>
+    <w:lvl w:ilvl="0" w:tplc="CD1419A4">
       <w:start w:val="1"/>
       <w:numFmt w:val="decimal"/>
       <w:lvlText w:val="%1."/>
@@ -15385,52 +15377,52 @@
         <w:color w:val="A67C27"/>
       </w:rPr>
     </w:lvl>
-    <w:lvl w:ilvl="1" w:tplc="F9DAE61E">
+    <w:lvl w:ilvl="1" w:tplc="FCA8529E">
       <w:numFmt w:val="decimal"/>
       <w:lvlText w:val=""/>
       <w:lvlJc w:val="left"/>
     </w:lvl>
-    <w:lvl w:ilvl="2" w:tplc="BA58756A">
+    <w:lvl w:ilvl="2" w:tplc="C8CCB724">
       <w:numFmt w:val="decimal"/>
       <w:lvlText w:val=""/>
       <w:lvlJc w:val="left"/>
     </w:lvl>
-    <w:lvl w:ilvl="3" w:tplc="D24C4134">
+    <w:lvl w:ilvl="3" w:tplc="93F49512">
       <w:numFmt w:val="decimal"/>
       <w:lvlText w:val=""/>
       <w:lvlJc w:val="left"/>
     </w:lvl>
-    <w:lvl w:ilvl="4" w:tplc="EF82E786">
+    <w:lvl w:ilvl="4" w:tplc="7BEEC1A2">
       <w:numFmt w:val="decimal"/>
       <w:lvlText w:val=""/>
       <w:lvlJc w:val="left"/>
     </w:lvl>
-    <w:lvl w:ilvl="5" w:tplc="A6A48024">
+    <w:lvl w:ilvl="5" w:tplc="189C60C6">
       <w:numFmt w:val="decimal"/>
       <w:lvlText w:val=""/>
       <w:lvlJc w:val="left"/>
     </w:lvl>
-    <w:lvl w:ilvl="6" w:tplc="7DBE80A0">
+    <w:lvl w:ilvl="6" w:tplc="04EAE488">
       <w:numFmt w:val="decimal"/>
       <w:lvlText w:val=""/>
       <w:lvlJc w:val="left"/>
     </w:lvl>
-    <w:lvl w:ilvl="7" w:tplc="FB6A94F0">
+    <w:lvl w:ilvl="7" w:tplc="ECC605D0">
       <w:numFmt w:val="decimal"/>
       <w:lvlText w:val=""/>
       <w:lvlJc w:val="left"/>
     </w:lvl>
-    <w:lvl w:ilvl="8" w:tplc="65D885F8">
+    <w:lvl w:ilvl="8" w:tplc="36780200">
       <w:numFmt w:val="decimal"/>
       <w:lvlText w:val=""/>
       <w:lvlJc w:val="left"/>
     </w:lvl>
   </w:abstractNum>
   <w:abstractNum w:abstractNumId="16" w15:restartNumberingAfterBreak="0">
-    <w:nsid w:val="6699372C"/>
+    <w:nsid w:val="56833720"/>
     <w:multiLevelType w:val="hybridMultilevel"/>
-    <w:tmpl w:val="A3E62468"/>
-    <w:lvl w:ilvl="0" w:tplc="2338A5EC">
+    <w:tmpl w:val="13284C0C"/>
+    <w:lvl w:ilvl="0" w:tplc="D694806A">
       <w:start w:val="1"/>
       <w:numFmt w:val="decimal"/>
       <w:lvlText w:val="%1."/>
@@ -15444,52 +15436,52 @@
         <w:color w:val="A67C27"/>
       </w:rPr>
     </w:lvl>
-    <w:lvl w:ilvl="1" w:tplc="00424248">
+    <w:lvl w:ilvl="1" w:tplc="CB5C1306">
       <w:numFmt w:val="decimal"/>
       <w:lvlText w:val=""/>
       <w:lvlJc w:val="left"/>
     </w:lvl>
-    <w:lvl w:ilvl="2" w:tplc="1B96A730">
+    <w:lvl w:ilvl="2" w:tplc="0E841D3E">
       <w:numFmt w:val="decimal"/>
       <w:lvlText w:val=""/>
       <w:lvlJc w:val="left"/>
     </w:lvl>
-    <w:lvl w:ilvl="3" w:tplc="806AF280">
+    <w:lvl w:ilvl="3" w:tplc="3D66D28C">
       <w:numFmt w:val="decimal"/>
       <w:lvlText w:val=""/>
       <w:lvlJc w:val="left"/>
     </w:lvl>
-    <w:lvl w:ilvl="4" w:tplc="D0700302">
+    <w:lvl w:ilvl="4" w:tplc="ED208796">
       <w:numFmt w:val="decimal"/>
       <w:lvlText w:val=""/>
       <w:lvlJc w:val="left"/>
     </w:lvl>
-    <w:lvl w:ilvl="5" w:tplc="E15C4A3E">
+    <w:lvl w:ilvl="5" w:tplc="040C907C">
       <w:numFmt w:val="decimal"/>
       <w:lvlText w:val=""/>
       <w:lvlJc w:val="left"/>
     </w:lvl>
-    <w:lvl w:ilvl="6" w:tplc="8FA29D44">
+    <w:lvl w:ilvl="6" w:tplc="4CC6976E">
       <w:numFmt w:val="decimal"/>
       <w:lvlText w:val=""/>
       <w:lvlJc w:val="left"/>
     </w:lvl>
-    <w:lvl w:ilvl="7" w:tplc="B3A69EF6">
+    <w:lvl w:ilvl="7" w:tplc="CEF65660">
       <w:numFmt w:val="decimal"/>
       <w:lvlText w:val=""/>
       <w:lvlJc w:val="left"/>
     </w:lvl>
-    <w:lvl w:ilvl="8" w:tplc="ABB8556C">
+    <w:lvl w:ilvl="8" w:tplc="FEAA703E">
       <w:numFmt w:val="decimal"/>
       <w:lvlText w:val=""/>
       <w:lvlJc w:val="left"/>
     </w:lvl>
   </w:abstractNum>
   <w:abstractNum w:abstractNumId="17" w15:restartNumberingAfterBreak="0">
-    <w:nsid w:val="6AD360EF"/>
+    <w:nsid w:val="577B6365"/>
     <w:multiLevelType w:val="hybridMultilevel"/>
-    <w:tmpl w:val="EAB6F402"/>
-    <w:lvl w:ilvl="0" w:tplc="8FD677C6">
+    <w:tmpl w:val="DB0C171E"/>
+    <w:lvl w:ilvl="0" w:tplc="5FA6C8E0">
       <w:start w:val="1"/>
       <w:numFmt w:val="decimal"/>
       <w:lvlText w:val="%1."/>
@@ -15503,52 +15495,52 @@
         <w:color w:val="A67C27"/>
       </w:rPr>
     </w:lvl>
-    <w:lvl w:ilvl="1" w:tplc="4E16FC48">
+    <w:lvl w:ilvl="1" w:tplc="BDEEEF3C">
       <w:numFmt w:val="decimal"/>
       <w:lvlText w:val=""/>
       <w:lvlJc w:val="left"/>
     </w:lvl>
-    <w:lvl w:ilvl="2" w:tplc="1DF464D8">
+    <w:lvl w:ilvl="2" w:tplc="83FE2F84">
       <w:numFmt w:val="decimal"/>
       <w:lvlText w:val=""/>
       <w:lvlJc w:val="left"/>
     </w:lvl>
-    <w:lvl w:ilvl="3" w:tplc="094AB588">
+    <w:lvl w:ilvl="3" w:tplc="4142D6D0">
       <w:numFmt w:val="decimal"/>
       <w:lvlText w:val=""/>
       <w:lvlJc w:val="left"/>
     </w:lvl>
-    <w:lvl w:ilvl="4" w:tplc="C9426F74">
+    <w:lvl w:ilvl="4" w:tplc="769014F8">
       <w:numFmt w:val="decimal"/>
       <w:lvlText w:val=""/>
       <w:lvlJc w:val="left"/>
     </w:lvl>
-    <w:lvl w:ilvl="5" w:tplc="40CE86AA">
+    <w:lvl w:ilvl="5" w:tplc="BB34344A">
       <w:numFmt w:val="decimal"/>
       <w:lvlText w:val=""/>
       <w:lvlJc w:val="left"/>
     </w:lvl>
-    <w:lvl w:ilvl="6" w:tplc="ABFC96DA">
+    <w:lvl w:ilvl="6" w:tplc="88D60EA0">
       <w:numFmt w:val="decimal"/>
       <w:lvlText w:val=""/>
       <w:lvlJc w:val="left"/>
     </w:lvl>
-    <w:lvl w:ilvl="7" w:tplc="BB0423EA">
+    <w:lvl w:ilvl="7" w:tplc="6F86E37C">
       <w:numFmt w:val="decimal"/>
       <w:lvlText w:val=""/>
       <w:lvlJc w:val="left"/>
     </w:lvl>
-    <w:lvl w:ilvl="8" w:tplc="1308693E">
+    <w:lvl w:ilvl="8" w:tplc="935A764E">
       <w:numFmt w:val="decimal"/>
       <w:lvlText w:val=""/>
       <w:lvlJc w:val="left"/>
     </w:lvl>
   </w:abstractNum>
   <w:abstractNum w:abstractNumId="18" w15:restartNumberingAfterBreak="0">
-    <w:nsid w:val="6C362CFF"/>
+    <w:nsid w:val="5AFD617B"/>
     <w:multiLevelType w:val="hybridMultilevel"/>
-    <w:tmpl w:val="D574422C"/>
-    <w:lvl w:ilvl="0" w:tplc="E8886CCA">
+    <w:tmpl w:val="E8D6DA84"/>
+    <w:lvl w:ilvl="0" w:tplc="9CD29244">
       <w:start w:val="1"/>
       <w:numFmt w:val="decimal"/>
       <w:lvlText w:val="%1."/>
@@ -15562,52 +15554,138 @@
         <w:color w:val="A67C27"/>
       </w:rPr>
     </w:lvl>
-    <w:lvl w:ilvl="1" w:tplc="E7821008">
+    <w:lvl w:ilvl="1" w:tplc="E7A8CA76">
       <w:numFmt w:val="decimal"/>
       <w:lvlText w:val=""/>
       <w:lvlJc w:val="left"/>
     </w:lvl>
-    <w:lvl w:ilvl="2" w:tplc="5150D5F0">
+    <w:lvl w:ilvl="2" w:tplc="8A08F3B8">
       <w:numFmt w:val="decimal"/>
       <w:lvlText w:val=""/>
       <w:lvlJc w:val="left"/>
     </w:lvl>
-    <w:lvl w:ilvl="3" w:tplc="F4725BFC">
+    <w:lvl w:ilvl="3" w:tplc="87E280FA">
       <w:numFmt w:val="decimal"/>
       <w:lvlText w:val=""/>
       <w:lvlJc w:val="left"/>
     </w:lvl>
-    <w:lvl w:ilvl="4" w:tplc="6D028630">
+    <w:lvl w:ilvl="4" w:tplc="748A3BAA">
       <w:numFmt w:val="decimal"/>
       <w:lvlText w:val=""/>
       <w:lvlJc w:val="left"/>
     </w:lvl>
-    <w:lvl w:ilvl="5" w:tplc="7BE8CE92">
+    <w:lvl w:ilvl="5" w:tplc="3C26FED6">
       <w:numFmt w:val="decimal"/>
       <w:lvlText w:val=""/>
       <w:lvlJc w:val="left"/>
     </w:lvl>
-    <w:lvl w:ilvl="6" w:tplc="3E6E6B92">
+    <w:lvl w:ilvl="6" w:tplc="DE10CB02">
       <w:numFmt w:val="decimal"/>
       <w:lvlText w:val=""/>
       <w:lvlJc w:val="left"/>
     </w:lvl>
-    <w:lvl w:ilvl="7" w:tplc="53F40BB0">
+    <w:lvl w:ilvl="7" w:tplc="BF3625D8">
       <w:numFmt w:val="decimal"/>
       <w:lvlText w:val=""/>
       <w:lvlJc w:val="left"/>
     </w:lvl>
-    <w:lvl w:ilvl="8" w:tplc="C9C62548">
+    <w:lvl w:ilvl="8" w:tplc="2A567182">
       <w:numFmt w:val="decimal"/>
       <w:lvlText w:val=""/>
       <w:lvlJc w:val="left"/>
     </w:lvl>
   </w:abstractNum>
   <w:abstractNum w:abstractNumId="19" w15:restartNumberingAfterBreak="0">
-    <w:nsid w:val="6D790B22"/>
+    <w:nsid w:val="5E831421"/>
     <w:multiLevelType w:val="hybridMultilevel"/>
-    <w:tmpl w:val="7C9A92C4"/>
-    <w:lvl w:ilvl="0" w:tplc="CE7E603C">
+    <w:tmpl w:val="B8644BBA"/>
+    <w:lvl w:ilvl="0" w:tplc="B0D4282C">
+      <w:start w:val="1"/>
+      <w:numFmt w:val="bullet"/>
+      <w:lvlText w:val="●"/>
+      <w:lvlJc w:val="left"/>
+      <w:pPr>
+        <w:ind w:left="720" w:hanging="360"/>
+      </w:pPr>
+    </w:lvl>
+    <w:lvl w:ilvl="1" w:tplc="87D8D66C">
+      <w:start w:val="1"/>
+      <w:numFmt w:val="bullet"/>
+      <w:lvlText w:val="○"/>
+      <w:lvlJc w:val="left"/>
+      <w:pPr>
+        <w:ind w:left="1440" w:hanging="360"/>
+      </w:pPr>
+    </w:lvl>
+    <w:lvl w:ilvl="2" w:tplc="9788DEBC">
+      <w:start w:val="1"/>
+      <w:numFmt w:val="bullet"/>
+      <w:lvlText w:val="■"/>
+      <w:lvlJc w:val="left"/>
+      <w:pPr>
+        <w:ind w:left="2160" w:hanging="360"/>
+      </w:pPr>
+    </w:lvl>
+    <w:lvl w:ilvl="3" w:tplc="6478B212">
+      <w:start w:val="1"/>
+      <w:numFmt w:val="bullet"/>
+      <w:lvlText w:val="●"/>
+      <w:lvlJc w:val="left"/>
+      <w:pPr>
+        <w:ind w:left="2880" w:hanging="360"/>
+      </w:pPr>
+    </w:lvl>
+    <w:lvl w:ilvl="4" w:tplc="100E29CA">
+      <w:start w:val="1"/>
+      <w:numFmt w:val="bullet"/>
+      <w:lvlText w:val="○"/>
+      <w:lvlJc w:val="left"/>
+      <w:pPr>
+        <w:ind w:left="3600" w:hanging="360"/>
+      </w:pPr>
+    </w:lvl>
+    <w:lvl w:ilvl="5" w:tplc="8E3E6F72">
+      <w:start w:val="1"/>
+      <w:numFmt w:val="bullet"/>
+      <w:lvlText w:val="■"/>
+      <w:lvlJc w:val="left"/>
+      <w:pPr>
+        <w:ind w:left="4320" w:hanging="360"/>
+      </w:pPr>
+    </w:lvl>
+    <w:lvl w:ilvl="6" w:tplc="DE949652">
+      <w:start w:val="1"/>
+      <w:numFmt w:val="bullet"/>
+      <w:lvlText w:val="●"/>
+      <w:lvlJc w:val="left"/>
+      <w:pPr>
+        <w:ind w:left="5040" w:hanging="360"/>
+      </w:pPr>
+    </w:lvl>
+    <w:lvl w:ilvl="7" w:tplc="6A92BD8A">
+      <w:start w:val="1"/>
+      <w:numFmt w:val="bullet"/>
+      <w:lvlText w:val="●"/>
+      <w:lvlJc w:val="left"/>
+      <w:pPr>
+        <w:ind w:left="5760" w:hanging="360"/>
+      </w:pPr>
+    </w:lvl>
+    <w:lvl w:ilvl="8" w:tplc="EB106B4A">
+      <w:start w:val="1"/>
+      <w:numFmt w:val="bullet"/>
+      <w:lvlText w:val="●"/>
+      <w:lvlJc w:val="left"/>
+      <w:pPr>
+        <w:ind w:left="6480" w:hanging="360"/>
+      </w:pPr>
+    </w:lvl>
+  </w:abstractNum>
+  <w:abstractNum w:abstractNumId="20" w15:restartNumberingAfterBreak="0">
+    <w:nsid w:val="5FAF0E5A"/>
+    <w:multiLevelType w:val="hybridMultilevel"/>
+    <w:tmpl w:val="84E4A0A8"/>
+    <w:lvl w:ilvl="0" w:tplc="CEB45920">
       <w:start w:val="1"/>
       <w:numFmt w:val="decimal"/>
       <w:lvlText w:val="%1."/>
@@ -15621,110 +15699,52 @@
         <w:color w:val="A67C27"/>
       </w:rPr>
     </w:lvl>
-    <w:lvl w:ilvl="1" w:tplc="3C724DB2">
+    <w:lvl w:ilvl="1" w:tplc="A790C33C">
       <w:numFmt w:val="decimal"/>
       <w:lvlText w:val=""/>
       <w:lvlJc w:val="left"/>
     </w:lvl>
-    <w:lvl w:ilvl="2" w:tplc="13A4D374">
+    <w:lvl w:ilvl="2" w:tplc="86B08C0E">
       <w:numFmt w:val="decimal"/>
       <w:lvlText w:val=""/>
       <w:lvlJc w:val="left"/>
     </w:lvl>
-    <w:lvl w:ilvl="3" w:tplc="B33C98BE">
+    <w:lvl w:ilvl="3" w:tplc="75C0D9B8">
       <w:numFmt w:val="decimal"/>
       <w:lvlText w:val=""/>
       <w:lvlJc w:val="left"/>
     </w:lvl>
-    <w:lvl w:ilvl="4" w:tplc="52784212">
+    <w:lvl w:ilvl="4" w:tplc="242643D4">
       <w:numFmt w:val="decimal"/>
       <w:lvlText w:val=""/>
       <w:lvlJc w:val="left"/>
     </w:lvl>
-    <w:lvl w:ilvl="5" w:tplc="FDCC19A0">
+    <w:lvl w:ilvl="5" w:tplc="89889DF8">
       <w:numFmt w:val="decimal"/>
       <w:lvlText w:val=""/>
       <w:lvlJc w:val="left"/>
     </w:lvl>
-    <w:lvl w:ilvl="6" w:tplc="8E6E8E26">
+    <w:lvl w:ilvl="6" w:tplc="CB6C73FE">
       <w:numFmt w:val="decimal"/>
       <w:lvlText w:val=""/>
       <w:lvlJc w:val="left"/>
     </w:lvl>
-    <w:lvl w:ilvl="7" w:tplc="EDE89E90">
+    <w:lvl w:ilvl="7" w:tplc="6DCA49DA">
       <w:numFmt w:val="decimal"/>
       <w:lvlText w:val=""/>
       <w:lvlJc w:val="left"/>
     </w:lvl>
-    <w:lvl w:ilvl="8" w:tplc="98FA33DE">
-      <w:numFmt w:val="decimal"/>
-      <w:lvlText w:val=""/>
-      <w:lvlJc w:val="left"/>
-    </w:lvl>
-  </w:abstractNum>
-  <w:abstractNum w:abstractNumId="20" w15:restartNumberingAfterBreak="0">
-    <w:nsid w:val="75074E21"/>
-    <w:multiLevelType w:val="hybridMultilevel"/>
-    <w:tmpl w:val="1C2C2726"/>
-    <w:lvl w:ilvl="0" w:tplc="434AF902">
-      <w:start w:val="1"/>
-      <w:numFmt w:val="bullet"/>
-      <w:lvlText w:val="•"/>
-      <w:lvlJc w:val="left"/>
-      <w:pPr>
-        <w:ind w:left="460" w:hanging="280"/>
-      </w:pPr>
-    </w:lvl>
-    <w:lvl w:ilvl="1" w:tplc="869A5966">
-      <w:start w:val="1"/>
-      <w:numFmt w:val="bullet"/>
-      <w:lvlText w:val="–"/>
-      <w:lvlJc w:val="left"/>
-      <w:pPr>
-        <w:ind w:left="900" w:hanging="280"/>
-      </w:pPr>
-    </w:lvl>
-    <w:lvl w:ilvl="2" w:tplc="1608B3F8">
-      <w:numFmt w:val="decimal"/>
-      <w:lvlText w:val=""/>
-      <w:lvlJc w:val="left"/>
-    </w:lvl>
-    <w:lvl w:ilvl="3" w:tplc="D3AAD4E4">
-      <w:numFmt w:val="decimal"/>
-      <w:lvlText w:val=""/>
-      <w:lvlJc w:val="left"/>
-    </w:lvl>
-    <w:lvl w:ilvl="4" w:tplc="AC8E5934">
-      <w:numFmt w:val="decimal"/>
-      <w:lvlText w:val=""/>
-      <w:lvlJc w:val="left"/>
-    </w:lvl>
-    <w:lvl w:ilvl="5" w:tplc="AF4A466C">
-      <w:numFmt w:val="decimal"/>
-      <w:lvlText w:val=""/>
-      <w:lvlJc w:val="left"/>
-    </w:lvl>
-    <w:lvl w:ilvl="6" w:tplc="FE0E270A">
-      <w:numFmt w:val="decimal"/>
-      <w:lvlText w:val=""/>
-      <w:lvlJc w:val="left"/>
-    </w:lvl>
-    <w:lvl w:ilvl="7" w:tplc="178A8DC4">
-      <w:numFmt w:val="decimal"/>
-      <w:lvlText w:val=""/>
-      <w:lvlJc w:val="left"/>
-    </w:lvl>
-    <w:lvl w:ilvl="8" w:tplc="07000E64">
+    <w:lvl w:ilvl="8" w:tplc="B53E7FFC">
       <w:numFmt w:val="decimal"/>
       <w:lvlText w:val=""/>
       <w:lvlJc w:val="left"/>
     </w:lvl>
   </w:abstractNum>
   <w:abstractNum w:abstractNumId="21" w15:restartNumberingAfterBreak="0">
-    <w:nsid w:val="75726C91"/>
+    <w:nsid w:val="625073B6"/>
     <w:multiLevelType w:val="hybridMultilevel"/>
-    <w:tmpl w:val="85DCDC46"/>
-    <w:lvl w:ilvl="0" w:tplc="E2EAB6CA">
+    <w:tmpl w:val="B706F088"/>
+    <w:lvl w:ilvl="0" w:tplc="2744C698">
       <w:start w:val="1"/>
       <w:numFmt w:val="decimal"/>
       <w:lvlText w:val="%1."/>
@@ -15738,175 +15758,175 @@
         <w:color w:val="A67C27"/>
       </w:rPr>
     </w:lvl>
-    <w:lvl w:ilvl="1" w:tplc="EDF8FD4A">
+    <w:lvl w:ilvl="1" w:tplc="6068F31C">
       <w:numFmt w:val="decimal"/>
       <w:lvlText w:val=""/>
       <w:lvlJc w:val="left"/>
     </w:lvl>
-    <w:lvl w:ilvl="2" w:tplc="942E512A">
+    <w:lvl w:ilvl="2" w:tplc="2D5EFBB2">
       <w:numFmt w:val="decimal"/>
       <w:lvlText w:val=""/>
       <w:lvlJc w:val="left"/>
     </w:lvl>
-    <w:lvl w:ilvl="3" w:tplc="253A7D62">
+    <w:lvl w:ilvl="3" w:tplc="A99080B8">
       <w:numFmt w:val="decimal"/>
       <w:lvlText w:val=""/>
       <w:lvlJc w:val="left"/>
     </w:lvl>
-    <w:lvl w:ilvl="4" w:tplc="AD7E2F62">
+    <w:lvl w:ilvl="4" w:tplc="AE3CD55E">
       <w:numFmt w:val="decimal"/>
       <w:lvlText w:val=""/>
       <w:lvlJc w:val="left"/>
     </w:lvl>
-    <w:lvl w:ilvl="5" w:tplc="253CEBAA">
+    <w:lvl w:ilvl="5" w:tplc="36A4B2E6">
       <w:numFmt w:val="decimal"/>
       <w:lvlText w:val=""/>
       <w:lvlJc w:val="left"/>
     </w:lvl>
-    <w:lvl w:ilvl="6" w:tplc="7FD4581C">
+    <w:lvl w:ilvl="6" w:tplc="C6484D7C">
       <w:numFmt w:val="decimal"/>
       <w:lvlText w:val=""/>
       <w:lvlJc w:val="left"/>
     </w:lvl>
-    <w:lvl w:ilvl="7" w:tplc="9CF4A742">
+    <w:lvl w:ilvl="7" w:tplc="11042120">
       <w:numFmt w:val="decimal"/>
       <w:lvlText w:val=""/>
       <w:lvlJc w:val="left"/>
     </w:lvl>
-    <w:lvl w:ilvl="8" w:tplc="FEACB008">
+    <w:lvl w:ilvl="8" w:tplc="52E6B7BA">
       <w:numFmt w:val="decimal"/>
       <w:lvlText w:val=""/>
       <w:lvlJc w:val="left"/>
     </w:lvl>
   </w:abstractNum>
-  <w:num w:numId="1" w16cid:durableId="249782186">
+  <w:num w:numId="1" w16cid:durableId="497699197">
+    <w:abstractNumId w:val="19"/>
+    <w:lvlOverride w:ilvl="0">
+      <w:startOverride w:val="1"/>
+    </w:lvlOverride>
+  </w:num>
+  <w:num w:numId="2" w16cid:durableId="481239763">
+    <w:abstractNumId w:val="8"/>
+    <w:lvlOverride w:ilvl="0">
+      <w:startOverride w:val="1"/>
+    </w:lvlOverride>
+  </w:num>
+  <w:num w:numId="3" w16cid:durableId="55521120">
+    <w:abstractNumId w:val="1"/>
+    <w:lvlOverride w:ilvl="0">
+      <w:startOverride w:val="1"/>
+    </w:lvlOverride>
+  </w:num>
+  <w:num w:numId="4" w16cid:durableId="1439060828">
+    <w:abstractNumId w:val="4"/>
+    <w:lvlOverride w:ilvl="0">
+      <w:startOverride w:val="1"/>
+    </w:lvlOverride>
+  </w:num>
+  <w:num w:numId="5" w16cid:durableId="244652214">
+    <w:abstractNumId w:val="15"/>
+    <w:lvlOverride w:ilvl="0">
+      <w:startOverride w:val="1"/>
+    </w:lvlOverride>
+  </w:num>
+  <w:num w:numId="6" w16cid:durableId="1578516104">
+    <w:abstractNumId w:val="2"/>
+    <w:lvlOverride w:ilvl="0">
+      <w:startOverride w:val="1"/>
+    </w:lvlOverride>
+  </w:num>
+  <w:num w:numId="7" w16cid:durableId="604653825">
+    <w:abstractNumId w:val="11"/>
+    <w:lvlOverride w:ilvl="0">
+      <w:startOverride w:val="1"/>
+    </w:lvlOverride>
+  </w:num>
+  <w:num w:numId="8" w16cid:durableId="1239514801">
+    <w:abstractNumId w:val="10"/>
+    <w:lvlOverride w:ilvl="0">
+      <w:startOverride w:val="1"/>
+    </w:lvlOverride>
+  </w:num>
+  <w:num w:numId="9" w16cid:durableId="1070889663">
+    <w:abstractNumId w:val="16"/>
+    <w:lvlOverride w:ilvl="0">
+      <w:startOverride w:val="1"/>
+    </w:lvlOverride>
+  </w:num>
+  <w:num w:numId="10" w16cid:durableId="959333866">
+    <w:abstractNumId w:val="12"/>
+    <w:lvlOverride w:ilvl="0">
+      <w:startOverride w:val="1"/>
+    </w:lvlOverride>
+  </w:num>
+  <w:num w:numId="11" w16cid:durableId="410466731">
+    <w:abstractNumId w:val="18"/>
+    <w:lvlOverride w:ilvl="0">
+      <w:startOverride w:val="1"/>
+    </w:lvlOverride>
+  </w:num>
+  <w:num w:numId="12" w16cid:durableId="1187134276">
+    <w:abstractNumId w:val="9"/>
+    <w:lvlOverride w:ilvl="0">
+      <w:startOverride w:val="1"/>
+    </w:lvlOverride>
+  </w:num>
+  <w:num w:numId="13" w16cid:durableId="1085960785">
+    <w:abstractNumId w:val="5"/>
+    <w:lvlOverride w:ilvl="0">
+      <w:startOverride w:val="1"/>
+    </w:lvlOverride>
+  </w:num>
+  <w:num w:numId="14" w16cid:durableId="107511400">
+    <w:abstractNumId w:val="17"/>
+    <w:lvlOverride w:ilvl="0">
+      <w:startOverride w:val="1"/>
+    </w:lvlOverride>
+  </w:num>
+  <w:num w:numId="15" w16cid:durableId="708652557">
+    <w:abstractNumId w:val="6"/>
+    <w:lvlOverride w:ilvl="0">
+      <w:startOverride w:val="1"/>
+    </w:lvlOverride>
+  </w:num>
+  <w:num w:numId="16" w16cid:durableId="1551184799">
+    <w:abstractNumId w:val="7"/>
+    <w:lvlOverride w:ilvl="0">
+      <w:startOverride w:val="1"/>
+    </w:lvlOverride>
+  </w:num>
+  <w:num w:numId="17" w16cid:durableId="1727681114">
+    <w:abstractNumId w:val="3"/>
+    <w:lvlOverride w:ilvl="0">
+      <w:startOverride w:val="1"/>
+    </w:lvlOverride>
+  </w:num>
+  <w:num w:numId="18" w16cid:durableId="1102460974">
+    <w:abstractNumId w:val="14"/>
+    <w:lvlOverride w:ilvl="0">
+      <w:startOverride w:val="1"/>
+    </w:lvlOverride>
+  </w:num>
+  <w:num w:numId="19" w16cid:durableId="2062245135">
+    <w:abstractNumId w:val="13"/>
+    <w:lvlOverride w:ilvl="0">
+      <w:startOverride w:val="1"/>
+    </w:lvlOverride>
+  </w:num>
+  <w:num w:numId="20" w16cid:durableId="567495822">
     <w:abstractNumId w:val="0"/>
     <w:lvlOverride w:ilvl="0">
       <w:startOverride w:val="1"/>
     </w:lvlOverride>
   </w:num>
-  <w:num w:numId="2" w16cid:durableId="701713235">
+  <w:num w:numId="21" w16cid:durableId="990327972">
     <w:abstractNumId w:val="20"/>
     <w:lvlOverride w:ilvl="0">
       <w:startOverride w:val="1"/>
     </w:lvlOverride>
   </w:num>
-  <w:num w:numId="3" w16cid:durableId="1413353472">
-    <w:abstractNumId w:val="18"/>
-    <w:lvlOverride w:ilvl="0">
-      <w:startOverride w:val="1"/>
-    </w:lvlOverride>
-  </w:num>
-  <w:num w:numId="4" w16cid:durableId="2046519794">
-    <w:abstractNumId w:val="19"/>
-    <w:lvlOverride w:ilvl="0">
-      <w:startOverride w:val="1"/>
-    </w:lvlOverride>
-  </w:num>
-  <w:num w:numId="5" w16cid:durableId="1187402546">
-    <w:abstractNumId w:val="3"/>
-    <w:lvlOverride w:ilvl="0">
-      <w:startOverride w:val="1"/>
-    </w:lvlOverride>
-  </w:num>
-  <w:num w:numId="6" w16cid:durableId="712848898">
-    <w:abstractNumId w:val="2"/>
-    <w:lvlOverride w:ilvl="0">
-      <w:startOverride w:val="1"/>
-    </w:lvlOverride>
-  </w:num>
-  <w:num w:numId="7" w16cid:durableId="408813573">
-    <w:abstractNumId w:val="9"/>
-    <w:lvlOverride w:ilvl="0">
-      <w:startOverride w:val="1"/>
-    </w:lvlOverride>
-  </w:num>
-  <w:num w:numId="8" w16cid:durableId="1415400444">
-    <w:abstractNumId w:val="12"/>
-    <w:lvlOverride w:ilvl="0">
-      <w:startOverride w:val="1"/>
-    </w:lvlOverride>
-  </w:num>
-  <w:num w:numId="9" w16cid:durableId="1865704737">
-    <w:abstractNumId w:val="1"/>
-    <w:lvlOverride w:ilvl="0">
-      <w:startOverride w:val="1"/>
-    </w:lvlOverride>
-  </w:num>
-  <w:num w:numId="10" w16cid:durableId="1441989889">
-    <w:abstractNumId w:val="6"/>
-    <w:lvlOverride w:ilvl="0">
-      <w:startOverride w:val="1"/>
-    </w:lvlOverride>
-  </w:num>
-  <w:num w:numId="11" w16cid:durableId="2059544885">
+  <w:num w:numId="22" w16cid:durableId="1392773288">
     <w:abstractNumId w:val="21"/>
-    <w:lvlOverride w:ilvl="0">
-      <w:startOverride w:val="1"/>
-    </w:lvlOverride>
-  </w:num>
-  <w:num w:numId="12" w16cid:durableId="589462817">
-    <w:abstractNumId w:val="5"/>
-    <w:lvlOverride w:ilvl="0">
-      <w:startOverride w:val="1"/>
-    </w:lvlOverride>
-  </w:num>
-  <w:num w:numId="13" w16cid:durableId="1244417561">
-    <w:abstractNumId w:val="15"/>
-    <w:lvlOverride w:ilvl="0">
-      <w:startOverride w:val="1"/>
-    </w:lvlOverride>
-  </w:num>
-  <w:num w:numId="14" w16cid:durableId="1978678206">
-    <w:abstractNumId w:val="14"/>
-    <w:lvlOverride w:ilvl="0">
-      <w:startOverride w:val="1"/>
-    </w:lvlOverride>
-  </w:num>
-  <w:num w:numId="15" w16cid:durableId="2085371004">
-    <w:abstractNumId w:val="8"/>
-    <w:lvlOverride w:ilvl="0">
-      <w:startOverride w:val="1"/>
-    </w:lvlOverride>
-  </w:num>
-  <w:num w:numId="16" w16cid:durableId="978729938">
-    <w:abstractNumId w:val="7"/>
-    <w:lvlOverride w:ilvl="0">
-      <w:startOverride w:val="1"/>
-    </w:lvlOverride>
-  </w:num>
-  <w:num w:numId="17" w16cid:durableId="706099448">
-    <w:abstractNumId w:val="11"/>
-    <w:lvlOverride w:ilvl="0">
-      <w:startOverride w:val="1"/>
-    </w:lvlOverride>
-  </w:num>
-  <w:num w:numId="18" w16cid:durableId="1810900087">
-    <w:abstractNumId w:val="4"/>
-    <w:lvlOverride w:ilvl="0">
-      <w:startOverride w:val="1"/>
-    </w:lvlOverride>
-  </w:num>
-  <w:num w:numId="19" w16cid:durableId="878514520">
-    <w:abstractNumId w:val="13"/>
-    <w:lvlOverride w:ilvl="0">
-      <w:startOverride w:val="1"/>
-    </w:lvlOverride>
-  </w:num>
-  <w:num w:numId="20" w16cid:durableId="142284527">
-    <w:abstractNumId w:val="10"/>
-    <w:lvlOverride w:ilvl="0">
-      <w:startOverride w:val="1"/>
-    </w:lvlOverride>
-  </w:num>
-  <w:num w:numId="21" w16cid:durableId="997268868">
-    <w:abstractNumId w:val="16"/>
-    <w:lvlOverride w:ilvl="0">
-      <w:startOverride w:val="1"/>
-    </w:lvlOverride>
-  </w:num>
-  <w:num w:numId="22" w16cid:durableId="1748916436">
-    <w:abstractNumId w:val="17"/>
     <w:lvlOverride w:ilvl="0">
       <w:startOverride w:val="1"/>
     </w:lvlOverride>
@@ -16531,7 +16551,7 @@
     <w:autoRedefine/>
     <w:uiPriority w:val="39"/>
     <w:unhideWhenUsed/>
-    <w:rsid w:val="00997A07"/>
+    <w:rsid w:val="00775F2F"/>
     <w:pPr>
       <w:spacing w:after="100"/>
     </w:pPr>
@@ -16543,7 +16563,7 @@
     <w:autoRedefine/>
     <w:uiPriority w:val="39"/>
     <w:unhideWhenUsed/>
-    <w:rsid w:val="00997A07"/>
+    <w:rsid w:val="00775F2F"/>
     <w:pPr>
       <w:spacing w:after="100"/>
       <w:ind w:left="210"/>

--- a/docs/manuals/Role_Guide_2_Field_Coordinator.docx
+++ b/docs/manuals/Role_Guide_2_Field_Coordinator.docx
@@ -538,7 +538,7 @@
     <w:sdt>
       <w:sdtPr>
         <w:alias w:val="Contents"/>
-        <w:id w:val="920832558"/>
+        <w:id w:val="-590622434"/>
       </w:sdtPr>
       <w:sdtEndPr/>
       <w:sdtContent>
@@ -567,7 +567,7 @@
           <w:r>
             <w:fldChar w:fldCharType="separate"/>
           </w:r>
-          <w:hyperlink w:anchor="_Toc240888822" w:history="1">
+          <w:hyperlink w:anchor="_Toc240916916" w:history="1">
             <w:r>
               <w:rPr>
                 <w:rStyle w:val="Hyperlink"/>
@@ -591,7 +591,7 @@
               <w:rPr>
                 <w:noProof/>
               </w:rPr>
-              <w:instrText xml:space="preserve"> PAGEREF _Toc240888822 \h </w:instrText>
+              <w:instrText xml:space="preserve"> PAGEREF _Toc240916916 \h </w:instrText>
             </w:r>
             <w:r>
               <w:rPr>
@@ -634,7 +634,7 @@
               <w14:ligatures w14:val="standardContextual"/>
             </w:rPr>
           </w:pPr>
-          <w:hyperlink w:anchor="_Toc240888823" w:history="1">
+          <w:hyperlink w:anchor="_Toc240916917" w:history="1">
             <w:r>
               <w:rPr>
                 <w:rStyle w:val="Hyperlink"/>
@@ -658,7 +658,7 @@
               <w:rPr>
                 <w:noProof/>
               </w:rPr>
-              <w:instrText xml:space="preserve"> PAGEREF _Toc240888823 \h </w:instrText>
+              <w:instrText xml:space="preserve"> PAGEREF _Toc240916917 \h </w:instrText>
             </w:r>
             <w:r>
               <w:rPr>
@@ -701,7 +701,7 @@
               <w14:ligatures w14:val="standardContextual"/>
             </w:rPr>
           </w:pPr>
-          <w:hyperlink w:anchor="_Toc240888824" w:history="1">
+          <w:hyperlink w:anchor="_Toc240916918" w:history="1">
             <w:r>
               <w:rPr>
                 <w:rStyle w:val="Hyperlink"/>
@@ -725,7 +725,7 @@
               <w:rPr>
                 <w:noProof/>
               </w:rPr>
-              <w:instrText xml:space="preserve"> PAGEREF _Toc240888824 \h </w:instrText>
+              <w:instrText xml:space="preserve"> PAGEREF _Toc240916918 \h </w:instrText>
             </w:r>
             <w:r>
               <w:rPr>
@@ -768,7 +768,7 @@
               <w14:ligatures w14:val="standardContextual"/>
             </w:rPr>
           </w:pPr>
-          <w:hyperlink w:anchor="_Toc240888825" w:history="1">
+          <w:hyperlink w:anchor="_Toc240916919" w:history="1">
             <w:r>
               <w:rPr>
                 <w:rStyle w:val="Hyperlink"/>
@@ -792,7 +792,7 @@
               <w:rPr>
                 <w:noProof/>
               </w:rPr>
-              <w:instrText xml:space="preserve"> PAGEREF _Toc240888825 \h </w:instrText>
+              <w:instrText xml:space="preserve"> PAGEREF _Toc240916919 \h </w:instrText>
             </w:r>
             <w:r>
               <w:rPr>
@@ -835,7 +835,7 @@
               <w14:ligatures w14:val="standardContextual"/>
             </w:rPr>
           </w:pPr>
-          <w:hyperlink w:anchor="_Toc240888826" w:history="1">
+          <w:hyperlink w:anchor="_Toc240916920" w:history="1">
             <w:r>
               <w:rPr>
                 <w:rStyle w:val="Hyperlink"/>
@@ -859,7 +859,7 @@
               <w:rPr>
                 <w:noProof/>
               </w:rPr>
-              <w:instrText xml:space="preserve"> PAGEREF _Toc240888826 \h </w:instrText>
+              <w:instrText xml:space="preserve"> PAGEREF _Toc240916920 \h </w:instrText>
             </w:r>
             <w:r>
               <w:rPr>
@@ -902,7 +902,7 @@
               <w14:ligatures w14:val="standardContextual"/>
             </w:rPr>
           </w:pPr>
-          <w:hyperlink w:anchor="_Toc240888827" w:history="1">
+          <w:hyperlink w:anchor="_Toc240916921" w:history="1">
             <w:r>
               <w:rPr>
                 <w:rStyle w:val="Hyperlink"/>
@@ -926,7 +926,7 @@
               <w:rPr>
                 <w:noProof/>
               </w:rPr>
-              <w:instrText xml:space="preserve"> PAGEREF _Toc240888827 \h </w:instrText>
+              <w:instrText xml:space="preserve"> PAGEREF _Toc240916921 \h </w:instrText>
             </w:r>
             <w:r>
               <w:rPr>
@@ -969,7 +969,7 @@
               <w14:ligatures w14:val="standardContextual"/>
             </w:rPr>
           </w:pPr>
-          <w:hyperlink w:anchor="_Toc240888828" w:history="1">
+          <w:hyperlink w:anchor="_Toc240916922" w:history="1">
             <w:r>
               <w:rPr>
                 <w:rStyle w:val="Hyperlink"/>
@@ -993,7 +993,7 @@
               <w:rPr>
                 <w:noProof/>
               </w:rPr>
-              <w:instrText xml:space="preserve"> PAGEREF _Toc240888828 \h </w:instrText>
+              <w:instrText xml:space="preserve"> PAGEREF _Toc240916922 \h </w:instrText>
             </w:r>
             <w:r>
               <w:rPr>
@@ -1036,7 +1036,7 @@
               <w14:ligatures w14:val="standardContextual"/>
             </w:rPr>
           </w:pPr>
-          <w:hyperlink w:anchor="_Toc240888829" w:history="1">
+          <w:hyperlink w:anchor="_Toc240916923" w:history="1">
             <w:r>
               <w:rPr>
                 <w:rStyle w:val="Hyperlink"/>
@@ -1060,7 +1060,7 @@
               <w:rPr>
                 <w:noProof/>
               </w:rPr>
-              <w:instrText xml:space="preserve"> PAGEREF _Toc240888829 \h </w:instrText>
+              <w:instrText xml:space="preserve"> PAGEREF _Toc240916923 \h </w:instrText>
             </w:r>
             <w:r>
               <w:rPr>
@@ -1103,7 +1103,7 @@
               <w14:ligatures w14:val="standardContextual"/>
             </w:rPr>
           </w:pPr>
-          <w:hyperlink w:anchor="_Toc240888830" w:history="1">
+          <w:hyperlink w:anchor="_Toc240916924" w:history="1">
             <w:r>
               <w:rPr>
                 <w:rStyle w:val="Hyperlink"/>
@@ -1127,7 +1127,7 @@
               <w:rPr>
                 <w:noProof/>
               </w:rPr>
-              <w:instrText xml:space="preserve"> PAGEREF _Toc240888830 \h </w:instrText>
+              <w:instrText xml:space="preserve"> PAGEREF _Toc240916924 \h </w:instrText>
             </w:r>
             <w:r>
               <w:rPr>
@@ -1170,7 +1170,7 @@
               <w14:ligatures w14:val="standardContextual"/>
             </w:rPr>
           </w:pPr>
-          <w:hyperlink w:anchor="_Toc240888831" w:history="1">
+          <w:hyperlink w:anchor="_Toc240916925" w:history="1">
             <w:r>
               <w:rPr>
                 <w:rStyle w:val="Hyperlink"/>
@@ -1194,7 +1194,7 @@
               <w:rPr>
                 <w:noProof/>
               </w:rPr>
-              <w:instrText xml:space="preserve"> PAGEREF _Toc240888831 \h </w:instrText>
+              <w:instrText xml:space="preserve"> PAGEREF _Toc240916925 \h </w:instrText>
             </w:r>
             <w:r>
               <w:rPr>
@@ -1237,7 +1237,7 @@
               <w14:ligatures w14:val="standardContextual"/>
             </w:rPr>
           </w:pPr>
-          <w:hyperlink w:anchor="_Toc240888832" w:history="1">
+          <w:hyperlink w:anchor="_Toc240916926" w:history="1">
             <w:r>
               <w:rPr>
                 <w:rStyle w:val="Hyperlink"/>
@@ -1261,7 +1261,7 @@
               <w:rPr>
                 <w:noProof/>
               </w:rPr>
-              <w:instrText xml:space="preserve"> PAGEREF _Toc240888832 \h </w:instrText>
+              <w:instrText xml:space="preserve"> PAGEREF _Toc240916926 \h </w:instrText>
             </w:r>
             <w:r>
               <w:rPr>
@@ -1304,7 +1304,7 @@
               <w14:ligatures w14:val="standardContextual"/>
             </w:rPr>
           </w:pPr>
-          <w:hyperlink w:anchor="_Toc240888833" w:history="1">
+          <w:hyperlink w:anchor="_Toc240916927" w:history="1">
             <w:r>
               <w:rPr>
                 <w:rStyle w:val="Hyperlink"/>
@@ -1328,7 +1328,7 @@
               <w:rPr>
                 <w:noProof/>
               </w:rPr>
-              <w:instrText xml:space="preserve"> PAGEREF _Toc240888833 \h </w:instrText>
+              <w:instrText xml:space="preserve"> PAGEREF _Toc240916927 \h </w:instrText>
             </w:r>
             <w:r>
               <w:rPr>
@@ -1371,7 +1371,7 @@
               <w14:ligatures w14:val="standardContextual"/>
             </w:rPr>
           </w:pPr>
-          <w:hyperlink w:anchor="_Toc240888834" w:history="1">
+          <w:hyperlink w:anchor="_Toc240916928" w:history="1">
             <w:r>
               <w:rPr>
                 <w:rStyle w:val="Hyperlink"/>
@@ -1395,7 +1395,7 @@
               <w:rPr>
                 <w:noProof/>
               </w:rPr>
-              <w:instrText xml:space="preserve"> PAGEREF _Toc240888834 \h </w:instrText>
+              <w:instrText xml:space="preserve"> PAGEREF _Toc240916928 \h </w:instrText>
             </w:r>
             <w:r>
               <w:rPr>
@@ -1438,7 +1438,7 @@
               <w14:ligatures w14:val="standardContextual"/>
             </w:rPr>
           </w:pPr>
-          <w:hyperlink w:anchor="_Toc240888835" w:history="1">
+          <w:hyperlink w:anchor="_Toc240916929" w:history="1">
             <w:r>
               <w:rPr>
                 <w:rStyle w:val="Hyperlink"/>
@@ -1462,7 +1462,7 @@
               <w:rPr>
                 <w:noProof/>
               </w:rPr>
-              <w:instrText xml:space="preserve"> PAGEREF _Toc240888835 \h </w:instrText>
+              <w:instrText xml:space="preserve"> PAGEREF _Toc240916929 \h </w:instrText>
             </w:r>
             <w:r>
               <w:rPr>
@@ -1505,7 +1505,7 @@
               <w14:ligatures w14:val="standardContextual"/>
             </w:rPr>
           </w:pPr>
-          <w:hyperlink w:anchor="_Toc240888836" w:history="1">
+          <w:hyperlink w:anchor="_Toc240916930" w:history="1">
             <w:r>
               <w:rPr>
                 <w:rStyle w:val="Hyperlink"/>
@@ -1529,7 +1529,7 @@
               <w:rPr>
                 <w:noProof/>
               </w:rPr>
-              <w:instrText xml:space="preserve"> PAGEREF _Toc240888836 \h </w:instrText>
+              <w:instrText xml:space="preserve"> PAGEREF _Toc240916930 \h </w:instrText>
             </w:r>
             <w:r>
               <w:rPr>
@@ -1572,7 +1572,7 @@
               <w14:ligatures w14:val="standardContextual"/>
             </w:rPr>
           </w:pPr>
-          <w:hyperlink w:anchor="_Toc240888837" w:history="1">
+          <w:hyperlink w:anchor="_Toc240916931" w:history="1">
             <w:r>
               <w:rPr>
                 <w:rStyle w:val="Hyperlink"/>
@@ -1596,7 +1596,7 @@
               <w:rPr>
                 <w:noProof/>
               </w:rPr>
-              <w:instrText xml:space="preserve"> PAGEREF _Toc240888837 \h </w:instrText>
+              <w:instrText xml:space="preserve"> PAGEREF _Toc240916931 \h </w:instrText>
             </w:r>
             <w:r>
               <w:rPr>
@@ -1639,7 +1639,7 @@
               <w14:ligatures w14:val="standardContextual"/>
             </w:rPr>
           </w:pPr>
-          <w:hyperlink w:anchor="_Toc240888838" w:history="1">
+          <w:hyperlink w:anchor="_Toc240916932" w:history="1">
             <w:r>
               <w:rPr>
                 <w:rStyle w:val="Hyperlink"/>
@@ -1663,7 +1663,7 @@
               <w:rPr>
                 <w:noProof/>
               </w:rPr>
-              <w:instrText xml:space="preserve"> PAGEREF _Toc240888838 \h </w:instrText>
+              <w:instrText xml:space="preserve"> PAGEREF _Toc240916932 \h </w:instrText>
             </w:r>
             <w:r>
               <w:rPr>
@@ -1706,7 +1706,7 @@
               <w14:ligatures w14:val="standardContextual"/>
             </w:rPr>
           </w:pPr>
-          <w:hyperlink w:anchor="_Toc240888839" w:history="1">
+          <w:hyperlink w:anchor="_Toc240916933" w:history="1">
             <w:r>
               <w:rPr>
                 <w:rStyle w:val="Hyperlink"/>
@@ -1730,7 +1730,7 @@
               <w:rPr>
                 <w:noProof/>
               </w:rPr>
-              <w:instrText xml:space="preserve"> PAGEREF _Toc240888839 \h </w:instrText>
+              <w:instrText xml:space="preserve"> PAGEREF _Toc240916933 \h </w:instrText>
             </w:r>
             <w:r>
               <w:rPr>
@@ -1773,7 +1773,7 @@
               <w14:ligatures w14:val="standardContextual"/>
             </w:rPr>
           </w:pPr>
-          <w:hyperlink w:anchor="_Toc240888840" w:history="1">
+          <w:hyperlink w:anchor="_Toc240916934" w:history="1">
             <w:r>
               <w:rPr>
                 <w:rStyle w:val="Hyperlink"/>
@@ -1797,7 +1797,7 @@
               <w:rPr>
                 <w:noProof/>
               </w:rPr>
-              <w:instrText xml:space="preserve"> PAGEREF _Toc240888840 \h </w:instrText>
+              <w:instrText xml:space="preserve"> PAGEREF _Toc240916934 \h </w:instrText>
             </w:r>
             <w:r>
               <w:rPr>
@@ -1840,7 +1840,7 @@
               <w14:ligatures w14:val="standardContextual"/>
             </w:rPr>
           </w:pPr>
-          <w:hyperlink w:anchor="_Toc240888841" w:history="1">
+          <w:hyperlink w:anchor="_Toc240916935" w:history="1">
             <w:r>
               <w:rPr>
                 <w:rStyle w:val="Hyperlink"/>
@@ -1864,7 +1864,7 @@
               <w:rPr>
                 <w:noProof/>
               </w:rPr>
-              <w:instrText xml:space="preserve"> PAGEREF _Toc240888841 \h </w:instrText>
+              <w:instrText xml:space="preserve"> PAGEREF _Toc240916935 \h </w:instrText>
             </w:r>
             <w:r>
               <w:rPr>
@@ -1907,7 +1907,7 @@
               <w14:ligatures w14:val="standardContextual"/>
             </w:rPr>
           </w:pPr>
-          <w:hyperlink w:anchor="_Toc240888842" w:history="1">
+          <w:hyperlink w:anchor="_Toc240916936" w:history="1">
             <w:r>
               <w:rPr>
                 <w:rStyle w:val="Hyperlink"/>
@@ -1931,7 +1931,7 @@
               <w:rPr>
                 <w:noProof/>
               </w:rPr>
-              <w:instrText xml:space="preserve"> PAGEREF _Toc240888842 \h </w:instrText>
+              <w:instrText xml:space="preserve"> PAGEREF _Toc240916936 \h </w:instrText>
             </w:r>
             <w:r>
               <w:rPr>
@@ -1974,7 +1974,7 @@
               <w14:ligatures w14:val="standardContextual"/>
             </w:rPr>
           </w:pPr>
-          <w:hyperlink w:anchor="_Toc240888843" w:history="1">
+          <w:hyperlink w:anchor="_Toc240916937" w:history="1">
             <w:r>
               <w:rPr>
                 <w:rStyle w:val="Hyperlink"/>
@@ -1998,7 +1998,7 @@
               <w:rPr>
                 <w:noProof/>
               </w:rPr>
-              <w:instrText xml:space="preserve"> PAGEREF _Toc240888843 \h </w:instrText>
+              <w:instrText xml:space="preserve"> PAGEREF _Toc240916937 \h </w:instrText>
             </w:r>
             <w:r>
               <w:rPr>
@@ -2041,7 +2041,7 @@
               <w14:ligatures w14:val="standardContextual"/>
             </w:rPr>
           </w:pPr>
-          <w:hyperlink w:anchor="_Toc240888844" w:history="1">
+          <w:hyperlink w:anchor="_Toc240916938" w:history="1">
             <w:r>
               <w:rPr>
                 <w:rStyle w:val="Hyperlink"/>
@@ -2065,7 +2065,7 @@
               <w:rPr>
                 <w:noProof/>
               </w:rPr>
-              <w:instrText xml:space="preserve"> PAGEREF _Toc240888844 \h </w:instrText>
+              <w:instrText xml:space="preserve"> PAGEREF _Toc240916938 \h </w:instrText>
             </w:r>
             <w:r>
               <w:rPr>
@@ -2108,7 +2108,7 @@
               <w14:ligatures w14:val="standardContextual"/>
             </w:rPr>
           </w:pPr>
-          <w:hyperlink w:anchor="_Toc240888845" w:history="1">
+          <w:hyperlink w:anchor="_Toc240916939" w:history="1">
             <w:r>
               <w:rPr>
                 <w:rStyle w:val="Hyperlink"/>
@@ -2132,7 +2132,7 @@
               <w:rPr>
                 <w:noProof/>
               </w:rPr>
-              <w:instrText xml:space="preserve"> PAGEREF _Toc240888845 \h </w:instrText>
+              <w:instrText xml:space="preserve"> PAGEREF _Toc240916939 \h </w:instrText>
             </w:r>
             <w:r>
               <w:rPr>
@@ -2175,7 +2175,7 @@
               <w14:ligatures w14:val="standardContextual"/>
             </w:rPr>
           </w:pPr>
-          <w:hyperlink w:anchor="_Toc240888846" w:history="1">
+          <w:hyperlink w:anchor="_Toc240916940" w:history="1">
             <w:r>
               <w:rPr>
                 <w:rStyle w:val="Hyperlink"/>
@@ -2199,7 +2199,7 @@
               <w:rPr>
                 <w:noProof/>
               </w:rPr>
-              <w:instrText xml:space="preserve"> PAGEREF _Toc240888846 \h </w:instrText>
+              <w:instrText xml:space="preserve"> PAGEREF _Toc240916940 \h </w:instrText>
             </w:r>
             <w:r>
               <w:rPr>
@@ -2242,7 +2242,7 @@
               <w14:ligatures w14:val="standardContextual"/>
             </w:rPr>
           </w:pPr>
-          <w:hyperlink w:anchor="_Toc240888847" w:history="1">
+          <w:hyperlink w:anchor="_Toc240916941" w:history="1">
             <w:r>
               <w:rPr>
                 <w:rStyle w:val="Hyperlink"/>
@@ -2266,7 +2266,7 @@
               <w:rPr>
                 <w:noProof/>
               </w:rPr>
-              <w:instrText xml:space="preserve"> PAGEREF _Toc240888847 \h </w:instrText>
+              <w:instrText xml:space="preserve"> PAGEREF _Toc240916941 \h </w:instrText>
             </w:r>
             <w:r>
               <w:rPr>
@@ -2309,7 +2309,7 @@
               <w14:ligatures w14:val="standardContextual"/>
             </w:rPr>
           </w:pPr>
-          <w:hyperlink w:anchor="_Toc240888848" w:history="1">
+          <w:hyperlink w:anchor="_Toc240916942" w:history="1">
             <w:r>
               <w:rPr>
                 <w:rStyle w:val="Hyperlink"/>
@@ -2333,7 +2333,7 @@
               <w:rPr>
                 <w:noProof/>
               </w:rPr>
-              <w:instrText xml:space="preserve"> PAGEREF _Toc240888848 \h </w:instrText>
+              <w:instrText xml:space="preserve"> PAGEREF _Toc240916942 \h </w:instrText>
             </w:r>
             <w:r>
               <w:rPr>
@@ -2376,7 +2376,7 @@
               <w14:ligatures w14:val="standardContextual"/>
             </w:rPr>
           </w:pPr>
-          <w:hyperlink w:anchor="_Toc240888849" w:history="1">
+          <w:hyperlink w:anchor="_Toc240916943" w:history="1">
             <w:r>
               <w:rPr>
                 <w:rStyle w:val="Hyperlink"/>
@@ -2400,7 +2400,7 @@
               <w:rPr>
                 <w:noProof/>
               </w:rPr>
-              <w:instrText xml:space="preserve"> PAGEREF _Toc240888849 \h </w:instrText>
+              <w:instrText xml:space="preserve"> PAGEREF _Toc240916943 \h </w:instrText>
             </w:r>
             <w:r>
               <w:rPr>
@@ -2443,7 +2443,7 @@
               <w14:ligatures w14:val="standardContextual"/>
             </w:rPr>
           </w:pPr>
-          <w:hyperlink w:anchor="_Toc240888850" w:history="1">
+          <w:hyperlink w:anchor="_Toc240916944" w:history="1">
             <w:r>
               <w:rPr>
                 <w:rStyle w:val="Hyperlink"/>
@@ -2467,7 +2467,7 @@
               <w:rPr>
                 <w:noProof/>
               </w:rPr>
-              <w:instrText xml:space="preserve"> PAGEREF _Toc240888850 \h </w:instrText>
+              <w:instrText xml:space="preserve"> PAGEREF _Toc240916944 \h </w:instrText>
             </w:r>
             <w:r>
               <w:rPr>
@@ -2510,7 +2510,7 @@
               <w14:ligatures w14:val="standardContextual"/>
             </w:rPr>
           </w:pPr>
-          <w:hyperlink w:anchor="_Toc240888851" w:history="1">
+          <w:hyperlink w:anchor="_Toc240916945" w:history="1">
             <w:r>
               <w:rPr>
                 <w:rStyle w:val="Hyperlink"/>
@@ -2534,7 +2534,7 @@
               <w:rPr>
                 <w:noProof/>
               </w:rPr>
-              <w:instrText xml:space="preserve"> PAGEREF _Toc240888851 \h </w:instrText>
+              <w:instrText xml:space="preserve"> PAGEREF _Toc240916945 \h </w:instrText>
             </w:r>
             <w:r>
               <w:rPr>
@@ -2577,7 +2577,7 @@
               <w14:ligatures w14:val="standardContextual"/>
             </w:rPr>
           </w:pPr>
-          <w:hyperlink w:anchor="_Toc240888852" w:history="1">
+          <w:hyperlink w:anchor="_Toc240916946" w:history="1">
             <w:r>
               <w:rPr>
                 <w:rStyle w:val="Hyperlink"/>
@@ -2601,7 +2601,7 @@
               <w:rPr>
                 <w:noProof/>
               </w:rPr>
-              <w:instrText xml:space="preserve"> PAGEREF _Toc240888852 \h </w:instrText>
+              <w:instrText xml:space="preserve"> PAGEREF _Toc240916946 \h </w:instrText>
             </w:r>
             <w:r>
               <w:rPr>
@@ -2644,7 +2644,7 @@
               <w14:ligatures w14:val="standardContextual"/>
             </w:rPr>
           </w:pPr>
-          <w:hyperlink w:anchor="_Toc240888853" w:history="1">
+          <w:hyperlink w:anchor="_Toc240916947" w:history="1">
             <w:r>
               <w:rPr>
                 <w:rStyle w:val="Hyperlink"/>
@@ -2668,7 +2668,7 @@
               <w:rPr>
                 <w:noProof/>
               </w:rPr>
-              <w:instrText xml:space="preserve"> PAGEREF _Toc240888853 \h </w:instrText>
+              <w:instrText xml:space="preserve"> PAGEREF _Toc240916947 \h </w:instrText>
             </w:r>
             <w:r>
               <w:rPr>
@@ -2711,7 +2711,7 @@
               <w14:ligatures w14:val="standardContextual"/>
             </w:rPr>
           </w:pPr>
-          <w:hyperlink w:anchor="_Toc240888854" w:history="1">
+          <w:hyperlink w:anchor="_Toc240916948" w:history="1">
             <w:r>
               <w:rPr>
                 <w:rStyle w:val="Hyperlink"/>
@@ -2735,7 +2735,7 @@
               <w:rPr>
                 <w:noProof/>
               </w:rPr>
-              <w:instrText xml:space="preserve"> PAGEREF _Toc240888854 \h </w:instrText>
+              <w:instrText xml:space="preserve"> PAGEREF _Toc240916948 \h </w:instrText>
             </w:r>
             <w:r>
               <w:rPr>
@@ -2778,7 +2778,7 @@
               <w14:ligatures w14:val="standardContextual"/>
             </w:rPr>
           </w:pPr>
-          <w:hyperlink w:anchor="_Toc240888855" w:history="1">
+          <w:hyperlink w:anchor="_Toc240916949" w:history="1">
             <w:r>
               <w:rPr>
                 <w:rStyle w:val="Hyperlink"/>
@@ -2802,7 +2802,7 @@
               <w:rPr>
                 <w:noProof/>
               </w:rPr>
-              <w:instrText xml:space="preserve"> PAGEREF _Toc240888855 \h </w:instrText>
+              <w:instrText xml:space="preserve"> PAGEREF _Toc240916949 \h </w:instrText>
             </w:r>
             <w:r>
               <w:rPr>
@@ -2845,7 +2845,7 @@
               <w14:ligatures w14:val="standardContextual"/>
             </w:rPr>
           </w:pPr>
-          <w:hyperlink w:anchor="_Toc240888856" w:history="1">
+          <w:hyperlink w:anchor="_Toc240916950" w:history="1">
             <w:r>
               <w:rPr>
                 <w:rStyle w:val="Hyperlink"/>
@@ -2869,7 +2869,7 @@
               <w:rPr>
                 <w:noProof/>
               </w:rPr>
-              <w:instrText xml:space="preserve"> PAGEREF _Toc240888856 \h </w:instrText>
+              <w:instrText xml:space="preserve"> PAGEREF _Toc240916950 \h </w:instrText>
             </w:r>
             <w:r>
               <w:rPr>
@@ -2912,7 +2912,7 @@
               <w14:ligatures w14:val="standardContextual"/>
             </w:rPr>
           </w:pPr>
-          <w:hyperlink w:anchor="_Toc240888857" w:history="1">
+          <w:hyperlink w:anchor="_Toc240916951" w:history="1">
             <w:r>
               <w:rPr>
                 <w:rStyle w:val="Hyperlink"/>
@@ -2936,7 +2936,7 @@
               <w:rPr>
                 <w:noProof/>
               </w:rPr>
-              <w:instrText xml:space="preserve"> PAGEREF _Toc240888857 \h </w:instrText>
+              <w:instrText xml:space="preserve"> PAGEREF _Toc240916951 \h </w:instrText>
             </w:r>
             <w:r>
               <w:rPr>
@@ -2979,7 +2979,7 @@
               <w14:ligatures w14:val="standardContextual"/>
             </w:rPr>
           </w:pPr>
-          <w:hyperlink w:anchor="_Toc240888858" w:history="1">
+          <w:hyperlink w:anchor="_Toc240916952" w:history="1">
             <w:r>
               <w:rPr>
                 <w:rStyle w:val="Hyperlink"/>
@@ -3003,7 +3003,7 @@
               <w:rPr>
                 <w:noProof/>
               </w:rPr>
-              <w:instrText xml:space="preserve"> PAGEREF _Toc240888858 \h </w:instrText>
+              <w:instrText xml:space="preserve"> PAGEREF _Toc240916952 \h </w:instrText>
             </w:r>
             <w:r>
               <w:rPr>
@@ -3046,7 +3046,7 @@
               <w14:ligatures w14:val="standardContextual"/>
             </w:rPr>
           </w:pPr>
-          <w:hyperlink w:anchor="_Toc240888859" w:history="1">
+          <w:hyperlink w:anchor="_Toc240916953" w:history="1">
             <w:r>
               <w:rPr>
                 <w:rStyle w:val="Hyperlink"/>
@@ -3070,7 +3070,7 @@
               <w:rPr>
                 <w:noProof/>
               </w:rPr>
-              <w:instrText xml:space="preserve"> PAGEREF _Toc240888859 \h </w:instrText>
+              <w:instrText xml:space="preserve"> PAGEREF _Toc240916953 \h </w:instrText>
             </w:r>
             <w:r>
               <w:rPr>
@@ -3113,7 +3113,7 @@
               <w14:ligatures w14:val="standardContextual"/>
             </w:rPr>
           </w:pPr>
-          <w:hyperlink w:anchor="_Toc240888860" w:history="1">
+          <w:hyperlink w:anchor="_Toc240916954" w:history="1">
             <w:r>
               <w:rPr>
                 <w:rStyle w:val="Hyperlink"/>
@@ -3137,7 +3137,7 @@
               <w:rPr>
                 <w:noProof/>
               </w:rPr>
-              <w:instrText xml:space="preserve"> PAGEREF _Toc240888860 \h </w:instrText>
+              <w:instrText xml:space="preserve"> PAGEREF _Toc240916954 \h </w:instrText>
             </w:r>
             <w:r>
               <w:rPr>
@@ -3180,7 +3180,7 @@
               <w14:ligatures w14:val="standardContextual"/>
             </w:rPr>
           </w:pPr>
-          <w:hyperlink w:anchor="_Toc240888861" w:history="1">
+          <w:hyperlink w:anchor="_Toc240916955" w:history="1">
             <w:r>
               <w:rPr>
                 <w:rStyle w:val="Hyperlink"/>
@@ -3204,7 +3204,7 @@
               <w:rPr>
                 <w:noProof/>
               </w:rPr>
-              <w:instrText xml:space="preserve"> PAGEREF _Toc240888861 \h </w:instrText>
+              <w:instrText xml:space="preserve"> PAGEREF _Toc240916955 \h </w:instrText>
             </w:r>
             <w:r>
               <w:rPr>
@@ -3247,7 +3247,7 @@
               <w14:ligatures w14:val="standardContextual"/>
             </w:rPr>
           </w:pPr>
-          <w:hyperlink w:anchor="_Toc240888862" w:history="1">
+          <w:hyperlink w:anchor="_Toc240916956" w:history="1">
             <w:r>
               <w:rPr>
                 <w:rStyle w:val="Hyperlink"/>
@@ -3271,7 +3271,7 @@
               <w:rPr>
                 <w:noProof/>
               </w:rPr>
-              <w:instrText xml:space="preserve"> PAGEREF _Toc240888862 \h </w:instrText>
+              <w:instrText xml:space="preserve"> PAGEREF _Toc240916956 \h </w:instrText>
             </w:r>
             <w:r>
               <w:rPr>
@@ -3314,7 +3314,7 @@
               <w14:ligatures w14:val="standardContextual"/>
             </w:rPr>
           </w:pPr>
-          <w:hyperlink w:anchor="_Toc240888863" w:history="1">
+          <w:hyperlink w:anchor="_Toc240916957" w:history="1">
             <w:r>
               <w:rPr>
                 <w:rStyle w:val="Hyperlink"/>
@@ -3338,7 +3338,7 @@
               <w:rPr>
                 <w:noProof/>
               </w:rPr>
-              <w:instrText xml:space="preserve"> PAGEREF _Toc240888863 \h </w:instrText>
+              <w:instrText xml:space="preserve"> PAGEREF _Toc240916957 \h </w:instrText>
             </w:r>
             <w:r>
               <w:rPr>
@@ -3381,7 +3381,7 @@
               <w14:ligatures w14:val="standardContextual"/>
             </w:rPr>
           </w:pPr>
-          <w:hyperlink w:anchor="_Toc240888864" w:history="1">
+          <w:hyperlink w:anchor="_Toc240916958" w:history="1">
             <w:r>
               <w:rPr>
                 <w:rStyle w:val="Hyperlink"/>
@@ -3405,7 +3405,7 @@
               <w:rPr>
                 <w:noProof/>
               </w:rPr>
-              <w:instrText xml:space="preserve"> PAGEREF _Toc240888864 \h </w:instrText>
+              <w:instrText xml:space="preserve"> PAGEREF _Toc240916958 \h </w:instrText>
             </w:r>
             <w:r>
               <w:rPr>
@@ -3448,7 +3448,7 @@
               <w14:ligatures w14:val="standardContextual"/>
             </w:rPr>
           </w:pPr>
-          <w:hyperlink w:anchor="_Toc240888865" w:history="1">
+          <w:hyperlink w:anchor="_Toc240916959" w:history="1">
             <w:r>
               <w:rPr>
                 <w:rStyle w:val="Hyperlink"/>
@@ -3472,7 +3472,7 @@
               <w:rPr>
                 <w:noProof/>
               </w:rPr>
-              <w:instrText xml:space="preserve"> PAGEREF _Toc240888865 \h </w:instrText>
+              <w:instrText xml:space="preserve"> PAGEREF _Toc240916959 \h </w:instrText>
             </w:r>
             <w:r>
               <w:rPr>
@@ -3515,7 +3515,7 @@
               <w14:ligatures w14:val="standardContextual"/>
             </w:rPr>
           </w:pPr>
-          <w:hyperlink w:anchor="_Toc240888866" w:history="1">
+          <w:hyperlink w:anchor="_Toc240916960" w:history="1">
             <w:r>
               <w:rPr>
                 <w:rStyle w:val="Hyperlink"/>
@@ -3539,7 +3539,7 @@
               <w:rPr>
                 <w:noProof/>
               </w:rPr>
-              <w:instrText xml:space="preserve"> PAGEREF _Toc240888866 \h </w:instrText>
+              <w:instrText xml:space="preserve"> PAGEREF _Toc240916960 \h </w:instrText>
             </w:r>
             <w:r>
               <w:rPr>
@@ -3582,7 +3582,7 @@
               <w14:ligatures w14:val="standardContextual"/>
             </w:rPr>
           </w:pPr>
-          <w:hyperlink w:anchor="_Toc240888867" w:history="1">
+          <w:hyperlink w:anchor="_Toc240916961" w:history="1">
             <w:r>
               <w:rPr>
                 <w:rStyle w:val="Hyperlink"/>
@@ -3606,7 +3606,7 @@
               <w:rPr>
                 <w:noProof/>
               </w:rPr>
-              <w:instrText xml:space="preserve"> PAGEREF _Toc240888867 \h </w:instrText>
+              <w:instrText xml:space="preserve"> PAGEREF _Toc240916961 \h </w:instrText>
             </w:r>
             <w:r>
               <w:rPr>
@@ -3649,7 +3649,7 @@
               <w14:ligatures w14:val="standardContextual"/>
             </w:rPr>
           </w:pPr>
-          <w:hyperlink w:anchor="_Toc240888868" w:history="1">
+          <w:hyperlink w:anchor="_Toc240916962" w:history="1">
             <w:r>
               <w:rPr>
                 <w:rStyle w:val="Hyperlink"/>
@@ -3673,7 +3673,7 @@
               <w:rPr>
                 <w:noProof/>
               </w:rPr>
-              <w:instrText xml:space="preserve"> PAGEREF _Toc240888868 \h </w:instrText>
+              <w:instrText xml:space="preserve"> PAGEREF _Toc240916962 \h </w:instrText>
             </w:r>
             <w:r>
               <w:rPr>
@@ -3716,7 +3716,7 @@
               <w14:ligatures w14:val="standardContextual"/>
             </w:rPr>
           </w:pPr>
-          <w:hyperlink w:anchor="_Toc240888869" w:history="1">
+          <w:hyperlink w:anchor="_Toc240916963" w:history="1">
             <w:r>
               <w:rPr>
                 <w:rStyle w:val="Hyperlink"/>
@@ -3740,7 +3740,7 @@
               <w:rPr>
                 <w:noProof/>
               </w:rPr>
-              <w:instrText xml:space="preserve"> PAGEREF _Toc240888869 \h </w:instrText>
+              <w:instrText xml:space="preserve"> PAGEREF _Toc240916963 \h </w:instrText>
             </w:r>
             <w:r>
               <w:rPr>
@@ -3783,7 +3783,7 @@
               <w14:ligatures w14:val="standardContextual"/>
             </w:rPr>
           </w:pPr>
-          <w:hyperlink w:anchor="_Toc240888870" w:history="1">
+          <w:hyperlink w:anchor="_Toc240916964" w:history="1">
             <w:r>
               <w:rPr>
                 <w:rStyle w:val="Hyperlink"/>
@@ -3807,7 +3807,7 @@
               <w:rPr>
                 <w:noProof/>
               </w:rPr>
-              <w:instrText xml:space="preserve"> PAGEREF _Toc240888870 \h </w:instrText>
+              <w:instrText xml:space="preserve"> PAGEREF _Toc240916964 \h </w:instrText>
             </w:r>
             <w:r>
               <w:rPr>
@@ -3850,7 +3850,7 @@
               <w14:ligatures w14:val="standardContextual"/>
             </w:rPr>
           </w:pPr>
-          <w:hyperlink w:anchor="_Toc240888871" w:history="1">
+          <w:hyperlink w:anchor="_Toc240916965" w:history="1">
             <w:r>
               <w:rPr>
                 <w:rStyle w:val="Hyperlink"/>
@@ -3874,7 +3874,7 @@
               <w:rPr>
                 <w:noProof/>
               </w:rPr>
-              <w:instrText xml:space="preserve"> PAGEREF _Toc240888871 \h </w:instrText>
+              <w:instrText xml:space="preserve"> PAGEREF _Toc240916965 \h </w:instrText>
             </w:r>
             <w:r>
               <w:rPr>
@@ -3917,7 +3917,7 @@
               <w14:ligatures w14:val="standardContextual"/>
             </w:rPr>
           </w:pPr>
-          <w:hyperlink w:anchor="_Toc240888872" w:history="1">
+          <w:hyperlink w:anchor="_Toc240916966" w:history="1">
             <w:r>
               <w:rPr>
                 <w:rStyle w:val="Hyperlink"/>
@@ -3941,7 +3941,7 @@
               <w:rPr>
                 <w:noProof/>
               </w:rPr>
-              <w:instrText xml:space="preserve"> PAGEREF _Toc240888872 \h </w:instrText>
+              <w:instrText xml:space="preserve"> PAGEREF _Toc240916966 \h </w:instrText>
             </w:r>
             <w:r>
               <w:rPr>
@@ -3984,7 +3984,7 @@
               <w14:ligatures w14:val="standardContextual"/>
             </w:rPr>
           </w:pPr>
-          <w:hyperlink w:anchor="_Toc240888873" w:history="1">
+          <w:hyperlink w:anchor="_Toc240916967" w:history="1">
             <w:r>
               <w:rPr>
                 <w:rStyle w:val="Hyperlink"/>
@@ -4008,7 +4008,7 @@
               <w:rPr>
                 <w:noProof/>
               </w:rPr>
-              <w:instrText xml:space="preserve"> PAGEREF _Toc240888873 \h </w:instrText>
+              <w:instrText xml:space="preserve"> PAGEREF _Toc240916967 \h </w:instrText>
             </w:r>
             <w:r>
               <w:rPr>
@@ -4051,7 +4051,7 @@
               <w14:ligatures w14:val="standardContextual"/>
             </w:rPr>
           </w:pPr>
-          <w:hyperlink w:anchor="_Toc240888874" w:history="1">
+          <w:hyperlink w:anchor="_Toc240916968" w:history="1">
             <w:r>
               <w:rPr>
                 <w:rStyle w:val="Hyperlink"/>
@@ -4075,7 +4075,7 @@
               <w:rPr>
                 <w:noProof/>
               </w:rPr>
-              <w:instrText xml:space="preserve"> PAGEREF _Toc240888874 \h </w:instrText>
+              <w:instrText xml:space="preserve"> PAGEREF _Toc240916968 \h </w:instrText>
             </w:r>
             <w:r>
               <w:rPr>
@@ -4118,7 +4118,7 @@
               <w14:ligatures w14:val="standardContextual"/>
             </w:rPr>
           </w:pPr>
-          <w:hyperlink w:anchor="_Toc240888875" w:history="1">
+          <w:hyperlink w:anchor="_Toc240916969" w:history="1">
             <w:r>
               <w:rPr>
                 <w:rStyle w:val="Hyperlink"/>
@@ -4142,7 +4142,7 @@
               <w:rPr>
                 <w:noProof/>
               </w:rPr>
-              <w:instrText xml:space="preserve"> PAGEREF _Toc240888875 \h </w:instrText>
+              <w:instrText xml:space="preserve"> PAGEREF _Toc240916969 \h </w:instrText>
             </w:r>
             <w:r>
               <w:rPr>
@@ -4185,7 +4185,7 @@
               <w14:ligatures w14:val="standardContextual"/>
             </w:rPr>
           </w:pPr>
-          <w:hyperlink w:anchor="_Toc240888876" w:history="1">
+          <w:hyperlink w:anchor="_Toc240916970" w:history="1">
             <w:r>
               <w:rPr>
                 <w:rStyle w:val="Hyperlink"/>
@@ -4209,7 +4209,7 @@
               <w:rPr>
                 <w:noProof/>
               </w:rPr>
-              <w:instrText xml:space="preserve"> PAGEREF _Toc240888876 \h </w:instrText>
+              <w:instrText xml:space="preserve"> PAGEREF _Toc240916970 \h </w:instrText>
             </w:r>
             <w:r>
               <w:rPr>
@@ -4252,7 +4252,7 @@
               <w14:ligatures w14:val="standardContextual"/>
             </w:rPr>
           </w:pPr>
-          <w:hyperlink w:anchor="_Toc240888877" w:history="1">
+          <w:hyperlink w:anchor="_Toc240916971" w:history="1">
             <w:r>
               <w:rPr>
                 <w:rStyle w:val="Hyperlink"/>
@@ -4276,7 +4276,7 @@
               <w:rPr>
                 <w:noProof/>
               </w:rPr>
-              <w:instrText xml:space="preserve"> PAGEREF _Toc240888877 \h </w:instrText>
+              <w:instrText xml:space="preserve"> PAGEREF _Toc240916971 \h </w:instrText>
             </w:r>
             <w:r>
               <w:rPr>
@@ -4319,7 +4319,7 @@
               <w14:ligatures w14:val="standardContextual"/>
             </w:rPr>
           </w:pPr>
-          <w:hyperlink w:anchor="_Toc240888878" w:history="1">
+          <w:hyperlink w:anchor="_Toc240916972" w:history="1">
             <w:r>
               <w:rPr>
                 <w:rStyle w:val="Hyperlink"/>
@@ -4343,7 +4343,7 @@
               <w:rPr>
                 <w:noProof/>
               </w:rPr>
-              <w:instrText xml:space="preserve"> PAGEREF _Toc240888878 \h </w:instrText>
+              <w:instrText xml:space="preserve"> PAGEREF _Toc240916972 \h </w:instrText>
             </w:r>
             <w:r>
               <w:rPr>
@@ -4386,7 +4386,7 @@
               <w14:ligatures w14:val="standardContextual"/>
             </w:rPr>
           </w:pPr>
-          <w:hyperlink w:anchor="_Toc240888879" w:history="1">
+          <w:hyperlink w:anchor="_Toc240916973" w:history="1">
             <w:r>
               <w:rPr>
                 <w:rStyle w:val="Hyperlink"/>
@@ -4410,7 +4410,7 @@
               <w:rPr>
                 <w:noProof/>
               </w:rPr>
-              <w:instrText xml:space="preserve"> PAGEREF _Toc240888879 \h </w:instrText>
+              <w:instrText xml:space="preserve"> PAGEREF _Toc240916973 \h </w:instrText>
             </w:r>
             <w:r>
               <w:rPr>
@@ -4453,7 +4453,7 @@
               <w14:ligatures w14:val="standardContextual"/>
             </w:rPr>
           </w:pPr>
-          <w:hyperlink w:anchor="_Toc240888880" w:history="1">
+          <w:hyperlink w:anchor="_Toc240916974" w:history="1">
             <w:r>
               <w:rPr>
                 <w:rStyle w:val="Hyperlink"/>
@@ -4477,7 +4477,7 @@
               <w:rPr>
                 <w:noProof/>
               </w:rPr>
-              <w:instrText xml:space="preserve"> PAGEREF _Toc240888880 \h </w:instrText>
+              <w:instrText xml:space="preserve"> PAGEREF _Toc240916974 \h </w:instrText>
             </w:r>
             <w:r>
               <w:rPr>
@@ -4520,7 +4520,7 @@
               <w14:ligatures w14:val="standardContextual"/>
             </w:rPr>
           </w:pPr>
-          <w:hyperlink w:anchor="_Toc240888881" w:history="1">
+          <w:hyperlink w:anchor="_Toc240916975" w:history="1">
             <w:r>
               <w:rPr>
                 <w:rStyle w:val="Hyperlink"/>
@@ -4544,7 +4544,7 @@
               <w:rPr>
                 <w:noProof/>
               </w:rPr>
-              <w:instrText xml:space="preserve"> PAGEREF _Toc240888881 \h </w:instrText>
+              <w:instrText xml:space="preserve"> PAGEREF _Toc240916975 \h </w:instrText>
             </w:r>
             <w:r>
               <w:rPr>
@@ -4587,7 +4587,7 @@
               <w14:ligatures w14:val="standardContextual"/>
             </w:rPr>
           </w:pPr>
-          <w:hyperlink w:anchor="_Toc240888882" w:history="1">
+          <w:hyperlink w:anchor="_Toc240916976" w:history="1">
             <w:r>
               <w:rPr>
                 <w:rStyle w:val="Hyperlink"/>
@@ -4611,7 +4611,7 @@
               <w:rPr>
                 <w:noProof/>
               </w:rPr>
-              <w:instrText xml:space="preserve"> PAGEREF _Toc240888882 \h </w:instrText>
+              <w:instrText xml:space="preserve"> PAGEREF _Toc240916976 \h </w:instrText>
             </w:r>
             <w:r>
               <w:rPr>
@@ -4650,7 +4650,7 @@
         <w:pStyle w:val="Heading1"/>
         <w:pageBreakBefore/>
       </w:pPr>
-      <w:bookmarkStart w:id="0" w:name="_Toc240888822"/>
+      <w:bookmarkStart w:id="0" w:name="_Toc240916916"/>
       <w:r>
         <w:lastRenderedPageBreak/>
         <w:t>1. Your role at a glance</w:t>
@@ -4883,7 +4883,7 @@
         <w:pStyle w:val="Heading1"/>
         <w:pageBreakBefore/>
       </w:pPr>
-      <w:bookmarkStart w:id="1" w:name="_Toc240888823"/>
+      <w:bookmarkStart w:id="1" w:name="_Toc240916917"/>
       <w:r>
         <w:lastRenderedPageBreak/>
         <w:t>2. Signing in and your screens</w:t>
@@ -4894,7 +4894,7 @@
       <w:pPr>
         <w:pStyle w:val="Heading2"/>
       </w:pPr>
-      <w:bookmarkStart w:id="2" w:name="_Toc240888824"/>
+      <w:bookmarkStart w:id="2" w:name="_Toc240916918"/>
       <w:r>
         <w:t>Signing in</w:t>
       </w:r>
@@ -4977,7 +4977,7 @@
           <w:noProof/>
         </w:rPr>
         <w:drawing>
-          <wp:inline distT="0" distB="0" distL="0" distR="0">
+          <wp:inline distT="0" distB="0" distL="0" distR="0" wp14:anchorId="7CF20D46" wp14:editId="6CF42685">
             <wp:extent cx="5334000" cy="2333625"/>
             <wp:effectExtent l="0" t="0" r="0" b="0"/>
             <wp:docPr id="1" name="adm_login.jpg" descr="The sign-in screen for all internal staff." title="The sign-in screen for all internal staff."/>
@@ -5144,7 +5144,7 @@
       <w:pPr>
         <w:pStyle w:val="Heading2"/>
       </w:pPr>
-      <w:bookmarkStart w:id="3" w:name="_Toc240888825"/>
+      <w:bookmarkStart w:id="3" w:name="_Toc240916919"/>
       <w:r>
         <w:t>Finding your way around</w:t>
       </w:r>
@@ -5329,7 +5329,7 @@
         </w:rPr>
         <w:lastRenderedPageBreak/>
         <w:drawing>
-          <wp:inline distT="0" distB="0" distL="0" distR="0">
+          <wp:inline distT="0" distB="0" distL="0" distR="0" wp14:anchorId="6D76B253" wp14:editId="7DA41DA6">
             <wp:extent cx="5715000" cy="1876425"/>
             <wp:effectExtent l="0" t="0" r="0" b="0"/>
             <wp:docPr id="2" name="adm_not_your_role.jpg" descr="Opening a screen outside your role (for example from an old bookmark) shows this card instead of the screen." title="Opening a screen outside your role (for example from an old bookmark) shows this card instead of the screen."/>
@@ -5398,7 +5398,7 @@
       <w:pPr>
         <w:pStyle w:val="Heading2"/>
       </w:pPr>
-      <w:bookmarkStart w:id="4" w:name="_Toc240888826"/>
+      <w:bookmarkStart w:id="4" w:name="_Toc240916920"/>
       <w:r>
         <w:t>Your screens</w:t>
       </w:r>
@@ -6080,7 +6080,7 @@
       <w:pPr>
         <w:pStyle w:val="Heading2"/>
       </w:pPr>
-      <w:bookmarkStart w:id="5" w:name="_Toc240888827"/>
+      <w:bookmarkStart w:id="5" w:name="_Toc240916921"/>
       <w:r>
         <w:t>Changing your password</w:t>
       </w:r>
@@ -6163,7 +6163,7 @@
           <w:noProof/>
         </w:rPr>
         <w:drawing>
-          <wp:inline distT="0" distB="0" distL="0" distR="0">
+          <wp:inline distT="0" distB="0" distL="0" distR="0" wp14:anchorId="1C12611E" wp14:editId="08248076">
             <wp:extent cx="5334000" cy="2171700"/>
             <wp:effectExtent l="0" t="0" r="0" b="0"/>
             <wp:docPr id="3" name="adm_account.jpg" descr="Change Password screen." title="Change Password screen."/>
@@ -6252,7 +6252,7 @@
         <w:pStyle w:val="Heading1"/>
         <w:pageBreakBefore/>
       </w:pPr>
-      <w:bookmarkStart w:id="6" w:name="_Toc240888828"/>
+      <w:bookmarkStart w:id="6" w:name="_Toc240916922"/>
       <w:r>
         <w:lastRenderedPageBreak/>
         <w:t>3. Your routine</w:t>
@@ -6596,7 +6596,7 @@
         <w:pStyle w:val="Heading1"/>
         <w:pageBreakBefore/>
       </w:pPr>
-      <w:bookmarkStart w:id="7" w:name="_Toc240888829"/>
+      <w:bookmarkStart w:id="7" w:name="_Toc240916923"/>
       <w:r>
         <w:lastRenderedPageBreak/>
         <w:t>4. Step-by-step tasks</w:t>
@@ -6607,7 +6607,7 @@
       <w:pPr>
         <w:pStyle w:val="Heading2"/>
       </w:pPr>
-      <w:bookmarkStart w:id="8" w:name="_Toc240888830"/>
+      <w:bookmarkStart w:id="8" w:name="_Toc240916924"/>
       <w:r>
         <w:t>4.1 Reading the dashboards</w:t>
       </w:r>
@@ -6632,7 +6632,7 @@
           <w:noProof/>
         </w:rPr>
         <w:drawing>
-          <wp:inline distT="0" distB="0" distL="0" distR="0">
+          <wp:inline distT="0" distB="0" distL="0" distR="0" wp14:anchorId="7B60EA0F" wp14:editId="50002E52">
             <wp:extent cx="5715000" cy="3571875"/>
             <wp:effectExtent l="0" t="0" r="0" b="0"/>
             <wp:docPr id="4" name="adm_exec_dashboard.jpg" descr="Executive Dashboard: completions against the 400 / 60 / 50–75 targets, days to data lock, spend, and the lowest-filled strata." title="Executive Dashboard: completions against the 400 / 60 / 50–75 targets, days to data lock, spend, and the lowest-filled strata."/>
@@ -7297,7 +7297,7 @@
       <w:pPr>
         <w:pStyle w:val="Heading2"/>
       </w:pPr>
-      <w:bookmarkStart w:id="9" w:name="_Toc240888831"/>
+      <w:bookmarkStart w:id="9" w:name="_Toc240916925"/>
       <w:r>
         <w:lastRenderedPageBreak/>
         <w:t>4.2 Using Reports (analytics and charts)</w:t>
@@ -7338,7 +7338,7 @@
           <w:noProof/>
         </w:rPr>
         <w:drawing>
-          <wp:inline distT="0" distB="0" distL="0" distR="0">
+          <wp:inline distT="0" distB="0" distL="0" distR="0" wp14:anchorId="31FDD6C8" wp14:editId="72258C12">
             <wp:extent cx="5334000" cy="3333750"/>
             <wp:effectExtent l="0" t="0" r="0" b="0"/>
             <wp:docPr id="5" name="adm_reports_top.jpg" descr="Reports: headline figures for the chosen period." title="Reports: headline figures for the chosen period."/>
@@ -7480,7 +7480,7 @@
           <w:noProof/>
         </w:rPr>
         <w:drawing>
-          <wp:inline distT="0" distB="0" distL="0" distR="0">
+          <wp:inline distT="0" distB="0" distL="0" distR="0" wp14:anchorId="257B9171" wp14:editId="10875C1E">
             <wp:extent cx="5334000" cy="3409950"/>
             <wp:effectExtent l="0" t="0" r="0" b="0"/>
             <wp:docPr id="6" name="adm_reports_funnel.jpg" descr="Case funnel: each case counted once at every stage it has reached." title="Case funnel: each case counted once at every stage it has reached."/>
@@ -7580,7 +7580,7 @@
           <w:noProof/>
         </w:rPr>
         <w:drawing>
-          <wp:inline distT="0" distB="0" distL="0" distR="0">
+          <wp:inline distT="0" distB="0" distL="0" distR="0" wp14:anchorId="33E5A9FD" wp14:editId="0CB72681">
             <wp:extent cx="5334000" cy="3248025"/>
             <wp:effectExtent l="0" t="0" r="0" b="0"/>
             <wp:docPr id="7" name="adm_reports_funnel_table.jpg" descr="The same chart as a table." title="The same chart as a table."/>
@@ -7679,7 +7679,7 @@
           <w:noProof/>
         </w:rPr>
         <w:drawing>
-          <wp:inline distT="0" distB="0" distL="0" distR="0">
+          <wp:inline distT="0" distB="0" distL="0" distR="0" wp14:anchorId="694CE34D" wp14:editId="45B8E2E7">
             <wp:extent cx="5334000" cy="2628900"/>
             <wp:effectExtent l="0" t="0" r="0" b="0"/>
             <wp:docPr id="8" name="adm_reports_coverage.jpg" descr="Coverage by group." title="Coverage by group."/>
@@ -7779,7 +7779,7 @@
         </w:rPr>
         <w:lastRenderedPageBreak/>
         <w:drawing>
-          <wp:inline distT="0" distB="0" distL="0" distR="0">
+          <wp:inline distT="0" distB="0" distL="0" distR="0" wp14:anchorId="60E5A144" wp14:editId="64689660">
             <wp:extent cx="5334000" cy="2600325"/>
             <wp:effectExtent l="0" t="0" r="0" b="0"/>
             <wp:docPr id="9" name="adm_reports_modes.jpg" descr="Administration modes." title="Administration modes."/>
@@ -7888,7 +7888,7 @@
           <w:noProof/>
         </w:rPr>
         <w:drawing>
-          <wp:inline distT="0" distB="0" distL="0" distR="0">
+          <wp:inline distT="0" distB="0" distL="0" distR="0" wp14:anchorId="1B5DD790" wp14:editId="7A237E5C">
             <wp:extent cx="5334000" cy="2905125"/>
             <wp:effectExtent l="0" t="0" r="0" b="0"/>
             <wp:docPr id="10" name="adm_reports_duration.jpg" descr="Completion-time distribution." title="Completion-time distribution."/>
@@ -7970,7 +7970,7 @@
       <w:pPr>
         <w:pStyle w:val="Heading2"/>
       </w:pPr>
-      <w:bookmarkStart w:id="10" w:name="_Toc240888832"/>
+      <w:bookmarkStart w:id="10" w:name="_Toc240916926"/>
       <w:r>
         <w:t>4.3 Moving cases through verification (bulk)</w:t>
       </w:r>
@@ -8072,7 +8072,7 @@
         </w:rPr>
         <w:lastRenderedPageBreak/>
         <w:drawing>
-          <wp:inline distT="0" distB="0" distL="0" distR="0">
+          <wp:inline distT="0" distB="0" distL="0" distR="0" wp14:anchorId="3EB38177" wp14:editId="077A7765">
             <wp:extent cx="5334000" cy="609600"/>
             <wp:effectExtent l="0" t="0" r="0" b="0"/>
             <wp:docPr id="11" name="adm_bulk_verification.jpg" descr="The bulk verification tool on the register." title="The bulk verification tool on the register."/>
@@ -8262,7 +8262,7 @@
       <w:pPr>
         <w:pStyle w:val="Heading2"/>
       </w:pPr>
-      <w:bookmarkStart w:id="11" w:name="_Toc240888833"/>
+      <w:bookmarkStart w:id="11" w:name="_Toc240916927"/>
       <w:r>
         <w:t>4.4 Reassigning cases between Contact RAs</w:t>
       </w:r>
@@ -8383,7 +8383,7 @@
           <w:noProof/>
         </w:rPr>
         <w:drawing>
-          <wp:inline distT="0" distB="0" distL="0" distR="0">
+          <wp:inline distT="0" distB="0" distL="0" distR="0" wp14:anchorId="004303E9" wp14:editId="25F9A72F">
             <wp:extent cx="5334000" cy="771525"/>
             <wp:effectExtent l="0" t="0" r="0" b="0"/>
             <wp:docPr id="12" name="adm_reassign.jpg" descr="Reassign cases: the button shows how many cases will move." title="Reassign cases: the button shows how many cases will move."/>
@@ -8573,7 +8573,7 @@
       <w:pPr>
         <w:pStyle w:val="Heading2"/>
       </w:pPr>
-      <w:bookmarkStart w:id="12" w:name="_Toc240888834"/>
+      <w:bookmarkStart w:id="12" w:name="_Toc240916928"/>
       <w:r>
         <w:t>4.5 Pairing a Main case with its Reserve, and assigning a Contact RA</w:t>
       </w:r>
@@ -8646,7 +8646,7 @@
           <w:noProof/>
         </w:rPr>
         <w:drawing>
-          <wp:inline distT="0" distB="0" distL="0" distR="0">
+          <wp:inline distT="0" distB="0" distL="0" distR="0" wp14:anchorId="758F8FFD" wp14:editId="1F93C3F0">
             <wp:extent cx="5334000" cy="581025"/>
             <wp:effectExtent l="0" t="0" r="0" b="0"/>
             <wp:docPr id="13" name="adm_case_assign.jpg" descr="Assigned Contact RA." title="Assigned Contact RA."/>
@@ -8746,7 +8746,7 @@
         </w:rPr>
         <w:lastRenderedPageBreak/>
         <w:drawing>
-          <wp:inline distT="0" distB="0" distL="0" distR="0">
+          <wp:inline distT="0" distB="0" distL="0" distR="0" wp14:anchorId="02D09EBD" wp14:editId="18667641">
             <wp:extent cx="5334000" cy="685800"/>
             <wp:effectExtent l="0" t="0" r="0" b="0"/>
             <wp:docPr id="14" name="adm_case_reserve.jpg" descr="Matched Reserve case." title="Matched Reserve case."/>
@@ -8820,7 +8820,7 @@
       <w:pPr>
         <w:pStyle w:val="Heading2"/>
       </w:pPr>
-      <w:bookmarkStart w:id="13" w:name="_Toc240888835"/>
+      <w:bookmarkStart w:id="13" w:name="_Toc240916929"/>
       <w:r>
         <w:t>4.6 Recording the respondent and their contact details</w:t>
       </w:r>
@@ -8961,7 +8961,7 @@
           <w:noProof/>
         </w:rPr>
         <w:drawing>
-          <wp:inline distT="0" distB="0" distL="0" distR="0">
+          <wp:inline distT="0" distB="0" distL="0" distR="0" wp14:anchorId="2DD35AEE" wp14:editId="20543999">
             <wp:extent cx="5334000" cy="2114550"/>
             <wp:effectExtent l="0" t="0" r="0" b="0"/>
             <wp:docPr id="15" name="adm_case_add_person.jpg" descr="Adding a person to a case." title="Adding a person to a case."/>
@@ -9224,7 +9224,7 @@
       <w:pPr>
         <w:pStyle w:val="Heading2"/>
       </w:pPr>
-      <w:bookmarkStart w:id="14" w:name="_Toc240888836"/>
+      <w:bookmarkStart w:id="14" w:name="_Toc240916930"/>
       <w:r>
         <w:t>4.7 Sending an invitation</w:t>
       </w:r>
@@ -9338,7 +9338,7 @@
         </w:rPr>
         <w:lastRenderedPageBreak/>
         <w:drawing>
-          <wp:inline distT="0" distB="0" distL="0" distR="0">
+          <wp:inline distT="0" distB="0" distL="0" distR="0" wp14:anchorId="5A3273F4" wp14:editId="5C973B85">
             <wp:extent cx="5334000" cy="1143000"/>
             <wp:effectExtent l="0" t="0" r="0" b="0"/>
             <wp:docPr id="16" name="cra_case_invitations_before.jpg" descr="Invitations panel before sending, with the history of earlier invitations." title="Invitations panel before sending, with the history of earlier invitations."/>
@@ -9467,7 +9467,7 @@
           <w:noProof/>
         </w:rPr>
         <w:drawing>
-          <wp:inline distT="0" distB="0" distL="0" distR="0">
+          <wp:inline distT="0" distB="0" distL="0" distR="0" wp14:anchorId="30D33C07" wp14:editId="32B2A2CC">
             <wp:extent cx="5334000" cy="2152650"/>
             <wp:effectExtent l="0" t="0" r="0" b="0"/>
             <wp:docPr id="17" name="cra_case_invitation_sent.jpg" descr="The link, manual code and ready-written messages are shown once, with a send button for each channel." title="The link, manual code and ready-written messages are shown once, with a send button for each channel."/>
@@ -9851,7 +9851,7 @@
       <w:pPr>
         <w:pStyle w:val="Heading2"/>
       </w:pPr>
-      <w:bookmarkStart w:id="15" w:name="_Toc240888837"/>
+      <w:bookmarkStart w:id="15" w:name="_Toc240916931"/>
       <w:r>
         <w:t>4.8 Sending follow-up reminders</w:t>
       </w:r>
@@ -9919,7 +9919,7 @@
           <w:noProof/>
         </w:rPr>
         <w:drawing>
-          <wp:inline distT="0" distB="0" distL="0" distR="0">
+          <wp:inline distT="0" distB="0" distL="0" distR="0" wp14:anchorId="0A1C462D" wp14:editId="79BCEC8F">
             <wp:extent cx="5334000" cy="3333750"/>
             <wp:effectExtent l="0" t="0" r="0" b="0"/>
             <wp:docPr id="18" name="cra_follow_ups.jpg" descr="Follow-ups due. Contact RAs see only their own cases." title="Follow-ups due. Contact RAs see only their own cases."/>
@@ -10145,7 +10145,7 @@
       <w:pPr>
         <w:pStyle w:val="Heading2"/>
       </w:pPr>
-      <w:bookmarkStart w:id="16" w:name="_Toc240888838"/>
+      <w:bookmarkStart w:id="16" w:name="_Toc240916932"/>
       <w:r>
         <w:t>4.9 Managing appointments</w:t>
       </w:r>
@@ -10186,7 +10186,7 @@
         </w:rPr>
         <w:lastRenderedPageBreak/>
         <w:drawing>
-          <wp:inline distT="0" distB="0" distL="0" distR="0">
+          <wp:inline distT="0" distB="0" distL="0" distR="0" wp14:anchorId="5FCC1D56" wp14:editId="348E61F5">
             <wp:extent cx="5334000" cy="2667000"/>
             <wp:effectExtent l="0" t="0" r="0" b="0"/>
             <wp:docPr id="19" name="cra_appointments.jpg" descr="Appointment Queue." title="Appointment Queue."/>
@@ -10369,7 +10369,7 @@
       <w:pPr>
         <w:pStyle w:val="Heading2"/>
       </w:pPr>
-      <w:bookmarkStart w:id="17" w:name="_Toc240888839"/>
+      <w:bookmarkStart w:id="17" w:name="_Toc240916933"/>
       <w:r>
         <w:t>4.10 Logging a contact attempt</w:t>
       </w:r>
@@ -10427,7 +10427,7 @@
           <w:noProof/>
         </w:rPr>
         <w:drawing>
-          <wp:inline distT="0" distB="0" distL="0" distR="0">
+          <wp:inline distT="0" distB="0" distL="0" distR="0" wp14:anchorId="5550B531" wp14:editId="1443F3B1">
             <wp:extent cx="5334000" cy="1343025"/>
             <wp:effectExtent l="0" t="0" r="0" b="0"/>
             <wp:docPr id="20" name="adm_case_timeline.jpg" descr="Contact timeline and the form for logging an attempt." title="Contact timeline and the form for logging an attempt."/>
@@ -10570,7 +10570,7 @@
       <w:pPr>
         <w:pStyle w:val="Heading2"/>
       </w:pPr>
-      <w:bookmarkStart w:id="18" w:name="_Toc240888840"/>
+      <w:bookmarkStart w:id="18" w:name="_Toc240916934"/>
       <w:r>
         <w:t>4.11 Changing a case's status by hand</w:t>
       </w:r>
@@ -10649,7 +10649,7 @@
           <w:noProof/>
         </w:rPr>
         <w:drawing>
-          <wp:inline distT="0" distB="0" distL="0" distR="0">
+          <wp:inline distT="0" distB="0" distL="0" distR="0" wp14:anchorId="0DE88D71" wp14:editId="2D86EE1C">
             <wp:extent cx="5334000" cy="638175"/>
             <wp:effectExtent l="0" t="0" r="0" b="0"/>
             <wp:docPr id="21" name="adm_case_workflow.jpg" descr="Only valid next statuses are offered." title="Only valid next statuses are offered."/>
@@ -11421,7 +11421,7 @@
       <w:pPr>
         <w:pStyle w:val="Heading2"/>
       </w:pPr>
-      <w:bookmarkStart w:id="19" w:name="_Toc240888841"/>
+      <w:bookmarkStart w:id="19" w:name="_Toc240916935"/>
       <w:r>
         <w:t>4.12 When the person is not the right respondent</w:t>
       </w:r>
@@ -11505,7 +11505,7 @@
       <w:pPr>
         <w:pStyle w:val="Heading2"/>
       </w:pPr>
-      <w:bookmarkStart w:id="20" w:name="_Toc240888842"/>
+      <w:bookmarkStart w:id="20" w:name="_Toc240916936"/>
       <w:r>
         <w:t>4.13 Recording a withdrawal</w:t>
       </w:r>
@@ -11597,7 +11597,7 @@
         </w:rPr>
         <w:lastRenderedPageBreak/>
         <w:drawing>
-          <wp:inline distT="0" distB="0" distL="0" distR="0">
+          <wp:inline distT="0" distB="0" distL="0" distR="0" wp14:anchorId="2C697BA5" wp14:editId="65B929C1">
             <wp:extent cx="5334000" cy="1409700"/>
             <wp:effectExtent l="0" t="0" r="0" b="0"/>
             <wp:docPr id="22" name="adm_case_withdrawal.jpg" descr="Record a withdrawal." title="Record a withdrawal."/>
@@ -11858,7 +11858,7 @@
       <w:pPr>
         <w:pStyle w:val="Heading2"/>
       </w:pPr>
-      <w:bookmarkStart w:id="21" w:name="_Toc240888843"/>
+      <w:bookmarkStart w:id="21" w:name="_Toc240916937"/>
       <w:r>
         <w:t>4.14 Activating a Reserve case</w:t>
       </w:r>
@@ -11906,7 +11906,7 @@
           <w:noProof/>
         </w:rPr>
         <w:drawing>
-          <wp:inline distT="0" distB="0" distL="0" distR="0">
+          <wp:inline distT="0" distB="0" distL="0" distR="0" wp14:anchorId="0B83AF87" wp14:editId="55F17C6C">
             <wp:extent cx="5334000" cy="2505075"/>
             <wp:effectExtent l="0" t="0" r="0" b="0"/>
             <wp:docPr id="23" name="adm_reserve.jpg" descr="Reserve Activation." title="Reserve Activation."/>
@@ -12102,7 +12102,7 @@
       <w:pPr>
         <w:pStyle w:val="Heading2"/>
       </w:pPr>
-      <w:bookmarkStart w:id="22" w:name="_Toc240888844"/>
+      <w:bookmarkStart w:id="22" w:name="_Toc240916938"/>
       <w:r>
         <w:t>4.15 Registering a new organisation and its sample case</w:t>
       </w:r>
@@ -12150,7 +12150,7 @@
           <w:noProof/>
         </w:rPr>
         <w:drawing>
-          <wp:inline distT="0" distB="0" distL="0" distR="0">
+          <wp:inline distT="0" distB="0" distL="0" distR="0" wp14:anchorId="2C3F25C9" wp14:editId="0D994EBD">
             <wp:extent cx="5334000" cy="3333750"/>
             <wp:effectExtent l="0" t="0" r="0" b="0"/>
             <wp:docPr id="24" name="adm_organisations.jpg" descr="Register Organisation: the form (top) and the list of registered organisations (below)." title="Register Organisation: the form (top) and the list of registered organisations (below)."/>
@@ -12396,7 +12396,7 @@
       <w:pPr>
         <w:pStyle w:val="Heading2"/>
       </w:pPr>
-      <w:bookmarkStart w:id="23" w:name="_Toc240888845"/>
+      <w:bookmarkStart w:id="23" w:name="_Toc240916939"/>
       <w:r>
         <w:t>4.16 Building a pre-interview profile (PROIT)</w:t>
       </w:r>
@@ -12508,7 +12508,7 @@
         </w:rPr>
         <w:lastRenderedPageBreak/>
         <w:drawing>
-          <wp:inline distT="0" distB="0" distL="0" distR="0">
+          <wp:inline distT="0" distB="0" distL="0" distR="0" wp14:anchorId="4D6E5D69" wp14:editId="1E025A31">
             <wp:extent cx="5334000" cy="1781175"/>
             <wp:effectExtent l="0" t="0" r="0" b="0"/>
             <wp:docPr id="25" name="adm_case_proit_draft.jpg" descr="A draft profile: each fact needs at least one source." title="A draft profile: each fact needs at least one source."/>
@@ -12661,7 +12661,7 @@
       <w:pPr>
         <w:pStyle w:val="Heading2"/>
       </w:pPr>
-      <w:bookmarkStart w:id="24" w:name="_Toc240888846"/>
+      <w:bookmarkStart w:id="24" w:name="_Toc240916940"/>
       <w:r>
         <w:t>4.17 Reviewing questionnaires in the QA Queue</w:t>
       </w:r>
@@ -12701,7 +12701,7 @@
           <w:noProof/>
         </w:rPr>
         <w:drawing>
-          <wp:inline distT="0" distB="0" distL="0" distR="0">
+          <wp:inline distT="0" distB="0" distL="0" distR="0" wp14:anchorId="5B4AC37F" wp14:editId="5E3AB3BB">
             <wp:extent cx="5334000" cy="3333750"/>
             <wp:effectExtent l="0" t="0" r="0" b="0"/>
             <wp:docPr id="26" name="qa_queue.jpg" descr="QUAN QA Queue with the KoboToolbox sync panel." title="QUAN QA Queue with the KoboToolbox sync panel."/>
@@ -13440,7 +13440,7 @@
       <w:pPr>
         <w:pStyle w:val="Heading2"/>
       </w:pPr>
-      <w:bookmarkStart w:id="25" w:name="_Toc240888847"/>
+      <w:bookmarkStart w:id="25" w:name="_Toc240916941"/>
       <w:r>
         <w:t>4.18 Working QA exceptions</w:t>
       </w:r>
@@ -13505,7 +13505,7 @@
         </w:rPr>
         <w:lastRenderedPageBreak/>
         <w:drawing>
-          <wp:inline distT="0" distB="0" distL="0" distR="0">
+          <wp:inline distT="0" distB="0" distL="0" distR="0" wp14:anchorId="0D0DE98C" wp14:editId="69C566D0">
             <wp:extent cx="5334000" cy="3333750"/>
             <wp:effectExtent l="0" t="0" r="0" b="0"/>
             <wp:docPr id="27" name="qa_exceptions.jpg" descr="QA Exception Queue." title="QA Exception Queue."/>
@@ -13701,7 +13701,7 @@
       <w:pPr>
         <w:pStyle w:val="Heading2"/>
       </w:pPr>
-      <w:bookmarkStart w:id="26" w:name="_Toc240888848"/>
+      <w:bookmarkStart w:id="26" w:name="_Toc240916942"/>
       <w:r>
         <w:t>4.19 Downloading or emailing completed forms (Form PDFs)</w:t>
       </w:r>
@@ -13752,7 +13752,7 @@
         </w:rPr>
         <w:lastRenderedPageBreak/>
         <w:drawing>
-          <wp:inline distT="0" distB="0" distL="0" distR="0">
+          <wp:inline distT="0" distB="0" distL="0" distR="0" wp14:anchorId="55063A4A" wp14:editId="6AF704F8">
             <wp:extent cx="5334000" cy="3333750"/>
             <wp:effectExtent l="0" t="0" r="0" b="0"/>
             <wp:docPr id="28" name="adm_form_pdfs.jpg" descr="Completed form PDFs." title="Completed form PDFs."/>
@@ -13991,7 +13991,7 @@
       <w:pPr>
         <w:pStyle w:val="Heading2"/>
       </w:pPr>
-      <w:bookmarkStart w:id="27" w:name="_Toc240888849"/>
+      <w:bookmarkStart w:id="27" w:name="_Toc240916943"/>
       <w:r>
         <w:t>4.20 Logging fieldwork costs</w:t>
       </w:r>
@@ -14032,7 +14032,7 @@
         </w:rPr>
         <w:lastRenderedPageBreak/>
         <w:drawing>
-          <wp:inline distT="0" distB="0" distL="0" distR="0">
+          <wp:inline distT="0" distB="0" distL="0" distR="0" wp14:anchorId="21868100" wp14:editId="400FADD9">
             <wp:extent cx="5334000" cy="3752850"/>
             <wp:effectExtent l="0" t="0" r="0" b="0"/>
             <wp:docPr id="29" name="adm_cost.jpg" descr="Cost Dashboard and the Log a cost event form." title="Cost Dashboard and the Log a cost event form."/>
@@ -14152,7 +14152,7 @@
       <w:pPr>
         <w:pStyle w:val="Heading2"/>
       </w:pPr>
-      <w:bookmarkStart w:id="28" w:name="_Toc240888850"/>
+      <w:bookmarkStart w:id="28" w:name="_Toc240916944"/>
       <w:r>
         <w:lastRenderedPageBreak/>
         <w:t>4.21 Downloading data</w:t>
@@ -14170,7 +14170,7 @@
           <w:noProof/>
         </w:rPr>
         <w:drawing>
-          <wp:inline distT="0" distB="0" distL="0" distR="0">
+          <wp:inline distT="0" distB="0" distL="0" distR="0" wp14:anchorId="348D374C" wp14:editId="288F33CE">
             <wp:extent cx="5715000" cy="3657600"/>
             <wp:effectExtent l="0" t="0" r="0" b="0"/>
             <wp:docPr id="30" name="adm_export.jpg" descr="Data Export." title="Data Export."/>
@@ -14686,7 +14686,7 @@
         <w:pStyle w:val="Heading1"/>
         <w:pageBreakBefore/>
       </w:pPr>
-      <w:bookmarkStart w:id="29" w:name="_Toc240888851"/>
+      <w:bookmarkStart w:id="29" w:name="_Toc240916945"/>
       <w:r>
         <w:lastRenderedPageBreak/>
         <w:t>5. Rules you must follow</w:t>
@@ -14837,7 +14837,7 @@
         <w:pStyle w:val="Heading1"/>
         <w:pageBreakBefore/>
       </w:pPr>
-      <w:bookmarkStart w:id="30" w:name="_Toc240888852"/>
+      <w:bookmarkStart w:id="30" w:name="_Toc240916946"/>
       <w:r>
         <w:lastRenderedPageBreak/>
         <w:t>6. Troubleshooting</w:t>
@@ -15864,7 +15864,7 @@
         <w:pStyle w:val="Heading1"/>
         <w:pageBreakBefore/>
       </w:pPr>
-      <w:bookmarkStart w:id="31" w:name="_Toc240888853"/>
+      <w:bookmarkStart w:id="31" w:name="_Toc240916947"/>
       <w:r>
         <w:lastRenderedPageBreak/>
         <w:t>7. Quick reference</w:t>
@@ -16203,7 +16203,7 @@
         <w:pStyle w:val="Heading1"/>
         <w:pageBreakBefore/>
       </w:pPr>
-      <w:bookmarkStart w:id="32" w:name="_Toc240888854"/>
+      <w:bookmarkStart w:id="32" w:name="_Toc240916948"/>
       <w:r>
         <w:lastRenderedPageBreak/>
         <w:t>8. Every screen and button for your role</w:t>
@@ -16317,7 +16317,7 @@
       <w:pPr>
         <w:pStyle w:val="Heading2"/>
       </w:pPr>
-      <w:bookmarkStart w:id="33" w:name="_Toc240888855"/>
+      <w:bookmarkStart w:id="33" w:name="_Toc240916949"/>
       <w:r>
         <w:t>8.1 Sign in</w:t>
       </w:r>
@@ -16830,7 +16830,7 @@
       <w:pPr>
         <w:pStyle w:val="Heading2"/>
       </w:pPr>
-      <w:bookmarkStart w:id="34" w:name="_Toc240888856"/>
+      <w:bookmarkStart w:id="34" w:name="_Toc240916950"/>
       <w:r>
         <w:t>8.2 The header and menu bar (every screen)</w:t>
       </w:r>
@@ -17554,7 +17554,7 @@
       <w:pPr>
         <w:pStyle w:val="Heading2"/>
       </w:pPr>
-      <w:bookmarkStart w:id="35" w:name="_Toc240888857"/>
+      <w:bookmarkStart w:id="35" w:name="_Toc240916951"/>
       <w:r>
         <w:t>8.3 Change Password</w:t>
       </w:r>
@@ -18174,7 +18174,7 @@
       <w:pPr>
         <w:pStyle w:val="Heading2"/>
       </w:pPr>
-      <w:bookmarkStart w:id="36" w:name="_Toc240888858"/>
+      <w:bookmarkStart w:id="36" w:name="_Toc240916952"/>
       <w:r>
         <w:t>8.4 Executive Dashboard</w:t>
       </w:r>
@@ -18688,7 +18688,7 @@
       <w:pPr>
         <w:pStyle w:val="Heading2"/>
       </w:pPr>
-      <w:bookmarkStart w:id="37" w:name="_Toc240888859"/>
+      <w:bookmarkStart w:id="37" w:name="_Toc240916953"/>
       <w:r>
         <w:t>8.5 Sampling Dashboard</w:t>
       </w:r>
@@ -19201,7 +19201,7 @@
       <w:pPr>
         <w:pStyle w:val="Heading2"/>
       </w:pPr>
-      <w:bookmarkStart w:id="38" w:name="_Toc240888860"/>
+      <w:bookmarkStart w:id="38" w:name="_Toc240916954"/>
       <w:r>
         <w:t>8.6 Contact Dashboard</w:t>
       </w:r>
@@ -19504,7 +19504,7 @@
       <w:pPr>
         <w:pStyle w:val="Heading2"/>
       </w:pPr>
-      <w:bookmarkStart w:id="39" w:name="_Toc240888861"/>
+      <w:bookmarkStart w:id="39" w:name="_Toc240916955"/>
       <w:r>
         <w:t>8.7 QA Dashboard</w:t>
       </w:r>
@@ -20125,7 +20125,7 @@
       <w:pPr>
         <w:pStyle w:val="Heading2"/>
       </w:pPr>
-      <w:bookmarkStart w:id="40" w:name="_Toc240888862"/>
+      <w:bookmarkStart w:id="40" w:name="_Toc240916956"/>
       <w:r>
         <w:t>8.8 KII / Document Dashboard</w:t>
       </w:r>
@@ -20535,7 +20535,7 @@
       <w:pPr>
         <w:pStyle w:val="Heading2"/>
       </w:pPr>
-      <w:bookmarkStart w:id="41" w:name="_Toc240888863"/>
+      <w:bookmarkStart w:id="41" w:name="_Toc240916957"/>
       <w:r>
         <w:t>8.9 Reports</w:t>
       </w:r>
@@ -21049,7 +21049,7 @@
       <w:pPr>
         <w:pStyle w:val="Heading2"/>
       </w:pPr>
-      <w:bookmarkStart w:id="42" w:name="_Toc240888864"/>
+      <w:bookmarkStart w:id="42" w:name="_Toc240916958"/>
       <w:r>
         <w:t>8.10 Main-400 Register (and Reserve)</w:t>
       </w:r>
@@ -21982,7 +21982,7 @@
       <w:pPr>
         <w:pStyle w:val="Heading2"/>
       </w:pPr>
-      <w:bookmarkStart w:id="43" w:name="_Toc240888865"/>
+      <w:bookmarkStart w:id="43" w:name="_Toc240916959"/>
       <w:r>
         <w:t>8.11 Case page</w:t>
       </w:r>
@@ -23654,7 +23654,7 @@
       <w:pPr>
         <w:pStyle w:val="Heading2"/>
       </w:pPr>
-      <w:bookmarkStart w:id="44" w:name="_Toc240888866"/>
+      <w:bookmarkStart w:id="44" w:name="_Toc240916960"/>
       <w:r>
         <w:t>8.12 Pre-Interview Profile (PROIT) and its review screen</w:t>
       </w:r>
@@ -24588,7 +24588,7 @@
       <w:pPr>
         <w:pStyle w:val="Heading2"/>
       </w:pPr>
-      <w:bookmarkStart w:id="45" w:name="_Toc240888867"/>
+      <w:bookmarkStart w:id="45" w:name="_Toc240916961"/>
       <w:r>
         <w:t>8.13 Register Organisation</w:t>
       </w:r>
@@ -25311,7 +25311,7 @@
       <w:pPr>
         <w:pStyle w:val="Heading2"/>
       </w:pPr>
-      <w:bookmarkStart w:id="46" w:name="_Toc240888868"/>
+      <w:bookmarkStart w:id="46" w:name="_Toc240916962"/>
       <w:r>
         <w:t>8.14 Appointment Queue</w:t>
       </w:r>
@@ -25932,7 +25932,7 @@
       <w:pPr>
         <w:pStyle w:val="Heading2"/>
       </w:pPr>
-      <w:bookmarkStart w:id="47" w:name="_Toc240888869"/>
+      <w:bookmarkStart w:id="47" w:name="_Toc240916963"/>
       <w:r>
         <w:t>8.15 Follow-ups due</w:t>
       </w:r>
@@ -26445,7 +26445,7 @@
       <w:pPr>
         <w:pStyle w:val="Heading2"/>
       </w:pPr>
-      <w:bookmarkStart w:id="48" w:name="_Toc240888870"/>
+      <w:bookmarkStart w:id="48" w:name="_Toc240916964"/>
       <w:r>
         <w:t>8.16 Reserve Activation</w:t>
       </w:r>
@@ -27066,7 +27066,7 @@
       <w:pPr>
         <w:pStyle w:val="Heading2"/>
       </w:pPr>
-      <w:bookmarkStart w:id="49" w:name="_Toc240888871"/>
+      <w:bookmarkStart w:id="49" w:name="_Toc240916965"/>
       <w:r>
         <w:t>8.17 QA Queue (with the KoboToolbox sync panel)</w:t>
       </w:r>
@@ -27790,7 +27790,7 @@
       <w:pPr>
         <w:pStyle w:val="Heading2"/>
       </w:pPr>
-      <w:bookmarkStart w:id="50" w:name="_Toc240888872"/>
+      <w:bookmarkStart w:id="50" w:name="_Toc240916966"/>
       <w:r>
         <w:t>8.18 QA Exceptions</w:t>
       </w:r>
@@ -28620,7 +28620,7 @@
       <w:pPr>
         <w:pStyle w:val="Heading2"/>
       </w:pPr>
-      <w:bookmarkStart w:id="51" w:name="_Toc240888873"/>
+      <w:bookmarkStart w:id="51" w:name="_Toc240916967"/>
       <w:r>
         <w:t>8.19 KII Register</w:t>
       </w:r>
@@ -29241,7 +29241,7 @@
       <w:pPr>
         <w:pStyle w:val="Heading2"/>
       </w:pPr>
-      <w:bookmarkStart w:id="52" w:name="_Toc240888874"/>
+      <w:bookmarkStart w:id="52" w:name="_Toc240916968"/>
       <w:r>
         <w:t>8.20 New KII Record</w:t>
       </w:r>
@@ -29651,7 +29651,7 @@
       <w:pPr>
         <w:pStyle w:val="Heading2"/>
       </w:pPr>
-      <w:bookmarkStart w:id="53" w:name="_Toc240888875"/>
+      <w:bookmarkStart w:id="53" w:name="_Toc240916969"/>
       <w:r>
         <w:t>8.21 KII record</w:t>
       </w:r>
@@ -30692,7 +30692,7 @@
       <w:pPr>
         <w:pStyle w:val="Heading2"/>
       </w:pPr>
-      <w:bookmarkStart w:id="54" w:name="_Toc240888876"/>
+      <w:bookmarkStart w:id="54" w:name="_Toc240916970"/>
       <w:r>
         <w:t>8.22 Documents (the corpus)</w:t>
       </w:r>
@@ -31312,7 +31312,7 @@
       <w:pPr>
         <w:pStyle w:val="Heading2"/>
       </w:pPr>
-      <w:bookmarkStart w:id="55" w:name="_Toc240888877"/>
+      <w:bookmarkStart w:id="55" w:name="_Toc240916971"/>
       <w:r>
         <w:lastRenderedPageBreak/>
         <w:t>8.23 New Documentary Evidence Record</w:t>
@@ -32143,7 +32143,7 @@
       <w:pPr>
         <w:pStyle w:val="Heading2"/>
       </w:pPr>
-      <w:bookmarkStart w:id="56" w:name="_Toc240888878"/>
+      <w:bookmarkStart w:id="56" w:name="_Toc240916972"/>
       <w:r>
         <w:t>8.24 Document record</w:t>
       </w:r>
@@ -33497,7 +33497,7 @@
       <w:pPr>
         <w:pStyle w:val="Heading2"/>
       </w:pPr>
-      <w:bookmarkStart w:id="57" w:name="_Toc240888879"/>
+      <w:bookmarkStart w:id="57" w:name="_Toc240916973"/>
       <w:r>
         <w:lastRenderedPageBreak/>
         <w:t>8.25 Auto-fill review screen</w:t>
@@ -34538,7 +34538,7 @@
       <w:pPr>
         <w:pStyle w:val="Heading2"/>
       </w:pPr>
-      <w:bookmarkStart w:id="58" w:name="_Toc240888880"/>
+      <w:bookmarkStart w:id="58" w:name="_Toc240916974"/>
       <w:r>
         <w:lastRenderedPageBreak/>
         <w:t>8.26 Completed forms (Form PDFs)</w:t>
@@ -35586,7 +35586,7 @@
       <w:pPr>
         <w:pStyle w:val="Heading2"/>
       </w:pPr>
-      <w:bookmarkStart w:id="59" w:name="_Toc240888881"/>
+      <w:bookmarkStart w:id="59" w:name="_Toc240916975"/>
       <w:r>
         <w:t>8.27 Cost Dashboard</w:t>
       </w:r>
@@ -35997,7 +35997,7 @@
       <w:pPr>
         <w:pStyle w:val="Heading2"/>
       </w:pPr>
-      <w:bookmarkStart w:id="60" w:name="_Toc240888882"/>
+      <w:bookmarkStart w:id="60" w:name="_Toc240916976"/>
       <w:r>
         <w:t>8.28 Export</w:t>
       </w:r>
@@ -36517,10 +36517,10 @@
 <file path=word/numbering.xml><?xml version="1.0" encoding="utf-8"?>
 <w:numbering xmlns:wpc="http://schemas.microsoft.com/office/word/2010/wordprocessingCanvas" xmlns:cx="http://schemas.microsoft.com/office/drawing/2014/chartex" xmlns:cx1="http://schemas.microsoft.com/office/drawing/2015/9/8/chartex" xmlns:cx2="http://schemas.microsoft.com/office/drawing/2015/10/21/chartex" xmlns:cx3="http://schemas.microsoft.com/office/drawing/2016/5/9/chartex" xmlns:cx4="http://schemas.microsoft.com/office/drawing/2016/5/10/chartex" xmlns:cx5="http://schemas.microsoft.com/office/drawing/2016/5/11/chartex" xmlns:cx6="http://schemas.microsoft.com/office/drawing/2016/5/12/chartex" xmlns:cx7="http://schemas.microsoft.com/office/drawing/2016/5/13/chartex" xmlns:cx8="http://schemas.microsoft.com/office/drawing/2016/5/14/chartex" xmlns:mc="http://schemas.openxmlformats.org/markup-compatibility/2006" xmlns:aink="http://schemas.microsoft.com/office/drawing/2016/ink" xmlns:am3d="http://schemas.microsoft.com/office/drawing/2017/model3d" xmlns:o="urn:schemas-microsoft-com:office:office" xmlns:oel="http://schemas.microsoft.com/office/2019/extlst" xmlns:r="http://schemas.openxmlformats.org/officeDocument/2006/relationships" xmlns:m="http://schemas.openxmlformats.org/officeDocument/2006/math" xmlns:v="urn:schemas-microsoft-com:vml" xmlns:wp14="http://schemas.microsoft.com/office/word/2010/wordprocessingDrawing" xmlns:wp="http://schemas.openxmlformats.org/drawingml/2006/wordprocessingDrawing" xmlns:w10="urn:schemas-microsoft-com:office:word" xmlns:w="http://schemas.openxmlformats.org/wordprocessingml/2006/main" xmlns:w14="http://schemas.microsoft.com/office/word/2010/wordml" xmlns:w15="http://schemas.microsoft.com/office/word/2012/wordml" xmlns:w16cex="http://schemas.microsoft.com/office/word/2018/wordml/cex" xmlns:w16cid="http://schemas.microsoft.com/office/word/2016/wordml/cid" xmlns:w16="http://schemas.microsoft.com/office/word/2018/wordml" xmlns:w16sdtdh="http://schemas.microsoft.com/office/word/2020/wordml/sdtdatahash" xmlns:w16se="http://schemas.microsoft.com/office/word/2015/wordml/symex" xmlns:wpg="http://schemas.microsoft.com/office/word/2010/wordprocessingGroup" xmlns:wpi="http://schemas.microsoft.com/office/word/2010/wordprocessingInk" xmlns:wne="http://schemas.microsoft.com/office/word/2006/wordml" xmlns:wps="http://schemas.microsoft.com/office/word/2010/wordprocessingShape" mc:Ignorable="w14 w15 w16se w16cid w16 w16cex w16sdtdh wp14">
   <w:abstractNum w:abstractNumId="0" w15:restartNumberingAfterBreak="0">
-    <w:nsid w:val="09D30468"/>
+    <w:nsid w:val="017D3DC4"/>
     <w:multiLevelType w:val="hybridMultilevel"/>
-    <w:tmpl w:val="65F4D96A"/>
-    <w:lvl w:ilvl="0" w:tplc="5DBC60E0">
+    <w:tmpl w:val="B3927CCA"/>
+    <w:lvl w:ilvl="0" w:tplc="AE848E4E">
       <w:start w:val="1"/>
       <w:numFmt w:val="decimal"/>
       <w:lvlText w:val="%1."/>
@@ -36534,138 +36534,52 @@
         <w:color w:val="A67C27"/>
       </w:rPr>
     </w:lvl>
-    <w:lvl w:ilvl="1" w:tplc="D1B6ED88">
+    <w:lvl w:ilvl="1" w:tplc="F0442B32">
       <w:numFmt w:val="decimal"/>
       <w:lvlText w:val=""/>
       <w:lvlJc w:val="left"/>
     </w:lvl>
-    <w:lvl w:ilvl="2" w:tplc="FF923700">
+    <w:lvl w:ilvl="2" w:tplc="735863A0">
       <w:numFmt w:val="decimal"/>
       <w:lvlText w:val=""/>
       <w:lvlJc w:val="left"/>
     </w:lvl>
-    <w:lvl w:ilvl="3" w:tplc="5FA0E9A4">
+    <w:lvl w:ilvl="3" w:tplc="7004A400">
       <w:numFmt w:val="decimal"/>
       <w:lvlText w:val=""/>
       <w:lvlJc w:val="left"/>
     </w:lvl>
-    <w:lvl w:ilvl="4" w:tplc="E864E916">
+    <w:lvl w:ilvl="4" w:tplc="1292A800">
       <w:numFmt w:val="decimal"/>
       <w:lvlText w:val=""/>
       <w:lvlJc w:val="left"/>
     </w:lvl>
-    <w:lvl w:ilvl="5" w:tplc="7AEC575A">
+    <w:lvl w:ilvl="5" w:tplc="947A853A">
       <w:numFmt w:val="decimal"/>
       <w:lvlText w:val=""/>
       <w:lvlJc w:val="left"/>
     </w:lvl>
-    <w:lvl w:ilvl="6" w:tplc="6AEEAEEE">
+    <w:lvl w:ilvl="6" w:tplc="9882295E">
       <w:numFmt w:val="decimal"/>
       <w:lvlText w:val=""/>
       <w:lvlJc w:val="left"/>
     </w:lvl>
-    <w:lvl w:ilvl="7" w:tplc="65D6307C">
+    <w:lvl w:ilvl="7" w:tplc="51C69D7A">
       <w:numFmt w:val="decimal"/>
       <w:lvlText w:val=""/>
       <w:lvlJc w:val="left"/>
     </w:lvl>
-    <w:lvl w:ilvl="8" w:tplc="796A5474">
+    <w:lvl w:ilvl="8" w:tplc="C33A2B60">
       <w:numFmt w:val="decimal"/>
       <w:lvlText w:val=""/>
       <w:lvlJc w:val="left"/>
     </w:lvl>
   </w:abstractNum>
   <w:abstractNum w:abstractNumId="1" w15:restartNumberingAfterBreak="0">
-    <w:nsid w:val="09F36AE7"/>
+    <w:nsid w:val="032A1D0D"/>
     <w:multiLevelType w:val="hybridMultilevel"/>
-    <w:tmpl w:val="C9626A1A"/>
-    <w:lvl w:ilvl="0" w:tplc="EB8620EC">
-      <w:start w:val="1"/>
-      <w:numFmt w:val="bullet"/>
-      <w:lvlText w:val="●"/>
-      <w:lvlJc w:val="left"/>
-      <w:pPr>
-        <w:ind w:left="720" w:hanging="360"/>
-      </w:pPr>
-    </w:lvl>
-    <w:lvl w:ilvl="1" w:tplc="78C22466">
-      <w:start w:val="1"/>
-      <w:numFmt w:val="bullet"/>
-      <w:lvlText w:val="○"/>
-      <w:lvlJc w:val="left"/>
-      <w:pPr>
-        <w:ind w:left="1440" w:hanging="360"/>
-      </w:pPr>
-    </w:lvl>
-    <w:lvl w:ilvl="2" w:tplc="E808346E">
-      <w:start w:val="1"/>
-      <w:numFmt w:val="bullet"/>
-      <w:lvlText w:val="■"/>
-      <w:lvlJc w:val="left"/>
-      <w:pPr>
-        <w:ind w:left="2160" w:hanging="360"/>
-      </w:pPr>
-    </w:lvl>
-    <w:lvl w:ilvl="3" w:tplc="DE6C7812">
-      <w:start w:val="1"/>
-      <w:numFmt w:val="bullet"/>
-      <w:lvlText w:val="●"/>
-      <w:lvlJc w:val="left"/>
-      <w:pPr>
-        <w:ind w:left="2880" w:hanging="360"/>
-      </w:pPr>
-    </w:lvl>
-    <w:lvl w:ilvl="4" w:tplc="CD361C1C">
-      <w:start w:val="1"/>
-      <w:numFmt w:val="bullet"/>
-      <w:lvlText w:val="○"/>
-      <w:lvlJc w:val="left"/>
-      <w:pPr>
-        <w:ind w:left="3600" w:hanging="360"/>
-      </w:pPr>
-    </w:lvl>
-    <w:lvl w:ilvl="5" w:tplc="CAE09364">
-      <w:start w:val="1"/>
-      <w:numFmt w:val="bullet"/>
-      <w:lvlText w:val="■"/>
-      <w:lvlJc w:val="left"/>
-      <w:pPr>
-        <w:ind w:left="4320" w:hanging="360"/>
-      </w:pPr>
-    </w:lvl>
-    <w:lvl w:ilvl="6" w:tplc="0C6CEE04">
-      <w:start w:val="1"/>
-      <w:numFmt w:val="bullet"/>
-      <w:lvlText w:val="●"/>
-      <w:lvlJc w:val="left"/>
-      <w:pPr>
-        <w:ind w:left="5040" w:hanging="360"/>
-      </w:pPr>
-    </w:lvl>
-    <w:lvl w:ilvl="7" w:tplc="C6A2D3D0">
-      <w:start w:val="1"/>
-      <w:numFmt w:val="bullet"/>
-      <w:lvlText w:val="●"/>
-      <w:lvlJc w:val="left"/>
-      <w:pPr>
-        <w:ind w:left="5760" w:hanging="360"/>
-      </w:pPr>
-    </w:lvl>
-    <w:lvl w:ilvl="8" w:tplc="5DCA757C">
-      <w:start w:val="1"/>
-      <w:numFmt w:val="bullet"/>
-      <w:lvlText w:val="●"/>
-      <w:lvlJc w:val="left"/>
-      <w:pPr>
-        <w:ind w:left="6480" w:hanging="360"/>
-      </w:pPr>
-    </w:lvl>
-  </w:abstractNum>
-  <w:abstractNum w:abstractNumId="2" w15:restartNumberingAfterBreak="0">
-    <w:nsid w:val="180A7B67"/>
-    <w:multiLevelType w:val="hybridMultilevel"/>
-    <w:tmpl w:val="F9C6BB18"/>
-    <w:lvl w:ilvl="0" w:tplc="3386F1CA">
+    <w:tmpl w:val="7EFAA06A"/>
+    <w:lvl w:ilvl="0" w:tplc="AC12BE60">
       <w:start w:val="1"/>
       <w:numFmt w:val="decimal"/>
       <w:lvlText w:val="%1."/>
@@ -36679,52 +36593,111 @@
         <w:color w:val="A67C27"/>
       </w:rPr>
     </w:lvl>
-    <w:lvl w:ilvl="1" w:tplc="7F30BD88">
+    <w:lvl w:ilvl="1" w:tplc="E0E691CE">
       <w:numFmt w:val="decimal"/>
       <w:lvlText w:val=""/>
       <w:lvlJc w:val="left"/>
     </w:lvl>
-    <w:lvl w:ilvl="2" w:tplc="88DCEF4C">
+    <w:lvl w:ilvl="2" w:tplc="1D5A5FF2">
       <w:numFmt w:val="decimal"/>
       <w:lvlText w:val=""/>
       <w:lvlJc w:val="left"/>
     </w:lvl>
-    <w:lvl w:ilvl="3" w:tplc="E29C24C6">
+    <w:lvl w:ilvl="3" w:tplc="443E578C">
       <w:numFmt w:val="decimal"/>
       <w:lvlText w:val=""/>
       <w:lvlJc w:val="left"/>
     </w:lvl>
-    <w:lvl w:ilvl="4" w:tplc="4CFE351A">
+    <w:lvl w:ilvl="4" w:tplc="FFF632AA">
       <w:numFmt w:val="decimal"/>
       <w:lvlText w:val=""/>
       <w:lvlJc w:val="left"/>
     </w:lvl>
-    <w:lvl w:ilvl="5" w:tplc="B872785E">
+    <w:lvl w:ilvl="5" w:tplc="2DCC571C">
       <w:numFmt w:val="decimal"/>
       <w:lvlText w:val=""/>
       <w:lvlJc w:val="left"/>
     </w:lvl>
-    <w:lvl w:ilvl="6" w:tplc="366C31B0">
+    <w:lvl w:ilvl="6" w:tplc="6782833A">
       <w:numFmt w:val="decimal"/>
       <w:lvlText w:val=""/>
       <w:lvlJc w:val="left"/>
     </w:lvl>
-    <w:lvl w:ilvl="7" w:tplc="8D569BB0">
+    <w:lvl w:ilvl="7" w:tplc="A6B03026">
       <w:numFmt w:val="decimal"/>
       <w:lvlText w:val=""/>
       <w:lvlJc w:val="left"/>
     </w:lvl>
-    <w:lvl w:ilvl="8" w:tplc="3F20FD10">
+    <w:lvl w:ilvl="8" w:tplc="75BE9D14">
+      <w:numFmt w:val="decimal"/>
+      <w:lvlText w:val=""/>
+      <w:lvlJc w:val="left"/>
+    </w:lvl>
+  </w:abstractNum>
+  <w:abstractNum w:abstractNumId="2" w15:restartNumberingAfterBreak="0">
+    <w:nsid w:val="14E12DC1"/>
+    <w:multiLevelType w:val="hybridMultilevel"/>
+    <w:tmpl w:val="F4446FEA"/>
+    <w:lvl w:ilvl="0" w:tplc="C406CA2A">
+      <w:start w:val="1"/>
+      <w:numFmt w:val="decimal"/>
+      <w:lvlText w:val="%1."/>
+      <w:lvlJc w:val="left"/>
+      <w:pPr>
+        <w:ind w:left="460" w:hanging="360"/>
+      </w:pPr>
+      <w:rPr>
+        <w:b/>
+        <w:bCs/>
+        <w:color w:val="A67C27"/>
+      </w:rPr>
+    </w:lvl>
+    <w:lvl w:ilvl="1" w:tplc="3C0E2D92">
+      <w:numFmt w:val="decimal"/>
+      <w:lvlText w:val=""/>
+      <w:lvlJc w:val="left"/>
+    </w:lvl>
+    <w:lvl w:ilvl="2" w:tplc="BAE455D6">
+      <w:numFmt w:val="decimal"/>
+      <w:lvlText w:val=""/>
+      <w:lvlJc w:val="left"/>
+    </w:lvl>
+    <w:lvl w:ilvl="3" w:tplc="6758F5FA">
+      <w:numFmt w:val="decimal"/>
+      <w:lvlText w:val=""/>
+      <w:lvlJc w:val="left"/>
+    </w:lvl>
+    <w:lvl w:ilvl="4" w:tplc="1330905A">
+      <w:numFmt w:val="decimal"/>
+      <w:lvlText w:val=""/>
+      <w:lvlJc w:val="left"/>
+    </w:lvl>
+    <w:lvl w:ilvl="5" w:tplc="51EAF15C">
+      <w:numFmt w:val="decimal"/>
+      <w:lvlText w:val=""/>
+      <w:lvlJc w:val="left"/>
+    </w:lvl>
+    <w:lvl w:ilvl="6" w:tplc="FC2A974C">
+      <w:numFmt w:val="decimal"/>
+      <w:lvlText w:val=""/>
+      <w:lvlJc w:val="left"/>
+    </w:lvl>
+    <w:lvl w:ilvl="7" w:tplc="CDE0AE7C">
+      <w:numFmt w:val="decimal"/>
+      <w:lvlText w:val=""/>
+      <w:lvlJc w:val="left"/>
+    </w:lvl>
+    <w:lvl w:ilvl="8" w:tplc="42A29F34">
       <w:numFmt w:val="decimal"/>
       <w:lvlText w:val=""/>
       <w:lvlJc w:val="left"/>
     </w:lvl>
   </w:abstractNum>
   <w:abstractNum w:abstractNumId="3" w15:restartNumberingAfterBreak="0">
-    <w:nsid w:val="1B9B371D"/>
+    <w:nsid w:val="16D34B5B"/>
     <w:multiLevelType w:val="hybridMultilevel"/>
-    <w:tmpl w:val="20FA5CF4"/>
-    <w:lvl w:ilvl="0" w:tplc="86447DA2">
+    <w:tmpl w:val="539E69F4"/>
+    <w:lvl w:ilvl="0" w:tplc="440E1978">
       <w:start w:val="1"/>
       <w:numFmt w:val="decimal"/>
       <w:lvlText w:val="%1."/>
@@ -36738,52 +36711,52 @@
         <w:color w:val="A67C27"/>
       </w:rPr>
     </w:lvl>
-    <w:lvl w:ilvl="1" w:tplc="3D50785A">
+    <w:lvl w:ilvl="1" w:tplc="6A06E3A8">
       <w:numFmt w:val="decimal"/>
       <w:lvlText w:val=""/>
       <w:lvlJc w:val="left"/>
     </w:lvl>
-    <w:lvl w:ilvl="2" w:tplc="A2F2A974">
+    <w:lvl w:ilvl="2" w:tplc="682845DC">
       <w:numFmt w:val="decimal"/>
       <w:lvlText w:val=""/>
       <w:lvlJc w:val="left"/>
     </w:lvl>
-    <w:lvl w:ilvl="3" w:tplc="5FE07376">
+    <w:lvl w:ilvl="3" w:tplc="6CD229F2">
       <w:numFmt w:val="decimal"/>
       <w:lvlText w:val=""/>
       <w:lvlJc w:val="left"/>
     </w:lvl>
-    <w:lvl w:ilvl="4" w:tplc="E580EBB0">
+    <w:lvl w:ilvl="4" w:tplc="AD88ED24">
       <w:numFmt w:val="decimal"/>
       <w:lvlText w:val=""/>
       <w:lvlJc w:val="left"/>
     </w:lvl>
-    <w:lvl w:ilvl="5" w:tplc="3DAC415E">
+    <w:lvl w:ilvl="5" w:tplc="FB9C4864">
       <w:numFmt w:val="decimal"/>
       <w:lvlText w:val=""/>
       <w:lvlJc w:val="left"/>
     </w:lvl>
-    <w:lvl w:ilvl="6" w:tplc="08AE6C1C">
+    <w:lvl w:ilvl="6" w:tplc="A90EFB6E">
       <w:numFmt w:val="decimal"/>
       <w:lvlText w:val=""/>
       <w:lvlJc w:val="left"/>
     </w:lvl>
-    <w:lvl w:ilvl="7" w:tplc="DCBA8814">
+    <w:lvl w:ilvl="7" w:tplc="34F037A0">
       <w:numFmt w:val="decimal"/>
       <w:lvlText w:val=""/>
       <w:lvlJc w:val="left"/>
     </w:lvl>
-    <w:lvl w:ilvl="8" w:tplc="0A78DE14">
+    <w:lvl w:ilvl="8" w:tplc="621402C2">
       <w:numFmt w:val="decimal"/>
       <w:lvlText w:val=""/>
       <w:lvlJc w:val="left"/>
     </w:lvl>
   </w:abstractNum>
   <w:abstractNum w:abstractNumId="4" w15:restartNumberingAfterBreak="0">
-    <w:nsid w:val="24CC665D"/>
+    <w:nsid w:val="1F0A7ADD"/>
     <w:multiLevelType w:val="hybridMultilevel"/>
-    <w:tmpl w:val="B914BBDE"/>
-    <w:lvl w:ilvl="0" w:tplc="A950F61E">
+    <w:tmpl w:val="89E482D2"/>
+    <w:lvl w:ilvl="0" w:tplc="3886DA76">
       <w:start w:val="1"/>
       <w:numFmt w:val="decimal"/>
       <w:lvlText w:val="%1."/>
@@ -36797,52 +36770,52 @@
         <w:color w:val="A67C27"/>
       </w:rPr>
     </w:lvl>
-    <w:lvl w:ilvl="1" w:tplc="8A021736">
+    <w:lvl w:ilvl="1" w:tplc="864EC956">
       <w:numFmt w:val="decimal"/>
       <w:lvlText w:val=""/>
       <w:lvlJc w:val="left"/>
     </w:lvl>
-    <w:lvl w:ilvl="2" w:tplc="CB7E4C7C">
+    <w:lvl w:ilvl="2" w:tplc="9C0ADA3E">
       <w:numFmt w:val="decimal"/>
       <w:lvlText w:val=""/>
       <w:lvlJc w:val="left"/>
     </w:lvl>
-    <w:lvl w:ilvl="3" w:tplc="C234D596">
+    <w:lvl w:ilvl="3" w:tplc="24CC1ADE">
       <w:numFmt w:val="decimal"/>
       <w:lvlText w:val=""/>
       <w:lvlJc w:val="left"/>
     </w:lvl>
-    <w:lvl w:ilvl="4" w:tplc="82B4B094">
+    <w:lvl w:ilvl="4" w:tplc="0A1E7B08">
       <w:numFmt w:val="decimal"/>
       <w:lvlText w:val=""/>
       <w:lvlJc w:val="left"/>
     </w:lvl>
-    <w:lvl w:ilvl="5" w:tplc="AE52EF2A">
+    <w:lvl w:ilvl="5" w:tplc="843EA58A">
       <w:numFmt w:val="decimal"/>
       <w:lvlText w:val=""/>
       <w:lvlJc w:val="left"/>
     </w:lvl>
-    <w:lvl w:ilvl="6" w:tplc="BDE240F2">
+    <w:lvl w:ilvl="6" w:tplc="1DFCD0DC">
       <w:numFmt w:val="decimal"/>
       <w:lvlText w:val=""/>
       <w:lvlJc w:val="left"/>
     </w:lvl>
-    <w:lvl w:ilvl="7" w:tplc="0726B960">
+    <w:lvl w:ilvl="7" w:tplc="31DE6020">
       <w:numFmt w:val="decimal"/>
       <w:lvlText w:val=""/>
       <w:lvlJc w:val="left"/>
     </w:lvl>
-    <w:lvl w:ilvl="8" w:tplc="3970FE04">
+    <w:lvl w:ilvl="8" w:tplc="254EA32C">
       <w:numFmt w:val="decimal"/>
       <w:lvlText w:val=""/>
       <w:lvlJc w:val="left"/>
     </w:lvl>
   </w:abstractNum>
   <w:abstractNum w:abstractNumId="5" w15:restartNumberingAfterBreak="0">
-    <w:nsid w:val="2BB62408"/>
+    <w:nsid w:val="1F99791C"/>
     <w:multiLevelType w:val="hybridMultilevel"/>
-    <w:tmpl w:val="F6281878"/>
-    <w:lvl w:ilvl="0" w:tplc="0E3C54A6">
+    <w:tmpl w:val="FAC01D90"/>
+    <w:lvl w:ilvl="0" w:tplc="6C30C806">
       <w:start w:val="1"/>
       <w:numFmt w:val="decimal"/>
       <w:lvlText w:val="%1."/>
@@ -36856,52 +36829,52 @@
         <w:color w:val="A67C27"/>
       </w:rPr>
     </w:lvl>
-    <w:lvl w:ilvl="1" w:tplc="B8645E56">
+    <w:lvl w:ilvl="1" w:tplc="0A2A4B12">
       <w:numFmt w:val="decimal"/>
       <w:lvlText w:val=""/>
       <w:lvlJc w:val="left"/>
     </w:lvl>
-    <w:lvl w:ilvl="2" w:tplc="6DC6DB34">
+    <w:lvl w:ilvl="2" w:tplc="5CAEF37C">
       <w:numFmt w:val="decimal"/>
       <w:lvlText w:val=""/>
       <w:lvlJc w:val="left"/>
     </w:lvl>
-    <w:lvl w:ilvl="3" w:tplc="D1E62120">
+    <w:lvl w:ilvl="3" w:tplc="6CD45BBA">
       <w:numFmt w:val="decimal"/>
       <w:lvlText w:val=""/>
       <w:lvlJc w:val="left"/>
     </w:lvl>
-    <w:lvl w:ilvl="4" w:tplc="3F4CA91E">
+    <w:lvl w:ilvl="4" w:tplc="57745642">
       <w:numFmt w:val="decimal"/>
       <w:lvlText w:val=""/>
       <w:lvlJc w:val="left"/>
     </w:lvl>
-    <w:lvl w:ilvl="5" w:tplc="7144C79A">
+    <w:lvl w:ilvl="5" w:tplc="7CF2B5C4">
       <w:numFmt w:val="decimal"/>
       <w:lvlText w:val=""/>
       <w:lvlJc w:val="left"/>
     </w:lvl>
-    <w:lvl w:ilvl="6" w:tplc="E09C745E">
+    <w:lvl w:ilvl="6" w:tplc="9E8CF358">
       <w:numFmt w:val="decimal"/>
       <w:lvlText w:val=""/>
       <w:lvlJc w:val="left"/>
     </w:lvl>
-    <w:lvl w:ilvl="7" w:tplc="D6B809EC">
+    <w:lvl w:ilvl="7" w:tplc="17020AB6">
       <w:numFmt w:val="decimal"/>
       <w:lvlText w:val=""/>
       <w:lvlJc w:val="left"/>
     </w:lvl>
-    <w:lvl w:ilvl="8" w:tplc="001C6B9C">
+    <w:lvl w:ilvl="8" w:tplc="6986C24C">
       <w:numFmt w:val="decimal"/>
       <w:lvlText w:val=""/>
       <w:lvlJc w:val="left"/>
     </w:lvl>
   </w:abstractNum>
   <w:abstractNum w:abstractNumId="6" w15:restartNumberingAfterBreak="0">
-    <w:nsid w:val="35181898"/>
+    <w:nsid w:val="2A5401A7"/>
     <w:multiLevelType w:val="hybridMultilevel"/>
-    <w:tmpl w:val="8CECA16E"/>
-    <w:lvl w:ilvl="0" w:tplc="A6E655B4">
+    <w:tmpl w:val="3BBA9992"/>
+    <w:lvl w:ilvl="0" w:tplc="181435A6">
       <w:start w:val="1"/>
       <w:numFmt w:val="decimal"/>
       <w:lvlText w:val="%1."/>
@@ -36915,52 +36888,52 @@
         <w:color w:val="A67C27"/>
       </w:rPr>
     </w:lvl>
-    <w:lvl w:ilvl="1" w:tplc="3A4E1CE4">
+    <w:lvl w:ilvl="1" w:tplc="702CDFAA">
       <w:numFmt w:val="decimal"/>
       <w:lvlText w:val=""/>
       <w:lvlJc w:val="left"/>
     </w:lvl>
-    <w:lvl w:ilvl="2" w:tplc="DADA98D6">
+    <w:lvl w:ilvl="2" w:tplc="13B8E012">
       <w:numFmt w:val="decimal"/>
       <w:lvlText w:val=""/>
       <w:lvlJc w:val="left"/>
     </w:lvl>
-    <w:lvl w:ilvl="3" w:tplc="CEF8AAD6">
+    <w:lvl w:ilvl="3" w:tplc="C67E5E24">
       <w:numFmt w:val="decimal"/>
       <w:lvlText w:val=""/>
       <w:lvlJc w:val="left"/>
     </w:lvl>
-    <w:lvl w:ilvl="4" w:tplc="5EDEFDF6">
+    <w:lvl w:ilvl="4" w:tplc="F670B2AE">
       <w:numFmt w:val="decimal"/>
       <w:lvlText w:val=""/>
       <w:lvlJc w:val="left"/>
     </w:lvl>
-    <w:lvl w:ilvl="5" w:tplc="5D0C1580">
+    <w:lvl w:ilvl="5" w:tplc="4F085246">
       <w:numFmt w:val="decimal"/>
       <w:lvlText w:val=""/>
       <w:lvlJc w:val="left"/>
     </w:lvl>
-    <w:lvl w:ilvl="6" w:tplc="3ACC3316">
+    <w:lvl w:ilvl="6" w:tplc="A0986518">
       <w:numFmt w:val="decimal"/>
       <w:lvlText w:val=""/>
       <w:lvlJc w:val="left"/>
     </w:lvl>
-    <w:lvl w:ilvl="7" w:tplc="50EE2FC8">
+    <w:lvl w:ilvl="7" w:tplc="B7EA228A">
       <w:numFmt w:val="decimal"/>
       <w:lvlText w:val=""/>
       <w:lvlJc w:val="left"/>
     </w:lvl>
-    <w:lvl w:ilvl="8" w:tplc="917023F2">
+    <w:lvl w:ilvl="8" w:tplc="683668D4">
       <w:numFmt w:val="decimal"/>
       <w:lvlText w:val=""/>
       <w:lvlJc w:val="left"/>
     </w:lvl>
   </w:abstractNum>
   <w:abstractNum w:abstractNumId="7" w15:restartNumberingAfterBreak="0">
-    <w:nsid w:val="35360FC9"/>
+    <w:nsid w:val="38821E67"/>
     <w:multiLevelType w:val="hybridMultilevel"/>
-    <w:tmpl w:val="80BE9154"/>
-    <w:lvl w:ilvl="0" w:tplc="D0C0D03E">
+    <w:tmpl w:val="1DA494A6"/>
+    <w:lvl w:ilvl="0" w:tplc="32428D80">
       <w:start w:val="1"/>
       <w:numFmt w:val="decimal"/>
       <w:lvlText w:val="%1."/>
@@ -36974,52 +36947,52 @@
         <w:color w:val="A67C27"/>
       </w:rPr>
     </w:lvl>
-    <w:lvl w:ilvl="1" w:tplc="9102851E">
+    <w:lvl w:ilvl="1" w:tplc="E22A119E">
       <w:numFmt w:val="decimal"/>
       <w:lvlText w:val=""/>
       <w:lvlJc w:val="left"/>
     </w:lvl>
-    <w:lvl w:ilvl="2" w:tplc="4276306E">
+    <w:lvl w:ilvl="2" w:tplc="1988B790">
       <w:numFmt w:val="decimal"/>
       <w:lvlText w:val=""/>
       <w:lvlJc w:val="left"/>
     </w:lvl>
-    <w:lvl w:ilvl="3" w:tplc="42DC81EC">
+    <w:lvl w:ilvl="3" w:tplc="9AD68914">
       <w:numFmt w:val="decimal"/>
       <w:lvlText w:val=""/>
       <w:lvlJc w:val="left"/>
     </w:lvl>
-    <w:lvl w:ilvl="4" w:tplc="A962AF66">
+    <w:lvl w:ilvl="4" w:tplc="2460F98E">
       <w:numFmt w:val="decimal"/>
       <w:lvlText w:val=""/>
       <w:lvlJc w:val="left"/>
     </w:lvl>
-    <w:lvl w:ilvl="5" w:tplc="6FA2157C">
+    <w:lvl w:ilvl="5" w:tplc="76200BD6">
       <w:numFmt w:val="decimal"/>
       <w:lvlText w:val=""/>
       <w:lvlJc w:val="left"/>
     </w:lvl>
-    <w:lvl w:ilvl="6" w:tplc="B066CCAE">
+    <w:lvl w:ilvl="6" w:tplc="7E82CEDC">
       <w:numFmt w:val="decimal"/>
       <w:lvlText w:val=""/>
       <w:lvlJc w:val="left"/>
     </w:lvl>
-    <w:lvl w:ilvl="7" w:tplc="CC046B18">
+    <w:lvl w:ilvl="7" w:tplc="67EAF090">
       <w:numFmt w:val="decimal"/>
       <w:lvlText w:val=""/>
       <w:lvlJc w:val="left"/>
     </w:lvl>
-    <w:lvl w:ilvl="8" w:tplc="E250C4B6">
+    <w:lvl w:ilvl="8" w:tplc="812E55C2">
       <w:numFmt w:val="decimal"/>
       <w:lvlText w:val=""/>
       <w:lvlJc w:val="left"/>
     </w:lvl>
   </w:abstractNum>
   <w:abstractNum w:abstractNumId="8" w15:restartNumberingAfterBreak="0">
-    <w:nsid w:val="36257AB6"/>
+    <w:nsid w:val="466128FB"/>
     <w:multiLevelType w:val="hybridMultilevel"/>
-    <w:tmpl w:val="F4286720"/>
-    <w:lvl w:ilvl="0" w:tplc="CFA44648">
+    <w:tmpl w:val="C352A79A"/>
+    <w:lvl w:ilvl="0" w:tplc="5B182F1C">
       <w:start w:val="1"/>
       <w:numFmt w:val="decimal"/>
       <w:lvlText w:val="%1."/>
@@ -37033,52 +37006,52 @@
         <w:color w:val="A67C27"/>
       </w:rPr>
     </w:lvl>
-    <w:lvl w:ilvl="1" w:tplc="9E9E99E6">
+    <w:lvl w:ilvl="1" w:tplc="9E6E9216">
       <w:numFmt w:val="decimal"/>
       <w:lvlText w:val=""/>
       <w:lvlJc w:val="left"/>
     </w:lvl>
-    <w:lvl w:ilvl="2" w:tplc="9A5A0852">
+    <w:lvl w:ilvl="2" w:tplc="ED0C970A">
       <w:numFmt w:val="decimal"/>
       <w:lvlText w:val=""/>
       <w:lvlJc w:val="left"/>
     </w:lvl>
-    <w:lvl w:ilvl="3" w:tplc="6DC46044">
+    <w:lvl w:ilvl="3" w:tplc="F8C09882">
       <w:numFmt w:val="decimal"/>
       <w:lvlText w:val=""/>
       <w:lvlJc w:val="left"/>
     </w:lvl>
-    <w:lvl w:ilvl="4" w:tplc="A9CC7B86">
+    <w:lvl w:ilvl="4" w:tplc="5AA27E9E">
       <w:numFmt w:val="decimal"/>
       <w:lvlText w:val=""/>
       <w:lvlJc w:val="left"/>
     </w:lvl>
-    <w:lvl w:ilvl="5" w:tplc="5AC83B2E">
+    <w:lvl w:ilvl="5" w:tplc="0660FAB4">
       <w:numFmt w:val="decimal"/>
       <w:lvlText w:val=""/>
       <w:lvlJc w:val="left"/>
     </w:lvl>
-    <w:lvl w:ilvl="6" w:tplc="CC9E6464">
+    <w:lvl w:ilvl="6" w:tplc="53568026">
       <w:numFmt w:val="decimal"/>
       <w:lvlText w:val=""/>
       <w:lvlJc w:val="left"/>
     </w:lvl>
-    <w:lvl w:ilvl="7" w:tplc="EE8C11C2">
+    <w:lvl w:ilvl="7" w:tplc="A0B4B976">
       <w:numFmt w:val="decimal"/>
       <w:lvlText w:val=""/>
       <w:lvlJc w:val="left"/>
     </w:lvl>
-    <w:lvl w:ilvl="8" w:tplc="A5321CFE">
+    <w:lvl w:ilvl="8" w:tplc="6FBC17D2">
       <w:numFmt w:val="decimal"/>
       <w:lvlText w:val=""/>
       <w:lvlJc w:val="left"/>
     </w:lvl>
   </w:abstractNum>
   <w:abstractNum w:abstractNumId="9" w15:restartNumberingAfterBreak="0">
-    <w:nsid w:val="3A7D0E24"/>
+    <w:nsid w:val="48680843"/>
     <w:multiLevelType w:val="hybridMultilevel"/>
-    <w:tmpl w:val="6D305CB4"/>
-    <w:lvl w:ilvl="0" w:tplc="BB843F94">
+    <w:tmpl w:val="69901070"/>
+    <w:lvl w:ilvl="0" w:tplc="03341A08">
       <w:start w:val="1"/>
       <w:numFmt w:val="decimal"/>
       <w:lvlText w:val="%1."/>
@@ -37092,52 +37065,52 @@
         <w:color w:val="A67C27"/>
       </w:rPr>
     </w:lvl>
-    <w:lvl w:ilvl="1" w:tplc="5C1636BE">
+    <w:lvl w:ilvl="1" w:tplc="F6F4A15A">
       <w:numFmt w:val="decimal"/>
       <w:lvlText w:val=""/>
       <w:lvlJc w:val="left"/>
     </w:lvl>
-    <w:lvl w:ilvl="2" w:tplc="6428ED74">
+    <w:lvl w:ilvl="2" w:tplc="8D56A480">
       <w:numFmt w:val="decimal"/>
       <w:lvlText w:val=""/>
       <w:lvlJc w:val="left"/>
     </w:lvl>
-    <w:lvl w:ilvl="3" w:tplc="FCD8B596">
+    <w:lvl w:ilvl="3" w:tplc="3F6441D2">
       <w:numFmt w:val="decimal"/>
       <w:lvlText w:val=""/>
       <w:lvlJc w:val="left"/>
     </w:lvl>
-    <w:lvl w:ilvl="4" w:tplc="DF426AAC">
+    <w:lvl w:ilvl="4" w:tplc="7B0049B4">
       <w:numFmt w:val="decimal"/>
       <w:lvlText w:val=""/>
       <w:lvlJc w:val="left"/>
     </w:lvl>
-    <w:lvl w:ilvl="5" w:tplc="D0BEC992">
+    <w:lvl w:ilvl="5" w:tplc="0B82E152">
       <w:numFmt w:val="decimal"/>
       <w:lvlText w:val=""/>
       <w:lvlJc w:val="left"/>
     </w:lvl>
-    <w:lvl w:ilvl="6" w:tplc="89F86A8E">
+    <w:lvl w:ilvl="6" w:tplc="932EE7D8">
       <w:numFmt w:val="decimal"/>
       <w:lvlText w:val=""/>
       <w:lvlJc w:val="left"/>
     </w:lvl>
-    <w:lvl w:ilvl="7" w:tplc="6060C00A">
+    <w:lvl w:ilvl="7" w:tplc="DB98DC66">
       <w:numFmt w:val="decimal"/>
       <w:lvlText w:val=""/>
       <w:lvlJc w:val="left"/>
     </w:lvl>
-    <w:lvl w:ilvl="8" w:tplc="C9D23542">
+    <w:lvl w:ilvl="8" w:tplc="B32058AC">
       <w:numFmt w:val="decimal"/>
       <w:lvlText w:val=""/>
       <w:lvlJc w:val="left"/>
     </w:lvl>
   </w:abstractNum>
   <w:abstractNum w:abstractNumId="10" w15:restartNumberingAfterBreak="0">
-    <w:nsid w:val="3E9C341A"/>
+    <w:nsid w:val="4B105831"/>
     <w:multiLevelType w:val="hybridMultilevel"/>
-    <w:tmpl w:val="2B70D64C"/>
-    <w:lvl w:ilvl="0" w:tplc="B3BCE966">
+    <w:tmpl w:val="2CA041FC"/>
+    <w:lvl w:ilvl="0" w:tplc="DF7C1736">
       <w:start w:val="1"/>
       <w:numFmt w:val="decimal"/>
       <w:lvlText w:val="%1."/>
@@ -37151,52 +37124,138 @@
         <w:color w:val="A67C27"/>
       </w:rPr>
     </w:lvl>
-    <w:lvl w:ilvl="1" w:tplc="7946F488">
+    <w:lvl w:ilvl="1" w:tplc="D0386B02">
       <w:numFmt w:val="decimal"/>
       <w:lvlText w:val=""/>
       <w:lvlJc w:val="left"/>
     </w:lvl>
-    <w:lvl w:ilvl="2" w:tplc="C6567AFA">
+    <w:lvl w:ilvl="2" w:tplc="B0B23970">
       <w:numFmt w:val="decimal"/>
       <w:lvlText w:val=""/>
       <w:lvlJc w:val="left"/>
     </w:lvl>
-    <w:lvl w:ilvl="3" w:tplc="5B02E508">
+    <w:lvl w:ilvl="3" w:tplc="E42624F8">
       <w:numFmt w:val="decimal"/>
       <w:lvlText w:val=""/>
       <w:lvlJc w:val="left"/>
     </w:lvl>
-    <w:lvl w:ilvl="4" w:tplc="EB44470C">
+    <w:lvl w:ilvl="4" w:tplc="8E26EEA2">
       <w:numFmt w:val="decimal"/>
       <w:lvlText w:val=""/>
       <w:lvlJc w:val="left"/>
     </w:lvl>
-    <w:lvl w:ilvl="5" w:tplc="1A6CE9D8">
+    <w:lvl w:ilvl="5" w:tplc="7E9CB994">
       <w:numFmt w:val="decimal"/>
       <w:lvlText w:val=""/>
       <w:lvlJc w:val="left"/>
     </w:lvl>
-    <w:lvl w:ilvl="6" w:tplc="A63E1476">
+    <w:lvl w:ilvl="6" w:tplc="DC9C084C">
       <w:numFmt w:val="decimal"/>
       <w:lvlText w:val=""/>
       <w:lvlJc w:val="left"/>
     </w:lvl>
-    <w:lvl w:ilvl="7" w:tplc="381AB4C6">
+    <w:lvl w:ilvl="7" w:tplc="C51EC192">
       <w:numFmt w:val="decimal"/>
       <w:lvlText w:val=""/>
       <w:lvlJc w:val="left"/>
     </w:lvl>
-    <w:lvl w:ilvl="8" w:tplc="80EA103E">
+    <w:lvl w:ilvl="8" w:tplc="7CAC31E2">
       <w:numFmt w:val="decimal"/>
       <w:lvlText w:val=""/>
       <w:lvlJc w:val="left"/>
     </w:lvl>
   </w:abstractNum>
   <w:abstractNum w:abstractNumId="11" w15:restartNumberingAfterBreak="0">
-    <w:nsid w:val="3F557016"/>
+    <w:nsid w:val="4D9D5072"/>
     <w:multiLevelType w:val="hybridMultilevel"/>
-    <w:tmpl w:val="9482BF52"/>
-    <w:lvl w:ilvl="0" w:tplc="1E5E753C">
+    <w:tmpl w:val="C0A64FE0"/>
+    <w:lvl w:ilvl="0" w:tplc="B6E4B6D2">
+      <w:start w:val="1"/>
+      <w:numFmt w:val="bullet"/>
+      <w:lvlText w:val="●"/>
+      <w:lvlJc w:val="left"/>
+      <w:pPr>
+        <w:ind w:left="720" w:hanging="360"/>
+      </w:pPr>
+    </w:lvl>
+    <w:lvl w:ilvl="1" w:tplc="21728FC8">
+      <w:start w:val="1"/>
+      <w:numFmt w:val="bullet"/>
+      <w:lvlText w:val="○"/>
+      <w:lvlJc w:val="left"/>
+      <w:pPr>
+        <w:ind w:left="1440" w:hanging="360"/>
+      </w:pPr>
+    </w:lvl>
+    <w:lvl w:ilvl="2" w:tplc="59463562">
+      <w:start w:val="1"/>
+      <w:numFmt w:val="bullet"/>
+      <w:lvlText w:val="■"/>
+      <w:lvlJc w:val="left"/>
+      <w:pPr>
+        <w:ind w:left="2160" w:hanging="360"/>
+      </w:pPr>
+    </w:lvl>
+    <w:lvl w:ilvl="3" w:tplc="77B86B9A">
+      <w:start w:val="1"/>
+      <w:numFmt w:val="bullet"/>
+      <w:lvlText w:val="●"/>
+      <w:lvlJc w:val="left"/>
+      <w:pPr>
+        <w:ind w:left="2880" w:hanging="360"/>
+      </w:pPr>
+    </w:lvl>
+    <w:lvl w:ilvl="4" w:tplc="691253F8">
+      <w:start w:val="1"/>
+      <w:numFmt w:val="bullet"/>
+      <w:lvlText w:val="○"/>
+      <w:lvlJc w:val="left"/>
+      <w:pPr>
+        <w:ind w:left="3600" w:hanging="360"/>
+      </w:pPr>
+    </w:lvl>
+    <w:lvl w:ilvl="5" w:tplc="A3E40F68">
+      <w:start w:val="1"/>
+      <w:numFmt w:val="bullet"/>
+      <w:lvlText w:val="■"/>
+      <w:lvlJc w:val="left"/>
+      <w:pPr>
+        <w:ind w:left="4320" w:hanging="360"/>
+      </w:pPr>
+    </w:lvl>
+    <w:lvl w:ilvl="6" w:tplc="893E95B0">
+      <w:start w:val="1"/>
+      <w:numFmt w:val="bullet"/>
+      <w:lvlText w:val="●"/>
+      <w:lvlJc w:val="left"/>
+      <w:pPr>
+        <w:ind w:left="5040" w:hanging="360"/>
+      </w:pPr>
+    </w:lvl>
+    <w:lvl w:ilvl="7" w:tplc="104A250C">
+      <w:start w:val="1"/>
+      <w:numFmt w:val="bullet"/>
+      <w:lvlText w:val="●"/>
+      <w:lvlJc w:val="left"/>
+      <w:pPr>
+        <w:ind w:left="5760" w:hanging="360"/>
+      </w:pPr>
+    </w:lvl>
+    <w:lvl w:ilvl="8" w:tplc="AFC0F0FE">
+      <w:start w:val="1"/>
+      <w:numFmt w:val="bullet"/>
+      <w:lvlText w:val="●"/>
+      <w:lvlJc w:val="left"/>
+      <w:pPr>
+        <w:ind w:left="6480" w:hanging="360"/>
+      </w:pPr>
+    </w:lvl>
+  </w:abstractNum>
+  <w:abstractNum w:abstractNumId="12" w15:restartNumberingAfterBreak="0">
+    <w:nsid w:val="52CC0FFF"/>
+    <w:multiLevelType w:val="hybridMultilevel"/>
+    <w:tmpl w:val="D4348596"/>
+    <w:lvl w:ilvl="0" w:tplc="45A2BA02">
       <w:start w:val="1"/>
       <w:numFmt w:val="decimal"/>
       <w:lvlText w:val="%1."/>
@@ -37210,52 +37269,110 @@
         <w:color w:val="A67C27"/>
       </w:rPr>
     </w:lvl>
-    <w:lvl w:ilvl="1" w:tplc="13262022">
+    <w:lvl w:ilvl="1" w:tplc="826ABCDC">
       <w:numFmt w:val="decimal"/>
       <w:lvlText w:val=""/>
       <w:lvlJc w:val="left"/>
     </w:lvl>
-    <w:lvl w:ilvl="2" w:tplc="01DE24AE">
+    <w:lvl w:ilvl="2" w:tplc="C1DA64C4">
       <w:numFmt w:val="decimal"/>
       <w:lvlText w:val=""/>
       <w:lvlJc w:val="left"/>
     </w:lvl>
-    <w:lvl w:ilvl="3" w:tplc="7CAE9140">
+    <w:lvl w:ilvl="3" w:tplc="1030478A">
       <w:numFmt w:val="decimal"/>
       <w:lvlText w:val=""/>
       <w:lvlJc w:val="left"/>
     </w:lvl>
-    <w:lvl w:ilvl="4" w:tplc="B8BC9562">
+    <w:lvl w:ilvl="4" w:tplc="E6C84E80">
       <w:numFmt w:val="decimal"/>
       <w:lvlText w:val=""/>
       <w:lvlJc w:val="left"/>
     </w:lvl>
-    <w:lvl w:ilvl="5" w:tplc="5C824302">
+    <w:lvl w:ilvl="5" w:tplc="07E66362">
       <w:numFmt w:val="decimal"/>
       <w:lvlText w:val=""/>
       <w:lvlJc w:val="left"/>
     </w:lvl>
-    <w:lvl w:ilvl="6" w:tplc="02C48644">
+    <w:lvl w:ilvl="6" w:tplc="0EE00EA2">
       <w:numFmt w:val="decimal"/>
       <w:lvlText w:val=""/>
       <w:lvlJc w:val="left"/>
     </w:lvl>
-    <w:lvl w:ilvl="7" w:tplc="77743468">
+    <w:lvl w:ilvl="7" w:tplc="D9262BDA">
       <w:numFmt w:val="decimal"/>
       <w:lvlText w:val=""/>
       <w:lvlJc w:val="left"/>
     </w:lvl>
-    <w:lvl w:ilvl="8" w:tplc="0C40392C">
+    <w:lvl w:ilvl="8" w:tplc="AA6C6EC8">
       <w:numFmt w:val="decimal"/>
       <w:lvlText w:val=""/>
       <w:lvlJc w:val="left"/>
     </w:lvl>
   </w:abstractNum>
-  <w:abstractNum w:abstractNumId="12" w15:restartNumberingAfterBreak="0">
-    <w:nsid w:val="41923CA0"/>
+  <w:abstractNum w:abstractNumId="13" w15:restartNumberingAfterBreak="0">
+    <w:nsid w:val="561062E3"/>
     <w:multiLevelType w:val="hybridMultilevel"/>
-    <w:tmpl w:val="F2E02F6E"/>
-    <w:lvl w:ilvl="0" w:tplc="FE68647A">
+    <w:tmpl w:val="E50A5D34"/>
+    <w:lvl w:ilvl="0" w:tplc="29BED4A2">
+      <w:start w:val="1"/>
+      <w:numFmt w:val="bullet"/>
+      <w:lvlText w:val="•"/>
+      <w:lvlJc w:val="left"/>
+      <w:pPr>
+        <w:ind w:left="460" w:hanging="280"/>
+      </w:pPr>
+    </w:lvl>
+    <w:lvl w:ilvl="1" w:tplc="C3288E72">
+      <w:start w:val="1"/>
+      <w:numFmt w:val="bullet"/>
+      <w:lvlText w:val="–"/>
+      <w:lvlJc w:val="left"/>
+      <w:pPr>
+        <w:ind w:left="900" w:hanging="280"/>
+      </w:pPr>
+    </w:lvl>
+    <w:lvl w:ilvl="2" w:tplc="21A2C51E">
+      <w:numFmt w:val="decimal"/>
+      <w:lvlText w:val=""/>
+      <w:lvlJc w:val="left"/>
+    </w:lvl>
+    <w:lvl w:ilvl="3" w:tplc="C6C06008">
+      <w:numFmt w:val="decimal"/>
+      <w:lvlText w:val=""/>
+      <w:lvlJc w:val="left"/>
+    </w:lvl>
+    <w:lvl w:ilvl="4" w:tplc="ACD88C24">
+      <w:numFmt w:val="decimal"/>
+      <w:lvlText w:val=""/>
+      <w:lvlJc w:val="left"/>
+    </w:lvl>
+    <w:lvl w:ilvl="5" w:tplc="B7887046">
+      <w:numFmt w:val="decimal"/>
+      <w:lvlText w:val=""/>
+      <w:lvlJc w:val="left"/>
+    </w:lvl>
+    <w:lvl w:ilvl="6" w:tplc="9B8A7312">
+      <w:numFmt w:val="decimal"/>
+      <w:lvlText w:val=""/>
+      <w:lvlJc w:val="left"/>
+    </w:lvl>
+    <w:lvl w:ilvl="7" w:tplc="D7404768">
+      <w:numFmt w:val="decimal"/>
+      <w:lvlText w:val=""/>
+      <w:lvlJc w:val="left"/>
+    </w:lvl>
+    <w:lvl w:ilvl="8" w:tplc="B7BC2F02">
+      <w:numFmt w:val="decimal"/>
+      <w:lvlText w:val=""/>
+      <w:lvlJc w:val="left"/>
+    </w:lvl>
+  </w:abstractNum>
+  <w:abstractNum w:abstractNumId="14" w15:restartNumberingAfterBreak="0">
+    <w:nsid w:val="5DDF75FA"/>
+    <w:multiLevelType w:val="hybridMultilevel"/>
+    <w:tmpl w:val="93FA5868"/>
+    <w:lvl w:ilvl="0" w:tplc="EC6ED798">
       <w:start w:val="1"/>
       <w:numFmt w:val="decimal"/>
       <w:lvlText w:val="%1."/>
@@ -37269,52 +37386,52 @@
         <w:color w:val="A67C27"/>
       </w:rPr>
     </w:lvl>
-    <w:lvl w:ilvl="1" w:tplc="0810AEC4">
+    <w:lvl w:ilvl="1" w:tplc="9A9610E8">
       <w:numFmt w:val="decimal"/>
       <w:lvlText w:val=""/>
       <w:lvlJc w:val="left"/>
     </w:lvl>
-    <w:lvl w:ilvl="2" w:tplc="3BB05B60">
+    <w:lvl w:ilvl="2" w:tplc="0E540B50">
       <w:numFmt w:val="decimal"/>
       <w:lvlText w:val=""/>
       <w:lvlJc w:val="left"/>
     </w:lvl>
-    <w:lvl w:ilvl="3" w:tplc="CCA4673C">
+    <w:lvl w:ilvl="3" w:tplc="72B035E0">
       <w:numFmt w:val="decimal"/>
       <w:lvlText w:val=""/>
       <w:lvlJc w:val="left"/>
     </w:lvl>
-    <w:lvl w:ilvl="4" w:tplc="CD1C2F5E">
+    <w:lvl w:ilvl="4" w:tplc="1E12E524">
       <w:numFmt w:val="decimal"/>
       <w:lvlText w:val=""/>
       <w:lvlJc w:val="left"/>
     </w:lvl>
-    <w:lvl w:ilvl="5" w:tplc="799E3FB8">
+    <w:lvl w:ilvl="5" w:tplc="1F14A8CE">
       <w:numFmt w:val="decimal"/>
       <w:lvlText w:val=""/>
       <w:lvlJc w:val="left"/>
     </w:lvl>
-    <w:lvl w:ilvl="6" w:tplc="D6A61B86">
+    <w:lvl w:ilvl="6" w:tplc="856A96FE">
       <w:numFmt w:val="decimal"/>
       <w:lvlText w:val=""/>
       <w:lvlJc w:val="left"/>
     </w:lvl>
-    <w:lvl w:ilvl="7" w:tplc="6464D8D2">
+    <w:lvl w:ilvl="7" w:tplc="0FACB1BA">
       <w:numFmt w:val="decimal"/>
       <w:lvlText w:val=""/>
       <w:lvlJc w:val="left"/>
     </w:lvl>
-    <w:lvl w:ilvl="8" w:tplc="99C6DA6C">
+    <w:lvl w:ilvl="8" w:tplc="A46C3B1C">
       <w:numFmt w:val="decimal"/>
       <w:lvlText w:val=""/>
       <w:lvlJc w:val="left"/>
     </w:lvl>
   </w:abstractNum>
-  <w:abstractNum w:abstractNumId="13" w15:restartNumberingAfterBreak="0">
-    <w:nsid w:val="517F4194"/>
+  <w:abstractNum w:abstractNumId="15" w15:restartNumberingAfterBreak="0">
+    <w:nsid w:val="61925F9A"/>
     <w:multiLevelType w:val="hybridMultilevel"/>
-    <w:tmpl w:val="2AC089AC"/>
-    <w:lvl w:ilvl="0" w:tplc="EAF2FA6C">
+    <w:tmpl w:val="E0302F94"/>
+    <w:lvl w:ilvl="0" w:tplc="93A0D1A0">
       <w:start w:val="1"/>
       <w:numFmt w:val="decimal"/>
       <w:lvlText w:val="%1."/>
@@ -37328,52 +37445,52 @@
         <w:color w:val="A67C27"/>
       </w:rPr>
     </w:lvl>
-    <w:lvl w:ilvl="1" w:tplc="BBAA1464">
+    <w:lvl w:ilvl="1" w:tplc="6310D442">
       <w:numFmt w:val="decimal"/>
       <w:lvlText w:val=""/>
       <w:lvlJc w:val="left"/>
     </w:lvl>
-    <w:lvl w:ilvl="2" w:tplc="C7C8E5DC">
+    <w:lvl w:ilvl="2" w:tplc="7BBAF704">
       <w:numFmt w:val="decimal"/>
       <w:lvlText w:val=""/>
       <w:lvlJc w:val="left"/>
     </w:lvl>
-    <w:lvl w:ilvl="3" w:tplc="D360BE6A">
+    <w:lvl w:ilvl="3" w:tplc="FBA82256">
       <w:numFmt w:val="decimal"/>
       <w:lvlText w:val=""/>
       <w:lvlJc w:val="left"/>
     </w:lvl>
-    <w:lvl w:ilvl="4" w:tplc="89A610DC">
+    <w:lvl w:ilvl="4" w:tplc="90E07974">
       <w:numFmt w:val="decimal"/>
       <w:lvlText w:val=""/>
       <w:lvlJc w:val="left"/>
     </w:lvl>
-    <w:lvl w:ilvl="5" w:tplc="0B5655FA">
+    <w:lvl w:ilvl="5" w:tplc="F85ECD66">
       <w:numFmt w:val="decimal"/>
       <w:lvlText w:val=""/>
       <w:lvlJc w:val="left"/>
     </w:lvl>
-    <w:lvl w:ilvl="6" w:tplc="B4B03C4C">
+    <w:lvl w:ilvl="6" w:tplc="6388C086">
       <w:numFmt w:val="decimal"/>
       <w:lvlText w:val=""/>
       <w:lvlJc w:val="left"/>
     </w:lvl>
-    <w:lvl w:ilvl="7" w:tplc="A7921F5A">
+    <w:lvl w:ilvl="7" w:tplc="50727644">
       <w:numFmt w:val="decimal"/>
       <w:lvlText w:val=""/>
       <w:lvlJc w:val="left"/>
     </w:lvl>
-    <w:lvl w:ilvl="8" w:tplc="09042DE6">
+    <w:lvl w:ilvl="8" w:tplc="6FD484BC">
       <w:numFmt w:val="decimal"/>
       <w:lvlText w:val=""/>
       <w:lvlJc w:val="left"/>
     </w:lvl>
   </w:abstractNum>
-  <w:abstractNum w:abstractNumId="14" w15:restartNumberingAfterBreak="0">
-    <w:nsid w:val="5EFA6178"/>
+  <w:abstractNum w:abstractNumId="16" w15:restartNumberingAfterBreak="0">
+    <w:nsid w:val="64EF6CF3"/>
     <w:multiLevelType w:val="hybridMultilevel"/>
-    <w:tmpl w:val="0AB28E8C"/>
-    <w:lvl w:ilvl="0" w:tplc="06822178">
+    <w:tmpl w:val="04208454"/>
+    <w:lvl w:ilvl="0" w:tplc="310038C2">
       <w:start w:val="1"/>
       <w:numFmt w:val="decimal"/>
       <w:lvlText w:val="%1."/>
@@ -37387,52 +37504,52 @@
         <w:color w:val="A67C27"/>
       </w:rPr>
     </w:lvl>
-    <w:lvl w:ilvl="1" w:tplc="5EF41CC2">
+    <w:lvl w:ilvl="1" w:tplc="FAF2B136">
       <w:numFmt w:val="decimal"/>
       <w:lvlText w:val=""/>
       <w:lvlJc w:val="left"/>
     </w:lvl>
-    <w:lvl w:ilvl="2" w:tplc="A6662EF4">
+    <w:lvl w:ilvl="2" w:tplc="D424F5D0">
       <w:numFmt w:val="decimal"/>
       <w:lvlText w:val=""/>
       <w:lvlJc w:val="left"/>
     </w:lvl>
-    <w:lvl w:ilvl="3" w:tplc="D25470FE">
+    <w:lvl w:ilvl="3" w:tplc="B6EC140E">
       <w:numFmt w:val="decimal"/>
       <w:lvlText w:val=""/>
       <w:lvlJc w:val="left"/>
     </w:lvl>
-    <w:lvl w:ilvl="4" w:tplc="63C62C80">
+    <w:lvl w:ilvl="4" w:tplc="D01A340E">
       <w:numFmt w:val="decimal"/>
       <w:lvlText w:val=""/>
       <w:lvlJc w:val="left"/>
     </w:lvl>
-    <w:lvl w:ilvl="5" w:tplc="86C83A58">
+    <w:lvl w:ilvl="5" w:tplc="4C9EDD70">
       <w:numFmt w:val="decimal"/>
       <w:lvlText w:val=""/>
       <w:lvlJc w:val="left"/>
     </w:lvl>
-    <w:lvl w:ilvl="6" w:tplc="D39E05AA">
+    <w:lvl w:ilvl="6" w:tplc="BB9E16BE">
       <w:numFmt w:val="decimal"/>
       <w:lvlText w:val=""/>
       <w:lvlJc w:val="left"/>
     </w:lvl>
-    <w:lvl w:ilvl="7" w:tplc="CDE2DED2">
+    <w:lvl w:ilvl="7" w:tplc="C7ACB68E">
       <w:numFmt w:val="decimal"/>
       <w:lvlText w:val=""/>
       <w:lvlJc w:val="left"/>
     </w:lvl>
-    <w:lvl w:ilvl="8" w:tplc="B930F986">
+    <w:lvl w:ilvl="8" w:tplc="D9C84AFC">
       <w:numFmt w:val="decimal"/>
       <w:lvlText w:val=""/>
       <w:lvlJc w:val="left"/>
     </w:lvl>
   </w:abstractNum>
-  <w:abstractNum w:abstractNumId="15" w15:restartNumberingAfterBreak="0">
-    <w:nsid w:val="623F538A"/>
+  <w:abstractNum w:abstractNumId="17" w15:restartNumberingAfterBreak="0">
+    <w:nsid w:val="6C53782F"/>
     <w:multiLevelType w:val="hybridMultilevel"/>
-    <w:tmpl w:val="23F02D0C"/>
-    <w:lvl w:ilvl="0" w:tplc="AF46B28C">
+    <w:tmpl w:val="DBCA8D8E"/>
+    <w:lvl w:ilvl="0" w:tplc="274CEF66">
       <w:start w:val="1"/>
       <w:numFmt w:val="decimal"/>
       <w:lvlText w:val="%1."/>
@@ -37446,52 +37563,52 @@
         <w:color w:val="A67C27"/>
       </w:rPr>
     </w:lvl>
-    <w:lvl w:ilvl="1" w:tplc="1110E854">
+    <w:lvl w:ilvl="1" w:tplc="AAD67596">
       <w:numFmt w:val="decimal"/>
       <w:lvlText w:val=""/>
       <w:lvlJc w:val="left"/>
     </w:lvl>
-    <w:lvl w:ilvl="2" w:tplc="6BF62F84">
+    <w:lvl w:ilvl="2" w:tplc="8B1632D2">
       <w:numFmt w:val="decimal"/>
       <w:lvlText w:val=""/>
       <w:lvlJc w:val="left"/>
     </w:lvl>
-    <w:lvl w:ilvl="3" w:tplc="6660E1BE">
+    <w:lvl w:ilvl="3" w:tplc="2C3A1DFE">
       <w:numFmt w:val="decimal"/>
       <w:lvlText w:val=""/>
       <w:lvlJc w:val="left"/>
     </w:lvl>
-    <w:lvl w:ilvl="4" w:tplc="D17629EA">
+    <w:lvl w:ilvl="4" w:tplc="E33CEFBC">
       <w:numFmt w:val="decimal"/>
       <w:lvlText w:val=""/>
       <w:lvlJc w:val="left"/>
     </w:lvl>
-    <w:lvl w:ilvl="5" w:tplc="825A1E2A">
+    <w:lvl w:ilvl="5" w:tplc="7EFCF658">
       <w:numFmt w:val="decimal"/>
       <w:lvlText w:val=""/>
       <w:lvlJc w:val="left"/>
     </w:lvl>
-    <w:lvl w:ilvl="6" w:tplc="835CC9CE">
+    <w:lvl w:ilvl="6" w:tplc="22A686CE">
       <w:numFmt w:val="decimal"/>
       <w:lvlText w:val=""/>
       <w:lvlJc w:val="left"/>
     </w:lvl>
-    <w:lvl w:ilvl="7" w:tplc="82CE8DE2">
+    <w:lvl w:ilvl="7" w:tplc="295E74C2">
       <w:numFmt w:val="decimal"/>
       <w:lvlText w:val=""/>
       <w:lvlJc w:val="left"/>
     </w:lvl>
-    <w:lvl w:ilvl="8" w:tplc="898E7564">
+    <w:lvl w:ilvl="8" w:tplc="C8388D4C">
       <w:numFmt w:val="decimal"/>
       <w:lvlText w:val=""/>
       <w:lvlJc w:val="left"/>
     </w:lvl>
   </w:abstractNum>
-  <w:abstractNum w:abstractNumId="16" w15:restartNumberingAfterBreak="0">
-    <w:nsid w:val="65E83C01"/>
+  <w:abstractNum w:abstractNumId="18" w15:restartNumberingAfterBreak="0">
+    <w:nsid w:val="778E5600"/>
     <w:multiLevelType w:val="hybridMultilevel"/>
-    <w:tmpl w:val="7238490C"/>
-    <w:lvl w:ilvl="0" w:tplc="DAC432A0">
+    <w:tmpl w:val="22D0FA4C"/>
+    <w:lvl w:ilvl="0" w:tplc="CD1680CC">
       <w:start w:val="1"/>
       <w:numFmt w:val="decimal"/>
       <w:lvlText w:val="%1."/>
@@ -37505,110 +37622,52 @@
         <w:color w:val="A67C27"/>
       </w:rPr>
     </w:lvl>
-    <w:lvl w:ilvl="1" w:tplc="8CE6CAE2">
+    <w:lvl w:ilvl="1" w:tplc="7262AE14">
       <w:numFmt w:val="decimal"/>
       <w:lvlText w:val=""/>
       <w:lvlJc w:val="left"/>
     </w:lvl>
-    <w:lvl w:ilvl="2" w:tplc="B6A2E41A">
+    <w:lvl w:ilvl="2" w:tplc="D9FE6FD2">
       <w:numFmt w:val="decimal"/>
       <w:lvlText w:val=""/>
       <w:lvlJc w:val="left"/>
     </w:lvl>
-    <w:lvl w:ilvl="3" w:tplc="3732CC90">
+    <w:lvl w:ilvl="3" w:tplc="60DC5588">
       <w:numFmt w:val="decimal"/>
       <w:lvlText w:val=""/>
       <w:lvlJc w:val="left"/>
     </w:lvl>
-    <w:lvl w:ilvl="4" w:tplc="27B466E4">
+    <w:lvl w:ilvl="4" w:tplc="A5E02658">
       <w:numFmt w:val="decimal"/>
       <w:lvlText w:val=""/>
       <w:lvlJc w:val="left"/>
     </w:lvl>
-    <w:lvl w:ilvl="5" w:tplc="D3E22976">
+    <w:lvl w:ilvl="5" w:tplc="4A0C36A6">
       <w:numFmt w:val="decimal"/>
       <w:lvlText w:val=""/>
       <w:lvlJc w:val="left"/>
     </w:lvl>
-    <w:lvl w:ilvl="6" w:tplc="FF5C10FC">
+    <w:lvl w:ilvl="6" w:tplc="CA9660B2">
       <w:numFmt w:val="decimal"/>
       <w:lvlText w:val=""/>
       <w:lvlJc w:val="left"/>
     </w:lvl>
-    <w:lvl w:ilvl="7" w:tplc="E0BC0ECE">
+    <w:lvl w:ilvl="7" w:tplc="230E434C">
       <w:numFmt w:val="decimal"/>
       <w:lvlText w:val=""/>
       <w:lvlJc w:val="left"/>
     </w:lvl>
-    <w:lvl w:ilvl="8" w:tplc="6A720CCE">
+    <w:lvl w:ilvl="8" w:tplc="1E6C82E4">
       <w:numFmt w:val="decimal"/>
       <w:lvlText w:val=""/>
       <w:lvlJc w:val="left"/>
     </w:lvl>
   </w:abstractNum>
-  <w:abstractNum w:abstractNumId="17" w15:restartNumberingAfterBreak="0">
-    <w:nsid w:val="67FA2F49"/>
+  <w:abstractNum w:abstractNumId="19" w15:restartNumberingAfterBreak="0">
+    <w:nsid w:val="7B303815"/>
     <w:multiLevelType w:val="hybridMultilevel"/>
-    <w:tmpl w:val="98187002"/>
-    <w:lvl w:ilvl="0" w:tplc="992C9D5C">
-      <w:start w:val="1"/>
-      <w:numFmt w:val="bullet"/>
-      <w:lvlText w:val="•"/>
-      <w:lvlJc w:val="left"/>
-      <w:pPr>
-        <w:ind w:left="460" w:hanging="280"/>
-      </w:pPr>
-    </w:lvl>
-    <w:lvl w:ilvl="1" w:tplc="397EE4D2">
-      <w:start w:val="1"/>
-      <w:numFmt w:val="bullet"/>
-      <w:lvlText w:val="–"/>
-      <w:lvlJc w:val="left"/>
-      <w:pPr>
-        <w:ind w:left="900" w:hanging="280"/>
-      </w:pPr>
-    </w:lvl>
-    <w:lvl w:ilvl="2" w:tplc="DB6A027C">
-      <w:numFmt w:val="decimal"/>
-      <w:lvlText w:val=""/>
-      <w:lvlJc w:val="left"/>
-    </w:lvl>
-    <w:lvl w:ilvl="3" w:tplc="968E441C">
-      <w:numFmt w:val="decimal"/>
-      <w:lvlText w:val=""/>
-      <w:lvlJc w:val="left"/>
-    </w:lvl>
-    <w:lvl w:ilvl="4" w:tplc="4008CF7C">
-      <w:numFmt w:val="decimal"/>
-      <w:lvlText w:val=""/>
-      <w:lvlJc w:val="left"/>
-    </w:lvl>
-    <w:lvl w:ilvl="5" w:tplc="709474A8">
-      <w:numFmt w:val="decimal"/>
-      <w:lvlText w:val=""/>
-      <w:lvlJc w:val="left"/>
-    </w:lvl>
-    <w:lvl w:ilvl="6" w:tplc="DFE4EAF4">
-      <w:numFmt w:val="decimal"/>
-      <w:lvlText w:val=""/>
-      <w:lvlJc w:val="left"/>
-    </w:lvl>
-    <w:lvl w:ilvl="7" w:tplc="48AC533E">
-      <w:numFmt w:val="decimal"/>
-      <w:lvlText w:val=""/>
-      <w:lvlJc w:val="left"/>
-    </w:lvl>
-    <w:lvl w:ilvl="8" w:tplc="FF18D1CC">
-      <w:numFmt w:val="decimal"/>
-      <w:lvlText w:val=""/>
-      <w:lvlJc w:val="left"/>
-    </w:lvl>
-  </w:abstractNum>
-  <w:abstractNum w:abstractNumId="18" w15:restartNumberingAfterBreak="0">
-    <w:nsid w:val="6E7A0F21"/>
-    <w:multiLevelType w:val="hybridMultilevel"/>
-    <w:tmpl w:val="4BEC29D8"/>
-    <w:lvl w:ilvl="0" w:tplc="88604D4E">
+    <w:tmpl w:val="75F6D23C"/>
+    <w:lvl w:ilvl="0" w:tplc="04CC87B6">
       <w:start w:val="1"/>
       <w:numFmt w:val="decimal"/>
       <w:lvlText w:val="%1."/>
@@ -37622,52 +37681,52 @@
         <w:color w:val="A67C27"/>
       </w:rPr>
     </w:lvl>
-    <w:lvl w:ilvl="1" w:tplc="FCF04734">
+    <w:lvl w:ilvl="1" w:tplc="F2DEB51A">
       <w:numFmt w:val="decimal"/>
       <w:lvlText w:val=""/>
       <w:lvlJc w:val="left"/>
     </w:lvl>
-    <w:lvl w:ilvl="2" w:tplc="1D78F070">
+    <w:lvl w:ilvl="2" w:tplc="486239DA">
       <w:numFmt w:val="decimal"/>
       <w:lvlText w:val=""/>
       <w:lvlJc w:val="left"/>
     </w:lvl>
-    <w:lvl w:ilvl="3" w:tplc="A1C21494">
+    <w:lvl w:ilvl="3" w:tplc="B94C4986">
       <w:numFmt w:val="decimal"/>
       <w:lvlText w:val=""/>
       <w:lvlJc w:val="left"/>
     </w:lvl>
-    <w:lvl w:ilvl="4" w:tplc="C1DCBF20">
+    <w:lvl w:ilvl="4" w:tplc="142409A8">
       <w:numFmt w:val="decimal"/>
       <w:lvlText w:val=""/>
       <w:lvlJc w:val="left"/>
     </w:lvl>
-    <w:lvl w:ilvl="5" w:tplc="B0A42436">
+    <w:lvl w:ilvl="5" w:tplc="CA84D16C">
       <w:numFmt w:val="decimal"/>
       <w:lvlText w:val=""/>
       <w:lvlJc w:val="left"/>
     </w:lvl>
-    <w:lvl w:ilvl="6" w:tplc="A288A9B6">
+    <w:lvl w:ilvl="6" w:tplc="9BC4178C">
       <w:numFmt w:val="decimal"/>
       <w:lvlText w:val=""/>
       <w:lvlJc w:val="left"/>
     </w:lvl>
-    <w:lvl w:ilvl="7" w:tplc="4A0AB9D6">
+    <w:lvl w:ilvl="7" w:tplc="B87617C2">
       <w:numFmt w:val="decimal"/>
       <w:lvlText w:val=""/>
       <w:lvlJc w:val="left"/>
     </w:lvl>
-    <w:lvl w:ilvl="8" w:tplc="B9904E3A">
+    <w:lvl w:ilvl="8" w:tplc="E1089DF8">
       <w:numFmt w:val="decimal"/>
       <w:lvlText w:val=""/>
       <w:lvlJc w:val="left"/>
     </w:lvl>
   </w:abstractNum>
-  <w:abstractNum w:abstractNumId="19" w15:restartNumberingAfterBreak="0">
-    <w:nsid w:val="722412CF"/>
+  <w:abstractNum w:abstractNumId="20" w15:restartNumberingAfterBreak="0">
+    <w:nsid w:val="7C727119"/>
     <w:multiLevelType w:val="hybridMultilevel"/>
-    <w:tmpl w:val="61C89F72"/>
-    <w:lvl w:ilvl="0" w:tplc="6F06B2EC">
+    <w:tmpl w:val="3970EE98"/>
+    <w:lvl w:ilvl="0" w:tplc="ED0699A4">
       <w:start w:val="1"/>
       <w:numFmt w:val="decimal"/>
       <w:lvlText w:val="%1."/>
@@ -37681,52 +37740,52 @@
         <w:color w:val="A67C27"/>
       </w:rPr>
     </w:lvl>
-    <w:lvl w:ilvl="1" w:tplc="BA306E60">
+    <w:lvl w:ilvl="1" w:tplc="CC0C92D6">
       <w:numFmt w:val="decimal"/>
       <w:lvlText w:val=""/>
       <w:lvlJc w:val="left"/>
     </w:lvl>
-    <w:lvl w:ilvl="2" w:tplc="CDA82E0E">
+    <w:lvl w:ilvl="2" w:tplc="8E2CD3A8">
       <w:numFmt w:val="decimal"/>
       <w:lvlText w:val=""/>
       <w:lvlJc w:val="left"/>
     </w:lvl>
-    <w:lvl w:ilvl="3" w:tplc="20C48832">
+    <w:lvl w:ilvl="3" w:tplc="8DDCBA4A">
       <w:numFmt w:val="decimal"/>
       <w:lvlText w:val=""/>
       <w:lvlJc w:val="left"/>
     </w:lvl>
-    <w:lvl w:ilvl="4" w:tplc="67CEB7CC">
+    <w:lvl w:ilvl="4" w:tplc="3D8CA308">
       <w:numFmt w:val="decimal"/>
       <w:lvlText w:val=""/>
       <w:lvlJc w:val="left"/>
     </w:lvl>
-    <w:lvl w:ilvl="5" w:tplc="B30451C6">
+    <w:lvl w:ilvl="5" w:tplc="DB362370">
       <w:numFmt w:val="decimal"/>
       <w:lvlText w:val=""/>
       <w:lvlJc w:val="left"/>
     </w:lvl>
-    <w:lvl w:ilvl="6" w:tplc="7EBED646">
+    <w:lvl w:ilvl="6" w:tplc="D6BA5CD2">
       <w:numFmt w:val="decimal"/>
       <w:lvlText w:val=""/>
       <w:lvlJc w:val="left"/>
     </w:lvl>
-    <w:lvl w:ilvl="7" w:tplc="C0168C6C">
+    <w:lvl w:ilvl="7" w:tplc="78DAB408">
       <w:numFmt w:val="decimal"/>
       <w:lvlText w:val=""/>
       <w:lvlJc w:val="left"/>
     </w:lvl>
-    <w:lvl w:ilvl="8" w:tplc="928214E2">
+    <w:lvl w:ilvl="8" w:tplc="2F5EAB60">
       <w:numFmt w:val="decimal"/>
       <w:lvlText w:val=""/>
       <w:lvlJc w:val="left"/>
     </w:lvl>
   </w:abstractNum>
-  <w:abstractNum w:abstractNumId="20" w15:restartNumberingAfterBreak="0">
-    <w:nsid w:val="75D655C9"/>
+  <w:abstractNum w:abstractNumId="21" w15:restartNumberingAfterBreak="0">
+    <w:nsid w:val="7F9B2AE1"/>
     <w:multiLevelType w:val="hybridMultilevel"/>
-    <w:tmpl w:val="9EC45320"/>
-    <w:lvl w:ilvl="0" w:tplc="575E22BA">
+    <w:tmpl w:val="66845CC2"/>
+    <w:lvl w:ilvl="0" w:tplc="F0B600E0">
       <w:start w:val="1"/>
       <w:numFmt w:val="decimal"/>
       <w:lvlText w:val="%1."/>
@@ -37740,234 +37799,175 @@
         <w:color w:val="A67C27"/>
       </w:rPr>
     </w:lvl>
-    <w:lvl w:ilvl="1" w:tplc="89340BE4">
+    <w:lvl w:ilvl="1" w:tplc="D88ACCF2">
       <w:numFmt w:val="decimal"/>
       <w:lvlText w:val=""/>
       <w:lvlJc w:val="left"/>
     </w:lvl>
-    <w:lvl w:ilvl="2" w:tplc="8558FD58">
+    <w:lvl w:ilvl="2" w:tplc="095C7E58">
       <w:numFmt w:val="decimal"/>
       <w:lvlText w:val=""/>
       <w:lvlJc w:val="left"/>
     </w:lvl>
-    <w:lvl w:ilvl="3" w:tplc="9B0C9A66">
+    <w:lvl w:ilvl="3" w:tplc="8974871C">
       <w:numFmt w:val="decimal"/>
       <w:lvlText w:val=""/>
       <w:lvlJc w:val="left"/>
     </w:lvl>
-    <w:lvl w:ilvl="4" w:tplc="CABE93F0">
+    <w:lvl w:ilvl="4" w:tplc="C794FA3A">
       <w:numFmt w:val="decimal"/>
       <w:lvlText w:val=""/>
       <w:lvlJc w:val="left"/>
     </w:lvl>
-    <w:lvl w:ilvl="5" w:tplc="F88A4C2C">
+    <w:lvl w:ilvl="5" w:tplc="3BC085AA">
       <w:numFmt w:val="decimal"/>
       <w:lvlText w:val=""/>
       <w:lvlJc w:val="left"/>
     </w:lvl>
-    <w:lvl w:ilvl="6" w:tplc="C77EDFBE">
+    <w:lvl w:ilvl="6" w:tplc="71F409A8">
       <w:numFmt w:val="decimal"/>
       <w:lvlText w:val=""/>
       <w:lvlJc w:val="left"/>
     </w:lvl>
-    <w:lvl w:ilvl="7" w:tplc="3C82A6E2">
+    <w:lvl w:ilvl="7" w:tplc="E2F43C7C">
       <w:numFmt w:val="decimal"/>
       <w:lvlText w:val=""/>
       <w:lvlJc w:val="left"/>
     </w:lvl>
-    <w:lvl w:ilvl="8" w:tplc="A532E19C">
+    <w:lvl w:ilvl="8" w:tplc="EFC6023E">
       <w:numFmt w:val="decimal"/>
       <w:lvlText w:val=""/>
       <w:lvlJc w:val="left"/>
     </w:lvl>
   </w:abstractNum>
-  <w:abstractNum w:abstractNumId="21" w15:restartNumberingAfterBreak="0">
-    <w:nsid w:val="7BBF19B0"/>
-    <w:multiLevelType w:val="hybridMultilevel"/>
-    <w:tmpl w:val="41A4826C"/>
-    <w:lvl w:ilvl="0" w:tplc="F976DC74">
-      <w:start w:val="1"/>
-      <w:numFmt w:val="decimal"/>
-      <w:lvlText w:val="%1."/>
-      <w:lvlJc w:val="left"/>
-      <w:pPr>
-        <w:ind w:left="460" w:hanging="360"/>
-      </w:pPr>
-      <w:rPr>
-        <w:b/>
-        <w:bCs/>
-        <w:color w:val="A67C27"/>
-      </w:rPr>
-    </w:lvl>
-    <w:lvl w:ilvl="1" w:tplc="11D21354">
-      <w:numFmt w:val="decimal"/>
-      <w:lvlText w:val=""/>
-      <w:lvlJc w:val="left"/>
-    </w:lvl>
-    <w:lvl w:ilvl="2" w:tplc="F62C9E52">
-      <w:numFmt w:val="decimal"/>
-      <w:lvlText w:val=""/>
-      <w:lvlJc w:val="left"/>
-    </w:lvl>
-    <w:lvl w:ilvl="3" w:tplc="525C1010">
-      <w:numFmt w:val="decimal"/>
-      <w:lvlText w:val=""/>
-      <w:lvlJc w:val="left"/>
-    </w:lvl>
-    <w:lvl w:ilvl="4" w:tplc="BD00377A">
-      <w:numFmt w:val="decimal"/>
-      <w:lvlText w:val=""/>
-      <w:lvlJc w:val="left"/>
-    </w:lvl>
-    <w:lvl w:ilvl="5" w:tplc="C79EA316">
-      <w:numFmt w:val="decimal"/>
-      <w:lvlText w:val=""/>
-      <w:lvlJc w:val="left"/>
-    </w:lvl>
-    <w:lvl w:ilvl="6" w:tplc="F2DC7108">
-      <w:numFmt w:val="decimal"/>
-      <w:lvlText w:val=""/>
-      <w:lvlJc w:val="left"/>
-    </w:lvl>
-    <w:lvl w:ilvl="7" w:tplc="A420DD8E">
-      <w:numFmt w:val="decimal"/>
-      <w:lvlText w:val=""/>
-      <w:lvlJc w:val="left"/>
-    </w:lvl>
-    <w:lvl w:ilvl="8" w:tplc="0F50BD6A">
-      <w:numFmt w:val="decimal"/>
-      <w:lvlText w:val=""/>
-      <w:lvlJc w:val="left"/>
-    </w:lvl>
-  </w:abstractNum>
-  <w:num w:numId="1" w16cid:durableId="1611083714">
+  <w:num w:numId="1" w16cid:durableId="2086604526">
+    <w:abstractNumId w:val="11"/>
+    <w:lvlOverride w:ilvl="0">
+      <w:startOverride w:val="1"/>
+    </w:lvlOverride>
+  </w:num>
+  <w:num w:numId="2" w16cid:durableId="515852541">
+    <w:abstractNumId w:val="13"/>
+    <w:lvlOverride w:ilvl="0">
+      <w:startOverride w:val="1"/>
+    </w:lvlOverride>
+  </w:num>
+  <w:num w:numId="3" w16cid:durableId="1537696310">
+    <w:abstractNumId w:val="12"/>
+    <w:lvlOverride w:ilvl="0">
+      <w:startOverride w:val="1"/>
+    </w:lvlOverride>
+  </w:num>
+  <w:num w:numId="4" w16cid:durableId="1173298106">
+    <w:abstractNumId w:val="10"/>
+    <w:lvlOverride w:ilvl="0">
+      <w:startOverride w:val="1"/>
+    </w:lvlOverride>
+  </w:num>
+  <w:num w:numId="5" w16cid:durableId="1494177245">
+    <w:abstractNumId w:val="20"/>
+    <w:lvlOverride w:ilvl="0">
+      <w:startOverride w:val="1"/>
+    </w:lvlOverride>
+  </w:num>
+  <w:num w:numId="6" w16cid:durableId="2056390980">
+    <w:abstractNumId w:val="7"/>
+    <w:lvlOverride w:ilvl="0">
+      <w:startOverride w:val="1"/>
+    </w:lvlOverride>
+  </w:num>
+  <w:num w:numId="7" w16cid:durableId="758873299">
+    <w:abstractNumId w:val="17"/>
+    <w:lvlOverride w:ilvl="0">
+      <w:startOverride w:val="1"/>
+    </w:lvlOverride>
+  </w:num>
+  <w:num w:numId="8" w16cid:durableId="1877082755">
+    <w:abstractNumId w:val="6"/>
+    <w:lvlOverride w:ilvl="0">
+      <w:startOverride w:val="1"/>
+    </w:lvlOverride>
+  </w:num>
+  <w:num w:numId="9" w16cid:durableId="1091581862">
+    <w:abstractNumId w:val="9"/>
+    <w:lvlOverride w:ilvl="0">
+      <w:startOverride w:val="1"/>
+    </w:lvlOverride>
+  </w:num>
+  <w:num w:numId="10" w16cid:durableId="785738862">
+    <w:abstractNumId w:val="2"/>
+    <w:lvlOverride w:ilvl="0">
+      <w:startOverride w:val="1"/>
+    </w:lvlOverride>
+  </w:num>
+  <w:num w:numId="11" w16cid:durableId="20908352">
+    <w:abstractNumId w:val="15"/>
+    <w:lvlOverride w:ilvl="0">
+      <w:startOverride w:val="1"/>
+    </w:lvlOverride>
+  </w:num>
+  <w:num w:numId="12" w16cid:durableId="1913420621">
+    <w:abstractNumId w:val="14"/>
+    <w:lvlOverride w:ilvl="0">
+      <w:startOverride w:val="1"/>
+    </w:lvlOverride>
+  </w:num>
+  <w:num w:numId="13" w16cid:durableId="1919513880">
+    <w:abstractNumId w:val="8"/>
+    <w:lvlOverride w:ilvl="0">
+      <w:startOverride w:val="1"/>
+    </w:lvlOverride>
+  </w:num>
+  <w:num w:numId="14" w16cid:durableId="938370088">
+    <w:abstractNumId w:val="0"/>
+    <w:lvlOverride w:ilvl="0">
+      <w:startOverride w:val="1"/>
+    </w:lvlOverride>
+  </w:num>
+  <w:num w:numId="15" w16cid:durableId="1667905262">
+    <w:abstractNumId w:val="3"/>
+    <w:lvlOverride w:ilvl="0">
+      <w:startOverride w:val="1"/>
+    </w:lvlOverride>
+  </w:num>
+  <w:num w:numId="16" w16cid:durableId="1799570697">
+    <w:abstractNumId w:val="21"/>
+    <w:lvlOverride w:ilvl="0">
+      <w:startOverride w:val="1"/>
+    </w:lvlOverride>
+  </w:num>
+  <w:num w:numId="17" w16cid:durableId="1919749227">
+    <w:abstractNumId w:val="16"/>
+    <w:lvlOverride w:ilvl="0">
+      <w:startOverride w:val="1"/>
+    </w:lvlOverride>
+  </w:num>
+  <w:num w:numId="18" w16cid:durableId="261498644">
+    <w:abstractNumId w:val="19"/>
+    <w:lvlOverride w:ilvl="0">
+      <w:startOverride w:val="1"/>
+    </w:lvlOverride>
+  </w:num>
+  <w:num w:numId="19" w16cid:durableId="1928343331">
+    <w:abstractNumId w:val="18"/>
+    <w:lvlOverride w:ilvl="0">
+      <w:startOverride w:val="1"/>
+    </w:lvlOverride>
+  </w:num>
+  <w:num w:numId="20" w16cid:durableId="873617174">
+    <w:abstractNumId w:val="5"/>
+    <w:lvlOverride w:ilvl="0">
+      <w:startOverride w:val="1"/>
+    </w:lvlOverride>
+  </w:num>
+  <w:num w:numId="21" w16cid:durableId="819423770">
     <w:abstractNumId w:val="1"/>
     <w:lvlOverride w:ilvl="0">
       <w:startOverride w:val="1"/>
     </w:lvlOverride>
   </w:num>
-  <w:num w:numId="2" w16cid:durableId="1909068065">
-    <w:abstractNumId w:val="17"/>
-    <w:lvlOverride w:ilvl="0">
-      <w:startOverride w:val="1"/>
-    </w:lvlOverride>
-  </w:num>
-  <w:num w:numId="3" w16cid:durableId="1185555843">
-    <w:abstractNumId w:val="16"/>
-    <w:lvlOverride w:ilvl="0">
-      <w:startOverride w:val="1"/>
-    </w:lvlOverride>
-  </w:num>
-  <w:num w:numId="4" w16cid:durableId="1013801316">
-    <w:abstractNumId w:val="13"/>
-    <w:lvlOverride w:ilvl="0">
-      <w:startOverride w:val="1"/>
-    </w:lvlOverride>
-  </w:num>
-  <w:num w:numId="5" w16cid:durableId="333071247">
-    <w:abstractNumId w:val="0"/>
-    <w:lvlOverride w:ilvl="0">
-      <w:startOverride w:val="1"/>
-    </w:lvlOverride>
-  </w:num>
-  <w:num w:numId="6" w16cid:durableId="2024889977">
-    <w:abstractNumId w:val="2"/>
-    <w:lvlOverride w:ilvl="0">
-      <w:startOverride w:val="1"/>
-    </w:lvlOverride>
-  </w:num>
-  <w:num w:numId="7" w16cid:durableId="1467115770">
-    <w:abstractNumId w:val="19"/>
-    <w:lvlOverride w:ilvl="0">
-      <w:startOverride w:val="1"/>
-    </w:lvlOverride>
-  </w:num>
-  <w:num w:numId="8" w16cid:durableId="1380202754">
-    <w:abstractNumId w:val="12"/>
-    <w:lvlOverride w:ilvl="0">
-      <w:startOverride w:val="1"/>
-    </w:lvlOverride>
-  </w:num>
-  <w:num w:numId="9" w16cid:durableId="1033503815">
-    <w:abstractNumId w:val="15"/>
-    <w:lvlOverride w:ilvl="0">
-      <w:startOverride w:val="1"/>
-    </w:lvlOverride>
-  </w:num>
-  <w:num w:numId="10" w16cid:durableId="2048943239">
-    <w:abstractNumId w:val="18"/>
-    <w:lvlOverride w:ilvl="0">
-      <w:startOverride w:val="1"/>
-    </w:lvlOverride>
-  </w:num>
-  <w:num w:numId="11" w16cid:durableId="2068451337">
-    <w:abstractNumId w:val="21"/>
-    <w:lvlOverride w:ilvl="0">
-      <w:startOverride w:val="1"/>
-    </w:lvlOverride>
-  </w:num>
-  <w:num w:numId="12" w16cid:durableId="998076545">
-    <w:abstractNumId w:val="9"/>
-    <w:lvlOverride w:ilvl="0">
-      <w:startOverride w:val="1"/>
-    </w:lvlOverride>
-  </w:num>
-  <w:num w:numId="13" w16cid:durableId="1829978822">
-    <w:abstractNumId w:val="14"/>
-    <w:lvlOverride w:ilvl="0">
-      <w:startOverride w:val="1"/>
-    </w:lvlOverride>
-  </w:num>
-  <w:num w:numId="14" w16cid:durableId="1628045423">
-    <w:abstractNumId w:val="8"/>
-    <w:lvlOverride w:ilvl="0">
-      <w:startOverride w:val="1"/>
-    </w:lvlOverride>
-  </w:num>
-  <w:num w:numId="15" w16cid:durableId="1861969289">
-    <w:abstractNumId w:val="5"/>
-    <w:lvlOverride w:ilvl="0">
-      <w:startOverride w:val="1"/>
-    </w:lvlOverride>
-  </w:num>
-  <w:num w:numId="16" w16cid:durableId="1745570388">
+  <w:num w:numId="22" w16cid:durableId="281960377">
     <w:abstractNumId w:val="4"/>
-    <w:lvlOverride w:ilvl="0">
-      <w:startOverride w:val="1"/>
-    </w:lvlOverride>
-  </w:num>
-  <w:num w:numId="17" w16cid:durableId="1893152393">
-    <w:abstractNumId w:val="11"/>
-    <w:lvlOverride w:ilvl="0">
-      <w:startOverride w:val="1"/>
-    </w:lvlOverride>
-  </w:num>
-  <w:num w:numId="18" w16cid:durableId="1821459233">
-    <w:abstractNumId w:val="6"/>
-    <w:lvlOverride w:ilvl="0">
-      <w:startOverride w:val="1"/>
-    </w:lvlOverride>
-  </w:num>
-  <w:num w:numId="19" w16cid:durableId="573904304">
-    <w:abstractNumId w:val="10"/>
-    <w:lvlOverride w:ilvl="0">
-      <w:startOverride w:val="1"/>
-    </w:lvlOverride>
-  </w:num>
-  <w:num w:numId="20" w16cid:durableId="1230505527">
-    <w:abstractNumId w:val="7"/>
-    <w:lvlOverride w:ilvl="0">
-      <w:startOverride w:val="1"/>
-    </w:lvlOverride>
-  </w:num>
-  <w:num w:numId="21" w16cid:durableId="1105468616">
-    <w:abstractNumId w:val="20"/>
-    <w:lvlOverride w:ilvl="0">
-      <w:startOverride w:val="1"/>
-    </w:lvlOverride>
-  </w:num>
-  <w:num w:numId="22" w16cid:durableId="131561833">
-    <w:abstractNumId w:val="3"/>
     <w:lvlOverride w:ilvl="0">
       <w:startOverride w:val="1"/>
     </w:lvlOverride>
@@ -38592,7 +38592,7 @@
     <w:autoRedefine/>
     <w:uiPriority w:val="39"/>
     <w:unhideWhenUsed/>
-    <w:rsid w:val="006A3049"/>
+    <w:rsid w:val="007C4B01"/>
     <w:pPr>
       <w:spacing w:after="100"/>
     </w:pPr>
@@ -38604,7 +38604,7 @@
     <w:autoRedefine/>
     <w:uiPriority w:val="39"/>
     <w:unhideWhenUsed/>
-    <w:rsid w:val="006A3049"/>
+    <w:rsid w:val="007C4B01"/>
     <w:pPr>
       <w:spacing w:after="100"/>
       <w:ind w:left="210"/>

--- a/docs/manuals/Role_Guide_2_Field_Coordinator.docx
+++ b/docs/manuals/Role_Guide_2_Field_Coordinator.docx
@@ -69,7 +69,7 @@
           <w:left w:w="10" w:type="dxa"/>
           <w:right w:w="10" w:type="dxa"/>
         </w:tblCellMar>
-        <w:tblLook w:val="04A0" w:firstRow="1" w:lastRow="0" w:firstColumn="1" w:lastColumn="0" w:noHBand="0" w:noVBand="1"/>
+        <w:tblLook w:val="0000" w:firstRow="0" w:lastRow="0" w:firstColumn="0" w:lastColumn="0" w:noHBand="0" w:noVBand="0"/>
       </w:tblPr>
       <w:tblGrid>
         <w:gridCol w:w="2300"/>
@@ -538,7 +538,7 @@
     <w:sdt>
       <w:sdtPr>
         <w:alias w:val="Contents"/>
-        <w:id w:val="-1098249936"/>
+        <w:id w:val="-671407072"/>
       </w:sdtPr>
       <w:sdtEndPr/>
       <w:sdtContent>
@@ -567,7 +567,7 @@
           <w:r>
             <w:fldChar w:fldCharType="separate"/>
           </w:r>
-          <w:hyperlink w:anchor="_Toc240920215" w:history="1">
+          <w:hyperlink w:anchor="_Toc240923362" w:history="1">
             <w:r>
               <w:rPr>
                 <w:rStyle w:val="Hyperlink"/>
@@ -591,7 +591,7 @@
               <w:rPr>
                 <w:noProof/>
               </w:rPr>
-              <w:instrText xml:space="preserve"> PAGEREF _Toc240920215 \h </w:instrText>
+              <w:instrText xml:space="preserve"> PAGEREF _Toc240923362 \h </w:instrText>
             </w:r>
             <w:r>
               <w:rPr>
@@ -634,7 +634,7 @@
               <w14:ligatures w14:val="standardContextual"/>
             </w:rPr>
           </w:pPr>
-          <w:hyperlink w:anchor="_Toc240920216" w:history="1">
+          <w:hyperlink w:anchor="_Toc240923363" w:history="1">
             <w:r>
               <w:rPr>
                 <w:rStyle w:val="Hyperlink"/>
@@ -658,7 +658,7 @@
               <w:rPr>
                 <w:noProof/>
               </w:rPr>
-              <w:instrText xml:space="preserve"> PAGEREF _Toc240920216 \h </w:instrText>
+              <w:instrText xml:space="preserve"> PAGEREF _Toc240923363 \h </w:instrText>
             </w:r>
             <w:r>
               <w:rPr>
@@ -701,7 +701,7 @@
               <w14:ligatures w14:val="standardContextual"/>
             </w:rPr>
           </w:pPr>
-          <w:hyperlink w:anchor="_Toc240920217" w:history="1">
+          <w:hyperlink w:anchor="_Toc240923364" w:history="1">
             <w:r>
               <w:rPr>
                 <w:rStyle w:val="Hyperlink"/>
@@ -725,7 +725,7 @@
               <w:rPr>
                 <w:noProof/>
               </w:rPr>
-              <w:instrText xml:space="preserve"> PAGEREF _Toc240920217 \h </w:instrText>
+              <w:instrText xml:space="preserve"> PAGEREF _Toc240923364 \h </w:instrText>
             </w:r>
             <w:r>
               <w:rPr>
@@ -768,7 +768,7 @@
               <w14:ligatures w14:val="standardContextual"/>
             </w:rPr>
           </w:pPr>
-          <w:hyperlink w:anchor="_Toc240920218" w:history="1">
+          <w:hyperlink w:anchor="_Toc240923365" w:history="1">
             <w:r>
               <w:rPr>
                 <w:rStyle w:val="Hyperlink"/>
@@ -792,7 +792,7 @@
               <w:rPr>
                 <w:noProof/>
               </w:rPr>
-              <w:instrText xml:space="preserve"> PAGEREF _Toc240920218 \h </w:instrText>
+              <w:instrText xml:space="preserve"> PAGEREF _Toc240923365 \h </w:instrText>
             </w:r>
             <w:r>
               <w:rPr>
@@ -835,7 +835,7 @@
               <w14:ligatures w14:val="standardContextual"/>
             </w:rPr>
           </w:pPr>
-          <w:hyperlink w:anchor="_Toc240920219" w:history="1">
+          <w:hyperlink w:anchor="_Toc240923366" w:history="1">
             <w:r>
               <w:rPr>
                 <w:rStyle w:val="Hyperlink"/>
@@ -859,7 +859,7 @@
               <w:rPr>
                 <w:noProof/>
               </w:rPr>
-              <w:instrText xml:space="preserve"> PAGEREF _Toc240920219 \h </w:instrText>
+              <w:instrText xml:space="preserve"> PAGEREF _Toc240923366 \h </w:instrText>
             </w:r>
             <w:r>
               <w:rPr>
@@ -902,7 +902,7 @@
               <w14:ligatures w14:val="standardContextual"/>
             </w:rPr>
           </w:pPr>
-          <w:hyperlink w:anchor="_Toc240920220" w:history="1">
+          <w:hyperlink w:anchor="_Toc240923367" w:history="1">
             <w:r>
               <w:rPr>
                 <w:rStyle w:val="Hyperlink"/>
@@ -926,7 +926,7 @@
               <w:rPr>
                 <w:noProof/>
               </w:rPr>
-              <w:instrText xml:space="preserve"> PAGEREF _Toc240920220 \h </w:instrText>
+              <w:instrText xml:space="preserve"> PAGEREF _Toc240923367 \h </w:instrText>
             </w:r>
             <w:r>
               <w:rPr>
@@ -969,7 +969,7 @@
               <w14:ligatures w14:val="standardContextual"/>
             </w:rPr>
           </w:pPr>
-          <w:hyperlink w:anchor="_Toc240920221" w:history="1">
+          <w:hyperlink w:anchor="_Toc240923368" w:history="1">
             <w:r>
               <w:rPr>
                 <w:rStyle w:val="Hyperlink"/>
@@ -993,7 +993,7 @@
               <w:rPr>
                 <w:noProof/>
               </w:rPr>
-              <w:instrText xml:space="preserve"> PAGEREF _Toc240920221 \h </w:instrText>
+              <w:instrText xml:space="preserve"> PAGEREF _Toc240923368 \h </w:instrText>
             </w:r>
             <w:r>
               <w:rPr>
@@ -1036,7 +1036,7 @@
               <w14:ligatures w14:val="standardContextual"/>
             </w:rPr>
           </w:pPr>
-          <w:hyperlink w:anchor="_Toc240920222" w:history="1">
+          <w:hyperlink w:anchor="_Toc240923369" w:history="1">
             <w:r>
               <w:rPr>
                 <w:rStyle w:val="Hyperlink"/>
@@ -1060,7 +1060,7 @@
               <w:rPr>
                 <w:noProof/>
               </w:rPr>
-              <w:instrText xml:space="preserve"> PAGEREF _Toc240920222 \h </w:instrText>
+              <w:instrText xml:space="preserve"> PAGEREF _Toc240923369 \h </w:instrText>
             </w:r>
             <w:r>
               <w:rPr>
@@ -1103,7 +1103,7 @@
               <w14:ligatures w14:val="standardContextual"/>
             </w:rPr>
           </w:pPr>
-          <w:hyperlink w:anchor="_Toc240920223" w:history="1">
+          <w:hyperlink w:anchor="_Toc240923370" w:history="1">
             <w:r>
               <w:rPr>
                 <w:rStyle w:val="Hyperlink"/>
@@ -1127,7 +1127,7 @@
               <w:rPr>
                 <w:noProof/>
               </w:rPr>
-              <w:instrText xml:space="preserve"> PAGEREF _Toc240920223 \h </w:instrText>
+              <w:instrText xml:space="preserve"> PAGEREF _Toc240923370 \h </w:instrText>
             </w:r>
             <w:r>
               <w:rPr>
@@ -1170,7 +1170,7 @@
               <w14:ligatures w14:val="standardContextual"/>
             </w:rPr>
           </w:pPr>
-          <w:hyperlink w:anchor="_Toc240920224" w:history="1">
+          <w:hyperlink w:anchor="_Toc240923371" w:history="1">
             <w:r>
               <w:rPr>
                 <w:rStyle w:val="Hyperlink"/>
@@ -1194,7 +1194,7 @@
               <w:rPr>
                 <w:noProof/>
               </w:rPr>
-              <w:instrText xml:space="preserve"> PAGEREF _Toc240920224 \h </w:instrText>
+              <w:instrText xml:space="preserve"> PAGEREF _Toc240923371 \h </w:instrText>
             </w:r>
             <w:r>
               <w:rPr>
@@ -1237,7 +1237,7 @@
               <w14:ligatures w14:val="standardContextual"/>
             </w:rPr>
           </w:pPr>
-          <w:hyperlink w:anchor="_Toc240920225" w:history="1">
+          <w:hyperlink w:anchor="_Toc240923372" w:history="1">
             <w:r>
               <w:rPr>
                 <w:rStyle w:val="Hyperlink"/>
@@ -1261,7 +1261,7 @@
               <w:rPr>
                 <w:noProof/>
               </w:rPr>
-              <w:instrText xml:space="preserve"> PAGEREF _Toc240920225 \h </w:instrText>
+              <w:instrText xml:space="preserve"> PAGEREF _Toc240923372 \h </w:instrText>
             </w:r>
             <w:r>
               <w:rPr>
@@ -1304,7 +1304,7 @@
               <w14:ligatures w14:val="standardContextual"/>
             </w:rPr>
           </w:pPr>
-          <w:hyperlink w:anchor="_Toc240920226" w:history="1">
+          <w:hyperlink w:anchor="_Toc240923373" w:history="1">
             <w:r>
               <w:rPr>
                 <w:rStyle w:val="Hyperlink"/>
@@ -1328,7 +1328,7 @@
               <w:rPr>
                 <w:noProof/>
               </w:rPr>
-              <w:instrText xml:space="preserve"> PAGEREF _Toc240920226 \h </w:instrText>
+              <w:instrText xml:space="preserve"> PAGEREF _Toc240923373 \h </w:instrText>
             </w:r>
             <w:r>
               <w:rPr>
@@ -1371,7 +1371,7 @@
               <w14:ligatures w14:val="standardContextual"/>
             </w:rPr>
           </w:pPr>
-          <w:hyperlink w:anchor="_Toc240920227" w:history="1">
+          <w:hyperlink w:anchor="_Toc240923374" w:history="1">
             <w:r>
               <w:rPr>
                 <w:rStyle w:val="Hyperlink"/>
@@ -1395,7 +1395,7 @@
               <w:rPr>
                 <w:noProof/>
               </w:rPr>
-              <w:instrText xml:space="preserve"> PAGEREF _Toc240920227 \h </w:instrText>
+              <w:instrText xml:space="preserve"> PAGEREF _Toc240923374 \h </w:instrText>
             </w:r>
             <w:r>
               <w:rPr>
@@ -1438,7 +1438,7 @@
               <w14:ligatures w14:val="standardContextual"/>
             </w:rPr>
           </w:pPr>
-          <w:hyperlink w:anchor="_Toc240920228" w:history="1">
+          <w:hyperlink w:anchor="_Toc240923375" w:history="1">
             <w:r>
               <w:rPr>
                 <w:rStyle w:val="Hyperlink"/>
@@ -1462,7 +1462,7 @@
               <w:rPr>
                 <w:noProof/>
               </w:rPr>
-              <w:instrText xml:space="preserve"> PAGEREF _Toc240920228 \h </w:instrText>
+              <w:instrText xml:space="preserve"> PAGEREF _Toc240923375 \h </w:instrText>
             </w:r>
             <w:r>
               <w:rPr>
@@ -1505,7 +1505,7 @@
               <w14:ligatures w14:val="standardContextual"/>
             </w:rPr>
           </w:pPr>
-          <w:hyperlink w:anchor="_Toc240920229" w:history="1">
+          <w:hyperlink w:anchor="_Toc240923376" w:history="1">
             <w:r>
               <w:rPr>
                 <w:rStyle w:val="Hyperlink"/>
@@ -1529,7 +1529,7 @@
               <w:rPr>
                 <w:noProof/>
               </w:rPr>
-              <w:instrText xml:space="preserve"> PAGEREF _Toc240920229 \h </w:instrText>
+              <w:instrText xml:space="preserve"> PAGEREF _Toc240923376 \h </w:instrText>
             </w:r>
             <w:r>
               <w:rPr>
@@ -1572,7 +1572,7 @@
               <w14:ligatures w14:val="standardContextual"/>
             </w:rPr>
           </w:pPr>
-          <w:hyperlink w:anchor="_Toc240920230" w:history="1">
+          <w:hyperlink w:anchor="_Toc240923377" w:history="1">
             <w:r>
               <w:rPr>
                 <w:rStyle w:val="Hyperlink"/>
@@ -1596,7 +1596,7 @@
               <w:rPr>
                 <w:noProof/>
               </w:rPr>
-              <w:instrText xml:space="preserve"> PAGEREF _Toc240920230 \h </w:instrText>
+              <w:instrText xml:space="preserve"> PAGEREF _Toc240923377 \h </w:instrText>
             </w:r>
             <w:r>
               <w:rPr>
@@ -1639,7 +1639,7 @@
               <w14:ligatures w14:val="standardContextual"/>
             </w:rPr>
           </w:pPr>
-          <w:hyperlink w:anchor="_Toc240920231" w:history="1">
+          <w:hyperlink w:anchor="_Toc240923378" w:history="1">
             <w:r>
               <w:rPr>
                 <w:rStyle w:val="Hyperlink"/>
@@ -1663,7 +1663,7 @@
               <w:rPr>
                 <w:noProof/>
               </w:rPr>
-              <w:instrText xml:space="preserve"> PAGEREF _Toc240920231 \h </w:instrText>
+              <w:instrText xml:space="preserve"> PAGEREF _Toc240923378 \h </w:instrText>
             </w:r>
             <w:r>
               <w:rPr>
@@ -1706,7 +1706,7 @@
               <w14:ligatures w14:val="standardContextual"/>
             </w:rPr>
           </w:pPr>
-          <w:hyperlink w:anchor="_Toc240920232" w:history="1">
+          <w:hyperlink w:anchor="_Toc240923379" w:history="1">
             <w:r>
               <w:rPr>
                 <w:rStyle w:val="Hyperlink"/>
@@ -1730,7 +1730,7 @@
               <w:rPr>
                 <w:noProof/>
               </w:rPr>
-              <w:instrText xml:space="preserve"> PAGEREF _Toc240920232 \h </w:instrText>
+              <w:instrText xml:space="preserve"> PAGEREF _Toc240923379 \h </w:instrText>
             </w:r>
             <w:r>
               <w:rPr>
@@ -1773,7 +1773,7 @@
               <w14:ligatures w14:val="standardContextual"/>
             </w:rPr>
           </w:pPr>
-          <w:hyperlink w:anchor="_Toc240920233" w:history="1">
+          <w:hyperlink w:anchor="_Toc240923380" w:history="1">
             <w:r>
               <w:rPr>
                 <w:rStyle w:val="Hyperlink"/>
@@ -1797,7 +1797,7 @@
               <w:rPr>
                 <w:noProof/>
               </w:rPr>
-              <w:instrText xml:space="preserve"> PAGEREF _Toc240920233 \h </w:instrText>
+              <w:instrText xml:space="preserve"> PAGEREF _Toc240923380 \h </w:instrText>
             </w:r>
             <w:r>
               <w:rPr>
@@ -1840,7 +1840,7 @@
               <w14:ligatures w14:val="standardContextual"/>
             </w:rPr>
           </w:pPr>
-          <w:hyperlink w:anchor="_Toc240920234" w:history="1">
+          <w:hyperlink w:anchor="_Toc240923381" w:history="1">
             <w:r>
               <w:rPr>
                 <w:rStyle w:val="Hyperlink"/>
@@ -1864,7 +1864,7 @@
               <w:rPr>
                 <w:noProof/>
               </w:rPr>
-              <w:instrText xml:space="preserve"> PAGEREF _Toc240920234 \h </w:instrText>
+              <w:instrText xml:space="preserve"> PAGEREF _Toc240923381 \h </w:instrText>
             </w:r>
             <w:r>
               <w:rPr>
@@ -1907,7 +1907,7 @@
               <w14:ligatures w14:val="standardContextual"/>
             </w:rPr>
           </w:pPr>
-          <w:hyperlink w:anchor="_Toc240920235" w:history="1">
+          <w:hyperlink w:anchor="_Toc240923382" w:history="1">
             <w:r>
               <w:rPr>
                 <w:rStyle w:val="Hyperlink"/>
@@ -1931,7 +1931,7 @@
               <w:rPr>
                 <w:noProof/>
               </w:rPr>
-              <w:instrText xml:space="preserve"> PAGEREF _Toc240920235 \h </w:instrText>
+              <w:instrText xml:space="preserve"> PAGEREF _Toc240923382 \h </w:instrText>
             </w:r>
             <w:r>
               <w:rPr>
@@ -1974,7 +1974,7 @@
               <w14:ligatures w14:val="standardContextual"/>
             </w:rPr>
           </w:pPr>
-          <w:hyperlink w:anchor="_Toc240920236" w:history="1">
+          <w:hyperlink w:anchor="_Toc240923383" w:history="1">
             <w:r>
               <w:rPr>
                 <w:rStyle w:val="Hyperlink"/>
@@ -1998,7 +1998,7 @@
               <w:rPr>
                 <w:noProof/>
               </w:rPr>
-              <w:instrText xml:space="preserve"> PAGEREF _Toc240920236 \h </w:instrText>
+              <w:instrText xml:space="preserve"> PAGEREF _Toc240923383 \h </w:instrText>
             </w:r>
             <w:r>
               <w:rPr>
@@ -2041,7 +2041,7 @@
               <w14:ligatures w14:val="standardContextual"/>
             </w:rPr>
           </w:pPr>
-          <w:hyperlink w:anchor="_Toc240920237" w:history="1">
+          <w:hyperlink w:anchor="_Toc240923384" w:history="1">
             <w:r>
               <w:rPr>
                 <w:rStyle w:val="Hyperlink"/>
@@ -2065,7 +2065,7 @@
               <w:rPr>
                 <w:noProof/>
               </w:rPr>
-              <w:instrText xml:space="preserve"> PAGEREF _Toc240920237 \h </w:instrText>
+              <w:instrText xml:space="preserve"> PAGEREF _Toc240923384 \h </w:instrText>
             </w:r>
             <w:r>
               <w:rPr>
@@ -2108,7 +2108,7 @@
               <w14:ligatures w14:val="standardContextual"/>
             </w:rPr>
           </w:pPr>
-          <w:hyperlink w:anchor="_Toc240920238" w:history="1">
+          <w:hyperlink w:anchor="_Toc240923385" w:history="1">
             <w:r>
               <w:rPr>
                 <w:rStyle w:val="Hyperlink"/>
@@ -2132,7 +2132,7 @@
               <w:rPr>
                 <w:noProof/>
               </w:rPr>
-              <w:instrText xml:space="preserve"> PAGEREF _Toc240920238 \h </w:instrText>
+              <w:instrText xml:space="preserve"> PAGEREF _Toc240923385 \h </w:instrText>
             </w:r>
             <w:r>
               <w:rPr>
@@ -2175,7 +2175,7 @@
               <w14:ligatures w14:val="standardContextual"/>
             </w:rPr>
           </w:pPr>
-          <w:hyperlink w:anchor="_Toc240920239" w:history="1">
+          <w:hyperlink w:anchor="_Toc240923386" w:history="1">
             <w:r>
               <w:rPr>
                 <w:rStyle w:val="Hyperlink"/>
@@ -2199,7 +2199,7 @@
               <w:rPr>
                 <w:noProof/>
               </w:rPr>
-              <w:instrText xml:space="preserve"> PAGEREF _Toc240920239 \h </w:instrText>
+              <w:instrText xml:space="preserve"> PAGEREF _Toc240923386 \h </w:instrText>
             </w:r>
             <w:r>
               <w:rPr>
@@ -2242,7 +2242,7 @@
               <w14:ligatures w14:val="standardContextual"/>
             </w:rPr>
           </w:pPr>
-          <w:hyperlink w:anchor="_Toc240920240" w:history="1">
+          <w:hyperlink w:anchor="_Toc240923387" w:history="1">
             <w:r>
               <w:rPr>
                 <w:rStyle w:val="Hyperlink"/>
@@ -2266,7 +2266,7 @@
               <w:rPr>
                 <w:noProof/>
               </w:rPr>
-              <w:instrText xml:space="preserve"> PAGEREF _Toc240920240 \h </w:instrText>
+              <w:instrText xml:space="preserve"> PAGEREF _Toc240923387 \h </w:instrText>
             </w:r>
             <w:r>
               <w:rPr>
@@ -2309,7 +2309,7 @@
               <w14:ligatures w14:val="standardContextual"/>
             </w:rPr>
           </w:pPr>
-          <w:hyperlink w:anchor="_Toc240920241" w:history="1">
+          <w:hyperlink w:anchor="_Toc240923388" w:history="1">
             <w:r>
               <w:rPr>
                 <w:rStyle w:val="Hyperlink"/>
@@ -2333,7 +2333,7 @@
               <w:rPr>
                 <w:noProof/>
               </w:rPr>
-              <w:instrText xml:space="preserve"> PAGEREF _Toc240920241 \h </w:instrText>
+              <w:instrText xml:space="preserve"> PAGEREF _Toc240923388 \h </w:instrText>
             </w:r>
             <w:r>
               <w:rPr>
@@ -2376,7 +2376,7 @@
               <w14:ligatures w14:val="standardContextual"/>
             </w:rPr>
           </w:pPr>
-          <w:hyperlink w:anchor="_Toc240920242" w:history="1">
+          <w:hyperlink w:anchor="_Toc240923389" w:history="1">
             <w:r>
               <w:rPr>
                 <w:rStyle w:val="Hyperlink"/>
@@ -2400,7 +2400,7 @@
               <w:rPr>
                 <w:noProof/>
               </w:rPr>
-              <w:instrText xml:space="preserve"> PAGEREF _Toc240920242 \h </w:instrText>
+              <w:instrText xml:space="preserve"> PAGEREF _Toc240923389 \h </w:instrText>
             </w:r>
             <w:r>
               <w:rPr>
@@ -2443,7 +2443,7 @@
               <w14:ligatures w14:val="standardContextual"/>
             </w:rPr>
           </w:pPr>
-          <w:hyperlink w:anchor="_Toc240920243" w:history="1">
+          <w:hyperlink w:anchor="_Toc240923390" w:history="1">
             <w:r>
               <w:rPr>
                 <w:rStyle w:val="Hyperlink"/>
@@ -2467,7 +2467,7 @@
               <w:rPr>
                 <w:noProof/>
               </w:rPr>
-              <w:instrText xml:space="preserve"> PAGEREF _Toc240920243 \h </w:instrText>
+              <w:instrText xml:space="preserve"> PAGEREF _Toc240923390 \h </w:instrText>
             </w:r>
             <w:r>
               <w:rPr>
@@ -2510,7 +2510,7 @@
               <w14:ligatures w14:val="standardContextual"/>
             </w:rPr>
           </w:pPr>
-          <w:hyperlink w:anchor="_Toc240920244" w:history="1">
+          <w:hyperlink w:anchor="_Toc240923391" w:history="1">
             <w:r>
               <w:rPr>
                 <w:rStyle w:val="Hyperlink"/>
@@ -2534,7 +2534,7 @@
               <w:rPr>
                 <w:noProof/>
               </w:rPr>
-              <w:instrText xml:space="preserve"> PAGEREF _Toc240920244 \h </w:instrText>
+              <w:instrText xml:space="preserve"> PAGEREF _Toc240923391 \h </w:instrText>
             </w:r>
             <w:r>
               <w:rPr>
@@ -2551,7 +2551,7 @@
               <w:rPr>
                 <w:noProof/>
               </w:rPr>
-              <w:t>28</w:t>
+              <w:t>29</w:t>
             </w:r>
             <w:r>
               <w:rPr>
@@ -2577,7 +2577,7 @@
               <w14:ligatures w14:val="standardContextual"/>
             </w:rPr>
           </w:pPr>
-          <w:hyperlink w:anchor="_Toc240920245" w:history="1">
+          <w:hyperlink w:anchor="_Toc240923392" w:history="1">
             <w:r>
               <w:rPr>
                 <w:rStyle w:val="Hyperlink"/>
@@ -2601,7 +2601,7 @@
               <w:rPr>
                 <w:noProof/>
               </w:rPr>
-              <w:instrText xml:space="preserve"> PAGEREF _Toc240920245 \h </w:instrText>
+              <w:instrText xml:space="preserve"> PAGEREF _Toc240923392 \h </w:instrText>
             </w:r>
             <w:r>
               <w:rPr>
@@ -2618,7 +2618,7 @@
               <w:rPr>
                 <w:noProof/>
               </w:rPr>
-              <w:t>29</w:t>
+              <w:t>30</w:t>
             </w:r>
             <w:r>
               <w:rPr>
@@ -2644,7 +2644,7 @@
               <w14:ligatures w14:val="standardContextual"/>
             </w:rPr>
           </w:pPr>
-          <w:hyperlink w:anchor="_Toc240920246" w:history="1">
+          <w:hyperlink w:anchor="_Toc240923393" w:history="1">
             <w:r>
               <w:rPr>
                 <w:rStyle w:val="Hyperlink"/>
@@ -2668,7 +2668,7 @@
               <w:rPr>
                 <w:noProof/>
               </w:rPr>
-              <w:instrText xml:space="preserve"> PAGEREF _Toc240920246 \h </w:instrText>
+              <w:instrText xml:space="preserve"> PAGEREF _Toc240923393 \h </w:instrText>
             </w:r>
             <w:r>
               <w:rPr>
@@ -2685,7 +2685,7 @@
               <w:rPr>
                 <w:noProof/>
               </w:rPr>
-              <w:t>30</w:t>
+              <w:t>31</w:t>
             </w:r>
             <w:r>
               <w:rPr>
@@ -2711,7 +2711,7 @@
               <w14:ligatures w14:val="standardContextual"/>
             </w:rPr>
           </w:pPr>
-          <w:hyperlink w:anchor="_Toc240920247" w:history="1">
+          <w:hyperlink w:anchor="_Toc240923394" w:history="1">
             <w:r>
               <w:rPr>
                 <w:rStyle w:val="Hyperlink"/>
@@ -2735,7 +2735,7 @@
               <w:rPr>
                 <w:noProof/>
               </w:rPr>
-              <w:instrText xml:space="preserve"> PAGEREF _Toc240920247 \h </w:instrText>
+              <w:instrText xml:space="preserve"> PAGEREF _Toc240923394 \h </w:instrText>
             </w:r>
             <w:r>
               <w:rPr>
@@ -2752,7 +2752,7 @@
               <w:rPr>
                 <w:noProof/>
               </w:rPr>
-              <w:t>31</w:t>
+              <w:t>32</w:t>
             </w:r>
             <w:r>
               <w:rPr>
@@ -2778,7 +2778,7 @@
               <w14:ligatures w14:val="standardContextual"/>
             </w:rPr>
           </w:pPr>
-          <w:hyperlink w:anchor="_Toc240920248" w:history="1">
+          <w:hyperlink w:anchor="_Toc240923395" w:history="1">
             <w:r>
               <w:rPr>
                 <w:rStyle w:val="Hyperlink"/>
@@ -2802,7 +2802,7 @@
               <w:rPr>
                 <w:noProof/>
               </w:rPr>
-              <w:instrText xml:space="preserve"> PAGEREF _Toc240920248 \h </w:instrText>
+              <w:instrText xml:space="preserve"> PAGEREF _Toc240923395 \h </w:instrText>
             </w:r>
             <w:r>
               <w:rPr>
@@ -2819,7 +2819,7 @@
               <w:rPr>
                 <w:noProof/>
               </w:rPr>
-              <w:t>32</w:t>
+              <w:t>33</w:t>
             </w:r>
             <w:r>
               <w:rPr>
@@ -2845,7 +2845,7 @@
               <w14:ligatures w14:val="standardContextual"/>
             </w:rPr>
           </w:pPr>
-          <w:hyperlink w:anchor="_Toc240920249" w:history="1">
+          <w:hyperlink w:anchor="_Toc240923396" w:history="1">
             <w:r>
               <w:rPr>
                 <w:rStyle w:val="Hyperlink"/>
@@ -2869,7 +2869,7 @@
               <w:rPr>
                 <w:noProof/>
               </w:rPr>
-              <w:instrText xml:space="preserve"> PAGEREF _Toc240920249 \h </w:instrText>
+              <w:instrText xml:space="preserve"> PAGEREF _Toc240923396 \h </w:instrText>
             </w:r>
             <w:r>
               <w:rPr>
@@ -2886,7 +2886,7 @@
               <w:rPr>
                 <w:noProof/>
               </w:rPr>
-              <w:t>32</w:t>
+              <w:t>33</w:t>
             </w:r>
             <w:r>
               <w:rPr>
@@ -2912,7 +2912,7 @@
               <w14:ligatures w14:val="standardContextual"/>
             </w:rPr>
           </w:pPr>
-          <w:hyperlink w:anchor="_Toc240920250" w:history="1">
+          <w:hyperlink w:anchor="_Toc240923397" w:history="1">
             <w:r>
               <w:rPr>
                 <w:rStyle w:val="Hyperlink"/>
@@ -2936,7 +2936,7 @@
               <w:rPr>
                 <w:noProof/>
               </w:rPr>
-              <w:instrText xml:space="preserve"> PAGEREF _Toc240920250 \h </w:instrText>
+              <w:instrText xml:space="preserve"> PAGEREF _Toc240923397 \h </w:instrText>
             </w:r>
             <w:r>
               <w:rPr>
@@ -2953,7 +2953,7 @@
               <w:rPr>
                 <w:noProof/>
               </w:rPr>
-              <w:t>32</w:t>
+              <w:t>33</w:t>
             </w:r>
             <w:r>
               <w:rPr>
@@ -2979,7 +2979,7 @@
               <w14:ligatures w14:val="standardContextual"/>
             </w:rPr>
           </w:pPr>
-          <w:hyperlink w:anchor="_Toc240920251" w:history="1">
+          <w:hyperlink w:anchor="_Toc240923398" w:history="1">
             <w:r>
               <w:rPr>
                 <w:rStyle w:val="Hyperlink"/>
@@ -3003,7 +3003,7 @@
               <w:rPr>
                 <w:noProof/>
               </w:rPr>
-              <w:instrText xml:space="preserve"> PAGEREF _Toc240920251 \h </w:instrText>
+              <w:instrText xml:space="preserve"> PAGEREF _Toc240923398 \h </w:instrText>
             </w:r>
             <w:r>
               <w:rPr>
@@ -3020,7 +3020,7 @@
               <w:rPr>
                 <w:noProof/>
               </w:rPr>
-              <w:t>33</w:t>
+              <w:t>34</w:t>
             </w:r>
             <w:r>
               <w:rPr>
@@ -3046,7 +3046,7 @@
               <w14:ligatures w14:val="standardContextual"/>
             </w:rPr>
           </w:pPr>
-          <w:hyperlink w:anchor="_Toc240920252" w:history="1">
+          <w:hyperlink w:anchor="_Toc240923399" w:history="1">
             <w:r>
               <w:rPr>
                 <w:rStyle w:val="Hyperlink"/>
@@ -3070,7 +3070,7 @@
               <w:rPr>
                 <w:noProof/>
               </w:rPr>
-              <w:instrText xml:space="preserve"> PAGEREF _Toc240920252 \h </w:instrText>
+              <w:instrText xml:space="preserve"> PAGEREF _Toc240923399 \h </w:instrText>
             </w:r>
             <w:r>
               <w:rPr>
@@ -3087,7 +3087,7 @@
               <w:rPr>
                 <w:noProof/>
               </w:rPr>
-              <w:t>33</w:t>
+              <w:t>34</w:t>
             </w:r>
             <w:r>
               <w:rPr>
@@ -3113,7 +3113,7 @@
               <w14:ligatures w14:val="standardContextual"/>
             </w:rPr>
           </w:pPr>
-          <w:hyperlink w:anchor="_Toc240920253" w:history="1">
+          <w:hyperlink w:anchor="_Toc240923400" w:history="1">
             <w:r>
               <w:rPr>
                 <w:rStyle w:val="Hyperlink"/>
@@ -3137,7 +3137,7 @@
               <w:rPr>
                 <w:noProof/>
               </w:rPr>
-              <w:instrText xml:space="preserve"> PAGEREF _Toc240920253 \h </w:instrText>
+              <w:instrText xml:space="preserve"> PAGEREF _Toc240923400 \h </w:instrText>
             </w:r>
             <w:r>
               <w:rPr>
@@ -3154,7 +3154,7 @@
               <w:rPr>
                 <w:noProof/>
               </w:rPr>
-              <w:t>34</w:t>
+              <w:t>35</w:t>
             </w:r>
             <w:r>
               <w:rPr>
@@ -3180,7 +3180,7 @@
               <w14:ligatures w14:val="standardContextual"/>
             </w:rPr>
           </w:pPr>
-          <w:hyperlink w:anchor="_Toc240920254" w:history="1">
+          <w:hyperlink w:anchor="_Toc240923401" w:history="1">
             <w:r>
               <w:rPr>
                 <w:rStyle w:val="Hyperlink"/>
@@ -3204,7 +3204,7 @@
               <w:rPr>
                 <w:noProof/>
               </w:rPr>
-              <w:instrText xml:space="preserve"> PAGEREF _Toc240920254 \h </w:instrText>
+              <w:instrText xml:space="preserve"> PAGEREF _Toc240923401 \h </w:instrText>
             </w:r>
             <w:r>
               <w:rPr>
@@ -3221,7 +3221,7 @@
               <w:rPr>
                 <w:noProof/>
               </w:rPr>
-              <w:t>34</w:t>
+              <w:t>35</w:t>
             </w:r>
             <w:r>
               <w:rPr>
@@ -3247,7 +3247,7 @@
               <w14:ligatures w14:val="standardContextual"/>
             </w:rPr>
           </w:pPr>
-          <w:hyperlink w:anchor="_Toc240920255" w:history="1">
+          <w:hyperlink w:anchor="_Toc240923402" w:history="1">
             <w:r>
               <w:rPr>
                 <w:rStyle w:val="Hyperlink"/>
@@ -3271,7 +3271,7 @@
               <w:rPr>
                 <w:noProof/>
               </w:rPr>
-              <w:instrText xml:space="preserve"> PAGEREF _Toc240920255 \h </w:instrText>
+              <w:instrText xml:space="preserve"> PAGEREF _Toc240923402 \h </w:instrText>
             </w:r>
             <w:r>
               <w:rPr>
@@ -3288,7 +3288,7 @@
               <w:rPr>
                 <w:noProof/>
               </w:rPr>
-              <w:t>34</w:t>
+              <w:t>35</w:t>
             </w:r>
             <w:r>
               <w:rPr>
@@ -3314,7 +3314,7 @@
               <w14:ligatures w14:val="standardContextual"/>
             </w:rPr>
           </w:pPr>
-          <w:hyperlink w:anchor="_Toc240920256" w:history="1">
+          <w:hyperlink w:anchor="_Toc240923403" w:history="1">
             <w:r>
               <w:rPr>
                 <w:rStyle w:val="Hyperlink"/>
@@ -3338,7 +3338,7 @@
               <w:rPr>
                 <w:noProof/>
               </w:rPr>
-              <w:instrText xml:space="preserve"> PAGEREF _Toc240920256 \h </w:instrText>
+              <w:instrText xml:space="preserve"> PAGEREF _Toc240923403 \h </w:instrText>
             </w:r>
             <w:r>
               <w:rPr>
@@ -3355,7 +3355,7 @@
               <w:rPr>
                 <w:noProof/>
               </w:rPr>
-              <w:t>35</w:t>
+              <w:t>36</w:t>
             </w:r>
             <w:r>
               <w:rPr>
@@ -3381,7 +3381,7 @@
               <w14:ligatures w14:val="standardContextual"/>
             </w:rPr>
           </w:pPr>
-          <w:hyperlink w:anchor="_Toc240920257" w:history="1">
+          <w:hyperlink w:anchor="_Toc240923404" w:history="1">
             <w:r>
               <w:rPr>
                 <w:rStyle w:val="Hyperlink"/>
@@ -3405,7 +3405,7 @@
               <w:rPr>
                 <w:noProof/>
               </w:rPr>
-              <w:instrText xml:space="preserve"> PAGEREF _Toc240920257 \h </w:instrText>
+              <w:instrText xml:space="preserve"> PAGEREF _Toc240923404 \h </w:instrText>
             </w:r>
             <w:r>
               <w:rPr>
@@ -3422,7 +3422,7 @@
               <w:rPr>
                 <w:noProof/>
               </w:rPr>
-              <w:t>35</w:t>
+              <w:t>36</w:t>
             </w:r>
             <w:r>
               <w:rPr>
@@ -3448,7 +3448,7 @@
               <w14:ligatures w14:val="standardContextual"/>
             </w:rPr>
           </w:pPr>
-          <w:hyperlink w:anchor="_Toc240920258" w:history="1">
+          <w:hyperlink w:anchor="_Toc240923405" w:history="1">
             <w:r>
               <w:rPr>
                 <w:rStyle w:val="Hyperlink"/>
@@ -3472,7 +3472,7 @@
               <w:rPr>
                 <w:noProof/>
               </w:rPr>
-              <w:instrText xml:space="preserve"> PAGEREF _Toc240920258 \h </w:instrText>
+              <w:instrText xml:space="preserve"> PAGEREF _Toc240923405 \h </w:instrText>
             </w:r>
             <w:r>
               <w:rPr>
@@ -3489,7 +3489,7 @@
               <w:rPr>
                 <w:noProof/>
               </w:rPr>
-              <w:t>36</w:t>
+              <w:t>37</w:t>
             </w:r>
             <w:r>
               <w:rPr>
@@ -3515,7 +3515,7 @@
               <w14:ligatures w14:val="standardContextual"/>
             </w:rPr>
           </w:pPr>
-          <w:hyperlink w:anchor="_Toc240920259" w:history="1">
+          <w:hyperlink w:anchor="_Toc240923406" w:history="1">
             <w:r>
               <w:rPr>
                 <w:rStyle w:val="Hyperlink"/>
@@ -3539,7 +3539,7 @@
               <w:rPr>
                 <w:noProof/>
               </w:rPr>
-              <w:instrText xml:space="preserve"> PAGEREF _Toc240920259 \h </w:instrText>
+              <w:instrText xml:space="preserve"> PAGEREF _Toc240923406 \h </w:instrText>
             </w:r>
             <w:r>
               <w:rPr>
@@ -3556,7 +3556,7 @@
               <w:rPr>
                 <w:noProof/>
               </w:rPr>
-              <w:t>36</w:t>
+              <w:t>37</w:t>
             </w:r>
             <w:r>
               <w:rPr>
@@ -3582,7 +3582,7 @@
               <w14:ligatures w14:val="standardContextual"/>
             </w:rPr>
           </w:pPr>
-          <w:hyperlink w:anchor="_Toc240920260" w:history="1">
+          <w:hyperlink w:anchor="_Toc240923407" w:history="1">
             <w:r>
               <w:rPr>
                 <w:rStyle w:val="Hyperlink"/>
@@ -3606,7 +3606,7 @@
               <w:rPr>
                 <w:noProof/>
               </w:rPr>
-              <w:instrText xml:space="preserve"> PAGEREF _Toc240920260 \h </w:instrText>
+              <w:instrText xml:space="preserve"> PAGEREF _Toc240923407 \h </w:instrText>
             </w:r>
             <w:r>
               <w:rPr>
@@ -3623,7 +3623,7 @@
               <w:rPr>
                 <w:noProof/>
               </w:rPr>
-              <w:t>38</w:t>
+              <w:t>39</w:t>
             </w:r>
             <w:r>
               <w:rPr>
@@ -3649,7 +3649,7 @@
               <w14:ligatures w14:val="standardContextual"/>
             </w:rPr>
           </w:pPr>
-          <w:hyperlink w:anchor="_Toc240920261" w:history="1">
+          <w:hyperlink w:anchor="_Toc240923408" w:history="1">
             <w:r>
               <w:rPr>
                 <w:rStyle w:val="Hyperlink"/>
@@ -3673,7 +3673,7 @@
               <w:rPr>
                 <w:noProof/>
               </w:rPr>
-              <w:instrText xml:space="preserve"> PAGEREF _Toc240920261 \h </w:instrText>
+              <w:instrText xml:space="preserve"> PAGEREF _Toc240923408 \h </w:instrText>
             </w:r>
             <w:r>
               <w:rPr>
@@ -3690,7 +3690,7 @@
               <w:rPr>
                 <w:noProof/>
               </w:rPr>
-              <w:t>40</w:t>
+              <w:t>41</w:t>
             </w:r>
             <w:r>
               <w:rPr>
@@ -3716,7 +3716,7 @@
               <w14:ligatures w14:val="standardContextual"/>
             </w:rPr>
           </w:pPr>
-          <w:hyperlink w:anchor="_Toc240920262" w:history="1">
+          <w:hyperlink w:anchor="_Toc240923409" w:history="1">
             <w:r>
               <w:rPr>
                 <w:rStyle w:val="Hyperlink"/>
@@ -3740,7 +3740,7 @@
               <w:rPr>
                 <w:noProof/>
               </w:rPr>
-              <w:instrText xml:space="preserve"> PAGEREF _Toc240920262 \h </w:instrText>
+              <w:instrText xml:space="preserve"> PAGEREF _Toc240923409 \h </w:instrText>
             </w:r>
             <w:r>
               <w:rPr>
@@ -3757,7 +3757,7 @@
               <w:rPr>
                 <w:noProof/>
               </w:rPr>
-              <w:t>41</w:t>
+              <w:t>42</w:t>
             </w:r>
             <w:r>
               <w:rPr>
@@ -3783,7 +3783,7 @@
               <w14:ligatures w14:val="standardContextual"/>
             </w:rPr>
           </w:pPr>
-          <w:hyperlink w:anchor="_Toc240920263" w:history="1">
+          <w:hyperlink w:anchor="_Toc240923410" w:history="1">
             <w:r>
               <w:rPr>
                 <w:rStyle w:val="Hyperlink"/>
@@ -3807,7 +3807,7 @@
               <w:rPr>
                 <w:noProof/>
               </w:rPr>
-              <w:instrText xml:space="preserve"> PAGEREF _Toc240920263 \h </w:instrText>
+              <w:instrText xml:space="preserve"> PAGEREF _Toc240923410 \h </w:instrText>
             </w:r>
             <w:r>
               <w:rPr>
@@ -3824,7 +3824,7 @@
               <w:rPr>
                 <w:noProof/>
               </w:rPr>
-              <w:t>41</w:t>
+              <w:t>42</w:t>
             </w:r>
             <w:r>
               <w:rPr>
@@ -3850,7 +3850,7 @@
               <w14:ligatures w14:val="standardContextual"/>
             </w:rPr>
           </w:pPr>
-          <w:hyperlink w:anchor="_Toc240920264" w:history="1">
+          <w:hyperlink w:anchor="_Toc240923411" w:history="1">
             <w:r>
               <w:rPr>
                 <w:rStyle w:val="Hyperlink"/>
@@ -3874,7 +3874,7 @@
               <w:rPr>
                 <w:noProof/>
               </w:rPr>
-              <w:instrText xml:space="preserve"> PAGEREF _Toc240920264 \h </w:instrText>
+              <w:instrText xml:space="preserve"> PAGEREF _Toc240923411 \h </w:instrText>
             </w:r>
             <w:r>
               <w:rPr>
@@ -3891,7 +3891,7 @@
               <w:rPr>
                 <w:noProof/>
               </w:rPr>
-              <w:t>42</w:t>
+              <w:t>43</w:t>
             </w:r>
             <w:r>
               <w:rPr>
@@ -3917,7 +3917,7 @@
               <w14:ligatures w14:val="standardContextual"/>
             </w:rPr>
           </w:pPr>
-          <w:hyperlink w:anchor="_Toc240920265" w:history="1">
+          <w:hyperlink w:anchor="_Toc240923412" w:history="1">
             <w:r>
               <w:rPr>
                 <w:rStyle w:val="Hyperlink"/>
@@ -3941,7 +3941,7 @@
               <w:rPr>
                 <w:noProof/>
               </w:rPr>
-              <w:instrText xml:space="preserve"> PAGEREF _Toc240920265 \h </w:instrText>
+              <w:instrText xml:space="preserve"> PAGEREF _Toc240923412 \h </w:instrText>
             </w:r>
             <w:r>
               <w:rPr>
@@ -3958,7 +3958,7 @@
               <w:rPr>
                 <w:noProof/>
               </w:rPr>
-              <w:t>42</w:t>
+              <w:t>43</w:t>
             </w:r>
             <w:r>
               <w:rPr>
@@ -3984,7 +3984,7 @@
               <w14:ligatures w14:val="standardContextual"/>
             </w:rPr>
           </w:pPr>
-          <w:hyperlink w:anchor="_Toc240920266" w:history="1">
+          <w:hyperlink w:anchor="_Toc240923413" w:history="1">
             <w:r>
               <w:rPr>
                 <w:rStyle w:val="Hyperlink"/>
@@ -4008,7 +4008,7 @@
               <w:rPr>
                 <w:noProof/>
               </w:rPr>
-              <w:instrText xml:space="preserve"> PAGEREF _Toc240920266 \h </w:instrText>
+              <w:instrText xml:space="preserve"> PAGEREF _Toc240923413 \h </w:instrText>
             </w:r>
             <w:r>
               <w:rPr>
@@ -4025,7 +4025,7 @@
               <w:rPr>
                 <w:noProof/>
               </w:rPr>
-              <w:t>43</w:t>
+              <w:t>44</w:t>
             </w:r>
             <w:r>
               <w:rPr>
@@ -4051,7 +4051,7 @@
               <w14:ligatures w14:val="standardContextual"/>
             </w:rPr>
           </w:pPr>
-          <w:hyperlink w:anchor="_Toc240920267" w:history="1">
+          <w:hyperlink w:anchor="_Toc240923414" w:history="1">
             <w:r>
               <w:rPr>
                 <w:rStyle w:val="Hyperlink"/>
@@ -4075,7 +4075,7 @@
               <w:rPr>
                 <w:noProof/>
               </w:rPr>
-              <w:instrText xml:space="preserve"> PAGEREF _Toc240920267 \h </w:instrText>
+              <w:instrText xml:space="preserve"> PAGEREF _Toc240923414 \h </w:instrText>
             </w:r>
             <w:r>
               <w:rPr>
@@ -4092,7 +4092,7 @@
               <w:rPr>
                 <w:noProof/>
               </w:rPr>
-              <w:t>44</w:t>
+              <w:t>45</w:t>
             </w:r>
             <w:r>
               <w:rPr>
@@ -4118,7 +4118,7 @@
               <w14:ligatures w14:val="standardContextual"/>
             </w:rPr>
           </w:pPr>
-          <w:hyperlink w:anchor="_Toc240920268" w:history="1">
+          <w:hyperlink w:anchor="_Toc240923415" w:history="1">
             <w:r>
               <w:rPr>
                 <w:rStyle w:val="Hyperlink"/>
@@ -4142,7 +4142,7 @@
               <w:rPr>
                 <w:noProof/>
               </w:rPr>
-              <w:instrText xml:space="preserve"> PAGEREF _Toc240920268 \h </w:instrText>
+              <w:instrText xml:space="preserve"> PAGEREF _Toc240923415 \h </w:instrText>
             </w:r>
             <w:r>
               <w:rPr>
@@ -4159,7 +4159,7 @@
               <w:rPr>
                 <w:noProof/>
               </w:rPr>
-              <w:t>44</w:t>
+              <w:t>45</w:t>
             </w:r>
             <w:r>
               <w:rPr>
@@ -4185,7 +4185,7 @@
               <w14:ligatures w14:val="standardContextual"/>
             </w:rPr>
           </w:pPr>
-          <w:hyperlink w:anchor="_Toc240920269" w:history="1">
+          <w:hyperlink w:anchor="_Toc240923416" w:history="1">
             <w:r>
               <w:rPr>
                 <w:rStyle w:val="Hyperlink"/>
@@ -4209,7 +4209,7 @@
               <w:rPr>
                 <w:noProof/>
               </w:rPr>
-              <w:instrText xml:space="preserve"> PAGEREF _Toc240920269 \h </w:instrText>
+              <w:instrText xml:space="preserve"> PAGEREF _Toc240923416 \h </w:instrText>
             </w:r>
             <w:r>
               <w:rPr>
@@ -4226,7 +4226,7 @@
               <w:rPr>
                 <w:noProof/>
               </w:rPr>
-              <w:t>45</w:t>
+              <w:t>46</w:t>
             </w:r>
             <w:r>
               <w:rPr>
@@ -4252,7 +4252,7 @@
               <w14:ligatures w14:val="standardContextual"/>
             </w:rPr>
           </w:pPr>
-          <w:hyperlink w:anchor="_Toc240920270" w:history="1">
+          <w:hyperlink w:anchor="_Toc240923417" w:history="1">
             <w:r>
               <w:rPr>
                 <w:rStyle w:val="Hyperlink"/>
@@ -4276,7 +4276,7 @@
               <w:rPr>
                 <w:noProof/>
               </w:rPr>
-              <w:instrText xml:space="preserve"> PAGEREF _Toc240920270 \h </w:instrText>
+              <w:instrText xml:space="preserve"> PAGEREF _Toc240923417 \h </w:instrText>
             </w:r>
             <w:r>
               <w:rPr>
@@ -4293,7 +4293,7 @@
               <w:rPr>
                 <w:noProof/>
               </w:rPr>
-              <w:t>45</w:t>
+              <w:t>46</w:t>
             </w:r>
             <w:r>
               <w:rPr>
@@ -4319,7 +4319,7 @@
               <w14:ligatures w14:val="standardContextual"/>
             </w:rPr>
           </w:pPr>
-          <w:hyperlink w:anchor="_Toc240920271" w:history="1">
+          <w:hyperlink w:anchor="_Toc240923418" w:history="1">
             <w:r>
               <w:rPr>
                 <w:rStyle w:val="Hyperlink"/>
@@ -4343,7 +4343,7 @@
               <w:rPr>
                 <w:noProof/>
               </w:rPr>
-              <w:instrText xml:space="preserve"> PAGEREF _Toc240920271 \h </w:instrText>
+              <w:instrText xml:space="preserve"> PAGEREF _Toc240923418 \h </w:instrText>
             </w:r>
             <w:r>
               <w:rPr>
@@ -4360,7 +4360,7 @@
               <w:rPr>
                 <w:noProof/>
               </w:rPr>
-              <w:t>46</w:t>
+              <w:t>47</w:t>
             </w:r>
             <w:r>
               <w:rPr>
@@ -4386,7 +4386,7 @@
               <w14:ligatures w14:val="standardContextual"/>
             </w:rPr>
           </w:pPr>
-          <w:hyperlink w:anchor="_Toc240920272" w:history="1">
+          <w:hyperlink w:anchor="_Toc240923419" w:history="1">
             <w:r>
               <w:rPr>
                 <w:rStyle w:val="Hyperlink"/>
@@ -4410,7 +4410,7 @@
               <w:rPr>
                 <w:noProof/>
               </w:rPr>
-              <w:instrText xml:space="preserve"> PAGEREF _Toc240920272 \h </w:instrText>
+              <w:instrText xml:space="preserve"> PAGEREF _Toc240923419 \h </w:instrText>
             </w:r>
             <w:r>
               <w:rPr>
@@ -4427,7 +4427,7 @@
               <w:rPr>
                 <w:noProof/>
               </w:rPr>
-              <w:t>47</w:t>
+              <w:t>48</w:t>
             </w:r>
             <w:r>
               <w:rPr>
@@ -4453,7 +4453,7 @@
               <w14:ligatures w14:val="standardContextual"/>
             </w:rPr>
           </w:pPr>
-          <w:hyperlink w:anchor="_Toc240920273" w:history="1">
+          <w:hyperlink w:anchor="_Toc240923420" w:history="1">
             <w:r>
               <w:rPr>
                 <w:rStyle w:val="Hyperlink"/>
@@ -4477,7 +4477,7 @@
               <w:rPr>
                 <w:noProof/>
               </w:rPr>
-              <w:instrText xml:space="preserve"> PAGEREF _Toc240920273 \h </w:instrText>
+              <w:instrText xml:space="preserve"> PAGEREF _Toc240923420 \h </w:instrText>
             </w:r>
             <w:r>
               <w:rPr>
@@ -4494,7 +4494,7 @@
               <w:rPr>
                 <w:noProof/>
               </w:rPr>
-              <w:t>47</w:t>
+              <w:t>48</w:t>
             </w:r>
             <w:r>
               <w:rPr>
@@ -4520,7 +4520,7 @@
               <w14:ligatures w14:val="standardContextual"/>
             </w:rPr>
           </w:pPr>
-          <w:hyperlink w:anchor="_Toc240920274" w:history="1">
+          <w:hyperlink w:anchor="_Toc240923421" w:history="1">
             <w:r>
               <w:rPr>
                 <w:rStyle w:val="Hyperlink"/>
@@ -4544,7 +4544,7 @@
               <w:rPr>
                 <w:noProof/>
               </w:rPr>
-              <w:instrText xml:space="preserve"> PAGEREF _Toc240920274 \h </w:instrText>
+              <w:instrText xml:space="preserve"> PAGEREF _Toc240923421 \h </w:instrText>
             </w:r>
             <w:r>
               <w:rPr>
@@ -4561,7 +4561,7 @@
               <w:rPr>
                 <w:noProof/>
               </w:rPr>
-              <w:t>49</w:t>
+              <w:t>50</w:t>
             </w:r>
             <w:r>
               <w:rPr>
@@ -4587,7 +4587,7 @@
               <w14:ligatures w14:val="standardContextual"/>
             </w:rPr>
           </w:pPr>
-          <w:hyperlink w:anchor="_Toc240920275" w:history="1">
+          <w:hyperlink w:anchor="_Toc240923422" w:history="1">
             <w:r>
               <w:rPr>
                 <w:rStyle w:val="Hyperlink"/>
@@ -4611,7 +4611,7 @@
               <w:rPr>
                 <w:noProof/>
               </w:rPr>
-              <w:instrText xml:space="preserve"> PAGEREF _Toc240920275 \h </w:instrText>
+              <w:instrText xml:space="preserve"> PAGEREF _Toc240923422 \h </w:instrText>
             </w:r>
             <w:r>
               <w:rPr>
@@ -4628,7 +4628,7 @@
               <w:rPr>
                 <w:noProof/>
               </w:rPr>
-              <w:t>50</w:t>
+              <w:t>51</w:t>
             </w:r>
             <w:r>
               <w:rPr>
@@ -4654,7 +4654,7 @@
               <w14:ligatures w14:val="standardContextual"/>
             </w:rPr>
           </w:pPr>
-          <w:hyperlink w:anchor="_Toc240920276" w:history="1">
+          <w:hyperlink w:anchor="_Toc240923423" w:history="1">
             <w:r>
               <w:rPr>
                 <w:rStyle w:val="Hyperlink"/>
@@ -4678,7 +4678,7 @@
               <w:rPr>
                 <w:noProof/>
               </w:rPr>
-              <w:instrText xml:space="preserve"> PAGEREF _Toc240920276 \h </w:instrText>
+              <w:instrText xml:space="preserve"> PAGEREF _Toc240923423 \h </w:instrText>
             </w:r>
             <w:r>
               <w:rPr>
@@ -4695,7 +4695,7 @@
               <w:rPr>
                 <w:noProof/>
               </w:rPr>
-              <w:t>50</w:t>
+              <w:t>51</w:t>
             </w:r>
             <w:r>
               <w:rPr>
@@ -4721,7 +4721,7 @@
               <w14:ligatures w14:val="standardContextual"/>
             </w:rPr>
           </w:pPr>
-          <w:hyperlink w:anchor="_Toc240920277" w:history="1">
+          <w:hyperlink w:anchor="_Toc240923424" w:history="1">
             <w:r>
               <w:rPr>
                 <w:rStyle w:val="Hyperlink"/>
@@ -4745,7 +4745,7 @@
               <w:rPr>
                 <w:noProof/>
               </w:rPr>
-              <w:instrText xml:space="preserve"> PAGEREF _Toc240920277 \h </w:instrText>
+              <w:instrText xml:space="preserve"> PAGEREF _Toc240923424 \h </w:instrText>
             </w:r>
             <w:r>
               <w:rPr>
@@ -4762,7 +4762,7 @@
               <w:rPr>
                 <w:noProof/>
               </w:rPr>
-              <w:t>51</w:t>
+              <w:t>52</w:t>
             </w:r>
             <w:r>
               <w:rPr>
@@ -4784,7 +4784,7 @@
         <w:pStyle w:val="Heading1"/>
         <w:pageBreakBefore/>
       </w:pPr>
-      <w:bookmarkStart w:id="0" w:name="_Toc240920215"/>
+      <w:bookmarkStart w:id="0" w:name="_Toc240923362"/>
       <w:r>
         <w:lastRenderedPageBreak/>
         <w:t>1. Your role at a glance</w:t>
@@ -4957,7 +4957,7 @@
           <w:left w:w="10" w:type="dxa"/>
           <w:right w:w="10" w:type="dxa"/>
         </w:tblCellMar>
-        <w:tblLook w:val="04A0" w:firstRow="1" w:lastRow="0" w:firstColumn="1" w:lastColumn="0" w:noHBand="0" w:noVBand="1"/>
+        <w:tblLook w:val="0000" w:firstRow="0" w:lastRow="0" w:firstColumn="0" w:lastColumn="0" w:noHBand="0" w:noVBand="0"/>
       </w:tblPr>
       <w:tblGrid>
         <w:gridCol w:w="9412"/>
@@ -5017,7 +5017,7 @@
         <w:pStyle w:val="Heading1"/>
         <w:pageBreakBefore/>
       </w:pPr>
-      <w:bookmarkStart w:id="1" w:name="_Toc240920216"/>
+      <w:bookmarkStart w:id="1" w:name="_Toc240923363"/>
       <w:r>
         <w:lastRenderedPageBreak/>
         <w:t>2. Signing in and your screens</w:t>
@@ -5028,7 +5028,7 @@
       <w:pPr>
         <w:pStyle w:val="Heading2"/>
       </w:pPr>
-      <w:bookmarkStart w:id="2" w:name="_Toc240920217"/>
+      <w:bookmarkStart w:id="2" w:name="_Toc240923364"/>
       <w:r>
         <w:t>Signing in</w:t>
       </w:r>
@@ -5111,7 +5111,7 @@
           <w:noProof/>
         </w:rPr>
         <w:drawing>
-          <wp:inline distT="0" distB="0" distL="0" distR="0" wp14:anchorId="3D5D3A57" wp14:editId="3C94022F">
+          <wp:inline distT="0" distB="0" distL="0" distR="0" wp14:anchorId="13CE2BF7" wp14:editId="67796ABC">
             <wp:extent cx="5334000" cy="2333625"/>
             <wp:effectExtent l="0" t="0" r="0" b="0"/>
             <wp:docPr id="1" name="adm_login.jpg" descr="The sign-in screen for all internal staff." title="The sign-in screen for all internal staff."/>
@@ -5219,7 +5219,7 @@
           <w:left w:w="10" w:type="dxa"/>
           <w:right w:w="10" w:type="dxa"/>
         </w:tblCellMar>
-        <w:tblLook w:val="04A0" w:firstRow="1" w:lastRow="0" w:firstColumn="1" w:lastColumn="0" w:noHBand="0" w:noVBand="1"/>
+        <w:tblLook w:val="0000" w:firstRow="0" w:lastRow="0" w:firstColumn="0" w:lastColumn="0" w:noHBand="0" w:noVBand="0"/>
       </w:tblPr>
       <w:tblGrid>
         <w:gridCol w:w="9412"/>
@@ -5278,7 +5278,7 @@
       <w:pPr>
         <w:pStyle w:val="Heading2"/>
       </w:pPr>
-      <w:bookmarkStart w:id="3" w:name="_Toc240920218"/>
+      <w:bookmarkStart w:id="3" w:name="_Toc240923365"/>
       <w:r>
         <w:t>Finding your way around</w:t>
       </w:r>
@@ -5463,7 +5463,7 @@
         </w:rPr>
         <w:lastRenderedPageBreak/>
         <w:drawing>
-          <wp:inline distT="0" distB="0" distL="0" distR="0" wp14:anchorId="1524921A" wp14:editId="3705BECC">
+          <wp:inline distT="0" distB="0" distL="0" distR="0" wp14:anchorId="38009D7E" wp14:editId="0AA6B388">
             <wp:extent cx="5715000" cy="1876425"/>
             <wp:effectExtent l="0" t="0" r="0" b="0"/>
             <wp:docPr id="2" name="adm_not_your_role.jpg" descr="Opening a screen outside your role (for example from an old bookmark) shows this card instead of the screen." title="Opening a screen outside your role (for example from an old bookmark) shows this card instead of the screen."/>
@@ -5532,7 +5532,7 @@
       <w:pPr>
         <w:pStyle w:val="Heading2"/>
       </w:pPr>
-      <w:bookmarkStart w:id="4" w:name="_Toc240920219"/>
+      <w:bookmarkStart w:id="4" w:name="_Toc240923366"/>
       <w:r>
         <w:t>Your screens</w:t>
       </w:r>
@@ -5553,7 +5553,7 @@
           <w:left w:w="10" w:type="dxa"/>
           <w:right w:w="10" w:type="dxa"/>
         </w:tblCellMar>
-        <w:tblLook w:val="04A0" w:firstRow="1" w:lastRow="0" w:firstColumn="1" w:lastColumn="0" w:noHBand="0" w:noVBand="1"/>
+        <w:tblLook w:val="0000" w:firstRow="0" w:lastRow="0" w:firstColumn="0" w:lastColumn="0" w:noHBand="0" w:noVBand="0"/>
       </w:tblPr>
       <w:tblGrid>
         <w:gridCol w:w="2824"/>
@@ -6214,7 +6214,7 @@
       <w:pPr>
         <w:pStyle w:val="Heading2"/>
       </w:pPr>
-      <w:bookmarkStart w:id="5" w:name="_Toc240920220"/>
+      <w:bookmarkStart w:id="5" w:name="_Toc240923367"/>
       <w:r>
         <w:t>Changing your password</w:t>
       </w:r>
@@ -6297,7 +6297,7 @@
           <w:noProof/>
         </w:rPr>
         <w:drawing>
-          <wp:inline distT="0" distB="0" distL="0" distR="0" wp14:anchorId="7275594B" wp14:editId="1AEF9380">
+          <wp:inline distT="0" distB="0" distL="0" distR="0" wp14:anchorId="38422A32" wp14:editId="5D598612">
             <wp:extent cx="5334000" cy="2171700"/>
             <wp:effectExtent l="0" t="0" r="0" b="0"/>
             <wp:docPr id="3" name="adm_account.jpg" descr="Change Password screen." title="Change Password screen."/>
@@ -6386,7 +6386,7 @@
         <w:pStyle w:val="Heading1"/>
         <w:pageBreakBefore/>
       </w:pPr>
-      <w:bookmarkStart w:id="6" w:name="_Toc240920221"/>
+      <w:bookmarkStart w:id="6" w:name="_Toc240923368"/>
       <w:r>
         <w:lastRenderedPageBreak/>
         <w:t>3. Your routine</w:t>
@@ -6416,7 +6416,7 @@
           <w:left w:w="10" w:type="dxa"/>
           <w:right w:w="10" w:type="dxa"/>
         </w:tblCellMar>
-        <w:tblLook w:val="04A0" w:firstRow="1" w:lastRow="0" w:firstColumn="1" w:lastColumn="0" w:noHBand="0" w:noVBand="1"/>
+        <w:tblLook w:val="0000" w:firstRow="0" w:lastRow="0" w:firstColumn="0" w:lastColumn="0" w:noHBand="0" w:noVBand="0"/>
       </w:tblPr>
       <w:tblGrid>
         <w:gridCol w:w="2071"/>
@@ -6730,7 +6730,7 @@
         <w:pStyle w:val="Heading1"/>
         <w:pageBreakBefore/>
       </w:pPr>
-      <w:bookmarkStart w:id="7" w:name="_Toc240920222"/>
+      <w:bookmarkStart w:id="7" w:name="_Toc240923369"/>
       <w:r>
         <w:lastRenderedPageBreak/>
         <w:t>4. Step-by-step tasks</w:t>
@@ -6741,7 +6741,7 @@
       <w:pPr>
         <w:pStyle w:val="Heading2"/>
       </w:pPr>
-      <w:bookmarkStart w:id="8" w:name="_Toc240920223"/>
+      <w:bookmarkStart w:id="8" w:name="_Toc240923370"/>
       <w:r>
         <w:t>4.1 Reading the dashboards</w:t>
       </w:r>
@@ -6766,7 +6766,7 @@
           <w:noProof/>
         </w:rPr>
         <w:drawing>
-          <wp:inline distT="0" distB="0" distL="0" distR="0" wp14:anchorId="73FA55B6" wp14:editId="65B71A81">
+          <wp:inline distT="0" distB="0" distL="0" distR="0" wp14:anchorId="4E794C6F" wp14:editId="1E762DBF">
             <wp:extent cx="5715000" cy="3571875"/>
             <wp:effectExtent l="0" t="0" r="0" b="0"/>
             <wp:docPr id="4" name="adm_exec_dashboard.jpg" descr="Executive Dashboard: completions against the 400 / 60 / 50–75 targets, days to data lock, spend, and the lowest-filled strata." title="Executive Dashboard: completions against the 400 / 60 / 50–75 targets, days to data lock, spend, and the lowest-filled strata."/>
@@ -6846,7 +6846,7 @@
           <w:left w:w="10" w:type="dxa"/>
           <w:right w:w="10" w:type="dxa"/>
         </w:tblCellMar>
-        <w:tblLook w:val="04A0" w:firstRow="1" w:lastRow="0" w:firstColumn="1" w:lastColumn="0" w:noHBand="0" w:noVBand="1"/>
+        <w:tblLook w:val="0000" w:firstRow="0" w:lastRow="0" w:firstColumn="0" w:lastColumn="0" w:noHBand="0" w:noVBand="0"/>
       </w:tblPr>
       <w:tblGrid>
         <w:gridCol w:w="1694"/>
@@ -7372,7 +7372,7 @@
           <w:left w:w="10" w:type="dxa"/>
           <w:right w:w="10" w:type="dxa"/>
         </w:tblCellMar>
-        <w:tblLook w:val="04A0" w:firstRow="1" w:lastRow="0" w:firstColumn="1" w:lastColumn="0" w:noHBand="0" w:noVBand="1"/>
+        <w:tblLook w:val="0000" w:firstRow="0" w:lastRow="0" w:firstColumn="0" w:lastColumn="0" w:noHBand="0" w:noVBand="0"/>
       </w:tblPr>
       <w:tblGrid>
         <w:gridCol w:w="9412"/>
@@ -7431,7 +7431,7 @@
       <w:pPr>
         <w:pStyle w:val="Heading2"/>
       </w:pPr>
-      <w:bookmarkStart w:id="9" w:name="_Toc240920224"/>
+      <w:bookmarkStart w:id="9" w:name="_Toc240923371"/>
       <w:r>
         <w:lastRenderedPageBreak/>
         <w:t>4.2 Using Reports (analytics and charts)</w:t>
@@ -7472,7 +7472,7 @@
           <w:noProof/>
         </w:rPr>
         <w:drawing>
-          <wp:inline distT="0" distB="0" distL="0" distR="0" wp14:anchorId="3C80BC93" wp14:editId="31CF3AF4">
+          <wp:inline distT="0" distB="0" distL="0" distR="0" wp14:anchorId="36C5AFAF" wp14:editId="58F1A85C">
             <wp:extent cx="5334000" cy="3333750"/>
             <wp:effectExtent l="0" t="0" r="0" b="0"/>
             <wp:docPr id="5" name="adm_reports_top.jpg" descr="Reports: headline figures for the chosen period." title="Reports: headline figures for the chosen period."/>
@@ -7614,7 +7614,7 @@
           <w:noProof/>
         </w:rPr>
         <w:drawing>
-          <wp:inline distT="0" distB="0" distL="0" distR="0" wp14:anchorId="76157D87" wp14:editId="317D8A8C">
+          <wp:inline distT="0" distB="0" distL="0" distR="0" wp14:anchorId="49D4BED1" wp14:editId="01A93943">
             <wp:extent cx="5334000" cy="3409950"/>
             <wp:effectExtent l="0" t="0" r="0" b="0"/>
             <wp:docPr id="6" name="adm_reports_funnel.jpg" descr="Case funnel: each case counted once at every stage it has reached." title="Case funnel: each case counted once at every stage it has reached."/>
@@ -7714,7 +7714,7 @@
           <w:noProof/>
         </w:rPr>
         <w:drawing>
-          <wp:inline distT="0" distB="0" distL="0" distR="0" wp14:anchorId="3838E2EB" wp14:editId="796624D7">
+          <wp:inline distT="0" distB="0" distL="0" distR="0" wp14:anchorId="540670F1" wp14:editId="1627B0D6">
             <wp:extent cx="5334000" cy="3248025"/>
             <wp:effectExtent l="0" t="0" r="0" b="0"/>
             <wp:docPr id="7" name="adm_reports_funnel_table.jpg" descr="The same chart as a table." title="The same chart as a table."/>
@@ -7813,7 +7813,7 @@
           <w:noProof/>
         </w:rPr>
         <w:drawing>
-          <wp:inline distT="0" distB="0" distL="0" distR="0" wp14:anchorId="5EA03348" wp14:editId="42DC2FA4">
+          <wp:inline distT="0" distB="0" distL="0" distR="0" wp14:anchorId="0BB7B42C" wp14:editId="2187B8D4">
             <wp:extent cx="5334000" cy="2628900"/>
             <wp:effectExtent l="0" t="0" r="0" b="0"/>
             <wp:docPr id="8" name="adm_reports_coverage.jpg" descr="Coverage by group." title="Coverage by group."/>
@@ -7913,7 +7913,7 @@
         </w:rPr>
         <w:lastRenderedPageBreak/>
         <w:drawing>
-          <wp:inline distT="0" distB="0" distL="0" distR="0" wp14:anchorId="141C824B" wp14:editId="24BF3750">
+          <wp:inline distT="0" distB="0" distL="0" distR="0" wp14:anchorId="6ECA635F" wp14:editId="655322DA">
             <wp:extent cx="5334000" cy="2600325"/>
             <wp:effectExtent l="0" t="0" r="0" b="0"/>
             <wp:docPr id="9" name="adm_reports_modes.jpg" descr="Administration modes." title="Administration modes."/>
@@ -8022,7 +8022,7 @@
           <w:noProof/>
         </w:rPr>
         <w:drawing>
-          <wp:inline distT="0" distB="0" distL="0" distR="0" wp14:anchorId="56B9B727" wp14:editId="2DB42AC3">
+          <wp:inline distT="0" distB="0" distL="0" distR="0" wp14:anchorId="416D0267" wp14:editId="0E01F0E7">
             <wp:extent cx="5334000" cy="2905125"/>
             <wp:effectExtent l="0" t="0" r="0" b="0"/>
             <wp:docPr id="10" name="adm_reports_duration.jpg" descr="Completion-time distribution." title="Completion-time distribution."/>
@@ -8104,7 +8104,7 @@
       <w:pPr>
         <w:pStyle w:val="Heading2"/>
       </w:pPr>
-      <w:bookmarkStart w:id="10" w:name="_Toc240920225"/>
+      <w:bookmarkStart w:id="10" w:name="_Toc240923372"/>
       <w:r>
         <w:t>4.3 Moving cases through verification (bulk)</w:t>
       </w:r>
@@ -8206,7 +8206,7 @@
         </w:rPr>
         <w:lastRenderedPageBreak/>
         <w:drawing>
-          <wp:inline distT="0" distB="0" distL="0" distR="0" wp14:anchorId="73D93B46" wp14:editId="6FC3F4B9">
+          <wp:inline distT="0" distB="0" distL="0" distR="0" wp14:anchorId="7B838C54" wp14:editId="00AB7E7C">
             <wp:extent cx="5334000" cy="609600"/>
             <wp:effectExtent l="0" t="0" r="0" b="0"/>
             <wp:docPr id="11" name="adm_bulk_verification.jpg" descr="The bulk verification tool on the register." title="The bulk verification tool on the register."/>
@@ -8337,7 +8337,7 @@
           <w:left w:w="10" w:type="dxa"/>
           <w:right w:w="10" w:type="dxa"/>
         </w:tblCellMar>
-        <w:tblLook w:val="04A0" w:firstRow="1" w:lastRow="0" w:firstColumn="1" w:lastColumn="0" w:noHBand="0" w:noVBand="1"/>
+        <w:tblLook w:val="0000" w:firstRow="0" w:lastRow="0" w:firstColumn="0" w:lastColumn="0" w:noHBand="0" w:noVBand="0"/>
       </w:tblPr>
       <w:tblGrid>
         <w:gridCol w:w="9412"/>
@@ -8396,7 +8396,7 @@
       <w:pPr>
         <w:pStyle w:val="Heading2"/>
       </w:pPr>
-      <w:bookmarkStart w:id="11" w:name="_Toc240920226"/>
+      <w:bookmarkStart w:id="11" w:name="_Toc240923373"/>
       <w:r>
         <w:t>4.4 Reassigning cases between Contact RAs</w:t>
       </w:r>
@@ -8517,7 +8517,7 @@
           <w:noProof/>
         </w:rPr>
         <w:drawing>
-          <wp:inline distT="0" distB="0" distL="0" distR="0" wp14:anchorId="4B9046A1" wp14:editId="78F27E34">
+          <wp:inline distT="0" distB="0" distL="0" distR="0" wp14:anchorId="4E201A36" wp14:editId="409A682E">
             <wp:extent cx="5334000" cy="771525"/>
             <wp:effectExtent l="0" t="0" r="0" b="0"/>
             <wp:docPr id="12" name="adm_reassign.jpg" descr="Reassign cases: the button shows how many cases will move." title="Reassign cases: the button shows how many cases will move."/>
@@ -8648,7 +8648,7 @@
           <w:left w:w="10" w:type="dxa"/>
           <w:right w:w="10" w:type="dxa"/>
         </w:tblCellMar>
-        <w:tblLook w:val="04A0" w:firstRow="1" w:lastRow="0" w:firstColumn="1" w:lastColumn="0" w:noHBand="0" w:noVBand="1"/>
+        <w:tblLook w:val="0000" w:firstRow="0" w:lastRow="0" w:firstColumn="0" w:lastColumn="0" w:noHBand="0" w:noVBand="0"/>
       </w:tblPr>
       <w:tblGrid>
         <w:gridCol w:w="9412"/>
@@ -8707,7 +8707,7 @@
       <w:pPr>
         <w:pStyle w:val="Heading2"/>
       </w:pPr>
-      <w:bookmarkStart w:id="12" w:name="_Toc240920227"/>
+      <w:bookmarkStart w:id="12" w:name="_Toc240923374"/>
       <w:r>
         <w:t>4.5 Pairing a Main case with its Reserve, and assigning a Contact RA</w:t>
       </w:r>
@@ -8780,7 +8780,7 @@
           <w:noProof/>
         </w:rPr>
         <w:drawing>
-          <wp:inline distT="0" distB="0" distL="0" distR="0" wp14:anchorId="09E08A6E" wp14:editId="062B430E">
+          <wp:inline distT="0" distB="0" distL="0" distR="0" wp14:anchorId="7E9B747D" wp14:editId="2CD0E010">
             <wp:extent cx="5334000" cy="581025"/>
             <wp:effectExtent l="0" t="0" r="0" b="0"/>
             <wp:docPr id="13" name="adm_case_assign.jpg" descr="Assigned Contact RA." title="Assigned Contact RA."/>
@@ -8880,7 +8880,7 @@
         </w:rPr>
         <w:lastRenderedPageBreak/>
         <w:drawing>
-          <wp:inline distT="0" distB="0" distL="0" distR="0" wp14:anchorId="44B82031" wp14:editId="66B7C2CD">
+          <wp:inline distT="0" distB="0" distL="0" distR="0" wp14:anchorId="64309B01" wp14:editId="37B7635C">
             <wp:extent cx="5334000" cy="685800"/>
             <wp:effectExtent l="0" t="0" r="0" b="0"/>
             <wp:docPr id="14" name="adm_case_reserve.jpg" descr="Matched Reserve case." title="Matched Reserve case."/>
@@ -8954,7 +8954,7 @@
       <w:pPr>
         <w:pStyle w:val="Heading2"/>
       </w:pPr>
-      <w:bookmarkStart w:id="13" w:name="_Toc240920228"/>
+      <w:bookmarkStart w:id="13" w:name="_Toc240923375"/>
       <w:r>
         <w:t>4.6 Recording the respondent and their contact details</w:t>
       </w:r>
@@ -9095,7 +9095,7 @@
           <w:noProof/>
         </w:rPr>
         <w:drawing>
-          <wp:inline distT="0" distB="0" distL="0" distR="0" wp14:anchorId="32B92BDC" wp14:editId="04D4544B">
+          <wp:inline distT="0" distB="0" distL="0" distR="0" wp14:anchorId="116B8CC7" wp14:editId="6604654A">
             <wp:extent cx="5334000" cy="2114550"/>
             <wp:effectExtent l="0" t="0" r="0" b="0"/>
             <wp:docPr id="15" name="adm_case_add_person.jpg" descr="Adding a person to a case." title="Adding a person to a case."/>
@@ -9299,7 +9299,7 @@
           <w:left w:w="10" w:type="dxa"/>
           <w:right w:w="10" w:type="dxa"/>
         </w:tblCellMar>
-        <w:tblLook w:val="04A0" w:firstRow="1" w:lastRow="0" w:firstColumn="1" w:lastColumn="0" w:noHBand="0" w:noVBand="1"/>
+        <w:tblLook w:val="0000" w:firstRow="0" w:lastRow="0" w:firstColumn="0" w:lastColumn="0" w:noHBand="0" w:noVBand="0"/>
       </w:tblPr>
       <w:tblGrid>
         <w:gridCol w:w="9412"/>
@@ -9358,7 +9358,7 @@
       <w:pPr>
         <w:pStyle w:val="Heading2"/>
       </w:pPr>
-      <w:bookmarkStart w:id="14" w:name="_Toc240920229"/>
+      <w:bookmarkStart w:id="14" w:name="_Toc240923376"/>
       <w:r>
         <w:t>4.7 Sending an invitation</w:t>
       </w:r>
@@ -9472,7 +9472,7 @@
         </w:rPr>
         <w:lastRenderedPageBreak/>
         <w:drawing>
-          <wp:inline distT="0" distB="0" distL="0" distR="0" wp14:anchorId="60B26BA7" wp14:editId="37D8DE87">
+          <wp:inline distT="0" distB="0" distL="0" distR="0" wp14:anchorId="51AEAE29" wp14:editId="355C3269">
             <wp:extent cx="5334000" cy="1143000"/>
             <wp:effectExtent l="0" t="0" r="0" b="0"/>
             <wp:docPr id="16" name="cra_case_invitations_before.jpg" descr="Invitations panel before sending, with the history of earlier invitations." title="Invitations panel before sending, with the history of earlier invitations."/>
@@ -9601,7 +9601,7 @@
           <w:noProof/>
         </w:rPr>
         <w:drawing>
-          <wp:inline distT="0" distB="0" distL="0" distR="0" wp14:anchorId="15DDBA5C" wp14:editId="764322AD">
+          <wp:inline distT="0" distB="0" distL="0" distR="0" wp14:anchorId="2D06C5FB" wp14:editId="77E5EDDF">
             <wp:extent cx="5334000" cy="2152650"/>
             <wp:effectExtent l="0" t="0" r="0" b="0"/>
             <wp:docPr id="17" name="cra_case_invitation_sent.jpg" descr="The link, manual code and ready-written messages are shown once, with a send button for each channel." title="The link, manual code and ready-written messages are shown once, with a send button for each channel."/>
@@ -9855,7 +9855,7 @@
           <w:left w:w="10" w:type="dxa"/>
           <w:right w:w="10" w:type="dxa"/>
         </w:tblCellMar>
-        <w:tblLook w:val="04A0" w:firstRow="1" w:lastRow="0" w:firstColumn="1" w:lastColumn="0" w:noHBand="0" w:noVBand="1"/>
+        <w:tblLook w:val="0000" w:firstRow="0" w:lastRow="0" w:firstColumn="0" w:lastColumn="0" w:noHBand="0" w:noVBand="0"/>
       </w:tblPr>
       <w:tblGrid>
         <w:gridCol w:w="9412"/>
@@ -9985,7 +9985,7 @@
       <w:pPr>
         <w:pStyle w:val="Heading2"/>
       </w:pPr>
-      <w:bookmarkStart w:id="15" w:name="_Toc240920230"/>
+      <w:bookmarkStart w:id="15" w:name="_Toc240923377"/>
       <w:r>
         <w:t>4.8 Sending follow-up reminders</w:t>
       </w:r>
@@ -10053,7 +10053,7 @@
           <w:noProof/>
         </w:rPr>
         <w:drawing>
-          <wp:inline distT="0" distB="0" distL="0" distR="0" wp14:anchorId="08963D17" wp14:editId="06B240C0">
+          <wp:inline distT="0" distB="0" distL="0" distR="0" wp14:anchorId="4AE36CFC" wp14:editId="11D8EBD2">
             <wp:extent cx="5334000" cy="3333750"/>
             <wp:effectExtent l="0" t="0" r="0" b="0"/>
             <wp:docPr id="18" name="cra_follow_ups.jpg" descr="Follow-ups due. Contact RAs see only their own cases." title="Follow-ups due. Contact RAs see only their own cases."/>
@@ -10204,7 +10204,7 @@
           <w:left w:w="10" w:type="dxa"/>
           <w:right w:w="10" w:type="dxa"/>
         </w:tblCellMar>
-        <w:tblLook w:val="04A0" w:firstRow="1" w:lastRow="0" w:firstColumn="1" w:lastColumn="0" w:noHBand="0" w:noVBand="1"/>
+        <w:tblLook w:val="0000" w:firstRow="0" w:lastRow="0" w:firstColumn="0" w:lastColumn="0" w:noHBand="0" w:noVBand="0"/>
       </w:tblPr>
       <w:tblGrid>
         <w:gridCol w:w="9412"/>
@@ -10279,7 +10279,7 @@
       <w:pPr>
         <w:pStyle w:val="Heading2"/>
       </w:pPr>
-      <w:bookmarkStart w:id="16" w:name="_Toc240920231"/>
+      <w:bookmarkStart w:id="16" w:name="_Toc240923378"/>
       <w:r>
         <w:t>4.9 Managing appointments</w:t>
       </w:r>
@@ -10320,7 +10320,7 @@
         </w:rPr>
         <w:lastRenderedPageBreak/>
         <w:drawing>
-          <wp:inline distT="0" distB="0" distL="0" distR="0" wp14:anchorId="7F6AAB5C" wp14:editId="3A3CEFAB">
+          <wp:inline distT="0" distB="0" distL="0" distR="0" wp14:anchorId="49DB9CD2" wp14:editId="091C13B6">
             <wp:extent cx="5334000" cy="2667000"/>
             <wp:effectExtent l="0" t="0" r="0" b="0"/>
             <wp:docPr id="19" name="cra_appointments.jpg" descr="Appointment Queue." title="Appointment Queue."/>
@@ -10503,7 +10503,7 @@
       <w:pPr>
         <w:pStyle w:val="Heading2"/>
       </w:pPr>
-      <w:bookmarkStart w:id="17" w:name="_Toc240920232"/>
+      <w:bookmarkStart w:id="17" w:name="_Toc240923379"/>
       <w:r>
         <w:t>4.10 Logging a contact attempt</w:t>
       </w:r>
@@ -10561,7 +10561,7 @@
           <w:noProof/>
         </w:rPr>
         <w:drawing>
-          <wp:inline distT="0" distB="0" distL="0" distR="0" wp14:anchorId="4EC347B7" wp14:editId="34A31418">
+          <wp:inline distT="0" distB="0" distL="0" distR="0" wp14:anchorId="152CE46B" wp14:editId="7643924B">
             <wp:extent cx="5334000" cy="1343025"/>
             <wp:effectExtent l="0" t="0" r="0" b="0"/>
             <wp:docPr id="20" name="adm_case_timeline.jpg" descr="Contact timeline and the form for logging an attempt." title="Contact timeline and the form for logging an attempt."/>
@@ -10704,7 +10704,7 @@
       <w:pPr>
         <w:pStyle w:val="Heading2"/>
       </w:pPr>
-      <w:bookmarkStart w:id="18" w:name="_Toc240920233"/>
+      <w:bookmarkStart w:id="18" w:name="_Toc240923380"/>
       <w:r>
         <w:t>4.11 Changing a case's status by hand</w:t>
       </w:r>
@@ -10783,7 +10783,7 @@
           <w:noProof/>
         </w:rPr>
         <w:drawing>
-          <wp:inline distT="0" distB="0" distL="0" distR="0" wp14:anchorId="6F46A3AC" wp14:editId="0401FE37">
+          <wp:inline distT="0" distB="0" distL="0" distR="0" wp14:anchorId="195034A5" wp14:editId="350058E9">
             <wp:extent cx="5334000" cy="638175"/>
             <wp:effectExtent l="0" t="0" r="0" b="0"/>
             <wp:docPr id="21" name="adm_case_workflow.jpg" descr="Only valid next statuses are offered." title="Only valid next statuses are offered."/>
@@ -10894,7 +10894,7 @@
           <w:left w:w="10" w:type="dxa"/>
           <w:right w:w="10" w:type="dxa"/>
         </w:tblCellMar>
-        <w:tblLook w:val="04A0" w:firstRow="1" w:lastRow="0" w:firstColumn="1" w:lastColumn="0" w:noHBand="0" w:noVBand="1"/>
+        <w:tblLook w:val="0000" w:firstRow="0" w:lastRow="0" w:firstColumn="0" w:lastColumn="0" w:noHBand="0" w:noVBand="0"/>
       </w:tblPr>
       <w:tblGrid>
         <w:gridCol w:w="2824"/>
@@ -11555,7 +11555,7 @@
       <w:pPr>
         <w:pStyle w:val="Heading2"/>
       </w:pPr>
-      <w:bookmarkStart w:id="19" w:name="_Toc240920234"/>
+      <w:bookmarkStart w:id="19" w:name="_Toc240923381"/>
       <w:r>
         <w:t>4.12 When the person is not the right respondent</w:t>
       </w:r>
@@ -11639,7 +11639,7 @@
       <w:pPr>
         <w:pStyle w:val="Heading2"/>
       </w:pPr>
-      <w:bookmarkStart w:id="20" w:name="_Toc240920235"/>
+      <w:bookmarkStart w:id="20" w:name="_Toc240923382"/>
       <w:r>
         <w:t>4.13 Recording a withdrawal</w:t>
       </w:r>
@@ -11731,7 +11731,7 @@
         </w:rPr>
         <w:lastRenderedPageBreak/>
         <w:drawing>
-          <wp:inline distT="0" distB="0" distL="0" distR="0" wp14:anchorId="5B8239DA" wp14:editId="2DF2510A">
+          <wp:inline distT="0" distB="0" distL="0" distR="0" wp14:anchorId="695FBA9C" wp14:editId="1886D5F4">
             <wp:extent cx="5334000" cy="1409700"/>
             <wp:effectExtent l="0" t="0" r="0" b="0"/>
             <wp:docPr id="22" name="adm_case_withdrawal.jpg" descr="Record a withdrawal." title="Record a withdrawal."/>
@@ -11869,7 +11869,7 @@
           <w:left w:w="10" w:type="dxa"/>
           <w:right w:w="10" w:type="dxa"/>
         </w:tblCellMar>
-        <w:tblLook w:val="04A0" w:firstRow="1" w:lastRow="0" w:firstColumn="1" w:lastColumn="0" w:noHBand="0" w:noVBand="1"/>
+        <w:tblLook w:val="0000" w:firstRow="0" w:lastRow="0" w:firstColumn="0" w:lastColumn="0" w:noHBand="0" w:noVBand="0"/>
       </w:tblPr>
       <w:tblGrid>
         <w:gridCol w:w="9412"/>
@@ -11992,7 +11992,7 @@
       <w:pPr>
         <w:pStyle w:val="Heading2"/>
       </w:pPr>
-      <w:bookmarkStart w:id="21" w:name="_Toc240920236"/>
+      <w:bookmarkStart w:id="21" w:name="_Toc240923383"/>
       <w:r>
         <w:t>4.14 Activating a Reserve case</w:t>
       </w:r>
@@ -12040,7 +12040,7 @@
           <w:noProof/>
         </w:rPr>
         <w:drawing>
-          <wp:inline distT="0" distB="0" distL="0" distR="0" wp14:anchorId="441BB53D" wp14:editId="7604BF5F">
+          <wp:inline distT="0" distB="0" distL="0" distR="0" wp14:anchorId="07CABEF8" wp14:editId="080CF4F5">
             <wp:extent cx="5334000" cy="2505075"/>
             <wp:effectExtent l="0" t="0" r="0" b="0"/>
             <wp:docPr id="23" name="adm_reserve.jpg" descr="Reserve Activation." title="Reserve Activation."/>
@@ -12236,7 +12236,7 @@
       <w:pPr>
         <w:pStyle w:val="Heading2"/>
       </w:pPr>
-      <w:bookmarkStart w:id="22" w:name="_Toc240920237"/>
+      <w:bookmarkStart w:id="22" w:name="_Toc240923384"/>
       <w:r>
         <w:t>4.15 Registering a new organisation and its sample case</w:t>
       </w:r>
@@ -12284,7 +12284,7 @@
           <w:noProof/>
         </w:rPr>
         <w:drawing>
-          <wp:inline distT="0" distB="0" distL="0" distR="0" wp14:anchorId="2F2E9407" wp14:editId="28F19567">
+          <wp:inline distT="0" distB="0" distL="0" distR="0" wp14:anchorId="741E0BB4" wp14:editId="3FB3FB24">
             <wp:extent cx="5334000" cy="3333750"/>
             <wp:effectExtent l="0" t="0" r="0" b="0"/>
             <wp:docPr id="24" name="adm_organisations.jpg" descr="Register Organisation: the form (top) and the list of registered organisations (below)." title="Register Organisation: the form (top) and the list of registered organisations (below)."/>
@@ -12530,7 +12530,7 @@
       <w:pPr>
         <w:pStyle w:val="Heading2"/>
       </w:pPr>
-      <w:bookmarkStart w:id="23" w:name="_Toc240920238"/>
+      <w:bookmarkStart w:id="23" w:name="_Toc240923385"/>
       <w:r>
         <w:t>4.16 Building a pre-interview profile (PROIT), with AI research</w:t>
       </w:r>
@@ -12640,7 +12640,7 @@
         </w:rPr>
         <w:lastRenderedPageBreak/>
         <w:drawing>
-          <wp:inline distT="0" distB="0" distL="0" distR="0" wp14:anchorId="56FD677C" wp14:editId="5277DC6F">
+          <wp:inline distT="0" distB="0" distL="0" distR="0" wp14:anchorId="76B66C91" wp14:editId="4F6FE45F">
             <wp:extent cx="3971925" cy="4953000"/>
             <wp:effectExtent l="0" t="0" r="0" b="0"/>
             <wp:docPr id="25" name="proit_ai_research.jpg" descr="AI research: proposals to review, each with its sources." title="AI research: proposals to review, each with its sources."/>
@@ -12814,7 +12814,7 @@
           <w:left w:w="10" w:type="dxa"/>
           <w:right w:w="10" w:type="dxa"/>
         </w:tblCellMar>
-        <w:tblLook w:val="04A0" w:firstRow="1" w:lastRow="0" w:firstColumn="1" w:lastColumn="0" w:noHBand="0" w:noVBand="1"/>
+        <w:tblLook w:val="0000" w:firstRow="0" w:lastRow="0" w:firstColumn="0" w:lastColumn="0" w:noHBand="0" w:noVBand="0"/>
       </w:tblPr>
       <w:tblGrid>
         <w:gridCol w:w="9412"/>
@@ -12966,7 +12966,7 @@
           <w:noProof/>
         </w:rPr>
         <w:drawing>
-          <wp:inline distT="0" distB="0" distL="0" distR="0" wp14:anchorId="5B5066BD" wp14:editId="36824763">
+          <wp:inline distT="0" distB="0" distL="0" distR="0" wp14:anchorId="1298E75B" wp14:editId="0EF0558B">
             <wp:extent cx="5334000" cy="1781175"/>
             <wp:effectExtent l="0" t="0" r="0" b="0"/>
             <wp:docPr id="26" name="adm_case_proit_draft.jpg" descr="A draft profile: each fact needs at least one source." title="A draft profile: each fact needs at least one source."/>
@@ -13119,7 +13119,7 @@
       <w:pPr>
         <w:pStyle w:val="Heading2"/>
       </w:pPr>
-      <w:bookmarkStart w:id="24" w:name="_Toc240920239"/>
+      <w:bookmarkStart w:id="24" w:name="_Toc240923386"/>
       <w:r>
         <w:t>4.17 Verifying a profile with the respondent, and reconciling it afterwards</w:t>
       </w:r>
@@ -13208,7 +13208,7 @@
         </w:rPr>
         <w:lastRenderedPageBreak/>
         <w:drawing>
-          <wp:inline distT="0" distB="0" distL="0" distR="0" wp14:anchorId="3EF97BEE" wp14:editId="04142092">
+          <wp:inline distT="0" distB="0" distL="0" distR="0" wp14:anchorId="350E73EA" wp14:editId="06819740">
             <wp:extent cx="4752975" cy="4953000"/>
             <wp:effectExtent l="0" t="0" r="0" b="0"/>
             <wp:docPr id="27" name="proit_interview_sheet.jpg" descr="The interview sheet: confirm what is public, ask what is not." title="The interview sheet: confirm what is public, ask what is not."/>
@@ -13473,7 +13473,7 @@
         </w:rPr>
         <w:lastRenderedPageBreak/>
         <w:drawing>
-          <wp:inline distT="0" distB="0" distL="0" distR="0" wp14:anchorId="133242FB" wp14:editId="0A4044AB">
+          <wp:inline distT="0" distB="0" distL="0" distR="0" wp14:anchorId="3494316A" wp14:editId="34388E12">
             <wp:extent cx="5334000" cy="1152525"/>
             <wp:effectExtent l="0" t="0" r="0" b="0"/>
             <wp:docPr id="28" name="proit_reconcile.jpg" descr="Reconciling a corrected fact: the three values stay separate." title="Reconciling a corrected fact: the three values stay separate."/>
@@ -13558,7 +13558,27 @@
         <w:t>Reconciled</w:t>
       </w:r>
       <w:r>
-        <w:t xml:space="preserve"> when every fact is settled.</w:t>
+        <w:t xml:space="preserve"> when every fact is settled. At that moment the portal also sends the whole profile (what was known, what the respondent said, the reconciled value, and the sources) to KoboToolbox, in the </w:t>
+      </w:r>
+      <w:r>
+        <w:rPr>
+          <w:b/>
+          <w:bCs/>
+        </w:rPr>
+        <w:t>ABF-FST PROIT Interview Profile</w:t>
+      </w:r>
+      <w:r>
+        <w:t xml:space="preserve"> form, and the status shows </w:t>
+      </w:r>
+      <w:r>
+        <w:rPr>
+          <w:b/>
+          <w:bCs/>
+        </w:rPr>
+        <w:t>Saved to KoboToolbox</w:t>
+      </w:r>
+      <w:r>
+        <w:t>.</w:t>
       </w:r>
     </w:p>
     <w:p>
@@ -13604,7 +13624,7 @@
           <w:left w:w="10" w:type="dxa"/>
           <w:right w:w="10" w:type="dxa"/>
         </w:tblCellMar>
-        <w:tblLook w:val="04A0" w:firstRow="1" w:lastRow="0" w:firstColumn="1" w:lastColumn="0" w:noHBand="0" w:noVBand="1"/>
+        <w:tblLook w:val="0000" w:firstRow="0" w:lastRow="0" w:firstColumn="0" w:lastColumn="0" w:noHBand="0" w:noVBand="0"/>
       </w:tblPr>
       <w:tblGrid>
         <w:gridCol w:w="9412"/>
@@ -13691,7 +13711,7 @@
       <w:pPr>
         <w:pStyle w:val="Heading2"/>
       </w:pPr>
-      <w:bookmarkStart w:id="25" w:name="_Toc240920240"/>
+      <w:bookmarkStart w:id="25" w:name="_Toc240923387"/>
       <w:r>
         <w:t>4.18 Reviewing questionnaires in the QA Queue</w:t>
       </w:r>
@@ -13731,7 +13751,7 @@
           <w:noProof/>
         </w:rPr>
         <w:drawing>
-          <wp:inline distT="0" distB="0" distL="0" distR="0" wp14:anchorId="5E971169" wp14:editId="6483D94F">
+          <wp:inline distT="0" distB="0" distL="0" distR="0" wp14:anchorId="78AF04DA" wp14:editId="6D5A27DD">
             <wp:extent cx="5334000" cy="3333750"/>
             <wp:effectExtent l="0" t="0" r="0" b="0"/>
             <wp:docPr id="29" name="qa_queue.jpg" descr="QUAN QA Queue with the KoboToolbox sync panel." title="QUAN QA Queue with the KoboToolbox sync panel."/>
@@ -13852,6 +13872,7 @@
         <w:spacing w:after="80" w:line="276" w:lineRule="auto"/>
       </w:pPr>
       <w:r>
+        <w:lastRenderedPageBreak/>
         <w:t xml:space="preserve">Write a </w:t>
       </w:r>
       <w:r>
@@ -13875,7 +13896,6 @@
         <w:spacing w:after="80" w:line="276" w:lineRule="auto"/>
       </w:pPr>
       <w:r>
-        <w:lastRenderedPageBreak/>
         <w:t xml:space="preserve">Select </w:t>
       </w:r>
       <w:r>
@@ -13929,7 +13949,7 @@
           <w:left w:w="10" w:type="dxa"/>
           <w:right w:w="10" w:type="dxa"/>
         </w:tblCellMar>
-        <w:tblLook w:val="04A0" w:firstRow="1" w:lastRow="0" w:firstColumn="1" w:lastColumn="0" w:noHBand="0" w:noVBand="1"/>
+        <w:tblLook w:val="0000" w:firstRow="0" w:lastRow="0" w:firstColumn="0" w:lastColumn="0" w:noHBand="0" w:noVBand="0"/>
       </w:tblPr>
       <w:tblGrid>
         <w:gridCol w:w="2353"/>
@@ -14375,7 +14395,7 @@
           <w:left w:w="10" w:type="dxa"/>
           <w:right w:w="10" w:type="dxa"/>
         </w:tblCellMar>
-        <w:tblLook w:val="04A0" w:firstRow="1" w:lastRow="0" w:firstColumn="1" w:lastColumn="0" w:noHBand="0" w:noVBand="1"/>
+        <w:tblLook w:val="0000" w:firstRow="0" w:lastRow="0" w:firstColumn="0" w:lastColumn="0" w:noHBand="0" w:noVBand="0"/>
       </w:tblPr>
       <w:tblGrid>
         <w:gridCol w:w="9412"/>
@@ -14470,7 +14490,7 @@
       <w:pPr>
         <w:pStyle w:val="Heading2"/>
       </w:pPr>
-      <w:bookmarkStart w:id="26" w:name="_Toc240920241"/>
+      <w:bookmarkStart w:id="26" w:name="_Toc240923388"/>
       <w:r>
         <w:t>4.19 Working QA exceptions</w:t>
       </w:r>
@@ -14533,8 +14553,9 @@
         <w:rPr>
           <w:noProof/>
         </w:rPr>
+        <w:lastRenderedPageBreak/>
         <w:drawing>
-          <wp:inline distT="0" distB="0" distL="0" distR="0" wp14:anchorId="3134A8AE" wp14:editId="4C37F427">
+          <wp:inline distT="0" distB="0" distL="0" distR="0" wp14:anchorId="36B82F1D" wp14:editId="52F43FAE">
             <wp:extent cx="5334000" cy="3333750"/>
             <wp:effectExtent l="0" t="0" r="0" b="0"/>
             <wp:docPr id="30" name="qa_exceptions.jpg" descr="QA Exception Queue." title="QA Exception Queue."/>
@@ -14609,7 +14630,6 @@
         <w:spacing w:after="80" w:line="276" w:lineRule="auto"/>
       </w:pPr>
       <w:r>
-        <w:lastRenderedPageBreak/>
         <w:t xml:space="preserve">Tick </w:t>
       </w:r>
       <w:r>
@@ -14731,7 +14751,7 @@
       <w:pPr>
         <w:pStyle w:val="Heading2"/>
       </w:pPr>
-      <w:bookmarkStart w:id="27" w:name="_Toc240920242"/>
+      <w:bookmarkStart w:id="27" w:name="_Toc240923389"/>
       <w:r>
         <w:t>4.20 Downloading or emailing completed forms (Form PDFs)</w:t>
       </w:r>
@@ -14780,8 +14800,9 @@
         <w:rPr>
           <w:noProof/>
         </w:rPr>
+        <w:lastRenderedPageBreak/>
         <w:drawing>
-          <wp:inline distT="0" distB="0" distL="0" distR="0" wp14:anchorId="199E46F3" wp14:editId="68149664">
+          <wp:inline distT="0" distB="0" distL="0" distR="0" wp14:anchorId="7F3BCF5F" wp14:editId="348F758F">
             <wp:extent cx="5334000" cy="3333750"/>
             <wp:effectExtent l="0" t="0" r="0" b="0"/>
             <wp:docPr id="31" name="adm_form_pdfs.jpg" descr="Completed form PDFs." title="Completed form PDFs."/>
@@ -14961,7 +14982,7 @@
           <w:left w:w="10" w:type="dxa"/>
           <w:right w:w="10" w:type="dxa"/>
         </w:tblCellMar>
-        <w:tblLook w:val="04A0" w:firstRow="1" w:lastRow="0" w:firstColumn="1" w:lastColumn="0" w:noHBand="0" w:noVBand="1"/>
+        <w:tblLook w:val="0000" w:firstRow="0" w:lastRow="0" w:firstColumn="0" w:lastColumn="0" w:noHBand="0" w:noVBand="0"/>
       </w:tblPr>
       <w:tblGrid>
         <w:gridCol w:w="9412"/>
@@ -14998,7 +15019,6 @@
                 <w:sz w:val="20"/>
                 <w:szCs w:val="20"/>
               </w:rPr>
-              <w:lastRenderedPageBreak/>
               <w:t>How the sync works</w:t>
             </w:r>
           </w:p>
@@ -15021,7 +15041,7 @@
       <w:pPr>
         <w:pStyle w:val="Heading2"/>
       </w:pPr>
-      <w:bookmarkStart w:id="28" w:name="_Toc240920243"/>
+      <w:bookmarkStart w:id="28" w:name="_Toc240923390"/>
       <w:r>
         <w:t>4.21 Logging fieldwork costs</w:t>
       </w:r>
@@ -15060,8 +15080,9 @@
         <w:rPr>
           <w:noProof/>
         </w:rPr>
+        <w:lastRenderedPageBreak/>
         <w:drawing>
-          <wp:inline distT="0" distB="0" distL="0" distR="0" wp14:anchorId="78DA6A6B" wp14:editId="6E3180E1">
+          <wp:inline distT="0" distB="0" distL="0" distR="0" wp14:anchorId="7E9DC723" wp14:editId="05ED81E7">
             <wp:extent cx="5334000" cy="3752850"/>
             <wp:effectExtent l="0" t="0" r="0" b="0"/>
             <wp:docPr id="32" name="adm_cost.jpg" descr="Cost Dashboard and the Log a cost event form." title="Cost Dashboard and the Log a cost event form."/>
@@ -15181,7 +15202,7 @@
       <w:pPr>
         <w:pStyle w:val="Heading2"/>
       </w:pPr>
-      <w:bookmarkStart w:id="29" w:name="_Toc240920244"/>
+      <w:bookmarkStart w:id="29" w:name="_Toc240923391"/>
       <w:r>
         <w:lastRenderedPageBreak/>
         <w:t>4.22 Downloading data</w:t>
@@ -15199,7 +15220,7 @@
           <w:noProof/>
         </w:rPr>
         <w:drawing>
-          <wp:inline distT="0" distB="0" distL="0" distR="0" wp14:anchorId="7C2A3B3C" wp14:editId="7B2F649B">
+          <wp:inline distT="0" distB="0" distL="0" distR="0" wp14:anchorId="039D3BE3" wp14:editId="420F1316">
             <wp:extent cx="5715000" cy="3657600"/>
             <wp:effectExtent l="0" t="0" r="0" b="0"/>
             <wp:docPr id="33" name="adm_export.jpg" descr="Data Export." title="Data Export."/>
@@ -15279,7 +15300,7 @@
           <w:left w:w="10" w:type="dxa"/>
           <w:right w:w="10" w:type="dxa"/>
         </w:tblCellMar>
-        <w:tblLook w:val="04A0" w:firstRow="1" w:lastRow="0" w:firstColumn="1" w:lastColumn="0" w:noHBand="0" w:noVBand="1"/>
+        <w:tblLook w:val="0000" w:firstRow="0" w:lastRow="0" w:firstColumn="0" w:lastColumn="0" w:noHBand="0" w:noVBand="0"/>
       </w:tblPr>
       <w:tblGrid>
         <w:gridCol w:w="2541"/>
@@ -15715,7 +15736,7 @@
         <w:pStyle w:val="Heading1"/>
         <w:pageBreakBefore/>
       </w:pPr>
-      <w:bookmarkStart w:id="30" w:name="_Toc240920245"/>
+      <w:bookmarkStart w:id="30" w:name="_Toc240923392"/>
       <w:r>
         <w:lastRenderedPageBreak/>
         <w:t>5. Rules you must follow</w:t>
@@ -15866,7 +15887,7 @@
         <w:pStyle w:val="Heading1"/>
         <w:pageBreakBefore/>
       </w:pPr>
-      <w:bookmarkStart w:id="31" w:name="_Toc240920246"/>
+      <w:bookmarkStart w:id="31" w:name="_Toc240923393"/>
       <w:r>
         <w:lastRenderedPageBreak/>
         <w:t>6. Troubleshooting</w:t>
@@ -15888,7 +15909,7 @@
           <w:left w:w="10" w:type="dxa"/>
           <w:right w:w="10" w:type="dxa"/>
         </w:tblCellMar>
-        <w:tblLook w:val="04A0" w:firstRow="1" w:lastRow="0" w:firstColumn="1" w:lastColumn="0" w:noHBand="0" w:noVBand="1"/>
+        <w:tblLook w:val="0000" w:firstRow="0" w:lastRow="0" w:firstColumn="0" w:lastColumn="0" w:noHBand="0" w:noVBand="0"/>
       </w:tblPr>
       <w:tblGrid>
         <w:gridCol w:w="2635"/>
@@ -16893,7 +16914,7 @@
         <w:pStyle w:val="Heading1"/>
         <w:pageBreakBefore/>
       </w:pPr>
-      <w:bookmarkStart w:id="32" w:name="_Toc240920247"/>
+      <w:bookmarkStart w:id="32" w:name="_Toc240923394"/>
       <w:r>
         <w:lastRenderedPageBreak/>
         <w:t>7. Quick reference</w:t>
@@ -16915,7 +16936,7 @@
           <w:left w:w="10" w:type="dxa"/>
           <w:right w:w="10" w:type="dxa"/>
         </w:tblCellMar>
-        <w:tblLook w:val="04A0" w:firstRow="1" w:lastRow="0" w:firstColumn="1" w:lastColumn="0" w:noHBand="0" w:noVBand="1"/>
+        <w:tblLook w:val="0000" w:firstRow="0" w:lastRow="0" w:firstColumn="0" w:lastColumn="0" w:noHBand="0" w:noVBand="0"/>
       </w:tblPr>
       <w:tblGrid>
         <w:gridCol w:w="2824"/>
@@ -17232,7 +17253,7 @@
         <w:pStyle w:val="Heading1"/>
         <w:pageBreakBefore/>
       </w:pPr>
-      <w:bookmarkStart w:id="33" w:name="_Toc240920248"/>
+      <w:bookmarkStart w:id="33" w:name="_Toc240923395"/>
       <w:r>
         <w:lastRenderedPageBreak/>
         <w:t>8. Every screen and button for your role</w:t>
@@ -17262,7 +17283,7 @@
           <w:left w:w="10" w:type="dxa"/>
           <w:right w:w="10" w:type="dxa"/>
         </w:tblCellMar>
-        <w:tblLook w:val="04A0" w:firstRow="1" w:lastRow="0" w:firstColumn="1" w:lastColumn="0" w:noHBand="0" w:noVBand="1"/>
+        <w:tblLook w:val="0000" w:firstRow="0" w:lastRow="0" w:firstColumn="0" w:lastColumn="0" w:noHBand="0" w:noVBand="0"/>
       </w:tblPr>
       <w:tblGrid>
         <w:gridCol w:w="9412"/>
@@ -17346,7 +17367,7 @@
       <w:pPr>
         <w:pStyle w:val="Heading2"/>
       </w:pPr>
-      <w:bookmarkStart w:id="34" w:name="_Toc240920249"/>
+      <w:bookmarkStart w:id="34" w:name="_Toc240923396"/>
       <w:r>
         <w:t>8.1 Sign in</w:t>
       </w:r>
@@ -17409,7 +17430,7 @@
           <w:left w:w="10" w:type="dxa"/>
           <w:right w:w="10" w:type="dxa"/>
         </w:tblCellMar>
-        <w:tblLook w:val="04A0" w:firstRow="1" w:lastRow="0" w:firstColumn="1" w:lastColumn="0" w:noHBand="0" w:noVBand="1"/>
+        <w:tblLook w:val="0000" w:firstRow="0" w:lastRow="0" w:firstColumn="0" w:lastColumn="0" w:noHBand="0" w:noVBand="0"/>
       </w:tblPr>
       <w:tblGrid>
         <w:gridCol w:w="1882"/>
@@ -17859,7 +17880,7 @@
       <w:pPr>
         <w:pStyle w:val="Heading2"/>
       </w:pPr>
-      <w:bookmarkStart w:id="35" w:name="_Toc240920250"/>
+      <w:bookmarkStart w:id="35" w:name="_Toc240923397"/>
       <w:r>
         <w:t>8.2 The header and menu bar (every screen)</w:t>
       </w:r>
@@ -17922,7 +17943,7 @@
           <w:left w:w="10" w:type="dxa"/>
           <w:right w:w="10" w:type="dxa"/>
         </w:tblCellMar>
-        <w:tblLook w:val="04A0" w:firstRow="1" w:lastRow="0" w:firstColumn="1" w:lastColumn="0" w:noHBand="0" w:noVBand="1"/>
+        <w:tblLook w:val="0000" w:firstRow="0" w:lastRow="0" w:firstColumn="0" w:lastColumn="0" w:noHBand="0" w:noVBand="0"/>
       </w:tblPr>
       <w:tblGrid>
         <w:gridCol w:w="1882"/>
@@ -18583,7 +18604,7 @@
       <w:pPr>
         <w:pStyle w:val="Heading2"/>
       </w:pPr>
-      <w:bookmarkStart w:id="36" w:name="_Toc240920251"/>
+      <w:bookmarkStart w:id="36" w:name="_Toc240923398"/>
       <w:r>
         <w:t>8.3 Change Password</w:t>
       </w:r>
@@ -18646,7 +18667,7 @@
           <w:left w:w="10" w:type="dxa"/>
           <w:right w:w="10" w:type="dxa"/>
         </w:tblCellMar>
-        <w:tblLook w:val="04A0" w:firstRow="1" w:lastRow="0" w:firstColumn="1" w:lastColumn="0" w:noHBand="0" w:noVBand="1"/>
+        <w:tblLook w:val="0000" w:firstRow="0" w:lastRow="0" w:firstColumn="0" w:lastColumn="0" w:noHBand="0" w:noVBand="0"/>
       </w:tblPr>
       <w:tblGrid>
         <w:gridCol w:w="1882"/>
@@ -19203,7 +19224,7 @@
       <w:pPr>
         <w:pStyle w:val="Heading2"/>
       </w:pPr>
-      <w:bookmarkStart w:id="37" w:name="_Toc240920252"/>
+      <w:bookmarkStart w:id="37" w:name="_Toc240923399"/>
       <w:r>
         <w:t>8.4 Executive Dashboard</w:t>
       </w:r>
@@ -19266,7 +19287,7 @@
           <w:left w:w="10" w:type="dxa"/>
           <w:right w:w="10" w:type="dxa"/>
         </w:tblCellMar>
-        <w:tblLook w:val="04A0" w:firstRow="1" w:lastRow="0" w:firstColumn="1" w:lastColumn="0" w:noHBand="0" w:noVBand="1"/>
+        <w:tblLook w:val="0000" w:firstRow="0" w:lastRow="0" w:firstColumn="0" w:lastColumn="0" w:noHBand="0" w:noVBand="0"/>
       </w:tblPr>
       <w:tblGrid>
         <w:gridCol w:w="1882"/>
@@ -19717,7 +19738,7 @@
       <w:pPr>
         <w:pStyle w:val="Heading2"/>
       </w:pPr>
-      <w:bookmarkStart w:id="38" w:name="_Toc240920253"/>
+      <w:bookmarkStart w:id="38" w:name="_Toc240923400"/>
       <w:r>
         <w:t>8.5 Sampling Dashboard</w:t>
       </w:r>
@@ -19780,7 +19801,7 @@
           <w:left w:w="10" w:type="dxa"/>
           <w:right w:w="10" w:type="dxa"/>
         </w:tblCellMar>
-        <w:tblLook w:val="04A0" w:firstRow="1" w:lastRow="0" w:firstColumn="1" w:lastColumn="0" w:noHBand="0" w:noVBand="1"/>
+        <w:tblLook w:val="0000" w:firstRow="0" w:lastRow="0" w:firstColumn="0" w:lastColumn="0" w:noHBand="0" w:noVBand="0"/>
       </w:tblPr>
       <w:tblGrid>
         <w:gridCol w:w="1882"/>
@@ -20230,7 +20251,7 @@
       <w:pPr>
         <w:pStyle w:val="Heading2"/>
       </w:pPr>
-      <w:bookmarkStart w:id="39" w:name="_Toc240920254"/>
+      <w:bookmarkStart w:id="39" w:name="_Toc240923401"/>
       <w:r>
         <w:t>8.6 Contact Dashboard</w:t>
       </w:r>
@@ -20293,7 +20314,7 @@
           <w:left w:w="10" w:type="dxa"/>
           <w:right w:w="10" w:type="dxa"/>
         </w:tblCellMar>
-        <w:tblLook w:val="04A0" w:firstRow="1" w:lastRow="0" w:firstColumn="1" w:lastColumn="0" w:noHBand="0" w:noVBand="1"/>
+        <w:tblLook w:val="0000" w:firstRow="0" w:lastRow="0" w:firstColumn="0" w:lastColumn="0" w:noHBand="0" w:noVBand="0"/>
       </w:tblPr>
       <w:tblGrid>
         <w:gridCol w:w="1882"/>
@@ -20533,7 +20554,7 @@
       <w:pPr>
         <w:pStyle w:val="Heading2"/>
       </w:pPr>
-      <w:bookmarkStart w:id="40" w:name="_Toc240920255"/>
+      <w:bookmarkStart w:id="40" w:name="_Toc240923402"/>
       <w:r>
         <w:t>8.7 QA Dashboard</w:t>
       </w:r>
@@ -20596,7 +20617,7 @@
           <w:left w:w="10" w:type="dxa"/>
           <w:right w:w="10" w:type="dxa"/>
         </w:tblCellMar>
-        <w:tblLook w:val="04A0" w:firstRow="1" w:lastRow="0" w:firstColumn="1" w:lastColumn="0" w:noHBand="0" w:noVBand="1"/>
+        <w:tblLook w:val="0000" w:firstRow="0" w:lastRow="0" w:firstColumn="0" w:lastColumn="0" w:noHBand="0" w:noVBand="0"/>
       </w:tblPr>
       <w:tblGrid>
         <w:gridCol w:w="1882"/>
@@ -21154,7 +21175,7 @@
       <w:pPr>
         <w:pStyle w:val="Heading2"/>
       </w:pPr>
-      <w:bookmarkStart w:id="41" w:name="_Toc240920256"/>
+      <w:bookmarkStart w:id="41" w:name="_Toc240923403"/>
       <w:r>
         <w:t>8.8 KII / Document Dashboard</w:t>
       </w:r>
@@ -21217,7 +21238,7 @@
           <w:left w:w="10" w:type="dxa"/>
           <w:right w:w="10" w:type="dxa"/>
         </w:tblCellMar>
-        <w:tblLook w:val="04A0" w:firstRow="1" w:lastRow="0" w:firstColumn="1" w:lastColumn="0" w:noHBand="0" w:noVBand="1"/>
+        <w:tblLook w:val="0000" w:firstRow="0" w:lastRow="0" w:firstColumn="0" w:lastColumn="0" w:noHBand="0" w:noVBand="0"/>
       </w:tblPr>
       <w:tblGrid>
         <w:gridCol w:w="1882"/>
@@ -21564,7 +21585,7 @@
       <w:pPr>
         <w:pStyle w:val="Heading2"/>
       </w:pPr>
-      <w:bookmarkStart w:id="42" w:name="_Toc240920257"/>
+      <w:bookmarkStart w:id="42" w:name="_Toc240923404"/>
       <w:r>
         <w:t>8.9 Reports</w:t>
       </w:r>
@@ -21627,7 +21648,7 @@
           <w:left w:w="10" w:type="dxa"/>
           <w:right w:w="10" w:type="dxa"/>
         </w:tblCellMar>
-        <w:tblLook w:val="04A0" w:firstRow="1" w:lastRow="0" w:firstColumn="1" w:lastColumn="0" w:noHBand="0" w:noVBand="1"/>
+        <w:tblLook w:val="0000" w:firstRow="0" w:lastRow="0" w:firstColumn="0" w:lastColumn="0" w:noHBand="0" w:noVBand="0"/>
       </w:tblPr>
       <w:tblGrid>
         <w:gridCol w:w="1882"/>
@@ -22078,7 +22099,7 @@
       <w:pPr>
         <w:pStyle w:val="Heading2"/>
       </w:pPr>
-      <w:bookmarkStart w:id="43" w:name="_Toc240920258"/>
+      <w:bookmarkStart w:id="43" w:name="_Toc240923405"/>
       <w:r>
         <w:t>8.10 Main-400 Register (and Reserve)</w:t>
       </w:r>
@@ -22141,7 +22162,7 @@
           <w:left w:w="10" w:type="dxa"/>
           <w:right w:w="10" w:type="dxa"/>
         </w:tblCellMar>
-        <w:tblLook w:val="04A0" w:firstRow="1" w:lastRow="0" w:firstColumn="1" w:lastColumn="0" w:noHBand="0" w:noVBand="1"/>
+        <w:tblLook w:val="0000" w:firstRow="0" w:lastRow="0" w:firstColumn="0" w:lastColumn="0" w:noHBand="0" w:noVBand="0"/>
       </w:tblPr>
       <w:tblGrid>
         <w:gridCol w:w="1882"/>
@@ -23011,7 +23032,7 @@
       <w:pPr>
         <w:pStyle w:val="Heading2"/>
       </w:pPr>
-      <w:bookmarkStart w:id="44" w:name="_Toc240920259"/>
+      <w:bookmarkStart w:id="44" w:name="_Toc240923406"/>
       <w:r>
         <w:t>8.11 Case page</w:t>
       </w:r>
@@ -23074,7 +23095,7 @@
           <w:left w:w="10" w:type="dxa"/>
           <w:right w:w="10" w:type="dxa"/>
         </w:tblCellMar>
-        <w:tblLook w:val="04A0" w:firstRow="1" w:lastRow="0" w:firstColumn="1" w:lastColumn="0" w:noHBand="0" w:noVBand="1"/>
+        <w:tblLook w:val="0000" w:firstRow="0" w:lastRow="0" w:firstColumn="0" w:lastColumn="0" w:noHBand="0" w:noVBand="0"/>
       </w:tblPr>
       <w:tblGrid>
         <w:gridCol w:w="1882"/>
@@ -24683,7 +24704,7 @@
       <w:pPr>
         <w:pStyle w:val="Heading2"/>
       </w:pPr>
-      <w:bookmarkStart w:id="45" w:name="_Toc240920260"/>
+      <w:bookmarkStart w:id="45" w:name="_Toc240923407"/>
       <w:r>
         <w:t>8.12 Pre-Interview Profile (PROIT) and its review screen</w:t>
       </w:r>
@@ -24746,7 +24767,7 @@
           <w:left w:w="10" w:type="dxa"/>
           <w:right w:w="10" w:type="dxa"/>
         </w:tblCellMar>
-        <w:tblLook w:val="04A0" w:firstRow="1" w:lastRow="0" w:firstColumn="1" w:lastColumn="0" w:noHBand="0" w:noVBand="1"/>
+        <w:tblLook w:val="0000" w:firstRow="0" w:lastRow="0" w:firstColumn="0" w:lastColumn="0" w:noHBand="0" w:noVBand="0"/>
       </w:tblPr>
       <w:tblGrid>
         <w:gridCol w:w="1882"/>
@@ -26248,7 +26269,7 @@
       <w:pPr>
         <w:pStyle w:val="Heading2"/>
       </w:pPr>
-      <w:bookmarkStart w:id="46" w:name="_Toc240920261"/>
+      <w:bookmarkStart w:id="46" w:name="_Toc240923408"/>
       <w:r>
         <w:t>8.13 Interview sheet (verifying a locked profile)</w:t>
       </w:r>
@@ -26311,7 +26332,7 @@
           <w:left w:w="10" w:type="dxa"/>
           <w:right w:w="10" w:type="dxa"/>
         </w:tblCellMar>
-        <w:tblLook w:val="04A0" w:firstRow="1" w:lastRow="0" w:firstColumn="1" w:lastColumn="0" w:noHBand="0" w:noVBand="1"/>
+        <w:tblLook w:val="0000" w:firstRow="0" w:lastRow="0" w:firstColumn="0" w:lastColumn="0" w:noHBand="0" w:noVBand="0"/>
       </w:tblPr>
       <w:tblGrid>
         <w:gridCol w:w="1882"/>
@@ -27499,7 +27520,7 @@
       <w:pPr>
         <w:pStyle w:val="Heading2"/>
       </w:pPr>
-      <w:bookmarkStart w:id="47" w:name="_Toc240920262"/>
+      <w:bookmarkStart w:id="47" w:name="_Toc240923409"/>
       <w:r>
         <w:t>8.14 Register Organisation</w:t>
       </w:r>
@@ -27562,7 +27583,7 @@
           <w:left w:w="10" w:type="dxa"/>
           <w:right w:w="10" w:type="dxa"/>
         </w:tblCellMar>
-        <w:tblLook w:val="04A0" w:firstRow="1" w:lastRow="0" w:firstColumn="1" w:lastColumn="0" w:noHBand="0" w:noVBand="1"/>
+        <w:tblLook w:val="0000" w:firstRow="0" w:lastRow="0" w:firstColumn="0" w:lastColumn="0" w:noHBand="0" w:noVBand="0"/>
       </w:tblPr>
       <w:tblGrid>
         <w:gridCol w:w="1882"/>
@@ -28222,7 +28243,7 @@
       <w:pPr>
         <w:pStyle w:val="Heading2"/>
       </w:pPr>
-      <w:bookmarkStart w:id="48" w:name="_Toc240920263"/>
+      <w:bookmarkStart w:id="48" w:name="_Toc240923410"/>
       <w:r>
         <w:t>8.15 Appointment Queue</w:t>
       </w:r>
@@ -28285,7 +28306,7 @@
           <w:left w:w="10" w:type="dxa"/>
           <w:right w:w="10" w:type="dxa"/>
         </w:tblCellMar>
-        <w:tblLook w:val="04A0" w:firstRow="1" w:lastRow="0" w:firstColumn="1" w:lastColumn="0" w:noHBand="0" w:noVBand="1"/>
+        <w:tblLook w:val="0000" w:firstRow="0" w:lastRow="0" w:firstColumn="0" w:lastColumn="0" w:noHBand="0" w:noVBand="0"/>
       </w:tblPr>
       <w:tblGrid>
         <w:gridCol w:w="1882"/>
@@ -28843,7 +28864,7 @@
       <w:pPr>
         <w:pStyle w:val="Heading2"/>
       </w:pPr>
-      <w:bookmarkStart w:id="49" w:name="_Toc240920264"/>
+      <w:bookmarkStart w:id="49" w:name="_Toc240923411"/>
       <w:r>
         <w:t>8.16 Follow-ups due</w:t>
       </w:r>
@@ -28906,7 +28927,7 @@
           <w:left w:w="10" w:type="dxa"/>
           <w:right w:w="10" w:type="dxa"/>
         </w:tblCellMar>
-        <w:tblLook w:val="04A0" w:firstRow="1" w:lastRow="0" w:firstColumn="1" w:lastColumn="0" w:noHBand="0" w:noVBand="1"/>
+        <w:tblLook w:val="0000" w:firstRow="0" w:lastRow="0" w:firstColumn="0" w:lastColumn="0" w:noHBand="0" w:noVBand="0"/>
       </w:tblPr>
       <w:tblGrid>
         <w:gridCol w:w="1882"/>
@@ -29356,7 +29377,7 @@
       <w:pPr>
         <w:pStyle w:val="Heading2"/>
       </w:pPr>
-      <w:bookmarkStart w:id="50" w:name="_Toc240920265"/>
+      <w:bookmarkStart w:id="50" w:name="_Toc240923412"/>
       <w:r>
         <w:t>8.17 Reserve Activation</w:t>
       </w:r>
@@ -29419,7 +29440,7 @@
           <w:left w:w="10" w:type="dxa"/>
           <w:right w:w="10" w:type="dxa"/>
         </w:tblCellMar>
-        <w:tblLook w:val="04A0" w:firstRow="1" w:lastRow="0" w:firstColumn="1" w:lastColumn="0" w:noHBand="0" w:noVBand="1"/>
+        <w:tblLook w:val="0000" w:firstRow="0" w:lastRow="0" w:firstColumn="0" w:lastColumn="0" w:noHBand="0" w:noVBand="0"/>
       </w:tblPr>
       <w:tblGrid>
         <w:gridCol w:w="1882"/>
@@ -29977,7 +29998,7 @@
       <w:pPr>
         <w:pStyle w:val="Heading2"/>
       </w:pPr>
-      <w:bookmarkStart w:id="51" w:name="_Toc240920266"/>
+      <w:bookmarkStart w:id="51" w:name="_Toc240923413"/>
       <w:r>
         <w:t>8.18 QA Queue (with the KoboToolbox sync panel)</w:t>
       </w:r>
@@ -30040,7 +30061,7 @@
           <w:left w:w="10" w:type="dxa"/>
           <w:right w:w="10" w:type="dxa"/>
         </w:tblCellMar>
-        <w:tblLook w:val="04A0" w:firstRow="1" w:lastRow="0" w:firstColumn="1" w:lastColumn="0" w:noHBand="0" w:noVBand="1"/>
+        <w:tblLook w:val="0000" w:firstRow="0" w:lastRow="0" w:firstColumn="0" w:lastColumn="0" w:noHBand="0" w:noVBand="0"/>
       </w:tblPr>
       <w:tblGrid>
         <w:gridCol w:w="1882"/>
@@ -30701,7 +30722,7 @@
       <w:pPr>
         <w:pStyle w:val="Heading2"/>
       </w:pPr>
-      <w:bookmarkStart w:id="52" w:name="_Toc240920267"/>
+      <w:bookmarkStart w:id="52" w:name="_Toc240923414"/>
       <w:r>
         <w:t>8.19 QA Exceptions</w:t>
       </w:r>
@@ -30764,7 +30785,7 @@
           <w:left w:w="10" w:type="dxa"/>
           <w:right w:w="10" w:type="dxa"/>
         </w:tblCellMar>
-        <w:tblLook w:val="04A0" w:firstRow="1" w:lastRow="0" w:firstColumn="1" w:lastColumn="0" w:noHBand="0" w:noVBand="1"/>
+        <w:tblLook w:val="0000" w:firstRow="0" w:lastRow="0" w:firstColumn="0" w:lastColumn="0" w:noHBand="0" w:noVBand="0"/>
       </w:tblPr>
       <w:tblGrid>
         <w:gridCol w:w="1882"/>
@@ -31531,7 +31552,7 @@
       <w:pPr>
         <w:pStyle w:val="Heading2"/>
       </w:pPr>
-      <w:bookmarkStart w:id="53" w:name="_Toc240920268"/>
+      <w:bookmarkStart w:id="53" w:name="_Toc240923415"/>
       <w:r>
         <w:t>8.20 KII Register</w:t>
       </w:r>
@@ -31594,7 +31615,7 @@
           <w:left w:w="10" w:type="dxa"/>
           <w:right w:w="10" w:type="dxa"/>
         </w:tblCellMar>
-        <w:tblLook w:val="04A0" w:firstRow="1" w:lastRow="0" w:firstColumn="1" w:lastColumn="0" w:noHBand="0" w:noVBand="1"/>
+        <w:tblLook w:val="0000" w:firstRow="0" w:lastRow="0" w:firstColumn="0" w:lastColumn="0" w:noHBand="0" w:noVBand="0"/>
       </w:tblPr>
       <w:tblGrid>
         <w:gridCol w:w="1882"/>
@@ -32152,7 +32173,7 @@
       <w:pPr>
         <w:pStyle w:val="Heading2"/>
       </w:pPr>
-      <w:bookmarkStart w:id="54" w:name="_Toc240920269"/>
+      <w:bookmarkStart w:id="54" w:name="_Toc240923416"/>
       <w:r>
         <w:t>8.21 New KII Record</w:t>
       </w:r>
@@ -32215,7 +32236,7 @@
           <w:left w:w="10" w:type="dxa"/>
           <w:right w:w="10" w:type="dxa"/>
         </w:tblCellMar>
-        <w:tblLook w:val="04A0" w:firstRow="1" w:lastRow="0" w:firstColumn="1" w:lastColumn="0" w:noHBand="0" w:noVBand="1"/>
+        <w:tblLook w:val="0000" w:firstRow="0" w:lastRow="0" w:firstColumn="0" w:lastColumn="0" w:noHBand="0" w:noVBand="0"/>
       </w:tblPr>
       <w:tblGrid>
         <w:gridCol w:w="1882"/>
@@ -32562,7 +32583,7 @@
       <w:pPr>
         <w:pStyle w:val="Heading2"/>
       </w:pPr>
-      <w:bookmarkStart w:id="55" w:name="_Toc240920270"/>
+      <w:bookmarkStart w:id="55" w:name="_Toc240923417"/>
       <w:r>
         <w:t>8.22 KII record</w:t>
       </w:r>
@@ -32625,7 +32646,7 @@
           <w:left w:w="10" w:type="dxa"/>
           <w:right w:w="10" w:type="dxa"/>
         </w:tblCellMar>
-        <w:tblLook w:val="04A0" w:firstRow="1" w:lastRow="0" w:firstColumn="1" w:lastColumn="0" w:noHBand="0" w:noVBand="1"/>
+        <w:tblLook w:val="0000" w:firstRow="0" w:lastRow="0" w:firstColumn="0" w:lastColumn="0" w:noHBand="0" w:noVBand="0"/>
       </w:tblPr>
       <w:tblGrid>
         <w:gridCol w:w="1882"/>
@@ -33603,7 +33624,7 @@
       <w:pPr>
         <w:pStyle w:val="Heading2"/>
       </w:pPr>
-      <w:bookmarkStart w:id="56" w:name="_Toc240920271"/>
+      <w:bookmarkStart w:id="56" w:name="_Toc240923418"/>
       <w:r>
         <w:t>8.23 Documents (the corpus)</w:t>
       </w:r>
@@ -33666,7 +33687,7 @@
           <w:left w:w="10" w:type="dxa"/>
           <w:right w:w="10" w:type="dxa"/>
         </w:tblCellMar>
-        <w:tblLook w:val="04A0" w:firstRow="1" w:lastRow="0" w:firstColumn="1" w:lastColumn="0" w:noHBand="0" w:noVBand="1"/>
+        <w:tblLook w:val="0000" w:firstRow="0" w:lastRow="0" w:firstColumn="0" w:lastColumn="0" w:noHBand="0" w:noVBand="0"/>
       </w:tblPr>
       <w:tblGrid>
         <w:gridCol w:w="1882"/>
@@ -34223,7 +34244,7 @@
       <w:pPr>
         <w:pStyle w:val="Heading2"/>
       </w:pPr>
-      <w:bookmarkStart w:id="57" w:name="_Toc240920272"/>
+      <w:bookmarkStart w:id="57" w:name="_Toc240923419"/>
       <w:r>
         <w:t>8.24 New Documentary Evidence Record</w:t>
       </w:r>
@@ -34286,7 +34307,7 @@
           <w:left w:w="10" w:type="dxa"/>
           <w:right w:w="10" w:type="dxa"/>
         </w:tblCellMar>
-        <w:tblLook w:val="04A0" w:firstRow="1" w:lastRow="0" w:firstColumn="1" w:lastColumn="0" w:noHBand="0" w:noVBand="1"/>
+        <w:tblLook w:val="0000" w:firstRow="0" w:lastRow="0" w:firstColumn="0" w:lastColumn="0" w:noHBand="0" w:noVBand="0"/>
       </w:tblPr>
       <w:tblGrid>
         <w:gridCol w:w="1882"/>
@@ -35053,7 +35074,7 @@
       <w:pPr>
         <w:pStyle w:val="Heading2"/>
       </w:pPr>
-      <w:bookmarkStart w:id="58" w:name="_Toc240920273"/>
+      <w:bookmarkStart w:id="58" w:name="_Toc240923420"/>
       <w:r>
         <w:t>8.25 Document record</w:t>
       </w:r>
@@ -35116,7 +35137,7 @@
           <w:left w:w="10" w:type="dxa"/>
           <w:right w:w="10" w:type="dxa"/>
         </w:tblCellMar>
-        <w:tblLook w:val="04A0" w:firstRow="1" w:lastRow="0" w:firstColumn="1" w:lastColumn="0" w:noHBand="0" w:noVBand="1"/>
+        <w:tblLook w:val="0000" w:firstRow="0" w:lastRow="0" w:firstColumn="0" w:lastColumn="0" w:noHBand="0" w:noVBand="0"/>
       </w:tblPr>
       <w:tblGrid>
         <w:gridCol w:w="1882"/>
@@ -36407,7 +36428,7 @@
       <w:pPr>
         <w:pStyle w:val="Heading2"/>
       </w:pPr>
-      <w:bookmarkStart w:id="59" w:name="_Toc240920274"/>
+      <w:bookmarkStart w:id="59" w:name="_Toc240923421"/>
       <w:r>
         <w:lastRenderedPageBreak/>
         <w:t>8.26 Auto-fill review screen</w:t>
@@ -36471,7 +36492,7 @@
           <w:left w:w="10" w:type="dxa"/>
           <w:right w:w="10" w:type="dxa"/>
         </w:tblCellMar>
-        <w:tblLook w:val="04A0" w:firstRow="1" w:lastRow="0" w:firstColumn="1" w:lastColumn="0" w:noHBand="0" w:noVBand="1"/>
+        <w:tblLook w:val="0000" w:firstRow="0" w:lastRow="0" w:firstColumn="0" w:lastColumn="0" w:noHBand="0" w:noVBand="0"/>
       </w:tblPr>
       <w:tblGrid>
         <w:gridCol w:w="1882"/>
@@ -37448,7 +37469,7 @@
       <w:pPr>
         <w:pStyle w:val="Heading2"/>
       </w:pPr>
-      <w:bookmarkStart w:id="60" w:name="_Toc240920275"/>
+      <w:bookmarkStart w:id="60" w:name="_Toc240923422"/>
       <w:r>
         <w:lastRenderedPageBreak/>
         <w:t>8.27 Completed forms (Form PDFs)</w:t>
@@ -37512,7 +37533,7 @@
           <w:left w:w="10" w:type="dxa"/>
           <w:right w:w="10" w:type="dxa"/>
         </w:tblCellMar>
-        <w:tblLook w:val="04A0" w:firstRow="1" w:lastRow="0" w:firstColumn="1" w:lastColumn="0" w:noHBand="0" w:noVBand="1"/>
+        <w:tblLook w:val="0000" w:firstRow="0" w:lastRow="0" w:firstColumn="0" w:lastColumn="0" w:noHBand="0" w:noVBand="0"/>
       </w:tblPr>
       <w:tblGrid>
         <w:gridCol w:w="1882"/>
@@ -38496,7 +38517,7 @@
       <w:pPr>
         <w:pStyle w:val="Heading2"/>
       </w:pPr>
-      <w:bookmarkStart w:id="61" w:name="_Toc240920276"/>
+      <w:bookmarkStart w:id="61" w:name="_Toc240923423"/>
       <w:r>
         <w:t>8.28 Cost Dashboard</w:t>
       </w:r>
@@ -38559,7 +38580,7 @@
           <w:left w:w="10" w:type="dxa"/>
           <w:right w:w="10" w:type="dxa"/>
         </w:tblCellMar>
-        <w:tblLook w:val="04A0" w:firstRow="1" w:lastRow="0" w:firstColumn="1" w:lastColumn="0" w:noHBand="0" w:noVBand="1"/>
+        <w:tblLook w:val="0000" w:firstRow="0" w:lastRow="0" w:firstColumn="0" w:lastColumn="0" w:noHBand="0" w:noVBand="0"/>
       </w:tblPr>
       <w:tblGrid>
         <w:gridCol w:w="1882"/>
@@ -38907,7 +38928,7 @@
       <w:pPr>
         <w:pStyle w:val="Heading2"/>
       </w:pPr>
-      <w:bookmarkStart w:id="62" w:name="_Toc240920277"/>
+      <w:bookmarkStart w:id="62" w:name="_Toc240923424"/>
       <w:r>
         <w:t>8.29 Export</w:t>
       </w:r>
@@ -38970,7 +38991,7 @@
           <w:left w:w="10" w:type="dxa"/>
           <w:right w:w="10" w:type="dxa"/>
         </w:tblCellMar>
-        <w:tblLook w:val="04A0" w:firstRow="1" w:lastRow="0" w:firstColumn="1" w:lastColumn="0" w:noHBand="0" w:noVBand="1"/>
+        <w:tblLook w:val="0000" w:firstRow="0" w:lastRow="0" w:firstColumn="0" w:lastColumn="0" w:noHBand="0" w:noVBand="0"/>
       </w:tblPr>
       <w:tblGrid>
         <w:gridCol w:w="1882"/>
@@ -39427,10 +39448,10 @@
 <file path=word/numbering.xml><?xml version="1.0" encoding="utf-8"?>
 <w:numbering xmlns:wpc="http://schemas.microsoft.com/office/word/2010/wordprocessingCanvas" xmlns:cx="http://schemas.microsoft.com/office/drawing/2014/chartex" xmlns:cx1="http://schemas.microsoft.com/office/drawing/2015/9/8/chartex" xmlns:cx2="http://schemas.microsoft.com/office/drawing/2015/10/21/chartex" xmlns:cx3="http://schemas.microsoft.com/office/drawing/2016/5/9/chartex" xmlns:cx4="http://schemas.microsoft.com/office/drawing/2016/5/10/chartex" xmlns:cx5="http://schemas.microsoft.com/office/drawing/2016/5/11/chartex" xmlns:cx6="http://schemas.microsoft.com/office/drawing/2016/5/12/chartex" xmlns:cx7="http://schemas.microsoft.com/office/drawing/2016/5/13/chartex" xmlns:cx8="http://schemas.microsoft.com/office/drawing/2016/5/14/chartex" xmlns:mc="http://schemas.openxmlformats.org/markup-compatibility/2006" xmlns:aink="http://schemas.microsoft.com/office/drawing/2016/ink" xmlns:am3d="http://schemas.microsoft.com/office/drawing/2017/model3d" xmlns:o="urn:schemas-microsoft-com:office:office" xmlns:oel="http://schemas.microsoft.com/office/2019/extlst" xmlns:r="http://schemas.openxmlformats.org/officeDocument/2006/relationships" xmlns:m="http://schemas.openxmlformats.org/officeDocument/2006/math" xmlns:v="urn:schemas-microsoft-com:vml" xmlns:wp14="http://schemas.microsoft.com/office/word/2010/wordprocessingDrawing" xmlns:wp="http://schemas.openxmlformats.org/drawingml/2006/wordprocessingDrawing" xmlns:w10="urn:schemas-microsoft-com:office:word" xmlns:w="http://schemas.openxmlformats.org/wordprocessingml/2006/main" xmlns:w14="http://schemas.microsoft.com/office/word/2010/wordml" xmlns:w15="http://schemas.microsoft.com/office/word/2012/wordml" xmlns:w16cex="http://schemas.microsoft.com/office/word/2018/wordml/cex" xmlns:w16cid="http://schemas.microsoft.com/office/word/2016/wordml/cid" xmlns:w16="http://schemas.microsoft.com/office/word/2018/wordml" xmlns:w16sdtdh="http://schemas.microsoft.com/office/word/2020/wordml/sdtdatahash" xmlns:w16se="http://schemas.microsoft.com/office/word/2015/wordml/symex" xmlns:wpg="http://schemas.microsoft.com/office/word/2010/wordprocessingGroup" xmlns:wpi="http://schemas.microsoft.com/office/word/2010/wordprocessingInk" xmlns:wne="http://schemas.microsoft.com/office/word/2006/wordml" xmlns:wps="http://schemas.microsoft.com/office/word/2010/wordprocessingShape" mc:Ignorable="w14 w15 w16se w16cid w16 w16cex w16sdtdh wp14">
   <w:abstractNum w:abstractNumId="0" w15:restartNumberingAfterBreak="0">
-    <w:nsid w:val="02C15885"/>
+    <w:nsid w:val="01431262"/>
     <w:multiLevelType w:val="hybridMultilevel"/>
-    <w:tmpl w:val="73BC73CC"/>
-    <w:lvl w:ilvl="0" w:tplc="DA9ADCF8">
+    <w:tmpl w:val="CFA0C51C"/>
+    <w:lvl w:ilvl="0" w:tplc="3878D710">
       <w:start w:val="1"/>
       <w:numFmt w:val="decimal"/>
       <w:lvlText w:val="%1."/>
@@ -39444,138 +39465,52 @@
         <w:color w:val="A67C27"/>
       </w:rPr>
     </w:lvl>
-    <w:lvl w:ilvl="1" w:tplc="A8741A34">
+    <w:lvl w:ilvl="1" w:tplc="FD96F8D2">
       <w:numFmt w:val="decimal"/>
       <w:lvlText w:val=""/>
       <w:lvlJc w:val="left"/>
     </w:lvl>
-    <w:lvl w:ilvl="2" w:tplc="B37E8A32">
+    <w:lvl w:ilvl="2" w:tplc="38DA568E">
       <w:numFmt w:val="decimal"/>
       <w:lvlText w:val=""/>
       <w:lvlJc w:val="left"/>
     </w:lvl>
-    <w:lvl w:ilvl="3" w:tplc="10480E68">
+    <w:lvl w:ilvl="3" w:tplc="DA2EC596">
       <w:numFmt w:val="decimal"/>
       <w:lvlText w:val=""/>
       <w:lvlJc w:val="left"/>
     </w:lvl>
-    <w:lvl w:ilvl="4" w:tplc="E9700F32">
+    <w:lvl w:ilvl="4" w:tplc="B1B03D8E">
       <w:numFmt w:val="decimal"/>
       <w:lvlText w:val=""/>
       <w:lvlJc w:val="left"/>
     </w:lvl>
-    <w:lvl w:ilvl="5" w:tplc="769A68DA">
+    <w:lvl w:ilvl="5" w:tplc="DFE615DA">
       <w:numFmt w:val="decimal"/>
       <w:lvlText w:val=""/>
       <w:lvlJc w:val="left"/>
     </w:lvl>
-    <w:lvl w:ilvl="6" w:tplc="03401116">
+    <w:lvl w:ilvl="6" w:tplc="9EE2DC3E">
       <w:numFmt w:val="decimal"/>
       <w:lvlText w:val=""/>
       <w:lvlJc w:val="left"/>
     </w:lvl>
-    <w:lvl w:ilvl="7" w:tplc="E85A5310">
+    <w:lvl w:ilvl="7" w:tplc="B89CBC80">
       <w:numFmt w:val="decimal"/>
       <w:lvlText w:val=""/>
       <w:lvlJc w:val="left"/>
     </w:lvl>
-    <w:lvl w:ilvl="8" w:tplc="0450E352">
+    <w:lvl w:ilvl="8" w:tplc="2A229FE8">
       <w:numFmt w:val="decimal"/>
       <w:lvlText w:val=""/>
       <w:lvlJc w:val="left"/>
     </w:lvl>
   </w:abstractNum>
   <w:abstractNum w:abstractNumId="1" w15:restartNumberingAfterBreak="0">
-    <w:nsid w:val="034C340B"/>
+    <w:nsid w:val="035F0C44"/>
     <w:multiLevelType w:val="hybridMultilevel"/>
-    <w:tmpl w:val="8B8E2A9E"/>
-    <w:lvl w:ilvl="0" w:tplc="4678BC0E">
-      <w:start w:val="1"/>
-      <w:numFmt w:val="bullet"/>
-      <w:lvlText w:val="●"/>
-      <w:lvlJc w:val="left"/>
-      <w:pPr>
-        <w:ind w:left="720" w:hanging="360"/>
-      </w:pPr>
-    </w:lvl>
-    <w:lvl w:ilvl="1" w:tplc="E9C86234">
-      <w:start w:val="1"/>
-      <w:numFmt w:val="bullet"/>
-      <w:lvlText w:val="○"/>
-      <w:lvlJc w:val="left"/>
-      <w:pPr>
-        <w:ind w:left="1440" w:hanging="360"/>
-      </w:pPr>
-    </w:lvl>
-    <w:lvl w:ilvl="2" w:tplc="B95699C4">
-      <w:start w:val="1"/>
-      <w:numFmt w:val="bullet"/>
-      <w:lvlText w:val="■"/>
-      <w:lvlJc w:val="left"/>
-      <w:pPr>
-        <w:ind w:left="2160" w:hanging="360"/>
-      </w:pPr>
-    </w:lvl>
-    <w:lvl w:ilvl="3" w:tplc="828CDD90">
-      <w:start w:val="1"/>
-      <w:numFmt w:val="bullet"/>
-      <w:lvlText w:val="●"/>
-      <w:lvlJc w:val="left"/>
-      <w:pPr>
-        <w:ind w:left="2880" w:hanging="360"/>
-      </w:pPr>
-    </w:lvl>
-    <w:lvl w:ilvl="4" w:tplc="93583EF8">
-      <w:start w:val="1"/>
-      <w:numFmt w:val="bullet"/>
-      <w:lvlText w:val="○"/>
-      <w:lvlJc w:val="left"/>
-      <w:pPr>
-        <w:ind w:left="3600" w:hanging="360"/>
-      </w:pPr>
-    </w:lvl>
-    <w:lvl w:ilvl="5" w:tplc="032ACC2C">
-      <w:start w:val="1"/>
-      <w:numFmt w:val="bullet"/>
-      <w:lvlText w:val="■"/>
-      <w:lvlJc w:val="left"/>
-      <w:pPr>
-        <w:ind w:left="4320" w:hanging="360"/>
-      </w:pPr>
-    </w:lvl>
-    <w:lvl w:ilvl="6" w:tplc="3D10FA40">
-      <w:start w:val="1"/>
-      <w:numFmt w:val="bullet"/>
-      <w:lvlText w:val="●"/>
-      <w:lvlJc w:val="left"/>
-      <w:pPr>
-        <w:ind w:left="5040" w:hanging="360"/>
-      </w:pPr>
-    </w:lvl>
-    <w:lvl w:ilvl="7" w:tplc="EEDC305A">
-      <w:start w:val="1"/>
-      <w:numFmt w:val="bullet"/>
-      <w:lvlText w:val="●"/>
-      <w:lvlJc w:val="left"/>
-      <w:pPr>
-        <w:ind w:left="5760" w:hanging="360"/>
-      </w:pPr>
-    </w:lvl>
-    <w:lvl w:ilvl="8" w:tplc="4950D84A">
-      <w:start w:val="1"/>
-      <w:numFmt w:val="bullet"/>
-      <w:lvlText w:val="●"/>
-      <w:lvlJc w:val="left"/>
-      <w:pPr>
-        <w:ind w:left="6480" w:hanging="360"/>
-      </w:pPr>
-    </w:lvl>
-  </w:abstractNum>
-  <w:abstractNum w:abstractNumId="2" w15:restartNumberingAfterBreak="0">
-    <w:nsid w:val="0EF5071C"/>
-    <w:multiLevelType w:val="hybridMultilevel"/>
-    <w:tmpl w:val="C03EA7C8"/>
-    <w:lvl w:ilvl="0" w:tplc="0FD262F0">
+    <w:tmpl w:val="967479DA"/>
+    <w:lvl w:ilvl="0" w:tplc="21C043AA">
       <w:start w:val="1"/>
       <w:numFmt w:val="decimal"/>
       <w:lvlText w:val="%1."/>
@@ -39589,52 +39524,111 @@
         <w:color w:val="A67C27"/>
       </w:rPr>
     </w:lvl>
-    <w:lvl w:ilvl="1" w:tplc="30D488E0">
+    <w:lvl w:ilvl="1" w:tplc="24F0923A">
       <w:numFmt w:val="decimal"/>
       <w:lvlText w:val=""/>
       <w:lvlJc w:val="left"/>
     </w:lvl>
-    <w:lvl w:ilvl="2" w:tplc="96DCF682">
+    <w:lvl w:ilvl="2" w:tplc="1E109846">
       <w:numFmt w:val="decimal"/>
       <w:lvlText w:val=""/>
       <w:lvlJc w:val="left"/>
     </w:lvl>
-    <w:lvl w:ilvl="3" w:tplc="7FCE937A">
+    <w:lvl w:ilvl="3" w:tplc="44F6F1D8">
       <w:numFmt w:val="decimal"/>
       <w:lvlText w:val=""/>
       <w:lvlJc w:val="left"/>
     </w:lvl>
-    <w:lvl w:ilvl="4" w:tplc="20CECB2C">
+    <w:lvl w:ilvl="4" w:tplc="99B88CDA">
       <w:numFmt w:val="decimal"/>
       <w:lvlText w:val=""/>
       <w:lvlJc w:val="left"/>
     </w:lvl>
-    <w:lvl w:ilvl="5" w:tplc="D5C0AD0E">
+    <w:lvl w:ilvl="5" w:tplc="EB6AF9FA">
       <w:numFmt w:val="decimal"/>
       <w:lvlText w:val=""/>
       <w:lvlJc w:val="left"/>
     </w:lvl>
-    <w:lvl w:ilvl="6" w:tplc="84543192">
+    <w:lvl w:ilvl="6" w:tplc="A8881E2C">
       <w:numFmt w:val="decimal"/>
       <w:lvlText w:val=""/>
       <w:lvlJc w:val="left"/>
     </w:lvl>
-    <w:lvl w:ilvl="7" w:tplc="3EE89400">
+    <w:lvl w:ilvl="7" w:tplc="0994EC2E">
       <w:numFmt w:val="decimal"/>
       <w:lvlText w:val=""/>
       <w:lvlJc w:val="left"/>
     </w:lvl>
-    <w:lvl w:ilvl="8" w:tplc="3814E33C">
+    <w:lvl w:ilvl="8" w:tplc="6918256A">
+      <w:numFmt w:val="decimal"/>
+      <w:lvlText w:val=""/>
+      <w:lvlJc w:val="left"/>
+    </w:lvl>
+  </w:abstractNum>
+  <w:abstractNum w:abstractNumId="2" w15:restartNumberingAfterBreak="0">
+    <w:nsid w:val="160E45FA"/>
+    <w:multiLevelType w:val="hybridMultilevel"/>
+    <w:tmpl w:val="872ACA90"/>
+    <w:lvl w:ilvl="0" w:tplc="94445CD0">
+      <w:start w:val="1"/>
+      <w:numFmt w:val="decimal"/>
+      <w:lvlText w:val="%1."/>
+      <w:lvlJc w:val="left"/>
+      <w:pPr>
+        <w:ind w:left="460" w:hanging="360"/>
+      </w:pPr>
+      <w:rPr>
+        <w:b/>
+        <w:bCs/>
+        <w:color w:val="A67C27"/>
+      </w:rPr>
+    </w:lvl>
+    <w:lvl w:ilvl="1" w:tplc="2A44F06C">
+      <w:numFmt w:val="decimal"/>
+      <w:lvlText w:val=""/>
+      <w:lvlJc w:val="left"/>
+    </w:lvl>
+    <w:lvl w:ilvl="2" w:tplc="276CAD4A">
+      <w:numFmt w:val="decimal"/>
+      <w:lvlText w:val=""/>
+      <w:lvlJc w:val="left"/>
+    </w:lvl>
+    <w:lvl w:ilvl="3" w:tplc="95383408">
+      <w:numFmt w:val="decimal"/>
+      <w:lvlText w:val=""/>
+      <w:lvlJc w:val="left"/>
+    </w:lvl>
+    <w:lvl w:ilvl="4" w:tplc="8AAC7D8E">
+      <w:numFmt w:val="decimal"/>
+      <w:lvlText w:val=""/>
+      <w:lvlJc w:val="left"/>
+    </w:lvl>
+    <w:lvl w:ilvl="5" w:tplc="12721CD0">
+      <w:numFmt w:val="decimal"/>
+      <w:lvlText w:val=""/>
+      <w:lvlJc w:val="left"/>
+    </w:lvl>
+    <w:lvl w:ilvl="6" w:tplc="CDA82814">
+      <w:numFmt w:val="decimal"/>
+      <w:lvlText w:val=""/>
+      <w:lvlJc w:val="left"/>
+    </w:lvl>
+    <w:lvl w:ilvl="7" w:tplc="15BAC7E8">
+      <w:numFmt w:val="decimal"/>
+      <w:lvlText w:val=""/>
+      <w:lvlJc w:val="left"/>
+    </w:lvl>
+    <w:lvl w:ilvl="8" w:tplc="860E65B2">
       <w:numFmt w:val="decimal"/>
       <w:lvlText w:val=""/>
       <w:lvlJc w:val="left"/>
     </w:lvl>
   </w:abstractNum>
   <w:abstractNum w:abstractNumId="3" w15:restartNumberingAfterBreak="0">
-    <w:nsid w:val="168809D8"/>
+    <w:nsid w:val="1741432A"/>
     <w:multiLevelType w:val="hybridMultilevel"/>
-    <w:tmpl w:val="A740AF68"/>
-    <w:lvl w:ilvl="0" w:tplc="BAAE24DE">
+    <w:tmpl w:val="A5DEE998"/>
+    <w:lvl w:ilvl="0" w:tplc="F2A064EE">
       <w:start w:val="1"/>
       <w:numFmt w:val="decimal"/>
       <w:lvlText w:val="%1."/>
@@ -39648,52 +39642,110 @@
         <w:color w:val="A67C27"/>
       </w:rPr>
     </w:lvl>
-    <w:lvl w:ilvl="1" w:tplc="BFB406C4">
+    <w:lvl w:ilvl="1" w:tplc="5EEAA248">
       <w:numFmt w:val="decimal"/>
       <w:lvlText w:val=""/>
       <w:lvlJc w:val="left"/>
     </w:lvl>
-    <w:lvl w:ilvl="2" w:tplc="FF90CEC2">
+    <w:lvl w:ilvl="2" w:tplc="3DB0DBF4">
       <w:numFmt w:val="decimal"/>
       <w:lvlText w:val=""/>
       <w:lvlJc w:val="left"/>
     </w:lvl>
-    <w:lvl w:ilvl="3" w:tplc="8D848126">
+    <w:lvl w:ilvl="3" w:tplc="C682EF4A">
       <w:numFmt w:val="decimal"/>
       <w:lvlText w:val=""/>
       <w:lvlJc w:val="left"/>
     </w:lvl>
-    <w:lvl w:ilvl="4" w:tplc="166C7B76">
+    <w:lvl w:ilvl="4" w:tplc="A9E8CE78">
       <w:numFmt w:val="decimal"/>
       <w:lvlText w:val=""/>
       <w:lvlJc w:val="left"/>
     </w:lvl>
-    <w:lvl w:ilvl="5" w:tplc="E35CEF9A">
+    <w:lvl w:ilvl="5" w:tplc="7C289260">
       <w:numFmt w:val="decimal"/>
       <w:lvlText w:val=""/>
       <w:lvlJc w:val="left"/>
     </w:lvl>
-    <w:lvl w:ilvl="6" w:tplc="6F7E9D54">
+    <w:lvl w:ilvl="6" w:tplc="EEACEB1A">
       <w:numFmt w:val="decimal"/>
       <w:lvlText w:val=""/>
       <w:lvlJc w:val="left"/>
     </w:lvl>
-    <w:lvl w:ilvl="7" w:tplc="4C7ED73A">
+    <w:lvl w:ilvl="7" w:tplc="CF8EFD2C">
       <w:numFmt w:val="decimal"/>
       <w:lvlText w:val=""/>
       <w:lvlJc w:val="left"/>
     </w:lvl>
-    <w:lvl w:ilvl="8" w:tplc="846A70A8">
+    <w:lvl w:ilvl="8" w:tplc="1DB28394">
       <w:numFmt w:val="decimal"/>
       <w:lvlText w:val=""/>
       <w:lvlJc w:val="left"/>
     </w:lvl>
   </w:abstractNum>
   <w:abstractNum w:abstractNumId="4" w15:restartNumberingAfterBreak="0">
-    <w:nsid w:val="253A50E6"/>
+    <w:nsid w:val="17BA7495"/>
     <w:multiLevelType w:val="hybridMultilevel"/>
-    <w:tmpl w:val="AA424F2E"/>
-    <w:lvl w:ilvl="0" w:tplc="1A8A76AC">
+    <w:tmpl w:val="92AA31BA"/>
+    <w:lvl w:ilvl="0" w:tplc="3E3CFBA2">
+      <w:start w:val="1"/>
+      <w:numFmt w:val="bullet"/>
+      <w:lvlText w:val="•"/>
+      <w:lvlJc w:val="left"/>
+      <w:pPr>
+        <w:ind w:left="460" w:hanging="280"/>
+      </w:pPr>
+    </w:lvl>
+    <w:lvl w:ilvl="1" w:tplc="130E712C">
+      <w:start w:val="1"/>
+      <w:numFmt w:val="bullet"/>
+      <w:lvlText w:val="–"/>
+      <w:lvlJc w:val="left"/>
+      <w:pPr>
+        <w:ind w:left="900" w:hanging="280"/>
+      </w:pPr>
+    </w:lvl>
+    <w:lvl w:ilvl="2" w:tplc="24120C7A">
+      <w:numFmt w:val="decimal"/>
+      <w:lvlText w:val=""/>
+      <w:lvlJc w:val="left"/>
+    </w:lvl>
+    <w:lvl w:ilvl="3" w:tplc="E4A63A36">
+      <w:numFmt w:val="decimal"/>
+      <w:lvlText w:val=""/>
+      <w:lvlJc w:val="left"/>
+    </w:lvl>
+    <w:lvl w:ilvl="4" w:tplc="7BB2D9FE">
+      <w:numFmt w:val="decimal"/>
+      <w:lvlText w:val=""/>
+      <w:lvlJc w:val="left"/>
+    </w:lvl>
+    <w:lvl w:ilvl="5" w:tplc="9DB236E8">
+      <w:numFmt w:val="decimal"/>
+      <w:lvlText w:val=""/>
+      <w:lvlJc w:val="left"/>
+    </w:lvl>
+    <w:lvl w:ilvl="6" w:tplc="D932EB98">
+      <w:numFmt w:val="decimal"/>
+      <w:lvlText w:val=""/>
+      <w:lvlJc w:val="left"/>
+    </w:lvl>
+    <w:lvl w:ilvl="7" w:tplc="EF82F1A4">
+      <w:numFmt w:val="decimal"/>
+      <w:lvlText w:val=""/>
+      <w:lvlJc w:val="left"/>
+    </w:lvl>
+    <w:lvl w:ilvl="8" w:tplc="C240BF8A">
+      <w:numFmt w:val="decimal"/>
+      <w:lvlText w:val=""/>
+      <w:lvlJc w:val="left"/>
+    </w:lvl>
+  </w:abstractNum>
+  <w:abstractNum w:abstractNumId="5" w15:restartNumberingAfterBreak="0">
+    <w:nsid w:val="1F331426"/>
+    <w:multiLevelType w:val="hybridMultilevel"/>
+    <w:tmpl w:val="2F4CF226"/>
+    <w:lvl w:ilvl="0" w:tplc="5B9A921E">
       <w:start w:val="1"/>
       <w:numFmt w:val="decimal"/>
       <w:lvlText w:val="%1."/>
@@ -39707,52 +39759,52 @@
         <w:color w:val="A67C27"/>
       </w:rPr>
     </w:lvl>
-    <w:lvl w:ilvl="1" w:tplc="0B285ECC">
+    <w:lvl w:ilvl="1" w:tplc="F1C49B20">
       <w:numFmt w:val="decimal"/>
       <w:lvlText w:val=""/>
       <w:lvlJc w:val="left"/>
     </w:lvl>
-    <w:lvl w:ilvl="2" w:tplc="1E76F37E">
+    <w:lvl w:ilvl="2" w:tplc="C3F8BDAE">
       <w:numFmt w:val="decimal"/>
       <w:lvlText w:val=""/>
       <w:lvlJc w:val="left"/>
     </w:lvl>
-    <w:lvl w:ilvl="3" w:tplc="BB3EEFE8">
+    <w:lvl w:ilvl="3" w:tplc="4CE2E35E">
       <w:numFmt w:val="decimal"/>
       <w:lvlText w:val=""/>
       <w:lvlJc w:val="left"/>
     </w:lvl>
-    <w:lvl w:ilvl="4" w:tplc="2FF0910A">
+    <w:lvl w:ilvl="4" w:tplc="362EE788">
       <w:numFmt w:val="decimal"/>
       <w:lvlText w:val=""/>
       <w:lvlJc w:val="left"/>
     </w:lvl>
-    <w:lvl w:ilvl="5" w:tplc="D51C21AC">
+    <w:lvl w:ilvl="5" w:tplc="048AA3DA">
       <w:numFmt w:val="decimal"/>
       <w:lvlText w:val=""/>
       <w:lvlJc w:val="left"/>
     </w:lvl>
-    <w:lvl w:ilvl="6" w:tplc="2D963440">
+    <w:lvl w:ilvl="6" w:tplc="5742F182">
       <w:numFmt w:val="decimal"/>
       <w:lvlText w:val=""/>
       <w:lvlJc w:val="left"/>
     </w:lvl>
-    <w:lvl w:ilvl="7" w:tplc="EEFAAC66">
+    <w:lvl w:ilvl="7" w:tplc="BE98523C">
       <w:numFmt w:val="decimal"/>
       <w:lvlText w:val=""/>
       <w:lvlJc w:val="left"/>
     </w:lvl>
-    <w:lvl w:ilvl="8" w:tplc="476C6E50">
+    <w:lvl w:ilvl="8" w:tplc="202CBFA4">
       <w:numFmt w:val="decimal"/>
       <w:lvlText w:val=""/>
       <w:lvlJc w:val="left"/>
     </w:lvl>
   </w:abstractNum>
-  <w:abstractNum w:abstractNumId="5" w15:restartNumberingAfterBreak="0">
-    <w:nsid w:val="265A02FD"/>
+  <w:abstractNum w:abstractNumId="6" w15:restartNumberingAfterBreak="0">
+    <w:nsid w:val="21334ED1"/>
     <w:multiLevelType w:val="hybridMultilevel"/>
-    <w:tmpl w:val="CA5E020A"/>
-    <w:lvl w:ilvl="0" w:tplc="953A6CA0">
+    <w:tmpl w:val="D4601400"/>
+    <w:lvl w:ilvl="0" w:tplc="BEB4B486">
       <w:start w:val="1"/>
       <w:numFmt w:val="decimal"/>
       <w:lvlText w:val="%1."/>
@@ -39766,52 +39818,52 @@
         <w:color w:val="A67C27"/>
       </w:rPr>
     </w:lvl>
-    <w:lvl w:ilvl="1" w:tplc="D012D3D6">
+    <w:lvl w:ilvl="1" w:tplc="FE9643FA">
       <w:numFmt w:val="decimal"/>
       <w:lvlText w:val=""/>
       <w:lvlJc w:val="left"/>
     </w:lvl>
-    <w:lvl w:ilvl="2" w:tplc="38F6C3DA">
+    <w:lvl w:ilvl="2" w:tplc="439646B4">
       <w:numFmt w:val="decimal"/>
       <w:lvlText w:val=""/>
       <w:lvlJc w:val="left"/>
     </w:lvl>
-    <w:lvl w:ilvl="3" w:tplc="29FE47C6">
+    <w:lvl w:ilvl="3" w:tplc="C83E839A">
       <w:numFmt w:val="decimal"/>
       <w:lvlText w:val=""/>
       <w:lvlJc w:val="left"/>
     </w:lvl>
-    <w:lvl w:ilvl="4" w:tplc="E1E49EDC">
+    <w:lvl w:ilvl="4" w:tplc="3ACCEDA6">
       <w:numFmt w:val="decimal"/>
       <w:lvlText w:val=""/>
       <w:lvlJc w:val="left"/>
     </w:lvl>
-    <w:lvl w:ilvl="5" w:tplc="0756EACA">
+    <w:lvl w:ilvl="5" w:tplc="779E8512">
       <w:numFmt w:val="decimal"/>
       <w:lvlText w:val=""/>
       <w:lvlJc w:val="left"/>
     </w:lvl>
-    <w:lvl w:ilvl="6" w:tplc="0A6E6894">
+    <w:lvl w:ilvl="6" w:tplc="6DE20136">
       <w:numFmt w:val="decimal"/>
       <w:lvlText w:val=""/>
       <w:lvlJc w:val="left"/>
     </w:lvl>
-    <w:lvl w:ilvl="7" w:tplc="631C91A0">
+    <w:lvl w:ilvl="7" w:tplc="ED40588A">
       <w:numFmt w:val="decimal"/>
       <w:lvlText w:val=""/>
       <w:lvlJc w:val="left"/>
     </w:lvl>
-    <w:lvl w:ilvl="8" w:tplc="4432A250">
+    <w:lvl w:ilvl="8" w:tplc="30160ED0">
       <w:numFmt w:val="decimal"/>
       <w:lvlText w:val=""/>
       <w:lvlJc w:val="left"/>
     </w:lvl>
   </w:abstractNum>
-  <w:abstractNum w:abstractNumId="6" w15:restartNumberingAfterBreak="0">
-    <w:nsid w:val="2B4D6996"/>
+  <w:abstractNum w:abstractNumId="7" w15:restartNumberingAfterBreak="0">
+    <w:nsid w:val="21AA3A7E"/>
     <w:multiLevelType w:val="hybridMultilevel"/>
-    <w:tmpl w:val="B9BE4F52"/>
-    <w:lvl w:ilvl="0" w:tplc="950C851E">
+    <w:tmpl w:val="895E6398"/>
+    <w:lvl w:ilvl="0" w:tplc="400A32A2">
       <w:start w:val="1"/>
       <w:numFmt w:val="decimal"/>
       <w:lvlText w:val="%1."/>
@@ -39825,52 +39877,52 @@
         <w:color w:val="A67C27"/>
       </w:rPr>
     </w:lvl>
-    <w:lvl w:ilvl="1" w:tplc="49F4A366">
+    <w:lvl w:ilvl="1" w:tplc="EBB405FE">
       <w:numFmt w:val="decimal"/>
       <w:lvlText w:val=""/>
       <w:lvlJc w:val="left"/>
     </w:lvl>
-    <w:lvl w:ilvl="2" w:tplc="2DBABBD0">
+    <w:lvl w:ilvl="2" w:tplc="5DA272AC">
       <w:numFmt w:val="decimal"/>
       <w:lvlText w:val=""/>
       <w:lvlJc w:val="left"/>
     </w:lvl>
-    <w:lvl w:ilvl="3" w:tplc="95428EDA">
+    <w:lvl w:ilvl="3" w:tplc="C504B56A">
       <w:numFmt w:val="decimal"/>
       <w:lvlText w:val=""/>
       <w:lvlJc w:val="left"/>
     </w:lvl>
-    <w:lvl w:ilvl="4" w:tplc="A66E494E">
+    <w:lvl w:ilvl="4" w:tplc="4AA6101A">
       <w:numFmt w:val="decimal"/>
       <w:lvlText w:val=""/>
       <w:lvlJc w:val="left"/>
     </w:lvl>
-    <w:lvl w:ilvl="5" w:tplc="B1488D5A">
+    <w:lvl w:ilvl="5" w:tplc="00EA8F18">
       <w:numFmt w:val="decimal"/>
       <w:lvlText w:val=""/>
       <w:lvlJc w:val="left"/>
     </w:lvl>
-    <w:lvl w:ilvl="6" w:tplc="570847E6">
+    <w:lvl w:ilvl="6" w:tplc="FCFCF5BA">
       <w:numFmt w:val="decimal"/>
       <w:lvlText w:val=""/>
       <w:lvlJc w:val="left"/>
     </w:lvl>
-    <w:lvl w:ilvl="7" w:tplc="9B163F7C">
+    <w:lvl w:ilvl="7" w:tplc="7A4EA168">
       <w:numFmt w:val="decimal"/>
       <w:lvlText w:val=""/>
       <w:lvlJc w:val="left"/>
     </w:lvl>
-    <w:lvl w:ilvl="8" w:tplc="EAFEA2EA">
+    <w:lvl w:ilvl="8" w:tplc="797CEA10">
       <w:numFmt w:val="decimal"/>
       <w:lvlText w:val=""/>
       <w:lvlJc w:val="left"/>
     </w:lvl>
   </w:abstractNum>
-  <w:abstractNum w:abstractNumId="7" w15:restartNumberingAfterBreak="0">
-    <w:nsid w:val="2CB00FB3"/>
+  <w:abstractNum w:abstractNumId="8" w15:restartNumberingAfterBreak="0">
+    <w:nsid w:val="2845162E"/>
     <w:multiLevelType w:val="hybridMultilevel"/>
-    <w:tmpl w:val="F574244A"/>
-    <w:lvl w:ilvl="0" w:tplc="72383AF8">
+    <w:tmpl w:val="1B4476E4"/>
+    <w:lvl w:ilvl="0" w:tplc="697C2122">
       <w:start w:val="1"/>
       <w:numFmt w:val="decimal"/>
       <w:lvlText w:val="%1."/>
@@ -39884,52 +39936,52 @@
         <w:color w:val="A67C27"/>
       </w:rPr>
     </w:lvl>
-    <w:lvl w:ilvl="1" w:tplc="C5DC02E0">
+    <w:lvl w:ilvl="1" w:tplc="8FAE8FBA">
       <w:numFmt w:val="decimal"/>
       <w:lvlText w:val=""/>
       <w:lvlJc w:val="left"/>
     </w:lvl>
-    <w:lvl w:ilvl="2" w:tplc="A05C813C">
+    <w:lvl w:ilvl="2" w:tplc="6820044E">
       <w:numFmt w:val="decimal"/>
       <w:lvlText w:val=""/>
       <w:lvlJc w:val="left"/>
     </w:lvl>
-    <w:lvl w:ilvl="3" w:tplc="7508240E">
+    <w:lvl w:ilvl="3" w:tplc="7DACA384">
       <w:numFmt w:val="decimal"/>
       <w:lvlText w:val=""/>
       <w:lvlJc w:val="left"/>
     </w:lvl>
-    <w:lvl w:ilvl="4" w:tplc="91388EF4">
+    <w:lvl w:ilvl="4" w:tplc="89E22C06">
       <w:numFmt w:val="decimal"/>
       <w:lvlText w:val=""/>
       <w:lvlJc w:val="left"/>
     </w:lvl>
-    <w:lvl w:ilvl="5" w:tplc="88129214">
+    <w:lvl w:ilvl="5" w:tplc="3666594C">
       <w:numFmt w:val="decimal"/>
       <w:lvlText w:val=""/>
       <w:lvlJc w:val="left"/>
     </w:lvl>
-    <w:lvl w:ilvl="6" w:tplc="70E8D576">
+    <w:lvl w:ilvl="6" w:tplc="2BEE9E26">
       <w:numFmt w:val="decimal"/>
       <w:lvlText w:val=""/>
       <w:lvlJc w:val="left"/>
     </w:lvl>
-    <w:lvl w:ilvl="7" w:tplc="CADE3B7E">
+    <w:lvl w:ilvl="7" w:tplc="9C921EF0">
       <w:numFmt w:val="decimal"/>
       <w:lvlText w:val=""/>
       <w:lvlJc w:val="left"/>
     </w:lvl>
-    <w:lvl w:ilvl="8" w:tplc="CFC42E2C">
+    <w:lvl w:ilvl="8" w:tplc="268A0760">
       <w:numFmt w:val="decimal"/>
       <w:lvlText w:val=""/>
       <w:lvlJc w:val="left"/>
     </w:lvl>
   </w:abstractNum>
-  <w:abstractNum w:abstractNumId="8" w15:restartNumberingAfterBreak="0">
-    <w:nsid w:val="2F4B00A1"/>
+  <w:abstractNum w:abstractNumId="9" w15:restartNumberingAfterBreak="0">
+    <w:nsid w:val="2C65574B"/>
     <w:multiLevelType w:val="hybridMultilevel"/>
-    <w:tmpl w:val="B336BC40"/>
-    <w:lvl w:ilvl="0" w:tplc="99AE483E">
+    <w:tmpl w:val="32FC792A"/>
+    <w:lvl w:ilvl="0" w:tplc="E2489256">
       <w:start w:val="1"/>
       <w:numFmt w:val="decimal"/>
       <w:lvlText w:val="%1."/>
@@ -39943,52 +39995,52 @@
         <w:color w:val="A67C27"/>
       </w:rPr>
     </w:lvl>
-    <w:lvl w:ilvl="1" w:tplc="F7B21F4E">
+    <w:lvl w:ilvl="1" w:tplc="842E493A">
       <w:numFmt w:val="decimal"/>
       <w:lvlText w:val=""/>
       <w:lvlJc w:val="left"/>
     </w:lvl>
-    <w:lvl w:ilvl="2" w:tplc="5B50996C">
+    <w:lvl w:ilvl="2" w:tplc="9930460C">
       <w:numFmt w:val="decimal"/>
       <w:lvlText w:val=""/>
       <w:lvlJc w:val="left"/>
     </w:lvl>
-    <w:lvl w:ilvl="3" w:tplc="656AFE56">
+    <w:lvl w:ilvl="3" w:tplc="98AC9020">
       <w:numFmt w:val="decimal"/>
       <w:lvlText w:val=""/>
       <w:lvlJc w:val="left"/>
     </w:lvl>
-    <w:lvl w:ilvl="4" w:tplc="BA3C4860">
+    <w:lvl w:ilvl="4" w:tplc="B9BA9092">
       <w:numFmt w:val="decimal"/>
       <w:lvlText w:val=""/>
       <w:lvlJc w:val="left"/>
     </w:lvl>
-    <w:lvl w:ilvl="5" w:tplc="E3608260">
+    <w:lvl w:ilvl="5" w:tplc="A7A29F64">
       <w:numFmt w:val="decimal"/>
       <w:lvlText w:val=""/>
       <w:lvlJc w:val="left"/>
     </w:lvl>
-    <w:lvl w:ilvl="6" w:tplc="018C9308">
+    <w:lvl w:ilvl="6" w:tplc="357661E2">
       <w:numFmt w:val="decimal"/>
       <w:lvlText w:val=""/>
       <w:lvlJc w:val="left"/>
     </w:lvl>
-    <w:lvl w:ilvl="7" w:tplc="FD50A612">
+    <w:lvl w:ilvl="7" w:tplc="8B4EB3E4">
       <w:numFmt w:val="decimal"/>
       <w:lvlText w:val=""/>
       <w:lvlJc w:val="left"/>
     </w:lvl>
-    <w:lvl w:ilvl="8" w:tplc="8402A51C">
+    <w:lvl w:ilvl="8" w:tplc="BDE80B9E">
       <w:numFmt w:val="decimal"/>
       <w:lvlText w:val=""/>
       <w:lvlJc w:val="left"/>
     </w:lvl>
   </w:abstractNum>
-  <w:abstractNum w:abstractNumId="9" w15:restartNumberingAfterBreak="0">
-    <w:nsid w:val="338C43A9"/>
+  <w:abstractNum w:abstractNumId="10" w15:restartNumberingAfterBreak="0">
+    <w:nsid w:val="30B310F7"/>
     <w:multiLevelType w:val="hybridMultilevel"/>
-    <w:tmpl w:val="D618F05A"/>
-    <w:lvl w:ilvl="0" w:tplc="6E4026C0">
+    <w:tmpl w:val="1DBE41F4"/>
+    <w:lvl w:ilvl="0" w:tplc="876EF732">
       <w:start w:val="1"/>
       <w:numFmt w:val="decimal"/>
       <w:lvlText w:val="%1."/>
@@ -40002,52 +40054,52 @@
         <w:color w:val="A67C27"/>
       </w:rPr>
     </w:lvl>
-    <w:lvl w:ilvl="1" w:tplc="0BE22960">
+    <w:lvl w:ilvl="1" w:tplc="FBEADB32">
       <w:numFmt w:val="decimal"/>
       <w:lvlText w:val=""/>
       <w:lvlJc w:val="left"/>
     </w:lvl>
-    <w:lvl w:ilvl="2" w:tplc="AE0C7E04">
+    <w:lvl w:ilvl="2" w:tplc="86109356">
       <w:numFmt w:val="decimal"/>
       <w:lvlText w:val=""/>
       <w:lvlJc w:val="left"/>
     </w:lvl>
-    <w:lvl w:ilvl="3" w:tplc="FEF46938">
+    <w:lvl w:ilvl="3" w:tplc="B6289F36">
       <w:numFmt w:val="decimal"/>
       <w:lvlText w:val=""/>
       <w:lvlJc w:val="left"/>
     </w:lvl>
-    <w:lvl w:ilvl="4" w:tplc="1FB2797C">
+    <w:lvl w:ilvl="4" w:tplc="79008FAA">
       <w:numFmt w:val="decimal"/>
       <w:lvlText w:val=""/>
       <w:lvlJc w:val="left"/>
     </w:lvl>
-    <w:lvl w:ilvl="5" w:tplc="1D8829D0">
+    <w:lvl w:ilvl="5" w:tplc="D3F62D46">
       <w:numFmt w:val="decimal"/>
       <w:lvlText w:val=""/>
       <w:lvlJc w:val="left"/>
     </w:lvl>
-    <w:lvl w:ilvl="6" w:tplc="99A02224">
+    <w:lvl w:ilvl="6" w:tplc="47F606BA">
       <w:numFmt w:val="decimal"/>
       <w:lvlText w:val=""/>
       <w:lvlJc w:val="left"/>
     </w:lvl>
-    <w:lvl w:ilvl="7" w:tplc="160C25C2">
+    <w:lvl w:ilvl="7" w:tplc="651A30CE">
       <w:numFmt w:val="decimal"/>
       <w:lvlText w:val=""/>
       <w:lvlJc w:val="left"/>
     </w:lvl>
-    <w:lvl w:ilvl="8" w:tplc="E0D0312C">
+    <w:lvl w:ilvl="8" w:tplc="CDB2D0FE">
       <w:numFmt w:val="decimal"/>
       <w:lvlText w:val=""/>
       <w:lvlJc w:val="left"/>
     </w:lvl>
   </w:abstractNum>
-  <w:abstractNum w:abstractNumId="10" w15:restartNumberingAfterBreak="0">
-    <w:nsid w:val="36936813"/>
+  <w:abstractNum w:abstractNumId="11" w15:restartNumberingAfterBreak="0">
+    <w:nsid w:val="360B71FC"/>
     <w:multiLevelType w:val="hybridMultilevel"/>
-    <w:tmpl w:val="BE8EDA38"/>
-    <w:lvl w:ilvl="0" w:tplc="3ECC77BC">
+    <w:tmpl w:val="246CBC7A"/>
+    <w:lvl w:ilvl="0" w:tplc="34FCF1BC">
       <w:start w:val="1"/>
       <w:numFmt w:val="decimal"/>
       <w:lvlText w:val="%1."/>
@@ -40061,110 +40113,52 @@
         <w:color w:val="A67C27"/>
       </w:rPr>
     </w:lvl>
-    <w:lvl w:ilvl="1" w:tplc="ECD67010">
+    <w:lvl w:ilvl="1" w:tplc="5F64E05A">
       <w:numFmt w:val="decimal"/>
       <w:lvlText w:val=""/>
       <w:lvlJc w:val="left"/>
     </w:lvl>
-    <w:lvl w:ilvl="2" w:tplc="A2D42EF0">
+    <w:lvl w:ilvl="2" w:tplc="697C19EC">
       <w:numFmt w:val="decimal"/>
       <w:lvlText w:val=""/>
       <w:lvlJc w:val="left"/>
     </w:lvl>
-    <w:lvl w:ilvl="3" w:tplc="018CA420">
+    <w:lvl w:ilvl="3" w:tplc="B4B2B5EC">
       <w:numFmt w:val="decimal"/>
       <w:lvlText w:val=""/>
       <w:lvlJc w:val="left"/>
     </w:lvl>
-    <w:lvl w:ilvl="4" w:tplc="0F462E94">
+    <w:lvl w:ilvl="4" w:tplc="D570AD26">
       <w:numFmt w:val="decimal"/>
       <w:lvlText w:val=""/>
       <w:lvlJc w:val="left"/>
     </w:lvl>
-    <w:lvl w:ilvl="5" w:tplc="3BBCFD90">
+    <w:lvl w:ilvl="5" w:tplc="3E9E8E44">
       <w:numFmt w:val="decimal"/>
       <w:lvlText w:val=""/>
       <w:lvlJc w:val="left"/>
     </w:lvl>
-    <w:lvl w:ilvl="6" w:tplc="2AAC9528">
+    <w:lvl w:ilvl="6" w:tplc="4364C246">
       <w:numFmt w:val="decimal"/>
       <w:lvlText w:val=""/>
       <w:lvlJc w:val="left"/>
     </w:lvl>
-    <w:lvl w:ilvl="7" w:tplc="B35E8CCA">
+    <w:lvl w:ilvl="7" w:tplc="6E146A30">
       <w:numFmt w:val="decimal"/>
       <w:lvlText w:val=""/>
       <w:lvlJc w:val="left"/>
     </w:lvl>
-    <w:lvl w:ilvl="8" w:tplc="C6D8C7C8">
-      <w:numFmt w:val="decimal"/>
-      <w:lvlText w:val=""/>
-      <w:lvlJc w:val="left"/>
-    </w:lvl>
-  </w:abstractNum>
-  <w:abstractNum w:abstractNumId="11" w15:restartNumberingAfterBreak="0">
-    <w:nsid w:val="39CB5E8C"/>
-    <w:multiLevelType w:val="hybridMultilevel"/>
-    <w:tmpl w:val="B9CA0A96"/>
-    <w:lvl w:ilvl="0" w:tplc="71C64F7E">
-      <w:start w:val="1"/>
-      <w:numFmt w:val="bullet"/>
-      <w:lvlText w:val="•"/>
-      <w:lvlJc w:val="left"/>
-      <w:pPr>
-        <w:ind w:left="460" w:hanging="280"/>
-      </w:pPr>
-    </w:lvl>
-    <w:lvl w:ilvl="1" w:tplc="0DAA7BBE">
-      <w:start w:val="1"/>
-      <w:numFmt w:val="bullet"/>
-      <w:lvlText w:val="–"/>
-      <w:lvlJc w:val="left"/>
-      <w:pPr>
-        <w:ind w:left="900" w:hanging="280"/>
-      </w:pPr>
-    </w:lvl>
-    <w:lvl w:ilvl="2" w:tplc="C03EADF0">
-      <w:numFmt w:val="decimal"/>
-      <w:lvlText w:val=""/>
-      <w:lvlJc w:val="left"/>
-    </w:lvl>
-    <w:lvl w:ilvl="3" w:tplc="401A9028">
-      <w:numFmt w:val="decimal"/>
-      <w:lvlText w:val=""/>
-      <w:lvlJc w:val="left"/>
-    </w:lvl>
-    <w:lvl w:ilvl="4" w:tplc="DFD8E118">
-      <w:numFmt w:val="decimal"/>
-      <w:lvlText w:val=""/>
-      <w:lvlJc w:val="left"/>
-    </w:lvl>
-    <w:lvl w:ilvl="5" w:tplc="18DE3A4A">
-      <w:numFmt w:val="decimal"/>
-      <w:lvlText w:val=""/>
-      <w:lvlJc w:val="left"/>
-    </w:lvl>
-    <w:lvl w:ilvl="6" w:tplc="9E32956A">
-      <w:numFmt w:val="decimal"/>
-      <w:lvlText w:val=""/>
-      <w:lvlJc w:val="left"/>
-    </w:lvl>
-    <w:lvl w:ilvl="7" w:tplc="A808BED8">
-      <w:numFmt w:val="decimal"/>
-      <w:lvlText w:val=""/>
-      <w:lvlJc w:val="left"/>
-    </w:lvl>
-    <w:lvl w:ilvl="8" w:tplc="E8BE5802">
+    <w:lvl w:ilvl="8" w:tplc="1B82A77A">
       <w:numFmt w:val="decimal"/>
       <w:lvlText w:val=""/>
       <w:lvlJc w:val="left"/>
     </w:lvl>
   </w:abstractNum>
   <w:abstractNum w:abstractNumId="12" w15:restartNumberingAfterBreak="0">
-    <w:nsid w:val="42B84A95"/>
+    <w:nsid w:val="3A604612"/>
     <w:multiLevelType w:val="hybridMultilevel"/>
-    <w:tmpl w:val="DC0E9946"/>
-    <w:lvl w:ilvl="0" w:tplc="B39C1420">
+    <w:tmpl w:val="E1BC7B0C"/>
+    <w:lvl w:ilvl="0" w:tplc="1730E30A">
       <w:start w:val="1"/>
       <w:numFmt w:val="decimal"/>
       <w:lvlText w:val="%1."/>
@@ -40178,52 +40172,52 @@
         <w:color w:val="A67C27"/>
       </w:rPr>
     </w:lvl>
-    <w:lvl w:ilvl="1" w:tplc="68E82970">
+    <w:lvl w:ilvl="1" w:tplc="755CB742">
       <w:numFmt w:val="decimal"/>
       <w:lvlText w:val=""/>
       <w:lvlJc w:val="left"/>
     </w:lvl>
-    <w:lvl w:ilvl="2" w:tplc="27E2808C">
+    <w:lvl w:ilvl="2" w:tplc="0A68796A">
       <w:numFmt w:val="decimal"/>
       <w:lvlText w:val=""/>
       <w:lvlJc w:val="left"/>
     </w:lvl>
-    <w:lvl w:ilvl="3" w:tplc="F386DFB0">
+    <w:lvl w:ilvl="3" w:tplc="327E6578">
       <w:numFmt w:val="decimal"/>
       <w:lvlText w:val=""/>
       <w:lvlJc w:val="left"/>
     </w:lvl>
-    <w:lvl w:ilvl="4" w:tplc="16181D52">
+    <w:lvl w:ilvl="4" w:tplc="439ADE46">
       <w:numFmt w:val="decimal"/>
       <w:lvlText w:val=""/>
       <w:lvlJc w:val="left"/>
     </w:lvl>
-    <w:lvl w:ilvl="5" w:tplc="45E4C526">
+    <w:lvl w:ilvl="5" w:tplc="D564DC66">
       <w:numFmt w:val="decimal"/>
       <w:lvlText w:val=""/>
       <w:lvlJc w:val="left"/>
     </w:lvl>
-    <w:lvl w:ilvl="6" w:tplc="DC320614">
+    <w:lvl w:ilvl="6" w:tplc="D7D45902">
       <w:numFmt w:val="decimal"/>
       <w:lvlText w:val=""/>
       <w:lvlJc w:val="left"/>
     </w:lvl>
-    <w:lvl w:ilvl="7" w:tplc="8B7CC042">
+    <w:lvl w:ilvl="7" w:tplc="08D6592C">
       <w:numFmt w:val="decimal"/>
       <w:lvlText w:val=""/>
       <w:lvlJc w:val="left"/>
     </w:lvl>
-    <w:lvl w:ilvl="8" w:tplc="4AD8ABCA">
+    <w:lvl w:ilvl="8" w:tplc="70EA1B4E">
       <w:numFmt w:val="decimal"/>
       <w:lvlText w:val=""/>
       <w:lvlJc w:val="left"/>
     </w:lvl>
   </w:abstractNum>
   <w:abstractNum w:abstractNumId="13" w15:restartNumberingAfterBreak="0">
-    <w:nsid w:val="44052D4F"/>
+    <w:nsid w:val="3C4F726D"/>
     <w:multiLevelType w:val="hybridMultilevel"/>
-    <w:tmpl w:val="DC925FC6"/>
-    <w:lvl w:ilvl="0" w:tplc="BD3899FC">
+    <w:tmpl w:val="44A27184"/>
+    <w:lvl w:ilvl="0" w:tplc="2D94CD0A">
       <w:start w:val="1"/>
       <w:numFmt w:val="decimal"/>
       <w:lvlText w:val="%1."/>
@@ -40237,52 +40231,52 @@
         <w:color w:val="A67C27"/>
       </w:rPr>
     </w:lvl>
-    <w:lvl w:ilvl="1" w:tplc="E56844B0">
+    <w:lvl w:ilvl="1" w:tplc="B1327D5E">
       <w:numFmt w:val="decimal"/>
       <w:lvlText w:val=""/>
       <w:lvlJc w:val="left"/>
     </w:lvl>
-    <w:lvl w:ilvl="2" w:tplc="9C167C46">
+    <w:lvl w:ilvl="2" w:tplc="F2A4171E">
       <w:numFmt w:val="decimal"/>
       <w:lvlText w:val=""/>
       <w:lvlJc w:val="left"/>
     </w:lvl>
-    <w:lvl w:ilvl="3" w:tplc="2EDE664E">
+    <w:lvl w:ilvl="3" w:tplc="40508AC8">
       <w:numFmt w:val="decimal"/>
       <w:lvlText w:val=""/>
       <w:lvlJc w:val="left"/>
     </w:lvl>
-    <w:lvl w:ilvl="4" w:tplc="4110645A">
+    <w:lvl w:ilvl="4" w:tplc="B2AE47CA">
       <w:numFmt w:val="decimal"/>
       <w:lvlText w:val=""/>
       <w:lvlJc w:val="left"/>
     </w:lvl>
-    <w:lvl w:ilvl="5" w:tplc="32CE4F58">
+    <w:lvl w:ilvl="5" w:tplc="738887B6">
       <w:numFmt w:val="decimal"/>
       <w:lvlText w:val=""/>
       <w:lvlJc w:val="left"/>
     </w:lvl>
-    <w:lvl w:ilvl="6" w:tplc="62E0C066">
+    <w:lvl w:ilvl="6" w:tplc="C83065FE">
       <w:numFmt w:val="decimal"/>
       <w:lvlText w:val=""/>
       <w:lvlJc w:val="left"/>
     </w:lvl>
-    <w:lvl w:ilvl="7" w:tplc="8BDA93A6">
+    <w:lvl w:ilvl="7" w:tplc="5A68D5C8">
       <w:numFmt w:val="decimal"/>
       <w:lvlText w:val=""/>
       <w:lvlJc w:val="left"/>
     </w:lvl>
-    <w:lvl w:ilvl="8" w:tplc="D2AEE7E0">
+    <w:lvl w:ilvl="8" w:tplc="0FC8E972">
       <w:numFmt w:val="decimal"/>
       <w:lvlText w:val=""/>
       <w:lvlJc w:val="left"/>
     </w:lvl>
   </w:abstractNum>
   <w:abstractNum w:abstractNumId="14" w15:restartNumberingAfterBreak="0">
-    <w:nsid w:val="4B751F1B"/>
+    <w:nsid w:val="456B6776"/>
     <w:multiLevelType w:val="hybridMultilevel"/>
-    <w:tmpl w:val="19C61E0A"/>
-    <w:lvl w:ilvl="0" w:tplc="E750AF62">
+    <w:tmpl w:val="B0C64BFA"/>
+    <w:lvl w:ilvl="0" w:tplc="3558FF4E">
       <w:start w:val="1"/>
       <w:numFmt w:val="decimal"/>
       <w:lvlText w:val="%1."/>
@@ -40296,52 +40290,138 @@
         <w:color w:val="A67C27"/>
       </w:rPr>
     </w:lvl>
-    <w:lvl w:ilvl="1" w:tplc="CA944046">
+    <w:lvl w:ilvl="1" w:tplc="041AB302">
       <w:numFmt w:val="decimal"/>
       <w:lvlText w:val=""/>
       <w:lvlJc w:val="left"/>
     </w:lvl>
-    <w:lvl w:ilvl="2" w:tplc="3AC0205A">
+    <w:lvl w:ilvl="2" w:tplc="03AC19A8">
       <w:numFmt w:val="decimal"/>
       <w:lvlText w:val=""/>
       <w:lvlJc w:val="left"/>
     </w:lvl>
-    <w:lvl w:ilvl="3" w:tplc="67C44238">
+    <w:lvl w:ilvl="3" w:tplc="CA12C142">
       <w:numFmt w:val="decimal"/>
       <w:lvlText w:val=""/>
       <w:lvlJc w:val="left"/>
     </w:lvl>
-    <w:lvl w:ilvl="4" w:tplc="BF4C4D5E">
+    <w:lvl w:ilvl="4" w:tplc="741859EA">
       <w:numFmt w:val="decimal"/>
       <w:lvlText w:val=""/>
       <w:lvlJc w:val="left"/>
     </w:lvl>
-    <w:lvl w:ilvl="5" w:tplc="68DAF6E0">
+    <w:lvl w:ilvl="5" w:tplc="CD9A4A78">
       <w:numFmt w:val="decimal"/>
       <w:lvlText w:val=""/>
       <w:lvlJc w:val="left"/>
     </w:lvl>
-    <w:lvl w:ilvl="6" w:tplc="72BAC224">
+    <w:lvl w:ilvl="6" w:tplc="3AE838B8">
       <w:numFmt w:val="decimal"/>
       <w:lvlText w:val=""/>
       <w:lvlJc w:val="left"/>
     </w:lvl>
-    <w:lvl w:ilvl="7" w:tplc="999A0E4A">
+    <w:lvl w:ilvl="7" w:tplc="582E2D6C">
       <w:numFmt w:val="decimal"/>
       <w:lvlText w:val=""/>
       <w:lvlJc w:val="left"/>
     </w:lvl>
-    <w:lvl w:ilvl="8" w:tplc="7A58DDF0">
+    <w:lvl w:ilvl="8" w:tplc="FFB8C450">
       <w:numFmt w:val="decimal"/>
       <w:lvlText w:val=""/>
       <w:lvlJc w:val="left"/>
     </w:lvl>
   </w:abstractNum>
   <w:abstractNum w:abstractNumId="15" w15:restartNumberingAfterBreak="0">
-    <w:nsid w:val="4BEF44B9"/>
+    <w:nsid w:val="547C58C5"/>
     <w:multiLevelType w:val="hybridMultilevel"/>
-    <w:tmpl w:val="6F544B44"/>
-    <w:lvl w:ilvl="0" w:tplc="D20CAAF2">
+    <w:tmpl w:val="667077F4"/>
+    <w:lvl w:ilvl="0" w:tplc="48A09E74">
+      <w:start w:val="1"/>
+      <w:numFmt w:val="bullet"/>
+      <w:lvlText w:val="●"/>
+      <w:lvlJc w:val="left"/>
+      <w:pPr>
+        <w:ind w:left="720" w:hanging="360"/>
+      </w:pPr>
+    </w:lvl>
+    <w:lvl w:ilvl="1" w:tplc="7742A522">
+      <w:start w:val="1"/>
+      <w:numFmt w:val="bullet"/>
+      <w:lvlText w:val="○"/>
+      <w:lvlJc w:val="left"/>
+      <w:pPr>
+        <w:ind w:left="1440" w:hanging="360"/>
+      </w:pPr>
+    </w:lvl>
+    <w:lvl w:ilvl="2" w:tplc="AA6EB1FE">
+      <w:start w:val="1"/>
+      <w:numFmt w:val="bullet"/>
+      <w:lvlText w:val="■"/>
+      <w:lvlJc w:val="left"/>
+      <w:pPr>
+        <w:ind w:left="2160" w:hanging="360"/>
+      </w:pPr>
+    </w:lvl>
+    <w:lvl w:ilvl="3" w:tplc="ECCE31B0">
+      <w:start w:val="1"/>
+      <w:numFmt w:val="bullet"/>
+      <w:lvlText w:val="●"/>
+      <w:lvlJc w:val="left"/>
+      <w:pPr>
+        <w:ind w:left="2880" w:hanging="360"/>
+      </w:pPr>
+    </w:lvl>
+    <w:lvl w:ilvl="4" w:tplc="9A1EF576">
+      <w:start w:val="1"/>
+      <w:numFmt w:val="bullet"/>
+      <w:lvlText w:val="○"/>
+      <w:lvlJc w:val="left"/>
+      <w:pPr>
+        <w:ind w:left="3600" w:hanging="360"/>
+      </w:pPr>
+    </w:lvl>
+    <w:lvl w:ilvl="5" w:tplc="38E2A208">
+      <w:start w:val="1"/>
+      <w:numFmt w:val="bullet"/>
+      <w:lvlText w:val="■"/>
+      <w:lvlJc w:val="left"/>
+      <w:pPr>
+        <w:ind w:left="4320" w:hanging="360"/>
+      </w:pPr>
+    </w:lvl>
+    <w:lvl w:ilvl="6" w:tplc="75F00366">
+      <w:start w:val="1"/>
+      <w:numFmt w:val="bullet"/>
+      <w:lvlText w:val="●"/>
+      <w:lvlJc w:val="left"/>
+      <w:pPr>
+        <w:ind w:left="5040" w:hanging="360"/>
+      </w:pPr>
+    </w:lvl>
+    <w:lvl w:ilvl="7" w:tplc="ADEA99BA">
+      <w:start w:val="1"/>
+      <w:numFmt w:val="bullet"/>
+      <w:lvlText w:val="●"/>
+      <w:lvlJc w:val="left"/>
+      <w:pPr>
+        <w:ind w:left="5760" w:hanging="360"/>
+      </w:pPr>
+    </w:lvl>
+    <w:lvl w:ilvl="8" w:tplc="0A9663EE">
+      <w:start w:val="1"/>
+      <w:numFmt w:val="bullet"/>
+      <w:lvlText w:val="●"/>
+      <w:lvlJc w:val="left"/>
+      <w:pPr>
+        <w:ind w:left="6480" w:hanging="360"/>
+      </w:pPr>
+    </w:lvl>
+  </w:abstractNum>
+  <w:abstractNum w:abstractNumId="16" w15:restartNumberingAfterBreak="0">
+    <w:nsid w:val="5F243A3F"/>
+    <w:multiLevelType w:val="hybridMultilevel"/>
+    <w:tmpl w:val="87682CCA"/>
+    <w:lvl w:ilvl="0" w:tplc="94D63E54">
       <w:start w:val="1"/>
       <w:numFmt w:val="decimal"/>
       <w:lvlText w:val="%1."/>
@@ -40355,52 +40435,52 @@
         <w:color w:val="A67C27"/>
       </w:rPr>
     </w:lvl>
-    <w:lvl w:ilvl="1" w:tplc="B2FC037C">
+    <w:lvl w:ilvl="1" w:tplc="68B0BCBE">
       <w:numFmt w:val="decimal"/>
       <w:lvlText w:val=""/>
       <w:lvlJc w:val="left"/>
     </w:lvl>
-    <w:lvl w:ilvl="2" w:tplc="EBC0E9B6">
+    <w:lvl w:ilvl="2" w:tplc="7B481F9E">
       <w:numFmt w:val="decimal"/>
       <w:lvlText w:val=""/>
       <w:lvlJc w:val="left"/>
     </w:lvl>
-    <w:lvl w:ilvl="3" w:tplc="6FEA0422">
+    <w:lvl w:ilvl="3" w:tplc="5EBCDB7C">
       <w:numFmt w:val="decimal"/>
       <w:lvlText w:val=""/>
       <w:lvlJc w:val="left"/>
     </w:lvl>
-    <w:lvl w:ilvl="4" w:tplc="EAE6FA1A">
+    <w:lvl w:ilvl="4" w:tplc="D910E7A2">
       <w:numFmt w:val="decimal"/>
       <w:lvlText w:val=""/>
       <w:lvlJc w:val="left"/>
     </w:lvl>
-    <w:lvl w:ilvl="5" w:tplc="7A5806C8">
+    <w:lvl w:ilvl="5" w:tplc="DCCE6192">
       <w:numFmt w:val="decimal"/>
       <w:lvlText w:val=""/>
       <w:lvlJc w:val="left"/>
     </w:lvl>
-    <w:lvl w:ilvl="6" w:tplc="92D46486">
+    <w:lvl w:ilvl="6" w:tplc="8BF0FAAC">
       <w:numFmt w:val="decimal"/>
       <w:lvlText w:val=""/>
       <w:lvlJc w:val="left"/>
     </w:lvl>
-    <w:lvl w:ilvl="7" w:tplc="D6A0616E">
+    <w:lvl w:ilvl="7" w:tplc="57FAA6C0">
       <w:numFmt w:val="decimal"/>
       <w:lvlText w:val=""/>
       <w:lvlJc w:val="left"/>
     </w:lvl>
-    <w:lvl w:ilvl="8" w:tplc="4D8EAD32">
+    <w:lvl w:ilvl="8" w:tplc="8D127F32">
       <w:numFmt w:val="decimal"/>
       <w:lvlText w:val=""/>
       <w:lvlJc w:val="left"/>
     </w:lvl>
   </w:abstractNum>
-  <w:abstractNum w:abstractNumId="16" w15:restartNumberingAfterBreak="0">
-    <w:nsid w:val="4D7952B7"/>
+  <w:abstractNum w:abstractNumId="17" w15:restartNumberingAfterBreak="0">
+    <w:nsid w:val="637B3CE0"/>
     <w:multiLevelType w:val="hybridMultilevel"/>
-    <w:tmpl w:val="F9CCA2A2"/>
-    <w:lvl w:ilvl="0" w:tplc="A05093BA">
+    <w:tmpl w:val="4C421690"/>
+    <w:lvl w:ilvl="0" w:tplc="F26242E4">
       <w:start w:val="1"/>
       <w:numFmt w:val="decimal"/>
       <w:lvlText w:val="%1."/>
@@ -40414,52 +40494,52 @@
         <w:color w:val="A67C27"/>
       </w:rPr>
     </w:lvl>
-    <w:lvl w:ilvl="1" w:tplc="E1809BE8">
+    <w:lvl w:ilvl="1" w:tplc="A5B49222">
       <w:numFmt w:val="decimal"/>
       <w:lvlText w:val=""/>
       <w:lvlJc w:val="left"/>
     </w:lvl>
-    <w:lvl w:ilvl="2" w:tplc="A2D41028">
+    <w:lvl w:ilvl="2" w:tplc="A9665E0E">
       <w:numFmt w:val="decimal"/>
       <w:lvlText w:val=""/>
       <w:lvlJc w:val="left"/>
     </w:lvl>
-    <w:lvl w:ilvl="3" w:tplc="46F0E04C">
+    <w:lvl w:ilvl="3" w:tplc="C848EE58">
       <w:numFmt w:val="decimal"/>
       <w:lvlText w:val=""/>
       <w:lvlJc w:val="left"/>
     </w:lvl>
-    <w:lvl w:ilvl="4" w:tplc="82E4CF7E">
+    <w:lvl w:ilvl="4" w:tplc="43A220FC">
       <w:numFmt w:val="decimal"/>
       <w:lvlText w:val=""/>
       <w:lvlJc w:val="left"/>
     </w:lvl>
-    <w:lvl w:ilvl="5" w:tplc="CBAAF2BC">
+    <w:lvl w:ilvl="5" w:tplc="D9CE3EC4">
       <w:numFmt w:val="decimal"/>
       <w:lvlText w:val=""/>
       <w:lvlJc w:val="left"/>
     </w:lvl>
-    <w:lvl w:ilvl="6" w:tplc="D1C2870A">
+    <w:lvl w:ilvl="6" w:tplc="5178C7EE">
       <w:numFmt w:val="decimal"/>
       <w:lvlText w:val=""/>
       <w:lvlJc w:val="left"/>
     </w:lvl>
-    <w:lvl w:ilvl="7" w:tplc="06F4FAE0">
+    <w:lvl w:ilvl="7" w:tplc="6D84B9A4">
       <w:numFmt w:val="decimal"/>
       <w:lvlText w:val=""/>
       <w:lvlJc w:val="left"/>
     </w:lvl>
-    <w:lvl w:ilvl="8" w:tplc="27B46E36">
+    <w:lvl w:ilvl="8" w:tplc="5D388096">
       <w:numFmt w:val="decimal"/>
       <w:lvlText w:val=""/>
       <w:lvlJc w:val="left"/>
     </w:lvl>
   </w:abstractNum>
-  <w:abstractNum w:abstractNumId="17" w15:restartNumberingAfterBreak="0">
-    <w:nsid w:val="5468695E"/>
+  <w:abstractNum w:abstractNumId="18" w15:restartNumberingAfterBreak="0">
+    <w:nsid w:val="67B30DDC"/>
     <w:multiLevelType w:val="hybridMultilevel"/>
-    <w:tmpl w:val="1A56A67A"/>
-    <w:lvl w:ilvl="0" w:tplc="1CB225CE">
+    <w:tmpl w:val="D576B59A"/>
+    <w:lvl w:ilvl="0" w:tplc="86E691B6">
       <w:start w:val="1"/>
       <w:numFmt w:val="decimal"/>
       <w:lvlText w:val="%1."/>
@@ -40473,52 +40553,52 @@
         <w:color w:val="A67C27"/>
       </w:rPr>
     </w:lvl>
-    <w:lvl w:ilvl="1" w:tplc="ABBAA22E">
+    <w:lvl w:ilvl="1" w:tplc="71903362">
       <w:numFmt w:val="decimal"/>
       <w:lvlText w:val=""/>
       <w:lvlJc w:val="left"/>
     </w:lvl>
-    <w:lvl w:ilvl="2" w:tplc="557A889C">
+    <w:lvl w:ilvl="2" w:tplc="85D0ECAA">
       <w:numFmt w:val="decimal"/>
       <w:lvlText w:val=""/>
       <w:lvlJc w:val="left"/>
     </w:lvl>
-    <w:lvl w:ilvl="3" w:tplc="6DB89EEA">
+    <w:lvl w:ilvl="3" w:tplc="C89CBA72">
       <w:numFmt w:val="decimal"/>
       <w:lvlText w:val=""/>
       <w:lvlJc w:val="left"/>
     </w:lvl>
-    <w:lvl w:ilvl="4" w:tplc="DD92E4DE">
+    <w:lvl w:ilvl="4" w:tplc="1C040AFA">
       <w:numFmt w:val="decimal"/>
       <w:lvlText w:val=""/>
       <w:lvlJc w:val="left"/>
     </w:lvl>
-    <w:lvl w:ilvl="5" w:tplc="B0CC0C78">
+    <w:lvl w:ilvl="5" w:tplc="6FC8CF26">
       <w:numFmt w:val="decimal"/>
       <w:lvlText w:val=""/>
       <w:lvlJc w:val="left"/>
     </w:lvl>
-    <w:lvl w:ilvl="6" w:tplc="D89A1400">
+    <w:lvl w:ilvl="6" w:tplc="77C65B7C">
       <w:numFmt w:val="decimal"/>
       <w:lvlText w:val=""/>
       <w:lvlJc w:val="left"/>
     </w:lvl>
-    <w:lvl w:ilvl="7" w:tplc="A462B104">
+    <w:lvl w:ilvl="7" w:tplc="213C3CF4">
       <w:numFmt w:val="decimal"/>
       <w:lvlText w:val=""/>
       <w:lvlJc w:val="left"/>
     </w:lvl>
-    <w:lvl w:ilvl="8" w:tplc="92122FD0">
+    <w:lvl w:ilvl="8" w:tplc="D6A63DD8">
       <w:numFmt w:val="decimal"/>
       <w:lvlText w:val=""/>
       <w:lvlJc w:val="left"/>
     </w:lvl>
   </w:abstractNum>
-  <w:abstractNum w:abstractNumId="18" w15:restartNumberingAfterBreak="0">
-    <w:nsid w:val="54BB4703"/>
+  <w:abstractNum w:abstractNumId="19" w15:restartNumberingAfterBreak="0">
+    <w:nsid w:val="69E8440C"/>
     <w:multiLevelType w:val="hybridMultilevel"/>
-    <w:tmpl w:val="2206A2B0"/>
-    <w:lvl w:ilvl="0" w:tplc="DF7E61B4">
+    <w:tmpl w:val="95C42AB6"/>
+    <w:lvl w:ilvl="0" w:tplc="D8EC6680">
       <w:start w:val="1"/>
       <w:numFmt w:val="decimal"/>
       <w:lvlText w:val="%1."/>
@@ -40532,52 +40612,52 @@
         <w:color w:val="A67C27"/>
       </w:rPr>
     </w:lvl>
-    <w:lvl w:ilvl="1" w:tplc="9092B7F0">
+    <w:lvl w:ilvl="1" w:tplc="D234C0E2">
       <w:numFmt w:val="decimal"/>
       <w:lvlText w:val=""/>
       <w:lvlJc w:val="left"/>
     </w:lvl>
-    <w:lvl w:ilvl="2" w:tplc="006EB2F0">
+    <w:lvl w:ilvl="2" w:tplc="5716587C">
       <w:numFmt w:val="decimal"/>
       <w:lvlText w:val=""/>
       <w:lvlJc w:val="left"/>
     </w:lvl>
-    <w:lvl w:ilvl="3" w:tplc="56F0A908">
+    <w:lvl w:ilvl="3" w:tplc="1D76A2E2">
       <w:numFmt w:val="decimal"/>
       <w:lvlText w:val=""/>
       <w:lvlJc w:val="left"/>
     </w:lvl>
-    <w:lvl w:ilvl="4" w:tplc="06FA2124">
+    <w:lvl w:ilvl="4" w:tplc="47B41224">
       <w:numFmt w:val="decimal"/>
       <w:lvlText w:val=""/>
       <w:lvlJc w:val="left"/>
     </w:lvl>
-    <w:lvl w:ilvl="5" w:tplc="B1221C60">
+    <w:lvl w:ilvl="5" w:tplc="2B34C774">
       <w:numFmt w:val="decimal"/>
       <w:lvlText w:val=""/>
       <w:lvlJc w:val="left"/>
     </w:lvl>
-    <w:lvl w:ilvl="6" w:tplc="08C4973E">
+    <w:lvl w:ilvl="6" w:tplc="682A95B6">
       <w:numFmt w:val="decimal"/>
       <w:lvlText w:val=""/>
       <w:lvlJc w:val="left"/>
     </w:lvl>
-    <w:lvl w:ilvl="7" w:tplc="C0BA41C4">
+    <w:lvl w:ilvl="7" w:tplc="01CAF146">
       <w:numFmt w:val="decimal"/>
       <w:lvlText w:val=""/>
       <w:lvlJc w:val="left"/>
     </w:lvl>
-    <w:lvl w:ilvl="8" w:tplc="5E7AE762">
+    <w:lvl w:ilvl="8" w:tplc="B8C61612">
       <w:numFmt w:val="decimal"/>
       <w:lvlText w:val=""/>
       <w:lvlJc w:val="left"/>
     </w:lvl>
   </w:abstractNum>
-  <w:abstractNum w:abstractNumId="19" w15:restartNumberingAfterBreak="0">
-    <w:nsid w:val="5B905F12"/>
+  <w:abstractNum w:abstractNumId="20" w15:restartNumberingAfterBreak="0">
+    <w:nsid w:val="6A74426B"/>
     <w:multiLevelType w:val="hybridMultilevel"/>
-    <w:tmpl w:val="1B68D2D8"/>
-    <w:lvl w:ilvl="0" w:tplc="242AEB1C">
+    <w:tmpl w:val="AD3C7136"/>
+    <w:lvl w:ilvl="0" w:tplc="A836C614">
       <w:start w:val="1"/>
       <w:numFmt w:val="decimal"/>
       <w:lvlText w:val="%1."/>
@@ -40591,52 +40671,52 @@
         <w:color w:val="A67C27"/>
       </w:rPr>
     </w:lvl>
-    <w:lvl w:ilvl="1" w:tplc="1556DD6A">
+    <w:lvl w:ilvl="1" w:tplc="91A85C3E">
       <w:numFmt w:val="decimal"/>
       <w:lvlText w:val=""/>
       <w:lvlJc w:val="left"/>
     </w:lvl>
-    <w:lvl w:ilvl="2" w:tplc="A8E00A4C">
+    <w:lvl w:ilvl="2" w:tplc="4E6CEC8A">
       <w:numFmt w:val="decimal"/>
       <w:lvlText w:val=""/>
       <w:lvlJc w:val="left"/>
     </w:lvl>
-    <w:lvl w:ilvl="3" w:tplc="46187ED4">
+    <w:lvl w:ilvl="3" w:tplc="130C0348">
       <w:numFmt w:val="decimal"/>
       <w:lvlText w:val=""/>
       <w:lvlJc w:val="left"/>
     </w:lvl>
-    <w:lvl w:ilvl="4" w:tplc="2CEA69BA">
+    <w:lvl w:ilvl="4" w:tplc="41D8572E">
       <w:numFmt w:val="decimal"/>
       <w:lvlText w:val=""/>
       <w:lvlJc w:val="left"/>
     </w:lvl>
-    <w:lvl w:ilvl="5" w:tplc="A1244EDE">
+    <w:lvl w:ilvl="5" w:tplc="150A82C6">
       <w:numFmt w:val="decimal"/>
       <w:lvlText w:val=""/>
       <w:lvlJc w:val="left"/>
     </w:lvl>
-    <w:lvl w:ilvl="6" w:tplc="12303864">
+    <w:lvl w:ilvl="6" w:tplc="87A40054">
       <w:numFmt w:val="decimal"/>
       <w:lvlText w:val=""/>
       <w:lvlJc w:val="left"/>
     </w:lvl>
-    <w:lvl w:ilvl="7" w:tplc="AD809F34">
+    <w:lvl w:ilvl="7" w:tplc="162CEE66">
       <w:numFmt w:val="decimal"/>
       <w:lvlText w:val=""/>
       <w:lvlJc w:val="left"/>
     </w:lvl>
-    <w:lvl w:ilvl="8" w:tplc="3AD8BFDC">
+    <w:lvl w:ilvl="8" w:tplc="5C56DDAC">
       <w:numFmt w:val="decimal"/>
       <w:lvlText w:val=""/>
       <w:lvlJc w:val="left"/>
     </w:lvl>
   </w:abstractNum>
-  <w:abstractNum w:abstractNumId="20" w15:restartNumberingAfterBreak="0">
-    <w:nsid w:val="5ECB67BA"/>
+  <w:abstractNum w:abstractNumId="21" w15:restartNumberingAfterBreak="0">
+    <w:nsid w:val="6B1F4629"/>
     <w:multiLevelType w:val="hybridMultilevel"/>
-    <w:tmpl w:val="2F2AE10C"/>
-    <w:lvl w:ilvl="0" w:tplc="0EAE6F7A">
+    <w:tmpl w:val="B4E8B1CA"/>
+    <w:lvl w:ilvl="0" w:tplc="01B6EA70">
       <w:start w:val="1"/>
       <w:numFmt w:val="decimal"/>
       <w:lvlText w:val="%1."/>
@@ -40650,52 +40730,52 @@
         <w:color w:val="A67C27"/>
       </w:rPr>
     </w:lvl>
-    <w:lvl w:ilvl="1" w:tplc="2092CA2A">
+    <w:lvl w:ilvl="1" w:tplc="52169DD0">
       <w:numFmt w:val="decimal"/>
       <w:lvlText w:val=""/>
       <w:lvlJc w:val="left"/>
     </w:lvl>
-    <w:lvl w:ilvl="2" w:tplc="435A4F36">
+    <w:lvl w:ilvl="2" w:tplc="E65E5A4A">
       <w:numFmt w:val="decimal"/>
       <w:lvlText w:val=""/>
       <w:lvlJc w:val="left"/>
     </w:lvl>
-    <w:lvl w:ilvl="3" w:tplc="306C2786">
+    <w:lvl w:ilvl="3" w:tplc="3482C132">
       <w:numFmt w:val="decimal"/>
       <w:lvlText w:val=""/>
       <w:lvlJc w:val="left"/>
     </w:lvl>
-    <w:lvl w:ilvl="4" w:tplc="99305096">
+    <w:lvl w:ilvl="4" w:tplc="111A627C">
       <w:numFmt w:val="decimal"/>
       <w:lvlText w:val=""/>
       <w:lvlJc w:val="left"/>
     </w:lvl>
-    <w:lvl w:ilvl="5" w:tplc="04988A4A">
+    <w:lvl w:ilvl="5" w:tplc="98AA5CCE">
       <w:numFmt w:val="decimal"/>
       <w:lvlText w:val=""/>
       <w:lvlJc w:val="left"/>
     </w:lvl>
-    <w:lvl w:ilvl="6" w:tplc="C45A6640">
+    <w:lvl w:ilvl="6" w:tplc="E248707E">
       <w:numFmt w:val="decimal"/>
       <w:lvlText w:val=""/>
       <w:lvlJc w:val="left"/>
     </w:lvl>
-    <w:lvl w:ilvl="7" w:tplc="15A26DAC">
+    <w:lvl w:ilvl="7" w:tplc="163AF3AA">
       <w:numFmt w:val="decimal"/>
       <w:lvlText w:val=""/>
       <w:lvlJc w:val="left"/>
     </w:lvl>
-    <w:lvl w:ilvl="8" w:tplc="C706A624">
+    <w:lvl w:ilvl="8" w:tplc="5908225C">
       <w:numFmt w:val="decimal"/>
       <w:lvlText w:val=""/>
       <w:lvlJc w:val="left"/>
     </w:lvl>
   </w:abstractNum>
-  <w:abstractNum w:abstractNumId="21" w15:restartNumberingAfterBreak="0">
-    <w:nsid w:val="6E057883"/>
+  <w:abstractNum w:abstractNumId="22" w15:restartNumberingAfterBreak="0">
+    <w:nsid w:val="73D15936"/>
     <w:multiLevelType w:val="hybridMultilevel"/>
-    <w:tmpl w:val="05FA898A"/>
-    <w:lvl w:ilvl="0" w:tplc="DC6CD064">
+    <w:tmpl w:val="90F46438"/>
+    <w:lvl w:ilvl="0" w:tplc="3214ADAC">
       <w:start w:val="1"/>
       <w:numFmt w:val="decimal"/>
       <w:lvlText w:val="%1."/>
@@ -40709,52 +40789,52 @@
         <w:color w:val="A67C27"/>
       </w:rPr>
     </w:lvl>
-    <w:lvl w:ilvl="1" w:tplc="355EA392">
+    <w:lvl w:ilvl="1" w:tplc="54EC3C12">
       <w:numFmt w:val="decimal"/>
       <w:lvlText w:val=""/>
       <w:lvlJc w:val="left"/>
     </w:lvl>
-    <w:lvl w:ilvl="2" w:tplc="AF62BC56">
+    <w:lvl w:ilvl="2" w:tplc="CBA872F8">
       <w:numFmt w:val="decimal"/>
       <w:lvlText w:val=""/>
       <w:lvlJc w:val="left"/>
     </w:lvl>
-    <w:lvl w:ilvl="3" w:tplc="CF06CF50">
+    <w:lvl w:ilvl="3" w:tplc="2B06DCBC">
       <w:numFmt w:val="decimal"/>
       <w:lvlText w:val=""/>
       <w:lvlJc w:val="left"/>
     </w:lvl>
-    <w:lvl w:ilvl="4" w:tplc="E81E594E">
+    <w:lvl w:ilvl="4" w:tplc="91782CB8">
       <w:numFmt w:val="decimal"/>
       <w:lvlText w:val=""/>
       <w:lvlJc w:val="left"/>
     </w:lvl>
-    <w:lvl w:ilvl="5" w:tplc="67F47314">
+    <w:lvl w:ilvl="5" w:tplc="0CEADB00">
       <w:numFmt w:val="decimal"/>
       <w:lvlText w:val=""/>
       <w:lvlJc w:val="left"/>
     </w:lvl>
-    <w:lvl w:ilvl="6" w:tplc="696E39B0">
+    <w:lvl w:ilvl="6" w:tplc="2D904930">
       <w:numFmt w:val="decimal"/>
       <w:lvlText w:val=""/>
       <w:lvlJc w:val="left"/>
     </w:lvl>
-    <w:lvl w:ilvl="7" w:tplc="5E30BAF6">
+    <w:lvl w:ilvl="7" w:tplc="4154B7B8">
       <w:numFmt w:val="decimal"/>
       <w:lvlText w:val=""/>
       <w:lvlJc w:val="left"/>
     </w:lvl>
-    <w:lvl w:ilvl="8" w:tplc="26144904">
+    <w:lvl w:ilvl="8" w:tplc="7DC43AAC">
       <w:numFmt w:val="decimal"/>
       <w:lvlText w:val=""/>
       <w:lvlJc w:val="left"/>
     </w:lvl>
   </w:abstractNum>
-  <w:abstractNum w:abstractNumId="22" w15:restartNumberingAfterBreak="0">
-    <w:nsid w:val="72C37259"/>
+  <w:abstractNum w:abstractNumId="23" w15:restartNumberingAfterBreak="0">
+    <w:nsid w:val="77084339"/>
     <w:multiLevelType w:val="hybridMultilevel"/>
-    <w:tmpl w:val="02CA797E"/>
-    <w:lvl w:ilvl="0" w:tplc="53AA354E">
+    <w:tmpl w:val="432A25DC"/>
+    <w:lvl w:ilvl="0" w:tplc="BE985BDA">
       <w:start w:val="1"/>
       <w:numFmt w:val="decimal"/>
       <w:lvlText w:val="%1."/>
@@ -40768,52 +40848,52 @@
         <w:color w:val="A67C27"/>
       </w:rPr>
     </w:lvl>
-    <w:lvl w:ilvl="1" w:tplc="6D969E2A">
+    <w:lvl w:ilvl="1" w:tplc="468A7DDE">
       <w:numFmt w:val="decimal"/>
       <w:lvlText w:val=""/>
       <w:lvlJc w:val="left"/>
     </w:lvl>
-    <w:lvl w:ilvl="2" w:tplc="20C6BF2A">
+    <w:lvl w:ilvl="2" w:tplc="4CC48CB6">
       <w:numFmt w:val="decimal"/>
       <w:lvlText w:val=""/>
       <w:lvlJc w:val="left"/>
     </w:lvl>
-    <w:lvl w:ilvl="3" w:tplc="4F9C695E">
+    <w:lvl w:ilvl="3" w:tplc="C9903298">
       <w:numFmt w:val="decimal"/>
       <w:lvlText w:val=""/>
       <w:lvlJc w:val="left"/>
     </w:lvl>
-    <w:lvl w:ilvl="4" w:tplc="A60E06AA">
+    <w:lvl w:ilvl="4" w:tplc="7EE6D418">
       <w:numFmt w:val="decimal"/>
       <w:lvlText w:val=""/>
       <w:lvlJc w:val="left"/>
     </w:lvl>
-    <w:lvl w:ilvl="5" w:tplc="F018582E">
+    <w:lvl w:ilvl="5" w:tplc="35789F60">
       <w:numFmt w:val="decimal"/>
       <w:lvlText w:val=""/>
       <w:lvlJc w:val="left"/>
     </w:lvl>
-    <w:lvl w:ilvl="6" w:tplc="564ABAFA">
+    <w:lvl w:ilvl="6" w:tplc="CC5807C6">
       <w:numFmt w:val="decimal"/>
       <w:lvlText w:val=""/>
       <w:lvlJc w:val="left"/>
     </w:lvl>
-    <w:lvl w:ilvl="7" w:tplc="9432EDA8">
+    <w:lvl w:ilvl="7" w:tplc="88FEE226">
       <w:numFmt w:val="decimal"/>
       <w:lvlText w:val=""/>
       <w:lvlJc w:val="left"/>
     </w:lvl>
-    <w:lvl w:ilvl="8" w:tplc="EDE88FE0">
+    <w:lvl w:ilvl="8" w:tplc="7D7C7084">
       <w:numFmt w:val="decimal"/>
       <w:lvlText w:val=""/>
       <w:lvlJc w:val="left"/>
     </w:lvl>
   </w:abstractNum>
-  <w:abstractNum w:abstractNumId="23" w15:restartNumberingAfterBreak="0">
-    <w:nsid w:val="739C7EF4"/>
+  <w:abstractNum w:abstractNumId="24" w15:restartNumberingAfterBreak="0">
+    <w:nsid w:val="7C4818D7"/>
     <w:multiLevelType w:val="hybridMultilevel"/>
-    <w:tmpl w:val="6F023D6C"/>
-    <w:lvl w:ilvl="0" w:tplc="CB46E8FA">
+    <w:tmpl w:val="374E3B62"/>
+    <w:lvl w:ilvl="0" w:tplc="78165810">
       <w:start w:val="1"/>
       <w:numFmt w:val="decimal"/>
       <w:lvlText w:val="%1."/>
@@ -40827,252 +40907,193 @@
         <w:color w:val="A67C27"/>
       </w:rPr>
     </w:lvl>
-    <w:lvl w:ilvl="1" w:tplc="7FC2D8DE">
+    <w:lvl w:ilvl="1" w:tplc="C88AD5D0">
       <w:numFmt w:val="decimal"/>
       <w:lvlText w:val=""/>
       <w:lvlJc w:val="left"/>
     </w:lvl>
-    <w:lvl w:ilvl="2" w:tplc="353A5B7C">
+    <w:lvl w:ilvl="2" w:tplc="07F47880">
       <w:numFmt w:val="decimal"/>
       <w:lvlText w:val=""/>
       <w:lvlJc w:val="left"/>
     </w:lvl>
-    <w:lvl w:ilvl="3" w:tplc="2DC40C94">
+    <w:lvl w:ilvl="3" w:tplc="40C8B50C">
       <w:numFmt w:val="decimal"/>
       <w:lvlText w:val=""/>
       <w:lvlJc w:val="left"/>
     </w:lvl>
-    <w:lvl w:ilvl="4" w:tplc="D16CD782">
+    <w:lvl w:ilvl="4" w:tplc="2E84E7D0">
       <w:numFmt w:val="decimal"/>
       <w:lvlText w:val=""/>
       <w:lvlJc w:val="left"/>
     </w:lvl>
-    <w:lvl w:ilvl="5" w:tplc="4D400B20">
+    <w:lvl w:ilvl="5" w:tplc="9A1EFF54">
       <w:numFmt w:val="decimal"/>
       <w:lvlText w:val=""/>
       <w:lvlJc w:val="left"/>
     </w:lvl>
-    <w:lvl w:ilvl="6" w:tplc="3F609070">
+    <w:lvl w:ilvl="6" w:tplc="F4A0224C">
       <w:numFmt w:val="decimal"/>
       <w:lvlText w:val=""/>
       <w:lvlJc w:val="left"/>
     </w:lvl>
-    <w:lvl w:ilvl="7" w:tplc="9D1E1B84">
+    <w:lvl w:ilvl="7" w:tplc="39AABE7A">
       <w:numFmt w:val="decimal"/>
       <w:lvlText w:val=""/>
       <w:lvlJc w:val="left"/>
     </w:lvl>
-    <w:lvl w:ilvl="8" w:tplc="1E0025EC">
+    <w:lvl w:ilvl="8" w:tplc="FA286276">
       <w:numFmt w:val="decimal"/>
       <w:lvlText w:val=""/>
       <w:lvlJc w:val="left"/>
     </w:lvl>
   </w:abstractNum>
-  <w:abstractNum w:abstractNumId="24" w15:restartNumberingAfterBreak="0">
-    <w:nsid w:val="7BE71415"/>
-    <w:multiLevelType w:val="hybridMultilevel"/>
-    <w:tmpl w:val="29C264C0"/>
-    <w:lvl w:ilvl="0" w:tplc="832E0686">
-      <w:start w:val="1"/>
-      <w:numFmt w:val="decimal"/>
-      <w:lvlText w:val="%1."/>
-      <w:lvlJc w:val="left"/>
-      <w:pPr>
-        <w:ind w:left="460" w:hanging="360"/>
-      </w:pPr>
-      <w:rPr>
-        <w:b/>
-        <w:bCs/>
-        <w:color w:val="A67C27"/>
-      </w:rPr>
-    </w:lvl>
-    <w:lvl w:ilvl="1" w:tplc="AC06DADA">
-      <w:numFmt w:val="decimal"/>
-      <w:lvlText w:val=""/>
-      <w:lvlJc w:val="left"/>
-    </w:lvl>
-    <w:lvl w:ilvl="2" w:tplc="9E4C7260">
-      <w:numFmt w:val="decimal"/>
-      <w:lvlText w:val=""/>
-      <w:lvlJc w:val="left"/>
-    </w:lvl>
-    <w:lvl w:ilvl="3" w:tplc="4FACD26E">
-      <w:numFmt w:val="decimal"/>
-      <w:lvlText w:val=""/>
-      <w:lvlJc w:val="left"/>
-    </w:lvl>
-    <w:lvl w:ilvl="4" w:tplc="643CDAC4">
-      <w:numFmt w:val="decimal"/>
-      <w:lvlText w:val=""/>
-      <w:lvlJc w:val="left"/>
-    </w:lvl>
-    <w:lvl w:ilvl="5" w:tplc="49E2C2DC">
-      <w:numFmt w:val="decimal"/>
-      <w:lvlText w:val=""/>
-      <w:lvlJc w:val="left"/>
-    </w:lvl>
-    <w:lvl w:ilvl="6" w:tplc="1C4AC4F4">
-      <w:numFmt w:val="decimal"/>
-      <w:lvlText w:val=""/>
-      <w:lvlJc w:val="left"/>
-    </w:lvl>
-    <w:lvl w:ilvl="7" w:tplc="5BE8374E">
-      <w:numFmt w:val="decimal"/>
-      <w:lvlText w:val=""/>
-      <w:lvlJc w:val="left"/>
-    </w:lvl>
-    <w:lvl w:ilvl="8" w:tplc="1B0E3E1E">
-      <w:numFmt w:val="decimal"/>
-      <w:lvlText w:val=""/>
-      <w:lvlJc w:val="left"/>
-    </w:lvl>
-  </w:abstractNum>
-  <w:num w:numId="1" w16cid:durableId="682172140">
+  <w:num w:numId="1" w16cid:durableId="2119568607">
+    <w:abstractNumId w:val="15"/>
+    <w:lvlOverride w:ilvl="0">
+      <w:startOverride w:val="1"/>
+    </w:lvlOverride>
+  </w:num>
+  <w:num w:numId="2" w16cid:durableId="2114130141">
+    <w:abstractNumId w:val="4"/>
+    <w:lvlOverride w:ilvl="0">
+      <w:startOverride w:val="1"/>
+    </w:lvlOverride>
+  </w:num>
+  <w:num w:numId="3" w16cid:durableId="1164204119">
+    <w:abstractNumId w:val="12"/>
+    <w:lvlOverride w:ilvl="0">
+      <w:startOverride w:val="1"/>
+    </w:lvlOverride>
+  </w:num>
+  <w:num w:numId="4" w16cid:durableId="947542442">
+    <w:abstractNumId w:val="17"/>
+    <w:lvlOverride w:ilvl="0">
+      <w:startOverride w:val="1"/>
+    </w:lvlOverride>
+  </w:num>
+  <w:num w:numId="5" w16cid:durableId="907885986">
+    <w:abstractNumId w:val="7"/>
+    <w:lvlOverride w:ilvl="0">
+      <w:startOverride w:val="1"/>
+    </w:lvlOverride>
+  </w:num>
+  <w:num w:numId="6" w16cid:durableId="1933274646">
+    <w:abstractNumId w:val="3"/>
+    <w:lvlOverride w:ilvl="0">
+      <w:startOverride w:val="1"/>
+    </w:lvlOverride>
+  </w:num>
+  <w:num w:numId="7" w16cid:durableId="894003697">
+    <w:abstractNumId w:val="10"/>
+    <w:lvlOverride w:ilvl="0">
+      <w:startOverride w:val="1"/>
+    </w:lvlOverride>
+  </w:num>
+  <w:num w:numId="8" w16cid:durableId="1151599223">
+    <w:abstractNumId w:val="22"/>
+    <w:lvlOverride w:ilvl="0">
+      <w:startOverride w:val="1"/>
+    </w:lvlOverride>
+  </w:num>
+  <w:num w:numId="9" w16cid:durableId="1421950581">
+    <w:abstractNumId w:val="21"/>
+    <w:lvlOverride w:ilvl="0">
+      <w:startOverride w:val="1"/>
+    </w:lvlOverride>
+  </w:num>
+  <w:num w:numId="10" w16cid:durableId="1449010157">
     <w:abstractNumId w:val="1"/>
     <w:lvlOverride w:ilvl="0">
       <w:startOverride w:val="1"/>
     </w:lvlOverride>
   </w:num>
-  <w:num w:numId="2" w16cid:durableId="1936093164">
+  <w:num w:numId="11" w16cid:durableId="476459477">
+    <w:abstractNumId w:val="18"/>
+    <w:lvlOverride w:ilvl="0">
+      <w:startOverride w:val="1"/>
+    </w:lvlOverride>
+  </w:num>
+  <w:num w:numId="12" w16cid:durableId="1029337211">
+    <w:abstractNumId w:val="5"/>
+    <w:lvlOverride w:ilvl="0">
+      <w:startOverride w:val="1"/>
+    </w:lvlOverride>
+  </w:num>
+  <w:num w:numId="13" w16cid:durableId="87777514">
+    <w:abstractNumId w:val="8"/>
+    <w:lvlOverride w:ilvl="0">
+      <w:startOverride w:val="1"/>
+    </w:lvlOverride>
+  </w:num>
+  <w:num w:numId="14" w16cid:durableId="309362116">
     <w:abstractNumId w:val="11"/>
     <w:lvlOverride w:ilvl="0">
       <w:startOverride w:val="1"/>
     </w:lvlOverride>
   </w:num>
-  <w:num w:numId="3" w16cid:durableId="1283927503">
-    <w:abstractNumId w:val="17"/>
+  <w:num w:numId="15" w16cid:durableId="1206526279">
+    <w:abstractNumId w:val="2"/>
     <w:lvlOverride w:ilvl="0">
       <w:startOverride w:val="1"/>
     </w:lvlOverride>
   </w:num>
-  <w:num w:numId="4" w16cid:durableId="1570994924">
+  <w:num w:numId="16" w16cid:durableId="2107922000">
+    <w:abstractNumId w:val="16"/>
+    <w:lvlOverride w:ilvl="0">
+      <w:startOverride w:val="1"/>
+    </w:lvlOverride>
+  </w:num>
+  <w:num w:numId="17" w16cid:durableId="1778328003">
+    <w:abstractNumId w:val="13"/>
+    <w:lvlOverride w:ilvl="0">
+      <w:startOverride w:val="1"/>
+    </w:lvlOverride>
+  </w:num>
+  <w:num w:numId="18" w16cid:durableId="1181360384">
+    <w:abstractNumId w:val="23"/>
+    <w:lvlOverride w:ilvl="0">
+      <w:startOverride w:val="1"/>
+    </w:lvlOverride>
+  </w:num>
+  <w:num w:numId="19" w16cid:durableId="1848060738">
+    <w:abstractNumId w:val="20"/>
+    <w:lvlOverride w:ilvl="0">
+      <w:startOverride w:val="1"/>
+    </w:lvlOverride>
+  </w:num>
+  <w:num w:numId="20" w16cid:durableId="598223414">
+    <w:abstractNumId w:val="19"/>
+    <w:lvlOverride w:ilvl="0">
+      <w:startOverride w:val="1"/>
+    </w:lvlOverride>
+  </w:num>
+  <w:num w:numId="21" w16cid:durableId="64838773">
+    <w:abstractNumId w:val="0"/>
+    <w:lvlOverride w:ilvl="0">
+      <w:startOverride w:val="1"/>
+    </w:lvlOverride>
+  </w:num>
+  <w:num w:numId="22" w16cid:durableId="1982538111">
     <w:abstractNumId w:val="14"/>
     <w:lvlOverride w:ilvl="0">
       <w:startOverride w:val="1"/>
     </w:lvlOverride>
   </w:num>
-  <w:num w:numId="5" w16cid:durableId="702751233">
-    <w:abstractNumId w:val="21"/>
-    <w:lvlOverride w:ilvl="0">
-      <w:startOverride w:val="1"/>
-    </w:lvlOverride>
-  </w:num>
-  <w:num w:numId="6" w16cid:durableId="1083525519">
+  <w:num w:numId="23" w16cid:durableId="66194127">
     <w:abstractNumId w:val="9"/>
     <w:lvlOverride w:ilvl="0">
       <w:startOverride w:val="1"/>
     </w:lvlOverride>
   </w:num>
-  <w:num w:numId="7" w16cid:durableId="71706971">
-    <w:abstractNumId w:val="0"/>
-    <w:lvlOverride w:ilvl="0">
-      <w:startOverride w:val="1"/>
-    </w:lvlOverride>
-  </w:num>
-  <w:num w:numId="8" w16cid:durableId="1492329594">
-    <w:abstractNumId w:val="15"/>
-    <w:lvlOverride w:ilvl="0">
-      <w:startOverride w:val="1"/>
-    </w:lvlOverride>
-  </w:num>
-  <w:num w:numId="9" w16cid:durableId="1917518134">
-    <w:abstractNumId w:val="22"/>
-    <w:lvlOverride w:ilvl="0">
-      <w:startOverride w:val="1"/>
-    </w:lvlOverride>
-  </w:num>
-  <w:num w:numId="10" w16cid:durableId="1848396502">
-    <w:abstractNumId w:val="19"/>
-    <w:lvlOverride w:ilvl="0">
-      <w:startOverride w:val="1"/>
-    </w:lvlOverride>
-  </w:num>
-  <w:num w:numId="11" w16cid:durableId="1033845430">
-    <w:abstractNumId w:val="13"/>
-    <w:lvlOverride w:ilvl="0">
-      <w:startOverride w:val="1"/>
-    </w:lvlOverride>
-  </w:num>
-  <w:num w:numId="12" w16cid:durableId="573049718">
-    <w:abstractNumId w:val="2"/>
-    <w:lvlOverride w:ilvl="0">
-      <w:startOverride w:val="1"/>
-    </w:lvlOverride>
-  </w:num>
-  <w:num w:numId="13" w16cid:durableId="108166897">
-    <w:abstractNumId w:val="20"/>
-    <w:lvlOverride w:ilvl="0">
-      <w:startOverride w:val="1"/>
-    </w:lvlOverride>
-  </w:num>
-  <w:num w:numId="14" w16cid:durableId="147524842">
-    <w:abstractNumId w:val="6"/>
-    <w:lvlOverride w:ilvl="0">
-      <w:startOverride w:val="1"/>
-    </w:lvlOverride>
-  </w:num>
-  <w:num w:numId="15" w16cid:durableId="324672141">
-    <w:abstractNumId w:val="4"/>
-    <w:lvlOverride w:ilvl="0">
-      <w:startOverride w:val="1"/>
-    </w:lvlOverride>
-  </w:num>
-  <w:num w:numId="16" w16cid:durableId="1074086032">
-    <w:abstractNumId w:val="3"/>
-    <w:lvlOverride w:ilvl="0">
-      <w:startOverride w:val="1"/>
-    </w:lvlOverride>
-  </w:num>
-  <w:num w:numId="17" w16cid:durableId="1136223199">
-    <w:abstractNumId w:val="16"/>
-    <w:lvlOverride w:ilvl="0">
-      <w:startOverride w:val="1"/>
-    </w:lvlOverride>
-  </w:num>
-  <w:num w:numId="18" w16cid:durableId="372268883">
-    <w:abstractNumId w:val="23"/>
-    <w:lvlOverride w:ilvl="0">
-      <w:startOverride w:val="1"/>
-    </w:lvlOverride>
-  </w:num>
-  <w:num w:numId="19" w16cid:durableId="71440585">
+  <w:num w:numId="24" w16cid:durableId="555623916">
     <w:abstractNumId w:val="24"/>
     <w:lvlOverride w:ilvl="0">
       <w:startOverride w:val="1"/>
     </w:lvlOverride>
   </w:num>
-  <w:num w:numId="20" w16cid:durableId="1174300786">
-    <w:abstractNumId w:val="12"/>
-    <w:lvlOverride w:ilvl="0">
-      <w:startOverride w:val="1"/>
-    </w:lvlOverride>
-  </w:num>
-  <w:num w:numId="21" w16cid:durableId="1689982264">
-    <w:abstractNumId w:val="10"/>
-    <w:lvlOverride w:ilvl="0">
-      <w:startOverride w:val="1"/>
-    </w:lvlOverride>
-  </w:num>
-  <w:num w:numId="22" w16cid:durableId="2011373547">
-    <w:abstractNumId w:val="5"/>
-    <w:lvlOverride w:ilvl="0">
-      <w:startOverride w:val="1"/>
-    </w:lvlOverride>
-  </w:num>
-  <w:num w:numId="23" w16cid:durableId="1454595701">
-    <w:abstractNumId w:val="8"/>
-    <w:lvlOverride w:ilvl="0">
-      <w:startOverride w:val="1"/>
-    </w:lvlOverride>
-  </w:num>
-  <w:num w:numId="24" w16cid:durableId="261378301">
-    <w:abstractNumId w:val="18"/>
-    <w:lvlOverride w:ilvl="0">
-      <w:startOverride w:val="1"/>
-    </w:lvlOverride>
-  </w:num>
-  <w:num w:numId="25" w16cid:durableId="1296522417">
-    <w:abstractNumId w:val="7"/>
+  <w:num w:numId="25" w16cid:durableId="1226603829">
+    <w:abstractNumId w:val="6"/>
     <w:lvlOverride w:ilvl="0">
       <w:startOverride w:val="1"/>
     </w:lvlOverride>
@@ -41697,7 +41718,7 @@
     <w:autoRedefine/>
     <w:uiPriority w:val="39"/>
     <w:unhideWhenUsed/>
-    <w:rsid w:val="00A54084"/>
+    <w:rsid w:val="00BF230B"/>
     <w:pPr>
       <w:spacing w:after="100"/>
     </w:pPr>
@@ -41709,7 +41730,7 @@
     <w:autoRedefine/>
     <w:uiPriority w:val="39"/>
     <w:unhideWhenUsed/>
-    <w:rsid w:val="00A54084"/>
+    <w:rsid w:val="00BF230B"/>
     <w:pPr>
       <w:spacing w:after="100"/>
       <w:ind w:left="210"/>

--- a/docs/manuals/Role_Guide_2_Field_Coordinator.docx
+++ b/docs/manuals/Role_Guide_2_Field_Coordinator.docx
@@ -69,7 +69,7 @@
           <w:left w:w="10" w:type="dxa"/>
           <w:right w:w="10" w:type="dxa"/>
         </w:tblCellMar>
-        <w:tblLook w:val="0000" w:firstRow="0" w:lastRow="0" w:firstColumn="0" w:lastColumn="0" w:noHBand="0" w:noVBand="0"/>
+        <w:tblLook w:val="04A0" w:firstRow="1" w:lastRow="0" w:firstColumn="1" w:lastColumn="0" w:noHBand="0" w:noVBand="1"/>
       </w:tblPr>
       <w:tblGrid>
         <w:gridCol w:w="2300"/>
@@ -469,7 +469,7 @@
                 <w:sz w:val="19"/>
                 <w:szCs w:val="19"/>
               </w:rPr>
-              <w:t>Version 1.8 · 21 September 2026</w:t>
+              <w:t>Version 1.9 · 22 September 2026</w:t>
             </w:r>
           </w:p>
         </w:tc>
@@ -538,7 +538,7 @@
     <w:sdt>
       <w:sdtPr>
         <w:alias w:val="Contents"/>
-        <w:id w:val="-671407072"/>
+        <w:id w:val="-1420560467"/>
       </w:sdtPr>
       <w:sdtEndPr/>
       <w:sdtContent>
@@ -567,7 +567,7 @@
           <w:r>
             <w:fldChar w:fldCharType="separate"/>
           </w:r>
-          <w:hyperlink w:anchor="_Toc240923362" w:history="1">
+          <w:hyperlink w:anchor="_Toc240960882" w:history="1">
             <w:r>
               <w:rPr>
                 <w:rStyle w:val="Hyperlink"/>
@@ -591,7 +591,7 @@
               <w:rPr>
                 <w:noProof/>
               </w:rPr>
-              <w:instrText xml:space="preserve"> PAGEREF _Toc240923362 \h </w:instrText>
+              <w:instrText xml:space="preserve"> PAGEREF _Toc240960882 \h </w:instrText>
             </w:r>
             <w:r>
               <w:rPr>
@@ -634,7 +634,7 @@
               <w14:ligatures w14:val="standardContextual"/>
             </w:rPr>
           </w:pPr>
-          <w:hyperlink w:anchor="_Toc240923363" w:history="1">
+          <w:hyperlink w:anchor="_Toc240960883" w:history="1">
             <w:r>
               <w:rPr>
                 <w:rStyle w:val="Hyperlink"/>
@@ -658,7 +658,7 @@
               <w:rPr>
                 <w:noProof/>
               </w:rPr>
-              <w:instrText xml:space="preserve"> PAGEREF _Toc240923363 \h </w:instrText>
+              <w:instrText xml:space="preserve"> PAGEREF _Toc240960883 \h </w:instrText>
             </w:r>
             <w:r>
               <w:rPr>
@@ -701,7 +701,7 @@
               <w14:ligatures w14:val="standardContextual"/>
             </w:rPr>
           </w:pPr>
-          <w:hyperlink w:anchor="_Toc240923364" w:history="1">
+          <w:hyperlink w:anchor="_Toc240960884" w:history="1">
             <w:r>
               <w:rPr>
                 <w:rStyle w:val="Hyperlink"/>
@@ -725,7 +725,7 @@
               <w:rPr>
                 <w:noProof/>
               </w:rPr>
-              <w:instrText xml:space="preserve"> PAGEREF _Toc240923364 \h </w:instrText>
+              <w:instrText xml:space="preserve"> PAGEREF _Toc240960884 \h </w:instrText>
             </w:r>
             <w:r>
               <w:rPr>
@@ -768,7 +768,7 @@
               <w14:ligatures w14:val="standardContextual"/>
             </w:rPr>
           </w:pPr>
-          <w:hyperlink w:anchor="_Toc240923365" w:history="1">
+          <w:hyperlink w:anchor="_Toc240960885" w:history="1">
             <w:r>
               <w:rPr>
                 <w:rStyle w:val="Hyperlink"/>
@@ -792,7 +792,7 @@
               <w:rPr>
                 <w:noProof/>
               </w:rPr>
-              <w:instrText xml:space="preserve"> PAGEREF _Toc240923365 \h </w:instrText>
+              <w:instrText xml:space="preserve"> PAGEREF _Toc240960885 \h </w:instrText>
             </w:r>
             <w:r>
               <w:rPr>
@@ -835,7 +835,7 @@
               <w14:ligatures w14:val="standardContextual"/>
             </w:rPr>
           </w:pPr>
-          <w:hyperlink w:anchor="_Toc240923366" w:history="1">
+          <w:hyperlink w:anchor="_Toc240960886" w:history="1">
             <w:r>
               <w:rPr>
                 <w:rStyle w:val="Hyperlink"/>
@@ -859,7 +859,7 @@
               <w:rPr>
                 <w:noProof/>
               </w:rPr>
-              <w:instrText xml:space="preserve"> PAGEREF _Toc240923366 \h </w:instrText>
+              <w:instrText xml:space="preserve"> PAGEREF _Toc240960886 \h </w:instrText>
             </w:r>
             <w:r>
               <w:rPr>
@@ -902,7 +902,7 @@
               <w14:ligatures w14:val="standardContextual"/>
             </w:rPr>
           </w:pPr>
-          <w:hyperlink w:anchor="_Toc240923367" w:history="1">
+          <w:hyperlink w:anchor="_Toc240960887" w:history="1">
             <w:r>
               <w:rPr>
                 <w:rStyle w:val="Hyperlink"/>
@@ -926,7 +926,7 @@
               <w:rPr>
                 <w:noProof/>
               </w:rPr>
-              <w:instrText xml:space="preserve"> PAGEREF _Toc240923367 \h </w:instrText>
+              <w:instrText xml:space="preserve"> PAGEREF _Toc240960887 \h </w:instrText>
             </w:r>
             <w:r>
               <w:rPr>
@@ -969,7 +969,7 @@
               <w14:ligatures w14:val="standardContextual"/>
             </w:rPr>
           </w:pPr>
-          <w:hyperlink w:anchor="_Toc240923368" w:history="1">
+          <w:hyperlink w:anchor="_Toc240960888" w:history="1">
             <w:r>
               <w:rPr>
                 <w:rStyle w:val="Hyperlink"/>
@@ -993,7 +993,7 @@
               <w:rPr>
                 <w:noProof/>
               </w:rPr>
-              <w:instrText xml:space="preserve"> PAGEREF _Toc240923368 \h </w:instrText>
+              <w:instrText xml:space="preserve"> PAGEREF _Toc240960888 \h </w:instrText>
             </w:r>
             <w:r>
               <w:rPr>
@@ -1036,7 +1036,7 @@
               <w14:ligatures w14:val="standardContextual"/>
             </w:rPr>
           </w:pPr>
-          <w:hyperlink w:anchor="_Toc240923369" w:history="1">
+          <w:hyperlink w:anchor="_Toc240960889" w:history="1">
             <w:r>
               <w:rPr>
                 <w:rStyle w:val="Hyperlink"/>
@@ -1060,7 +1060,7 @@
               <w:rPr>
                 <w:noProof/>
               </w:rPr>
-              <w:instrText xml:space="preserve"> PAGEREF _Toc240923369 \h </w:instrText>
+              <w:instrText xml:space="preserve"> PAGEREF _Toc240960889 \h </w:instrText>
             </w:r>
             <w:r>
               <w:rPr>
@@ -1103,7 +1103,7 @@
               <w14:ligatures w14:val="standardContextual"/>
             </w:rPr>
           </w:pPr>
-          <w:hyperlink w:anchor="_Toc240923370" w:history="1">
+          <w:hyperlink w:anchor="_Toc240960890" w:history="1">
             <w:r>
               <w:rPr>
                 <w:rStyle w:val="Hyperlink"/>
@@ -1127,7 +1127,7 @@
               <w:rPr>
                 <w:noProof/>
               </w:rPr>
-              <w:instrText xml:space="preserve"> PAGEREF _Toc240923370 \h </w:instrText>
+              <w:instrText xml:space="preserve"> PAGEREF _Toc240960890 \h </w:instrText>
             </w:r>
             <w:r>
               <w:rPr>
@@ -1170,7 +1170,7 @@
               <w14:ligatures w14:val="standardContextual"/>
             </w:rPr>
           </w:pPr>
-          <w:hyperlink w:anchor="_Toc240923371" w:history="1">
+          <w:hyperlink w:anchor="_Toc240960891" w:history="1">
             <w:r>
               <w:rPr>
                 <w:rStyle w:val="Hyperlink"/>
@@ -1194,7 +1194,7 @@
               <w:rPr>
                 <w:noProof/>
               </w:rPr>
-              <w:instrText xml:space="preserve"> PAGEREF _Toc240923371 \h </w:instrText>
+              <w:instrText xml:space="preserve"> PAGEREF _Toc240960891 \h </w:instrText>
             </w:r>
             <w:r>
               <w:rPr>
@@ -1237,7 +1237,7 @@
               <w14:ligatures w14:val="standardContextual"/>
             </w:rPr>
           </w:pPr>
-          <w:hyperlink w:anchor="_Toc240923372" w:history="1">
+          <w:hyperlink w:anchor="_Toc240960892" w:history="1">
             <w:r>
               <w:rPr>
                 <w:rStyle w:val="Hyperlink"/>
@@ -1261,7 +1261,7 @@
               <w:rPr>
                 <w:noProof/>
               </w:rPr>
-              <w:instrText xml:space="preserve"> PAGEREF _Toc240923372 \h </w:instrText>
+              <w:instrText xml:space="preserve"> PAGEREF _Toc240960892 \h </w:instrText>
             </w:r>
             <w:r>
               <w:rPr>
@@ -1304,7 +1304,7 @@
               <w14:ligatures w14:val="standardContextual"/>
             </w:rPr>
           </w:pPr>
-          <w:hyperlink w:anchor="_Toc240923373" w:history="1">
+          <w:hyperlink w:anchor="_Toc240960893" w:history="1">
             <w:r>
               <w:rPr>
                 <w:rStyle w:val="Hyperlink"/>
@@ -1328,7 +1328,7 @@
               <w:rPr>
                 <w:noProof/>
               </w:rPr>
-              <w:instrText xml:space="preserve"> PAGEREF _Toc240923373 \h </w:instrText>
+              <w:instrText xml:space="preserve"> PAGEREF _Toc240960893 \h </w:instrText>
             </w:r>
             <w:r>
               <w:rPr>
@@ -1371,7 +1371,7 @@
               <w14:ligatures w14:val="standardContextual"/>
             </w:rPr>
           </w:pPr>
-          <w:hyperlink w:anchor="_Toc240923374" w:history="1">
+          <w:hyperlink w:anchor="_Toc240960894" w:history="1">
             <w:r>
               <w:rPr>
                 <w:rStyle w:val="Hyperlink"/>
@@ -1395,7 +1395,7 @@
               <w:rPr>
                 <w:noProof/>
               </w:rPr>
-              <w:instrText xml:space="preserve"> PAGEREF _Toc240923374 \h </w:instrText>
+              <w:instrText xml:space="preserve"> PAGEREF _Toc240960894 \h </w:instrText>
             </w:r>
             <w:r>
               <w:rPr>
@@ -1438,7 +1438,7 @@
               <w14:ligatures w14:val="standardContextual"/>
             </w:rPr>
           </w:pPr>
-          <w:hyperlink w:anchor="_Toc240923375" w:history="1">
+          <w:hyperlink w:anchor="_Toc240960895" w:history="1">
             <w:r>
               <w:rPr>
                 <w:rStyle w:val="Hyperlink"/>
@@ -1462,7 +1462,7 @@
               <w:rPr>
                 <w:noProof/>
               </w:rPr>
-              <w:instrText xml:space="preserve"> PAGEREF _Toc240923375 \h </w:instrText>
+              <w:instrText xml:space="preserve"> PAGEREF _Toc240960895 \h </w:instrText>
             </w:r>
             <w:r>
               <w:rPr>
@@ -1505,7 +1505,7 @@
               <w14:ligatures w14:val="standardContextual"/>
             </w:rPr>
           </w:pPr>
-          <w:hyperlink w:anchor="_Toc240923376" w:history="1">
+          <w:hyperlink w:anchor="_Toc240960896" w:history="1">
             <w:r>
               <w:rPr>
                 <w:rStyle w:val="Hyperlink"/>
@@ -1529,7 +1529,7 @@
               <w:rPr>
                 <w:noProof/>
               </w:rPr>
-              <w:instrText xml:space="preserve"> PAGEREF _Toc240923376 \h </w:instrText>
+              <w:instrText xml:space="preserve"> PAGEREF _Toc240960896 \h </w:instrText>
             </w:r>
             <w:r>
               <w:rPr>
@@ -1572,7 +1572,7 @@
               <w14:ligatures w14:val="standardContextual"/>
             </w:rPr>
           </w:pPr>
-          <w:hyperlink w:anchor="_Toc240923377" w:history="1">
+          <w:hyperlink w:anchor="_Toc240960897" w:history="1">
             <w:r>
               <w:rPr>
                 <w:rStyle w:val="Hyperlink"/>
@@ -1596,7 +1596,7 @@
               <w:rPr>
                 <w:noProof/>
               </w:rPr>
-              <w:instrText xml:space="preserve"> PAGEREF _Toc240923377 \h </w:instrText>
+              <w:instrText xml:space="preserve"> PAGEREF _Toc240960897 \h </w:instrText>
             </w:r>
             <w:r>
               <w:rPr>
@@ -1639,7 +1639,7 @@
               <w14:ligatures w14:val="standardContextual"/>
             </w:rPr>
           </w:pPr>
-          <w:hyperlink w:anchor="_Toc240923378" w:history="1">
+          <w:hyperlink w:anchor="_Toc240960898" w:history="1">
             <w:r>
               <w:rPr>
                 <w:rStyle w:val="Hyperlink"/>
@@ -1663,7 +1663,7 @@
               <w:rPr>
                 <w:noProof/>
               </w:rPr>
-              <w:instrText xml:space="preserve"> PAGEREF _Toc240923378 \h </w:instrText>
+              <w:instrText xml:space="preserve"> PAGEREF _Toc240960898 \h </w:instrText>
             </w:r>
             <w:r>
               <w:rPr>
@@ -1706,7 +1706,7 @@
               <w14:ligatures w14:val="standardContextual"/>
             </w:rPr>
           </w:pPr>
-          <w:hyperlink w:anchor="_Toc240923379" w:history="1">
+          <w:hyperlink w:anchor="_Toc240960899" w:history="1">
             <w:r>
               <w:rPr>
                 <w:rStyle w:val="Hyperlink"/>
@@ -1730,7 +1730,7 @@
               <w:rPr>
                 <w:noProof/>
               </w:rPr>
-              <w:instrText xml:space="preserve"> PAGEREF _Toc240923379 \h </w:instrText>
+              <w:instrText xml:space="preserve"> PAGEREF _Toc240960899 \h </w:instrText>
             </w:r>
             <w:r>
               <w:rPr>
@@ -1773,7 +1773,7 @@
               <w14:ligatures w14:val="standardContextual"/>
             </w:rPr>
           </w:pPr>
-          <w:hyperlink w:anchor="_Toc240923380" w:history="1">
+          <w:hyperlink w:anchor="_Toc240960900" w:history="1">
             <w:r>
               <w:rPr>
                 <w:rStyle w:val="Hyperlink"/>
@@ -1797,7 +1797,7 @@
               <w:rPr>
                 <w:noProof/>
               </w:rPr>
-              <w:instrText xml:space="preserve"> PAGEREF _Toc240923380 \h </w:instrText>
+              <w:instrText xml:space="preserve"> PAGEREF _Toc240960900 \h </w:instrText>
             </w:r>
             <w:r>
               <w:rPr>
@@ -1840,7 +1840,7 @@
               <w14:ligatures w14:val="standardContextual"/>
             </w:rPr>
           </w:pPr>
-          <w:hyperlink w:anchor="_Toc240923381" w:history="1">
+          <w:hyperlink w:anchor="_Toc240960901" w:history="1">
             <w:r>
               <w:rPr>
                 <w:rStyle w:val="Hyperlink"/>
@@ -1864,7 +1864,7 @@
               <w:rPr>
                 <w:noProof/>
               </w:rPr>
-              <w:instrText xml:space="preserve"> PAGEREF _Toc240923381 \h </w:instrText>
+              <w:instrText xml:space="preserve"> PAGEREF _Toc240960901 \h </w:instrText>
             </w:r>
             <w:r>
               <w:rPr>
@@ -1907,7 +1907,7 @@
               <w14:ligatures w14:val="standardContextual"/>
             </w:rPr>
           </w:pPr>
-          <w:hyperlink w:anchor="_Toc240923382" w:history="1">
+          <w:hyperlink w:anchor="_Toc240960902" w:history="1">
             <w:r>
               <w:rPr>
                 <w:rStyle w:val="Hyperlink"/>
@@ -1931,7 +1931,7 @@
               <w:rPr>
                 <w:noProof/>
               </w:rPr>
-              <w:instrText xml:space="preserve"> PAGEREF _Toc240923382 \h </w:instrText>
+              <w:instrText xml:space="preserve"> PAGEREF _Toc240960902 \h </w:instrText>
             </w:r>
             <w:r>
               <w:rPr>
@@ -1974,7 +1974,7 @@
               <w14:ligatures w14:val="standardContextual"/>
             </w:rPr>
           </w:pPr>
-          <w:hyperlink w:anchor="_Toc240923383" w:history="1">
+          <w:hyperlink w:anchor="_Toc240960903" w:history="1">
             <w:r>
               <w:rPr>
                 <w:rStyle w:val="Hyperlink"/>
@@ -1998,7 +1998,7 @@
               <w:rPr>
                 <w:noProof/>
               </w:rPr>
-              <w:instrText xml:space="preserve"> PAGEREF _Toc240923383 \h </w:instrText>
+              <w:instrText xml:space="preserve"> PAGEREF _Toc240960903 \h </w:instrText>
             </w:r>
             <w:r>
               <w:rPr>
@@ -2041,7 +2041,7 @@
               <w14:ligatures w14:val="standardContextual"/>
             </w:rPr>
           </w:pPr>
-          <w:hyperlink w:anchor="_Toc240923384" w:history="1">
+          <w:hyperlink w:anchor="_Toc240960904" w:history="1">
             <w:r>
               <w:rPr>
                 <w:rStyle w:val="Hyperlink"/>
@@ -2065,7 +2065,7 @@
               <w:rPr>
                 <w:noProof/>
               </w:rPr>
-              <w:instrText xml:space="preserve"> PAGEREF _Toc240923384 \h </w:instrText>
+              <w:instrText xml:space="preserve"> PAGEREF _Toc240960904 \h </w:instrText>
             </w:r>
             <w:r>
               <w:rPr>
@@ -2108,7 +2108,7 @@
               <w14:ligatures w14:val="standardContextual"/>
             </w:rPr>
           </w:pPr>
-          <w:hyperlink w:anchor="_Toc240923385" w:history="1">
+          <w:hyperlink w:anchor="_Toc240960905" w:history="1">
             <w:r>
               <w:rPr>
                 <w:rStyle w:val="Hyperlink"/>
@@ -2132,7 +2132,7 @@
               <w:rPr>
                 <w:noProof/>
               </w:rPr>
-              <w:instrText xml:space="preserve"> PAGEREF _Toc240923385 \h </w:instrText>
+              <w:instrText xml:space="preserve"> PAGEREF _Toc240960905 \h </w:instrText>
             </w:r>
             <w:r>
               <w:rPr>
@@ -2175,7 +2175,7 @@
               <w14:ligatures w14:val="standardContextual"/>
             </w:rPr>
           </w:pPr>
-          <w:hyperlink w:anchor="_Toc240923386" w:history="1">
+          <w:hyperlink w:anchor="_Toc240960906" w:history="1">
             <w:r>
               <w:rPr>
                 <w:rStyle w:val="Hyperlink"/>
@@ -2199,7 +2199,7 @@
               <w:rPr>
                 <w:noProof/>
               </w:rPr>
-              <w:instrText xml:space="preserve"> PAGEREF _Toc240923386 \h </w:instrText>
+              <w:instrText xml:space="preserve"> PAGEREF _Toc240960906 \h </w:instrText>
             </w:r>
             <w:r>
               <w:rPr>
@@ -2242,7 +2242,7 @@
               <w14:ligatures w14:val="standardContextual"/>
             </w:rPr>
           </w:pPr>
-          <w:hyperlink w:anchor="_Toc240923387" w:history="1">
+          <w:hyperlink w:anchor="_Toc240960907" w:history="1">
             <w:r>
               <w:rPr>
                 <w:rStyle w:val="Hyperlink"/>
@@ -2266,7 +2266,7 @@
               <w:rPr>
                 <w:noProof/>
               </w:rPr>
-              <w:instrText xml:space="preserve"> PAGEREF _Toc240923387 \h </w:instrText>
+              <w:instrText xml:space="preserve"> PAGEREF _Toc240960907 \h </w:instrText>
             </w:r>
             <w:r>
               <w:rPr>
@@ -2309,7 +2309,7 @@
               <w14:ligatures w14:val="standardContextual"/>
             </w:rPr>
           </w:pPr>
-          <w:hyperlink w:anchor="_Toc240923388" w:history="1">
+          <w:hyperlink w:anchor="_Toc240960908" w:history="1">
             <w:r>
               <w:rPr>
                 <w:rStyle w:val="Hyperlink"/>
@@ -2333,7 +2333,7 @@
               <w:rPr>
                 <w:noProof/>
               </w:rPr>
-              <w:instrText xml:space="preserve"> PAGEREF _Toc240923388 \h </w:instrText>
+              <w:instrText xml:space="preserve"> PAGEREF _Toc240960908 \h </w:instrText>
             </w:r>
             <w:r>
               <w:rPr>
@@ -2376,7 +2376,7 @@
               <w14:ligatures w14:val="standardContextual"/>
             </w:rPr>
           </w:pPr>
-          <w:hyperlink w:anchor="_Toc240923389" w:history="1">
+          <w:hyperlink w:anchor="_Toc240960909" w:history="1">
             <w:r>
               <w:rPr>
                 <w:rStyle w:val="Hyperlink"/>
@@ -2400,7 +2400,7 @@
               <w:rPr>
                 <w:noProof/>
               </w:rPr>
-              <w:instrText xml:space="preserve"> PAGEREF _Toc240923389 \h </w:instrText>
+              <w:instrText xml:space="preserve"> PAGEREF _Toc240960909 \h </w:instrText>
             </w:r>
             <w:r>
               <w:rPr>
@@ -2443,7 +2443,7 @@
               <w14:ligatures w14:val="standardContextual"/>
             </w:rPr>
           </w:pPr>
-          <w:hyperlink w:anchor="_Toc240923390" w:history="1">
+          <w:hyperlink w:anchor="_Toc240960910" w:history="1">
             <w:r>
               <w:rPr>
                 <w:rStyle w:val="Hyperlink"/>
@@ -2467,7 +2467,7 @@
               <w:rPr>
                 <w:noProof/>
               </w:rPr>
-              <w:instrText xml:space="preserve"> PAGEREF _Toc240923390 \h </w:instrText>
+              <w:instrText xml:space="preserve"> PAGEREF _Toc240960910 \h </w:instrText>
             </w:r>
             <w:r>
               <w:rPr>
@@ -2510,7 +2510,7 @@
               <w14:ligatures w14:val="standardContextual"/>
             </w:rPr>
           </w:pPr>
-          <w:hyperlink w:anchor="_Toc240923391" w:history="1">
+          <w:hyperlink w:anchor="_Toc240960911" w:history="1">
             <w:r>
               <w:rPr>
                 <w:rStyle w:val="Hyperlink"/>
@@ -2534,7 +2534,7 @@
               <w:rPr>
                 <w:noProof/>
               </w:rPr>
-              <w:instrText xml:space="preserve"> PAGEREF _Toc240923391 \h </w:instrText>
+              <w:instrText xml:space="preserve"> PAGEREF _Toc240960911 \h </w:instrText>
             </w:r>
             <w:r>
               <w:rPr>
@@ -2577,7 +2577,7 @@
               <w14:ligatures w14:val="standardContextual"/>
             </w:rPr>
           </w:pPr>
-          <w:hyperlink w:anchor="_Toc240923392" w:history="1">
+          <w:hyperlink w:anchor="_Toc240960912" w:history="1">
             <w:r>
               <w:rPr>
                 <w:rStyle w:val="Hyperlink"/>
@@ -2601,7 +2601,7 @@
               <w:rPr>
                 <w:noProof/>
               </w:rPr>
-              <w:instrText xml:space="preserve"> PAGEREF _Toc240923392 \h </w:instrText>
+              <w:instrText xml:space="preserve"> PAGEREF _Toc240960912 \h </w:instrText>
             </w:r>
             <w:r>
               <w:rPr>
@@ -2644,7 +2644,7 @@
               <w14:ligatures w14:val="standardContextual"/>
             </w:rPr>
           </w:pPr>
-          <w:hyperlink w:anchor="_Toc240923393" w:history="1">
+          <w:hyperlink w:anchor="_Toc240960913" w:history="1">
             <w:r>
               <w:rPr>
                 <w:rStyle w:val="Hyperlink"/>
@@ -2668,7 +2668,7 @@
               <w:rPr>
                 <w:noProof/>
               </w:rPr>
-              <w:instrText xml:space="preserve"> PAGEREF _Toc240923393 \h </w:instrText>
+              <w:instrText xml:space="preserve"> PAGEREF _Toc240960913 \h </w:instrText>
             </w:r>
             <w:r>
               <w:rPr>
@@ -2711,7 +2711,7 @@
               <w14:ligatures w14:val="standardContextual"/>
             </w:rPr>
           </w:pPr>
-          <w:hyperlink w:anchor="_Toc240923394" w:history="1">
+          <w:hyperlink w:anchor="_Toc240960914" w:history="1">
             <w:r>
               <w:rPr>
                 <w:rStyle w:val="Hyperlink"/>
@@ -2735,7 +2735,7 @@
               <w:rPr>
                 <w:noProof/>
               </w:rPr>
-              <w:instrText xml:space="preserve"> PAGEREF _Toc240923394 \h </w:instrText>
+              <w:instrText xml:space="preserve"> PAGEREF _Toc240960914 \h </w:instrText>
             </w:r>
             <w:r>
               <w:rPr>
@@ -2778,7 +2778,7 @@
               <w14:ligatures w14:val="standardContextual"/>
             </w:rPr>
           </w:pPr>
-          <w:hyperlink w:anchor="_Toc240923395" w:history="1">
+          <w:hyperlink w:anchor="_Toc240960915" w:history="1">
             <w:r>
               <w:rPr>
                 <w:rStyle w:val="Hyperlink"/>
@@ -2802,7 +2802,7 @@
               <w:rPr>
                 <w:noProof/>
               </w:rPr>
-              <w:instrText xml:space="preserve"> PAGEREF _Toc240923395 \h </w:instrText>
+              <w:instrText xml:space="preserve"> PAGEREF _Toc240960915 \h </w:instrText>
             </w:r>
             <w:r>
               <w:rPr>
@@ -2845,7 +2845,7 @@
               <w14:ligatures w14:val="standardContextual"/>
             </w:rPr>
           </w:pPr>
-          <w:hyperlink w:anchor="_Toc240923396" w:history="1">
+          <w:hyperlink w:anchor="_Toc240960916" w:history="1">
             <w:r>
               <w:rPr>
                 <w:rStyle w:val="Hyperlink"/>
@@ -2869,7 +2869,7 @@
               <w:rPr>
                 <w:noProof/>
               </w:rPr>
-              <w:instrText xml:space="preserve"> PAGEREF _Toc240923396 \h </w:instrText>
+              <w:instrText xml:space="preserve"> PAGEREF _Toc240960916 \h </w:instrText>
             </w:r>
             <w:r>
               <w:rPr>
@@ -2912,7 +2912,7 @@
               <w14:ligatures w14:val="standardContextual"/>
             </w:rPr>
           </w:pPr>
-          <w:hyperlink w:anchor="_Toc240923397" w:history="1">
+          <w:hyperlink w:anchor="_Toc240960917" w:history="1">
             <w:r>
               <w:rPr>
                 <w:rStyle w:val="Hyperlink"/>
@@ -2936,7 +2936,7 @@
               <w:rPr>
                 <w:noProof/>
               </w:rPr>
-              <w:instrText xml:space="preserve"> PAGEREF _Toc240923397 \h </w:instrText>
+              <w:instrText xml:space="preserve"> PAGEREF _Toc240960917 \h </w:instrText>
             </w:r>
             <w:r>
               <w:rPr>
@@ -2979,7 +2979,7 @@
               <w14:ligatures w14:val="standardContextual"/>
             </w:rPr>
           </w:pPr>
-          <w:hyperlink w:anchor="_Toc240923398" w:history="1">
+          <w:hyperlink w:anchor="_Toc240960918" w:history="1">
             <w:r>
               <w:rPr>
                 <w:rStyle w:val="Hyperlink"/>
@@ -3003,7 +3003,7 @@
               <w:rPr>
                 <w:noProof/>
               </w:rPr>
-              <w:instrText xml:space="preserve"> PAGEREF _Toc240923398 \h </w:instrText>
+              <w:instrText xml:space="preserve"> PAGEREF _Toc240960918 \h </w:instrText>
             </w:r>
             <w:r>
               <w:rPr>
@@ -3046,7 +3046,7 @@
               <w14:ligatures w14:val="standardContextual"/>
             </w:rPr>
           </w:pPr>
-          <w:hyperlink w:anchor="_Toc240923399" w:history="1">
+          <w:hyperlink w:anchor="_Toc240960919" w:history="1">
             <w:r>
               <w:rPr>
                 <w:rStyle w:val="Hyperlink"/>
@@ -3070,7 +3070,7 @@
               <w:rPr>
                 <w:noProof/>
               </w:rPr>
-              <w:instrText xml:space="preserve"> PAGEREF _Toc240923399 \h </w:instrText>
+              <w:instrText xml:space="preserve"> PAGEREF _Toc240960919 \h </w:instrText>
             </w:r>
             <w:r>
               <w:rPr>
@@ -3113,7 +3113,7 @@
               <w14:ligatures w14:val="standardContextual"/>
             </w:rPr>
           </w:pPr>
-          <w:hyperlink w:anchor="_Toc240923400" w:history="1">
+          <w:hyperlink w:anchor="_Toc240960920" w:history="1">
             <w:r>
               <w:rPr>
                 <w:rStyle w:val="Hyperlink"/>
@@ -3137,7 +3137,7 @@
               <w:rPr>
                 <w:noProof/>
               </w:rPr>
-              <w:instrText xml:space="preserve"> PAGEREF _Toc240923400 \h </w:instrText>
+              <w:instrText xml:space="preserve"> PAGEREF _Toc240960920 \h </w:instrText>
             </w:r>
             <w:r>
               <w:rPr>
@@ -3180,7 +3180,7 @@
               <w14:ligatures w14:val="standardContextual"/>
             </w:rPr>
           </w:pPr>
-          <w:hyperlink w:anchor="_Toc240923401" w:history="1">
+          <w:hyperlink w:anchor="_Toc240960921" w:history="1">
             <w:r>
               <w:rPr>
                 <w:rStyle w:val="Hyperlink"/>
@@ -3204,7 +3204,7 @@
               <w:rPr>
                 <w:noProof/>
               </w:rPr>
-              <w:instrText xml:space="preserve"> PAGEREF _Toc240923401 \h </w:instrText>
+              <w:instrText xml:space="preserve"> PAGEREF _Toc240960921 \h </w:instrText>
             </w:r>
             <w:r>
               <w:rPr>
@@ -3247,7 +3247,7 @@
               <w14:ligatures w14:val="standardContextual"/>
             </w:rPr>
           </w:pPr>
-          <w:hyperlink w:anchor="_Toc240923402" w:history="1">
+          <w:hyperlink w:anchor="_Toc240960922" w:history="1">
             <w:r>
               <w:rPr>
                 <w:rStyle w:val="Hyperlink"/>
@@ -3271,7 +3271,7 @@
               <w:rPr>
                 <w:noProof/>
               </w:rPr>
-              <w:instrText xml:space="preserve"> PAGEREF _Toc240923402 \h </w:instrText>
+              <w:instrText xml:space="preserve"> PAGEREF _Toc240960922 \h </w:instrText>
             </w:r>
             <w:r>
               <w:rPr>
@@ -3314,7 +3314,7 @@
               <w14:ligatures w14:val="standardContextual"/>
             </w:rPr>
           </w:pPr>
-          <w:hyperlink w:anchor="_Toc240923403" w:history="1">
+          <w:hyperlink w:anchor="_Toc240960923" w:history="1">
             <w:r>
               <w:rPr>
                 <w:rStyle w:val="Hyperlink"/>
@@ -3338,7 +3338,7 @@
               <w:rPr>
                 <w:noProof/>
               </w:rPr>
-              <w:instrText xml:space="preserve"> PAGEREF _Toc240923403 \h </w:instrText>
+              <w:instrText xml:space="preserve"> PAGEREF _Toc240960923 \h </w:instrText>
             </w:r>
             <w:r>
               <w:rPr>
@@ -3381,7 +3381,7 @@
               <w14:ligatures w14:val="standardContextual"/>
             </w:rPr>
           </w:pPr>
-          <w:hyperlink w:anchor="_Toc240923404" w:history="1">
+          <w:hyperlink w:anchor="_Toc240960924" w:history="1">
             <w:r>
               <w:rPr>
                 <w:rStyle w:val="Hyperlink"/>
@@ -3405,7 +3405,7 @@
               <w:rPr>
                 <w:noProof/>
               </w:rPr>
-              <w:instrText xml:space="preserve"> PAGEREF _Toc240923404 \h </w:instrText>
+              <w:instrText xml:space="preserve"> PAGEREF _Toc240960924 \h </w:instrText>
             </w:r>
             <w:r>
               <w:rPr>
@@ -3448,7 +3448,7 @@
               <w14:ligatures w14:val="standardContextual"/>
             </w:rPr>
           </w:pPr>
-          <w:hyperlink w:anchor="_Toc240923405" w:history="1">
+          <w:hyperlink w:anchor="_Toc240960925" w:history="1">
             <w:r>
               <w:rPr>
                 <w:rStyle w:val="Hyperlink"/>
@@ -3472,7 +3472,7 @@
               <w:rPr>
                 <w:noProof/>
               </w:rPr>
-              <w:instrText xml:space="preserve"> PAGEREF _Toc240923405 \h </w:instrText>
+              <w:instrText xml:space="preserve"> PAGEREF _Toc240960925 \h </w:instrText>
             </w:r>
             <w:r>
               <w:rPr>
@@ -3515,7 +3515,7 @@
               <w14:ligatures w14:val="standardContextual"/>
             </w:rPr>
           </w:pPr>
-          <w:hyperlink w:anchor="_Toc240923406" w:history="1">
+          <w:hyperlink w:anchor="_Toc240960926" w:history="1">
             <w:r>
               <w:rPr>
                 <w:rStyle w:val="Hyperlink"/>
@@ -3539,7 +3539,7 @@
               <w:rPr>
                 <w:noProof/>
               </w:rPr>
-              <w:instrText xml:space="preserve"> PAGEREF _Toc240923406 \h </w:instrText>
+              <w:instrText xml:space="preserve"> PAGEREF _Toc240960926 \h </w:instrText>
             </w:r>
             <w:r>
               <w:rPr>
@@ -3582,7 +3582,7 @@
               <w14:ligatures w14:val="standardContextual"/>
             </w:rPr>
           </w:pPr>
-          <w:hyperlink w:anchor="_Toc240923407" w:history="1">
+          <w:hyperlink w:anchor="_Toc240960927" w:history="1">
             <w:r>
               <w:rPr>
                 <w:rStyle w:val="Hyperlink"/>
@@ -3606,7 +3606,7 @@
               <w:rPr>
                 <w:noProof/>
               </w:rPr>
-              <w:instrText xml:space="preserve"> PAGEREF _Toc240923407 \h </w:instrText>
+              <w:instrText xml:space="preserve"> PAGEREF _Toc240960927 \h </w:instrText>
             </w:r>
             <w:r>
               <w:rPr>
@@ -3649,7 +3649,7 @@
               <w14:ligatures w14:val="standardContextual"/>
             </w:rPr>
           </w:pPr>
-          <w:hyperlink w:anchor="_Toc240923408" w:history="1">
+          <w:hyperlink w:anchor="_Toc240960928" w:history="1">
             <w:r>
               <w:rPr>
                 <w:rStyle w:val="Hyperlink"/>
@@ -3673,7 +3673,7 @@
               <w:rPr>
                 <w:noProof/>
               </w:rPr>
-              <w:instrText xml:space="preserve"> PAGEREF _Toc240923408 \h </w:instrText>
+              <w:instrText xml:space="preserve"> PAGEREF _Toc240960928 \h </w:instrText>
             </w:r>
             <w:r>
               <w:rPr>
@@ -3716,7 +3716,7 @@
               <w14:ligatures w14:val="standardContextual"/>
             </w:rPr>
           </w:pPr>
-          <w:hyperlink w:anchor="_Toc240923409" w:history="1">
+          <w:hyperlink w:anchor="_Toc240960929" w:history="1">
             <w:r>
               <w:rPr>
                 <w:rStyle w:val="Hyperlink"/>
@@ -3740,7 +3740,7 @@
               <w:rPr>
                 <w:noProof/>
               </w:rPr>
-              <w:instrText xml:space="preserve"> PAGEREF _Toc240923409 \h </w:instrText>
+              <w:instrText xml:space="preserve"> PAGEREF _Toc240960929 \h </w:instrText>
             </w:r>
             <w:r>
               <w:rPr>
@@ -3783,7 +3783,7 @@
               <w14:ligatures w14:val="standardContextual"/>
             </w:rPr>
           </w:pPr>
-          <w:hyperlink w:anchor="_Toc240923410" w:history="1">
+          <w:hyperlink w:anchor="_Toc240960930" w:history="1">
             <w:r>
               <w:rPr>
                 <w:rStyle w:val="Hyperlink"/>
@@ -3807,7 +3807,7 @@
               <w:rPr>
                 <w:noProof/>
               </w:rPr>
-              <w:instrText xml:space="preserve"> PAGEREF _Toc240923410 \h </w:instrText>
+              <w:instrText xml:space="preserve"> PAGEREF _Toc240960930 \h </w:instrText>
             </w:r>
             <w:r>
               <w:rPr>
@@ -3850,7 +3850,7 @@
               <w14:ligatures w14:val="standardContextual"/>
             </w:rPr>
           </w:pPr>
-          <w:hyperlink w:anchor="_Toc240923411" w:history="1">
+          <w:hyperlink w:anchor="_Toc240960931" w:history="1">
             <w:r>
               <w:rPr>
                 <w:rStyle w:val="Hyperlink"/>
@@ -3874,7 +3874,7 @@
               <w:rPr>
                 <w:noProof/>
               </w:rPr>
-              <w:instrText xml:space="preserve"> PAGEREF _Toc240923411 \h </w:instrText>
+              <w:instrText xml:space="preserve"> PAGEREF _Toc240960931 \h </w:instrText>
             </w:r>
             <w:r>
               <w:rPr>
@@ -3917,7 +3917,7 @@
               <w14:ligatures w14:val="standardContextual"/>
             </w:rPr>
           </w:pPr>
-          <w:hyperlink w:anchor="_Toc240923412" w:history="1">
+          <w:hyperlink w:anchor="_Toc240960932" w:history="1">
             <w:r>
               <w:rPr>
                 <w:rStyle w:val="Hyperlink"/>
@@ -3941,7 +3941,7 @@
               <w:rPr>
                 <w:noProof/>
               </w:rPr>
-              <w:instrText xml:space="preserve"> PAGEREF _Toc240923412 \h </w:instrText>
+              <w:instrText xml:space="preserve"> PAGEREF _Toc240960932 \h </w:instrText>
             </w:r>
             <w:r>
               <w:rPr>
@@ -3984,7 +3984,7 @@
               <w14:ligatures w14:val="standardContextual"/>
             </w:rPr>
           </w:pPr>
-          <w:hyperlink w:anchor="_Toc240923413" w:history="1">
+          <w:hyperlink w:anchor="_Toc240960933" w:history="1">
             <w:r>
               <w:rPr>
                 <w:rStyle w:val="Hyperlink"/>
@@ -4008,7 +4008,7 @@
               <w:rPr>
                 <w:noProof/>
               </w:rPr>
-              <w:instrText xml:space="preserve"> PAGEREF _Toc240923413 \h </w:instrText>
+              <w:instrText xml:space="preserve"> PAGEREF _Toc240960933 \h </w:instrText>
             </w:r>
             <w:r>
               <w:rPr>
@@ -4051,7 +4051,7 @@
               <w14:ligatures w14:val="standardContextual"/>
             </w:rPr>
           </w:pPr>
-          <w:hyperlink w:anchor="_Toc240923414" w:history="1">
+          <w:hyperlink w:anchor="_Toc240960934" w:history="1">
             <w:r>
               <w:rPr>
                 <w:rStyle w:val="Hyperlink"/>
@@ -4075,7 +4075,7 @@
               <w:rPr>
                 <w:noProof/>
               </w:rPr>
-              <w:instrText xml:space="preserve"> PAGEREF _Toc240923414 \h </w:instrText>
+              <w:instrText xml:space="preserve"> PAGEREF _Toc240960934 \h </w:instrText>
             </w:r>
             <w:r>
               <w:rPr>
@@ -4118,7 +4118,7 @@
               <w14:ligatures w14:val="standardContextual"/>
             </w:rPr>
           </w:pPr>
-          <w:hyperlink w:anchor="_Toc240923415" w:history="1">
+          <w:hyperlink w:anchor="_Toc240960935" w:history="1">
             <w:r>
               <w:rPr>
                 <w:rStyle w:val="Hyperlink"/>
@@ -4142,7 +4142,7 @@
               <w:rPr>
                 <w:noProof/>
               </w:rPr>
-              <w:instrText xml:space="preserve"> PAGEREF _Toc240923415 \h </w:instrText>
+              <w:instrText xml:space="preserve"> PAGEREF _Toc240960935 \h </w:instrText>
             </w:r>
             <w:r>
               <w:rPr>
@@ -4185,7 +4185,7 @@
               <w14:ligatures w14:val="standardContextual"/>
             </w:rPr>
           </w:pPr>
-          <w:hyperlink w:anchor="_Toc240923416" w:history="1">
+          <w:hyperlink w:anchor="_Toc240960936" w:history="1">
             <w:r>
               <w:rPr>
                 <w:rStyle w:val="Hyperlink"/>
@@ -4209,7 +4209,7 @@
               <w:rPr>
                 <w:noProof/>
               </w:rPr>
-              <w:instrText xml:space="preserve"> PAGEREF _Toc240923416 \h </w:instrText>
+              <w:instrText xml:space="preserve"> PAGEREF _Toc240960936 \h </w:instrText>
             </w:r>
             <w:r>
               <w:rPr>
@@ -4252,7 +4252,7 @@
               <w14:ligatures w14:val="standardContextual"/>
             </w:rPr>
           </w:pPr>
-          <w:hyperlink w:anchor="_Toc240923417" w:history="1">
+          <w:hyperlink w:anchor="_Toc240960937" w:history="1">
             <w:r>
               <w:rPr>
                 <w:rStyle w:val="Hyperlink"/>
@@ -4276,7 +4276,7 @@
               <w:rPr>
                 <w:noProof/>
               </w:rPr>
-              <w:instrText xml:space="preserve"> PAGEREF _Toc240923417 \h </w:instrText>
+              <w:instrText xml:space="preserve"> PAGEREF _Toc240960937 \h </w:instrText>
             </w:r>
             <w:r>
               <w:rPr>
@@ -4319,7 +4319,7 @@
               <w14:ligatures w14:val="standardContextual"/>
             </w:rPr>
           </w:pPr>
-          <w:hyperlink w:anchor="_Toc240923418" w:history="1">
+          <w:hyperlink w:anchor="_Toc240960938" w:history="1">
             <w:r>
               <w:rPr>
                 <w:rStyle w:val="Hyperlink"/>
@@ -4343,7 +4343,7 @@
               <w:rPr>
                 <w:noProof/>
               </w:rPr>
-              <w:instrText xml:space="preserve"> PAGEREF _Toc240923418 \h </w:instrText>
+              <w:instrText xml:space="preserve"> PAGEREF _Toc240960938 \h </w:instrText>
             </w:r>
             <w:r>
               <w:rPr>
@@ -4386,7 +4386,7 @@
               <w14:ligatures w14:val="standardContextual"/>
             </w:rPr>
           </w:pPr>
-          <w:hyperlink w:anchor="_Toc240923419" w:history="1">
+          <w:hyperlink w:anchor="_Toc240960939" w:history="1">
             <w:r>
               <w:rPr>
                 <w:rStyle w:val="Hyperlink"/>
@@ -4410,7 +4410,7 @@
               <w:rPr>
                 <w:noProof/>
               </w:rPr>
-              <w:instrText xml:space="preserve"> PAGEREF _Toc240923419 \h </w:instrText>
+              <w:instrText xml:space="preserve"> PAGEREF _Toc240960939 \h </w:instrText>
             </w:r>
             <w:r>
               <w:rPr>
@@ -4453,7 +4453,7 @@
               <w14:ligatures w14:val="standardContextual"/>
             </w:rPr>
           </w:pPr>
-          <w:hyperlink w:anchor="_Toc240923420" w:history="1">
+          <w:hyperlink w:anchor="_Toc240960940" w:history="1">
             <w:r>
               <w:rPr>
                 <w:rStyle w:val="Hyperlink"/>
@@ -4477,7 +4477,7 @@
               <w:rPr>
                 <w:noProof/>
               </w:rPr>
-              <w:instrText xml:space="preserve"> PAGEREF _Toc240923420 \h </w:instrText>
+              <w:instrText xml:space="preserve"> PAGEREF _Toc240960940 \h </w:instrText>
             </w:r>
             <w:r>
               <w:rPr>
@@ -4520,7 +4520,7 @@
               <w14:ligatures w14:val="standardContextual"/>
             </w:rPr>
           </w:pPr>
-          <w:hyperlink w:anchor="_Toc240923421" w:history="1">
+          <w:hyperlink w:anchor="_Toc240960941" w:history="1">
             <w:r>
               <w:rPr>
                 <w:rStyle w:val="Hyperlink"/>
@@ -4544,7 +4544,7 @@
               <w:rPr>
                 <w:noProof/>
               </w:rPr>
-              <w:instrText xml:space="preserve"> PAGEREF _Toc240923421 \h </w:instrText>
+              <w:instrText xml:space="preserve"> PAGEREF _Toc240960941 \h </w:instrText>
             </w:r>
             <w:r>
               <w:rPr>
@@ -4587,7 +4587,7 @@
               <w14:ligatures w14:val="standardContextual"/>
             </w:rPr>
           </w:pPr>
-          <w:hyperlink w:anchor="_Toc240923422" w:history="1">
+          <w:hyperlink w:anchor="_Toc240960942" w:history="1">
             <w:r>
               <w:rPr>
                 <w:rStyle w:val="Hyperlink"/>
@@ -4611,7 +4611,7 @@
               <w:rPr>
                 <w:noProof/>
               </w:rPr>
-              <w:instrText xml:space="preserve"> PAGEREF _Toc240923422 \h </w:instrText>
+              <w:instrText xml:space="preserve"> PAGEREF _Toc240960942 \h </w:instrText>
             </w:r>
             <w:r>
               <w:rPr>
@@ -4654,7 +4654,7 @@
               <w14:ligatures w14:val="standardContextual"/>
             </w:rPr>
           </w:pPr>
-          <w:hyperlink w:anchor="_Toc240923423" w:history="1">
+          <w:hyperlink w:anchor="_Toc240960943" w:history="1">
             <w:r>
               <w:rPr>
                 <w:rStyle w:val="Hyperlink"/>
@@ -4678,7 +4678,7 @@
               <w:rPr>
                 <w:noProof/>
               </w:rPr>
-              <w:instrText xml:space="preserve"> PAGEREF _Toc240923423 \h </w:instrText>
+              <w:instrText xml:space="preserve"> PAGEREF _Toc240960943 \h </w:instrText>
             </w:r>
             <w:r>
               <w:rPr>
@@ -4721,7 +4721,7 @@
               <w14:ligatures w14:val="standardContextual"/>
             </w:rPr>
           </w:pPr>
-          <w:hyperlink w:anchor="_Toc240923424" w:history="1">
+          <w:hyperlink w:anchor="_Toc240960944" w:history="1">
             <w:r>
               <w:rPr>
                 <w:rStyle w:val="Hyperlink"/>
@@ -4745,7 +4745,7 @@
               <w:rPr>
                 <w:noProof/>
               </w:rPr>
-              <w:instrText xml:space="preserve"> PAGEREF _Toc240923424 \h </w:instrText>
+              <w:instrText xml:space="preserve"> PAGEREF _Toc240960944 \h </w:instrText>
             </w:r>
             <w:r>
               <w:rPr>
@@ -4784,7 +4784,7 @@
         <w:pStyle w:val="Heading1"/>
         <w:pageBreakBefore/>
       </w:pPr>
-      <w:bookmarkStart w:id="0" w:name="_Toc240923362"/>
+      <w:bookmarkStart w:id="0" w:name="_Toc240960882"/>
       <w:r>
         <w:lastRenderedPageBreak/>
         <w:t>1. Your role at a glance</w:t>
@@ -4957,7 +4957,7 @@
           <w:left w:w="10" w:type="dxa"/>
           <w:right w:w="10" w:type="dxa"/>
         </w:tblCellMar>
-        <w:tblLook w:val="0000" w:firstRow="0" w:lastRow="0" w:firstColumn="0" w:lastColumn="0" w:noHBand="0" w:noVBand="0"/>
+        <w:tblLook w:val="04A0" w:firstRow="1" w:lastRow="0" w:firstColumn="1" w:lastColumn="0" w:noHBand="0" w:noVBand="1"/>
       </w:tblPr>
       <w:tblGrid>
         <w:gridCol w:w="9412"/>
@@ -5017,7 +5017,7 @@
         <w:pStyle w:val="Heading1"/>
         <w:pageBreakBefore/>
       </w:pPr>
-      <w:bookmarkStart w:id="1" w:name="_Toc240923363"/>
+      <w:bookmarkStart w:id="1" w:name="_Toc240960883"/>
       <w:r>
         <w:lastRenderedPageBreak/>
         <w:t>2. Signing in and your screens</w:t>
@@ -5028,7 +5028,7 @@
       <w:pPr>
         <w:pStyle w:val="Heading2"/>
       </w:pPr>
-      <w:bookmarkStart w:id="2" w:name="_Toc240923364"/>
+      <w:bookmarkStart w:id="2" w:name="_Toc240960884"/>
       <w:r>
         <w:t>Signing in</w:t>
       </w:r>
@@ -5111,7 +5111,7 @@
           <w:noProof/>
         </w:rPr>
         <w:drawing>
-          <wp:inline distT="0" distB="0" distL="0" distR="0" wp14:anchorId="13CE2BF7" wp14:editId="67796ABC">
+          <wp:inline distT="0" distB="0" distL="0" distR="0">
             <wp:extent cx="5334000" cy="2333625"/>
             <wp:effectExtent l="0" t="0" r="0" b="0"/>
             <wp:docPr id="1" name="adm_login.jpg" descr="The sign-in screen for all internal staff." title="The sign-in screen for all internal staff."/>
@@ -5219,7 +5219,7 @@
           <w:left w:w="10" w:type="dxa"/>
           <w:right w:w="10" w:type="dxa"/>
         </w:tblCellMar>
-        <w:tblLook w:val="0000" w:firstRow="0" w:lastRow="0" w:firstColumn="0" w:lastColumn="0" w:noHBand="0" w:noVBand="0"/>
+        <w:tblLook w:val="04A0" w:firstRow="1" w:lastRow="0" w:firstColumn="1" w:lastColumn="0" w:noHBand="0" w:noVBand="1"/>
       </w:tblPr>
       <w:tblGrid>
         <w:gridCol w:w="9412"/>
@@ -5278,7 +5278,7 @@
       <w:pPr>
         <w:pStyle w:val="Heading2"/>
       </w:pPr>
-      <w:bookmarkStart w:id="3" w:name="_Toc240923365"/>
+      <w:bookmarkStart w:id="3" w:name="_Toc240960885"/>
       <w:r>
         <w:t>Finding your way around</w:t>
       </w:r>
@@ -5463,7 +5463,7 @@
         </w:rPr>
         <w:lastRenderedPageBreak/>
         <w:drawing>
-          <wp:inline distT="0" distB="0" distL="0" distR="0" wp14:anchorId="38009D7E" wp14:editId="0AA6B388">
+          <wp:inline distT="0" distB="0" distL="0" distR="0">
             <wp:extent cx="5715000" cy="1876425"/>
             <wp:effectExtent l="0" t="0" r="0" b="0"/>
             <wp:docPr id="2" name="adm_not_your_role.jpg" descr="Opening a screen outside your role (for example from an old bookmark) shows this card instead of the screen." title="Opening a screen outside your role (for example from an old bookmark) shows this card instead of the screen."/>
@@ -5532,7 +5532,7 @@
       <w:pPr>
         <w:pStyle w:val="Heading2"/>
       </w:pPr>
-      <w:bookmarkStart w:id="4" w:name="_Toc240923366"/>
+      <w:bookmarkStart w:id="4" w:name="_Toc240960886"/>
       <w:r>
         <w:t>Your screens</w:t>
       </w:r>
@@ -5553,7 +5553,7 @@
           <w:left w:w="10" w:type="dxa"/>
           <w:right w:w="10" w:type="dxa"/>
         </w:tblCellMar>
-        <w:tblLook w:val="0000" w:firstRow="0" w:lastRow="0" w:firstColumn="0" w:lastColumn="0" w:noHBand="0" w:noVBand="0"/>
+        <w:tblLook w:val="04A0" w:firstRow="1" w:lastRow="0" w:firstColumn="1" w:lastColumn="0" w:noHBand="0" w:noVBand="1"/>
       </w:tblPr>
       <w:tblGrid>
         <w:gridCol w:w="2824"/>
@@ -6214,7 +6214,7 @@
       <w:pPr>
         <w:pStyle w:val="Heading2"/>
       </w:pPr>
-      <w:bookmarkStart w:id="5" w:name="_Toc240923367"/>
+      <w:bookmarkStart w:id="5" w:name="_Toc240960887"/>
       <w:r>
         <w:t>Changing your password</w:t>
       </w:r>
@@ -6297,7 +6297,7 @@
           <w:noProof/>
         </w:rPr>
         <w:drawing>
-          <wp:inline distT="0" distB="0" distL="0" distR="0" wp14:anchorId="38422A32" wp14:editId="5D598612">
+          <wp:inline distT="0" distB="0" distL="0" distR="0">
             <wp:extent cx="5334000" cy="2171700"/>
             <wp:effectExtent l="0" t="0" r="0" b="0"/>
             <wp:docPr id="3" name="adm_account.jpg" descr="Change Password screen." title="Change Password screen."/>
@@ -6386,7 +6386,7 @@
         <w:pStyle w:val="Heading1"/>
         <w:pageBreakBefore/>
       </w:pPr>
-      <w:bookmarkStart w:id="6" w:name="_Toc240923368"/>
+      <w:bookmarkStart w:id="6" w:name="_Toc240960888"/>
       <w:r>
         <w:lastRenderedPageBreak/>
         <w:t>3. Your routine</w:t>
@@ -6416,7 +6416,7 @@
           <w:left w:w="10" w:type="dxa"/>
           <w:right w:w="10" w:type="dxa"/>
         </w:tblCellMar>
-        <w:tblLook w:val="0000" w:firstRow="0" w:lastRow="0" w:firstColumn="0" w:lastColumn="0" w:noHBand="0" w:noVBand="0"/>
+        <w:tblLook w:val="04A0" w:firstRow="1" w:lastRow="0" w:firstColumn="1" w:lastColumn="0" w:noHBand="0" w:noVBand="1"/>
       </w:tblPr>
       <w:tblGrid>
         <w:gridCol w:w="2071"/>
@@ -6730,7 +6730,7 @@
         <w:pStyle w:val="Heading1"/>
         <w:pageBreakBefore/>
       </w:pPr>
-      <w:bookmarkStart w:id="7" w:name="_Toc240923369"/>
+      <w:bookmarkStart w:id="7" w:name="_Toc240960889"/>
       <w:r>
         <w:lastRenderedPageBreak/>
         <w:t>4. Step-by-step tasks</w:t>
@@ -6741,7 +6741,7 @@
       <w:pPr>
         <w:pStyle w:val="Heading2"/>
       </w:pPr>
-      <w:bookmarkStart w:id="8" w:name="_Toc240923370"/>
+      <w:bookmarkStart w:id="8" w:name="_Toc240960890"/>
       <w:r>
         <w:t>4.1 Reading the dashboards</w:t>
       </w:r>
@@ -6766,7 +6766,7 @@
           <w:noProof/>
         </w:rPr>
         <w:drawing>
-          <wp:inline distT="0" distB="0" distL="0" distR="0" wp14:anchorId="4E794C6F" wp14:editId="1E762DBF">
+          <wp:inline distT="0" distB="0" distL="0" distR="0">
             <wp:extent cx="5715000" cy="3571875"/>
             <wp:effectExtent l="0" t="0" r="0" b="0"/>
             <wp:docPr id="4" name="adm_exec_dashboard.jpg" descr="Executive Dashboard: completions against the 400 / 60 / 50–75 targets, days to data lock, spend, and the lowest-filled strata." title="Executive Dashboard: completions against the 400 / 60 / 50–75 targets, days to data lock, spend, and the lowest-filled strata."/>
@@ -6846,7 +6846,7 @@
           <w:left w:w="10" w:type="dxa"/>
           <w:right w:w="10" w:type="dxa"/>
         </w:tblCellMar>
-        <w:tblLook w:val="0000" w:firstRow="0" w:lastRow="0" w:firstColumn="0" w:lastColumn="0" w:noHBand="0" w:noVBand="0"/>
+        <w:tblLook w:val="04A0" w:firstRow="1" w:lastRow="0" w:firstColumn="1" w:lastColumn="0" w:noHBand="0" w:noVBand="1"/>
       </w:tblPr>
       <w:tblGrid>
         <w:gridCol w:w="1694"/>
@@ -7372,7 +7372,7 @@
           <w:left w:w="10" w:type="dxa"/>
           <w:right w:w="10" w:type="dxa"/>
         </w:tblCellMar>
-        <w:tblLook w:val="0000" w:firstRow="0" w:lastRow="0" w:firstColumn="0" w:lastColumn="0" w:noHBand="0" w:noVBand="0"/>
+        <w:tblLook w:val="04A0" w:firstRow="1" w:lastRow="0" w:firstColumn="1" w:lastColumn="0" w:noHBand="0" w:noVBand="1"/>
       </w:tblPr>
       <w:tblGrid>
         <w:gridCol w:w="9412"/>
@@ -7431,7 +7431,7 @@
       <w:pPr>
         <w:pStyle w:val="Heading2"/>
       </w:pPr>
-      <w:bookmarkStart w:id="9" w:name="_Toc240923371"/>
+      <w:bookmarkStart w:id="9" w:name="_Toc240960891"/>
       <w:r>
         <w:lastRenderedPageBreak/>
         <w:t>4.2 Using Reports (analytics and charts)</w:t>
@@ -7472,7 +7472,7 @@
           <w:noProof/>
         </w:rPr>
         <w:drawing>
-          <wp:inline distT="0" distB="0" distL="0" distR="0" wp14:anchorId="36C5AFAF" wp14:editId="58F1A85C">
+          <wp:inline distT="0" distB="0" distL="0" distR="0">
             <wp:extent cx="5334000" cy="3333750"/>
             <wp:effectExtent l="0" t="0" r="0" b="0"/>
             <wp:docPr id="5" name="adm_reports_top.jpg" descr="Reports: headline figures for the chosen period." title="Reports: headline figures for the chosen period."/>
@@ -7614,7 +7614,7 @@
           <w:noProof/>
         </w:rPr>
         <w:drawing>
-          <wp:inline distT="0" distB="0" distL="0" distR="0" wp14:anchorId="49D4BED1" wp14:editId="01A93943">
+          <wp:inline distT="0" distB="0" distL="0" distR="0">
             <wp:extent cx="5334000" cy="3409950"/>
             <wp:effectExtent l="0" t="0" r="0" b="0"/>
             <wp:docPr id="6" name="adm_reports_funnel.jpg" descr="Case funnel: each case counted once at every stage it has reached." title="Case funnel: each case counted once at every stage it has reached."/>
@@ -7714,7 +7714,7 @@
           <w:noProof/>
         </w:rPr>
         <w:drawing>
-          <wp:inline distT="0" distB="0" distL="0" distR="0" wp14:anchorId="540670F1" wp14:editId="1627B0D6">
+          <wp:inline distT="0" distB="0" distL="0" distR="0">
             <wp:extent cx="5334000" cy="3248025"/>
             <wp:effectExtent l="0" t="0" r="0" b="0"/>
             <wp:docPr id="7" name="adm_reports_funnel_table.jpg" descr="The same chart as a table." title="The same chart as a table."/>
@@ -7813,7 +7813,7 @@
           <w:noProof/>
         </w:rPr>
         <w:drawing>
-          <wp:inline distT="0" distB="0" distL="0" distR="0" wp14:anchorId="0BB7B42C" wp14:editId="2187B8D4">
+          <wp:inline distT="0" distB="0" distL="0" distR="0">
             <wp:extent cx="5334000" cy="2628900"/>
             <wp:effectExtent l="0" t="0" r="0" b="0"/>
             <wp:docPr id="8" name="adm_reports_coverage.jpg" descr="Coverage by group." title="Coverage by group."/>
@@ -7913,7 +7913,7 @@
         </w:rPr>
         <w:lastRenderedPageBreak/>
         <w:drawing>
-          <wp:inline distT="0" distB="0" distL="0" distR="0" wp14:anchorId="6ECA635F" wp14:editId="655322DA">
+          <wp:inline distT="0" distB="0" distL="0" distR="0">
             <wp:extent cx="5334000" cy="2600325"/>
             <wp:effectExtent l="0" t="0" r="0" b="0"/>
             <wp:docPr id="9" name="adm_reports_modes.jpg" descr="Administration modes." title="Administration modes."/>
@@ -8022,7 +8022,7 @@
           <w:noProof/>
         </w:rPr>
         <w:drawing>
-          <wp:inline distT="0" distB="0" distL="0" distR="0" wp14:anchorId="416D0267" wp14:editId="0E01F0E7">
+          <wp:inline distT="0" distB="0" distL="0" distR="0">
             <wp:extent cx="5334000" cy="2905125"/>
             <wp:effectExtent l="0" t="0" r="0" b="0"/>
             <wp:docPr id="10" name="adm_reports_duration.jpg" descr="Completion-time distribution." title="Completion-time distribution."/>
@@ -8104,7 +8104,7 @@
       <w:pPr>
         <w:pStyle w:val="Heading2"/>
       </w:pPr>
-      <w:bookmarkStart w:id="10" w:name="_Toc240923372"/>
+      <w:bookmarkStart w:id="10" w:name="_Toc240960892"/>
       <w:r>
         <w:t>4.3 Moving cases through verification (bulk)</w:t>
       </w:r>
@@ -8206,7 +8206,7 @@
         </w:rPr>
         <w:lastRenderedPageBreak/>
         <w:drawing>
-          <wp:inline distT="0" distB="0" distL="0" distR="0" wp14:anchorId="7B838C54" wp14:editId="00AB7E7C">
+          <wp:inline distT="0" distB="0" distL="0" distR="0">
             <wp:extent cx="5334000" cy="609600"/>
             <wp:effectExtent l="0" t="0" r="0" b="0"/>
             <wp:docPr id="11" name="adm_bulk_verification.jpg" descr="The bulk verification tool on the register." title="The bulk verification tool on the register."/>
@@ -8337,7 +8337,7 @@
           <w:left w:w="10" w:type="dxa"/>
           <w:right w:w="10" w:type="dxa"/>
         </w:tblCellMar>
-        <w:tblLook w:val="0000" w:firstRow="0" w:lastRow="0" w:firstColumn="0" w:lastColumn="0" w:noHBand="0" w:noVBand="0"/>
+        <w:tblLook w:val="04A0" w:firstRow="1" w:lastRow="0" w:firstColumn="1" w:lastColumn="0" w:noHBand="0" w:noVBand="1"/>
       </w:tblPr>
       <w:tblGrid>
         <w:gridCol w:w="9412"/>
@@ -8396,7 +8396,7 @@
       <w:pPr>
         <w:pStyle w:val="Heading2"/>
       </w:pPr>
-      <w:bookmarkStart w:id="11" w:name="_Toc240923373"/>
+      <w:bookmarkStart w:id="11" w:name="_Toc240960893"/>
       <w:r>
         <w:t>4.4 Reassigning cases between Contact RAs</w:t>
       </w:r>
@@ -8517,7 +8517,7 @@
           <w:noProof/>
         </w:rPr>
         <w:drawing>
-          <wp:inline distT="0" distB="0" distL="0" distR="0" wp14:anchorId="4E201A36" wp14:editId="409A682E">
+          <wp:inline distT="0" distB="0" distL="0" distR="0">
             <wp:extent cx="5334000" cy="771525"/>
             <wp:effectExtent l="0" t="0" r="0" b="0"/>
             <wp:docPr id="12" name="adm_reassign.jpg" descr="Reassign cases: the button shows how many cases will move." title="Reassign cases: the button shows how many cases will move."/>
@@ -8648,7 +8648,7 @@
           <w:left w:w="10" w:type="dxa"/>
           <w:right w:w="10" w:type="dxa"/>
         </w:tblCellMar>
-        <w:tblLook w:val="0000" w:firstRow="0" w:lastRow="0" w:firstColumn="0" w:lastColumn="0" w:noHBand="0" w:noVBand="0"/>
+        <w:tblLook w:val="04A0" w:firstRow="1" w:lastRow="0" w:firstColumn="1" w:lastColumn="0" w:noHBand="0" w:noVBand="1"/>
       </w:tblPr>
       <w:tblGrid>
         <w:gridCol w:w="9412"/>
@@ -8707,7 +8707,7 @@
       <w:pPr>
         <w:pStyle w:val="Heading2"/>
       </w:pPr>
-      <w:bookmarkStart w:id="12" w:name="_Toc240923374"/>
+      <w:bookmarkStart w:id="12" w:name="_Toc240960894"/>
       <w:r>
         <w:t>4.5 Pairing a Main case with its Reserve, and assigning a Contact RA</w:t>
       </w:r>
@@ -8780,7 +8780,7 @@
           <w:noProof/>
         </w:rPr>
         <w:drawing>
-          <wp:inline distT="0" distB="0" distL="0" distR="0" wp14:anchorId="7E9B747D" wp14:editId="2CD0E010">
+          <wp:inline distT="0" distB="0" distL="0" distR="0">
             <wp:extent cx="5334000" cy="581025"/>
             <wp:effectExtent l="0" t="0" r="0" b="0"/>
             <wp:docPr id="13" name="adm_case_assign.jpg" descr="Assigned Contact RA." title="Assigned Contact RA."/>
@@ -8880,7 +8880,7 @@
         </w:rPr>
         <w:lastRenderedPageBreak/>
         <w:drawing>
-          <wp:inline distT="0" distB="0" distL="0" distR="0" wp14:anchorId="64309B01" wp14:editId="37B7635C">
+          <wp:inline distT="0" distB="0" distL="0" distR="0">
             <wp:extent cx="5334000" cy="685800"/>
             <wp:effectExtent l="0" t="0" r="0" b="0"/>
             <wp:docPr id="14" name="adm_case_reserve.jpg" descr="Matched Reserve case." title="Matched Reserve case."/>
@@ -8954,7 +8954,7 @@
       <w:pPr>
         <w:pStyle w:val="Heading2"/>
       </w:pPr>
-      <w:bookmarkStart w:id="13" w:name="_Toc240923375"/>
+      <w:bookmarkStart w:id="13" w:name="_Toc240960895"/>
       <w:r>
         <w:t>4.6 Recording the respondent and their contact details</w:t>
       </w:r>
@@ -9095,7 +9095,7 @@
           <w:noProof/>
         </w:rPr>
         <w:drawing>
-          <wp:inline distT="0" distB="0" distL="0" distR="0" wp14:anchorId="116B8CC7" wp14:editId="6604654A">
+          <wp:inline distT="0" distB="0" distL="0" distR="0">
             <wp:extent cx="5334000" cy="2114550"/>
             <wp:effectExtent l="0" t="0" r="0" b="0"/>
             <wp:docPr id="15" name="adm_case_add_person.jpg" descr="Adding a person to a case." title="Adding a person to a case."/>
@@ -9299,7 +9299,7 @@
           <w:left w:w="10" w:type="dxa"/>
           <w:right w:w="10" w:type="dxa"/>
         </w:tblCellMar>
-        <w:tblLook w:val="0000" w:firstRow="0" w:lastRow="0" w:firstColumn="0" w:lastColumn="0" w:noHBand="0" w:noVBand="0"/>
+        <w:tblLook w:val="04A0" w:firstRow="1" w:lastRow="0" w:firstColumn="1" w:lastColumn="0" w:noHBand="0" w:noVBand="1"/>
       </w:tblPr>
       <w:tblGrid>
         <w:gridCol w:w="9412"/>
@@ -9358,7 +9358,7 @@
       <w:pPr>
         <w:pStyle w:val="Heading2"/>
       </w:pPr>
-      <w:bookmarkStart w:id="14" w:name="_Toc240923376"/>
+      <w:bookmarkStart w:id="14" w:name="_Toc240960896"/>
       <w:r>
         <w:t>4.7 Sending an invitation</w:t>
       </w:r>
@@ -9472,7 +9472,7 @@
         </w:rPr>
         <w:lastRenderedPageBreak/>
         <w:drawing>
-          <wp:inline distT="0" distB="0" distL="0" distR="0" wp14:anchorId="51AEAE29" wp14:editId="355C3269">
+          <wp:inline distT="0" distB="0" distL="0" distR="0">
             <wp:extent cx="5334000" cy="1143000"/>
             <wp:effectExtent l="0" t="0" r="0" b="0"/>
             <wp:docPr id="16" name="cra_case_invitations_before.jpg" descr="Invitations panel before sending, with the history of earlier invitations." title="Invitations panel before sending, with the history of earlier invitations."/>
@@ -9601,7 +9601,7 @@
           <w:noProof/>
         </w:rPr>
         <w:drawing>
-          <wp:inline distT="0" distB="0" distL="0" distR="0" wp14:anchorId="2D06C5FB" wp14:editId="77E5EDDF">
+          <wp:inline distT="0" distB="0" distL="0" distR="0">
             <wp:extent cx="5334000" cy="2152650"/>
             <wp:effectExtent l="0" t="0" r="0" b="0"/>
             <wp:docPr id="17" name="cra_case_invitation_sent.jpg" descr="The link, manual code and ready-written messages are shown once, with a send button for each channel." title="The link, manual code and ready-written messages are shown once, with a send button for each channel."/>
@@ -9855,7 +9855,7 @@
           <w:left w:w="10" w:type="dxa"/>
           <w:right w:w="10" w:type="dxa"/>
         </w:tblCellMar>
-        <w:tblLook w:val="0000" w:firstRow="0" w:lastRow="0" w:firstColumn="0" w:lastColumn="0" w:noHBand="0" w:noVBand="0"/>
+        <w:tblLook w:val="04A0" w:firstRow="1" w:lastRow="0" w:firstColumn="1" w:lastColumn="0" w:noHBand="0" w:noVBand="1"/>
       </w:tblPr>
       <w:tblGrid>
         <w:gridCol w:w="9412"/>
@@ -9985,7 +9985,7 @@
       <w:pPr>
         <w:pStyle w:val="Heading2"/>
       </w:pPr>
-      <w:bookmarkStart w:id="15" w:name="_Toc240923377"/>
+      <w:bookmarkStart w:id="15" w:name="_Toc240960897"/>
       <w:r>
         <w:t>4.8 Sending follow-up reminders</w:t>
       </w:r>
@@ -10053,7 +10053,7 @@
           <w:noProof/>
         </w:rPr>
         <w:drawing>
-          <wp:inline distT="0" distB="0" distL="0" distR="0" wp14:anchorId="4AE36CFC" wp14:editId="11D8EBD2">
+          <wp:inline distT="0" distB="0" distL="0" distR="0">
             <wp:extent cx="5334000" cy="3333750"/>
             <wp:effectExtent l="0" t="0" r="0" b="0"/>
             <wp:docPr id="18" name="cra_follow_ups.jpg" descr="Follow-ups due. Contact RAs see only their own cases." title="Follow-ups due. Contact RAs see only their own cases."/>
@@ -10204,7 +10204,7 @@
           <w:left w:w="10" w:type="dxa"/>
           <w:right w:w="10" w:type="dxa"/>
         </w:tblCellMar>
-        <w:tblLook w:val="0000" w:firstRow="0" w:lastRow="0" w:firstColumn="0" w:lastColumn="0" w:noHBand="0" w:noVBand="0"/>
+        <w:tblLook w:val="04A0" w:firstRow="1" w:lastRow="0" w:firstColumn="1" w:lastColumn="0" w:noHBand="0" w:noVBand="1"/>
       </w:tblPr>
       <w:tblGrid>
         <w:gridCol w:w="9412"/>
@@ -10279,7 +10279,7 @@
       <w:pPr>
         <w:pStyle w:val="Heading2"/>
       </w:pPr>
-      <w:bookmarkStart w:id="16" w:name="_Toc240923378"/>
+      <w:bookmarkStart w:id="16" w:name="_Toc240960898"/>
       <w:r>
         <w:t>4.9 Managing appointments</w:t>
       </w:r>
@@ -10320,7 +10320,7 @@
         </w:rPr>
         <w:lastRenderedPageBreak/>
         <w:drawing>
-          <wp:inline distT="0" distB="0" distL="0" distR="0" wp14:anchorId="49DB9CD2" wp14:editId="091C13B6">
+          <wp:inline distT="0" distB="0" distL="0" distR="0">
             <wp:extent cx="5334000" cy="2667000"/>
             <wp:effectExtent l="0" t="0" r="0" b="0"/>
             <wp:docPr id="19" name="cra_appointments.jpg" descr="Appointment Queue." title="Appointment Queue."/>
@@ -10503,7 +10503,7 @@
       <w:pPr>
         <w:pStyle w:val="Heading2"/>
       </w:pPr>
-      <w:bookmarkStart w:id="17" w:name="_Toc240923379"/>
+      <w:bookmarkStart w:id="17" w:name="_Toc240960899"/>
       <w:r>
         <w:t>4.10 Logging a contact attempt</w:t>
       </w:r>
@@ -10561,7 +10561,7 @@
           <w:noProof/>
         </w:rPr>
         <w:drawing>
-          <wp:inline distT="0" distB="0" distL="0" distR="0" wp14:anchorId="152CE46B" wp14:editId="7643924B">
+          <wp:inline distT="0" distB="0" distL="0" distR="0">
             <wp:extent cx="5334000" cy="1343025"/>
             <wp:effectExtent l="0" t="0" r="0" b="0"/>
             <wp:docPr id="20" name="adm_case_timeline.jpg" descr="Contact timeline and the form for logging an attempt." title="Contact timeline and the form for logging an attempt."/>
@@ -10704,7 +10704,7 @@
       <w:pPr>
         <w:pStyle w:val="Heading2"/>
       </w:pPr>
-      <w:bookmarkStart w:id="18" w:name="_Toc240923380"/>
+      <w:bookmarkStart w:id="18" w:name="_Toc240960900"/>
       <w:r>
         <w:t>4.11 Changing a case's status by hand</w:t>
       </w:r>
@@ -10783,7 +10783,7 @@
           <w:noProof/>
         </w:rPr>
         <w:drawing>
-          <wp:inline distT="0" distB="0" distL="0" distR="0" wp14:anchorId="195034A5" wp14:editId="350058E9">
+          <wp:inline distT="0" distB="0" distL="0" distR="0">
             <wp:extent cx="5334000" cy="638175"/>
             <wp:effectExtent l="0" t="0" r="0" b="0"/>
             <wp:docPr id="21" name="adm_case_workflow.jpg" descr="Only valid next statuses are offered." title="Only valid next statuses are offered."/>
@@ -10894,7 +10894,7 @@
           <w:left w:w="10" w:type="dxa"/>
           <w:right w:w="10" w:type="dxa"/>
         </w:tblCellMar>
-        <w:tblLook w:val="0000" w:firstRow="0" w:lastRow="0" w:firstColumn="0" w:lastColumn="0" w:noHBand="0" w:noVBand="0"/>
+        <w:tblLook w:val="04A0" w:firstRow="1" w:lastRow="0" w:firstColumn="1" w:lastColumn="0" w:noHBand="0" w:noVBand="1"/>
       </w:tblPr>
       <w:tblGrid>
         <w:gridCol w:w="2824"/>
@@ -11555,7 +11555,7 @@
       <w:pPr>
         <w:pStyle w:val="Heading2"/>
       </w:pPr>
-      <w:bookmarkStart w:id="19" w:name="_Toc240923381"/>
+      <w:bookmarkStart w:id="19" w:name="_Toc240960901"/>
       <w:r>
         <w:t>4.12 When the person is not the right respondent</w:t>
       </w:r>
@@ -11639,7 +11639,7 @@
       <w:pPr>
         <w:pStyle w:val="Heading2"/>
       </w:pPr>
-      <w:bookmarkStart w:id="20" w:name="_Toc240923382"/>
+      <w:bookmarkStart w:id="20" w:name="_Toc240960902"/>
       <w:r>
         <w:t>4.13 Recording a withdrawal</w:t>
       </w:r>
@@ -11731,7 +11731,7 @@
         </w:rPr>
         <w:lastRenderedPageBreak/>
         <w:drawing>
-          <wp:inline distT="0" distB="0" distL="0" distR="0" wp14:anchorId="695FBA9C" wp14:editId="1886D5F4">
+          <wp:inline distT="0" distB="0" distL="0" distR="0">
             <wp:extent cx="5334000" cy="1409700"/>
             <wp:effectExtent l="0" t="0" r="0" b="0"/>
             <wp:docPr id="22" name="adm_case_withdrawal.jpg" descr="Record a withdrawal." title="Record a withdrawal."/>
@@ -11869,7 +11869,7 @@
           <w:left w:w="10" w:type="dxa"/>
           <w:right w:w="10" w:type="dxa"/>
         </w:tblCellMar>
-        <w:tblLook w:val="0000" w:firstRow="0" w:lastRow="0" w:firstColumn="0" w:lastColumn="0" w:noHBand="0" w:noVBand="0"/>
+        <w:tblLook w:val="04A0" w:firstRow="1" w:lastRow="0" w:firstColumn="1" w:lastColumn="0" w:noHBand="0" w:noVBand="1"/>
       </w:tblPr>
       <w:tblGrid>
         <w:gridCol w:w="9412"/>
@@ -11992,7 +11992,7 @@
       <w:pPr>
         <w:pStyle w:val="Heading2"/>
       </w:pPr>
-      <w:bookmarkStart w:id="21" w:name="_Toc240923383"/>
+      <w:bookmarkStart w:id="21" w:name="_Toc240960903"/>
       <w:r>
         <w:t>4.14 Activating a Reserve case</w:t>
       </w:r>
@@ -12040,7 +12040,7 @@
           <w:noProof/>
         </w:rPr>
         <w:drawing>
-          <wp:inline distT="0" distB="0" distL="0" distR="0" wp14:anchorId="07CABEF8" wp14:editId="080CF4F5">
+          <wp:inline distT="0" distB="0" distL="0" distR="0">
             <wp:extent cx="5334000" cy="2505075"/>
             <wp:effectExtent l="0" t="0" r="0" b="0"/>
             <wp:docPr id="23" name="adm_reserve.jpg" descr="Reserve Activation." title="Reserve Activation."/>
@@ -12236,7 +12236,7 @@
       <w:pPr>
         <w:pStyle w:val="Heading2"/>
       </w:pPr>
-      <w:bookmarkStart w:id="22" w:name="_Toc240923384"/>
+      <w:bookmarkStart w:id="22" w:name="_Toc240960904"/>
       <w:r>
         <w:t>4.15 Registering a new organisation and its sample case</w:t>
       </w:r>
@@ -12284,7 +12284,7 @@
           <w:noProof/>
         </w:rPr>
         <w:drawing>
-          <wp:inline distT="0" distB="0" distL="0" distR="0" wp14:anchorId="741E0BB4" wp14:editId="3FB3FB24">
+          <wp:inline distT="0" distB="0" distL="0" distR="0">
             <wp:extent cx="5334000" cy="3333750"/>
             <wp:effectExtent l="0" t="0" r="0" b="0"/>
             <wp:docPr id="24" name="adm_organisations.jpg" descr="Register Organisation: the form (top) and the list of registered organisations (below)." title="Register Organisation: the form (top) and the list of registered organisations (below)."/>
@@ -12530,7 +12530,7 @@
       <w:pPr>
         <w:pStyle w:val="Heading2"/>
       </w:pPr>
-      <w:bookmarkStart w:id="23" w:name="_Toc240923385"/>
+      <w:bookmarkStart w:id="23" w:name="_Toc240960905"/>
       <w:r>
         <w:t>4.16 Building a pre-interview profile (PROIT), with AI research</w:t>
       </w:r>
@@ -12640,7 +12640,7 @@
         </w:rPr>
         <w:lastRenderedPageBreak/>
         <w:drawing>
-          <wp:inline distT="0" distB="0" distL="0" distR="0" wp14:anchorId="76B66C91" wp14:editId="4F6FE45F">
+          <wp:inline distT="0" distB="0" distL="0" distR="0">
             <wp:extent cx="3971925" cy="4953000"/>
             <wp:effectExtent l="0" t="0" r="0" b="0"/>
             <wp:docPr id="25" name="proit_ai_research.jpg" descr="AI research: proposals to review, each with its sources." title="AI research: proposals to review, each with its sources."/>
@@ -12803,18 +12803,18 @@
       <w:tblPr>
         <w:tblW w:w="9412" w:type="dxa"/>
         <w:tblBorders>
-          <w:top w:val="single" w:sz="2" w:space="0" w:color="FBF1E1"/>
-          <w:left w:val="single" w:sz="24" w:space="0" w:color="D9A441"/>
-          <w:bottom w:val="single" w:sz="2" w:space="0" w:color="FBF1E1"/>
-          <w:right w:val="single" w:sz="2" w:space="0" w:color="FBF1E1"/>
-          <w:insideH w:val="single" w:sz="4" w:space="0" w:color="FBF1E1"/>
-          <w:insideV w:val="single" w:sz="4" w:space="0" w:color="FBF1E1"/>
+          <w:top w:val="single" w:sz="2" w:space="0" w:color="EAF2FA"/>
+          <w:left w:val="single" w:sz="24" w:space="0" w:color="2A6FB0"/>
+          <w:bottom w:val="single" w:sz="2" w:space="0" w:color="EAF2FA"/>
+          <w:right w:val="single" w:sz="2" w:space="0" w:color="EAF2FA"/>
+          <w:insideH w:val="single" w:sz="4" w:space="0" w:color="EAF2FA"/>
+          <w:insideV w:val="single" w:sz="4" w:space="0" w:color="EAF2FA"/>
         </w:tblBorders>
         <w:tblCellMar>
           <w:left w:w="10" w:type="dxa"/>
           <w:right w:w="10" w:type="dxa"/>
         </w:tblCellMar>
-        <w:tblLook w:val="0000" w:firstRow="0" w:lastRow="0" w:firstColumn="0" w:lastColumn="0" w:noHBand="0" w:noVBand="0"/>
+        <w:tblLook w:val="04A0" w:firstRow="1" w:lastRow="0" w:firstColumn="1" w:lastColumn="0" w:noHBand="0" w:noVBand="1"/>
       </w:tblPr>
       <w:tblGrid>
         <w:gridCol w:w="9412"/>
@@ -12832,7 +12832,7 @@
         <w:tc>
           <w:tcPr>
             <w:tcW w:w="9412" w:type="dxa"/>
-            <w:shd w:val="clear" w:color="auto" w:fill="FBF1E1"/>
+            <w:shd w:val="clear" w:color="auto" w:fill="EAF2FA"/>
             <w:tcMar>
               <w:top w:w="100" w:type="dxa"/>
               <w:left w:w="180" w:type="dxa"/>
@@ -12851,6 +12851,64 @@
                 <w:sz w:val="20"/>
                 <w:szCs w:val="20"/>
               </w:rPr>
+              <w:t>Cost</w:t>
+            </w:r>
+          </w:p>
+          <w:p>
+            <w:pPr>
+              <w:spacing w:after="40" w:line="264" w:lineRule="auto"/>
+            </w:pPr>
+            <w:r>
+              <w:rPr>
+                <w:sz w:val="19"/>
+                <w:szCs w:val="19"/>
+              </w:rPr>
+              <w:t>PROIT research is a paid request on the study's AI account, run on a lower-cost model than document drafting (about USD 1-3 per organisation researched). Research the organisations that need it rather than re-running it on the same one.</w:t>
+            </w:r>
+          </w:p>
+        </w:tc>
+      </w:tr>
+      <w:tr>
+        <w:tblPrEx>
+          <w:tblBorders>
+            <w:top w:val="single" w:sz="2" w:space="0" w:color="FBF1E1"/>
+            <w:left w:val="single" w:sz="24" w:space="0" w:color="D9A441"/>
+            <w:bottom w:val="single" w:sz="2" w:space="0" w:color="FBF1E1"/>
+            <w:right w:val="single" w:sz="2" w:space="0" w:color="FBF1E1"/>
+            <w:insideH w:val="single" w:sz="4" w:space="0" w:color="FBF1E1"/>
+            <w:insideV w:val="single" w:sz="4" w:space="0" w:color="FBF1E1"/>
+          </w:tblBorders>
+          <w:tblCellMar>
+            <w:top w:w="0" w:type="dxa"/>
+            <w:bottom w:w="0" w:type="dxa"/>
+          </w:tblCellMar>
+        </w:tblPrEx>
+        <w:trPr>
+          <w:cantSplit/>
+        </w:trPr>
+        <w:tc>
+          <w:tcPr>
+            <w:tcW w:w="9412" w:type="dxa"/>
+            <w:shd w:val="clear" w:color="auto" w:fill="FBF1E1"/>
+            <w:tcMar>
+              <w:top w:w="100" w:type="dxa"/>
+              <w:left w:w="180" w:type="dxa"/>
+              <w:bottom w:w="100" w:type="dxa"/>
+              <w:right w:w="160" w:type="dxa"/>
+            </w:tcMar>
+          </w:tcPr>
+          <w:p>
+            <w:pPr>
+              <w:spacing w:after="40"/>
+            </w:pPr>
+            <w:r>
+              <w:rPr>
+                <w:b/>
+                <w:bCs/>
+                <w:sz w:val="20"/>
+                <w:szCs w:val="20"/>
+              </w:rPr>
+              <w:lastRenderedPageBreak/>
               <w:t>The AI proposes, you decide</w:t>
             </w:r>
           </w:p>
@@ -12898,7 +12956,6 @@
         <w:pStyle w:val="Heading3"/>
       </w:pPr>
       <w:r>
-        <w:lastRenderedPageBreak/>
         <w:t>Step 2: add or correct facts by hand</w:t>
       </w:r>
     </w:p>
@@ -12966,7 +13023,7 @@
           <w:noProof/>
         </w:rPr>
         <w:drawing>
-          <wp:inline distT="0" distB="0" distL="0" distR="0" wp14:anchorId="1298E75B" wp14:editId="0EF0558B">
+          <wp:inline distT="0" distB="0" distL="0" distR="0">
             <wp:extent cx="5334000" cy="1781175"/>
             <wp:effectExtent l="0" t="0" r="0" b="0"/>
             <wp:docPr id="26" name="adm_case_proit_draft.jpg" descr="A draft profile: each fact needs at least one source." title="A draft profile: each fact needs at least one source."/>
@@ -13119,7 +13176,7 @@
       <w:pPr>
         <w:pStyle w:val="Heading2"/>
       </w:pPr>
-      <w:bookmarkStart w:id="24" w:name="_Toc240923386"/>
+      <w:bookmarkStart w:id="24" w:name="_Toc240960906"/>
       <w:r>
         <w:t>4.17 Verifying a profile with the respondent, and reconciling it afterwards</w:t>
       </w:r>
@@ -13208,7 +13265,7 @@
         </w:rPr>
         <w:lastRenderedPageBreak/>
         <w:drawing>
-          <wp:inline distT="0" distB="0" distL="0" distR="0" wp14:anchorId="350E73EA" wp14:editId="06819740">
+          <wp:inline distT="0" distB="0" distL="0" distR="0">
             <wp:extent cx="4752975" cy="4953000"/>
             <wp:effectExtent l="0" t="0" r="0" b="0"/>
             <wp:docPr id="27" name="proit_interview_sheet.jpg" descr="The interview sheet: confirm what is public, ask what is not." title="The interview sheet: confirm what is public, ask what is not."/>
@@ -13473,7 +13530,7 @@
         </w:rPr>
         <w:lastRenderedPageBreak/>
         <w:drawing>
-          <wp:inline distT="0" distB="0" distL="0" distR="0" wp14:anchorId="3494316A" wp14:editId="34388E12">
+          <wp:inline distT="0" distB="0" distL="0" distR="0">
             <wp:extent cx="5334000" cy="1152525"/>
             <wp:effectExtent l="0" t="0" r="0" b="0"/>
             <wp:docPr id="28" name="proit_reconcile.jpg" descr="Reconciling a corrected fact: the three values stay separate." title="Reconciling a corrected fact: the three values stay separate."/>
@@ -13624,7 +13681,7 @@
           <w:left w:w="10" w:type="dxa"/>
           <w:right w:w="10" w:type="dxa"/>
         </w:tblCellMar>
-        <w:tblLook w:val="0000" w:firstRow="0" w:lastRow="0" w:firstColumn="0" w:lastColumn="0" w:noHBand="0" w:noVBand="0"/>
+        <w:tblLook w:val="04A0" w:firstRow="1" w:lastRow="0" w:firstColumn="1" w:lastColumn="0" w:noHBand="0" w:noVBand="1"/>
       </w:tblPr>
       <w:tblGrid>
         <w:gridCol w:w="9412"/>
@@ -13711,7 +13768,7 @@
       <w:pPr>
         <w:pStyle w:val="Heading2"/>
       </w:pPr>
-      <w:bookmarkStart w:id="25" w:name="_Toc240923387"/>
+      <w:bookmarkStart w:id="25" w:name="_Toc240960907"/>
       <w:r>
         <w:t>4.18 Reviewing questionnaires in the QA Queue</w:t>
       </w:r>
@@ -13751,7 +13808,7 @@
           <w:noProof/>
         </w:rPr>
         <w:drawing>
-          <wp:inline distT="0" distB="0" distL="0" distR="0" wp14:anchorId="78AF04DA" wp14:editId="6D5A27DD">
+          <wp:inline distT="0" distB="0" distL="0" distR="0">
             <wp:extent cx="5334000" cy="3333750"/>
             <wp:effectExtent l="0" t="0" r="0" b="0"/>
             <wp:docPr id="29" name="qa_queue.jpg" descr="QUAN QA Queue with the KoboToolbox sync panel." title="QUAN QA Queue with the KoboToolbox sync panel."/>
@@ -13949,7 +14006,7 @@
           <w:left w:w="10" w:type="dxa"/>
           <w:right w:w="10" w:type="dxa"/>
         </w:tblCellMar>
-        <w:tblLook w:val="0000" w:firstRow="0" w:lastRow="0" w:firstColumn="0" w:lastColumn="0" w:noHBand="0" w:noVBand="0"/>
+        <w:tblLook w:val="04A0" w:firstRow="1" w:lastRow="0" w:firstColumn="1" w:lastColumn="0" w:noHBand="0" w:noVBand="1"/>
       </w:tblPr>
       <w:tblGrid>
         <w:gridCol w:w="2353"/>
@@ -14395,7 +14452,7 @@
           <w:left w:w="10" w:type="dxa"/>
           <w:right w:w="10" w:type="dxa"/>
         </w:tblCellMar>
-        <w:tblLook w:val="0000" w:firstRow="0" w:lastRow="0" w:firstColumn="0" w:lastColumn="0" w:noHBand="0" w:noVBand="0"/>
+        <w:tblLook w:val="04A0" w:firstRow="1" w:lastRow="0" w:firstColumn="1" w:lastColumn="0" w:noHBand="0" w:noVBand="1"/>
       </w:tblPr>
       <w:tblGrid>
         <w:gridCol w:w="9412"/>
@@ -14490,7 +14547,7 @@
       <w:pPr>
         <w:pStyle w:val="Heading2"/>
       </w:pPr>
-      <w:bookmarkStart w:id="26" w:name="_Toc240923388"/>
+      <w:bookmarkStart w:id="26" w:name="_Toc240960908"/>
       <w:r>
         <w:t>4.19 Working QA exceptions</w:t>
       </w:r>
@@ -14555,7 +14612,7 @@
         </w:rPr>
         <w:lastRenderedPageBreak/>
         <w:drawing>
-          <wp:inline distT="0" distB="0" distL="0" distR="0" wp14:anchorId="36B82F1D" wp14:editId="52F43FAE">
+          <wp:inline distT="0" distB="0" distL="0" distR="0">
             <wp:extent cx="5334000" cy="3333750"/>
             <wp:effectExtent l="0" t="0" r="0" b="0"/>
             <wp:docPr id="30" name="qa_exceptions.jpg" descr="QA Exception Queue." title="QA Exception Queue."/>
@@ -14751,7 +14808,7 @@
       <w:pPr>
         <w:pStyle w:val="Heading2"/>
       </w:pPr>
-      <w:bookmarkStart w:id="27" w:name="_Toc240923389"/>
+      <w:bookmarkStart w:id="27" w:name="_Toc240960909"/>
       <w:r>
         <w:t>4.20 Downloading or emailing completed forms (Form PDFs)</w:t>
       </w:r>
@@ -14802,7 +14859,7 @@
         </w:rPr>
         <w:lastRenderedPageBreak/>
         <w:drawing>
-          <wp:inline distT="0" distB="0" distL="0" distR="0" wp14:anchorId="7F3BCF5F" wp14:editId="348F758F">
+          <wp:inline distT="0" distB="0" distL="0" distR="0">
             <wp:extent cx="5334000" cy="3333750"/>
             <wp:effectExtent l="0" t="0" r="0" b="0"/>
             <wp:docPr id="31" name="adm_form_pdfs.jpg" descr="Completed form PDFs." title="Completed form PDFs."/>
@@ -14982,7 +15039,7 @@
           <w:left w:w="10" w:type="dxa"/>
           <w:right w:w="10" w:type="dxa"/>
         </w:tblCellMar>
-        <w:tblLook w:val="0000" w:firstRow="0" w:lastRow="0" w:firstColumn="0" w:lastColumn="0" w:noHBand="0" w:noVBand="0"/>
+        <w:tblLook w:val="04A0" w:firstRow="1" w:lastRow="0" w:firstColumn="1" w:lastColumn="0" w:noHBand="0" w:noVBand="1"/>
       </w:tblPr>
       <w:tblGrid>
         <w:gridCol w:w="9412"/>
@@ -15041,7 +15098,7 @@
       <w:pPr>
         <w:pStyle w:val="Heading2"/>
       </w:pPr>
-      <w:bookmarkStart w:id="28" w:name="_Toc240923390"/>
+      <w:bookmarkStart w:id="28" w:name="_Toc240960910"/>
       <w:r>
         <w:t>4.21 Logging fieldwork costs</w:t>
       </w:r>
@@ -15082,7 +15139,7 @@
         </w:rPr>
         <w:lastRenderedPageBreak/>
         <w:drawing>
-          <wp:inline distT="0" distB="0" distL="0" distR="0" wp14:anchorId="7E9DC723" wp14:editId="05ED81E7">
+          <wp:inline distT="0" distB="0" distL="0" distR="0">
             <wp:extent cx="5334000" cy="3752850"/>
             <wp:effectExtent l="0" t="0" r="0" b="0"/>
             <wp:docPr id="32" name="adm_cost.jpg" descr="Cost Dashboard and the Log a cost event form." title="Cost Dashboard and the Log a cost event form."/>
@@ -15202,7 +15259,7 @@
       <w:pPr>
         <w:pStyle w:val="Heading2"/>
       </w:pPr>
-      <w:bookmarkStart w:id="29" w:name="_Toc240923391"/>
+      <w:bookmarkStart w:id="29" w:name="_Toc240960911"/>
       <w:r>
         <w:lastRenderedPageBreak/>
         <w:t>4.22 Downloading data</w:t>
@@ -15220,7 +15277,7 @@
           <w:noProof/>
         </w:rPr>
         <w:drawing>
-          <wp:inline distT="0" distB="0" distL="0" distR="0" wp14:anchorId="039D3BE3" wp14:editId="420F1316">
+          <wp:inline distT="0" distB="0" distL="0" distR="0">
             <wp:extent cx="5715000" cy="3657600"/>
             <wp:effectExtent l="0" t="0" r="0" b="0"/>
             <wp:docPr id="33" name="adm_export.jpg" descr="Data Export." title="Data Export."/>
@@ -15300,7 +15357,7 @@
           <w:left w:w="10" w:type="dxa"/>
           <w:right w:w="10" w:type="dxa"/>
         </w:tblCellMar>
-        <w:tblLook w:val="0000" w:firstRow="0" w:lastRow="0" w:firstColumn="0" w:lastColumn="0" w:noHBand="0" w:noVBand="0"/>
+        <w:tblLook w:val="04A0" w:firstRow="1" w:lastRow="0" w:firstColumn="1" w:lastColumn="0" w:noHBand="0" w:noVBand="1"/>
       </w:tblPr>
       <w:tblGrid>
         <w:gridCol w:w="2541"/>
@@ -15736,7 +15793,7 @@
         <w:pStyle w:val="Heading1"/>
         <w:pageBreakBefore/>
       </w:pPr>
-      <w:bookmarkStart w:id="30" w:name="_Toc240923392"/>
+      <w:bookmarkStart w:id="30" w:name="_Toc240960912"/>
       <w:r>
         <w:lastRenderedPageBreak/>
         <w:t>5. Rules you must follow</w:t>
@@ -15887,7 +15944,7 @@
         <w:pStyle w:val="Heading1"/>
         <w:pageBreakBefore/>
       </w:pPr>
-      <w:bookmarkStart w:id="31" w:name="_Toc240923393"/>
+      <w:bookmarkStart w:id="31" w:name="_Toc240960913"/>
       <w:r>
         <w:lastRenderedPageBreak/>
         <w:t>6. Troubleshooting</w:t>
@@ -15909,7 +15966,7 @@
           <w:left w:w="10" w:type="dxa"/>
           <w:right w:w="10" w:type="dxa"/>
         </w:tblCellMar>
-        <w:tblLook w:val="0000" w:firstRow="0" w:lastRow="0" w:firstColumn="0" w:lastColumn="0" w:noHBand="0" w:noVBand="0"/>
+        <w:tblLook w:val="04A0" w:firstRow="1" w:lastRow="0" w:firstColumn="1" w:lastColumn="0" w:noHBand="0" w:noVBand="1"/>
       </w:tblPr>
       <w:tblGrid>
         <w:gridCol w:w="2635"/>
@@ -16655,7 +16712,14 @@
                 <w:sz w:val="19"/>
                 <w:szCs w:val="19"/>
               </w:rPr>
-              <w:t>Select Sync now. If it still differs, or says it couldn't reach KoboToolbox, try again in a few minutes and tell the PI if it persists.</w:t>
+              <w:t>Select Sync now</w:t>
+            </w:r>
+            <w:r>
+              <w:rPr>
+                <w:sz w:val="19"/>
+                <w:szCs w:val="19"/>
+              </w:rPr>
+              <w:t>. If it still differs, or says it couldn't reach KoboToolbox, try again in a few minutes and tell the PI if it persists.</w:t>
             </w:r>
           </w:p>
         </w:tc>
@@ -16914,7 +16978,7 @@
         <w:pStyle w:val="Heading1"/>
         <w:pageBreakBefore/>
       </w:pPr>
-      <w:bookmarkStart w:id="32" w:name="_Toc240923394"/>
+      <w:bookmarkStart w:id="32" w:name="_Toc240960914"/>
       <w:r>
         <w:lastRenderedPageBreak/>
         <w:t>7. Quick reference</w:t>
@@ -16936,7 +17000,7 @@
           <w:left w:w="10" w:type="dxa"/>
           <w:right w:w="10" w:type="dxa"/>
         </w:tblCellMar>
-        <w:tblLook w:val="0000" w:firstRow="0" w:lastRow="0" w:firstColumn="0" w:lastColumn="0" w:noHBand="0" w:noVBand="0"/>
+        <w:tblLook w:val="04A0" w:firstRow="1" w:lastRow="0" w:firstColumn="1" w:lastColumn="0" w:noHBand="0" w:noVBand="1"/>
       </w:tblPr>
       <w:tblGrid>
         <w:gridCol w:w="2824"/>
@@ -17253,7 +17317,7 @@
         <w:pStyle w:val="Heading1"/>
         <w:pageBreakBefore/>
       </w:pPr>
-      <w:bookmarkStart w:id="33" w:name="_Toc240923395"/>
+      <w:bookmarkStart w:id="33" w:name="_Toc240960915"/>
       <w:r>
         <w:lastRenderedPageBreak/>
         <w:t>8. Every screen and button for your role</w:t>
@@ -17283,7 +17347,7 @@
           <w:left w:w="10" w:type="dxa"/>
           <w:right w:w="10" w:type="dxa"/>
         </w:tblCellMar>
-        <w:tblLook w:val="0000" w:firstRow="0" w:lastRow="0" w:firstColumn="0" w:lastColumn="0" w:noHBand="0" w:noVBand="0"/>
+        <w:tblLook w:val="04A0" w:firstRow="1" w:lastRow="0" w:firstColumn="1" w:lastColumn="0" w:noHBand="0" w:noVBand="1"/>
       </w:tblPr>
       <w:tblGrid>
         <w:gridCol w:w="9412"/>
@@ -17367,7 +17431,7 @@
       <w:pPr>
         <w:pStyle w:val="Heading2"/>
       </w:pPr>
-      <w:bookmarkStart w:id="34" w:name="_Toc240923396"/>
+      <w:bookmarkStart w:id="34" w:name="_Toc240960916"/>
       <w:r>
         <w:t>8.1 Sign in</w:t>
       </w:r>
@@ -17430,7 +17494,7 @@
           <w:left w:w="10" w:type="dxa"/>
           <w:right w:w="10" w:type="dxa"/>
         </w:tblCellMar>
-        <w:tblLook w:val="0000" w:firstRow="0" w:lastRow="0" w:firstColumn="0" w:lastColumn="0" w:noHBand="0" w:noVBand="0"/>
+        <w:tblLook w:val="04A0" w:firstRow="1" w:lastRow="0" w:firstColumn="1" w:lastColumn="0" w:noHBand="0" w:noVBand="1"/>
       </w:tblPr>
       <w:tblGrid>
         <w:gridCol w:w="1882"/>
@@ -17880,7 +17944,7 @@
       <w:pPr>
         <w:pStyle w:val="Heading2"/>
       </w:pPr>
-      <w:bookmarkStart w:id="35" w:name="_Toc240923397"/>
+      <w:bookmarkStart w:id="35" w:name="_Toc240960917"/>
       <w:r>
         <w:t>8.2 The header and menu bar (every screen)</w:t>
       </w:r>
@@ -17943,7 +18007,7 @@
           <w:left w:w="10" w:type="dxa"/>
           <w:right w:w="10" w:type="dxa"/>
         </w:tblCellMar>
-        <w:tblLook w:val="0000" w:firstRow="0" w:lastRow="0" w:firstColumn="0" w:lastColumn="0" w:noHBand="0" w:noVBand="0"/>
+        <w:tblLook w:val="04A0" w:firstRow="1" w:lastRow="0" w:firstColumn="1" w:lastColumn="0" w:noHBand="0" w:noVBand="1"/>
       </w:tblPr>
       <w:tblGrid>
         <w:gridCol w:w="1882"/>
@@ -18604,7 +18668,7 @@
       <w:pPr>
         <w:pStyle w:val="Heading2"/>
       </w:pPr>
-      <w:bookmarkStart w:id="36" w:name="_Toc240923398"/>
+      <w:bookmarkStart w:id="36" w:name="_Toc240960918"/>
       <w:r>
         <w:t>8.3 Change Password</w:t>
       </w:r>
@@ -18667,7 +18731,7 @@
           <w:left w:w="10" w:type="dxa"/>
           <w:right w:w="10" w:type="dxa"/>
         </w:tblCellMar>
-        <w:tblLook w:val="0000" w:firstRow="0" w:lastRow="0" w:firstColumn="0" w:lastColumn="0" w:noHBand="0" w:noVBand="0"/>
+        <w:tblLook w:val="04A0" w:firstRow="1" w:lastRow="0" w:firstColumn="1" w:lastColumn="0" w:noHBand="0" w:noVBand="1"/>
       </w:tblPr>
       <w:tblGrid>
         <w:gridCol w:w="1882"/>
@@ -19224,7 +19288,7 @@
       <w:pPr>
         <w:pStyle w:val="Heading2"/>
       </w:pPr>
-      <w:bookmarkStart w:id="37" w:name="_Toc240923399"/>
+      <w:bookmarkStart w:id="37" w:name="_Toc240960919"/>
       <w:r>
         <w:t>8.4 Executive Dashboard</w:t>
       </w:r>
@@ -19287,7 +19351,7 @@
           <w:left w:w="10" w:type="dxa"/>
           <w:right w:w="10" w:type="dxa"/>
         </w:tblCellMar>
-        <w:tblLook w:val="0000" w:firstRow="0" w:lastRow="0" w:firstColumn="0" w:lastColumn="0" w:noHBand="0" w:noVBand="0"/>
+        <w:tblLook w:val="04A0" w:firstRow="1" w:lastRow="0" w:firstColumn="1" w:lastColumn="0" w:noHBand="0" w:noVBand="1"/>
       </w:tblPr>
       <w:tblGrid>
         <w:gridCol w:w="1882"/>
@@ -19738,7 +19802,7 @@
       <w:pPr>
         <w:pStyle w:val="Heading2"/>
       </w:pPr>
-      <w:bookmarkStart w:id="38" w:name="_Toc240923400"/>
+      <w:bookmarkStart w:id="38" w:name="_Toc240960920"/>
       <w:r>
         <w:t>8.5 Sampling Dashboard</w:t>
       </w:r>
@@ -19801,7 +19865,7 @@
           <w:left w:w="10" w:type="dxa"/>
           <w:right w:w="10" w:type="dxa"/>
         </w:tblCellMar>
-        <w:tblLook w:val="0000" w:firstRow="0" w:lastRow="0" w:firstColumn="0" w:lastColumn="0" w:noHBand="0" w:noVBand="0"/>
+        <w:tblLook w:val="04A0" w:firstRow="1" w:lastRow="0" w:firstColumn="1" w:lastColumn="0" w:noHBand="0" w:noVBand="1"/>
       </w:tblPr>
       <w:tblGrid>
         <w:gridCol w:w="1882"/>
@@ -20251,7 +20315,7 @@
       <w:pPr>
         <w:pStyle w:val="Heading2"/>
       </w:pPr>
-      <w:bookmarkStart w:id="39" w:name="_Toc240923401"/>
+      <w:bookmarkStart w:id="39" w:name="_Toc240960921"/>
       <w:r>
         <w:t>8.6 Contact Dashboard</w:t>
       </w:r>
@@ -20314,7 +20378,7 @@
           <w:left w:w="10" w:type="dxa"/>
           <w:right w:w="10" w:type="dxa"/>
         </w:tblCellMar>
-        <w:tblLook w:val="0000" w:firstRow="0" w:lastRow="0" w:firstColumn="0" w:lastColumn="0" w:noHBand="0" w:noVBand="0"/>
+        <w:tblLook w:val="04A0" w:firstRow="1" w:lastRow="0" w:firstColumn="1" w:lastColumn="0" w:noHBand="0" w:noVBand="1"/>
       </w:tblPr>
       <w:tblGrid>
         <w:gridCol w:w="1882"/>
@@ -20554,7 +20618,7 @@
       <w:pPr>
         <w:pStyle w:val="Heading2"/>
       </w:pPr>
-      <w:bookmarkStart w:id="40" w:name="_Toc240923402"/>
+      <w:bookmarkStart w:id="40" w:name="_Toc240960922"/>
       <w:r>
         <w:t>8.7 QA Dashboard</w:t>
       </w:r>
@@ -20617,7 +20681,7 @@
           <w:left w:w="10" w:type="dxa"/>
           <w:right w:w="10" w:type="dxa"/>
         </w:tblCellMar>
-        <w:tblLook w:val="0000" w:firstRow="0" w:lastRow="0" w:firstColumn="0" w:lastColumn="0" w:noHBand="0" w:noVBand="0"/>
+        <w:tblLook w:val="04A0" w:firstRow="1" w:lastRow="0" w:firstColumn="1" w:lastColumn="0" w:noHBand="0" w:noVBand="1"/>
       </w:tblPr>
       <w:tblGrid>
         <w:gridCol w:w="1882"/>
@@ -21175,7 +21239,7 @@
       <w:pPr>
         <w:pStyle w:val="Heading2"/>
       </w:pPr>
-      <w:bookmarkStart w:id="41" w:name="_Toc240923403"/>
+      <w:bookmarkStart w:id="41" w:name="_Toc240960923"/>
       <w:r>
         <w:t>8.8 KII / Document Dashboard</w:t>
       </w:r>
@@ -21238,7 +21302,7 @@
           <w:left w:w="10" w:type="dxa"/>
           <w:right w:w="10" w:type="dxa"/>
         </w:tblCellMar>
-        <w:tblLook w:val="0000" w:firstRow="0" w:lastRow="0" w:firstColumn="0" w:lastColumn="0" w:noHBand="0" w:noVBand="0"/>
+        <w:tblLook w:val="04A0" w:firstRow="1" w:lastRow="0" w:firstColumn="1" w:lastColumn="0" w:noHBand="0" w:noVBand="1"/>
       </w:tblPr>
       <w:tblGrid>
         <w:gridCol w:w="1882"/>
@@ -21585,7 +21649,7 @@
       <w:pPr>
         <w:pStyle w:val="Heading2"/>
       </w:pPr>
-      <w:bookmarkStart w:id="42" w:name="_Toc240923404"/>
+      <w:bookmarkStart w:id="42" w:name="_Toc240960924"/>
       <w:r>
         <w:t>8.9 Reports</w:t>
       </w:r>
@@ -21648,7 +21712,7 @@
           <w:left w:w="10" w:type="dxa"/>
           <w:right w:w="10" w:type="dxa"/>
         </w:tblCellMar>
-        <w:tblLook w:val="0000" w:firstRow="0" w:lastRow="0" w:firstColumn="0" w:lastColumn="0" w:noHBand="0" w:noVBand="0"/>
+        <w:tblLook w:val="04A0" w:firstRow="1" w:lastRow="0" w:firstColumn="1" w:lastColumn="0" w:noHBand="0" w:noVBand="1"/>
       </w:tblPr>
       <w:tblGrid>
         <w:gridCol w:w="1882"/>
@@ -22099,7 +22163,7 @@
       <w:pPr>
         <w:pStyle w:val="Heading2"/>
       </w:pPr>
-      <w:bookmarkStart w:id="43" w:name="_Toc240923405"/>
+      <w:bookmarkStart w:id="43" w:name="_Toc240960925"/>
       <w:r>
         <w:t>8.10 Main-400 Register (and Reserve)</w:t>
       </w:r>
@@ -22162,7 +22226,7 @@
           <w:left w:w="10" w:type="dxa"/>
           <w:right w:w="10" w:type="dxa"/>
         </w:tblCellMar>
-        <w:tblLook w:val="0000" w:firstRow="0" w:lastRow="0" w:firstColumn="0" w:lastColumn="0" w:noHBand="0" w:noVBand="0"/>
+        <w:tblLook w:val="04A0" w:firstRow="1" w:lastRow="0" w:firstColumn="1" w:lastColumn="0" w:noHBand="0" w:noVBand="1"/>
       </w:tblPr>
       <w:tblGrid>
         <w:gridCol w:w="1882"/>
@@ -23032,7 +23096,7 @@
       <w:pPr>
         <w:pStyle w:val="Heading2"/>
       </w:pPr>
-      <w:bookmarkStart w:id="44" w:name="_Toc240923406"/>
+      <w:bookmarkStart w:id="44" w:name="_Toc240960926"/>
       <w:r>
         <w:t>8.11 Case page</w:t>
       </w:r>
@@ -23095,7 +23159,7 @@
           <w:left w:w="10" w:type="dxa"/>
           <w:right w:w="10" w:type="dxa"/>
         </w:tblCellMar>
-        <w:tblLook w:val="0000" w:firstRow="0" w:lastRow="0" w:firstColumn="0" w:lastColumn="0" w:noHBand="0" w:noVBand="0"/>
+        <w:tblLook w:val="04A0" w:firstRow="1" w:lastRow="0" w:firstColumn="1" w:lastColumn="0" w:noHBand="0" w:noVBand="1"/>
       </w:tblPr>
       <w:tblGrid>
         <w:gridCol w:w="1882"/>
@@ -24704,7 +24768,7 @@
       <w:pPr>
         <w:pStyle w:val="Heading2"/>
       </w:pPr>
-      <w:bookmarkStart w:id="45" w:name="_Toc240923407"/>
+      <w:bookmarkStart w:id="45" w:name="_Toc240960927"/>
       <w:r>
         <w:t>8.12 Pre-Interview Profile (PROIT) and its review screen</w:t>
       </w:r>
@@ -24767,7 +24831,7 @@
           <w:left w:w="10" w:type="dxa"/>
           <w:right w:w="10" w:type="dxa"/>
         </w:tblCellMar>
-        <w:tblLook w:val="0000" w:firstRow="0" w:lastRow="0" w:firstColumn="0" w:lastColumn="0" w:noHBand="0" w:noVBand="0"/>
+        <w:tblLook w:val="04A0" w:firstRow="1" w:lastRow="0" w:firstColumn="1" w:lastColumn="0" w:noHBand="0" w:noVBand="1"/>
       </w:tblPr>
       <w:tblGrid>
         <w:gridCol w:w="1882"/>
@@ -26269,7 +26333,7 @@
       <w:pPr>
         <w:pStyle w:val="Heading2"/>
       </w:pPr>
-      <w:bookmarkStart w:id="46" w:name="_Toc240923408"/>
+      <w:bookmarkStart w:id="46" w:name="_Toc240960928"/>
       <w:r>
         <w:t>8.13 Interview sheet (verifying a locked profile)</w:t>
       </w:r>
@@ -26332,7 +26396,7 @@
           <w:left w:w="10" w:type="dxa"/>
           <w:right w:w="10" w:type="dxa"/>
         </w:tblCellMar>
-        <w:tblLook w:val="0000" w:firstRow="0" w:lastRow="0" w:firstColumn="0" w:lastColumn="0" w:noHBand="0" w:noVBand="0"/>
+        <w:tblLook w:val="04A0" w:firstRow="1" w:lastRow="0" w:firstColumn="1" w:lastColumn="0" w:noHBand="0" w:noVBand="1"/>
       </w:tblPr>
       <w:tblGrid>
         <w:gridCol w:w="1882"/>
@@ -27520,7 +27584,7 @@
       <w:pPr>
         <w:pStyle w:val="Heading2"/>
       </w:pPr>
-      <w:bookmarkStart w:id="47" w:name="_Toc240923409"/>
+      <w:bookmarkStart w:id="47" w:name="_Toc240960929"/>
       <w:r>
         <w:t>8.14 Register Organisation</w:t>
       </w:r>
@@ -27583,7 +27647,7 @@
           <w:left w:w="10" w:type="dxa"/>
           <w:right w:w="10" w:type="dxa"/>
         </w:tblCellMar>
-        <w:tblLook w:val="0000" w:firstRow="0" w:lastRow="0" w:firstColumn="0" w:lastColumn="0" w:noHBand="0" w:noVBand="0"/>
+        <w:tblLook w:val="04A0" w:firstRow="1" w:lastRow="0" w:firstColumn="1" w:lastColumn="0" w:noHBand="0" w:noVBand="1"/>
       </w:tblPr>
       <w:tblGrid>
         <w:gridCol w:w="1882"/>
@@ -28243,7 +28307,7 @@
       <w:pPr>
         <w:pStyle w:val="Heading2"/>
       </w:pPr>
-      <w:bookmarkStart w:id="48" w:name="_Toc240923410"/>
+      <w:bookmarkStart w:id="48" w:name="_Toc240960930"/>
       <w:r>
         <w:t>8.15 Appointment Queue</w:t>
       </w:r>
@@ -28306,7 +28370,7 @@
           <w:left w:w="10" w:type="dxa"/>
           <w:right w:w="10" w:type="dxa"/>
         </w:tblCellMar>
-        <w:tblLook w:val="0000" w:firstRow="0" w:lastRow="0" w:firstColumn="0" w:lastColumn="0" w:noHBand="0" w:noVBand="0"/>
+        <w:tblLook w:val="04A0" w:firstRow="1" w:lastRow="0" w:firstColumn="1" w:lastColumn="0" w:noHBand="0" w:noVBand="1"/>
       </w:tblPr>
       <w:tblGrid>
         <w:gridCol w:w="1882"/>
@@ -28864,7 +28928,7 @@
       <w:pPr>
         <w:pStyle w:val="Heading2"/>
       </w:pPr>
-      <w:bookmarkStart w:id="49" w:name="_Toc240923411"/>
+      <w:bookmarkStart w:id="49" w:name="_Toc240960931"/>
       <w:r>
         <w:t>8.16 Follow-ups due</w:t>
       </w:r>
@@ -28927,7 +28991,7 @@
           <w:left w:w="10" w:type="dxa"/>
           <w:right w:w="10" w:type="dxa"/>
         </w:tblCellMar>
-        <w:tblLook w:val="0000" w:firstRow="0" w:lastRow="0" w:firstColumn="0" w:lastColumn="0" w:noHBand="0" w:noVBand="0"/>
+        <w:tblLook w:val="04A0" w:firstRow="1" w:lastRow="0" w:firstColumn="1" w:lastColumn="0" w:noHBand="0" w:noVBand="1"/>
       </w:tblPr>
       <w:tblGrid>
         <w:gridCol w:w="1882"/>
@@ -29377,7 +29441,7 @@
       <w:pPr>
         <w:pStyle w:val="Heading2"/>
       </w:pPr>
-      <w:bookmarkStart w:id="50" w:name="_Toc240923412"/>
+      <w:bookmarkStart w:id="50" w:name="_Toc240960932"/>
       <w:r>
         <w:t>8.17 Reserve Activation</w:t>
       </w:r>
@@ -29440,7 +29504,7 @@
           <w:left w:w="10" w:type="dxa"/>
           <w:right w:w="10" w:type="dxa"/>
         </w:tblCellMar>
-        <w:tblLook w:val="0000" w:firstRow="0" w:lastRow="0" w:firstColumn="0" w:lastColumn="0" w:noHBand="0" w:noVBand="0"/>
+        <w:tblLook w:val="04A0" w:firstRow="1" w:lastRow="0" w:firstColumn="1" w:lastColumn="0" w:noHBand="0" w:noVBand="1"/>
       </w:tblPr>
       <w:tblGrid>
         <w:gridCol w:w="1882"/>
@@ -29998,7 +30062,7 @@
       <w:pPr>
         <w:pStyle w:val="Heading2"/>
       </w:pPr>
-      <w:bookmarkStart w:id="51" w:name="_Toc240923413"/>
+      <w:bookmarkStart w:id="51" w:name="_Toc240960933"/>
       <w:r>
         <w:t>8.18 QA Queue (with the KoboToolbox sync panel)</w:t>
       </w:r>
@@ -30061,7 +30125,7 @@
           <w:left w:w="10" w:type="dxa"/>
           <w:right w:w="10" w:type="dxa"/>
         </w:tblCellMar>
-        <w:tblLook w:val="0000" w:firstRow="0" w:lastRow="0" w:firstColumn="0" w:lastColumn="0" w:noHBand="0" w:noVBand="0"/>
+        <w:tblLook w:val="04A0" w:firstRow="1" w:lastRow="0" w:firstColumn="1" w:lastColumn="0" w:noHBand="0" w:noVBand="1"/>
       </w:tblPr>
       <w:tblGrid>
         <w:gridCol w:w="1882"/>
@@ -30722,7 +30786,7 @@
       <w:pPr>
         <w:pStyle w:val="Heading2"/>
       </w:pPr>
-      <w:bookmarkStart w:id="52" w:name="_Toc240923414"/>
+      <w:bookmarkStart w:id="52" w:name="_Toc240960934"/>
       <w:r>
         <w:t>8.19 QA Exceptions</w:t>
       </w:r>
@@ -30785,7 +30849,7 @@
           <w:left w:w="10" w:type="dxa"/>
           <w:right w:w="10" w:type="dxa"/>
         </w:tblCellMar>
-        <w:tblLook w:val="0000" w:firstRow="0" w:lastRow="0" w:firstColumn="0" w:lastColumn="0" w:noHBand="0" w:noVBand="0"/>
+        <w:tblLook w:val="04A0" w:firstRow="1" w:lastRow="0" w:firstColumn="1" w:lastColumn="0" w:noHBand="0" w:noVBand="1"/>
       </w:tblPr>
       <w:tblGrid>
         <w:gridCol w:w="1882"/>
@@ -31552,7 +31616,7 @@
       <w:pPr>
         <w:pStyle w:val="Heading2"/>
       </w:pPr>
-      <w:bookmarkStart w:id="53" w:name="_Toc240923415"/>
+      <w:bookmarkStart w:id="53" w:name="_Toc240960935"/>
       <w:r>
         <w:t>8.20 KII Register</w:t>
       </w:r>
@@ -31615,7 +31679,7 @@
           <w:left w:w="10" w:type="dxa"/>
           <w:right w:w="10" w:type="dxa"/>
         </w:tblCellMar>
-        <w:tblLook w:val="0000" w:firstRow="0" w:lastRow="0" w:firstColumn="0" w:lastColumn="0" w:noHBand="0" w:noVBand="0"/>
+        <w:tblLook w:val="04A0" w:firstRow="1" w:lastRow="0" w:firstColumn="1" w:lastColumn="0" w:noHBand="0" w:noVBand="1"/>
       </w:tblPr>
       <w:tblGrid>
         <w:gridCol w:w="1882"/>
@@ -32173,7 +32237,7 @@
       <w:pPr>
         <w:pStyle w:val="Heading2"/>
       </w:pPr>
-      <w:bookmarkStart w:id="54" w:name="_Toc240923416"/>
+      <w:bookmarkStart w:id="54" w:name="_Toc240960936"/>
       <w:r>
         <w:t>8.21 New KII Record</w:t>
       </w:r>
@@ -32236,7 +32300,7 @@
           <w:left w:w="10" w:type="dxa"/>
           <w:right w:w="10" w:type="dxa"/>
         </w:tblCellMar>
-        <w:tblLook w:val="0000" w:firstRow="0" w:lastRow="0" w:firstColumn="0" w:lastColumn="0" w:noHBand="0" w:noVBand="0"/>
+        <w:tblLook w:val="04A0" w:firstRow="1" w:lastRow="0" w:firstColumn="1" w:lastColumn="0" w:noHBand="0" w:noVBand="1"/>
       </w:tblPr>
       <w:tblGrid>
         <w:gridCol w:w="1882"/>
@@ -32583,7 +32647,7 @@
       <w:pPr>
         <w:pStyle w:val="Heading2"/>
       </w:pPr>
-      <w:bookmarkStart w:id="55" w:name="_Toc240923417"/>
+      <w:bookmarkStart w:id="55" w:name="_Toc240960937"/>
       <w:r>
         <w:t>8.22 KII record</w:t>
       </w:r>
@@ -32646,7 +32710,7 @@
           <w:left w:w="10" w:type="dxa"/>
           <w:right w:w="10" w:type="dxa"/>
         </w:tblCellMar>
-        <w:tblLook w:val="0000" w:firstRow="0" w:lastRow="0" w:firstColumn="0" w:lastColumn="0" w:noHBand="0" w:noVBand="0"/>
+        <w:tblLook w:val="04A0" w:firstRow="1" w:lastRow="0" w:firstColumn="1" w:lastColumn="0" w:noHBand="0" w:noVBand="1"/>
       </w:tblPr>
       <w:tblGrid>
         <w:gridCol w:w="1882"/>
@@ -33624,7 +33688,7 @@
       <w:pPr>
         <w:pStyle w:val="Heading2"/>
       </w:pPr>
-      <w:bookmarkStart w:id="56" w:name="_Toc240923418"/>
+      <w:bookmarkStart w:id="56" w:name="_Toc240960938"/>
       <w:r>
         <w:t>8.23 Documents (the corpus)</w:t>
       </w:r>
@@ -33687,7 +33751,7 @@
           <w:left w:w="10" w:type="dxa"/>
           <w:right w:w="10" w:type="dxa"/>
         </w:tblCellMar>
-        <w:tblLook w:val="0000" w:firstRow="0" w:lastRow="0" w:firstColumn="0" w:lastColumn="0" w:noHBand="0" w:noVBand="0"/>
+        <w:tblLook w:val="04A0" w:firstRow="1" w:lastRow="0" w:firstColumn="1" w:lastColumn="0" w:noHBand="0" w:noVBand="1"/>
       </w:tblPr>
       <w:tblGrid>
         <w:gridCol w:w="1882"/>
@@ -34244,7 +34308,7 @@
       <w:pPr>
         <w:pStyle w:val="Heading2"/>
       </w:pPr>
-      <w:bookmarkStart w:id="57" w:name="_Toc240923419"/>
+      <w:bookmarkStart w:id="57" w:name="_Toc240960939"/>
       <w:r>
         <w:t>8.24 New Documentary Evidence Record</w:t>
       </w:r>
@@ -34307,7 +34371,7 @@
           <w:left w:w="10" w:type="dxa"/>
           <w:right w:w="10" w:type="dxa"/>
         </w:tblCellMar>
-        <w:tblLook w:val="0000" w:firstRow="0" w:lastRow="0" w:firstColumn="0" w:lastColumn="0" w:noHBand="0" w:noVBand="0"/>
+        <w:tblLook w:val="04A0" w:firstRow="1" w:lastRow="0" w:firstColumn="1" w:lastColumn="0" w:noHBand="0" w:noVBand="1"/>
       </w:tblPr>
       <w:tblGrid>
         <w:gridCol w:w="1882"/>
@@ -35074,7 +35138,7 @@
       <w:pPr>
         <w:pStyle w:val="Heading2"/>
       </w:pPr>
-      <w:bookmarkStart w:id="58" w:name="_Toc240923420"/>
+      <w:bookmarkStart w:id="58" w:name="_Toc240960940"/>
       <w:r>
         <w:t>8.25 Document record</w:t>
       </w:r>
@@ -35137,7 +35201,7 @@
           <w:left w:w="10" w:type="dxa"/>
           <w:right w:w="10" w:type="dxa"/>
         </w:tblCellMar>
-        <w:tblLook w:val="0000" w:firstRow="0" w:lastRow="0" w:firstColumn="0" w:lastColumn="0" w:noHBand="0" w:noVBand="0"/>
+        <w:tblLook w:val="04A0" w:firstRow="1" w:lastRow="0" w:firstColumn="1" w:lastColumn="0" w:noHBand="0" w:noVBand="1"/>
       </w:tblPr>
       <w:tblGrid>
         <w:gridCol w:w="1882"/>
@@ -36428,7 +36492,7 @@
       <w:pPr>
         <w:pStyle w:val="Heading2"/>
       </w:pPr>
-      <w:bookmarkStart w:id="59" w:name="_Toc240923421"/>
+      <w:bookmarkStart w:id="59" w:name="_Toc240960941"/>
       <w:r>
         <w:lastRenderedPageBreak/>
         <w:t>8.26 Auto-fill review screen</w:t>
@@ -36492,7 +36556,7 @@
           <w:left w:w="10" w:type="dxa"/>
           <w:right w:w="10" w:type="dxa"/>
         </w:tblCellMar>
-        <w:tblLook w:val="0000" w:firstRow="0" w:lastRow="0" w:firstColumn="0" w:lastColumn="0" w:noHBand="0" w:noVBand="0"/>
+        <w:tblLook w:val="04A0" w:firstRow="1" w:lastRow="0" w:firstColumn="1" w:lastColumn="0" w:noHBand="0" w:noVBand="1"/>
       </w:tblPr>
       <w:tblGrid>
         <w:gridCol w:w="1882"/>
@@ -37469,7 +37533,7 @@
       <w:pPr>
         <w:pStyle w:val="Heading2"/>
       </w:pPr>
-      <w:bookmarkStart w:id="60" w:name="_Toc240923422"/>
+      <w:bookmarkStart w:id="60" w:name="_Toc240960942"/>
       <w:r>
         <w:lastRenderedPageBreak/>
         <w:t>8.27 Completed forms (Form PDFs)</w:t>
@@ -37533,7 +37597,7 @@
           <w:left w:w="10" w:type="dxa"/>
           <w:right w:w="10" w:type="dxa"/>
         </w:tblCellMar>
-        <w:tblLook w:val="0000" w:firstRow="0" w:lastRow="0" w:firstColumn="0" w:lastColumn="0" w:noHBand="0" w:noVBand="0"/>
+        <w:tblLook w:val="04A0" w:firstRow="1" w:lastRow="0" w:firstColumn="1" w:lastColumn="0" w:noHBand="0" w:noVBand="1"/>
       </w:tblPr>
       <w:tblGrid>
         <w:gridCol w:w="1882"/>
@@ -38517,7 +38581,7 @@
       <w:pPr>
         <w:pStyle w:val="Heading2"/>
       </w:pPr>
-      <w:bookmarkStart w:id="61" w:name="_Toc240923423"/>
+      <w:bookmarkStart w:id="61" w:name="_Toc240960943"/>
       <w:r>
         <w:t>8.28 Cost Dashboard</w:t>
       </w:r>
@@ -38580,7 +38644,7 @@
           <w:left w:w="10" w:type="dxa"/>
           <w:right w:w="10" w:type="dxa"/>
         </w:tblCellMar>
-        <w:tblLook w:val="0000" w:firstRow="0" w:lastRow="0" w:firstColumn="0" w:lastColumn="0" w:noHBand="0" w:noVBand="0"/>
+        <w:tblLook w:val="04A0" w:firstRow="1" w:lastRow="0" w:firstColumn="1" w:lastColumn="0" w:noHBand="0" w:noVBand="1"/>
       </w:tblPr>
       <w:tblGrid>
         <w:gridCol w:w="1882"/>
@@ -38928,7 +38992,7 @@
       <w:pPr>
         <w:pStyle w:val="Heading2"/>
       </w:pPr>
-      <w:bookmarkStart w:id="62" w:name="_Toc240923424"/>
+      <w:bookmarkStart w:id="62" w:name="_Toc240960944"/>
       <w:r>
         <w:t>8.29 Export</w:t>
       </w:r>
@@ -38991,7 +39055,7 @@
           <w:left w:w="10" w:type="dxa"/>
           <w:right w:w="10" w:type="dxa"/>
         </w:tblCellMar>
-        <w:tblLook w:val="0000" w:firstRow="0" w:lastRow="0" w:firstColumn="0" w:lastColumn="0" w:noHBand="0" w:noVBand="0"/>
+        <w:tblLook w:val="04A0" w:firstRow="1" w:lastRow="0" w:firstColumn="1" w:lastColumn="0" w:noHBand="0" w:noVBand="1"/>
       </w:tblPr>
       <w:tblGrid>
         <w:gridCol w:w="1882"/>
@@ -39275,7 +39339,7 @@
         <w:sz w:val="16"/>
         <w:szCs w:val="16"/>
       </w:rPr>
-      <w:t>Version 1.8 · 21 September 2026</w:t>
+      <w:t>Version 1.9 · 22 September 2026</w:t>
     </w:r>
     <w:r>
       <w:rPr>
@@ -39448,10 +39512,10 @@
 <file path=word/numbering.xml><?xml version="1.0" encoding="utf-8"?>
 <w:numbering xmlns:wpc="http://schemas.microsoft.com/office/word/2010/wordprocessingCanvas" xmlns:cx="http://schemas.microsoft.com/office/drawing/2014/chartex" xmlns:cx1="http://schemas.microsoft.com/office/drawing/2015/9/8/chartex" xmlns:cx2="http://schemas.microsoft.com/office/drawing/2015/10/21/chartex" xmlns:cx3="http://schemas.microsoft.com/office/drawing/2016/5/9/chartex" xmlns:cx4="http://schemas.microsoft.com/office/drawing/2016/5/10/chartex" xmlns:cx5="http://schemas.microsoft.com/office/drawing/2016/5/11/chartex" xmlns:cx6="http://schemas.microsoft.com/office/drawing/2016/5/12/chartex" xmlns:cx7="http://schemas.microsoft.com/office/drawing/2016/5/13/chartex" xmlns:cx8="http://schemas.microsoft.com/office/drawing/2016/5/14/chartex" xmlns:mc="http://schemas.openxmlformats.org/markup-compatibility/2006" xmlns:aink="http://schemas.microsoft.com/office/drawing/2016/ink" xmlns:am3d="http://schemas.microsoft.com/office/drawing/2017/model3d" xmlns:o="urn:schemas-microsoft-com:office:office" xmlns:oel="http://schemas.microsoft.com/office/2019/extlst" xmlns:r="http://schemas.openxmlformats.org/officeDocument/2006/relationships" xmlns:m="http://schemas.openxmlformats.org/officeDocument/2006/math" xmlns:v="urn:schemas-microsoft-com:vml" xmlns:wp14="http://schemas.microsoft.com/office/word/2010/wordprocessingDrawing" xmlns:wp="http://schemas.openxmlformats.org/drawingml/2006/wordprocessingDrawing" xmlns:w10="urn:schemas-microsoft-com:office:word" xmlns:w="http://schemas.openxmlformats.org/wordprocessingml/2006/main" xmlns:w14="http://schemas.microsoft.com/office/word/2010/wordml" xmlns:w15="http://schemas.microsoft.com/office/word/2012/wordml" xmlns:w16cex="http://schemas.microsoft.com/office/word/2018/wordml/cex" xmlns:w16cid="http://schemas.microsoft.com/office/word/2016/wordml/cid" xmlns:w16="http://schemas.microsoft.com/office/word/2018/wordml" xmlns:w16sdtdh="http://schemas.microsoft.com/office/word/2020/wordml/sdtdatahash" xmlns:w16se="http://schemas.microsoft.com/office/word/2015/wordml/symex" xmlns:wpg="http://schemas.microsoft.com/office/word/2010/wordprocessingGroup" xmlns:wpi="http://schemas.microsoft.com/office/word/2010/wordprocessingInk" xmlns:wne="http://schemas.microsoft.com/office/word/2006/wordml" xmlns:wps="http://schemas.microsoft.com/office/word/2010/wordprocessingShape" mc:Ignorable="w14 w15 w16se w16cid w16 w16cex w16sdtdh wp14">
   <w:abstractNum w:abstractNumId="0" w15:restartNumberingAfterBreak="0">
-    <w:nsid w:val="01431262"/>
+    <w:nsid w:val="04DF16B3"/>
     <w:multiLevelType w:val="hybridMultilevel"/>
-    <w:tmpl w:val="CFA0C51C"/>
-    <w:lvl w:ilvl="0" w:tplc="3878D710">
+    <w:tmpl w:val="0E205B02"/>
+    <w:lvl w:ilvl="0" w:tplc="F572C746">
       <w:start w:val="1"/>
       <w:numFmt w:val="decimal"/>
       <w:lvlText w:val="%1."/>
@@ -39465,52 +39529,52 @@
         <w:color w:val="A67C27"/>
       </w:rPr>
     </w:lvl>
-    <w:lvl w:ilvl="1" w:tplc="FD96F8D2">
+    <w:lvl w:ilvl="1" w:tplc="3CAC0DB2">
       <w:numFmt w:val="decimal"/>
       <w:lvlText w:val=""/>
       <w:lvlJc w:val="left"/>
     </w:lvl>
-    <w:lvl w:ilvl="2" w:tplc="38DA568E">
+    <w:lvl w:ilvl="2" w:tplc="AE48A2F0">
       <w:numFmt w:val="decimal"/>
       <w:lvlText w:val=""/>
       <w:lvlJc w:val="left"/>
     </w:lvl>
-    <w:lvl w:ilvl="3" w:tplc="DA2EC596">
+    <w:lvl w:ilvl="3" w:tplc="588A0970">
       <w:numFmt w:val="decimal"/>
       <w:lvlText w:val=""/>
       <w:lvlJc w:val="left"/>
     </w:lvl>
-    <w:lvl w:ilvl="4" w:tplc="B1B03D8E">
+    <w:lvl w:ilvl="4" w:tplc="69BCD60C">
       <w:numFmt w:val="decimal"/>
       <w:lvlText w:val=""/>
       <w:lvlJc w:val="left"/>
     </w:lvl>
-    <w:lvl w:ilvl="5" w:tplc="DFE615DA">
+    <w:lvl w:ilvl="5" w:tplc="41ACD212">
       <w:numFmt w:val="decimal"/>
       <w:lvlText w:val=""/>
       <w:lvlJc w:val="left"/>
     </w:lvl>
-    <w:lvl w:ilvl="6" w:tplc="9EE2DC3E">
+    <w:lvl w:ilvl="6" w:tplc="744C2C28">
       <w:numFmt w:val="decimal"/>
       <w:lvlText w:val=""/>
       <w:lvlJc w:val="left"/>
     </w:lvl>
-    <w:lvl w:ilvl="7" w:tplc="B89CBC80">
+    <w:lvl w:ilvl="7" w:tplc="694C0700">
       <w:numFmt w:val="decimal"/>
       <w:lvlText w:val=""/>
       <w:lvlJc w:val="left"/>
     </w:lvl>
-    <w:lvl w:ilvl="8" w:tplc="2A229FE8">
+    <w:lvl w:ilvl="8" w:tplc="0B561CD0">
       <w:numFmt w:val="decimal"/>
       <w:lvlText w:val=""/>
       <w:lvlJc w:val="left"/>
     </w:lvl>
   </w:abstractNum>
   <w:abstractNum w:abstractNumId="1" w15:restartNumberingAfterBreak="0">
-    <w:nsid w:val="035F0C44"/>
+    <w:nsid w:val="0A99410C"/>
     <w:multiLevelType w:val="hybridMultilevel"/>
-    <w:tmpl w:val="967479DA"/>
-    <w:lvl w:ilvl="0" w:tplc="21C043AA">
+    <w:tmpl w:val="4880BFEE"/>
+    <w:lvl w:ilvl="0" w:tplc="C974DB80">
       <w:start w:val="1"/>
       <w:numFmt w:val="decimal"/>
       <w:lvlText w:val="%1."/>
@@ -39524,52 +39588,52 @@
         <w:color w:val="A67C27"/>
       </w:rPr>
     </w:lvl>
-    <w:lvl w:ilvl="1" w:tplc="24F0923A">
+    <w:lvl w:ilvl="1" w:tplc="7848DEF0">
       <w:numFmt w:val="decimal"/>
       <w:lvlText w:val=""/>
       <w:lvlJc w:val="left"/>
     </w:lvl>
-    <w:lvl w:ilvl="2" w:tplc="1E109846">
+    <w:lvl w:ilvl="2" w:tplc="5EDC9890">
       <w:numFmt w:val="decimal"/>
       <w:lvlText w:val=""/>
       <w:lvlJc w:val="left"/>
     </w:lvl>
-    <w:lvl w:ilvl="3" w:tplc="44F6F1D8">
+    <w:lvl w:ilvl="3" w:tplc="656441BE">
       <w:numFmt w:val="decimal"/>
       <w:lvlText w:val=""/>
       <w:lvlJc w:val="left"/>
     </w:lvl>
-    <w:lvl w:ilvl="4" w:tplc="99B88CDA">
+    <w:lvl w:ilvl="4" w:tplc="71100DE8">
       <w:numFmt w:val="decimal"/>
       <w:lvlText w:val=""/>
       <w:lvlJc w:val="left"/>
     </w:lvl>
-    <w:lvl w:ilvl="5" w:tplc="EB6AF9FA">
+    <w:lvl w:ilvl="5" w:tplc="C38079A6">
       <w:numFmt w:val="decimal"/>
       <w:lvlText w:val=""/>
       <w:lvlJc w:val="left"/>
     </w:lvl>
-    <w:lvl w:ilvl="6" w:tplc="A8881E2C">
+    <w:lvl w:ilvl="6" w:tplc="3A7C25F2">
       <w:numFmt w:val="decimal"/>
       <w:lvlText w:val=""/>
       <w:lvlJc w:val="left"/>
     </w:lvl>
-    <w:lvl w:ilvl="7" w:tplc="0994EC2E">
+    <w:lvl w:ilvl="7" w:tplc="37EA9350">
       <w:numFmt w:val="decimal"/>
       <w:lvlText w:val=""/>
       <w:lvlJc w:val="left"/>
     </w:lvl>
-    <w:lvl w:ilvl="8" w:tplc="6918256A">
+    <w:lvl w:ilvl="8" w:tplc="089242F2">
       <w:numFmt w:val="decimal"/>
       <w:lvlText w:val=""/>
       <w:lvlJc w:val="left"/>
     </w:lvl>
   </w:abstractNum>
   <w:abstractNum w:abstractNumId="2" w15:restartNumberingAfterBreak="0">
-    <w:nsid w:val="160E45FA"/>
+    <w:nsid w:val="0FA71FB3"/>
     <w:multiLevelType w:val="hybridMultilevel"/>
-    <w:tmpl w:val="872ACA90"/>
-    <w:lvl w:ilvl="0" w:tplc="94445CD0">
+    <w:tmpl w:val="9440EE68"/>
+    <w:lvl w:ilvl="0" w:tplc="B9C070FE">
       <w:start w:val="1"/>
       <w:numFmt w:val="decimal"/>
       <w:lvlText w:val="%1."/>
@@ -39583,52 +39647,52 @@
         <w:color w:val="A67C27"/>
       </w:rPr>
     </w:lvl>
-    <w:lvl w:ilvl="1" w:tplc="2A44F06C">
+    <w:lvl w:ilvl="1" w:tplc="4AACF536">
       <w:numFmt w:val="decimal"/>
       <w:lvlText w:val=""/>
       <w:lvlJc w:val="left"/>
     </w:lvl>
-    <w:lvl w:ilvl="2" w:tplc="276CAD4A">
+    <w:lvl w:ilvl="2" w:tplc="ADCCDA18">
       <w:numFmt w:val="decimal"/>
       <w:lvlText w:val=""/>
       <w:lvlJc w:val="left"/>
     </w:lvl>
-    <w:lvl w:ilvl="3" w:tplc="95383408">
+    <w:lvl w:ilvl="3" w:tplc="6804D66A">
       <w:numFmt w:val="decimal"/>
       <w:lvlText w:val=""/>
       <w:lvlJc w:val="left"/>
     </w:lvl>
-    <w:lvl w:ilvl="4" w:tplc="8AAC7D8E">
+    <w:lvl w:ilvl="4" w:tplc="555CFF72">
       <w:numFmt w:val="decimal"/>
       <w:lvlText w:val=""/>
       <w:lvlJc w:val="left"/>
     </w:lvl>
-    <w:lvl w:ilvl="5" w:tplc="12721CD0">
+    <w:lvl w:ilvl="5" w:tplc="878A49D6">
       <w:numFmt w:val="decimal"/>
       <w:lvlText w:val=""/>
       <w:lvlJc w:val="left"/>
     </w:lvl>
-    <w:lvl w:ilvl="6" w:tplc="CDA82814">
+    <w:lvl w:ilvl="6" w:tplc="FD2C0FEC">
       <w:numFmt w:val="decimal"/>
       <w:lvlText w:val=""/>
       <w:lvlJc w:val="left"/>
     </w:lvl>
-    <w:lvl w:ilvl="7" w:tplc="15BAC7E8">
+    <w:lvl w:ilvl="7" w:tplc="18AA9B34">
       <w:numFmt w:val="decimal"/>
       <w:lvlText w:val=""/>
       <w:lvlJc w:val="left"/>
     </w:lvl>
-    <w:lvl w:ilvl="8" w:tplc="860E65B2">
+    <w:lvl w:ilvl="8" w:tplc="9BAA7554">
       <w:numFmt w:val="decimal"/>
       <w:lvlText w:val=""/>
       <w:lvlJc w:val="left"/>
     </w:lvl>
   </w:abstractNum>
   <w:abstractNum w:abstractNumId="3" w15:restartNumberingAfterBreak="0">
-    <w:nsid w:val="1741432A"/>
+    <w:nsid w:val="1730329D"/>
     <w:multiLevelType w:val="hybridMultilevel"/>
-    <w:tmpl w:val="A5DEE998"/>
-    <w:lvl w:ilvl="0" w:tplc="F2A064EE">
+    <w:tmpl w:val="EB4C4424"/>
+    <w:lvl w:ilvl="0" w:tplc="682CF17A">
       <w:start w:val="1"/>
       <w:numFmt w:val="decimal"/>
       <w:lvlText w:val="%1."/>
@@ -39642,110 +39706,111 @@
         <w:color w:val="A67C27"/>
       </w:rPr>
     </w:lvl>
-    <w:lvl w:ilvl="1" w:tplc="5EEAA248">
+    <w:lvl w:ilvl="1" w:tplc="860046D8">
       <w:numFmt w:val="decimal"/>
       <w:lvlText w:val=""/>
       <w:lvlJc w:val="left"/>
     </w:lvl>
-    <w:lvl w:ilvl="2" w:tplc="3DB0DBF4">
+    <w:lvl w:ilvl="2" w:tplc="3E0CE238">
       <w:numFmt w:val="decimal"/>
       <w:lvlText w:val=""/>
       <w:lvlJc w:val="left"/>
     </w:lvl>
-    <w:lvl w:ilvl="3" w:tplc="C682EF4A">
+    <w:lvl w:ilvl="3" w:tplc="FE92CF12">
       <w:numFmt w:val="decimal"/>
       <w:lvlText w:val=""/>
       <w:lvlJc w:val="left"/>
     </w:lvl>
-    <w:lvl w:ilvl="4" w:tplc="A9E8CE78">
+    <w:lvl w:ilvl="4" w:tplc="632283FC">
       <w:numFmt w:val="decimal"/>
       <w:lvlText w:val=""/>
       <w:lvlJc w:val="left"/>
     </w:lvl>
-    <w:lvl w:ilvl="5" w:tplc="7C289260">
+    <w:lvl w:ilvl="5" w:tplc="E6CC9DD0">
       <w:numFmt w:val="decimal"/>
       <w:lvlText w:val=""/>
       <w:lvlJc w:val="left"/>
     </w:lvl>
-    <w:lvl w:ilvl="6" w:tplc="EEACEB1A">
+    <w:lvl w:ilvl="6" w:tplc="A07EAD3C">
       <w:numFmt w:val="decimal"/>
       <w:lvlText w:val=""/>
       <w:lvlJc w:val="left"/>
     </w:lvl>
-    <w:lvl w:ilvl="7" w:tplc="CF8EFD2C">
+    <w:lvl w:ilvl="7" w:tplc="4F420DC8">
       <w:numFmt w:val="decimal"/>
       <w:lvlText w:val=""/>
       <w:lvlJc w:val="left"/>
     </w:lvl>
-    <w:lvl w:ilvl="8" w:tplc="1DB28394">
+    <w:lvl w:ilvl="8" w:tplc="FF006104">
       <w:numFmt w:val="decimal"/>
       <w:lvlText w:val=""/>
       <w:lvlJc w:val="left"/>
     </w:lvl>
   </w:abstractNum>
   <w:abstractNum w:abstractNumId="4" w15:restartNumberingAfterBreak="0">
-    <w:nsid w:val="17BA7495"/>
+    <w:nsid w:val="18814063"/>
     <w:multiLevelType w:val="hybridMultilevel"/>
-    <w:tmpl w:val="92AA31BA"/>
-    <w:lvl w:ilvl="0" w:tplc="3E3CFBA2">
+    <w:tmpl w:val="8E803DDE"/>
+    <w:lvl w:ilvl="0" w:tplc="C8E6BBDE">
       <w:start w:val="1"/>
-      <w:numFmt w:val="bullet"/>
-      <w:lvlText w:val="•"/>
+      <w:numFmt w:val="decimal"/>
+      <w:lvlText w:val="%1."/>
       <w:lvlJc w:val="left"/>
       <w:pPr>
-        <w:ind w:left="460" w:hanging="280"/>
-      </w:pPr>
+        <w:ind w:left="460" w:hanging="360"/>
+      </w:pPr>
+      <w:rPr>
+        <w:b/>
+        <w:bCs/>
+        <w:color w:val="A67C27"/>
+      </w:rPr>
     </w:lvl>
-    <w:lvl w:ilvl="1" w:tplc="130E712C">
-      <w:start w:val="1"/>
-      <w:numFmt w:val="bullet"/>
-      <w:lvlText w:val="–"/>
-      <w:lvlJc w:val="left"/>
-      <w:pPr>
-        <w:ind w:left="900" w:hanging="280"/>
-      </w:pPr>
-    </w:lvl>
-    <w:lvl w:ilvl="2" w:tplc="24120C7A">
+    <w:lvl w:ilvl="1" w:tplc="EC9A8098">
       <w:numFmt w:val="decimal"/>
       <w:lvlText w:val=""/>
       <w:lvlJc w:val="left"/>
     </w:lvl>
-    <w:lvl w:ilvl="3" w:tplc="E4A63A36">
+    <w:lvl w:ilvl="2" w:tplc="E986437E">
       <w:numFmt w:val="decimal"/>
       <w:lvlText w:val=""/>
       <w:lvlJc w:val="left"/>
     </w:lvl>
-    <w:lvl w:ilvl="4" w:tplc="7BB2D9FE">
+    <w:lvl w:ilvl="3" w:tplc="A428155A">
       <w:numFmt w:val="decimal"/>
       <w:lvlText w:val=""/>
       <w:lvlJc w:val="left"/>
     </w:lvl>
-    <w:lvl w:ilvl="5" w:tplc="9DB236E8">
+    <w:lvl w:ilvl="4" w:tplc="5B6257E8">
       <w:numFmt w:val="decimal"/>
       <w:lvlText w:val=""/>
       <w:lvlJc w:val="left"/>
     </w:lvl>
-    <w:lvl w:ilvl="6" w:tplc="D932EB98">
+    <w:lvl w:ilvl="5" w:tplc="CA4A2A6E">
       <w:numFmt w:val="decimal"/>
       <w:lvlText w:val=""/>
       <w:lvlJc w:val="left"/>
     </w:lvl>
-    <w:lvl w:ilvl="7" w:tplc="EF82F1A4">
+    <w:lvl w:ilvl="6" w:tplc="126AAA84">
       <w:numFmt w:val="decimal"/>
       <w:lvlText w:val=""/>
       <w:lvlJc w:val="left"/>
     </w:lvl>
-    <w:lvl w:ilvl="8" w:tplc="C240BF8A">
+    <w:lvl w:ilvl="7" w:tplc="F53A3B5C">
+      <w:numFmt w:val="decimal"/>
+      <w:lvlText w:val=""/>
+      <w:lvlJc w:val="left"/>
+    </w:lvl>
+    <w:lvl w:ilvl="8" w:tplc="C43CD43A">
       <w:numFmt w:val="decimal"/>
       <w:lvlText w:val=""/>
       <w:lvlJc w:val="left"/>
     </w:lvl>
   </w:abstractNum>
   <w:abstractNum w:abstractNumId="5" w15:restartNumberingAfterBreak="0">
-    <w:nsid w:val="1F331426"/>
+    <w:nsid w:val="1B071366"/>
     <w:multiLevelType w:val="hybridMultilevel"/>
-    <w:tmpl w:val="2F4CF226"/>
-    <w:lvl w:ilvl="0" w:tplc="5B9A921E">
+    <w:tmpl w:val="B8B0D56E"/>
+    <w:lvl w:ilvl="0" w:tplc="670A52BA">
       <w:start w:val="1"/>
       <w:numFmt w:val="decimal"/>
       <w:lvlText w:val="%1."/>
@@ -39759,52 +39824,138 @@
         <w:color w:val="A67C27"/>
       </w:rPr>
     </w:lvl>
-    <w:lvl w:ilvl="1" w:tplc="F1C49B20">
+    <w:lvl w:ilvl="1" w:tplc="3718F058">
       <w:numFmt w:val="decimal"/>
       <w:lvlText w:val=""/>
       <w:lvlJc w:val="left"/>
     </w:lvl>
-    <w:lvl w:ilvl="2" w:tplc="C3F8BDAE">
+    <w:lvl w:ilvl="2" w:tplc="E1866A2C">
       <w:numFmt w:val="decimal"/>
       <w:lvlText w:val=""/>
       <w:lvlJc w:val="left"/>
     </w:lvl>
-    <w:lvl w:ilvl="3" w:tplc="4CE2E35E">
+    <w:lvl w:ilvl="3" w:tplc="7F020F20">
       <w:numFmt w:val="decimal"/>
       <w:lvlText w:val=""/>
       <w:lvlJc w:val="left"/>
     </w:lvl>
-    <w:lvl w:ilvl="4" w:tplc="362EE788">
+    <w:lvl w:ilvl="4" w:tplc="94A8780A">
       <w:numFmt w:val="decimal"/>
       <w:lvlText w:val=""/>
       <w:lvlJc w:val="left"/>
     </w:lvl>
-    <w:lvl w:ilvl="5" w:tplc="048AA3DA">
+    <w:lvl w:ilvl="5" w:tplc="92C4147C">
       <w:numFmt w:val="decimal"/>
       <w:lvlText w:val=""/>
       <w:lvlJc w:val="left"/>
     </w:lvl>
-    <w:lvl w:ilvl="6" w:tplc="5742F182">
+    <w:lvl w:ilvl="6" w:tplc="15747DB0">
       <w:numFmt w:val="decimal"/>
       <w:lvlText w:val=""/>
       <w:lvlJc w:val="left"/>
     </w:lvl>
-    <w:lvl w:ilvl="7" w:tplc="BE98523C">
+    <w:lvl w:ilvl="7" w:tplc="47865BC4">
       <w:numFmt w:val="decimal"/>
       <w:lvlText w:val=""/>
       <w:lvlJc w:val="left"/>
     </w:lvl>
-    <w:lvl w:ilvl="8" w:tplc="202CBFA4">
+    <w:lvl w:ilvl="8" w:tplc="DE248BA6">
       <w:numFmt w:val="decimal"/>
       <w:lvlText w:val=""/>
       <w:lvlJc w:val="left"/>
     </w:lvl>
   </w:abstractNum>
   <w:abstractNum w:abstractNumId="6" w15:restartNumberingAfterBreak="0">
-    <w:nsid w:val="21334ED1"/>
+    <w:nsid w:val="28B71F32"/>
     <w:multiLevelType w:val="hybridMultilevel"/>
-    <w:tmpl w:val="D4601400"/>
-    <w:lvl w:ilvl="0" w:tplc="BEB4B486">
+    <w:tmpl w:val="068A249C"/>
+    <w:lvl w:ilvl="0" w:tplc="CD282E02">
+      <w:start w:val="1"/>
+      <w:numFmt w:val="bullet"/>
+      <w:lvlText w:val="●"/>
+      <w:lvlJc w:val="left"/>
+      <w:pPr>
+        <w:ind w:left="720" w:hanging="360"/>
+      </w:pPr>
+    </w:lvl>
+    <w:lvl w:ilvl="1" w:tplc="48E6F7E2">
+      <w:start w:val="1"/>
+      <w:numFmt w:val="bullet"/>
+      <w:lvlText w:val="○"/>
+      <w:lvlJc w:val="left"/>
+      <w:pPr>
+        <w:ind w:left="1440" w:hanging="360"/>
+      </w:pPr>
+    </w:lvl>
+    <w:lvl w:ilvl="2" w:tplc="5CC6B506">
+      <w:start w:val="1"/>
+      <w:numFmt w:val="bullet"/>
+      <w:lvlText w:val="■"/>
+      <w:lvlJc w:val="left"/>
+      <w:pPr>
+        <w:ind w:left="2160" w:hanging="360"/>
+      </w:pPr>
+    </w:lvl>
+    <w:lvl w:ilvl="3" w:tplc="5CA8181A">
+      <w:start w:val="1"/>
+      <w:numFmt w:val="bullet"/>
+      <w:lvlText w:val="●"/>
+      <w:lvlJc w:val="left"/>
+      <w:pPr>
+        <w:ind w:left="2880" w:hanging="360"/>
+      </w:pPr>
+    </w:lvl>
+    <w:lvl w:ilvl="4" w:tplc="1DDCFBAA">
+      <w:start w:val="1"/>
+      <w:numFmt w:val="bullet"/>
+      <w:lvlText w:val="○"/>
+      <w:lvlJc w:val="left"/>
+      <w:pPr>
+        <w:ind w:left="3600" w:hanging="360"/>
+      </w:pPr>
+    </w:lvl>
+    <w:lvl w:ilvl="5" w:tplc="67208F72">
+      <w:start w:val="1"/>
+      <w:numFmt w:val="bullet"/>
+      <w:lvlText w:val="■"/>
+      <w:lvlJc w:val="left"/>
+      <w:pPr>
+        <w:ind w:left="4320" w:hanging="360"/>
+      </w:pPr>
+    </w:lvl>
+    <w:lvl w:ilvl="6" w:tplc="968293D6">
+      <w:start w:val="1"/>
+      <w:numFmt w:val="bullet"/>
+      <w:lvlText w:val="●"/>
+      <w:lvlJc w:val="left"/>
+      <w:pPr>
+        <w:ind w:left="5040" w:hanging="360"/>
+      </w:pPr>
+    </w:lvl>
+    <w:lvl w:ilvl="7" w:tplc="029694BA">
+      <w:start w:val="1"/>
+      <w:numFmt w:val="bullet"/>
+      <w:lvlText w:val="●"/>
+      <w:lvlJc w:val="left"/>
+      <w:pPr>
+        <w:ind w:left="5760" w:hanging="360"/>
+      </w:pPr>
+    </w:lvl>
+    <w:lvl w:ilvl="8" w:tplc="2DC43586">
+      <w:start w:val="1"/>
+      <w:numFmt w:val="bullet"/>
+      <w:lvlText w:val="●"/>
+      <w:lvlJc w:val="left"/>
+      <w:pPr>
+        <w:ind w:left="6480" w:hanging="360"/>
+      </w:pPr>
+    </w:lvl>
+  </w:abstractNum>
+  <w:abstractNum w:abstractNumId="7" w15:restartNumberingAfterBreak="0">
+    <w:nsid w:val="2E761483"/>
+    <w:multiLevelType w:val="hybridMultilevel"/>
+    <w:tmpl w:val="304058E2"/>
+    <w:lvl w:ilvl="0" w:tplc="6714F96E">
       <w:start w:val="1"/>
       <w:numFmt w:val="decimal"/>
       <w:lvlText w:val="%1."/>
@@ -39818,52 +39969,52 @@
         <w:color w:val="A67C27"/>
       </w:rPr>
     </w:lvl>
-    <w:lvl w:ilvl="1" w:tplc="FE9643FA">
+    <w:lvl w:ilvl="1" w:tplc="96D052EA">
       <w:numFmt w:val="decimal"/>
       <w:lvlText w:val=""/>
       <w:lvlJc w:val="left"/>
     </w:lvl>
-    <w:lvl w:ilvl="2" w:tplc="439646B4">
+    <w:lvl w:ilvl="2" w:tplc="4B463938">
       <w:numFmt w:val="decimal"/>
       <w:lvlText w:val=""/>
       <w:lvlJc w:val="left"/>
     </w:lvl>
-    <w:lvl w:ilvl="3" w:tplc="C83E839A">
+    <w:lvl w:ilvl="3" w:tplc="A4CA66BC">
       <w:numFmt w:val="decimal"/>
       <w:lvlText w:val=""/>
       <w:lvlJc w:val="left"/>
     </w:lvl>
-    <w:lvl w:ilvl="4" w:tplc="3ACCEDA6">
+    <w:lvl w:ilvl="4" w:tplc="AA1A48E0">
       <w:numFmt w:val="decimal"/>
       <w:lvlText w:val=""/>
       <w:lvlJc w:val="left"/>
     </w:lvl>
-    <w:lvl w:ilvl="5" w:tplc="779E8512">
+    <w:lvl w:ilvl="5" w:tplc="1F3222AA">
       <w:numFmt w:val="decimal"/>
       <w:lvlText w:val=""/>
       <w:lvlJc w:val="left"/>
     </w:lvl>
-    <w:lvl w:ilvl="6" w:tplc="6DE20136">
+    <w:lvl w:ilvl="6" w:tplc="3A5A1A90">
       <w:numFmt w:val="decimal"/>
       <w:lvlText w:val=""/>
       <w:lvlJc w:val="left"/>
     </w:lvl>
-    <w:lvl w:ilvl="7" w:tplc="ED40588A">
+    <w:lvl w:ilvl="7" w:tplc="67081B2A">
       <w:numFmt w:val="decimal"/>
       <w:lvlText w:val=""/>
       <w:lvlJc w:val="left"/>
     </w:lvl>
-    <w:lvl w:ilvl="8" w:tplc="30160ED0">
+    <w:lvl w:ilvl="8" w:tplc="7D0E1778">
       <w:numFmt w:val="decimal"/>
       <w:lvlText w:val=""/>
       <w:lvlJc w:val="left"/>
     </w:lvl>
   </w:abstractNum>
-  <w:abstractNum w:abstractNumId="7" w15:restartNumberingAfterBreak="0">
-    <w:nsid w:val="21AA3A7E"/>
+  <w:abstractNum w:abstractNumId="8" w15:restartNumberingAfterBreak="0">
+    <w:nsid w:val="3707420D"/>
     <w:multiLevelType w:val="hybridMultilevel"/>
-    <w:tmpl w:val="895E6398"/>
-    <w:lvl w:ilvl="0" w:tplc="400A32A2">
+    <w:tmpl w:val="562652BC"/>
+    <w:lvl w:ilvl="0" w:tplc="4BD47EC0">
       <w:start w:val="1"/>
       <w:numFmt w:val="decimal"/>
       <w:lvlText w:val="%1."/>
@@ -39877,52 +40028,52 @@
         <w:color w:val="A67C27"/>
       </w:rPr>
     </w:lvl>
-    <w:lvl w:ilvl="1" w:tplc="EBB405FE">
+    <w:lvl w:ilvl="1" w:tplc="FC82D0F4">
       <w:numFmt w:val="decimal"/>
       <w:lvlText w:val=""/>
       <w:lvlJc w:val="left"/>
     </w:lvl>
-    <w:lvl w:ilvl="2" w:tplc="5DA272AC">
+    <w:lvl w:ilvl="2" w:tplc="D4DCAE30">
       <w:numFmt w:val="decimal"/>
       <w:lvlText w:val=""/>
       <w:lvlJc w:val="left"/>
     </w:lvl>
-    <w:lvl w:ilvl="3" w:tplc="C504B56A">
+    <w:lvl w:ilvl="3" w:tplc="DD00E41A">
       <w:numFmt w:val="decimal"/>
       <w:lvlText w:val=""/>
       <w:lvlJc w:val="left"/>
     </w:lvl>
-    <w:lvl w:ilvl="4" w:tplc="4AA6101A">
+    <w:lvl w:ilvl="4" w:tplc="68D090B0">
       <w:numFmt w:val="decimal"/>
       <w:lvlText w:val=""/>
       <w:lvlJc w:val="left"/>
     </w:lvl>
-    <w:lvl w:ilvl="5" w:tplc="00EA8F18">
+    <w:lvl w:ilvl="5" w:tplc="5126A1DA">
       <w:numFmt w:val="decimal"/>
       <w:lvlText w:val=""/>
       <w:lvlJc w:val="left"/>
     </w:lvl>
-    <w:lvl w:ilvl="6" w:tplc="FCFCF5BA">
+    <w:lvl w:ilvl="6" w:tplc="D9E26FD2">
       <w:numFmt w:val="decimal"/>
       <w:lvlText w:val=""/>
       <w:lvlJc w:val="left"/>
     </w:lvl>
-    <w:lvl w:ilvl="7" w:tplc="7A4EA168">
+    <w:lvl w:ilvl="7" w:tplc="497A1F84">
       <w:numFmt w:val="decimal"/>
       <w:lvlText w:val=""/>
       <w:lvlJc w:val="left"/>
     </w:lvl>
-    <w:lvl w:ilvl="8" w:tplc="797CEA10">
+    <w:lvl w:ilvl="8" w:tplc="787221DC">
       <w:numFmt w:val="decimal"/>
       <w:lvlText w:val=""/>
       <w:lvlJc w:val="left"/>
     </w:lvl>
   </w:abstractNum>
-  <w:abstractNum w:abstractNumId="8" w15:restartNumberingAfterBreak="0">
-    <w:nsid w:val="2845162E"/>
+  <w:abstractNum w:abstractNumId="9" w15:restartNumberingAfterBreak="0">
+    <w:nsid w:val="3BCA7783"/>
     <w:multiLevelType w:val="hybridMultilevel"/>
-    <w:tmpl w:val="1B4476E4"/>
-    <w:lvl w:ilvl="0" w:tplc="697C2122">
+    <w:tmpl w:val="5D46A6D6"/>
+    <w:lvl w:ilvl="0" w:tplc="12628674">
       <w:start w:val="1"/>
       <w:numFmt w:val="decimal"/>
       <w:lvlText w:val="%1."/>
@@ -39936,52 +40087,52 @@
         <w:color w:val="A67C27"/>
       </w:rPr>
     </w:lvl>
-    <w:lvl w:ilvl="1" w:tplc="8FAE8FBA">
+    <w:lvl w:ilvl="1" w:tplc="B07651A0">
       <w:numFmt w:val="decimal"/>
       <w:lvlText w:val=""/>
       <w:lvlJc w:val="left"/>
     </w:lvl>
-    <w:lvl w:ilvl="2" w:tplc="6820044E">
+    <w:lvl w:ilvl="2" w:tplc="010EDCF6">
       <w:numFmt w:val="decimal"/>
       <w:lvlText w:val=""/>
       <w:lvlJc w:val="left"/>
     </w:lvl>
-    <w:lvl w:ilvl="3" w:tplc="7DACA384">
+    <w:lvl w:ilvl="3" w:tplc="7BEEFCD2">
       <w:numFmt w:val="decimal"/>
       <w:lvlText w:val=""/>
       <w:lvlJc w:val="left"/>
     </w:lvl>
-    <w:lvl w:ilvl="4" w:tplc="89E22C06">
+    <w:lvl w:ilvl="4" w:tplc="869EF954">
       <w:numFmt w:val="decimal"/>
       <w:lvlText w:val=""/>
       <w:lvlJc w:val="left"/>
     </w:lvl>
-    <w:lvl w:ilvl="5" w:tplc="3666594C">
+    <w:lvl w:ilvl="5" w:tplc="D0CC9E56">
       <w:numFmt w:val="decimal"/>
       <w:lvlText w:val=""/>
       <w:lvlJc w:val="left"/>
     </w:lvl>
-    <w:lvl w:ilvl="6" w:tplc="2BEE9E26">
+    <w:lvl w:ilvl="6" w:tplc="E6805322">
       <w:numFmt w:val="decimal"/>
       <w:lvlText w:val=""/>
       <w:lvlJc w:val="left"/>
     </w:lvl>
-    <w:lvl w:ilvl="7" w:tplc="9C921EF0">
+    <w:lvl w:ilvl="7" w:tplc="9DA8E3D8">
       <w:numFmt w:val="decimal"/>
       <w:lvlText w:val=""/>
       <w:lvlJc w:val="left"/>
     </w:lvl>
-    <w:lvl w:ilvl="8" w:tplc="268A0760">
+    <w:lvl w:ilvl="8" w:tplc="8DD4648E">
       <w:numFmt w:val="decimal"/>
       <w:lvlText w:val=""/>
       <w:lvlJc w:val="left"/>
     </w:lvl>
   </w:abstractNum>
-  <w:abstractNum w:abstractNumId="9" w15:restartNumberingAfterBreak="0">
-    <w:nsid w:val="2C65574B"/>
+  <w:abstractNum w:abstractNumId="10" w15:restartNumberingAfterBreak="0">
+    <w:nsid w:val="3C3D3C9F"/>
     <w:multiLevelType w:val="hybridMultilevel"/>
-    <w:tmpl w:val="32FC792A"/>
-    <w:lvl w:ilvl="0" w:tplc="E2489256">
+    <w:tmpl w:val="A2DE8CC6"/>
+    <w:lvl w:ilvl="0" w:tplc="09E04968">
       <w:start w:val="1"/>
       <w:numFmt w:val="decimal"/>
       <w:lvlText w:val="%1."/>
@@ -39995,52 +40146,110 @@
         <w:color w:val="A67C27"/>
       </w:rPr>
     </w:lvl>
-    <w:lvl w:ilvl="1" w:tplc="842E493A">
+    <w:lvl w:ilvl="1" w:tplc="9648B8E0">
       <w:numFmt w:val="decimal"/>
       <w:lvlText w:val=""/>
       <w:lvlJc w:val="left"/>
     </w:lvl>
-    <w:lvl w:ilvl="2" w:tplc="9930460C">
+    <w:lvl w:ilvl="2" w:tplc="1E44A28C">
       <w:numFmt w:val="decimal"/>
       <w:lvlText w:val=""/>
       <w:lvlJc w:val="left"/>
     </w:lvl>
-    <w:lvl w:ilvl="3" w:tplc="98AC9020">
+    <w:lvl w:ilvl="3" w:tplc="8814FD3A">
       <w:numFmt w:val="decimal"/>
       <w:lvlText w:val=""/>
       <w:lvlJc w:val="left"/>
     </w:lvl>
-    <w:lvl w:ilvl="4" w:tplc="B9BA9092">
+    <w:lvl w:ilvl="4" w:tplc="448067E0">
       <w:numFmt w:val="decimal"/>
       <w:lvlText w:val=""/>
       <w:lvlJc w:val="left"/>
     </w:lvl>
-    <w:lvl w:ilvl="5" w:tplc="A7A29F64">
+    <w:lvl w:ilvl="5" w:tplc="9CB678A8">
       <w:numFmt w:val="decimal"/>
       <w:lvlText w:val=""/>
       <w:lvlJc w:val="left"/>
     </w:lvl>
-    <w:lvl w:ilvl="6" w:tplc="357661E2">
+    <w:lvl w:ilvl="6" w:tplc="3BE2AE0A">
       <w:numFmt w:val="decimal"/>
       <w:lvlText w:val=""/>
       <w:lvlJc w:val="left"/>
     </w:lvl>
-    <w:lvl w:ilvl="7" w:tplc="8B4EB3E4">
+    <w:lvl w:ilvl="7" w:tplc="5CE4EE4C">
       <w:numFmt w:val="decimal"/>
       <w:lvlText w:val=""/>
       <w:lvlJc w:val="left"/>
     </w:lvl>
-    <w:lvl w:ilvl="8" w:tplc="BDE80B9E">
+    <w:lvl w:ilvl="8" w:tplc="698C8536">
       <w:numFmt w:val="decimal"/>
       <w:lvlText w:val=""/>
       <w:lvlJc w:val="left"/>
     </w:lvl>
   </w:abstractNum>
-  <w:abstractNum w:abstractNumId="10" w15:restartNumberingAfterBreak="0">
-    <w:nsid w:val="30B310F7"/>
+  <w:abstractNum w:abstractNumId="11" w15:restartNumberingAfterBreak="0">
+    <w:nsid w:val="42D363C1"/>
     <w:multiLevelType w:val="hybridMultilevel"/>
-    <w:tmpl w:val="1DBE41F4"/>
-    <w:lvl w:ilvl="0" w:tplc="876EF732">
+    <w:tmpl w:val="67DC00A0"/>
+    <w:lvl w:ilvl="0" w:tplc="516C1106">
+      <w:start w:val="1"/>
+      <w:numFmt w:val="bullet"/>
+      <w:lvlText w:val="•"/>
+      <w:lvlJc w:val="left"/>
+      <w:pPr>
+        <w:ind w:left="460" w:hanging="280"/>
+      </w:pPr>
+    </w:lvl>
+    <w:lvl w:ilvl="1" w:tplc="920C4796">
+      <w:start w:val="1"/>
+      <w:numFmt w:val="bullet"/>
+      <w:lvlText w:val="–"/>
+      <w:lvlJc w:val="left"/>
+      <w:pPr>
+        <w:ind w:left="900" w:hanging="280"/>
+      </w:pPr>
+    </w:lvl>
+    <w:lvl w:ilvl="2" w:tplc="AA922D6A">
+      <w:numFmt w:val="decimal"/>
+      <w:lvlText w:val=""/>
+      <w:lvlJc w:val="left"/>
+    </w:lvl>
+    <w:lvl w:ilvl="3" w:tplc="892CFE32">
+      <w:numFmt w:val="decimal"/>
+      <w:lvlText w:val=""/>
+      <w:lvlJc w:val="left"/>
+    </w:lvl>
+    <w:lvl w:ilvl="4" w:tplc="61F0CAF0">
+      <w:numFmt w:val="decimal"/>
+      <w:lvlText w:val=""/>
+      <w:lvlJc w:val="left"/>
+    </w:lvl>
+    <w:lvl w:ilvl="5" w:tplc="DA8CE024">
+      <w:numFmt w:val="decimal"/>
+      <w:lvlText w:val=""/>
+      <w:lvlJc w:val="left"/>
+    </w:lvl>
+    <w:lvl w:ilvl="6" w:tplc="40E89442">
+      <w:numFmt w:val="decimal"/>
+      <w:lvlText w:val=""/>
+      <w:lvlJc w:val="left"/>
+    </w:lvl>
+    <w:lvl w:ilvl="7" w:tplc="44587710">
+      <w:numFmt w:val="decimal"/>
+      <w:lvlText w:val=""/>
+      <w:lvlJc w:val="left"/>
+    </w:lvl>
+    <w:lvl w:ilvl="8" w:tplc="0644BD1A">
+      <w:numFmt w:val="decimal"/>
+      <w:lvlText w:val=""/>
+      <w:lvlJc w:val="left"/>
+    </w:lvl>
+  </w:abstractNum>
+  <w:abstractNum w:abstractNumId="12" w15:restartNumberingAfterBreak="0">
+    <w:nsid w:val="476E0C37"/>
+    <w:multiLevelType w:val="hybridMultilevel"/>
+    <w:tmpl w:val="75D02194"/>
+    <w:lvl w:ilvl="0" w:tplc="8B1AEEBC">
       <w:start w:val="1"/>
       <w:numFmt w:val="decimal"/>
       <w:lvlText w:val="%1."/>
@@ -40054,52 +40263,52 @@
         <w:color w:val="A67C27"/>
       </w:rPr>
     </w:lvl>
-    <w:lvl w:ilvl="1" w:tplc="FBEADB32">
+    <w:lvl w:ilvl="1" w:tplc="2438BE4C">
       <w:numFmt w:val="decimal"/>
       <w:lvlText w:val=""/>
       <w:lvlJc w:val="left"/>
     </w:lvl>
-    <w:lvl w:ilvl="2" w:tplc="86109356">
+    <w:lvl w:ilvl="2" w:tplc="FD72B7AC">
       <w:numFmt w:val="decimal"/>
       <w:lvlText w:val=""/>
       <w:lvlJc w:val="left"/>
     </w:lvl>
-    <w:lvl w:ilvl="3" w:tplc="B6289F36">
+    <w:lvl w:ilvl="3" w:tplc="C7CC5088">
       <w:numFmt w:val="decimal"/>
       <w:lvlText w:val=""/>
       <w:lvlJc w:val="left"/>
     </w:lvl>
-    <w:lvl w:ilvl="4" w:tplc="79008FAA">
+    <w:lvl w:ilvl="4" w:tplc="EF9272A6">
       <w:numFmt w:val="decimal"/>
       <w:lvlText w:val=""/>
       <w:lvlJc w:val="left"/>
     </w:lvl>
-    <w:lvl w:ilvl="5" w:tplc="D3F62D46">
+    <w:lvl w:ilvl="5" w:tplc="DD521BDC">
       <w:numFmt w:val="decimal"/>
       <w:lvlText w:val=""/>
       <w:lvlJc w:val="left"/>
     </w:lvl>
-    <w:lvl w:ilvl="6" w:tplc="47F606BA">
+    <w:lvl w:ilvl="6" w:tplc="222AF4E0">
       <w:numFmt w:val="decimal"/>
       <w:lvlText w:val=""/>
       <w:lvlJc w:val="left"/>
     </w:lvl>
-    <w:lvl w:ilvl="7" w:tplc="651A30CE">
+    <w:lvl w:ilvl="7" w:tplc="C43CE5BE">
       <w:numFmt w:val="decimal"/>
       <w:lvlText w:val=""/>
       <w:lvlJc w:val="left"/>
     </w:lvl>
-    <w:lvl w:ilvl="8" w:tplc="CDB2D0FE">
+    <w:lvl w:ilvl="8" w:tplc="2CCCDBA4">
       <w:numFmt w:val="decimal"/>
       <w:lvlText w:val=""/>
       <w:lvlJc w:val="left"/>
     </w:lvl>
   </w:abstractNum>
-  <w:abstractNum w:abstractNumId="11" w15:restartNumberingAfterBreak="0">
-    <w:nsid w:val="360B71FC"/>
+  <w:abstractNum w:abstractNumId="13" w15:restartNumberingAfterBreak="0">
+    <w:nsid w:val="4A4217E3"/>
     <w:multiLevelType w:val="hybridMultilevel"/>
-    <w:tmpl w:val="246CBC7A"/>
-    <w:lvl w:ilvl="0" w:tplc="34FCF1BC">
+    <w:tmpl w:val="3DA8EA2A"/>
+    <w:lvl w:ilvl="0" w:tplc="14BEFDB0">
       <w:start w:val="1"/>
       <w:numFmt w:val="decimal"/>
       <w:lvlText w:val="%1."/>
@@ -40113,52 +40322,52 @@
         <w:color w:val="A67C27"/>
       </w:rPr>
     </w:lvl>
-    <w:lvl w:ilvl="1" w:tplc="5F64E05A">
+    <w:lvl w:ilvl="1" w:tplc="E4F6493A">
       <w:numFmt w:val="decimal"/>
       <w:lvlText w:val=""/>
       <w:lvlJc w:val="left"/>
     </w:lvl>
-    <w:lvl w:ilvl="2" w:tplc="697C19EC">
+    <w:lvl w:ilvl="2" w:tplc="C890CB0A">
       <w:numFmt w:val="decimal"/>
       <w:lvlText w:val=""/>
       <w:lvlJc w:val="left"/>
     </w:lvl>
-    <w:lvl w:ilvl="3" w:tplc="B4B2B5EC">
+    <w:lvl w:ilvl="3" w:tplc="E7B0F11E">
       <w:numFmt w:val="decimal"/>
       <w:lvlText w:val=""/>
       <w:lvlJc w:val="left"/>
     </w:lvl>
-    <w:lvl w:ilvl="4" w:tplc="D570AD26">
+    <w:lvl w:ilvl="4" w:tplc="924634B0">
       <w:numFmt w:val="decimal"/>
       <w:lvlText w:val=""/>
       <w:lvlJc w:val="left"/>
     </w:lvl>
-    <w:lvl w:ilvl="5" w:tplc="3E9E8E44">
+    <w:lvl w:ilvl="5" w:tplc="936AB258">
       <w:numFmt w:val="decimal"/>
       <w:lvlText w:val=""/>
       <w:lvlJc w:val="left"/>
     </w:lvl>
-    <w:lvl w:ilvl="6" w:tplc="4364C246">
+    <w:lvl w:ilvl="6" w:tplc="8808FB3E">
       <w:numFmt w:val="decimal"/>
       <w:lvlText w:val=""/>
       <w:lvlJc w:val="left"/>
     </w:lvl>
-    <w:lvl w:ilvl="7" w:tplc="6E146A30">
+    <w:lvl w:ilvl="7" w:tplc="3FD2C25C">
       <w:numFmt w:val="decimal"/>
       <w:lvlText w:val=""/>
       <w:lvlJc w:val="left"/>
     </w:lvl>
-    <w:lvl w:ilvl="8" w:tplc="1B82A77A">
+    <w:lvl w:ilvl="8" w:tplc="E8161D7C">
       <w:numFmt w:val="decimal"/>
       <w:lvlText w:val=""/>
       <w:lvlJc w:val="left"/>
     </w:lvl>
   </w:abstractNum>
-  <w:abstractNum w:abstractNumId="12" w15:restartNumberingAfterBreak="0">
-    <w:nsid w:val="3A604612"/>
+  <w:abstractNum w:abstractNumId="14" w15:restartNumberingAfterBreak="0">
+    <w:nsid w:val="4F9553C4"/>
     <w:multiLevelType w:val="hybridMultilevel"/>
-    <w:tmpl w:val="E1BC7B0C"/>
-    <w:lvl w:ilvl="0" w:tplc="1730E30A">
+    <w:tmpl w:val="BD22531C"/>
+    <w:lvl w:ilvl="0" w:tplc="BBA65AC0">
       <w:start w:val="1"/>
       <w:numFmt w:val="decimal"/>
       <w:lvlText w:val="%1."/>
@@ -40172,52 +40381,52 @@
         <w:color w:val="A67C27"/>
       </w:rPr>
     </w:lvl>
-    <w:lvl w:ilvl="1" w:tplc="755CB742">
+    <w:lvl w:ilvl="1" w:tplc="FD986684">
       <w:numFmt w:val="decimal"/>
       <w:lvlText w:val=""/>
       <w:lvlJc w:val="left"/>
     </w:lvl>
-    <w:lvl w:ilvl="2" w:tplc="0A68796A">
+    <w:lvl w:ilvl="2" w:tplc="6B8C5B56">
       <w:numFmt w:val="decimal"/>
       <w:lvlText w:val=""/>
       <w:lvlJc w:val="left"/>
     </w:lvl>
-    <w:lvl w:ilvl="3" w:tplc="327E6578">
+    <w:lvl w:ilvl="3" w:tplc="5492B53A">
       <w:numFmt w:val="decimal"/>
       <w:lvlText w:val=""/>
       <w:lvlJc w:val="left"/>
     </w:lvl>
-    <w:lvl w:ilvl="4" w:tplc="439ADE46">
+    <w:lvl w:ilvl="4" w:tplc="14D6D456">
       <w:numFmt w:val="decimal"/>
       <w:lvlText w:val=""/>
       <w:lvlJc w:val="left"/>
     </w:lvl>
-    <w:lvl w:ilvl="5" w:tplc="D564DC66">
+    <w:lvl w:ilvl="5" w:tplc="72BE56F8">
       <w:numFmt w:val="decimal"/>
       <w:lvlText w:val=""/>
       <w:lvlJc w:val="left"/>
     </w:lvl>
-    <w:lvl w:ilvl="6" w:tplc="D7D45902">
+    <w:lvl w:ilvl="6" w:tplc="F3DE14BA">
       <w:numFmt w:val="decimal"/>
       <w:lvlText w:val=""/>
       <w:lvlJc w:val="left"/>
     </w:lvl>
-    <w:lvl w:ilvl="7" w:tplc="08D6592C">
+    <w:lvl w:ilvl="7" w:tplc="A4F853F4">
       <w:numFmt w:val="decimal"/>
       <w:lvlText w:val=""/>
       <w:lvlJc w:val="left"/>
     </w:lvl>
-    <w:lvl w:ilvl="8" w:tplc="70EA1B4E">
+    <w:lvl w:ilvl="8" w:tplc="52B081FA">
       <w:numFmt w:val="decimal"/>
       <w:lvlText w:val=""/>
       <w:lvlJc w:val="left"/>
     </w:lvl>
   </w:abstractNum>
-  <w:abstractNum w:abstractNumId="13" w15:restartNumberingAfterBreak="0">
-    <w:nsid w:val="3C4F726D"/>
+  <w:abstractNum w:abstractNumId="15" w15:restartNumberingAfterBreak="0">
+    <w:nsid w:val="52A25C90"/>
     <w:multiLevelType w:val="hybridMultilevel"/>
-    <w:tmpl w:val="44A27184"/>
-    <w:lvl w:ilvl="0" w:tplc="2D94CD0A">
+    <w:tmpl w:val="80FCE0BA"/>
+    <w:lvl w:ilvl="0" w:tplc="BF34B4A8">
       <w:start w:val="1"/>
       <w:numFmt w:val="decimal"/>
       <w:lvlText w:val="%1."/>
@@ -40231,52 +40440,52 @@
         <w:color w:val="A67C27"/>
       </w:rPr>
     </w:lvl>
-    <w:lvl w:ilvl="1" w:tplc="B1327D5E">
+    <w:lvl w:ilvl="1" w:tplc="FF2C06B8">
       <w:numFmt w:val="decimal"/>
       <w:lvlText w:val=""/>
       <w:lvlJc w:val="left"/>
     </w:lvl>
-    <w:lvl w:ilvl="2" w:tplc="F2A4171E">
+    <w:lvl w:ilvl="2" w:tplc="34E21D24">
       <w:numFmt w:val="decimal"/>
       <w:lvlText w:val=""/>
       <w:lvlJc w:val="left"/>
     </w:lvl>
-    <w:lvl w:ilvl="3" w:tplc="40508AC8">
+    <w:lvl w:ilvl="3" w:tplc="64B285D4">
       <w:numFmt w:val="decimal"/>
       <w:lvlText w:val=""/>
       <w:lvlJc w:val="left"/>
     </w:lvl>
-    <w:lvl w:ilvl="4" w:tplc="B2AE47CA">
+    <w:lvl w:ilvl="4" w:tplc="9DD0AA24">
       <w:numFmt w:val="decimal"/>
       <w:lvlText w:val=""/>
       <w:lvlJc w:val="left"/>
     </w:lvl>
-    <w:lvl w:ilvl="5" w:tplc="738887B6">
+    <w:lvl w:ilvl="5" w:tplc="9304AE98">
       <w:numFmt w:val="decimal"/>
       <w:lvlText w:val=""/>
       <w:lvlJc w:val="left"/>
     </w:lvl>
-    <w:lvl w:ilvl="6" w:tplc="C83065FE">
+    <w:lvl w:ilvl="6" w:tplc="86120684">
       <w:numFmt w:val="decimal"/>
       <w:lvlText w:val=""/>
       <w:lvlJc w:val="left"/>
     </w:lvl>
-    <w:lvl w:ilvl="7" w:tplc="5A68D5C8">
+    <w:lvl w:ilvl="7" w:tplc="3404DE30">
       <w:numFmt w:val="decimal"/>
       <w:lvlText w:val=""/>
       <w:lvlJc w:val="left"/>
     </w:lvl>
-    <w:lvl w:ilvl="8" w:tplc="0FC8E972">
+    <w:lvl w:ilvl="8" w:tplc="7638AF66">
       <w:numFmt w:val="decimal"/>
       <w:lvlText w:val=""/>
       <w:lvlJc w:val="left"/>
     </w:lvl>
   </w:abstractNum>
-  <w:abstractNum w:abstractNumId="14" w15:restartNumberingAfterBreak="0">
-    <w:nsid w:val="456B6776"/>
+  <w:abstractNum w:abstractNumId="16" w15:restartNumberingAfterBreak="0">
+    <w:nsid w:val="56ED7F71"/>
     <w:multiLevelType w:val="hybridMultilevel"/>
-    <w:tmpl w:val="B0C64BFA"/>
-    <w:lvl w:ilvl="0" w:tplc="3558FF4E">
+    <w:tmpl w:val="DE784124"/>
+    <w:lvl w:ilvl="0" w:tplc="860C050E">
       <w:start w:val="1"/>
       <w:numFmt w:val="decimal"/>
       <w:lvlText w:val="%1."/>
@@ -40290,138 +40499,52 @@
         <w:color w:val="A67C27"/>
       </w:rPr>
     </w:lvl>
-    <w:lvl w:ilvl="1" w:tplc="041AB302">
+    <w:lvl w:ilvl="1" w:tplc="30A69CAC">
       <w:numFmt w:val="decimal"/>
       <w:lvlText w:val=""/>
       <w:lvlJc w:val="left"/>
     </w:lvl>
-    <w:lvl w:ilvl="2" w:tplc="03AC19A8">
+    <w:lvl w:ilvl="2" w:tplc="DD801162">
       <w:numFmt w:val="decimal"/>
       <w:lvlText w:val=""/>
       <w:lvlJc w:val="left"/>
     </w:lvl>
-    <w:lvl w:ilvl="3" w:tplc="CA12C142">
+    <w:lvl w:ilvl="3" w:tplc="52248D5E">
       <w:numFmt w:val="decimal"/>
       <w:lvlText w:val=""/>
       <w:lvlJc w:val="left"/>
     </w:lvl>
-    <w:lvl w:ilvl="4" w:tplc="741859EA">
+    <w:lvl w:ilvl="4" w:tplc="C882C8F0">
       <w:numFmt w:val="decimal"/>
       <w:lvlText w:val=""/>
       <w:lvlJc w:val="left"/>
     </w:lvl>
-    <w:lvl w:ilvl="5" w:tplc="CD9A4A78">
+    <w:lvl w:ilvl="5" w:tplc="22A6B7A2">
       <w:numFmt w:val="decimal"/>
       <w:lvlText w:val=""/>
       <w:lvlJc w:val="left"/>
     </w:lvl>
-    <w:lvl w:ilvl="6" w:tplc="3AE838B8">
+    <w:lvl w:ilvl="6" w:tplc="41360C84">
       <w:numFmt w:val="decimal"/>
       <w:lvlText w:val=""/>
       <w:lvlJc w:val="left"/>
     </w:lvl>
-    <w:lvl w:ilvl="7" w:tplc="582E2D6C">
+    <w:lvl w:ilvl="7" w:tplc="8F540368">
       <w:numFmt w:val="decimal"/>
       <w:lvlText w:val=""/>
       <w:lvlJc w:val="left"/>
     </w:lvl>
-    <w:lvl w:ilvl="8" w:tplc="FFB8C450">
+    <w:lvl w:ilvl="8" w:tplc="1E6699E8">
       <w:numFmt w:val="decimal"/>
       <w:lvlText w:val=""/>
       <w:lvlJc w:val="left"/>
     </w:lvl>
   </w:abstractNum>
-  <w:abstractNum w:abstractNumId="15" w15:restartNumberingAfterBreak="0">
-    <w:nsid w:val="547C58C5"/>
+  <w:abstractNum w:abstractNumId="17" w15:restartNumberingAfterBreak="0">
+    <w:nsid w:val="5CBA0E75"/>
     <w:multiLevelType w:val="hybridMultilevel"/>
-    <w:tmpl w:val="667077F4"/>
-    <w:lvl w:ilvl="0" w:tplc="48A09E74">
-      <w:start w:val="1"/>
-      <w:numFmt w:val="bullet"/>
-      <w:lvlText w:val="●"/>
-      <w:lvlJc w:val="left"/>
-      <w:pPr>
-        <w:ind w:left="720" w:hanging="360"/>
-      </w:pPr>
-    </w:lvl>
-    <w:lvl w:ilvl="1" w:tplc="7742A522">
-      <w:start w:val="1"/>
-      <w:numFmt w:val="bullet"/>
-      <w:lvlText w:val="○"/>
-      <w:lvlJc w:val="left"/>
-      <w:pPr>
-        <w:ind w:left="1440" w:hanging="360"/>
-      </w:pPr>
-    </w:lvl>
-    <w:lvl w:ilvl="2" w:tplc="AA6EB1FE">
-      <w:start w:val="1"/>
-      <w:numFmt w:val="bullet"/>
-      <w:lvlText w:val="■"/>
-      <w:lvlJc w:val="left"/>
-      <w:pPr>
-        <w:ind w:left="2160" w:hanging="360"/>
-      </w:pPr>
-    </w:lvl>
-    <w:lvl w:ilvl="3" w:tplc="ECCE31B0">
-      <w:start w:val="1"/>
-      <w:numFmt w:val="bullet"/>
-      <w:lvlText w:val="●"/>
-      <w:lvlJc w:val="left"/>
-      <w:pPr>
-        <w:ind w:left="2880" w:hanging="360"/>
-      </w:pPr>
-    </w:lvl>
-    <w:lvl w:ilvl="4" w:tplc="9A1EF576">
-      <w:start w:val="1"/>
-      <w:numFmt w:val="bullet"/>
-      <w:lvlText w:val="○"/>
-      <w:lvlJc w:val="left"/>
-      <w:pPr>
-        <w:ind w:left="3600" w:hanging="360"/>
-      </w:pPr>
-    </w:lvl>
-    <w:lvl w:ilvl="5" w:tplc="38E2A208">
-      <w:start w:val="1"/>
-      <w:numFmt w:val="bullet"/>
-      <w:lvlText w:val="■"/>
-      <w:lvlJc w:val="left"/>
-      <w:pPr>
-        <w:ind w:left="4320" w:hanging="360"/>
-      </w:pPr>
-    </w:lvl>
-    <w:lvl w:ilvl="6" w:tplc="75F00366">
-      <w:start w:val="1"/>
-      <w:numFmt w:val="bullet"/>
-      <w:lvlText w:val="●"/>
-      <w:lvlJc w:val="left"/>
-      <w:pPr>
-        <w:ind w:left="5040" w:hanging="360"/>
-      </w:pPr>
-    </w:lvl>
-    <w:lvl w:ilvl="7" w:tplc="ADEA99BA">
-      <w:start w:val="1"/>
-      <w:numFmt w:val="bullet"/>
-      <w:lvlText w:val="●"/>
-      <w:lvlJc w:val="left"/>
-      <w:pPr>
-        <w:ind w:left="5760" w:hanging="360"/>
-      </w:pPr>
-    </w:lvl>
-    <w:lvl w:ilvl="8" w:tplc="0A9663EE">
-      <w:start w:val="1"/>
-      <w:numFmt w:val="bullet"/>
-      <w:lvlText w:val="●"/>
-      <w:lvlJc w:val="left"/>
-      <w:pPr>
-        <w:ind w:left="6480" w:hanging="360"/>
-      </w:pPr>
-    </w:lvl>
-  </w:abstractNum>
-  <w:abstractNum w:abstractNumId="16" w15:restartNumberingAfterBreak="0">
-    <w:nsid w:val="5F243A3F"/>
-    <w:multiLevelType w:val="hybridMultilevel"/>
-    <w:tmpl w:val="87682CCA"/>
-    <w:lvl w:ilvl="0" w:tplc="94D63E54">
+    <w:tmpl w:val="BE50B396"/>
+    <w:lvl w:ilvl="0" w:tplc="FEC6B158">
       <w:start w:val="1"/>
       <w:numFmt w:val="decimal"/>
       <w:lvlText w:val="%1."/>
@@ -40435,52 +40558,52 @@
         <w:color w:val="A67C27"/>
       </w:rPr>
     </w:lvl>
-    <w:lvl w:ilvl="1" w:tplc="68B0BCBE">
+    <w:lvl w:ilvl="1" w:tplc="117AC02A">
       <w:numFmt w:val="decimal"/>
       <w:lvlText w:val=""/>
       <w:lvlJc w:val="left"/>
     </w:lvl>
-    <w:lvl w:ilvl="2" w:tplc="7B481F9E">
+    <w:lvl w:ilvl="2" w:tplc="9EDAC358">
       <w:numFmt w:val="decimal"/>
       <w:lvlText w:val=""/>
       <w:lvlJc w:val="left"/>
     </w:lvl>
-    <w:lvl w:ilvl="3" w:tplc="5EBCDB7C">
+    <w:lvl w:ilvl="3" w:tplc="B6C4F814">
       <w:numFmt w:val="decimal"/>
       <w:lvlText w:val=""/>
       <w:lvlJc w:val="left"/>
     </w:lvl>
-    <w:lvl w:ilvl="4" w:tplc="D910E7A2">
+    <w:lvl w:ilvl="4" w:tplc="D2968500">
       <w:numFmt w:val="decimal"/>
       <w:lvlText w:val=""/>
       <w:lvlJc w:val="left"/>
     </w:lvl>
-    <w:lvl w:ilvl="5" w:tplc="DCCE6192">
+    <w:lvl w:ilvl="5" w:tplc="D9C058AE">
       <w:numFmt w:val="decimal"/>
       <w:lvlText w:val=""/>
       <w:lvlJc w:val="left"/>
     </w:lvl>
-    <w:lvl w:ilvl="6" w:tplc="8BF0FAAC">
+    <w:lvl w:ilvl="6" w:tplc="717ACE8C">
       <w:numFmt w:val="decimal"/>
       <w:lvlText w:val=""/>
       <w:lvlJc w:val="left"/>
     </w:lvl>
-    <w:lvl w:ilvl="7" w:tplc="57FAA6C0">
+    <w:lvl w:ilvl="7" w:tplc="6DE20706">
       <w:numFmt w:val="decimal"/>
       <w:lvlText w:val=""/>
       <w:lvlJc w:val="left"/>
     </w:lvl>
-    <w:lvl w:ilvl="8" w:tplc="8D127F32">
+    <w:lvl w:ilvl="8" w:tplc="AD6A4498">
       <w:numFmt w:val="decimal"/>
       <w:lvlText w:val=""/>
       <w:lvlJc w:val="left"/>
     </w:lvl>
   </w:abstractNum>
-  <w:abstractNum w:abstractNumId="17" w15:restartNumberingAfterBreak="0">
-    <w:nsid w:val="637B3CE0"/>
+  <w:abstractNum w:abstractNumId="18" w15:restartNumberingAfterBreak="0">
+    <w:nsid w:val="5FC42622"/>
     <w:multiLevelType w:val="hybridMultilevel"/>
-    <w:tmpl w:val="4C421690"/>
-    <w:lvl w:ilvl="0" w:tplc="F26242E4">
+    <w:tmpl w:val="21E22DCC"/>
+    <w:lvl w:ilvl="0" w:tplc="4E1ACE60">
       <w:start w:val="1"/>
       <w:numFmt w:val="decimal"/>
       <w:lvlText w:val="%1."/>
@@ -40494,52 +40617,52 @@
         <w:color w:val="A67C27"/>
       </w:rPr>
     </w:lvl>
-    <w:lvl w:ilvl="1" w:tplc="A5B49222">
+    <w:lvl w:ilvl="1" w:tplc="D50A8CEA">
       <w:numFmt w:val="decimal"/>
       <w:lvlText w:val=""/>
       <w:lvlJc w:val="left"/>
     </w:lvl>
-    <w:lvl w:ilvl="2" w:tplc="A9665E0E">
+    <w:lvl w:ilvl="2" w:tplc="5702491C">
       <w:numFmt w:val="decimal"/>
       <w:lvlText w:val=""/>
       <w:lvlJc w:val="left"/>
     </w:lvl>
-    <w:lvl w:ilvl="3" w:tplc="C848EE58">
+    <w:lvl w:ilvl="3" w:tplc="25127400">
       <w:numFmt w:val="decimal"/>
       <w:lvlText w:val=""/>
       <w:lvlJc w:val="left"/>
     </w:lvl>
-    <w:lvl w:ilvl="4" w:tplc="43A220FC">
+    <w:lvl w:ilvl="4" w:tplc="87148106">
       <w:numFmt w:val="decimal"/>
       <w:lvlText w:val=""/>
       <w:lvlJc w:val="left"/>
     </w:lvl>
-    <w:lvl w:ilvl="5" w:tplc="D9CE3EC4">
+    <w:lvl w:ilvl="5" w:tplc="4454D408">
       <w:numFmt w:val="decimal"/>
       <w:lvlText w:val=""/>
       <w:lvlJc w:val="left"/>
     </w:lvl>
-    <w:lvl w:ilvl="6" w:tplc="5178C7EE">
+    <w:lvl w:ilvl="6" w:tplc="B5EA433C">
       <w:numFmt w:val="decimal"/>
       <w:lvlText w:val=""/>
       <w:lvlJc w:val="left"/>
     </w:lvl>
-    <w:lvl w:ilvl="7" w:tplc="6D84B9A4">
+    <w:lvl w:ilvl="7" w:tplc="E49CCB98">
       <w:numFmt w:val="decimal"/>
       <w:lvlText w:val=""/>
       <w:lvlJc w:val="left"/>
     </w:lvl>
-    <w:lvl w:ilvl="8" w:tplc="5D388096">
+    <w:lvl w:ilvl="8" w:tplc="2BFCC600">
       <w:numFmt w:val="decimal"/>
       <w:lvlText w:val=""/>
       <w:lvlJc w:val="left"/>
     </w:lvl>
   </w:abstractNum>
-  <w:abstractNum w:abstractNumId="18" w15:restartNumberingAfterBreak="0">
-    <w:nsid w:val="67B30DDC"/>
+  <w:abstractNum w:abstractNumId="19" w15:restartNumberingAfterBreak="0">
+    <w:nsid w:val="6A5F031D"/>
     <w:multiLevelType w:val="hybridMultilevel"/>
-    <w:tmpl w:val="D576B59A"/>
-    <w:lvl w:ilvl="0" w:tplc="86E691B6">
+    <w:tmpl w:val="5DF26E40"/>
+    <w:lvl w:ilvl="0" w:tplc="F2D21CDC">
       <w:start w:val="1"/>
       <w:numFmt w:val="decimal"/>
       <w:lvlText w:val="%1."/>
@@ -40553,52 +40676,52 @@
         <w:color w:val="A67C27"/>
       </w:rPr>
     </w:lvl>
-    <w:lvl w:ilvl="1" w:tplc="71903362">
+    <w:lvl w:ilvl="1" w:tplc="7F405D9E">
       <w:numFmt w:val="decimal"/>
       <w:lvlText w:val=""/>
       <w:lvlJc w:val="left"/>
     </w:lvl>
-    <w:lvl w:ilvl="2" w:tplc="85D0ECAA">
+    <w:lvl w:ilvl="2" w:tplc="0F3E2CDC">
       <w:numFmt w:val="decimal"/>
       <w:lvlText w:val=""/>
       <w:lvlJc w:val="left"/>
     </w:lvl>
-    <w:lvl w:ilvl="3" w:tplc="C89CBA72">
+    <w:lvl w:ilvl="3" w:tplc="614C04F4">
       <w:numFmt w:val="decimal"/>
       <w:lvlText w:val=""/>
       <w:lvlJc w:val="left"/>
     </w:lvl>
-    <w:lvl w:ilvl="4" w:tplc="1C040AFA">
+    <w:lvl w:ilvl="4" w:tplc="46B041A0">
       <w:numFmt w:val="decimal"/>
       <w:lvlText w:val=""/>
       <w:lvlJc w:val="left"/>
     </w:lvl>
-    <w:lvl w:ilvl="5" w:tplc="6FC8CF26">
+    <w:lvl w:ilvl="5" w:tplc="149E4A12">
       <w:numFmt w:val="decimal"/>
       <w:lvlText w:val=""/>
       <w:lvlJc w:val="left"/>
     </w:lvl>
-    <w:lvl w:ilvl="6" w:tplc="77C65B7C">
+    <w:lvl w:ilvl="6" w:tplc="0928C0C2">
       <w:numFmt w:val="decimal"/>
       <w:lvlText w:val=""/>
       <w:lvlJc w:val="left"/>
     </w:lvl>
-    <w:lvl w:ilvl="7" w:tplc="213C3CF4">
+    <w:lvl w:ilvl="7" w:tplc="799A6DC2">
       <w:numFmt w:val="decimal"/>
       <w:lvlText w:val=""/>
       <w:lvlJc w:val="left"/>
     </w:lvl>
-    <w:lvl w:ilvl="8" w:tplc="D6A63DD8">
+    <w:lvl w:ilvl="8" w:tplc="3E9E9338">
       <w:numFmt w:val="decimal"/>
       <w:lvlText w:val=""/>
       <w:lvlJc w:val="left"/>
     </w:lvl>
   </w:abstractNum>
-  <w:abstractNum w:abstractNumId="19" w15:restartNumberingAfterBreak="0">
-    <w:nsid w:val="69E8440C"/>
+  <w:abstractNum w:abstractNumId="20" w15:restartNumberingAfterBreak="0">
+    <w:nsid w:val="7051351B"/>
     <w:multiLevelType w:val="hybridMultilevel"/>
-    <w:tmpl w:val="95C42AB6"/>
-    <w:lvl w:ilvl="0" w:tplc="D8EC6680">
+    <w:tmpl w:val="256E3D06"/>
+    <w:lvl w:ilvl="0" w:tplc="75EEBAA0">
       <w:start w:val="1"/>
       <w:numFmt w:val="decimal"/>
       <w:lvlText w:val="%1."/>
@@ -40612,52 +40735,52 @@
         <w:color w:val="A67C27"/>
       </w:rPr>
     </w:lvl>
-    <w:lvl w:ilvl="1" w:tplc="D234C0E2">
+    <w:lvl w:ilvl="1" w:tplc="1594194A">
       <w:numFmt w:val="decimal"/>
       <w:lvlText w:val=""/>
       <w:lvlJc w:val="left"/>
     </w:lvl>
-    <w:lvl w:ilvl="2" w:tplc="5716587C">
+    <w:lvl w:ilvl="2" w:tplc="89108F7A">
       <w:numFmt w:val="decimal"/>
       <w:lvlText w:val=""/>
       <w:lvlJc w:val="left"/>
     </w:lvl>
-    <w:lvl w:ilvl="3" w:tplc="1D76A2E2">
+    <w:lvl w:ilvl="3" w:tplc="B572818A">
       <w:numFmt w:val="decimal"/>
       <w:lvlText w:val=""/>
       <w:lvlJc w:val="left"/>
     </w:lvl>
-    <w:lvl w:ilvl="4" w:tplc="47B41224">
+    <w:lvl w:ilvl="4" w:tplc="204A333A">
       <w:numFmt w:val="decimal"/>
       <w:lvlText w:val=""/>
       <w:lvlJc w:val="left"/>
     </w:lvl>
-    <w:lvl w:ilvl="5" w:tplc="2B34C774">
+    <w:lvl w:ilvl="5" w:tplc="C2606CB6">
       <w:numFmt w:val="decimal"/>
       <w:lvlText w:val=""/>
       <w:lvlJc w:val="left"/>
     </w:lvl>
-    <w:lvl w:ilvl="6" w:tplc="682A95B6">
+    <w:lvl w:ilvl="6" w:tplc="F6DE2904">
       <w:numFmt w:val="decimal"/>
       <w:lvlText w:val=""/>
       <w:lvlJc w:val="left"/>
     </w:lvl>
-    <w:lvl w:ilvl="7" w:tplc="01CAF146">
+    <w:lvl w:ilvl="7" w:tplc="F1FABEA6">
       <w:numFmt w:val="decimal"/>
       <w:lvlText w:val=""/>
       <w:lvlJc w:val="left"/>
     </w:lvl>
-    <w:lvl w:ilvl="8" w:tplc="B8C61612">
+    <w:lvl w:ilvl="8" w:tplc="841CCD20">
       <w:numFmt w:val="decimal"/>
       <w:lvlText w:val=""/>
       <w:lvlJc w:val="left"/>
     </w:lvl>
   </w:abstractNum>
-  <w:abstractNum w:abstractNumId="20" w15:restartNumberingAfterBreak="0">
-    <w:nsid w:val="6A74426B"/>
+  <w:abstractNum w:abstractNumId="21" w15:restartNumberingAfterBreak="0">
+    <w:nsid w:val="707328F4"/>
     <w:multiLevelType w:val="hybridMultilevel"/>
-    <w:tmpl w:val="AD3C7136"/>
-    <w:lvl w:ilvl="0" w:tplc="A836C614">
+    <w:tmpl w:val="A56CB9D8"/>
+    <w:lvl w:ilvl="0" w:tplc="02C471BC">
       <w:start w:val="1"/>
       <w:numFmt w:val="decimal"/>
       <w:lvlText w:val="%1."/>
@@ -40671,52 +40794,52 @@
         <w:color w:val="A67C27"/>
       </w:rPr>
     </w:lvl>
-    <w:lvl w:ilvl="1" w:tplc="91A85C3E">
+    <w:lvl w:ilvl="1" w:tplc="C1FC704C">
       <w:numFmt w:val="decimal"/>
       <w:lvlText w:val=""/>
       <w:lvlJc w:val="left"/>
     </w:lvl>
-    <w:lvl w:ilvl="2" w:tplc="4E6CEC8A">
+    <w:lvl w:ilvl="2" w:tplc="A1804888">
       <w:numFmt w:val="decimal"/>
       <w:lvlText w:val=""/>
       <w:lvlJc w:val="left"/>
     </w:lvl>
-    <w:lvl w:ilvl="3" w:tplc="130C0348">
+    <w:lvl w:ilvl="3" w:tplc="DF30C3AA">
       <w:numFmt w:val="decimal"/>
       <w:lvlText w:val=""/>
       <w:lvlJc w:val="left"/>
     </w:lvl>
-    <w:lvl w:ilvl="4" w:tplc="41D8572E">
+    <w:lvl w:ilvl="4" w:tplc="FF7027BC">
       <w:numFmt w:val="decimal"/>
       <w:lvlText w:val=""/>
       <w:lvlJc w:val="left"/>
     </w:lvl>
-    <w:lvl w:ilvl="5" w:tplc="150A82C6">
+    <w:lvl w:ilvl="5" w:tplc="E0DAC182">
       <w:numFmt w:val="decimal"/>
       <w:lvlText w:val=""/>
       <w:lvlJc w:val="left"/>
     </w:lvl>
-    <w:lvl w:ilvl="6" w:tplc="87A40054">
+    <w:lvl w:ilvl="6" w:tplc="4CA605D8">
       <w:numFmt w:val="decimal"/>
       <w:lvlText w:val=""/>
       <w:lvlJc w:val="left"/>
     </w:lvl>
-    <w:lvl w:ilvl="7" w:tplc="162CEE66">
+    <w:lvl w:ilvl="7" w:tplc="94F28DF6">
       <w:numFmt w:val="decimal"/>
       <w:lvlText w:val=""/>
       <w:lvlJc w:val="left"/>
     </w:lvl>
-    <w:lvl w:ilvl="8" w:tplc="5C56DDAC">
+    <w:lvl w:ilvl="8" w:tplc="7CB4A58C">
       <w:numFmt w:val="decimal"/>
       <w:lvlText w:val=""/>
       <w:lvlJc w:val="left"/>
     </w:lvl>
   </w:abstractNum>
-  <w:abstractNum w:abstractNumId="21" w15:restartNumberingAfterBreak="0">
-    <w:nsid w:val="6B1F4629"/>
+  <w:abstractNum w:abstractNumId="22" w15:restartNumberingAfterBreak="0">
+    <w:nsid w:val="73445535"/>
     <w:multiLevelType w:val="hybridMultilevel"/>
-    <w:tmpl w:val="B4E8B1CA"/>
-    <w:lvl w:ilvl="0" w:tplc="01B6EA70">
+    <w:tmpl w:val="4560F744"/>
+    <w:lvl w:ilvl="0" w:tplc="B542333C">
       <w:start w:val="1"/>
       <w:numFmt w:val="decimal"/>
       <w:lvlText w:val="%1."/>
@@ -40730,52 +40853,52 @@
         <w:color w:val="A67C27"/>
       </w:rPr>
     </w:lvl>
-    <w:lvl w:ilvl="1" w:tplc="52169DD0">
+    <w:lvl w:ilvl="1" w:tplc="DCFC5606">
       <w:numFmt w:val="decimal"/>
       <w:lvlText w:val=""/>
       <w:lvlJc w:val="left"/>
     </w:lvl>
-    <w:lvl w:ilvl="2" w:tplc="E65E5A4A">
+    <w:lvl w:ilvl="2" w:tplc="A2922C3C">
       <w:numFmt w:val="decimal"/>
       <w:lvlText w:val=""/>
       <w:lvlJc w:val="left"/>
     </w:lvl>
-    <w:lvl w:ilvl="3" w:tplc="3482C132">
+    <w:lvl w:ilvl="3" w:tplc="61AC6E7C">
       <w:numFmt w:val="decimal"/>
       <w:lvlText w:val=""/>
       <w:lvlJc w:val="left"/>
     </w:lvl>
-    <w:lvl w:ilvl="4" w:tplc="111A627C">
+    <w:lvl w:ilvl="4" w:tplc="02DE71C0">
       <w:numFmt w:val="decimal"/>
       <w:lvlText w:val=""/>
       <w:lvlJc w:val="left"/>
     </w:lvl>
-    <w:lvl w:ilvl="5" w:tplc="98AA5CCE">
+    <w:lvl w:ilvl="5" w:tplc="3C18E894">
       <w:numFmt w:val="decimal"/>
       <w:lvlText w:val=""/>
       <w:lvlJc w:val="left"/>
     </w:lvl>
-    <w:lvl w:ilvl="6" w:tplc="E248707E">
+    <w:lvl w:ilvl="6" w:tplc="13D4F0E6">
       <w:numFmt w:val="decimal"/>
       <w:lvlText w:val=""/>
       <w:lvlJc w:val="left"/>
     </w:lvl>
-    <w:lvl w:ilvl="7" w:tplc="163AF3AA">
+    <w:lvl w:ilvl="7" w:tplc="6A781C2E">
       <w:numFmt w:val="decimal"/>
       <w:lvlText w:val=""/>
       <w:lvlJc w:val="left"/>
     </w:lvl>
-    <w:lvl w:ilvl="8" w:tplc="5908225C">
+    <w:lvl w:ilvl="8" w:tplc="973C75E0">
       <w:numFmt w:val="decimal"/>
       <w:lvlText w:val=""/>
       <w:lvlJc w:val="left"/>
     </w:lvl>
   </w:abstractNum>
-  <w:abstractNum w:abstractNumId="22" w15:restartNumberingAfterBreak="0">
-    <w:nsid w:val="73D15936"/>
+  <w:abstractNum w:abstractNumId="23" w15:restartNumberingAfterBreak="0">
+    <w:nsid w:val="795036B8"/>
     <w:multiLevelType w:val="hybridMultilevel"/>
-    <w:tmpl w:val="90F46438"/>
-    <w:lvl w:ilvl="0" w:tplc="3214ADAC">
+    <w:tmpl w:val="EDBAB350"/>
+    <w:lvl w:ilvl="0" w:tplc="94BA136A">
       <w:start w:val="1"/>
       <w:numFmt w:val="decimal"/>
       <w:lvlText w:val="%1."/>
@@ -40789,52 +40912,52 @@
         <w:color w:val="A67C27"/>
       </w:rPr>
     </w:lvl>
-    <w:lvl w:ilvl="1" w:tplc="54EC3C12">
+    <w:lvl w:ilvl="1" w:tplc="2BD02046">
       <w:numFmt w:val="decimal"/>
       <w:lvlText w:val=""/>
       <w:lvlJc w:val="left"/>
     </w:lvl>
-    <w:lvl w:ilvl="2" w:tplc="CBA872F8">
+    <w:lvl w:ilvl="2" w:tplc="9DF6644E">
       <w:numFmt w:val="decimal"/>
       <w:lvlText w:val=""/>
       <w:lvlJc w:val="left"/>
     </w:lvl>
-    <w:lvl w:ilvl="3" w:tplc="2B06DCBC">
+    <w:lvl w:ilvl="3" w:tplc="82821890">
       <w:numFmt w:val="decimal"/>
       <w:lvlText w:val=""/>
       <w:lvlJc w:val="left"/>
     </w:lvl>
-    <w:lvl w:ilvl="4" w:tplc="91782CB8">
+    <w:lvl w:ilvl="4" w:tplc="ABB8382C">
       <w:numFmt w:val="decimal"/>
       <w:lvlText w:val=""/>
       <w:lvlJc w:val="left"/>
     </w:lvl>
-    <w:lvl w:ilvl="5" w:tplc="0CEADB00">
+    <w:lvl w:ilvl="5" w:tplc="4A343D78">
       <w:numFmt w:val="decimal"/>
       <w:lvlText w:val=""/>
       <w:lvlJc w:val="left"/>
     </w:lvl>
-    <w:lvl w:ilvl="6" w:tplc="2D904930">
+    <w:lvl w:ilvl="6" w:tplc="AB5458B8">
       <w:numFmt w:val="decimal"/>
       <w:lvlText w:val=""/>
       <w:lvlJc w:val="left"/>
     </w:lvl>
-    <w:lvl w:ilvl="7" w:tplc="4154B7B8">
+    <w:lvl w:ilvl="7" w:tplc="F3A462FA">
       <w:numFmt w:val="decimal"/>
       <w:lvlText w:val=""/>
       <w:lvlJc w:val="left"/>
     </w:lvl>
-    <w:lvl w:ilvl="8" w:tplc="7DC43AAC">
+    <w:lvl w:ilvl="8" w:tplc="95C655D4">
       <w:numFmt w:val="decimal"/>
       <w:lvlText w:val=""/>
       <w:lvlJc w:val="left"/>
     </w:lvl>
   </w:abstractNum>
-  <w:abstractNum w:abstractNumId="23" w15:restartNumberingAfterBreak="0">
-    <w:nsid w:val="77084339"/>
+  <w:abstractNum w:abstractNumId="24" w15:restartNumberingAfterBreak="0">
+    <w:nsid w:val="7B2803EB"/>
     <w:multiLevelType w:val="hybridMultilevel"/>
-    <w:tmpl w:val="432A25DC"/>
-    <w:lvl w:ilvl="0" w:tplc="BE985BDA">
+    <w:tmpl w:val="163EA34C"/>
+    <w:lvl w:ilvl="0" w:tplc="3A4A9BA6">
       <w:start w:val="1"/>
       <w:numFmt w:val="decimal"/>
       <w:lvlText w:val="%1."/>
@@ -40848,252 +40971,193 @@
         <w:color w:val="A67C27"/>
       </w:rPr>
     </w:lvl>
-    <w:lvl w:ilvl="1" w:tplc="468A7DDE">
+    <w:lvl w:ilvl="1" w:tplc="971224D6">
       <w:numFmt w:val="decimal"/>
       <w:lvlText w:val=""/>
       <w:lvlJc w:val="left"/>
     </w:lvl>
-    <w:lvl w:ilvl="2" w:tplc="4CC48CB6">
+    <w:lvl w:ilvl="2" w:tplc="840C67AA">
       <w:numFmt w:val="decimal"/>
       <w:lvlText w:val=""/>
       <w:lvlJc w:val="left"/>
     </w:lvl>
-    <w:lvl w:ilvl="3" w:tplc="C9903298">
+    <w:lvl w:ilvl="3" w:tplc="6ED08B9C">
       <w:numFmt w:val="decimal"/>
       <w:lvlText w:val=""/>
       <w:lvlJc w:val="left"/>
     </w:lvl>
-    <w:lvl w:ilvl="4" w:tplc="7EE6D418">
+    <w:lvl w:ilvl="4" w:tplc="47889A2C">
       <w:numFmt w:val="decimal"/>
       <w:lvlText w:val=""/>
       <w:lvlJc w:val="left"/>
     </w:lvl>
-    <w:lvl w:ilvl="5" w:tplc="35789F60">
+    <w:lvl w:ilvl="5" w:tplc="0C880AA4">
       <w:numFmt w:val="decimal"/>
       <w:lvlText w:val=""/>
       <w:lvlJc w:val="left"/>
     </w:lvl>
-    <w:lvl w:ilvl="6" w:tplc="CC5807C6">
+    <w:lvl w:ilvl="6" w:tplc="905EE838">
       <w:numFmt w:val="decimal"/>
       <w:lvlText w:val=""/>
       <w:lvlJc w:val="left"/>
     </w:lvl>
-    <w:lvl w:ilvl="7" w:tplc="88FEE226">
+    <w:lvl w:ilvl="7" w:tplc="5F7A4260">
       <w:numFmt w:val="decimal"/>
       <w:lvlText w:val=""/>
       <w:lvlJc w:val="left"/>
     </w:lvl>
-    <w:lvl w:ilvl="8" w:tplc="7D7C7084">
+    <w:lvl w:ilvl="8" w:tplc="E5488496">
       <w:numFmt w:val="decimal"/>
       <w:lvlText w:val=""/>
       <w:lvlJc w:val="left"/>
     </w:lvl>
   </w:abstractNum>
-  <w:abstractNum w:abstractNumId="24" w15:restartNumberingAfterBreak="0">
-    <w:nsid w:val="7C4818D7"/>
-    <w:multiLevelType w:val="hybridMultilevel"/>
-    <w:tmpl w:val="374E3B62"/>
-    <w:lvl w:ilvl="0" w:tplc="78165810">
-      <w:start w:val="1"/>
-      <w:numFmt w:val="decimal"/>
-      <w:lvlText w:val="%1."/>
-      <w:lvlJc w:val="left"/>
-      <w:pPr>
-        <w:ind w:left="460" w:hanging="360"/>
-      </w:pPr>
-      <w:rPr>
-        <w:b/>
-        <w:bCs/>
-        <w:color w:val="A67C27"/>
-      </w:rPr>
-    </w:lvl>
-    <w:lvl w:ilvl="1" w:tplc="C88AD5D0">
-      <w:numFmt w:val="decimal"/>
-      <w:lvlText w:val=""/>
-      <w:lvlJc w:val="left"/>
-    </w:lvl>
-    <w:lvl w:ilvl="2" w:tplc="07F47880">
-      <w:numFmt w:val="decimal"/>
-      <w:lvlText w:val=""/>
-      <w:lvlJc w:val="left"/>
-    </w:lvl>
-    <w:lvl w:ilvl="3" w:tplc="40C8B50C">
-      <w:numFmt w:val="decimal"/>
-      <w:lvlText w:val=""/>
-      <w:lvlJc w:val="left"/>
-    </w:lvl>
-    <w:lvl w:ilvl="4" w:tplc="2E84E7D0">
-      <w:numFmt w:val="decimal"/>
-      <w:lvlText w:val=""/>
-      <w:lvlJc w:val="left"/>
-    </w:lvl>
-    <w:lvl w:ilvl="5" w:tplc="9A1EFF54">
-      <w:numFmt w:val="decimal"/>
-      <w:lvlText w:val=""/>
-      <w:lvlJc w:val="left"/>
-    </w:lvl>
-    <w:lvl w:ilvl="6" w:tplc="F4A0224C">
-      <w:numFmt w:val="decimal"/>
-      <w:lvlText w:val=""/>
-      <w:lvlJc w:val="left"/>
-    </w:lvl>
-    <w:lvl w:ilvl="7" w:tplc="39AABE7A">
-      <w:numFmt w:val="decimal"/>
-      <w:lvlText w:val=""/>
-      <w:lvlJc w:val="left"/>
-    </w:lvl>
-    <w:lvl w:ilvl="8" w:tplc="FA286276">
-      <w:numFmt w:val="decimal"/>
-      <w:lvlText w:val=""/>
-      <w:lvlJc w:val="left"/>
-    </w:lvl>
-  </w:abstractNum>
-  <w:num w:numId="1" w16cid:durableId="2119568607">
+  <w:num w:numId="1" w16cid:durableId="1219242542">
+    <w:abstractNumId w:val="6"/>
+    <w:lvlOverride w:ilvl="0">
+      <w:startOverride w:val="1"/>
+    </w:lvlOverride>
+  </w:num>
+  <w:num w:numId="2" w16cid:durableId="230893702">
+    <w:abstractNumId w:val="11"/>
+    <w:lvlOverride w:ilvl="0">
+      <w:startOverride w:val="1"/>
+    </w:lvlOverride>
+  </w:num>
+  <w:num w:numId="3" w16cid:durableId="250965154">
+    <w:abstractNumId w:val="22"/>
+    <w:lvlOverride w:ilvl="0">
+      <w:startOverride w:val="1"/>
+    </w:lvlOverride>
+  </w:num>
+  <w:num w:numId="4" w16cid:durableId="1906601825">
+    <w:abstractNumId w:val="7"/>
+    <w:lvlOverride w:ilvl="0">
+      <w:startOverride w:val="1"/>
+    </w:lvlOverride>
+  </w:num>
+  <w:num w:numId="5" w16cid:durableId="1270773800">
+    <w:abstractNumId w:val="16"/>
+    <w:lvlOverride w:ilvl="0">
+      <w:startOverride w:val="1"/>
+    </w:lvlOverride>
+  </w:num>
+  <w:num w:numId="6" w16cid:durableId="80689155">
+    <w:abstractNumId w:val="10"/>
+    <w:lvlOverride w:ilvl="0">
+      <w:startOverride w:val="1"/>
+    </w:lvlOverride>
+  </w:num>
+  <w:num w:numId="7" w16cid:durableId="1302805916">
+    <w:abstractNumId w:val="5"/>
+    <w:lvlOverride w:ilvl="0">
+      <w:startOverride w:val="1"/>
+    </w:lvlOverride>
+  </w:num>
+  <w:num w:numId="8" w16cid:durableId="1756171237">
+    <w:abstractNumId w:val="20"/>
+    <w:lvlOverride w:ilvl="0">
+      <w:startOverride w:val="1"/>
+    </w:lvlOverride>
+  </w:num>
+  <w:num w:numId="9" w16cid:durableId="1273129671">
     <w:abstractNumId w:val="15"/>
     <w:lvlOverride w:ilvl="0">
       <w:startOverride w:val="1"/>
     </w:lvlOverride>
   </w:num>
-  <w:num w:numId="2" w16cid:durableId="2114130141">
+  <w:num w:numId="10" w16cid:durableId="1148479082">
+    <w:abstractNumId w:val="2"/>
+    <w:lvlOverride w:ilvl="0">
+      <w:startOverride w:val="1"/>
+    </w:lvlOverride>
+  </w:num>
+  <w:num w:numId="11" w16cid:durableId="240606314">
+    <w:abstractNumId w:val="14"/>
+    <w:lvlOverride w:ilvl="0">
+      <w:startOverride w:val="1"/>
+    </w:lvlOverride>
+  </w:num>
+  <w:num w:numId="12" w16cid:durableId="1424835393">
     <w:abstractNumId w:val="4"/>
     <w:lvlOverride w:ilvl="0">
       <w:startOverride w:val="1"/>
     </w:lvlOverride>
   </w:num>
-  <w:num w:numId="3" w16cid:durableId="1164204119">
+  <w:num w:numId="13" w16cid:durableId="335301634">
     <w:abstractNumId w:val="12"/>
     <w:lvlOverride w:ilvl="0">
       <w:startOverride w:val="1"/>
     </w:lvlOverride>
   </w:num>
-  <w:num w:numId="4" w16cid:durableId="947542442">
+  <w:num w:numId="14" w16cid:durableId="975838405">
+    <w:abstractNumId w:val="0"/>
+    <w:lvlOverride w:ilvl="0">
+      <w:startOverride w:val="1"/>
+    </w:lvlOverride>
+  </w:num>
+  <w:num w:numId="15" w16cid:durableId="740643515">
+    <w:abstractNumId w:val="8"/>
+    <w:lvlOverride w:ilvl="0">
+      <w:startOverride w:val="1"/>
+    </w:lvlOverride>
+  </w:num>
+  <w:num w:numId="16" w16cid:durableId="1356074181">
+    <w:abstractNumId w:val="1"/>
+    <w:lvlOverride w:ilvl="0">
+      <w:startOverride w:val="1"/>
+    </w:lvlOverride>
+  </w:num>
+  <w:num w:numId="17" w16cid:durableId="1844782682">
+    <w:abstractNumId w:val="19"/>
+    <w:lvlOverride w:ilvl="0">
+      <w:startOverride w:val="1"/>
+    </w:lvlOverride>
+  </w:num>
+  <w:num w:numId="18" w16cid:durableId="266232693">
+    <w:abstractNumId w:val="18"/>
+    <w:lvlOverride w:ilvl="0">
+      <w:startOverride w:val="1"/>
+    </w:lvlOverride>
+  </w:num>
+  <w:num w:numId="19" w16cid:durableId="1419473954">
     <w:abstractNumId w:val="17"/>
     <w:lvlOverride w:ilvl="0">
       <w:startOverride w:val="1"/>
     </w:lvlOverride>
   </w:num>
-  <w:num w:numId="5" w16cid:durableId="907885986">
-    <w:abstractNumId w:val="7"/>
+  <w:num w:numId="20" w16cid:durableId="2066029513">
+    <w:abstractNumId w:val="23"/>
     <w:lvlOverride w:ilvl="0">
       <w:startOverride w:val="1"/>
     </w:lvlOverride>
   </w:num>
-  <w:num w:numId="6" w16cid:durableId="1933274646">
+  <w:num w:numId="21" w16cid:durableId="1181361141">
+    <w:abstractNumId w:val="13"/>
+    <w:lvlOverride w:ilvl="0">
+      <w:startOverride w:val="1"/>
+    </w:lvlOverride>
+  </w:num>
+  <w:num w:numId="22" w16cid:durableId="182595211">
+    <w:abstractNumId w:val="9"/>
+    <w:lvlOverride w:ilvl="0">
+      <w:startOverride w:val="1"/>
+    </w:lvlOverride>
+  </w:num>
+  <w:num w:numId="23" w16cid:durableId="413014179">
     <w:abstractNumId w:val="3"/>
     <w:lvlOverride w:ilvl="0">
       <w:startOverride w:val="1"/>
     </w:lvlOverride>
   </w:num>
-  <w:num w:numId="7" w16cid:durableId="894003697">
-    <w:abstractNumId w:val="10"/>
-    <w:lvlOverride w:ilvl="0">
-      <w:startOverride w:val="1"/>
-    </w:lvlOverride>
-  </w:num>
-  <w:num w:numId="8" w16cid:durableId="1151599223">
-    <w:abstractNumId w:val="22"/>
-    <w:lvlOverride w:ilvl="0">
-      <w:startOverride w:val="1"/>
-    </w:lvlOverride>
-  </w:num>
-  <w:num w:numId="9" w16cid:durableId="1421950581">
+  <w:num w:numId="24" w16cid:durableId="840126811">
     <w:abstractNumId w:val="21"/>
     <w:lvlOverride w:ilvl="0">
       <w:startOverride w:val="1"/>
     </w:lvlOverride>
   </w:num>
-  <w:num w:numId="10" w16cid:durableId="1449010157">
-    <w:abstractNumId w:val="1"/>
-    <w:lvlOverride w:ilvl="0">
-      <w:startOverride w:val="1"/>
-    </w:lvlOverride>
-  </w:num>
-  <w:num w:numId="11" w16cid:durableId="476459477">
-    <w:abstractNumId w:val="18"/>
-    <w:lvlOverride w:ilvl="0">
-      <w:startOverride w:val="1"/>
-    </w:lvlOverride>
-  </w:num>
-  <w:num w:numId="12" w16cid:durableId="1029337211">
-    <w:abstractNumId w:val="5"/>
-    <w:lvlOverride w:ilvl="0">
-      <w:startOverride w:val="1"/>
-    </w:lvlOverride>
-  </w:num>
-  <w:num w:numId="13" w16cid:durableId="87777514">
-    <w:abstractNumId w:val="8"/>
-    <w:lvlOverride w:ilvl="0">
-      <w:startOverride w:val="1"/>
-    </w:lvlOverride>
-  </w:num>
-  <w:num w:numId="14" w16cid:durableId="309362116">
-    <w:abstractNumId w:val="11"/>
-    <w:lvlOverride w:ilvl="0">
-      <w:startOverride w:val="1"/>
-    </w:lvlOverride>
-  </w:num>
-  <w:num w:numId="15" w16cid:durableId="1206526279">
-    <w:abstractNumId w:val="2"/>
-    <w:lvlOverride w:ilvl="0">
-      <w:startOverride w:val="1"/>
-    </w:lvlOverride>
-  </w:num>
-  <w:num w:numId="16" w16cid:durableId="2107922000">
-    <w:abstractNumId w:val="16"/>
-    <w:lvlOverride w:ilvl="0">
-      <w:startOverride w:val="1"/>
-    </w:lvlOverride>
-  </w:num>
-  <w:num w:numId="17" w16cid:durableId="1778328003">
-    <w:abstractNumId w:val="13"/>
-    <w:lvlOverride w:ilvl="0">
-      <w:startOverride w:val="1"/>
-    </w:lvlOverride>
-  </w:num>
-  <w:num w:numId="18" w16cid:durableId="1181360384">
-    <w:abstractNumId w:val="23"/>
-    <w:lvlOverride w:ilvl="0">
-      <w:startOverride w:val="1"/>
-    </w:lvlOverride>
-  </w:num>
-  <w:num w:numId="19" w16cid:durableId="1848060738">
-    <w:abstractNumId w:val="20"/>
-    <w:lvlOverride w:ilvl="0">
-      <w:startOverride w:val="1"/>
-    </w:lvlOverride>
-  </w:num>
-  <w:num w:numId="20" w16cid:durableId="598223414">
-    <w:abstractNumId w:val="19"/>
-    <w:lvlOverride w:ilvl="0">
-      <w:startOverride w:val="1"/>
-    </w:lvlOverride>
-  </w:num>
-  <w:num w:numId="21" w16cid:durableId="64838773">
-    <w:abstractNumId w:val="0"/>
-    <w:lvlOverride w:ilvl="0">
-      <w:startOverride w:val="1"/>
-    </w:lvlOverride>
-  </w:num>
-  <w:num w:numId="22" w16cid:durableId="1982538111">
-    <w:abstractNumId w:val="14"/>
-    <w:lvlOverride w:ilvl="0">
-      <w:startOverride w:val="1"/>
-    </w:lvlOverride>
-  </w:num>
-  <w:num w:numId="23" w16cid:durableId="66194127">
-    <w:abstractNumId w:val="9"/>
-    <w:lvlOverride w:ilvl="0">
-      <w:startOverride w:val="1"/>
-    </w:lvlOverride>
-  </w:num>
-  <w:num w:numId="24" w16cid:durableId="555623916">
+  <w:num w:numId="25" w16cid:durableId="12807445">
     <w:abstractNumId w:val="24"/>
-    <w:lvlOverride w:ilvl="0">
-      <w:startOverride w:val="1"/>
-    </w:lvlOverride>
-  </w:num>
-  <w:num w:numId="25" w16cid:durableId="1226603829">
-    <w:abstractNumId w:val="6"/>
     <w:lvlOverride w:ilvl="0">
       <w:startOverride w:val="1"/>
     </w:lvlOverride>
@@ -41718,7 +41782,7 @@
     <w:autoRedefine/>
     <w:uiPriority w:val="39"/>
     <w:unhideWhenUsed/>
-    <w:rsid w:val="00BF230B"/>
+    <w:rsid w:val="007121C2"/>
     <w:pPr>
       <w:spacing w:after="100"/>
     </w:pPr>
@@ -41730,7 +41794,7 @@
     <w:autoRedefine/>
     <w:uiPriority w:val="39"/>
     <w:unhideWhenUsed/>
-    <w:rsid w:val="00BF230B"/>
+    <w:rsid w:val="007121C2"/>
     <w:pPr>
       <w:spacing w:after="100"/>
       <w:ind w:left="210"/>

--- a/docs/manuals/Role_Guide_2_Field_Coordinator.docx
+++ b/docs/manuals/Role_Guide_2_Field_Coordinator.docx
@@ -69,7 +69,7 @@
           <w:left w:w="10" w:type="dxa"/>
           <w:right w:w="10" w:type="dxa"/>
         </w:tblCellMar>
-        <w:tblLook w:val="04A0" w:firstRow="1" w:lastRow="0" w:firstColumn="1" w:lastColumn="0" w:noHBand="0" w:noVBand="1"/>
+        <w:tblLook w:val="0000" w:firstRow="0" w:lastRow="0" w:firstColumn="0" w:lastColumn="0" w:noHBand="0" w:noVBand="0"/>
       </w:tblPr>
       <w:tblGrid>
         <w:gridCol w:w="2300"/>
@@ -412,7 +412,7 @@
                 <w:sz w:val="19"/>
                 <w:szCs w:val="19"/>
               </w:rPr>
-              <w:t>0773943709 · abffst.research.cut@gmail.com</w:t>
+              <w:t>0773943709 · abffst.research@gmail.com</w:t>
             </w:r>
           </w:p>
         </w:tc>
@@ -469,7 +469,7 @@
                 <w:sz w:val="19"/>
                 <w:szCs w:val="19"/>
               </w:rPr>
-              <w:t>Version 1.9 · 22 September 2026</w:t>
+              <w:t>Version 1.10 · 22 September 2026</w:t>
             </w:r>
           </w:p>
         </w:tc>
@@ -538,7 +538,7 @@
     <w:sdt>
       <w:sdtPr>
         <w:alias w:val="Contents"/>
-        <w:id w:val="-1420560467"/>
+        <w:id w:val="-306472030"/>
       </w:sdtPr>
       <w:sdtEndPr/>
       <w:sdtContent>
@@ -567,7 +567,7 @@
           <w:r>
             <w:fldChar w:fldCharType="separate"/>
           </w:r>
-          <w:hyperlink w:anchor="_Toc240960882" w:history="1">
+          <w:hyperlink w:anchor="_Toc240975912" w:history="1">
             <w:r>
               <w:rPr>
                 <w:rStyle w:val="Hyperlink"/>
@@ -591,7 +591,7 @@
               <w:rPr>
                 <w:noProof/>
               </w:rPr>
-              <w:instrText xml:space="preserve"> PAGEREF _Toc240960882 \h </w:instrText>
+              <w:instrText xml:space="preserve"> PAGEREF _Toc240975912 \h </w:instrText>
             </w:r>
             <w:r>
               <w:rPr>
@@ -634,7 +634,7 @@
               <w14:ligatures w14:val="standardContextual"/>
             </w:rPr>
           </w:pPr>
-          <w:hyperlink w:anchor="_Toc240960883" w:history="1">
+          <w:hyperlink w:anchor="_Toc240975913" w:history="1">
             <w:r>
               <w:rPr>
                 <w:rStyle w:val="Hyperlink"/>
@@ -658,7 +658,7 @@
               <w:rPr>
                 <w:noProof/>
               </w:rPr>
-              <w:instrText xml:space="preserve"> PAGEREF _Toc240960883 \h </w:instrText>
+              <w:instrText xml:space="preserve"> PAGEREF _Toc240975913 \h </w:instrText>
             </w:r>
             <w:r>
               <w:rPr>
@@ -701,7 +701,7 @@
               <w14:ligatures w14:val="standardContextual"/>
             </w:rPr>
           </w:pPr>
-          <w:hyperlink w:anchor="_Toc240960884" w:history="1">
+          <w:hyperlink w:anchor="_Toc240975914" w:history="1">
             <w:r>
               <w:rPr>
                 <w:rStyle w:val="Hyperlink"/>
@@ -725,7 +725,7 @@
               <w:rPr>
                 <w:noProof/>
               </w:rPr>
-              <w:instrText xml:space="preserve"> PAGEREF _Toc240960884 \h </w:instrText>
+              <w:instrText xml:space="preserve"> PAGEREF _Toc240975914 \h </w:instrText>
             </w:r>
             <w:r>
               <w:rPr>
@@ -768,7 +768,7 @@
               <w14:ligatures w14:val="standardContextual"/>
             </w:rPr>
           </w:pPr>
-          <w:hyperlink w:anchor="_Toc240960885" w:history="1">
+          <w:hyperlink w:anchor="_Toc240975915" w:history="1">
             <w:r>
               <w:rPr>
                 <w:rStyle w:val="Hyperlink"/>
@@ -792,7 +792,7 @@
               <w:rPr>
                 <w:noProof/>
               </w:rPr>
-              <w:instrText xml:space="preserve"> PAGEREF _Toc240960885 \h </w:instrText>
+              <w:instrText xml:space="preserve"> PAGEREF _Toc240975915 \h </w:instrText>
             </w:r>
             <w:r>
               <w:rPr>
@@ -835,7 +835,7 @@
               <w14:ligatures w14:val="standardContextual"/>
             </w:rPr>
           </w:pPr>
-          <w:hyperlink w:anchor="_Toc240960886" w:history="1">
+          <w:hyperlink w:anchor="_Toc240975916" w:history="1">
             <w:r>
               <w:rPr>
                 <w:rStyle w:val="Hyperlink"/>
@@ -859,7 +859,7 @@
               <w:rPr>
                 <w:noProof/>
               </w:rPr>
-              <w:instrText xml:space="preserve"> PAGEREF _Toc240960886 \h </w:instrText>
+              <w:instrText xml:space="preserve"> PAGEREF _Toc240975916 \h </w:instrText>
             </w:r>
             <w:r>
               <w:rPr>
@@ -902,7 +902,7 @@
               <w14:ligatures w14:val="standardContextual"/>
             </w:rPr>
           </w:pPr>
-          <w:hyperlink w:anchor="_Toc240960887" w:history="1">
+          <w:hyperlink w:anchor="_Toc240975917" w:history="1">
             <w:r>
               <w:rPr>
                 <w:rStyle w:val="Hyperlink"/>
@@ -926,7 +926,7 @@
               <w:rPr>
                 <w:noProof/>
               </w:rPr>
-              <w:instrText xml:space="preserve"> PAGEREF _Toc240960887 \h </w:instrText>
+              <w:instrText xml:space="preserve"> PAGEREF _Toc240975917 \h </w:instrText>
             </w:r>
             <w:r>
               <w:rPr>
@@ -969,7 +969,7 @@
               <w14:ligatures w14:val="standardContextual"/>
             </w:rPr>
           </w:pPr>
-          <w:hyperlink w:anchor="_Toc240960888" w:history="1">
+          <w:hyperlink w:anchor="_Toc240975918" w:history="1">
             <w:r>
               <w:rPr>
                 <w:rStyle w:val="Hyperlink"/>
@@ -993,7 +993,7 @@
               <w:rPr>
                 <w:noProof/>
               </w:rPr>
-              <w:instrText xml:space="preserve"> PAGEREF _Toc240960888 \h </w:instrText>
+              <w:instrText xml:space="preserve"> PAGEREF _Toc240975918 \h </w:instrText>
             </w:r>
             <w:r>
               <w:rPr>
@@ -1036,7 +1036,7 @@
               <w14:ligatures w14:val="standardContextual"/>
             </w:rPr>
           </w:pPr>
-          <w:hyperlink w:anchor="_Toc240960889" w:history="1">
+          <w:hyperlink w:anchor="_Toc240975919" w:history="1">
             <w:r>
               <w:rPr>
                 <w:rStyle w:val="Hyperlink"/>
@@ -1060,7 +1060,7 @@
               <w:rPr>
                 <w:noProof/>
               </w:rPr>
-              <w:instrText xml:space="preserve"> PAGEREF _Toc240960889 \h </w:instrText>
+              <w:instrText xml:space="preserve"> PAGEREF _Toc240975919 \h </w:instrText>
             </w:r>
             <w:r>
               <w:rPr>
@@ -1103,7 +1103,7 @@
               <w14:ligatures w14:val="standardContextual"/>
             </w:rPr>
           </w:pPr>
-          <w:hyperlink w:anchor="_Toc240960890" w:history="1">
+          <w:hyperlink w:anchor="_Toc240975920" w:history="1">
             <w:r>
               <w:rPr>
                 <w:rStyle w:val="Hyperlink"/>
@@ -1127,7 +1127,7 @@
               <w:rPr>
                 <w:noProof/>
               </w:rPr>
-              <w:instrText xml:space="preserve"> PAGEREF _Toc240960890 \h </w:instrText>
+              <w:instrText xml:space="preserve"> PAGEREF _Toc240975920 \h </w:instrText>
             </w:r>
             <w:r>
               <w:rPr>
@@ -1170,7 +1170,7 @@
               <w14:ligatures w14:val="standardContextual"/>
             </w:rPr>
           </w:pPr>
-          <w:hyperlink w:anchor="_Toc240960891" w:history="1">
+          <w:hyperlink w:anchor="_Toc240975921" w:history="1">
             <w:r>
               <w:rPr>
                 <w:rStyle w:val="Hyperlink"/>
@@ -1194,7 +1194,7 @@
               <w:rPr>
                 <w:noProof/>
               </w:rPr>
-              <w:instrText xml:space="preserve"> PAGEREF _Toc240960891 \h </w:instrText>
+              <w:instrText xml:space="preserve"> PAGEREF _Toc240975921 \h </w:instrText>
             </w:r>
             <w:r>
               <w:rPr>
@@ -1237,7 +1237,7 @@
               <w14:ligatures w14:val="standardContextual"/>
             </w:rPr>
           </w:pPr>
-          <w:hyperlink w:anchor="_Toc240960892" w:history="1">
+          <w:hyperlink w:anchor="_Toc240975922" w:history="1">
             <w:r>
               <w:rPr>
                 <w:rStyle w:val="Hyperlink"/>
@@ -1261,7 +1261,7 @@
               <w:rPr>
                 <w:noProof/>
               </w:rPr>
-              <w:instrText xml:space="preserve"> PAGEREF _Toc240960892 \h </w:instrText>
+              <w:instrText xml:space="preserve"> PAGEREF _Toc240975922 \h </w:instrText>
             </w:r>
             <w:r>
               <w:rPr>
@@ -1304,7 +1304,7 @@
               <w14:ligatures w14:val="standardContextual"/>
             </w:rPr>
           </w:pPr>
-          <w:hyperlink w:anchor="_Toc240960893" w:history="1">
+          <w:hyperlink w:anchor="_Toc240975923" w:history="1">
             <w:r>
               <w:rPr>
                 <w:rStyle w:val="Hyperlink"/>
@@ -1328,7 +1328,7 @@
               <w:rPr>
                 <w:noProof/>
               </w:rPr>
-              <w:instrText xml:space="preserve"> PAGEREF _Toc240960893 \h </w:instrText>
+              <w:instrText xml:space="preserve"> PAGEREF _Toc240975923 \h </w:instrText>
             </w:r>
             <w:r>
               <w:rPr>
@@ -1371,7 +1371,7 @@
               <w14:ligatures w14:val="standardContextual"/>
             </w:rPr>
           </w:pPr>
-          <w:hyperlink w:anchor="_Toc240960894" w:history="1">
+          <w:hyperlink w:anchor="_Toc240975924" w:history="1">
             <w:r>
               <w:rPr>
                 <w:rStyle w:val="Hyperlink"/>
@@ -1395,7 +1395,7 @@
               <w:rPr>
                 <w:noProof/>
               </w:rPr>
-              <w:instrText xml:space="preserve"> PAGEREF _Toc240960894 \h </w:instrText>
+              <w:instrText xml:space="preserve"> PAGEREF _Toc240975924 \h </w:instrText>
             </w:r>
             <w:r>
               <w:rPr>
@@ -1438,7 +1438,7 @@
               <w14:ligatures w14:val="standardContextual"/>
             </w:rPr>
           </w:pPr>
-          <w:hyperlink w:anchor="_Toc240960895" w:history="1">
+          <w:hyperlink w:anchor="_Toc240975925" w:history="1">
             <w:r>
               <w:rPr>
                 <w:rStyle w:val="Hyperlink"/>
@@ -1462,7 +1462,7 @@
               <w:rPr>
                 <w:noProof/>
               </w:rPr>
-              <w:instrText xml:space="preserve"> PAGEREF _Toc240960895 \h </w:instrText>
+              <w:instrText xml:space="preserve"> PAGEREF _Toc240975925 \h </w:instrText>
             </w:r>
             <w:r>
               <w:rPr>
@@ -1505,7 +1505,7 @@
               <w14:ligatures w14:val="standardContextual"/>
             </w:rPr>
           </w:pPr>
-          <w:hyperlink w:anchor="_Toc240960896" w:history="1">
+          <w:hyperlink w:anchor="_Toc240975926" w:history="1">
             <w:r>
               <w:rPr>
                 <w:rStyle w:val="Hyperlink"/>
@@ -1529,7 +1529,7 @@
               <w:rPr>
                 <w:noProof/>
               </w:rPr>
-              <w:instrText xml:space="preserve"> PAGEREF _Toc240960896 \h </w:instrText>
+              <w:instrText xml:space="preserve"> PAGEREF _Toc240975926 \h </w:instrText>
             </w:r>
             <w:r>
               <w:rPr>
@@ -1572,7 +1572,7 @@
               <w14:ligatures w14:val="standardContextual"/>
             </w:rPr>
           </w:pPr>
-          <w:hyperlink w:anchor="_Toc240960897" w:history="1">
+          <w:hyperlink w:anchor="_Toc240975927" w:history="1">
             <w:r>
               <w:rPr>
                 <w:rStyle w:val="Hyperlink"/>
@@ -1596,7 +1596,7 @@
               <w:rPr>
                 <w:noProof/>
               </w:rPr>
-              <w:instrText xml:space="preserve"> PAGEREF _Toc240960897 \h </w:instrText>
+              <w:instrText xml:space="preserve"> PAGEREF _Toc240975927 \h </w:instrText>
             </w:r>
             <w:r>
               <w:rPr>
@@ -1639,7 +1639,7 @@
               <w14:ligatures w14:val="standardContextual"/>
             </w:rPr>
           </w:pPr>
-          <w:hyperlink w:anchor="_Toc240960898" w:history="1">
+          <w:hyperlink w:anchor="_Toc240975928" w:history="1">
             <w:r>
               <w:rPr>
                 <w:rStyle w:val="Hyperlink"/>
@@ -1663,7 +1663,7 @@
               <w:rPr>
                 <w:noProof/>
               </w:rPr>
-              <w:instrText xml:space="preserve"> PAGEREF _Toc240960898 \h </w:instrText>
+              <w:instrText xml:space="preserve"> PAGEREF _Toc240975928 \h </w:instrText>
             </w:r>
             <w:r>
               <w:rPr>
@@ -1706,7 +1706,7 @@
               <w14:ligatures w14:val="standardContextual"/>
             </w:rPr>
           </w:pPr>
-          <w:hyperlink w:anchor="_Toc240960899" w:history="1">
+          <w:hyperlink w:anchor="_Toc240975929" w:history="1">
             <w:r>
               <w:rPr>
                 <w:rStyle w:val="Hyperlink"/>
@@ -1730,7 +1730,7 @@
               <w:rPr>
                 <w:noProof/>
               </w:rPr>
-              <w:instrText xml:space="preserve"> PAGEREF _Toc240960899 \h </w:instrText>
+              <w:instrText xml:space="preserve"> PAGEREF _Toc240975929 \h </w:instrText>
             </w:r>
             <w:r>
               <w:rPr>
@@ -1773,7 +1773,7 @@
               <w14:ligatures w14:val="standardContextual"/>
             </w:rPr>
           </w:pPr>
-          <w:hyperlink w:anchor="_Toc240960900" w:history="1">
+          <w:hyperlink w:anchor="_Toc240975930" w:history="1">
             <w:r>
               <w:rPr>
                 <w:rStyle w:val="Hyperlink"/>
@@ -1797,7 +1797,7 @@
               <w:rPr>
                 <w:noProof/>
               </w:rPr>
-              <w:instrText xml:space="preserve"> PAGEREF _Toc240960900 \h </w:instrText>
+              <w:instrText xml:space="preserve"> PAGEREF _Toc240975930 \h </w:instrText>
             </w:r>
             <w:r>
               <w:rPr>
@@ -1840,7 +1840,7 @@
               <w14:ligatures w14:val="standardContextual"/>
             </w:rPr>
           </w:pPr>
-          <w:hyperlink w:anchor="_Toc240960901" w:history="1">
+          <w:hyperlink w:anchor="_Toc240975931" w:history="1">
             <w:r>
               <w:rPr>
                 <w:rStyle w:val="Hyperlink"/>
@@ -1864,7 +1864,7 @@
               <w:rPr>
                 <w:noProof/>
               </w:rPr>
-              <w:instrText xml:space="preserve"> PAGEREF _Toc240960901 \h </w:instrText>
+              <w:instrText xml:space="preserve"> PAGEREF _Toc240975931 \h </w:instrText>
             </w:r>
             <w:r>
               <w:rPr>
@@ -1907,7 +1907,7 @@
               <w14:ligatures w14:val="standardContextual"/>
             </w:rPr>
           </w:pPr>
-          <w:hyperlink w:anchor="_Toc240960902" w:history="1">
+          <w:hyperlink w:anchor="_Toc240975932" w:history="1">
             <w:r>
               <w:rPr>
                 <w:rStyle w:val="Hyperlink"/>
@@ -1931,7 +1931,7 @@
               <w:rPr>
                 <w:noProof/>
               </w:rPr>
-              <w:instrText xml:space="preserve"> PAGEREF _Toc240960902 \h </w:instrText>
+              <w:instrText xml:space="preserve"> PAGEREF _Toc240975932 \h </w:instrText>
             </w:r>
             <w:r>
               <w:rPr>
@@ -1974,7 +1974,7 @@
               <w14:ligatures w14:val="standardContextual"/>
             </w:rPr>
           </w:pPr>
-          <w:hyperlink w:anchor="_Toc240960903" w:history="1">
+          <w:hyperlink w:anchor="_Toc240975933" w:history="1">
             <w:r>
               <w:rPr>
                 <w:rStyle w:val="Hyperlink"/>
@@ -1998,7 +1998,7 @@
               <w:rPr>
                 <w:noProof/>
               </w:rPr>
-              <w:instrText xml:space="preserve"> PAGEREF _Toc240960903 \h </w:instrText>
+              <w:instrText xml:space="preserve"> PAGEREF _Toc240975933 \h </w:instrText>
             </w:r>
             <w:r>
               <w:rPr>
@@ -2041,7 +2041,7 @@
               <w14:ligatures w14:val="standardContextual"/>
             </w:rPr>
           </w:pPr>
-          <w:hyperlink w:anchor="_Toc240960904" w:history="1">
+          <w:hyperlink w:anchor="_Toc240975934" w:history="1">
             <w:r>
               <w:rPr>
                 <w:rStyle w:val="Hyperlink"/>
@@ -2065,7 +2065,7 @@
               <w:rPr>
                 <w:noProof/>
               </w:rPr>
-              <w:instrText xml:space="preserve"> PAGEREF _Toc240960904 \h </w:instrText>
+              <w:instrText xml:space="preserve"> PAGEREF _Toc240975934 \h </w:instrText>
             </w:r>
             <w:r>
               <w:rPr>
@@ -2108,7 +2108,7 @@
               <w14:ligatures w14:val="standardContextual"/>
             </w:rPr>
           </w:pPr>
-          <w:hyperlink w:anchor="_Toc240960905" w:history="1">
+          <w:hyperlink w:anchor="_Toc240975935" w:history="1">
             <w:r>
               <w:rPr>
                 <w:rStyle w:val="Hyperlink"/>
@@ -2132,7 +2132,7 @@
               <w:rPr>
                 <w:noProof/>
               </w:rPr>
-              <w:instrText xml:space="preserve"> PAGEREF _Toc240960905 \h </w:instrText>
+              <w:instrText xml:space="preserve"> PAGEREF _Toc240975935 \h </w:instrText>
             </w:r>
             <w:r>
               <w:rPr>
@@ -2175,7 +2175,7 @@
               <w14:ligatures w14:val="standardContextual"/>
             </w:rPr>
           </w:pPr>
-          <w:hyperlink w:anchor="_Toc240960906" w:history="1">
+          <w:hyperlink w:anchor="_Toc240975936" w:history="1">
             <w:r>
               <w:rPr>
                 <w:rStyle w:val="Hyperlink"/>
@@ -2199,7 +2199,7 @@
               <w:rPr>
                 <w:noProof/>
               </w:rPr>
-              <w:instrText xml:space="preserve"> PAGEREF _Toc240960906 \h </w:instrText>
+              <w:instrText xml:space="preserve"> PAGEREF _Toc240975936 \h </w:instrText>
             </w:r>
             <w:r>
               <w:rPr>
@@ -2242,7 +2242,7 @@
               <w14:ligatures w14:val="standardContextual"/>
             </w:rPr>
           </w:pPr>
-          <w:hyperlink w:anchor="_Toc240960907" w:history="1">
+          <w:hyperlink w:anchor="_Toc240975937" w:history="1">
             <w:r>
               <w:rPr>
                 <w:rStyle w:val="Hyperlink"/>
@@ -2266,7 +2266,7 @@
               <w:rPr>
                 <w:noProof/>
               </w:rPr>
-              <w:instrText xml:space="preserve"> PAGEREF _Toc240960907 \h </w:instrText>
+              <w:instrText xml:space="preserve"> PAGEREF _Toc240975937 \h </w:instrText>
             </w:r>
             <w:r>
               <w:rPr>
@@ -2309,7 +2309,7 @@
               <w14:ligatures w14:val="standardContextual"/>
             </w:rPr>
           </w:pPr>
-          <w:hyperlink w:anchor="_Toc240960908" w:history="1">
+          <w:hyperlink w:anchor="_Toc240975938" w:history="1">
             <w:r>
               <w:rPr>
                 <w:rStyle w:val="Hyperlink"/>
@@ -2333,7 +2333,7 @@
               <w:rPr>
                 <w:noProof/>
               </w:rPr>
-              <w:instrText xml:space="preserve"> PAGEREF _Toc240960908 \h </w:instrText>
+              <w:instrText xml:space="preserve"> PAGEREF _Toc240975938 \h </w:instrText>
             </w:r>
             <w:r>
               <w:rPr>
@@ -2376,7 +2376,7 @@
               <w14:ligatures w14:val="standardContextual"/>
             </w:rPr>
           </w:pPr>
-          <w:hyperlink w:anchor="_Toc240960909" w:history="1">
+          <w:hyperlink w:anchor="_Toc240975939" w:history="1">
             <w:r>
               <w:rPr>
                 <w:rStyle w:val="Hyperlink"/>
@@ -2400,7 +2400,7 @@
               <w:rPr>
                 <w:noProof/>
               </w:rPr>
-              <w:instrText xml:space="preserve"> PAGEREF _Toc240960909 \h </w:instrText>
+              <w:instrText xml:space="preserve"> PAGEREF _Toc240975939 \h </w:instrText>
             </w:r>
             <w:r>
               <w:rPr>
@@ -2443,7 +2443,7 @@
               <w14:ligatures w14:val="standardContextual"/>
             </w:rPr>
           </w:pPr>
-          <w:hyperlink w:anchor="_Toc240960910" w:history="1">
+          <w:hyperlink w:anchor="_Toc240975940" w:history="1">
             <w:r>
               <w:rPr>
                 <w:rStyle w:val="Hyperlink"/>
@@ -2467,7 +2467,7 @@
               <w:rPr>
                 <w:noProof/>
               </w:rPr>
-              <w:instrText xml:space="preserve"> PAGEREF _Toc240960910 \h </w:instrText>
+              <w:instrText xml:space="preserve"> PAGEREF _Toc240975940 \h </w:instrText>
             </w:r>
             <w:r>
               <w:rPr>
@@ -2510,7 +2510,7 @@
               <w14:ligatures w14:val="standardContextual"/>
             </w:rPr>
           </w:pPr>
-          <w:hyperlink w:anchor="_Toc240960911" w:history="1">
+          <w:hyperlink w:anchor="_Toc240975941" w:history="1">
             <w:r>
               <w:rPr>
                 <w:rStyle w:val="Hyperlink"/>
@@ -2534,7 +2534,7 @@
               <w:rPr>
                 <w:noProof/>
               </w:rPr>
-              <w:instrText xml:space="preserve"> PAGEREF _Toc240960911 \h </w:instrText>
+              <w:instrText xml:space="preserve"> PAGEREF _Toc240975941 \h </w:instrText>
             </w:r>
             <w:r>
               <w:rPr>
@@ -2577,7 +2577,7 @@
               <w14:ligatures w14:val="standardContextual"/>
             </w:rPr>
           </w:pPr>
-          <w:hyperlink w:anchor="_Toc240960912" w:history="1">
+          <w:hyperlink w:anchor="_Toc240975942" w:history="1">
             <w:r>
               <w:rPr>
                 <w:rStyle w:val="Hyperlink"/>
@@ -2601,7 +2601,7 @@
               <w:rPr>
                 <w:noProof/>
               </w:rPr>
-              <w:instrText xml:space="preserve"> PAGEREF _Toc240960912 \h </w:instrText>
+              <w:instrText xml:space="preserve"> PAGEREF _Toc240975942 \h </w:instrText>
             </w:r>
             <w:r>
               <w:rPr>
@@ -2644,7 +2644,7 @@
               <w14:ligatures w14:val="standardContextual"/>
             </w:rPr>
           </w:pPr>
-          <w:hyperlink w:anchor="_Toc240960913" w:history="1">
+          <w:hyperlink w:anchor="_Toc240975943" w:history="1">
             <w:r>
               <w:rPr>
                 <w:rStyle w:val="Hyperlink"/>
@@ -2668,7 +2668,7 @@
               <w:rPr>
                 <w:noProof/>
               </w:rPr>
-              <w:instrText xml:space="preserve"> PAGEREF _Toc240960913 \h </w:instrText>
+              <w:instrText xml:space="preserve"> PAGEREF _Toc240975943 \h </w:instrText>
             </w:r>
             <w:r>
               <w:rPr>
@@ -2711,7 +2711,7 @@
               <w14:ligatures w14:val="standardContextual"/>
             </w:rPr>
           </w:pPr>
-          <w:hyperlink w:anchor="_Toc240960914" w:history="1">
+          <w:hyperlink w:anchor="_Toc240975944" w:history="1">
             <w:r>
               <w:rPr>
                 <w:rStyle w:val="Hyperlink"/>
@@ -2735,7 +2735,7 @@
               <w:rPr>
                 <w:noProof/>
               </w:rPr>
-              <w:instrText xml:space="preserve"> PAGEREF _Toc240960914 \h </w:instrText>
+              <w:instrText xml:space="preserve"> PAGEREF _Toc240975944 \h </w:instrText>
             </w:r>
             <w:r>
               <w:rPr>
@@ -2778,7 +2778,7 @@
               <w14:ligatures w14:val="standardContextual"/>
             </w:rPr>
           </w:pPr>
-          <w:hyperlink w:anchor="_Toc240960915" w:history="1">
+          <w:hyperlink w:anchor="_Toc240975945" w:history="1">
             <w:r>
               <w:rPr>
                 <w:rStyle w:val="Hyperlink"/>
@@ -2802,7 +2802,7 @@
               <w:rPr>
                 <w:noProof/>
               </w:rPr>
-              <w:instrText xml:space="preserve"> PAGEREF _Toc240960915 \h </w:instrText>
+              <w:instrText xml:space="preserve"> PAGEREF _Toc240975945 \h </w:instrText>
             </w:r>
             <w:r>
               <w:rPr>
@@ -2845,7 +2845,7 @@
               <w14:ligatures w14:val="standardContextual"/>
             </w:rPr>
           </w:pPr>
-          <w:hyperlink w:anchor="_Toc240960916" w:history="1">
+          <w:hyperlink w:anchor="_Toc240975946" w:history="1">
             <w:r>
               <w:rPr>
                 <w:rStyle w:val="Hyperlink"/>
@@ -2869,7 +2869,7 @@
               <w:rPr>
                 <w:noProof/>
               </w:rPr>
-              <w:instrText xml:space="preserve"> PAGEREF _Toc240960916 \h </w:instrText>
+              <w:instrText xml:space="preserve"> PAGEREF _Toc240975946 \h </w:instrText>
             </w:r>
             <w:r>
               <w:rPr>
@@ -2912,7 +2912,7 @@
               <w14:ligatures w14:val="standardContextual"/>
             </w:rPr>
           </w:pPr>
-          <w:hyperlink w:anchor="_Toc240960917" w:history="1">
+          <w:hyperlink w:anchor="_Toc240975947" w:history="1">
             <w:r>
               <w:rPr>
                 <w:rStyle w:val="Hyperlink"/>
@@ -2936,7 +2936,7 @@
               <w:rPr>
                 <w:noProof/>
               </w:rPr>
-              <w:instrText xml:space="preserve"> PAGEREF _Toc240960917 \h </w:instrText>
+              <w:instrText xml:space="preserve"> PAGEREF _Toc240975947 \h </w:instrText>
             </w:r>
             <w:r>
               <w:rPr>
@@ -2979,7 +2979,7 @@
               <w14:ligatures w14:val="standardContextual"/>
             </w:rPr>
           </w:pPr>
-          <w:hyperlink w:anchor="_Toc240960918" w:history="1">
+          <w:hyperlink w:anchor="_Toc240975948" w:history="1">
             <w:r>
               <w:rPr>
                 <w:rStyle w:val="Hyperlink"/>
@@ -3003,7 +3003,7 @@
               <w:rPr>
                 <w:noProof/>
               </w:rPr>
-              <w:instrText xml:space="preserve"> PAGEREF _Toc240960918 \h </w:instrText>
+              <w:instrText xml:space="preserve"> PAGEREF _Toc240975948 \h </w:instrText>
             </w:r>
             <w:r>
               <w:rPr>
@@ -3046,7 +3046,7 @@
               <w14:ligatures w14:val="standardContextual"/>
             </w:rPr>
           </w:pPr>
-          <w:hyperlink w:anchor="_Toc240960919" w:history="1">
+          <w:hyperlink w:anchor="_Toc240975949" w:history="1">
             <w:r>
               <w:rPr>
                 <w:rStyle w:val="Hyperlink"/>
@@ -3070,7 +3070,7 @@
               <w:rPr>
                 <w:noProof/>
               </w:rPr>
-              <w:instrText xml:space="preserve"> PAGEREF _Toc240960919 \h </w:instrText>
+              <w:instrText xml:space="preserve"> PAGEREF _Toc240975949 \h </w:instrText>
             </w:r>
             <w:r>
               <w:rPr>
@@ -3113,7 +3113,7 @@
               <w14:ligatures w14:val="standardContextual"/>
             </w:rPr>
           </w:pPr>
-          <w:hyperlink w:anchor="_Toc240960920" w:history="1">
+          <w:hyperlink w:anchor="_Toc240975950" w:history="1">
             <w:r>
               <w:rPr>
                 <w:rStyle w:val="Hyperlink"/>
@@ -3137,7 +3137,7 @@
               <w:rPr>
                 <w:noProof/>
               </w:rPr>
-              <w:instrText xml:space="preserve"> PAGEREF _Toc240960920 \h </w:instrText>
+              <w:instrText xml:space="preserve"> PAGEREF _Toc240975950 \h </w:instrText>
             </w:r>
             <w:r>
               <w:rPr>
@@ -3180,7 +3180,7 @@
               <w14:ligatures w14:val="standardContextual"/>
             </w:rPr>
           </w:pPr>
-          <w:hyperlink w:anchor="_Toc240960921" w:history="1">
+          <w:hyperlink w:anchor="_Toc240975951" w:history="1">
             <w:r>
               <w:rPr>
                 <w:rStyle w:val="Hyperlink"/>
@@ -3204,7 +3204,7 @@
               <w:rPr>
                 <w:noProof/>
               </w:rPr>
-              <w:instrText xml:space="preserve"> PAGEREF _Toc240960921 \h </w:instrText>
+              <w:instrText xml:space="preserve"> PAGEREF _Toc240975951 \h </w:instrText>
             </w:r>
             <w:r>
               <w:rPr>
@@ -3247,7 +3247,7 @@
               <w14:ligatures w14:val="standardContextual"/>
             </w:rPr>
           </w:pPr>
-          <w:hyperlink w:anchor="_Toc240960922" w:history="1">
+          <w:hyperlink w:anchor="_Toc240975952" w:history="1">
             <w:r>
               <w:rPr>
                 <w:rStyle w:val="Hyperlink"/>
@@ -3271,7 +3271,7 @@
               <w:rPr>
                 <w:noProof/>
               </w:rPr>
-              <w:instrText xml:space="preserve"> PAGEREF _Toc240960922 \h </w:instrText>
+              <w:instrText xml:space="preserve"> PAGEREF _Toc240975952 \h </w:instrText>
             </w:r>
             <w:r>
               <w:rPr>
@@ -3314,7 +3314,7 @@
               <w14:ligatures w14:val="standardContextual"/>
             </w:rPr>
           </w:pPr>
-          <w:hyperlink w:anchor="_Toc240960923" w:history="1">
+          <w:hyperlink w:anchor="_Toc240975953" w:history="1">
             <w:r>
               <w:rPr>
                 <w:rStyle w:val="Hyperlink"/>
@@ -3338,7 +3338,7 @@
               <w:rPr>
                 <w:noProof/>
               </w:rPr>
-              <w:instrText xml:space="preserve"> PAGEREF _Toc240960923 \h </w:instrText>
+              <w:instrText xml:space="preserve"> PAGEREF _Toc240975953 \h </w:instrText>
             </w:r>
             <w:r>
               <w:rPr>
@@ -3381,7 +3381,7 @@
               <w14:ligatures w14:val="standardContextual"/>
             </w:rPr>
           </w:pPr>
-          <w:hyperlink w:anchor="_Toc240960924" w:history="1">
+          <w:hyperlink w:anchor="_Toc240975954" w:history="1">
             <w:r>
               <w:rPr>
                 <w:rStyle w:val="Hyperlink"/>
@@ -3405,7 +3405,7 @@
               <w:rPr>
                 <w:noProof/>
               </w:rPr>
-              <w:instrText xml:space="preserve"> PAGEREF _Toc240960924 \h </w:instrText>
+              <w:instrText xml:space="preserve"> PAGEREF _Toc240975954 \h </w:instrText>
             </w:r>
             <w:r>
               <w:rPr>
@@ -3448,7 +3448,7 @@
               <w14:ligatures w14:val="standardContextual"/>
             </w:rPr>
           </w:pPr>
-          <w:hyperlink w:anchor="_Toc240960925" w:history="1">
+          <w:hyperlink w:anchor="_Toc240975955" w:history="1">
             <w:r>
               <w:rPr>
                 <w:rStyle w:val="Hyperlink"/>
@@ -3472,7 +3472,7 @@
               <w:rPr>
                 <w:noProof/>
               </w:rPr>
-              <w:instrText xml:space="preserve"> PAGEREF _Toc240960925 \h </w:instrText>
+              <w:instrText xml:space="preserve"> PAGEREF _Toc240975955 \h </w:instrText>
             </w:r>
             <w:r>
               <w:rPr>
@@ -3515,7 +3515,7 @@
               <w14:ligatures w14:val="standardContextual"/>
             </w:rPr>
           </w:pPr>
-          <w:hyperlink w:anchor="_Toc240960926" w:history="1">
+          <w:hyperlink w:anchor="_Toc240975956" w:history="1">
             <w:r>
               <w:rPr>
                 <w:rStyle w:val="Hyperlink"/>
@@ -3539,7 +3539,7 @@
               <w:rPr>
                 <w:noProof/>
               </w:rPr>
-              <w:instrText xml:space="preserve"> PAGEREF _Toc240960926 \h </w:instrText>
+              <w:instrText xml:space="preserve"> PAGEREF _Toc240975956 \h </w:instrText>
             </w:r>
             <w:r>
               <w:rPr>
@@ -3582,7 +3582,7 @@
               <w14:ligatures w14:val="standardContextual"/>
             </w:rPr>
           </w:pPr>
-          <w:hyperlink w:anchor="_Toc240960927" w:history="1">
+          <w:hyperlink w:anchor="_Toc240975957" w:history="1">
             <w:r>
               <w:rPr>
                 <w:rStyle w:val="Hyperlink"/>
@@ -3606,7 +3606,7 @@
               <w:rPr>
                 <w:noProof/>
               </w:rPr>
-              <w:instrText xml:space="preserve"> PAGEREF _Toc240960927 \h </w:instrText>
+              <w:instrText xml:space="preserve"> PAGEREF _Toc240975957 \h </w:instrText>
             </w:r>
             <w:r>
               <w:rPr>
@@ -3649,7 +3649,7 @@
               <w14:ligatures w14:val="standardContextual"/>
             </w:rPr>
           </w:pPr>
-          <w:hyperlink w:anchor="_Toc240960928" w:history="1">
+          <w:hyperlink w:anchor="_Toc240975958" w:history="1">
             <w:r>
               <w:rPr>
                 <w:rStyle w:val="Hyperlink"/>
@@ -3673,7 +3673,7 @@
               <w:rPr>
                 <w:noProof/>
               </w:rPr>
-              <w:instrText xml:space="preserve"> PAGEREF _Toc240960928 \h </w:instrText>
+              <w:instrText xml:space="preserve"> PAGEREF _Toc240975958 \h </w:instrText>
             </w:r>
             <w:r>
               <w:rPr>
@@ -3716,7 +3716,7 @@
               <w14:ligatures w14:val="standardContextual"/>
             </w:rPr>
           </w:pPr>
-          <w:hyperlink w:anchor="_Toc240960929" w:history="1">
+          <w:hyperlink w:anchor="_Toc240975959" w:history="1">
             <w:r>
               <w:rPr>
                 <w:rStyle w:val="Hyperlink"/>
@@ -3740,7 +3740,7 @@
               <w:rPr>
                 <w:noProof/>
               </w:rPr>
-              <w:instrText xml:space="preserve"> PAGEREF _Toc240960929 \h </w:instrText>
+              <w:instrText xml:space="preserve"> PAGEREF _Toc240975959 \h </w:instrText>
             </w:r>
             <w:r>
               <w:rPr>
@@ -3783,7 +3783,7 @@
               <w14:ligatures w14:val="standardContextual"/>
             </w:rPr>
           </w:pPr>
-          <w:hyperlink w:anchor="_Toc240960930" w:history="1">
+          <w:hyperlink w:anchor="_Toc240975960" w:history="1">
             <w:r>
               <w:rPr>
                 <w:rStyle w:val="Hyperlink"/>
@@ -3807,7 +3807,7 @@
               <w:rPr>
                 <w:noProof/>
               </w:rPr>
-              <w:instrText xml:space="preserve"> PAGEREF _Toc240960930 \h </w:instrText>
+              <w:instrText xml:space="preserve"> PAGEREF _Toc240975960 \h </w:instrText>
             </w:r>
             <w:r>
               <w:rPr>
@@ -3850,7 +3850,7 @@
               <w14:ligatures w14:val="standardContextual"/>
             </w:rPr>
           </w:pPr>
-          <w:hyperlink w:anchor="_Toc240960931" w:history="1">
+          <w:hyperlink w:anchor="_Toc240975961" w:history="1">
             <w:r>
               <w:rPr>
                 <w:rStyle w:val="Hyperlink"/>
@@ -3874,7 +3874,7 @@
               <w:rPr>
                 <w:noProof/>
               </w:rPr>
-              <w:instrText xml:space="preserve"> PAGEREF _Toc240960931 \h </w:instrText>
+              <w:instrText xml:space="preserve"> PAGEREF _Toc240975961 \h </w:instrText>
             </w:r>
             <w:r>
               <w:rPr>
@@ -3917,7 +3917,7 @@
               <w14:ligatures w14:val="standardContextual"/>
             </w:rPr>
           </w:pPr>
-          <w:hyperlink w:anchor="_Toc240960932" w:history="1">
+          <w:hyperlink w:anchor="_Toc240975962" w:history="1">
             <w:r>
               <w:rPr>
                 <w:rStyle w:val="Hyperlink"/>
@@ -3941,7 +3941,7 @@
               <w:rPr>
                 <w:noProof/>
               </w:rPr>
-              <w:instrText xml:space="preserve"> PAGEREF _Toc240960932 \h </w:instrText>
+              <w:instrText xml:space="preserve"> PAGEREF _Toc240975962 \h </w:instrText>
             </w:r>
             <w:r>
               <w:rPr>
@@ -3984,7 +3984,7 @@
               <w14:ligatures w14:val="standardContextual"/>
             </w:rPr>
           </w:pPr>
-          <w:hyperlink w:anchor="_Toc240960933" w:history="1">
+          <w:hyperlink w:anchor="_Toc240975963" w:history="1">
             <w:r>
               <w:rPr>
                 <w:rStyle w:val="Hyperlink"/>
@@ -4008,7 +4008,7 @@
               <w:rPr>
                 <w:noProof/>
               </w:rPr>
-              <w:instrText xml:space="preserve"> PAGEREF _Toc240960933 \h </w:instrText>
+              <w:instrText xml:space="preserve"> PAGEREF _Toc240975963 \h </w:instrText>
             </w:r>
             <w:r>
               <w:rPr>
@@ -4051,7 +4051,7 @@
               <w14:ligatures w14:val="standardContextual"/>
             </w:rPr>
           </w:pPr>
-          <w:hyperlink w:anchor="_Toc240960934" w:history="1">
+          <w:hyperlink w:anchor="_Toc240975964" w:history="1">
             <w:r>
               <w:rPr>
                 <w:rStyle w:val="Hyperlink"/>
@@ -4075,7 +4075,7 @@
               <w:rPr>
                 <w:noProof/>
               </w:rPr>
-              <w:instrText xml:space="preserve"> PAGEREF _Toc240960934 \h </w:instrText>
+              <w:instrText xml:space="preserve"> PAGEREF _Toc240975964 \h </w:instrText>
             </w:r>
             <w:r>
               <w:rPr>
@@ -4118,7 +4118,7 @@
               <w14:ligatures w14:val="standardContextual"/>
             </w:rPr>
           </w:pPr>
-          <w:hyperlink w:anchor="_Toc240960935" w:history="1">
+          <w:hyperlink w:anchor="_Toc240975965" w:history="1">
             <w:r>
               <w:rPr>
                 <w:rStyle w:val="Hyperlink"/>
@@ -4142,7 +4142,7 @@
               <w:rPr>
                 <w:noProof/>
               </w:rPr>
-              <w:instrText xml:space="preserve"> PAGEREF _Toc240960935 \h </w:instrText>
+              <w:instrText xml:space="preserve"> PAGEREF _Toc240975965 \h </w:instrText>
             </w:r>
             <w:r>
               <w:rPr>
@@ -4185,7 +4185,7 @@
               <w14:ligatures w14:val="standardContextual"/>
             </w:rPr>
           </w:pPr>
-          <w:hyperlink w:anchor="_Toc240960936" w:history="1">
+          <w:hyperlink w:anchor="_Toc240975966" w:history="1">
             <w:r>
               <w:rPr>
                 <w:rStyle w:val="Hyperlink"/>
@@ -4209,7 +4209,7 @@
               <w:rPr>
                 <w:noProof/>
               </w:rPr>
-              <w:instrText xml:space="preserve"> PAGEREF _Toc240960936 \h </w:instrText>
+              <w:instrText xml:space="preserve"> PAGEREF _Toc240975966 \h </w:instrText>
             </w:r>
             <w:r>
               <w:rPr>
@@ -4252,7 +4252,7 @@
               <w14:ligatures w14:val="standardContextual"/>
             </w:rPr>
           </w:pPr>
-          <w:hyperlink w:anchor="_Toc240960937" w:history="1">
+          <w:hyperlink w:anchor="_Toc240975967" w:history="1">
             <w:r>
               <w:rPr>
                 <w:rStyle w:val="Hyperlink"/>
@@ -4276,7 +4276,7 @@
               <w:rPr>
                 <w:noProof/>
               </w:rPr>
-              <w:instrText xml:space="preserve"> PAGEREF _Toc240960937 \h </w:instrText>
+              <w:instrText xml:space="preserve"> PAGEREF _Toc240975967 \h </w:instrText>
             </w:r>
             <w:r>
               <w:rPr>
@@ -4319,7 +4319,7 @@
               <w14:ligatures w14:val="standardContextual"/>
             </w:rPr>
           </w:pPr>
-          <w:hyperlink w:anchor="_Toc240960938" w:history="1">
+          <w:hyperlink w:anchor="_Toc240975968" w:history="1">
             <w:r>
               <w:rPr>
                 <w:rStyle w:val="Hyperlink"/>
@@ -4343,7 +4343,7 @@
               <w:rPr>
                 <w:noProof/>
               </w:rPr>
-              <w:instrText xml:space="preserve"> PAGEREF _Toc240960938 \h </w:instrText>
+              <w:instrText xml:space="preserve"> PAGEREF _Toc240975968 \h </w:instrText>
             </w:r>
             <w:r>
               <w:rPr>
@@ -4386,7 +4386,7 @@
               <w14:ligatures w14:val="standardContextual"/>
             </w:rPr>
           </w:pPr>
-          <w:hyperlink w:anchor="_Toc240960939" w:history="1">
+          <w:hyperlink w:anchor="_Toc240975969" w:history="1">
             <w:r>
               <w:rPr>
                 <w:rStyle w:val="Hyperlink"/>
@@ -4410,7 +4410,7 @@
               <w:rPr>
                 <w:noProof/>
               </w:rPr>
-              <w:instrText xml:space="preserve"> PAGEREF _Toc240960939 \h </w:instrText>
+              <w:instrText xml:space="preserve"> PAGEREF _Toc240975969 \h </w:instrText>
             </w:r>
             <w:r>
               <w:rPr>
@@ -4453,7 +4453,7 @@
               <w14:ligatures w14:val="standardContextual"/>
             </w:rPr>
           </w:pPr>
-          <w:hyperlink w:anchor="_Toc240960940" w:history="1">
+          <w:hyperlink w:anchor="_Toc240975970" w:history="1">
             <w:r>
               <w:rPr>
                 <w:rStyle w:val="Hyperlink"/>
@@ -4477,7 +4477,7 @@
               <w:rPr>
                 <w:noProof/>
               </w:rPr>
-              <w:instrText xml:space="preserve"> PAGEREF _Toc240960940 \h </w:instrText>
+              <w:instrText xml:space="preserve"> PAGEREF _Toc240975970 \h </w:instrText>
             </w:r>
             <w:r>
               <w:rPr>
@@ -4520,7 +4520,7 @@
               <w14:ligatures w14:val="standardContextual"/>
             </w:rPr>
           </w:pPr>
-          <w:hyperlink w:anchor="_Toc240960941" w:history="1">
+          <w:hyperlink w:anchor="_Toc240975971" w:history="1">
             <w:r>
               <w:rPr>
                 <w:rStyle w:val="Hyperlink"/>
@@ -4544,7 +4544,7 @@
               <w:rPr>
                 <w:noProof/>
               </w:rPr>
-              <w:instrText xml:space="preserve"> PAGEREF _Toc240960941 \h </w:instrText>
+              <w:instrText xml:space="preserve"> PAGEREF _Toc240975971 \h </w:instrText>
             </w:r>
             <w:r>
               <w:rPr>
@@ -4587,7 +4587,7 @@
               <w14:ligatures w14:val="standardContextual"/>
             </w:rPr>
           </w:pPr>
-          <w:hyperlink w:anchor="_Toc240960942" w:history="1">
+          <w:hyperlink w:anchor="_Toc240975972" w:history="1">
             <w:r>
               <w:rPr>
                 <w:rStyle w:val="Hyperlink"/>
@@ -4611,7 +4611,7 @@
               <w:rPr>
                 <w:noProof/>
               </w:rPr>
-              <w:instrText xml:space="preserve"> PAGEREF _Toc240960942 \h </w:instrText>
+              <w:instrText xml:space="preserve"> PAGEREF _Toc240975972 \h </w:instrText>
             </w:r>
             <w:r>
               <w:rPr>
@@ -4654,7 +4654,7 @@
               <w14:ligatures w14:val="standardContextual"/>
             </w:rPr>
           </w:pPr>
-          <w:hyperlink w:anchor="_Toc240960943" w:history="1">
+          <w:hyperlink w:anchor="_Toc240975973" w:history="1">
             <w:r>
               <w:rPr>
                 <w:rStyle w:val="Hyperlink"/>
@@ -4678,7 +4678,7 @@
               <w:rPr>
                 <w:noProof/>
               </w:rPr>
-              <w:instrText xml:space="preserve"> PAGEREF _Toc240960943 \h </w:instrText>
+              <w:instrText xml:space="preserve"> PAGEREF _Toc240975973 \h </w:instrText>
             </w:r>
             <w:r>
               <w:rPr>
@@ -4721,7 +4721,7 @@
               <w14:ligatures w14:val="standardContextual"/>
             </w:rPr>
           </w:pPr>
-          <w:hyperlink w:anchor="_Toc240960944" w:history="1">
+          <w:hyperlink w:anchor="_Toc240975974" w:history="1">
             <w:r>
               <w:rPr>
                 <w:rStyle w:val="Hyperlink"/>
@@ -4745,7 +4745,7 @@
               <w:rPr>
                 <w:noProof/>
               </w:rPr>
-              <w:instrText xml:space="preserve"> PAGEREF _Toc240960944 \h </w:instrText>
+              <w:instrText xml:space="preserve"> PAGEREF _Toc240975974 \h </w:instrText>
             </w:r>
             <w:r>
               <w:rPr>
@@ -4784,7 +4784,7 @@
         <w:pStyle w:val="Heading1"/>
         <w:pageBreakBefore/>
       </w:pPr>
-      <w:bookmarkStart w:id="0" w:name="_Toc240960882"/>
+      <w:bookmarkStart w:id="0" w:name="_Toc240975912"/>
       <w:r>
         <w:lastRenderedPageBreak/>
         <w:t>1. Your role at a glance</w:t>
@@ -4957,7 +4957,7 @@
           <w:left w:w="10" w:type="dxa"/>
           <w:right w:w="10" w:type="dxa"/>
         </w:tblCellMar>
-        <w:tblLook w:val="04A0" w:firstRow="1" w:lastRow="0" w:firstColumn="1" w:lastColumn="0" w:noHBand="0" w:noVBand="1"/>
+        <w:tblLook w:val="0000" w:firstRow="0" w:lastRow="0" w:firstColumn="0" w:lastColumn="0" w:noHBand="0" w:noVBand="0"/>
       </w:tblPr>
       <w:tblGrid>
         <w:gridCol w:w="9412"/>
@@ -5017,7 +5017,7 @@
         <w:pStyle w:val="Heading1"/>
         <w:pageBreakBefore/>
       </w:pPr>
-      <w:bookmarkStart w:id="1" w:name="_Toc240960883"/>
+      <w:bookmarkStart w:id="1" w:name="_Toc240975913"/>
       <w:r>
         <w:lastRenderedPageBreak/>
         <w:t>2. Signing in and your screens</w:t>
@@ -5028,7 +5028,7 @@
       <w:pPr>
         <w:pStyle w:val="Heading2"/>
       </w:pPr>
-      <w:bookmarkStart w:id="2" w:name="_Toc240960884"/>
+      <w:bookmarkStart w:id="2" w:name="_Toc240975914"/>
       <w:r>
         <w:t>Signing in</w:t>
       </w:r>
@@ -5111,7 +5111,7 @@
           <w:noProof/>
         </w:rPr>
         <w:drawing>
-          <wp:inline distT="0" distB="0" distL="0" distR="0">
+          <wp:inline distT="0" distB="0" distL="0" distR="0" wp14:anchorId="3873A150" wp14:editId="47004A16">
             <wp:extent cx="5334000" cy="2333625"/>
             <wp:effectExtent l="0" t="0" r="0" b="0"/>
             <wp:docPr id="1" name="adm_login.jpg" descr="The sign-in screen for all internal staff." title="The sign-in screen for all internal staff."/>
@@ -5219,7 +5219,7 @@
           <w:left w:w="10" w:type="dxa"/>
           <w:right w:w="10" w:type="dxa"/>
         </w:tblCellMar>
-        <w:tblLook w:val="04A0" w:firstRow="1" w:lastRow="0" w:firstColumn="1" w:lastColumn="0" w:noHBand="0" w:noVBand="1"/>
+        <w:tblLook w:val="0000" w:firstRow="0" w:lastRow="0" w:firstColumn="0" w:lastColumn="0" w:noHBand="0" w:noVBand="0"/>
       </w:tblPr>
       <w:tblGrid>
         <w:gridCol w:w="9412"/>
@@ -5278,7 +5278,7 @@
       <w:pPr>
         <w:pStyle w:val="Heading2"/>
       </w:pPr>
-      <w:bookmarkStart w:id="3" w:name="_Toc240960885"/>
+      <w:bookmarkStart w:id="3" w:name="_Toc240975915"/>
       <w:r>
         <w:t>Finding your way around</w:t>
       </w:r>
@@ -5463,7 +5463,7 @@
         </w:rPr>
         <w:lastRenderedPageBreak/>
         <w:drawing>
-          <wp:inline distT="0" distB="0" distL="0" distR="0">
+          <wp:inline distT="0" distB="0" distL="0" distR="0" wp14:anchorId="71270787" wp14:editId="0158C892">
             <wp:extent cx="5715000" cy="1876425"/>
             <wp:effectExtent l="0" t="0" r="0" b="0"/>
             <wp:docPr id="2" name="adm_not_your_role.jpg" descr="Opening a screen outside your role (for example from an old bookmark) shows this card instead of the screen." title="Opening a screen outside your role (for example from an old bookmark) shows this card instead of the screen."/>
@@ -5532,7 +5532,7 @@
       <w:pPr>
         <w:pStyle w:val="Heading2"/>
       </w:pPr>
-      <w:bookmarkStart w:id="4" w:name="_Toc240960886"/>
+      <w:bookmarkStart w:id="4" w:name="_Toc240975916"/>
       <w:r>
         <w:t>Your screens</w:t>
       </w:r>
@@ -5553,7 +5553,7 @@
           <w:left w:w="10" w:type="dxa"/>
           <w:right w:w="10" w:type="dxa"/>
         </w:tblCellMar>
-        <w:tblLook w:val="04A0" w:firstRow="1" w:lastRow="0" w:firstColumn="1" w:lastColumn="0" w:noHBand="0" w:noVBand="1"/>
+        <w:tblLook w:val="0000" w:firstRow="0" w:lastRow="0" w:firstColumn="0" w:lastColumn="0" w:noHBand="0" w:noVBand="0"/>
       </w:tblPr>
       <w:tblGrid>
         <w:gridCol w:w="2824"/>
@@ -6214,7 +6214,7 @@
       <w:pPr>
         <w:pStyle w:val="Heading2"/>
       </w:pPr>
-      <w:bookmarkStart w:id="5" w:name="_Toc240960887"/>
+      <w:bookmarkStart w:id="5" w:name="_Toc240975917"/>
       <w:r>
         <w:t>Changing your password</w:t>
       </w:r>
@@ -6297,7 +6297,7 @@
           <w:noProof/>
         </w:rPr>
         <w:drawing>
-          <wp:inline distT="0" distB="0" distL="0" distR="0">
+          <wp:inline distT="0" distB="0" distL="0" distR="0" wp14:anchorId="46134CB3" wp14:editId="6D7249B0">
             <wp:extent cx="5334000" cy="2171700"/>
             <wp:effectExtent l="0" t="0" r="0" b="0"/>
             <wp:docPr id="3" name="adm_account.jpg" descr="Change Password screen." title="Change Password screen."/>
@@ -6386,7 +6386,7 @@
         <w:pStyle w:val="Heading1"/>
         <w:pageBreakBefore/>
       </w:pPr>
-      <w:bookmarkStart w:id="6" w:name="_Toc240960888"/>
+      <w:bookmarkStart w:id="6" w:name="_Toc240975918"/>
       <w:r>
         <w:lastRenderedPageBreak/>
         <w:t>3. Your routine</w:t>
@@ -6416,7 +6416,7 @@
           <w:left w:w="10" w:type="dxa"/>
           <w:right w:w="10" w:type="dxa"/>
         </w:tblCellMar>
-        <w:tblLook w:val="04A0" w:firstRow="1" w:lastRow="0" w:firstColumn="1" w:lastColumn="0" w:noHBand="0" w:noVBand="1"/>
+        <w:tblLook w:val="0000" w:firstRow="0" w:lastRow="0" w:firstColumn="0" w:lastColumn="0" w:noHBand="0" w:noVBand="0"/>
       </w:tblPr>
       <w:tblGrid>
         <w:gridCol w:w="2071"/>
@@ -6730,7 +6730,7 @@
         <w:pStyle w:val="Heading1"/>
         <w:pageBreakBefore/>
       </w:pPr>
-      <w:bookmarkStart w:id="7" w:name="_Toc240960889"/>
+      <w:bookmarkStart w:id="7" w:name="_Toc240975919"/>
       <w:r>
         <w:lastRenderedPageBreak/>
         <w:t>4. Step-by-step tasks</w:t>
@@ -6741,7 +6741,7 @@
       <w:pPr>
         <w:pStyle w:val="Heading2"/>
       </w:pPr>
-      <w:bookmarkStart w:id="8" w:name="_Toc240960890"/>
+      <w:bookmarkStart w:id="8" w:name="_Toc240975920"/>
       <w:r>
         <w:t>4.1 Reading the dashboards</w:t>
       </w:r>
@@ -6766,7 +6766,7 @@
           <w:noProof/>
         </w:rPr>
         <w:drawing>
-          <wp:inline distT="0" distB="0" distL="0" distR="0">
+          <wp:inline distT="0" distB="0" distL="0" distR="0" wp14:anchorId="5481E85C" wp14:editId="16BC0257">
             <wp:extent cx="5715000" cy="3571875"/>
             <wp:effectExtent l="0" t="0" r="0" b="0"/>
             <wp:docPr id="4" name="adm_exec_dashboard.jpg" descr="Executive Dashboard: completions against the 400 / 60 / 50–75 targets, days to data lock, spend, and the lowest-filled strata." title="Executive Dashboard: completions against the 400 / 60 / 50–75 targets, days to data lock, spend, and the lowest-filled strata."/>
@@ -6846,7 +6846,7 @@
           <w:left w:w="10" w:type="dxa"/>
           <w:right w:w="10" w:type="dxa"/>
         </w:tblCellMar>
-        <w:tblLook w:val="04A0" w:firstRow="1" w:lastRow="0" w:firstColumn="1" w:lastColumn="0" w:noHBand="0" w:noVBand="1"/>
+        <w:tblLook w:val="0000" w:firstRow="0" w:lastRow="0" w:firstColumn="0" w:lastColumn="0" w:noHBand="0" w:noVBand="0"/>
       </w:tblPr>
       <w:tblGrid>
         <w:gridCol w:w="1694"/>
@@ -7372,7 +7372,7 @@
           <w:left w:w="10" w:type="dxa"/>
           <w:right w:w="10" w:type="dxa"/>
         </w:tblCellMar>
-        <w:tblLook w:val="04A0" w:firstRow="1" w:lastRow="0" w:firstColumn="1" w:lastColumn="0" w:noHBand="0" w:noVBand="1"/>
+        <w:tblLook w:val="0000" w:firstRow="0" w:lastRow="0" w:firstColumn="0" w:lastColumn="0" w:noHBand="0" w:noVBand="0"/>
       </w:tblPr>
       <w:tblGrid>
         <w:gridCol w:w="9412"/>
@@ -7431,7 +7431,7 @@
       <w:pPr>
         <w:pStyle w:val="Heading2"/>
       </w:pPr>
-      <w:bookmarkStart w:id="9" w:name="_Toc240960891"/>
+      <w:bookmarkStart w:id="9" w:name="_Toc240975921"/>
       <w:r>
         <w:lastRenderedPageBreak/>
         <w:t>4.2 Using Reports (analytics and charts)</w:t>
@@ -7472,7 +7472,7 @@
           <w:noProof/>
         </w:rPr>
         <w:drawing>
-          <wp:inline distT="0" distB="0" distL="0" distR="0">
+          <wp:inline distT="0" distB="0" distL="0" distR="0" wp14:anchorId="45B2932E" wp14:editId="6EC521CD">
             <wp:extent cx="5334000" cy="3333750"/>
             <wp:effectExtent l="0" t="0" r="0" b="0"/>
             <wp:docPr id="5" name="adm_reports_top.jpg" descr="Reports: headline figures for the chosen period." title="Reports: headline figures for the chosen period."/>
@@ -7614,7 +7614,7 @@
           <w:noProof/>
         </w:rPr>
         <w:drawing>
-          <wp:inline distT="0" distB="0" distL="0" distR="0">
+          <wp:inline distT="0" distB="0" distL="0" distR="0" wp14:anchorId="1BAEAA5D" wp14:editId="16CA730D">
             <wp:extent cx="5334000" cy="3409950"/>
             <wp:effectExtent l="0" t="0" r="0" b="0"/>
             <wp:docPr id="6" name="adm_reports_funnel.jpg" descr="Case funnel: each case counted once at every stage it has reached." title="Case funnel: each case counted once at every stage it has reached."/>
@@ -7714,7 +7714,7 @@
           <w:noProof/>
         </w:rPr>
         <w:drawing>
-          <wp:inline distT="0" distB="0" distL="0" distR="0">
+          <wp:inline distT="0" distB="0" distL="0" distR="0" wp14:anchorId="6FAC7537" wp14:editId="4619A15C">
             <wp:extent cx="5334000" cy="3248025"/>
             <wp:effectExtent l="0" t="0" r="0" b="0"/>
             <wp:docPr id="7" name="adm_reports_funnel_table.jpg" descr="The same chart as a table." title="The same chart as a table."/>
@@ -7813,7 +7813,7 @@
           <w:noProof/>
         </w:rPr>
         <w:drawing>
-          <wp:inline distT="0" distB="0" distL="0" distR="0">
+          <wp:inline distT="0" distB="0" distL="0" distR="0" wp14:anchorId="6050334B" wp14:editId="7FCC9B29">
             <wp:extent cx="5334000" cy="2628900"/>
             <wp:effectExtent l="0" t="0" r="0" b="0"/>
             <wp:docPr id="8" name="adm_reports_coverage.jpg" descr="Coverage by group." title="Coverage by group."/>
@@ -7913,7 +7913,7 @@
         </w:rPr>
         <w:lastRenderedPageBreak/>
         <w:drawing>
-          <wp:inline distT="0" distB="0" distL="0" distR="0">
+          <wp:inline distT="0" distB="0" distL="0" distR="0" wp14:anchorId="676968B5" wp14:editId="51E2C87C">
             <wp:extent cx="5334000" cy="2600325"/>
             <wp:effectExtent l="0" t="0" r="0" b="0"/>
             <wp:docPr id="9" name="adm_reports_modes.jpg" descr="Administration modes." title="Administration modes."/>
@@ -8022,7 +8022,7 @@
           <w:noProof/>
         </w:rPr>
         <w:drawing>
-          <wp:inline distT="0" distB="0" distL="0" distR="0">
+          <wp:inline distT="0" distB="0" distL="0" distR="0" wp14:anchorId="043229FF" wp14:editId="1381D329">
             <wp:extent cx="5334000" cy="2905125"/>
             <wp:effectExtent l="0" t="0" r="0" b="0"/>
             <wp:docPr id="10" name="adm_reports_duration.jpg" descr="Completion-time distribution." title="Completion-time distribution."/>
@@ -8104,7 +8104,7 @@
       <w:pPr>
         <w:pStyle w:val="Heading2"/>
       </w:pPr>
-      <w:bookmarkStart w:id="10" w:name="_Toc240960892"/>
+      <w:bookmarkStart w:id="10" w:name="_Toc240975922"/>
       <w:r>
         <w:t>4.3 Moving cases through verification (bulk)</w:t>
       </w:r>
@@ -8206,7 +8206,7 @@
         </w:rPr>
         <w:lastRenderedPageBreak/>
         <w:drawing>
-          <wp:inline distT="0" distB="0" distL="0" distR="0">
+          <wp:inline distT="0" distB="0" distL="0" distR="0" wp14:anchorId="768E9638" wp14:editId="5725E9BD">
             <wp:extent cx="5334000" cy="609600"/>
             <wp:effectExtent l="0" t="0" r="0" b="0"/>
             <wp:docPr id="11" name="adm_bulk_verification.jpg" descr="The bulk verification tool on the register." title="The bulk verification tool on the register."/>
@@ -8337,7 +8337,7 @@
           <w:left w:w="10" w:type="dxa"/>
           <w:right w:w="10" w:type="dxa"/>
         </w:tblCellMar>
-        <w:tblLook w:val="04A0" w:firstRow="1" w:lastRow="0" w:firstColumn="1" w:lastColumn="0" w:noHBand="0" w:noVBand="1"/>
+        <w:tblLook w:val="0000" w:firstRow="0" w:lastRow="0" w:firstColumn="0" w:lastColumn="0" w:noHBand="0" w:noVBand="0"/>
       </w:tblPr>
       <w:tblGrid>
         <w:gridCol w:w="9412"/>
@@ -8396,7 +8396,7 @@
       <w:pPr>
         <w:pStyle w:val="Heading2"/>
       </w:pPr>
-      <w:bookmarkStart w:id="11" w:name="_Toc240960893"/>
+      <w:bookmarkStart w:id="11" w:name="_Toc240975923"/>
       <w:r>
         <w:t>4.4 Reassigning cases between Contact RAs</w:t>
       </w:r>
@@ -8517,7 +8517,7 @@
           <w:noProof/>
         </w:rPr>
         <w:drawing>
-          <wp:inline distT="0" distB="0" distL="0" distR="0">
+          <wp:inline distT="0" distB="0" distL="0" distR="0" wp14:anchorId="6484DA30" wp14:editId="57B35E2B">
             <wp:extent cx="5334000" cy="771525"/>
             <wp:effectExtent l="0" t="0" r="0" b="0"/>
             <wp:docPr id="12" name="adm_reassign.jpg" descr="Reassign cases: the button shows how many cases will move." title="Reassign cases: the button shows how many cases will move."/>
@@ -8648,7 +8648,7 @@
           <w:left w:w="10" w:type="dxa"/>
           <w:right w:w="10" w:type="dxa"/>
         </w:tblCellMar>
-        <w:tblLook w:val="04A0" w:firstRow="1" w:lastRow="0" w:firstColumn="1" w:lastColumn="0" w:noHBand="0" w:noVBand="1"/>
+        <w:tblLook w:val="0000" w:firstRow="0" w:lastRow="0" w:firstColumn="0" w:lastColumn="0" w:noHBand="0" w:noVBand="0"/>
       </w:tblPr>
       <w:tblGrid>
         <w:gridCol w:w="9412"/>
@@ -8707,7 +8707,7 @@
       <w:pPr>
         <w:pStyle w:val="Heading2"/>
       </w:pPr>
-      <w:bookmarkStart w:id="12" w:name="_Toc240960894"/>
+      <w:bookmarkStart w:id="12" w:name="_Toc240975924"/>
       <w:r>
         <w:t>4.5 Pairing a Main case with its Reserve, and assigning a Contact RA</w:t>
       </w:r>
@@ -8780,7 +8780,7 @@
           <w:noProof/>
         </w:rPr>
         <w:drawing>
-          <wp:inline distT="0" distB="0" distL="0" distR="0">
+          <wp:inline distT="0" distB="0" distL="0" distR="0" wp14:anchorId="173085B2" wp14:editId="3B85AA9F">
             <wp:extent cx="5334000" cy="581025"/>
             <wp:effectExtent l="0" t="0" r="0" b="0"/>
             <wp:docPr id="13" name="adm_case_assign.jpg" descr="Assigned Contact RA." title="Assigned Contact RA."/>
@@ -8880,7 +8880,7 @@
         </w:rPr>
         <w:lastRenderedPageBreak/>
         <w:drawing>
-          <wp:inline distT="0" distB="0" distL="0" distR="0">
+          <wp:inline distT="0" distB="0" distL="0" distR="0" wp14:anchorId="11EF6F01" wp14:editId="298239A7">
             <wp:extent cx="5334000" cy="685800"/>
             <wp:effectExtent l="0" t="0" r="0" b="0"/>
             <wp:docPr id="14" name="adm_case_reserve.jpg" descr="Matched Reserve case." title="Matched Reserve case."/>
@@ -8954,7 +8954,7 @@
       <w:pPr>
         <w:pStyle w:val="Heading2"/>
       </w:pPr>
-      <w:bookmarkStart w:id="13" w:name="_Toc240960895"/>
+      <w:bookmarkStart w:id="13" w:name="_Toc240975925"/>
       <w:r>
         <w:t>4.6 Recording the respondent and their contact details</w:t>
       </w:r>
@@ -9095,7 +9095,7 @@
           <w:noProof/>
         </w:rPr>
         <w:drawing>
-          <wp:inline distT="0" distB="0" distL="0" distR="0">
+          <wp:inline distT="0" distB="0" distL="0" distR="0" wp14:anchorId="03EA8FAB" wp14:editId="589637FC">
             <wp:extent cx="5334000" cy="2114550"/>
             <wp:effectExtent l="0" t="0" r="0" b="0"/>
             <wp:docPr id="15" name="adm_case_add_person.jpg" descr="Adding a person to a case." title="Adding a person to a case."/>
@@ -9299,7 +9299,7 @@
           <w:left w:w="10" w:type="dxa"/>
           <w:right w:w="10" w:type="dxa"/>
         </w:tblCellMar>
-        <w:tblLook w:val="04A0" w:firstRow="1" w:lastRow="0" w:firstColumn="1" w:lastColumn="0" w:noHBand="0" w:noVBand="1"/>
+        <w:tblLook w:val="0000" w:firstRow="0" w:lastRow="0" w:firstColumn="0" w:lastColumn="0" w:noHBand="0" w:noVBand="0"/>
       </w:tblPr>
       <w:tblGrid>
         <w:gridCol w:w="9412"/>
@@ -9358,7 +9358,7 @@
       <w:pPr>
         <w:pStyle w:val="Heading2"/>
       </w:pPr>
-      <w:bookmarkStart w:id="14" w:name="_Toc240960896"/>
+      <w:bookmarkStart w:id="14" w:name="_Toc240975926"/>
       <w:r>
         <w:t>4.7 Sending an invitation</w:t>
       </w:r>
@@ -9472,7 +9472,7 @@
         </w:rPr>
         <w:lastRenderedPageBreak/>
         <w:drawing>
-          <wp:inline distT="0" distB="0" distL="0" distR="0">
+          <wp:inline distT="0" distB="0" distL="0" distR="0" wp14:anchorId="15EEA67A" wp14:editId="7F754752">
             <wp:extent cx="5334000" cy="1143000"/>
             <wp:effectExtent l="0" t="0" r="0" b="0"/>
             <wp:docPr id="16" name="cra_case_invitations_before.jpg" descr="Invitations panel before sending, with the history of earlier invitations." title="Invitations panel before sending, with the history of earlier invitations."/>
@@ -9601,7 +9601,7 @@
           <w:noProof/>
         </w:rPr>
         <w:drawing>
-          <wp:inline distT="0" distB="0" distL="0" distR="0">
+          <wp:inline distT="0" distB="0" distL="0" distR="0" wp14:anchorId="513E0D0C" wp14:editId="548773BA">
             <wp:extent cx="5334000" cy="2152650"/>
             <wp:effectExtent l="0" t="0" r="0" b="0"/>
             <wp:docPr id="17" name="cra_case_invitation_sent.jpg" descr="The link, manual code and ready-written messages are shown once, with a send button for each channel." title="The link, manual code and ready-written messages are shown once, with a send button for each channel."/>
@@ -9736,7 +9736,7 @@
         <w:t>Email from study address</w:t>
       </w:r>
       <w:r>
-        <w:t xml:space="preserve"> sends the email from abffst.research.cut@gmail.com to the respondent's email on file; replies go to the study inbox. The email is recorded in the audit log.</w:t>
+        <w:t xml:space="preserve"> sends the email from abffst.research@gmail.com to the respondent's email on file; replies go to the study inbox. The email is recorded in the audit log.</w:t>
       </w:r>
     </w:p>
     <w:p>
@@ -9855,7 +9855,7 @@
           <w:left w:w="10" w:type="dxa"/>
           <w:right w:w="10" w:type="dxa"/>
         </w:tblCellMar>
-        <w:tblLook w:val="04A0" w:firstRow="1" w:lastRow="0" w:firstColumn="1" w:lastColumn="0" w:noHBand="0" w:noVBand="1"/>
+        <w:tblLook w:val="0000" w:firstRow="0" w:lastRow="0" w:firstColumn="0" w:lastColumn="0" w:noHBand="0" w:noVBand="0"/>
       </w:tblPr>
       <w:tblGrid>
         <w:gridCol w:w="9412"/>
@@ -9985,7 +9985,7 @@
       <w:pPr>
         <w:pStyle w:val="Heading2"/>
       </w:pPr>
-      <w:bookmarkStart w:id="15" w:name="_Toc240960897"/>
+      <w:bookmarkStart w:id="15" w:name="_Toc240975927"/>
       <w:r>
         <w:t>4.8 Sending follow-up reminders</w:t>
       </w:r>
@@ -10053,7 +10053,7 @@
           <w:noProof/>
         </w:rPr>
         <w:drawing>
-          <wp:inline distT="0" distB="0" distL="0" distR="0">
+          <wp:inline distT="0" distB="0" distL="0" distR="0" wp14:anchorId="6B6F95C3" wp14:editId="32D148F6">
             <wp:extent cx="5334000" cy="3333750"/>
             <wp:effectExtent l="0" t="0" r="0" b="0"/>
             <wp:docPr id="18" name="cra_follow_ups.jpg" descr="Follow-ups due. Contact RAs see only their own cases." title="Follow-ups due. Contact RAs see only their own cases."/>
@@ -10204,7 +10204,7 @@
           <w:left w:w="10" w:type="dxa"/>
           <w:right w:w="10" w:type="dxa"/>
         </w:tblCellMar>
-        <w:tblLook w:val="04A0" w:firstRow="1" w:lastRow="0" w:firstColumn="1" w:lastColumn="0" w:noHBand="0" w:noVBand="1"/>
+        <w:tblLook w:val="0000" w:firstRow="0" w:lastRow="0" w:firstColumn="0" w:lastColumn="0" w:noHBand="0" w:noVBand="0"/>
       </w:tblPr>
       <w:tblGrid>
         <w:gridCol w:w="9412"/>
@@ -10279,7 +10279,7 @@
       <w:pPr>
         <w:pStyle w:val="Heading2"/>
       </w:pPr>
-      <w:bookmarkStart w:id="16" w:name="_Toc240960898"/>
+      <w:bookmarkStart w:id="16" w:name="_Toc240975928"/>
       <w:r>
         <w:t>4.9 Managing appointments</w:t>
       </w:r>
@@ -10320,7 +10320,7 @@
         </w:rPr>
         <w:lastRenderedPageBreak/>
         <w:drawing>
-          <wp:inline distT="0" distB="0" distL="0" distR="0">
+          <wp:inline distT="0" distB="0" distL="0" distR="0" wp14:anchorId="21E8C73B" wp14:editId="7A2FEF4F">
             <wp:extent cx="5334000" cy="2667000"/>
             <wp:effectExtent l="0" t="0" r="0" b="0"/>
             <wp:docPr id="19" name="cra_appointments.jpg" descr="Appointment Queue." title="Appointment Queue."/>
@@ -10503,7 +10503,7 @@
       <w:pPr>
         <w:pStyle w:val="Heading2"/>
       </w:pPr>
-      <w:bookmarkStart w:id="17" w:name="_Toc240960899"/>
+      <w:bookmarkStart w:id="17" w:name="_Toc240975929"/>
       <w:r>
         <w:t>4.10 Logging a contact attempt</w:t>
       </w:r>
@@ -10561,7 +10561,7 @@
           <w:noProof/>
         </w:rPr>
         <w:drawing>
-          <wp:inline distT="0" distB="0" distL="0" distR="0">
+          <wp:inline distT="0" distB="0" distL="0" distR="0" wp14:anchorId="1BFC917A" wp14:editId="4365BED3">
             <wp:extent cx="5334000" cy="1343025"/>
             <wp:effectExtent l="0" t="0" r="0" b="0"/>
             <wp:docPr id="20" name="adm_case_timeline.jpg" descr="Contact timeline and the form for logging an attempt." title="Contact timeline and the form for logging an attempt."/>
@@ -10704,7 +10704,7 @@
       <w:pPr>
         <w:pStyle w:val="Heading2"/>
       </w:pPr>
-      <w:bookmarkStart w:id="18" w:name="_Toc240960900"/>
+      <w:bookmarkStart w:id="18" w:name="_Toc240975930"/>
       <w:r>
         <w:t>4.11 Changing a case's status by hand</w:t>
       </w:r>
@@ -10783,7 +10783,7 @@
           <w:noProof/>
         </w:rPr>
         <w:drawing>
-          <wp:inline distT="0" distB="0" distL="0" distR="0">
+          <wp:inline distT="0" distB="0" distL="0" distR="0" wp14:anchorId="315685C3" wp14:editId="5F564CE6">
             <wp:extent cx="5334000" cy="638175"/>
             <wp:effectExtent l="0" t="0" r="0" b="0"/>
             <wp:docPr id="21" name="adm_case_workflow.jpg" descr="Only valid next statuses are offered." title="Only valid next statuses are offered."/>
@@ -10894,7 +10894,7 @@
           <w:left w:w="10" w:type="dxa"/>
           <w:right w:w="10" w:type="dxa"/>
         </w:tblCellMar>
-        <w:tblLook w:val="04A0" w:firstRow="1" w:lastRow="0" w:firstColumn="1" w:lastColumn="0" w:noHBand="0" w:noVBand="1"/>
+        <w:tblLook w:val="0000" w:firstRow="0" w:lastRow="0" w:firstColumn="0" w:lastColumn="0" w:noHBand="0" w:noVBand="0"/>
       </w:tblPr>
       <w:tblGrid>
         <w:gridCol w:w="2824"/>
@@ -11555,7 +11555,7 @@
       <w:pPr>
         <w:pStyle w:val="Heading2"/>
       </w:pPr>
-      <w:bookmarkStart w:id="19" w:name="_Toc240960901"/>
+      <w:bookmarkStart w:id="19" w:name="_Toc240975931"/>
       <w:r>
         <w:t>4.12 When the person is not the right respondent</w:t>
       </w:r>
@@ -11639,7 +11639,7 @@
       <w:pPr>
         <w:pStyle w:val="Heading2"/>
       </w:pPr>
-      <w:bookmarkStart w:id="20" w:name="_Toc240960902"/>
+      <w:bookmarkStart w:id="20" w:name="_Toc240975932"/>
       <w:r>
         <w:t>4.13 Recording a withdrawal</w:t>
       </w:r>
@@ -11731,7 +11731,7 @@
         </w:rPr>
         <w:lastRenderedPageBreak/>
         <w:drawing>
-          <wp:inline distT="0" distB="0" distL="0" distR="0">
+          <wp:inline distT="0" distB="0" distL="0" distR="0" wp14:anchorId="0CD10334" wp14:editId="497487BB">
             <wp:extent cx="5334000" cy="1409700"/>
             <wp:effectExtent l="0" t="0" r="0" b="0"/>
             <wp:docPr id="22" name="adm_case_withdrawal.jpg" descr="Record a withdrawal." title="Record a withdrawal."/>
@@ -11869,7 +11869,7 @@
           <w:left w:w="10" w:type="dxa"/>
           <w:right w:w="10" w:type="dxa"/>
         </w:tblCellMar>
-        <w:tblLook w:val="04A0" w:firstRow="1" w:lastRow="0" w:firstColumn="1" w:lastColumn="0" w:noHBand="0" w:noVBand="1"/>
+        <w:tblLook w:val="0000" w:firstRow="0" w:lastRow="0" w:firstColumn="0" w:lastColumn="0" w:noHBand="0" w:noVBand="0"/>
       </w:tblPr>
       <w:tblGrid>
         <w:gridCol w:w="9412"/>
@@ -11992,7 +11992,7 @@
       <w:pPr>
         <w:pStyle w:val="Heading2"/>
       </w:pPr>
-      <w:bookmarkStart w:id="21" w:name="_Toc240960903"/>
+      <w:bookmarkStart w:id="21" w:name="_Toc240975933"/>
       <w:r>
         <w:t>4.14 Activating a Reserve case</w:t>
       </w:r>
@@ -12040,7 +12040,7 @@
           <w:noProof/>
         </w:rPr>
         <w:drawing>
-          <wp:inline distT="0" distB="0" distL="0" distR="0">
+          <wp:inline distT="0" distB="0" distL="0" distR="0" wp14:anchorId="1687E05C" wp14:editId="75B6F193">
             <wp:extent cx="5334000" cy="2505075"/>
             <wp:effectExtent l="0" t="0" r="0" b="0"/>
             <wp:docPr id="23" name="adm_reserve.jpg" descr="Reserve Activation." title="Reserve Activation."/>
@@ -12236,7 +12236,7 @@
       <w:pPr>
         <w:pStyle w:val="Heading2"/>
       </w:pPr>
-      <w:bookmarkStart w:id="22" w:name="_Toc240960904"/>
+      <w:bookmarkStart w:id="22" w:name="_Toc240975934"/>
       <w:r>
         <w:t>4.15 Registering a new organisation and its sample case</w:t>
       </w:r>
@@ -12284,7 +12284,7 @@
           <w:noProof/>
         </w:rPr>
         <w:drawing>
-          <wp:inline distT="0" distB="0" distL="0" distR="0">
+          <wp:inline distT="0" distB="0" distL="0" distR="0" wp14:anchorId="065E9189" wp14:editId="7501F56E">
             <wp:extent cx="5334000" cy="3333750"/>
             <wp:effectExtent l="0" t="0" r="0" b="0"/>
             <wp:docPr id="24" name="adm_organisations.jpg" descr="Register Organisation: the form (top) and the list of registered organisations (below)." title="Register Organisation: the form (top) and the list of registered organisations (below)."/>
@@ -12530,7 +12530,7 @@
       <w:pPr>
         <w:pStyle w:val="Heading2"/>
       </w:pPr>
-      <w:bookmarkStart w:id="23" w:name="_Toc240960905"/>
+      <w:bookmarkStart w:id="23" w:name="_Toc240975935"/>
       <w:r>
         <w:t>4.16 Building a pre-interview profile (PROIT), with AI research</w:t>
       </w:r>
@@ -12640,7 +12640,7 @@
         </w:rPr>
         <w:lastRenderedPageBreak/>
         <w:drawing>
-          <wp:inline distT="0" distB="0" distL="0" distR="0">
+          <wp:inline distT="0" distB="0" distL="0" distR="0" wp14:anchorId="673173CC" wp14:editId="6F34363E">
             <wp:extent cx="3971925" cy="4953000"/>
             <wp:effectExtent l="0" t="0" r="0" b="0"/>
             <wp:docPr id="25" name="proit_ai_research.jpg" descr="AI research: proposals to review, each with its sources." title="AI research: proposals to review, each with its sources."/>
@@ -12814,7 +12814,7 @@
           <w:left w:w="10" w:type="dxa"/>
           <w:right w:w="10" w:type="dxa"/>
         </w:tblCellMar>
-        <w:tblLook w:val="04A0" w:firstRow="1" w:lastRow="0" w:firstColumn="1" w:lastColumn="0" w:noHBand="0" w:noVBand="1"/>
+        <w:tblLook w:val="0000" w:firstRow="0" w:lastRow="0" w:firstColumn="0" w:lastColumn="0" w:noHBand="0" w:noVBand="0"/>
       </w:tblPr>
       <w:tblGrid>
         <w:gridCol w:w="9412"/>
@@ -13023,7 +13023,7 @@
           <w:noProof/>
         </w:rPr>
         <w:drawing>
-          <wp:inline distT="0" distB="0" distL="0" distR="0">
+          <wp:inline distT="0" distB="0" distL="0" distR="0" wp14:anchorId="4111E042" wp14:editId="65D52801">
             <wp:extent cx="5334000" cy="1781175"/>
             <wp:effectExtent l="0" t="0" r="0" b="0"/>
             <wp:docPr id="26" name="adm_case_proit_draft.jpg" descr="A draft profile: each fact needs at least one source." title="A draft profile: each fact needs at least one source."/>
@@ -13176,7 +13176,7 @@
       <w:pPr>
         <w:pStyle w:val="Heading2"/>
       </w:pPr>
-      <w:bookmarkStart w:id="24" w:name="_Toc240960906"/>
+      <w:bookmarkStart w:id="24" w:name="_Toc240975936"/>
       <w:r>
         <w:t>4.17 Verifying a profile with the respondent, and reconciling it afterwards</w:t>
       </w:r>
@@ -13265,7 +13265,7 @@
         </w:rPr>
         <w:lastRenderedPageBreak/>
         <w:drawing>
-          <wp:inline distT="0" distB="0" distL="0" distR="0">
+          <wp:inline distT="0" distB="0" distL="0" distR="0" wp14:anchorId="3D6C9B03" wp14:editId="0A83841B">
             <wp:extent cx="4752975" cy="4953000"/>
             <wp:effectExtent l="0" t="0" r="0" b="0"/>
             <wp:docPr id="27" name="proit_interview_sheet.jpg" descr="The interview sheet: confirm what is public, ask what is not." title="The interview sheet: confirm what is public, ask what is not."/>
@@ -13530,7 +13530,7 @@
         </w:rPr>
         <w:lastRenderedPageBreak/>
         <w:drawing>
-          <wp:inline distT="0" distB="0" distL="0" distR="0">
+          <wp:inline distT="0" distB="0" distL="0" distR="0" wp14:anchorId="726FB441" wp14:editId="42632783">
             <wp:extent cx="5334000" cy="1152525"/>
             <wp:effectExtent l="0" t="0" r="0" b="0"/>
             <wp:docPr id="28" name="proit_reconcile.jpg" descr="Reconciling a corrected fact: the three values stay separate." title="Reconciling a corrected fact: the three values stay separate."/>
@@ -13681,7 +13681,7 @@
           <w:left w:w="10" w:type="dxa"/>
           <w:right w:w="10" w:type="dxa"/>
         </w:tblCellMar>
-        <w:tblLook w:val="04A0" w:firstRow="1" w:lastRow="0" w:firstColumn="1" w:lastColumn="0" w:noHBand="0" w:noVBand="1"/>
+        <w:tblLook w:val="0000" w:firstRow="0" w:lastRow="0" w:firstColumn="0" w:lastColumn="0" w:noHBand="0" w:noVBand="0"/>
       </w:tblPr>
       <w:tblGrid>
         <w:gridCol w:w="9412"/>
@@ -13768,7 +13768,7 @@
       <w:pPr>
         <w:pStyle w:val="Heading2"/>
       </w:pPr>
-      <w:bookmarkStart w:id="25" w:name="_Toc240960907"/>
+      <w:bookmarkStart w:id="25" w:name="_Toc240975937"/>
       <w:r>
         <w:t>4.18 Reviewing questionnaires in the QA Queue</w:t>
       </w:r>
@@ -13808,7 +13808,7 @@
           <w:noProof/>
         </w:rPr>
         <w:drawing>
-          <wp:inline distT="0" distB="0" distL="0" distR="0">
+          <wp:inline distT="0" distB="0" distL="0" distR="0" wp14:anchorId="70EF96D7" wp14:editId="327AB689">
             <wp:extent cx="5334000" cy="3333750"/>
             <wp:effectExtent l="0" t="0" r="0" b="0"/>
             <wp:docPr id="29" name="qa_queue.jpg" descr="QUAN QA Queue with the KoboToolbox sync panel." title="QUAN QA Queue with the KoboToolbox sync panel."/>
@@ -14006,7 +14006,7 @@
           <w:left w:w="10" w:type="dxa"/>
           <w:right w:w="10" w:type="dxa"/>
         </w:tblCellMar>
-        <w:tblLook w:val="04A0" w:firstRow="1" w:lastRow="0" w:firstColumn="1" w:lastColumn="0" w:noHBand="0" w:noVBand="1"/>
+        <w:tblLook w:val="0000" w:firstRow="0" w:lastRow="0" w:firstColumn="0" w:lastColumn="0" w:noHBand="0" w:noVBand="0"/>
       </w:tblPr>
       <w:tblGrid>
         <w:gridCol w:w="2353"/>
@@ -14452,7 +14452,7 @@
           <w:left w:w="10" w:type="dxa"/>
           <w:right w:w="10" w:type="dxa"/>
         </w:tblCellMar>
-        <w:tblLook w:val="04A0" w:firstRow="1" w:lastRow="0" w:firstColumn="1" w:lastColumn="0" w:noHBand="0" w:noVBand="1"/>
+        <w:tblLook w:val="0000" w:firstRow="0" w:lastRow="0" w:firstColumn="0" w:lastColumn="0" w:noHBand="0" w:noVBand="0"/>
       </w:tblPr>
       <w:tblGrid>
         <w:gridCol w:w="9412"/>
@@ -14547,7 +14547,7 @@
       <w:pPr>
         <w:pStyle w:val="Heading2"/>
       </w:pPr>
-      <w:bookmarkStart w:id="26" w:name="_Toc240960908"/>
+      <w:bookmarkStart w:id="26" w:name="_Toc240975938"/>
       <w:r>
         <w:t>4.19 Working QA exceptions</w:t>
       </w:r>
@@ -14612,7 +14612,7 @@
         </w:rPr>
         <w:lastRenderedPageBreak/>
         <w:drawing>
-          <wp:inline distT="0" distB="0" distL="0" distR="0">
+          <wp:inline distT="0" distB="0" distL="0" distR="0" wp14:anchorId="28B96622" wp14:editId="6B900150">
             <wp:extent cx="5334000" cy="3333750"/>
             <wp:effectExtent l="0" t="0" r="0" b="0"/>
             <wp:docPr id="30" name="qa_exceptions.jpg" descr="QA Exception Queue." title="QA Exception Queue."/>
@@ -14808,7 +14808,7 @@
       <w:pPr>
         <w:pStyle w:val="Heading2"/>
       </w:pPr>
-      <w:bookmarkStart w:id="27" w:name="_Toc240960909"/>
+      <w:bookmarkStart w:id="27" w:name="_Toc240975939"/>
       <w:r>
         <w:t>4.20 Downloading or emailing completed forms (Form PDFs)</w:t>
       </w:r>
@@ -14859,7 +14859,7 @@
         </w:rPr>
         <w:lastRenderedPageBreak/>
         <w:drawing>
-          <wp:inline distT="0" distB="0" distL="0" distR="0">
+          <wp:inline distT="0" distB="0" distL="0" distR="0" wp14:anchorId="0E8F4789" wp14:editId="29B814C8">
             <wp:extent cx="5334000" cy="3333750"/>
             <wp:effectExtent l="0" t="0" r="0" b="0"/>
             <wp:docPr id="31" name="adm_form_pdfs.jpg" descr="Completed form PDFs." title="Completed form PDFs."/>
@@ -15039,7 +15039,7 @@
           <w:left w:w="10" w:type="dxa"/>
           <w:right w:w="10" w:type="dxa"/>
         </w:tblCellMar>
-        <w:tblLook w:val="04A0" w:firstRow="1" w:lastRow="0" w:firstColumn="1" w:lastColumn="0" w:noHBand="0" w:noVBand="1"/>
+        <w:tblLook w:val="0000" w:firstRow="0" w:lastRow="0" w:firstColumn="0" w:lastColumn="0" w:noHBand="0" w:noVBand="0"/>
       </w:tblPr>
       <w:tblGrid>
         <w:gridCol w:w="9412"/>
@@ -15098,7 +15098,7 @@
       <w:pPr>
         <w:pStyle w:val="Heading2"/>
       </w:pPr>
-      <w:bookmarkStart w:id="28" w:name="_Toc240960910"/>
+      <w:bookmarkStart w:id="28" w:name="_Toc240975940"/>
       <w:r>
         <w:t>4.21 Logging fieldwork costs</w:t>
       </w:r>
@@ -15139,7 +15139,7 @@
         </w:rPr>
         <w:lastRenderedPageBreak/>
         <w:drawing>
-          <wp:inline distT="0" distB="0" distL="0" distR="0">
+          <wp:inline distT="0" distB="0" distL="0" distR="0" wp14:anchorId="16021779" wp14:editId="694B3620">
             <wp:extent cx="5334000" cy="3752850"/>
             <wp:effectExtent l="0" t="0" r="0" b="0"/>
             <wp:docPr id="32" name="adm_cost.jpg" descr="Cost Dashboard and the Log a cost event form." title="Cost Dashboard and the Log a cost event form."/>
@@ -15259,7 +15259,7 @@
       <w:pPr>
         <w:pStyle w:val="Heading2"/>
       </w:pPr>
-      <w:bookmarkStart w:id="29" w:name="_Toc240960911"/>
+      <w:bookmarkStart w:id="29" w:name="_Toc240975941"/>
       <w:r>
         <w:lastRenderedPageBreak/>
         <w:t>4.22 Downloading data</w:t>
@@ -15277,7 +15277,7 @@
           <w:noProof/>
         </w:rPr>
         <w:drawing>
-          <wp:inline distT="0" distB="0" distL="0" distR="0">
+          <wp:inline distT="0" distB="0" distL="0" distR="0" wp14:anchorId="05685A2C" wp14:editId="0F57F6B8">
             <wp:extent cx="5715000" cy="3657600"/>
             <wp:effectExtent l="0" t="0" r="0" b="0"/>
             <wp:docPr id="33" name="adm_export.jpg" descr="Data Export." title="Data Export."/>
@@ -15357,7 +15357,7 @@
           <w:left w:w="10" w:type="dxa"/>
           <w:right w:w="10" w:type="dxa"/>
         </w:tblCellMar>
-        <w:tblLook w:val="04A0" w:firstRow="1" w:lastRow="0" w:firstColumn="1" w:lastColumn="0" w:noHBand="0" w:noVBand="1"/>
+        <w:tblLook w:val="0000" w:firstRow="0" w:lastRow="0" w:firstColumn="0" w:lastColumn="0" w:noHBand="0" w:noVBand="0"/>
       </w:tblPr>
       <w:tblGrid>
         <w:gridCol w:w="2541"/>
@@ -15793,7 +15793,7 @@
         <w:pStyle w:val="Heading1"/>
         <w:pageBreakBefore/>
       </w:pPr>
-      <w:bookmarkStart w:id="30" w:name="_Toc240960912"/>
+      <w:bookmarkStart w:id="30" w:name="_Toc240975942"/>
       <w:r>
         <w:lastRenderedPageBreak/>
         <w:t>5. Rules you must follow</w:t>
@@ -15944,7 +15944,7 @@
         <w:pStyle w:val="Heading1"/>
         <w:pageBreakBefore/>
       </w:pPr>
-      <w:bookmarkStart w:id="31" w:name="_Toc240960913"/>
+      <w:bookmarkStart w:id="31" w:name="_Toc240975943"/>
       <w:r>
         <w:lastRenderedPageBreak/>
         <w:t>6. Troubleshooting</w:t>
@@ -15966,7 +15966,7 @@
           <w:left w:w="10" w:type="dxa"/>
           <w:right w:w="10" w:type="dxa"/>
         </w:tblCellMar>
-        <w:tblLook w:val="04A0" w:firstRow="1" w:lastRow="0" w:firstColumn="1" w:lastColumn="0" w:noHBand="0" w:noVBand="1"/>
+        <w:tblLook w:val="0000" w:firstRow="0" w:lastRow="0" w:firstColumn="0" w:lastColumn="0" w:noHBand="0" w:noVBand="0"/>
       </w:tblPr>
       <w:tblGrid>
         <w:gridCol w:w="2635"/>
@@ -16978,7 +16978,7 @@
         <w:pStyle w:val="Heading1"/>
         <w:pageBreakBefore/>
       </w:pPr>
-      <w:bookmarkStart w:id="32" w:name="_Toc240960914"/>
+      <w:bookmarkStart w:id="32" w:name="_Toc240975944"/>
       <w:r>
         <w:lastRenderedPageBreak/>
         <w:t>7. Quick reference</w:t>
@@ -17000,7 +17000,7 @@
           <w:left w:w="10" w:type="dxa"/>
           <w:right w:w="10" w:type="dxa"/>
         </w:tblCellMar>
-        <w:tblLook w:val="04A0" w:firstRow="1" w:lastRow="0" w:firstColumn="1" w:lastColumn="0" w:noHBand="0" w:noVBand="1"/>
+        <w:tblLook w:val="0000" w:firstRow="0" w:lastRow="0" w:firstColumn="0" w:lastColumn="0" w:noHBand="0" w:noVBand="0"/>
       </w:tblPr>
       <w:tblGrid>
         <w:gridCol w:w="2824"/>
@@ -17301,7 +17301,7 @@
                 <w:sz w:val="19"/>
                 <w:szCs w:val="19"/>
               </w:rPr>
-              <w:t>Field Coordinator; PI: Happyson Saina, 0773943709, abffst.research.cut@gmail.com</w:t>
+              <w:t>Field Coordinator; PI: Happyson Saina, 0773943709, abffst.research@gmail.com</w:t>
             </w:r>
           </w:p>
         </w:tc>
@@ -17317,7 +17317,7 @@
         <w:pStyle w:val="Heading1"/>
         <w:pageBreakBefore/>
       </w:pPr>
-      <w:bookmarkStart w:id="33" w:name="_Toc240960915"/>
+      <w:bookmarkStart w:id="33" w:name="_Toc240975945"/>
       <w:r>
         <w:lastRenderedPageBreak/>
         <w:t>8. Every screen and button for your role</w:t>
@@ -17347,7 +17347,7 @@
           <w:left w:w="10" w:type="dxa"/>
           <w:right w:w="10" w:type="dxa"/>
         </w:tblCellMar>
-        <w:tblLook w:val="04A0" w:firstRow="1" w:lastRow="0" w:firstColumn="1" w:lastColumn="0" w:noHBand="0" w:noVBand="1"/>
+        <w:tblLook w:val="0000" w:firstRow="0" w:lastRow="0" w:firstColumn="0" w:lastColumn="0" w:noHBand="0" w:noVBand="0"/>
       </w:tblPr>
       <w:tblGrid>
         <w:gridCol w:w="9412"/>
@@ -17431,7 +17431,7 @@
       <w:pPr>
         <w:pStyle w:val="Heading2"/>
       </w:pPr>
-      <w:bookmarkStart w:id="34" w:name="_Toc240960916"/>
+      <w:bookmarkStart w:id="34" w:name="_Toc240975946"/>
       <w:r>
         <w:t>8.1 Sign in</w:t>
       </w:r>
@@ -17494,7 +17494,7 @@
           <w:left w:w="10" w:type="dxa"/>
           <w:right w:w="10" w:type="dxa"/>
         </w:tblCellMar>
-        <w:tblLook w:val="04A0" w:firstRow="1" w:lastRow="0" w:firstColumn="1" w:lastColumn="0" w:noHBand="0" w:noVBand="1"/>
+        <w:tblLook w:val="0000" w:firstRow="0" w:lastRow="0" w:firstColumn="0" w:lastColumn="0" w:noHBand="0" w:noVBand="0"/>
       </w:tblPr>
       <w:tblGrid>
         <w:gridCol w:w="1882"/>
@@ -17944,7 +17944,7 @@
       <w:pPr>
         <w:pStyle w:val="Heading2"/>
       </w:pPr>
-      <w:bookmarkStart w:id="35" w:name="_Toc240960917"/>
+      <w:bookmarkStart w:id="35" w:name="_Toc240975947"/>
       <w:r>
         <w:t>8.2 The header and menu bar (every screen)</w:t>
       </w:r>
@@ -18007,7 +18007,7 @@
           <w:left w:w="10" w:type="dxa"/>
           <w:right w:w="10" w:type="dxa"/>
         </w:tblCellMar>
-        <w:tblLook w:val="04A0" w:firstRow="1" w:lastRow="0" w:firstColumn="1" w:lastColumn="0" w:noHBand="0" w:noVBand="1"/>
+        <w:tblLook w:val="0000" w:firstRow="0" w:lastRow="0" w:firstColumn="0" w:lastColumn="0" w:noHBand="0" w:noVBand="0"/>
       </w:tblPr>
       <w:tblGrid>
         <w:gridCol w:w="1882"/>
@@ -18668,7 +18668,7 @@
       <w:pPr>
         <w:pStyle w:val="Heading2"/>
       </w:pPr>
-      <w:bookmarkStart w:id="36" w:name="_Toc240960918"/>
+      <w:bookmarkStart w:id="36" w:name="_Toc240975948"/>
       <w:r>
         <w:t>8.3 Change Password</w:t>
       </w:r>
@@ -18731,7 +18731,7 @@
           <w:left w:w="10" w:type="dxa"/>
           <w:right w:w="10" w:type="dxa"/>
         </w:tblCellMar>
-        <w:tblLook w:val="04A0" w:firstRow="1" w:lastRow="0" w:firstColumn="1" w:lastColumn="0" w:noHBand="0" w:noVBand="1"/>
+        <w:tblLook w:val="0000" w:firstRow="0" w:lastRow="0" w:firstColumn="0" w:lastColumn="0" w:noHBand="0" w:noVBand="0"/>
       </w:tblPr>
       <w:tblGrid>
         <w:gridCol w:w="1882"/>
@@ -19288,7 +19288,7 @@
       <w:pPr>
         <w:pStyle w:val="Heading2"/>
       </w:pPr>
-      <w:bookmarkStart w:id="37" w:name="_Toc240960919"/>
+      <w:bookmarkStart w:id="37" w:name="_Toc240975949"/>
       <w:r>
         <w:t>8.4 Executive Dashboard</w:t>
       </w:r>
@@ -19351,7 +19351,7 @@
           <w:left w:w="10" w:type="dxa"/>
           <w:right w:w="10" w:type="dxa"/>
         </w:tblCellMar>
-        <w:tblLook w:val="04A0" w:firstRow="1" w:lastRow="0" w:firstColumn="1" w:lastColumn="0" w:noHBand="0" w:noVBand="1"/>
+        <w:tblLook w:val="0000" w:firstRow="0" w:lastRow="0" w:firstColumn="0" w:lastColumn="0" w:noHBand="0" w:noVBand="0"/>
       </w:tblPr>
       <w:tblGrid>
         <w:gridCol w:w="1882"/>
@@ -19802,7 +19802,7 @@
       <w:pPr>
         <w:pStyle w:val="Heading2"/>
       </w:pPr>
-      <w:bookmarkStart w:id="38" w:name="_Toc240960920"/>
+      <w:bookmarkStart w:id="38" w:name="_Toc240975950"/>
       <w:r>
         <w:t>8.5 Sampling Dashboard</w:t>
       </w:r>
@@ -19865,7 +19865,7 @@
           <w:left w:w="10" w:type="dxa"/>
           <w:right w:w="10" w:type="dxa"/>
         </w:tblCellMar>
-        <w:tblLook w:val="04A0" w:firstRow="1" w:lastRow="0" w:firstColumn="1" w:lastColumn="0" w:noHBand="0" w:noVBand="1"/>
+        <w:tblLook w:val="0000" w:firstRow="0" w:lastRow="0" w:firstColumn="0" w:lastColumn="0" w:noHBand="0" w:noVBand="0"/>
       </w:tblPr>
       <w:tblGrid>
         <w:gridCol w:w="1882"/>
@@ -20315,7 +20315,7 @@
       <w:pPr>
         <w:pStyle w:val="Heading2"/>
       </w:pPr>
-      <w:bookmarkStart w:id="39" w:name="_Toc240960921"/>
+      <w:bookmarkStart w:id="39" w:name="_Toc240975951"/>
       <w:r>
         <w:t>8.6 Contact Dashboard</w:t>
       </w:r>
@@ -20378,7 +20378,7 @@
           <w:left w:w="10" w:type="dxa"/>
           <w:right w:w="10" w:type="dxa"/>
         </w:tblCellMar>
-        <w:tblLook w:val="04A0" w:firstRow="1" w:lastRow="0" w:firstColumn="1" w:lastColumn="0" w:noHBand="0" w:noVBand="1"/>
+        <w:tblLook w:val="0000" w:firstRow="0" w:lastRow="0" w:firstColumn="0" w:lastColumn="0" w:noHBand="0" w:noVBand="0"/>
       </w:tblPr>
       <w:tblGrid>
         <w:gridCol w:w="1882"/>
@@ -20618,7 +20618,7 @@
       <w:pPr>
         <w:pStyle w:val="Heading2"/>
       </w:pPr>
-      <w:bookmarkStart w:id="40" w:name="_Toc240960922"/>
+      <w:bookmarkStart w:id="40" w:name="_Toc240975952"/>
       <w:r>
         <w:t>8.7 QA Dashboard</w:t>
       </w:r>
@@ -20681,7 +20681,7 @@
           <w:left w:w="10" w:type="dxa"/>
           <w:right w:w="10" w:type="dxa"/>
         </w:tblCellMar>
-        <w:tblLook w:val="04A0" w:firstRow="1" w:lastRow="0" w:firstColumn="1" w:lastColumn="0" w:noHBand="0" w:noVBand="1"/>
+        <w:tblLook w:val="0000" w:firstRow="0" w:lastRow="0" w:firstColumn="0" w:lastColumn="0" w:noHBand="0" w:noVBand="0"/>
       </w:tblPr>
       <w:tblGrid>
         <w:gridCol w:w="1882"/>
@@ -21239,7 +21239,7 @@
       <w:pPr>
         <w:pStyle w:val="Heading2"/>
       </w:pPr>
-      <w:bookmarkStart w:id="41" w:name="_Toc240960923"/>
+      <w:bookmarkStart w:id="41" w:name="_Toc240975953"/>
       <w:r>
         <w:t>8.8 KII / Document Dashboard</w:t>
       </w:r>
@@ -21302,7 +21302,7 @@
           <w:left w:w="10" w:type="dxa"/>
           <w:right w:w="10" w:type="dxa"/>
         </w:tblCellMar>
-        <w:tblLook w:val="04A0" w:firstRow="1" w:lastRow="0" w:firstColumn="1" w:lastColumn="0" w:noHBand="0" w:noVBand="1"/>
+        <w:tblLook w:val="0000" w:firstRow="0" w:lastRow="0" w:firstColumn="0" w:lastColumn="0" w:noHBand="0" w:noVBand="0"/>
       </w:tblPr>
       <w:tblGrid>
         <w:gridCol w:w="1882"/>
@@ -21649,7 +21649,7 @@
       <w:pPr>
         <w:pStyle w:val="Heading2"/>
       </w:pPr>
-      <w:bookmarkStart w:id="42" w:name="_Toc240960924"/>
+      <w:bookmarkStart w:id="42" w:name="_Toc240975954"/>
       <w:r>
         <w:t>8.9 Reports</w:t>
       </w:r>
@@ -21712,7 +21712,7 @@
           <w:left w:w="10" w:type="dxa"/>
           <w:right w:w="10" w:type="dxa"/>
         </w:tblCellMar>
-        <w:tblLook w:val="04A0" w:firstRow="1" w:lastRow="0" w:firstColumn="1" w:lastColumn="0" w:noHBand="0" w:noVBand="1"/>
+        <w:tblLook w:val="0000" w:firstRow="0" w:lastRow="0" w:firstColumn="0" w:lastColumn="0" w:noHBand="0" w:noVBand="0"/>
       </w:tblPr>
       <w:tblGrid>
         <w:gridCol w:w="1882"/>
@@ -22163,7 +22163,7 @@
       <w:pPr>
         <w:pStyle w:val="Heading2"/>
       </w:pPr>
-      <w:bookmarkStart w:id="43" w:name="_Toc240960925"/>
+      <w:bookmarkStart w:id="43" w:name="_Toc240975955"/>
       <w:r>
         <w:t>8.10 Main-400 Register (and Reserve)</w:t>
       </w:r>
@@ -22226,7 +22226,7 @@
           <w:left w:w="10" w:type="dxa"/>
           <w:right w:w="10" w:type="dxa"/>
         </w:tblCellMar>
-        <w:tblLook w:val="04A0" w:firstRow="1" w:lastRow="0" w:firstColumn="1" w:lastColumn="0" w:noHBand="0" w:noVBand="1"/>
+        <w:tblLook w:val="0000" w:firstRow="0" w:lastRow="0" w:firstColumn="0" w:lastColumn="0" w:noHBand="0" w:noVBand="0"/>
       </w:tblPr>
       <w:tblGrid>
         <w:gridCol w:w="1882"/>
@@ -23096,7 +23096,7 @@
       <w:pPr>
         <w:pStyle w:val="Heading2"/>
       </w:pPr>
-      <w:bookmarkStart w:id="44" w:name="_Toc240960926"/>
+      <w:bookmarkStart w:id="44" w:name="_Toc240975956"/>
       <w:r>
         <w:t>8.11 Case page</w:t>
       </w:r>
@@ -23159,7 +23159,7 @@
           <w:left w:w="10" w:type="dxa"/>
           <w:right w:w="10" w:type="dxa"/>
         </w:tblCellMar>
-        <w:tblLook w:val="04A0" w:firstRow="1" w:lastRow="0" w:firstColumn="1" w:lastColumn="0" w:noHBand="0" w:noVBand="1"/>
+        <w:tblLook w:val="0000" w:firstRow="0" w:lastRow="0" w:firstColumn="0" w:lastColumn="0" w:noHBand="0" w:noVBand="0"/>
       </w:tblPr>
       <w:tblGrid>
         <w:gridCol w:w="1882"/>
@@ -24768,7 +24768,7 @@
       <w:pPr>
         <w:pStyle w:val="Heading2"/>
       </w:pPr>
-      <w:bookmarkStart w:id="45" w:name="_Toc240960927"/>
+      <w:bookmarkStart w:id="45" w:name="_Toc240975957"/>
       <w:r>
         <w:t>8.12 Pre-Interview Profile (PROIT) and its review screen</w:t>
       </w:r>
@@ -24831,7 +24831,7 @@
           <w:left w:w="10" w:type="dxa"/>
           <w:right w:w="10" w:type="dxa"/>
         </w:tblCellMar>
-        <w:tblLook w:val="04A0" w:firstRow="1" w:lastRow="0" w:firstColumn="1" w:lastColumn="0" w:noHBand="0" w:noVBand="1"/>
+        <w:tblLook w:val="0000" w:firstRow="0" w:lastRow="0" w:firstColumn="0" w:lastColumn="0" w:noHBand="0" w:noVBand="0"/>
       </w:tblPr>
       <w:tblGrid>
         <w:gridCol w:w="1882"/>
@@ -26333,7 +26333,7 @@
       <w:pPr>
         <w:pStyle w:val="Heading2"/>
       </w:pPr>
-      <w:bookmarkStart w:id="46" w:name="_Toc240960928"/>
+      <w:bookmarkStart w:id="46" w:name="_Toc240975958"/>
       <w:r>
         <w:t>8.13 Interview sheet (verifying a locked profile)</w:t>
       </w:r>
@@ -26396,7 +26396,7 @@
           <w:left w:w="10" w:type="dxa"/>
           <w:right w:w="10" w:type="dxa"/>
         </w:tblCellMar>
-        <w:tblLook w:val="04A0" w:firstRow="1" w:lastRow="0" w:firstColumn="1" w:lastColumn="0" w:noHBand="0" w:noVBand="1"/>
+        <w:tblLook w:val="0000" w:firstRow="0" w:lastRow="0" w:firstColumn="0" w:lastColumn="0" w:noHBand="0" w:noVBand="0"/>
       </w:tblPr>
       <w:tblGrid>
         <w:gridCol w:w="1882"/>
@@ -27584,7 +27584,7 @@
       <w:pPr>
         <w:pStyle w:val="Heading2"/>
       </w:pPr>
-      <w:bookmarkStart w:id="47" w:name="_Toc240960929"/>
+      <w:bookmarkStart w:id="47" w:name="_Toc240975959"/>
       <w:r>
         <w:t>8.14 Register Organisation</w:t>
       </w:r>
@@ -27647,7 +27647,7 @@
           <w:left w:w="10" w:type="dxa"/>
           <w:right w:w="10" w:type="dxa"/>
         </w:tblCellMar>
-        <w:tblLook w:val="04A0" w:firstRow="1" w:lastRow="0" w:firstColumn="1" w:lastColumn="0" w:noHBand="0" w:noVBand="1"/>
+        <w:tblLook w:val="0000" w:firstRow="0" w:lastRow="0" w:firstColumn="0" w:lastColumn="0" w:noHBand="0" w:noVBand="0"/>
       </w:tblPr>
       <w:tblGrid>
         <w:gridCol w:w="1882"/>
@@ -28307,7 +28307,7 @@
       <w:pPr>
         <w:pStyle w:val="Heading2"/>
       </w:pPr>
-      <w:bookmarkStart w:id="48" w:name="_Toc240960930"/>
+      <w:bookmarkStart w:id="48" w:name="_Toc240975960"/>
       <w:r>
         <w:t>8.15 Appointment Queue</w:t>
       </w:r>
@@ -28370,7 +28370,7 @@
           <w:left w:w="10" w:type="dxa"/>
           <w:right w:w="10" w:type="dxa"/>
         </w:tblCellMar>
-        <w:tblLook w:val="04A0" w:firstRow="1" w:lastRow="0" w:firstColumn="1" w:lastColumn="0" w:noHBand="0" w:noVBand="1"/>
+        <w:tblLook w:val="0000" w:firstRow="0" w:lastRow="0" w:firstColumn="0" w:lastColumn="0" w:noHBand="0" w:noVBand="0"/>
       </w:tblPr>
       <w:tblGrid>
         <w:gridCol w:w="1882"/>
@@ -28928,7 +28928,7 @@
       <w:pPr>
         <w:pStyle w:val="Heading2"/>
       </w:pPr>
-      <w:bookmarkStart w:id="49" w:name="_Toc240960931"/>
+      <w:bookmarkStart w:id="49" w:name="_Toc240975961"/>
       <w:r>
         <w:t>8.16 Follow-ups due</w:t>
       </w:r>
@@ -28991,7 +28991,7 @@
           <w:left w:w="10" w:type="dxa"/>
           <w:right w:w="10" w:type="dxa"/>
         </w:tblCellMar>
-        <w:tblLook w:val="04A0" w:firstRow="1" w:lastRow="0" w:firstColumn="1" w:lastColumn="0" w:noHBand="0" w:noVBand="1"/>
+        <w:tblLook w:val="0000" w:firstRow="0" w:lastRow="0" w:firstColumn="0" w:lastColumn="0" w:noHBand="0" w:noVBand="0"/>
       </w:tblPr>
       <w:tblGrid>
         <w:gridCol w:w="1882"/>
@@ -29441,7 +29441,7 @@
       <w:pPr>
         <w:pStyle w:val="Heading2"/>
       </w:pPr>
-      <w:bookmarkStart w:id="50" w:name="_Toc240960932"/>
+      <w:bookmarkStart w:id="50" w:name="_Toc240975962"/>
       <w:r>
         <w:t>8.17 Reserve Activation</w:t>
       </w:r>
@@ -29504,7 +29504,7 @@
           <w:left w:w="10" w:type="dxa"/>
           <w:right w:w="10" w:type="dxa"/>
         </w:tblCellMar>
-        <w:tblLook w:val="04A0" w:firstRow="1" w:lastRow="0" w:firstColumn="1" w:lastColumn="0" w:noHBand="0" w:noVBand="1"/>
+        <w:tblLook w:val="0000" w:firstRow="0" w:lastRow="0" w:firstColumn="0" w:lastColumn="0" w:noHBand="0" w:noVBand="0"/>
       </w:tblPr>
       <w:tblGrid>
         <w:gridCol w:w="1882"/>
@@ -30062,7 +30062,7 @@
       <w:pPr>
         <w:pStyle w:val="Heading2"/>
       </w:pPr>
-      <w:bookmarkStart w:id="51" w:name="_Toc240960933"/>
+      <w:bookmarkStart w:id="51" w:name="_Toc240975963"/>
       <w:r>
         <w:t>8.18 QA Queue (with the KoboToolbox sync panel)</w:t>
       </w:r>
@@ -30125,7 +30125,7 @@
           <w:left w:w="10" w:type="dxa"/>
           <w:right w:w="10" w:type="dxa"/>
         </w:tblCellMar>
-        <w:tblLook w:val="04A0" w:firstRow="1" w:lastRow="0" w:firstColumn="1" w:lastColumn="0" w:noHBand="0" w:noVBand="1"/>
+        <w:tblLook w:val="0000" w:firstRow="0" w:lastRow="0" w:firstColumn="0" w:lastColumn="0" w:noHBand="0" w:noVBand="0"/>
       </w:tblPr>
       <w:tblGrid>
         <w:gridCol w:w="1882"/>
@@ -30786,7 +30786,7 @@
       <w:pPr>
         <w:pStyle w:val="Heading2"/>
       </w:pPr>
-      <w:bookmarkStart w:id="52" w:name="_Toc240960934"/>
+      <w:bookmarkStart w:id="52" w:name="_Toc240975964"/>
       <w:r>
         <w:t>8.19 QA Exceptions</w:t>
       </w:r>
@@ -30849,7 +30849,7 @@
           <w:left w:w="10" w:type="dxa"/>
           <w:right w:w="10" w:type="dxa"/>
         </w:tblCellMar>
-        <w:tblLook w:val="04A0" w:firstRow="1" w:lastRow="0" w:firstColumn="1" w:lastColumn="0" w:noHBand="0" w:noVBand="1"/>
+        <w:tblLook w:val="0000" w:firstRow="0" w:lastRow="0" w:firstColumn="0" w:lastColumn="0" w:noHBand="0" w:noVBand="0"/>
       </w:tblPr>
       <w:tblGrid>
         <w:gridCol w:w="1882"/>
@@ -31616,7 +31616,7 @@
       <w:pPr>
         <w:pStyle w:val="Heading2"/>
       </w:pPr>
-      <w:bookmarkStart w:id="53" w:name="_Toc240960935"/>
+      <w:bookmarkStart w:id="53" w:name="_Toc240975965"/>
       <w:r>
         <w:t>8.20 KII Register</w:t>
       </w:r>
@@ -31679,7 +31679,7 @@
           <w:left w:w="10" w:type="dxa"/>
           <w:right w:w="10" w:type="dxa"/>
         </w:tblCellMar>
-        <w:tblLook w:val="04A0" w:firstRow="1" w:lastRow="0" w:firstColumn="1" w:lastColumn="0" w:noHBand="0" w:noVBand="1"/>
+        <w:tblLook w:val="0000" w:firstRow="0" w:lastRow="0" w:firstColumn="0" w:lastColumn="0" w:noHBand="0" w:noVBand="0"/>
       </w:tblPr>
       <w:tblGrid>
         <w:gridCol w:w="1882"/>
@@ -32237,7 +32237,7 @@
       <w:pPr>
         <w:pStyle w:val="Heading2"/>
       </w:pPr>
-      <w:bookmarkStart w:id="54" w:name="_Toc240960936"/>
+      <w:bookmarkStart w:id="54" w:name="_Toc240975966"/>
       <w:r>
         <w:t>8.21 New KII Record</w:t>
       </w:r>
@@ -32300,7 +32300,7 @@
           <w:left w:w="10" w:type="dxa"/>
           <w:right w:w="10" w:type="dxa"/>
         </w:tblCellMar>
-        <w:tblLook w:val="04A0" w:firstRow="1" w:lastRow="0" w:firstColumn="1" w:lastColumn="0" w:noHBand="0" w:noVBand="1"/>
+        <w:tblLook w:val="0000" w:firstRow="0" w:lastRow="0" w:firstColumn="0" w:lastColumn="0" w:noHBand="0" w:noVBand="0"/>
       </w:tblPr>
       <w:tblGrid>
         <w:gridCol w:w="1882"/>
@@ -32647,7 +32647,7 @@
       <w:pPr>
         <w:pStyle w:val="Heading2"/>
       </w:pPr>
-      <w:bookmarkStart w:id="55" w:name="_Toc240960937"/>
+      <w:bookmarkStart w:id="55" w:name="_Toc240975967"/>
       <w:r>
         <w:t>8.22 KII record</w:t>
       </w:r>
@@ -32710,7 +32710,7 @@
           <w:left w:w="10" w:type="dxa"/>
           <w:right w:w="10" w:type="dxa"/>
         </w:tblCellMar>
-        <w:tblLook w:val="04A0" w:firstRow="1" w:lastRow="0" w:firstColumn="1" w:lastColumn="0" w:noHBand="0" w:noVBand="1"/>
+        <w:tblLook w:val="0000" w:firstRow="0" w:lastRow="0" w:firstColumn="0" w:lastColumn="0" w:noHBand="0" w:noVBand="0"/>
       </w:tblPr>
       <w:tblGrid>
         <w:gridCol w:w="1882"/>
@@ -33688,7 +33688,7 @@
       <w:pPr>
         <w:pStyle w:val="Heading2"/>
       </w:pPr>
-      <w:bookmarkStart w:id="56" w:name="_Toc240960938"/>
+      <w:bookmarkStart w:id="56" w:name="_Toc240975968"/>
       <w:r>
         <w:t>8.23 Documents (the corpus)</w:t>
       </w:r>
@@ -33751,7 +33751,7 @@
           <w:left w:w="10" w:type="dxa"/>
           <w:right w:w="10" w:type="dxa"/>
         </w:tblCellMar>
-        <w:tblLook w:val="04A0" w:firstRow="1" w:lastRow="0" w:firstColumn="1" w:lastColumn="0" w:noHBand="0" w:noVBand="1"/>
+        <w:tblLook w:val="0000" w:firstRow="0" w:lastRow="0" w:firstColumn="0" w:lastColumn="0" w:noHBand="0" w:noVBand="0"/>
       </w:tblPr>
       <w:tblGrid>
         <w:gridCol w:w="1882"/>
@@ -34308,7 +34308,7 @@
       <w:pPr>
         <w:pStyle w:val="Heading2"/>
       </w:pPr>
-      <w:bookmarkStart w:id="57" w:name="_Toc240960939"/>
+      <w:bookmarkStart w:id="57" w:name="_Toc240975969"/>
       <w:r>
         <w:t>8.24 New Documentary Evidence Record</w:t>
       </w:r>
@@ -34371,7 +34371,7 @@
           <w:left w:w="10" w:type="dxa"/>
           <w:right w:w="10" w:type="dxa"/>
         </w:tblCellMar>
-        <w:tblLook w:val="04A0" w:firstRow="1" w:lastRow="0" w:firstColumn="1" w:lastColumn="0" w:noHBand="0" w:noVBand="1"/>
+        <w:tblLook w:val="0000" w:firstRow="0" w:lastRow="0" w:firstColumn="0" w:lastColumn="0" w:noHBand="0" w:noVBand="0"/>
       </w:tblPr>
       <w:tblGrid>
         <w:gridCol w:w="1882"/>
@@ -35138,7 +35138,7 @@
       <w:pPr>
         <w:pStyle w:val="Heading2"/>
       </w:pPr>
-      <w:bookmarkStart w:id="58" w:name="_Toc240960940"/>
+      <w:bookmarkStart w:id="58" w:name="_Toc240975970"/>
       <w:r>
         <w:t>8.25 Document record</w:t>
       </w:r>
@@ -35201,7 +35201,7 @@
           <w:left w:w="10" w:type="dxa"/>
           <w:right w:w="10" w:type="dxa"/>
         </w:tblCellMar>
-        <w:tblLook w:val="04A0" w:firstRow="1" w:lastRow="0" w:firstColumn="1" w:lastColumn="0" w:noHBand="0" w:noVBand="1"/>
+        <w:tblLook w:val="0000" w:firstRow="0" w:lastRow="0" w:firstColumn="0" w:lastColumn="0" w:noHBand="0" w:noVBand="0"/>
       </w:tblPr>
       <w:tblGrid>
         <w:gridCol w:w="1882"/>
@@ -36492,7 +36492,7 @@
       <w:pPr>
         <w:pStyle w:val="Heading2"/>
       </w:pPr>
-      <w:bookmarkStart w:id="59" w:name="_Toc240960941"/>
+      <w:bookmarkStart w:id="59" w:name="_Toc240975971"/>
       <w:r>
         <w:lastRenderedPageBreak/>
         <w:t>8.26 Auto-fill review screen</w:t>
@@ -36556,7 +36556,7 @@
           <w:left w:w="10" w:type="dxa"/>
           <w:right w:w="10" w:type="dxa"/>
         </w:tblCellMar>
-        <w:tblLook w:val="04A0" w:firstRow="1" w:lastRow="0" w:firstColumn="1" w:lastColumn="0" w:noHBand="0" w:noVBand="1"/>
+        <w:tblLook w:val="0000" w:firstRow="0" w:lastRow="0" w:firstColumn="0" w:lastColumn="0" w:noHBand="0" w:noVBand="0"/>
       </w:tblPr>
       <w:tblGrid>
         <w:gridCol w:w="1882"/>
@@ -37533,7 +37533,7 @@
       <w:pPr>
         <w:pStyle w:val="Heading2"/>
       </w:pPr>
-      <w:bookmarkStart w:id="60" w:name="_Toc240960942"/>
+      <w:bookmarkStart w:id="60" w:name="_Toc240975972"/>
       <w:r>
         <w:lastRenderedPageBreak/>
         <w:t>8.27 Completed forms (Form PDFs)</w:t>
@@ -37597,7 +37597,7 @@
           <w:left w:w="10" w:type="dxa"/>
           <w:right w:w="10" w:type="dxa"/>
         </w:tblCellMar>
-        <w:tblLook w:val="04A0" w:firstRow="1" w:lastRow="0" w:firstColumn="1" w:lastColumn="0" w:noHBand="0" w:noVBand="1"/>
+        <w:tblLook w:val="0000" w:firstRow="0" w:lastRow="0" w:firstColumn="0" w:lastColumn="0" w:noHBand="0" w:noVBand="0"/>
       </w:tblPr>
       <w:tblGrid>
         <w:gridCol w:w="1882"/>
@@ -38581,7 +38581,7 @@
       <w:pPr>
         <w:pStyle w:val="Heading2"/>
       </w:pPr>
-      <w:bookmarkStart w:id="61" w:name="_Toc240960943"/>
+      <w:bookmarkStart w:id="61" w:name="_Toc240975973"/>
       <w:r>
         <w:t>8.28 Cost Dashboard</w:t>
       </w:r>
@@ -38644,7 +38644,7 @@
           <w:left w:w="10" w:type="dxa"/>
           <w:right w:w="10" w:type="dxa"/>
         </w:tblCellMar>
-        <w:tblLook w:val="04A0" w:firstRow="1" w:lastRow="0" w:firstColumn="1" w:lastColumn="0" w:noHBand="0" w:noVBand="1"/>
+        <w:tblLook w:val="0000" w:firstRow="0" w:lastRow="0" w:firstColumn="0" w:lastColumn="0" w:noHBand="0" w:noVBand="0"/>
       </w:tblPr>
       <w:tblGrid>
         <w:gridCol w:w="1882"/>
@@ -38992,7 +38992,7 @@
       <w:pPr>
         <w:pStyle w:val="Heading2"/>
       </w:pPr>
-      <w:bookmarkStart w:id="62" w:name="_Toc240960944"/>
+      <w:bookmarkStart w:id="62" w:name="_Toc240975974"/>
       <w:r>
         <w:t>8.29 Export</w:t>
       </w:r>
@@ -39055,7 +39055,7 @@
           <w:left w:w="10" w:type="dxa"/>
           <w:right w:w="10" w:type="dxa"/>
         </w:tblCellMar>
-        <w:tblLook w:val="04A0" w:firstRow="1" w:lastRow="0" w:firstColumn="1" w:lastColumn="0" w:noHBand="0" w:noVBand="1"/>
+        <w:tblLook w:val="0000" w:firstRow="0" w:lastRow="0" w:firstColumn="0" w:lastColumn="0" w:noHBand="0" w:noVBand="0"/>
       </w:tblPr>
       <w:tblGrid>
         <w:gridCol w:w="1882"/>
@@ -39339,7 +39339,7 @@
         <w:sz w:val="16"/>
         <w:szCs w:val="16"/>
       </w:rPr>
-      <w:t>Version 1.9 · 22 September 2026</w:t>
+      <w:t>Version 1.10 · 22 September 2026</w:t>
     </w:r>
     <w:r>
       <w:rPr>
@@ -39512,10 +39512,10 @@
 <file path=word/numbering.xml><?xml version="1.0" encoding="utf-8"?>
 <w:numbering xmlns:wpc="http://schemas.microsoft.com/office/word/2010/wordprocessingCanvas" xmlns:cx="http://schemas.microsoft.com/office/drawing/2014/chartex" xmlns:cx1="http://schemas.microsoft.com/office/drawing/2015/9/8/chartex" xmlns:cx2="http://schemas.microsoft.com/office/drawing/2015/10/21/chartex" xmlns:cx3="http://schemas.microsoft.com/office/drawing/2016/5/9/chartex" xmlns:cx4="http://schemas.microsoft.com/office/drawing/2016/5/10/chartex" xmlns:cx5="http://schemas.microsoft.com/office/drawing/2016/5/11/chartex" xmlns:cx6="http://schemas.microsoft.com/office/drawing/2016/5/12/chartex" xmlns:cx7="http://schemas.microsoft.com/office/drawing/2016/5/13/chartex" xmlns:cx8="http://schemas.microsoft.com/office/drawing/2016/5/14/chartex" xmlns:mc="http://schemas.openxmlformats.org/markup-compatibility/2006" xmlns:aink="http://schemas.microsoft.com/office/drawing/2016/ink" xmlns:am3d="http://schemas.microsoft.com/office/drawing/2017/model3d" xmlns:o="urn:schemas-microsoft-com:office:office" xmlns:oel="http://schemas.microsoft.com/office/2019/extlst" xmlns:r="http://schemas.openxmlformats.org/officeDocument/2006/relationships" xmlns:m="http://schemas.openxmlformats.org/officeDocument/2006/math" xmlns:v="urn:schemas-microsoft-com:vml" xmlns:wp14="http://schemas.microsoft.com/office/word/2010/wordprocessingDrawing" xmlns:wp="http://schemas.openxmlformats.org/drawingml/2006/wordprocessingDrawing" xmlns:w10="urn:schemas-microsoft-com:office:word" xmlns:w="http://schemas.openxmlformats.org/wordprocessingml/2006/main" xmlns:w14="http://schemas.microsoft.com/office/word/2010/wordml" xmlns:w15="http://schemas.microsoft.com/office/word/2012/wordml" xmlns:w16cex="http://schemas.microsoft.com/office/word/2018/wordml/cex" xmlns:w16cid="http://schemas.microsoft.com/office/word/2016/wordml/cid" xmlns:w16="http://schemas.microsoft.com/office/word/2018/wordml" xmlns:w16sdtdh="http://schemas.microsoft.com/office/word/2020/wordml/sdtdatahash" xmlns:w16se="http://schemas.microsoft.com/office/word/2015/wordml/symex" xmlns:wpg="http://schemas.microsoft.com/office/word/2010/wordprocessingGroup" xmlns:wpi="http://schemas.microsoft.com/office/word/2010/wordprocessingInk" xmlns:wne="http://schemas.microsoft.com/office/word/2006/wordml" xmlns:wps="http://schemas.microsoft.com/office/word/2010/wordprocessingShape" mc:Ignorable="w14 w15 w16se w16cid w16 w16cex w16sdtdh wp14">
   <w:abstractNum w:abstractNumId="0" w15:restartNumberingAfterBreak="0">
-    <w:nsid w:val="04DF16B3"/>
+    <w:nsid w:val="06A63385"/>
     <w:multiLevelType w:val="hybridMultilevel"/>
-    <w:tmpl w:val="0E205B02"/>
-    <w:lvl w:ilvl="0" w:tplc="F572C746">
+    <w:tmpl w:val="7614457A"/>
+    <w:lvl w:ilvl="0" w:tplc="A9549134">
       <w:start w:val="1"/>
       <w:numFmt w:val="decimal"/>
       <w:lvlText w:val="%1."/>
@@ -39529,52 +39529,52 @@
         <w:color w:val="A67C27"/>
       </w:rPr>
     </w:lvl>
-    <w:lvl w:ilvl="1" w:tplc="3CAC0DB2">
+    <w:lvl w:ilvl="1" w:tplc="1C3CB2C2">
       <w:numFmt w:val="decimal"/>
       <w:lvlText w:val=""/>
       <w:lvlJc w:val="left"/>
     </w:lvl>
-    <w:lvl w:ilvl="2" w:tplc="AE48A2F0">
+    <w:lvl w:ilvl="2" w:tplc="5A722D14">
       <w:numFmt w:val="decimal"/>
       <w:lvlText w:val=""/>
       <w:lvlJc w:val="left"/>
     </w:lvl>
-    <w:lvl w:ilvl="3" w:tplc="588A0970">
+    <w:lvl w:ilvl="3" w:tplc="A628E014">
       <w:numFmt w:val="decimal"/>
       <w:lvlText w:val=""/>
       <w:lvlJc w:val="left"/>
     </w:lvl>
-    <w:lvl w:ilvl="4" w:tplc="69BCD60C">
+    <w:lvl w:ilvl="4" w:tplc="06E83618">
       <w:numFmt w:val="decimal"/>
       <w:lvlText w:val=""/>
       <w:lvlJc w:val="left"/>
     </w:lvl>
-    <w:lvl w:ilvl="5" w:tplc="41ACD212">
+    <w:lvl w:ilvl="5" w:tplc="A9607AEE">
       <w:numFmt w:val="decimal"/>
       <w:lvlText w:val=""/>
       <w:lvlJc w:val="left"/>
     </w:lvl>
-    <w:lvl w:ilvl="6" w:tplc="744C2C28">
+    <w:lvl w:ilvl="6" w:tplc="6B1EE25C">
       <w:numFmt w:val="decimal"/>
       <w:lvlText w:val=""/>
       <w:lvlJc w:val="left"/>
     </w:lvl>
-    <w:lvl w:ilvl="7" w:tplc="694C0700">
+    <w:lvl w:ilvl="7" w:tplc="7908961C">
       <w:numFmt w:val="decimal"/>
       <w:lvlText w:val=""/>
       <w:lvlJc w:val="left"/>
     </w:lvl>
-    <w:lvl w:ilvl="8" w:tplc="0B561CD0">
+    <w:lvl w:ilvl="8" w:tplc="1AB865F4">
       <w:numFmt w:val="decimal"/>
       <w:lvlText w:val=""/>
       <w:lvlJc w:val="left"/>
     </w:lvl>
   </w:abstractNum>
   <w:abstractNum w:abstractNumId="1" w15:restartNumberingAfterBreak="0">
-    <w:nsid w:val="0A99410C"/>
+    <w:nsid w:val="079474F1"/>
     <w:multiLevelType w:val="hybridMultilevel"/>
-    <w:tmpl w:val="4880BFEE"/>
-    <w:lvl w:ilvl="0" w:tplc="C974DB80">
+    <w:tmpl w:val="3BC8B962"/>
+    <w:lvl w:ilvl="0" w:tplc="640A3746">
       <w:start w:val="1"/>
       <w:numFmt w:val="decimal"/>
       <w:lvlText w:val="%1."/>
@@ -39588,52 +39588,52 @@
         <w:color w:val="A67C27"/>
       </w:rPr>
     </w:lvl>
-    <w:lvl w:ilvl="1" w:tplc="7848DEF0">
+    <w:lvl w:ilvl="1" w:tplc="FEB880A8">
       <w:numFmt w:val="decimal"/>
       <w:lvlText w:val=""/>
       <w:lvlJc w:val="left"/>
     </w:lvl>
-    <w:lvl w:ilvl="2" w:tplc="5EDC9890">
+    <w:lvl w:ilvl="2" w:tplc="0E64974E">
       <w:numFmt w:val="decimal"/>
       <w:lvlText w:val=""/>
       <w:lvlJc w:val="left"/>
     </w:lvl>
-    <w:lvl w:ilvl="3" w:tplc="656441BE">
+    <w:lvl w:ilvl="3" w:tplc="FB28B376">
       <w:numFmt w:val="decimal"/>
       <w:lvlText w:val=""/>
       <w:lvlJc w:val="left"/>
     </w:lvl>
-    <w:lvl w:ilvl="4" w:tplc="71100DE8">
+    <w:lvl w:ilvl="4" w:tplc="6B980DFA">
       <w:numFmt w:val="decimal"/>
       <w:lvlText w:val=""/>
       <w:lvlJc w:val="left"/>
     </w:lvl>
-    <w:lvl w:ilvl="5" w:tplc="C38079A6">
+    <w:lvl w:ilvl="5" w:tplc="96BC1724">
       <w:numFmt w:val="decimal"/>
       <w:lvlText w:val=""/>
       <w:lvlJc w:val="left"/>
     </w:lvl>
-    <w:lvl w:ilvl="6" w:tplc="3A7C25F2">
+    <w:lvl w:ilvl="6" w:tplc="FED02D7C">
       <w:numFmt w:val="decimal"/>
       <w:lvlText w:val=""/>
       <w:lvlJc w:val="left"/>
     </w:lvl>
-    <w:lvl w:ilvl="7" w:tplc="37EA9350">
+    <w:lvl w:ilvl="7" w:tplc="677A1B4A">
       <w:numFmt w:val="decimal"/>
       <w:lvlText w:val=""/>
       <w:lvlJc w:val="left"/>
     </w:lvl>
-    <w:lvl w:ilvl="8" w:tplc="089242F2">
+    <w:lvl w:ilvl="8" w:tplc="5E38F7A8">
       <w:numFmt w:val="decimal"/>
       <w:lvlText w:val=""/>
       <w:lvlJc w:val="left"/>
     </w:lvl>
   </w:abstractNum>
   <w:abstractNum w:abstractNumId="2" w15:restartNumberingAfterBreak="0">
-    <w:nsid w:val="0FA71FB3"/>
+    <w:nsid w:val="133B75B2"/>
     <w:multiLevelType w:val="hybridMultilevel"/>
-    <w:tmpl w:val="9440EE68"/>
-    <w:lvl w:ilvl="0" w:tplc="B9C070FE">
+    <w:tmpl w:val="1AC667FA"/>
+    <w:lvl w:ilvl="0" w:tplc="716EEFA2">
       <w:start w:val="1"/>
       <w:numFmt w:val="decimal"/>
       <w:lvlText w:val="%1."/>
@@ -39647,52 +39647,52 @@
         <w:color w:val="A67C27"/>
       </w:rPr>
     </w:lvl>
-    <w:lvl w:ilvl="1" w:tplc="4AACF536">
+    <w:lvl w:ilvl="1" w:tplc="E300FD0A">
       <w:numFmt w:val="decimal"/>
       <w:lvlText w:val=""/>
       <w:lvlJc w:val="left"/>
     </w:lvl>
-    <w:lvl w:ilvl="2" w:tplc="ADCCDA18">
+    <w:lvl w:ilvl="2" w:tplc="EBE2E5C6">
       <w:numFmt w:val="decimal"/>
       <w:lvlText w:val=""/>
       <w:lvlJc w:val="left"/>
     </w:lvl>
-    <w:lvl w:ilvl="3" w:tplc="6804D66A">
+    <w:lvl w:ilvl="3" w:tplc="7938BCF0">
       <w:numFmt w:val="decimal"/>
       <w:lvlText w:val=""/>
       <w:lvlJc w:val="left"/>
     </w:lvl>
-    <w:lvl w:ilvl="4" w:tplc="555CFF72">
+    <w:lvl w:ilvl="4" w:tplc="CB726DC8">
       <w:numFmt w:val="decimal"/>
       <w:lvlText w:val=""/>
       <w:lvlJc w:val="left"/>
     </w:lvl>
-    <w:lvl w:ilvl="5" w:tplc="878A49D6">
+    <w:lvl w:ilvl="5" w:tplc="E95CF9B4">
       <w:numFmt w:val="decimal"/>
       <w:lvlText w:val=""/>
       <w:lvlJc w:val="left"/>
     </w:lvl>
-    <w:lvl w:ilvl="6" w:tplc="FD2C0FEC">
+    <w:lvl w:ilvl="6" w:tplc="1C9C0698">
       <w:numFmt w:val="decimal"/>
       <w:lvlText w:val=""/>
       <w:lvlJc w:val="left"/>
     </w:lvl>
-    <w:lvl w:ilvl="7" w:tplc="18AA9B34">
+    <w:lvl w:ilvl="7" w:tplc="7116E976">
       <w:numFmt w:val="decimal"/>
       <w:lvlText w:val=""/>
       <w:lvlJc w:val="left"/>
     </w:lvl>
-    <w:lvl w:ilvl="8" w:tplc="9BAA7554">
+    <w:lvl w:ilvl="8" w:tplc="022A6E12">
       <w:numFmt w:val="decimal"/>
       <w:lvlText w:val=""/>
       <w:lvlJc w:val="left"/>
     </w:lvl>
   </w:abstractNum>
   <w:abstractNum w:abstractNumId="3" w15:restartNumberingAfterBreak="0">
-    <w:nsid w:val="1730329D"/>
+    <w:nsid w:val="1D602027"/>
     <w:multiLevelType w:val="hybridMultilevel"/>
-    <w:tmpl w:val="EB4C4424"/>
-    <w:lvl w:ilvl="0" w:tplc="682CF17A">
+    <w:tmpl w:val="5420AAB8"/>
+    <w:lvl w:ilvl="0" w:tplc="0A4C5196">
       <w:start w:val="1"/>
       <w:numFmt w:val="decimal"/>
       <w:lvlText w:val="%1."/>
@@ -39706,52 +39706,110 @@
         <w:color w:val="A67C27"/>
       </w:rPr>
     </w:lvl>
-    <w:lvl w:ilvl="1" w:tplc="860046D8">
+    <w:lvl w:ilvl="1" w:tplc="6440769E">
       <w:numFmt w:val="decimal"/>
       <w:lvlText w:val=""/>
       <w:lvlJc w:val="left"/>
     </w:lvl>
-    <w:lvl w:ilvl="2" w:tplc="3E0CE238">
+    <w:lvl w:ilvl="2" w:tplc="FE56C764">
       <w:numFmt w:val="decimal"/>
       <w:lvlText w:val=""/>
       <w:lvlJc w:val="left"/>
     </w:lvl>
-    <w:lvl w:ilvl="3" w:tplc="FE92CF12">
+    <w:lvl w:ilvl="3" w:tplc="FF96B3D0">
       <w:numFmt w:val="decimal"/>
       <w:lvlText w:val=""/>
       <w:lvlJc w:val="left"/>
     </w:lvl>
-    <w:lvl w:ilvl="4" w:tplc="632283FC">
+    <w:lvl w:ilvl="4" w:tplc="AB20649E">
       <w:numFmt w:val="decimal"/>
       <w:lvlText w:val=""/>
       <w:lvlJc w:val="left"/>
     </w:lvl>
-    <w:lvl w:ilvl="5" w:tplc="E6CC9DD0">
+    <w:lvl w:ilvl="5" w:tplc="878C6538">
       <w:numFmt w:val="decimal"/>
       <w:lvlText w:val=""/>
       <w:lvlJc w:val="left"/>
     </w:lvl>
-    <w:lvl w:ilvl="6" w:tplc="A07EAD3C">
+    <w:lvl w:ilvl="6" w:tplc="8F76493C">
       <w:numFmt w:val="decimal"/>
       <w:lvlText w:val=""/>
       <w:lvlJc w:val="left"/>
     </w:lvl>
-    <w:lvl w:ilvl="7" w:tplc="4F420DC8">
+    <w:lvl w:ilvl="7" w:tplc="096CCC92">
       <w:numFmt w:val="decimal"/>
       <w:lvlText w:val=""/>
       <w:lvlJc w:val="left"/>
     </w:lvl>
-    <w:lvl w:ilvl="8" w:tplc="FF006104">
+    <w:lvl w:ilvl="8" w:tplc="93B87CF2">
       <w:numFmt w:val="decimal"/>
       <w:lvlText w:val=""/>
       <w:lvlJc w:val="left"/>
     </w:lvl>
   </w:abstractNum>
   <w:abstractNum w:abstractNumId="4" w15:restartNumberingAfterBreak="0">
-    <w:nsid w:val="18814063"/>
+    <w:nsid w:val="25A27523"/>
     <w:multiLevelType w:val="hybridMultilevel"/>
-    <w:tmpl w:val="8E803DDE"/>
-    <w:lvl w:ilvl="0" w:tplc="C8E6BBDE">
+    <w:tmpl w:val="1AE672DC"/>
+    <w:lvl w:ilvl="0" w:tplc="BAB65994">
+      <w:start w:val="1"/>
+      <w:numFmt w:val="bullet"/>
+      <w:lvlText w:val="•"/>
+      <w:lvlJc w:val="left"/>
+      <w:pPr>
+        <w:ind w:left="460" w:hanging="280"/>
+      </w:pPr>
+    </w:lvl>
+    <w:lvl w:ilvl="1" w:tplc="0F0C99C6">
+      <w:start w:val="1"/>
+      <w:numFmt w:val="bullet"/>
+      <w:lvlText w:val="–"/>
+      <w:lvlJc w:val="left"/>
+      <w:pPr>
+        <w:ind w:left="900" w:hanging="280"/>
+      </w:pPr>
+    </w:lvl>
+    <w:lvl w:ilvl="2" w:tplc="AE00DB56">
+      <w:numFmt w:val="decimal"/>
+      <w:lvlText w:val=""/>
+      <w:lvlJc w:val="left"/>
+    </w:lvl>
+    <w:lvl w:ilvl="3" w:tplc="FF389884">
+      <w:numFmt w:val="decimal"/>
+      <w:lvlText w:val=""/>
+      <w:lvlJc w:val="left"/>
+    </w:lvl>
+    <w:lvl w:ilvl="4" w:tplc="9F3EA8D8">
+      <w:numFmt w:val="decimal"/>
+      <w:lvlText w:val=""/>
+      <w:lvlJc w:val="left"/>
+    </w:lvl>
+    <w:lvl w:ilvl="5" w:tplc="EBF6BBD8">
+      <w:numFmt w:val="decimal"/>
+      <w:lvlText w:val=""/>
+      <w:lvlJc w:val="left"/>
+    </w:lvl>
+    <w:lvl w:ilvl="6" w:tplc="01FC5E04">
+      <w:numFmt w:val="decimal"/>
+      <w:lvlText w:val=""/>
+      <w:lvlJc w:val="left"/>
+    </w:lvl>
+    <w:lvl w:ilvl="7" w:tplc="4B3CA85A">
+      <w:numFmt w:val="decimal"/>
+      <w:lvlText w:val=""/>
+      <w:lvlJc w:val="left"/>
+    </w:lvl>
+    <w:lvl w:ilvl="8" w:tplc="17FA505C">
+      <w:numFmt w:val="decimal"/>
+      <w:lvlText w:val=""/>
+      <w:lvlJc w:val="left"/>
+    </w:lvl>
+  </w:abstractNum>
+  <w:abstractNum w:abstractNumId="5" w15:restartNumberingAfterBreak="0">
+    <w:nsid w:val="2EA822C5"/>
+    <w:multiLevelType w:val="hybridMultilevel"/>
+    <w:tmpl w:val="4692D0B6"/>
+    <w:lvl w:ilvl="0" w:tplc="5524C2BA">
       <w:start w:val="1"/>
       <w:numFmt w:val="decimal"/>
       <w:lvlText w:val="%1."/>
@@ -39765,52 +39823,52 @@
         <w:color w:val="A67C27"/>
       </w:rPr>
     </w:lvl>
-    <w:lvl w:ilvl="1" w:tplc="EC9A8098">
+    <w:lvl w:ilvl="1" w:tplc="12E644F0">
       <w:numFmt w:val="decimal"/>
       <w:lvlText w:val=""/>
       <w:lvlJc w:val="left"/>
     </w:lvl>
-    <w:lvl w:ilvl="2" w:tplc="E986437E">
+    <w:lvl w:ilvl="2" w:tplc="12D49C9E">
       <w:numFmt w:val="decimal"/>
       <w:lvlText w:val=""/>
       <w:lvlJc w:val="left"/>
     </w:lvl>
-    <w:lvl w:ilvl="3" w:tplc="A428155A">
+    <w:lvl w:ilvl="3" w:tplc="E9784D38">
       <w:numFmt w:val="decimal"/>
       <w:lvlText w:val=""/>
       <w:lvlJc w:val="left"/>
     </w:lvl>
-    <w:lvl w:ilvl="4" w:tplc="5B6257E8">
+    <w:lvl w:ilvl="4" w:tplc="CDB42D06">
       <w:numFmt w:val="decimal"/>
       <w:lvlText w:val=""/>
       <w:lvlJc w:val="left"/>
     </w:lvl>
-    <w:lvl w:ilvl="5" w:tplc="CA4A2A6E">
+    <w:lvl w:ilvl="5" w:tplc="B9207DD8">
       <w:numFmt w:val="decimal"/>
       <w:lvlText w:val=""/>
       <w:lvlJc w:val="left"/>
     </w:lvl>
-    <w:lvl w:ilvl="6" w:tplc="126AAA84">
+    <w:lvl w:ilvl="6" w:tplc="5B22B57E">
       <w:numFmt w:val="decimal"/>
       <w:lvlText w:val=""/>
       <w:lvlJc w:val="left"/>
     </w:lvl>
-    <w:lvl w:ilvl="7" w:tplc="F53A3B5C">
+    <w:lvl w:ilvl="7" w:tplc="5492D1EA">
       <w:numFmt w:val="decimal"/>
       <w:lvlText w:val=""/>
       <w:lvlJc w:val="left"/>
     </w:lvl>
-    <w:lvl w:ilvl="8" w:tplc="C43CD43A">
+    <w:lvl w:ilvl="8" w:tplc="7CBE003A">
       <w:numFmt w:val="decimal"/>
       <w:lvlText w:val=""/>
       <w:lvlJc w:val="left"/>
     </w:lvl>
   </w:abstractNum>
-  <w:abstractNum w:abstractNumId="5" w15:restartNumberingAfterBreak="0">
-    <w:nsid w:val="1B071366"/>
+  <w:abstractNum w:abstractNumId="6" w15:restartNumberingAfterBreak="0">
+    <w:nsid w:val="32FE06F1"/>
     <w:multiLevelType w:val="hybridMultilevel"/>
-    <w:tmpl w:val="B8B0D56E"/>
-    <w:lvl w:ilvl="0" w:tplc="670A52BA">
+    <w:tmpl w:val="1A0CA79A"/>
+    <w:lvl w:ilvl="0" w:tplc="475272EA">
       <w:start w:val="1"/>
       <w:numFmt w:val="decimal"/>
       <w:lvlText w:val="%1."/>
@@ -39824,138 +39882,52 @@
         <w:color w:val="A67C27"/>
       </w:rPr>
     </w:lvl>
-    <w:lvl w:ilvl="1" w:tplc="3718F058">
+    <w:lvl w:ilvl="1" w:tplc="D7E87C42">
       <w:numFmt w:val="decimal"/>
       <w:lvlText w:val=""/>
       <w:lvlJc w:val="left"/>
     </w:lvl>
-    <w:lvl w:ilvl="2" w:tplc="E1866A2C">
+    <w:lvl w:ilvl="2" w:tplc="733E755C">
       <w:numFmt w:val="decimal"/>
       <w:lvlText w:val=""/>
       <w:lvlJc w:val="left"/>
     </w:lvl>
-    <w:lvl w:ilvl="3" w:tplc="7F020F20">
+    <w:lvl w:ilvl="3" w:tplc="EE165B8E">
       <w:numFmt w:val="decimal"/>
       <w:lvlText w:val=""/>
       <w:lvlJc w:val="left"/>
     </w:lvl>
-    <w:lvl w:ilvl="4" w:tplc="94A8780A">
+    <w:lvl w:ilvl="4" w:tplc="EDE2AC28">
       <w:numFmt w:val="decimal"/>
       <w:lvlText w:val=""/>
       <w:lvlJc w:val="left"/>
     </w:lvl>
-    <w:lvl w:ilvl="5" w:tplc="92C4147C">
+    <w:lvl w:ilvl="5" w:tplc="2F264534">
       <w:numFmt w:val="decimal"/>
       <w:lvlText w:val=""/>
       <w:lvlJc w:val="left"/>
     </w:lvl>
-    <w:lvl w:ilvl="6" w:tplc="15747DB0">
+    <w:lvl w:ilvl="6" w:tplc="45A6430C">
       <w:numFmt w:val="decimal"/>
       <w:lvlText w:val=""/>
       <w:lvlJc w:val="left"/>
     </w:lvl>
-    <w:lvl w:ilvl="7" w:tplc="47865BC4">
+    <w:lvl w:ilvl="7" w:tplc="A31AB330">
       <w:numFmt w:val="decimal"/>
       <w:lvlText w:val=""/>
       <w:lvlJc w:val="left"/>
     </w:lvl>
-    <w:lvl w:ilvl="8" w:tplc="DE248BA6">
+    <w:lvl w:ilvl="8" w:tplc="CB203AEE">
       <w:numFmt w:val="decimal"/>
       <w:lvlText w:val=""/>
       <w:lvlJc w:val="left"/>
     </w:lvl>
   </w:abstractNum>
-  <w:abstractNum w:abstractNumId="6" w15:restartNumberingAfterBreak="0">
-    <w:nsid w:val="28B71F32"/>
+  <w:abstractNum w:abstractNumId="7" w15:restartNumberingAfterBreak="0">
+    <w:nsid w:val="394E369D"/>
     <w:multiLevelType w:val="hybridMultilevel"/>
-    <w:tmpl w:val="068A249C"/>
-    <w:lvl w:ilvl="0" w:tplc="CD282E02">
-      <w:start w:val="1"/>
-      <w:numFmt w:val="bullet"/>
-      <w:lvlText w:val="●"/>
-      <w:lvlJc w:val="left"/>
-      <w:pPr>
-        <w:ind w:left="720" w:hanging="360"/>
-      </w:pPr>
-    </w:lvl>
-    <w:lvl w:ilvl="1" w:tplc="48E6F7E2">
-      <w:start w:val="1"/>
-      <w:numFmt w:val="bullet"/>
-      <w:lv